--- a/docs/user_guide/MFDStudio_End_To_End_User_Guide.docx
+++ b/docs/user_guide/MFDStudio_End_To_End_User_Guide.docx
@@ -70,7 +70,7 @@
               <w:t xml:space="preserve">Document generated on </w:t>
             </w:r>
             <w:r>
-              <w:t>2026-05-10 12:51</w:t>
+              <w:t>2026-05-19 19:46</w:t>
             </w:r>
             <w:r>
               <w:rPr>
@@ -241,7 +241,7 @@
       <w:pPr>
         <w:pStyle w:val="Titre1"/>
       </w:pPr>
-      <w:bookmarkStart w:id="0" w:name="_Toc229310070"/>
+      <w:bookmarkStart w:id="0" w:name="_Toc230112414"/>
       <w:r>
         <w:t>Table of Contents</w:t>
       </w:r>
@@ -269,7 +269,7 @@
         </w:rPr>
         <w:fldChar w:fldCharType="separate"/>
       </w:r>
-      <w:hyperlink w:anchor="_Toc229310070" w:history="1">
+      <w:hyperlink w:anchor="_Toc230112414" w:history="1">
         <w:r>
           <w:rPr>
             <w:rStyle w:val="Lienhypertexte"/>
@@ -296,7 +296,7 @@
             <w:noProof/>
             <w:webHidden/>
           </w:rPr>
-          <w:instrText xml:space="preserve"> PAGEREF _Toc229310070 \h </w:instrText>
+          <w:instrText xml:space="preserve"> PAGEREF _Toc230112414 \h </w:instrText>
         </w:r>
         <w:r>
           <w:rPr>
@@ -337,7 +337,7 @@
           <w:noProof/>
         </w:rPr>
       </w:pPr>
-      <w:hyperlink w:anchor="_Toc229310071" w:history="1">
+      <w:hyperlink w:anchor="_Toc230112415" w:history="1">
         <w:r>
           <w:rPr>
             <w:rStyle w:val="Lienhypertexte"/>
@@ -365,7 +365,7 @@
             <w:noProof/>
             <w:webHidden/>
           </w:rPr>
-          <w:instrText xml:space="preserve"> PAGEREF _Toc229310071 \h </w:instrText>
+          <w:instrText xml:space="preserve"> PAGEREF _Toc230112415 \h </w:instrText>
         </w:r>
         <w:r>
           <w:rPr>
@@ -406,7 +406,7 @@
           <w:noProof/>
         </w:rPr>
       </w:pPr>
-      <w:hyperlink w:anchor="_Toc229310072" w:history="1">
+      <w:hyperlink w:anchor="_Toc230112416" w:history="1">
         <w:r>
           <w:rPr>
             <w:rStyle w:val="Lienhypertexte"/>
@@ -434,7 +434,7 @@
             <w:noProof/>
             <w:webHidden/>
           </w:rPr>
-          <w:instrText xml:space="preserve"> PAGEREF _Toc229310072 \h </w:instrText>
+          <w:instrText xml:space="preserve"> PAGEREF _Toc230112416 \h </w:instrText>
         </w:r>
         <w:r>
           <w:rPr>
@@ -475,7 +475,7 @@
           <w:noProof/>
         </w:rPr>
       </w:pPr>
-      <w:hyperlink w:anchor="_Toc229310073" w:history="1">
+      <w:hyperlink w:anchor="_Toc230112417" w:history="1">
         <w:r>
           <w:rPr>
             <w:rStyle w:val="Lienhypertexte"/>
@@ -503,7 +503,7 @@
             <w:noProof/>
             <w:webHidden/>
           </w:rPr>
-          <w:instrText xml:space="preserve"> PAGEREF _Toc229310073 \h </w:instrText>
+          <w:instrText xml:space="preserve"> PAGEREF _Toc230112417 \h </w:instrText>
         </w:r>
         <w:r>
           <w:rPr>
@@ -544,7 +544,7 @@
           <w:noProof/>
         </w:rPr>
       </w:pPr>
-      <w:hyperlink w:anchor="_Toc229310074" w:history="1">
+      <w:hyperlink w:anchor="_Toc230112418" w:history="1">
         <w:r>
           <w:rPr>
             <w:rStyle w:val="Lienhypertexte"/>
@@ -572,7 +572,7 @@
             <w:noProof/>
             <w:webHidden/>
           </w:rPr>
-          <w:instrText xml:space="preserve"> PAGEREF _Toc229310074 \h </w:instrText>
+          <w:instrText xml:space="preserve"> PAGEREF _Toc230112418 \h </w:instrText>
         </w:r>
         <w:r>
           <w:rPr>
@@ -613,7 +613,7 @@
           <w:noProof/>
         </w:rPr>
       </w:pPr>
-      <w:hyperlink w:anchor="_Toc229310075" w:history="1">
+      <w:hyperlink w:anchor="_Toc230112419" w:history="1">
         <w:r>
           <w:rPr>
             <w:rStyle w:val="Lienhypertexte"/>
@@ -641,7 +641,7 @@
             <w:noProof/>
             <w:webHidden/>
           </w:rPr>
-          <w:instrText xml:space="preserve"> PAGEREF _Toc229310075 \h </w:instrText>
+          <w:instrText xml:space="preserve"> PAGEREF _Toc230112419 \h </w:instrText>
         </w:r>
         <w:r>
           <w:rPr>
@@ -682,7 +682,7 @@
           <w:noProof/>
         </w:rPr>
       </w:pPr>
-      <w:hyperlink w:anchor="_Toc229310076" w:history="1">
+      <w:hyperlink w:anchor="_Toc230112420" w:history="1">
         <w:r>
           <w:rPr>
             <w:rStyle w:val="Lienhypertexte"/>
@@ -710,7 +710,7 @@
             <w:noProof/>
             <w:webHidden/>
           </w:rPr>
-          <w:instrText xml:space="preserve"> PAGEREF _Toc229310076 \h </w:instrText>
+          <w:instrText xml:space="preserve"> PAGEREF _Toc230112420 \h </w:instrText>
         </w:r>
         <w:r>
           <w:rPr>
@@ -751,7 +751,7 @@
           <w:noProof/>
         </w:rPr>
       </w:pPr>
-      <w:hyperlink w:anchor="_Toc229310077" w:history="1">
+      <w:hyperlink w:anchor="_Toc230112421" w:history="1">
         <w:r>
           <w:rPr>
             <w:rStyle w:val="Lienhypertexte"/>
@@ -779,7 +779,7 @@
             <w:noProof/>
             <w:webHidden/>
           </w:rPr>
-          <w:instrText xml:space="preserve"> PAGEREF _Toc229310077 \h </w:instrText>
+          <w:instrText xml:space="preserve"> PAGEREF _Toc230112421 \h </w:instrText>
         </w:r>
         <w:r>
           <w:rPr>
@@ -820,7 +820,7 @@
           <w:noProof/>
         </w:rPr>
       </w:pPr>
-      <w:hyperlink w:anchor="_Toc229310078" w:history="1">
+      <w:hyperlink w:anchor="_Toc230112422" w:history="1">
         <w:r>
           <w:rPr>
             <w:rStyle w:val="Lienhypertexte"/>
@@ -848,7 +848,7 @@
             <w:noProof/>
             <w:webHidden/>
           </w:rPr>
-          <w:instrText xml:space="preserve"> PAGEREF _Toc229310078 \h </w:instrText>
+          <w:instrText xml:space="preserve"> PAGEREF _Toc230112422 \h </w:instrText>
         </w:r>
         <w:r>
           <w:rPr>
@@ -889,7 +889,7 @@
           <w:noProof/>
         </w:rPr>
       </w:pPr>
-      <w:hyperlink w:anchor="_Toc229310079" w:history="1">
+      <w:hyperlink w:anchor="_Toc230112423" w:history="1">
         <w:r>
           <w:rPr>
             <w:rStyle w:val="Lienhypertexte"/>
@@ -917,7 +917,7 @@
             <w:noProof/>
             <w:webHidden/>
           </w:rPr>
-          <w:instrText xml:space="preserve"> PAGEREF _Toc229310079 \h </w:instrText>
+          <w:instrText xml:space="preserve"> PAGEREF _Toc230112423 \h </w:instrText>
         </w:r>
         <w:r>
           <w:rPr>
@@ -958,7 +958,7 @@
           <w:noProof/>
         </w:rPr>
       </w:pPr>
-      <w:hyperlink w:anchor="_Toc229310080" w:history="1">
+      <w:hyperlink w:anchor="_Toc230112424" w:history="1">
         <w:r>
           <w:rPr>
             <w:rStyle w:val="Lienhypertexte"/>
@@ -986,7 +986,7 @@
             <w:noProof/>
             <w:webHidden/>
           </w:rPr>
-          <w:instrText xml:space="preserve"> PAGEREF _Toc229310080 \h </w:instrText>
+          <w:instrText xml:space="preserve"> PAGEREF _Toc230112424 \h </w:instrText>
         </w:r>
         <w:r>
           <w:rPr>
@@ -1027,7 +1027,7 @@
           <w:noProof/>
         </w:rPr>
       </w:pPr>
-      <w:hyperlink w:anchor="_Toc229310081" w:history="1">
+      <w:hyperlink w:anchor="_Toc230112425" w:history="1">
         <w:r>
           <w:rPr>
             <w:rStyle w:val="Lienhypertexte"/>
@@ -1055,7 +1055,7 @@
             <w:noProof/>
             <w:webHidden/>
           </w:rPr>
-          <w:instrText xml:space="preserve"> PAGEREF _Toc229310081 \h </w:instrText>
+          <w:instrText xml:space="preserve"> PAGEREF _Toc230112425 \h </w:instrText>
         </w:r>
         <w:r>
           <w:rPr>
@@ -1096,7 +1096,7 @@
           <w:noProof/>
         </w:rPr>
       </w:pPr>
-      <w:hyperlink w:anchor="_Toc229310082" w:history="1">
+      <w:hyperlink w:anchor="_Toc230112426" w:history="1">
         <w:r>
           <w:rPr>
             <w:rStyle w:val="Lienhypertexte"/>
@@ -1124,7 +1124,7 @@
             <w:noProof/>
             <w:webHidden/>
           </w:rPr>
-          <w:instrText xml:space="preserve"> PAGEREF _Toc229310082 \h </w:instrText>
+          <w:instrText xml:space="preserve"> PAGEREF _Toc230112426 \h </w:instrText>
         </w:r>
         <w:r>
           <w:rPr>
@@ -1165,7 +1165,7 @@
           <w:noProof/>
         </w:rPr>
       </w:pPr>
-      <w:hyperlink w:anchor="_Toc229310083" w:history="1">
+      <w:hyperlink w:anchor="_Toc230112427" w:history="1">
         <w:r>
           <w:rPr>
             <w:rStyle w:val="Lienhypertexte"/>
@@ -1193,7 +1193,7 @@
             <w:noProof/>
             <w:webHidden/>
           </w:rPr>
-          <w:instrText xml:space="preserve"> PAGEREF _Toc229310083 \h </w:instrText>
+          <w:instrText xml:space="preserve"> PAGEREF _Toc230112427 \h </w:instrText>
         </w:r>
         <w:r>
           <w:rPr>
@@ -1234,7 +1234,7 @@
           <w:noProof/>
         </w:rPr>
       </w:pPr>
-      <w:hyperlink w:anchor="_Toc229310084" w:history="1">
+      <w:hyperlink w:anchor="_Toc230112428" w:history="1">
         <w:r>
           <w:rPr>
             <w:rStyle w:val="Lienhypertexte"/>
@@ -1262,7 +1262,7 @@
             <w:noProof/>
             <w:webHidden/>
           </w:rPr>
-          <w:instrText xml:space="preserve"> PAGEREF _Toc229310084 \h </w:instrText>
+          <w:instrText xml:space="preserve"> PAGEREF _Toc230112428 \h </w:instrText>
         </w:r>
         <w:r>
           <w:rPr>
@@ -1303,7 +1303,7 @@
           <w:noProof/>
         </w:rPr>
       </w:pPr>
-      <w:hyperlink w:anchor="_Toc229310085" w:history="1">
+      <w:hyperlink w:anchor="_Toc230112429" w:history="1">
         <w:r>
           <w:rPr>
             <w:rStyle w:val="Lienhypertexte"/>
@@ -1331,7 +1331,7 @@
             <w:noProof/>
             <w:webHidden/>
           </w:rPr>
-          <w:instrText xml:space="preserve"> PAGEREF _Toc229310085 \h </w:instrText>
+          <w:instrText xml:space="preserve"> PAGEREF _Toc230112429 \h </w:instrText>
         </w:r>
         <w:r>
           <w:rPr>
@@ -1372,7 +1372,7 @@
           <w:noProof/>
         </w:rPr>
       </w:pPr>
-      <w:hyperlink w:anchor="_Toc229310086" w:history="1">
+      <w:hyperlink w:anchor="_Toc230112430" w:history="1">
         <w:r>
           <w:rPr>
             <w:rStyle w:val="Lienhypertexte"/>
@@ -1400,7 +1400,7 @@
             <w:noProof/>
             <w:webHidden/>
           </w:rPr>
-          <w:instrText xml:space="preserve"> PAGEREF _Toc229310086 \h </w:instrText>
+          <w:instrText xml:space="preserve"> PAGEREF _Toc230112430 \h </w:instrText>
         </w:r>
         <w:r>
           <w:rPr>
@@ -1441,7 +1441,7 @@
           <w:noProof/>
         </w:rPr>
       </w:pPr>
-      <w:hyperlink w:anchor="_Toc229310087" w:history="1">
+      <w:hyperlink w:anchor="_Toc230112431" w:history="1">
         <w:r>
           <w:rPr>
             <w:rStyle w:val="Lienhypertexte"/>
@@ -1469,7 +1469,7 @@
             <w:noProof/>
             <w:webHidden/>
           </w:rPr>
-          <w:instrText xml:space="preserve"> PAGEREF _Toc229310087 \h </w:instrText>
+          <w:instrText xml:space="preserve"> PAGEREF _Toc230112431 \h </w:instrText>
         </w:r>
         <w:r>
           <w:rPr>
@@ -1510,7 +1510,7 @@
           <w:noProof/>
         </w:rPr>
       </w:pPr>
-      <w:hyperlink w:anchor="_Toc229310088" w:history="1">
+      <w:hyperlink w:anchor="_Toc230112432" w:history="1">
         <w:r>
           <w:rPr>
             <w:rStyle w:val="Lienhypertexte"/>
@@ -1538,7 +1538,7 @@
             <w:noProof/>
             <w:webHidden/>
           </w:rPr>
-          <w:instrText xml:space="preserve"> PAGEREF _Toc229310088 \h </w:instrText>
+          <w:instrText xml:space="preserve"> PAGEREF _Toc230112432 \h </w:instrText>
         </w:r>
         <w:r>
           <w:rPr>
@@ -1579,7 +1579,7 @@
           <w:noProof/>
         </w:rPr>
       </w:pPr>
-      <w:hyperlink w:anchor="_Toc229310089" w:history="1">
+      <w:hyperlink w:anchor="_Toc230112433" w:history="1">
         <w:r>
           <w:rPr>
             <w:rStyle w:val="Lienhypertexte"/>
@@ -1607,7 +1607,7 @@
             <w:noProof/>
             <w:webHidden/>
           </w:rPr>
-          <w:instrText xml:space="preserve"> PAGEREF _Toc229310089 \h </w:instrText>
+          <w:instrText xml:space="preserve"> PAGEREF _Toc230112433 \h </w:instrText>
         </w:r>
         <w:r>
           <w:rPr>
@@ -1648,7 +1648,7 @@
           <w:noProof/>
         </w:rPr>
       </w:pPr>
-      <w:hyperlink w:anchor="_Toc229310090" w:history="1">
+      <w:hyperlink w:anchor="_Toc230112434" w:history="1">
         <w:r>
           <w:rPr>
             <w:rStyle w:val="Lienhypertexte"/>
@@ -1676,7 +1676,7 @@
             <w:noProof/>
             <w:webHidden/>
           </w:rPr>
-          <w:instrText xml:space="preserve"> PAGEREF _Toc229310090 \h </w:instrText>
+          <w:instrText xml:space="preserve"> PAGEREF _Toc230112434 \h </w:instrText>
         </w:r>
         <w:r>
           <w:rPr>
@@ -1717,7 +1717,7 @@
           <w:noProof/>
         </w:rPr>
       </w:pPr>
-      <w:hyperlink w:anchor="_Toc229310091" w:history="1">
+      <w:hyperlink w:anchor="_Toc230112435" w:history="1">
         <w:r>
           <w:rPr>
             <w:rStyle w:val="Lienhypertexte"/>
@@ -1745,7 +1745,7 @@
             <w:noProof/>
             <w:webHidden/>
           </w:rPr>
-          <w:instrText xml:space="preserve"> PAGEREF _Toc229310091 \h </w:instrText>
+          <w:instrText xml:space="preserve"> PAGEREF _Toc230112435 \h </w:instrText>
         </w:r>
         <w:r>
           <w:rPr>
@@ -1786,7 +1786,7 @@
           <w:noProof/>
         </w:rPr>
       </w:pPr>
-      <w:hyperlink w:anchor="_Toc229310092" w:history="1">
+      <w:hyperlink w:anchor="_Toc230112436" w:history="1">
         <w:r>
           <w:rPr>
             <w:rStyle w:val="Lienhypertexte"/>
@@ -1814,7 +1814,7 @@
             <w:noProof/>
             <w:webHidden/>
           </w:rPr>
-          <w:instrText xml:space="preserve"> PAGEREF _Toc229310092 \h </w:instrText>
+          <w:instrText xml:space="preserve"> PAGEREF _Toc230112436 \h </w:instrText>
         </w:r>
         <w:r>
           <w:rPr>
@@ -1855,7 +1855,7 @@
           <w:noProof/>
         </w:rPr>
       </w:pPr>
-      <w:hyperlink w:anchor="_Toc229310093" w:history="1">
+      <w:hyperlink w:anchor="_Toc230112437" w:history="1">
         <w:r>
           <w:rPr>
             <w:rStyle w:val="Lienhypertexte"/>
@@ -1882,7 +1882,7 @@
             <w:noProof/>
             <w:webHidden/>
           </w:rPr>
-          <w:instrText xml:space="preserve"> PAGEREF _Toc229310093 \h </w:instrText>
+          <w:instrText xml:space="preserve"> PAGEREF _Toc230112437 \h </w:instrText>
         </w:r>
         <w:r>
           <w:rPr>
@@ -1923,7 +1923,7 @@
           <w:noProof/>
         </w:rPr>
       </w:pPr>
-      <w:hyperlink w:anchor="_Toc229310094" w:history="1">
+      <w:hyperlink w:anchor="_Toc230112438" w:history="1">
         <w:r>
           <w:rPr>
             <w:rStyle w:val="Lienhypertexte"/>
@@ -1950,7 +1950,7 @@
             <w:noProof/>
             <w:webHidden/>
           </w:rPr>
-          <w:instrText xml:space="preserve"> PAGEREF _Toc229310094 \h </w:instrText>
+          <w:instrText xml:space="preserve"> PAGEREF _Toc230112438 \h </w:instrText>
         </w:r>
         <w:r>
           <w:rPr>
@@ -1991,7 +1991,7 @@
           <w:noProof/>
         </w:rPr>
       </w:pPr>
-      <w:hyperlink w:anchor="_Toc229310095" w:history="1">
+      <w:hyperlink w:anchor="_Toc230112439" w:history="1">
         <w:r>
           <w:rPr>
             <w:rStyle w:val="Lienhypertexte"/>
@@ -2019,7 +2019,7 @@
             <w:noProof/>
             <w:webHidden/>
           </w:rPr>
-          <w:instrText xml:space="preserve"> PAGEREF _Toc229310095 \h </w:instrText>
+          <w:instrText xml:space="preserve"> PAGEREF _Toc230112439 \h </w:instrText>
         </w:r>
         <w:r>
           <w:rPr>
@@ -2060,7 +2060,7 @@
           <w:noProof/>
         </w:rPr>
       </w:pPr>
-      <w:hyperlink w:anchor="_Toc229310096" w:history="1">
+      <w:hyperlink w:anchor="_Toc230112440" w:history="1">
         <w:r>
           <w:rPr>
             <w:rStyle w:val="Lienhypertexte"/>
@@ -2088,7 +2088,7 @@
             <w:noProof/>
             <w:webHidden/>
           </w:rPr>
-          <w:instrText xml:space="preserve"> PAGEREF _Toc229310096 \h </w:instrText>
+          <w:instrText xml:space="preserve"> PAGEREF _Toc230112440 \h </w:instrText>
         </w:r>
         <w:r>
           <w:rPr>
@@ -2129,7 +2129,7 @@
           <w:noProof/>
         </w:rPr>
       </w:pPr>
-      <w:hyperlink w:anchor="_Toc229310097" w:history="1">
+      <w:hyperlink w:anchor="_Toc230112441" w:history="1">
         <w:r>
           <w:rPr>
             <w:rStyle w:val="Lienhypertexte"/>
@@ -2157,7 +2157,7 @@
             <w:noProof/>
             <w:webHidden/>
           </w:rPr>
-          <w:instrText xml:space="preserve"> PAGEREF _Toc229310097 \h </w:instrText>
+          <w:instrText xml:space="preserve"> PAGEREF _Toc230112441 \h </w:instrText>
         </w:r>
         <w:r>
           <w:rPr>
@@ -2198,7 +2198,7 @@
           <w:noProof/>
         </w:rPr>
       </w:pPr>
-      <w:hyperlink w:anchor="_Toc229310098" w:history="1">
+      <w:hyperlink w:anchor="_Toc230112442" w:history="1">
         <w:r>
           <w:rPr>
             <w:rStyle w:val="Lienhypertexte"/>
@@ -2226,7 +2226,7 @@
             <w:noProof/>
             <w:webHidden/>
           </w:rPr>
-          <w:instrText xml:space="preserve"> PAGEREF _Toc229310098 \h </w:instrText>
+          <w:instrText xml:space="preserve"> PAGEREF _Toc230112442 \h </w:instrText>
         </w:r>
         <w:r>
           <w:rPr>
@@ -2267,7 +2267,7 @@
           <w:noProof/>
         </w:rPr>
       </w:pPr>
-      <w:hyperlink w:anchor="_Toc229310099" w:history="1">
+      <w:hyperlink w:anchor="_Toc230112443" w:history="1">
         <w:r>
           <w:rPr>
             <w:rStyle w:val="Lienhypertexte"/>
@@ -2294,7 +2294,7 @@
             <w:noProof/>
             <w:webHidden/>
           </w:rPr>
-          <w:instrText xml:space="preserve"> PAGEREF _Toc229310099 \h </w:instrText>
+          <w:instrText xml:space="preserve"> PAGEREF _Toc230112443 \h </w:instrText>
         </w:r>
         <w:r>
           <w:rPr>
@@ -2335,7 +2335,7 @@
           <w:noProof/>
         </w:rPr>
       </w:pPr>
-      <w:hyperlink w:anchor="_Toc229310100" w:history="1">
+      <w:hyperlink w:anchor="_Toc230112444" w:history="1">
         <w:r>
           <w:rPr>
             <w:rStyle w:val="Lienhypertexte"/>
@@ -2362,7 +2362,7 @@
             <w:noProof/>
             <w:webHidden/>
           </w:rPr>
-          <w:instrText xml:space="preserve"> PAGEREF _Toc229310100 \h </w:instrText>
+          <w:instrText xml:space="preserve"> PAGEREF _Toc230112444 \h </w:instrText>
         </w:r>
         <w:r>
           <w:rPr>
@@ -2403,7 +2403,7 @@
           <w:noProof/>
         </w:rPr>
       </w:pPr>
-      <w:hyperlink w:anchor="_Toc229310101" w:history="1">
+      <w:hyperlink w:anchor="_Toc230112445" w:history="1">
         <w:r>
           <w:rPr>
             <w:rStyle w:val="Lienhypertexte"/>
@@ -2430,7 +2430,7 @@
             <w:noProof/>
             <w:webHidden/>
           </w:rPr>
-          <w:instrText xml:space="preserve"> PAGEREF _Toc229310101 \h </w:instrText>
+          <w:instrText xml:space="preserve"> PAGEREF _Toc230112445 \h </w:instrText>
         </w:r>
         <w:r>
           <w:rPr>
@@ -2471,7 +2471,7 @@
           <w:noProof/>
         </w:rPr>
       </w:pPr>
-      <w:hyperlink w:anchor="_Toc229310102" w:history="1">
+      <w:hyperlink w:anchor="_Toc230112446" w:history="1">
         <w:r>
           <w:rPr>
             <w:rStyle w:val="Lienhypertexte"/>
@@ -2498,7 +2498,7 @@
             <w:noProof/>
             <w:webHidden/>
           </w:rPr>
-          <w:instrText xml:space="preserve"> PAGEREF _Toc229310102 \h </w:instrText>
+          <w:instrText xml:space="preserve"> PAGEREF _Toc230112446 \h </w:instrText>
         </w:r>
         <w:r>
           <w:rPr>
@@ -2539,7 +2539,7 @@
           <w:noProof/>
         </w:rPr>
       </w:pPr>
-      <w:hyperlink w:anchor="_Toc229310103" w:history="1">
+      <w:hyperlink w:anchor="_Toc230112447" w:history="1">
         <w:r>
           <w:rPr>
             <w:rStyle w:val="Lienhypertexte"/>
@@ -2567,7 +2567,7 @@
             <w:noProof/>
             <w:webHidden/>
           </w:rPr>
-          <w:instrText xml:space="preserve"> PAGEREF _Toc229310103 \h </w:instrText>
+          <w:instrText xml:space="preserve"> PAGEREF _Toc230112447 \h </w:instrText>
         </w:r>
         <w:r>
           <w:rPr>
@@ -2587,7 +2587,7 @@
             <w:noProof/>
             <w:webHidden/>
           </w:rPr>
-          <w:t>21</w:t>
+          <w:t>22</w:t>
         </w:r>
         <w:r>
           <w:rPr>
@@ -2608,7 +2608,7 @@
           <w:noProof/>
         </w:rPr>
       </w:pPr>
-      <w:hyperlink w:anchor="_Toc229310104" w:history="1">
+      <w:hyperlink w:anchor="_Toc230112448" w:history="1">
         <w:r>
           <w:rPr>
             <w:rStyle w:val="Lienhypertexte"/>
@@ -2636,7 +2636,7 @@
             <w:noProof/>
             <w:webHidden/>
           </w:rPr>
-          <w:instrText xml:space="preserve"> PAGEREF _Toc229310104 \h </w:instrText>
+          <w:instrText xml:space="preserve"> PAGEREF _Toc230112448 \h </w:instrText>
         </w:r>
         <w:r>
           <w:rPr>
@@ -2677,7 +2677,7 @@
           <w:noProof/>
         </w:rPr>
       </w:pPr>
-      <w:hyperlink w:anchor="_Toc229310105" w:history="1">
+      <w:hyperlink w:anchor="_Toc230112449" w:history="1">
         <w:r>
           <w:rPr>
             <w:rStyle w:val="Lienhypertexte"/>
@@ -2705,7 +2705,7 @@
             <w:noProof/>
             <w:webHidden/>
           </w:rPr>
-          <w:instrText xml:space="preserve"> PAGEREF _Toc229310105 \h </w:instrText>
+          <w:instrText xml:space="preserve"> PAGEREF _Toc230112449 \h </w:instrText>
         </w:r>
         <w:r>
           <w:rPr>
@@ -2746,7 +2746,7 @@
           <w:noProof/>
         </w:rPr>
       </w:pPr>
-      <w:hyperlink w:anchor="_Toc229310106" w:history="1">
+      <w:hyperlink w:anchor="_Toc230112450" w:history="1">
         <w:r>
           <w:rPr>
             <w:rStyle w:val="Lienhypertexte"/>
@@ -2774,7 +2774,7 @@
             <w:noProof/>
             <w:webHidden/>
           </w:rPr>
-          <w:instrText xml:space="preserve"> PAGEREF _Toc229310106 \h </w:instrText>
+          <w:instrText xml:space="preserve"> PAGEREF _Toc230112450 \h </w:instrText>
         </w:r>
         <w:r>
           <w:rPr>
@@ -2815,7 +2815,7 @@
           <w:noProof/>
         </w:rPr>
       </w:pPr>
-      <w:hyperlink w:anchor="_Toc229310107" w:history="1">
+      <w:hyperlink w:anchor="_Toc230112451" w:history="1">
         <w:r>
           <w:rPr>
             <w:rStyle w:val="Lienhypertexte"/>
@@ -2842,7 +2842,7 @@
             <w:noProof/>
             <w:webHidden/>
           </w:rPr>
-          <w:instrText xml:space="preserve"> PAGEREF _Toc229310107 \h </w:instrText>
+          <w:instrText xml:space="preserve"> PAGEREF _Toc230112451 \h </w:instrText>
         </w:r>
         <w:r>
           <w:rPr>
@@ -2883,7 +2883,7 @@
           <w:noProof/>
         </w:rPr>
       </w:pPr>
-      <w:hyperlink w:anchor="_Toc229310108" w:history="1">
+      <w:hyperlink w:anchor="_Toc230112452" w:history="1">
         <w:r>
           <w:rPr>
             <w:rStyle w:val="Lienhypertexte"/>
@@ -2911,7 +2911,7 @@
             <w:noProof/>
             <w:webHidden/>
           </w:rPr>
-          <w:instrText xml:space="preserve"> PAGEREF _Toc229310108 \h </w:instrText>
+          <w:instrText xml:space="preserve"> PAGEREF _Toc230112452 \h </w:instrText>
         </w:r>
         <w:r>
           <w:rPr>
@@ -2952,7 +2952,7 @@
           <w:noProof/>
         </w:rPr>
       </w:pPr>
-      <w:hyperlink w:anchor="_Toc229310109" w:history="1">
+      <w:hyperlink w:anchor="_Toc230112453" w:history="1">
         <w:r>
           <w:rPr>
             <w:rStyle w:val="Lienhypertexte"/>
@@ -2980,7 +2980,7 @@
             <w:noProof/>
             <w:webHidden/>
           </w:rPr>
-          <w:instrText xml:space="preserve"> PAGEREF _Toc229310109 \h </w:instrText>
+          <w:instrText xml:space="preserve"> PAGEREF _Toc230112453 \h </w:instrText>
         </w:r>
         <w:r>
           <w:rPr>
@@ -3021,7 +3021,7 @@
           <w:noProof/>
         </w:rPr>
       </w:pPr>
-      <w:hyperlink w:anchor="_Toc229310110" w:history="1">
+      <w:hyperlink w:anchor="_Toc230112454" w:history="1">
         <w:r>
           <w:rPr>
             <w:rStyle w:val="Lienhypertexte"/>
@@ -3049,7 +3049,7 @@
             <w:noProof/>
             <w:webHidden/>
           </w:rPr>
-          <w:instrText xml:space="preserve"> PAGEREF _Toc229310110 \h </w:instrText>
+          <w:instrText xml:space="preserve"> PAGEREF _Toc230112454 \h </w:instrText>
         </w:r>
         <w:r>
           <w:rPr>
@@ -3090,7 +3090,7 @@
           <w:noProof/>
         </w:rPr>
       </w:pPr>
-      <w:hyperlink w:anchor="_Toc229310111" w:history="1">
+      <w:hyperlink w:anchor="_Toc230112455" w:history="1">
         <w:r>
           <w:rPr>
             <w:rStyle w:val="Lienhypertexte"/>
@@ -3118,7 +3118,7 @@
             <w:noProof/>
             <w:webHidden/>
           </w:rPr>
-          <w:instrText xml:space="preserve"> PAGEREF _Toc229310111 \h </w:instrText>
+          <w:instrText xml:space="preserve"> PAGEREF _Toc230112455 \h </w:instrText>
         </w:r>
         <w:r>
           <w:rPr>
@@ -3159,7 +3159,7 @@
           <w:noProof/>
         </w:rPr>
       </w:pPr>
-      <w:hyperlink w:anchor="_Toc229310112" w:history="1">
+      <w:hyperlink w:anchor="_Toc230112456" w:history="1">
         <w:r>
           <w:rPr>
             <w:rStyle w:val="Lienhypertexte"/>
@@ -3187,7 +3187,7 @@
             <w:noProof/>
             <w:webHidden/>
           </w:rPr>
-          <w:instrText xml:space="preserve"> PAGEREF _Toc229310112 \h </w:instrText>
+          <w:instrText xml:space="preserve"> PAGEREF _Toc230112456 \h </w:instrText>
         </w:r>
         <w:r>
           <w:rPr>
@@ -3228,7 +3228,7 @@
           <w:noProof/>
         </w:rPr>
       </w:pPr>
-      <w:hyperlink w:anchor="_Toc229310113" w:history="1">
+      <w:hyperlink w:anchor="_Toc230112457" w:history="1">
         <w:r>
           <w:rPr>
             <w:rStyle w:val="Lienhypertexte"/>
@@ -3256,7 +3256,7 @@
             <w:noProof/>
             <w:webHidden/>
           </w:rPr>
-          <w:instrText xml:space="preserve"> PAGEREF _Toc229310113 \h </w:instrText>
+          <w:instrText xml:space="preserve"> PAGEREF _Toc230112457 \h </w:instrText>
         </w:r>
         <w:r>
           <w:rPr>
@@ -3297,7 +3297,7 @@
           <w:noProof/>
         </w:rPr>
       </w:pPr>
-      <w:hyperlink w:anchor="_Toc229310114" w:history="1">
+      <w:hyperlink w:anchor="_Toc230112458" w:history="1">
         <w:r>
           <w:rPr>
             <w:rStyle w:val="Lienhypertexte"/>
@@ -3325,7 +3325,7 @@
             <w:noProof/>
             <w:webHidden/>
           </w:rPr>
-          <w:instrText xml:space="preserve"> PAGEREF _Toc229310114 \h </w:instrText>
+          <w:instrText xml:space="preserve"> PAGEREF _Toc230112458 \h </w:instrText>
         </w:r>
         <w:r>
           <w:rPr>
@@ -3366,7 +3366,7 @@
           <w:noProof/>
         </w:rPr>
       </w:pPr>
-      <w:hyperlink w:anchor="_Toc229310115" w:history="1">
+      <w:hyperlink w:anchor="_Toc230112459" w:history="1">
         <w:r>
           <w:rPr>
             <w:rStyle w:val="Lienhypertexte"/>
@@ -3394,7 +3394,7 @@
             <w:noProof/>
             <w:webHidden/>
           </w:rPr>
-          <w:instrText xml:space="preserve"> PAGEREF _Toc229310115 \h </w:instrText>
+          <w:instrText xml:space="preserve"> PAGEREF _Toc230112459 \h </w:instrText>
         </w:r>
         <w:r>
           <w:rPr>
@@ -3435,7 +3435,7 @@
           <w:noProof/>
         </w:rPr>
       </w:pPr>
-      <w:hyperlink w:anchor="_Toc229310116" w:history="1">
+      <w:hyperlink w:anchor="_Toc230112460" w:history="1">
         <w:r>
           <w:rPr>
             <w:rStyle w:val="Lienhypertexte"/>
@@ -3463,7 +3463,7 @@
             <w:noProof/>
             <w:webHidden/>
           </w:rPr>
-          <w:instrText xml:space="preserve"> PAGEREF _Toc229310116 \h </w:instrText>
+          <w:instrText xml:space="preserve"> PAGEREF _Toc230112460 \h </w:instrText>
         </w:r>
         <w:r>
           <w:rPr>
@@ -3504,7 +3504,7 @@
           <w:noProof/>
         </w:rPr>
       </w:pPr>
-      <w:hyperlink w:anchor="_Toc229310117" w:history="1">
+      <w:hyperlink w:anchor="_Toc230112461" w:history="1">
         <w:r>
           <w:rPr>
             <w:rStyle w:val="Lienhypertexte"/>
@@ -3532,7 +3532,7 @@
             <w:noProof/>
             <w:webHidden/>
           </w:rPr>
-          <w:instrText xml:space="preserve"> PAGEREF _Toc229310117 \h </w:instrText>
+          <w:instrText xml:space="preserve"> PAGEREF _Toc230112461 \h </w:instrText>
         </w:r>
         <w:r>
           <w:rPr>
@@ -3573,7 +3573,7 @@
           <w:noProof/>
         </w:rPr>
       </w:pPr>
-      <w:hyperlink w:anchor="_Toc229310118" w:history="1">
+      <w:hyperlink w:anchor="_Toc230112462" w:history="1">
         <w:r>
           <w:rPr>
             <w:rStyle w:val="Lienhypertexte"/>
@@ -3601,7 +3601,7 @@
             <w:noProof/>
             <w:webHidden/>
           </w:rPr>
-          <w:instrText xml:space="preserve"> PAGEREF _Toc229310118 \h </w:instrText>
+          <w:instrText xml:space="preserve"> PAGEREF _Toc230112462 \h </w:instrText>
         </w:r>
         <w:r>
           <w:rPr>
@@ -3642,7 +3642,7 @@
           <w:noProof/>
         </w:rPr>
       </w:pPr>
-      <w:hyperlink w:anchor="_Toc229310119" w:history="1">
+      <w:hyperlink w:anchor="_Toc230112463" w:history="1">
         <w:r>
           <w:rPr>
             <w:rStyle w:val="Lienhypertexte"/>
@@ -3670,7 +3670,7 @@
             <w:noProof/>
             <w:webHidden/>
           </w:rPr>
-          <w:instrText xml:space="preserve"> PAGEREF _Toc229310119 \h </w:instrText>
+          <w:instrText xml:space="preserve"> PAGEREF _Toc230112463 \h </w:instrText>
         </w:r>
         <w:r>
           <w:rPr>
@@ -3711,7 +3711,7 @@
           <w:noProof/>
         </w:rPr>
       </w:pPr>
-      <w:hyperlink w:anchor="_Toc229310120" w:history="1">
+      <w:hyperlink w:anchor="_Toc230112464" w:history="1">
         <w:r>
           <w:rPr>
             <w:rStyle w:val="Lienhypertexte"/>
@@ -3739,7 +3739,7 @@
             <w:noProof/>
             <w:webHidden/>
           </w:rPr>
-          <w:instrText xml:space="preserve"> PAGEREF _Toc229310120 \h </w:instrText>
+          <w:instrText xml:space="preserve"> PAGEREF _Toc230112464 \h </w:instrText>
         </w:r>
         <w:r>
           <w:rPr>
@@ -3780,7 +3780,7 @@
           <w:noProof/>
         </w:rPr>
       </w:pPr>
-      <w:hyperlink w:anchor="_Toc229310121" w:history="1">
+      <w:hyperlink w:anchor="_Toc230112465" w:history="1">
         <w:r>
           <w:rPr>
             <w:rStyle w:val="Lienhypertexte"/>
@@ -3808,7 +3808,7 @@
             <w:noProof/>
             <w:webHidden/>
           </w:rPr>
-          <w:instrText xml:space="preserve"> PAGEREF _Toc229310121 \h </w:instrText>
+          <w:instrText xml:space="preserve"> PAGEREF _Toc230112465 \h </w:instrText>
         </w:r>
         <w:r>
           <w:rPr>
@@ -3849,7 +3849,7 @@
           <w:noProof/>
         </w:rPr>
       </w:pPr>
-      <w:hyperlink w:anchor="_Toc229310122" w:history="1">
+      <w:hyperlink w:anchor="_Toc230112466" w:history="1">
         <w:r>
           <w:rPr>
             <w:rStyle w:val="Lienhypertexte"/>
@@ -3877,7 +3877,7 @@
             <w:noProof/>
             <w:webHidden/>
           </w:rPr>
-          <w:instrText xml:space="preserve"> PAGEREF _Toc229310122 \h </w:instrText>
+          <w:instrText xml:space="preserve"> PAGEREF _Toc230112466 \h </w:instrText>
         </w:r>
         <w:r>
           <w:rPr>
@@ -3918,7 +3918,7 @@
           <w:noProof/>
         </w:rPr>
       </w:pPr>
-      <w:hyperlink w:anchor="_Toc229310123" w:history="1">
+      <w:hyperlink w:anchor="_Toc230112467" w:history="1">
         <w:r>
           <w:rPr>
             <w:rStyle w:val="Lienhypertexte"/>
@@ -3946,7 +3946,7 @@
             <w:noProof/>
             <w:webHidden/>
           </w:rPr>
-          <w:instrText xml:space="preserve"> PAGEREF _Toc229310123 \h </w:instrText>
+          <w:instrText xml:space="preserve"> PAGEREF _Toc230112467 \h </w:instrText>
         </w:r>
         <w:r>
           <w:rPr>
@@ -3987,7 +3987,7 @@
           <w:noProof/>
         </w:rPr>
       </w:pPr>
-      <w:hyperlink w:anchor="_Toc229310124" w:history="1">
+      <w:hyperlink w:anchor="_Toc230112468" w:history="1">
         <w:r>
           <w:rPr>
             <w:rStyle w:val="Lienhypertexte"/>
@@ -4015,7 +4015,7 @@
             <w:noProof/>
             <w:webHidden/>
           </w:rPr>
-          <w:instrText xml:space="preserve"> PAGEREF _Toc229310124 \h </w:instrText>
+          <w:instrText xml:space="preserve"> PAGEREF _Toc230112468 \h </w:instrText>
         </w:r>
         <w:r>
           <w:rPr>
@@ -4056,7 +4056,7 @@
           <w:noProof/>
         </w:rPr>
       </w:pPr>
-      <w:hyperlink w:anchor="_Toc229310125" w:history="1">
+      <w:hyperlink w:anchor="_Toc230112469" w:history="1">
         <w:r>
           <w:rPr>
             <w:rStyle w:val="Lienhypertexte"/>
@@ -4084,7 +4084,7 @@
             <w:noProof/>
             <w:webHidden/>
           </w:rPr>
-          <w:instrText xml:space="preserve"> PAGEREF _Toc229310125 \h </w:instrText>
+          <w:instrText xml:space="preserve"> PAGEREF _Toc230112469 \h </w:instrText>
         </w:r>
         <w:r>
           <w:rPr>
@@ -4125,7 +4125,7 @@
           <w:noProof/>
         </w:rPr>
       </w:pPr>
-      <w:hyperlink w:anchor="_Toc229310126" w:history="1">
+      <w:hyperlink w:anchor="_Toc230112470" w:history="1">
         <w:r>
           <w:rPr>
             <w:rStyle w:val="Lienhypertexte"/>
@@ -4153,7 +4153,7 @@
             <w:noProof/>
             <w:webHidden/>
           </w:rPr>
-          <w:instrText xml:space="preserve"> PAGEREF _Toc229310126 \h </w:instrText>
+          <w:instrText xml:space="preserve"> PAGEREF _Toc230112470 \h </w:instrText>
         </w:r>
         <w:r>
           <w:rPr>
@@ -4194,7 +4194,7 @@
           <w:noProof/>
         </w:rPr>
       </w:pPr>
-      <w:hyperlink w:anchor="_Toc229310127" w:history="1">
+      <w:hyperlink w:anchor="_Toc230112471" w:history="1">
         <w:r>
           <w:rPr>
             <w:rStyle w:val="Lienhypertexte"/>
@@ -4222,7 +4222,7 @@
             <w:noProof/>
             <w:webHidden/>
           </w:rPr>
-          <w:instrText xml:space="preserve"> PAGEREF _Toc229310127 \h </w:instrText>
+          <w:instrText xml:space="preserve"> PAGEREF _Toc230112471 \h </w:instrText>
         </w:r>
         <w:r>
           <w:rPr>
@@ -4263,7 +4263,7 @@
           <w:noProof/>
         </w:rPr>
       </w:pPr>
-      <w:hyperlink w:anchor="_Toc229310128" w:history="1">
+      <w:hyperlink w:anchor="_Toc230112472" w:history="1">
         <w:r>
           <w:rPr>
             <w:rStyle w:val="Lienhypertexte"/>
@@ -4291,7 +4291,7 @@
             <w:noProof/>
             <w:webHidden/>
           </w:rPr>
-          <w:instrText xml:space="preserve"> PAGEREF _Toc229310128 \h </w:instrText>
+          <w:instrText xml:space="preserve"> PAGEREF _Toc230112472 \h </w:instrText>
         </w:r>
         <w:r>
           <w:rPr>
@@ -4332,7 +4332,7 @@
           <w:noProof/>
         </w:rPr>
       </w:pPr>
-      <w:hyperlink w:anchor="_Toc229310129" w:history="1">
+      <w:hyperlink w:anchor="_Toc230112473" w:history="1">
         <w:r>
           <w:rPr>
             <w:rStyle w:val="Lienhypertexte"/>
@@ -4360,7 +4360,7 @@
             <w:noProof/>
             <w:webHidden/>
           </w:rPr>
-          <w:instrText xml:space="preserve"> PAGEREF _Toc229310129 \h </w:instrText>
+          <w:instrText xml:space="preserve"> PAGEREF _Toc230112473 \h </w:instrText>
         </w:r>
         <w:r>
           <w:rPr>
@@ -4401,7 +4401,7 @@
           <w:noProof/>
         </w:rPr>
       </w:pPr>
-      <w:hyperlink w:anchor="_Toc229310130" w:history="1">
+      <w:hyperlink w:anchor="_Toc230112474" w:history="1">
         <w:r>
           <w:rPr>
             <w:rStyle w:val="Lienhypertexte"/>
@@ -4429,7 +4429,7 @@
             <w:noProof/>
             <w:webHidden/>
           </w:rPr>
-          <w:instrText xml:space="preserve"> PAGEREF _Toc229310130 \h </w:instrText>
+          <w:instrText xml:space="preserve"> PAGEREF _Toc230112474 \h </w:instrText>
         </w:r>
         <w:r>
           <w:rPr>
@@ -4470,7 +4470,7 @@
           <w:noProof/>
         </w:rPr>
       </w:pPr>
-      <w:hyperlink w:anchor="_Toc229310131" w:history="1">
+      <w:hyperlink w:anchor="_Toc230112475" w:history="1">
         <w:r>
           <w:rPr>
             <w:rStyle w:val="Lienhypertexte"/>
@@ -4498,7 +4498,7 @@
             <w:noProof/>
             <w:webHidden/>
           </w:rPr>
-          <w:instrText xml:space="preserve"> PAGEREF _Toc229310131 \h </w:instrText>
+          <w:instrText xml:space="preserve"> PAGEREF _Toc230112475 \h </w:instrText>
         </w:r>
         <w:r>
           <w:rPr>
@@ -4539,7 +4539,7 @@
           <w:noProof/>
         </w:rPr>
       </w:pPr>
-      <w:hyperlink w:anchor="_Toc229310132" w:history="1">
+      <w:hyperlink w:anchor="_Toc230112476" w:history="1">
         <w:r>
           <w:rPr>
             <w:rStyle w:val="Lienhypertexte"/>
@@ -4567,7 +4567,7 @@
             <w:noProof/>
             <w:webHidden/>
           </w:rPr>
-          <w:instrText xml:space="preserve"> PAGEREF _Toc229310132 \h </w:instrText>
+          <w:instrText xml:space="preserve"> PAGEREF _Toc230112476 \h </w:instrText>
         </w:r>
         <w:r>
           <w:rPr>
@@ -4608,7 +4608,7 @@
           <w:noProof/>
         </w:rPr>
       </w:pPr>
-      <w:hyperlink w:anchor="_Toc229310133" w:history="1">
+      <w:hyperlink w:anchor="_Toc230112477" w:history="1">
         <w:r>
           <w:rPr>
             <w:rStyle w:val="Lienhypertexte"/>
@@ -4636,7 +4636,7 @@
             <w:noProof/>
             <w:webHidden/>
           </w:rPr>
-          <w:instrText xml:space="preserve"> PAGEREF _Toc229310133 \h </w:instrText>
+          <w:instrText xml:space="preserve"> PAGEREF _Toc230112477 \h </w:instrText>
         </w:r>
         <w:r>
           <w:rPr>
@@ -4677,7 +4677,7 @@
           <w:noProof/>
         </w:rPr>
       </w:pPr>
-      <w:hyperlink w:anchor="_Toc229310134" w:history="1">
+      <w:hyperlink w:anchor="_Toc230112478" w:history="1">
         <w:r>
           <w:rPr>
             <w:rStyle w:val="Lienhypertexte"/>
@@ -4705,7 +4705,7 @@
             <w:noProof/>
             <w:webHidden/>
           </w:rPr>
-          <w:instrText xml:space="preserve"> PAGEREF _Toc229310134 \h </w:instrText>
+          <w:instrText xml:space="preserve"> PAGEREF _Toc230112478 \h </w:instrText>
         </w:r>
         <w:r>
           <w:rPr>
@@ -4746,7 +4746,7 @@
           <w:noProof/>
         </w:rPr>
       </w:pPr>
-      <w:hyperlink w:anchor="_Toc229310135" w:history="1">
+      <w:hyperlink w:anchor="_Toc230112479" w:history="1">
         <w:r>
           <w:rPr>
             <w:rStyle w:val="Lienhypertexte"/>
@@ -4774,7 +4774,7 @@
             <w:noProof/>
             <w:webHidden/>
           </w:rPr>
-          <w:instrText xml:space="preserve"> PAGEREF _Toc229310135 \h </w:instrText>
+          <w:instrText xml:space="preserve"> PAGEREF _Toc230112479 \h </w:instrText>
         </w:r>
         <w:r>
           <w:rPr>
@@ -4815,7 +4815,7 @@
           <w:noProof/>
         </w:rPr>
       </w:pPr>
-      <w:hyperlink w:anchor="_Toc229310136" w:history="1">
+      <w:hyperlink w:anchor="_Toc230112480" w:history="1">
         <w:r>
           <w:rPr>
             <w:rStyle w:val="Lienhypertexte"/>
@@ -4843,7 +4843,7 @@
             <w:noProof/>
             <w:webHidden/>
           </w:rPr>
-          <w:instrText xml:space="preserve"> PAGEREF _Toc229310136 \h </w:instrText>
+          <w:instrText xml:space="preserve"> PAGEREF _Toc230112480 \h </w:instrText>
         </w:r>
         <w:r>
           <w:rPr>
@@ -4884,7 +4884,7 @@
           <w:noProof/>
         </w:rPr>
       </w:pPr>
-      <w:hyperlink w:anchor="_Toc229310137" w:history="1">
+      <w:hyperlink w:anchor="_Toc230112481" w:history="1">
         <w:r>
           <w:rPr>
             <w:rStyle w:val="Lienhypertexte"/>
@@ -4912,7 +4912,7 @@
             <w:noProof/>
             <w:webHidden/>
           </w:rPr>
-          <w:instrText xml:space="preserve"> PAGEREF _Toc229310137 \h </w:instrText>
+          <w:instrText xml:space="preserve"> PAGEREF _Toc230112481 \h </w:instrText>
         </w:r>
         <w:r>
           <w:rPr>
@@ -4953,7 +4953,7 @@
           <w:noProof/>
         </w:rPr>
       </w:pPr>
-      <w:hyperlink w:anchor="_Toc229310138" w:history="1">
+      <w:hyperlink w:anchor="_Toc230112482" w:history="1">
         <w:r>
           <w:rPr>
             <w:rStyle w:val="Lienhypertexte"/>
@@ -4980,7 +4980,7 @@
             <w:noProof/>
             <w:webHidden/>
           </w:rPr>
-          <w:instrText xml:space="preserve"> PAGEREF _Toc229310138 \h </w:instrText>
+          <w:instrText xml:space="preserve"> PAGEREF _Toc230112482 \h </w:instrText>
         </w:r>
         <w:r>
           <w:rPr>
@@ -5021,7 +5021,7 @@
           <w:noProof/>
         </w:rPr>
       </w:pPr>
-      <w:hyperlink w:anchor="_Toc229310139" w:history="1">
+      <w:hyperlink w:anchor="_Toc230112483" w:history="1">
         <w:r>
           <w:rPr>
             <w:rStyle w:val="Lienhypertexte"/>
@@ -5049,7 +5049,7 @@
             <w:noProof/>
             <w:webHidden/>
           </w:rPr>
-          <w:instrText xml:space="preserve"> PAGEREF _Toc229310139 \h </w:instrText>
+          <w:instrText xml:space="preserve"> PAGEREF _Toc230112483 \h </w:instrText>
         </w:r>
         <w:r>
           <w:rPr>
@@ -5090,7 +5090,7 @@
           <w:noProof/>
         </w:rPr>
       </w:pPr>
-      <w:hyperlink w:anchor="_Toc229310140" w:history="1">
+      <w:hyperlink w:anchor="_Toc230112484" w:history="1">
         <w:r>
           <w:rPr>
             <w:rStyle w:val="Lienhypertexte"/>
@@ -5117,7 +5117,7 @@
             <w:noProof/>
             <w:webHidden/>
           </w:rPr>
-          <w:instrText xml:space="preserve"> PAGEREF _Toc229310140 \h </w:instrText>
+          <w:instrText xml:space="preserve"> PAGEREF _Toc230112484 \h </w:instrText>
         </w:r>
         <w:r>
           <w:rPr>
@@ -5158,7 +5158,7 @@
           <w:noProof/>
         </w:rPr>
       </w:pPr>
-      <w:hyperlink w:anchor="_Toc229310141" w:history="1">
+      <w:hyperlink w:anchor="_Toc230112485" w:history="1">
         <w:r>
           <w:rPr>
             <w:rStyle w:val="Lienhypertexte"/>
@@ -5185,7 +5185,7 @@
             <w:noProof/>
             <w:webHidden/>
           </w:rPr>
-          <w:instrText xml:space="preserve"> PAGEREF _Toc229310141 \h </w:instrText>
+          <w:instrText xml:space="preserve"> PAGEREF _Toc230112485 \h </w:instrText>
         </w:r>
         <w:r>
           <w:rPr>
@@ -5226,7 +5226,7 @@
           <w:noProof/>
         </w:rPr>
       </w:pPr>
-      <w:hyperlink w:anchor="_Toc229310142" w:history="1">
+      <w:hyperlink w:anchor="_Toc230112486" w:history="1">
         <w:r>
           <w:rPr>
             <w:rStyle w:val="Lienhypertexte"/>
@@ -5254,7 +5254,7 @@
             <w:noProof/>
             <w:webHidden/>
           </w:rPr>
-          <w:instrText xml:space="preserve"> PAGEREF _Toc229310142 \h </w:instrText>
+          <w:instrText xml:space="preserve"> PAGEREF _Toc230112486 \h </w:instrText>
         </w:r>
         <w:r>
           <w:rPr>
@@ -5295,7 +5295,7 @@
           <w:noProof/>
         </w:rPr>
       </w:pPr>
-      <w:hyperlink w:anchor="_Toc229310143" w:history="1">
+      <w:hyperlink w:anchor="_Toc230112487" w:history="1">
         <w:r>
           <w:rPr>
             <w:rStyle w:val="Lienhypertexte"/>
@@ -5323,7 +5323,7 @@
             <w:noProof/>
             <w:webHidden/>
           </w:rPr>
-          <w:instrText xml:space="preserve"> PAGEREF _Toc229310143 \h </w:instrText>
+          <w:instrText xml:space="preserve"> PAGEREF _Toc230112487 \h </w:instrText>
         </w:r>
         <w:r>
           <w:rPr>
@@ -5364,7 +5364,7 @@
           <w:noProof/>
         </w:rPr>
       </w:pPr>
-      <w:hyperlink w:anchor="_Toc229310144" w:history="1">
+      <w:hyperlink w:anchor="_Toc230112488" w:history="1">
         <w:r>
           <w:rPr>
             <w:rStyle w:val="Lienhypertexte"/>
@@ -5392,7 +5392,7 @@
             <w:noProof/>
             <w:webHidden/>
           </w:rPr>
-          <w:instrText xml:space="preserve"> PAGEREF _Toc229310144 \h </w:instrText>
+          <w:instrText xml:space="preserve"> PAGEREF _Toc230112488 \h </w:instrText>
         </w:r>
         <w:r>
           <w:rPr>
@@ -5433,7 +5433,7 @@
           <w:noProof/>
         </w:rPr>
       </w:pPr>
-      <w:hyperlink w:anchor="_Toc229310145" w:history="1">
+      <w:hyperlink w:anchor="_Toc230112489" w:history="1">
         <w:r>
           <w:rPr>
             <w:rStyle w:val="Lienhypertexte"/>
@@ -5461,7 +5461,7 @@
             <w:noProof/>
             <w:webHidden/>
           </w:rPr>
-          <w:instrText xml:space="preserve"> PAGEREF _Toc229310145 \h </w:instrText>
+          <w:instrText xml:space="preserve"> PAGEREF _Toc230112489 \h </w:instrText>
         </w:r>
         <w:r>
           <w:rPr>
@@ -5502,7 +5502,7 @@
           <w:noProof/>
         </w:rPr>
       </w:pPr>
-      <w:hyperlink w:anchor="_Toc229310146" w:history="1">
+      <w:hyperlink w:anchor="_Toc230112490" w:history="1">
         <w:r>
           <w:rPr>
             <w:rStyle w:val="Lienhypertexte"/>
@@ -5530,7 +5530,7 @@
             <w:noProof/>
             <w:webHidden/>
           </w:rPr>
-          <w:instrText xml:space="preserve"> PAGEREF _Toc229310146 \h </w:instrText>
+          <w:instrText xml:space="preserve"> PAGEREF _Toc230112490 \h </w:instrText>
         </w:r>
         <w:r>
           <w:rPr>
@@ -5571,7 +5571,7 @@
           <w:noProof/>
         </w:rPr>
       </w:pPr>
-      <w:hyperlink w:anchor="_Toc229310147" w:history="1">
+      <w:hyperlink w:anchor="_Toc230112491" w:history="1">
         <w:r>
           <w:rPr>
             <w:rStyle w:val="Lienhypertexte"/>
@@ -5599,7 +5599,7 @@
             <w:noProof/>
             <w:webHidden/>
           </w:rPr>
-          <w:instrText xml:space="preserve"> PAGEREF _Toc229310147 \h </w:instrText>
+          <w:instrText xml:space="preserve"> PAGEREF _Toc230112491 \h </w:instrText>
         </w:r>
         <w:r>
           <w:rPr>
@@ -5640,7 +5640,7 @@
           <w:noProof/>
         </w:rPr>
       </w:pPr>
-      <w:hyperlink w:anchor="_Toc229310148" w:history="1">
+      <w:hyperlink w:anchor="_Toc230112492" w:history="1">
         <w:r>
           <w:rPr>
             <w:rStyle w:val="Lienhypertexte"/>
@@ -5668,7 +5668,7 @@
             <w:noProof/>
             <w:webHidden/>
           </w:rPr>
-          <w:instrText xml:space="preserve"> PAGEREF _Toc229310148 \h </w:instrText>
+          <w:instrText xml:space="preserve"> PAGEREF _Toc230112492 \h </w:instrText>
         </w:r>
         <w:r>
           <w:rPr>
@@ -5709,7 +5709,7 @@
           <w:noProof/>
         </w:rPr>
       </w:pPr>
-      <w:hyperlink w:anchor="_Toc229310149" w:history="1">
+      <w:hyperlink w:anchor="_Toc230112493" w:history="1">
         <w:r>
           <w:rPr>
             <w:rStyle w:val="Lienhypertexte"/>
@@ -5737,7 +5737,7 @@
             <w:noProof/>
             <w:webHidden/>
           </w:rPr>
-          <w:instrText xml:space="preserve"> PAGEREF _Toc229310149 \h </w:instrText>
+          <w:instrText xml:space="preserve"> PAGEREF _Toc230112493 \h </w:instrText>
         </w:r>
         <w:r>
           <w:rPr>
@@ -5778,7 +5778,7 @@
           <w:noProof/>
         </w:rPr>
       </w:pPr>
-      <w:hyperlink w:anchor="_Toc229310150" w:history="1">
+      <w:hyperlink w:anchor="_Toc230112494" w:history="1">
         <w:r>
           <w:rPr>
             <w:rStyle w:val="Lienhypertexte"/>
@@ -5806,7 +5806,7 @@
             <w:noProof/>
             <w:webHidden/>
           </w:rPr>
-          <w:instrText xml:space="preserve"> PAGEREF _Toc229310150 \h </w:instrText>
+          <w:instrText xml:space="preserve"> PAGEREF _Toc230112494 \h </w:instrText>
         </w:r>
         <w:r>
           <w:rPr>
@@ -5847,7 +5847,7 @@
           <w:noProof/>
         </w:rPr>
       </w:pPr>
-      <w:hyperlink w:anchor="_Toc229310151" w:history="1">
+      <w:hyperlink w:anchor="_Toc230112495" w:history="1">
         <w:r>
           <w:rPr>
             <w:rStyle w:val="Lienhypertexte"/>
@@ -5875,7 +5875,7 @@
             <w:noProof/>
             <w:webHidden/>
           </w:rPr>
-          <w:instrText xml:space="preserve"> PAGEREF _Toc229310151 \h </w:instrText>
+          <w:instrText xml:space="preserve"> PAGEREF _Toc230112495 \h </w:instrText>
         </w:r>
         <w:r>
           <w:rPr>
@@ -5916,7 +5916,7 @@
           <w:noProof/>
         </w:rPr>
       </w:pPr>
-      <w:hyperlink w:anchor="_Toc229310152" w:history="1">
+      <w:hyperlink w:anchor="_Toc230112496" w:history="1">
         <w:r>
           <w:rPr>
             <w:rStyle w:val="Lienhypertexte"/>
@@ -5944,7 +5944,7 @@
             <w:noProof/>
             <w:webHidden/>
           </w:rPr>
-          <w:instrText xml:space="preserve"> PAGEREF _Toc229310152 \h </w:instrText>
+          <w:instrText xml:space="preserve"> PAGEREF _Toc230112496 \h </w:instrText>
         </w:r>
         <w:r>
           <w:rPr>
@@ -5985,7 +5985,7 @@
           <w:noProof/>
         </w:rPr>
       </w:pPr>
-      <w:hyperlink w:anchor="_Toc229310153" w:history="1">
+      <w:hyperlink w:anchor="_Toc230112497" w:history="1">
         <w:r>
           <w:rPr>
             <w:rStyle w:val="Lienhypertexte"/>
@@ -6013,7 +6013,7 @@
             <w:noProof/>
             <w:webHidden/>
           </w:rPr>
-          <w:instrText xml:space="preserve"> PAGEREF _Toc229310153 \h </w:instrText>
+          <w:instrText xml:space="preserve"> PAGEREF _Toc230112497 \h </w:instrText>
         </w:r>
         <w:r>
           <w:rPr>
@@ -6054,7 +6054,7 @@
           <w:noProof/>
         </w:rPr>
       </w:pPr>
-      <w:hyperlink w:anchor="_Toc229310154" w:history="1">
+      <w:hyperlink w:anchor="_Toc230112498" w:history="1">
         <w:r>
           <w:rPr>
             <w:rStyle w:val="Lienhypertexte"/>
@@ -6082,7 +6082,7 @@
             <w:noProof/>
             <w:webHidden/>
           </w:rPr>
-          <w:instrText xml:space="preserve"> PAGEREF _Toc229310154 \h </w:instrText>
+          <w:instrText xml:space="preserve"> PAGEREF _Toc230112498 \h </w:instrText>
         </w:r>
         <w:r>
           <w:rPr>
@@ -6123,7 +6123,7 @@
           <w:noProof/>
         </w:rPr>
       </w:pPr>
-      <w:hyperlink w:anchor="_Toc229310155" w:history="1">
+      <w:hyperlink w:anchor="_Toc230112499" w:history="1">
         <w:r>
           <w:rPr>
             <w:rStyle w:val="Lienhypertexte"/>
@@ -6151,7 +6151,7 @@
             <w:noProof/>
             <w:webHidden/>
           </w:rPr>
-          <w:instrText xml:space="preserve"> PAGEREF _Toc229310155 \h </w:instrText>
+          <w:instrText xml:space="preserve"> PAGEREF _Toc230112499 \h </w:instrText>
         </w:r>
         <w:r>
           <w:rPr>
@@ -6192,7 +6192,7 @@
           <w:noProof/>
         </w:rPr>
       </w:pPr>
-      <w:hyperlink w:anchor="_Toc229310156" w:history="1">
+      <w:hyperlink w:anchor="_Toc230112500" w:history="1">
         <w:r>
           <w:rPr>
             <w:rStyle w:val="Lienhypertexte"/>
@@ -6220,7 +6220,7 @@
             <w:noProof/>
             <w:webHidden/>
           </w:rPr>
-          <w:instrText xml:space="preserve"> PAGEREF _Toc229310156 \h </w:instrText>
+          <w:instrText xml:space="preserve"> PAGEREF _Toc230112500 \h </w:instrText>
         </w:r>
         <w:r>
           <w:rPr>
@@ -6261,7 +6261,7 @@
           <w:noProof/>
         </w:rPr>
       </w:pPr>
-      <w:hyperlink w:anchor="_Toc229310157" w:history="1">
+      <w:hyperlink w:anchor="_Toc230112501" w:history="1">
         <w:r>
           <w:rPr>
             <w:rStyle w:val="Lienhypertexte"/>
@@ -6289,7 +6289,7 @@
             <w:noProof/>
             <w:webHidden/>
           </w:rPr>
-          <w:instrText xml:space="preserve"> PAGEREF _Toc229310157 \h </w:instrText>
+          <w:instrText xml:space="preserve"> PAGEREF _Toc230112501 \h </w:instrText>
         </w:r>
         <w:r>
           <w:rPr>
@@ -6330,7 +6330,7 @@
           <w:noProof/>
         </w:rPr>
       </w:pPr>
-      <w:hyperlink w:anchor="_Toc229310158" w:history="1">
+      <w:hyperlink w:anchor="_Toc230112502" w:history="1">
         <w:r>
           <w:rPr>
             <w:rStyle w:val="Lienhypertexte"/>
@@ -6358,7 +6358,7 @@
             <w:noProof/>
             <w:webHidden/>
           </w:rPr>
-          <w:instrText xml:space="preserve"> PAGEREF _Toc229310158 \h </w:instrText>
+          <w:instrText xml:space="preserve"> PAGEREF _Toc230112502 \h </w:instrText>
         </w:r>
         <w:r>
           <w:rPr>
@@ -6399,7 +6399,7 @@
           <w:noProof/>
         </w:rPr>
       </w:pPr>
-      <w:hyperlink w:anchor="_Toc229310159" w:history="1">
+      <w:hyperlink w:anchor="_Toc230112503" w:history="1">
         <w:r>
           <w:rPr>
             <w:rStyle w:val="Lienhypertexte"/>
@@ -6427,7 +6427,7 @@
             <w:noProof/>
             <w:webHidden/>
           </w:rPr>
-          <w:instrText xml:space="preserve"> PAGEREF _Toc229310159 \h </w:instrText>
+          <w:instrText xml:space="preserve"> PAGEREF _Toc230112503 \h </w:instrText>
         </w:r>
         <w:r>
           <w:rPr>
@@ -6468,7 +6468,7 @@
           <w:noProof/>
         </w:rPr>
       </w:pPr>
-      <w:hyperlink w:anchor="_Toc229310160" w:history="1">
+      <w:hyperlink w:anchor="_Toc230112504" w:history="1">
         <w:r>
           <w:rPr>
             <w:rStyle w:val="Lienhypertexte"/>
@@ -6496,7 +6496,7 @@
             <w:noProof/>
             <w:webHidden/>
           </w:rPr>
-          <w:instrText xml:space="preserve"> PAGEREF _Toc229310160 \h </w:instrText>
+          <w:instrText xml:space="preserve"> PAGEREF _Toc230112504 \h </w:instrText>
         </w:r>
         <w:r>
           <w:rPr>
@@ -6537,7 +6537,7 @@
           <w:noProof/>
         </w:rPr>
       </w:pPr>
-      <w:hyperlink w:anchor="_Toc229310161" w:history="1">
+      <w:hyperlink w:anchor="_Toc230112505" w:history="1">
         <w:r>
           <w:rPr>
             <w:rStyle w:val="Lienhypertexte"/>
@@ -6565,7 +6565,7 @@
             <w:noProof/>
             <w:webHidden/>
           </w:rPr>
-          <w:instrText xml:space="preserve"> PAGEREF _Toc229310161 \h </w:instrText>
+          <w:instrText xml:space="preserve"> PAGEREF _Toc230112505 \h </w:instrText>
         </w:r>
         <w:r>
           <w:rPr>
@@ -6606,7 +6606,7 @@
           <w:noProof/>
         </w:rPr>
       </w:pPr>
-      <w:hyperlink w:anchor="_Toc229310162" w:history="1">
+      <w:hyperlink w:anchor="_Toc230112506" w:history="1">
         <w:r>
           <w:rPr>
             <w:rStyle w:val="Lienhypertexte"/>
@@ -6634,7 +6634,7 @@
             <w:noProof/>
             <w:webHidden/>
           </w:rPr>
-          <w:instrText xml:space="preserve"> PAGEREF _Toc229310162 \h </w:instrText>
+          <w:instrText xml:space="preserve"> PAGEREF _Toc230112506 \h </w:instrText>
         </w:r>
         <w:r>
           <w:rPr>
@@ -6675,7 +6675,7 @@
           <w:noProof/>
         </w:rPr>
       </w:pPr>
-      <w:hyperlink w:anchor="_Toc229310163" w:history="1">
+      <w:hyperlink w:anchor="_Toc230112507" w:history="1">
         <w:r>
           <w:rPr>
             <w:rStyle w:val="Lienhypertexte"/>
@@ -6703,7 +6703,7 @@
             <w:noProof/>
             <w:webHidden/>
           </w:rPr>
-          <w:instrText xml:space="preserve"> PAGEREF _Toc229310163 \h </w:instrText>
+          <w:instrText xml:space="preserve"> PAGEREF _Toc230112507 \h </w:instrText>
         </w:r>
         <w:r>
           <w:rPr>
@@ -6744,7 +6744,7 @@
           <w:noProof/>
         </w:rPr>
       </w:pPr>
-      <w:hyperlink w:anchor="_Toc229310164" w:history="1">
+      <w:hyperlink w:anchor="_Toc230112508" w:history="1">
         <w:r>
           <w:rPr>
             <w:rStyle w:val="Lienhypertexte"/>
@@ -6772,7 +6772,7 @@
             <w:noProof/>
             <w:webHidden/>
           </w:rPr>
-          <w:instrText xml:space="preserve"> PAGEREF _Toc229310164 \h </w:instrText>
+          <w:instrText xml:space="preserve"> PAGEREF _Toc230112508 \h </w:instrText>
         </w:r>
         <w:r>
           <w:rPr>
@@ -6813,7 +6813,7 @@
           <w:noProof/>
         </w:rPr>
       </w:pPr>
-      <w:hyperlink w:anchor="_Toc229310165" w:history="1">
+      <w:hyperlink w:anchor="_Toc230112509" w:history="1">
         <w:r>
           <w:rPr>
             <w:rStyle w:val="Lienhypertexte"/>
@@ -6841,7 +6841,7 @@
             <w:noProof/>
             <w:webHidden/>
           </w:rPr>
-          <w:instrText xml:space="preserve"> PAGEREF _Toc229310165 \h </w:instrText>
+          <w:instrText xml:space="preserve"> PAGEREF _Toc230112509 \h </w:instrText>
         </w:r>
         <w:r>
           <w:rPr>
@@ -6882,7 +6882,7 @@
           <w:noProof/>
         </w:rPr>
       </w:pPr>
-      <w:hyperlink w:anchor="_Toc229310166" w:history="1">
+      <w:hyperlink w:anchor="_Toc230112510" w:history="1">
         <w:r>
           <w:rPr>
             <w:rStyle w:val="Lienhypertexte"/>
@@ -6910,7 +6910,7 @@
             <w:noProof/>
             <w:webHidden/>
           </w:rPr>
-          <w:instrText xml:space="preserve"> PAGEREF _Toc229310166 \h </w:instrText>
+          <w:instrText xml:space="preserve"> PAGEREF _Toc230112510 \h </w:instrText>
         </w:r>
         <w:r>
           <w:rPr>
@@ -6951,7 +6951,7 @@
           <w:noProof/>
         </w:rPr>
       </w:pPr>
-      <w:hyperlink w:anchor="_Toc229310167" w:history="1">
+      <w:hyperlink w:anchor="_Toc230112511" w:history="1">
         <w:r>
           <w:rPr>
             <w:rStyle w:val="Lienhypertexte"/>
@@ -6979,7 +6979,7 @@
             <w:noProof/>
             <w:webHidden/>
           </w:rPr>
-          <w:instrText xml:space="preserve"> PAGEREF _Toc229310167 \h </w:instrText>
+          <w:instrText xml:space="preserve"> PAGEREF _Toc230112511 \h </w:instrText>
         </w:r>
         <w:r>
           <w:rPr>
@@ -7020,7 +7020,7 @@
           <w:noProof/>
         </w:rPr>
       </w:pPr>
-      <w:hyperlink w:anchor="_Toc229310168" w:history="1">
+      <w:hyperlink w:anchor="_Toc230112512" w:history="1">
         <w:r>
           <w:rPr>
             <w:rStyle w:val="Lienhypertexte"/>
@@ -7048,7 +7048,7 @@
             <w:noProof/>
             <w:webHidden/>
           </w:rPr>
-          <w:instrText xml:space="preserve"> PAGEREF _Toc229310168 \h </w:instrText>
+          <w:instrText xml:space="preserve"> PAGEREF _Toc230112512 \h </w:instrText>
         </w:r>
         <w:r>
           <w:rPr>
@@ -7089,7 +7089,7 @@
           <w:noProof/>
         </w:rPr>
       </w:pPr>
-      <w:hyperlink w:anchor="_Toc229310169" w:history="1">
+      <w:hyperlink w:anchor="_Toc230112513" w:history="1">
         <w:r>
           <w:rPr>
             <w:rStyle w:val="Lienhypertexte"/>
@@ -7117,7 +7117,7 @@
             <w:noProof/>
             <w:webHidden/>
           </w:rPr>
-          <w:instrText xml:space="preserve"> PAGEREF _Toc229310169 \h </w:instrText>
+          <w:instrText xml:space="preserve"> PAGEREF _Toc230112513 \h </w:instrText>
         </w:r>
         <w:r>
           <w:rPr>
@@ -7158,7 +7158,7 @@
           <w:noProof/>
         </w:rPr>
       </w:pPr>
-      <w:hyperlink w:anchor="_Toc229310170" w:history="1">
+      <w:hyperlink w:anchor="_Toc230112514" w:history="1">
         <w:r>
           <w:rPr>
             <w:rStyle w:val="Lienhypertexte"/>
@@ -7186,7 +7186,7 @@
             <w:noProof/>
             <w:webHidden/>
           </w:rPr>
-          <w:instrText xml:space="preserve"> PAGEREF _Toc229310170 \h </w:instrText>
+          <w:instrText xml:space="preserve"> PAGEREF _Toc230112514 \h </w:instrText>
         </w:r>
         <w:r>
           <w:rPr>
@@ -7227,7 +7227,7 @@
           <w:noProof/>
         </w:rPr>
       </w:pPr>
-      <w:hyperlink w:anchor="_Toc229310171" w:history="1">
+      <w:hyperlink w:anchor="_Toc230112515" w:history="1">
         <w:r>
           <w:rPr>
             <w:rStyle w:val="Lienhypertexte"/>
@@ -7255,7 +7255,7 @@
             <w:noProof/>
             <w:webHidden/>
           </w:rPr>
-          <w:instrText xml:space="preserve"> PAGEREF _Toc229310171 \h </w:instrText>
+          <w:instrText xml:space="preserve"> PAGEREF _Toc230112515 \h </w:instrText>
         </w:r>
         <w:r>
           <w:rPr>
@@ -7296,7 +7296,7 @@
           <w:noProof/>
         </w:rPr>
       </w:pPr>
-      <w:hyperlink w:anchor="_Toc229310172" w:history="1">
+      <w:hyperlink w:anchor="_Toc230112516" w:history="1">
         <w:r>
           <w:rPr>
             <w:rStyle w:val="Lienhypertexte"/>
@@ -7324,7 +7324,7 @@
             <w:noProof/>
             <w:webHidden/>
           </w:rPr>
-          <w:instrText xml:space="preserve"> PAGEREF _Toc229310172 \h </w:instrText>
+          <w:instrText xml:space="preserve"> PAGEREF _Toc230112516 \h </w:instrText>
         </w:r>
         <w:r>
           <w:rPr>
@@ -7365,7 +7365,7 @@
           <w:noProof/>
         </w:rPr>
       </w:pPr>
-      <w:hyperlink w:anchor="_Toc229310173" w:history="1">
+      <w:hyperlink w:anchor="_Toc230112517" w:history="1">
         <w:r>
           <w:rPr>
             <w:rStyle w:val="Lienhypertexte"/>
@@ -7393,7 +7393,7 @@
             <w:noProof/>
             <w:webHidden/>
           </w:rPr>
-          <w:instrText xml:space="preserve"> PAGEREF _Toc229310173 \h </w:instrText>
+          <w:instrText xml:space="preserve"> PAGEREF _Toc230112517 \h </w:instrText>
         </w:r>
         <w:r>
           <w:rPr>
@@ -7434,7 +7434,7 @@
           <w:noProof/>
         </w:rPr>
       </w:pPr>
-      <w:hyperlink w:anchor="_Toc229310174" w:history="1">
+      <w:hyperlink w:anchor="_Toc230112518" w:history="1">
         <w:r>
           <w:rPr>
             <w:rStyle w:val="Lienhypertexte"/>
@@ -7462,7 +7462,7 @@
             <w:noProof/>
             <w:webHidden/>
           </w:rPr>
-          <w:instrText xml:space="preserve"> PAGEREF _Toc229310174 \h </w:instrText>
+          <w:instrText xml:space="preserve"> PAGEREF _Toc230112518 \h </w:instrText>
         </w:r>
         <w:r>
           <w:rPr>
@@ -7503,7 +7503,7 @@
           <w:noProof/>
         </w:rPr>
       </w:pPr>
-      <w:hyperlink w:anchor="_Toc229310175" w:history="1">
+      <w:hyperlink w:anchor="_Toc230112519" w:history="1">
         <w:r>
           <w:rPr>
             <w:rStyle w:val="Lienhypertexte"/>
@@ -7531,7 +7531,7 @@
             <w:noProof/>
             <w:webHidden/>
           </w:rPr>
-          <w:instrText xml:space="preserve"> PAGEREF _Toc229310175 \h </w:instrText>
+          <w:instrText xml:space="preserve"> PAGEREF _Toc230112519 \h </w:instrText>
         </w:r>
         <w:r>
           <w:rPr>
@@ -7572,7 +7572,7 @@
           <w:noProof/>
         </w:rPr>
       </w:pPr>
-      <w:hyperlink w:anchor="_Toc229310176" w:history="1">
+      <w:hyperlink w:anchor="_Toc230112520" w:history="1">
         <w:r>
           <w:rPr>
             <w:rStyle w:val="Lienhypertexte"/>
@@ -7600,7 +7600,7 @@
             <w:noProof/>
             <w:webHidden/>
           </w:rPr>
-          <w:instrText xml:space="preserve"> PAGEREF _Toc229310176 \h </w:instrText>
+          <w:instrText xml:space="preserve"> PAGEREF _Toc230112520 \h </w:instrText>
         </w:r>
         <w:r>
           <w:rPr>
@@ -7641,7 +7641,7 @@
           <w:noProof/>
         </w:rPr>
       </w:pPr>
-      <w:hyperlink w:anchor="_Toc229310177" w:history="1">
+      <w:hyperlink w:anchor="_Toc230112521" w:history="1">
         <w:r>
           <w:rPr>
             <w:rStyle w:val="Lienhypertexte"/>
@@ -7669,7 +7669,7 @@
             <w:noProof/>
             <w:webHidden/>
           </w:rPr>
-          <w:instrText xml:space="preserve"> PAGEREF _Toc229310177 \h </w:instrText>
+          <w:instrText xml:space="preserve"> PAGEREF _Toc230112521 \h </w:instrText>
         </w:r>
         <w:r>
           <w:rPr>
@@ -7710,7 +7710,7 @@
           <w:noProof/>
         </w:rPr>
       </w:pPr>
-      <w:hyperlink w:anchor="_Toc229310178" w:history="1">
+      <w:hyperlink w:anchor="_Toc230112522" w:history="1">
         <w:r>
           <w:rPr>
             <w:rStyle w:val="Lienhypertexte"/>
@@ -7738,7 +7738,7 @@
             <w:noProof/>
             <w:webHidden/>
           </w:rPr>
-          <w:instrText xml:space="preserve"> PAGEREF _Toc229310178 \h </w:instrText>
+          <w:instrText xml:space="preserve"> PAGEREF _Toc230112522 \h </w:instrText>
         </w:r>
         <w:r>
           <w:rPr>
@@ -7779,7 +7779,7 @@
           <w:noProof/>
         </w:rPr>
       </w:pPr>
-      <w:hyperlink w:anchor="_Toc229310179" w:history="1">
+      <w:hyperlink w:anchor="_Toc230112523" w:history="1">
         <w:r>
           <w:rPr>
             <w:rStyle w:val="Lienhypertexte"/>
@@ -7807,7 +7807,7 @@
             <w:noProof/>
             <w:webHidden/>
           </w:rPr>
-          <w:instrText xml:space="preserve"> PAGEREF _Toc229310179 \h </w:instrText>
+          <w:instrText xml:space="preserve"> PAGEREF _Toc230112523 \h </w:instrText>
         </w:r>
         <w:r>
           <w:rPr>
@@ -7848,7 +7848,7 @@
           <w:noProof/>
         </w:rPr>
       </w:pPr>
-      <w:hyperlink w:anchor="_Toc229310180" w:history="1">
+      <w:hyperlink w:anchor="_Toc230112524" w:history="1">
         <w:r>
           <w:rPr>
             <w:rStyle w:val="Lienhypertexte"/>
@@ -7876,7 +7876,7 @@
             <w:noProof/>
             <w:webHidden/>
           </w:rPr>
-          <w:instrText xml:space="preserve"> PAGEREF _Toc229310180 \h </w:instrText>
+          <w:instrText xml:space="preserve"> PAGEREF _Toc230112524 \h </w:instrText>
         </w:r>
         <w:r>
           <w:rPr>
@@ -7917,7 +7917,7 @@
           <w:noProof/>
         </w:rPr>
       </w:pPr>
-      <w:hyperlink w:anchor="_Toc229310181" w:history="1">
+      <w:hyperlink w:anchor="_Toc230112525" w:history="1">
         <w:r>
           <w:rPr>
             <w:rStyle w:val="Lienhypertexte"/>
@@ -7945,7 +7945,7 @@
             <w:noProof/>
             <w:webHidden/>
           </w:rPr>
-          <w:instrText xml:space="preserve"> PAGEREF _Toc229310181 \h </w:instrText>
+          <w:instrText xml:space="preserve"> PAGEREF _Toc230112525 \h </w:instrText>
         </w:r>
         <w:r>
           <w:rPr>
@@ -8001,7 +8001,7 @@
         </w:pBdr>
         <w:spacing w:before="80" w:after="200"/>
       </w:pPr>
-      <w:bookmarkStart w:id="1" w:name="_Toc229310071"/>
+      <w:bookmarkStart w:id="1" w:name="_Toc230112415"/>
       <w:r>
         <w:rPr>
           <w:rFonts w:ascii="Aptos Display" w:hAnsi="Aptos Display"/>
@@ -8026,7 +8026,7 @@
           <w:noProof/>
         </w:rPr>
         <w:drawing>
-          <wp:inline distT="0" distB="0" distL="0" distR="0" wp14:anchorId="1B481135" wp14:editId="36C8D015">
+          <wp:inline distT="0" distB="0" distL="0" distR="0" wp14:anchorId="2632F0D4" wp14:editId="0B4DC14C">
             <wp:extent cx="5486400" cy="3320928"/>
             <wp:effectExtent l="0" t="0" r="0" b="0"/>
             <wp:docPr id="1" name="Picture 1"/>
@@ -8093,7 +8093,7 @@
           <w:noProof/>
         </w:rPr>
         <w:drawing>
-          <wp:inline distT="0" distB="0" distL="0" distR="0" wp14:anchorId="50E38773" wp14:editId="43D02E1B">
+          <wp:inline distT="0" distB="0" distL="0" distR="0" wp14:anchorId="40FD30A4" wp14:editId="4C3FC79D">
             <wp:extent cx="5486400" cy="3676506"/>
             <wp:effectExtent l="0" t="0" r="0" b="0"/>
             <wp:docPr id="2" name="Picture 2"/>
@@ -8269,7 +8269,7 @@
         <w:pStyle w:val="Titre2"/>
         <w:spacing w:before="460" w:after="220"/>
       </w:pPr>
-      <w:bookmarkStart w:id="2" w:name="_Toc229310072"/>
+      <w:bookmarkStart w:id="2" w:name="_Toc230112416"/>
       <w:r>
         <w:rPr>
           <w:rFonts w:ascii="Aptos Display" w:hAnsi="Aptos Display"/>
@@ -8683,7 +8683,7 @@
         <w:pStyle w:val="Titre2"/>
         <w:spacing w:before="460" w:after="220"/>
       </w:pPr>
-      <w:bookmarkStart w:id="3" w:name="_Toc229310073"/>
+      <w:bookmarkStart w:id="3" w:name="_Toc230112417"/>
       <w:r>
         <w:rPr>
           <w:rFonts w:ascii="Aptos Display" w:hAnsi="Aptos Display"/>
@@ -8722,7 +8722,7 @@
           <w:noProof/>
         </w:rPr>
         <w:drawing>
-          <wp:inline distT="0" distB="0" distL="0" distR="0" wp14:anchorId="248587CB" wp14:editId="31B74340">
+          <wp:inline distT="0" distB="0" distL="0" distR="0" wp14:anchorId="45D9A92D" wp14:editId="4A3C06B4">
             <wp:extent cx="4192474" cy="7498079"/>
             <wp:effectExtent l="0" t="0" r="0" b="0"/>
             <wp:docPr id="3" name="Picture 3"/>
@@ -8790,7 +8790,7 @@
         </w:rPr>
         <w:lastRenderedPageBreak/>
         <w:drawing>
-          <wp:inline distT="0" distB="0" distL="0" distR="0" wp14:anchorId="5E9BB32F" wp14:editId="1635F01D">
+          <wp:inline distT="0" distB="0" distL="0" distR="0" wp14:anchorId="7BD9FBAE" wp14:editId="74994FAC">
             <wp:extent cx="4001844" cy="7498079"/>
             <wp:effectExtent l="0" t="0" r="0" b="0"/>
             <wp:docPr id="4" name="Picture 4"/>
@@ -8969,7 +8969,7 @@
         <w:pStyle w:val="Titre2"/>
         <w:spacing w:before="460" w:after="220"/>
       </w:pPr>
-      <w:bookmarkStart w:id="4" w:name="_Toc229310074"/>
+      <w:bookmarkStart w:id="4" w:name="_Toc230112418"/>
       <w:r>
         <w:rPr>
           <w:rFonts w:ascii="Aptos Display" w:hAnsi="Aptos Display"/>
@@ -9063,7 +9063,7 @@
         <w:pStyle w:val="Titre2"/>
         <w:spacing w:before="460" w:after="220"/>
       </w:pPr>
-      <w:bookmarkStart w:id="5" w:name="_Toc229310075"/>
+      <w:bookmarkStart w:id="5" w:name="_Toc230112419"/>
       <w:r>
         <w:rPr>
           <w:rFonts w:ascii="Aptos Display" w:hAnsi="Aptos Display"/>
@@ -9224,7 +9224,7 @@
         </w:pBdr>
         <w:spacing w:before="80" w:after="200"/>
       </w:pPr>
-      <w:bookmarkStart w:id="6" w:name="_Toc229310076"/>
+      <w:bookmarkStart w:id="6" w:name="_Toc230112420"/>
       <w:r>
         <w:rPr>
           <w:rFonts w:ascii="Aptos Display" w:hAnsi="Aptos Display"/>
@@ -9249,7 +9249,7 @@
           <w:noProof/>
         </w:rPr>
         <w:drawing>
-          <wp:inline distT="0" distB="0" distL="0" distR="0" wp14:anchorId="2E493A70" wp14:editId="4A53B37A">
+          <wp:inline distT="0" distB="0" distL="0" distR="0" wp14:anchorId="3892774A" wp14:editId="65F72AD2">
             <wp:extent cx="3699052" cy="7498079"/>
             <wp:effectExtent l="0" t="0" r="0" b="0"/>
             <wp:docPr id="5" name="Picture 5"/>
@@ -9317,7 +9317,7 @@
         <w:pStyle w:val="Titre2"/>
         <w:spacing w:before="460" w:after="220"/>
       </w:pPr>
-      <w:bookmarkStart w:id="7" w:name="_Toc229310077"/>
+      <w:bookmarkStart w:id="7" w:name="_Toc230112421"/>
       <w:r>
         <w:rPr>
           <w:rFonts w:ascii="Aptos Display" w:hAnsi="Aptos Display"/>
@@ -9356,7 +9356,7 @@
           <w:noProof/>
         </w:rPr>
         <w:drawing>
-          <wp:inline distT="0" distB="0" distL="0" distR="0" wp14:anchorId="08193287" wp14:editId="49B42B66">
+          <wp:inline distT="0" distB="0" distL="0" distR="0" wp14:anchorId="5632AB6E" wp14:editId="70E77F70">
             <wp:extent cx="4852378" cy="7498079"/>
             <wp:effectExtent l="0" t="0" r="0" b="0"/>
             <wp:docPr id="6" name="Picture 6"/>
@@ -9906,7 +9906,7 @@
         <w:pStyle w:val="Titre2"/>
         <w:spacing w:before="460" w:after="220"/>
       </w:pPr>
-      <w:bookmarkStart w:id="8" w:name="_Toc229310078"/>
+      <w:bookmarkStart w:id="8" w:name="_Toc230112422"/>
       <w:r>
         <w:rPr>
           <w:rFonts w:ascii="Aptos Display" w:hAnsi="Aptos Display"/>
@@ -10274,7 +10274,7 @@
         <w:pStyle w:val="Titre2"/>
         <w:spacing w:before="460" w:after="220"/>
       </w:pPr>
-      <w:bookmarkStart w:id="9" w:name="_Toc229310079"/>
+      <w:bookmarkStart w:id="9" w:name="_Toc230112423"/>
       <w:r>
         <w:rPr>
           <w:rFonts w:ascii="Aptos Display" w:hAnsi="Aptos Display"/>
@@ -10453,7 +10453,7 @@
         <w:pStyle w:val="Titre2"/>
         <w:spacing w:before="460" w:after="220"/>
       </w:pPr>
-      <w:bookmarkStart w:id="10" w:name="_Toc229310080"/>
+      <w:bookmarkStart w:id="10" w:name="_Toc230112424"/>
       <w:r>
         <w:rPr>
           <w:rFonts w:ascii="Aptos Display" w:hAnsi="Aptos Display"/>
@@ -10492,7 +10492,7 @@
           <w:noProof/>
         </w:rPr>
         <w:drawing>
-          <wp:inline distT="0" distB="0" distL="0" distR="0" wp14:anchorId="1FF1D767" wp14:editId="1BE13AC0">
+          <wp:inline distT="0" distB="0" distL="0" distR="0" wp14:anchorId="7C10DBC7" wp14:editId="2DCC574E">
             <wp:extent cx="5486400" cy="3363310"/>
             <wp:effectExtent l="0" t="0" r="0" b="0"/>
             <wp:docPr id="7" name="Picture 7"/>
@@ -10659,7 +10659,7 @@
         <w:pStyle w:val="Titre2"/>
         <w:spacing w:before="460" w:after="220"/>
       </w:pPr>
-      <w:bookmarkStart w:id="11" w:name="_Toc229310081"/>
+      <w:bookmarkStart w:id="11" w:name="_Toc230112425"/>
       <w:r>
         <w:rPr>
           <w:rFonts w:ascii="Aptos Display" w:hAnsi="Aptos Display"/>
@@ -10863,7 +10863,7 @@
         <w:pStyle w:val="Titre2"/>
         <w:spacing w:before="460" w:after="220"/>
       </w:pPr>
-      <w:bookmarkStart w:id="12" w:name="_Toc229310082"/>
+      <w:bookmarkStart w:id="12" w:name="_Toc230112426"/>
       <w:r>
         <w:rPr>
           <w:rFonts w:ascii="Aptos Display" w:hAnsi="Aptos Display"/>
@@ -10974,7 +10974,7 @@
         </w:pBdr>
         <w:spacing w:before="80" w:after="200"/>
       </w:pPr>
-      <w:bookmarkStart w:id="13" w:name="_Toc229310083"/>
+      <w:bookmarkStart w:id="13" w:name="_Toc230112427"/>
       <w:r>
         <w:rPr>
           <w:rFonts w:ascii="Aptos Display" w:hAnsi="Aptos Display"/>
@@ -10990,7 +10990,7 @@
         <w:pStyle w:val="Titre2"/>
         <w:spacing w:before="460" w:after="220"/>
       </w:pPr>
-      <w:bookmarkStart w:id="14" w:name="_Toc229310084"/>
+      <w:bookmarkStart w:id="14" w:name="_Toc230112428"/>
       <w:r>
         <w:rPr>
           <w:rFonts w:ascii="Aptos Display" w:hAnsi="Aptos Display"/>
@@ -11073,7 +11073,7 @@
         <w:pStyle w:val="Titre2"/>
         <w:spacing w:before="460" w:after="220"/>
       </w:pPr>
-      <w:bookmarkStart w:id="15" w:name="_Toc229310085"/>
+      <w:bookmarkStart w:id="15" w:name="_Toc230112429"/>
       <w:r>
         <w:rPr>
           <w:rFonts w:ascii="Aptos Display" w:hAnsi="Aptos Display"/>
@@ -11171,7 +11171,7 @@
         <w:pStyle w:val="Titre2"/>
         <w:spacing w:before="460" w:after="220"/>
       </w:pPr>
-      <w:bookmarkStart w:id="16" w:name="_Toc229310086"/>
+      <w:bookmarkStart w:id="16" w:name="_Toc230112430"/>
       <w:r>
         <w:rPr>
           <w:rFonts w:ascii="Aptos Display" w:hAnsi="Aptos Display"/>
@@ -11304,7 +11304,7 @@
         <w:pStyle w:val="Titre2"/>
         <w:spacing w:before="460" w:after="220"/>
       </w:pPr>
-      <w:bookmarkStart w:id="17" w:name="_Toc229310087"/>
+      <w:bookmarkStart w:id="17" w:name="_Toc230112431"/>
       <w:r>
         <w:rPr>
           <w:rFonts w:ascii="Aptos Display" w:hAnsi="Aptos Display"/>
@@ -11895,7 +11895,7 @@
         </w:pBdr>
         <w:spacing w:before="80" w:after="200"/>
       </w:pPr>
-      <w:bookmarkStart w:id="18" w:name="_Toc229310088"/>
+      <w:bookmarkStart w:id="18" w:name="_Toc230112432"/>
       <w:r>
         <w:rPr>
           <w:rFonts w:ascii="Aptos Display" w:hAnsi="Aptos Display"/>
@@ -11920,7 +11920,7 @@
           <w:noProof/>
         </w:rPr>
         <w:drawing>
-          <wp:inline distT="0" distB="0" distL="0" distR="0" wp14:anchorId="2A97914C" wp14:editId="13ADD745">
+          <wp:inline distT="0" distB="0" distL="0" distR="0" wp14:anchorId="133E287A" wp14:editId="52A37B54">
             <wp:extent cx="5486400" cy="3244475"/>
             <wp:effectExtent l="0" t="0" r="0" b="0"/>
             <wp:docPr id="8" name="Picture 8"/>
@@ -11987,7 +11987,7 @@
           <w:noProof/>
         </w:rPr>
         <w:drawing>
-          <wp:inline distT="0" distB="0" distL="0" distR="0" wp14:anchorId="0F28308F" wp14:editId="13DBA429">
+          <wp:inline distT="0" distB="0" distL="0" distR="0" wp14:anchorId="64BF2965" wp14:editId="14A3E667">
             <wp:extent cx="5486400" cy="4057865"/>
             <wp:effectExtent l="0" t="0" r="0" b="0"/>
             <wp:docPr id="9" name="Picture 9"/>
@@ -12067,7 +12067,7 @@
         <w:pStyle w:val="Titre2"/>
         <w:spacing w:before="460" w:after="220"/>
       </w:pPr>
-      <w:bookmarkStart w:id="19" w:name="_Toc229310089"/>
+      <w:bookmarkStart w:id="19" w:name="_Toc230112433"/>
       <w:r>
         <w:rPr>
           <w:rFonts w:ascii="Aptos Display" w:hAnsi="Aptos Display"/>
@@ -12156,6 +12156,39 @@
     </w:p>
     <w:p>
       <w:pPr>
+        <w:pStyle w:val="Listepuces"/>
+        <w:rPr>
+          <w:rFonts w:hint="eastAsia"/>
+        </w:rPr>
+      </w:pPr>
+      <w:r>
+        <w:t xml:space="preserve">optionally pass </w:t>
+      </w:r>
+      <w:r>
+        <w:rPr>
+          <w:rFonts w:ascii="Consolas" w:hAnsi="Consolas"/>
+          <w:color w:val="374151"/>
+          <w:sz w:val="17"/>
+          <w:shd w:val="clear" w:color="auto" w:fill="F5F5F5"/>
+        </w:rPr>
+        <w:t>--asset-directory C:\Path\To\assets</w:t>
+      </w:r>
+      <w:r>
+        <w:t xml:space="preserve"> to use another</w:t>
+      </w:r>
+    </w:p>
+    <w:p>
+      <w:pPr>
+        <w:rPr>
+          <w:rFonts w:hint="eastAsia"/>
+        </w:rPr>
+      </w:pPr>
+      <w:r>
+        <w:t>authored asset root for default window, page, font, and reticle paths</w:t>
+      </w:r>
+    </w:p>
+    <w:p>
+      <w:pPr>
         <w:rPr>
           <w:rFonts w:hint="eastAsia"/>
         </w:rPr>
@@ -12203,7 +12236,7 @@
         <w:pStyle w:val="Titre2"/>
         <w:spacing w:before="460" w:after="220"/>
       </w:pPr>
-      <w:bookmarkStart w:id="20" w:name="_Toc229310090"/>
+      <w:bookmarkStart w:id="20" w:name="_Toc230112434"/>
       <w:r>
         <w:rPr>
           <w:rFonts w:ascii="Aptos Display" w:hAnsi="Aptos Display"/>
@@ -12531,7 +12564,7 @@
         <w:pStyle w:val="Titre2"/>
         <w:spacing w:before="460" w:after="220"/>
       </w:pPr>
-      <w:bookmarkStart w:id="21" w:name="_Toc229310091"/>
+      <w:bookmarkStart w:id="21" w:name="_Toc230112435"/>
       <w:r>
         <w:rPr>
           <w:rFonts w:ascii="Aptos Display" w:hAnsi="Aptos Display"/>
@@ -12946,6 +12979,7 @@
                 <w:b/>
                 <w:sz w:val="19"/>
               </w:rPr>
+              <w:lastRenderedPageBreak/>
               <w:t>Reticle library folder</w:t>
             </w:r>
           </w:p>
@@ -12984,8 +13018,17 @@
         </w:rPr>
       </w:pPr>
       <w:r>
-        <w:lastRenderedPageBreak/>
         <w:t>These fields correspond directly to the root of the JSON window.</w:t>
+      </w:r>
+    </w:p>
+    <w:p>
+      <w:pPr>
+        <w:rPr>
+          <w:rFonts w:hint="eastAsia"/>
+        </w:rPr>
+      </w:pPr>
+      <w:r>
+        <w:t>The creation popup uses native Windows pickers: save-file pickers for new window and page JSON files, an open-file picker for the optional font, and a folder picker for the reticle library. The popup stays open after each picker returns so the draft can be completed in one pass.</w:t>
       </w:r>
     </w:p>
     <w:p>
@@ -12993,7 +13036,7 @@
         <w:pStyle w:val="Titre2"/>
         <w:spacing w:before="460" w:after="220"/>
       </w:pPr>
-      <w:bookmarkStart w:id="22" w:name="_Toc229310092"/>
+      <w:bookmarkStart w:id="22" w:name="_Toc230112436"/>
       <w:r>
         <w:rPr>
           <w:rFonts w:ascii="Aptos Display" w:hAnsi="Aptos Display"/>
@@ -13032,7 +13075,7 @@
         <w:pStyle w:val="Titre3"/>
         <w:spacing w:before="60" w:after="80"/>
       </w:pPr>
-      <w:bookmarkStart w:id="23" w:name="_Toc229310093"/>
+      <w:bookmarkStart w:id="23" w:name="_Toc230112437"/>
       <w:r>
         <w:rPr>
           <w:rFonts w:ascii="Aptos" w:hAnsi="Aptos"/>
@@ -13327,7 +13370,7 @@
         <w:pStyle w:val="Titre3"/>
         <w:spacing w:before="60" w:after="80"/>
       </w:pPr>
-      <w:bookmarkStart w:id="24" w:name="_Toc229310094"/>
+      <w:bookmarkStart w:id="24" w:name="_Toc230112438"/>
       <w:r>
         <w:rPr>
           <w:rFonts w:ascii="Aptos" w:hAnsi="Aptos"/>
@@ -13644,7 +13687,7 @@
         <w:pStyle w:val="Titre2"/>
         <w:spacing w:before="460" w:after="220"/>
       </w:pPr>
-      <w:bookmarkStart w:id="25" w:name="_Toc229310095"/>
+      <w:bookmarkStart w:id="25" w:name="_Toc230112439"/>
       <w:r>
         <w:rPr>
           <w:rFonts w:ascii="Aptos Display" w:hAnsi="Aptos Display"/>
@@ -13938,6 +13981,7 @@
                 <w:b/>
                 <w:sz w:val="19"/>
               </w:rPr>
+              <w:lastRenderedPageBreak/>
               <w:t>First page background</w:t>
             </w:r>
           </w:p>
@@ -13996,13 +14040,12 @@
         <w:pStyle w:val="Titre2"/>
         <w:spacing w:before="460" w:after="220"/>
       </w:pPr>
-      <w:bookmarkStart w:id="26" w:name="_Toc229310096"/>
+      <w:bookmarkStart w:id="26" w:name="_Toc230112440"/>
       <w:r>
         <w:rPr>
           <w:rFonts w:ascii="Aptos Display" w:hAnsi="Aptos Display"/>
           <w:color w:val="1E88E5"/>
         </w:rPr>
-        <w:lastRenderedPageBreak/>
         <w:t>▪</w:t>
       </w:r>
       <w:r>
@@ -14096,7 +14139,7 @@
         <w:pStyle w:val="Titre2"/>
         <w:spacing w:before="460" w:after="220"/>
       </w:pPr>
-      <w:bookmarkStart w:id="27" w:name="_Toc229310097"/>
+      <w:bookmarkStart w:id="27" w:name="_Toc230112441"/>
       <w:r>
         <w:rPr>
           <w:rFonts w:ascii="Aptos Display" w:hAnsi="Aptos Display"/>
@@ -14196,7 +14239,7 @@
         <w:pStyle w:val="Titre2"/>
         <w:spacing w:before="460" w:after="220"/>
       </w:pPr>
-      <w:bookmarkStart w:id="28" w:name="_Toc229310098"/>
+      <w:bookmarkStart w:id="28" w:name="_Toc230112442"/>
       <w:r>
         <w:rPr>
           <w:rFonts w:ascii="Aptos Display" w:hAnsi="Aptos Display"/>
@@ -14225,7 +14268,7 @@
         <w:pStyle w:val="Titre3"/>
         <w:spacing w:before="60" w:after="80"/>
       </w:pPr>
-      <w:bookmarkStart w:id="29" w:name="_Toc229310099"/>
+      <w:bookmarkStart w:id="29" w:name="_Toc230112443"/>
       <w:r>
         <w:rPr>
           <w:rFonts w:ascii="Aptos" w:hAnsi="Aptos"/>
@@ -14263,7 +14306,7 @@
         <w:pStyle w:val="Titre3"/>
         <w:spacing w:before="60" w:after="80"/>
       </w:pPr>
-      <w:bookmarkStart w:id="30" w:name="_Toc229310100"/>
+      <w:bookmarkStart w:id="30" w:name="_Toc230112444"/>
       <w:r>
         <w:rPr>
           <w:rFonts w:ascii="Aptos" w:hAnsi="Aptos"/>
@@ -14345,7 +14388,7 @@
         <w:pStyle w:val="Titre3"/>
         <w:spacing w:before="60" w:after="80"/>
       </w:pPr>
-      <w:bookmarkStart w:id="31" w:name="_Toc229310101"/>
+      <w:bookmarkStart w:id="31" w:name="_Toc230112445"/>
       <w:r>
         <w:rPr>
           <w:rFonts w:ascii="Aptos" w:hAnsi="Aptos"/>
@@ -14453,7 +14496,7 @@
         <w:pStyle w:val="Titre3"/>
         <w:spacing w:before="60" w:after="80"/>
       </w:pPr>
-      <w:bookmarkStart w:id="32" w:name="_Toc229310102"/>
+      <w:bookmarkStart w:id="32" w:name="_Toc230112446"/>
       <w:r>
         <w:rPr>
           <w:rFonts w:ascii="Aptos" w:hAnsi="Aptos"/>
@@ -14491,12 +14534,13 @@
         <w:pStyle w:val="Titre2"/>
         <w:spacing w:before="460" w:after="220"/>
       </w:pPr>
-      <w:bookmarkStart w:id="33" w:name="_Toc229310103"/>
+      <w:bookmarkStart w:id="33" w:name="_Toc230112447"/>
       <w:r>
         <w:rPr>
           <w:rFonts w:ascii="Aptos Display" w:hAnsi="Aptos Display"/>
           <w:color w:val="1E88E5"/>
         </w:rPr>
+        <w:lastRenderedPageBreak/>
         <w:t>▪</w:t>
       </w:r>
       <w:r>
@@ -14559,7 +14603,6 @@
                 <w:color w:val="FFFFFF"/>
                 <w:sz w:val="17"/>
               </w:rPr>
-              <w:lastRenderedPageBreak/>
               <w:t>Canonical field</w:t>
             </w:r>
           </w:p>
@@ -15181,7 +15224,7 @@
         <w:pStyle w:val="Titre2"/>
         <w:spacing w:before="460" w:after="220"/>
       </w:pPr>
-      <w:bookmarkStart w:id="34" w:name="_Toc229310104"/>
+      <w:bookmarkStart w:id="34" w:name="_Toc230112448"/>
       <w:r>
         <w:rPr>
           <w:rFonts w:ascii="Aptos Display" w:hAnsi="Aptos Display"/>
@@ -15800,6 +15843,7 @@
                 <w:b/>
                 <w:sz w:val="19"/>
               </w:rPr>
+              <w:lastRenderedPageBreak/>
               <w:t>ellipse</w:t>
             </w:r>
           </w:p>
@@ -15956,7 +16000,6 @@
                 <w:b/>
                 <w:sz w:val="19"/>
               </w:rPr>
-              <w:lastRenderedPageBreak/>
               <w:t>diamond</w:t>
             </w:r>
           </w:p>
@@ -16571,7 +16614,7 @@
         <w:pStyle w:val="Titre2"/>
         <w:spacing w:before="460" w:after="220"/>
       </w:pPr>
-      <w:bookmarkStart w:id="35" w:name="_Toc229310105"/>
+      <w:bookmarkStart w:id="35" w:name="_Toc230112449"/>
       <w:r>
         <w:rPr>
           <w:rFonts w:ascii="Aptos Display" w:hAnsi="Aptos Display"/>
@@ -16757,7 +16800,7 @@
         <w:pStyle w:val="Titre2"/>
         <w:spacing w:before="460" w:after="220"/>
       </w:pPr>
-      <w:bookmarkStart w:id="36" w:name="_Toc229310106"/>
+      <w:bookmarkStart w:id="36" w:name="_Toc230112450"/>
       <w:r>
         <w:rPr>
           <w:rFonts w:ascii="Aptos Display" w:hAnsi="Aptos Display"/>
@@ -16880,6 +16923,7 @@
                 <w:b/>
                 <w:sz w:val="19"/>
               </w:rPr>
+              <w:lastRenderedPageBreak/>
               <w:t>Layer Inspector</w:t>
             </w:r>
           </w:p>
@@ -16986,7 +17030,6 @@
                 <w:b/>
                 <w:sz w:val="19"/>
               </w:rPr>
-              <w:lastRenderedPageBreak/>
               <w:t>Problems</w:t>
             </w:r>
           </w:p>
@@ -17245,7 +17288,7 @@
         <w:pStyle w:val="Titre3"/>
         <w:spacing w:before="60" w:after="80"/>
       </w:pPr>
-      <w:bookmarkStart w:id="37" w:name="_Toc229310107"/>
+      <w:bookmarkStart w:id="37" w:name="_Toc230112451"/>
       <w:r>
         <w:rPr>
           <w:rFonts w:ascii="Aptos" w:hAnsi="Aptos"/>
@@ -17340,7 +17383,7 @@
         <w:pStyle w:val="Titre2"/>
         <w:spacing w:before="460" w:after="220"/>
       </w:pPr>
-      <w:bookmarkStart w:id="38" w:name="_Toc229310108"/>
+      <w:bookmarkStart w:id="38" w:name="_Toc230112452"/>
       <w:r>
         <w:rPr>
           <w:rFonts w:ascii="Aptos Display" w:hAnsi="Aptos Display"/>
@@ -17454,7 +17497,7 @@
         <w:pStyle w:val="Titre2"/>
         <w:spacing w:before="460" w:after="220"/>
       </w:pPr>
-      <w:bookmarkStart w:id="39" w:name="_Toc229310109"/>
+      <w:bookmarkStart w:id="39" w:name="_Toc230112453"/>
       <w:r>
         <w:rPr>
           <w:rFonts w:ascii="Aptos Display" w:hAnsi="Aptos Display"/>
@@ -17493,7 +17536,7 @@
           <w:noProof/>
         </w:rPr>
         <w:drawing>
-          <wp:inline distT="0" distB="0" distL="0" distR="0" wp14:anchorId="6C3573F0" wp14:editId="59AD9D1F">
+          <wp:inline distT="0" distB="0" distL="0" distR="0" wp14:anchorId="6ECAC7AB" wp14:editId="745AEB8C">
             <wp:extent cx="5486400" cy="3190125"/>
             <wp:effectExtent l="0" t="0" r="0" b="0"/>
             <wp:docPr id="10" name="Picture 10"/>
@@ -17697,7 +17740,7 @@
         <w:pStyle w:val="Titre2"/>
         <w:spacing w:before="460" w:after="220"/>
       </w:pPr>
-      <w:bookmarkStart w:id="40" w:name="_Toc229310110"/>
+      <w:bookmarkStart w:id="40" w:name="_Toc230112454"/>
       <w:r>
         <w:rPr>
           <w:rFonts w:ascii="Aptos Display" w:hAnsi="Aptos Display"/>
@@ -17965,7 +18008,7 @@
         <w:pStyle w:val="Titre2"/>
         <w:spacing w:before="460" w:after="220"/>
       </w:pPr>
-      <w:bookmarkStart w:id="41" w:name="_Toc229310111"/>
+      <w:bookmarkStart w:id="41" w:name="_Toc230112455"/>
       <w:r>
         <w:rPr>
           <w:rFonts w:ascii="Aptos Display" w:hAnsi="Aptos Display"/>
@@ -18003,7 +18046,7 @@
           <w:noProof/>
         </w:rPr>
         <w:drawing>
-          <wp:inline distT="0" distB="0" distL="0" distR="0" wp14:anchorId="74718D7E" wp14:editId="434E15CE">
+          <wp:inline distT="0" distB="0" distL="0" distR="0" wp14:anchorId="5F0B4096" wp14:editId="4DB99588">
             <wp:extent cx="5486400" cy="6696000"/>
             <wp:effectExtent l="0" t="0" r="0" b="0"/>
             <wp:docPr id="11" name="Picture 11"/>
@@ -18221,7 +18264,7 @@
         <w:pStyle w:val="Titre2"/>
         <w:spacing w:before="460" w:after="220"/>
       </w:pPr>
-      <w:bookmarkStart w:id="42" w:name="_Toc229310112"/>
+      <w:bookmarkStart w:id="42" w:name="_Toc230112456"/>
       <w:r>
         <w:rPr>
           <w:rFonts w:ascii="Aptos Display" w:hAnsi="Aptos Display"/>
@@ -18426,7 +18469,7 @@
         <w:pStyle w:val="Titre2"/>
         <w:spacing w:before="460" w:after="220"/>
       </w:pPr>
-      <w:bookmarkStart w:id="43" w:name="_Toc229310113"/>
+      <w:bookmarkStart w:id="43" w:name="_Toc230112457"/>
       <w:r>
         <w:rPr>
           <w:rFonts w:ascii="Aptos Display" w:hAnsi="Aptos Display"/>
@@ -18529,7 +18572,7 @@
         <w:pStyle w:val="Titre2"/>
         <w:spacing w:before="460" w:after="220"/>
       </w:pPr>
-      <w:bookmarkStart w:id="44" w:name="_Toc229310114"/>
+      <w:bookmarkStart w:id="44" w:name="_Toc230112458"/>
       <w:r>
         <w:rPr>
           <w:rFonts w:ascii="Aptos Display" w:hAnsi="Aptos Display"/>
@@ -19015,7 +19058,7 @@
         <w:pStyle w:val="Titre2"/>
         <w:spacing w:before="460" w:after="220"/>
       </w:pPr>
-      <w:bookmarkStart w:id="45" w:name="_Toc229310115"/>
+      <w:bookmarkStart w:id="45" w:name="_Toc230112459"/>
       <w:r>
         <w:rPr>
           <w:rFonts w:ascii="Aptos Display" w:hAnsi="Aptos Display"/>
@@ -19210,7 +19253,7 @@
         </w:pBdr>
         <w:spacing w:before="80" w:after="200"/>
       </w:pPr>
-      <w:bookmarkStart w:id="46" w:name="_Toc229310116"/>
+      <w:bookmarkStart w:id="46" w:name="_Toc230112460"/>
       <w:r>
         <w:rPr>
           <w:rFonts w:ascii="Aptos Display" w:hAnsi="Aptos Display"/>
@@ -19246,7 +19289,7 @@
         <w:pStyle w:val="Titre2"/>
         <w:spacing w:before="460" w:after="220"/>
       </w:pPr>
-      <w:bookmarkStart w:id="47" w:name="_Toc229310117"/>
+      <w:bookmarkStart w:id="47" w:name="_Toc230112461"/>
       <w:r>
         <w:rPr>
           <w:rFonts w:ascii="Aptos Display" w:hAnsi="Aptos Display"/>
@@ -19407,7 +19450,7 @@
         <w:pStyle w:val="Titre2"/>
         <w:spacing w:before="460" w:after="220"/>
       </w:pPr>
-      <w:bookmarkStart w:id="48" w:name="_Toc229310118"/>
+      <w:bookmarkStart w:id="48" w:name="_Toc230112462"/>
       <w:r>
         <w:rPr>
           <w:rFonts w:ascii="Aptos Display" w:hAnsi="Aptos Display"/>
@@ -19572,7 +19615,7 @@
         <w:pStyle w:val="Titre2"/>
         <w:spacing w:before="460" w:after="220"/>
       </w:pPr>
-      <w:bookmarkStart w:id="49" w:name="_Toc229310119"/>
+      <w:bookmarkStart w:id="49" w:name="_Toc230112463"/>
       <w:r>
         <w:rPr>
           <w:rFonts w:ascii="Aptos Display" w:hAnsi="Aptos Display"/>
@@ -20499,7 +20542,7 @@
         <w:pStyle w:val="Titre2"/>
         <w:spacing w:before="460" w:after="220"/>
       </w:pPr>
-      <w:bookmarkStart w:id="50" w:name="_Toc229310120"/>
+      <w:bookmarkStart w:id="50" w:name="_Toc230112464"/>
       <w:r>
         <w:rPr>
           <w:rFonts w:ascii="Aptos Display" w:hAnsi="Aptos Display"/>
@@ -20537,7 +20580,7 @@
           <w:noProof/>
         </w:rPr>
         <w:drawing>
-          <wp:inline distT="0" distB="0" distL="0" distR="0" wp14:anchorId="25A76391" wp14:editId="21A38273">
+          <wp:inline distT="0" distB="0" distL="0" distR="0" wp14:anchorId="63AA507B" wp14:editId="17DE62DE">
             <wp:extent cx="5486400" cy="3005803"/>
             <wp:effectExtent l="0" t="0" r="0" b="0"/>
             <wp:docPr id="12" name="Picture 12"/>
@@ -20720,7 +20763,7 @@
           <w:noProof/>
         </w:rPr>
         <w:drawing>
-          <wp:inline distT="0" distB="0" distL="0" distR="0" wp14:anchorId="18D04847" wp14:editId="09717EBF">
+          <wp:inline distT="0" distB="0" distL="0" distR="0" wp14:anchorId="49838C81" wp14:editId="56B210FF">
             <wp:extent cx="4004012" cy="7498079"/>
             <wp:effectExtent l="0" t="0" r="0" b="0"/>
             <wp:docPr id="13" name="Picture 13"/>
@@ -20778,7 +20821,7 @@
         <w:pStyle w:val="Titre2"/>
         <w:spacing w:before="460" w:after="220"/>
       </w:pPr>
-      <w:bookmarkStart w:id="51" w:name="_Toc229310121"/>
+      <w:bookmarkStart w:id="51" w:name="_Toc230112465"/>
       <w:r>
         <w:rPr>
           <w:rFonts w:ascii="Aptos Display" w:hAnsi="Aptos Display"/>
@@ -21077,7 +21120,7 @@
         <w:pStyle w:val="Titre2"/>
         <w:spacing w:before="460" w:after="220"/>
       </w:pPr>
-      <w:bookmarkStart w:id="52" w:name="_Toc229310122"/>
+      <w:bookmarkStart w:id="52" w:name="_Toc230112466"/>
       <w:r>
         <w:rPr>
           <w:rFonts w:ascii="Aptos Display" w:hAnsi="Aptos Display"/>
@@ -21693,7 +21736,7 @@
         <w:pStyle w:val="Titre2"/>
         <w:spacing w:before="460" w:after="220"/>
       </w:pPr>
-      <w:bookmarkStart w:id="53" w:name="_Toc229310123"/>
+      <w:bookmarkStart w:id="53" w:name="_Toc230112467"/>
       <w:r>
         <w:rPr>
           <w:rFonts w:ascii="Aptos Display" w:hAnsi="Aptos Display"/>
@@ -21828,7 +21871,7 @@
         <w:pStyle w:val="Titre2"/>
         <w:spacing w:before="460" w:after="220"/>
       </w:pPr>
-      <w:bookmarkStart w:id="54" w:name="_Toc229310124"/>
+      <w:bookmarkStart w:id="54" w:name="_Toc230112468"/>
       <w:r>
         <w:rPr>
           <w:rFonts w:ascii="Aptos Display" w:hAnsi="Aptos Display"/>
@@ -21996,7 +22039,7 @@
         <w:pStyle w:val="Titre2"/>
         <w:spacing w:before="460" w:after="220"/>
       </w:pPr>
-      <w:bookmarkStart w:id="55" w:name="_Toc229310125"/>
+      <w:bookmarkStart w:id="55" w:name="_Toc230112469"/>
       <w:r>
         <w:rPr>
           <w:rFonts w:ascii="Aptos Display" w:hAnsi="Aptos Display"/>
@@ -22455,7 +22498,7 @@
         <w:pStyle w:val="Titre2"/>
         <w:spacing w:before="460" w:after="220"/>
       </w:pPr>
-      <w:bookmarkStart w:id="56" w:name="_Toc229310126"/>
+      <w:bookmarkStart w:id="56" w:name="_Toc230112470"/>
       <w:r>
         <w:rPr>
           <w:rFonts w:ascii="Aptos Display" w:hAnsi="Aptos Display"/>
@@ -22746,7 +22789,7 @@
         <w:pStyle w:val="Titre2"/>
         <w:spacing w:before="460" w:after="220"/>
       </w:pPr>
-      <w:bookmarkStart w:id="57" w:name="_Toc229310127"/>
+      <w:bookmarkStart w:id="57" w:name="_Toc230112471"/>
       <w:r>
         <w:rPr>
           <w:rFonts w:ascii="Aptos Display" w:hAnsi="Aptos Display"/>
@@ -22926,7 +22969,7 @@
         <w:pStyle w:val="Titre2"/>
         <w:spacing w:before="460" w:after="220"/>
       </w:pPr>
-      <w:bookmarkStart w:id="58" w:name="_Toc229310128"/>
+      <w:bookmarkStart w:id="58" w:name="_Toc230112472"/>
       <w:r>
         <w:rPr>
           <w:rFonts w:ascii="Aptos Display" w:hAnsi="Aptos Display"/>
@@ -23596,7 +23639,7 @@
         </w:pBdr>
         <w:spacing w:before="80" w:after="200"/>
       </w:pPr>
-      <w:bookmarkStart w:id="59" w:name="_Toc229310129"/>
+      <w:bookmarkStart w:id="59" w:name="_Toc230112473"/>
       <w:r>
         <w:rPr>
           <w:rFonts w:ascii="Aptos Display" w:hAnsi="Aptos Display"/>
@@ -23621,7 +23664,7 @@
           <w:noProof/>
         </w:rPr>
         <w:drawing>
-          <wp:inline distT="0" distB="0" distL="0" distR="0" wp14:anchorId="62182CA4" wp14:editId="547585D0">
+          <wp:inline distT="0" distB="0" distL="0" distR="0" wp14:anchorId="0842E234" wp14:editId="08EC9705">
             <wp:extent cx="5486400" cy="3347633"/>
             <wp:effectExtent l="0" t="0" r="0" b="0"/>
             <wp:docPr id="14" name="Picture 14"/>
@@ -23689,7 +23732,7 @@
         <w:pStyle w:val="Titre2"/>
         <w:spacing w:before="460" w:after="220"/>
       </w:pPr>
-      <w:bookmarkStart w:id="60" w:name="_Toc229310130"/>
+      <w:bookmarkStart w:id="60" w:name="_Toc230112474"/>
       <w:r>
         <w:rPr>
           <w:rFonts w:ascii="Aptos Display" w:hAnsi="Aptos Display"/>
@@ -23727,7 +23770,7 @@
           <w:noProof/>
         </w:rPr>
         <w:drawing>
-          <wp:inline distT="0" distB="0" distL="0" distR="0" wp14:anchorId="3B9B6E87" wp14:editId="54EC1572">
+          <wp:inline distT="0" distB="0" distL="0" distR="0" wp14:anchorId="776A6225" wp14:editId="474422A5">
             <wp:extent cx="5486400" cy="2887578"/>
             <wp:effectExtent l="0" t="0" r="0" b="0"/>
             <wp:docPr id="15" name="Picture 15"/>
@@ -24081,7 +24124,7 @@
         <w:pStyle w:val="Titre2"/>
         <w:spacing w:before="460" w:after="220"/>
       </w:pPr>
-      <w:bookmarkStart w:id="61" w:name="_Toc229310131"/>
+      <w:bookmarkStart w:id="61" w:name="_Toc230112475"/>
       <w:r>
         <w:rPr>
           <w:rFonts w:ascii="Aptos Display" w:hAnsi="Aptos Display"/>
@@ -24367,7 +24410,7 @@
         <w:pStyle w:val="Titre2"/>
         <w:spacing w:before="460" w:after="220"/>
       </w:pPr>
-      <w:bookmarkStart w:id="62" w:name="_Toc229310132"/>
+      <w:bookmarkStart w:id="62" w:name="_Toc230112476"/>
       <w:r>
         <w:rPr>
           <w:rFonts w:ascii="Aptos Display" w:hAnsi="Aptos Display"/>
@@ -24576,7 +24619,7 @@
         <w:pStyle w:val="Titre2"/>
         <w:spacing w:before="460" w:after="220"/>
       </w:pPr>
-      <w:bookmarkStart w:id="63" w:name="_Toc229310133"/>
+      <w:bookmarkStart w:id="63" w:name="_Toc230112477"/>
       <w:r>
         <w:rPr>
           <w:rFonts w:ascii="Aptos Display" w:hAnsi="Aptos Display"/>
@@ -24840,7 +24883,7 @@
         <w:pStyle w:val="Titre2"/>
         <w:spacing w:before="460" w:after="220"/>
       </w:pPr>
-      <w:bookmarkStart w:id="64" w:name="_Toc229310134"/>
+      <w:bookmarkStart w:id="64" w:name="_Toc230112478"/>
       <w:r>
         <w:rPr>
           <w:rFonts w:ascii="Aptos Display" w:hAnsi="Aptos Display"/>
@@ -24879,7 +24922,7 @@
           <w:noProof/>
         </w:rPr>
         <w:drawing>
-          <wp:inline distT="0" distB="0" distL="0" distR="0" wp14:anchorId="7FFF9F89" wp14:editId="0C9844E8">
+          <wp:inline distT="0" distB="0" distL="0" distR="0" wp14:anchorId="1BF201DD" wp14:editId="2E3E40AC">
             <wp:extent cx="5486400" cy="4315364"/>
             <wp:effectExtent l="0" t="0" r="0" b="0"/>
             <wp:docPr id="16" name="Picture 16"/>
@@ -25492,7 +25535,7 @@
         <w:pStyle w:val="Titre2"/>
         <w:spacing w:before="460" w:after="220"/>
       </w:pPr>
-      <w:bookmarkStart w:id="65" w:name="_Toc229310135"/>
+      <w:bookmarkStart w:id="65" w:name="_Toc230112479"/>
       <w:r>
         <w:rPr>
           <w:rFonts w:ascii="Aptos Display" w:hAnsi="Aptos Display"/>
@@ -25640,7 +25683,7 @@
         <w:pStyle w:val="Titre2"/>
         <w:spacing w:before="460" w:after="220"/>
       </w:pPr>
-      <w:bookmarkStart w:id="66" w:name="_Toc229310136"/>
+      <w:bookmarkStart w:id="66" w:name="_Toc230112480"/>
       <w:r>
         <w:rPr>
           <w:rFonts w:ascii="Aptos Display" w:hAnsi="Aptos Display"/>
@@ -25814,7 +25857,7 @@
         <w:pStyle w:val="Titre2"/>
         <w:spacing w:before="460" w:after="220"/>
       </w:pPr>
-      <w:bookmarkStart w:id="67" w:name="_Toc229310137"/>
+      <w:bookmarkStart w:id="67" w:name="_Toc230112481"/>
       <w:r>
         <w:rPr>
           <w:rFonts w:ascii="Aptos Display" w:hAnsi="Aptos Display"/>
@@ -26149,7 +26192,7 @@
         <w:pStyle w:val="Titre3"/>
         <w:spacing w:before="60" w:after="80"/>
       </w:pPr>
-      <w:bookmarkStart w:id="68" w:name="_Toc229310138"/>
+      <w:bookmarkStart w:id="68" w:name="_Toc230112482"/>
       <w:r>
         <w:rPr>
           <w:rFonts w:ascii="Aptos" w:hAnsi="Aptos"/>
@@ -26763,7 +26806,7 @@
         <w:pStyle w:val="Titre2"/>
         <w:spacing w:before="460" w:after="220"/>
       </w:pPr>
-      <w:bookmarkStart w:id="69" w:name="_Toc229310139"/>
+      <w:bookmarkStart w:id="69" w:name="_Toc230112483"/>
       <w:r>
         <w:rPr>
           <w:rFonts w:ascii="Aptos Display" w:hAnsi="Aptos Display"/>
@@ -26899,7 +26942,7 @@
         <w:pStyle w:val="Titre3"/>
         <w:spacing w:before="60" w:after="80"/>
       </w:pPr>
-      <w:bookmarkStart w:id="70" w:name="_Toc229310140"/>
+      <w:bookmarkStart w:id="70" w:name="_Toc230112484"/>
       <w:r>
         <w:rPr>
           <w:rFonts w:ascii="Aptos" w:hAnsi="Aptos"/>
@@ -27459,7 +27502,7 @@
         <w:pStyle w:val="Titre3"/>
         <w:spacing w:before="60" w:after="80"/>
       </w:pPr>
-      <w:bookmarkStart w:id="71" w:name="_Toc229310141"/>
+      <w:bookmarkStart w:id="71" w:name="_Toc230112485"/>
       <w:r>
         <w:rPr>
           <w:rFonts w:ascii="Aptos" w:hAnsi="Aptos"/>
@@ -28368,7 +28411,7 @@
         <w:pStyle w:val="Titre2"/>
         <w:spacing w:before="460" w:after="220"/>
       </w:pPr>
-      <w:bookmarkStart w:id="72" w:name="_Toc229310142"/>
+      <w:bookmarkStart w:id="72" w:name="_Toc230112486"/>
       <w:r>
         <w:rPr>
           <w:rFonts w:ascii="Aptos Display" w:hAnsi="Aptos Display"/>
@@ -28855,7 +28898,7 @@
         <w:pStyle w:val="Titre2"/>
         <w:spacing w:before="460" w:after="220"/>
       </w:pPr>
-      <w:bookmarkStart w:id="73" w:name="_Toc229310143"/>
+      <w:bookmarkStart w:id="73" w:name="_Toc230112487"/>
       <w:r>
         <w:rPr>
           <w:rFonts w:ascii="Aptos Display" w:hAnsi="Aptos Display"/>
@@ -29111,7 +29154,7 @@
         <w:pStyle w:val="Titre2"/>
         <w:spacing w:before="460" w:after="220"/>
       </w:pPr>
-      <w:bookmarkStart w:id="74" w:name="_Toc229310144"/>
+      <w:bookmarkStart w:id="74" w:name="_Toc230112488"/>
       <w:r>
         <w:rPr>
           <w:rFonts w:ascii="Aptos Display" w:hAnsi="Aptos Display"/>
@@ -29622,7 +29665,7 @@
         <w:pStyle w:val="Titre2"/>
         <w:spacing w:before="460" w:after="220"/>
       </w:pPr>
-      <w:bookmarkStart w:id="75" w:name="_Toc229310145"/>
+      <w:bookmarkStart w:id="75" w:name="_Toc230112489"/>
       <w:r>
         <w:rPr>
           <w:rFonts w:ascii="Aptos Display" w:hAnsi="Aptos Display"/>
@@ -29661,7 +29704,7 @@
           <w:noProof/>
         </w:rPr>
         <w:drawing>
-          <wp:inline distT="0" distB="0" distL="0" distR="0" wp14:anchorId="48982EC1" wp14:editId="11467DFB">
+          <wp:inline distT="0" distB="0" distL="0" distR="0" wp14:anchorId="2543C19B" wp14:editId="336716D9">
             <wp:extent cx="5486400" cy="3575221"/>
             <wp:effectExtent l="0" t="0" r="0" b="0"/>
             <wp:docPr id="17" name="Picture 17"/>
@@ -30036,11 +30079,21 @@
           <w:sz w:val="17"/>
           <w:shd w:val="clear" w:color="auto" w:fill="F5F5F5"/>
         </w:rPr>
+        <w:t>IsStrobeCaptured()</w:t>
+      </w:r>
+      <w:r>
+        <w:t xml:space="preserve"> means the runtime confirmed that exact dynamic instance</w:t>
+      </w:r>
+    </w:p>
+    <w:p>
+      <w:pPr>
+        <w:rPr>
+          <w:rFonts w:hint="eastAsia"/>
+        </w:rPr>
+      </w:pPr>
+      <w:r>
         <w:lastRenderedPageBreak/>
-        <w:t>IsStrobeCaptured()</w:t>
-      </w:r>
-      <w:r>
-        <w:t xml:space="preserve"> means the runtime confirmed that exact dynamic instance as the captured target</w:t>
+        <w:t>as the captured target on the currently active page strobe</w:t>
       </w:r>
     </w:p>
     <w:tbl>
@@ -30131,7 +30184,7 @@
         <w:pStyle w:val="Titre2"/>
         <w:spacing w:before="460" w:after="220"/>
       </w:pPr>
-      <w:bookmarkStart w:id="76" w:name="_Toc229310146"/>
+      <w:bookmarkStart w:id="76" w:name="_Toc230112490"/>
       <w:r>
         <w:rPr>
           <w:rFonts w:ascii="Aptos Display" w:hAnsi="Aptos Display"/>
@@ -30214,7 +30267,47 @@
         <w:t>DynamicReticle::IsStrobeCaptured()</w:t>
       </w:r>
       <w:r>
-        <w:t xml:space="preserve"> is false until the strobe feedback identifies that exact runtime reticle</w:t>
+        <w:t xml:space="preserve"> is false until the strobe feedback for</w:t>
+      </w:r>
+    </w:p>
+    <w:p>
+      <w:pPr>
+        <w:rPr>
+          <w:rFonts w:hint="eastAsia"/>
+        </w:rPr>
+      </w:pPr>
+      <w:r>
+        <w:t>the currently active page identifies that exact runtime reticle</w:t>
+      </w:r>
+    </w:p>
+    <w:p>
+      <w:pPr>
+        <w:pStyle w:val="Listepuces"/>
+        <w:rPr>
+          <w:rFonts w:hint="eastAsia"/>
+        </w:rPr>
+      </w:pPr>
+      <w:r>
+        <w:rPr>
+          <w:rFonts w:ascii="Consolas" w:hAnsi="Consolas"/>
+          <w:color w:val="374151"/>
+          <w:sz w:val="17"/>
+          <w:shd w:val="clear" w:color="auto" w:fill="F5F5F5"/>
+        </w:rPr>
+        <w:t>DynamicReticle::IsStrobeCaptured()</w:t>
+      </w:r>
+      <w:r>
+        <w:t xml:space="preserve"> becomes false again when another page</w:t>
+      </w:r>
+    </w:p>
+    <w:p>
+      <w:pPr>
+        <w:rPr>
+          <w:rFonts w:hint="eastAsia"/>
+        </w:rPr>
+      </w:pPr>
+      <w:r>
+        <w:t>becomes active until a fresh strobe snapshot arrives for the new active page</w:t>
       </w:r>
     </w:p>
     <w:p>
@@ -30254,7 +30347,7 @@
         <w:pStyle w:val="Titre2"/>
         <w:spacing w:before="460" w:after="220"/>
       </w:pPr>
-      <w:bookmarkStart w:id="77" w:name="_Toc229310147"/>
+      <w:bookmarkStart w:id="77" w:name="_Toc230112491"/>
       <w:r>
         <w:rPr>
           <w:rFonts w:ascii="Aptos Display" w:hAnsi="Aptos Display"/>
@@ -30436,7 +30529,7 @@
         <w:pStyle w:val="Titre2"/>
         <w:spacing w:before="460" w:after="220"/>
       </w:pPr>
-      <w:bookmarkStart w:id="78" w:name="_Toc229310148"/>
+      <w:bookmarkStart w:id="78" w:name="_Toc230112492"/>
       <w:r>
         <w:rPr>
           <w:rFonts w:ascii="Aptos Display" w:hAnsi="Aptos Display"/>
@@ -30564,6 +30657,14 @@
           <w:shd w:val="clear" w:color="auto" w:fill="F1F5F9"/>
         </w:rPr>
         <w:br/>
+      </w:r>
+      <w:r>
+        <w:rPr>
+          <w:rFonts w:ascii="Consolas" w:hAnsi="Consolas"/>
+          <w:sz w:val="17"/>
+          <w:shd w:val="clear" w:color="auto" w:fill="F1F5F9"/>
+        </w:rPr>
+        <w:lastRenderedPageBreak/>
         <w:t>patch.visible = true;</w:t>
       </w:r>
       <w:r>
@@ -30598,7 +30699,6 @@
           <w:sz w:val="17"/>
           <w:shd w:val="clear" w:color="auto" w:fill="F1F5F9"/>
         </w:rPr>
-        <w:lastRenderedPageBreak/>
         <w:br/>
         <w:t>if (!client.UpsertDynamicReticle("Cockpit", "lead_track", "cockpit_radar_contact", patch))</w:t>
       </w:r>
@@ -30645,7 +30745,7 @@
         <w:pStyle w:val="Titre2"/>
         <w:spacing w:before="460" w:after="220"/>
       </w:pPr>
-      <w:bookmarkStart w:id="79" w:name="_Toc229310149"/>
+      <w:bookmarkStart w:id="79" w:name="_Toc230112493"/>
       <w:r>
         <w:rPr>
           <w:rFonts w:ascii="Aptos Display" w:hAnsi="Aptos Display"/>
@@ -31064,7 +31164,7 @@
         </w:pBdr>
         <w:spacing w:before="80" w:after="200"/>
       </w:pPr>
-      <w:bookmarkStart w:id="80" w:name="_Toc229310150"/>
+      <w:bookmarkStart w:id="80" w:name="_Toc230112494"/>
       <w:r>
         <w:rPr>
           <w:rFonts w:ascii="Aptos Display" w:hAnsi="Aptos Display"/>
@@ -31089,7 +31189,7 @@
           <w:noProof/>
         </w:rPr>
         <w:drawing>
-          <wp:inline distT="0" distB="0" distL="0" distR="0" wp14:anchorId="585BADD2" wp14:editId="50282E80">
+          <wp:inline distT="0" distB="0" distL="0" distR="0" wp14:anchorId="14E45DDF" wp14:editId="17F20217">
             <wp:extent cx="4031889" cy="7498079"/>
             <wp:effectExtent l="0" t="0" r="0" b="0"/>
             <wp:docPr id="18" name="Picture 18"/>
@@ -31253,7 +31353,7 @@
           <w:noProof/>
         </w:rPr>
         <w:drawing>
-          <wp:inline distT="0" distB="0" distL="0" distR="0" wp14:anchorId="308CBCD7" wp14:editId="223563DE">
+          <wp:inline distT="0" distB="0" distL="0" distR="0" wp14:anchorId="3A46EA2C" wp14:editId="4D926E34">
             <wp:extent cx="5152526" cy="7498079"/>
             <wp:effectExtent l="0" t="0" r="0" b="0"/>
             <wp:docPr id="19" name="Picture 19"/>
@@ -31311,7 +31411,7 @@
         <w:pStyle w:val="Titre2"/>
         <w:spacing w:before="460" w:after="220"/>
       </w:pPr>
-      <w:bookmarkStart w:id="81" w:name="_Toc229310151"/>
+      <w:bookmarkStart w:id="81" w:name="_Toc230112495"/>
       <w:r>
         <w:rPr>
           <w:rFonts w:ascii="Aptos Display" w:hAnsi="Aptos Display"/>
@@ -31460,7 +31560,7 @@
         <w:pStyle w:val="Titre2"/>
         <w:spacing w:before="460" w:after="220"/>
       </w:pPr>
-      <w:bookmarkStart w:id="82" w:name="_Toc229310152"/>
+      <w:bookmarkStart w:id="82" w:name="_Toc230112496"/>
       <w:r>
         <w:rPr>
           <w:rFonts w:ascii="Aptos Display" w:hAnsi="Aptos Display"/>
@@ -31599,7 +31699,7 @@
         <w:pStyle w:val="Titre2"/>
         <w:spacing w:before="460" w:after="220"/>
       </w:pPr>
-      <w:bookmarkStart w:id="83" w:name="_Toc229310153"/>
+      <w:bookmarkStart w:id="83" w:name="_Toc230112497"/>
       <w:r>
         <w:rPr>
           <w:rFonts w:ascii="Aptos Display" w:hAnsi="Aptos Display"/>
@@ -32468,7 +32568,7 @@
         <w:pStyle w:val="Titre2"/>
         <w:spacing w:before="460" w:after="220"/>
       </w:pPr>
-      <w:bookmarkStart w:id="84" w:name="_Toc229310154"/>
+      <w:bookmarkStart w:id="84" w:name="_Toc230112498"/>
       <w:r>
         <w:rPr>
           <w:rFonts w:ascii="Aptos Display" w:hAnsi="Aptos Display"/>
@@ -32976,7 +33076,7 @@
         <w:pStyle w:val="Titre2"/>
         <w:spacing w:before="460" w:after="220"/>
       </w:pPr>
-      <w:bookmarkStart w:id="85" w:name="_Toc229310155"/>
+      <w:bookmarkStart w:id="85" w:name="_Toc230112499"/>
       <w:r>
         <w:rPr>
           <w:rFonts w:ascii="Aptos Display" w:hAnsi="Aptos Display"/>
@@ -33467,7 +33567,7 @@
         <w:pStyle w:val="Titre2"/>
         <w:spacing w:before="460" w:after="220"/>
       </w:pPr>
-      <w:bookmarkStart w:id="86" w:name="_Toc229310156"/>
+      <w:bookmarkStart w:id="86" w:name="_Toc230112500"/>
       <w:r>
         <w:rPr>
           <w:rFonts w:ascii="Aptos Display" w:hAnsi="Aptos Display"/>
@@ -33505,7 +33605,7 @@
           <w:noProof/>
         </w:rPr>
         <w:drawing>
-          <wp:inline distT="0" distB="0" distL="0" distR="0" wp14:anchorId="7544F45E" wp14:editId="715FA73E">
+          <wp:inline distT="0" distB="0" distL="0" distR="0" wp14:anchorId="059AA107" wp14:editId="18203EBF">
             <wp:extent cx="5486400" cy="3942488"/>
             <wp:effectExtent l="0" t="0" r="0" b="0"/>
             <wp:docPr id="20" name="Picture 20"/>
@@ -33781,7 +33881,7 @@
         <w:pStyle w:val="Titre2"/>
         <w:spacing w:before="460" w:after="220"/>
       </w:pPr>
-      <w:bookmarkStart w:id="87" w:name="_Toc229310157"/>
+      <w:bookmarkStart w:id="87" w:name="_Toc230112501"/>
       <w:r>
         <w:rPr>
           <w:rFonts w:ascii="Aptos Display" w:hAnsi="Aptos Display"/>
@@ -34403,7 +34503,7 @@
         <w:pStyle w:val="Titre2"/>
         <w:spacing w:before="460" w:after="220"/>
       </w:pPr>
-      <w:bookmarkStart w:id="88" w:name="_Toc229310158"/>
+      <w:bookmarkStart w:id="88" w:name="_Toc230112502"/>
       <w:r>
         <w:rPr>
           <w:rFonts w:ascii="Aptos Display" w:hAnsi="Aptos Display"/>
@@ -34841,7 +34941,7 @@
         <w:pStyle w:val="Titre2"/>
         <w:spacing w:before="460" w:after="220"/>
       </w:pPr>
-      <w:bookmarkStart w:id="89" w:name="_Toc229310159"/>
+      <w:bookmarkStart w:id="89" w:name="_Toc230112503"/>
       <w:r>
         <w:rPr>
           <w:rFonts w:ascii="Aptos Display" w:hAnsi="Aptos Display"/>
@@ -35444,7 +35544,7 @@
         <w:pStyle w:val="Titre2"/>
         <w:spacing w:before="460" w:after="220"/>
       </w:pPr>
-      <w:bookmarkStart w:id="90" w:name="_Toc229310160"/>
+      <w:bookmarkStart w:id="90" w:name="_Toc230112504"/>
       <w:r>
         <w:rPr>
           <w:rFonts w:ascii="Aptos Display" w:hAnsi="Aptos Display"/>
@@ -35569,7 +35669,7 @@
         <w:pStyle w:val="Titre2"/>
         <w:spacing w:before="460" w:after="220"/>
       </w:pPr>
-      <w:bookmarkStart w:id="91" w:name="_Toc229310161"/>
+      <w:bookmarkStart w:id="91" w:name="_Toc230112505"/>
       <w:r>
         <w:rPr>
           <w:rFonts w:ascii="Aptos Display" w:hAnsi="Aptos Display"/>
@@ -35884,7 +35984,7 @@
         <w:pStyle w:val="Titre2"/>
         <w:spacing w:before="460" w:after="220"/>
       </w:pPr>
-      <w:bookmarkStart w:id="92" w:name="_Toc229310162"/>
+      <w:bookmarkStart w:id="92" w:name="_Toc230112506"/>
       <w:r>
         <w:rPr>
           <w:rFonts w:ascii="Aptos Display" w:hAnsi="Aptos Display"/>
@@ -36022,7 +36122,7 @@
         <w:pStyle w:val="Titre2"/>
         <w:spacing w:before="460" w:after="220"/>
       </w:pPr>
-      <w:bookmarkStart w:id="93" w:name="_Toc229310163"/>
+      <w:bookmarkStart w:id="93" w:name="_Toc230112507"/>
       <w:r>
         <w:rPr>
           <w:rFonts w:ascii="Aptos Display" w:hAnsi="Aptos Display"/>
@@ -36162,7 +36262,7 @@
         <w:pStyle w:val="Titre2"/>
         <w:spacing w:before="460" w:after="220"/>
       </w:pPr>
-      <w:bookmarkStart w:id="94" w:name="_Toc229310164"/>
+      <w:bookmarkStart w:id="94" w:name="_Toc230112508"/>
       <w:r>
         <w:rPr>
           <w:rFonts w:ascii="Aptos Display" w:hAnsi="Aptos Display"/>
@@ -36372,7 +36472,7 @@
         </w:pBdr>
         <w:spacing w:before="80" w:after="200"/>
       </w:pPr>
-      <w:bookmarkStart w:id="95" w:name="_Toc229310165"/>
+      <w:bookmarkStart w:id="95" w:name="_Toc230112509"/>
       <w:r>
         <w:rPr>
           <w:rFonts w:ascii="Aptos Display" w:hAnsi="Aptos Display"/>
@@ -36397,7 +36497,7 @@
           <w:noProof/>
         </w:rPr>
         <w:drawing>
-          <wp:inline distT="0" distB="0" distL="0" distR="0" wp14:anchorId="7D9FE158" wp14:editId="7994D57E">
+          <wp:inline distT="0" distB="0" distL="0" distR="0" wp14:anchorId="2813D784" wp14:editId="1C3FAA4A">
             <wp:extent cx="4601762" cy="7498079"/>
             <wp:effectExtent l="0" t="0" r="0" b="0"/>
             <wp:docPr id="21" name="Picture 21"/>
@@ -36499,7 +36599,7 @@
         <w:pStyle w:val="Titre2"/>
         <w:spacing w:before="460" w:after="220"/>
       </w:pPr>
-      <w:bookmarkStart w:id="96" w:name="_Toc229310166"/>
+      <w:bookmarkStart w:id="96" w:name="_Toc230112510"/>
       <w:r>
         <w:rPr>
           <w:rFonts w:ascii="Aptos Display" w:hAnsi="Aptos Display"/>
@@ -36627,7 +36727,7 @@
         <w:pStyle w:val="Titre2"/>
         <w:spacing w:before="460" w:after="220"/>
       </w:pPr>
-      <w:bookmarkStart w:id="97" w:name="_Toc229310167"/>
+      <w:bookmarkStart w:id="97" w:name="_Toc230112511"/>
       <w:r>
         <w:rPr>
           <w:rFonts w:ascii="Aptos Display" w:hAnsi="Aptos Display"/>
@@ -36988,7 +37088,7 @@
         <w:pStyle w:val="Titre2"/>
         <w:spacing w:before="460" w:after="220"/>
       </w:pPr>
-      <w:bookmarkStart w:id="98" w:name="_Toc229310168"/>
+      <w:bookmarkStart w:id="98" w:name="_Toc230112512"/>
       <w:r>
         <w:rPr>
           <w:rFonts w:ascii="Aptos Display" w:hAnsi="Aptos Display"/>
@@ -37120,7 +37220,7 @@
         <w:pStyle w:val="Titre2"/>
         <w:spacing w:before="460" w:after="220"/>
       </w:pPr>
-      <w:bookmarkStart w:id="99" w:name="_Toc229310169"/>
+      <w:bookmarkStart w:id="99" w:name="_Toc230112513"/>
       <w:r>
         <w:rPr>
           <w:rFonts w:ascii="Aptos Display" w:hAnsi="Aptos Display"/>
@@ -37259,7 +37359,7 @@
         <w:pStyle w:val="Titre2"/>
         <w:spacing w:before="460" w:after="220"/>
       </w:pPr>
-      <w:bookmarkStart w:id="100" w:name="_Toc229310170"/>
+      <w:bookmarkStart w:id="100" w:name="_Toc230112514"/>
       <w:r>
         <w:rPr>
           <w:rFonts w:ascii="Aptos Display" w:hAnsi="Aptos Display"/>
@@ -37399,7 +37499,7 @@
         <w:pStyle w:val="Titre2"/>
         <w:spacing w:before="460" w:after="220"/>
       </w:pPr>
-      <w:bookmarkStart w:id="101" w:name="_Toc229310171"/>
+      <w:bookmarkStart w:id="101" w:name="_Toc230112515"/>
       <w:r>
         <w:rPr>
           <w:rFonts w:ascii="Aptos Display" w:hAnsi="Aptos Display"/>
@@ -37533,7 +37633,7 @@
         <w:pStyle w:val="Titre2"/>
         <w:spacing w:before="460" w:after="220"/>
       </w:pPr>
-      <w:bookmarkStart w:id="102" w:name="_Toc229310172"/>
+      <w:bookmarkStart w:id="102" w:name="_Toc230112516"/>
       <w:r>
         <w:rPr>
           <w:rFonts w:ascii="Aptos Display" w:hAnsi="Aptos Display"/>
@@ -37627,7 +37727,7 @@
         <w:pStyle w:val="Titre2"/>
         <w:spacing w:before="460" w:after="220"/>
       </w:pPr>
-      <w:bookmarkStart w:id="103" w:name="_Toc229310173"/>
+      <w:bookmarkStart w:id="103" w:name="_Toc230112517"/>
       <w:r>
         <w:rPr>
           <w:rFonts w:ascii="Aptos Display" w:hAnsi="Aptos Display"/>
@@ -37736,7 +37836,7 @@
         <w:pStyle w:val="Titre2"/>
         <w:spacing w:before="460" w:after="220"/>
       </w:pPr>
-      <w:bookmarkStart w:id="104" w:name="_Toc229310174"/>
+      <w:bookmarkStart w:id="104" w:name="_Toc230112518"/>
       <w:r>
         <w:rPr>
           <w:rFonts w:ascii="Aptos Display" w:hAnsi="Aptos Display"/>
@@ -37849,7 +37949,7 @@
         <w:pStyle w:val="Titre2"/>
         <w:spacing w:before="460" w:after="220"/>
       </w:pPr>
-      <w:bookmarkStart w:id="105" w:name="_Toc229310175"/>
+      <w:bookmarkStart w:id="105" w:name="_Toc230112519"/>
       <w:r>
         <w:rPr>
           <w:rFonts w:ascii="Aptos Display" w:hAnsi="Aptos Display"/>
@@ -37988,7 +38088,7 @@
         </w:pBdr>
         <w:spacing w:before="80" w:after="200"/>
       </w:pPr>
-      <w:bookmarkStart w:id="106" w:name="_Toc229310176"/>
+      <w:bookmarkStart w:id="106" w:name="_Toc230112520"/>
       <w:r>
         <w:rPr>
           <w:rFonts w:ascii="Aptos Display" w:hAnsi="Aptos Display"/>
@@ -38004,7 +38104,7 @@
         <w:pStyle w:val="Titre2"/>
         <w:spacing w:before="460" w:after="220"/>
       </w:pPr>
-      <w:bookmarkStart w:id="107" w:name="_Toc229310177"/>
+      <w:bookmarkStart w:id="107" w:name="_Toc230112521"/>
       <w:r>
         <w:rPr>
           <w:rFonts w:ascii="Aptos Display" w:hAnsi="Aptos Display"/>
@@ -38233,7 +38333,7 @@
         <w:pStyle w:val="Titre2"/>
         <w:spacing w:before="460" w:after="220"/>
       </w:pPr>
-      <w:bookmarkStart w:id="108" w:name="_Toc229310178"/>
+      <w:bookmarkStart w:id="108" w:name="_Toc230112522"/>
       <w:r>
         <w:rPr>
           <w:rFonts w:ascii="Aptos Display" w:hAnsi="Aptos Display"/>
@@ -38361,7 +38461,7 @@
         <w:pStyle w:val="Titre2"/>
         <w:spacing w:before="460" w:after="220"/>
       </w:pPr>
-      <w:bookmarkStart w:id="109" w:name="_Toc229310179"/>
+      <w:bookmarkStart w:id="109" w:name="_Toc230112523"/>
       <w:r>
         <w:rPr>
           <w:rFonts w:ascii="Aptos Display" w:hAnsi="Aptos Display"/>
@@ -38935,7 +39035,7 @@
         <w:pStyle w:val="Titre2"/>
         <w:spacing w:before="460" w:after="220"/>
       </w:pPr>
-      <w:bookmarkStart w:id="110" w:name="_Toc229310180"/>
+      <w:bookmarkStart w:id="110" w:name="_Toc230112524"/>
       <w:r>
         <w:rPr>
           <w:rFonts w:ascii="Aptos Display" w:hAnsi="Aptos Display"/>
@@ -39043,7 +39143,7 @@
         </w:pBdr>
         <w:spacing w:before="80" w:after="200"/>
       </w:pPr>
-      <w:bookmarkStart w:id="111" w:name="_Toc229310181"/>
+      <w:bookmarkStart w:id="111" w:name="_Toc230112525"/>
       <w:r>
         <w:rPr>
           <w:rFonts w:ascii="Aptos Display" w:hAnsi="Aptos Display"/>
@@ -39933,7 +40033,7 @@
               <w:rPr>
                 <w:sz w:val="19"/>
               </w:rPr>
-              <w:t>runtime target captured</w:t>
+              <w:t>runtime target captured on the active page strobe</w:t>
             </w:r>
           </w:p>
         </w:tc>
@@ -40245,31 +40345,31 @@
       </w:rPr>
     </w:lvl>
   </w:abstractNum>
-  <w:num w:numId="1" w16cid:durableId="1984431432">
+  <w:num w:numId="1" w16cid:durableId="1624460090">
     <w:abstractNumId w:val="8"/>
   </w:num>
-  <w:num w:numId="2" w16cid:durableId="330256995">
+  <w:num w:numId="2" w16cid:durableId="228004627">
     <w:abstractNumId w:val="6"/>
   </w:num>
-  <w:num w:numId="3" w16cid:durableId="2000384446">
+  <w:num w:numId="3" w16cid:durableId="1065295530">
     <w:abstractNumId w:val="5"/>
   </w:num>
-  <w:num w:numId="4" w16cid:durableId="1598247528">
+  <w:num w:numId="4" w16cid:durableId="268780640">
     <w:abstractNumId w:val="4"/>
   </w:num>
-  <w:num w:numId="5" w16cid:durableId="1666085732">
+  <w:num w:numId="5" w16cid:durableId="1959944218">
     <w:abstractNumId w:val="7"/>
   </w:num>
-  <w:num w:numId="6" w16cid:durableId="1593398273">
+  <w:num w:numId="6" w16cid:durableId="2018772424">
     <w:abstractNumId w:val="3"/>
   </w:num>
-  <w:num w:numId="7" w16cid:durableId="2053068182">
+  <w:num w:numId="7" w16cid:durableId="734738066">
     <w:abstractNumId w:val="2"/>
   </w:num>
-  <w:num w:numId="8" w16cid:durableId="1585145965">
+  <w:num w:numId="8" w16cid:durableId="1142189383">
     <w:abstractNumId w:val="1"/>
   </w:num>
-  <w:num w:numId="9" w16cid:durableId="1068723699">
+  <w:num w:numId="9" w16cid:durableId="205067787">
     <w:abstractNumId w:val="0"/>
   </w:num>
 </w:numbering>
@@ -51660,7 +51760,7 @@
     <w:autoRedefine/>
     <w:uiPriority w:val="39"/>
     <w:unhideWhenUsed/>
-    <w:rsid w:val="00270D39"/>
+    <w:rsid w:val="00A8474A"/>
     <w:pPr>
       <w:spacing w:after="100"/>
     </w:pPr>
@@ -51672,7 +51772,7 @@
     <w:autoRedefine/>
     <w:uiPriority w:val="39"/>
     <w:unhideWhenUsed/>
-    <w:rsid w:val="00270D39"/>
+    <w:rsid w:val="00A8474A"/>
     <w:pPr>
       <w:spacing w:after="100"/>
       <w:ind w:left="200"/>
@@ -51685,7 +51785,7 @@
     <w:autoRedefine/>
     <w:uiPriority w:val="39"/>
     <w:unhideWhenUsed/>
-    <w:rsid w:val="00270D39"/>
+    <w:rsid w:val="00A8474A"/>
     <w:pPr>
       <w:spacing w:after="100"/>
       <w:ind w:left="400"/>
@@ -51698,7 +51798,7 @@
     <w:autoRedefine/>
     <w:uiPriority w:val="39"/>
     <w:unhideWhenUsed/>
-    <w:rsid w:val="00270D39"/>
+    <w:rsid w:val="00A8474A"/>
     <w:pPr>
       <w:spacing w:after="100" w:line="278" w:lineRule="auto"/>
       <w:ind w:left="720"/>
@@ -51720,7 +51820,7 @@
     <w:autoRedefine/>
     <w:uiPriority w:val="39"/>
     <w:unhideWhenUsed/>
-    <w:rsid w:val="00270D39"/>
+    <w:rsid w:val="00A8474A"/>
     <w:pPr>
       <w:spacing w:after="100" w:line="278" w:lineRule="auto"/>
       <w:ind w:left="960"/>
@@ -51742,7 +51842,7 @@
     <w:autoRedefine/>
     <w:uiPriority w:val="39"/>
     <w:unhideWhenUsed/>
-    <w:rsid w:val="00270D39"/>
+    <w:rsid w:val="00A8474A"/>
     <w:pPr>
       <w:spacing w:after="100" w:line="278" w:lineRule="auto"/>
       <w:ind w:left="1200"/>
@@ -51764,7 +51864,7 @@
     <w:autoRedefine/>
     <w:uiPriority w:val="39"/>
     <w:unhideWhenUsed/>
-    <w:rsid w:val="00270D39"/>
+    <w:rsid w:val="00A8474A"/>
     <w:pPr>
       <w:spacing w:after="100" w:line="278" w:lineRule="auto"/>
       <w:ind w:left="1440"/>
@@ -51786,7 +51886,7 @@
     <w:autoRedefine/>
     <w:uiPriority w:val="39"/>
     <w:unhideWhenUsed/>
-    <w:rsid w:val="00270D39"/>
+    <w:rsid w:val="00A8474A"/>
     <w:pPr>
       <w:spacing w:after="100" w:line="278" w:lineRule="auto"/>
       <w:ind w:left="1680"/>
@@ -51808,7 +51908,7 @@
     <w:autoRedefine/>
     <w:uiPriority w:val="39"/>
     <w:unhideWhenUsed/>
-    <w:rsid w:val="00270D39"/>
+    <w:rsid w:val="00A8474A"/>
     <w:pPr>
       <w:spacing w:after="100" w:line="278" w:lineRule="auto"/>
       <w:ind w:left="1920"/>
@@ -51828,7 +51928,7 @@
     <w:basedOn w:val="Policepardfaut"/>
     <w:uiPriority w:val="99"/>
     <w:unhideWhenUsed/>
-    <w:rsid w:val="00270D39"/>
+    <w:rsid w:val="00A8474A"/>
     <w:rPr>
       <w:color w:val="0000FF" w:themeColor="hyperlink"/>
       <w:u w:val="single"/>
@@ -51840,7 +51940,7 @@
     <w:uiPriority w:val="99"/>
     <w:semiHidden/>
     <w:unhideWhenUsed/>
-    <w:rsid w:val="00270D39"/>
+    <w:rsid w:val="00A8474A"/>
     <w:rPr>
       <w:color w:val="605E5C"/>
       <w:shd w:val="clear" w:color="auto" w:fill="E1DFDD"/>

--- a/docs/user_guide/MFDStudio_End_To_End_User_Guide.docx
+++ b/docs/user_guide/MFDStudio_End_To_End_User_Guide.docx
@@ -70,7 +70,7 @@
               <w:t xml:space="preserve">Document generated on </w:t>
             </w:r>
             <w:r>
-              <w:t>2026-05-22 06:40</w:t>
+              <w:t>2026-05-23 19:05</w:t>
             </w:r>
             <w:r>
               <w:rPr>
@@ -241,7 +241,7 @@
       <w:pPr>
         <w:pStyle w:val="Titre1"/>
       </w:pPr>
-      <w:bookmarkStart w:id="0" w:name="_Toc230324465"/>
+      <w:bookmarkStart w:id="0" w:name="_Toc230455529"/>
       <w:r>
         <w:t>Table of Contents</w:t>
       </w:r>
@@ -269,7 +269,7 @@
         </w:rPr>
         <w:fldChar w:fldCharType="separate"/>
       </w:r>
-      <w:hyperlink w:anchor="_Toc230324465" w:history="1">
+      <w:hyperlink w:anchor="_Toc230455529" w:history="1">
         <w:r>
           <w:rPr>
             <w:rStyle w:val="Lienhypertexte"/>
@@ -296,7 +296,7 @@
             <w:noProof/>
             <w:webHidden/>
           </w:rPr>
-          <w:instrText xml:space="preserve"> PAGEREF _Toc230324465 \h </w:instrText>
+          <w:instrText xml:space="preserve"> PAGEREF _Toc230455529 \h </w:instrText>
         </w:r>
         <w:r>
           <w:rPr>
@@ -337,7 +337,7 @@
           <w:noProof/>
         </w:rPr>
       </w:pPr>
-      <w:hyperlink w:anchor="_Toc230324466" w:history="1">
+      <w:hyperlink w:anchor="_Toc230455530" w:history="1">
         <w:r>
           <w:rPr>
             <w:rStyle w:val="Lienhypertexte"/>
@@ -365,7 +365,7 @@
             <w:noProof/>
             <w:webHidden/>
           </w:rPr>
-          <w:instrText xml:space="preserve"> PAGEREF _Toc230324466 \h </w:instrText>
+          <w:instrText xml:space="preserve"> PAGEREF _Toc230455530 \h </w:instrText>
         </w:r>
         <w:r>
           <w:rPr>
@@ -406,7 +406,7 @@
           <w:noProof/>
         </w:rPr>
       </w:pPr>
-      <w:hyperlink w:anchor="_Toc230324467" w:history="1">
+      <w:hyperlink w:anchor="_Toc230455531" w:history="1">
         <w:r>
           <w:rPr>
             <w:rStyle w:val="Lienhypertexte"/>
@@ -434,7 +434,7 @@
             <w:noProof/>
             <w:webHidden/>
           </w:rPr>
-          <w:instrText xml:space="preserve"> PAGEREF _Toc230324467 \h </w:instrText>
+          <w:instrText xml:space="preserve"> PAGEREF _Toc230455531 \h </w:instrText>
         </w:r>
         <w:r>
           <w:rPr>
@@ -475,7 +475,7 @@
           <w:noProof/>
         </w:rPr>
       </w:pPr>
-      <w:hyperlink w:anchor="_Toc230324468" w:history="1">
+      <w:hyperlink w:anchor="_Toc230455532" w:history="1">
         <w:r>
           <w:rPr>
             <w:rStyle w:val="Lienhypertexte"/>
@@ -503,7 +503,7 @@
             <w:noProof/>
             <w:webHidden/>
           </w:rPr>
-          <w:instrText xml:space="preserve"> PAGEREF _Toc230324468 \h </w:instrText>
+          <w:instrText xml:space="preserve"> PAGEREF _Toc230455532 \h </w:instrText>
         </w:r>
         <w:r>
           <w:rPr>
@@ -544,7 +544,7 @@
           <w:noProof/>
         </w:rPr>
       </w:pPr>
-      <w:hyperlink w:anchor="_Toc230324469" w:history="1">
+      <w:hyperlink w:anchor="_Toc230455533" w:history="1">
         <w:r>
           <w:rPr>
             <w:rStyle w:val="Lienhypertexte"/>
@@ -572,7 +572,7 @@
             <w:noProof/>
             <w:webHidden/>
           </w:rPr>
-          <w:instrText xml:space="preserve"> PAGEREF _Toc230324469 \h </w:instrText>
+          <w:instrText xml:space="preserve"> PAGEREF _Toc230455533 \h </w:instrText>
         </w:r>
         <w:r>
           <w:rPr>
@@ -613,7 +613,7 @@
           <w:noProof/>
         </w:rPr>
       </w:pPr>
-      <w:hyperlink w:anchor="_Toc230324470" w:history="1">
+      <w:hyperlink w:anchor="_Toc230455534" w:history="1">
         <w:r>
           <w:rPr>
             <w:rStyle w:val="Lienhypertexte"/>
@@ -641,7 +641,7 @@
             <w:noProof/>
             <w:webHidden/>
           </w:rPr>
-          <w:instrText xml:space="preserve"> PAGEREF _Toc230324470 \h </w:instrText>
+          <w:instrText xml:space="preserve"> PAGEREF _Toc230455534 \h </w:instrText>
         </w:r>
         <w:r>
           <w:rPr>
@@ -682,7 +682,7 @@
           <w:noProof/>
         </w:rPr>
       </w:pPr>
-      <w:hyperlink w:anchor="_Toc230324471" w:history="1">
+      <w:hyperlink w:anchor="_Toc230455535" w:history="1">
         <w:r>
           <w:rPr>
             <w:rStyle w:val="Lienhypertexte"/>
@@ -710,7 +710,7 @@
             <w:noProof/>
             <w:webHidden/>
           </w:rPr>
-          <w:instrText xml:space="preserve"> PAGEREF _Toc230324471 \h </w:instrText>
+          <w:instrText xml:space="preserve"> PAGEREF _Toc230455535 \h </w:instrText>
         </w:r>
         <w:r>
           <w:rPr>
@@ -751,7 +751,7 @@
           <w:noProof/>
         </w:rPr>
       </w:pPr>
-      <w:hyperlink w:anchor="_Toc230324472" w:history="1">
+      <w:hyperlink w:anchor="_Toc230455536" w:history="1">
         <w:r>
           <w:rPr>
             <w:rStyle w:val="Lienhypertexte"/>
@@ -779,7 +779,7 @@
             <w:noProof/>
             <w:webHidden/>
           </w:rPr>
-          <w:instrText xml:space="preserve"> PAGEREF _Toc230324472 \h </w:instrText>
+          <w:instrText xml:space="preserve"> PAGEREF _Toc230455536 \h </w:instrText>
         </w:r>
         <w:r>
           <w:rPr>
@@ -820,7 +820,7 @@
           <w:noProof/>
         </w:rPr>
       </w:pPr>
-      <w:hyperlink w:anchor="_Toc230324473" w:history="1">
+      <w:hyperlink w:anchor="_Toc230455537" w:history="1">
         <w:r>
           <w:rPr>
             <w:rStyle w:val="Lienhypertexte"/>
@@ -848,7 +848,7 @@
             <w:noProof/>
             <w:webHidden/>
           </w:rPr>
-          <w:instrText xml:space="preserve"> PAGEREF _Toc230324473 \h </w:instrText>
+          <w:instrText xml:space="preserve"> PAGEREF _Toc230455537 \h </w:instrText>
         </w:r>
         <w:r>
           <w:rPr>
@@ -889,7 +889,7 @@
           <w:noProof/>
         </w:rPr>
       </w:pPr>
-      <w:hyperlink w:anchor="_Toc230324474" w:history="1">
+      <w:hyperlink w:anchor="_Toc230455538" w:history="1">
         <w:r>
           <w:rPr>
             <w:rStyle w:val="Lienhypertexte"/>
@@ -917,7 +917,7 @@
             <w:noProof/>
             <w:webHidden/>
           </w:rPr>
-          <w:instrText xml:space="preserve"> PAGEREF _Toc230324474 \h </w:instrText>
+          <w:instrText xml:space="preserve"> PAGEREF _Toc230455538 \h </w:instrText>
         </w:r>
         <w:r>
           <w:rPr>
@@ -958,7 +958,7 @@
           <w:noProof/>
         </w:rPr>
       </w:pPr>
-      <w:hyperlink w:anchor="_Toc230324475" w:history="1">
+      <w:hyperlink w:anchor="_Toc230455539" w:history="1">
         <w:r>
           <w:rPr>
             <w:rStyle w:val="Lienhypertexte"/>
@@ -986,7 +986,7 @@
             <w:noProof/>
             <w:webHidden/>
           </w:rPr>
-          <w:instrText xml:space="preserve"> PAGEREF _Toc230324475 \h </w:instrText>
+          <w:instrText xml:space="preserve"> PAGEREF _Toc230455539 \h </w:instrText>
         </w:r>
         <w:r>
           <w:rPr>
@@ -1027,7 +1027,7 @@
           <w:noProof/>
         </w:rPr>
       </w:pPr>
-      <w:hyperlink w:anchor="_Toc230324476" w:history="1">
+      <w:hyperlink w:anchor="_Toc230455540" w:history="1">
         <w:r>
           <w:rPr>
             <w:rStyle w:val="Lienhypertexte"/>
@@ -1055,7 +1055,7 @@
             <w:noProof/>
             <w:webHidden/>
           </w:rPr>
-          <w:instrText xml:space="preserve"> PAGEREF _Toc230324476 \h </w:instrText>
+          <w:instrText xml:space="preserve"> PAGEREF _Toc230455540 \h </w:instrText>
         </w:r>
         <w:r>
           <w:rPr>
@@ -1096,7 +1096,7 @@
           <w:noProof/>
         </w:rPr>
       </w:pPr>
-      <w:hyperlink w:anchor="_Toc230324477" w:history="1">
+      <w:hyperlink w:anchor="_Toc230455541" w:history="1">
         <w:r>
           <w:rPr>
             <w:rStyle w:val="Lienhypertexte"/>
@@ -1124,7 +1124,7 @@
             <w:noProof/>
             <w:webHidden/>
           </w:rPr>
-          <w:instrText xml:space="preserve"> PAGEREF _Toc230324477 \h </w:instrText>
+          <w:instrText xml:space="preserve"> PAGEREF _Toc230455541 \h </w:instrText>
         </w:r>
         <w:r>
           <w:rPr>
@@ -1165,7 +1165,7 @@
           <w:noProof/>
         </w:rPr>
       </w:pPr>
-      <w:hyperlink w:anchor="_Toc230324478" w:history="1">
+      <w:hyperlink w:anchor="_Toc230455542" w:history="1">
         <w:r>
           <w:rPr>
             <w:rStyle w:val="Lienhypertexte"/>
@@ -1193,7 +1193,7 @@
             <w:noProof/>
             <w:webHidden/>
           </w:rPr>
-          <w:instrText xml:space="preserve"> PAGEREF _Toc230324478 \h </w:instrText>
+          <w:instrText xml:space="preserve"> PAGEREF _Toc230455542 \h </w:instrText>
         </w:r>
         <w:r>
           <w:rPr>
@@ -1234,7 +1234,7 @@
           <w:noProof/>
         </w:rPr>
       </w:pPr>
-      <w:hyperlink w:anchor="_Toc230324479" w:history="1">
+      <w:hyperlink w:anchor="_Toc230455543" w:history="1">
         <w:r>
           <w:rPr>
             <w:rStyle w:val="Lienhypertexte"/>
@@ -1262,7 +1262,7 @@
             <w:noProof/>
             <w:webHidden/>
           </w:rPr>
-          <w:instrText xml:space="preserve"> PAGEREF _Toc230324479 \h </w:instrText>
+          <w:instrText xml:space="preserve"> PAGEREF _Toc230455543 \h </w:instrText>
         </w:r>
         <w:r>
           <w:rPr>
@@ -1303,7 +1303,7 @@
           <w:noProof/>
         </w:rPr>
       </w:pPr>
-      <w:hyperlink w:anchor="_Toc230324480" w:history="1">
+      <w:hyperlink w:anchor="_Toc230455544" w:history="1">
         <w:r>
           <w:rPr>
             <w:rStyle w:val="Lienhypertexte"/>
@@ -1331,7 +1331,7 @@
             <w:noProof/>
             <w:webHidden/>
           </w:rPr>
-          <w:instrText xml:space="preserve"> PAGEREF _Toc230324480 \h </w:instrText>
+          <w:instrText xml:space="preserve"> PAGEREF _Toc230455544 \h </w:instrText>
         </w:r>
         <w:r>
           <w:rPr>
@@ -1372,7 +1372,7 @@
           <w:noProof/>
         </w:rPr>
       </w:pPr>
-      <w:hyperlink w:anchor="_Toc230324481" w:history="1">
+      <w:hyperlink w:anchor="_Toc230455545" w:history="1">
         <w:r>
           <w:rPr>
             <w:rStyle w:val="Lienhypertexte"/>
@@ -1400,7 +1400,7 @@
             <w:noProof/>
             <w:webHidden/>
           </w:rPr>
-          <w:instrText xml:space="preserve"> PAGEREF _Toc230324481 \h </w:instrText>
+          <w:instrText xml:space="preserve"> PAGEREF _Toc230455545 \h </w:instrText>
         </w:r>
         <w:r>
           <w:rPr>
@@ -1441,7 +1441,7 @@
           <w:noProof/>
         </w:rPr>
       </w:pPr>
-      <w:hyperlink w:anchor="_Toc230324482" w:history="1">
+      <w:hyperlink w:anchor="_Toc230455546" w:history="1">
         <w:r>
           <w:rPr>
             <w:rStyle w:val="Lienhypertexte"/>
@@ -1469,7 +1469,7 @@
             <w:noProof/>
             <w:webHidden/>
           </w:rPr>
-          <w:instrText xml:space="preserve"> PAGEREF _Toc230324482 \h </w:instrText>
+          <w:instrText xml:space="preserve"> PAGEREF _Toc230455546 \h </w:instrText>
         </w:r>
         <w:r>
           <w:rPr>
@@ -1510,7 +1510,7 @@
           <w:noProof/>
         </w:rPr>
       </w:pPr>
-      <w:hyperlink w:anchor="_Toc230324483" w:history="1">
+      <w:hyperlink w:anchor="_Toc230455547" w:history="1">
         <w:r>
           <w:rPr>
             <w:rStyle w:val="Lienhypertexte"/>
@@ -1538,7 +1538,7 @@
             <w:noProof/>
             <w:webHidden/>
           </w:rPr>
-          <w:instrText xml:space="preserve"> PAGEREF _Toc230324483 \h </w:instrText>
+          <w:instrText xml:space="preserve"> PAGEREF _Toc230455547 \h </w:instrText>
         </w:r>
         <w:r>
           <w:rPr>
@@ -1579,7 +1579,7 @@
           <w:noProof/>
         </w:rPr>
       </w:pPr>
-      <w:hyperlink w:anchor="_Toc230324484" w:history="1">
+      <w:hyperlink w:anchor="_Toc230455548" w:history="1">
         <w:r>
           <w:rPr>
             <w:rStyle w:val="Lienhypertexte"/>
@@ -1607,7 +1607,7 @@
             <w:noProof/>
             <w:webHidden/>
           </w:rPr>
-          <w:instrText xml:space="preserve"> PAGEREF _Toc230324484 \h </w:instrText>
+          <w:instrText xml:space="preserve"> PAGEREF _Toc230455548 \h </w:instrText>
         </w:r>
         <w:r>
           <w:rPr>
@@ -1648,7 +1648,7 @@
           <w:noProof/>
         </w:rPr>
       </w:pPr>
-      <w:hyperlink w:anchor="_Toc230324485" w:history="1">
+      <w:hyperlink w:anchor="_Toc230455549" w:history="1">
         <w:r>
           <w:rPr>
             <w:rStyle w:val="Lienhypertexte"/>
@@ -1676,7 +1676,7 @@
             <w:noProof/>
             <w:webHidden/>
           </w:rPr>
-          <w:instrText xml:space="preserve"> PAGEREF _Toc230324485 \h </w:instrText>
+          <w:instrText xml:space="preserve"> PAGEREF _Toc230455549 \h </w:instrText>
         </w:r>
         <w:r>
           <w:rPr>
@@ -1717,7 +1717,7 @@
           <w:noProof/>
         </w:rPr>
       </w:pPr>
-      <w:hyperlink w:anchor="_Toc230324486" w:history="1">
+      <w:hyperlink w:anchor="_Toc230455550" w:history="1">
         <w:r>
           <w:rPr>
             <w:rStyle w:val="Lienhypertexte"/>
@@ -1745,7 +1745,7 @@
             <w:noProof/>
             <w:webHidden/>
           </w:rPr>
-          <w:instrText xml:space="preserve"> PAGEREF _Toc230324486 \h </w:instrText>
+          <w:instrText xml:space="preserve"> PAGEREF _Toc230455550 \h </w:instrText>
         </w:r>
         <w:r>
           <w:rPr>
@@ -1786,7 +1786,7 @@
           <w:noProof/>
         </w:rPr>
       </w:pPr>
-      <w:hyperlink w:anchor="_Toc230324487" w:history="1">
+      <w:hyperlink w:anchor="_Toc230455551" w:history="1">
         <w:r>
           <w:rPr>
             <w:rStyle w:val="Lienhypertexte"/>
@@ -1814,7 +1814,7 @@
             <w:noProof/>
             <w:webHidden/>
           </w:rPr>
-          <w:instrText xml:space="preserve"> PAGEREF _Toc230324487 \h </w:instrText>
+          <w:instrText xml:space="preserve"> PAGEREF _Toc230455551 \h </w:instrText>
         </w:r>
         <w:r>
           <w:rPr>
@@ -1855,7 +1855,7 @@
           <w:noProof/>
         </w:rPr>
       </w:pPr>
-      <w:hyperlink w:anchor="_Toc230324488" w:history="1">
+      <w:hyperlink w:anchor="_Toc230455552" w:history="1">
         <w:r>
           <w:rPr>
             <w:rStyle w:val="Lienhypertexte"/>
@@ -1882,7 +1882,7 @@
             <w:noProof/>
             <w:webHidden/>
           </w:rPr>
-          <w:instrText xml:space="preserve"> PAGEREF _Toc230324488 \h </w:instrText>
+          <w:instrText xml:space="preserve"> PAGEREF _Toc230455552 \h </w:instrText>
         </w:r>
         <w:r>
           <w:rPr>
@@ -1923,7 +1923,7 @@
           <w:noProof/>
         </w:rPr>
       </w:pPr>
-      <w:hyperlink w:anchor="_Toc230324489" w:history="1">
+      <w:hyperlink w:anchor="_Toc230455553" w:history="1">
         <w:r>
           <w:rPr>
             <w:rStyle w:val="Lienhypertexte"/>
@@ -1950,7 +1950,7 @@
             <w:noProof/>
             <w:webHidden/>
           </w:rPr>
-          <w:instrText xml:space="preserve"> PAGEREF _Toc230324489 \h </w:instrText>
+          <w:instrText xml:space="preserve"> PAGEREF _Toc230455553 \h </w:instrText>
         </w:r>
         <w:r>
           <w:rPr>
@@ -1991,7 +1991,7 @@
           <w:noProof/>
         </w:rPr>
       </w:pPr>
-      <w:hyperlink w:anchor="_Toc230324490" w:history="1">
+      <w:hyperlink w:anchor="_Toc230455554" w:history="1">
         <w:r>
           <w:rPr>
             <w:rStyle w:val="Lienhypertexte"/>
@@ -2019,7 +2019,7 @@
             <w:noProof/>
             <w:webHidden/>
           </w:rPr>
-          <w:instrText xml:space="preserve"> PAGEREF _Toc230324490 \h </w:instrText>
+          <w:instrText xml:space="preserve"> PAGEREF _Toc230455554 \h </w:instrText>
         </w:r>
         <w:r>
           <w:rPr>
@@ -2060,7 +2060,7 @@
           <w:noProof/>
         </w:rPr>
       </w:pPr>
-      <w:hyperlink w:anchor="_Toc230324491" w:history="1">
+      <w:hyperlink w:anchor="_Toc230455555" w:history="1">
         <w:r>
           <w:rPr>
             <w:rStyle w:val="Lienhypertexte"/>
@@ -2088,7 +2088,7 @@
             <w:noProof/>
             <w:webHidden/>
           </w:rPr>
-          <w:instrText xml:space="preserve"> PAGEREF _Toc230324491 \h </w:instrText>
+          <w:instrText xml:space="preserve"> PAGEREF _Toc230455555 \h </w:instrText>
         </w:r>
         <w:r>
           <w:rPr>
@@ -2129,7 +2129,7 @@
           <w:noProof/>
         </w:rPr>
       </w:pPr>
-      <w:hyperlink w:anchor="_Toc230324492" w:history="1">
+      <w:hyperlink w:anchor="_Toc230455556" w:history="1">
         <w:r>
           <w:rPr>
             <w:rStyle w:val="Lienhypertexte"/>
@@ -2157,7 +2157,7 @@
             <w:noProof/>
             <w:webHidden/>
           </w:rPr>
-          <w:instrText xml:space="preserve"> PAGEREF _Toc230324492 \h </w:instrText>
+          <w:instrText xml:space="preserve"> PAGEREF _Toc230455556 \h </w:instrText>
         </w:r>
         <w:r>
           <w:rPr>
@@ -2198,14 +2198,14 @@
           <w:noProof/>
         </w:rPr>
       </w:pPr>
-      <w:hyperlink w:anchor="_Toc230324493" w:history="1">
+      <w:hyperlink w:anchor="_Toc230455557" w:history="1">
         <w:r>
           <w:rPr>
             <w:rStyle w:val="Lienhypertexte"/>
             <w:rFonts w:ascii="Aptos Display" w:hAnsi="Aptos Display"/>
             <w:noProof/>
           </w:rPr>
-          <w:t>▪ 4.8 Design of a page: layers, static reticles, dynamic bindings, strobe</w:t>
+          <w:t>▪ 4.8 Design of a page: title chrome, layers, static reticles, dynamic bindings, strobes</w:t>
         </w:r>
         <w:r>
           <w:rPr>
@@ -2226,7 +2226,7 @@
             <w:noProof/>
             <w:webHidden/>
           </w:rPr>
-          <w:instrText xml:space="preserve"> PAGEREF _Toc230324493 \h </w:instrText>
+          <w:instrText xml:space="preserve"> PAGEREF _Toc230455557 \h </w:instrText>
         </w:r>
         <w:r>
           <w:rPr>
@@ -2267,13 +2267,13 @@
           <w:noProof/>
         </w:rPr>
       </w:pPr>
-      <w:hyperlink w:anchor="_Toc230324494" w:history="1">
+      <w:hyperlink w:anchor="_Toc230455558" w:history="1">
         <w:r>
           <w:rPr>
             <w:rStyle w:val="Lienhypertexte"/>
             <w:noProof/>
           </w:rPr>
-          <w:t>Page layers</w:t>
+          <w:t>Page title chrome</w:t>
         </w:r>
         <w:r>
           <w:rPr>
@@ -2294,7 +2294,7 @@
             <w:noProof/>
             <w:webHidden/>
           </w:rPr>
-          <w:instrText xml:space="preserve"> PAGEREF _Toc230324494 \h </w:instrText>
+          <w:instrText xml:space="preserve"> PAGEREF _Toc230455558 \h </w:instrText>
         </w:r>
         <w:r>
           <w:rPr>
@@ -2335,13 +2335,13 @@
           <w:noProof/>
         </w:rPr>
       </w:pPr>
-      <w:hyperlink w:anchor="_Toc230324495" w:history="1">
+      <w:hyperlink w:anchor="_Toc230455559" w:history="1">
         <w:r>
           <w:rPr>
             <w:rStyle w:val="Lienhypertexte"/>
             <w:noProof/>
           </w:rPr>
-          <w:t>Static reticles</w:t>
+          <w:t>Page layers</w:t>
         </w:r>
         <w:r>
           <w:rPr>
@@ -2362,7 +2362,7 @@
             <w:noProof/>
             <w:webHidden/>
           </w:rPr>
-          <w:instrText xml:space="preserve"> PAGEREF _Toc230324495 \h </w:instrText>
+          <w:instrText xml:space="preserve"> PAGEREF _Toc230455559 \h </w:instrText>
         </w:r>
         <w:r>
           <w:rPr>
@@ -2403,13 +2403,13 @@
           <w:noProof/>
         </w:rPr>
       </w:pPr>
-      <w:hyperlink w:anchor="_Toc230324496" w:history="1">
+      <w:hyperlink w:anchor="_Toc230455560" w:history="1">
         <w:r>
           <w:rPr>
             <w:rStyle w:val="Lienhypertexte"/>
             <w:noProof/>
           </w:rPr>
-          <w:t>Dynamic reticle bindings</w:t>
+          <w:t>Static reticles</w:t>
         </w:r>
         <w:r>
           <w:rPr>
@@ -2430,7 +2430,7 @@
             <w:noProof/>
             <w:webHidden/>
           </w:rPr>
-          <w:instrText xml:space="preserve"> PAGEREF _Toc230324496 \h </w:instrText>
+          <w:instrText xml:space="preserve"> PAGEREF _Toc230455560 \h </w:instrText>
         </w:r>
         <w:r>
           <w:rPr>
@@ -2471,13 +2471,13 @@
           <w:noProof/>
         </w:rPr>
       </w:pPr>
-      <w:hyperlink w:anchor="_Toc230324497" w:history="1">
+      <w:hyperlink w:anchor="_Toc230455561" w:history="1">
         <w:r>
           <w:rPr>
             <w:rStyle w:val="Lienhypertexte"/>
             <w:noProof/>
           </w:rPr>
-          <w:t>Page strobe</w:t>
+          <w:t>Dynamic reticle bindings</w:t>
         </w:r>
         <w:r>
           <w:rPr>
@@ -2498,7 +2498,7 @@
             <w:noProof/>
             <w:webHidden/>
           </w:rPr>
-          <w:instrText xml:space="preserve"> PAGEREF _Toc230324497 \h </w:instrText>
+          <w:instrText xml:space="preserve"> PAGEREF _Toc230455561 \h </w:instrText>
         </w:r>
         <w:r>
           <w:rPr>
@@ -2518,7 +2518,75 @@
             <w:noProof/>
             <w:webHidden/>
           </w:rPr>
-          <w:t>21</w:t>
+          <w:t>22</w:t>
+        </w:r>
+        <w:r>
+          <w:rPr>
+            <w:noProof/>
+            <w:webHidden/>
+          </w:rPr>
+          <w:fldChar w:fldCharType="end"/>
+        </w:r>
+      </w:hyperlink>
+    </w:p>
+    <w:p>
+      <w:pPr>
+        <w:pStyle w:val="TM3"/>
+        <w:tabs>
+          <w:tab w:val="right" w:leader="dot" w:pos="8948"/>
+        </w:tabs>
+        <w:rPr>
+          <w:noProof/>
+        </w:rPr>
+      </w:pPr>
+      <w:hyperlink w:anchor="_Toc230455562" w:history="1">
+        <w:r>
+          <w:rPr>
+            <w:rStyle w:val="Lienhypertexte"/>
+            <w:noProof/>
+          </w:rPr>
+          <w:t>Page strobes</w:t>
+        </w:r>
+        <w:r>
+          <w:rPr>
+            <w:noProof/>
+            <w:webHidden/>
+          </w:rPr>
+          <w:tab/>
+        </w:r>
+        <w:r>
+          <w:rPr>
+            <w:noProof/>
+            <w:webHidden/>
+          </w:rPr>
+          <w:fldChar w:fldCharType="begin"/>
+        </w:r>
+        <w:r>
+          <w:rPr>
+            <w:noProof/>
+            <w:webHidden/>
+          </w:rPr>
+          <w:instrText xml:space="preserve"> PAGEREF _Toc230455562 \h </w:instrText>
+        </w:r>
+        <w:r>
+          <w:rPr>
+            <w:noProof/>
+            <w:webHidden/>
+          </w:rPr>
+        </w:r>
+        <w:r>
+          <w:rPr>
+            <w:noProof/>
+            <w:webHidden/>
+          </w:rPr>
+          <w:fldChar w:fldCharType="separate"/>
+        </w:r>
+        <w:r>
+          <w:rPr>
+            <w:noProof/>
+            <w:webHidden/>
+          </w:rPr>
+          <w:t>22</w:t>
         </w:r>
         <w:r>
           <w:rPr>
@@ -2539,7 +2607,7 @@
           <w:noProof/>
         </w:rPr>
       </w:pPr>
-      <w:hyperlink w:anchor="_Toc230324498" w:history="1">
+      <w:hyperlink w:anchor="_Toc230455563" w:history="1">
         <w:r>
           <w:rPr>
             <w:rStyle w:val="Lienhypertexte"/>
@@ -2567,7 +2635,7 @@
             <w:noProof/>
             <w:webHidden/>
           </w:rPr>
-          <w:instrText xml:space="preserve"> PAGEREF _Toc230324498 \h </w:instrText>
+          <w:instrText xml:space="preserve"> PAGEREF _Toc230455563 \h </w:instrText>
         </w:r>
         <w:r>
           <w:rPr>
@@ -2608,7 +2676,7 @@
           <w:noProof/>
         </w:rPr>
       </w:pPr>
-      <w:hyperlink w:anchor="_Toc230324499" w:history="1">
+      <w:hyperlink w:anchor="_Toc230455564" w:history="1">
         <w:r>
           <w:rPr>
             <w:rStyle w:val="Lienhypertexte"/>
@@ -2636,7 +2704,7 @@
             <w:noProof/>
             <w:webHidden/>
           </w:rPr>
-          <w:instrText xml:space="preserve"> PAGEREF _Toc230324499 \h </w:instrText>
+          <w:instrText xml:space="preserve"> PAGEREF _Toc230455564 \h </w:instrText>
         </w:r>
         <w:r>
           <w:rPr>
@@ -2656,7 +2724,7 @@
             <w:noProof/>
             <w:webHidden/>
           </w:rPr>
-          <w:t>22</w:t>
+          <w:t>23</w:t>
         </w:r>
         <w:r>
           <w:rPr>
@@ -2677,7 +2745,7 @@
           <w:noProof/>
         </w:rPr>
       </w:pPr>
-      <w:hyperlink w:anchor="_Toc230324500" w:history="1">
+      <w:hyperlink w:anchor="_Toc230455565" w:history="1">
         <w:r>
           <w:rPr>
             <w:rStyle w:val="Lienhypertexte"/>
@@ -2705,7 +2773,7 @@
             <w:noProof/>
             <w:webHidden/>
           </w:rPr>
-          <w:instrText xml:space="preserve"> PAGEREF _Toc230324500 \h </w:instrText>
+          <w:instrText xml:space="preserve"> PAGEREF _Toc230455565 \h </w:instrText>
         </w:r>
         <w:r>
           <w:rPr>
@@ -2725,7 +2793,7 @@
             <w:noProof/>
             <w:webHidden/>
           </w:rPr>
-          <w:t>23</w:t>
+          <w:t>24</w:t>
         </w:r>
         <w:r>
           <w:rPr>
@@ -2746,7 +2814,7 @@
           <w:noProof/>
         </w:rPr>
       </w:pPr>
-      <w:hyperlink w:anchor="_Toc230324501" w:history="1">
+      <w:hyperlink w:anchor="_Toc230455566" w:history="1">
         <w:r>
           <w:rPr>
             <w:rStyle w:val="Lienhypertexte"/>
@@ -2774,7 +2842,7 @@
             <w:noProof/>
             <w:webHidden/>
           </w:rPr>
-          <w:instrText xml:space="preserve"> PAGEREF _Toc230324501 \h </w:instrText>
+          <w:instrText xml:space="preserve"> PAGEREF _Toc230455566 \h </w:instrText>
         </w:r>
         <w:r>
           <w:rPr>
@@ -2815,7 +2883,7 @@
           <w:noProof/>
         </w:rPr>
       </w:pPr>
-      <w:hyperlink w:anchor="_Toc230324502" w:history="1">
+      <w:hyperlink w:anchor="_Toc230455567" w:history="1">
         <w:r>
           <w:rPr>
             <w:rStyle w:val="Lienhypertexte"/>
@@ -2842,7 +2910,7 @@
             <w:noProof/>
             <w:webHidden/>
           </w:rPr>
-          <w:instrText xml:space="preserve"> PAGEREF _Toc230324502 \h </w:instrText>
+          <w:instrText xml:space="preserve"> PAGEREF _Toc230455567 \h </w:instrText>
         </w:r>
         <w:r>
           <w:rPr>
@@ -2862,7 +2930,7 @@
             <w:noProof/>
             <w:webHidden/>
           </w:rPr>
-          <w:t>24</w:t>
+          <w:t>25</w:t>
         </w:r>
         <w:r>
           <w:rPr>
@@ -2883,7 +2951,7 @@
           <w:noProof/>
         </w:rPr>
       </w:pPr>
-      <w:hyperlink w:anchor="_Toc230324503" w:history="1">
+      <w:hyperlink w:anchor="_Toc230455568" w:history="1">
         <w:r>
           <w:rPr>
             <w:rStyle w:val="Lienhypertexte"/>
@@ -2911,7 +2979,7 @@
             <w:noProof/>
             <w:webHidden/>
           </w:rPr>
-          <w:instrText xml:space="preserve"> PAGEREF _Toc230324503 \h </w:instrText>
+          <w:instrText xml:space="preserve"> PAGEREF _Toc230455568 \h </w:instrText>
         </w:r>
         <w:r>
           <w:rPr>
@@ -2931,7 +2999,7 @@
             <w:noProof/>
             <w:webHidden/>
           </w:rPr>
-          <w:t>24</w:t>
+          <w:t>25</w:t>
         </w:r>
         <w:r>
           <w:rPr>
@@ -2952,7 +3020,7 @@
           <w:noProof/>
         </w:rPr>
       </w:pPr>
-      <w:hyperlink w:anchor="_Toc230324504" w:history="1">
+      <w:hyperlink w:anchor="_Toc230455569" w:history="1">
         <w:r>
           <w:rPr>
             <w:rStyle w:val="Lienhypertexte"/>
@@ -2980,7 +3048,7 @@
             <w:noProof/>
             <w:webHidden/>
           </w:rPr>
-          <w:instrText xml:space="preserve"> PAGEREF _Toc230324504 \h </w:instrText>
+          <w:instrText xml:space="preserve"> PAGEREF _Toc230455569 \h </w:instrText>
         </w:r>
         <w:r>
           <w:rPr>
@@ -3021,7 +3089,7 @@
           <w:noProof/>
         </w:rPr>
       </w:pPr>
-      <w:hyperlink w:anchor="_Toc230324505" w:history="1">
+      <w:hyperlink w:anchor="_Toc230455570" w:history="1">
         <w:r>
           <w:rPr>
             <w:rStyle w:val="Lienhypertexte"/>
@@ -3049,7 +3117,7 @@
             <w:noProof/>
             <w:webHidden/>
           </w:rPr>
-          <w:instrText xml:space="preserve"> PAGEREF _Toc230324505 \h </w:instrText>
+          <w:instrText xml:space="preserve"> PAGEREF _Toc230455570 \h </w:instrText>
         </w:r>
         <w:r>
           <w:rPr>
@@ -3069,7 +3137,7 @@
             <w:noProof/>
             <w:webHidden/>
           </w:rPr>
-          <w:t>25</w:t>
+          <w:t>26</w:t>
         </w:r>
         <w:r>
           <w:rPr>
@@ -3090,7 +3158,7 @@
           <w:noProof/>
         </w:rPr>
       </w:pPr>
-      <w:hyperlink w:anchor="_Toc230324506" w:history="1">
+      <w:hyperlink w:anchor="_Toc230455571" w:history="1">
         <w:r>
           <w:rPr>
             <w:rStyle w:val="Lienhypertexte"/>
@@ -3118,7 +3186,7 @@
             <w:noProof/>
             <w:webHidden/>
           </w:rPr>
-          <w:instrText xml:space="preserve"> PAGEREF _Toc230324506 \h </w:instrText>
+          <w:instrText xml:space="preserve"> PAGEREF _Toc230455571 \h </w:instrText>
         </w:r>
         <w:r>
           <w:rPr>
@@ -3138,7 +3206,7 @@
             <w:noProof/>
             <w:webHidden/>
           </w:rPr>
-          <w:t>26</w:t>
+          <w:t>27</w:t>
         </w:r>
         <w:r>
           <w:rPr>
@@ -3159,7 +3227,7 @@
           <w:noProof/>
         </w:rPr>
       </w:pPr>
-      <w:hyperlink w:anchor="_Toc230324507" w:history="1">
+      <w:hyperlink w:anchor="_Toc230455572" w:history="1">
         <w:r>
           <w:rPr>
             <w:rStyle w:val="Lienhypertexte"/>
@@ -3187,7 +3255,7 @@
             <w:noProof/>
             <w:webHidden/>
           </w:rPr>
-          <w:instrText xml:space="preserve"> PAGEREF _Toc230324507 \h </w:instrText>
+          <w:instrText xml:space="preserve"> PAGEREF _Toc230455572 \h </w:instrText>
         </w:r>
         <w:r>
           <w:rPr>
@@ -3207,7 +3275,7 @@
             <w:noProof/>
             <w:webHidden/>
           </w:rPr>
-          <w:t>27</w:t>
+          <w:t>28</w:t>
         </w:r>
         <w:r>
           <w:rPr>
@@ -3228,7 +3296,7 @@
           <w:noProof/>
         </w:rPr>
       </w:pPr>
-      <w:hyperlink w:anchor="_Toc230324508" w:history="1">
+      <w:hyperlink w:anchor="_Toc230455573" w:history="1">
         <w:r>
           <w:rPr>
             <w:rStyle w:val="Lienhypertexte"/>
@@ -3256,7 +3324,7 @@
             <w:noProof/>
             <w:webHidden/>
           </w:rPr>
-          <w:instrText xml:space="preserve"> PAGEREF _Toc230324508 \h </w:instrText>
+          <w:instrText xml:space="preserve"> PAGEREF _Toc230455573 \h </w:instrText>
         </w:r>
         <w:r>
           <w:rPr>
@@ -3276,7 +3344,7 @@
             <w:noProof/>
             <w:webHidden/>
           </w:rPr>
-          <w:t>27</w:t>
+          <w:t>28</w:t>
         </w:r>
         <w:r>
           <w:rPr>
@@ -3297,7 +3365,7 @@
           <w:noProof/>
         </w:rPr>
       </w:pPr>
-      <w:hyperlink w:anchor="_Toc230324509" w:history="1">
+      <w:hyperlink w:anchor="_Toc230455574" w:history="1">
         <w:r>
           <w:rPr>
             <w:rStyle w:val="Lienhypertexte"/>
@@ -3325,7 +3393,7 @@
             <w:noProof/>
             <w:webHidden/>
           </w:rPr>
-          <w:instrText xml:space="preserve"> PAGEREF _Toc230324509 \h </w:instrText>
+          <w:instrText xml:space="preserve"> PAGEREF _Toc230455574 \h </w:instrText>
         </w:r>
         <w:r>
           <w:rPr>
@@ -3345,7 +3413,7 @@
             <w:noProof/>
             <w:webHidden/>
           </w:rPr>
-          <w:t>27</w:t>
+          <w:t>28</w:t>
         </w:r>
         <w:r>
           <w:rPr>
@@ -3366,7 +3434,7 @@
           <w:noProof/>
         </w:rPr>
       </w:pPr>
-      <w:hyperlink w:anchor="_Toc230324510" w:history="1">
+      <w:hyperlink w:anchor="_Toc230455575" w:history="1">
         <w:r>
           <w:rPr>
             <w:rStyle w:val="Lienhypertexte"/>
@@ -3394,7 +3462,7 @@
             <w:noProof/>
             <w:webHidden/>
           </w:rPr>
-          <w:instrText xml:space="preserve"> PAGEREF _Toc230324510 \h </w:instrText>
+          <w:instrText xml:space="preserve"> PAGEREF _Toc230455575 \h </w:instrText>
         </w:r>
         <w:r>
           <w:rPr>
@@ -3414,7 +3482,7 @@
             <w:noProof/>
             <w:webHidden/>
           </w:rPr>
-          <w:t>28</w:t>
+          <w:t>29</w:t>
         </w:r>
         <w:r>
           <w:rPr>
@@ -3435,7 +3503,7 @@
           <w:noProof/>
         </w:rPr>
       </w:pPr>
-      <w:hyperlink w:anchor="_Toc230324511" w:history="1">
+      <w:hyperlink w:anchor="_Toc230455576" w:history="1">
         <w:r>
           <w:rPr>
             <w:rStyle w:val="Lienhypertexte"/>
@@ -3463,7 +3531,7 @@
             <w:noProof/>
             <w:webHidden/>
           </w:rPr>
-          <w:instrText xml:space="preserve"> PAGEREF _Toc230324511 \h </w:instrText>
+          <w:instrText xml:space="preserve"> PAGEREF _Toc230455576 \h </w:instrText>
         </w:r>
         <w:r>
           <w:rPr>
@@ -3483,7 +3551,7 @@
             <w:noProof/>
             <w:webHidden/>
           </w:rPr>
-          <w:t>29</w:t>
+          <w:t>30</w:t>
         </w:r>
         <w:r>
           <w:rPr>
@@ -3504,7 +3572,7 @@
           <w:noProof/>
         </w:rPr>
       </w:pPr>
-      <w:hyperlink w:anchor="_Toc230324512" w:history="1">
+      <w:hyperlink w:anchor="_Toc230455577" w:history="1">
         <w:r>
           <w:rPr>
             <w:rStyle w:val="Lienhypertexte"/>
@@ -3532,7 +3600,7 @@
             <w:noProof/>
             <w:webHidden/>
           </w:rPr>
-          <w:instrText xml:space="preserve"> PAGEREF _Toc230324512 \h </w:instrText>
+          <w:instrText xml:space="preserve"> PAGEREF _Toc230455577 \h </w:instrText>
         </w:r>
         <w:r>
           <w:rPr>
@@ -3552,7 +3620,7 @@
             <w:noProof/>
             <w:webHidden/>
           </w:rPr>
-          <w:t>29</w:t>
+          <w:t>30</w:t>
         </w:r>
         <w:r>
           <w:rPr>
@@ -3573,7 +3641,7 @@
           <w:noProof/>
         </w:rPr>
       </w:pPr>
-      <w:hyperlink w:anchor="_Toc230324513" w:history="1">
+      <w:hyperlink w:anchor="_Toc230455578" w:history="1">
         <w:r>
           <w:rPr>
             <w:rStyle w:val="Lienhypertexte"/>
@@ -3601,7 +3669,7 @@
             <w:noProof/>
             <w:webHidden/>
           </w:rPr>
-          <w:instrText xml:space="preserve"> PAGEREF _Toc230324513 \h </w:instrText>
+          <w:instrText xml:space="preserve"> PAGEREF _Toc230455578 \h </w:instrText>
         </w:r>
         <w:r>
           <w:rPr>
@@ -3621,7 +3689,7 @@
             <w:noProof/>
             <w:webHidden/>
           </w:rPr>
-          <w:t>29</w:t>
+          <w:t>30</w:t>
         </w:r>
         <w:r>
           <w:rPr>
@@ -3642,7 +3710,7 @@
           <w:noProof/>
         </w:rPr>
       </w:pPr>
-      <w:hyperlink w:anchor="_Toc230324514" w:history="1">
+      <w:hyperlink w:anchor="_Toc230455579" w:history="1">
         <w:r>
           <w:rPr>
             <w:rStyle w:val="Lienhypertexte"/>
@@ -3670,7 +3738,7 @@
             <w:noProof/>
             <w:webHidden/>
           </w:rPr>
-          <w:instrText xml:space="preserve"> PAGEREF _Toc230324514 \h </w:instrText>
+          <w:instrText xml:space="preserve"> PAGEREF _Toc230455579 \h </w:instrText>
         </w:r>
         <w:r>
           <w:rPr>
@@ -3690,7 +3758,7 @@
             <w:noProof/>
             <w:webHidden/>
           </w:rPr>
-          <w:t>29</w:t>
+          <w:t>30</w:t>
         </w:r>
         <w:r>
           <w:rPr>
@@ -3711,7 +3779,7 @@
           <w:noProof/>
         </w:rPr>
       </w:pPr>
-      <w:hyperlink w:anchor="_Toc230324515" w:history="1">
+      <w:hyperlink w:anchor="_Toc230455580" w:history="1">
         <w:r>
           <w:rPr>
             <w:rStyle w:val="Lienhypertexte"/>
@@ -3739,7 +3807,7 @@
             <w:noProof/>
             <w:webHidden/>
           </w:rPr>
-          <w:instrText xml:space="preserve"> PAGEREF _Toc230324515 \h </w:instrText>
+          <w:instrText xml:space="preserve"> PAGEREF _Toc230455580 \h </w:instrText>
         </w:r>
         <w:r>
           <w:rPr>
@@ -3759,7 +3827,7 @@
             <w:noProof/>
             <w:webHidden/>
           </w:rPr>
-          <w:t>30</w:t>
+          <w:t>31</w:t>
         </w:r>
         <w:r>
           <w:rPr>
@@ -3780,7 +3848,7 @@
           <w:noProof/>
         </w:rPr>
       </w:pPr>
-      <w:hyperlink w:anchor="_Toc230324516" w:history="1">
+      <w:hyperlink w:anchor="_Toc230455581" w:history="1">
         <w:r>
           <w:rPr>
             <w:rStyle w:val="Lienhypertexte"/>
@@ -3808,7 +3876,7 @@
             <w:noProof/>
             <w:webHidden/>
           </w:rPr>
-          <w:instrText xml:space="preserve"> PAGEREF _Toc230324516 \h </w:instrText>
+          <w:instrText xml:space="preserve"> PAGEREF _Toc230455581 \h </w:instrText>
         </w:r>
         <w:r>
           <w:rPr>
@@ -3828,7 +3896,7 @@
             <w:noProof/>
             <w:webHidden/>
           </w:rPr>
-          <w:t>32</w:t>
+          <w:t>33</w:t>
         </w:r>
         <w:r>
           <w:rPr>
@@ -3849,7 +3917,7 @@
           <w:noProof/>
         </w:rPr>
       </w:pPr>
-      <w:hyperlink w:anchor="_Toc230324517" w:history="1">
+      <w:hyperlink w:anchor="_Toc230455582" w:history="1">
         <w:r>
           <w:rPr>
             <w:rStyle w:val="Lienhypertexte"/>
@@ -3877,7 +3945,7 @@
             <w:noProof/>
             <w:webHidden/>
           </w:rPr>
-          <w:instrText xml:space="preserve"> PAGEREF _Toc230324517 \h </w:instrText>
+          <w:instrText xml:space="preserve"> PAGEREF _Toc230455582 \h </w:instrText>
         </w:r>
         <w:r>
           <w:rPr>
@@ -3897,7 +3965,7 @@
             <w:noProof/>
             <w:webHidden/>
           </w:rPr>
-          <w:t>32</w:t>
+          <w:t>33</w:t>
         </w:r>
         <w:r>
           <w:rPr>
@@ -3918,7 +3986,7 @@
           <w:noProof/>
         </w:rPr>
       </w:pPr>
-      <w:hyperlink w:anchor="_Toc230324518" w:history="1">
+      <w:hyperlink w:anchor="_Toc230455583" w:history="1">
         <w:r>
           <w:rPr>
             <w:rStyle w:val="Lienhypertexte"/>
@@ -3946,7 +4014,7 @@
             <w:noProof/>
             <w:webHidden/>
           </w:rPr>
-          <w:instrText xml:space="preserve"> PAGEREF _Toc230324518 \h </w:instrText>
+          <w:instrText xml:space="preserve"> PAGEREF _Toc230455583 \h </w:instrText>
         </w:r>
         <w:r>
           <w:rPr>
@@ -3966,7 +4034,7 @@
             <w:noProof/>
             <w:webHidden/>
           </w:rPr>
-          <w:t>33</w:t>
+          <w:t>34</w:t>
         </w:r>
         <w:r>
           <w:rPr>
@@ -3987,7 +4055,7 @@
           <w:noProof/>
         </w:rPr>
       </w:pPr>
-      <w:hyperlink w:anchor="_Toc230324519" w:history="1">
+      <w:hyperlink w:anchor="_Toc230455584" w:history="1">
         <w:r>
           <w:rPr>
             <w:rStyle w:val="Lienhypertexte"/>
@@ -4015,7 +4083,7 @@
             <w:noProof/>
             <w:webHidden/>
           </w:rPr>
-          <w:instrText xml:space="preserve"> PAGEREF _Toc230324519 \h </w:instrText>
+          <w:instrText xml:space="preserve"> PAGEREF _Toc230455584 \h </w:instrText>
         </w:r>
         <w:r>
           <w:rPr>
@@ -4035,7 +4103,7 @@
             <w:noProof/>
             <w:webHidden/>
           </w:rPr>
-          <w:t>33</w:t>
+          <w:t>34</w:t>
         </w:r>
         <w:r>
           <w:rPr>
@@ -4056,7 +4124,7 @@
           <w:noProof/>
         </w:rPr>
       </w:pPr>
-      <w:hyperlink w:anchor="_Toc230324520" w:history="1">
+      <w:hyperlink w:anchor="_Toc230455585" w:history="1">
         <w:r>
           <w:rPr>
             <w:rStyle w:val="Lienhypertexte"/>
@@ -4084,7 +4152,7 @@
             <w:noProof/>
             <w:webHidden/>
           </w:rPr>
-          <w:instrText xml:space="preserve"> PAGEREF _Toc230324520 \h </w:instrText>
+          <w:instrText xml:space="preserve"> PAGEREF _Toc230455585 \h </w:instrText>
         </w:r>
         <w:r>
           <w:rPr>
@@ -4104,7 +4172,7 @@
             <w:noProof/>
             <w:webHidden/>
           </w:rPr>
-          <w:t>34</w:t>
+          <w:t>35</w:t>
         </w:r>
         <w:r>
           <w:rPr>
@@ -4125,7 +4193,7 @@
           <w:noProof/>
         </w:rPr>
       </w:pPr>
-      <w:hyperlink w:anchor="_Toc230324521" w:history="1">
+      <w:hyperlink w:anchor="_Toc230455586" w:history="1">
         <w:r>
           <w:rPr>
             <w:rStyle w:val="Lienhypertexte"/>
@@ -4153,7 +4221,7 @@
             <w:noProof/>
             <w:webHidden/>
           </w:rPr>
-          <w:instrText xml:space="preserve"> PAGEREF _Toc230324521 \h </w:instrText>
+          <w:instrText xml:space="preserve"> PAGEREF _Toc230455586 \h </w:instrText>
         </w:r>
         <w:r>
           <w:rPr>
@@ -4173,7 +4241,7 @@
             <w:noProof/>
             <w:webHidden/>
           </w:rPr>
-          <w:t>34</w:t>
+          <w:t>35</w:t>
         </w:r>
         <w:r>
           <w:rPr>
@@ -4194,7 +4262,7 @@
           <w:noProof/>
         </w:rPr>
       </w:pPr>
-      <w:hyperlink w:anchor="_Toc230324522" w:history="1">
+      <w:hyperlink w:anchor="_Toc230455587" w:history="1">
         <w:r>
           <w:rPr>
             <w:rStyle w:val="Lienhypertexte"/>
@@ -4222,7 +4290,7 @@
             <w:noProof/>
             <w:webHidden/>
           </w:rPr>
-          <w:instrText xml:space="preserve"> PAGEREF _Toc230324522 \h </w:instrText>
+          <w:instrText xml:space="preserve"> PAGEREF _Toc230455587 \h </w:instrText>
         </w:r>
         <w:r>
           <w:rPr>
@@ -4242,7 +4310,7 @@
             <w:noProof/>
             <w:webHidden/>
           </w:rPr>
-          <w:t>35</w:t>
+          <w:t>36</w:t>
         </w:r>
         <w:r>
           <w:rPr>
@@ -4263,7 +4331,7 @@
           <w:noProof/>
         </w:rPr>
       </w:pPr>
-      <w:hyperlink w:anchor="_Toc230324523" w:history="1">
+      <w:hyperlink w:anchor="_Toc230455588" w:history="1">
         <w:r>
           <w:rPr>
             <w:rStyle w:val="Lienhypertexte"/>
@@ -4291,7 +4359,7 @@
             <w:noProof/>
             <w:webHidden/>
           </w:rPr>
-          <w:instrText xml:space="preserve"> PAGEREF _Toc230324523 \h </w:instrText>
+          <w:instrText xml:space="preserve"> PAGEREF _Toc230455588 \h </w:instrText>
         </w:r>
         <w:r>
           <w:rPr>
@@ -4311,7 +4379,7 @@
             <w:noProof/>
             <w:webHidden/>
           </w:rPr>
-          <w:t>35</w:t>
+          <w:t>36</w:t>
         </w:r>
         <w:r>
           <w:rPr>
@@ -4332,7 +4400,7 @@
           <w:noProof/>
         </w:rPr>
       </w:pPr>
-      <w:hyperlink w:anchor="_Toc230324524" w:history="1">
+      <w:hyperlink w:anchor="_Toc230455589" w:history="1">
         <w:r>
           <w:rPr>
             <w:rStyle w:val="Lienhypertexte"/>
@@ -4360,7 +4428,7 @@
             <w:noProof/>
             <w:webHidden/>
           </w:rPr>
-          <w:instrText xml:space="preserve"> PAGEREF _Toc230324524 \h </w:instrText>
+          <w:instrText xml:space="preserve"> PAGEREF _Toc230455589 \h </w:instrText>
         </w:r>
         <w:r>
           <w:rPr>
@@ -4380,7 +4448,7 @@
             <w:noProof/>
             <w:webHidden/>
           </w:rPr>
-          <w:t>36</w:t>
+          <w:t>37</w:t>
         </w:r>
         <w:r>
           <w:rPr>
@@ -4401,7 +4469,7 @@
           <w:noProof/>
         </w:rPr>
       </w:pPr>
-      <w:hyperlink w:anchor="_Toc230324525" w:history="1">
+      <w:hyperlink w:anchor="_Toc230455590" w:history="1">
         <w:r>
           <w:rPr>
             <w:rStyle w:val="Lienhypertexte"/>
@@ -4429,7 +4497,7 @@
             <w:noProof/>
             <w:webHidden/>
           </w:rPr>
-          <w:instrText xml:space="preserve"> PAGEREF _Toc230324525 \h </w:instrText>
+          <w:instrText xml:space="preserve"> PAGEREF _Toc230455590 \h </w:instrText>
         </w:r>
         <w:r>
           <w:rPr>
@@ -4449,7 +4517,7 @@
             <w:noProof/>
             <w:webHidden/>
           </w:rPr>
-          <w:t>37</w:t>
+          <w:t>38</w:t>
         </w:r>
         <w:r>
           <w:rPr>
@@ -4470,7 +4538,7 @@
           <w:noProof/>
         </w:rPr>
       </w:pPr>
-      <w:hyperlink w:anchor="_Toc230324526" w:history="1">
+      <w:hyperlink w:anchor="_Toc230455591" w:history="1">
         <w:r>
           <w:rPr>
             <w:rStyle w:val="Lienhypertexte"/>
@@ -4498,7 +4566,7 @@
             <w:noProof/>
             <w:webHidden/>
           </w:rPr>
-          <w:instrText xml:space="preserve"> PAGEREF _Toc230324526 \h </w:instrText>
+          <w:instrText xml:space="preserve"> PAGEREF _Toc230455591 \h </w:instrText>
         </w:r>
         <w:r>
           <w:rPr>
@@ -4518,7 +4586,7 @@
             <w:noProof/>
             <w:webHidden/>
           </w:rPr>
-          <w:t>37</w:t>
+          <w:t>38</w:t>
         </w:r>
         <w:r>
           <w:rPr>
@@ -4539,7 +4607,7 @@
           <w:noProof/>
         </w:rPr>
       </w:pPr>
-      <w:hyperlink w:anchor="_Toc230324527" w:history="1">
+      <w:hyperlink w:anchor="_Toc230455592" w:history="1">
         <w:r>
           <w:rPr>
             <w:rStyle w:val="Lienhypertexte"/>
@@ -4567,7 +4635,7 @@
             <w:noProof/>
             <w:webHidden/>
           </w:rPr>
-          <w:instrText xml:space="preserve"> PAGEREF _Toc230324527 \h </w:instrText>
+          <w:instrText xml:space="preserve"> PAGEREF _Toc230455592 \h </w:instrText>
         </w:r>
         <w:r>
           <w:rPr>
@@ -4587,7 +4655,7 @@
             <w:noProof/>
             <w:webHidden/>
           </w:rPr>
-          <w:t>38</w:t>
+          <w:t>39</w:t>
         </w:r>
         <w:r>
           <w:rPr>
@@ -4608,7 +4676,7 @@
           <w:noProof/>
         </w:rPr>
       </w:pPr>
-      <w:hyperlink w:anchor="_Toc230324528" w:history="1">
+      <w:hyperlink w:anchor="_Toc230455593" w:history="1">
         <w:r>
           <w:rPr>
             <w:rStyle w:val="Lienhypertexte"/>
@@ -4636,7 +4704,7 @@
             <w:noProof/>
             <w:webHidden/>
           </w:rPr>
-          <w:instrText xml:space="preserve"> PAGEREF _Toc230324528 \h </w:instrText>
+          <w:instrText xml:space="preserve"> PAGEREF _Toc230455593 \h </w:instrText>
         </w:r>
         <w:r>
           <w:rPr>
@@ -4656,7 +4724,7 @@
             <w:noProof/>
             <w:webHidden/>
           </w:rPr>
-          <w:t>38</w:t>
+          <w:t>39</w:t>
         </w:r>
         <w:r>
           <w:rPr>
@@ -4677,7 +4745,7 @@
           <w:noProof/>
         </w:rPr>
       </w:pPr>
-      <w:hyperlink w:anchor="_Toc230324529" w:history="1">
+      <w:hyperlink w:anchor="_Toc230455594" w:history="1">
         <w:r>
           <w:rPr>
             <w:rStyle w:val="Lienhypertexte"/>
@@ -4705,7 +4773,7 @@
             <w:noProof/>
             <w:webHidden/>
           </w:rPr>
-          <w:instrText xml:space="preserve"> PAGEREF _Toc230324529 \h </w:instrText>
+          <w:instrText xml:space="preserve"> PAGEREF _Toc230455594 \h </w:instrText>
         </w:r>
         <w:r>
           <w:rPr>
@@ -4725,7 +4793,7 @@
             <w:noProof/>
             <w:webHidden/>
           </w:rPr>
-          <w:t>39</w:t>
+          <w:t>40</w:t>
         </w:r>
         <w:r>
           <w:rPr>
@@ -4746,7 +4814,7 @@
           <w:noProof/>
         </w:rPr>
       </w:pPr>
-      <w:hyperlink w:anchor="_Toc230324530" w:history="1">
+      <w:hyperlink w:anchor="_Toc230455595" w:history="1">
         <w:r>
           <w:rPr>
             <w:rStyle w:val="Lienhypertexte"/>
@@ -4774,7 +4842,7 @@
             <w:noProof/>
             <w:webHidden/>
           </w:rPr>
-          <w:instrText xml:space="preserve"> PAGEREF _Toc230324530 \h </w:instrText>
+          <w:instrText xml:space="preserve"> PAGEREF _Toc230455595 \h </w:instrText>
         </w:r>
         <w:r>
           <w:rPr>
@@ -4794,7 +4862,7 @@
             <w:noProof/>
             <w:webHidden/>
           </w:rPr>
-          <w:t>40</w:t>
+          <w:t>41</w:t>
         </w:r>
         <w:r>
           <w:rPr>
@@ -4815,7 +4883,7 @@
           <w:noProof/>
         </w:rPr>
       </w:pPr>
-      <w:hyperlink w:anchor="_Toc230324531" w:history="1">
+      <w:hyperlink w:anchor="_Toc230455596" w:history="1">
         <w:r>
           <w:rPr>
             <w:rStyle w:val="Lienhypertexte"/>
@@ -4843,7 +4911,7 @@
             <w:noProof/>
             <w:webHidden/>
           </w:rPr>
-          <w:instrText xml:space="preserve"> PAGEREF _Toc230324531 \h </w:instrText>
+          <w:instrText xml:space="preserve"> PAGEREF _Toc230455596 \h </w:instrText>
         </w:r>
         <w:r>
           <w:rPr>
@@ -4863,7 +4931,7 @@
             <w:noProof/>
             <w:webHidden/>
           </w:rPr>
-          <w:t>41</w:t>
+          <w:t>42</w:t>
         </w:r>
         <w:r>
           <w:rPr>
@@ -4884,7 +4952,7 @@
           <w:noProof/>
         </w:rPr>
       </w:pPr>
-      <w:hyperlink w:anchor="_Toc230324532" w:history="1">
+      <w:hyperlink w:anchor="_Toc230455597" w:history="1">
         <w:r>
           <w:rPr>
             <w:rStyle w:val="Lienhypertexte"/>
@@ -4912,7 +4980,7 @@
             <w:noProof/>
             <w:webHidden/>
           </w:rPr>
-          <w:instrText xml:space="preserve"> PAGEREF _Toc230324532 \h </w:instrText>
+          <w:instrText xml:space="preserve"> PAGEREF _Toc230455597 \h </w:instrText>
         </w:r>
         <w:r>
           <w:rPr>
@@ -4932,7 +5000,7 @@
             <w:noProof/>
             <w:webHidden/>
           </w:rPr>
-          <w:t>41</w:t>
+          <w:t>42</w:t>
         </w:r>
         <w:r>
           <w:rPr>
@@ -4953,7 +5021,7 @@
           <w:noProof/>
         </w:rPr>
       </w:pPr>
-      <w:hyperlink w:anchor="_Toc230324533" w:history="1">
+      <w:hyperlink w:anchor="_Toc230455598" w:history="1">
         <w:r>
           <w:rPr>
             <w:rStyle w:val="Lienhypertexte"/>
@@ -4981,7 +5049,7 @@
             <w:noProof/>
             <w:webHidden/>
           </w:rPr>
-          <w:instrText xml:space="preserve"> PAGEREF _Toc230324533 \h </w:instrText>
+          <w:instrText xml:space="preserve"> PAGEREF _Toc230455598 \h </w:instrText>
         </w:r>
         <w:r>
           <w:rPr>
@@ -5001,7 +5069,7 @@
             <w:noProof/>
             <w:webHidden/>
           </w:rPr>
-          <w:t>42</w:t>
+          <w:t>43</w:t>
         </w:r>
         <w:r>
           <w:rPr>
@@ -5022,7 +5090,7 @@
           <w:noProof/>
         </w:rPr>
       </w:pPr>
-      <w:hyperlink w:anchor="_Toc230324534" w:history="1">
+      <w:hyperlink w:anchor="_Toc230455599" w:history="1">
         <w:r>
           <w:rPr>
             <w:rStyle w:val="Lienhypertexte"/>
@@ -5049,7 +5117,7 @@
             <w:noProof/>
             <w:webHidden/>
           </w:rPr>
-          <w:instrText xml:space="preserve"> PAGEREF _Toc230324534 \h </w:instrText>
+          <w:instrText xml:space="preserve"> PAGEREF _Toc230455599 \h </w:instrText>
         </w:r>
         <w:r>
           <w:rPr>
@@ -5069,7 +5137,7 @@
             <w:noProof/>
             <w:webHidden/>
           </w:rPr>
-          <w:t>42</w:t>
+          <w:t>43</w:t>
         </w:r>
         <w:r>
           <w:rPr>
@@ -5090,7 +5158,7 @@
           <w:noProof/>
         </w:rPr>
       </w:pPr>
-      <w:hyperlink w:anchor="_Toc230324535" w:history="1">
+      <w:hyperlink w:anchor="_Toc230455600" w:history="1">
         <w:r>
           <w:rPr>
             <w:rStyle w:val="Lienhypertexte"/>
@@ -5118,7 +5186,7 @@
             <w:noProof/>
             <w:webHidden/>
           </w:rPr>
-          <w:instrText xml:space="preserve"> PAGEREF _Toc230324535 \h </w:instrText>
+          <w:instrText xml:space="preserve"> PAGEREF _Toc230455600 \h </w:instrText>
         </w:r>
         <w:r>
           <w:rPr>
@@ -5138,7 +5206,7 @@
             <w:noProof/>
             <w:webHidden/>
           </w:rPr>
-          <w:t>43</w:t>
+          <w:t>44</w:t>
         </w:r>
         <w:r>
           <w:rPr>
@@ -5159,7 +5227,7 @@
           <w:noProof/>
         </w:rPr>
       </w:pPr>
-      <w:hyperlink w:anchor="_Toc230324536" w:history="1">
+      <w:hyperlink w:anchor="_Toc230455601" w:history="1">
         <w:r>
           <w:rPr>
             <w:rStyle w:val="Lienhypertexte"/>
@@ -5186,7 +5254,7 @@
             <w:noProof/>
             <w:webHidden/>
           </w:rPr>
-          <w:instrText xml:space="preserve"> PAGEREF _Toc230324536 \h </w:instrText>
+          <w:instrText xml:space="preserve"> PAGEREF _Toc230455601 \h </w:instrText>
         </w:r>
         <w:r>
           <w:rPr>
@@ -5206,7 +5274,7 @@
             <w:noProof/>
             <w:webHidden/>
           </w:rPr>
-          <w:t>43</w:t>
+          <w:t>44</w:t>
         </w:r>
         <w:r>
           <w:rPr>
@@ -5227,7 +5295,7 @@
           <w:noProof/>
         </w:rPr>
       </w:pPr>
-      <w:hyperlink w:anchor="_Toc230324537" w:history="1">
+      <w:hyperlink w:anchor="_Toc230455602" w:history="1">
         <w:r>
           <w:rPr>
             <w:rStyle w:val="Lienhypertexte"/>
@@ -5254,7 +5322,7 @@
             <w:noProof/>
             <w:webHidden/>
           </w:rPr>
-          <w:instrText xml:space="preserve"> PAGEREF _Toc230324537 \h </w:instrText>
+          <w:instrText xml:space="preserve"> PAGEREF _Toc230455602 \h </w:instrText>
         </w:r>
         <w:r>
           <w:rPr>
@@ -5274,7 +5342,7 @@
             <w:noProof/>
             <w:webHidden/>
           </w:rPr>
-          <w:t>44</w:t>
+          <w:t>45</w:t>
         </w:r>
         <w:r>
           <w:rPr>
@@ -5295,7 +5363,7 @@
           <w:noProof/>
         </w:rPr>
       </w:pPr>
-      <w:hyperlink w:anchor="_Toc230324538" w:history="1">
+      <w:hyperlink w:anchor="_Toc230455603" w:history="1">
         <w:r>
           <w:rPr>
             <w:rStyle w:val="Lienhypertexte"/>
@@ -5323,7 +5391,7 @@
             <w:noProof/>
             <w:webHidden/>
           </w:rPr>
-          <w:instrText xml:space="preserve"> PAGEREF _Toc230324538 \h </w:instrText>
+          <w:instrText xml:space="preserve"> PAGEREF _Toc230455603 \h </w:instrText>
         </w:r>
         <w:r>
           <w:rPr>
@@ -5343,7 +5411,7 @@
             <w:noProof/>
             <w:webHidden/>
           </w:rPr>
-          <w:t>44</w:t>
+          <w:t>45</w:t>
         </w:r>
         <w:r>
           <w:rPr>
@@ -5364,7 +5432,7 @@
           <w:noProof/>
         </w:rPr>
       </w:pPr>
-      <w:hyperlink w:anchor="_Toc230324539" w:history="1">
+      <w:hyperlink w:anchor="_Toc230455604" w:history="1">
         <w:r>
           <w:rPr>
             <w:rStyle w:val="Lienhypertexte"/>
@@ -5392,7 +5460,7 @@
             <w:noProof/>
             <w:webHidden/>
           </w:rPr>
-          <w:instrText xml:space="preserve"> PAGEREF _Toc230324539 \h </w:instrText>
+          <w:instrText xml:space="preserve"> PAGEREF _Toc230455604 \h </w:instrText>
         </w:r>
         <w:r>
           <w:rPr>
@@ -5412,7 +5480,7 @@
             <w:noProof/>
             <w:webHidden/>
           </w:rPr>
-          <w:t>45</w:t>
+          <w:t>46</w:t>
         </w:r>
         <w:r>
           <w:rPr>
@@ -5433,7 +5501,7 @@
           <w:noProof/>
         </w:rPr>
       </w:pPr>
-      <w:hyperlink w:anchor="_Toc230324540" w:history="1">
+      <w:hyperlink w:anchor="_Toc230455605" w:history="1">
         <w:r>
           <w:rPr>
             <w:rStyle w:val="Lienhypertexte"/>
@@ -5461,7 +5529,7 @@
             <w:noProof/>
             <w:webHidden/>
           </w:rPr>
-          <w:instrText xml:space="preserve"> PAGEREF _Toc230324540 \h </w:instrText>
+          <w:instrText xml:space="preserve"> PAGEREF _Toc230455605 \h </w:instrText>
         </w:r>
         <w:r>
           <w:rPr>
@@ -5481,7 +5549,7 @@
             <w:noProof/>
             <w:webHidden/>
           </w:rPr>
-          <w:t>45</w:t>
+          <w:t>46</w:t>
         </w:r>
         <w:r>
           <w:rPr>
@@ -5502,7 +5570,7 @@
           <w:noProof/>
         </w:rPr>
       </w:pPr>
-      <w:hyperlink w:anchor="_Toc230324541" w:history="1">
+      <w:hyperlink w:anchor="_Toc230455606" w:history="1">
         <w:r>
           <w:rPr>
             <w:rStyle w:val="Lienhypertexte"/>
@@ -5530,7 +5598,7 @@
             <w:noProof/>
             <w:webHidden/>
           </w:rPr>
-          <w:instrText xml:space="preserve"> PAGEREF _Toc230324541 \h </w:instrText>
+          <w:instrText xml:space="preserve"> PAGEREF _Toc230455606 \h </w:instrText>
         </w:r>
         <w:r>
           <w:rPr>
@@ -5550,7 +5618,7 @@
             <w:noProof/>
             <w:webHidden/>
           </w:rPr>
-          <w:t>47</w:t>
+          <w:t>48</w:t>
         </w:r>
         <w:r>
           <w:rPr>
@@ -5571,7 +5639,7 @@
           <w:noProof/>
         </w:rPr>
       </w:pPr>
-      <w:hyperlink w:anchor="_Toc230324542" w:history="1">
+      <w:hyperlink w:anchor="_Toc230455607" w:history="1">
         <w:r>
           <w:rPr>
             <w:rStyle w:val="Lienhypertexte"/>
@@ -5599,7 +5667,7 @@
             <w:noProof/>
             <w:webHidden/>
           </w:rPr>
-          <w:instrText xml:space="preserve"> PAGEREF _Toc230324542 \h </w:instrText>
+          <w:instrText xml:space="preserve"> PAGEREF _Toc230455607 \h </w:instrText>
         </w:r>
         <w:r>
           <w:rPr>
@@ -5619,7 +5687,7 @@
             <w:noProof/>
             <w:webHidden/>
           </w:rPr>
-          <w:t>48</w:t>
+          <w:t>49</w:t>
         </w:r>
         <w:r>
           <w:rPr>
@@ -5640,7 +5708,7 @@
           <w:noProof/>
         </w:rPr>
       </w:pPr>
-      <w:hyperlink w:anchor="_Toc230324543" w:history="1">
+      <w:hyperlink w:anchor="_Toc230455608" w:history="1">
         <w:r>
           <w:rPr>
             <w:rStyle w:val="Lienhypertexte"/>
@@ -5668,7 +5736,7 @@
             <w:noProof/>
             <w:webHidden/>
           </w:rPr>
-          <w:instrText xml:space="preserve"> PAGEREF _Toc230324543 \h </w:instrText>
+          <w:instrText xml:space="preserve"> PAGEREF _Toc230455608 \h </w:instrText>
         </w:r>
         <w:r>
           <w:rPr>
@@ -5688,7 +5756,7 @@
             <w:noProof/>
             <w:webHidden/>
           </w:rPr>
-          <w:t>48</w:t>
+          <w:t>49</w:t>
         </w:r>
         <w:r>
           <w:rPr>
@@ -5709,7 +5777,7 @@
           <w:noProof/>
         </w:rPr>
       </w:pPr>
-      <w:hyperlink w:anchor="_Toc230324544" w:history="1">
+      <w:hyperlink w:anchor="_Toc230455609" w:history="1">
         <w:r>
           <w:rPr>
             <w:rStyle w:val="Lienhypertexte"/>
@@ -5737,7 +5805,7 @@
             <w:noProof/>
             <w:webHidden/>
           </w:rPr>
-          <w:instrText xml:space="preserve"> PAGEREF _Toc230324544 \h </w:instrText>
+          <w:instrText xml:space="preserve"> PAGEREF _Toc230455609 \h </w:instrText>
         </w:r>
         <w:r>
           <w:rPr>
@@ -5757,7 +5825,7 @@
             <w:noProof/>
             <w:webHidden/>
           </w:rPr>
-          <w:t>48</w:t>
+          <w:t>49</w:t>
         </w:r>
         <w:r>
           <w:rPr>
@@ -5778,7 +5846,7 @@
           <w:noProof/>
         </w:rPr>
       </w:pPr>
-      <w:hyperlink w:anchor="_Toc230324545" w:history="1">
+      <w:hyperlink w:anchor="_Toc230455610" w:history="1">
         <w:r>
           <w:rPr>
             <w:rStyle w:val="Lienhypertexte"/>
@@ -5806,7 +5874,7 @@
             <w:noProof/>
             <w:webHidden/>
           </w:rPr>
-          <w:instrText xml:space="preserve"> PAGEREF _Toc230324545 \h </w:instrText>
+          <w:instrText xml:space="preserve"> PAGEREF _Toc230455610 \h </w:instrText>
         </w:r>
         <w:r>
           <w:rPr>
@@ -5826,7 +5894,7 @@
             <w:noProof/>
             <w:webHidden/>
           </w:rPr>
-          <w:t>49</w:t>
+          <w:t>50</w:t>
         </w:r>
         <w:r>
           <w:rPr>
@@ -5847,7 +5915,7 @@
           <w:noProof/>
         </w:rPr>
       </w:pPr>
-      <w:hyperlink w:anchor="_Toc230324546" w:history="1">
+      <w:hyperlink w:anchor="_Toc230455611" w:history="1">
         <w:r>
           <w:rPr>
             <w:rStyle w:val="Lienhypertexte"/>
@@ -5875,7 +5943,7 @@
             <w:noProof/>
             <w:webHidden/>
           </w:rPr>
-          <w:instrText xml:space="preserve"> PAGEREF _Toc230324546 \h </w:instrText>
+          <w:instrText xml:space="preserve"> PAGEREF _Toc230455611 \h </w:instrText>
         </w:r>
         <w:r>
           <w:rPr>
@@ -5895,7 +5963,7 @@
             <w:noProof/>
             <w:webHidden/>
           </w:rPr>
-          <w:t>50</w:t>
+          <w:t>51</w:t>
         </w:r>
         <w:r>
           <w:rPr>
@@ -5916,7 +5984,7 @@
           <w:noProof/>
         </w:rPr>
       </w:pPr>
-      <w:hyperlink w:anchor="_Toc230324547" w:history="1">
+      <w:hyperlink w:anchor="_Toc230455612" w:history="1">
         <w:r>
           <w:rPr>
             <w:rStyle w:val="Lienhypertexte"/>
@@ -5944,7 +6012,7 @@
             <w:noProof/>
             <w:webHidden/>
           </w:rPr>
-          <w:instrText xml:space="preserve"> PAGEREF _Toc230324547 \h </w:instrText>
+          <w:instrText xml:space="preserve"> PAGEREF _Toc230455612 \h </w:instrText>
         </w:r>
         <w:r>
           <w:rPr>
@@ -5964,7 +6032,7 @@
             <w:noProof/>
             <w:webHidden/>
           </w:rPr>
-          <w:t>52</w:t>
+          <w:t>53</w:t>
         </w:r>
         <w:r>
           <w:rPr>
@@ -5985,7 +6053,7 @@
           <w:noProof/>
         </w:rPr>
       </w:pPr>
-      <w:hyperlink w:anchor="_Toc230324548" w:history="1">
+      <w:hyperlink w:anchor="_Toc230455613" w:history="1">
         <w:r>
           <w:rPr>
             <w:rStyle w:val="Lienhypertexte"/>
@@ -6013,7 +6081,7 @@
             <w:noProof/>
             <w:webHidden/>
           </w:rPr>
-          <w:instrText xml:space="preserve"> PAGEREF _Toc230324548 \h </w:instrText>
+          <w:instrText xml:space="preserve"> PAGEREF _Toc230455613 \h </w:instrText>
         </w:r>
         <w:r>
           <w:rPr>
@@ -6033,7 +6101,7 @@
             <w:noProof/>
             <w:webHidden/>
           </w:rPr>
-          <w:t>52</w:t>
+          <w:t>53</w:t>
         </w:r>
         <w:r>
           <w:rPr>
@@ -6054,7 +6122,7 @@
           <w:noProof/>
         </w:rPr>
       </w:pPr>
-      <w:hyperlink w:anchor="_Toc230324549" w:history="1">
+      <w:hyperlink w:anchor="_Toc230455614" w:history="1">
         <w:r>
           <w:rPr>
             <w:rStyle w:val="Lienhypertexte"/>
@@ -6082,7 +6150,7 @@
             <w:noProof/>
             <w:webHidden/>
           </w:rPr>
-          <w:instrText xml:space="preserve"> PAGEREF _Toc230324549 \h </w:instrText>
+          <w:instrText xml:space="preserve"> PAGEREF _Toc230455614 \h </w:instrText>
         </w:r>
         <w:r>
           <w:rPr>
@@ -6102,7 +6170,7 @@
             <w:noProof/>
             <w:webHidden/>
           </w:rPr>
-          <w:t>52</w:t>
+          <w:t>53</w:t>
         </w:r>
         <w:r>
           <w:rPr>
@@ -6123,7 +6191,7 @@
           <w:noProof/>
         </w:rPr>
       </w:pPr>
-      <w:hyperlink w:anchor="_Toc230324550" w:history="1">
+      <w:hyperlink w:anchor="_Toc230455615" w:history="1">
         <w:r>
           <w:rPr>
             <w:rStyle w:val="Lienhypertexte"/>
@@ -6151,7 +6219,7 @@
             <w:noProof/>
             <w:webHidden/>
           </w:rPr>
-          <w:instrText xml:space="preserve"> PAGEREF _Toc230324550 \h </w:instrText>
+          <w:instrText xml:space="preserve"> PAGEREF _Toc230455615 \h </w:instrText>
         </w:r>
         <w:r>
           <w:rPr>
@@ -6171,7 +6239,7 @@
             <w:noProof/>
             <w:webHidden/>
           </w:rPr>
-          <w:t>53</w:t>
+          <w:t>54</w:t>
         </w:r>
         <w:r>
           <w:rPr>
@@ -6192,7 +6260,7 @@
           <w:noProof/>
         </w:rPr>
       </w:pPr>
-      <w:hyperlink w:anchor="_Toc230324551" w:history="1">
+      <w:hyperlink w:anchor="_Toc230455616" w:history="1">
         <w:r>
           <w:rPr>
             <w:rStyle w:val="Lienhypertexte"/>
@@ -6220,7 +6288,7 @@
             <w:noProof/>
             <w:webHidden/>
           </w:rPr>
-          <w:instrText xml:space="preserve"> PAGEREF _Toc230324551 \h </w:instrText>
+          <w:instrText xml:space="preserve"> PAGEREF _Toc230455616 \h </w:instrText>
         </w:r>
         <w:r>
           <w:rPr>
@@ -6240,7 +6308,7 @@
             <w:noProof/>
             <w:webHidden/>
           </w:rPr>
-          <w:t>53</w:t>
+          <w:t>54</w:t>
         </w:r>
         <w:r>
           <w:rPr>
@@ -6261,7 +6329,7 @@
           <w:noProof/>
         </w:rPr>
       </w:pPr>
-      <w:hyperlink w:anchor="_Toc230324552" w:history="1">
+      <w:hyperlink w:anchor="_Toc230455617" w:history="1">
         <w:r>
           <w:rPr>
             <w:rStyle w:val="Lienhypertexte"/>
@@ -6289,7 +6357,7 @@
             <w:noProof/>
             <w:webHidden/>
           </w:rPr>
-          <w:instrText xml:space="preserve"> PAGEREF _Toc230324552 \h </w:instrText>
+          <w:instrText xml:space="preserve"> PAGEREF _Toc230455617 \h </w:instrText>
         </w:r>
         <w:r>
           <w:rPr>
@@ -6309,7 +6377,7 @@
             <w:noProof/>
             <w:webHidden/>
           </w:rPr>
-          <w:t>54</w:t>
+          <w:t>55</w:t>
         </w:r>
         <w:r>
           <w:rPr>
@@ -6330,7 +6398,7 @@
           <w:noProof/>
         </w:rPr>
       </w:pPr>
-      <w:hyperlink w:anchor="_Toc230324553" w:history="1">
+      <w:hyperlink w:anchor="_Toc230455618" w:history="1">
         <w:r>
           <w:rPr>
             <w:rStyle w:val="Lienhypertexte"/>
@@ -6358,7 +6426,7 @@
             <w:noProof/>
             <w:webHidden/>
           </w:rPr>
-          <w:instrText xml:space="preserve"> PAGEREF _Toc230324553 \h </w:instrText>
+          <w:instrText xml:space="preserve"> PAGEREF _Toc230455618 \h </w:instrText>
         </w:r>
         <w:r>
           <w:rPr>
@@ -6378,7 +6446,7 @@
             <w:noProof/>
             <w:webHidden/>
           </w:rPr>
-          <w:t>55</w:t>
+          <w:t>56</w:t>
         </w:r>
         <w:r>
           <w:rPr>
@@ -6399,7 +6467,7 @@
           <w:noProof/>
         </w:rPr>
       </w:pPr>
-      <w:hyperlink w:anchor="_Toc230324554" w:history="1">
+      <w:hyperlink w:anchor="_Toc230455619" w:history="1">
         <w:r>
           <w:rPr>
             <w:rStyle w:val="Lienhypertexte"/>
@@ -6427,7 +6495,7 @@
             <w:noProof/>
             <w:webHidden/>
           </w:rPr>
-          <w:instrText xml:space="preserve"> PAGEREF _Toc230324554 \h </w:instrText>
+          <w:instrText xml:space="preserve"> PAGEREF _Toc230455619 \h </w:instrText>
         </w:r>
         <w:r>
           <w:rPr>
@@ -6447,7 +6515,7 @@
             <w:noProof/>
             <w:webHidden/>
           </w:rPr>
-          <w:t>56</w:t>
+          <w:t>57</w:t>
         </w:r>
         <w:r>
           <w:rPr>
@@ -6468,7 +6536,7 @@
           <w:noProof/>
         </w:rPr>
       </w:pPr>
-      <w:hyperlink w:anchor="_Toc230324555" w:history="1">
+      <w:hyperlink w:anchor="_Toc230455620" w:history="1">
         <w:r>
           <w:rPr>
             <w:rStyle w:val="Lienhypertexte"/>
@@ -6496,7 +6564,7 @@
             <w:noProof/>
             <w:webHidden/>
           </w:rPr>
-          <w:instrText xml:space="preserve"> PAGEREF _Toc230324555 \h </w:instrText>
+          <w:instrText xml:space="preserve"> PAGEREF _Toc230455620 \h </w:instrText>
         </w:r>
         <w:r>
           <w:rPr>
@@ -6516,7 +6584,7 @@
             <w:noProof/>
             <w:webHidden/>
           </w:rPr>
-          <w:t>57</w:t>
+          <w:t>58</w:t>
         </w:r>
         <w:r>
           <w:rPr>
@@ -6537,7 +6605,7 @@
           <w:noProof/>
         </w:rPr>
       </w:pPr>
-      <w:hyperlink w:anchor="_Toc230324556" w:history="1">
+      <w:hyperlink w:anchor="_Toc230455621" w:history="1">
         <w:r>
           <w:rPr>
             <w:rStyle w:val="Lienhypertexte"/>
@@ -6565,7 +6633,7 @@
             <w:noProof/>
             <w:webHidden/>
           </w:rPr>
-          <w:instrText xml:space="preserve"> PAGEREF _Toc230324556 \h </w:instrText>
+          <w:instrText xml:space="preserve"> PAGEREF _Toc230455621 \h </w:instrText>
         </w:r>
         <w:r>
           <w:rPr>
@@ -6585,7 +6653,7 @@
             <w:noProof/>
             <w:webHidden/>
           </w:rPr>
-          <w:t>58</w:t>
+          <w:t>59</w:t>
         </w:r>
         <w:r>
           <w:rPr>
@@ -6606,7 +6674,7 @@
           <w:noProof/>
         </w:rPr>
       </w:pPr>
-      <w:hyperlink w:anchor="_Toc230324557" w:history="1">
+      <w:hyperlink w:anchor="_Toc230455622" w:history="1">
         <w:r>
           <w:rPr>
             <w:rStyle w:val="Lienhypertexte"/>
@@ -6634,7 +6702,7 @@
             <w:noProof/>
             <w:webHidden/>
           </w:rPr>
-          <w:instrText xml:space="preserve"> PAGEREF _Toc230324557 \h </w:instrText>
+          <w:instrText xml:space="preserve"> PAGEREF _Toc230455622 \h </w:instrText>
         </w:r>
         <w:r>
           <w:rPr>
@@ -6654,7 +6722,7 @@
             <w:noProof/>
             <w:webHidden/>
           </w:rPr>
-          <w:t>58</w:t>
+          <w:t>59</w:t>
         </w:r>
         <w:r>
           <w:rPr>
@@ -6675,7 +6743,7 @@
           <w:noProof/>
         </w:rPr>
       </w:pPr>
-      <w:hyperlink w:anchor="_Toc230324558" w:history="1">
+      <w:hyperlink w:anchor="_Toc230455623" w:history="1">
         <w:r>
           <w:rPr>
             <w:rStyle w:val="Lienhypertexte"/>
@@ -6703,7 +6771,7 @@
             <w:noProof/>
             <w:webHidden/>
           </w:rPr>
-          <w:instrText xml:space="preserve"> PAGEREF _Toc230324558 \h </w:instrText>
+          <w:instrText xml:space="preserve"> PAGEREF _Toc230455623 \h </w:instrText>
         </w:r>
         <w:r>
           <w:rPr>
@@ -6723,7 +6791,7 @@
             <w:noProof/>
             <w:webHidden/>
           </w:rPr>
-          <w:t>59</w:t>
+          <w:t>60</w:t>
         </w:r>
         <w:r>
           <w:rPr>
@@ -6744,7 +6812,7 @@
           <w:noProof/>
         </w:rPr>
       </w:pPr>
-      <w:hyperlink w:anchor="_Toc230324559" w:history="1">
+      <w:hyperlink w:anchor="_Toc230455624" w:history="1">
         <w:r>
           <w:rPr>
             <w:rStyle w:val="Lienhypertexte"/>
@@ -6772,7 +6840,7 @@
             <w:noProof/>
             <w:webHidden/>
           </w:rPr>
-          <w:instrText xml:space="preserve"> PAGEREF _Toc230324559 \h </w:instrText>
+          <w:instrText xml:space="preserve"> PAGEREF _Toc230455624 \h </w:instrText>
         </w:r>
         <w:r>
           <w:rPr>
@@ -6792,7 +6860,7 @@
             <w:noProof/>
             <w:webHidden/>
           </w:rPr>
-          <w:t>59</w:t>
+          <w:t>60</w:t>
         </w:r>
         <w:r>
           <w:rPr>
@@ -6813,7 +6881,7 @@
           <w:noProof/>
         </w:rPr>
       </w:pPr>
-      <w:hyperlink w:anchor="_Toc230324560" w:history="1">
+      <w:hyperlink w:anchor="_Toc230455625" w:history="1">
         <w:r>
           <w:rPr>
             <w:rStyle w:val="Lienhypertexte"/>
@@ -6841,7 +6909,7 @@
             <w:noProof/>
             <w:webHidden/>
           </w:rPr>
-          <w:instrText xml:space="preserve"> PAGEREF _Toc230324560 \h </w:instrText>
+          <w:instrText xml:space="preserve"> PAGEREF _Toc230455625 \h </w:instrText>
         </w:r>
         <w:r>
           <w:rPr>
@@ -6861,7 +6929,7 @@
             <w:noProof/>
             <w:webHidden/>
           </w:rPr>
-          <w:t>59</w:t>
+          <w:t>60</w:t>
         </w:r>
         <w:r>
           <w:rPr>
@@ -6882,7 +6950,7 @@
           <w:noProof/>
         </w:rPr>
       </w:pPr>
-      <w:hyperlink w:anchor="_Toc230324561" w:history="1">
+      <w:hyperlink w:anchor="_Toc230455626" w:history="1">
         <w:r>
           <w:rPr>
             <w:rStyle w:val="Lienhypertexte"/>
@@ -6910,7 +6978,7 @@
             <w:noProof/>
             <w:webHidden/>
           </w:rPr>
-          <w:instrText xml:space="preserve"> PAGEREF _Toc230324561 \h </w:instrText>
+          <w:instrText xml:space="preserve"> PAGEREF _Toc230455626 \h </w:instrText>
         </w:r>
         <w:r>
           <w:rPr>
@@ -6930,7 +6998,7 @@
             <w:noProof/>
             <w:webHidden/>
           </w:rPr>
-          <w:t>60</w:t>
+          <w:t>61</w:t>
         </w:r>
         <w:r>
           <w:rPr>
@@ -6951,7 +7019,7 @@
           <w:noProof/>
         </w:rPr>
       </w:pPr>
-      <w:hyperlink w:anchor="_Toc230324562" w:history="1">
+      <w:hyperlink w:anchor="_Toc230455627" w:history="1">
         <w:r>
           <w:rPr>
             <w:rStyle w:val="Lienhypertexte"/>
@@ -6979,7 +7047,7 @@
             <w:noProof/>
             <w:webHidden/>
           </w:rPr>
-          <w:instrText xml:space="preserve"> PAGEREF _Toc230324562 \h </w:instrText>
+          <w:instrText xml:space="preserve"> PAGEREF _Toc230455627 \h </w:instrText>
         </w:r>
         <w:r>
           <w:rPr>
@@ -6999,7 +7067,7 @@
             <w:noProof/>
             <w:webHidden/>
           </w:rPr>
-          <w:t>61</w:t>
+          <w:t>62</w:t>
         </w:r>
         <w:r>
           <w:rPr>
@@ -7020,7 +7088,7 @@
           <w:noProof/>
         </w:rPr>
       </w:pPr>
-      <w:hyperlink w:anchor="_Toc230324563" w:history="1">
+      <w:hyperlink w:anchor="_Toc230455628" w:history="1">
         <w:r>
           <w:rPr>
             <w:rStyle w:val="Lienhypertexte"/>
@@ -7048,7 +7116,7 @@
             <w:noProof/>
             <w:webHidden/>
           </w:rPr>
-          <w:instrText xml:space="preserve"> PAGEREF _Toc230324563 \h </w:instrText>
+          <w:instrText xml:space="preserve"> PAGEREF _Toc230455628 \h </w:instrText>
         </w:r>
         <w:r>
           <w:rPr>
@@ -7068,7 +7136,7 @@
             <w:noProof/>
             <w:webHidden/>
           </w:rPr>
-          <w:t>61</w:t>
+          <w:t>62</w:t>
         </w:r>
         <w:r>
           <w:rPr>
@@ -7089,7 +7157,7 @@
           <w:noProof/>
         </w:rPr>
       </w:pPr>
-      <w:hyperlink w:anchor="_Toc230324564" w:history="1">
+      <w:hyperlink w:anchor="_Toc230455629" w:history="1">
         <w:r>
           <w:rPr>
             <w:rStyle w:val="Lienhypertexte"/>
@@ -7117,7 +7185,7 @@
             <w:noProof/>
             <w:webHidden/>
           </w:rPr>
-          <w:instrText xml:space="preserve"> PAGEREF _Toc230324564 \h </w:instrText>
+          <w:instrText xml:space="preserve"> PAGEREF _Toc230455629 \h </w:instrText>
         </w:r>
         <w:r>
           <w:rPr>
@@ -7137,7 +7205,7 @@
             <w:noProof/>
             <w:webHidden/>
           </w:rPr>
-          <w:t>61</w:t>
+          <w:t>62</w:t>
         </w:r>
         <w:r>
           <w:rPr>
@@ -7158,7 +7226,7 @@
           <w:noProof/>
         </w:rPr>
       </w:pPr>
-      <w:hyperlink w:anchor="_Toc230324565" w:history="1">
+      <w:hyperlink w:anchor="_Toc230455630" w:history="1">
         <w:r>
           <w:rPr>
             <w:rStyle w:val="Lienhypertexte"/>
@@ -7186,7 +7254,7 @@
             <w:noProof/>
             <w:webHidden/>
           </w:rPr>
-          <w:instrText xml:space="preserve"> PAGEREF _Toc230324565 \h </w:instrText>
+          <w:instrText xml:space="preserve"> PAGEREF _Toc230455630 \h </w:instrText>
         </w:r>
         <w:r>
           <w:rPr>
@@ -7206,7 +7274,7 @@
             <w:noProof/>
             <w:webHidden/>
           </w:rPr>
-          <w:t>61</w:t>
+          <w:t>62</w:t>
         </w:r>
         <w:r>
           <w:rPr>
@@ -7227,7 +7295,7 @@
           <w:noProof/>
         </w:rPr>
       </w:pPr>
-      <w:hyperlink w:anchor="_Toc230324566" w:history="1">
+      <w:hyperlink w:anchor="_Toc230455631" w:history="1">
         <w:r>
           <w:rPr>
             <w:rStyle w:val="Lienhypertexte"/>
@@ -7255,7 +7323,7 @@
             <w:noProof/>
             <w:webHidden/>
           </w:rPr>
-          <w:instrText xml:space="preserve"> PAGEREF _Toc230324566 \h </w:instrText>
+          <w:instrText xml:space="preserve"> PAGEREF _Toc230455631 \h </w:instrText>
         </w:r>
         <w:r>
           <w:rPr>
@@ -7275,7 +7343,7 @@
             <w:noProof/>
             <w:webHidden/>
           </w:rPr>
-          <w:t>62</w:t>
+          <w:t>63</w:t>
         </w:r>
         <w:r>
           <w:rPr>
@@ -7296,7 +7364,7 @@
           <w:noProof/>
         </w:rPr>
       </w:pPr>
-      <w:hyperlink w:anchor="_Toc230324567" w:history="1">
+      <w:hyperlink w:anchor="_Toc230455632" w:history="1">
         <w:r>
           <w:rPr>
             <w:rStyle w:val="Lienhypertexte"/>
@@ -7324,7 +7392,7 @@
             <w:noProof/>
             <w:webHidden/>
           </w:rPr>
-          <w:instrText xml:space="preserve"> PAGEREF _Toc230324567 \h </w:instrText>
+          <w:instrText xml:space="preserve"> PAGEREF _Toc230455632 \h </w:instrText>
         </w:r>
         <w:r>
           <w:rPr>
@@ -7344,7 +7412,7 @@
             <w:noProof/>
             <w:webHidden/>
           </w:rPr>
-          <w:t>62</w:t>
+          <w:t>63</w:t>
         </w:r>
         <w:r>
           <w:rPr>
@@ -7365,7 +7433,7 @@
           <w:noProof/>
         </w:rPr>
       </w:pPr>
-      <w:hyperlink w:anchor="_Toc230324568" w:history="1">
+      <w:hyperlink w:anchor="_Toc230455633" w:history="1">
         <w:r>
           <w:rPr>
             <w:rStyle w:val="Lienhypertexte"/>
@@ -7393,7 +7461,7 @@
             <w:noProof/>
             <w:webHidden/>
           </w:rPr>
-          <w:instrText xml:space="preserve"> PAGEREF _Toc230324568 \h </w:instrText>
+          <w:instrText xml:space="preserve"> PAGEREF _Toc230455633 \h </w:instrText>
         </w:r>
         <w:r>
           <w:rPr>
@@ -7413,7 +7481,7 @@
             <w:noProof/>
             <w:webHidden/>
           </w:rPr>
-          <w:t>62</w:t>
+          <w:t>63</w:t>
         </w:r>
         <w:r>
           <w:rPr>
@@ -7434,7 +7502,7 @@
           <w:noProof/>
         </w:rPr>
       </w:pPr>
-      <w:hyperlink w:anchor="_Toc230324569" w:history="1">
+      <w:hyperlink w:anchor="_Toc230455634" w:history="1">
         <w:r>
           <w:rPr>
             <w:rStyle w:val="Lienhypertexte"/>
@@ -7462,7 +7530,7 @@
             <w:noProof/>
             <w:webHidden/>
           </w:rPr>
-          <w:instrText xml:space="preserve"> PAGEREF _Toc230324569 \h </w:instrText>
+          <w:instrText xml:space="preserve"> PAGEREF _Toc230455634 \h </w:instrText>
         </w:r>
         <w:r>
           <w:rPr>
@@ -7482,7 +7550,7 @@
             <w:noProof/>
             <w:webHidden/>
           </w:rPr>
-          <w:t>62</w:t>
+          <w:t>63</w:t>
         </w:r>
         <w:r>
           <w:rPr>
@@ -7503,7 +7571,7 @@
           <w:noProof/>
         </w:rPr>
       </w:pPr>
-      <w:hyperlink w:anchor="_Toc230324570" w:history="1">
+      <w:hyperlink w:anchor="_Toc230455635" w:history="1">
         <w:r>
           <w:rPr>
             <w:rStyle w:val="Lienhypertexte"/>
@@ -7531,7 +7599,7 @@
             <w:noProof/>
             <w:webHidden/>
           </w:rPr>
-          <w:instrText xml:space="preserve"> PAGEREF _Toc230324570 \h </w:instrText>
+          <w:instrText xml:space="preserve"> PAGEREF _Toc230455635 \h </w:instrText>
         </w:r>
         <w:r>
           <w:rPr>
@@ -7551,7 +7619,7 @@
             <w:noProof/>
             <w:webHidden/>
           </w:rPr>
-          <w:t>63</w:t>
+          <w:t>64</w:t>
         </w:r>
         <w:r>
           <w:rPr>
@@ -7572,7 +7640,7 @@
           <w:noProof/>
         </w:rPr>
       </w:pPr>
-      <w:hyperlink w:anchor="_Toc230324571" w:history="1">
+      <w:hyperlink w:anchor="_Toc230455636" w:history="1">
         <w:r>
           <w:rPr>
             <w:rStyle w:val="Lienhypertexte"/>
@@ -7600,7 +7668,7 @@
             <w:noProof/>
             <w:webHidden/>
           </w:rPr>
-          <w:instrText xml:space="preserve"> PAGEREF _Toc230324571 \h </w:instrText>
+          <w:instrText xml:space="preserve"> PAGEREF _Toc230455636 \h </w:instrText>
         </w:r>
         <w:r>
           <w:rPr>
@@ -7620,7 +7688,7 @@
             <w:noProof/>
             <w:webHidden/>
           </w:rPr>
-          <w:t>63</w:t>
+          <w:t>64</w:t>
         </w:r>
         <w:r>
           <w:rPr>
@@ -7641,7 +7709,7 @@
           <w:noProof/>
         </w:rPr>
       </w:pPr>
-      <w:hyperlink w:anchor="_Toc230324572" w:history="1">
+      <w:hyperlink w:anchor="_Toc230455637" w:history="1">
         <w:r>
           <w:rPr>
             <w:rStyle w:val="Lienhypertexte"/>
@@ -7669,7 +7737,7 @@
             <w:noProof/>
             <w:webHidden/>
           </w:rPr>
-          <w:instrText xml:space="preserve"> PAGEREF _Toc230324572 \h </w:instrText>
+          <w:instrText xml:space="preserve"> PAGEREF _Toc230455637 \h </w:instrText>
         </w:r>
         <w:r>
           <w:rPr>
@@ -7689,7 +7757,7 @@
             <w:noProof/>
             <w:webHidden/>
           </w:rPr>
-          <w:t>64</w:t>
+          <w:t>65</w:t>
         </w:r>
         <w:r>
           <w:rPr>
@@ -7710,7 +7778,7 @@
           <w:noProof/>
         </w:rPr>
       </w:pPr>
-      <w:hyperlink w:anchor="_Toc230324573" w:history="1">
+      <w:hyperlink w:anchor="_Toc230455638" w:history="1">
         <w:r>
           <w:rPr>
             <w:rStyle w:val="Lienhypertexte"/>
@@ -7738,7 +7806,7 @@
             <w:noProof/>
             <w:webHidden/>
           </w:rPr>
-          <w:instrText xml:space="preserve"> PAGEREF _Toc230324573 \h </w:instrText>
+          <w:instrText xml:space="preserve"> PAGEREF _Toc230455638 \h </w:instrText>
         </w:r>
         <w:r>
           <w:rPr>
@@ -7758,7 +7826,7 @@
             <w:noProof/>
             <w:webHidden/>
           </w:rPr>
-          <w:t>64</w:t>
+          <w:t>65</w:t>
         </w:r>
         <w:r>
           <w:rPr>
@@ -7779,7 +7847,7 @@
           <w:noProof/>
         </w:rPr>
       </w:pPr>
-      <w:hyperlink w:anchor="_Toc230324574" w:history="1">
+      <w:hyperlink w:anchor="_Toc230455639" w:history="1">
         <w:r>
           <w:rPr>
             <w:rStyle w:val="Lienhypertexte"/>
@@ -7807,7 +7875,7 @@
             <w:noProof/>
             <w:webHidden/>
           </w:rPr>
-          <w:instrText xml:space="preserve"> PAGEREF _Toc230324574 \h </w:instrText>
+          <w:instrText xml:space="preserve"> PAGEREF _Toc230455639 \h </w:instrText>
         </w:r>
         <w:r>
           <w:rPr>
@@ -7827,7 +7895,7 @@
             <w:noProof/>
             <w:webHidden/>
           </w:rPr>
-          <w:t>64</w:t>
+          <w:t>65</w:t>
         </w:r>
         <w:r>
           <w:rPr>
@@ -7848,7 +7916,7 @@
           <w:noProof/>
         </w:rPr>
       </w:pPr>
-      <w:hyperlink w:anchor="_Toc230324575" w:history="1">
+      <w:hyperlink w:anchor="_Toc230455640" w:history="1">
         <w:r>
           <w:rPr>
             <w:rStyle w:val="Lienhypertexte"/>
@@ -7876,7 +7944,7 @@
             <w:noProof/>
             <w:webHidden/>
           </w:rPr>
-          <w:instrText xml:space="preserve"> PAGEREF _Toc230324575 \h </w:instrText>
+          <w:instrText xml:space="preserve"> PAGEREF _Toc230455640 \h </w:instrText>
         </w:r>
         <w:r>
           <w:rPr>
@@ -7896,7 +7964,7 @@
             <w:noProof/>
             <w:webHidden/>
           </w:rPr>
-          <w:t>64</w:t>
+          <w:t>65</w:t>
         </w:r>
         <w:r>
           <w:rPr>
@@ -7917,7 +7985,7 @@
           <w:noProof/>
         </w:rPr>
       </w:pPr>
-      <w:hyperlink w:anchor="_Toc230324576" w:history="1">
+      <w:hyperlink w:anchor="_Toc230455641" w:history="1">
         <w:r>
           <w:rPr>
             <w:rStyle w:val="Lienhypertexte"/>
@@ -7945,7 +8013,7 @@
             <w:noProof/>
             <w:webHidden/>
           </w:rPr>
-          <w:instrText xml:space="preserve"> PAGEREF _Toc230324576 \h </w:instrText>
+          <w:instrText xml:space="preserve"> PAGEREF _Toc230455641 \h </w:instrText>
         </w:r>
         <w:r>
           <w:rPr>
@@ -7965,7 +8033,7 @@
             <w:noProof/>
             <w:webHidden/>
           </w:rPr>
-          <w:t>66</w:t>
+          <w:t>67</w:t>
         </w:r>
         <w:r>
           <w:rPr>
@@ -7986,7 +8054,7 @@
           <w:noProof/>
         </w:rPr>
       </w:pPr>
-      <w:hyperlink w:anchor="_Toc230324577" w:history="1">
+      <w:hyperlink w:anchor="_Toc230455642" w:history="1">
         <w:r>
           <w:rPr>
             <w:rStyle w:val="Lienhypertexte"/>
@@ -8014,7 +8082,7 @@
             <w:noProof/>
             <w:webHidden/>
           </w:rPr>
-          <w:instrText xml:space="preserve"> PAGEREF _Toc230324577 \h </w:instrText>
+          <w:instrText xml:space="preserve"> PAGEREF _Toc230455642 \h </w:instrText>
         </w:r>
         <w:r>
           <w:rPr>
@@ -8034,7 +8102,7 @@
             <w:noProof/>
             <w:webHidden/>
           </w:rPr>
-          <w:t>67</w:t>
+          <w:t>68</w:t>
         </w:r>
         <w:r>
           <w:rPr>
@@ -8070,7 +8138,7 @@
         </w:pBdr>
         <w:spacing w:before="80" w:after="200"/>
       </w:pPr>
-      <w:bookmarkStart w:id="1" w:name="_Toc230324466"/>
+      <w:bookmarkStart w:id="1" w:name="_Toc230455530"/>
       <w:r>
         <w:rPr>
           <w:rFonts w:ascii="Aptos Display" w:hAnsi="Aptos Display"/>
@@ -8095,7 +8163,7 @@
           <w:noProof/>
         </w:rPr>
         <w:drawing>
-          <wp:inline distT="0" distB="0" distL="0" distR="0" wp14:anchorId="0DBB8FC9" wp14:editId="6F87BE73">
+          <wp:inline distT="0" distB="0" distL="0" distR="0" wp14:anchorId="10F692C6" wp14:editId="5E697744">
             <wp:extent cx="5486400" cy="3320928"/>
             <wp:effectExtent l="0" t="0" r="0" b="0"/>
             <wp:docPr id="1" name="Picture 1"/>
@@ -8162,7 +8230,7 @@
           <w:noProof/>
         </w:rPr>
         <w:drawing>
-          <wp:inline distT="0" distB="0" distL="0" distR="0" wp14:anchorId="45A236F7" wp14:editId="7B237EDD">
+          <wp:inline distT="0" distB="0" distL="0" distR="0" wp14:anchorId="0F115488" wp14:editId="26E49D4E">
             <wp:extent cx="5486400" cy="3676506"/>
             <wp:effectExtent l="0" t="0" r="0" b="0"/>
             <wp:docPr id="2" name="Picture 2"/>
@@ -8338,7 +8406,7 @@
         <w:pStyle w:val="Titre2"/>
         <w:spacing w:before="460" w:after="220"/>
       </w:pPr>
-      <w:bookmarkStart w:id="2" w:name="_Toc230324467"/>
+      <w:bookmarkStart w:id="2" w:name="_Toc230455531"/>
       <w:r>
         <w:rPr>
           <w:rFonts w:ascii="Aptos Display" w:hAnsi="Aptos Display"/>
@@ -8752,7 +8820,7 @@
         <w:pStyle w:val="Titre2"/>
         <w:spacing w:before="460" w:after="220"/>
       </w:pPr>
-      <w:bookmarkStart w:id="3" w:name="_Toc230324468"/>
+      <w:bookmarkStart w:id="3" w:name="_Toc230455532"/>
       <w:r>
         <w:rPr>
           <w:rFonts w:ascii="Aptos Display" w:hAnsi="Aptos Display"/>
@@ -8791,7 +8859,7 @@
           <w:noProof/>
         </w:rPr>
         <w:drawing>
-          <wp:inline distT="0" distB="0" distL="0" distR="0" wp14:anchorId="1BC6DC06" wp14:editId="36F38FD9">
+          <wp:inline distT="0" distB="0" distL="0" distR="0" wp14:anchorId="2B738025" wp14:editId="0907D7DF">
             <wp:extent cx="4192474" cy="7498079"/>
             <wp:effectExtent l="0" t="0" r="0" b="0"/>
             <wp:docPr id="3" name="Picture 3"/>
@@ -8859,7 +8927,7 @@
         </w:rPr>
         <w:lastRenderedPageBreak/>
         <w:drawing>
-          <wp:inline distT="0" distB="0" distL="0" distR="0" wp14:anchorId="38E23E1E" wp14:editId="5A75C6E9">
+          <wp:inline distT="0" distB="0" distL="0" distR="0" wp14:anchorId="0CF143FB" wp14:editId="1EC9AFFB">
             <wp:extent cx="4001844" cy="7498079"/>
             <wp:effectExtent l="0" t="0" r="0" b="0"/>
             <wp:docPr id="4" name="Picture 4"/>
@@ -9038,7 +9106,7 @@
         <w:pStyle w:val="Titre2"/>
         <w:spacing w:before="460" w:after="220"/>
       </w:pPr>
-      <w:bookmarkStart w:id="4" w:name="_Toc230324469"/>
+      <w:bookmarkStart w:id="4" w:name="_Toc230455533"/>
       <w:r>
         <w:rPr>
           <w:rFonts w:ascii="Aptos Display" w:hAnsi="Aptos Display"/>
@@ -9132,7 +9200,7 @@
         <w:pStyle w:val="Titre2"/>
         <w:spacing w:before="460" w:after="220"/>
       </w:pPr>
-      <w:bookmarkStart w:id="5" w:name="_Toc230324470"/>
+      <w:bookmarkStart w:id="5" w:name="_Toc230455534"/>
       <w:r>
         <w:rPr>
           <w:rFonts w:ascii="Aptos Display" w:hAnsi="Aptos Display"/>
@@ -9293,7 +9361,7 @@
         </w:pBdr>
         <w:spacing w:before="80" w:after="200"/>
       </w:pPr>
-      <w:bookmarkStart w:id="6" w:name="_Toc230324471"/>
+      <w:bookmarkStart w:id="6" w:name="_Toc230455535"/>
       <w:r>
         <w:rPr>
           <w:rFonts w:ascii="Aptos Display" w:hAnsi="Aptos Display"/>
@@ -9318,7 +9386,7 @@
           <w:noProof/>
         </w:rPr>
         <w:drawing>
-          <wp:inline distT="0" distB="0" distL="0" distR="0" wp14:anchorId="735CB374" wp14:editId="465D6F0A">
+          <wp:inline distT="0" distB="0" distL="0" distR="0" wp14:anchorId="3A70E1B6" wp14:editId="178FDF6E">
             <wp:extent cx="3699052" cy="7498079"/>
             <wp:effectExtent l="0" t="0" r="0" b="0"/>
             <wp:docPr id="5" name="Picture 5"/>
@@ -9386,7 +9454,7 @@
         <w:pStyle w:val="Titre2"/>
         <w:spacing w:before="460" w:after="220"/>
       </w:pPr>
-      <w:bookmarkStart w:id="7" w:name="_Toc230324472"/>
+      <w:bookmarkStart w:id="7" w:name="_Toc230455536"/>
       <w:r>
         <w:rPr>
           <w:rFonts w:ascii="Aptos Display" w:hAnsi="Aptos Display"/>
@@ -9425,7 +9493,7 @@
           <w:noProof/>
         </w:rPr>
         <w:drawing>
-          <wp:inline distT="0" distB="0" distL="0" distR="0" wp14:anchorId="09799CE4" wp14:editId="19848A88">
+          <wp:inline distT="0" distB="0" distL="0" distR="0" wp14:anchorId="057B5069" wp14:editId="66C890A0">
             <wp:extent cx="4852378" cy="7498079"/>
             <wp:effectExtent l="0" t="0" r="0" b="0"/>
             <wp:docPr id="6" name="Picture 6"/>
@@ -9975,7 +10043,7 @@
         <w:pStyle w:val="Titre2"/>
         <w:spacing w:before="460" w:after="220"/>
       </w:pPr>
-      <w:bookmarkStart w:id="8" w:name="_Toc230324473"/>
+      <w:bookmarkStart w:id="8" w:name="_Toc230455537"/>
       <w:r>
         <w:rPr>
           <w:rFonts w:ascii="Aptos Display" w:hAnsi="Aptos Display"/>
@@ -10343,7 +10411,7 @@
         <w:pStyle w:val="Titre2"/>
         <w:spacing w:before="460" w:after="220"/>
       </w:pPr>
-      <w:bookmarkStart w:id="9" w:name="_Toc230324474"/>
+      <w:bookmarkStart w:id="9" w:name="_Toc230455538"/>
       <w:r>
         <w:rPr>
           <w:rFonts w:ascii="Aptos Display" w:hAnsi="Aptos Display"/>
@@ -10522,7 +10590,7 @@
         <w:pStyle w:val="Titre2"/>
         <w:spacing w:before="460" w:after="220"/>
       </w:pPr>
-      <w:bookmarkStart w:id="10" w:name="_Toc230324475"/>
+      <w:bookmarkStart w:id="10" w:name="_Toc230455539"/>
       <w:r>
         <w:rPr>
           <w:rFonts w:ascii="Aptos Display" w:hAnsi="Aptos Display"/>
@@ -10561,7 +10629,7 @@
           <w:noProof/>
         </w:rPr>
         <w:drawing>
-          <wp:inline distT="0" distB="0" distL="0" distR="0" wp14:anchorId="0CC343A0" wp14:editId="3A05F7CA">
+          <wp:inline distT="0" distB="0" distL="0" distR="0" wp14:anchorId="37614B14" wp14:editId="2A8A08E5">
             <wp:extent cx="5486400" cy="3363310"/>
             <wp:effectExtent l="0" t="0" r="0" b="0"/>
             <wp:docPr id="7" name="Picture 7"/>
@@ -10709,7 +10777,7 @@
         </w:rPr>
       </w:pPr>
       <w:r>
-        <w:t>the resolved state of the strobe</w:t>
+        <w:t>the selected strobe variant and its resolved state</w:t>
       </w:r>
     </w:p>
     <w:p>
@@ -10720,7 +10788,7 @@
         </w:rPr>
       </w:pPr>
       <w:r>
-        <w:t>capturing a dynamic reticle by the strobe</w:t>
+        <w:t>capturing a dynamic reticle by the active page strobe</w:t>
       </w:r>
     </w:p>
     <w:p>
@@ -10728,7 +10796,7 @@
         <w:pStyle w:val="Titre2"/>
         <w:spacing w:before="460" w:after="220"/>
       </w:pPr>
-      <w:bookmarkStart w:id="11" w:name="_Toc230324476"/>
+      <w:bookmarkStart w:id="11" w:name="_Toc230455540"/>
       <w:r>
         <w:rPr>
           <w:rFonts w:ascii="Aptos Display" w:hAnsi="Aptos Display"/>
@@ -10867,7 +10935,7 @@
         </w:rPr>
       </w:pPr>
       <w:r>
-        <w:t xml:space="preserve">A </w:t>
+        <w:t xml:space="preserve">one optional </w:t>
       </w:r>
       <w:r>
         <w:rPr>
@@ -10876,10 +10944,19 @@
           <w:sz w:val="17"/>
           <w:shd w:val="clear" w:color="auto" w:fill="F5F5F5"/>
         </w:rPr>
-        <w:t>strobe</w:t>
-      </w:r>
-      <w:r>
-        <w:t xml:space="preserve"> optional per page</w:t>
+        <w:t>strobes</w:t>
+      </w:r>
+      <w:r>
+        <w:t xml:space="preserve"> catalog per page plus one optional </w:t>
+      </w:r>
+      <w:r>
+        <w:rPr>
+          <w:rFonts w:ascii="Consolas" w:hAnsi="Consolas"/>
+          <w:color w:val="374151"/>
+          <w:sz w:val="17"/>
+          <w:shd w:val="clear" w:color="auto" w:fill="F5F5F5"/>
+        </w:rPr>
+        <w:t>activeStrobe</w:t>
       </w:r>
     </w:p>
     <w:p>
@@ -10932,7 +11009,7 @@
         <w:pStyle w:val="Titre2"/>
         <w:spacing w:before="460" w:after="220"/>
       </w:pPr>
-      <w:bookmarkStart w:id="12" w:name="_Toc230324477"/>
+      <w:bookmarkStart w:id="12" w:name="_Toc230455541"/>
       <w:r>
         <w:rPr>
           <w:rFonts w:ascii="Aptos Display" w:hAnsi="Aptos Display"/>
@@ -11043,7 +11120,7 @@
         </w:pBdr>
         <w:spacing w:before="80" w:after="200"/>
       </w:pPr>
-      <w:bookmarkStart w:id="13" w:name="_Toc230324478"/>
+      <w:bookmarkStart w:id="13" w:name="_Toc230455542"/>
       <w:r>
         <w:rPr>
           <w:rFonts w:ascii="Aptos Display" w:hAnsi="Aptos Display"/>
@@ -11059,7 +11136,7 @@
         <w:pStyle w:val="Titre2"/>
         <w:spacing w:before="460" w:after="220"/>
       </w:pPr>
-      <w:bookmarkStart w:id="14" w:name="_Toc230324479"/>
+      <w:bookmarkStart w:id="14" w:name="_Toc230455543"/>
       <w:r>
         <w:rPr>
           <w:rFonts w:ascii="Aptos Display" w:hAnsi="Aptos Display"/>
@@ -11142,7 +11219,7 @@
         <w:pStyle w:val="Titre2"/>
         <w:spacing w:before="460" w:after="220"/>
       </w:pPr>
-      <w:bookmarkStart w:id="15" w:name="_Toc230324480"/>
+      <w:bookmarkStart w:id="15" w:name="_Toc230455544"/>
       <w:r>
         <w:rPr>
           <w:rFonts w:ascii="Aptos Display" w:hAnsi="Aptos Display"/>
@@ -11240,7 +11317,7 @@
         <w:pStyle w:val="Titre2"/>
         <w:spacing w:before="460" w:after="220"/>
       </w:pPr>
-      <w:bookmarkStart w:id="16" w:name="_Toc230324481"/>
+      <w:bookmarkStart w:id="16" w:name="_Toc230455545"/>
       <w:r>
         <w:rPr>
           <w:rFonts w:ascii="Aptos Display" w:hAnsi="Aptos Display"/>
@@ -11373,7 +11450,7 @@
         <w:pStyle w:val="Titre2"/>
         <w:spacing w:before="460" w:after="220"/>
       </w:pPr>
-      <w:bookmarkStart w:id="17" w:name="_Toc230324482"/>
+      <w:bookmarkStart w:id="17" w:name="_Toc230455546"/>
       <w:r>
         <w:rPr>
           <w:rFonts w:ascii="Aptos Display" w:hAnsi="Aptos Display"/>
@@ -11964,7 +12041,7 @@
         </w:pBdr>
         <w:spacing w:before="80" w:after="200"/>
       </w:pPr>
-      <w:bookmarkStart w:id="18" w:name="_Toc230324483"/>
+      <w:bookmarkStart w:id="18" w:name="_Toc230455547"/>
       <w:r>
         <w:rPr>
           <w:rFonts w:ascii="Aptos Display" w:hAnsi="Aptos Display"/>
@@ -11989,7 +12066,7 @@
           <w:noProof/>
         </w:rPr>
         <w:drawing>
-          <wp:inline distT="0" distB="0" distL="0" distR="0" wp14:anchorId="11FFCFBC" wp14:editId="1DD1207D">
+          <wp:inline distT="0" distB="0" distL="0" distR="0" wp14:anchorId="0C840FBD" wp14:editId="415C7145">
             <wp:extent cx="5486400" cy="3244475"/>
             <wp:effectExtent l="0" t="0" r="0" b="0"/>
             <wp:docPr id="8" name="Picture 8"/>
@@ -12056,7 +12133,7 @@
           <w:noProof/>
         </w:rPr>
         <w:drawing>
-          <wp:inline distT="0" distB="0" distL="0" distR="0" wp14:anchorId="7AD80FEE" wp14:editId="4DE82A53">
+          <wp:inline distT="0" distB="0" distL="0" distR="0" wp14:anchorId="127232F8" wp14:editId="421A11D6">
             <wp:extent cx="5486400" cy="4057865"/>
             <wp:effectExtent l="0" t="0" r="0" b="0"/>
             <wp:docPr id="9" name="Picture 9"/>
@@ -12136,7 +12213,7 @@
         <w:pStyle w:val="Titre2"/>
         <w:spacing w:before="460" w:after="220"/>
       </w:pPr>
-      <w:bookmarkStart w:id="19" w:name="_Toc230324484"/>
+      <w:bookmarkStart w:id="19" w:name="_Toc230455548"/>
       <w:r>
         <w:rPr>
           <w:rFonts w:ascii="Aptos Display" w:hAnsi="Aptos Display"/>
@@ -12305,7 +12382,7 @@
         <w:pStyle w:val="Titre2"/>
         <w:spacing w:before="460" w:after="220"/>
       </w:pPr>
-      <w:bookmarkStart w:id="20" w:name="_Toc230324485"/>
+      <w:bookmarkStart w:id="20" w:name="_Toc230455549"/>
       <w:r>
         <w:rPr>
           <w:rFonts w:ascii="Aptos Display" w:hAnsi="Aptos Display"/>
@@ -12633,7 +12710,7 @@
         <w:pStyle w:val="Titre2"/>
         <w:spacing w:before="460" w:after="220"/>
       </w:pPr>
-      <w:bookmarkStart w:id="21" w:name="_Toc230324486"/>
+      <w:bookmarkStart w:id="21" w:name="_Toc230455550"/>
       <w:r>
         <w:rPr>
           <w:rFonts w:ascii="Aptos Display" w:hAnsi="Aptos Display"/>
@@ -13105,7 +13182,7 @@
         <w:pStyle w:val="Titre2"/>
         <w:spacing w:before="460" w:after="220"/>
       </w:pPr>
-      <w:bookmarkStart w:id="22" w:name="_Toc230324487"/>
+      <w:bookmarkStart w:id="22" w:name="_Toc230455551"/>
       <w:r>
         <w:rPr>
           <w:rFonts w:ascii="Aptos Display" w:hAnsi="Aptos Display"/>
@@ -13144,7 +13221,7 @@
         <w:pStyle w:val="Titre3"/>
         <w:spacing w:before="60" w:after="80"/>
       </w:pPr>
-      <w:bookmarkStart w:id="23" w:name="_Toc230324488"/>
+      <w:bookmarkStart w:id="23" w:name="_Toc230455552"/>
       <w:r>
         <w:rPr>
           <w:rFonts w:ascii="Aptos" w:hAnsi="Aptos"/>
@@ -13439,7 +13516,7 @@
         <w:pStyle w:val="Titre3"/>
         <w:spacing w:before="60" w:after="80"/>
       </w:pPr>
-      <w:bookmarkStart w:id="24" w:name="_Toc230324489"/>
+      <w:bookmarkStart w:id="24" w:name="_Toc230455553"/>
       <w:r>
         <w:rPr>
           <w:rFonts w:ascii="Aptos" w:hAnsi="Aptos"/>
@@ -13756,7 +13833,7 @@
         <w:pStyle w:val="Titre2"/>
         <w:spacing w:before="460" w:after="220"/>
       </w:pPr>
-      <w:bookmarkStart w:id="25" w:name="_Toc230324490"/>
+      <w:bookmarkStart w:id="25" w:name="_Toc230455554"/>
       <w:r>
         <w:rPr>
           <w:rFonts w:ascii="Aptos Display" w:hAnsi="Aptos Display"/>
@@ -14109,7 +14186,7 @@
         <w:pStyle w:val="Titre2"/>
         <w:spacing w:before="460" w:after="220"/>
       </w:pPr>
-      <w:bookmarkStart w:id="26" w:name="_Toc230324491"/>
+      <w:bookmarkStart w:id="26" w:name="_Toc230455555"/>
       <w:r>
         <w:rPr>
           <w:rFonts w:ascii="Aptos Display" w:hAnsi="Aptos Display"/>
@@ -14208,7 +14285,7 @@
         <w:pStyle w:val="Titre2"/>
         <w:spacing w:before="460" w:after="220"/>
       </w:pPr>
-      <w:bookmarkStart w:id="27" w:name="_Toc230324492"/>
+      <w:bookmarkStart w:id="27" w:name="_Toc230455556"/>
       <w:r>
         <w:rPr>
           <w:rFonts w:ascii="Aptos Display" w:hAnsi="Aptos Display"/>
@@ -14308,7 +14385,7 @@
         <w:pStyle w:val="Titre2"/>
         <w:spacing w:before="460" w:after="220"/>
       </w:pPr>
-      <w:bookmarkStart w:id="28" w:name="_Toc230324493"/>
+      <w:bookmarkStart w:id="28" w:name="_Toc230455557"/>
       <w:r>
         <w:rPr>
           <w:rFonts w:ascii="Aptos Display" w:hAnsi="Aptos Display"/>
@@ -14328,7 +14405,7 @@
           <w:rFonts w:ascii="Aptos Display" w:hAnsi="Aptos Display"/>
           <w:color w:val="283548"/>
         </w:rPr>
-        <w:t>4.8 Design of a page: layers, static reticles, dynamic bindings, strobe</w:t>
+        <w:t>4.8 Design of a page: title chrome, layers, static reticles, dynamic bindings, strobes</w:t>
       </w:r>
       <w:bookmarkEnd w:id="28"/>
     </w:p>
@@ -14337,14 +14414,14 @@
         <w:pStyle w:val="Titre3"/>
         <w:spacing w:before="60" w:after="80"/>
       </w:pPr>
-      <w:bookmarkStart w:id="29" w:name="_Toc230324494"/>
+      <w:bookmarkStart w:id="29" w:name="_Toc230455558"/>
       <w:r>
         <w:rPr>
           <w:rFonts w:ascii="Aptos" w:hAnsi="Aptos"/>
           <w:color w:val="424242"/>
           <w:sz w:val="18"/>
         </w:rPr>
-        <w:t>Page layers</w:t>
+        <w:t>Page title chrome</w:t>
       </w:r>
       <w:bookmarkEnd w:id="29"/>
     </w:p>
@@ -14355,7 +14432,7 @@
         </w:rPr>
       </w:pPr>
       <w:r>
-        <w:t xml:space="preserve">Each page declares </w:t>
+        <w:t xml:space="preserve">Each page owns one generated title chrome driven by the page </w:t>
       </w:r>
       <w:r>
         <w:rPr>
@@ -14364,10 +14441,165 @@
           <w:sz w:val="17"/>
           <w:shd w:val="clear" w:color="auto" w:fill="F5F5F5"/>
         </w:rPr>
-        <w:t>layers</w:t>
-      </w:r>
-      <w:r>
-        <w:t xml:space="preserve"> orders. They are the runtime source of truth for the drawing order.</w:t>
+        <w:t>title</w:t>
+      </w:r>
+      <w:r>
+        <w:t xml:space="preserve"> text plus an optional </w:t>
+      </w:r>
+      <w:r>
+        <w:rPr>
+          <w:rFonts w:ascii="Consolas" w:hAnsi="Consolas"/>
+          <w:color w:val="374151"/>
+          <w:sz w:val="17"/>
+          <w:shd w:val="clear" w:color="auto" w:fill="F5F5F5"/>
+        </w:rPr>
+        <w:t>titleDisplay</w:t>
+      </w:r>
+      <w:r>
+        <w:t xml:space="preserve"> block.</w:t>
+      </w:r>
+    </w:p>
+    <w:p>
+      <w:pPr>
+        <w:rPr>
+          <w:rFonts w:hint="eastAsia"/>
+        </w:rPr>
+      </w:pPr>
+      <w:r>
+        <w:t>That authored chrome can:</w:t>
+      </w:r>
+    </w:p>
+    <w:p>
+      <w:pPr>
+        <w:pStyle w:val="Listepuces"/>
+        <w:rPr>
+          <w:rFonts w:hint="eastAsia"/>
+        </w:rPr>
+      </w:pPr>
+      <w:r>
+        <w:t>stay visible or become invisible</w:t>
+      </w:r>
+    </w:p>
+    <w:p>
+      <w:pPr>
+        <w:pStyle w:val="Listepuces"/>
+        <w:rPr>
+          <w:rFonts w:hint="eastAsia"/>
+        </w:rPr>
+      </w:pPr>
+      <w:r>
+        <w:t>move inside the page space</w:t>
+      </w:r>
+    </w:p>
+    <w:p>
+      <w:pPr>
+        <w:pStyle w:val="Listepuces"/>
+        <w:rPr>
+          <w:rFonts w:hint="eastAsia"/>
+        </w:rPr>
+      </w:pPr>
+      <w:r>
+        <w:t>scale and rotate</w:t>
+      </w:r>
+    </w:p>
+    <w:p>
+      <w:pPr>
+        <w:pStyle w:val="Listepuces"/>
+        <w:rPr>
+          <w:rFonts w:hint="eastAsia"/>
+        </w:rPr>
+      </w:pPr>
+      <w:r>
+        <w:t>change color</w:t>
+      </w:r>
+    </w:p>
+    <w:p>
+      <w:pPr>
+        <w:pStyle w:val="Listepuces"/>
+        <w:rPr>
+          <w:rFonts w:hint="eastAsia"/>
+        </w:rPr>
+      </w:pPr>
+      <w:r>
+        <w:t xml:space="preserve">switch decoration between </w:t>
+      </w:r>
+      <w:r>
+        <w:rPr>
+          <w:rFonts w:ascii="Consolas" w:hAnsi="Consolas"/>
+          <w:color w:val="374151"/>
+          <w:sz w:val="17"/>
+          <w:shd w:val="clear" w:color="auto" w:fill="F5F5F5"/>
+        </w:rPr>
+        <w:t>none</w:t>
+      </w:r>
+      <w:r>
+        <w:t xml:space="preserve">, </w:t>
+      </w:r>
+      <w:r>
+        <w:rPr>
+          <w:rFonts w:ascii="Consolas" w:hAnsi="Consolas"/>
+          <w:color w:val="374151"/>
+          <w:sz w:val="17"/>
+          <w:shd w:val="clear" w:color="auto" w:fill="F5F5F5"/>
+        </w:rPr>
+        <w:t>underline</w:t>
+      </w:r>
+      <w:r>
+        <w:t xml:space="preserve">, and </w:t>
+      </w:r>
+      <w:r>
+        <w:rPr>
+          <w:rFonts w:ascii="Consolas" w:hAnsi="Consolas"/>
+          <w:color w:val="374151"/>
+          <w:sz w:val="17"/>
+          <w:shd w:val="clear" w:color="auto" w:fill="F5F5F5"/>
+        </w:rPr>
+        <w:t>frame</w:t>
+      </w:r>
+    </w:p>
+    <w:p>
+      <w:pPr>
+        <w:pStyle w:val="Listepuces"/>
+        <w:rPr>
+          <w:rFonts w:hint="eastAsia"/>
+        </w:rPr>
+      </w:pPr>
+      <w:r>
+        <w:t>change the decoration line style and line width</w:t>
+      </w:r>
+    </w:p>
+    <w:p>
+      <w:pPr>
+        <w:rPr>
+          <w:rFonts w:hint="eastAsia"/>
+        </w:rPr>
+      </w:pPr>
+      <w:r>
+        <w:t xml:space="preserve">In </w:t>
+      </w:r>
+      <w:r>
+        <w:rPr>
+          <w:rFonts w:ascii="Consolas" w:hAnsi="Consolas"/>
+          <w:color w:val="374151"/>
+          <w:sz w:val="17"/>
+          <w:shd w:val="clear" w:color="auto" w:fill="F5F5F5"/>
+        </w:rPr>
+        <w:t>mfd_editor</w:t>
+      </w:r>
+      <w:r>
+        <w:t xml:space="preserve">, this chrome is selected from the page inspector through </w:t>
+      </w:r>
+      <w:r>
+        <w:rPr>
+          <w:rFonts w:ascii="Consolas" w:hAnsi="Consolas"/>
+          <w:color w:val="374151"/>
+          <w:sz w:val="17"/>
+          <w:shd w:val="clear" w:color="auto" w:fill="F5F5F5"/>
+        </w:rPr>
+        <w:t>Select title chrome</w:t>
+      </w:r>
+      <w:r>
+        <w:t>, then edited from its dedicated inspector. It is not a separate static reticle asset, but it behaves like one editor-side chrome element for selection and transform gestures.</w:t>
       </w:r>
     </w:p>
     <w:p>
@@ -14375,14 +14607,14 @@
         <w:pStyle w:val="Titre3"/>
         <w:spacing w:before="60" w:after="80"/>
       </w:pPr>
-      <w:bookmarkStart w:id="30" w:name="_Toc230324495"/>
+      <w:bookmarkStart w:id="30" w:name="_Toc230455559"/>
       <w:r>
         <w:rPr>
           <w:rFonts w:ascii="Aptos" w:hAnsi="Aptos"/>
           <w:color w:val="424242"/>
           <w:sz w:val="18"/>
         </w:rPr>
-        <w:t>Static reticles</w:t>
+        <w:t>Page layers</w:t>
       </w:r>
       <w:bookmarkEnd w:id="30"/>
     </w:p>
@@ -14393,7 +14625,7 @@
         </w:rPr>
       </w:pPr>
       <w:r>
-        <w:t xml:space="preserve">A page can contain </w:t>
+        <w:t xml:space="preserve">Each page declares </w:t>
       </w:r>
       <w:r>
         <w:rPr>
@@ -14402,54 +14634,10 @@
           <w:sz w:val="17"/>
           <w:shd w:val="clear" w:color="auto" w:fill="F5F5F5"/>
         </w:rPr>
-        <w:t>staticReticles</w:t>
-      </w:r>
-      <w:r>
-        <w:t xml:space="preserve"> :</w:t>
-      </w:r>
-    </w:p>
-    <w:p>
-      <w:pPr>
-        <w:pStyle w:val="Listepuces"/>
-        <w:rPr>
-          <w:rFonts w:hint="eastAsia"/>
-        </w:rPr>
-      </w:pPr>
-      <w:r>
-        <w:t>either library template instances</w:t>
-      </w:r>
-    </w:p>
-    <w:p>
-      <w:pPr>
-        <w:pStyle w:val="Listepuces"/>
-        <w:rPr>
-          <w:rFonts w:hint="eastAsia"/>
-        </w:rPr>
-      </w:pPr>
-      <w:r>
-        <w:t>either reticles inline</w:t>
-      </w:r>
-    </w:p>
-    <w:p>
-      <w:pPr>
-        <w:rPr>
-          <w:rFonts w:hint="eastAsia"/>
-        </w:rPr>
-      </w:pPr>
-      <w:r>
-        <w:t xml:space="preserve">Each instance aims at </w:t>
-      </w:r>
-      <w:r>
-        <w:rPr>
-          <w:rFonts w:ascii="Consolas" w:hAnsi="Consolas"/>
-          <w:color w:val="374151"/>
-          <w:sz w:val="17"/>
-          <w:shd w:val="clear" w:color="auto" w:fill="F5F5F5"/>
-        </w:rPr>
-        <w:t>layerId</w:t>
-      </w:r>
-      <w:r>
-        <w:t>.</w:t>
+        <w:t>layers</w:t>
+      </w:r>
+      <w:r>
+        <w:t xml:space="preserve"> orders. They are the runtime source of truth for the drawing order.</w:t>
       </w:r>
     </w:p>
     <w:p>
@@ -14457,14 +14645,14 @@
         <w:pStyle w:val="Titre3"/>
         <w:spacing w:before="60" w:after="80"/>
       </w:pPr>
-      <w:bookmarkStart w:id="31" w:name="_Toc230324496"/>
+      <w:bookmarkStart w:id="31" w:name="_Toc230455560"/>
       <w:r>
         <w:rPr>
           <w:rFonts w:ascii="Aptos" w:hAnsi="Aptos"/>
           <w:color w:val="424242"/>
           <w:sz w:val="18"/>
         </w:rPr>
-        <w:t>Dynamic reticle bindings</w:t>
+        <w:t>Static reticles</w:t>
       </w:r>
       <w:bookmarkEnd w:id="31"/>
     </w:p>
@@ -14475,7 +14663,7 @@
         </w:rPr>
       </w:pPr>
       <w:r>
-        <w:t xml:space="preserve">Section </w:t>
+        <w:t xml:space="preserve">A page can contain </w:t>
       </w:r>
       <w:r>
         <w:rPr>
@@ -14484,21 +14672,43 @@
           <w:sz w:val="17"/>
           <w:shd w:val="clear" w:color="auto" w:fill="F5F5F5"/>
         </w:rPr>
-        <w:t>Dynamic reticles</w:t>
-      </w:r>
-      <w:r>
-        <w:t xml:space="preserve"> in the page inspector:</w:t>
-      </w:r>
-    </w:p>
-    <w:p>
-      <w:pPr>
-        <w:pStyle w:val="Listenumros"/>
-        <w:rPr>
-          <w:rFonts w:hint="eastAsia"/>
-        </w:rPr>
-      </w:pPr>
-      <w:r>
-        <w:t xml:space="preserve">1. choose one </w:t>
+        <w:t>staticReticles</w:t>
+      </w:r>
+      <w:r>
+        <w:t xml:space="preserve"> :</w:t>
+      </w:r>
+    </w:p>
+    <w:p>
+      <w:pPr>
+        <w:pStyle w:val="Listepuces"/>
+        <w:rPr>
+          <w:rFonts w:hint="eastAsia"/>
+        </w:rPr>
+      </w:pPr>
+      <w:r>
+        <w:t>either library template instances</w:t>
+      </w:r>
+    </w:p>
+    <w:p>
+      <w:pPr>
+        <w:pStyle w:val="Listepuces"/>
+        <w:rPr>
+          <w:rFonts w:hint="eastAsia"/>
+        </w:rPr>
+      </w:pPr>
+      <w:r>
+        <w:lastRenderedPageBreak/>
+        <w:t>either reticles inline</w:t>
+      </w:r>
+    </w:p>
+    <w:p>
+      <w:pPr>
+        <w:rPr>
+          <w:rFonts w:hint="eastAsia"/>
+        </w:rPr>
+      </w:pPr>
+      <w:r>
+        <w:t xml:space="preserve">Each instance aims at </w:t>
       </w:r>
       <w:r>
         <w:rPr>
@@ -14507,57 +14717,10 @@
           <w:sz w:val="17"/>
           <w:shd w:val="clear" w:color="auto" w:fill="F5F5F5"/>
         </w:rPr>
-        <w:t>Reticle template</w:t>
-      </w:r>
-    </w:p>
-    <w:p>
-      <w:pPr>
-        <w:pStyle w:val="Listenumros"/>
-        <w:rPr>
-          <w:rFonts w:hint="eastAsia"/>
-        </w:rPr>
-      </w:pPr>
-      <w:r>
-        <w:t xml:space="preserve">2. choose one </w:t>
-      </w:r>
-      <w:r>
-        <w:rPr>
-          <w:rFonts w:ascii="Consolas" w:hAnsi="Consolas"/>
-          <w:color w:val="374151"/>
-          <w:sz w:val="17"/>
-          <w:shd w:val="clear" w:color="auto" w:fill="F5F5F5"/>
-        </w:rPr>
-        <w:t>Layer</w:t>
-      </w:r>
-    </w:p>
-    <w:p>
-      <w:pPr>
-        <w:pStyle w:val="Listenumros"/>
-        <w:rPr>
-          <w:rFonts w:hint="eastAsia"/>
-        </w:rPr>
-      </w:pPr>
-      <w:r>
-        <w:t xml:space="preserve">3. to click </w:t>
-      </w:r>
-      <w:r>
-        <w:rPr>
-          <w:rFonts w:ascii="Consolas" w:hAnsi="Consolas"/>
-          <w:color w:val="374151"/>
-          <w:sz w:val="17"/>
-          <w:shd w:val="clear" w:color="auto" w:fill="F5F5F5"/>
-        </w:rPr>
-        <w:t>Add</w:t>
-      </w:r>
-    </w:p>
-    <w:p>
-      <w:pPr>
-        <w:rPr>
-          <w:rFonts w:hint="eastAsia"/>
-        </w:rPr>
-      </w:pPr>
-      <w:r>
-        <w:t>Each entry creates a runtime binding, not a static instance drawn by default. The live client will then create the real runtime instances.</w:t>
+        <w:t>layerId</w:t>
+      </w:r>
+      <w:r>
+        <w:t>.</w:t>
       </w:r>
     </w:p>
     <w:p>
@@ -14565,14 +14728,14 @@
         <w:pStyle w:val="Titre3"/>
         <w:spacing w:before="60" w:after="80"/>
       </w:pPr>
-      <w:bookmarkStart w:id="32" w:name="_Toc230324497"/>
+      <w:bookmarkStart w:id="32" w:name="_Toc230455561"/>
       <w:r>
         <w:rPr>
           <w:rFonts w:ascii="Aptos" w:hAnsi="Aptos"/>
           <w:color w:val="424242"/>
           <w:sz w:val="18"/>
         </w:rPr>
-        <w:t>Page strobe</w:t>
+        <w:t>Dynamic reticle bindings</w:t>
       </w:r>
       <w:bookmarkEnd w:id="32"/>
     </w:p>
@@ -14583,7 +14746,7 @@
         </w:rPr>
       </w:pPr>
       <w:r>
-        <w:t xml:space="preserve">A page can expose a </w:t>
+        <w:t xml:space="preserve">Section </w:t>
       </w:r>
       <w:r>
         <w:rPr>
@@ -14592,10 +14755,194 @@
           <w:sz w:val="17"/>
           <w:shd w:val="clear" w:color="auto" w:fill="F5F5F5"/>
         </w:rPr>
-        <w:t>strobe</w:t>
-      </w:r>
-      <w:r>
-        <w:t xml:space="preserve"> optional. The editor allows you to assign a strobe template, its initial position and its capture/magnetization configuration.</w:t>
+        <w:t>Dynamic reticles</w:t>
+      </w:r>
+      <w:r>
+        <w:t xml:space="preserve"> in the page inspector:</w:t>
+      </w:r>
+    </w:p>
+    <w:p>
+      <w:pPr>
+        <w:pStyle w:val="Listenumros"/>
+        <w:rPr>
+          <w:rFonts w:hint="eastAsia"/>
+        </w:rPr>
+      </w:pPr>
+      <w:r>
+        <w:t xml:space="preserve">1. choose one </w:t>
+      </w:r>
+      <w:r>
+        <w:rPr>
+          <w:rFonts w:ascii="Consolas" w:hAnsi="Consolas"/>
+          <w:color w:val="374151"/>
+          <w:sz w:val="17"/>
+          <w:shd w:val="clear" w:color="auto" w:fill="F5F5F5"/>
+        </w:rPr>
+        <w:t>Reticle template</w:t>
+      </w:r>
+    </w:p>
+    <w:p>
+      <w:pPr>
+        <w:pStyle w:val="Listenumros"/>
+        <w:rPr>
+          <w:rFonts w:hint="eastAsia"/>
+        </w:rPr>
+      </w:pPr>
+      <w:r>
+        <w:t xml:space="preserve">2. choose one </w:t>
+      </w:r>
+      <w:r>
+        <w:rPr>
+          <w:rFonts w:ascii="Consolas" w:hAnsi="Consolas"/>
+          <w:color w:val="374151"/>
+          <w:sz w:val="17"/>
+          <w:shd w:val="clear" w:color="auto" w:fill="F5F5F5"/>
+        </w:rPr>
+        <w:t>Layer</w:t>
+      </w:r>
+    </w:p>
+    <w:p>
+      <w:pPr>
+        <w:pStyle w:val="Listenumros"/>
+        <w:rPr>
+          <w:rFonts w:hint="eastAsia"/>
+        </w:rPr>
+      </w:pPr>
+      <w:r>
+        <w:t xml:space="preserve">3. to click </w:t>
+      </w:r>
+      <w:r>
+        <w:rPr>
+          <w:rFonts w:ascii="Consolas" w:hAnsi="Consolas"/>
+          <w:color w:val="374151"/>
+          <w:sz w:val="17"/>
+          <w:shd w:val="clear" w:color="auto" w:fill="F5F5F5"/>
+        </w:rPr>
+        <w:t>Add</w:t>
+      </w:r>
+    </w:p>
+    <w:p>
+      <w:pPr>
+        <w:rPr>
+          <w:rFonts w:hint="eastAsia"/>
+        </w:rPr>
+      </w:pPr>
+      <w:r>
+        <w:t>Each entry creates a runtime binding, not a static instance drawn by default. The live client will then create the real runtime instances.</w:t>
+      </w:r>
+    </w:p>
+    <w:p>
+      <w:pPr>
+        <w:pStyle w:val="Titre3"/>
+        <w:spacing w:before="60" w:after="80"/>
+      </w:pPr>
+      <w:bookmarkStart w:id="33" w:name="_Toc230455562"/>
+      <w:r>
+        <w:rPr>
+          <w:rFonts w:ascii="Aptos" w:hAnsi="Aptos"/>
+          <w:color w:val="424242"/>
+          <w:sz w:val="18"/>
+        </w:rPr>
+        <w:t>Page strobes</w:t>
+      </w:r>
+      <w:bookmarkEnd w:id="33"/>
+    </w:p>
+    <w:p>
+      <w:pPr>
+        <w:rPr>
+          <w:rFonts w:hint="eastAsia"/>
+        </w:rPr>
+      </w:pPr>
+      <w:r>
+        <w:t xml:space="preserve">A page can expose one or more named </w:t>
+      </w:r>
+      <w:r>
+        <w:rPr>
+          <w:rFonts w:ascii="Consolas" w:hAnsi="Consolas"/>
+          <w:color w:val="374151"/>
+          <w:sz w:val="17"/>
+          <w:shd w:val="clear" w:color="auto" w:fill="F5F5F5"/>
+        </w:rPr>
+        <w:t>strobes</w:t>
+      </w:r>
+      <w:r>
+        <w:t xml:space="preserve"> plus one authored </w:t>
+      </w:r>
+      <w:r>
+        <w:rPr>
+          <w:rFonts w:ascii="Consolas" w:hAnsi="Consolas"/>
+          <w:color w:val="374151"/>
+          <w:sz w:val="17"/>
+          <w:shd w:val="clear" w:color="auto" w:fill="F5F5F5"/>
+        </w:rPr>
+        <w:t>activeStrobe</w:t>
+      </w:r>
+      <w:r>
+        <w:t xml:space="preserve"> selection.</w:t>
+      </w:r>
+    </w:p>
+    <w:p>
+      <w:pPr>
+        <w:rPr>
+          <w:rFonts w:hint="eastAsia"/>
+        </w:rPr>
+      </w:pPr>
+      <w:r>
+        <w:t>The editor allows you to:</w:t>
+      </w:r>
+    </w:p>
+    <w:p>
+      <w:pPr>
+        <w:pStyle w:val="Listepuces"/>
+        <w:rPr>
+          <w:rFonts w:hint="eastAsia"/>
+        </w:rPr>
+      </w:pPr>
+      <w:r>
+        <w:t>add or remove page strobe entries</w:t>
+      </w:r>
+    </w:p>
+    <w:p>
+      <w:pPr>
+        <w:pStyle w:val="Listepuces"/>
+        <w:rPr>
+          <w:rFonts w:hint="eastAsia"/>
+        </w:rPr>
+      </w:pPr>
+      <w:r>
+        <w:t>choose the authored active strobe for page startup</w:t>
+      </w:r>
+    </w:p>
+    <w:p>
+      <w:pPr>
+        <w:pStyle w:val="Listepuces"/>
+        <w:rPr>
+          <w:rFonts w:hint="eastAsia"/>
+        </w:rPr>
+      </w:pPr>
+      <w:r>
+        <w:t>assign one template per strobe entry</w:t>
+      </w:r>
+    </w:p>
+    <w:p>
+      <w:pPr>
+        <w:pStyle w:val="Listepuces"/>
+        <w:rPr>
+          <w:rFonts w:hint="eastAsia"/>
+        </w:rPr>
+      </w:pPr>
+      <w:r>
+        <w:t>edit each entry position and capture/magnetization configuration</w:t>
+      </w:r>
+    </w:p>
+    <w:p>
+      <w:pPr>
+        <w:rPr>
+          <w:rFonts w:hint="eastAsia"/>
+        </w:rPr>
+      </w:pPr>
+      <w:r>
+        <w:t>The active entry behaves as the live page strobe until the client selects another authored strobe variant at runtime.</w:t>
       </w:r>
     </w:p>
     <w:p>
@@ -14603,13 +14950,12 @@
         <w:pStyle w:val="Titre2"/>
         <w:spacing w:before="460" w:after="220"/>
       </w:pPr>
-      <w:bookmarkStart w:id="33" w:name="_Toc230324498"/>
+      <w:bookmarkStart w:id="34" w:name="_Toc230455563"/>
       <w:r>
         <w:rPr>
           <w:rFonts w:ascii="Aptos Display" w:hAnsi="Aptos Display"/>
           <w:color w:val="1E88E5"/>
         </w:rPr>
-        <w:lastRenderedPageBreak/>
         <w:t>▪</w:t>
       </w:r>
       <w:r>
@@ -14626,7 +14972,7 @@
         </w:rPr>
         <w:t>4.9 Important page fields</w:t>
       </w:r>
-      <w:bookmarkEnd w:id="33"/>
+      <w:bookmarkEnd w:id="34"/>
     </w:p>
     <w:p>
       <w:pPr>
@@ -14833,7 +15179,7 @@
                 <w:b/>
                 <w:sz w:val="19"/>
               </w:rPr>
-              <w:t>backgroundColor</w:t>
+              <w:t>titleDisplay</w:t>
             </w:r>
           </w:p>
         </w:tc>
@@ -14858,7 +15204,7 @@
               <w:rPr>
                 <w:sz w:val="19"/>
               </w:rPr>
-              <w:t>bottom</w:t>
+              <w:t>authored visibility and styling of the generated title chrome</w:t>
             </w:r>
           </w:p>
         </w:tc>
@@ -14886,7 +15232,7 @@
                 <w:b/>
                 <w:sz w:val="19"/>
               </w:rPr>
-              <w:t>layers</w:t>
+              <w:t>backgroundColor</w:t>
             </w:r>
           </w:p>
         </w:tc>
@@ -14911,7 +15257,7 @@
               <w:rPr>
                 <w:sz w:val="19"/>
               </w:rPr>
-              <w:t>ordered runtime layers</w:t>
+              <w:t>bottom</w:t>
             </w:r>
           </w:p>
         </w:tc>
@@ -14939,7 +15285,7 @@
                 <w:b/>
                 <w:sz w:val="19"/>
               </w:rPr>
-              <w:t>dynamicReticleBindings</w:t>
+              <w:t>layers</w:t>
             </w:r>
           </w:p>
         </w:tc>
@@ -14964,7 +15310,7 @@
               <w:rPr>
                 <w:sz w:val="19"/>
               </w:rPr>
-              <w:t>dynamic templates allowed on the page</w:t>
+              <w:t>ordered runtime layers</w:t>
             </w:r>
           </w:p>
         </w:tc>
@@ -14992,7 +15338,7 @@
                 <w:b/>
                 <w:sz w:val="19"/>
               </w:rPr>
-              <w:t>blinkTypes</w:t>
+              <w:t>dynamicReticleBindings</w:t>
             </w:r>
           </w:p>
         </w:tc>
@@ -15017,7 +15363,7 @@
               <w:rPr>
                 <w:sz w:val="19"/>
               </w:rPr>
-              <w:t>page blink types</w:t>
+              <w:t>dynamic templates allowed on the page</w:t>
             </w:r>
           </w:p>
         </w:tc>
@@ -15045,7 +15391,7 @@
                 <w:b/>
                 <w:sz w:val="19"/>
               </w:rPr>
-              <w:t>defaultBlink</w:t>
+              <w:t>blinkTypes</w:t>
             </w:r>
           </w:p>
         </w:tc>
@@ -15070,7 +15416,7 @@
               <w:rPr>
                 <w:sz w:val="19"/>
               </w:rPr>
-              <w:t>blink by default</w:t>
+              <w:t>page blink types</w:t>
             </w:r>
           </w:p>
         </w:tc>
@@ -15098,7 +15444,7 @@
                 <w:b/>
                 <w:sz w:val="19"/>
               </w:rPr>
-              <w:t>view.center</w:t>
+              <w:t>defaultBlink</w:t>
             </w:r>
           </w:p>
         </w:tc>
@@ -15123,7 +15469,7 @@
               <w:rPr>
                 <w:sz w:val="19"/>
               </w:rPr>
-              <w:t>center of view</w:t>
+              <w:t>blink by default</w:t>
             </w:r>
           </w:p>
         </w:tc>
@@ -15151,7 +15497,7 @@
                 <w:b/>
                 <w:sz w:val="19"/>
               </w:rPr>
-              <w:t>view.zoom</w:t>
+              <w:t>view.center</w:t>
             </w:r>
           </w:p>
         </w:tc>
@@ -15176,7 +15522,7 @@
               <w:rPr>
                 <w:sz w:val="19"/>
               </w:rPr>
-              <w:t>zoom</w:t>
+              <w:t>center of view</w:t>
             </w:r>
           </w:p>
         </w:tc>
@@ -15204,7 +15550,8 @@
                 <w:b/>
                 <w:sz w:val="19"/>
               </w:rPr>
-              <w:t>staticReticles</w:t>
+              <w:lastRenderedPageBreak/>
+              <w:t>view.zoom</w:t>
             </w:r>
           </w:p>
         </w:tc>
@@ -15229,7 +15576,7 @@
               <w:rPr>
                 <w:sz w:val="19"/>
               </w:rPr>
-              <w:t>static reticles</w:t>
+              <w:t>zoom</w:t>
             </w:r>
           </w:p>
         </w:tc>
@@ -15257,7 +15604,7 @@
                 <w:b/>
                 <w:sz w:val="19"/>
               </w:rPr>
-              <w:t>strobe</w:t>
+              <w:t>staticReticles</w:t>
             </w:r>
           </w:p>
         </w:tc>
@@ -15282,7 +15629,113 @@
               <w:rPr>
                 <w:sz w:val="19"/>
               </w:rPr>
-              <w:t>optional strobe</w:t>
+              <w:t>static reticles</w:t>
+            </w:r>
+          </w:p>
+        </w:tc>
+      </w:tr>
+      <w:tr>
+        <w:tc>
+          <w:tcPr>
+            <w:tcW w:w="4479" w:type="dxa"/>
+            <w:shd w:val="clear" w:color="auto" w:fill="F8FAFF"/>
+            <w:tcMar>
+              <w:top w:w="80" w:type="dxa"/>
+              <w:left w:w="120" w:type="dxa"/>
+              <w:bottom w:w="80" w:type="dxa"/>
+              <w:right w:w="120" w:type="dxa"/>
+            </w:tcMar>
+          </w:tcPr>
+          <w:p>
+            <w:pPr>
+              <w:rPr>
+                <w:rFonts w:hint="eastAsia"/>
+              </w:rPr>
+            </w:pPr>
+            <w:r>
+              <w:rPr>
+                <w:b/>
+                <w:sz w:val="19"/>
+              </w:rPr>
+              <w:t>activeStrobe</w:t>
+            </w:r>
+          </w:p>
+        </w:tc>
+        <w:tc>
+          <w:tcPr>
+            <w:tcW w:w="4479" w:type="dxa"/>
+            <w:shd w:val="clear" w:color="auto" w:fill="F8FAFF"/>
+            <w:tcMar>
+              <w:top w:w="80" w:type="dxa"/>
+              <w:left w:w="120" w:type="dxa"/>
+              <w:bottom w:w="80" w:type="dxa"/>
+              <w:right w:w="120" w:type="dxa"/>
+            </w:tcMar>
+          </w:tcPr>
+          <w:p>
+            <w:pPr>
+              <w:rPr>
+                <w:rFonts w:hint="eastAsia"/>
+              </w:rPr>
+            </w:pPr>
+            <w:r>
+              <w:rPr>
+                <w:sz w:val="19"/>
+              </w:rPr>
+              <w:t>authored startup strobe selection</w:t>
+            </w:r>
+          </w:p>
+        </w:tc>
+      </w:tr>
+      <w:tr>
+        <w:tc>
+          <w:tcPr>
+            <w:tcW w:w="4479" w:type="dxa"/>
+            <w:shd w:val="clear" w:color="auto" w:fill="FFFFFF"/>
+            <w:tcMar>
+              <w:top w:w="80" w:type="dxa"/>
+              <w:left w:w="120" w:type="dxa"/>
+              <w:bottom w:w="80" w:type="dxa"/>
+              <w:right w:w="120" w:type="dxa"/>
+            </w:tcMar>
+          </w:tcPr>
+          <w:p>
+            <w:pPr>
+              <w:rPr>
+                <w:rFonts w:hint="eastAsia"/>
+              </w:rPr>
+            </w:pPr>
+            <w:r>
+              <w:rPr>
+                <w:b/>
+                <w:sz w:val="19"/>
+              </w:rPr>
+              <w:t>strobes</w:t>
+            </w:r>
+          </w:p>
+        </w:tc>
+        <w:tc>
+          <w:tcPr>
+            <w:tcW w:w="4479" w:type="dxa"/>
+            <w:shd w:val="clear" w:color="auto" w:fill="FFFFFF"/>
+            <w:tcMar>
+              <w:top w:w="80" w:type="dxa"/>
+              <w:left w:w="120" w:type="dxa"/>
+              <w:bottom w:w="80" w:type="dxa"/>
+              <w:right w:w="120" w:type="dxa"/>
+            </w:tcMar>
+          </w:tcPr>
+          <w:p>
+            <w:pPr>
+              <w:rPr>
+                <w:rFonts w:hint="eastAsia"/>
+              </w:rPr>
+            </w:pPr>
+            <w:r>
+              <w:rPr>
+                <w:sz w:val="19"/>
+              </w:rPr>
+              <w:t>optional named strobe catalog</w:t>
             </w:r>
           </w:p>
         </w:tc>
@@ -15293,7 +15746,7 @@
         <w:pStyle w:val="Titre2"/>
         <w:spacing w:before="460" w:after="220"/>
       </w:pPr>
-      <w:bookmarkStart w:id="34" w:name="_Toc230324499"/>
+      <w:bookmarkStart w:id="35" w:name="_Toc230455564"/>
       <w:r>
         <w:rPr>
           <w:rFonts w:ascii="Aptos Display" w:hAnsi="Aptos Display"/>
@@ -15315,7 +15768,7 @@
         </w:rPr>
         <w:t>4.10 Supported primitives for constructing reticles</w:t>
       </w:r>
-      <w:bookmarkEnd w:id="34"/>
+      <w:bookmarkEnd w:id="35"/>
     </w:p>
     <w:p>
       <w:pPr>
@@ -15912,7 +16365,6 @@
                 <w:b/>
                 <w:sz w:val="19"/>
               </w:rPr>
-              <w:lastRenderedPageBreak/>
               <w:t>ellipse</w:t>
             </w:r>
           </w:p>
@@ -16573,6 +17025,7 @@
           <w:sz w:val="17"/>
           <w:shd w:val="clear" w:color="auto" w:fill="F5F5F5"/>
         </w:rPr>
+        <w:lastRenderedPageBreak/>
         <w:t>scale</w:t>
       </w:r>
     </w:p>
@@ -16683,7 +17136,7 @@
         <w:pStyle w:val="Titre2"/>
         <w:spacing w:before="460" w:after="220"/>
       </w:pPr>
-      <w:bookmarkStart w:id="35" w:name="_Toc230324500"/>
+      <w:bookmarkStart w:id="36" w:name="_Toc230455565"/>
       <w:r>
         <w:rPr>
           <w:rFonts w:ascii="Aptos Display" w:hAnsi="Aptos Display"/>
@@ -16705,7 +17158,7 @@
         </w:rPr>
         <w:t>4.11 Selection and direct editing on the canvas</w:t>
       </w:r>
-      <w:bookmarkEnd w:id="35"/>
+      <w:bookmarkEnd w:id="36"/>
     </w:p>
     <w:p>
       <w:pPr>
@@ -17011,13 +17464,12 @@
         <w:pStyle w:val="Titre2"/>
         <w:spacing w:before="460" w:after="220"/>
       </w:pPr>
-      <w:bookmarkStart w:id="36" w:name="_Toc230324501"/>
+      <w:bookmarkStart w:id="37" w:name="_Toc230455566"/>
       <w:r>
         <w:rPr>
           <w:rFonts w:ascii="Aptos Display" w:hAnsi="Aptos Display"/>
           <w:color w:val="1E88E5"/>
         </w:rPr>
-        <w:lastRenderedPageBreak/>
         <w:t>▪</w:t>
       </w:r>
       <w:r>
@@ -17034,7 +17486,7 @@
         </w:rPr>
         <w:t>4.12 Menu View from the preview</w:t>
       </w:r>
-      <w:bookmarkEnd w:id="36"/>
+      <w:bookmarkEnd w:id="37"/>
     </w:p>
     <w:p>
       <w:pPr>
@@ -17453,6 +17905,7 @@
                 <w:b/>
                 <w:sz w:val="19"/>
               </w:rPr>
+              <w:lastRenderedPageBreak/>
               <w:t>Page context</w:t>
             </w:r>
           </w:p>
@@ -17499,7 +17952,7 @@
         <w:pStyle w:val="Titre3"/>
         <w:spacing w:before="60" w:after="80"/>
       </w:pPr>
-      <w:bookmarkStart w:id="37" w:name="_Toc230324502"/>
+      <w:bookmarkStart w:id="38" w:name="_Toc230455567"/>
       <w:r>
         <w:rPr>
           <w:rFonts w:ascii="Aptos" w:hAnsi="Aptos"/>
@@ -17508,7 +17961,7 @@
         </w:rPr>
         <w:t>Fullscreen preview</w:t>
       </w:r>
-      <w:bookmarkEnd w:id="37"/>
+      <w:bookmarkEnd w:id="38"/>
     </w:p>
     <w:p>
       <w:pPr>
@@ -17594,7 +18047,7 @@
         <w:pStyle w:val="Titre2"/>
         <w:spacing w:before="460" w:after="220"/>
       </w:pPr>
-      <w:bookmarkStart w:id="38" w:name="_Toc230324503"/>
+      <w:bookmarkStart w:id="39" w:name="_Toc230455568"/>
       <w:r>
         <w:rPr>
           <w:rFonts w:ascii="Aptos Display" w:hAnsi="Aptos Display"/>
@@ -17616,7 +18069,7 @@
         </w:rPr>
         <w:t>4.13 Layer Focus Mode</w:t>
       </w:r>
-      <w:bookmarkEnd w:id="38"/>
+      <w:bookmarkEnd w:id="39"/>
     </w:p>
     <w:p>
       <w:pPr>
@@ -17708,13 +18161,12 @@
         <w:pStyle w:val="Titre2"/>
         <w:spacing w:before="460" w:after="220"/>
       </w:pPr>
-      <w:bookmarkStart w:id="39" w:name="_Toc230324504"/>
+      <w:bookmarkStart w:id="40" w:name="_Toc230455569"/>
       <w:r>
         <w:rPr>
           <w:rFonts w:ascii="Aptos Display" w:hAnsi="Aptos Display"/>
           <w:color w:val="1E88E5"/>
         </w:rPr>
-        <w:lastRenderedPageBreak/>
         <w:t>▪</w:t>
       </w:r>
       <w:r>
@@ -17731,7 +18183,7 @@
         </w:rPr>
         <w:t>4.14 Import an existing page</w:t>
       </w:r>
-      <w:bookmarkEnd w:id="39"/>
+      <w:bookmarkEnd w:id="40"/>
     </w:p>
     <w:p>
       <w:pPr>
@@ -17747,7 +18199,7 @@
           <w:noProof/>
         </w:rPr>
         <w:drawing>
-          <wp:inline distT="0" distB="0" distL="0" distR="0" wp14:anchorId="5EAC9E92" wp14:editId="1F4C40E0">
+          <wp:inline distT="0" distB="0" distL="0" distR="0" wp14:anchorId="7D2B0BFD" wp14:editId="7777F386">
             <wp:extent cx="5486400" cy="3190125"/>
             <wp:effectExtent l="0" t="0" r="0" b="0"/>
             <wp:docPr id="10" name="Picture 10"/>
@@ -17889,6 +18341,7 @@
         </w:rPr>
       </w:pPr>
       <w:r>
+        <w:lastRenderedPageBreak/>
         <w:t>collisions</w:t>
       </w:r>
     </w:p>
@@ -17951,7 +18404,7 @@
         <w:pStyle w:val="Titre2"/>
         <w:spacing w:before="460" w:after="220"/>
       </w:pPr>
-      <w:bookmarkStart w:id="40" w:name="_Toc230324505"/>
+      <w:bookmarkStart w:id="41" w:name="_Toc230455570"/>
       <w:r>
         <w:rPr>
           <w:rFonts w:ascii="Aptos Display" w:hAnsi="Aptos Display"/>
@@ -17973,7 +18426,7 @@
         </w:rPr>
         <w:t>4.15 Delete or detach a page</w:t>
       </w:r>
-      <w:bookmarkEnd w:id="40"/>
+      <w:bookmarkEnd w:id="41"/>
     </w:p>
     <w:p>
       <w:pPr>
@@ -18176,7 +18629,6 @@
         </w:rPr>
       </w:pPr>
       <w:r>
-        <w:lastRenderedPageBreak/>
         <w:t>the window must keep at least one page</w:t>
       </w:r>
     </w:p>
@@ -18219,12 +18671,13 @@
         <w:pStyle w:val="Titre2"/>
         <w:spacing w:before="460" w:after="220"/>
       </w:pPr>
-      <w:bookmarkStart w:id="41" w:name="_Toc230324506"/>
+      <w:bookmarkStart w:id="42" w:name="_Toc230455571"/>
       <w:r>
         <w:rPr>
           <w:rFonts w:ascii="Aptos Display" w:hAnsi="Aptos Display"/>
           <w:color w:val="1E88E5"/>
         </w:rPr>
+        <w:lastRenderedPageBreak/>
         <w:t>▪</w:t>
       </w:r>
       <w:r>
@@ -18241,7 +18694,7 @@
         </w:rPr>
         <w:t>4.16 Properly rename a shared page</w:t>
       </w:r>
-      <w:bookmarkEnd w:id="41"/>
+      <w:bookmarkEnd w:id="42"/>
     </w:p>
     <w:p>
       <w:pPr>
@@ -18257,7 +18710,7 @@
           <w:noProof/>
         </w:rPr>
         <w:drawing>
-          <wp:inline distT="0" distB="0" distL="0" distR="0" wp14:anchorId="4B619230" wp14:editId="793219D8">
+          <wp:inline distT="0" distB="0" distL="0" distR="0" wp14:anchorId="4FC65D61" wp14:editId="07F93C44">
             <wp:extent cx="5486400" cy="6696000"/>
             <wp:effectExtent l="0" t="0" r="0" b="0"/>
             <wp:docPr id="11" name="Picture 11"/>
@@ -18389,72 +18842,72 @@
         </w:rPr>
       </w:pPr>
       <w:r>
+        <w:t xml:space="preserve">rescan references </w:t>
+      </w:r>
+      <w:r>
+        <w:rPr>
+          <w:rFonts w:ascii="Consolas" w:hAnsi="Consolas"/>
+          <w:color w:val="374151"/>
+          <w:sz w:val="17"/>
+          <w:shd w:val="clear" w:color="auto" w:fill="F5F5F5"/>
+        </w:rPr>
+        <w:t>window -&gt; page</w:t>
+      </w:r>
+    </w:p>
+    <w:p>
+      <w:pPr>
+        <w:pStyle w:val="Listepuces"/>
+        <w:rPr>
+          <w:rFonts w:hint="eastAsia"/>
+        </w:rPr>
+      </w:pPr>
+      <w:r>
+        <w:t>rewrites the page JSON</w:t>
+      </w:r>
+    </w:p>
+    <w:p>
+      <w:pPr>
+        <w:pStyle w:val="Listepuces"/>
+        <w:rPr>
+          <w:rFonts w:hint="eastAsia"/>
+        </w:rPr>
+      </w:pPr>
+      <w:r>
+        <w:t xml:space="preserve">rewrite the </w:t>
+      </w:r>
+      <w:r>
+        <w:rPr>
+          <w:rFonts w:ascii="Consolas" w:hAnsi="Consolas"/>
+          <w:color w:val="374151"/>
+          <w:sz w:val="17"/>
+          <w:shd w:val="clear" w:color="auto" w:fill="F5F5F5"/>
+        </w:rPr>
+        <w:t>defaultPage</w:t>
+      </w:r>
+      <w:r>
+        <w:t xml:space="preserve"> impacts</w:t>
+      </w:r>
+    </w:p>
+    <w:p>
+      <w:pPr>
+        <w:pStyle w:val="Listepuces"/>
+        <w:rPr>
+          <w:rFonts w:hint="eastAsia"/>
+        </w:rPr>
+      </w:pPr>
+      <w:r>
+        <w:t>blocks collisions before any mutation</w:t>
+      </w:r>
+    </w:p>
+    <w:p>
+      <w:pPr>
+        <w:pStyle w:val="Listepuces"/>
+        <w:rPr>
+          <w:rFonts w:hint="eastAsia"/>
+        </w:rPr>
+      </w:pPr>
+      <w:r>
         <w:lastRenderedPageBreak/>
-        <w:t xml:space="preserve">rescan references </w:t>
-      </w:r>
-      <w:r>
-        <w:rPr>
-          <w:rFonts w:ascii="Consolas" w:hAnsi="Consolas"/>
-          <w:color w:val="374151"/>
-          <w:sz w:val="17"/>
-          <w:shd w:val="clear" w:color="auto" w:fill="F5F5F5"/>
-        </w:rPr>
-        <w:t>window -&gt; page</w:t>
-      </w:r>
-    </w:p>
-    <w:p>
-      <w:pPr>
-        <w:pStyle w:val="Listepuces"/>
-        <w:rPr>
-          <w:rFonts w:hint="eastAsia"/>
-        </w:rPr>
-      </w:pPr>
-      <w:r>
-        <w:t>rewrites the page JSON</w:t>
-      </w:r>
-    </w:p>
-    <w:p>
-      <w:pPr>
-        <w:pStyle w:val="Listepuces"/>
-        <w:rPr>
-          <w:rFonts w:hint="eastAsia"/>
-        </w:rPr>
-      </w:pPr>
-      <w:r>
-        <w:t xml:space="preserve">rewrite the </w:t>
-      </w:r>
-      <w:r>
-        <w:rPr>
-          <w:rFonts w:ascii="Consolas" w:hAnsi="Consolas"/>
-          <w:color w:val="374151"/>
-          <w:sz w:val="17"/>
-          <w:shd w:val="clear" w:color="auto" w:fill="F5F5F5"/>
-        </w:rPr>
-        <w:t>defaultPage</w:t>
-      </w:r>
-      <w:r>
-        <w:t xml:space="preserve"> impacts</w:t>
-      </w:r>
-    </w:p>
-    <w:p>
-      <w:pPr>
-        <w:pStyle w:val="Listepuces"/>
-        <w:rPr>
-          <w:rFonts w:hint="eastAsia"/>
-        </w:rPr>
-      </w:pPr>
-      <w:r>
-        <w:t>blocks collisions before any mutation</w:t>
-      </w:r>
-    </w:p>
-    <w:p>
-      <w:pPr>
-        <w:pStyle w:val="Listepuces"/>
-        <w:rPr>
-          <w:rFonts w:hint="eastAsia"/>
-        </w:rPr>
-      </w:pPr>
-      <w:r>
         <w:t xml:space="preserve">warns that the generated API and the </w:t>
       </w:r>
       <w:r>
@@ -18475,7 +18928,7 @@
         <w:pStyle w:val="Titre2"/>
         <w:spacing w:before="460" w:after="220"/>
       </w:pPr>
-      <w:bookmarkStart w:id="42" w:name="_Toc230324507"/>
+      <w:bookmarkStart w:id="43" w:name="_Toc230455572"/>
       <w:r>
         <w:rPr>
           <w:rFonts w:ascii="Aptos Display" w:hAnsi="Aptos Display"/>
@@ -18497,7 +18950,7 @@
         </w:rPr>
         <w:t>4.17 Properly renaming a shared reticle template</w:t>
       </w:r>
-      <w:bookmarkEnd w:id="42"/>
+      <w:bookmarkEnd w:id="43"/>
     </w:p>
     <w:p>
       <w:pPr>
@@ -18630,7 +19083,7 @@
           <w:sz w:val="17"/>
           <w:shd w:val="clear" w:color="auto" w:fill="F5F5F5"/>
         </w:rPr>
-        <w:t>strobe.template</w:t>
+        <w:t>strobes[*].template</w:t>
       </w:r>
     </w:p>
     <w:p>
@@ -18680,7 +19133,7 @@
         <w:pStyle w:val="Titre2"/>
         <w:spacing w:before="460" w:after="220"/>
       </w:pPr>
-      <w:bookmarkStart w:id="43" w:name="_Toc230324508"/>
+      <w:bookmarkStart w:id="44" w:name="_Toc230455573"/>
       <w:r>
         <w:rPr>
           <w:rFonts w:ascii="Aptos Display" w:hAnsi="Aptos Display"/>
@@ -18702,7 +19155,7 @@
         </w:rPr>
         <w:t>4.18 Highlight use of a template</w:t>
       </w:r>
-      <w:bookmarkEnd w:id="43"/>
+      <w:bookmarkEnd w:id="44"/>
     </w:p>
     <w:p>
       <w:pPr>
@@ -18783,7 +19236,7 @@
         <w:pStyle w:val="Titre2"/>
         <w:spacing w:before="460" w:after="220"/>
       </w:pPr>
-      <w:bookmarkStart w:id="44" w:name="_Toc230324509"/>
+      <w:bookmarkStart w:id="45" w:name="_Toc230455574"/>
       <w:r>
         <w:rPr>
           <w:rFonts w:ascii="Aptos Display" w:hAnsi="Aptos Display"/>
@@ -18805,7 +19258,7 @@
         </w:rPr>
         <w:t>4.19 Export of design documentation</w:t>
       </w:r>
-      <w:bookmarkEnd w:id="44"/>
+      <w:bookmarkEnd w:id="45"/>
     </w:p>
     <w:p>
       <w:pPr>
@@ -19145,7 +19598,6 @@
                 <w:b/>
                 <w:sz w:val="19"/>
               </w:rPr>
-              <w:lastRenderedPageBreak/>
               <w:t>data/design_manifest.json</w:t>
             </w:r>
           </w:p>
@@ -19206,6 +19658,7 @@
         </w:rPr>
       </w:pPr>
       <w:r>
+        <w:lastRenderedPageBreak/>
         <w:t>exploded views</w:t>
       </w:r>
     </w:p>
@@ -19269,7 +19722,7 @@
         <w:pStyle w:val="Titre2"/>
         <w:spacing w:before="460" w:after="220"/>
       </w:pPr>
-      <w:bookmarkStart w:id="45" w:name="_Toc230324510"/>
+      <w:bookmarkStart w:id="46" w:name="_Toc230455575"/>
       <w:r>
         <w:rPr>
           <w:rFonts w:ascii="Aptos Display" w:hAnsi="Aptos Display"/>
@@ -19291,7 +19744,7 @@
         </w:rPr>
         <w:t>4.20 Recommended authoring checklist</w:t>
       </w:r>
-      <w:bookmarkEnd w:id="45"/>
+      <w:bookmarkEnd w:id="46"/>
     </w:p>
     <w:p>
       <w:pPr>
@@ -19377,7 +19830,31 @@
         </w:rPr>
       </w:pPr>
       <w:r>
-        <w:t>6. set strobe if page needs it</w:t>
+        <w:t xml:space="preserve">6. define the </w:t>
+      </w:r>
+      <w:r>
+        <w:rPr>
+          <w:rFonts w:ascii="Consolas" w:hAnsi="Consolas"/>
+          <w:color w:val="374151"/>
+          <w:sz w:val="17"/>
+          <w:shd w:val="clear" w:color="auto" w:fill="F5F5F5"/>
+        </w:rPr>
+        <w:t>strobes</w:t>
+      </w:r>
+      <w:r>
+        <w:t xml:space="preserve"> catalog and </w:t>
+      </w:r>
+      <w:r>
+        <w:rPr>
+          <w:rFonts w:ascii="Consolas" w:hAnsi="Consolas"/>
+          <w:color w:val="374151"/>
+          <w:sz w:val="17"/>
+          <w:shd w:val="clear" w:color="auto" w:fill="F5F5F5"/>
+        </w:rPr>
+        <w:t>activeStrobe</w:t>
+      </w:r>
+      <w:r>
+        <w:t xml:space="preserve"> if the page needs cursor behavior</w:t>
       </w:r>
     </w:p>
     <w:p>
@@ -19464,7 +19941,7 @@
         </w:pBdr>
         <w:spacing w:before="80" w:after="200"/>
       </w:pPr>
-      <w:bookmarkStart w:id="46" w:name="_Toc230324511"/>
+      <w:bookmarkStart w:id="47" w:name="_Toc230455576"/>
       <w:r>
         <w:rPr>
           <w:rFonts w:ascii="Aptos Display" w:hAnsi="Aptos Display"/>
@@ -19473,7 +19950,7 @@
         <w:lastRenderedPageBreak/>
         <w:t>5. Generate the client API from the generator</w:t>
       </w:r>
-      <w:bookmarkEnd w:id="46"/>
+      <w:bookmarkEnd w:id="47"/>
     </w:p>
     <w:p>
       <w:pPr>
@@ -19500,7 +19977,7 @@
         <w:pStyle w:val="Titre2"/>
         <w:spacing w:before="460" w:after="220"/>
       </w:pPr>
-      <w:bookmarkStart w:id="47" w:name="_Toc230324512"/>
+      <w:bookmarkStart w:id="48" w:name="_Toc230455577"/>
       <w:r>
         <w:rPr>
           <w:rFonts w:ascii="Aptos Display" w:hAnsi="Aptos Display"/>
@@ -19522,7 +19999,7 @@
         </w:rPr>
         <w:t>5.1 Entry, exit, contract</w:t>
       </w:r>
-      <w:bookmarkEnd w:id="47"/>
+      <w:bookmarkEnd w:id="48"/>
     </w:p>
     <w:p>
       <w:pPr>
@@ -19661,7 +20138,7 @@
         <w:pStyle w:val="Titre2"/>
         <w:spacing w:before="460" w:after="220"/>
       </w:pPr>
-      <w:bookmarkStart w:id="48" w:name="_Toc230324513"/>
+      <w:bookmarkStart w:id="49" w:name="_Toc230455578"/>
       <w:r>
         <w:rPr>
           <w:rFonts w:ascii="Aptos Display" w:hAnsi="Aptos Display"/>
@@ -19683,7 +20160,7 @@
         </w:rPr>
         <w:t>5.2 Official CMake macro</w:t>
       </w:r>
-      <w:bookmarkEnd w:id="48"/>
+      <w:bookmarkEnd w:id="49"/>
     </w:p>
     <w:p>
       <w:pPr>
@@ -19819,7 +20296,7 @@
         <w:pStyle w:val="Titre2"/>
         <w:spacing w:before="460" w:after="220"/>
       </w:pPr>
-      <w:bookmarkStart w:id="49" w:name="_Toc230324514"/>
+      <w:bookmarkStart w:id="50" w:name="_Toc230455579"/>
       <w:r>
         <w:rPr>
           <w:rFonts w:ascii="Aptos Display" w:hAnsi="Aptos Display"/>
@@ -19841,7 +20318,7 @@
         </w:rPr>
         <w:t>5.3 client_api_generate_ui arguments</w:t>
       </w:r>
-      <w:bookmarkEnd w:id="49"/>
+      <w:bookmarkEnd w:id="50"/>
     </w:p>
     <w:tbl>
       <w:tblPr>
@@ -20746,7 +21223,7 @@
         <w:pStyle w:val="Titre2"/>
         <w:spacing w:before="460" w:after="220"/>
       </w:pPr>
-      <w:bookmarkStart w:id="50" w:name="_Toc230324515"/>
+      <w:bookmarkStart w:id="51" w:name="_Toc230455580"/>
       <w:r>
         <w:rPr>
           <w:rFonts w:ascii="Aptos Display" w:hAnsi="Aptos Display"/>
@@ -20768,7 +21245,7 @@
         </w:rPr>
         <w:t>5.4 What the CMake macro really does</w:t>
       </w:r>
-      <w:bookmarkEnd w:id="50"/>
+      <w:bookmarkEnd w:id="51"/>
     </w:p>
     <w:p>
       <w:pPr>
@@ -20784,7 +21261,7 @@
           <w:noProof/>
         </w:rPr>
         <w:drawing>
-          <wp:inline distT="0" distB="0" distL="0" distR="0" wp14:anchorId="12166E94" wp14:editId="019CE808">
+          <wp:inline distT="0" distB="0" distL="0" distR="0" wp14:anchorId="7F89B100" wp14:editId="605844F5">
             <wp:extent cx="5486400" cy="3005803"/>
             <wp:effectExtent l="0" t="0" r="0" b="0"/>
             <wp:docPr id="12" name="Picture 12"/>
@@ -20967,7 +21444,7 @@
           <w:noProof/>
         </w:rPr>
         <w:drawing>
-          <wp:inline distT="0" distB="0" distL="0" distR="0" wp14:anchorId="7B7E1A39" wp14:editId="2FC0FA11">
+          <wp:inline distT="0" distB="0" distL="0" distR="0" wp14:anchorId="355A63DD" wp14:editId="67B5EE99">
             <wp:extent cx="4004012" cy="7498079"/>
             <wp:effectExtent l="0" t="0" r="0" b="0"/>
             <wp:docPr id="13" name="Picture 13"/>
@@ -21025,7 +21502,7 @@
         <w:pStyle w:val="Titre2"/>
         <w:spacing w:before="460" w:after="220"/>
       </w:pPr>
-      <w:bookmarkStart w:id="51" w:name="_Toc230324516"/>
+      <w:bookmarkStart w:id="52" w:name="_Toc230455581"/>
       <w:r>
         <w:rPr>
           <w:rFonts w:ascii="Aptos Display" w:hAnsi="Aptos Display"/>
@@ -21048,7 +21525,7 @@
         </w:rPr>
         <w:t>5.5 Why --print-inputs matters for incremental builds</w:t>
       </w:r>
-      <w:bookmarkEnd w:id="51"/>
+      <w:bookmarkEnd w:id="52"/>
     </w:p>
     <w:p>
       <w:pPr>
@@ -21317,7 +21794,7 @@
         <w:pStyle w:val="Titre2"/>
         <w:spacing w:before="460" w:after="220"/>
       </w:pPr>
-      <w:bookmarkStart w:id="52" w:name="_Toc230324517"/>
+      <w:bookmarkStart w:id="53" w:name="_Toc230455582"/>
       <w:r>
         <w:rPr>
           <w:rFonts w:ascii="Aptos Display" w:hAnsi="Aptos Display"/>
@@ -21339,7 +21816,7 @@
         </w:rPr>
         <w:t>5.6 What breaks if you do not regenerate</w:t>
       </w:r>
-      <w:bookmarkEnd w:id="52"/>
+      <w:bookmarkEnd w:id="53"/>
     </w:p>
     <w:p>
       <w:pPr>
@@ -21933,7 +22410,7 @@
         <w:pStyle w:val="Titre2"/>
         <w:spacing w:before="460" w:after="220"/>
       </w:pPr>
-      <w:bookmarkStart w:id="53" w:name="_Toc230324518"/>
+      <w:bookmarkStart w:id="54" w:name="_Toc230455583"/>
       <w:r>
         <w:rPr>
           <w:rFonts w:ascii="Aptos Display" w:hAnsi="Aptos Display"/>
@@ -21955,7 +22432,7 @@
         </w:rPr>
         <w:t>5.7 Rules for exposing primitives</w:t>
       </w:r>
-      <w:bookmarkEnd w:id="53"/>
+      <w:bookmarkEnd w:id="54"/>
     </w:p>
     <w:p>
       <w:pPr>
@@ -22068,7 +22545,7 @@
         <w:pStyle w:val="Titre2"/>
         <w:spacing w:before="460" w:after="220"/>
       </w:pPr>
-      <w:bookmarkStart w:id="54" w:name="_Toc230324519"/>
+      <w:bookmarkStart w:id="55" w:name="_Toc230455584"/>
       <w:r>
         <w:rPr>
           <w:rFonts w:ascii="Aptos Display" w:hAnsi="Aptos Display"/>
@@ -22090,7 +22567,7 @@
         </w:rPr>
         <w:t>5.8 What the generated API contains</w:t>
       </w:r>
-      <w:bookmarkEnd w:id="54"/>
+      <w:bookmarkEnd w:id="55"/>
     </w:p>
     <w:p>
       <w:pPr>
@@ -22174,7 +22651,7 @@
         </w:rPr>
       </w:pPr>
       <w:r>
-        <w:t xml:space="preserve">one optional </w:t>
+        <w:t xml:space="preserve">one optional page-scoped </w:t>
       </w:r>
       <w:r>
         <w:rPr>
@@ -22186,7 +22663,7 @@
         <w:t>strobe</w:t>
       </w:r>
       <w:r>
-        <w:t xml:space="preserve"> handle per authored page strobe</w:t>
+        <w:t xml:space="preserve"> handle plus generated authored strobe entries when the page defines several variants</w:t>
       </w:r>
     </w:p>
     <w:p>
@@ -22236,7 +22713,7 @@
         <w:pStyle w:val="Titre2"/>
         <w:spacing w:before="460" w:after="220"/>
       </w:pPr>
-      <w:bookmarkStart w:id="55" w:name="_Toc230324520"/>
+      <w:bookmarkStart w:id="56" w:name="_Toc230455585"/>
       <w:r>
         <w:rPr>
           <w:rFonts w:ascii="Aptos Display" w:hAnsi="Aptos Display"/>
@@ -22259,7 +22736,7 @@
         </w:rPr>
         <w:t>5.9 What the .generated.map sidecar contains</w:t>
       </w:r>
-      <w:bookmarkEnd w:id="55"/>
+      <w:bookmarkEnd w:id="56"/>
     </w:p>
     <w:p>
       <w:pPr>
@@ -22637,7 +23114,7 @@
                 <w:b/>
                 <w:sz w:val="19"/>
               </w:rPr>
-              <w:t>mappingHash</w:t>
+              <w:t>strobes</w:t>
             </w:r>
           </w:p>
         </w:tc>
@@ -22662,6 +23139,59 @@
               <w:rPr>
                 <w:sz w:val="19"/>
               </w:rPr>
+              <w:t>generated ids for page-local strobe entries</w:t>
+            </w:r>
+          </w:p>
+        </w:tc>
+      </w:tr>
+      <w:tr>
+        <w:tc>
+          <w:tcPr>
+            <w:tcW w:w="4479" w:type="dxa"/>
+            <w:shd w:val="clear" w:color="auto" w:fill="FFFFFF"/>
+            <w:tcMar>
+              <w:top w:w="80" w:type="dxa"/>
+              <w:left w:w="120" w:type="dxa"/>
+              <w:bottom w:w="80" w:type="dxa"/>
+              <w:right w:w="120" w:type="dxa"/>
+            </w:tcMar>
+          </w:tcPr>
+          <w:p>
+            <w:pPr>
+              <w:rPr>
+                <w:rFonts w:hint="eastAsia"/>
+              </w:rPr>
+            </w:pPr>
+            <w:r>
+              <w:rPr>
+                <w:b/>
+                <w:sz w:val="19"/>
+              </w:rPr>
+              <w:t>mappingHash</w:t>
+            </w:r>
+          </w:p>
+        </w:tc>
+        <w:tc>
+          <w:tcPr>
+            <w:tcW w:w="4479" w:type="dxa"/>
+            <w:shd w:val="clear" w:color="auto" w:fill="FFFFFF"/>
+            <w:tcMar>
+              <w:top w:w="80" w:type="dxa"/>
+              <w:left w:w="120" w:type="dxa"/>
+              <w:bottom w:w="80" w:type="dxa"/>
+              <w:right w:w="120" w:type="dxa"/>
+            </w:tcMar>
+          </w:tcPr>
+          <w:p>
+            <w:pPr>
+              <w:rPr>
+                <w:rFonts w:hint="eastAsia"/>
+              </w:rPr>
+            </w:pPr>
+            <w:r>
+              <w:rPr>
+                <w:sz w:val="19"/>
+              </w:rPr>
               <w:t>canonical compatibility fingerprint for the whole transport surface</w:t>
             </w:r>
           </w:p>
@@ -22695,7 +23225,7 @@
         <w:pStyle w:val="Titre2"/>
         <w:spacing w:before="460" w:after="220"/>
       </w:pPr>
-      <w:bookmarkStart w:id="56" w:name="_Toc230324521"/>
+      <w:bookmarkStart w:id="57" w:name="_Toc230455586"/>
       <w:r>
         <w:rPr>
           <w:rFonts w:ascii="Aptos Display" w:hAnsi="Aptos Display"/>
@@ -22717,7 +23247,7 @@
         </w:rPr>
         <w:t>5.10 Example of integration into a CMake target</w:t>
       </w:r>
-      <w:bookmarkEnd w:id="56"/>
+      <w:bookmarkEnd w:id="57"/>
     </w:p>
     <w:p>
       <w:pPr>
@@ -23097,7 +23627,7 @@
         <w:pStyle w:val="Titre2"/>
         <w:spacing w:before="460" w:after="220"/>
       </w:pPr>
-      <w:bookmarkStart w:id="57" w:name="_Toc230324522"/>
+      <w:bookmarkStart w:id="58" w:name="_Toc230455587"/>
       <w:r>
         <w:rPr>
           <w:rFonts w:ascii="Aptos Display" w:hAnsi="Aptos Display"/>
@@ -23119,7 +23649,7 @@
         </w:rPr>
         <w:t>5.10.1 Example of packaged consumption from _Deliveries</w:t>
       </w:r>
-      <w:bookmarkEnd w:id="57"/>
+      <w:bookmarkEnd w:id="58"/>
     </w:p>
     <w:p>
       <w:pPr>
@@ -23490,6 +24020,13 @@
           <w:shd w:val="clear" w:color="auto" w:fill="F1F5F9"/>
         </w:rPr>
         <w:br/>
+      </w:r>
+      <w:r>
+        <w:rPr>
+          <w:rFonts w:ascii="Consolas" w:hAnsi="Consolas"/>
+          <w:sz w:val="17"/>
+          <w:shd w:val="clear" w:color="auto" w:fill="F1F5F9"/>
+        </w:rPr>
         <w:t>cmake --build --preset debug-win32-no-tests --target client_test_package</w:t>
       </w:r>
     </w:p>
@@ -23498,7 +24035,7 @@
         <w:pStyle w:val="Titre2"/>
         <w:spacing w:before="460" w:after="220"/>
       </w:pPr>
-      <w:bookmarkStart w:id="58" w:name="_Toc230324523"/>
+      <w:bookmarkStart w:id="59" w:name="_Toc230455588"/>
       <w:r>
         <w:rPr>
           <w:rFonts w:ascii="Aptos Display" w:hAnsi="Aptos Display"/>
@@ -23520,7 +24057,7 @@
         </w:rPr>
         <w:t>5.11 When to regenerate</w:t>
       </w:r>
-      <w:bookmarkEnd w:id="58"/>
+      <w:bookmarkEnd w:id="59"/>
     </w:p>
     <w:p>
       <w:pPr>
@@ -23678,7 +24215,7 @@
         <w:pStyle w:val="Titre2"/>
         <w:spacing w:before="460" w:after="220"/>
       </w:pPr>
-      <w:bookmarkStart w:id="59" w:name="_Toc230324524"/>
+      <w:bookmarkStart w:id="60" w:name="_Toc230455589"/>
       <w:r>
         <w:rPr>
           <w:rFonts w:ascii="Aptos Display" w:hAnsi="Aptos Display"/>
@@ -23700,7 +24237,7 @@
         </w:rPr>
         <w:t>5.12 Troubleshooting the generator</w:t>
       </w:r>
-      <w:bookmarkEnd w:id="59"/>
+      <w:bookmarkEnd w:id="60"/>
     </w:p>
     <w:tbl>
       <w:tblPr>
@@ -24348,7 +24885,7 @@
         </w:pBdr>
         <w:spacing w:before="80" w:after="200"/>
       </w:pPr>
-      <w:bookmarkStart w:id="60" w:name="_Toc230324525"/>
+      <w:bookmarkStart w:id="61" w:name="_Toc230455590"/>
       <w:r>
         <w:rPr>
           <w:rFonts w:ascii="Aptos Display" w:hAnsi="Aptos Display"/>
@@ -24357,7 +24894,7 @@
         <w:lastRenderedPageBreak/>
         <w:t>6. Use the generated API to communicate with a window</w:t>
       </w:r>
-      <w:bookmarkEnd w:id="60"/>
+      <w:bookmarkEnd w:id="61"/>
     </w:p>
     <w:p>
       <w:pPr>
@@ -24373,7 +24910,7 @@
           <w:noProof/>
         </w:rPr>
         <w:drawing>
-          <wp:inline distT="0" distB="0" distL="0" distR="0" wp14:anchorId="194618D9" wp14:editId="3133F8ED">
+          <wp:inline distT="0" distB="0" distL="0" distR="0" wp14:anchorId="498F5134" wp14:editId="1A2B07C4">
             <wp:extent cx="5486400" cy="3347633"/>
             <wp:effectExtent l="0" t="0" r="0" b="0"/>
             <wp:docPr id="14" name="Picture 14"/>
@@ -24441,7 +24978,7 @@
         <w:pStyle w:val="Titre2"/>
         <w:spacing w:before="460" w:after="220"/>
       </w:pPr>
-      <w:bookmarkStart w:id="61" w:name="_Toc230324526"/>
+      <w:bookmarkStart w:id="62" w:name="_Toc230455591"/>
       <w:r>
         <w:rPr>
           <w:rFonts w:ascii="Aptos Display" w:hAnsi="Aptos Display"/>
@@ -24463,7 +25000,7 @@
         </w:rPr>
         <w:t>6.1 Two layers to keep separate</w:t>
       </w:r>
-      <w:bookmarkEnd w:id="61"/>
+      <w:bookmarkEnd w:id="62"/>
     </w:p>
     <w:p>
       <w:pPr>
@@ -24479,7 +25016,7 @@
           <w:noProof/>
         </w:rPr>
         <w:drawing>
-          <wp:inline distT="0" distB="0" distL="0" distR="0" wp14:anchorId="31E16980" wp14:editId="2F991F54">
+          <wp:inline distT="0" distB="0" distL="0" distR="0" wp14:anchorId="7FD5B5CD" wp14:editId="44AC843D">
             <wp:extent cx="5486400" cy="2887578"/>
             <wp:effectExtent l="0" t="0" r="0" b="0"/>
             <wp:docPr id="15" name="Picture 15"/>
@@ -24833,7 +25370,7 @@
         <w:pStyle w:val="Titre2"/>
         <w:spacing w:before="460" w:after="220"/>
       </w:pPr>
-      <w:bookmarkStart w:id="62" w:name="_Toc230324527"/>
+      <w:bookmarkStart w:id="63" w:name="_Toc230455592"/>
       <w:r>
         <w:rPr>
           <w:rFonts w:ascii="Aptos Display" w:hAnsi="Aptos Display"/>
@@ -24855,7 +25392,7 @@
         </w:rPr>
         <w:t>6.2 Load the authored window, transport, and feedback channel</w:t>
       </w:r>
-      <w:bookmarkEnd w:id="62"/>
+      <w:bookmarkEnd w:id="63"/>
     </w:p>
     <w:p>
       <w:pPr>
@@ -25141,7 +25678,7 @@
         <w:pStyle w:val="Titre2"/>
         <w:spacing w:before="460" w:after="220"/>
       </w:pPr>
-      <w:bookmarkStart w:id="63" w:name="_Toc230324528"/>
+      <w:bookmarkStart w:id="64" w:name="_Toc230455593"/>
       <w:r>
         <w:rPr>
           <w:rFonts w:ascii="Aptos Display" w:hAnsi="Aptos Display"/>
@@ -25163,7 +25700,7 @@
         </w:rPr>
         <w:t>6.3 Create CommandClient from the generated transport map</w:t>
       </w:r>
-      <w:bookmarkEnd w:id="63"/>
+      <w:bookmarkEnd w:id="64"/>
     </w:p>
     <w:p>
       <w:pPr>
@@ -25350,7 +25887,7 @@
         <w:pStyle w:val="Titre2"/>
         <w:spacing w:before="460" w:after="220"/>
       </w:pPr>
-      <w:bookmarkStart w:id="64" w:name="_Toc230324529"/>
+      <w:bookmarkStart w:id="65" w:name="_Toc230455594"/>
       <w:r>
         <w:rPr>
           <w:rFonts w:ascii="Aptos Display" w:hAnsi="Aptos Display"/>
@@ -25372,7 +25909,7 @@
         </w:rPr>
         <w:t>6.4 UI root, startup, and authored default view</w:t>
       </w:r>
-      <w:bookmarkEnd w:id="64"/>
+      <w:bookmarkEnd w:id="65"/>
     </w:p>
     <w:p>
       <w:pPr>
@@ -25614,7 +26151,7 @@
         <w:pStyle w:val="Titre2"/>
         <w:spacing w:before="460" w:after="220"/>
       </w:pPr>
-      <w:bookmarkStart w:id="65" w:name="_Toc230324530"/>
+      <w:bookmarkStart w:id="66" w:name="_Toc230455595"/>
       <w:r>
         <w:rPr>
           <w:rFonts w:ascii="Aptos Display" w:hAnsi="Aptos Display"/>
@@ -25637,7 +26174,7 @@
         </w:rPr>
         <w:t>6.5 Real-time loop pattern at 60 Hz</w:t>
       </w:r>
-      <w:bookmarkEnd w:id="65"/>
+      <w:bookmarkEnd w:id="66"/>
     </w:p>
     <w:p>
       <w:pPr>
@@ -25653,7 +26190,7 @@
           <w:noProof/>
         </w:rPr>
         <w:drawing>
-          <wp:inline distT="0" distB="0" distL="0" distR="0" wp14:anchorId="2053AC77" wp14:editId="450C07A1">
+          <wp:inline distT="0" distB="0" distL="0" distR="0" wp14:anchorId="295A0149" wp14:editId="7CF02149">
             <wp:extent cx="5486400" cy="4315364"/>
             <wp:effectExtent l="0" t="0" r="0" b="0"/>
             <wp:docPr id="16" name="Picture 16"/>
@@ -26266,7 +26803,7 @@
         <w:pStyle w:val="Titre2"/>
         <w:spacing w:before="460" w:after="220"/>
       </w:pPr>
-      <w:bookmarkStart w:id="66" w:name="_Toc230324531"/>
+      <w:bookmarkStart w:id="67" w:name="_Toc230455596"/>
       <w:r>
         <w:rPr>
           <w:rFonts w:ascii="Aptos Display" w:hAnsi="Aptos Display"/>
@@ -26288,7 +26825,7 @@
         </w:rPr>
         <w:t>6.6 Page wrappers and authoritative active-page feedback</w:t>
       </w:r>
-      <w:bookmarkEnd w:id="66"/>
+      <w:bookmarkEnd w:id="67"/>
     </w:p>
     <w:p>
       <w:pPr>
@@ -26414,7 +26951,7 @@
         <w:pStyle w:val="Titre2"/>
         <w:spacing w:before="460" w:after="220"/>
       </w:pPr>
-      <w:bookmarkStart w:id="67" w:name="_Toc230324532"/>
+      <w:bookmarkStart w:id="68" w:name="_Toc230455597"/>
       <w:r>
         <w:rPr>
           <w:rFonts w:ascii="Aptos Display" w:hAnsi="Aptos Display"/>
@@ -26436,7 +26973,7 @@
         </w:rPr>
         <w:t>6.7 Window-level display controls</w:t>
       </w:r>
-      <w:bookmarkEnd w:id="67"/>
+      <w:bookmarkEnd w:id="68"/>
     </w:p>
     <w:p>
       <w:pPr>
@@ -26518,13 +27055,6 @@
           <w:shd w:val="clear" w:color="auto" w:fill="F1F5F9"/>
         </w:rPr>
         <w:br/>
-      </w:r>
-      <w:r>
-        <w:rPr>
-          <w:rFonts w:ascii="Consolas" w:hAnsi="Consolas"/>
-          <w:sz w:val="17"/>
-          <w:shd w:val="clear" w:color="auto" w:fill="F1F5F9"/>
-        </w:rPr>
         <w:t>ui.Window().SetDisabled(false);</w:t>
       </w:r>
       <w:r>
@@ -26595,7 +27125,7 @@
         <w:pStyle w:val="Titre2"/>
         <w:spacing w:before="460" w:after="220"/>
       </w:pPr>
-      <w:bookmarkStart w:id="68" w:name="_Toc230324533"/>
+      <w:bookmarkStart w:id="69" w:name="_Toc230455598"/>
       <w:r>
         <w:rPr>
           <w:rFonts w:ascii="Aptos Display" w:hAnsi="Aptos Display"/>
@@ -26617,7 +27147,7 @@
         </w:rPr>
         <w:t>6.8 Static reticle wrappers for persistent avionics values</w:t>
       </w:r>
-      <w:bookmarkEnd w:id="68"/>
+      <w:bookmarkEnd w:id="69"/>
     </w:p>
     <w:p>
       <w:pPr>
@@ -26930,7 +27460,7 @@
         <w:pStyle w:val="Titre3"/>
         <w:spacing w:before="60" w:after="80"/>
       </w:pPr>
-      <w:bookmarkStart w:id="69" w:name="_Toc230324534"/>
+      <w:bookmarkStart w:id="70" w:name="_Toc230455599"/>
       <w:r>
         <w:rPr>
           <w:rFonts w:ascii="Aptos" w:hAnsi="Aptos"/>
@@ -26939,7 +27469,7 @@
         </w:rPr>
         <w:t>Common reticle surface</w:t>
       </w:r>
-      <w:bookmarkEnd w:id="69"/>
+      <w:bookmarkEnd w:id="70"/>
     </w:p>
     <w:tbl>
       <w:tblPr>
@@ -27544,7 +28074,7 @@
         <w:pStyle w:val="Titre2"/>
         <w:spacing w:before="460" w:after="220"/>
       </w:pPr>
-      <w:bookmarkStart w:id="70" w:name="_Toc230324535"/>
+      <w:bookmarkStart w:id="71" w:name="_Toc230455600"/>
       <w:r>
         <w:rPr>
           <w:rFonts w:ascii="Aptos Display" w:hAnsi="Aptos Display"/>
@@ -27566,7 +28096,7 @@
         </w:rPr>
         <w:t>6.9 Primitive handles for exposed geometry and text</w:t>
       </w:r>
-      <w:bookmarkEnd w:id="70"/>
+      <w:bookmarkEnd w:id="71"/>
     </w:p>
     <w:p>
       <w:pPr>
@@ -27680,7 +28210,7 @@
         <w:pStyle w:val="Titre3"/>
         <w:spacing w:before="60" w:after="80"/>
       </w:pPr>
-      <w:bookmarkStart w:id="71" w:name="_Toc230324536"/>
+      <w:bookmarkStart w:id="72" w:name="_Toc230455601"/>
       <w:r>
         <w:rPr>
           <w:rFonts w:ascii="Aptos" w:hAnsi="Aptos"/>
@@ -27689,7 +28219,7 @@
         </w:rPr>
         <w:t>Common primitive surface</w:t>
       </w:r>
-      <w:bookmarkEnd w:id="71"/>
+      <w:bookmarkEnd w:id="72"/>
     </w:p>
     <w:tbl>
       <w:tblPr>
@@ -28240,7 +28770,7 @@
         <w:pStyle w:val="Titre3"/>
         <w:spacing w:before="60" w:after="80"/>
       </w:pPr>
-      <w:bookmarkStart w:id="72" w:name="_Toc230324537"/>
+      <w:bookmarkStart w:id="73" w:name="_Toc230455602"/>
       <w:r>
         <w:rPr>
           <w:rFonts w:ascii="Aptos" w:hAnsi="Aptos"/>
@@ -28250,7 +28780,7 @@
         <w:lastRenderedPageBreak/>
         <w:t>Specialized surfaces</w:t>
       </w:r>
-      <w:bookmarkEnd w:id="72"/>
+      <w:bookmarkEnd w:id="73"/>
     </w:p>
     <w:tbl>
       <w:tblPr>
@@ -29149,7 +29679,7 @@
         <w:pStyle w:val="Titre2"/>
         <w:spacing w:before="460" w:after="220"/>
       </w:pPr>
-      <w:bookmarkStart w:id="73" w:name="_Toc230324538"/>
+      <w:bookmarkStart w:id="74" w:name="_Toc230455603"/>
       <w:r>
         <w:rPr>
           <w:rFonts w:ascii="Aptos Display" w:hAnsi="Aptos Display"/>
@@ -29171,7 +29701,7 @@
         </w:rPr>
         <w:t>6.10 Dynamic reticles for radar tracks, threats, and steering cues</w:t>
       </w:r>
-      <w:bookmarkEnd w:id="73"/>
+      <w:bookmarkEnd w:id="74"/>
     </w:p>
     <w:p>
       <w:pPr>
@@ -29636,7 +30166,7 @@
         <w:pStyle w:val="Titre2"/>
         <w:spacing w:before="460" w:after="220"/>
       </w:pPr>
-      <w:bookmarkStart w:id="74" w:name="_Toc230324539"/>
+      <w:bookmarkStart w:id="75" w:name="_Toc230455604"/>
       <w:r>
         <w:rPr>
           <w:rFonts w:ascii="Aptos Display" w:hAnsi="Aptos Display"/>
@@ -29658,7 +30188,7 @@
         </w:rPr>
         <w:t>6.11 Build one coherent batch per frame</w:t>
       </w:r>
-      <w:bookmarkEnd w:id="74"/>
+      <w:bookmarkEnd w:id="75"/>
     </w:p>
     <w:p>
       <w:pPr>
@@ -29892,7 +30422,7 @@
         <w:pStyle w:val="Titre2"/>
         <w:spacing w:before="460" w:after="220"/>
       </w:pPr>
-      <w:bookmarkStart w:id="75" w:name="_Toc230324540"/>
+      <w:bookmarkStart w:id="76" w:name="_Toc230455605"/>
       <w:r>
         <w:rPr>
           <w:rFonts w:ascii="Aptos Display" w:hAnsi="Aptos Display"/>
@@ -29914,7 +30444,7 @@
         </w:rPr>
         <w:t>6.12 When to prefer LatestBatchPublisher</w:t>
       </w:r>
-      <w:bookmarkEnd w:id="75"/>
+      <w:bookmarkEnd w:id="76"/>
     </w:p>
     <w:p>
       <w:pPr>
@@ -30403,7 +30933,7 @@
         <w:pStyle w:val="Titre2"/>
         <w:spacing w:before="460" w:after="220"/>
       </w:pPr>
-      <w:bookmarkStart w:id="76" w:name="_Toc230324541"/>
+      <w:bookmarkStart w:id="77" w:name="_Toc230455606"/>
       <w:r>
         <w:rPr>
           <w:rFonts w:ascii="Aptos Display" w:hAnsi="Aptos Display"/>
@@ -30426,7 +30956,7 @@
         </w:rPr>
         <w:t>6.13 Feedback-driven state machine</w:t>
       </w:r>
-      <w:bookmarkEnd w:id="76"/>
+      <w:bookmarkEnd w:id="77"/>
     </w:p>
     <w:p>
       <w:pPr>
@@ -30442,7 +30972,7 @@
           <w:noProof/>
         </w:rPr>
         <w:drawing>
-          <wp:inline distT="0" distB="0" distL="0" distR="0" wp14:anchorId="798D8061" wp14:editId="448301B9">
+          <wp:inline distT="0" distB="0" distL="0" distR="0" wp14:anchorId="2339F092" wp14:editId="00CEDF0B">
             <wp:extent cx="5486400" cy="3575221"/>
             <wp:effectExtent l="0" t="0" r="0" b="0"/>
             <wp:docPr id="17" name="Picture 17"/>
@@ -30922,7 +31452,7 @@
         <w:pStyle w:val="Titre2"/>
         <w:spacing w:before="460" w:after="220"/>
       </w:pPr>
-      <w:bookmarkStart w:id="77" w:name="_Toc230324542"/>
+      <w:bookmarkStart w:id="78" w:name="_Toc230455607"/>
       <w:r>
         <w:rPr>
           <w:rFonts w:ascii="Aptos Display" w:hAnsi="Aptos Display"/>
@@ -30944,7 +31474,7 @@
         </w:rPr>
         <w:t>6.14 What feedback guarantees</w:t>
       </w:r>
-      <w:bookmarkEnd w:id="77"/>
+      <w:bookmarkEnd w:id="78"/>
     </w:p>
     <w:p>
       <w:pPr>
@@ -31085,7 +31615,7 @@
         <w:pStyle w:val="Titre2"/>
         <w:spacing w:before="460" w:after="220"/>
       </w:pPr>
-      <w:bookmarkStart w:id="78" w:name="_Toc230324543"/>
+      <w:bookmarkStart w:id="79" w:name="_Toc230455608"/>
       <w:r>
         <w:rPr>
           <w:rFonts w:ascii="Aptos Display" w:hAnsi="Aptos Display"/>
@@ -31107,7 +31637,7 @@
         </w:rPr>
         <w:t>6.15 Client sanitization and hygiene</w:t>
       </w:r>
-      <w:bookmarkEnd w:id="78"/>
+      <w:bookmarkEnd w:id="79"/>
     </w:p>
     <w:p>
       <w:pPr>
@@ -31267,7 +31797,7 @@
         <w:pStyle w:val="Titre2"/>
         <w:spacing w:before="460" w:after="220"/>
       </w:pPr>
-      <w:bookmarkStart w:id="79" w:name="_Toc230324544"/>
+      <w:bookmarkStart w:id="80" w:name="_Toc230455609"/>
       <w:r>
         <w:rPr>
           <w:rFonts w:ascii="Aptos Display" w:hAnsi="Aptos Display"/>
@@ -31289,7 +31819,7 @@
         </w:rPr>
         <w:t>6.16 When the raw API is still appropriate</w:t>
       </w:r>
-      <w:bookmarkEnd w:id="79"/>
+      <w:bookmarkEnd w:id="80"/>
     </w:p>
     <w:p>
       <w:pPr>
@@ -31483,7 +32013,7 @@
         <w:pStyle w:val="Titre2"/>
         <w:spacing w:before="460" w:after="220"/>
       </w:pPr>
-      <w:bookmarkStart w:id="80" w:name="_Toc230324545"/>
+      <w:bookmarkStart w:id="81" w:name="_Toc230455610"/>
       <w:r>
         <w:rPr>
           <w:rFonts w:ascii="Aptos Display" w:hAnsi="Aptos Display"/>
@@ -31505,7 +32035,7 @@
         </w:rPr>
         <w:t>6.17 Minimal end-to-end example</w:t>
       </w:r>
-      <w:bookmarkEnd w:id="80"/>
+      <w:bookmarkEnd w:id="81"/>
     </w:p>
     <w:p>
       <w:pPr>
@@ -31893,7 +32423,7 @@
         </w:pBdr>
         <w:spacing w:before="80" w:after="200"/>
       </w:pPr>
-      <w:bookmarkStart w:id="81" w:name="_Toc230324546"/>
+      <w:bookmarkStart w:id="82" w:name="_Toc230455611"/>
       <w:r>
         <w:rPr>
           <w:rFonts w:ascii="Aptos Display" w:hAnsi="Aptos Display"/>
@@ -31902,7 +32432,7 @@
         <w:lastRenderedPageBreak/>
         <w:t>7. Write a framebuffer capture DLL plugin</w:t>
       </w:r>
-      <w:bookmarkEnd w:id="81"/>
+      <w:bookmarkEnd w:id="82"/>
     </w:p>
     <w:p>
       <w:pPr>
@@ -31918,7 +32448,7 @@
           <w:noProof/>
         </w:rPr>
         <w:drawing>
-          <wp:inline distT="0" distB="0" distL="0" distR="0" wp14:anchorId="70E5F30A" wp14:editId="40A9C8DC">
+          <wp:inline distT="0" distB="0" distL="0" distR="0" wp14:anchorId="1B4F5FD9" wp14:editId="4F1CB9CF">
             <wp:extent cx="4031889" cy="7498079"/>
             <wp:effectExtent l="0" t="0" r="0" b="0"/>
             <wp:docPr id="18" name="Picture 18"/>
@@ -32082,7 +32612,7 @@
           <w:noProof/>
         </w:rPr>
         <w:drawing>
-          <wp:inline distT="0" distB="0" distL="0" distR="0" wp14:anchorId="4C8B6E12" wp14:editId="1C0A93B0">
+          <wp:inline distT="0" distB="0" distL="0" distR="0" wp14:anchorId="1C112576" wp14:editId="58D6E733">
             <wp:extent cx="5152526" cy="7498079"/>
             <wp:effectExtent l="0" t="0" r="0" b="0"/>
             <wp:docPr id="19" name="Picture 19"/>
@@ -32140,7 +32670,7 @@
         <w:pStyle w:val="Titre2"/>
         <w:spacing w:before="460" w:after="220"/>
       </w:pPr>
-      <w:bookmarkStart w:id="82" w:name="_Toc230324547"/>
+      <w:bookmarkStart w:id="83" w:name="_Toc230455612"/>
       <w:r>
         <w:rPr>
           <w:rFonts w:ascii="Aptos Display" w:hAnsi="Aptos Display"/>
@@ -32163,7 +32693,7 @@
         </w:rPr>
         <w:t>7.1 Why the framebuffer plugin ABI is C-only</w:t>
       </w:r>
-      <w:bookmarkEnd w:id="82"/>
+      <w:bookmarkEnd w:id="83"/>
     </w:p>
     <w:p>
       <w:pPr>
@@ -32289,7 +32819,7 @@
         <w:pStyle w:val="Titre2"/>
         <w:spacing w:before="460" w:after="220"/>
       </w:pPr>
-      <w:bookmarkStart w:id="83" w:name="_Toc230324548"/>
+      <w:bookmarkStart w:id="84" w:name="_Toc230455613"/>
       <w:r>
         <w:rPr>
           <w:rFonts w:ascii="Aptos Display" w:hAnsi="Aptos Display"/>
@@ -32311,7 +32841,7 @@
         </w:rPr>
         <w:t>7.2 Step 1: scaffold the plugin and export the entry point</w:t>
       </w:r>
-      <w:bookmarkEnd w:id="83"/>
+      <w:bookmarkEnd w:id="84"/>
     </w:p>
     <w:p>
       <w:pPr>
@@ -32428,7 +32958,7 @@
         <w:pStyle w:val="Titre2"/>
         <w:spacing w:before="460" w:after="220"/>
       </w:pPr>
-      <w:bookmarkStart w:id="84" w:name="_Toc230324549"/>
+      <w:bookmarkStart w:id="85" w:name="_Toc230455614"/>
       <w:r>
         <w:rPr>
           <w:rFonts w:ascii="Aptos Display" w:hAnsi="Aptos Display"/>
@@ -32450,7 +32980,7 @@
         </w:rPr>
         <w:t>7.3 Step 2: validate ABI and host contract during startup</w:t>
       </w:r>
-      <w:bookmarkEnd w:id="84"/>
+      <w:bookmarkEnd w:id="85"/>
     </w:p>
     <w:p>
       <w:pPr>
@@ -33297,7 +33827,7 @@
         <w:pStyle w:val="Titre2"/>
         <w:spacing w:before="460" w:after="220"/>
       </w:pPr>
-      <w:bookmarkStart w:id="85" w:name="_Toc230324550"/>
+      <w:bookmarkStart w:id="86" w:name="_Toc230455615"/>
       <w:r>
         <w:rPr>
           <w:rFonts w:ascii="Aptos Display" w:hAnsi="Aptos Display"/>
@@ -33319,7 +33849,7 @@
         </w:rPr>
         <w:t>7.4 Step 3: understand the frame descriptor you receive</w:t>
       </w:r>
-      <w:bookmarkEnd w:id="85"/>
+      <w:bookmarkEnd w:id="86"/>
     </w:p>
     <w:p>
       <w:pPr>
@@ -33805,7 +34335,7 @@
         <w:pStyle w:val="Titre2"/>
         <w:spacing w:before="460" w:after="220"/>
       </w:pPr>
-      <w:bookmarkStart w:id="86" w:name="_Toc230324551"/>
+      <w:bookmarkStart w:id="87" w:name="_Toc230455616"/>
       <w:r>
         <w:rPr>
           <w:rFonts w:ascii="Aptos Display" w:hAnsi="Aptos Display"/>
@@ -33827,7 +34357,7 @@
         </w:rPr>
         <w:t>7.5 Step 4: validate every frame descriptor defensively</w:t>
       </w:r>
-      <w:bookmarkEnd w:id="86"/>
+      <w:bookmarkEnd w:id="87"/>
     </w:p>
     <w:p>
       <w:pPr>
@@ -34296,7 +34826,7 @@
         <w:pStyle w:val="Titre2"/>
         <w:spacing w:before="460" w:after="220"/>
       </w:pPr>
-      <w:bookmarkStart w:id="87" w:name="_Toc230324552"/>
+      <w:bookmarkStart w:id="88" w:name="_Toc230455617"/>
       <w:r>
         <w:rPr>
           <w:rFonts w:ascii="Aptos Display" w:hAnsi="Aptos Display"/>
@@ -34318,7 +34848,7 @@
         </w:rPr>
         <w:t>7.6 Step 5: know the lifecycle before you attach real logic</w:t>
       </w:r>
-      <w:bookmarkEnd w:id="87"/>
+      <w:bookmarkEnd w:id="88"/>
     </w:p>
     <w:p>
       <w:pPr>
@@ -34334,7 +34864,7 @@
           <w:noProof/>
         </w:rPr>
         <w:drawing>
-          <wp:inline distT="0" distB="0" distL="0" distR="0" wp14:anchorId="5CD09709" wp14:editId="493F14C7">
+          <wp:inline distT="0" distB="0" distL="0" distR="0" wp14:anchorId="4770665E" wp14:editId="3E1411FE">
             <wp:extent cx="5486400" cy="3942488"/>
             <wp:effectExtent l="0" t="0" r="0" b="0"/>
             <wp:docPr id="20" name="Picture 20"/>
@@ -34610,7 +35140,7 @@
         <w:pStyle w:val="Titre2"/>
         <w:spacing w:before="460" w:after="220"/>
       </w:pPr>
-      <w:bookmarkStart w:id="88" w:name="_Toc230324553"/>
+      <w:bookmarkStart w:id="89" w:name="_Toc230455618"/>
       <w:r>
         <w:rPr>
           <w:rFonts w:ascii="Aptos Display" w:hAnsi="Aptos Display"/>
@@ -34632,7 +35162,7 @@
         </w:rPr>
         <w:t>7.7 Minimal plugin scaffold</w:t>
       </w:r>
-      <w:bookmarkEnd w:id="88"/>
+      <w:bookmarkEnd w:id="89"/>
     </w:p>
     <w:p>
       <w:pPr>
@@ -35232,7 +35762,7 @@
         <w:pStyle w:val="Titre2"/>
         <w:spacing w:before="460" w:after="220"/>
       </w:pPr>
-      <w:bookmarkStart w:id="89" w:name="_Toc230324554"/>
+      <w:bookmarkStart w:id="90" w:name="_Toc230455619"/>
       <w:r>
         <w:rPr>
           <w:rFonts w:ascii="Aptos Display" w:hAnsi="Aptos Display"/>
@@ -35254,7 +35784,7 @@
         </w:rPr>
         <w:t>7.8 Copy pixels safely inside submit_frame</w:t>
       </w:r>
-      <w:bookmarkEnd w:id="89"/>
+      <w:bookmarkEnd w:id="90"/>
     </w:p>
     <w:p>
       <w:pPr>
@@ -35670,7 +36200,7 @@
         <w:pStyle w:val="Titre2"/>
         <w:spacing w:before="460" w:after="220"/>
       </w:pPr>
-      <w:bookmarkStart w:id="90" w:name="_Toc230324555"/>
+      <w:bookmarkStart w:id="91" w:name="_Toc230455620"/>
       <w:r>
         <w:rPr>
           <w:rFonts w:ascii="Aptos Display" w:hAnsi="Aptos Display"/>
@@ -35693,7 +36223,7 @@
         </w:rPr>
         <w:t>7.9 Connect an async encoder or IPC path without blocking submit_frame</w:t>
       </w:r>
-      <w:bookmarkEnd w:id="90"/>
+      <w:bookmarkEnd w:id="91"/>
     </w:p>
     <w:p>
       <w:pPr>
@@ -36273,7 +36803,7 @@
         <w:pStyle w:val="Titre2"/>
         <w:spacing w:before="460" w:after="220"/>
       </w:pPr>
-      <w:bookmarkStart w:id="91" w:name="_Toc230324556"/>
+      <w:bookmarkStart w:id="92" w:name="_Toc230455621"/>
       <w:r>
         <w:rPr>
           <w:rFonts w:ascii="Aptos Display" w:hAnsi="Aptos Display"/>
@@ -36295,7 +36825,7 @@
         </w:rPr>
         <w:t>7.10 What not to do</w:t>
       </w:r>
-      <w:bookmarkEnd w:id="91"/>
+      <w:bookmarkEnd w:id="92"/>
     </w:p>
     <w:p>
       <w:pPr>
@@ -36398,7 +36928,7 @@
         <w:pStyle w:val="Titre2"/>
         <w:spacing w:before="460" w:after="220"/>
       </w:pPr>
-      <w:bookmarkStart w:id="92" w:name="_Toc230324557"/>
+      <w:bookmarkStart w:id="93" w:name="_Toc230455622"/>
       <w:r>
         <w:rPr>
           <w:rFonts w:ascii="Aptos Display" w:hAnsi="Aptos Display"/>
@@ -36420,7 +36950,7 @@
         </w:rPr>
         <w:t>7.11 Test the plugin without the full runtime</w:t>
       </w:r>
-      <w:bookmarkEnd w:id="92"/>
+      <w:bookmarkEnd w:id="93"/>
     </w:p>
     <w:p>
       <w:pPr>
@@ -36713,7 +37243,7 @@
         <w:pStyle w:val="Titre2"/>
         <w:spacing w:before="460" w:after="220"/>
       </w:pPr>
-      <w:bookmarkStart w:id="93" w:name="_Toc230324558"/>
+      <w:bookmarkStart w:id="94" w:name="_Toc230455623"/>
       <w:r>
         <w:rPr>
           <w:rFonts w:ascii="Aptos Display" w:hAnsi="Aptos Display"/>
@@ -36736,7 +37266,7 @@
         </w:rPr>
         <w:t>7.12 Repository reference plugin</w:t>
       </w:r>
-      <w:bookmarkEnd w:id="93"/>
+      <w:bookmarkEnd w:id="94"/>
     </w:p>
     <w:p>
       <w:pPr>
@@ -36851,7 +37381,7 @@
         <w:pStyle w:val="Titre2"/>
         <w:spacing w:before="460" w:after="220"/>
       </w:pPr>
-      <w:bookmarkStart w:id="94" w:name="_Toc230324559"/>
+      <w:bookmarkStart w:id="95" w:name="_Toc230455624"/>
       <w:r>
         <w:rPr>
           <w:rFonts w:ascii="Aptos Display" w:hAnsi="Aptos Display"/>
@@ -36873,7 +37403,7 @@
         </w:rPr>
         <w:t>7.13 CMake and build notes</w:t>
       </w:r>
-      <w:bookmarkEnd w:id="94"/>
+      <w:bookmarkEnd w:id="95"/>
     </w:p>
     <w:p>
       <w:pPr>
@@ -36991,7 +37521,7 @@
         <w:pStyle w:val="Titre2"/>
         <w:spacing w:before="460" w:after="220"/>
       </w:pPr>
-      <w:bookmarkStart w:id="95" w:name="_Toc230324560"/>
+      <w:bookmarkStart w:id="96" w:name="_Toc230455625"/>
       <w:r>
         <w:rPr>
           <w:rFonts w:ascii="Aptos Display" w:hAnsi="Aptos Display"/>
@@ -37013,7 +37543,7 @@
         </w:rPr>
         <w:t>7.14 Final integration checklist</w:t>
       </w:r>
-      <w:bookmarkEnd w:id="95"/>
+      <w:bookmarkEnd w:id="96"/>
     </w:p>
     <w:p>
       <w:pPr>
@@ -37201,7 +37731,7 @@
         </w:pBdr>
         <w:spacing w:before="80" w:after="200"/>
       </w:pPr>
-      <w:bookmarkStart w:id="96" w:name="_Toc230324561"/>
+      <w:bookmarkStart w:id="97" w:name="_Toc230455626"/>
       <w:r>
         <w:rPr>
           <w:rFonts w:ascii="Aptos Display" w:hAnsi="Aptos Display"/>
@@ -37210,7 +37740,7 @@
         <w:lastRenderedPageBreak/>
         <w:t>8. Launch a window with a script and a framebuffer plugin</w:t>
       </w:r>
-      <w:bookmarkEnd w:id="96"/>
+      <w:bookmarkEnd w:id="97"/>
     </w:p>
     <w:p>
       <w:pPr>
@@ -37226,7 +37756,7 @@
           <w:noProof/>
         </w:rPr>
         <w:drawing>
-          <wp:inline distT="0" distB="0" distL="0" distR="0" wp14:anchorId="140CEE56" wp14:editId="4F201D20">
+          <wp:inline distT="0" distB="0" distL="0" distR="0" wp14:anchorId="2303220E" wp14:editId="4A3E3253">
             <wp:extent cx="4601762" cy="7498079"/>
             <wp:effectExtent l="0" t="0" r="0" b="0"/>
             <wp:docPr id="21" name="Picture 21"/>
@@ -37328,7 +37858,7 @@
         <w:pStyle w:val="Titre2"/>
         <w:spacing w:before="460" w:after="220"/>
       </w:pPr>
-      <w:bookmarkStart w:id="97" w:name="_Toc230324562"/>
+      <w:bookmarkStart w:id="98" w:name="_Toc230455627"/>
       <w:r>
         <w:rPr>
           <w:rFonts w:ascii="Aptos Display" w:hAnsi="Aptos Display"/>
@@ -37351,7 +37881,7 @@
         </w:rPr>
         <w:t>8.1 Use the launcher as the stable runtime entry point</w:t>
       </w:r>
-      <w:bookmarkEnd w:id="97"/>
+      <w:bookmarkEnd w:id="98"/>
     </w:p>
     <w:p>
       <w:pPr>
@@ -37456,7 +37986,7 @@
         <w:pStyle w:val="Titre2"/>
         <w:spacing w:before="460" w:after="220"/>
       </w:pPr>
-      <w:bookmarkStart w:id="98" w:name="_Toc230324563"/>
+      <w:bookmarkStart w:id="99" w:name="_Toc230455628"/>
       <w:r>
         <w:rPr>
           <w:rFonts w:ascii="Aptos Display" w:hAnsi="Aptos Display"/>
@@ -37478,7 +38008,7 @@
         </w:rPr>
         <w:t>8.2 Supported arguments</w:t>
       </w:r>
-      <w:bookmarkEnd w:id="98"/>
+      <w:bookmarkEnd w:id="99"/>
     </w:p>
     <w:tbl>
       <w:tblPr>
@@ -37817,7 +38347,7 @@
         <w:pStyle w:val="Titre2"/>
         <w:spacing w:before="460" w:after="220"/>
       </w:pPr>
-      <w:bookmarkStart w:id="99" w:name="_Toc230324564"/>
+      <w:bookmarkStart w:id="100" w:name="_Toc230455629"/>
       <w:r>
         <w:rPr>
           <w:rFonts w:ascii="Aptos Display" w:hAnsi="Aptos Display"/>
@@ -37839,7 +38369,7 @@
         </w:rPr>
         <w:t>8.3 How the script resolves mfd_window.exe</w:t>
       </w:r>
-      <w:bookmarkEnd w:id="99"/>
+      <w:bookmarkEnd w:id="100"/>
     </w:p>
     <w:p>
       <w:pPr>
@@ -37949,7 +38479,7 @@
         <w:pStyle w:val="Titre2"/>
         <w:spacing w:before="460" w:after="220"/>
       </w:pPr>
-      <w:bookmarkStart w:id="100" w:name="_Toc230324565"/>
+      <w:bookmarkStart w:id="101" w:name="_Toc230455630"/>
       <w:r>
         <w:rPr>
           <w:rFonts w:ascii="Aptos Display" w:hAnsi="Aptos Display"/>
@@ -37971,7 +38501,7 @@
         </w:rPr>
         <w:t>8.4 How plugin resolution works</w:t>
       </w:r>
-      <w:bookmarkEnd w:id="100"/>
+      <w:bookmarkEnd w:id="101"/>
     </w:p>
     <w:p>
       <w:pPr>
@@ -38088,7 +38618,7 @@
         <w:pStyle w:val="Titre2"/>
         <w:spacing w:before="460" w:after="220"/>
       </w:pPr>
-      <w:bookmarkStart w:id="101" w:name="_Toc230324566"/>
+      <w:bookmarkStart w:id="102" w:name="_Toc230455631"/>
       <w:r>
         <w:rPr>
           <w:rFonts w:ascii="Aptos Display" w:hAnsi="Aptos Display"/>
@@ -38110,7 +38640,7 @@
         </w:rPr>
         <w:t>8.5 Example of a preconfigured project launcher</w:t>
       </w:r>
-      <w:bookmarkEnd w:id="101"/>
+      <w:bookmarkEnd w:id="102"/>
     </w:p>
     <w:p>
       <w:pPr>
@@ -38259,7 +38789,7 @@
         <w:pStyle w:val="Titre2"/>
         <w:spacing w:before="460" w:after="220"/>
       </w:pPr>
-      <w:bookmarkStart w:id="102" w:name="_Toc230324567"/>
+      <w:bookmarkStart w:id="103" w:name="_Toc230455632"/>
       <w:r>
         <w:rPr>
           <w:rFonts w:ascii="Aptos Display" w:hAnsi="Aptos Display"/>
@@ -38281,7 +38811,7 @@
         </w:rPr>
         <w:t>8.6 Example with an explicit custom plugin</w:t>
       </w:r>
-      <w:bookmarkEnd w:id="102"/>
+      <w:bookmarkEnd w:id="103"/>
     </w:p>
     <w:p>
       <w:pPr>
@@ -38393,7 +38923,7 @@
         <w:pStyle w:val="Titre2"/>
         <w:spacing w:before="460" w:after="220"/>
       </w:pPr>
-      <w:bookmarkStart w:id="103" w:name="_Toc230324568"/>
+      <w:bookmarkStart w:id="104" w:name="_Toc230455633"/>
       <w:r>
         <w:rPr>
           <w:rFonts w:ascii="Aptos Display" w:hAnsi="Aptos Display"/>
@@ -38415,7 +38945,7 @@
         </w:rPr>
         <w:t>8.7 Why the script is still useful when the CLI exists</w:t>
       </w:r>
-      <w:bookmarkEnd w:id="103"/>
+      <w:bookmarkEnd w:id="104"/>
     </w:p>
     <w:p>
       <w:pPr>
@@ -38487,7 +39017,7 @@
         <w:pStyle w:val="Titre2"/>
         <w:spacing w:before="460" w:after="220"/>
       </w:pPr>
-      <w:bookmarkStart w:id="104" w:name="_Toc230324569"/>
+      <w:bookmarkStart w:id="105" w:name="_Toc230455634"/>
       <w:r>
         <w:rPr>
           <w:rFonts w:ascii="Aptos Display" w:hAnsi="Aptos Display"/>
@@ -38509,7 +39039,7 @@
         </w:rPr>
         <w:t>8.8 Write your own project launcher</w:t>
       </w:r>
-      <w:bookmarkEnd w:id="104"/>
+      <w:bookmarkEnd w:id="105"/>
     </w:p>
     <w:p>
       <w:pPr>
@@ -38596,7 +39126,7 @@
         <w:pStyle w:val="Titre2"/>
         <w:spacing w:before="460" w:after="220"/>
       </w:pPr>
-      <w:bookmarkStart w:id="105" w:name="_Toc230324570"/>
+      <w:bookmarkStart w:id="106" w:name="_Toc230455635"/>
       <w:r>
         <w:rPr>
           <w:rFonts w:ascii="Aptos Display" w:hAnsi="Aptos Display"/>
@@ -38619,7 +39149,7 @@
         </w:rPr>
         <w:t>8.9 Launch checklist with a framebuffer plugin</w:t>
       </w:r>
-      <w:bookmarkEnd w:id="105"/>
+      <w:bookmarkEnd w:id="106"/>
     </w:p>
     <w:p>
       <w:pPr>
@@ -38709,7 +39239,7 @@
         <w:pStyle w:val="Titre2"/>
         <w:spacing w:before="460" w:after="220"/>
       </w:pPr>
-      <w:bookmarkStart w:id="106" w:name="_Toc230324571"/>
+      <w:bookmarkStart w:id="107" w:name="_Toc230455636"/>
       <w:r>
         <w:rPr>
           <w:rFonts w:ascii="Aptos Display" w:hAnsi="Aptos Display"/>
@@ -38731,7 +39261,7 @@
         </w:rPr>
         <w:t>8.10 If the plugin does not load</w:t>
       </w:r>
-      <w:bookmarkEnd w:id="106"/>
+      <w:bookmarkEnd w:id="107"/>
     </w:p>
     <w:p>
       <w:pPr>
@@ -38848,7 +39378,7 @@
         </w:pBdr>
         <w:spacing w:before="80" w:after="200"/>
       </w:pPr>
-      <w:bookmarkStart w:id="107" w:name="_Toc230324572"/>
+      <w:bookmarkStart w:id="108" w:name="_Toc230455637"/>
       <w:r>
         <w:rPr>
           <w:rFonts w:ascii="Aptos Display" w:hAnsi="Aptos Display"/>
@@ -38857,14 +39387,14 @@
         <w:lastRenderedPageBreak/>
         <w:t>9. Overall recommended checklist</w:t>
       </w:r>
-      <w:bookmarkEnd w:id="107"/>
+      <w:bookmarkEnd w:id="108"/>
     </w:p>
     <w:p>
       <w:pPr>
         <w:pStyle w:val="Titre2"/>
         <w:spacing w:before="460" w:after="220"/>
       </w:pPr>
-      <w:bookmarkStart w:id="108" w:name="_Toc230324573"/>
+      <w:bookmarkStart w:id="109" w:name="_Toc230455638"/>
       <w:r>
         <w:rPr>
           <w:rFonts w:ascii="Aptos Display" w:hAnsi="Aptos Display"/>
@@ -38886,7 +39416,7 @@
         </w:rPr>
         <w:t>9.1 End-to-end project workflow</w:t>
       </w:r>
-      <w:bookmarkEnd w:id="108"/>
+      <w:bookmarkEnd w:id="109"/>
     </w:p>
     <w:p>
       <w:pPr>
@@ -39093,7 +39623,7 @@
         <w:pStyle w:val="Titre2"/>
         <w:spacing w:before="460" w:after="220"/>
       </w:pPr>
-      <w:bookmarkStart w:id="109" w:name="_Toc230324574"/>
+      <w:bookmarkStart w:id="110" w:name="_Toc230455639"/>
       <w:r>
         <w:rPr>
           <w:rFonts w:ascii="Aptos Display" w:hAnsi="Aptos Display"/>
@@ -39115,7 +39645,7 @@
         </w:rPr>
         <w:t>9.2 Design errors to avoid</w:t>
       </w:r>
-      <w:bookmarkEnd w:id="109"/>
+      <w:bookmarkEnd w:id="110"/>
     </w:p>
     <w:p>
       <w:pPr>
@@ -39221,7 +39751,7 @@
         <w:pStyle w:val="Titre2"/>
         <w:spacing w:before="460" w:after="220"/>
       </w:pPr>
-      <w:bookmarkStart w:id="110" w:name="_Toc230324575"/>
+      <w:bookmarkStart w:id="111" w:name="_Toc230455640"/>
       <w:r>
         <w:rPr>
           <w:rFonts w:ascii="Aptos Display" w:hAnsi="Aptos Display"/>
@@ -39243,7 +39773,7 @@
         </w:rPr>
         <w:t>9.3 Files every integrator should know</w:t>
       </w:r>
-      <w:bookmarkEnd w:id="110"/>
+      <w:bookmarkEnd w:id="111"/>
     </w:p>
     <w:tbl>
       <w:tblPr>
@@ -40181,7 +40711,7 @@
         <w:pStyle w:val="Titre2"/>
         <w:spacing w:before="460" w:after="220"/>
       </w:pPr>
-      <w:bookmarkStart w:id="111" w:name="_Toc230324576"/>
+      <w:bookmarkStart w:id="112" w:name="_Toc230455641"/>
       <w:r>
         <w:rPr>
           <w:rFonts w:ascii="Aptos Display" w:hAnsi="Aptos Display"/>
@@ -40203,7 +40733,7 @@
         </w:rPr>
         <w:t>9.4 Final takeaway</w:t>
       </w:r>
-      <w:bookmarkEnd w:id="111"/>
+      <w:bookmarkEnd w:id="112"/>
     </w:p>
     <w:p>
       <w:pPr>
@@ -40289,7 +40819,7 @@
         </w:pBdr>
         <w:spacing w:before="80" w:after="200"/>
       </w:pPr>
-      <w:bookmarkStart w:id="112" w:name="_Toc230324577"/>
+      <w:bookmarkStart w:id="113" w:name="_Toc230455642"/>
       <w:r>
         <w:rPr>
           <w:rFonts w:ascii="Aptos Display" w:hAnsi="Aptos Display"/>
@@ -40298,7 +40828,7 @@
         <w:lastRenderedPageBreak/>
         <w:t>Appendix A. Quick Reference</w:t>
       </w:r>
-      <w:bookmarkEnd w:id="112"/>
+      <w:bookmarkEnd w:id="113"/>
     </w:p>
     <w:p>
       <w:pPr>
@@ -41491,31 +42021,31 @@
       </w:rPr>
     </w:lvl>
   </w:abstractNum>
-  <w:num w:numId="1" w16cid:durableId="190997261">
+  <w:num w:numId="1" w16cid:durableId="1045566894">
     <w:abstractNumId w:val="8"/>
   </w:num>
-  <w:num w:numId="2" w16cid:durableId="2112966396">
+  <w:num w:numId="2" w16cid:durableId="1594509270">
     <w:abstractNumId w:val="6"/>
   </w:num>
-  <w:num w:numId="3" w16cid:durableId="597174318">
+  <w:num w:numId="3" w16cid:durableId="859515751">
     <w:abstractNumId w:val="5"/>
   </w:num>
-  <w:num w:numId="4" w16cid:durableId="1937126845">
+  <w:num w:numId="4" w16cid:durableId="353386468">
     <w:abstractNumId w:val="4"/>
   </w:num>
-  <w:num w:numId="5" w16cid:durableId="208611856">
+  <w:num w:numId="5" w16cid:durableId="233130082">
     <w:abstractNumId w:val="7"/>
   </w:num>
-  <w:num w:numId="6" w16cid:durableId="675886130">
+  <w:num w:numId="6" w16cid:durableId="1721321073">
     <w:abstractNumId w:val="3"/>
   </w:num>
-  <w:num w:numId="7" w16cid:durableId="1904483333">
+  <w:num w:numId="7" w16cid:durableId="1351419647">
     <w:abstractNumId w:val="2"/>
   </w:num>
-  <w:num w:numId="8" w16cid:durableId="106396309">
+  <w:num w:numId="8" w16cid:durableId="1603806838">
     <w:abstractNumId w:val="1"/>
   </w:num>
-  <w:num w:numId="9" w16cid:durableId="710226896">
+  <w:num w:numId="9" w16cid:durableId="1848323833">
     <w:abstractNumId w:val="0"/>
   </w:num>
 </w:numbering>
@@ -52906,7 +53436,7 @@
     <w:autoRedefine/>
     <w:uiPriority w:val="39"/>
     <w:unhideWhenUsed/>
-    <w:rsid w:val="00AD3DB5"/>
+    <w:rsid w:val="00B67414"/>
     <w:pPr>
       <w:spacing w:after="100"/>
     </w:pPr>
@@ -52918,7 +53448,7 @@
     <w:autoRedefine/>
     <w:uiPriority w:val="39"/>
     <w:unhideWhenUsed/>
-    <w:rsid w:val="00AD3DB5"/>
+    <w:rsid w:val="00B67414"/>
     <w:pPr>
       <w:spacing w:after="100"/>
       <w:ind w:left="200"/>
@@ -52931,7 +53461,7 @@
     <w:autoRedefine/>
     <w:uiPriority w:val="39"/>
     <w:unhideWhenUsed/>
-    <w:rsid w:val="00AD3DB5"/>
+    <w:rsid w:val="00B67414"/>
     <w:pPr>
       <w:spacing w:after="100"/>
       <w:ind w:left="400"/>
@@ -52944,7 +53474,7 @@
     <w:autoRedefine/>
     <w:uiPriority w:val="39"/>
     <w:unhideWhenUsed/>
-    <w:rsid w:val="00AD3DB5"/>
+    <w:rsid w:val="00B67414"/>
     <w:pPr>
       <w:spacing w:after="100" w:line="278" w:lineRule="auto"/>
       <w:ind w:left="720"/>
@@ -52966,7 +53496,7 @@
     <w:autoRedefine/>
     <w:uiPriority w:val="39"/>
     <w:unhideWhenUsed/>
-    <w:rsid w:val="00AD3DB5"/>
+    <w:rsid w:val="00B67414"/>
     <w:pPr>
       <w:spacing w:after="100" w:line="278" w:lineRule="auto"/>
       <w:ind w:left="960"/>
@@ -52988,7 +53518,7 @@
     <w:autoRedefine/>
     <w:uiPriority w:val="39"/>
     <w:unhideWhenUsed/>
-    <w:rsid w:val="00AD3DB5"/>
+    <w:rsid w:val="00B67414"/>
     <w:pPr>
       <w:spacing w:after="100" w:line="278" w:lineRule="auto"/>
       <w:ind w:left="1200"/>
@@ -53010,7 +53540,7 @@
     <w:autoRedefine/>
     <w:uiPriority w:val="39"/>
     <w:unhideWhenUsed/>
-    <w:rsid w:val="00AD3DB5"/>
+    <w:rsid w:val="00B67414"/>
     <w:pPr>
       <w:spacing w:after="100" w:line="278" w:lineRule="auto"/>
       <w:ind w:left="1440"/>
@@ -53032,7 +53562,7 @@
     <w:autoRedefine/>
     <w:uiPriority w:val="39"/>
     <w:unhideWhenUsed/>
-    <w:rsid w:val="00AD3DB5"/>
+    <w:rsid w:val="00B67414"/>
     <w:pPr>
       <w:spacing w:after="100" w:line="278" w:lineRule="auto"/>
       <w:ind w:left="1680"/>
@@ -53054,7 +53584,7 @@
     <w:autoRedefine/>
     <w:uiPriority w:val="39"/>
     <w:unhideWhenUsed/>
-    <w:rsid w:val="00AD3DB5"/>
+    <w:rsid w:val="00B67414"/>
     <w:pPr>
       <w:spacing w:after="100" w:line="278" w:lineRule="auto"/>
       <w:ind w:left="1920"/>
@@ -53074,7 +53604,7 @@
     <w:basedOn w:val="Policepardfaut"/>
     <w:uiPriority w:val="99"/>
     <w:unhideWhenUsed/>
-    <w:rsid w:val="00AD3DB5"/>
+    <w:rsid w:val="00B67414"/>
     <w:rPr>
       <w:color w:val="0000FF" w:themeColor="hyperlink"/>
       <w:u w:val="single"/>
@@ -53086,7 +53616,7 @@
     <w:uiPriority w:val="99"/>
     <w:semiHidden/>
     <w:unhideWhenUsed/>
-    <w:rsid w:val="00AD3DB5"/>
+    <w:rsid w:val="00B67414"/>
     <w:rPr>
       <w:color w:val="605E5C"/>
       <w:shd w:val="clear" w:color="auto" w:fill="E1DFDD"/>

--- a/docs/user_guide/MFDStudio_End_To_End_User_Guide.docx
+++ b/docs/user_guide/MFDStudio_End_To_End_User_Guide.docx
@@ -70,7 +70,7 @@
               <w:t xml:space="preserve">Document generated on </w:t>
             </w:r>
             <w:r>
-              <w:t>2026-05-23 19:05</w:t>
+              <w:t>2026-05-23 19:48</w:t>
             </w:r>
             <w:r>
               <w:rPr>
@@ -241,7 +241,7 @@
       <w:pPr>
         <w:pStyle w:val="Titre1"/>
       </w:pPr>
-      <w:bookmarkStart w:id="0" w:name="_Toc230455529"/>
+      <w:bookmarkStart w:id="0" w:name="_Toc230458123"/>
       <w:r>
         <w:t>Table of Contents</w:t>
       </w:r>
@@ -269,7 +269,7 @@
         </w:rPr>
         <w:fldChar w:fldCharType="separate"/>
       </w:r>
-      <w:hyperlink w:anchor="_Toc230455529" w:history="1">
+      <w:hyperlink w:anchor="_Toc230458123" w:history="1">
         <w:r>
           <w:rPr>
             <w:rStyle w:val="Lienhypertexte"/>
@@ -296,7 +296,7 @@
             <w:noProof/>
             <w:webHidden/>
           </w:rPr>
-          <w:instrText xml:space="preserve"> PAGEREF _Toc230455529 \h </w:instrText>
+          <w:instrText xml:space="preserve"> PAGEREF _Toc230458123 \h </w:instrText>
         </w:r>
         <w:r>
           <w:rPr>
@@ -337,7 +337,7 @@
           <w:noProof/>
         </w:rPr>
       </w:pPr>
-      <w:hyperlink w:anchor="_Toc230455530" w:history="1">
+      <w:hyperlink w:anchor="_Toc230458124" w:history="1">
         <w:r>
           <w:rPr>
             <w:rStyle w:val="Lienhypertexte"/>
@@ -365,7 +365,7 @@
             <w:noProof/>
             <w:webHidden/>
           </w:rPr>
-          <w:instrText xml:space="preserve"> PAGEREF _Toc230455530 \h </w:instrText>
+          <w:instrText xml:space="preserve"> PAGEREF _Toc230458124 \h </w:instrText>
         </w:r>
         <w:r>
           <w:rPr>
@@ -406,7 +406,7 @@
           <w:noProof/>
         </w:rPr>
       </w:pPr>
-      <w:hyperlink w:anchor="_Toc230455531" w:history="1">
+      <w:hyperlink w:anchor="_Toc230458125" w:history="1">
         <w:r>
           <w:rPr>
             <w:rStyle w:val="Lienhypertexte"/>
@@ -434,7 +434,7 @@
             <w:noProof/>
             <w:webHidden/>
           </w:rPr>
-          <w:instrText xml:space="preserve"> PAGEREF _Toc230455531 \h </w:instrText>
+          <w:instrText xml:space="preserve"> PAGEREF _Toc230458125 \h </w:instrText>
         </w:r>
         <w:r>
           <w:rPr>
@@ -475,7 +475,7 @@
           <w:noProof/>
         </w:rPr>
       </w:pPr>
-      <w:hyperlink w:anchor="_Toc230455532" w:history="1">
+      <w:hyperlink w:anchor="_Toc230458126" w:history="1">
         <w:r>
           <w:rPr>
             <w:rStyle w:val="Lienhypertexte"/>
@@ -503,7 +503,7 @@
             <w:noProof/>
             <w:webHidden/>
           </w:rPr>
-          <w:instrText xml:space="preserve"> PAGEREF _Toc230455532 \h </w:instrText>
+          <w:instrText xml:space="preserve"> PAGEREF _Toc230458126 \h </w:instrText>
         </w:r>
         <w:r>
           <w:rPr>
@@ -544,7 +544,7 @@
           <w:noProof/>
         </w:rPr>
       </w:pPr>
-      <w:hyperlink w:anchor="_Toc230455533" w:history="1">
+      <w:hyperlink w:anchor="_Toc230458127" w:history="1">
         <w:r>
           <w:rPr>
             <w:rStyle w:val="Lienhypertexte"/>
@@ -572,7 +572,7 @@
             <w:noProof/>
             <w:webHidden/>
           </w:rPr>
-          <w:instrText xml:space="preserve"> PAGEREF _Toc230455533 \h </w:instrText>
+          <w:instrText xml:space="preserve"> PAGEREF _Toc230458127 \h </w:instrText>
         </w:r>
         <w:r>
           <w:rPr>
@@ -613,7 +613,7 @@
           <w:noProof/>
         </w:rPr>
       </w:pPr>
-      <w:hyperlink w:anchor="_Toc230455534" w:history="1">
+      <w:hyperlink w:anchor="_Toc230458128" w:history="1">
         <w:r>
           <w:rPr>
             <w:rStyle w:val="Lienhypertexte"/>
@@ -641,7 +641,7 @@
             <w:noProof/>
             <w:webHidden/>
           </w:rPr>
-          <w:instrText xml:space="preserve"> PAGEREF _Toc230455534 \h </w:instrText>
+          <w:instrText xml:space="preserve"> PAGEREF _Toc230458128 \h </w:instrText>
         </w:r>
         <w:r>
           <w:rPr>
@@ -682,7 +682,7 @@
           <w:noProof/>
         </w:rPr>
       </w:pPr>
-      <w:hyperlink w:anchor="_Toc230455535" w:history="1">
+      <w:hyperlink w:anchor="_Toc230458129" w:history="1">
         <w:r>
           <w:rPr>
             <w:rStyle w:val="Lienhypertexte"/>
@@ -710,7 +710,7 @@
             <w:noProof/>
             <w:webHidden/>
           </w:rPr>
-          <w:instrText xml:space="preserve"> PAGEREF _Toc230455535 \h </w:instrText>
+          <w:instrText xml:space="preserve"> PAGEREF _Toc230458129 \h </w:instrText>
         </w:r>
         <w:r>
           <w:rPr>
@@ -751,7 +751,7 @@
           <w:noProof/>
         </w:rPr>
       </w:pPr>
-      <w:hyperlink w:anchor="_Toc230455536" w:history="1">
+      <w:hyperlink w:anchor="_Toc230458130" w:history="1">
         <w:r>
           <w:rPr>
             <w:rStyle w:val="Lienhypertexte"/>
@@ -779,7 +779,7 @@
             <w:noProof/>
             <w:webHidden/>
           </w:rPr>
-          <w:instrText xml:space="preserve"> PAGEREF _Toc230455536 \h </w:instrText>
+          <w:instrText xml:space="preserve"> PAGEREF _Toc230458130 \h </w:instrText>
         </w:r>
         <w:r>
           <w:rPr>
@@ -820,7 +820,7 @@
           <w:noProof/>
         </w:rPr>
       </w:pPr>
-      <w:hyperlink w:anchor="_Toc230455537" w:history="1">
+      <w:hyperlink w:anchor="_Toc230458131" w:history="1">
         <w:r>
           <w:rPr>
             <w:rStyle w:val="Lienhypertexte"/>
@@ -848,7 +848,7 @@
             <w:noProof/>
             <w:webHidden/>
           </w:rPr>
-          <w:instrText xml:space="preserve"> PAGEREF _Toc230455537 \h </w:instrText>
+          <w:instrText xml:space="preserve"> PAGEREF _Toc230458131 \h </w:instrText>
         </w:r>
         <w:r>
           <w:rPr>
@@ -889,7 +889,7 @@
           <w:noProof/>
         </w:rPr>
       </w:pPr>
-      <w:hyperlink w:anchor="_Toc230455538" w:history="1">
+      <w:hyperlink w:anchor="_Toc230458132" w:history="1">
         <w:r>
           <w:rPr>
             <w:rStyle w:val="Lienhypertexte"/>
@@ -917,7 +917,7 @@
             <w:noProof/>
             <w:webHidden/>
           </w:rPr>
-          <w:instrText xml:space="preserve"> PAGEREF _Toc230455538 \h </w:instrText>
+          <w:instrText xml:space="preserve"> PAGEREF _Toc230458132 \h </w:instrText>
         </w:r>
         <w:r>
           <w:rPr>
@@ -958,7 +958,7 @@
           <w:noProof/>
         </w:rPr>
       </w:pPr>
-      <w:hyperlink w:anchor="_Toc230455539" w:history="1">
+      <w:hyperlink w:anchor="_Toc230458133" w:history="1">
         <w:r>
           <w:rPr>
             <w:rStyle w:val="Lienhypertexte"/>
@@ -986,7 +986,7 @@
             <w:noProof/>
             <w:webHidden/>
           </w:rPr>
-          <w:instrText xml:space="preserve"> PAGEREF _Toc230455539 \h </w:instrText>
+          <w:instrText xml:space="preserve"> PAGEREF _Toc230458133 \h </w:instrText>
         </w:r>
         <w:r>
           <w:rPr>
@@ -1027,7 +1027,7 @@
           <w:noProof/>
         </w:rPr>
       </w:pPr>
-      <w:hyperlink w:anchor="_Toc230455540" w:history="1">
+      <w:hyperlink w:anchor="_Toc230458134" w:history="1">
         <w:r>
           <w:rPr>
             <w:rStyle w:val="Lienhypertexte"/>
@@ -1055,7 +1055,7 @@
             <w:noProof/>
             <w:webHidden/>
           </w:rPr>
-          <w:instrText xml:space="preserve"> PAGEREF _Toc230455540 \h </w:instrText>
+          <w:instrText xml:space="preserve"> PAGEREF _Toc230458134 \h </w:instrText>
         </w:r>
         <w:r>
           <w:rPr>
@@ -1096,7 +1096,7 @@
           <w:noProof/>
         </w:rPr>
       </w:pPr>
-      <w:hyperlink w:anchor="_Toc230455541" w:history="1">
+      <w:hyperlink w:anchor="_Toc230458135" w:history="1">
         <w:r>
           <w:rPr>
             <w:rStyle w:val="Lienhypertexte"/>
@@ -1124,7 +1124,7 @@
             <w:noProof/>
             <w:webHidden/>
           </w:rPr>
-          <w:instrText xml:space="preserve"> PAGEREF _Toc230455541 \h </w:instrText>
+          <w:instrText xml:space="preserve"> PAGEREF _Toc230458135 \h </w:instrText>
         </w:r>
         <w:r>
           <w:rPr>
@@ -1165,7 +1165,7 @@
           <w:noProof/>
         </w:rPr>
       </w:pPr>
-      <w:hyperlink w:anchor="_Toc230455542" w:history="1">
+      <w:hyperlink w:anchor="_Toc230458136" w:history="1">
         <w:r>
           <w:rPr>
             <w:rStyle w:val="Lienhypertexte"/>
@@ -1193,7 +1193,7 @@
             <w:noProof/>
             <w:webHidden/>
           </w:rPr>
-          <w:instrText xml:space="preserve"> PAGEREF _Toc230455542 \h </w:instrText>
+          <w:instrText xml:space="preserve"> PAGEREF _Toc230458136 \h </w:instrText>
         </w:r>
         <w:r>
           <w:rPr>
@@ -1234,7 +1234,7 @@
           <w:noProof/>
         </w:rPr>
       </w:pPr>
-      <w:hyperlink w:anchor="_Toc230455543" w:history="1">
+      <w:hyperlink w:anchor="_Toc230458137" w:history="1">
         <w:r>
           <w:rPr>
             <w:rStyle w:val="Lienhypertexte"/>
@@ -1262,7 +1262,7 @@
             <w:noProof/>
             <w:webHidden/>
           </w:rPr>
-          <w:instrText xml:space="preserve"> PAGEREF _Toc230455543 \h </w:instrText>
+          <w:instrText xml:space="preserve"> PAGEREF _Toc230458137 \h </w:instrText>
         </w:r>
         <w:r>
           <w:rPr>
@@ -1303,7 +1303,7 @@
           <w:noProof/>
         </w:rPr>
       </w:pPr>
-      <w:hyperlink w:anchor="_Toc230455544" w:history="1">
+      <w:hyperlink w:anchor="_Toc230458138" w:history="1">
         <w:r>
           <w:rPr>
             <w:rStyle w:val="Lienhypertexte"/>
@@ -1331,7 +1331,7 @@
             <w:noProof/>
             <w:webHidden/>
           </w:rPr>
-          <w:instrText xml:space="preserve"> PAGEREF _Toc230455544 \h </w:instrText>
+          <w:instrText xml:space="preserve"> PAGEREF _Toc230458138 \h </w:instrText>
         </w:r>
         <w:r>
           <w:rPr>
@@ -1372,7 +1372,7 @@
           <w:noProof/>
         </w:rPr>
       </w:pPr>
-      <w:hyperlink w:anchor="_Toc230455545" w:history="1">
+      <w:hyperlink w:anchor="_Toc230458139" w:history="1">
         <w:r>
           <w:rPr>
             <w:rStyle w:val="Lienhypertexte"/>
@@ -1400,7 +1400,7 @@
             <w:noProof/>
             <w:webHidden/>
           </w:rPr>
-          <w:instrText xml:space="preserve"> PAGEREF _Toc230455545 \h </w:instrText>
+          <w:instrText xml:space="preserve"> PAGEREF _Toc230458139 \h </w:instrText>
         </w:r>
         <w:r>
           <w:rPr>
@@ -1441,7 +1441,7 @@
           <w:noProof/>
         </w:rPr>
       </w:pPr>
-      <w:hyperlink w:anchor="_Toc230455546" w:history="1">
+      <w:hyperlink w:anchor="_Toc230458140" w:history="1">
         <w:r>
           <w:rPr>
             <w:rStyle w:val="Lienhypertexte"/>
@@ -1469,7 +1469,7 @@
             <w:noProof/>
             <w:webHidden/>
           </w:rPr>
-          <w:instrText xml:space="preserve"> PAGEREF _Toc230455546 \h </w:instrText>
+          <w:instrText xml:space="preserve"> PAGEREF _Toc230458140 \h </w:instrText>
         </w:r>
         <w:r>
           <w:rPr>
@@ -1510,7 +1510,7 @@
           <w:noProof/>
         </w:rPr>
       </w:pPr>
-      <w:hyperlink w:anchor="_Toc230455547" w:history="1">
+      <w:hyperlink w:anchor="_Toc230458141" w:history="1">
         <w:r>
           <w:rPr>
             <w:rStyle w:val="Lienhypertexte"/>
@@ -1538,7 +1538,7 @@
             <w:noProof/>
             <w:webHidden/>
           </w:rPr>
-          <w:instrText xml:space="preserve"> PAGEREF _Toc230455547 \h </w:instrText>
+          <w:instrText xml:space="preserve"> PAGEREF _Toc230458141 \h </w:instrText>
         </w:r>
         <w:r>
           <w:rPr>
@@ -1579,7 +1579,7 @@
           <w:noProof/>
         </w:rPr>
       </w:pPr>
-      <w:hyperlink w:anchor="_Toc230455548" w:history="1">
+      <w:hyperlink w:anchor="_Toc230458142" w:history="1">
         <w:r>
           <w:rPr>
             <w:rStyle w:val="Lienhypertexte"/>
@@ -1607,7 +1607,7 @@
             <w:noProof/>
             <w:webHidden/>
           </w:rPr>
-          <w:instrText xml:space="preserve"> PAGEREF _Toc230455548 \h </w:instrText>
+          <w:instrText xml:space="preserve"> PAGEREF _Toc230458142 \h </w:instrText>
         </w:r>
         <w:r>
           <w:rPr>
@@ -1648,7 +1648,7 @@
           <w:noProof/>
         </w:rPr>
       </w:pPr>
-      <w:hyperlink w:anchor="_Toc230455549" w:history="1">
+      <w:hyperlink w:anchor="_Toc230458143" w:history="1">
         <w:r>
           <w:rPr>
             <w:rStyle w:val="Lienhypertexte"/>
@@ -1676,7 +1676,7 @@
             <w:noProof/>
             <w:webHidden/>
           </w:rPr>
-          <w:instrText xml:space="preserve"> PAGEREF _Toc230455549 \h </w:instrText>
+          <w:instrText xml:space="preserve"> PAGEREF _Toc230458143 \h </w:instrText>
         </w:r>
         <w:r>
           <w:rPr>
@@ -1717,7 +1717,7 @@
           <w:noProof/>
         </w:rPr>
       </w:pPr>
-      <w:hyperlink w:anchor="_Toc230455550" w:history="1">
+      <w:hyperlink w:anchor="_Toc230458144" w:history="1">
         <w:r>
           <w:rPr>
             <w:rStyle w:val="Lienhypertexte"/>
@@ -1745,7 +1745,7 @@
             <w:noProof/>
             <w:webHidden/>
           </w:rPr>
-          <w:instrText xml:space="preserve"> PAGEREF _Toc230455550 \h </w:instrText>
+          <w:instrText xml:space="preserve"> PAGEREF _Toc230458144 \h </w:instrText>
         </w:r>
         <w:r>
           <w:rPr>
@@ -1786,7 +1786,7 @@
           <w:noProof/>
         </w:rPr>
       </w:pPr>
-      <w:hyperlink w:anchor="_Toc230455551" w:history="1">
+      <w:hyperlink w:anchor="_Toc230458145" w:history="1">
         <w:r>
           <w:rPr>
             <w:rStyle w:val="Lienhypertexte"/>
@@ -1814,7 +1814,7 @@
             <w:noProof/>
             <w:webHidden/>
           </w:rPr>
-          <w:instrText xml:space="preserve"> PAGEREF _Toc230455551 \h </w:instrText>
+          <w:instrText xml:space="preserve"> PAGEREF _Toc230458145 \h </w:instrText>
         </w:r>
         <w:r>
           <w:rPr>
@@ -1855,7 +1855,7 @@
           <w:noProof/>
         </w:rPr>
       </w:pPr>
-      <w:hyperlink w:anchor="_Toc230455552" w:history="1">
+      <w:hyperlink w:anchor="_Toc230458146" w:history="1">
         <w:r>
           <w:rPr>
             <w:rStyle w:val="Lienhypertexte"/>
@@ -1882,7 +1882,7 @@
             <w:noProof/>
             <w:webHidden/>
           </w:rPr>
-          <w:instrText xml:space="preserve"> PAGEREF _Toc230455552 \h </w:instrText>
+          <w:instrText xml:space="preserve"> PAGEREF _Toc230458146 \h </w:instrText>
         </w:r>
         <w:r>
           <w:rPr>
@@ -1923,7 +1923,7 @@
           <w:noProof/>
         </w:rPr>
       </w:pPr>
-      <w:hyperlink w:anchor="_Toc230455553" w:history="1">
+      <w:hyperlink w:anchor="_Toc230458147" w:history="1">
         <w:r>
           <w:rPr>
             <w:rStyle w:val="Lienhypertexte"/>
@@ -1950,7 +1950,7 @@
             <w:noProof/>
             <w:webHidden/>
           </w:rPr>
-          <w:instrText xml:space="preserve"> PAGEREF _Toc230455553 \h </w:instrText>
+          <w:instrText xml:space="preserve"> PAGEREF _Toc230458147 \h </w:instrText>
         </w:r>
         <w:r>
           <w:rPr>
@@ -1991,7 +1991,7 @@
           <w:noProof/>
         </w:rPr>
       </w:pPr>
-      <w:hyperlink w:anchor="_Toc230455554" w:history="1">
+      <w:hyperlink w:anchor="_Toc230458148" w:history="1">
         <w:r>
           <w:rPr>
             <w:rStyle w:val="Lienhypertexte"/>
@@ -2019,7 +2019,7 @@
             <w:noProof/>
             <w:webHidden/>
           </w:rPr>
-          <w:instrText xml:space="preserve"> PAGEREF _Toc230455554 \h </w:instrText>
+          <w:instrText xml:space="preserve"> PAGEREF _Toc230458148 \h </w:instrText>
         </w:r>
         <w:r>
           <w:rPr>
@@ -2060,7 +2060,7 @@
           <w:noProof/>
         </w:rPr>
       </w:pPr>
-      <w:hyperlink w:anchor="_Toc230455555" w:history="1">
+      <w:hyperlink w:anchor="_Toc230458149" w:history="1">
         <w:r>
           <w:rPr>
             <w:rStyle w:val="Lienhypertexte"/>
@@ -2088,7 +2088,7 @@
             <w:noProof/>
             <w:webHidden/>
           </w:rPr>
-          <w:instrText xml:space="preserve"> PAGEREF _Toc230455555 \h </w:instrText>
+          <w:instrText xml:space="preserve"> PAGEREF _Toc230458149 \h </w:instrText>
         </w:r>
         <w:r>
           <w:rPr>
@@ -2129,7 +2129,7 @@
           <w:noProof/>
         </w:rPr>
       </w:pPr>
-      <w:hyperlink w:anchor="_Toc230455556" w:history="1">
+      <w:hyperlink w:anchor="_Toc230458150" w:history="1">
         <w:r>
           <w:rPr>
             <w:rStyle w:val="Lienhypertexte"/>
@@ -2157,7 +2157,7 @@
             <w:noProof/>
             <w:webHidden/>
           </w:rPr>
-          <w:instrText xml:space="preserve"> PAGEREF _Toc230455556 \h </w:instrText>
+          <w:instrText xml:space="preserve"> PAGEREF _Toc230458150 \h </w:instrText>
         </w:r>
         <w:r>
           <w:rPr>
@@ -2198,7 +2198,7 @@
           <w:noProof/>
         </w:rPr>
       </w:pPr>
-      <w:hyperlink w:anchor="_Toc230455557" w:history="1">
+      <w:hyperlink w:anchor="_Toc230458151" w:history="1">
         <w:r>
           <w:rPr>
             <w:rStyle w:val="Lienhypertexte"/>
@@ -2226,7 +2226,7 @@
             <w:noProof/>
             <w:webHidden/>
           </w:rPr>
-          <w:instrText xml:space="preserve"> PAGEREF _Toc230455557 \h </w:instrText>
+          <w:instrText xml:space="preserve"> PAGEREF _Toc230458151 \h </w:instrText>
         </w:r>
         <w:r>
           <w:rPr>
@@ -2267,7 +2267,7 @@
           <w:noProof/>
         </w:rPr>
       </w:pPr>
-      <w:hyperlink w:anchor="_Toc230455558" w:history="1">
+      <w:hyperlink w:anchor="_Toc230458152" w:history="1">
         <w:r>
           <w:rPr>
             <w:rStyle w:val="Lienhypertexte"/>
@@ -2294,7 +2294,7 @@
             <w:noProof/>
             <w:webHidden/>
           </w:rPr>
-          <w:instrText xml:space="preserve"> PAGEREF _Toc230455558 \h </w:instrText>
+          <w:instrText xml:space="preserve"> PAGEREF _Toc230458152 \h </w:instrText>
         </w:r>
         <w:r>
           <w:rPr>
@@ -2335,7 +2335,7 @@
           <w:noProof/>
         </w:rPr>
       </w:pPr>
-      <w:hyperlink w:anchor="_Toc230455559" w:history="1">
+      <w:hyperlink w:anchor="_Toc230458153" w:history="1">
         <w:r>
           <w:rPr>
             <w:rStyle w:val="Lienhypertexte"/>
@@ -2362,7 +2362,7 @@
             <w:noProof/>
             <w:webHidden/>
           </w:rPr>
-          <w:instrText xml:space="preserve"> PAGEREF _Toc230455559 \h </w:instrText>
+          <w:instrText xml:space="preserve"> PAGEREF _Toc230458153 \h </w:instrText>
         </w:r>
         <w:r>
           <w:rPr>
@@ -2403,7 +2403,7 @@
           <w:noProof/>
         </w:rPr>
       </w:pPr>
-      <w:hyperlink w:anchor="_Toc230455560" w:history="1">
+      <w:hyperlink w:anchor="_Toc230458154" w:history="1">
         <w:r>
           <w:rPr>
             <w:rStyle w:val="Lienhypertexte"/>
@@ -2430,7 +2430,7 @@
             <w:noProof/>
             <w:webHidden/>
           </w:rPr>
-          <w:instrText xml:space="preserve"> PAGEREF _Toc230455560 \h </w:instrText>
+          <w:instrText xml:space="preserve"> PAGEREF _Toc230458154 \h </w:instrText>
         </w:r>
         <w:r>
           <w:rPr>
@@ -2471,7 +2471,7 @@
           <w:noProof/>
         </w:rPr>
       </w:pPr>
-      <w:hyperlink w:anchor="_Toc230455561" w:history="1">
+      <w:hyperlink w:anchor="_Toc230458155" w:history="1">
         <w:r>
           <w:rPr>
             <w:rStyle w:val="Lienhypertexte"/>
@@ -2498,7 +2498,7 @@
             <w:noProof/>
             <w:webHidden/>
           </w:rPr>
-          <w:instrText xml:space="preserve"> PAGEREF _Toc230455561 \h </w:instrText>
+          <w:instrText xml:space="preserve"> PAGEREF _Toc230458155 \h </w:instrText>
         </w:r>
         <w:r>
           <w:rPr>
@@ -2539,7 +2539,7 @@
           <w:noProof/>
         </w:rPr>
       </w:pPr>
-      <w:hyperlink w:anchor="_Toc230455562" w:history="1">
+      <w:hyperlink w:anchor="_Toc230458156" w:history="1">
         <w:r>
           <w:rPr>
             <w:rStyle w:val="Lienhypertexte"/>
@@ -2566,7 +2566,7 @@
             <w:noProof/>
             <w:webHidden/>
           </w:rPr>
-          <w:instrText xml:space="preserve"> PAGEREF _Toc230455562 \h </w:instrText>
+          <w:instrText xml:space="preserve"> PAGEREF _Toc230458156 \h </w:instrText>
         </w:r>
         <w:r>
           <w:rPr>
@@ -2607,7 +2607,7 @@
           <w:noProof/>
         </w:rPr>
       </w:pPr>
-      <w:hyperlink w:anchor="_Toc230455563" w:history="1">
+      <w:hyperlink w:anchor="_Toc230458157" w:history="1">
         <w:r>
           <w:rPr>
             <w:rStyle w:val="Lienhypertexte"/>
@@ -2635,7 +2635,7 @@
             <w:noProof/>
             <w:webHidden/>
           </w:rPr>
-          <w:instrText xml:space="preserve"> PAGEREF _Toc230455563 \h </w:instrText>
+          <w:instrText xml:space="preserve"> PAGEREF _Toc230458157 \h </w:instrText>
         </w:r>
         <w:r>
           <w:rPr>
@@ -2676,7 +2676,7 @@
           <w:noProof/>
         </w:rPr>
       </w:pPr>
-      <w:hyperlink w:anchor="_Toc230455564" w:history="1">
+      <w:hyperlink w:anchor="_Toc230458158" w:history="1">
         <w:r>
           <w:rPr>
             <w:rStyle w:val="Lienhypertexte"/>
@@ -2704,7 +2704,7 @@
             <w:noProof/>
             <w:webHidden/>
           </w:rPr>
-          <w:instrText xml:space="preserve"> PAGEREF _Toc230455564 \h </w:instrText>
+          <w:instrText xml:space="preserve"> PAGEREF _Toc230458158 \h </w:instrText>
         </w:r>
         <w:r>
           <w:rPr>
@@ -2745,7 +2745,7 @@
           <w:noProof/>
         </w:rPr>
       </w:pPr>
-      <w:hyperlink w:anchor="_Toc230455565" w:history="1">
+      <w:hyperlink w:anchor="_Toc230458159" w:history="1">
         <w:r>
           <w:rPr>
             <w:rStyle w:val="Lienhypertexte"/>
@@ -2773,7 +2773,7 @@
             <w:noProof/>
             <w:webHidden/>
           </w:rPr>
-          <w:instrText xml:space="preserve"> PAGEREF _Toc230455565 \h </w:instrText>
+          <w:instrText xml:space="preserve"> PAGEREF _Toc230458159 \h </w:instrText>
         </w:r>
         <w:r>
           <w:rPr>
@@ -2814,7 +2814,7 @@
           <w:noProof/>
         </w:rPr>
       </w:pPr>
-      <w:hyperlink w:anchor="_Toc230455566" w:history="1">
+      <w:hyperlink w:anchor="_Toc230458160" w:history="1">
         <w:r>
           <w:rPr>
             <w:rStyle w:val="Lienhypertexte"/>
@@ -2842,7 +2842,7 @@
             <w:noProof/>
             <w:webHidden/>
           </w:rPr>
-          <w:instrText xml:space="preserve"> PAGEREF _Toc230455566 \h </w:instrText>
+          <w:instrText xml:space="preserve"> PAGEREF _Toc230458160 \h </w:instrText>
         </w:r>
         <w:r>
           <w:rPr>
@@ -2883,7 +2883,7 @@
           <w:noProof/>
         </w:rPr>
       </w:pPr>
-      <w:hyperlink w:anchor="_Toc230455567" w:history="1">
+      <w:hyperlink w:anchor="_Toc230458161" w:history="1">
         <w:r>
           <w:rPr>
             <w:rStyle w:val="Lienhypertexte"/>
@@ -2910,7 +2910,7 @@
             <w:noProof/>
             <w:webHidden/>
           </w:rPr>
-          <w:instrText xml:space="preserve"> PAGEREF _Toc230455567 \h </w:instrText>
+          <w:instrText xml:space="preserve"> PAGEREF _Toc230458161 \h </w:instrText>
         </w:r>
         <w:r>
           <w:rPr>
@@ -2951,7 +2951,7 @@
           <w:noProof/>
         </w:rPr>
       </w:pPr>
-      <w:hyperlink w:anchor="_Toc230455568" w:history="1">
+      <w:hyperlink w:anchor="_Toc230458162" w:history="1">
         <w:r>
           <w:rPr>
             <w:rStyle w:val="Lienhypertexte"/>
@@ -2979,7 +2979,7 @@
             <w:noProof/>
             <w:webHidden/>
           </w:rPr>
-          <w:instrText xml:space="preserve"> PAGEREF _Toc230455568 \h </w:instrText>
+          <w:instrText xml:space="preserve"> PAGEREF _Toc230458162 \h </w:instrText>
         </w:r>
         <w:r>
           <w:rPr>
@@ -3020,7 +3020,7 @@
           <w:noProof/>
         </w:rPr>
       </w:pPr>
-      <w:hyperlink w:anchor="_Toc230455569" w:history="1">
+      <w:hyperlink w:anchor="_Toc230458163" w:history="1">
         <w:r>
           <w:rPr>
             <w:rStyle w:val="Lienhypertexte"/>
@@ -3048,7 +3048,7 @@
             <w:noProof/>
             <w:webHidden/>
           </w:rPr>
-          <w:instrText xml:space="preserve"> PAGEREF _Toc230455569 \h </w:instrText>
+          <w:instrText xml:space="preserve"> PAGEREF _Toc230458163 \h </w:instrText>
         </w:r>
         <w:r>
           <w:rPr>
@@ -3089,7 +3089,7 @@
           <w:noProof/>
         </w:rPr>
       </w:pPr>
-      <w:hyperlink w:anchor="_Toc230455570" w:history="1">
+      <w:hyperlink w:anchor="_Toc230458164" w:history="1">
         <w:r>
           <w:rPr>
             <w:rStyle w:val="Lienhypertexte"/>
@@ -3117,7 +3117,7 @@
             <w:noProof/>
             <w:webHidden/>
           </w:rPr>
-          <w:instrText xml:space="preserve"> PAGEREF _Toc230455570 \h </w:instrText>
+          <w:instrText xml:space="preserve"> PAGEREF _Toc230458164 \h </w:instrText>
         </w:r>
         <w:r>
           <w:rPr>
@@ -3158,7 +3158,7 @@
           <w:noProof/>
         </w:rPr>
       </w:pPr>
-      <w:hyperlink w:anchor="_Toc230455571" w:history="1">
+      <w:hyperlink w:anchor="_Toc230458165" w:history="1">
         <w:r>
           <w:rPr>
             <w:rStyle w:val="Lienhypertexte"/>
@@ -3186,7 +3186,7 @@
             <w:noProof/>
             <w:webHidden/>
           </w:rPr>
-          <w:instrText xml:space="preserve"> PAGEREF _Toc230455571 \h </w:instrText>
+          <w:instrText xml:space="preserve"> PAGEREF _Toc230458165 \h </w:instrText>
         </w:r>
         <w:r>
           <w:rPr>
@@ -3227,7 +3227,7 @@
           <w:noProof/>
         </w:rPr>
       </w:pPr>
-      <w:hyperlink w:anchor="_Toc230455572" w:history="1">
+      <w:hyperlink w:anchor="_Toc230458166" w:history="1">
         <w:r>
           <w:rPr>
             <w:rStyle w:val="Lienhypertexte"/>
@@ -3255,7 +3255,7 @@
             <w:noProof/>
             <w:webHidden/>
           </w:rPr>
-          <w:instrText xml:space="preserve"> PAGEREF _Toc230455572 \h </w:instrText>
+          <w:instrText xml:space="preserve"> PAGEREF _Toc230458166 \h </w:instrText>
         </w:r>
         <w:r>
           <w:rPr>
@@ -3296,7 +3296,7 @@
           <w:noProof/>
         </w:rPr>
       </w:pPr>
-      <w:hyperlink w:anchor="_Toc230455573" w:history="1">
+      <w:hyperlink w:anchor="_Toc230458167" w:history="1">
         <w:r>
           <w:rPr>
             <w:rStyle w:val="Lienhypertexte"/>
@@ -3324,7 +3324,7 @@
             <w:noProof/>
             <w:webHidden/>
           </w:rPr>
-          <w:instrText xml:space="preserve"> PAGEREF _Toc230455573 \h </w:instrText>
+          <w:instrText xml:space="preserve"> PAGEREF _Toc230458167 \h </w:instrText>
         </w:r>
         <w:r>
           <w:rPr>
@@ -3365,7 +3365,7 @@
           <w:noProof/>
         </w:rPr>
       </w:pPr>
-      <w:hyperlink w:anchor="_Toc230455574" w:history="1">
+      <w:hyperlink w:anchor="_Toc230458168" w:history="1">
         <w:r>
           <w:rPr>
             <w:rStyle w:val="Lienhypertexte"/>
@@ -3393,7 +3393,7 @@
             <w:noProof/>
             <w:webHidden/>
           </w:rPr>
-          <w:instrText xml:space="preserve"> PAGEREF _Toc230455574 \h </w:instrText>
+          <w:instrText xml:space="preserve"> PAGEREF _Toc230458168 \h </w:instrText>
         </w:r>
         <w:r>
           <w:rPr>
@@ -3434,7 +3434,7 @@
           <w:noProof/>
         </w:rPr>
       </w:pPr>
-      <w:hyperlink w:anchor="_Toc230455575" w:history="1">
+      <w:hyperlink w:anchor="_Toc230458169" w:history="1">
         <w:r>
           <w:rPr>
             <w:rStyle w:val="Lienhypertexte"/>
@@ -3462,7 +3462,7 @@
             <w:noProof/>
             <w:webHidden/>
           </w:rPr>
-          <w:instrText xml:space="preserve"> PAGEREF _Toc230455575 \h </w:instrText>
+          <w:instrText xml:space="preserve"> PAGEREF _Toc230458169 \h </w:instrText>
         </w:r>
         <w:r>
           <w:rPr>
@@ -3503,7 +3503,7 @@
           <w:noProof/>
         </w:rPr>
       </w:pPr>
-      <w:hyperlink w:anchor="_Toc230455576" w:history="1">
+      <w:hyperlink w:anchor="_Toc230458170" w:history="1">
         <w:r>
           <w:rPr>
             <w:rStyle w:val="Lienhypertexte"/>
@@ -3531,7 +3531,7 @@
             <w:noProof/>
             <w:webHidden/>
           </w:rPr>
-          <w:instrText xml:space="preserve"> PAGEREF _Toc230455576 \h </w:instrText>
+          <w:instrText xml:space="preserve"> PAGEREF _Toc230458170 \h </w:instrText>
         </w:r>
         <w:r>
           <w:rPr>
@@ -3572,7 +3572,7 @@
           <w:noProof/>
         </w:rPr>
       </w:pPr>
-      <w:hyperlink w:anchor="_Toc230455577" w:history="1">
+      <w:hyperlink w:anchor="_Toc230458171" w:history="1">
         <w:r>
           <w:rPr>
             <w:rStyle w:val="Lienhypertexte"/>
@@ -3600,7 +3600,7 @@
             <w:noProof/>
             <w:webHidden/>
           </w:rPr>
-          <w:instrText xml:space="preserve"> PAGEREF _Toc230455577 \h </w:instrText>
+          <w:instrText xml:space="preserve"> PAGEREF _Toc230458171 \h </w:instrText>
         </w:r>
         <w:r>
           <w:rPr>
@@ -3641,7 +3641,7 @@
           <w:noProof/>
         </w:rPr>
       </w:pPr>
-      <w:hyperlink w:anchor="_Toc230455578" w:history="1">
+      <w:hyperlink w:anchor="_Toc230458172" w:history="1">
         <w:r>
           <w:rPr>
             <w:rStyle w:val="Lienhypertexte"/>
@@ -3669,7 +3669,7 @@
             <w:noProof/>
             <w:webHidden/>
           </w:rPr>
-          <w:instrText xml:space="preserve"> PAGEREF _Toc230455578 \h </w:instrText>
+          <w:instrText xml:space="preserve"> PAGEREF _Toc230458172 \h </w:instrText>
         </w:r>
         <w:r>
           <w:rPr>
@@ -3710,7 +3710,7 @@
           <w:noProof/>
         </w:rPr>
       </w:pPr>
-      <w:hyperlink w:anchor="_Toc230455579" w:history="1">
+      <w:hyperlink w:anchor="_Toc230458173" w:history="1">
         <w:r>
           <w:rPr>
             <w:rStyle w:val="Lienhypertexte"/>
@@ -3738,7 +3738,7 @@
             <w:noProof/>
             <w:webHidden/>
           </w:rPr>
-          <w:instrText xml:space="preserve"> PAGEREF _Toc230455579 \h </w:instrText>
+          <w:instrText xml:space="preserve"> PAGEREF _Toc230458173 \h </w:instrText>
         </w:r>
         <w:r>
           <w:rPr>
@@ -3779,7 +3779,7 @@
           <w:noProof/>
         </w:rPr>
       </w:pPr>
-      <w:hyperlink w:anchor="_Toc230455580" w:history="1">
+      <w:hyperlink w:anchor="_Toc230458174" w:history="1">
         <w:r>
           <w:rPr>
             <w:rStyle w:val="Lienhypertexte"/>
@@ -3807,7 +3807,7 @@
             <w:noProof/>
             <w:webHidden/>
           </w:rPr>
-          <w:instrText xml:space="preserve"> PAGEREF _Toc230455580 \h </w:instrText>
+          <w:instrText xml:space="preserve"> PAGEREF _Toc230458174 \h </w:instrText>
         </w:r>
         <w:r>
           <w:rPr>
@@ -3848,7 +3848,7 @@
           <w:noProof/>
         </w:rPr>
       </w:pPr>
-      <w:hyperlink w:anchor="_Toc230455581" w:history="1">
+      <w:hyperlink w:anchor="_Toc230458175" w:history="1">
         <w:r>
           <w:rPr>
             <w:rStyle w:val="Lienhypertexte"/>
@@ -3876,7 +3876,7 @@
             <w:noProof/>
             <w:webHidden/>
           </w:rPr>
-          <w:instrText xml:space="preserve"> PAGEREF _Toc230455581 \h </w:instrText>
+          <w:instrText xml:space="preserve"> PAGEREF _Toc230458175 \h </w:instrText>
         </w:r>
         <w:r>
           <w:rPr>
@@ -3917,7 +3917,7 @@
           <w:noProof/>
         </w:rPr>
       </w:pPr>
-      <w:hyperlink w:anchor="_Toc230455582" w:history="1">
+      <w:hyperlink w:anchor="_Toc230458176" w:history="1">
         <w:r>
           <w:rPr>
             <w:rStyle w:val="Lienhypertexte"/>
@@ -3945,7 +3945,7 @@
             <w:noProof/>
             <w:webHidden/>
           </w:rPr>
-          <w:instrText xml:space="preserve"> PAGEREF _Toc230455582 \h </w:instrText>
+          <w:instrText xml:space="preserve"> PAGEREF _Toc230458176 \h </w:instrText>
         </w:r>
         <w:r>
           <w:rPr>
@@ -3986,7 +3986,7 @@
           <w:noProof/>
         </w:rPr>
       </w:pPr>
-      <w:hyperlink w:anchor="_Toc230455583" w:history="1">
+      <w:hyperlink w:anchor="_Toc230458177" w:history="1">
         <w:r>
           <w:rPr>
             <w:rStyle w:val="Lienhypertexte"/>
@@ -4014,7 +4014,7 @@
             <w:noProof/>
             <w:webHidden/>
           </w:rPr>
-          <w:instrText xml:space="preserve"> PAGEREF _Toc230455583 \h </w:instrText>
+          <w:instrText xml:space="preserve"> PAGEREF _Toc230458177 \h </w:instrText>
         </w:r>
         <w:r>
           <w:rPr>
@@ -4055,7 +4055,7 @@
           <w:noProof/>
         </w:rPr>
       </w:pPr>
-      <w:hyperlink w:anchor="_Toc230455584" w:history="1">
+      <w:hyperlink w:anchor="_Toc230458178" w:history="1">
         <w:r>
           <w:rPr>
             <w:rStyle w:val="Lienhypertexte"/>
@@ -4083,7 +4083,7 @@
             <w:noProof/>
             <w:webHidden/>
           </w:rPr>
-          <w:instrText xml:space="preserve"> PAGEREF _Toc230455584 \h </w:instrText>
+          <w:instrText xml:space="preserve"> PAGEREF _Toc230458178 \h </w:instrText>
         </w:r>
         <w:r>
           <w:rPr>
@@ -4124,7 +4124,7 @@
           <w:noProof/>
         </w:rPr>
       </w:pPr>
-      <w:hyperlink w:anchor="_Toc230455585" w:history="1">
+      <w:hyperlink w:anchor="_Toc230458179" w:history="1">
         <w:r>
           <w:rPr>
             <w:rStyle w:val="Lienhypertexte"/>
@@ -4152,7 +4152,7 @@
             <w:noProof/>
             <w:webHidden/>
           </w:rPr>
-          <w:instrText xml:space="preserve"> PAGEREF _Toc230455585 \h </w:instrText>
+          <w:instrText xml:space="preserve"> PAGEREF _Toc230458179 \h </w:instrText>
         </w:r>
         <w:r>
           <w:rPr>
@@ -4193,7 +4193,7 @@
           <w:noProof/>
         </w:rPr>
       </w:pPr>
-      <w:hyperlink w:anchor="_Toc230455586" w:history="1">
+      <w:hyperlink w:anchor="_Toc230458180" w:history="1">
         <w:r>
           <w:rPr>
             <w:rStyle w:val="Lienhypertexte"/>
@@ -4221,7 +4221,7 @@
             <w:noProof/>
             <w:webHidden/>
           </w:rPr>
-          <w:instrText xml:space="preserve"> PAGEREF _Toc230455586 \h </w:instrText>
+          <w:instrText xml:space="preserve"> PAGEREF _Toc230458180 \h </w:instrText>
         </w:r>
         <w:r>
           <w:rPr>
@@ -4262,7 +4262,7 @@
           <w:noProof/>
         </w:rPr>
       </w:pPr>
-      <w:hyperlink w:anchor="_Toc230455587" w:history="1">
+      <w:hyperlink w:anchor="_Toc230458181" w:history="1">
         <w:r>
           <w:rPr>
             <w:rStyle w:val="Lienhypertexte"/>
@@ -4290,7 +4290,7 @@
             <w:noProof/>
             <w:webHidden/>
           </w:rPr>
-          <w:instrText xml:space="preserve"> PAGEREF _Toc230455587 \h </w:instrText>
+          <w:instrText xml:space="preserve"> PAGEREF _Toc230458181 \h </w:instrText>
         </w:r>
         <w:r>
           <w:rPr>
@@ -4331,7 +4331,7 @@
           <w:noProof/>
         </w:rPr>
       </w:pPr>
-      <w:hyperlink w:anchor="_Toc230455588" w:history="1">
+      <w:hyperlink w:anchor="_Toc230458182" w:history="1">
         <w:r>
           <w:rPr>
             <w:rStyle w:val="Lienhypertexte"/>
@@ -4359,7 +4359,7 @@
             <w:noProof/>
             <w:webHidden/>
           </w:rPr>
-          <w:instrText xml:space="preserve"> PAGEREF _Toc230455588 \h </w:instrText>
+          <w:instrText xml:space="preserve"> PAGEREF _Toc230458182 \h </w:instrText>
         </w:r>
         <w:r>
           <w:rPr>
@@ -4379,7 +4379,7 @@
             <w:noProof/>
             <w:webHidden/>
           </w:rPr>
-          <w:t>36</w:t>
+          <w:t>37</w:t>
         </w:r>
         <w:r>
           <w:rPr>
@@ -4400,7 +4400,7 @@
           <w:noProof/>
         </w:rPr>
       </w:pPr>
-      <w:hyperlink w:anchor="_Toc230455589" w:history="1">
+      <w:hyperlink w:anchor="_Toc230458183" w:history="1">
         <w:r>
           <w:rPr>
             <w:rStyle w:val="Lienhypertexte"/>
@@ -4428,7 +4428,7 @@
             <w:noProof/>
             <w:webHidden/>
           </w:rPr>
-          <w:instrText xml:space="preserve"> PAGEREF _Toc230455589 \h </w:instrText>
+          <w:instrText xml:space="preserve"> PAGEREF _Toc230458183 \h </w:instrText>
         </w:r>
         <w:r>
           <w:rPr>
@@ -4469,7 +4469,7 @@
           <w:noProof/>
         </w:rPr>
       </w:pPr>
-      <w:hyperlink w:anchor="_Toc230455590" w:history="1">
+      <w:hyperlink w:anchor="_Toc230458184" w:history="1">
         <w:r>
           <w:rPr>
             <w:rStyle w:val="Lienhypertexte"/>
@@ -4497,7 +4497,7 @@
             <w:noProof/>
             <w:webHidden/>
           </w:rPr>
-          <w:instrText xml:space="preserve"> PAGEREF _Toc230455590 \h </w:instrText>
+          <w:instrText xml:space="preserve"> PAGEREF _Toc230458184 \h </w:instrText>
         </w:r>
         <w:r>
           <w:rPr>
@@ -4538,7 +4538,7 @@
           <w:noProof/>
         </w:rPr>
       </w:pPr>
-      <w:hyperlink w:anchor="_Toc230455591" w:history="1">
+      <w:hyperlink w:anchor="_Toc230458185" w:history="1">
         <w:r>
           <w:rPr>
             <w:rStyle w:val="Lienhypertexte"/>
@@ -4566,7 +4566,7 @@
             <w:noProof/>
             <w:webHidden/>
           </w:rPr>
-          <w:instrText xml:space="preserve"> PAGEREF _Toc230455591 \h </w:instrText>
+          <w:instrText xml:space="preserve"> PAGEREF _Toc230458185 \h </w:instrText>
         </w:r>
         <w:r>
           <w:rPr>
@@ -4607,7 +4607,7 @@
           <w:noProof/>
         </w:rPr>
       </w:pPr>
-      <w:hyperlink w:anchor="_Toc230455592" w:history="1">
+      <w:hyperlink w:anchor="_Toc230458186" w:history="1">
         <w:r>
           <w:rPr>
             <w:rStyle w:val="Lienhypertexte"/>
@@ -4635,7 +4635,7 @@
             <w:noProof/>
             <w:webHidden/>
           </w:rPr>
-          <w:instrText xml:space="preserve"> PAGEREF _Toc230455592 \h </w:instrText>
+          <w:instrText xml:space="preserve"> PAGEREF _Toc230458186 \h </w:instrText>
         </w:r>
         <w:r>
           <w:rPr>
@@ -4676,7 +4676,7 @@
           <w:noProof/>
         </w:rPr>
       </w:pPr>
-      <w:hyperlink w:anchor="_Toc230455593" w:history="1">
+      <w:hyperlink w:anchor="_Toc230458187" w:history="1">
         <w:r>
           <w:rPr>
             <w:rStyle w:val="Lienhypertexte"/>
@@ -4704,7 +4704,7 @@
             <w:noProof/>
             <w:webHidden/>
           </w:rPr>
-          <w:instrText xml:space="preserve"> PAGEREF _Toc230455593 \h </w:instrText>
+          <w:instrText xml:space="preserve"> PAGEREF _Toc230458187 \h </w:instrText>
         </w:r>
         <w:r>
           <w:rPr>
@@ -4724,7 +4724,7 @@
             <w:noProof/>
             <w:webHidden/>
           </w:rPr>
-          <w:t>39</w:t>
+          <w:t>40</w:t>
         </w:r>
         <w:r>
           <w:rPr>
@@ -4745,7 +4745,7 @@
           <w:noProof/>
         </w:rPr>
       </w:pPr>
-      <w:hyperlink w:anchor="_Toc230455594" w:history="1">
+      <w:hyperlink w:anchor="_Toc230458188" w:history="1">
         <w:r>
           <w:rPr>
             <w:rStyle w:val="Lienhypertexte"/>
@@ -4773,7 +4773,7 @@
             <w:noProof/>
             <w:webHidden/>
           </w:rPr>
-          <w:instrText xml:space="preserve"> PAGEREF _Toc230455594 \h </w:instrText>
+          <w:instrText xml:space="preserve"> PAGEREF _Toc230458188 \h </w:instrText>
         </w:r>
         <w:r>
           <w:rPr>
@@ -4814,7 +4814,7 @@
           <w:noProof/>
         </w:rPr>
       </w:pPr>
-      <w:hyperlink w:anchor="_Toc230455595" w:history="1">
+      <w:hyperlink w:anchor="_Toc230458189" w:history="1">
         <w:r>
           <w:rPr>
             <w:rStyle w:val="Lienhypertexte"/>
@@ -4842,7 +4842,7 @@
             <w:noProof/>
             <w:webHidden/>
           </w:rPr>
-          <w:instrText xml:space="preserve"> PAGEREF _Toc230455595 \h </w:instrText>
+          <w:instrText xml:space="preserve"> PAGEREF _Toc230458189 \h </w:instrText>
         </w:r>
         <w:r>
           <w:rPr>
@@ -4883,7 +4883,7 @@
           <w:noProof/>
         </w:rPr>
       </w:pPr>
-      <w:hyperlink w:anchor="_Toc230455596" w:history="1">
+      <w:hyperlink w:anchor="_Toc230458190" w:history="1">
         <w:r>
           <w:rPr>
             <w:rStyle w:val="Lienhypertexte"/>
@@ -4911,7 +4911,7 @@
             <w:noProof/>
             <w:webHidden/>
           </w:rPr>
-          <w:instrText xml:space="preserve"> PAGEREF _Toc230455596 \h </w:instrText>
+          <w:instrText xml:space="preserve"> PAGEREF _Toc230458190 \h </w:instrText>
         </w:r>
         <w:r>
           <w:rPr>
@@ -4952,7 +4952,7 @@
           <w:noProof/>
         </w:rPr>
       </w:pPr>
-      <w:hyperlink w:anchor="_Toc230455597" w:history="1">
+      <w:hyperlink w:anchor="_Toc230458191" w:history="1">
         <w:r>
           <w:rPr>
             <w:rStyle w:val="Lienhypertexte"/>
@@ -4980,7 +4980,7 @@
             <w:noProof/>
             <w:webHidden/>
           </w:rPr>
-          <w:instrText xml:space="preserve"> PAGEREF _Toc230455597 \h </w:instrText>
+          <w:instrText xml:space="preserve"> PAGEREF _Toc230458191 \h </w:instrText>
         </w:r>
         <w:r>
           <w:rPr>
@@ -5021,7 +5021,7 @@
           <w:noProof/>
         </w:rPr>
       </w:pPr>
-      <w:hyperlink w:anchor="_Toc230455598" w:history="1">
+      <w:hyperlink w:anchor="_Toc230458192" w:history="1">
         <w:r>
           <w:rPr>
             <w:rStyle w:val="Lienhypertexte"/>
@@ -5049,7 +5049,7 @@
             <w:noProof/>
             <w:webHidden/>
           </w:rPr>
-          <w:instrText xml:space="preserve"> PAGEREF _Toc230455598 \h </w:instrText>
+          <w:instrText xml:space="preserve"> PAGEREF _Toc230458192 \h </w:instrText>
         </w:r>
         <w:r>
           <w:rPr>
@@ -5090,7 +5090,7 @@
           <w:noProof/>
         </w:rPr>
       </w:pPr>
-      <w:hyperlink w:anchor="_Toc230455599" w:history="1">
+      <w:hyperlink w:anchor="_Toc230458193" w:history="1">
         <w:r>
           <w:rPr>
             <w:rStyle w:val="Lienhypertexte"/>
@@ -5117,7 +5117,7 @@
             <w:noProof/>
             <w:webHidden/>
           </w:rPr>
-          <w:instrText xml:space="preserve"> PAGEREF _Toc230455599 \h </w:instrText>
+          <w:instrText xml:space="preserve"> PAGEREF _Toc230458193 \h </w:instrText>
         </w:r>
         <w:r>
           <w:rPr>
@@ -5158,7 +5158,7 @@
           <w:noProof/>
         </w:rPr>
       </w:pPr>
-      <w:hyperlink w:anchor="_Toc230455600" w:history="1">
+      <w:hyperlink w:anchor="_Toc230458194" w:history="1">
         <w:r>
           <w:rPr>
             <w:rStyle w:val="Lienhypertexte"/>
@@ -5186,7 +5186,7 @@
             <w:noProof/>
             <w:webHidden/>
           </w:rPr>
-          <w:instrText xml:space="preserve"> PAGEREF _Toc230455600 \h </w:instrText>
+          <w:instrText xml:space="preserve"> PAGEREF _Toc230458194 \h </w:instrText>
         </w:r>
         <w:r>
           <w:rPr>
@@ -5227,7 +5227,7 @@
           <w:noProof/>
         </w:rPr>
       </w:pPr>
-      <w:hyperlink w:anchor="_Toc230455601" w:history="1">
+      <w:hyperlink w:anchor="_Toc230458195" w:history="1">
         <w:r>
           <w:rPr>
             <w:rStyle w:val="Lienhypertexte"/>
@@ -5254,7 +5254,7 @@
             <w:noProof/>
             <w:webHidden/>
           </w:rPr>
-          <w:instrText xml:space="preserve"> PAGEREF _Toc230455601 \h </w:instrText>
+          <w:instrText xml:space="preserve"> PAGEREF _Toc230458195 \h </w:instrText>
         </w:r>
         <w:r>
           <w:rPr>
@@ -5295,7 +5295,7 @@
           <w:noProof/>
         </w:rPr>
       </w:pPr>
-      <w:hyperlink w:anchor="_Toc230455602" w:history="1">
+      <w:hyperlink w:anchor="_Toc230458196" w:history="1">
         <w:r>
           <w:rPr>
             <w:rStyle w:val="Lienhypertexte"/>
@@ -5322,7 +5322,7 @@
             <w:noProof/>
             <w:webHidden/>
           </w:rPr>
-          <w:instrText xml:space="preserve"> PAGEREF _Toc230455602 \h </w:instrText>
+          <w:instrText xml:space="preserve"> PAGEREF _Toc230458196 \h </w:instrText>
         </w:r>
         <w:r>
           <w:rPr>
@@ -5363,7 +5363,7 @@
           <w:noProof/>
         </w:rPr>
       </w:pPr>
-      <w:hyperlink w:anchor="_Toc230455603" w:history="1">
+      <w:hyperlink w:anchor="_Toc230458197" w:history="1">
         <w:r>
           <w:rPr>
             <w:rStyle w:val="Lienhypertexte"/>
@@ -5391,7 +5391,7 @@
             <w:noProof/>
             <w:webHidden/>
           </w:rPr>
-          <w:instrText xml:space="preserve"> PAGEREF _Toc230455603 \h </w:instrText>
+          <w:instrText xml:space="preserve"> PAGEREF _Toc230458197 \h </w:instrText>
         </w:r>
         <w:r>
           <w:rPr>
@@ -5432,7 +5432,7 @@
           <w:noProof/>
         </w:rPr>
       </w:pPr>
-      <w:hyperlink w:anchor="_Toc230455604" w:history="1">
+      <w:hyperlink w:anchor="_Toc230458198" w:history="1">
         <w:r>
           <w:rPr>
             <w:rStyle w:val="Lienhypertexte"/>
@@ -5460,7 +5460,7 @@
             <w:noProof/>
             <w:webHidden/>
           </w:rPr>
-          <w:instrText xml:space="preserve"> PAGEREF _Toc230455604 \h </w:instrText>
+          <w:instrText xml:space="preserve"> PAGEREF _Toc230458198 \h </w:instrText>
         </w:r>
         <w:r>
           <w:rPr>
@@ -5501,7 +5501,7 @@
           <w:noProof/>
         </w:rPr>
       </w:pPr>
-      <w:hyperlink w:anchor="_Toc230455605" w:history="1">
+      <w:hyperlink w:anchor="_Toc230458199" w:history="1">
         <w:r>
           <w:rPr>
             <w:rStyle w:val="Lienhypertexte"/>
@@ -5529,7 +5529,7 @@
             <w:noProof/>
             <w:webHidden/>
           </w:rPr>
-          <w:instrText xml:space="preserve"> PAGEREF _Toc230455605 \h </w:instrText>
+          <w:instrText xml:space="preserve"> PAGEREF _Toc230458199 \h </w:instrText>
         </w:r>
         <w:r>
           <w:rPr>
@@ -5549,7 +5549,7 @@
             <w:noProof/>
             <w:webHidden/>
           </w:rPr>
-          <w:t>46</w:t>
+          <w:t>47</w:t>
         </w:r>
         <w:r>
           <w:rPr>
@@ -5570,7 +5570,7 @@
           <w:noProof/>
         </w:rPr>
       </w:pPr>
-      <w:hyperlink w:anchor="_Toc230455606" w:history="1">
+      <w:hyperlink w:anchor="_Toc230458200" w:history="1">
         <w:r>
           <w:rPr>
             <w:rStyle w:val="Lienhypertexte"/>
@@ -5598,7 +5598,7 @@
             <w:noProof/>
             <w:webHidden/>
           </w:rPr>
-          <w:instrText xml:space="preserve"> PAGEREF _Toc230455606 \h </w:instrText>
+          <w:instrText xml:space="preserve"> PAGEREF _Toc230458200 \h </w:instrText>
         </w:r>
         <w:r>
           <w:rPr>
@@ -5639,7 +5639,7 @@
           <w:noProof/>
         </w:rPr>
       </w:pPr>
-      <w:hyperlink w:anchor="_Toc230455607" w:history="1">
+      <w:hyperlink w:anchor="_Toc230458201" w:history="1">
         <w:r>
           <w:rPr>
             <w:rStyle w:val="Lienhypertexte"/>
@@ -5667,7 +5667,7 @@
             <w:noProof/>
             <w:webHidden/>
           </w:rPr>
-          <w:instrText xml:space="preserve"> PAGEREF _Toc230455607 \h </w:instrText>
+          <w:instrText xml:space="preserve"> PAGEREF _Toc230458201 \h </w:instrText>
         </w:r>
         <w:r>
           <w:rPr>
@@ -5708,7 +5708,7 @@
           <w:noProof/>
         </w:rPr>
       </w:pPr>
-      <w:hyperlink w:anchor="_Toc230455608" w:history="1">
+      <w:hyperlink w:anchor="_Toc230458202" w:history="1">
         <w:r>
           <w:rPr>
             <w:rStyle w:val="Lienhypertexte"/>
@@ -5736,7 +5736,7 @@
             <w:noProof/>
             <w:webHidden/>
           </w:rPr>
-          <w:instrText xml:space="preserve"> PAGEREF _Toc230455608 \h </w:instrText>
+          <w:instrText xml:space="preserve"> PAGEREF _Toc230458202 \h </w:instrText>
         </w:r>
         <w:r>
           <w:rPr>
@@ -5777,7 +5777,7 @@
           <w:noProof/>
         </w:rPr>
       </w:pPr>
-      <w:hyperlink w:anchor="_Toc230455609" w:history="1">
+      <w:hyperlink w:anchor="_Toc230458203" w:history="1">
         <w:r>
           <w:rPr>
             <w:rStyle w:val="Lienhypertexte"/>
@@ -5805,7 +5805,7 @@
             <w:noProof/>
             <w:webHidden/>
           </w:rPr>
-          <w:instrText xml:space="preserve"> PAGEREF _Toc230455609 \h </w:instrText>
+          <w:instrText xml:space="preserve"> PAGEREF _Toc230458203 \h </w:instrText>
         </w:r>
         <w:r>
           <w:rPr>
@@ -5846,7 +5846,7 @@
           <w:noProof/>
         </w:rPr>
       </w:pPr>
-      <w:hyperlink w:anchor="_Toc230455610" w:history="1">
+      <w:hyperlink w:anchor="_Toc230458204" w:history="1">
         <w:r>
           <w:rPr>
             <w:rStyle w:val="Lienhypertexte"/>
@@ -5874,7 +5874,7 @@
             <w:noProof/>
             <w:webHidden/>
           </w:rPr>
-          <w:instrText xml:space="preserve"> PAGEREF _Toc230455610 \h </w:instrText>
+          <w:instrText xml:space="preserve"> PAGEREF _Toc230458204 \h </w:instrText>
         </w:r>
         <w:r>
           <w:rPr>
@@ -5915,7 +5915,7 @@
           <w:noProof/>
         </w:rPr>
       </w:pPr>
-      <w:hyperlink w:anchor="_Toc230455611" w:history="1">
+      <w:hyperlink w:anchor="_Toc230458205" w:history="1">
         <w:r>
           <w:rPr>
             <w:rStyle w:val="Lienhypertexte"/>
@@ -5943,7 +5943,7 @@
             <w:noProof/>
             <w:webHidden/>
           </w:rPr>
-          <w:instrText xml:space="preserve"> PAGEREF _Toc230455611 \h </w:instrText>
+          <w:instrText xml:space="preserve"> PAGEREF _Toc230458205 \h </w:instrText>
         </w:r>
         <w:r>
           <w:rPr>
@@ -5984,7 +5984,7 @@
           <w:noProof/>
         </w:rPr>
       </w:pPr>
-      <w:hyperlink w:anchor="_Toc230455612" w:history="1">
+      <w:hyperlink w:anchor="_Toc230458206" w:history="1">
         <w:r>
           <w:rPr>
             <w:rStyle w:val="Lienhypertexte"/>
@@ -6012,7 +6012,7 @@
             <w:noProof/>
             <w:webHidden/>
           </w:rPr>
-          <w:instrText xml:space="preserve"> PAGEREF _Toc230455612 \h </w:instrText>
+          <w:instrText xml:space="preserve"> PAGEREF _Toc230458206 \h </w:instrText>
         </w:r>
         <w:r>
           <w:rPr>
@@ -6053,7 +6053,7 @@
           <w:noProof/>
         </w:rPr>
       </w:pPr>
-      <w:hyperlink w:anchor="_Toc230455613" w:history="1">
+      <w:hyperlink w:anchor="_Toc230458207" w:history="1">
         <w:r>
           <w:rPr>
             <w:rStyle w:val="Lienhypertexte"/>
@@ -6081,7 +6081,7 @@
             <w:noProof/>
             <w:webHidden/>
           </w:rPr>
-          <w:instrText xml:space="preserve"> PAGEREF _Toc230455613 \h </w:instrText>
+          <w:instrText xml:space="preserve"> PAGEREF _Toc230458207 \h </w:instrText>
         </w:r>
         <w:r>
           <w:rPr>
@@ -6122,7 +6122,7 @@
           <w:noProof/>
         </w:rPr>
       </w:pPr>
-      <w:hyperlink w:anchor="_Toc230455614" w:history="1">
+      <w:hyperlink w:anchor="_Toc230458208" w:history="1">
         <w:r>
           <w:rPr>
             <w:rStyle w:val="Lienhypertexte"/>
@@ -6150,7 +6150,7 @@
             <w:noProof/>
             <w:webHidden/>
           </w:rPr>
-          <w:instrText xml:space="preserve"> PAGEREF _Toc230455614 \h </w:instrText>
+          <w:instrText xml:space="preserve"> PAGEREF _Toc230458208 \h </w:instrText>
         </w:r>
         <w:r>
           <w:rPr>
@@ -6191,7 +6191,7 @@
           <w:noProof/>
         </w:rPr>
       </w:pPr>
-      <w:hyperlink w:anchor="_Toc230455615" w:history="1">
+      <w:hyperlink w:anchor="_Toc230458209" w:history="1">
         <w:r>
           <w:rPr>
             <w:rStyle w:val="Lienhypertexte"/>
@@ -6219,7 +6219,7 @@
             <w:noProof/>
             <w:webHidden/>
           </w:rPr>
-          <w:instrText xml:space="preserve"> PAGEREF _Toc230455615 \h </w:instrText>
+          <w:instrText xml:space="preserve"> PAGEREF _Toc230458209 \h </w:instrText>
         </w:r>
         <w:r>
           <w:rPr>
@@ -6260,7 +6260,7 @@
           <w:noProof/>
         </w:rPr>
       </w:pPr>
-      <w:hyperlink w:anchor="_Toc230455616" w:history="1">
+      <w:hyperlink w:anchor="_Toc230458210" w:history="1">
         <w:r>
           <w:rPr>
             <w:rStyle w:val="Lienhypertexte"/>
@@ -6288,7 +6288,7 @@
             <w:noProof/>
             <w:webHidden/>
           </w:rPr>
-          <w:instrText xml:space="preserve"> PAGEREF _Toc230455616 \h </w:instrText>
+          <w:instrText xml:space="preserve"> PAGEREF _Toc230458210 \h </w:instrText>
         </w:r>
         <w:r>
           <w:rPr>
@@ -6329,7 +6329,7 @@
           <w:noProof/>
         </w:rPr>
       </w:pPr>
-      <w:hyperlink w:anchor="_Toc230455617" w:history="1">
+      <w:hyperlink w:anchor="_Toc230458211" w:history="1">
         <w:r>
           <w:rPr>
             <w:rStyle w:val="Lienhypertexte"/>
@@ -6357,7 +6357,7 @@
             <w:noProof/>
             <w:webHidden/>
           </w:rPr>
-          <w:instrText xml:space="preserve"> PAGEREF _Toc230455617 \h </w:instrText>
+          <w:instrText xml:space="preserve"> PAGEREF _Toc230458211 \h </w:instrText>
         </w:r>
         <w:r>
           <w:rPr>
@@ -6398,7 +6398,7 @@
           <w:noProof/>
         </w:rPr>
       </w:pPr>
-      <w:hyperlink w:anchor="_Toc230455618" w:history="1">
+      <w:hyperlink w:anchor="_Toc230458212" w:history="1">
         <w:r>
           <w:rPr>
             <w:rStyle w:val="Lienhypertexte"/>
@@ -6426,7 +6426,7 @@
             <w:noProof/>
             <w:webHidden/>
           </w:rPr>
-          <w:instrText xml:space="preserve"> PAGEREF _Toc230455618 \h </w:instrText>
+          <w:instrText xml:space="preserve"> PAGEREF _Toc230458212 \h </w:instrText>
         </w:r>
         <w:r>
           <w:rPr>
@@ -6467,7 +6467,7 @@
           <w:noProof/>
         </w:rPr>
       </w:pPr>
-      <w:hyperlink w:anchor="_Toc230455619" w:history="1">
+      <w:hyperlink w:anchor="_Toc230458213" w:history="1">
         <w:r>
           <w:rPr>
             <w:rStyle w:val="Lienhypertexte"/>
@@ -6495,7 +6495,7 @@
             <w:noProof/>
             <w:webHidden/>
           </w:rPr>
-          <w:instrText xml:space="preserve"> PAGEREF _Toc230455619 \h </w:instrText>
+          <w:instrText xml:space="preserve"> PAGEREF _Toc230458213 \h </w:instrText>
         </w:r>
         <w:r>
           <w:rPr>
@@ -6536,7 +6536,7 @@
           <w:noProof/>
         </w:rPr>
       </w:pPr>
-      <w:hyperlink w:anchor="_Toc230455620" w:history="1">
+      <w:hyperlink w:anchor="_Toc230458214" w:history="1">
         <w:r>
           <w:rPr>
             <w:rStyle w:val="Lienhypertexte"/>
@@ -6564,7 +6564,7 @@
             <w:noProof/>
             <w:webHidden/>
           </w:rPr>
-          <w:instrText xml:space="preserve"> PAGEREF _Toc230455620 \h </w:instrText>
+          <w:instrText xml:space="preserve"> PAGEREF _Toc230458214 \h </w:instrText>
         </w:r>
         <w:r>
           <w:rPr>
@@ -6605,7 +6605,7 @@
           <w:noProof/>
         </w:rPr>
       </w:pPr>
-      <w:hyperlink w:anchor="_Toc230455621" w:history="1">
+      <w:hyperlink w:anchor="_Toc230458215" w:history="1">
         <w:r>
           <w:rPr>
             <w:rStyle w:val="Lienhypertexte"/>
@@ -6633,7 +6633,7 @@
             <w:noProof/>
             <w:webHidden/>
           </w:rPr>
-          <w:instrText xml:space="preserve"> PAGEREF _Toc230455621 \h </w:instrText>
+          <w:instrText xml:space="preserve"> PAGEREF _Toc230458215 \h </w:instrText>
         </w:r>
         <w:r>
           <w:rPr>
@@ -6674,7 +6674,7 @@
           <w:noProof/>
         </w:rPr>
       </w:pPr>
-      <w:hyperlink w:anchor="_Toc230455622" w:history="1">
+      <w:hyperlink w:anchor="_Toc230458216" w:history="1">
         <w:r>
           <w:rPr>
             <w:rStyle w:val="Lienhypertexte"/>
@@ -6702,7 +6702,7 @@
             <w:noProof/>
             <w:webHidden/>
           </w:rPr>
-          <w:instrText xml:space="preserve"> PAGEREF _Toc230455622 \h </w:instrText>
+          <w:instrText xml:space="preserve"> PAGEREF _Toc230458216 \h </w:instrText>
         </w:r>
         <w:r>
           <w:rPr>
@@ -6743,7 +6743,7 @@
           <w:noProof/>
         </w:rPr>
       </w:pPr>
-      <w:hyperlink w:anchor="_Toc230455623" w:history="1">
+      <w:hyperlink w:anchor="_Toc230458217" w:history="1">
         <w:r>
           <w:rPr>
             <w:rStyle w:val="Lienhypertexte"/>
@@ -6771,7 +6771,7 @@
             <w:noProof/>
             <w:webHidden/>
           </w:rPr>
-          <w:instrText xml:space="preserve"> PAGEREF _Toc230455623 \h </w:instrText>
+          <w:instrText xml:space="preserve"> PAGEREF _Toc230458217 \h </w:instrText>
         </w:r>
         <w:r>
           <w:rPr>
@@ -6812,7 +6812,7 @@
           <w:noProof/>
         </w:rPr>
       </w:pPr>
-      <w:hyperlink w:anchor="_Toc230455624" w:history="1">
+      <w:hyperlink w:anchor="_Toc230458218" w:history="1">
         <w:r>
           <w:rPr>
             <w:rStyle w:val="Lienhypertexte"/>
@@ -6840,7 +6840,7 @@
             <w:noProof/>
             <w:webHidden/>
           </w:rPr>
-          <w:instrText xml:space="preserve"> PAGEREF _Toc230455624 \h </w:instrText>
+          <w:instrText xml:space="preserve"> PAGEREF _Toc230458218 \h </w:instrText>
         </w:r>
         <w:r>
           <w:rPr>
@@ -6881,7 +6881,7 @@
           <w:noProof/>
         </w:rPr>
       </w:pPr>
-      <w:hyperlink w:anchor="_Toc230455625" w:history="1">
+      <w:hyperlink w:anchor="_Toc230458219" w:history="1">
         <w:r>
           <w:rPr>
             <w:rStyle w:val="Lienhypertexte"/>
@@ -6909,7 +6909,7 @@
             <w:noProof/>
             <w:webHidden/>
           </w:rPr>
-          <w:instrText xml:space="preserve"> PAGEREF _Toc230455625 \h </w:instrText>
+          <w:instrText xml:space="preserve"> PAGEREF _Toc230458219 \h </w:instrText>
         </w:r>
         <w:r>
           <w:rPr>
@@ -6950,7 +6950,7 @@
           <w:noProof/>
         </w:rPr>
       </w:pPr>
-      <w:hyperlink w:anchor="_Toc230455626" w:history="1">
+      <w:hyperlink w:anchor="_Toc230458220" w:history="1">
         <w:r>
           <w:rPr>
             <w:rStyle w:val="Lienhypertexte"/>
@@ -6978,7 +6978,7 @@
             <w:noProof/>
             <w:webHidden/>
           </w:rPr>
-          <w:instrText xml:space="preserve"> PAGEREF _Toc230455626 \h </w:instrText>
+          <w:instrText xml:space="preserve"> PAGEREF _Toc230458220 \h </w:instrText>
         </w:r>
         <w:r>
           <w:rPr>
@@ -7019,7 +7019,7 @@
           <w:noProof/>
         </w:rPr>
       </w:pPr>
-      <w:hyperlink w:anchor="_Toc230455627" w:history="1">
+      <w:hyperlink w:anchor="_Toc230458221" w:history="1">
         <w:r>
           <w:rPr>
             <w:rStyle w:val="Lienhypertexte"/>
@@ -7047,7 +7047,7 @@
             <w:noProof/>
             <w:webHidden/>
           </w:rPr>
-          <w:instrText xml:space="preserve"> PAGEREF _Toc230455627 \h </w:instrText>
+          <w:instrText xml:space="preserve"> PAGEREF _Toc230458221 \h </w:instrText>
         </w:r>
         <w:r>
           <w:rPr>
@@ -7088,7 +7088,7 @@
           <w:noProof/>
         </w:rPr>
       </w:pPr>
-      <w:hyperlink w:anchor="_Toc230455628" w:history="1">
+      <w:hyperlink w:anchor="_Toc230458222" w:history="1">
         <w:r>
           <w:rPr>
             <w:rStyle w:val="Lienhypertexte"/>
@@ -7116,7 +7116,7 @@
             <w:noProof/>
             <w:webHidden/>
           </w:rPr>
-          <w:instrText xml:space="preserve"> PAGEREF _Toc230455628 \h </w:instrText>
+          <w:instrText xml:space="preserve"> PAGEREF _Toc230458222 \h </w:instrText>
         </w:r>
         <w:r>
           <w:rPr>
@@ -7157,7 +7157,7 @@
           <w:noProof/>
         </w:rPr>
       </w:pPr>
-      <w:hyperlink w:anchor="_Toc230455629" w:history="1">
+      <w:hyperlink w:anchor="_Toc230458223" w:history="1">
         <w:r>
           <w:rPr>
             <w:rStyle w:val="Lienhypertexte"/>
@@ -7185,7 +7185,7 @@
             <w:noProof/>
             <w:webHidden/>
           </w:rPr>
-          <w:instrText xml:space="preserve"> PAGEREF _Toc230455629 \h </w:instrText>
+          <w:instrText xml:space="preserve"> PAGEREF _Toc230458223 \h </w:instrText>
         </w:r>
         <w:r>
           <w:rPr>
@@ -7226,7 +7226,7 @@
           <w:noProof/>
         </w:rPr>
       </w:pPr>
-      <w:hyperlink w:anchor="_Toc230455630" w:history="1">
+      <w:hyperlink w:anchor="_Toc230458224" w:history="1">
         <w:r>
           <w:rPr>
             <w:rStyle w:val="Lienhypertexte"/>
@@ -7254,7 +7254,7 @@
             <w:noProof/>
             <w:webHidden/>
           </w:rPr>
-          <w:instrText xml:space="preserve"> PAGEREF _Toc230455630 \h </w:instrText>
+          <w:instrText xml:space="preserve"> PAGEREF _Toc230458224 \h </w:instrText>
         </w:r>
         <w:r>
           <w:rPr>
@@ -7295,7 +7295,7 @@
           <w:noProof/>
         </w:rPr>
       </w:pPr>
-      <w:hyperlink w:anchor="_Toc230455631" w:history="1">
+      <w:hyperlink w:anchor="_Toc230458225" w:history="1">
         <w:r>
           <w:rPr>
             <w:rStyle w:val="Lienhypertexte"/>
@@ -7323,7 +7323,7 @@
             <w:noProof/>
             <w:webHidden/>
           </w:rPr>
-          <w:instrText xml:space="preserve"> PAGEREF _Toc230455631 \h </w:instrText>
+          <w:instrText xml:space="preserve"> PAGEREF _Toc230458225 \h </w:instrText>
         </w:r>
         <w:r>
           <w:rPr>
@@ -7364,7 +7364,7 @@
           <w:noProof/>
         </w:rPr>
       </w:pPr>
-      <w:hyperlink w:anchor="_Toc230455632" w:history="1">
+      <w:hyperlink w:anchor="_Toc230458226" w:history="1">
         <w:r>
           <w:rPr>
             <w:rStyle w:val="Lienhypertexte"/>
@@ -7392,7 +7392,7 @@
             <w:noProof/>
             <w:webHidden/>
           </w:rPr>
-          <w:instrText xml:space="preserve"> PAGEREF _Toc230455632 \h </w:instrText>
+          <w:instrText xml:space="preserve"> PAGEREF _Toc230458226 \h </w:instrText>
         </w:r>
         <w:r>
           <w:rPr>
@@ -7433,7 +7433,7 @@
           <w:noProof/>
         </w:rPr>
       </w:pPr>
-      <w:hyperlink w:anchor="_Toc230455633" w:history="1">
+      <w:hyperlink w:anchor="_Toc230458227" w:history="1">
         <w:r>
           <w:rPr>
             <w:rStyle w:val="Lienhypertexte"/>
@@ -7461,7 +7461,7 @@
             <w:noProof/>
             <w:webHidden/>
           </w:rPr>
-          <w:instrText xml:space="preserve"> PAGEREF _Toc230455633 \h </w:instrText>
+          <w:instrText xml:space="preserve"> PAGEREF _Toc230458227 \h </w:instrText>
         </w:r>
         <w:r>
           <w:rPr>
@@ -7502,7 +7502,7 @@
           <w:noProof/>
         </w:rPr>
       </w:pPr>
-      <w:hyperlink w:anchor="_Toc230455634" w:history="1">
+      <w:hyperlink w:anchor="_Toc230458228" w:history="1">
         <w:r>
           <w:rPr>
             <w:rStyle w:val="Lienhypertexte"/>
@@ -7530,7 +7530,7 @@
             <w:noProof/>
             <w:webHidden/>
           </w:rPr>
-          <w:instrText xml:space="preserve"> PAGEREF _Toc230455634 \h </w:instrText>
+          <w:instrText xml:space="preserve"> PAGEREF _Toc230458228 \h </w:instrText>
         </w:r>
         <w:r>
           <w:rPr>
@@ -7571,7 +7571,7 @@
           <w:noProof/>
         </w:rPr>
       </w:pPr>
-      <w:hyperlink w:anchor="_Toc230455635" w:history="1">
+      <w:hyperlink w:anchor="_Toc230458229" w:history="1">
         <w:r>
           <w:rPr>
             <w:rStyle w:val="Lienhypertexte"/>
@@ -7599,7 +7599,7 @@
             <w:noProof/>
             <w:webHidden/>
           </w:rPr>
-          <w:instrText xml:space="preserve"> PAGEREF _Toc230455635 \h </w:instrText>
+          <w:instrText xml:space="preserve"> PAGEREF _Toc230458229 \h </w:instrText>
         </w:r>
         <w:r>
           <w:rPr>
@@ -7640,7 +7640,7 @@
           <w:noProof/>
         </w:rPr>
       </w:pPr>
-      <w:hyperlink w:anchor="_Toc230455636" w:history="1">
+      <w:hyperlink w:anchor="_Toc230458230" w:history="1">
         <w:r>
           <w:rPr>
             <w:rStyle w:val="Lienhypertexte"/>
@@ -7668,7 +7668,7 @@
             <w:noProof/>
             <w:webHidden/>
           </w:rPr>
-          <w:instrText xml:space="preserve"> PAGEREF _Toc230455636 \h </w:instrText>
+          <w:instrText xml:space="preserve"> PAGEREF _Toc230458230 \h </w:instrText>
         </w:r>
         <w:r>
           <w:rPr>
@@ -7709,7 +7709,7 @@
           <w:noProof/>
         </w:rPr>
       </w:pPr>
-      <w:hyperlink w:anchor="_Toc230455637" w:history="1">
+      <w:hyperlink w:anchor="_Toc230458231" w:history="1">
         <w:r>
           <w:rPr>
             <w:rStyle w:val="Lienhypertexte"/>
@@ -7737,7 +7737,7 @@
             <w:noProof/>
             <w:webHidden/>
           </w:rPr>
-          <w:instrText xml:space="preserve"> PAGEREF _Toc230455637 \h </w:instrText>
+          <w:instrText xml:space="preserve"> PAGEREF _Toc230458231 \h </w:instrText>
         </w:r>
         <w:r>
           <w:rPr>
@@ -7778,7 +7778,7 @@
           <w:noProof/>
         </w:rPr>
       </w:pPr>
-      <w:hyperlink w:anchor="_Toc230455638" w:history="1">
+      <w:hyperlink w:anchor="_Toc230458232" w:history="1">
         <w:r>
           <w:rPr>
             <w:rStyle w:val="Lienhypertexte"/>
@@ -7806,7 +7806,7 @@
             <w:noProof/>
             <w:webHidden/>
           </w:rPr>
-          <w:instrText xml:space="preserve"> PAGEREF _Toc230455638 \h </w:instrText>
+          <w:instrText xml:space="preserve"> PAGEREF _Toc230458232 \h </w:instrText>
         </w:r>
         <w:r>
           <w:rPr>
@@ -7847,7 +7847,7 @@
           <w:noProof/>
         </w:rPr>
       </w:pPr>
-      <w:hyperlink w:anchor="_Toc230455639" w:history="1">
+      <w:hyperlink w:anchor="_Toc230458233" w:history="1">
         <w:r>
           <w:rPr>
             <w:rStyle w:val="Lienhypertexte"/>
@@ -7875,7 +7875,7 @@
             <w:noProof/>
             <w:webHidden/>
           </w:rPr>
-          <w:instrText xml:space="preserve"> PAGEREF _Toc230455639 \h </w:instrText>
+          <w:instrText xml:space="preserve"> PAGEREF _Toc230458233 \h </w:instrText>
         </w:r>
         <w:r>
           <w:rPr>
@@ -7916,7 +7916,7 @@
           <w:noProof/>
         </w:rPr>
       </w:pPr>
-      <w:hyperlink w:anchor="_Toc230455640" w:history="1">
+      <w:hyperlink w:anchor="_Toc230458234" w:history="1">
         <w:r>
           <w:rPr>
             <w:rStyle w:val="Lienhypertexte"/>
@@ -7944,7 +7944,7 @@
             <w:noProof/>
             <w:webHidden/>
           </w:rPr>
-          <w:instrText xml:space="preserve"> PAGEREF _Toc230455640 \h </w:instrText>
+          <w:instrText xml:space="preserve"> PAGEREF _Toc230458234 \h </w:instrText>
         </w:r>
         <w:r>
           <w:rPr>
@@ -7985,7 +7985,7 @@
           <w:noProof/>
         </w:rPr>
       </w:pPr>
-      <w:hyperlink w:anchor="_Toc230455641" w:history="1">
+      <w:hyperlink w:anchor="_Toc230458235" w:history="1">
         <w:r>
           <w:rPr>
             <w:rStyle w:val="Lienhypertexte"/>
@@ -8013,7 +8013,7 @@
             <w:noProof/>
             <w:webHidden/>
           </w:rPr>
-          <w:instrText xml:space="preserve"> PAGEREF _Toc230455641 \h </w:instrText>
+          <w:instrText xml:space="preserve"> PAGEREF _Toc230458235 \h </w:instrText>
         </w:r>
         <w:r>
           <w:rPr>
@@ -8054,7 +8054,7 @@
           <w:noProof/>
         </w:rPr>
       </w:pPr>
-      <w:hyperlink w:anchor="_Toc230455642" w:history="1">
+      <w:hyperlink w:anchor="_Toc230458236" w:history="1">
         <w:r>
           <w:rPr>
             <w:rStyle w:val="Lienhypertexte"/>
@@ -8082,7 +8082,7 @@
             <w:noProof/>
             <w:webHidden/>
           </w:rPr>
-          <w:instrText xml:space="preserve"> PAGEREF _Toc230455642 \h </w:instrText>
+          <w:instrText xml:space="preserve"> PAGEREF _Toc230458236 \h </w:instrText>
         </w:r>
         <w:r>
           <w:rPr>
@@ -8138,7 +8138,7 @@
         </w:pBdr>
         <w:spacing w:before="80" w:after="200"/>
       </w:pPr>
-      <w:bookmarkStart w:id="1" w:name="_Toc230455530"/>
+      <w:bookmarkStart w:id="1" w:name="_Toc230458124"/>
       <w:r>
         <w:rPr>
           <w:rFonts w:ascii="Aptos Display" w:hAnsi="Aptos Display"/>
@@ -8163,7 +8163,7 @@
           <w:noProof/>
         </w:rPr>
         <w:drawing>
-          <wp:inline distT="0" distB="0" distL="0" distR="0" wp14:anchorId="10F692C6" wp14:editId="5E697744">
+          <wp:inline distT="0" distB="0" distL="0" distR="0" wp14:anchorId="1A828551" wp14:editId="1C41268E">
             <wp:extent cx="5486400" cy="3320928"/>
             <wp:effectExtent l="0" t="0" r="0" b="0"/>
             <wp:docPr id="1" name="Picture 1"/>
@@ -8230,7 +8230,7 @@
           <w:noProof/>
         </w:rPr>
         <w:drawing>
-          <wp:inline distT="0" distB="0" distL="0" distR="0" wp14:anchorId="0F115488" wp14:editId="26E49D4E">
+          <wp:inline distT="0" distB="0" distL="0" distR="0" wp14:anchorId="0A70E86C" wp14:editId="2891365D">
             <wp:extent cx="5486400" cy="3676506"/>
             <wp:effectExtent l="0" t="0" r="0" b="0"/>
             <wp:docPr id="2" name="Picture 2"/>
@@ -8406,7 +8406,7 @@
         <w:pStyle w:val="Titre2"/>
         <w:spacing w:before="460" w:after="220"/>
       </w:pPr>
-      <w:bookmarkStart w:id="2" w:name="_Toc230455531"/>
+      <w:bookmarkStart w:id="2" w:name="_Toc230458125"/>
       <w:r>
         <w:rPr>
           <w:rFonts w:ascii="Aptos Display" w:hAnsi="Aptos Display"/>
@@ -8820,7 +8820,7 @@
         <w:pStyle w:val="Titre2"/>
         <w:spacing w:before="460" w:after="220"/>
       </w:pPr>
-      <w:bookmarkStart w:id="3" w:name="_Toc230455532"/>
+      <w:bookmarkStart w:id="3" w:name="_Toc230458126"/>
       <w:r>
         <w:rPr>
           <w:rFonts w:ascii="Aptos Display" w:hAnsi="Aptos Display"/>
@@ -8859,7 +8859,7 @@
           <w:noProof/>
         </w:rPr>
         <w:drawing>
-          <wp:inline distT="0" distB="0" distL="0" distR="0" wp14:anchorId="2B738025" wp14:editId="0907D7DF">
+          <wp:inline distT="0" distB="0" distL="0" distR="0" wp14:anchorId="65DF55AD" wp14:editId="43E6C5C5">
             <wp:extent cx="4192474" cy="7498079"/>
             <wp:effectExtent l="0" t="0" r="0" b="0"/>
             <wp:docPr id="3" name="Picture 3"/>
@@ -8927,7 +8927,7 @@
         </w:rPr>
         <w:lastRenderedPageBreak/>
         <w:drawing>
-          <wp:inline distT="0" distB="0" distL="0" distR="0" wp14:anchorId="0CF143FB" wp14:editId="1EC9AFFB">
+          <wp:inline distT="0" distB="0" distL="0" distR="0" wp14:anchorId="073DF8BA" wp14:editId="6F7BA918">
             <wp:extent cx="4001844" cy="7498079"/>
             <wp:effectExtent l="0" t="0" r="0" b="0"/>
             <wp:docPr id="4" name="Picture 4"/>
@@ -9106,7 +9106,7 @@
         <w:pStyle w:val="Titre2"/>
         <w:spacing w:before="460" w:after="220"/>
       </w:pPr>
-      <w:bookmarkStart w:id="4" w:name="_Toc230455533"/>
+      <w:bookmarkStart w:id="4" w:name="_Toc230458127"/>
       <w:r>
         <w:rPr>
           <w:rFonts w:ascii="Aptos Display" w:hAnsi="Aptos Display"/>
@@ -9200,7 +9200,7 @@
         <w:pStyle w:val="Titre2"/>
         <w:spacing w:before="460" w:after="220"/>
       </w:pPr>
-      <w:bookmarkStart w:id="5" w:name="_Toc230455534"/>
+      <w:bookmarkStart w:id="5" w:name="_Toc230458128"/>
       <w:r>
         <w:rPr>
           <w:rFonts w:ascii="Aptos Display" w:hAnsi="Aptos Display"/>
@@ -9361,7 +9361,7 @@
         </w:pBdr>
         <w:spacing w:before="80" w:after="200"/>
       </w:pPr>
-      <w:bookmarkStart w:id="6" w:name="_Toc230455535"/>
+      <w:bookmarkStart w:id="6" w:name="_Toc230458129"/>
       <w:r>
         <w:rPr>
           <w:rFonts w:ascii="Aptos Display" w:hAnsi="Aptos Display"/>
@@ -9386,7 +9386,7 @@
           <w:noProof/>
         </w:rPr>
         <w:drawing>
-          <wp:inline distT="0" distB="0" distL="0" distR="0" wp14:anchorId="3A70E1B6" wp14:editId="178FDF6E">
+          <wp:inline distT="0" distB="0" distL="0" distR="0" wp14:anchorId="76130064" wp14:editId="5202F423">
             <wp:extent cx="3699052" cy="7498079"/>
             <wp:effectExtent l="0" t="0" r="0" b="0"/>
             <wp:docPr id="5" name="Picture 5"/>
@@ -9454,7 +9454,7 @@
         <w:pStyle w:val="Titre2"/>
         <w:spacing w:before="460" w:after="220"/>
       </w:pPr>
-      <w:bookmarkStart w:id="7" w:name="_Toc230455536"/>
+      <w:bookmarkStart w:id="7" w:name="_Toc230458130"/>
       <w:r>
         <w:rPr>
           <w:rFonts w:ascii="Aptos Display" w:hAnsi="Aptos Display"/>
@@ -9493,7 +9493,7 @@
           <w:noProof/>
         </w:rPr>
         <w:drawing>
-          <wp:inline distT="0" distB="0" distL="0" distR="0" wp14:anchorId="057B5069" wp14:editId="66C890A0">
+          <wp:inline distT="0" distB="0" distL="0" distR="0" wp14:anchorId="565CCDA3" wp14:editId="4149C7C6">
             <wp:extent cx="4852378" cy="7498079"/>
             <wp:effectExtent l="0" t="0" r="0" b="0"/>
             <wp:docPr id="6" name="Picture 6"/>
@@ -10043,7 +10043,7 @@
         <w:pStyle w:val="Titre2"/>
         <w:spacing w:before="460" w:after="220"/>
       </w:pPr>
-      <w:bookmarkStart w:id="8" w:name="_Toc230455537"/>
+      <w:bookmarkStart w:id="8" w:name="_Toc230458131"/>
       <w:r>
         <w:rPr>
           <w:rFonts w:ascii="Aptos Display" w:hAnsi="Aptos Display"/>
@@ -10411,7 +10411,7 @@
         <w:pStyle w:val="Titre2"/>
         <w:spacing w:before="460" w:after="220"/>
       </w:pPr>
-      <w:bookmarkStart w:id="9" w:name="_Toc230455538"/>
+      <w:bookmarkStart w:id="9" w:name="_Toc230458132"/>
       <w:r>
         <w:rPr>
           <w:rFonts w:ascii="Aptos Display" w:hAnsi="Aptos Display"/>
@@ -10590,7 +10590,7 @@
         <w:pStyle w:val="Titre2"/>
         <w:spacing w:before="460" w:after="220"/>
       </w:pPr>
-      <w:bookmarkStart w:id="10" w:name="_Toc230455539"/>
+      <w:bookmarkStart w:id="10" w:name="_Toc230458133"/>
       <w:r>
         <w:rPr>
           <w:rFonts w:ascii="Aptos Display" w:hAnsi="Aptos Display"/>
@@ -10629,7 +10629,7 @@
           <w:noProof/>
         </w:rPr>
         <w:drawing>
-          <wp:inline distT="0" distB="0" distL="0" distR="0" wp14:anchorId="37614B14" wp14:editId="2A8A08E5">
+          <wp:inline distT="0" distB="0" distL="0" distR="0" wp14:anchorId="4681BD70" wp14:editId="7A4D489A">
             <wp:extent cx="5486400" cy="3363310"/>
             <wp:effectExtent l="0" t="0" r="0" b="0"/>
             <wp:docPr id="7" name="Picture 7"/>
@@ -10796,7 +10796,7 @@
         <w:pStyle w:val="Titre2"/>
         <w:spacing w:before="460" w:after="220"/>
       </w:pPr>
-      <w:bookmarkStart w:id="11" w:name="_Toc230455540"/>
+      <w:bookmarkStart w:id="11" w:name="_Toc230458134"/>
       <w:r>
         <w:rPr>
           <w:rFonts w:ascii="Aptos Display" w:hAnsi="Aptos Display"/>
@@ -11009,7 +11009,7 @@
         <w:pStyle w:val="Titre2"/>
         <w:spacing w:before="460" w:after="220"/>
       </w:pPr>
-      <w:bookmarkStart w:id="12" w:name="_Toc230455541"/>
+      <w:bookmarkStart w:id="12" w:name="_Toc230458135"/>
       <w:r>
         <w:rPr>
           <w:rFonts w:ascii="Aptos Display" w:hAnsi="Aptos Display"/>
@@ -11120,7 +11120,7 @@
         </w:pBdr>
         <w:spacing w:before="80" w:after="200"/>
       </w:pPr>
-      <w:bookmarkStart w:id="13" w:name="_Toc230455542"/>
+      <w:bookmarkStart w:id="13" w:name="_Toc230458136"/>
       <w:r>
         <w:rPr>
           <w:rFonts w:ascii="Aptos Display" w:hAnsi="Aptos Display"/>
@@ -11136,7 +11136,7 @@
         <w:pStyle w:val="Titre2"/>
         <w:spacing w:before="460" w:after="220"/>
       </w:pPr>
-      <w:bookmarkStart w:id="14" w:name="_Toc230455543"/>
+      <w:bookmarkStart w:id="14" w:name="_Toc230458137"/>
       <w:r>
         <w:rPr>
           <w:rFonts w:ascii="Aptos Display" w:hAnsi="Aptos Display"/>
@@ -11219,7 +11219,7 @@
         <w:pStyle w:val="Titre2"/>
         <w:spacing w:before="460" w:after="220"/>
       </w:pPr>
-      <w:bookmarkStart w:id="15" w:name="_Toc230455544"/>
+      <w:bookmarkStart w:id="15" w:name="_Toc230458138"/>
       <w:r>
         <w:rPr>
           <w:rFonts w:ascii="Aptos Display" w:hAnsi="Aptos Display"/>
@@ -11317,7 +11317,7 @@
         <w:pStyle w:val="Titre2"/>
         <w:spacing w:before="460" w:after="220"/>
       </w:pPr>
-      <w:bookmarkStart w:id="16" w:name="_Toc230455545"/>
+      <w:bookmarkStart w:id="16" w:name="_Toc230458139"/>
       <w:r>
         <w:rPr>
           <w:rFonts w:ascii="Aptos Display" w:hAnsi="Aptos Display"/>
@@ -11450,7 +11450,7 @@
         <w:pStyle w:val="Titre2"/>
         <w:spacing w:before="460" w:after="220"/>
       </w:pPr>
-      <w:bookmarkStart w:id="17" w:name="_Toc230455546"/>
+      <w:bookmarkStart w:id="17" w:name="_Toc230458140"/>
       <w:r>
         <w:rPr>
           <w:rFonts w:ascii="Aptos Display" w:hAnsi="Aptos Display"/>
@@ -12041,7 +12041,7 @@
         </w:pBdr>
         <w:spacing w:before="80" w:after="200"/>
       </w:pPr>
-      <w:bookmarkStart w:id="18" w:name="_Toc230455547"/>
+      <w:bookmarkStart w:id="18" w:name="_Toc230458141"/>
       <w:r>
         <w:rPr>
           <w:rFonts w:ascii="Aptos Display" w:hAnsi="Aptos Display"/>
@@ -12066,7 +12066,7 @@
           <w:noProof/>
         </w:rPr>
         <w:drawing>
-          <wp:inline distT="0" distB="0" distL="0" distR="0" wp14:anchorId="0C840FBD" wp14:editId="415C7145">
+          <wp:inline distT="0" distB="0" distL="0" distR="0" wp14:anchorId="01E730C3" wp14:editId="1D466336">
             <wp:extent cx="5486400" cy="3244475"/>
             <wp:effectExtent l="0" t="0" r="0" b="0"/>
             <wp:docPr id="8" name="Picture 8"/>
@@ -12133,7 +12133,7 @@
           <w:noProof/>
         </w:rPr>
         <w:drawing>
-          <wp:inline distT="0" distB="0" distL="0" distR="0" wp14:anchorId="127232F8" wp14:editId="421A11D6">
+          <wp:inline distT="0" distB="0" distL="0" distR="0" wp14:anchorId="3058D534" wp14:editId="5AF7FA6A">
             <wp:extent cx="5486400" cy="4057865"/>
             <wp:effectExtent l="0" t="0" r="0" b="0"/>
             <wp:docPr id="9" name="Picture 9"/>
@@ -12213,7 +12213,7 @@
         <w:pStyle w:val="Titre2"/>
         <w:spacing w:before="460" w:after="220"/>
       </w:pPr>
-      <w:bookmarkStart w:id="19" w:name="_Toc230455548"/>
+      <w:bookmarkStart w:id="19" w:name="_Toc230458142"/>
       <w:r>
         <w:rPr>
           <w:rFonts w:ascii="Aptos Display" w:hAnsi="Aptos Display"/>
@@ -12382,7 +12382,7 @@
         <w:pStyle w:val="Titre2"/>
         <w:spacing w:before="460" w:after="220"/>
       </w:pPr>
-      <w:bookmarkStart w:id="20" w:name="_Toc230455549"/>
+      <w:bookmarkStart w:id="20" w:name="_Toc230458143"/>
       <w:r>
         <w:rPr>
           <w:rFonts w:ascii="Aptos Display" w:hAnsi="Aptos Display"/>
@@ -12710,7 +12710,7 @@
         <w:pStyle w:val="Titre2"/>
         <w:spacing w:before="460" w:after="220"/>
       </w:pPr>
-      <w:bookmarkStart w:id="21" w:name="_Toc230455550"/>
+      <w:bookmarkStart w:id="21" w:name="_Toc230458144"/>
       <w:r>
         <w:rPr>
           <w:rFonts w:ascii="Aptos Display" w:hAnsi="Aptos Display"/>
@@ -13182,7 +13182,7 @@
         <w:pStyle w:val="Titre2"/>
         <w:spacing w:before="460" w:after="220"/>
       </w:pPr>
-      <w:bookmarkStart w:id="22" w:name="_Toc230455551"/>
+      <w:bookmarkStart w:id="22" w:name="_Toc230458145"/>
       <w:r>
         <w:rPr>
           <w:rFonts w:ascii="Aptos Display" w:hAnsi="Aptos Display"/>
@@ -13221,7 +13221,7 @@
         <w:pStyle w:val="Titre3"/>
         <w:spacing w:before="60" w:after="80"/>
       </w:pPr>
-      <w:bookmarkStart w:id="23" w:name="_Toc230455552"/>
+      <w:bookmarkStart w:id="23" w:name="_Toc230458146"/>
       <w:r>
         <w:rPr>
           <w:rFonts w:ascii="Aptos" w:hAnsi="Aptos"/>
@@ -13516,7 +13516,7 @@
         <w:pStyle w:val="Titre3"/>
         <w:spacing w:before="60" w:after="80"/>
       </w:pPr>
-      <w:bookmarkStart w:id="24" w:name="_Toc230455553"/>
+      <w:bookmarkStart w:id="24" w:name="_Toc230458147"/>
       <w:r>
         <w:rPr>
           <w:rFonts w:ascii="Aptos" w:hAnsi="Aptos"/>
@@ -13833,7 +13833,7 @@
         <w:pStyle w:val="Titre2"/>
         <w:spacing w:before="460" w:after="220"/>
       </w:pPr>
-      <w:bookmarkStart w:id="25" w:name="_Toc230455554"/>
+      <w:bookmarkStart w:id="25" w:name="_Toc230458148"/>
       <w:r>
         <w:rPr>
           <w:rFonts w:ascii="Aptos Display" w:hAnsi="Aptos Display"/>
@@ -14186,7 +14186,7 @@
         <w:pStyle w:val="Titre2"/>
         <w:spacing w:before="460" w:after="220"/>
       </w:pPr>
-      <w:bookmarkStart w:id="26" w:name="_Toc230455555"/>
+      <w:bookmarkStart w:id="26" w:name="_Toc230458149"/>
       <w:r>
         <w:rPr>
           <w:rFonts w:ascii="Aptos Display" w:hAnsi="Aptos Display"/>
@@ -14285,7 +14285,7 @@
         <w:pStyle w:val="Titre2"/>
         <w:spacing w:before="460" w:after="220"/>
       </w:pPr>
-      <w:bookmarkStart w:id="27" w:name="_Toc230455556"/>
+      <w:bookmarkStart w:id="27" w:name="_Toc230458150"/>
       <w:r>
         <w:rPr>
           <w:rFonts w:ascii="Aptos Display" w:hAnsi="Aptos Display"/>
@@ -14385,7 +14385,7 @@
         <w:pStyle w:val="Titre2"/>
         <w:spacing w:before="460" w:after="220"/>
       </w:pPr>
-      <w:bookmarkStart w:id="28" w:name="_Toc230455557"/>
+      <w:bookmarkStart w:id="28" w:name="_Toc230458151"/>
       <w:r>
         <w:rPr>
           <w:rFonts w:ascii="Aptos Display" w:hAnsi="Aptos Display"/>
@@ -14414,7 +14414,7 @@
         <w:pStyle w:val="Titre3"/>
         <w:spacing w:before="60" w:after="80"/>
       </w:pPr>
-      <w:bookmarkStart w:id="29" w:name="_Toc230455558"/>
+      <w:bookmarkStart w:id="29" w:name="_Toc230458152"/>
       <w:r>
         <w:rPr>
           <w:rFonts w:ascii="Aptos" w:hAnsi="Aptos"/>
@@ -14607,7 +14607,7 @@
         <w:pStyle w:val="Titre3"/>
         <w:spacing w:before="60" w:after="80"/>
       </w:pPr>
-      <w:bookmarkStart w:id="30" w:name="_Toc230455559"/>
+      <w:bookmarkStart w:id="30" w:name="_Toc230458153"/>
       <w:r>
         <w:rPr>
           <w:rFonts w:ascii="Aptos" w:hAnsi="Aptos"/>
@@ -14645,7 +14645,7 @@
         <w:pStyle w:val="Titre3"/>
         <w:spacing w:before="60" w:after="80"/>
       </w:pPr>
-      <w:bookmarkStart w:id="31" w:name="_Toc230455560"/>
+      <w:bookmarkStart w:id="31" w:name="_Toc230458154"/>
       <w:r>
         <w:rPr>
           <w:rFonts w:ascii="Aptos" w:hAnsi="Aptos"/>
@@ -14728,7 +14728,7 @@
         <w:pStyle w:val="Titre3"/>
         <w:spacing w:before="60" w:after="80"/>
       </w:pPr>
-      <w:bookmarkStart w:id="32" w:name="_Toc230455561"/>
+      <w:bookmarkStart w:id="32" w:name="_Toc230458155"/>
       <w:r>
         <w:rPr>
           <w:rFonts w:ascii="Aptos" w:hAnsi="Aptos"/>
@@ -14836,7 +14836,7 @@
         <w:pStyle w:val="Titre3"/>
         <w:spacing w:before="60" w:after="80"/>
       </w:pPr>
-      <w:bookmarkStart w:id="33" w:name="_Toc230455562"/>
+      <w:bookmarkStart w:id="33" w:name="_Toc230458156"/>
       <w:r>
         <w:rPr>
           <w:rFonts w:ascii="Aptos" w:hAnsi="Aptos"/>
@@ -14950,7 +14950,7 @@
         <w:pStyle w:val="Titre2"/>
         <w:spacing w:before="460" w:after="220"/>
       </w:pPr>
-      <w:bookmarkStart w:id="34" w:name="_Toc230455563"/>
+      <w:bookmarkStart w:id="34" w:name="_Toc230458157"/>
       <w:r>
         <w:rPr>
           <w:rFonts w:ascii="Aptos Display" w:hAnsi="Aptos Display"/>
@@ -15746,7 +15746,7 @@
         <w:pStyle w:val="Titre2"/>
         <w:spacing w:before="460" w:after="220"/>
       </w:pPr>
-      <w:bookmarkStart w:id="35" w:name="_Toc230455564"/>
+      <w:bookmarkStart w:id="35" w:name="_Toc230458158"/>
       <w:r>
         <w:rPr>
           <w:rFonts w:ascii="Aptos Display" w:hAnsi="Aptos Display"/>
@@ -17136,7 +17136,7 @@
         <w:pStyle w:val="Titre2"/>
         <w:spacing w:before="460" w:after="220"/>
       </w:pPr>
-      <w:bookmarkStart w:id="36" w:name="_Toc230455565"/>
+      <w:bookmarkStart w:id="36" w:name="_Toc230458159"/>
       <w:r>
         <w:rPr>
           <w:rFonts w:ascii="Aptos Display" w:hAnsi="Aptos Display"/>
@@ -17464,7 +17464,7 @@
         <w:pStyle w:val="Titre2"/>
         <w:spacing w:before="460" w:after="220"/>
       </w:pPr>
-      <w:bookmarkStart w:id="37" w:name="_Toc230455566"/>
+      <w:bookmarkStart w:id="37" w:name="_Toc230458160"/>
       <w:r>
         <w:rPr>
           <w:rFonts w:ascii="Aptos Display" w:hAnsi="Aptos Display"/>
@@ -17952,7 +17952,7 @@
         <w:pStyle w:val="Titre3"/>
         <w:spacing w:before="60" w:after="80"/>
       </w:pPr>
-      <w:bookmarkStart w:id="38" w:name="_Toc230455567"/>
+      <w:bookmarkStart w:id="38" w:name="_Toc230458161"/>
       <w:r>
         <w:rPr>
           <w:rFonts w:ascii="Aptos" w:hAnsi="Aptos"/>
@@ -18047,7 +18047,7 @@
         <w:pStyle w:val="Titre2"/>
         <w:spacing w:before="460" w:after="220"/>
       </w:pPr>
-      <w:bookmarkStart w:id="39" w:name="_Toc230455568"/>
+      <w:bookmarkStart w:id="39" w:name="_Toc230458162"/>
       <w:r>
         <w:rPr>
           <w:rFonts w:ascii="Aptos Display" w:hAnsi="Aptos Display"/>
@@ -18161,7 +18161,7 @@
         <w:pStyle w:val="Titre2"/>
         <w:spacing w:before="460" w:after="220"/>
       </w:pPr>
-      <w:bookmarkStart w:id="40" w:name="_Toc230455569"/>
+      <w:bookmarkStart w:id="40" w:name="_Toc230458163"/>
       <w:r>
         <w:rPr>
           <w:rFonts w:ascii="Aptos Display" w:hAnsi="Aptos Display"/>
@@ -18199,7 +18199,7 @@
           <w:noProof/>
         </w:rPr>
         <w:drawing>
-          <wp:inline distT="0" distB="0" distL="0" distR="0" wp14:anchorId="7D2B0BFD" wp14:editId="7777F386">
+          <wp:inline distT="0" distB="0" distL="0" distR="0" wp14:anchorId="764E9C21" wp14:editId="40C8A635">
             <wp:extent cx="5486400" cy="3190125"/>
             <wp:effectExtent l="0" t="0" r="0" b="0"/>
             <wp:docPr id="10" name="Picture 10"/>
@@ -18404,7 +18404,7 @@
         <w:pStyle w:val="Titre2"/>
         <w:spacing w:before="460" w:after="220"/>
       </w:pPr>
-      <w:bookmarkStart w:id="41" w:name="_Toc230455570"/>
+      <w:bookmarkStart w:id="41" w:name="_Toc230458164"/>
       <w:r>
         <w:rPr>
           <w:rFonts w:ascii="Aptos Display" w:hAnsi="Aptos Display"/>
@@ -18671,7 +18671,7 @@
         <w:pStyle w:val="Titre2"/>
         <w:spacing w:before="460" w:after="220"/>
       </w:pPr>
-      <w:bookmarkStart w:id="42" w:name="_Toc230455571"/>
+      <w:bookmarkStart w:id="42" w:name="_Toc230458165"/>
       <w:r>
         <w:rPr>
           <w:rFonts w:ascii="Aptos Display" w:hAnsi="Aptos Display"/>
@@ -18710,7 +18710,7 @@
           <w:noProof/>
         </w:rPr>
         <w:drawing>
-          <wp:inline distT="0" distB="0" distL="0" distR="0" wp14:anchorId="4FC65D61" wp14:editId="07F93C44">
+          <wp:inline distT="0" distB="0" distL="0" distR="0" wp14:anchorId="6C9D21C8" wp14:editId="6325F063">
             <wp:extent cx="5486400" cy="6696000"/>
             <wp:effectExtent l="0" t="0" r="0" b="0"/>
             <wp:docPr id="11" name="Picture 11"/>
@@ -18928,7 +18928,7 @@
         <w:pStyle w:val="Titre2"/>
         <w:spacing w:before="460" w:after="220"/>
       </w:pPr>
-      <w:bookmarkStart w:id="43" w:name="_Toc230455572"/>
+      <w:bookmarkStart w:id="43" w:name="_Toc230458166"/>
       <w:r>
         <w:rPr>
           <w:rFonts w:ascii="Aptos Display" w:hAnsi="Aptos Display"/>
@@ -19133,7 +19133,7 @@
         <w:pStyle w:val="Titre2"/>
         <w:spacing w:before="460" w:after="220"/>
       </w:pPr>
-      <w:bookmarkStart w:id="44" w:name="_Toc230455573"/>
+      <w:bookmarkStart w:id="44" w:name="_Toc230458167"/>
       <w:r>
         <w:rPr>
           <w:rFonts w:ascii="Aptos Display" w:hAnsi="Aptos Display"/>
@@ -19236,7 +19236,7 @@
         <w:pStyle w:val="Titre2"/>
         <w:spacing w:before="460" w:after="220"/>
       </w:pPr>
-      <w:bookmarkStart w:id="45" w:name="_Toc230455574"/>
+      <w:bookmarkStart w:id="45" w:name="_Toc230458168"/>
       <w:r>
         <w:rPr>
           <w:rFonts w:ascii="Aptos Display" w:hAnsi="Aptos Display"/>
@@ -19722,7 +19722,7 @@
         <w:pStyle w:val="Titre2"/>
         <w:spacing w:before="460" w:after="220"/>
       </w:pPr>
-      <w:bookmarkStart w:id="46" w:name="_Toc230455575"/>
+      <w:bookmarkStart w:id="46" w:name="_Toc230458169"/>
       <w:r>
         <w:rPr>
           <w:rFonts w:ascii="Aptos Display" w:hAnsi="Aptos Display"/>
@@ -19941,7 +19941,7 @@
         </w:pBdr>
         <w:spacing w:before="80" w:after="200"/>
       </w:pPr>
-      <w:bookmarkStart w:id="47" w:name="_Toc230455576"/>
+      <w:bookmarkStart w:id="47" w:name="_Toc230458170"/>
       <w:r>
         <w:rPr>
           <w:rFonts w:ascii="Aptos Display" w:hAnsi="Aptos Display"/>
@@ -19977,7 +19977,7 @@
         <w:pStyle w:val="Titre2"/>
         <w:spacing w:before="460" w:after="220"/>
       </w:pPr>
-      <w:bookmarkStart w:id="48" w:name="_Toc230455577"/>
+      <w:bookmarkStart w:id="48" w:name="_Toc230458171"/>
       <w:r>
         <w:rPr>
           <w:rFonts w:ascii="Aptos Display" w:hAnsi="Aptos Display"/>
@@ -20138,7 +20138,7 @@
         <w:pStyle w:val="Titre2"/>
         <w:spacing w:before="460" w:after="220"/>
       </w:pPr>
-      <w:bookmarkStart w:id="49" w:name="_Toc230455578"/>
+      <w:bookmarkStart w:id="49" w:name="_Toc230458172"/>
       <w:r>
         <w:rPr>
           <w:rFonts w:ascii="Aptos Display" w:hAnsi="Aptos Display"/>
@@ -20296,7 +20296,7 @@
         <w:pStyle w:val="Titre2"/>
         <w:spacing w:before="460" w:after="220"/>
       </w:pPr>
-      <w:bookmarkStart w:id="50" w:name="_Toc230455579"/>
+      <w:bookmarkStart w:id="50" w:name="_Toc230458173"/>
       <w:r>
         <w:rPr>
           <w:rFonts w:ascii="Aptos Display" w:hAnsi="Aptos Display"/>
@@ -21223,7 +21223,7 @@
         <w:pStyle w:val="Titre2"/>
         <w:spacing w:before="460" w:after="220"/>
       </w:pPr>
-      <w:bookmarkStart w:id="51" w:name="_Toc230455580"/>
+      <w:bookmarkStart w:id="51" w:name="_Toc230458174"/>
       <w:r>
         <w:rPr>
           <w:rFonts w:ascii="Aptos Display" w:hAnsi="Aptos Display"/>
@@ -21261,7 +21261,7 @@
           <w:noProof/>
         </w:rPr>
         <w:drawing>
-          <wp:inline distT="0" distB="0" distL="0" distR="0" wp14:anchorId="7F89B100" wp14:editId="605844F5">
+          <wp:inline distT="0" distB="0" distL="0" distR="0" wp14:anchorId="4183F42F" wp14:editId="7E3B9054">
             <wp:extent cx="5486400" cy="3005803"/>
             <wp:effectExtent l="0" t="0" r="0" b="0"/>
             <wp:docPr id="12" name="Picture 12"/>
@@ -21444,7 +21444,7 @@
           <w:noProof/>
         </w:rPr>
         <w:drawing>
-          <wp:inline distT="0" distB="0" distL="0" distR="0" wp14:anchorId="355A63DD" wp14:editId="67B5EE99">
+          <wp:inline distT="0" distB="0" distL="0" distR="0" wp14:anchorId="4E1CDDE0" wp14:editId="4478C1DA">
             <wp:extent cx="4004012" cy="7498079"/>
             <wp:effectExtent l="0" t="0" r="0" b="0"/>
             <wp:docPr id="13" name="Picture 13"/>
@@ -21502,7 +21502,7 @@
         <w:pStyle w:val="Titre2"/>
         <w:spacing w:before="460" w:after="220"/>
       </w:pPr>
-      <w:bookmarkStart w:id="52" w:name="_Toc230455581"/>
+      <w:bookmarkStart w:id="52" w:name="_Toc230458175"/>
       <w:r>
         <w:rPr>
           <w:rFonts w:ascii="Aptos Display" w:hAnsi="Aptos Display"/>
@@ -21794,7 +21794,7 @@
         <w:pStyle w:val="Titre2"/>
         <w:spacing w:before="460" w:after="220"/>
       </w:pPr>
-      <w:bookmarkStart w:id="53" w:name="_Toc230455582"/>
+      <w:bookmarkStart w:id="53" w:name="_Toc230458176"/>
       <w:r>
         <w:rPr>
           <w:rFonts w:ascii="Aptos Display" w:hAnsi="Aptos Display"/>
@@ -22410,7 +22410,7 @@
         <w:pStyle w:val="Titre2"/>
         <w:spacing w:before="460" w:after="220"/>
       </w:pPr>
-      <w:bookmarkStart w:id="54" w:name="_Toc230455583"/>
+      <w:bookmarkStart w:id="54" w:name="_Toc230458177"/>
       <w:r>
         <w:rPr>
           <w:rFonts w:ascii="Aptos Display" w:hAnsi="Aptos Display"/>
@@ -22545,7 +22545,7 @@
         <w:pStyle w:val="Titre2"/>
         <w:spacing w:before="460" w:after="220"/>
       </w:pPr>
-      <w:bookmarkStart w:id="55" w:name="_Toc230455584"/>
+      <w:bookmarkStart w:id="55" w:name="_Toc230458178"/>
       <w:r>
         <w:rPr>
           <w:rFonts w:ascii="Aptos Display" w:hAnsi="Aptos Display"/>
@@ -22705,6 +22705,41 @@
         </w:rPr>
       </w:pPr>
       <w:r>
+        <w:t xml:space="preserve">The generated wrappers intentionally keep the raw label-based support API out of the normal user surface. Application code is expected to stay on generated members such as </w:t>
+      </w:r>
+      <w:r>
+        <w:rPr>
+          <w:rFonts w:ascii="Consolas" w:hAnsi="Consolas"/>
+          <w:color w:val="374151"/>
+          <w:sz w:val="17"/>
+          <w:shd w:val="clear" w:color="auto" w:fill="F5F5F5"/>
+        </w:rPr>
+        <w:lastRenderedPageBreak/>
+        <w:t>ui.Cockpit().adiHeadingBox.HeadingValue()</w:t>
+      </w:r>
+      <w:r>
+        <w:t xml:space="preserve"> or </w:t>
+      </w:r>
+      <w:r>
+        <w:rPr>
+          <w:rFonts w:ascii="Consolas" w:hAnsi="Consolas"/>
+          <w:color w:val="374151"/>
+          <w:sz w:val="17"/>
+          <w:shd w:val="clear" w:color="auto" w:fill="F5F5F5"/>
+        </w:rPr>
+        <w:t>ui.Radar().DynamicRadarTrack().Create()</w:t>
+      </w:r>
+      <w:r>
+        <w:t xml:space="preserve"> instead of calling generic label-driven helpers.</w:t>
+      </w:r>
+    </w:p>
+    <w:p>
+      <w:pPr>
+        <w:rPr>
+          <w:rFonts w:hint="eastAsia"/>
+        </w:rPr>
+      </w:pPr>
+      <w:r>
         <w:t>This is why the generated path should be the default integration path. The business code manipulates typed handles and leaves transport ids, runtime dynamic ids, and patch serialization to the generated layer.</w:t>
       </w:r>
     </w:p>
@@ -22713,13 +22748,12 @@
         <w:pStyle w:val="Titre2"/>
         <w:spacing w:before="460" w:after="220"/>
       </w:pPr>
-      <w:bookmarkStart w:id="56" w:name="_Toc230455585"/>
+      <w:bookmarkStart w:id="56" w:name="_Toc230458179"/>
       <w:r>
         <w:rPr>
           <w:rFonts w:ascii="Aptos Display" w:hAnsi="Aptos Display"/>
           <w:color w:val="6A1B9A"/>
         </w:rPr>
-        <w:lastRenderedPageBreak/>
         <w:t>▪</w:t>
       </w:r>
       <w:r>
@@ -23225,7 +23259,7 @@
         <w:pStyle w:val="Titre2"/>
         <w:spacing w:before="460" w:after="220"/>
       </w:pPr>
-      <w:bookmarkStart w:id="57" w:name="_Toc230455586"/>
+      <w:bookmarkStart w:id="57" w:name="_Toc230458180"/>
       <w:r>
         <w:rPr>
           <w:rFonts w:ascii="Aptos Display" w:hAnsi="Aptos Display"/>
@@ -23447,6 +23481,14 @@
           <w:shd w:val="clear" w:color="auto" w:fill="F1F5F9"/>
         </w:rPr>
         <w:br/>
+      </w:r>
+      <w:r>
+        <w:rPr>
+          <w:rFonts w:ascii="Consolas" w:hAnsi="Consolas"/>
+          <w:sz w:val="17"/>
+          <w:shd w:val="clear" w:color="auto" w:fill="F1F5F9"/>
+        </w:rPr>
+        <w:lastRenderedPageBreak/>
         <w:t xml:space="preserve">    PRIVATE</w:t>
       </w:r>
       <w:r>
@@ -23546,7 +23588,6 @@
         </w:rPr>
       </w:pPr>
       <w:r>
-        <w:lastRenderedPageBreak/>
         <w:t xml:space="preserve">The packaged client SDK is curated accordingly: it ships </w:t>
       </w:r>
       <w:r>
@@ -23620,6 +23661,37 @@
       </w:r>
       <w:r>
         <w:t>, or other host-runtime headers.</w:t>
+      </w:r>
+    </w:p>
+    <w:p>
+      <w:pPr>
+        <w:rPr>
+          <w:rFonts w:hint="eastAsia"/>
+        </w:rPr>
+      </w:pPr>
+      <w:r>
+        <w:rPr>
+          <w:rFonts w:ascii="Consolas" w:hAnsi="Consolas"/>
+          <w:color w:val="374151"/>
+          <w:sz w:val="17"/>
+          <w:shd w:val="clear" w:color="auto" w:fill="F5F5F5"/>
+        </w:rPr>
+        <w:t>ClientSdk.h</w:t>
+      </w:r>
+      <w:r>
+        <w:t xml:space="preserve"> stays focused on standalone helpers. Generated window headers keep including </w:t>
+      </w:r>
+      <w:r>
+        <w:rPr>
+          <w:rFonts w:ascii="Consolas" w:hAnsi="Consolas"/>
+          <w:color w:val="374151"/>
+          <w:sz w:val="17"/>
+          <w:shd w:val="clear" w:color="auto" w:fill="F5F5F5"/>
+        </w:rPr>
+        <w:t>mfd/client/GeneratedUiSupport.h</w:t>
+      </w:r>
+      <w:r>
+        <w:t xml:space="preserve"> directly so the generated surface does not rely on broad transitive includes.</w:t>
       </w:r>
     </w:p>
     <w:p>
@@ -23627,7 +23699,7 @@
         <w:pStyle w:val="Titre2"/>
         <w:spacing w:before="460" w:after="220"/>
       </w:pPr>
-      <w:bookmarkStart w:id="58" w:name="_Toc230455587"/>
+      <w:bookmarkStart w:id="58" w:name="_Toc230458181"/>
       <w:r>
         <w:rPr>
           <w:rFonts w:ascii="Aptos Display" w:hAnsi="Aptos Display"/>
@@ -24020,13 +24092,6 @@
           <w:shd w:val="clear" w:color="auto" w:fill="F1F5F9"/>
         </w:rPr>
         <w:br/>
-      </w:r>
-      <w:r>
-        <w:rPr>
-          <w:rFonts w:ascii="Consolas" w:hAnsi="Consolas"/>
-          <w:sz w:val="17"/>
-          <w:shd w:val="clear" w:color="auto" w:fill="F1F5F9"/>
-        </w:rPr>
         <w:t>cmake --build --preset debug-win32-no-tests --target client_test_package</w:t>
       </w:r>
     </w:p>
@@ -24035,12 +24100,13 @@
         <w:pStyle w:val="Titre2"/>
         <w:spacing w:before="460" w:after="220"/>
       </w:pPr>
-      <w:bookmarkStart w:id="59" w:name="_Toc230455588"/>
+      <w:bookmarkStart w:id="59" w:name="_Toc230458182"/>
       <w:r>
         <w:rPr>
           <w:rFonts w:ascii="Aptos Display" w:hAnsi="Aptos Display"/>
           <w:color w:val="6A1B9A"/>
         </w:rPr>
+        <w:lastRenderedPageBreak/>
         <w:t>▪</w:t>
       </w:r>
       <w:r>
@@ -24163,7 +24229,6 @@
         </w:rPr>
       </w:pPr>
       <w:r>
-        <w:lastRenderedPageBreak/>
         <w:t>Usually does not require regeneration:</w:t>
       </w:r>
     </w:p>
@@ -24215,7 +24280,7 @@
         <w:pStyle w:val="Titre2"/>
         <w:spacing w:before="460" w:after="220"/>
       </w:pPr>
-      <w:bookmarkStart w:id="60" w:name="_Toc230455589"/>
+      <w:bookmarkStart w:id="60" w:name="_Toc230458183"/>
       <w:r>
         <w:rPr>
           <w:rFonts w:ascii="Aptos Display" w:hAnsi="Aptos Display"/>
@@ -24885,7 +24950,7 @@
         </w:pBdr>
         <w:spacing w:before="80" w:after="200"/>
       </w:pPr>
-      <w:bookmarkStart w:id="61" w:name="_Toc230455590"/>
+      <w:bookmarkStart w:id="61" w:name="_Toc230458184"/>
       <w:r>
         <w:rPr>
           <w:rFonts w:ascii="Aptos Display" w:hAnsi="Aptos Display"/>
@@ -24910,7 +24975,7 @@
           <w:noProof/>
         </w:rPr>
         <w:drawing>
-          <wp:inline distT="0" distB="0" distL="0" distR="0" wp14:anchorId="498F5134" wp14:editId="1A2B07C4">
+          <wp:inline distT="0" distB="0" distL="0" distR="0" wp14:anchorId="67B19C1D" wp14:editId="23BEEF29">
             <wp:extent cx="5486400" cy="3347633"/>
             <wp:effectExtent l="0" t="0" r="0" b="0"/>
             <wp:docPr id="14" name="Picture 14"/>
@@ -24978,7 +25043,7 @@
         <w:pStyle w:val="Titre2"/>
         <w:spacing w:before="460" w:after="220"/>
       </w:pPr>
-      <w:bookmarkStart w:id="62" w:name="_Toc230455591"/>
+      <w:bookmarkStart w:id="62" w:name="_Toc230458185"/>
       <w:r>
         <w:rPr>
           <w:rFonts w:ascii="Aptos Display" w:hAnsi="Aptos Display"/>
@@ -25016,7 +25081,7 @@
           <w:noProof/>
         </w:rPr>
         <w:drawing>
-          <wp:inline distT="0" distB="0" distL="0" distR="0" wp14:anchorId="7FD5B5CD" wp14:editId="44AC843D">
+          <wp:inline distT="0" distB="0" distL="0" distR="0" wp14:anchorId="6EE9BD93" wp14:editId="181AADC3">
             <wp:extent cx="5486400" cy="2887578"/>
             <wp:effectExtent l="0" t="0" r="0" b="0"/>
             <wp:docPr id="15" name="Picture 15"/>
@@ -25370,7 +25435,7 @@
         <w:pStyle w:val="Titre2"/>
         <w:spacing w:before="460" w:after="220"/>
       </w:pPr>
-      <w:bookmarkStart w:id="63" w:name="_Toc230455592"/>
+      <w:bookmarkStart w:id="63" w:name="_Toc230458186"/>
       <w:r>
         <w:rPr>
           <w:rFonts w:ascii="Aptos Display" w:hAnsi="Aptos Display"/>
@@ -25648,7 +25713,7 @@
         <w:t>mfd/client/ClientSdk.h</w:t>
       </w:r>
       <w:r>
-        <w:t xml:space="preserve"> is the supported umbrella include for standalone client applications. It keeps generated code and example integrations on the </w:t>
+        <w:t xml:space="preserve"> is the supported umbrella include for standalone client applications. It keeps example integrations on the </w:t>
       </w:r>
       <w:r>
         <w:rPr>
@@ -25660,7 +25725,7 @@
         <w:t>mfd_client_api</w:t>
       </w:r>
       <w:r>
-        <w:t xml:space="preserve"> SDK surface while still exposing the raw transport helpers when they are needed.</w:t>
+        <w:t xml:space="preserve"> SDK surface while still exposing the raw transport helpers when they are needed. The generated window header remains the dedicated entry point for the typed UI surface itself.</w:t>
       </w:r>
     </w:p>
     <w:p>
@@ -25678,12 +25743,13 @@
         <w:pStyle w:val="Titre2"/>
         <w:spacing w:before="460" w:after="220"/>
       </w:pPr>
-      <w:bookmarkStart w:id="64" w:name="_Toc230455593"/>
+      <w:bookmarkStart w:id="64" w:name="_Toc230458187"/>
       <w:r>
         <w:rPr>
           <w:rFonts w:ascii="Aptos Display" w:hAnsi="Aptos Display"/>
           <w:color w:val="6A1B9A"/>
         </w:rPr>
+        <w:lastRenderedPageBreak/>
         <w:t>▪</w:t>
       </w:r>
       <w:r>
@@ -25733,7 +25799,6 @@
           <w:sz w:val="17"/>
           <w:shd w:val="clear" w:color="auto" w:fill="F1F5F9"/>
         </w:rPr>
-        <w:lastRenderedPageBreak/>
         <w:t>// Scenario: create the transport bridge used by the cockpit control loop.</w:t>
       </w:r>
       <w:r>
@@ -25887,7 +25952,7 @@
         <w:pStyle w:val="Titre2"/>
         <w:spacing w:before="460" w:after="220"/>
       </w:pPr>
-      <w:bookmarkStart w:id="65" w:name="_Toc230455594"/>
+      <w:bookmarkStart w:id="65" w:name="_Toc230458188"/>
       <w:r>
         <w:rPr>
           <w:rFonts w:ascii="Aptos Display" w:hAnsi="Aptos Display"/>
@@ -26151,7 +26216,7 @@
         <w:pStyle w:val="Titre2"/>
         <w:spacing w:before="460" w:after="220"/>
       </w:pPr>
-      <w:bookmarkStart w:id="66" w:name="_Toc230455595"/>
+      <w:bookmarkStart w:id="66" w:name="_Toc230458189"/>
       <w:r>
         <w:rPr>
           <w:rFonts w:ascii="Aptos Display" w:hAnsi="Aptos Display"/>
@@ -26190,7 +26255,7 @@
           <w:noProof/>
         </w:rPr>
         <w:drawing>
-          <wp:inline distT="0" distB="0" distL="0" distR="0" wp14:anchorId="295A0149" wp14:editId="7CF02149">
+          <wp:inline distT="0" distB="0" distL="0" distR="0" wp14:anchorId="5288C0F8" wp14:editId="635FCD99">
             <wp:extent cx="5486400" cy="4315364"/>
             <wp:effectExtent l="0" t="0" r="0" b="0"/>
             <wp:docPr id="16" name="Picture 16"/>
@@ -26803,7 +26868,7 @@
         <w:pStyle w:val="Titre2"/>
         <w:spacing w:before="460" w:after="220"/>
       </w:pPr>
-      <w:bookmarkStart w:id="67" w:name="_Toc230455596"/>
+      <w:bookmarkStart w:id="67" w:name="_Toc230458190"/>
       <w:r>
         <w:rPr>
           <w:rFonts w:ascii="Aptos Display" w:hAnsi="Aptos Display"/>
@@ -26951,7 +27016,7 @@
         <w:pStyle w:val="Titre2"/>
         <w:spacing w:before="460" w:after="220"/>
       </w:pPr>
-      <w:bookmarkStart w:id="68" w:name="_Toc230455597"/>
+      <w:bookmarkStart w:id="68" w:name="_Toc230458191"/>
       <w:r>
         <w:rPr>
           <w:rFonts w:ascii="Aptos Display" w:hAnsi="Aptos Display"/>
@@ -27125,7 +27190,7 @@
         <w:pStyle w:val="Titre2"/>
         <w:spacing w:before="460" w:after="220"/>
       </w:pPr>
-      <w:bookmarkStart w:id="69" w:name="_Toc230455598"/>
+      <w:bookmarkStart w:id="69" w:name="_Toc230458192"/>
       <w:r>
         <w:rPr>
           <w:rFonts w:ascii="Aptos Display" w:hAnsi="Aptos Display"/>
@@ -27460,7 +27525,7 @@
         <w:pStyle w:val="Titre3"/>
         <w:spacing w:before="60" w:after="80"/>
       </w:pPr>
-      <w:bookmarkStart w:id="70" w:name="_Toc230455599"/>
+      <w:bookmarkStart w:id="70" w:name="_Toc230458193"/>
       <w:r>
         <w:rPr>
           <w:rFonts w:ascii="Aptos" w:hAnsi="Aptos"/>
@@ -27962,119 +28027,13 @@
           </w:p>
         </w:tc>
       </w:tr>
-      <w:tr>
-        <w:tc>
-          <w:tcPr>
-            <w:tcW w:w="4479" w:type="dxa"/>
-            <w:shd w:val="clear" w:color="auto" w:fill="FFFFFF"/>
-            <w:tcMar>
-              <w:top w:w="80" w:type="dxa"/>
-              <w:left w:w="120" w:type="dxa"/>
-              <w:bottom w:w="80" w:type="dxa"/>
-              <w:right w:w="120" w:type="dxa"/>
-            </w:tcMar>
-          </w:tcPr>
-          <w:p>
-            <w:pPr>
-              <w:rPr>
-                <w:rFonts w:hint="eastAsia"/>
-              </w:rPr>
-            </w:pPr>
-            <w:r>
-              <w:rPr>
-                <w:b/>
-                <w:sz w:val="19"/>
-              </w:rPr>
-              <w:t>SetText(std::string)</w:t>
-            </w:r>
-          </w:p>
-        </w:tc>
-        <w:tc>
-          <w:tcPr>
-            <w:tcW w:w="4479" w:type="dxa"/>
-            <w:shd w:val="clear" w:color="auto" w:fill="FFFFFF"/>
-            <w:tcMar>
-              <w:top w:w="80" w:type="dxa"/>
-              <w:left w:w="120" w:type="dxa"/>
-              <w:bottom w:w="80" w:type="dxa"/>
-              <w:right w:w="120" w:type="dxa"/>
-            </w:tcMar>
-          </w:tcPr>
-          <w:p>
-            <w:pPr>
-              <w:rPr>
-                <w:rFonts w:hint="eastAsia"/>
-              </w:rPr>
-            </w:pPr>
-            <w:r>
-              <w:rPr>
-                <w:sz w:val="19"/>
-              </w:rPr>
-              <w:t>update the first text primitive or generated status primitive</w:t>
-            </w:r>
-          </w:p>
-        </w:tc>
-      </w:tr>
-      <w:tr>
-        <w:tc>
-          <w:tcPr>
-            <w:tcW w:w="4479" w:type="dxa"/>
-            <w:shd w:val="clear" w:color="auto" w:fill="F8FAFF"/>
-            <w:tcMar>
-              <w:top w:w="80" w:type="dxa"/>
-              <w:left w:w="120" w:type="dxa"/>
-              <w:bottom w:w="80" w:type="dxa"/>
-              <w:right w:w="120" w:type="dxa"/>
-            </w:tcMar>
-          </w:tcPr>
-          <w:p>
-            <w:pPr>
-              <w:rPr>
-                <w:rFonts w:hint="eastAsia"/>
-              </w:rPr>
-            </w:pPr>
-            <w:r>
-              <w:rPr>
-                <w:b/>
-                <w:sz w:val="19"/>
-              </w:rPr>
-              <w:t>SetLetterSpacing(float)</w:t>
-            </w:r>
-          </w:p>
-        </w:tc>
-        <w:tc>
-          <w:tcPr>
-            <w:tcW w:w="4479" w:type="dxa"/>
-            <w:shd w:val="clear" w:color="auto" w:fill="F8FAFF"/>
-            <w:tcMar>
-              <w:top w:w="80" w:type="dxa"/>
-              <w:left w:w="120" w:type="dxa"/>
-              <w:bottom w:w="80" w:type="dxa"/>
-              <w:right w:w="120" w:type="dxa"/>
-            </w:tcMar>
-          </w:tcPr>
-          <w:p>
-            <w:pPr>
-              <w:rPr>
-                <w:rFonts w:hint="eastAsia"/>
-              </w:rPr>
-            </w:pPr>
-            <w:r>
-              <w:rPr>
-                <w:sz w:val="19"/>
-              </w:rPr>
-              <w:t>update authored text spacing</w:t>
-            </w:r>
-          </w:p>
-        </w:tc>
-      </w:tr>
     </w:tbl>
     <w:p>
       <w:pPr>
         <w:pStyle w:val="Titre2"/>
         <w:spacing w:before="460" w:after="220"/>
       </w:pPr>
-      <w:bookmarkStart w:id="71" w:name="_Toc230455600"/>
+      <w:bookmarkStart w:id="71" w:name="_Toc230458194"/>
       <w:r>
         <w:rPr>
           <w:rFonts w:ascii="Aptos Display" w:hAnsi="Aptos Display"/>
@@ -28106,6 +28065,100 @@
       </w:pPr>
       <w:r>
         <w:t>Primitive handles are what make the generated API feel like an integration API instead of a string-based patch list. They let the client touch only the authored surface that was explicitly meant to move.</w:t>
+      </w:r>
+    </w:p>
+    <w:p>
+      <w:pPr>
+        <w:rPr>
+          <w:rFonts w:hint="eastAsia"/>
+        </w:rPr>
+      </w:pPr>
+      <w:r>
+        <w:t>Normal generated code should therefore prefer:</w:t>
+      </w:r>
+    </w:p>
+    <w:p>
+      <w:pPr>
+        <w:pStyle w:val="Listepuces"/>
+        <w:rPr>
+          <w:rFonts w:hint="eastAsia"/>
+        </w:rPr>
+      </w:pPr>
+      <w:r>
+        <w:t xml:space="preserve">generated primitive accessors such as </w:t>
+      </w:r>
+      <w:r>
+        <w:rPr>
+          <w:rFonts w:ascii="Consolas" w:hAnsi="Consolas"/>
+          <w:color w:val="374151"/>
+          <w:sz w:val="17"/>
+          <w:shd w:val="clear" w:color="auto" w:fill="F5F5F5"/>
+        </w:rPr>
+        <w:t>HeadingValue()</w:t>
+      </w:r>
+      <w:r>
+        <w:t xml:space="preserve">, </w:t>
+      </w:r>
+      <w:r>
+        <w:rPr>
+          <w:rFonts w:ascii="Consolas" w:hAnsi="Consolas"/>
+          <w:color w:val="374151"/>
+          <w:sz w:val="17"/>
+          <w:shd w:val="clear" w:color="auto" w:fill="F5F5F5"/>
+        </w:rPr>
+        <w:t>TrackLabel()</w:t>
+      </w:r>
+      <w:r>
+        <w:t>, or</w:t>
+      </w:r>
+    </w:p>
+    <w:p>
+      <w:pPr>
+        <w:rPr>
+          <w:rFonts w:hint="eastAsia"/>
+        </w:rPr>
+      </w:pPr>
+      <w:r>
+        <w:rPr>
+          <w:rFonts w:ascii="Consolas" w:hAnsi="Consolas"/>
+          <w:color w:val="374151"/>
+          <w:sz w:val="17"/>
+          <w:shd w:val="clear" w:color="auto" w:fill="F5F5F5"/>
+        </w:rPr>
+        <w:t>FillBar()</w:t>
+      </w:r>
+    </w:p>
+    <w:p>
+      <w:pPr>
+        <w:pStyle w:val="Listepuces"/>
+        <w:rPr>
+          <w:rFonts w:hint="eastAsia"/>
+        </w:rPr>
+      </w:pPr>
+      <w:r>
+        <w:t xml:space="preserve">generated convenience methods such as </w:t>
+      </w:r>
+      <w:r>
+        <w:rPr>
+          <w:rFonts w:ascii="Consolas" w:hAnsi="Consolas"/>
+          <w:color w:val="374151"/>
+          <w:sz w:val="17"/>
+          <w:shd w:val="clear" w:color="auto" w:fill="F5F5F5"/>
+        </w:rPr>
+        <w:t>SetValue(...)</w:t>
+      </w:r>
+      <w:r>
+        <w:t xml:space="preserve"> when the wrapper emits</w:t>
+      </w:r>
+    </w:p>
+    <w:p>
+      <w:pPr>
+        <w:rPr>
+          <w:rFonts w:hint="eastAsia"/>
+        </w:rPr>
+      </w:pPr>
+      <w:r>
+        <w:t>them</w:t>
       </w:r>
     </w:p>
     <w:p>
@@ -28210,7 +28263,7 @@
         <w:pStyle w:val="Titre3"/>
         <w:spacing w:before="60" w:after="80"/>
       </w:pPr>
-      <w:bookmarkStart w:id="72" w:name="_Toc230455601"/>
+      <w:bookmarkStart w:id="72" w:name="_Toc230458195"/>
       <w:r>
         <w:rPr>
           <w:rFonts w:ascii="Aptos" w:hAnsi="Aptos"/>
@@ -28734,6 +28787,7 @@
                 <w:b/>
                 <w:sz w:val="19"/>
               </w:rPr>
+              <w:lastRenderedPageBreak/>
               <w:t>SetLineStyle(LineStyle)</w:t>
             </w:r>
           </w:p>
@@ -28770,14 +28824,13 @@
         <w:pStyle w:val="Titre3"/>
         <w:spacing w:before="60" w:after="80"/>
       </w:pPr>
-      <w:bookmarkStart w:id="73" w:name="_Toc230455602"/>
+      <w:bookmarkStart w:id="73" w:name="_Toc230458196"/>
       <w:r>
         <w:rPr>
           <w:rFonts w:ascii="Aptos" w:hAnsi="Aptos"/>
           <w:color w:val="424242"/>
           <w:sz w:val="18"/>
         </w:rPr>
-        <w:lastRenderedPageBreak/>
         <w:t>Specialized surfaces</w:t>
       </w:r>
       <w:bookmarkEnd w:id="73"/>
@@ -29679,7 +29732,7 @@
         <w:pStyle w:val="Titre2"/>
         <w:spacing w:before="460" w:after="220"/>
       </w:pPr>
-      <w:bookmarkStart w:id="74" w:name="_Toc230455603"/>
+      <w:bookmarkStart w:id="74" w:name="_Toc230458197"/>
       <w:r>
         <w:rPr>
           <w:rFonts w:ascii="Aptos Display" w:hAnsi="Aptos Display"/>
@@ -29788,6 +29841,14 @@
           <w:shd w:val="clear" w:color="auto" w:fill="F1F5F9"/>
         </w:rPr>
         <w:br/>
+      </w:r>
+      <w:r>
+        <w:rPr>
+          <w:rFonts w:ascii="Consolas" w:hAnsi="Consolas"/>
+          <w:sz w:val="17"/>
+          <w:shd w:val="clear" w:color="auto" w:fill="F1F5F9"/>
+        </w:rPr>
+        <w:lastRenderedPageBreak/>
         <w:t>lead.SetVisible(true);</w:t>
       </w:r>
       <w:r>
@@ -29806,14 +29867,6 @@
           <w:shd w:val="clear" w:color="auto" w:fill="F1F5F9"/>
         </w:rPr>
         <w:br/>
-      </w:r>
-      <w:r>
-        <w:rPr>
-          <w:rFonts w:ascii="Consolas" w:hAnsi="Consolas"/>
-          <w:sz w:val="17"/>
-          <w:shd w:val="clear" w:color="auto" w:fill="F1F5F9"/>
-        </w:rPr>
-        <w:lastRenderedPageBreak/>
         <w:t>lead.SetRotationDegrees(-18.0f);</w:t>
       </w:r>
       <w:r>
@@ -30166,7 +30219,7 @@
         <w:pStyle w:val="Titre2"/>
         <w:spacing w:before="460" w:after="220"/>
       </w:pPr>
-      <w:bookmarkStart w:id="75" w:name="_Toc230455604"/>
+      <w:bookmarkStart w:id="75" w:name="_Toc230458198"/>
       <w:r>
         <w:rPr>
           <w:rFonts w:ascii="Aptos Display" w:hAnsi="Aptos Display"/>
@@ -30422,12 +30475,13 @@
         <w:pStyle w:val="Titre2"/>
         <w:spacing w:before="460" w:after="220"/>
       </w:pPr>
-      <w:bookmarkStart w:id="76" w:name="_Toc230455605"/>
+      <w:bookmarkStart w:id="76" w:name="_Toc230458199"/>
       <w:r>
         <w:rPr>
           <w:rFonts w:ascii="Aptos Display" w:hAnsi="Aptos Display"/>
           <w:color w:val="6A1B9A"/>
         </w:rPr>
+        <w:lastRenderedPageBreak/>
         <w:t>▪</w:t>
       </w:r>
       <w:r>
@@ -30475,7 +30529,6 @@
         </w:rPr>
       </w:pPr>
       <w:r>
-        <w:lastRenderedPageBreak/>
         <w:t>Typical fit:</w:t>
       </w:r>
     </w:p>
@@ -30933,7 +30986,7 @@
         <w:pStyle w:val="Titre2"/>
         <w:spacing w:before="460" w:after="220"/>
       </w:pPr>
-      <w:bookmarkStart w:id="77" w:name="_Toc230455606"/>
+      <w:bookmarkStart w:id="77" w:name="_Toc230458200"/>
       <w:r>
         <w:rPr>
           <w:rFonts w:ascii="Aptos Display" w:hAnsi="Aptos Display"/>
@@ -30972,7 +31025,7 @@
           <w:noProof/>
         </w:rPr>
         <w:drawing>
-          <wp:inline distT="0" distB="0" distL="0" distR="0" wp14:anchorId="2339F092" wp14:editId="00CEDF0B">
+          <wp:inline distT="0" distB="0" distL="0" distR="0" wp14:anchorId="6D5F48D0" wp14:editId="7B79326B">
             <wp:extent cx="5486400" cy="3575221"/>
             <wp:effectExtent l="0" t="0" r="0" b="0"/>
             <wp:docPr id="17" name="Picture 17"/>
@@ -31452,7 +31505,7 @@
         <w:pStyle w:val="Titre2"/>
         <w:spacing w:before="460" w:after="220"/>
       </w:pPr>
-      <w:bookmarkStart w:id="78" w:name="_Toc230455607"/>
+      <w:bookmarkStart w:id="78" w:name="_Toc230458201"/>
       <w:r>
         <w:rPr>
           <w:rFonts w:ascii="Aptos Display" w:hAnsi="Aptos Display"/>
@@ -31615,7 +31668,7 @@
         <w:pStyle w:val="Titre2"/>
         <w:spacing w:before="460" w:after="220"/>
       </w:pPr>
-      <w:bookmarkStart w:id="79" w:name="_Toc230455608"/>
+      <w:bookmarkStart w:id="79" w:name="_Toc230458202"/>
       <w:r>
         <w:rPr>
           <w:rFonts w:ascii="Aptos Display" w:hAnsi="Aptos Display"/>
@@ -31797,7 +31850,7 @@
         <w:pStyle w:val="Titre2"/>
         <w:spacing w:before="460" w:after="220"/>
       </w:pPr>
-      <w:bookmarkStart w:id="80" w:name="_Toc230455609"/>
+      <w:bookmarkStart w:id="80" w:name="_Toc230458203"/>
       <w:r>
         <w:rPr>
           <w:rFonts w:ascii="Aptos Display" w:hAnsi="Aptos Display"/>
@@ -32013,7 +32066,7 @@
         <w:pStyle w:val="Titre2"/>
         <w:spacing w:before="460" w:after="220"/>
       </w:pPr>
-      <w:bookmarkStart w:id="81" w:name="_Toc230455610"/>
+      <w:bookmarkStart w:id="81" w:name="_Toc230458204"/>
       <w:r>
         <w:rPr>
           <w:rFonts w:ascii="Aptos Display" w:hAnsi="Aptos Display"/>
@@ -32423,7 +32476,7 @@
         </w:pBdr>
         <w:spacing w:before="80" w:after="200"/>
       </w:pPr>
-      <w:bookmarkStart w:id="82" w:name="_Toc230455611"/>
+      <w:bookmarkStart w:id="82" w:name="_Toc230458205"/>
       <w:r>
         <w:rPr>
           <w:rFonts w:ascii="Aptos Display" w:hAnsi="Aptos Display"/>
@@ -32448,7 +32501,7 @@
           <w:noProof/>
         </w:rPr>
         <w:drawing>
-          <wp:inline distT="0" distB="0" distL="0" distR="0" wp14:anchorId="1B4F5FD9" wp14:editId="4F1CB9CF">
+          <wp:inline distT="0" distB="0" distL="0" distR="0" wp14:anchorId="73903192" wp14:editId="7DCAB43B">
             <wp:extent cx="4031889" cy="7498079"/>
             <wp:effectExtent l="0" t="0" r="0" b="0"/>
             <wp:docPr id="18" name="Picture 18"/>
@@ -32612,7 +32665,7 @@
           <w:noProof/>
         </w:rPr>
         <w:drawing>
-          <wp:inline distT="0" distB="0" distL="0" distR="0" wp14:anchorId="1C112576" wp14:editId="58D6E733">
+          <wp:inline distT="0" distB="0" distL="0" distR="0" wp14:anchorId="647147EC" wp14:editId="68E118C0">
             <wp:extent cx="5152526" cy="7498079"/>
             <wp:effectExtent l="0" t="0" r="0" b="0"/>
             <wp:docPr id="19" name="Picture 19"/>
@@ -32670,7 +32723,7 @@
         <w:pStyle w:val="Titre2"/>
         <w:spacing w:before="460" w:after="220"/>
       </w:pPr>
-      <w:bookmarkStart w:id="83" w:name="_Toc230455612"/>
+      <w:bookmarkStart w:id="83" w:name="_Toc230458206"/>
       <w:r>
         <w:rPr>
           <w:rFonts w:ascii="Aptos Display" w:hAnsi="Aptos Display"/>
@@ -32819,7 +32872,7 @@
         <w:pStyle w:val="Titre2"/>
         <w:spacing w:before="460" w:after="220"/>
       </w:pPr>
-      <w:bookmarkStart w:id="84" w:name="_Toc230455613"/>
+      <w:bookmarkStart w:id="84" w:name="_Toc230458207"/>
       <w:r>
         <w:rPr>
           <w:rFonts w:ascii="Aptos Display" w:hAnsi="Aptos Display"/>
@@ -32958,7 +33011,7 @@
         <w:pStyle w:val="Titre2"/>
         <w:spacing w:before="460" w:after="220"/>
       </w:pPr>
-      <w:bookmarkStart w:id="85" w:name="_Toc230455614"/>
+      <w:bookmarkStart w:id="85" w:name="_Toc230458208"/>
       <w:r>
         <w:rPr>
           <w:rFonts w:ascii="Aptos Display" w:hAnsi="Aptos Display"/>
@@ -33827,7 +33880,7 @@
         <w:pStyle w:val="Titre2"/>
         <w:spacing w:before="460" w:after="220"/>
       </w:pPr>
-      <w:bookmarkStart w:id="86" w:name="_Toc230455615"/>
+      <w:bookmarkStart w:id="86" w:name="_Toc230458209"/>
       <w:r>
         <w:rPr>
           <w:rFonts w:ascii="Aptos Display" w:hAnsi="Aptos Display"/>
@@ -34335,7 +34388,7 @@
         <w:pStyle w:val="Titre2"/>
         <w:spacing w:before="460" w:after="220"/>
       </w:pPr>
-      <w:bookmarkStart w:id="87" w:name="_Toc230455616"/>
+      <w:bookmarkStart w:id="87" w:name="_Toc230458210"/>
       <w:r>
         <w:rPr>
           <w:rFonts w:ascii="Aptos Display" w:hAnsi="Aptos Display"/>
@@ -34826,7 +34879,7 @@
         <w:pStyle w:val="Titre2"/>
         <w:spacing w:before="460" w:after="220"/>
       </w:pPr>
-      <w:bookmarkStart w:id="88" w:name="_Toc230455617"/>
+      <w:bookmarkStart w:id="88" w:name="_Toc230458211"/>
       <w:r>
         <w:rPr>
           <w:rFonts w:ascii="Aptos Display" w:hAnsi="Aptos Display"/>
@@ -34864,7 +34917,7 @@
           <w:noProof/>
         </w:rPr>
         <w:drawing>
-          <wp:inline distT="0" distB="0" distL="0" distR="0" wp14:anchorId="4770665E" wp14:editId="3E1411FE">
+          <wp:inline distT="0" distB="0" distL="0" distR="0" wp14:anchorId="1E7F6CCC" wp14:editId="197D88EE">
             <wp:extent cx="5486400" cy="3942488"/>
             <wp:effectExtent l="0" t="0" r="0" b="0"/>
             <wp:docPr id="20" name="Picture 20"/>
@@ -35140,7 +35193,7 @@
         <w:pStyle w:val="Titre2"/>
         <w:spacing w:before="460" w:after="220"/>
       </w:pPr>
-      <w:bookmarkStart w:id="89" w:name="_Toc230455618"/>
+      <w:bookmarkStart w:id="89" w:name="_Toc230458212"/>
       <w:r>
         <w:rPr>
           <w:rFonts w:ascii="Aptos Display" w:hAnsi="Aptos Display"/>
@@ -35762,7 +35815,7 @@
         <w:pStyle w:val="Titre2"/>
         <w:spacing w:before="460" w:after="220"/>
       </w:pPr>
-      <w:bookmarkStart w:id="90" w:name="_Toc230455619"/>
+      <w:bookmarkStart w:id="90" w:name="_Toc230458213"/>
       <w:r>
         <w:rPr>
           <w:rFonts w:ascii="Aptos Display" w:hAnsi="Aptos Display"/>
@@ -36200,7 +36253,7 @@
         <w:pStyle w:val="Titre2"/>
         <w:spacing w:before="460" w:after="220"/>
       </w:pPr>
-      <w:bookmarkStart w:id="91" w:name="_Toc230455620"/>
+      <w:bookmarkStart w:id="91" w:name="_Toc230458214"/>
       <w:r>
         <w:rPr>
           <w:rFonts w:ascii="Aptos Display" w:hAnsi="Aptos Display"/>
@@ -36803,7 +36856,7 @@
         <w:pStyle w:val="Titre2"/>
         <w:spacing w:before="460" w:after="220"/>
       </w:pPr>
-      <w:bookmarkStart w:id="92" w:name="_Toc230455621"/>
+      <w:bookmarkStart w:id="92" w:name="_Toc230458215"/>
       <w:r>
         <w:rPr>
           <w:rFonts w:ascii="Aptos Display" w:hAnsi="Aptos Display"/>
@@ -36928,7 +36981,7 @@
         <w:pStyle w:val="Titre2"/>
         <w:spacing w:before="460" w:after="220"/>
       </w:pPr>
-      <w:bookmarkStart w:id="93" w:name="_Toc230455622"/>
+      <w:bookmarkStart w:id="93" w:name="_Toc230458216"/>
       <w:r>
         <w:rPr>
           <w:rFonts w:ascii="Aptos Display" w:hAnsi="Aptos Display"/>
@@ -37243,7 +37296,7 @@
         <w:pStyle w:val="Titre2"/>
         <w:spacing w:before="460" w:after="220"/>
       </w:pPr>
-      <w:bookmarkStart w:id="94" w:name="_Toc230455623"/>
+      <w:bookmarkStart w:id="94" w:name="_Toc230458217"/>
       <w:r>
         <w:rPr>
           <w:rFonts w:ascii="Aptos Display" w:hAnsi="Aptos Display"/>
@@ -37381,7 +37434,7 @@
         <w:pStyle w:val="Titre2"/>
         <w:spacing w:before="460" w:after="220"/>
       </w:pPr>
-      <w:bookmarkStart w:id="95" w:name="_Toc230455624"/>
+      <w:bookmarkStart w:id="95" w:name="_Toc230458218"/>
       <w:r>
         <w:rPr>
           <w:rFonts w:ascii="Aptos Display" w:hAnsi="Aptos Display"/>
@@ -37521,7 +37574,7 @@
         <w:pStyle w:val="Titre2"/>
         <w:spacing w:before="460" w:after="220"/>
       </w:pPr>
-      <w:bookmarkStart w:id="96" w:name="_Toc230455625"/>
+      <w:bookmarkStart w:id="96" w:name="_Toc230458219"/>
       <w:r>
         <w:rPr>
           <w:rFonts w:ascii="Aptos Display" w:hAnsi="Aptos Display"/>
@@ -37731,7 +37784,7 @@
         </w:pBdr>
         <w:spacing w:before="80" w:after="200"/>
       </w:pPr>
-      <w:bookmarkStart w:id="97" w:name="_Toc230455626"/>
+      <w:bookmarkStart w:id="97" w:name="_Toc230458220"/>
       <w:r>
         <w:rPr>
           <w:rFonts w:ascii="Aptos Display" w:hAnsi="Aptos Display"/>
@@ -37756,7 +37809,7 @@
           <w:noProof/>
         </w:rPr>
         <w:drawing>
-          <wp:inline distT="0" distB="0" distL="0" distR="0" wp14:anchorId="2303220E" wp14:editId="4A3E3253">
+          <wp:inline distT="0" distB="0" distL="0" distR="0" wp14:anchorId="7FFADC7D" wp14:editId="55E992EE">
             <wp:extent cx="4601762" cy="7498079"/>
             <wp:effectExtent l="0" t="0" r="0" b="0"/>
             <wp:docPr id="21" name="Picture 21"/>
@@ -37858,7 +37911,7 @@
         <w:pStyle w:val="Titre2"/>
         <w:spacing w:before="460" w:after="220"/>
       </w:pPr>
-      <w:bookmarkStart w:id="98" w:name="_Toc230455627"/>
+      <w:bookmarkStart w:id="98" w:name="_Toc230458221"/>
       <w:r>
         <w:rPr>
           <w:rFonts w:ascii="Aptos Display" w:hAnsi="Aptos Display"/>
@@ -37986,7 +38039,7 @@
         <w:pStyle w:val="Titre2"/>
         <w:spacing w:before="460" w:after="220"/>
       </w:pPr>
-      <w:bookmarkStart w:id="99" w:name="_Toc230455628"/>
+      <w:bookmarkStart w:id="99" w:name="_Toc230458222"/>
       <w:r>
         <w:rPr>
           <w:rFonts w:ascii="Aptos Display" w:hAnsi="Aptos Display"/>
@@ -38347,7 +38400,7 @@
         <w:pStyle w:val="Titre2"/>
         <w:spacing w:before="460" w:after="220"/>
       </w:pPr>
-      <w:bookmarkStart w:id="100" w:name="_Toc230455629"/>
+      <w:bookmarkStart w:id="100" w:name="_Toc230458223"/>
       <w:r>
         <w:rPr>
           <w:rFonts w:ascii="Aptos Display" w:hAnsi="Aptos Display"/>
@@ -38479,7 +38532,7 @@
         <w:pStyle w:val="Titre2"/>
         <w:spacing w:before="460" w:after="220"/>
       </w:pPr>
-      <w:bookmarkStart w:id="101" w:name="_Toc230455630"/>
+      <w:bookmarkStart w:id="101" w:name="_Toc230458224"/>
       <w:r>
         <w:rPr>
           <w:rFonts w:ascii="Aptos Display" w:hAnsi="Aptos Display"/>
@@ -38618,7 +38671,7 @@
         <w:pStyle w:val="Titre2"/>
         <w:spacing w:before="460" w:after="220"/>
       </w:pPr>
-      <w:bookmarkStart w:id="102" w:name="_Toc230455631"/>
+      <w:bookmarkStart w:id="102" w:name="_Toc230458225"/>
       <w:r>
         <w:rPr>
           <w:rFonts w:ascii="Aptos Display" w:hAnsi="Aptos Display"/>
@@ -38789,7 +38842,7 @@
         <w:pStyle w:val="Titre2"/>
         <w:spacing w:before="460" w:after="220"/>
       </w:pPr>
-      <w:bookmarkStart w:id="103" w:name="_Toc230455632"/>
+      <w:bookmarkStart w:id="103" w:name="_Toc230458226"/>
       <w:r>
         <w:rPr>
           <w:rFonts w:ascii="Aptos Display" w:hAnsi="Aptos Display"/>
@@ -38923,7 +38976,7 @@
         <w:pStyle w:val="Titre2"/>
         <w:spacing w:before="460" w:after="220"/>
       </w:pPr>
-      <w:bookmarkStart w:id="104" w:name="_Toc230455633"/>
+      <w:bookmarkStart w:id="104" w:name="_Toc230458227"/>
       <w:r>
         <w:rPr>
           <w:rFonts w:ascii="Aptos Display" w:hAnsi="Aptos Display"/>
@@ -39017,7 +39070,7 @@
         <w:pStyle w:val="Titre2"/>
         <w:spacing w:before="460" w:after="220"/>
       </w:pPr>
-      <w:bookmarkStart w:id="105" w:name="_Toc230455634"/>
+      <w:bookmarkStart w:id="105" w:name="_Toc230458228"/>
       <w:r>
         <w:rPr>
           <w:rFonts w:ascii="Aptos Display" w:hAnsi="Aptos Display"/>
@@ -39126,7 +39179,7 @@
         <w:pStyle w:val="Titre2"/>
         <w:spacing w:before="460" w:after="220"/>
       </w:pPr>
-      <w:bookmarkStart w:id="106" w:name="_Toc230455635"/>
+      <w:bookmarkStart w:id="106" w:name="_Toc230458229"/>
       <w:r>
         <w:rPr>
           <w:rFonts w:ascii="Aptos Display" w:hAnsi="Aptos Display"/>
@@ -39239,7 +39292,7 @@
         <w:pStyle w:val="Titre2"/>
         <w:spacing w:before="460" w:after="220"/>
       </w:pPr>
-      <w:bookmarkStart w:id="107" w:name="_Toc230455636"/>
+      <w:bookmarkStart w:id="107" w:name="_Toc230458230"/>
       <w:r>
         <w:rPr>
           <w:rFonts w:ascii="Aptos Display" w:hAnsi="Aptos Display"/>
@@ -39378,7 +39431,7 @@
         </w:pBdr>
         <w:spacing w:before="80" w:after="200"/>
       </w:pPr>
-      <w:bookmarkStart w:id="108" w:name="_Toc230455637"/>
+      <w:bookmarkStart w:id="108" w:name="_Toc230458231"/>
       <w:r>
         <w:rPr>
           <w:rFonts w:ascii="Aptos Display" w:hAnsi="Aptos Display"/>
@@ -39394,7 +39447,7 @@
         <w:pStyle w:val="Titre2"/>
         <w:spacing w:before="460" w:after="220"/>
       </w:pPr>
-      <w:bookmarkStart w:id="109" w:name="_Toc230455638"/>
+      <w:bookmarkStart w:id="109" w:name="_Toc230458232"/>
       <w:r>
         <w:rPr>
           <w:rFonts w:ascii="Aptos Display" w:hAnsi="Aptos Display"/>
@@ -39623,7 +39676,7 @@
         <w:pStyle w:val="Titre2"/>
         <w:spacing w:before="460" w:after="220"/>
       </w:pPr>
-      <w:bookmarkStart w:id="110" w:name="_Toc230455639"/>
+      <w:bookmarkStart w:id="110" w:name="_Toc230458233"/>
       <w:r>
         <w:rPr>
           <w:rFonts w:ascii="Aptos Display" w:hAnsi="Aptos Display"/>
@@ -39751,7 +39804,7 @@
         <w:pStyle w:val="Titre2"/>
         <w:spacing w:before="460" w:after="220"/>
       </w:pPr>
-      <w:bookmarkStart w:id="111" w:name="_Toc230455640"/>
+      <w:bookmarkStart w:id="111" w:name="_Toc230458234"/>
       <w:r>
         <w:rPr>
           <w:rFonts w:ascii="Aptos Display" w:hAnsi="Aptos Display"/>
@@ -40101,7 +40154,7 @@
               <w:rPr>
                 <w:sz w:val="19"/>
               </w:rPr>
-              <w:t>umbrella client SDK header for standalone applications and examples</w:t>
+              <w:t>umbrella standalone SDK header for loader, transport, feedback, and publisher helpers</w:t>
             </w:r>
           </w:p>
         </w:tc>
@@ -40321,7 +40374,7 @@
               <w:rPr>
                 <w:sz w:val="19"/>
               </w:rPr>
-              <w:t>generated-handle runtime behavior and feedback helpers</w:t>
+              <w:t>generated-runtime support header used by GeneratedUiSupport.h; not the normal user include for window-specific code</w:t>
             </w:r>
           </w:p>
         </w:tc>
@@ -40614,6 +40667,7 @@
                 <w:b/>
                 <w:sz w:val="19"/>
               </w:rPr>
+              <w:lastRenderedPageBreak/>
               <w:t>_Deliveries/packages_windows/MFDStudioClientApi/build/native/cmake/MFDStudioClientApiConfig.cmake</w:t>
             </w:r>
           </w:p>
@@ -40639,14 +40693,7 @@
               <w:rPr>
                 <w:sz w:val="19"/>
               </w:rPr>
-              <w:t xml:space="preserve">packaged development SDK entry point exported for external CMake </w:t>
-            </w:r>
-            <w:r>
-              <w:rPr>
-                <w:sz w:val="19"/>
-              </w:rPr>
-              <w:lastRenderedPageBreak/>
-              <w:t>clients</w:t>
+              <w:t>packaged development SDK entry point exported for external CMake clients</w:t>
             </w:r>
           </w:p>
         </w:tc>
@@ -40674,7 +40721,6 @@
                 <w:b/>
                 <w:sz w:val="19"/>
               </w:rPr>
-              <w:lastRenderedPageBreak/>
               <w:t>_Deliveries/packages_bin_windows/MFDStudioClientApi.Install/_Exec/&lt;toolset&gt;/&lt;platform&gt;/&lt;config&gt;/mfd_client_api.dll</w:t>
             </w:r>
           </w:p>
@@ -40711,7 +40757,7 @@
         <w:pStyle w:val="Titre2"/>
         <w:spacing w:before="460" w:after="220"/>
       </w:pPr>
-      <w:bookmarkStart w:id="112" w:name="_Toc230455641"/>
+      <w:bookmarkStart w:id="112" w:name="_Toc230458235"/>
       <w:r>
         <w:rPr>
           <w:rFonts w:ascii="Aptos Display" w:hAnsi="Aptos Display"/>
@@ -40819,7 +40865,7 @@
         </w:pBdr>
         <w:spacing w:before="80" w:after="200"/>
       </w:pPr>
-      <w:bookmarkStart w:id="113" w:name="_Toc230455642"/>
+      <w:bookmarkStart w:id="113" w:name="_Toc230458236"/>
       <w:r>
         <w:rPr>
           <w:rFonts w:ascii="Aptos Display" w:hAnsi="Aptos Display"/>
@@ -42021,31 +42067,31 @@
       </w:rPr>
     </w:lvl>
   </w:abstractNum>
-  <w:num w:numId="1" w16cid:durableId="1045566894">
+  <w:num w:numId="1" w16cid:durableId="721364437">
     <w:abstractNumId w:val="8"/>
   </w:num>
-  <w:num w:numId="2" w16cid:durableId="1594509270">
+  <w:num w:numId="2" w16cid:durableId="572088948">
     <w:abstractNumId w:val="6"/>
   </w:num>
-  <w:num w:numId="3" w16cid:durableId="859515751">
+  <w:num w:numId="3" w16cid:durableId="1494182826">
     <w:abstractNumId w:val="5"/>
   </w:num>
-  <w:num w:numId="4" w16cid:durableId="353386468">
+  <w:num w:numId="4" w16cid:durableId="1921911023">
     <w:abstractNumId w:val="4"/>
   </w:num>
-  <w:num w:numId="5" w16cid:durableId="233130082">
+  <w:num w:numId="5" w16cid:durableId="83651660">
     <w:abstractNumId w:val="7"/>
   </w:num>
-  <w:num w:numId="6" w16cid:durableId="1721321073">
+  <w:num w:numId="6" w16cid:durableId="132647432">
     <w:abstractNumId w:val="3"/>
   </w:num>
-  <w:num w:numId="7" w16cid:durableId="1351419647">
+  <w:num w:numId="7" w16cid:durableId="428085780">
     <w:abstractNumId w:val="2"/>
   </w:num>
-  <w:num w:numId="8" w16cid:durableId="1603806838">
+  <w:num w:numId="8" w16cid:durableId="2135168926">
     <w:abstractNumId w:val="1"/>
   </w:num>
-  <w:num w:numId="9" w16cid:durableId="1848323833">
+  <w:num w:numId="9" w16cid:durableId="1979604509">
     <w:abstractNumId w:val="0"/>
   </w:num>
 </w:numbering>
@@ -53436,7 +53482,7 @@
     <w:autoRedefine/>
     <w:uiPriority w:val="39"/>
     <w:unhideWhenUsed/>
-    <w:rsid w:val="00B67414"/>
+    <w:rsid w:val="00A77B67"/>
     <w:pPr>
       <w:spacing w:after="100"/>
     </w:pPr>
@@ -53448,7 +53494,7 @@
     <w:autoRedefine/>
     <w:uiPriority w:val="39"/>
     <w:unhideWhenUsed/>
-    <w:rsid w:val="00B67414"/>
+    <w:rsid w:val="00A77B67"/>
     <w:pPr>
       <w:spacing w:after="100"/>
       <w:ind w:left="200"/>
@@ -53461,7 +53507,7 @@
     <w:autoRedefine/>
     <w:uiPriority w:val="39"/>
     <w:unhideWhenUsed/>
-    <w:rsid w:val="00B67414"/>
+    <w:rsid w:val="00A77B67"/>
     <w:pPr>
       <w:spacing w:after="100"/>
       <w:ind w:left="400"/>
@@ -53474,7 +53520,7 @@
     <w:autoRedefine/>
     <w:uiPriority w:val="39"/>
     <w:unhideWhenUsed/>
-    <w:rsid w:val="00B67414"/>
+    <w:rsid w:val="00A77B67"/>
     <w:pPr>
       <w:spacing w:after="100" w:line="278" w:lineRule="auto"/>
       <w:ind w:left="720"/>
@@ -53496,7 +53542,7 @@
     <w:autoRedefine/>
     <w:uiPriority w:val="39"/>
     <w:unhideWhenUsed/>
-    <w:rsid w:val="00B67414"/>
+    <w:rsid w:val="00A77B67"/>
     <w:pPr>
       <w:spacing w:after="100" w:line="278" w:lineRule="auto"/>
       <w:ind w:left="960"/>
@@ -53518,7 +53564,7 @@
     <w:autoRedefine/>
     <w:uiPriority w:val="39"/>
     <w:unhideWhenUsed/>
-    <w:rsid w:val="00B67414"/>
+    <w:rsid w:val="00A77B67"/>
     <w:pPr>
       <w:spacing w:after="100" w:line="278" w:lineRule="auto"/>
       <w:ind w:left="1200"/>
@@ -53540,7 +53586,7 @@
     <w:autoRedefine/>
     <w:uiPriority w:val="39"/>
     <w:unhideWhenUsed/>
-    <w:rsid w:val="00B67414"/>
+    <w:rsid w:val="00A77B67"/>
     <w:pPr>
       <w:spacing w:after="100" w:line="278" w:lineRule="auto"/>
       <w:ind w:left="1440"/>
@@ -53562,7 +53608,7 @@
     <w:autoRedefine/>
     <w:uiPriority w:val="39"/>
     <w:unhideWhenUsed/>
-    <w:rsid w:val="00B67414"/>
+    <w:rsid w:val="00A77B67"/>
     <w:pPr>
       <w:spacing w:after="100" w:line="278" w:lineRule="auto"/>
       <w:ind w:left="1680"/>
@@ -53584,7 +53630,7 @@
     <w:autoRedefine/>
     <w:uiPriority w:val="39"/>
     <w:unhideWhenUsed/>
-    <w:rsid w:val="00B67414"/>
+    <w:rsid w:val="00A77B67"/>
     <w:pPr>
       <w:spacing w:after="100" w:line="278" w:lineRule="auto"/>
       <w:ind w:left="1920"/>
@@ -53604,7 +53650,7 @@
     <w:basedOn w:val="Policepardfaut"/>
     <w:uiPriority w:val="99"/>
     <w:unhideWhenUsed/>
-    <w:rsid w:val="00B67414"/>
+    <w:rsid w:val="00A77B67"/>
     <w:rPr>
       <w:color w:val="0000FF" w:themeColor="hyperlink"/>
       <w:u w:val="single"/>
@@ -53616,7 +53662,7 @@
     <w:uiPriority w:val="99"/>
     <w:semiHidden/>
     <w:unhideWhenUsed/>
-    <w:rsid w:val="00B67414"/>
+    <w:rsid w:val="00A77B67"/>
     <w:rPr>
       <w:color w:val="605E5C"/>
       <w:shd w:val="clear" w:color="auto" w:fill="E1DFDD"/>

--- a/docs/user_guide/MFDStudio_End_To_End_User_Guide.docx
+++ b/docs/user_guide/MFDStudio_End_To_End_User_Guide.docx
@@ -70,7 +70,7 @@
               <w:t xml:space="preserve">Document generated on </w:t>
             </w:r>
             <w:r>
-              <w:t>2026-05-27 08:32</w:t>
+              <w:t>2026-05-27 17:50</w:t>
             </w:r>
             <w:r>
               <w:rPr>
@@ -241,7 +241,7 @@
       <w:pPr>
         <w:pStyle w:val="Titre1"/>
       </w:pPr>
-      <w:bookmarkStart w:id="0" w:name="_Toc230763505"/>
+      <w:bookmarkStart w:id="0" w:name="_Toc230796654"/>
       <w:r>
         <w:t>Table of Contents</w:t>
       </w:r>
@@ -254,14 +254,7 @@
           <w:tab w:val="right" w:leader="dot" w:pos="8948"/>
         </w:tabs>
         <w:rPr>
-          <w:rFonts w:asciiTheme="minorHAnsi" w:hAnsiTheme="minorHAnsi"/>
           <w:noProof/>
-          <w:color w:val="auto"/>
-          <w:kern w:val="2"/>
-          <w:sz w:val="24"/>
-          <w:szCs w:val="24"/>
-          <w:lang w:val="fr-FR" w:eastAsia="fr-FR"/>
-          <w14:ligatures w14:val="standardContextual"/>
         </w:rPr>
       </w:pPr>
       <w:r>
@@ -276,7 +269,7 @@
         </w:rPr>
         <w:fldChar w:fldCharType="separate"/>
       </w:r>
-      <w:hyperlink w:anchor="_Toc230763505" w:history="1">
+      <w:hyperlink w:anchor="_Toc230796654" w:history="1">
         <w:r>
           <w:rPr>
             <w:rStyle w:val="Lienhypertexte"/>
@@ -303,7 +296,7 @@
             <w:noProof/>
             <w:webHidden/>
           </w:rPr>
-          <w:instrText xml:space="preserve"> PAGEREF _Toc230763505 \h </w:instrText>
+          <w:instrText xml:space="preserve"> PAGEREF _Toc230796654 \h </w:instrText>
         </w:r>
         <w:r>
           <w:rPr>
@@ -341,17 +334,10 @@
           <w:tab w:val="right" w:leader="dot" w:pos="8948"/>
         </w:tabs>
         <w:rPr>
-          <w:rFonts w:asciiTheme="minorHAnsi" w:hAnsiTheme="minorHAnsi"/>
           <w:noProof/>
-          <w:color w:val="auto"/>
-          <w:kern w:val="2"/>
-          <w:sz w:val="24"/>
-          <w:szCs w:val="24"/>
-          <w:lang w:val="fr-FR" w:eastAsia="fr-FR"/>
-          <w14:ligatures w14:val="standardContextual"/>
-        </w:rPr>
-      </w:pPr>
-      <w:hyperlink w:anchor="_Toc230763506" w:history="1">
+        </w:rPr>
+      </w:pPr>
+      <w:hyperlink w:anchor="_Toc230796655" w:history="1">
         <w:r>
           <w:rPr>
             <w:rStyle w:val="Lienhypertexte"/>
@@ -379,7 +365,7 @@
             <w:noProof/>
             <w:webHidden/>
           </w:rPr>
-          <w:instrText xml:space="preserve"> PAGEREF _Toc230763506 \h </w:instrText>
+          <w:instrText xml:space="preserve"> PAGEREF _Toc230796655 \h </w:instrText>
         </w:r>
         <w:r>
           <w:rPr>
@@ -417,17 +403,10 @@
           <w:tab w:val="right" w:leader="dot" w:pos="8948"/>
         </w:tabs>
         <w:rPr>
-          <w:rFonts w:asciiTheme="minorHAnsi" w:hAnsiTheme="minorHAnsi"/>
           <w:noProof/>
-          <w:color w:val="auto"/>
-          <w:kern w:val="2"/>
-          <w:sz w:val="24"/>
-          <w:szCs w:val="24"/>
-          <w:lang w:val="fr-FR" w:eastAsia="fr-FR"/>
-          <w14:ligatures w14:val="standardContextual"/>
-        </w:rPr>
-      </w:pPr>
-      <w:hyperlink w:anchor="_Toc230763507" w:history="1">
+        </w:rPr>
+      </w:pPr>
+      <w:hyperlink w:anchor="_Toc230796656" w:history="1">
         <w:r>
           <w:rPr>
             <w:rStyle w:val="Lienhypertexte"/>
@@ -455,7 +434,7 @@
             <w:noProof/>
             <w:webHidden/>
           </w:rPr>
-          <w:instrText xml:space="preserve"> PAGEREF _Toc230763507 \h </w:instrText>
+          <w:instrText xml:space="preserve"> PAGEREF _Toc230796656 \h </w:instrText>
         </w:r>
         <w:r>
           <w:rPr>
@@ -493,17 +472,10 @@
           <w:tab w:val="right" w:leader="dot" w:pos="8948"/>
         </w:tabs>
         <w:rPr>
-          <w:rFonts w:asciiTheme="minorHAnsi" w:hAnsiTheme="minorHAnsi"/>
           <w:noProof/>
-          <w:color w:val="auto"/>
-          <w:kern w:val="2"/>
-          <w:sz w:val="24"/>
-          <w:szCs w:val="24"/>
-          <w:lang w:val="fr-FR" w:eastAsia="fr-FR"/>
-          <w14:ligatures w14:val="standardContextual"/>
-        </w:rPr>
-      </w:pPr>
-      <w:hyperlink w:anchor="_Toc230763508" w:history="1">
+        </w:rPr>
+      </w:pPr>
+      <w:hyperlink w:anchor="_Toc230796657" w:history="1">
         <w:r>
           <w:rPr>
             <w:rStyle w:val="Lienhypertexte"/>
@@ -531,7 +503,7 @@
             <w:noProof/>
             <w:webHidden/>
           </w:rPr>
-          <w:instrText xml:space="preserve"> PAGEREF _Toc230763508 \h </w:instrText>
+          <w:instrText xml:space="preserve"> PAGEREF _Toc230796657 \h </w:instrText>
         </w:r>
         <w:r>
           <w:rPr>
@@ -569,17 +541,10 @@
           <w:tab w:val="right" w:leader="dot" w:pos="8948"/>
         </w:tabs>
         <w:rPr>
-          <w:rFonts w:asciiTheme="minorHAnsi" w:hAnsiTheme="minorHAnsi"/>
           <w:noProof/>
-          <w:color w:val="auto"/>
-          <w:kern w:val="2"/>
-          <w:sz w:val="24"/>
-          <w:szCs w:val="24"/>
-          <w:lang w:val="fr-FR" w:eastAsia="fr-FR"/>
-          <w14:ligatures w14:val="standardContextual"/>
-        </w:rPr>
-      </w:pPr>
-      <w:hyperlink w:anchor="_Toc230763509" w:history="1">
+        </w:rPr>
+      </w:pPr>
+      <w:hyperlink w:anchor="_Toc230796658" w:history="1">
         <w:r>
           <w:rPr>
             <w:rStyle w:val="Lienhypertexte"/>
@@ -607,7 +572,7 @@
             <w:noProof/>
             <w:webHidden/>
           </w:rPr>
-          <w:instrText xml:space="preserve"> PAGEREF _Toc230763509 \h </w:instrText>
+          <w:instrText xml:space="preserve"> PAGEREF _Toc230796658 \h </w:instrText>
         </w:r>
         <w:r>
           <w:rPr>
@@ -645,17 +610,10 @@
           <w:tab w:val="right" w:leader="dot" w:pos="8948"/>
         </w:tabs>
         <w:rPr>
-          <w:rFonts w:asciiTheme="minorHAnsi" w:hAnsiTheme="minorHAnsi"/>
           <w:noProof/>
-          <w:color w:val="auto"/>
-          <w:kern w:val="2"/>
-          <w:sz w:val="24"/>
-          <w:szCs w:val="24"/>
-          <w:lang w:val="fr-FR" w:eastAsia="fr-FR"/>
-          <w14:ligatures w14:val="standardContextual"/>
-        </w:rPr>
-      </w:pPr>
-      <w:hyperlink w:anchor="_Toc230763510" w:history="1">
+        </w:rPr>
+      </w:pPr>
+      <w:hyperlink w:anchor="_Toc230796659" w:history="1">
         <w:r>
           <w:rPr>
             <w:rStyle w:val="Lienhypertexte"/>
@@ -683,7 +641,7 @@
             <w:noProof/>
             <w:webHidden/>
           </w:rPr>
-          <w:instrText xml:space="preserve"> PAGEREF _Toc230763510 \h </w:instrText>
+          <w:instrText xml:space="preserve"> PAGEREF _Toc230796659 \h </w:instrText>
         </w:r>
         <w:r>
           <w:rPr>
@@ -721,17 +679,10 @@
           <w:tab w:val="right" w:leader="dot" w:pos="8948"/>
         </w:tabs>
         <w:rPr>
-          <w:rFonts w:asciiTheme="minorHAnsi" w:hAnsiTheme="minorHAnsi"/>
           <w:noProof/>
-          <w:color w:val="auto"/>
-          <w:kern w:val="2"/>
-          <w:sz w:val="24"/>
-          <w:szCs w:val="24"/>
-          <w:lang w:val="fr-FR" w:eastAsia="fr-FR"/>
-          <w14:ligatures w14:val="standardContextual"/>
-        </w:rPr>
-      </w:pPr>
-      <w:hyperlink w:anchor="_Toc230763511" w:history="1">
+        </w:rPr>
+      </w:pPr>
+      <w:hyperlink w:anchor="_Toc230796660" w:history="1">
         <w:r>
           <w:rPr>
             <w:rStyle w:val="Lienhypertexte"/>
@@ -759,7 +710,7 @@
             <w:noProof/>
             <w:webHidden/>
           </w:rPr>
-          <w:instrText xml:space="preserve"> PAGEREF _Toc230763511 \h </w:instrText>
+          <w:instrText xml:space="preserve"> PAGEREF _Toc230796660 \h </w:instrText>
         </w:r>
         <w:r>
           <w:rPr>
@@ -797,17 +748,10 @@
           <w:tab w:val="right" w:leader="dot" w:pos="8948"/>
         </w:tabs>
         <w:rPr>
-          <w:rFonts w:asciiTheme="minorHAnsi" w:hAnsiTheme="minorHAnsi"/>
           <w:noProof/>
-          <w:color w:val="auto"/>
-          <w:kern w:val="2"/>
-          <w:sz w:val="24"/>
-          <w:szCs w:val="24"/>
-          <w:lang w:val="fr-FR" w:eastAsia="fr-FR"/>
-          <w14:ligatures w14:val="standardContextual"/>
-        </w:rPr>
-      </w:pPr>
-      <w:hyperlink w:anchor="_Toc230763512" w:history="1">
+        </w:rPr>
+      </w:pPr>
+      <w:hyperlink w:anchor="_Toc230796661" w:history="1">
         <w:r>
           <w:rPr>
             <w:rStyle w:val="Lienhypertexte"/>
@@ -835,7 +779,7 @@
             <w:noProof/>
             <w:webHidden/>
           </w:rPr>
-          <w:instrText xml:space="preserve"> PAGEREF _Toc230763512 \h </w:instrText>
+          <w:instrText xml:space="preserve"> PAGEREF _Toc230796661 \h </w:instrText>
         </w:r>
         <w:r>
           <w:rPr>
@@ -873,17 +817,10 @@
           <w:tab w:val="right" w:leader="dot" w:pos="8948"/>
         </w:tabs>
         <w:rPr>
-          <w:rFonts w:asciiTheme="minorHAnsi" w:hAnsiTheme="minorHAnsi"/>
           <w:noProof/>
-          <w:color w:val="auto"/>
-          <w:kern w:val="2"/>
-          <w:sz w:val="24"/>
-          <w:szCs w:val="24"/>
-          <w:lang w:val="fr-FR" w:eastAsia="fr-FR"/>
-          <w14:ligatures w14:val="standardContextual"/>
-        </w:rPr>
-      </w:pPr>
-      <w:hyperlink w:anchor="_Toc230763513" w:history="1">
+        </w:rPr>
+      </w:pPr>
+      <w:hyperlink w:anchor="_Toc230796662" w:history="1">
         <w:r>
           <w:rPr>
             <w:rStyle w:val="Lienhypertexte"/>
@@ -911,7 +848,7 @@
             <w:noProof/>
             <w:webHidden/>
           </w:rPr>
-          <w:instrText xml:space="preserve"> PAGEREF _Toc230763513 \h </w:instrText>
+          <w:instrText xml:space="preserve"> PAGEREF _Toc230796662 \h </w:instrText>
         </w:r>
         <w:r>
           <w:rPr>
@@ -949,17 +886,10 @@
           <w:tab w:val="right" w:leader="dot" w:pos="8948"/>
         </w:tabs>
         <w:rPr>
-          <w:rFonts w:asciiTheme="minorHAnsi" w:hAnsiTheme="minorHAnsi"/>
           <w:noProof/>
-          <w:color w:val="auto"/>
-          <w:kern w:val="2"/>
-          <w:sz w:val="24"/>
-          <w:szCs w:val="24"/>
-          <w:lang w:val="fr-FR" w:eastAsia="fr-FR"/>
-          <w14:ligatures w14:val="standardContextual"/>
-        </w:rPr>
-      </w:pPr>
-      <w:hyperlink w:anchor="_Toc230763514" w:history="1">
+        </w:rPr>
+      </w:pPr>
+      <w:hyperlink w:anchor="_Toc230796663" w:history="1">
         <w:r>
           <w:rPr>
             <w:rStyle w:val="Lienhypertexte"/>
@@ -987,7 +917,7 @@
             <w:noProof/>
             <w:webHidden/>
           </w:rPr>
-          <w:instrText xml:space="preserve"> PAGEREF _Toc230763514 \h </w:instrText>
+          <w:instrText xml:space="preserve"> PAGEREF _Toc230796663 \h </w:instrText>
         </w:r>
         <w:r>
           <w:rPr>
@@ -1025,17 +955,10 @@
           <w:tab w:val="right" w:leader="dot" w:pos="8948"/>
         </w:tabs>
         <w:rPr>
-          <w:rFonts w:asciiTheme="minorHAnsi" w:hAnsiTheme="minorHAnsi"/>
           <w:noProof/>
-          <w:color w:val="auto"/>
-          <w:kern w:val="2"/>
-          <w:sz w:val="24"/>
-          <w:szCs w:val="24"/>
-          <w:lang w:val="fr-FR" w:eastAsia="fr-FR"/>
-          <w14:ligatures w14:val="standardContextual"/>
-        </w:rPr>
-      </w:pPr>
-      <w:hyperlink w:anchor="_Toc230763515" w:history="1">
+        </w:rPr>
+      </w:pPr>
+      <w:hyperlink w:anchor="_Toc230796664" w:history="1">
         <w:r>
           <w:rPr>
             <w:rStyle w:val="Lienhypertexte"/>
@@ -1063,7 +986,7 @@
             <w:noProof/>
             <w:webHidden/>
           </w:rPr>
-          <w:instrText xml:space="preserve"> PAGEREF _Toc230763515 \h </w:instrText>
+          <w:instrText xml:space="preserve"> PAGEREF _Toc230796664 \h </w:instrText>
         </w:r>
         <w:r>
           <w:rPr>
@@ -1101,17 +1024,10 @@
           <w:tab w:val="right" w:leader="dot" w:pos="8948"/>
         </w:tabs>
         <w:rPr>
-          <w:rFonts w:asciiTheme="minorHAnsi" w:hAnsiTheme="minorHAnsi"/>
           <w:noProof/>
-          <w:color w:val="auto"/>
-          <w:kern w:val="2"/>
-          <w:sz w:val="24"/>
-          <w:szCs w:val="24"/>
-          <w:lang w:val="fr-FR" w:eastAsia="fr-FR"/>
-          <w14:ligatures w14:val="standardContextual"/>
-        </w:rPr>
-      </w:pPr>
-      <w:hyperlink w:anchor="_Toc230763516" w:history="1">
+        </w:rPr>
+      </w:pPr>
+      <w:hyperlink w:anchor="_Toc230796665" w:history="1">
         <w:r>
           <w:rPr>
             <w:rStyle w:val="Lienhypertexte"/>
@@ -1139,7 +1055,7 @@
             <w:noProof/>
             <w:webHidden/>
           </w:rPr>
-          <w:instrText xml:space="preserve"> PAGEREF _Toc230763516 \h </w:instrText>
+          <w:instrText xml:space="preserve"> PAGEREF _Toc230796665 \h </w:instrText>
         </w:r>
         <w:r>
           <w:rPr>
@@ -1177,17 +1093,10 @@
           <w:tab w:val="right" w:leader="dot" w:pos="8948"/>
         </w:tabs>
         <w:rPr>
-          <w:rFonts w:asciiTheme="minorHAnsi" w:hAnsiTheme="minorHAnsi"/>
           <w:noProof/>
-          <w:color w:val="auto"/>
-          <w:kern w:val="2"/>
-          <w:sz w:val="24"/>
-          <w:szCs w:val="24"/>
-          <w:lang w:val="fr-FR" w:eastAsia="fr-FR"/>
-          <w14:ligatures w14:val="standardContextual"/>
-        </w:rPr>
-      </w:pPr>
-      <w:hyperlink w:anchor="_Toc230763517" w:history="1">
+        </w:rPr>
+      </w:pPr>
+      <w:hyperlink w:anchor="_Toc230796666" w:history="1">
         <w:r>
           <w:rPr>
             <w:rStyle w:val="Lienhypertexte"/>
@@ -1215,7 +1124,7 @@
             <w:noProof/>
             <w:webHidden/>
           </w:rPr>
-          <w:instrText xml:space="preserve"> PAGEREF _Toc230763517 \h </w:instrText>
+          <w:instrText xml:space="preserve"> PAGEREF _Toc230796666 \h </w:instrText>
         </w:r>
         <w:r>
           <w:rPr>
@@ -1253,17 +1162,10 @@
           <w:tab w:val="right" w:leader="dot" w:pos="8948"/>
         </w:tabs>
         <w:rPr>
-          <w:rFonts w:asciiTheme="minorHAnsi" w:hAnsiTheme="minorHAnsi"/>
           <w:noProof/>
-          <w:color w:val="auto"/>
-          <w:kern w:val="2"/>
-          <w:sz w:val="24"/>
-          <w:szCs w:val="24"/>
-          <w:lang w:val="fr-FR" w:eastAsia="fr-FR"/>
-          <w14:ligatures w14:val="standardContextual"/>
-        </w:rPr>
-      </w:pPr>
-      <w:hyperlink w:anchor="_Toc230763518" w:history="1">
+        </w:rPr>
+      </w:pPr>
+      <w:hyperlink w:anchor="_Toc230796667" w:history="1">
         <w:r>
           <w:rPr>
             <w:rStyle w:val="Lienhypertexte"/>
@@ -1291,7 +1193,7 @@
             <w:noProof/>
             <w:webHidden/>
           </w:rPr>
-          <w:instrText xml:space="preserve"> PAGEREF _Toc230763518 \h </w:instrText>
+          <w:instrText xml:space="preserve"> PAGEREF _Toc230796667 \h </w:instrText>
         </w:r>
         <w:r>
           <w:rPr>
@@ -1329,17 +1231,10 @@
           <w:tab w:val="right" w:leader="dot" w:pos="8948"/>
         </w:tabs>
         <w:rPr>
-          <w:rFonts w:asciiTheme="minorHAnsi" w:hAnsiTheme="minorHAnsi"/>
           <w:noProof/>
-          <w:color w:val="auto"/>
-          <w:kern w:val="2"/>
-          <w:sz w:val="24"/>
-          <w:szCs w:val="24"/>
-          <w:lang w:val="fr-FR" w:eastAsia="fr-FR"/>
-          <w14:ligatures w14:val="standardContextual"/>
-        </w:rPr>
-      </w:pPr>
-      <w:hyperlink w:anchor="_Toc230763519" w:history="1">
+        </w:rPr>
+      </w:pPr>
+      <w:hyperlink w:anchor="_Toc230796668" w:history="1">
         <w:r>
           <w:rPr>
             <w:rStyle w:val="Lienhypertexte"/>
@@ -1367,7 +1262,7 @@
             <w:noProof/>
             <w:webHidden/>
           </w:rPr>
-          <w:instrText xml:space="preserve"> PAGEREF _Toc230763519 \h </w:instrText>
+          <w:instrText xml:space="preserve"> PAGEREF _Toc230796668 \h </w:instrText>
         </w:r>
         <w:r>
           <w:rPr>
@@ -1405,17 +1300,10 @@
           <w:tab w:val="right" w:leader="dot" w:pos="8948"/>
         </w:tabs>
         <w:rPr>
-          <w:rFonts w:asciiTheme="minorHAnsi" w:hAnsiTheme="minorHAnsi"/>
           <w:noProof/>
-          <w:color w:val="auto"/>
-          <w:kern w:val="2"/>
-          <w:sz w:val="24"/>
-          <w:szCs w:val="24"/>
-          <w:lang w:val="fr-FR" w:eastAsia="fr-FR"/>
-          <w14:ligatures w14:val="standardContextual"/>
-        </w:rPr>
-      </w:pPr>
-      <w:hyperlink w:anchor="_Toc230763520" w:history="1">
+        </w:rPr>
+      </w:pPr>
+      <w:hyperlink w:anchor="_Toc230796669" w:history="1">
         <w:r>
           <w:rPr>
             <w:rStyle w:val="Lienhypertexte"/>
@@ -1443,7 +1331,7 @@
             <w:noProof/>
             <w:webHidden/>
           </w:rPr>
-          <w:instrText xml:space="preserve"> PAGEREF _Toc230763520 \h </w:instrText>
+          <w:instrText xml:space="preserve"> PAGEREF _Toc230796669 \h </w:instrText>
         </w:r>
         <w:r>
           <w:rPr>
@@ -1481,17 +1369,10 @@
           <w:tab w:val="right" w:leader="dot" w:pos="8948"/>
         </w:tabs>
         <w:rPr>
-          <w:rFonts w:asciiTheme="minorHAnsi" w:hAnsiTheme="minorHAnsi"/>
           <w:noProof/>
-          <w:color w:val="auto"/>
-          <w:kern w:val="2"/>
-          <w:sz w:val="24"/>
-          <w:szCs w:val="24"/>
-          <w:lang w:val="fr-FR" w:eastAsia="fr-FR"/>
-          <w14:ligatures w14:val="standardContextual"/>
-        </w:rPr>
-      </w:pPr>
-      <w:hyperlink w:anchor="_Toc230763521" w:history="1">
+        </w:rPr>
+      </w:pPr>
+      <w:hyperlink w:anchor="_Toc230796670" w:history="1">
         <w:r>
           <w:rPr>
             <w:rStyle w:val="Lienhypertexte"/>
@@ -1519,7 +1400,7 @@
             <w:noProof/>
             <w:webHidden/>
           </w:rPr>
-          <w:instrText xml:space="preserve"> PAGEREF _Toc230763521 \h </w:instrText>
+          <w:instrText xml:space="preserve"> PAGEREF _Toc230796670 \h </w:instrText>
         </w:r>
         <w:r>
           <w:rPr>
@@ -1557,17 +1438,10 @@
           <w:tab w:val="right" w:leader="dot" w:pos="8948"/>
         </w:tabs>
         <w:rPr>
-          <w:rFonts w:asciiTheme="minorHAnsi" w:hAnsiTheme="minorHAnsi"/>
           <w:noProof/>
-          <w:color w:val="auto"/>
-          <w:kern w:val="2"/>
-          <w:sz w:val="24"/>
-          <w:szCs w:val="24"/>
-          <w:lang w:val="fr-FR" w:eastAsia="fr-FR"/>
-          <w14:ligatures w14:val="standardContextual"/>
-        </w:rPr>
-      </w:pPr>
-      <w:hyperlink w:anchor="_Toc230763522" w:history="1">
+        </w:rPr>
+      </w:pPr>
+      <w:hyperlink w:anchor="_Toc230796671" w:history="1">
         <w:r>
           <w:rPr>
             <w:rStyle w:val="Lienhypertexte"/>
@@ -1595,7 +1469,7 @@
             <w:noProof/>
             <w:webHidden/>
           </w:rPr>
-          <w:instrText xml:space="preserve"> PAGEREF _Toc230763522 \h </w:instrText>
+          <w:instrText xml:space="preserve"> PAGEREF _Toc230796671 \h </w:instrText>
         </w:r>
         <w:r>
           <w:rPr>
@@ -1633,17 +1507,10 @@
           <w:tab w:val="right" w:leader="dot" w:pos="8948"/>
         </w:tabs>
         <w:rPr>
-          <w:rFonts w:asciiTheme="minorHAnsi" w:hAnsiTheme="minorHAnsi"/>
           <w:noProof/>
-          <w:color w:val="auto"/>
-          <w:kern w:val="2"/>
-          <w:sz w:val="24"/>
-          <w:szCs w:val="24"/>
-          <w:lang w:val="fr-FR" w:eastAsia="fr-FR"/>
-          <w14:ligatures w14:val="standardContextual"/>
-        </w:rPr>
-      </w:pPr>
-      <w:hyperlink w:anchor="_Toc230763523" w:history="1">
+        </w:rPr>
+      </w:pPr>
+      <w:hyperlink w:anchor="_Toc230796672" w:history="1">
         <w:r>
           <w:rPr>
             <w:rStyle w:val="Lienhypertexte"/>
@@ -1671,7 +1538,7 @@
             <w:noProof/>
             <w:webHidden/>
           </w:rPr>
-          <w:instrText xml:space="preserve"> PAGEREF _Toc230763523 \h </w:instrText>
+          <w:instrText xml:space="preserve"> PAGEREF _Toc230796672 \h </w:instrText>
         </w:r>
         <w:r>
           <w:rPr>
@@ -1709,17 +1576,10 @@
           <w:tab w:val="right" w:leader="dot" w:pos="8948"/>
         </w:tabs>
         <w:rPr>
-          <w:rFonts w:asciiTheme="minorHAnsi" w:hAnsiTheme="minorHAnsi"/>
           <w:noProof/>
-          <w:color w:val="auto"/>
-          <w:kern w:val="2"/>
-          <w:sz w:val="24"/>
-          <w:szCs w:val="24"/>
-          <w:lang w:val="fr-FR" w:eastAsia="fr-FR"/>
-          <w14:ligatures w14:val="standardContextual"/>
-        </w:rPr>
-      </w:pPr>
-      <w:hyperlink w:anchor="_Toc230763524" w:history="1">
+        </w:rPr>
+      </w:pPr>
+      <w:hyperlink w:anchor="_Toc230796673" w:history="1">
         <w:r>
           <w:rPr>
             <w:rStyle w:val="Lienhypertexte"/>
@@ -1747,7 +1607,7 @@
             <w:noProof/>
             <w:webHidden/>
           </w:rPr>
-          <w:instrText xml:space="preserve"> PAGEREF _Toc230763524 \h </w:instrText>
+          <w:instrText xml:space="preserve"> PAGEREF _Toc230796673 \h </w:instrText>
         </w:r>
         <w:r>
           <w:rPr>
@@ -1785,17 +1645,10 @@
           <w:tab w:val="right" w:leader="dot" w:pos="8948"/>
         </w:tabs>
         <w:rPr>
-          <w:rFonts w:asciiTheme="minorHAnsi" w:hAnsiTheme="minorHAnsi"/>
           <w:noProof/>
-          <w:color w:val="auto"/>
-          <w:kern w:val="2"/>
-          <w:sz w:val="24"/>
-          <w:szCs w:val="24"/>
-          <w:lang w:val="fr-FR" w:eastAsia="fr-FR"/>
-          <w14:ligatures w14:val="standardContextual"/>
-        </w:rPr>
-      </w:pPr>
-      <w:hyperlink w:anchor="_Toc230763525" w:history="1">
+        </w:rPr>
+      </w:pPr>
+      <w:hyperlink w:anchor="_Toc230796674" w:history="1">
         <w:r>
           <w:rPr>
             <w:rStyle w:val="Lienhypertexte"/>
@@ -1823,7 +1676,7 @@
             <w:noProof/>
             <w:webHidden/>
           </w:rPr>
-          <w:instrText xml:space="preserve"> PAGEREF _Toc230763525 \h </w:instrText>
+          <w:instrText xml:space="preserve"> PAGEREF _Toc230796674 \h </w:instrText>
         </w:r>
         <w:r>
           <w:rPr>
@@ -1861,17 +1714,10 @@
           <w:tab w:val="right" w:leader="dot" w:pos="8948"/>
         </w:tabs>
         <w:rPr>
-          <w:rFonts w:asciiTheme="minorHAnsi" w:hAnsiTheme="minorHAnsi"/>
           <w:noProof/>
-          <w:color w:val="auto"/>
-          <w:kern w:val="2"/>
-          <w:sz w:val="24"/>
-          <w:szCs w:val="24"/>
-          <w:lang w:val="fr-FR" w:eastAsia="fr-FR"/>
-          <w14:ligatures w14:val="standardContextual"/>
-        </w:rPr>
-      </w:pPr>
-      <w:hyperlink w:anchor="_Toc230763526" w:history="1">
+        </w:rPr>
+      </w:pPr>
+      <w:hyperlink w:anchor="_Toc230796675" w:history="1">
         <w:r>
           <w:rPr>
             <w:rStyle w:val="Lienhypertexte"/>
@@ -1899,7 +1745,7 @@
             <w:noProof/>
             <w:webHidden/>
           </w:rPr>
-          <w:instrText xml:space="preserve"> PAGEREF _Toc230763526 \h </w:instrText>
+          <w:instrText xml:space="preserve"> PAGEREF _Toc230796675 \h </w:instrText>
         </w:r>
         <w:r>
           <w:rPr>
@@ -1937,17 +1783,10 @@
           <w:tab w:val="right" w:leader="dot" w:pos="8948"/>
         </w:tabs>
         <w:rPr>
-          <w:rFonts w:asciiTheme="minorHAnsi" w:hAnsiTheme="minorHAnsi"/>
           <w:noProof/>
-          <w:color w:val="auto"/>
-          <w:kern w:val="2"/>
-          <w:sz w:val="24"/>
-          <w:szCs w:val="24"/>
-          <w:lang w:val="fr-FR" w:eastAsia="fr-FR"/>
-          <w14:ligatures w14:val="standardContextual"/>
-        </w:rPr>
-      </w:pPr>
-      <w:hyperlink w:anchor="_Toc230763527" w:history="1">
+        </w:rPr>
+      </w:pPr>
+      <w:hyperlink w:anchor="_Toc230796676" w:history="1">
         <w:r>
           <w:rPr>
             <w:rStyle w:val="Lienhypertexte"/>
@@ -1975,7 +1814,7 @@
             <w:noProof/>
             <w:webHidden/>
           </w:rPr>
-          <w:instrText xml:space="preserve"> PAGEREF _Toc230763527 \h </w:instrText>
+          <w:instrText xml:space="preserve"> PAGEREF _Toc230796676 \h </w:instrText>
         </w:r>
         <w:r>
           <w:rPr>
@@ -2013,17 +1852,10 @@
           <w:tab w:val="right" w:leader="dot" w:pos="8948"/>
         </w:tabs>
         <w:rPr>
-          <w:rFonts w:asciiTheme="minorHAnsi" w:hAnsiTheme="minorHAnsi"/>
           <w:noProof/>
-          <w:color w:val="auto"/>
-          <w:kern w:val="2"/>
-          <w:sz w:val="24"/>
-          <w:szCs w:val="24"/>
-          <w:lang w:val="fr-FR" w:eastAsia="fr-FR"/>
-          <w14:ligatures w14:val="standardContextual"/>
-        </w:rPr>
-      </w:pPr>
-      <w:hyperlink w:anchor="_Toc230763528" w:history="1">
+        </w:rPr>
+      </w:pPr>
+      <w:hyperlink w:anchor="_Toc230796677" w:history="1">
         <w:r>
           <w:rPr>
             <w:rStyle w:val="Lienhypertexte"/>
@@ -2050,7 +1882,7 @@
             <w:noProof/>
             <w:webHidden/>
           </w:rPr>
-          <w:instrText xml:space="preserve"> PAGEREF _Toc230763528 \h </w:instrText>
+          <w:instrText xml:space="preserve"> PAGEREF _Toc230796677 \h </w:instrText>
         </w:r>
         <w:r>
           <w:rPr>
@@ -2088,17 +1920,10 @@
           <w:tab w:val="right" w:leader="dot" w:pos="8948"/>
         </w:tabs>
         <w:rPr>
-          <w:rFonts w:asciiTheme="minorHAnsi" w:hAnsiTheme="minorHAnsi"/>
           <w:noProof/>
-          <w:color w:val="auto"/>
-          <w:kern w:val="2"/>
-          <w:sz w:val="24"/>
-          <w:szCs w:val="24"/>
-          <w:lang w:val="fr-FR" w:eastAsia="fr-FR"/>
-          <w14:ligatures w14:val="standardContextual"/>
-        </w:rPr>
-      </w:pPr>
-      <w:hyperlink w:anchor="_Toc230763529" w:history="1">
+        </w:rPr>
+      </w:pPr>
+      <w:hyperlink w:anchor="_Toc230796678" w:history="1">
         <w:r>
           <w:rPr>
             <w:rStyle w:val="Lienhypertexte"/>
@@ -2125,7 +1950,7 @@
             <w:noProof/>
             <w:webHidden/>
           </w:rPr>
-          <w:instrText xml:space="preserve"> PAGEREF _Toc230763529 \h </w:instrText>
+          <w:instrText xml:space="preserve"> PAGEREF _Toc230796678 \h </w:instrText>
         </w:r>
         <w:r>
           <w:rPr>
@@ -2163,17 +1988,10 @@
           <w:tab w:val="right" w:leader="dot" w:pos="8948"/>
         </w:tabs>
         <w:rPr>
-          <w:rFonts w:asciiTheme="minorHAnsi" w:hAnsiTheme="minorHAnsi"/>
           <w:noProof/>
-          <w:color w:val="auto"/>
-          <w:kern w:val="2"/>
-          <w:sz w:val="24"/>
-          <w:szCs w:val="24"/>
-          <w:lang w:val="fr-FR" w:eastAsia="fr-FR"/>
-          <w14:ligatures w14:val="standardContextual"/>
-        </w:rPr>
-      </w:pPr>
-      <w:hyperlink w:anchor="_Toc230763530" w:history="1">
+        </w:rPr>
+      </w:pPr>
+      <w:hyperlink w:anchor="_Toc230796679" w:history="1">
         <w:r>
           <w:rPr>
             <w:rStyle w:val="Lienhypertexte"/>
@@ -2201,7 +2019,7 @@
             <w:noProof/>
             <w:webHidden/>
           </w:rPr>
-          <w:instrText xml:space="preserve"> PAGEREF _Toc230763530 \h </w:instrText>
+          <w:instrText xml:space="preserve"> PAGEREF _Toc230796679 \h </w:instrText>
         </w:r>
         <w:r>
           <w:rPr>
@@ -2239,17 +2057,10 @@
           <w:tab w:val="right" w:leader="dot" w:pos="8948"/>
         </w:tabs>
         <w:rPr>
-          <w:rFonts w:asciiTheme="minorHAnsi" w:hAnsiTheme="minorHAnsi"/>
           <w:noProof/>
-          <w:color w:val="auto"/>
-          <w:kern w:val="2"/>
-          <w:sz w:val="24"/>
-          <w:szCs w:val="24"/>
-          <w:lang w:val="fr-FR" w:eastAsia="fr-FR"/>
-          <w14:ligatures w14:val="standardContextual"/>
-        </w:rPr>
-      </w:pPr>
-      <w:hyperlink w:anchor="_Toc230763531" w:history="1">
+        </w:rPr>
+      </w:pPr>
+      <w:hyperlink w:anchor="_Toc230796680" w:history="1">
         <w:r>
           <w:rPr>
             <w:rStyle w:val="Lienhypertexte"/>
@@ -2277,7 +2088,7 @@
             <w:noProof/>
             <w:webHidden/>
           </w:rPr>
-          <w:instrText xml:space="preserve"> PAGEREF _Toc230763531 \h </w:instrText>
+          <w:instrText xml:space="preserve"> PAGEREF _Toc230796680 \h </w:instrText>
         </w:r>
         <w:r>
           <w:rPr>
@@ -2315,17 +2126,10 @@
           <w:tab w:val="right" w:leader="dot" w:pos="8948"/>
         </w:tabs>
         <w:rPr>
-          <w:rFonts w:asciiTheme="minorHAnsi" w:hAnsiTheme="minorHAnsi"/>
           <w:noProof/>
-          <w:color w:val="auto"/>
-          <w:kern w:val="2"/>
-          <w:sz w:val="24"/>
-          <w:szCs w:val="24"/>
-          <w:lang w:val="fr-FR" w:eastAsia="fr-FR"/>
-          <w14:ligatures w14:val="standardContextual"/>
-        </w:rPr>
-      </w:pPr>
-      <w:hyperlink w:anchor="_Toc230763532" w:history="1">
+        </w:rPr>
+      </w:pPr>
+      <w:hyperlink w:anchor="_Toc230796681" w:history="1">
         <w:r>
           <w:rPr>
             <w:rStyle w:val="Lienhypertexte"/>
@@ -2353,7 +2157,7 @@
             <w:noProof/>
             <w:webHidden/>
           </w:rPr>
-          <w:instrText xml:space="preserve"> PAGEREF _Toc230763532 \h </w:instrText>
+          <w:instrText xml:space="preserve"> PAGEREF _Toc230796681 \h </w:instrText>
         </w:r>
         <w:r>
           <w:rPr>
@@ -2391,17 +2195,10 @@
           <w:tab w:val="right" w:leader="dot" w:pos="8948"/>
         </w:tabs>
         <w:rPr>
-          <w:rFonts w:asciiTheme="minorHAnsi" w:hAnsiTheme="minorHAnsi"/>
           <w:noProof/>
-          <w:color w:val="auto"/>
-          <w:kern w:val="2"/>
-          <w:sz w:val="24"/>
-          <w:szCs w:val="24"/>
-          <w:lang w:val="fr-FR" w:eastAsia="fr-FR"/>
-          <w14:ligatures w14:val="standardContextual"/>
-        </w:rPr>
-      </w:pPr>
-      <w:hyperlink w:anchor="_Toc230763533" w:history="1">
+        </w:rPr>
+      </w:pPr>
+      <w:hyperlink w:anchor="_Toc230796682" w:history="1">
         <w:r>
           <w:rPr>
             <w:rStyle w:val="Lienhypertexte"/>
@@ -2429,7 +2226,7 @@
             <w:noProof/>
             <w:webHidden/>
           </w:rPr>
-          <w:instrText xml:space="preserve"> PAGEREF _Toc230763533 \h </w:instrText>
+          <w:instrText xml:space="preserve"> PAGEREF _Toc230796682 \h </w:instrText>
         </w:r>
         <w:r>
           <w:rPr>
@@ -2467,17 +2264,10 @@
           <w:tab w:val="right" w:leader="dot" w:pos="8948"/>
         </w:tabs>
         <w:rPr>
-          <w:rFonts w:asciiTheme="minorHAnsi" w:hAnsiTheme="minorHAnsi"/>
           <w:noProof/>
-          <w:color w:val="auto"/>
-          <w:kern w:val="2"/>
-          <w:sz w:val="24"/>
-          <w:szCs w:val="24"/>
-          <w:lang w:val="fr-FR" w:eastAsia="fr-FR"/>
-          <w14:ligatures w14:val="standardContextual"/>
-        </w:rPr>
-      </w:pPr>
-      <w:hyperlink w:anchor="_Toc230763534" w:history="1">
+        </w:rPr>
+      </w:pPr>
+      <w:hyperlink w:anchor="_Toc230796683" w:history="1">
         <w:r>
           <w:rPr>
             <w:rStyle w:val="Lienhypertexte"/>
@@ -2504,7 +2294,7 @@
             <w:noProof/>
             <w:webHidden/>
           </w:rPr>
-          <w:instrText xml:space="preserve"> PAGEREF _Toc230763534 \h </w:instrText>
+          <w:instrText xml:space="preserve"> PAGEREF _Toc230796683 \h </w:instrText>
         </w:r>
         <w:r>
           <w:rPr>
@@ -2542,17 +2332,10 @@
           <w:tab w:val="right" w:leader="dot" w:pos="8948"/>
         </w:tabs>
         <w:rPr>
-          <w:rFonts w:asciiTheme="minorHAnsi" w:hAnsiTheme="minorHAnsi"/>
           <w:noProof/>
-          <w:color w:val="auto"/>
-          <w:kern w:val="2"/>
-          <w:sz w:val="24"/>
-          <w:szCs w:val="24"/>
-          <w:lang w:val="fr-FR" w:eastAsia="fr-FR"/>
-          <w14:ligatures w14:val="standardContextual"/>
-        </w:rPr>
-      </w:pPr>
-      <w:hyperlink w:anchor="_Toc230763535" w:history="1">
+        </w:rPr>
+      </w:pPr>
+      <w:hyperlink w:anchor="_Toc230796684" w:history="1">
         <w:r>
           <w:rPr>
             <w:rStyle w:val="Lienhypertexte"/>
@@ -2579,7 +2362,7 @@
             <w:noProof/>
             <w:webHidden/>
           </w:rPr>
-          <w:instrText xml:space="preserve"> PAGEREF _Toc230763535 \h </w:instrText>
+          <w:instrText xml:space="preserve"> PAGEREF _Toc230796684 \h </w:instrText>
         </w:r>
         <w:r>
           <w:rPr>
@@ -2617,17 +2400,10 @@
           <w:tab w:val="right" w:leader="dot" w:pos="8948"/>
         </w:tabs>
         <w:rPr>
-          <w:rFonts w:asciiTheme="minorHAnsi" w:hAnsiTheme="minorHAnsi"/>
           <w:noProof/>
-          <w:color w:val="auto"/>
-          <w:kern w:val="2"/>
-          <w:sz w:val="24"/>
-          <w:szCs w:val="24"/>
-          <w:lang w:val="fr-FR" w:eastAsia="fr-FR"/>
-          <w14:ligatures w14:val="standardContextual"/>
-        </w:rPr>
-      </w:pPr>
-      <w:hyperlink w:anchor="_Toc230763536" w:history="1">
+        </w:rPr>
+      </w:pPr>
+      <w:hyperlink w:anchor="_Toc230796685" w:history="1">
         <w:r>
           <w:rPr>
             <w:rStyle w:val="Lienhypertexte"/>
@@ -2654,7 +2430,7 @@
             <w:noProof/>
             <w:webHidden/>
           </w:rPr>
-          <w:instrText xml:space="preserve"> PAGEREF _Toc230763536 \h </w:instrText>
+          <w:instrText xml:space="preserve"> PAGEREF _Toc230796685 \h </w:instrText>
         </w:r>
         <w:r>
           <w:rPr>
@@ -2692,17 +2468,10 @@
           <w:tab w:val="right" w:leader="dot" w:pos="8948"/>
         </w:tabs>
         <w:rPr>
-          <w:rFonts w:asciiTheme="minorHAnsi" w:hAnsiTheme="minorHAnsi"/>
           <w:noProof/>
-          <w:color w:val="auto"/>
-          <w:kern w:val="2"/>
-          <w:sz w:val="24"/>
-          <w:szCs w:val="24"/>
-          <w:lang w:val="fr-FR" w:eastAsia="fr-FR"/>
-          <w14:ligatures w14:val="standardContextual"/>
-        </w:rPr>
-      </w:pPr>
-      <w:hyperlink w:anchor="_Toc230763537" w:history="1">
+        </w:rPr>
+      </w:pPr>
+      <w:hyperlink w:anchor="_Toc230796686" w:history="1">
         <w:r>
           <w:rPr>
             <w:rStyle w:val="Lienhypertexte"/>
@@ -2729,7 +2498,7 @@
             <w:noProof/>
             <w:webHidden/>
           </w:rPr>
-          <w:instrText xml:space="preserve"> PAGEREF _Toc230763537 \h </w:instrText>
+          <w:instrText xml:space="preserve"> PAGEREF _Toc230796686 \h </w:instrText>
         </w:r>
         <w:r>
           <w:rPr>
@@ -2767,17 +2536,10 @@
           <w:tab w:val="right" w:leader="dot" w:pos="8948"/>
         </w:tabs>
         <w:rPr>
-          <w:rFonts w:asciiTheme="minorHAnsi" w:hAnsiTheme="minorHAnsi"/>
           <w:noProof/>
-          <w:color w:val="auto"/>
-          <w:kern w:val="2"/>
-          <w:sz w:val="24"/>
-          <w:szCs w:val="24"/>
-          <w:lang w:val="fr-FR" w:eastAsia="fr-FR"/>
-          <w14:ligatures w14:val="standardContextual"/>
-        </w:rPr>
-      </w:pPr>
-      <w:hyperlink w:anchor="_Toc230763538" w:history="1">
+        </w:rPr>
+      </w:pPr>
+      <w:hyperlink w:anchor="_Toc230796687" w:history="1">
         <w:r>
           <w:rPr>
             <w:rStyle w:val="Lienhypertexte"/>
@@ -2804,7 +2566,7 @@
             <w:noProof/>
             <w:webHidden/>
           </w:rPr>
-          <w:instrText xml:space="preserve"> PAGEREF _Toc230763538 \h </w:instrText>
+          <w:instrText xml:space="preserve"> PAGEREF _Toc230796687 \h </w:instrText>
         </w:r>
         <w:r>
           <w:rPr>
@@ -2842,17 +2604,10 @@
           <w:tab w:val="right" w:leader="dot" w:pos="8948"/>
         </w:tabs>
         <w:rPr>
-          <w:rFonts w:asciiTheme="minorHAnsi" w:hAnsiTheme="minorHAnsi"/>
           <w:noProof/>
-          <w:color w:val="auto"/>
-          <w:kern w:val="2"/>
-          <w:sz w:val="24"/>
-          <w:szCs w:val="24"/>
-          <w:lang w:val="fr-FR" w:eastAsia="fr-FR"/>
-          <w14:ligatures w14:val="standardContextual"/>
-        </w:rPr>
-      </w:pPr>
-      <w:hyperlink w:anchor="_Toc230763539" w:history="1">
+        </w:rPr>
+      </w:pPr>
+      <w:hyperlink w:anchor="_Toc230796688" w:history="1">
         <w:r>
           <w:rPr>
             <w:rStyle w:val="Lienhypertexte"/>
@@ -2880,7 +2635,7 @@
             <w:noProof/>
             <w:webHidden/>
           </w:rPr>
-          <w:instrText xml:space="preserve"> PAGEREF _Toc230763539 \h </w:instrText>
+          <w:instrText xml:space="preserve"> PAGEREF _Toc230796688 \h </w:instrText>
         </w:r>
         <w:r>
           <w:rPr>
@@ -2918,17 +2673,10 @@
           <w:tab w:val="right" w:leader="dot" w:pos="8948"/>
         </w:tabs>
         <w:rPr>
-          <w:rFonts w:asciiTheme="minorHAnsi" w:hAnsiTheme="minorHAnsi"/>
           <w:noProof/>
-          <w:color w:val="auto"/>
-          <w:kern w:val="2"/>
-          <w:sz w:val="24"/>
-          <w:szCs w:val="24"/>
-          <w:lang w:val="fr-FR" w:eastAsia="fr-FR"/>
-          <w14:ligatures w14:val="standardContextual"/>
-        </w:rPr>
-      </w:pPr>
-      <w:hyperlink w:anchor="_Toc230763540" w:history="1">
+        </w:rPr>
+      </w:pPr>
+      <w:hyperlink w:anchor="_Toc230796689" w:history="1">
         <w:r>
           <w:rPr>
             <w:rStyle w:val="Lienhypertexte"/>
@@ -2956,7 +2704,7 @@
             <w:noProof/>
             <w:webHidden/>
           </w:rPr>
-          <w:instrText xml:space="preserve"> PAGEREF _Toc230763540 \h </w:instrText>
+          <w:instrText xml:space="preserve"> PAGEREF _Toc230796689 \h </w:instrText>
         </w:r>
         <w:r>
           <w:rPr>
@@ -2994,17 +2742,10 @@
           <w:tab w:val="right" w:leader="dot" w:pos="8948"/>
         </w:tabs>
         <w:rPr>
-          <w:rFonts w:asciiTheme="minorHAnsi" w:hAnsiTheme="minorHAnsi"/>
           <w:noProof/>
-          <w:color w:val="auto"/>
-          <w:kern w:val="2"/>
-          <w:sz w:val="24"/>
-          <w:szCs w:val="24"/>
-          <w:lang w:val="fr-FR" w:eastAsia="fr-FR"/>
-          <w14:ligatures w14:val="standardContextual"/>
-        </w:rPr>
-      </w:pPr>
-      <w:hyperlink w:anchor="_Toc230763541" w:history="1">
+        </w:rPr>
+      </w:pPr>
+      <w:hyperlink w:anchor="_Toc230796690" w:history="1">
         <w:r>
           <w:rPr>
             <w:rStyle w:val="Lienhypertexte"/>
@@ -3032,7 +2773,7 @@
             <w:noProof/>
             <w:webHidden/>
           </w:rPr>
-          <w:instrText xml:space="preserve"> PAGEREF _Toc230763541 \h </w:instrText>
+          <w:instrText xml:space="preserve"> PAGEREF _Toc230796690 \h </w:instrText>
         </w:r>
         <w:r>
           <w:rPr>
@@ -3070,17 +2811,10 @@
           <w:tab w:val="right" w:leader="dot" w:pos="8948"/>
         </w:tabs>
         <w:rPr>
-          <w:rFonts w:asciiTheme="minorHAnsi" w:hAnsiTheme="minorHAnsi"/>
           <w:noProof/>
-          <w:color w:val="auto"/>
-          <w:kern w:val="2"/>
-          <w:sz w:val="24"/>
-          <w:szCs w:val="24"/>
-          <w:lang w:val="fr-FR" w:eastAsia="fr-FR"/>
-          <w14:ligatures w14:val="standardContextual"/>
-        </w:rPr>
-      </w:pPr>
-      <w:hyperlink w:anchor="_Toc230763542" w:history="1">
+        </w:rPr>
+      </w:pPr>
+      <w:hyperlink w:anchor="_Toc230796691" w:history="1">
         <w:r>
           <w:rPr>
             <w:rStyle w:val="Lienhypertexte"/>
@@ -3108,7 +2842,7 @@
             <w:noProof/>
             <w:webHidden/>
           </w:rPr>
-          <w:instrText xml:space="preserve"> PAGEREF _Toc230763542 \h </w:instrText>
+          <w:instrText xml:space="preserve"> PAGEREF _Toc230796691 \h </w:instrText>
         </w:r>
         <w:r>
           <w:rPr>
@@ -3146,17 +2880,10 @@
           <w:tab w:val="right" w:leader="dot" w:pos="8948"/>
         </w:tabs>
         <w:rPr>
-          <w:rFonts w:asciiTheme="minorHAnsi" w:hAnsiTheme="minorHAnsi"/>
           <w:noProof/>
-          <w:color w:val="auto"/>
-          <w:kern w:val="2"/>
-          <w:sz w:val="24"/>
-          <w:szCs w:val="24"/>
-          <w:lang w:val="fr-FR" w:eastAsia="fr-FR"/>
-          <w14:ligatures w14:val="standardContextual"/>
-        </w:rPr>
-      </w:pPr>
-      <w:hyperlink w:anchor="_Toc230763543" w:history="1">
+        </w:rPr>
+      </w:pPr>
+      <w:hyperlink w:anchor="_Toc230796692" w:history="1">
         <w:r>
           <w:rPr>
             <w:rStyle w:val="Lienhypertexte"/>
@@ -3183,7 +2910,7 @@
             <w:noProof/>
             <w:webHidden/>
           </w:rPr>
-          <w:instrText xml:space="preserve"> PAGEREF _Toc230763543 \h </w:instrText>
+          <w:instrText xml:space="preserve"> PAGEREF _Toc230796692 \h </w:instrText>
         </w:r>
         <w:r>
           <w:rPr>
@@ -3221,17 +2948,10 @@
           <w:tab w:val="right" w:leader="dot" w:pos="8948"/>
         </w:tabs>
         <w:rPr>
-          <w:rFonts w:asciiTheme="minorHAnsi" w:hAnsiTheme="minorHAnsi"/>
           <w:noProof/>
-          <w:color w:val="auto"/>
-          <w:kern w:val="2"/>
-          <w:sz w:val="24"/>
-          <w:szCs w:val="24"/>
-          <w:lang w:val="fr-FR" w:eastAsia="fr-FR"/>
-          <w14:ligatures w14:val="standardContextual"/>
-        </w:rPr>
-      </w:pPr>
-      <w:hyperlink w:anchor="_Toc230763544" w:history="1">
+        </w:rPr>
+      </w:pPr>
+      <w:hyperlink w:anchor="_Toc230796693" w:history="1">
         <w:r>
           <w:rPr>
             <w:rStyle w:val="Lienhypertexte"/>
@@ -3259,7 +2979,7 @@
             <w:noProof/>
             <w:webHidden/>
           </w:rPr>
-          <w:instrText xml:space="preserve"> PAGEREF _Toc230763544 \h </w:instrText>
+          <w:instrText xml:space="preserve"> PAGEREF _Toc230796693 \h </w:instrText>
         </w:r>
         <w:r>
           <w:rPr>
@@ -3297,17 +3017,10 @@
           <w:tab w:val="right" w:leader="dot" w:pos="8948"/>
         </w:tabs>
         <w:rPr>
-          <w:rFonts w:asciiTheme="minorHAnsi" w:hAnsiTheme="minorHAnsi"/>
           <w:noProof/>
-          <w:color w:val="auto"/>
-          <w:kern w:val="2"/>
-          <w:sz w:val="24"/>
-          <w:szCs w:val="24"/>
-          <w:lang w:val="fr-FR" w:eastAsia="fr-FR"/>
-          <w14:ligatures w14:val="standardContextual"/>
-        </w:rPr>
-      </w:pPr>
-      <w:hyperlink w:anchor="_Toc230763545" w:history="1">
+        </w:rPr>
+      </w:pPr>
+      <w:hyperlink w:anchor="_Toc230796694" w:history="1">
         <w:r>
           <w:rPr>
             <w:rStyle w:val="Lienhypertexte"/>
@@ -3335,7 +3048,7 @@
             <w:noProof/>
             <w:webHidden/>
           </w:rPr>
-          <w:instrText xml:space="preserve"> PAGEREF _Toc230763545 \h </w:instrText>
+          <w:instrText xml:space="preserve"> PAGEREF _Toc230796694 \h </w:instrText>
         </w:r>
         <w:r>
           <w:rPr>
@@ -3373,17 +3086,10 @@
           <w:tab w:val="right" w:leader="dot" w:pos="8948"/>
         </w:tabs>
         <w:rPr>
-          <w:rFonts w:asciiTheme="minorHAnsi" w:hAnsiTheme="minorHAnsi"/>
           <w:noProof/>
-          <w:color w:val="auto"/>
-          <w:kern w:val="2"/>
-          <w:sz w:val="24"/>
-          <w:szCs w:val="24"/>
-          <w:lang w:val="fr-FR" w:eastAsia="fr-FR"/>
-          <w14:ligatures w14:val="standardContextual"/>
-        </w:rPr>
-      </w:pPr>
-      <w:hyperlink w:anchor="_Toc230763546" w:history="1">
+        </w:rPr>
+      </w:pPr>
+      <w:hyperlink w:anchor="_Toc230796695" w:history="1">
         <w:r>
           <w:rPr>
             <w:rStyle w:val="Lienhypertexte"/>
@@ -3411,7 +3117,7 @@
             <w:noProof/>
             <w:webHidden/>
           </w:rPr>
-          <w:instrText xml:space="preserve"> PAGEREF _Toc230763546 \h </w:instrText>
+          <w:instrText xml:space="preserve"> PAGEREF _Toc230796695 \h </w:instrText>
         </w:r>
         <w:r>
           <w:rPr>
@@ -3449,17 +3155,10 @@
           <w:tab w:val="right" w:leader="dot" w:pos="8948"/>
         </w:tabs>
         <w:rPr>
-          <w:rFonts w:asciiTheme="minorHAnsi" w:hAnsiTheme="minorHAnsi"/>
           <w:noProof/>
-          <w:color w:val="auto"/>
-          <w:kern w:val="2"/>
-          <w:sz w:val="24"/>
-          <w:szCs w:val="24"/>
-          <w:lang w:val="fr-FR" w:eastAsia="fr-FR"/>
-          <w14:ligatures w14:val="standardContextual"/>
-        </w:rPr>
-      </w:pPr>
-      <w:hyperlink w:anchor="_Toc230763547" w:history="1">
+        </w:rPr>
+      </w:pPr>
+      <w:hyperlink w:anchor="_Toc230796696" w:history="1">
         <w:r>
           <w:rPr>
             <w:rStyle w:val="Lienhypertexte"/>
@@ -3487,7 +3186,7 @@
             <w:noProof/>
             <w:webHidden/>
           </w:rPr>
-          <w:instrText xml:space="preserve"> PAGEREF _Toc230763547 \h </w:instrText>
+          <w:instrText xml:space="preserve"> PAGEREF _Toc230796696 \h </w:instrText>
         </w:r>
         <w:r>
           <w:rPr>
@@ -3525,17 +3224,10 @@
           <w:tab w:val="right" w:leader="dot" w:pos="8948"/>
         </w:tabs>
         <w:rPr>
-          <w:rFonts w:asciiTheme="minorHAnsi" w:hAnsiTheme="minorHAnsi"/>
           <w:noProof/>
-          <w:color w:val="auto"/>
-          <w:kern w:val="2"/>
-          <w:sz w:val="24"/>
-          <w:szCs w:val="24"/>
-          <w:lang w:val="fr-FR" w:eastAsia="fr-FR"/>
-          <w14:ligatures w14:val="standardContextual"/>
-        </w:rPr>
-      </w:pPr>
-      <w:hyperlink w:anchor="_Toc230763548" w:history="1">
+        </w:rPr>
+      </w:pPr>
+      <w:hyperlink w:anchor="_Toc230796697" w:history="1">
         <w:r>
           <w:rPr>
             <w:rStyle w:val="Lienhypertexte"/>
@@ -3563,7 +3255,7 @@
             <w:noProof/>
             <w:webHidden/>
           </w:rPr>
-          <w:instrText xml:space="preserve"> PAGEREF _Toc230763548 \h </w:instrText>
+          <w:instrText xml:space="preserve"> PAGEREF _Toc230796697 \h </w:instrText>
         </w:r>
         <w:r>
           <w:rPr>
@@ -3601,17 +3293,10 @@
           <w:tab w:val="right" w:leader="dot" w:pos="8948"/>
         </w:tabs>
         <w:rPr>
-          <w:rFonts w:asciiTheme="minorHAnsi" w:hAnsiTheme="minorHAnsi"/>
           <w:noProof/>
-          <w:color w:val="auto"/>
-          <w:kern w:val="2"/>
-          <w:sz w:val="24"/>
-          <w:szCs w:val="24"/>
-          <w:lang w:val="fr-FR" w:eastAsia="fr-FR"/>
-          <w14:ligatures w14:val="standardContextual"/>
-        </w:rPr>
-      </w:pPr>
-      <w:hyperlink w:anchor="_Toc230763549" w:history="1">
+        </w:rPr>
+      </w:pPr>
+      <w:hyperlink w:anchor="_Toc230796698" w:history="1">
         <w:r>
           <w:rPr>
             <w:rStyle w:val="Lienhypertexte"/>
@@ -3639,7 +3324,7 @@
             <w:noProof/>
             <w:webHidden/>
           </w:rPr>
-          <w:instrText xml:space="preserve"> PAGEREF _Toc230763549 \h </w:instrText>
+          <w:instrText xml:space="preserve"> PAGEREF _Toc230796698 \h </w:instrText>
         </w:r>
         <w:r>
           <w:rPr>
@@ -3677,17 +3362,10 @@
           <w:tab w:val="right" w:leader="dot" w:pos="8948"/>
         </w:tabs>
         <w:rPr>
-          <w:rFonts w:asciiTheme="minorHAnsi" w:hAnsiTheme="minorHAnsi"/>
           <w:noProof/>
-          <w:color w:val="auto"/>
-          <w:kern w:val="2"/>
-          <w:sz w:val="24"/>
-          <w:szCs w:val="24"/>
-          <w:lang w:val="fr-FR" w:eastAsia="fr-FR"/>
-          <w14:ligatures w14:val="standardContextual"/>
-        </w:rPr>
-      </w:pPr>
-      <w:hyperlink w:anchor="_Toc230763550" w:history="1">
+        </w:rPr>
+      </w:pPr>
+      <w:hyperlink w:anchor="_Toc230796699" w:history="1">
         <w:r>
           <w:rPr>
             <w:rStyle w:val="Lienhypertexte"/>
@@ -3715,7 +3393,7 @@
             <w:noProof/>
             <w:webHidden/>
           </w:rPr>
-          <w:instrText xml:space="preserve"> PAGEREF _Toc230763550 \h </w:instrText>
+          <w:instrText xml:space="preserve"> PAGEREF _Toc230796699 \h </w:instrText>
         </w:r>
         <w:r>
           <w:rPr>
@@ -3753,17 +3431,10 @@
           <w:tab w:val="right" w:leader="dot" w:pos="8948"/>
         </w:tabs>
         <w:rPr>
-          <w:rFonts w:asciiTheme="minorHAnsi" w:hAnsiTheme="minorHAnsi"/>
           <w:noProof/>
-          <w:color w:val="auto"/>
-          <w:kern w:val="2"/>
-          <w:sz w:val="24"/>
-          <w:szCs w:val="24"/>
-          <w:lang w:val="fr-FR" w:eastAsia="fr-FR"/>
-          <w14:ligatures w14:val="standardContextual"/>
-        </w:rPr>
-      </w:pPr>
-      <w:hyperlink w:anchor="_Toc230763551" w:history="1">
+        </w:rPr>
+      </w:pPr>
+      <w:hyperlink w:anchor="_Toc230796700" w:history="1">
         <w:r>
           <w:rPr>
             <w:rStyle w:val="Lienhypertexte"/>
@@ -3791,7 +3462,7 @@
             <w:noProof/>
             <w:webHidden/>
           </w:rPr>
-          <w:instrText xml:space="preserve"> PAGEREF _Toc230763551 \h </w:instrText>
+          <w:instrText xml:space="preserve"> PAGEREF _Toc230796700 \h </w:instrText>
         </w:r>
         <w:r>
           <w:rPr>
@@ -3829,17 +3500,10 @@
           <w:tab w:val="right" w:leader="dot" w:pos="8948"/>
         </w:tabs>
         <w:rPr>
-          <w:rFonts w:asciiTheme="minorHAnsi" w:hAnsiTheme="minorHAnsi"/>
           <w:noProof/>
-          <w:color w:val="auto"/>
-          <w:kern w:val="2"/>
-          <w:sz w:val="24"/>
-          <w:szCs w:val="24"/>
-          <w:lang w:val="fr-FR" w:eastAsia="fr-FR"/>
-          <w14:ligatures w14:val="standardContextual"/>
-        </w:rPr>
-      </w:pPr>
-      <w:hyperlink w:anchor="_Toc230763552" w:history="1">
+        </w:rPr>
+      </w:pPr>
+      <w:hyperlink w:anchor="_Toc230796701" w:history="1">
         <w:r>
           <w:rPr>
             <w:rStyle w:val="Lienhypertexte"/>
@@ -3867,7 +3531,7 @@
             <w:noProof/>
             <w:webHidden/>
           </w:rPr>
-          <w:instrText xml:space="preserve"> PAGEREF _Toc230763552 \h </w:instrText>
+          <w:instrText xml:space="preserve"> PAGEREF _Toc230796701 \h </w:instrText>
         </w:r>
         <w:r>
           <w:rPr>
@@ -3905,17 +3569,10 @@
           <w:tab w:val="right" w:leader="dot" w:pos="8948"/>
         </w:tabs>
         <w:rPr>
-          <w:rFonts w:asciiTheme="minorHAnsi" w:hAnsiTheme="minorHAnsi"/>
           <w:noProof/>
-          <w:color w:val="auto"/>
-          <w:kern w:val="2"/>
-          <w:sz w:val="24"/>
-          <w:szCs w:val="24"/>
-          <w:lang w:val="fr-FR" w:eastAsia="fr-FR"/>
-          <w14:ligatures w14:val="standardContextual"/>
-        </w:rPr>
-      </w:pPr>
-      <w:hyperlink w:anchor="_Toc230763553" w:history="1">
+        </w:rPr>
+      </w:pPr>
+      <w:hyperlink w:anchor="_Toc230796702" w:history="1">
         <w:r>
           <w:rPr>
             <w:rStyle w:val="Lienhypertexte"/>
@@ -3943,7 +3600,7 @@
             <w:noProof/>
             <w:webHidden/>
           </w:rPr>
-          <w:instrText xml:space="preserve"> PAGEREF _Toc230763553 \h </w:instrText>
+          <w:instrText xml:space="preserve"> PAGEREF _Toc230796702 \h </w:instrText>
         </w:r>
         <w:r>
           <w:rPr>
@@ -3981,17 +3638,10 @@
           <w:tab w:val="right" w:leader="dot" w:pos="8948"/>
         </w:tabs>
         <w:rPr>
-          <w:rFonts w:asciiTheme="minorHAnsi" w:hAnsiTheme="minorHAnsi"/>
           <w:noProof/>
-          <w:color w:val="auto"/>
-          <w:kern w:val="2"/>
-          <w:sz w:val="24"/>
-          <w:szCs w:val="24"/>
-          <w:lang w:val="fr-FR" w:eastAsia="fr-FR"/>
-          <w14:ligatures w14:val="standardContextual"/>
-        </w:rPr>
-      </w:pPr>
-      <w:hyperlink w:anchor="_Toc230763554" w:history="1">
+        </w:rPr>
+      </w:pPr>
+      <w:hyperlink w:anchor="_Toc230796703" w:history="1">
         <w:r>
           <w:rPr>
             <w:rStyle w:val="Lienhypertexte"/>
@@ -4019,7 +3669,7 @@
             <w:noProof/>
             <w:webHidden/>
           </w:rPr>
-          <w:instrText xml:space="preserve"> PAGEREF _Toc230763554 \h </w:instrText>
+          <w:instrText xml:space="preserve"> PAGEREF _Toc230796703 \h </w:instrText>
         </w:r>
         <w:r>
           <w:rPr>
@@ -4057,17 +3707,10 @@
           <w:tab w:val="right" w:leader="dot" w:pos="8948"/>
         </w:tabs>
         <w:rPr>
-          <w:rFonts w:asciiTheme="minorHAnsi" w:hAnsiTheme="minorHAnsi"/>
           <w:noProof/>
-          <w:color w:val="auto"/>
-          <w:kern w:val="2"/>
-          <w:sz w:val="24"/>
-          <w:szCs w:val="24"/>
-          <w:lang w:val="fr-FR" w:eastAsia="fr-FR"/>
-          <w14:ligatures w14:val="standardContextual"/>
-        </w:rPr>
-      </w:pPr>
-      <w:hyperlink w:anchor="_Toc230763555" w:history="1">
+        </w:rPr>
+      </w:pPr>
+      <w:hyperlink w:anchor="_Toc230796704" w:history="1">
         <w:r>
           <w:rPr>
             <w:rStyle w:val="Lienhypertexte"/>
@@ -4095,7 +3738,7 @@
             <w:noProof/>
             <w:webHidden/>
           </w:rPr>
-          <w:instrText xml:space="preserve"> PAGEREF _Toc230763555 \h </w:instrText>
+          <w:instrText xml:space="preserve"> PAGEREF _Toc230796704 \h </w:instrText>
         </w:r>
         <w:r>
           <w:rPr>
@@ -4133,17 +3776,10 @@
           <w:tab w:val="right" w:leader="dot" w:pos="8948"/>
         </w:tabs>
         <w:rPr>
-          <w:rFonts w:asciiTheme="minorHAnsi" w:hAnsiTheme="minorHAnsi"/>
           <w:noProof/>
-          <w:color w:val="auto"/>
-          <w:kern w:val="2"/>
-          <w:sz w:val="24"/>
-          <w:szCs w:val="24"/>
-          <w:lang w:val="fr-FR" w:eastAsia="fr-FR"/>
-          <w14:ligatures w14:val="standardContextual"/>
-        </w:rPr>
-      </w:pPr>
-      <w:hyperlink w:anchor="_Toc230763556" w:history="1">
+        </w:rPr>
+      </w:pPr>
+      <w:hyperlink w:anchor="_Toc230796705" w:history="1">
         <w:r>
           <w:rPr>
             <w:rStyle w:val="Lienhypertexte"/>
@@ -4171,7 +3807,7 @@
             <w:noProof/>
             <w:webHidden/>
           </w:rPr>
-          <w:instrText xml:space="preserve"> PAGEREF _Toc230763556 \h </w:instrText>
+          <w:instrText xml:space="preserve"> PAGEREF _Toc230796705 \h </w:instrText>
         </w:r>
         <w:r>
           <w:rPr>
@@ -4209,17 +3845,10 @@
           <w:tab w:val="right" w:leader="dot" w:pos="8948"/>
         </w:tabs>
         <w:rPr>
-          <w:rFonts w:asciiTheme="minorHAnsi" w:hAnsiTheme="minorHAnsi"/>
           <w:noProof/>
-          <w:color w:val="auto"/>
-          <w:kern w:val="2"/>
-          <w:sz w:val="24"/>
-          <w:szCs w:val="24"/>
-          <w:lang w:val="fr-FR" w:eastAsia="fr-FR"/>
-          <w14:ligatures w14:val="standardContextual"/>
-        </w:rPr>
-      </w:pPr>
-      <w:hyperlink w:anchor="_Toc230763557" w:history="1">
+        </w:rPr>
+      </w:pPr>
+      <w:hyperlink w:anchor="_Toc230796706" w:history="1">
         <w:r>
           <w:rPr>
             <w:rStyle w:val="Lienhypertexte"/>
@@ -4247,7 +3876,7 @@
             <w:noProof/>
             <w:webHidden/>
           </w:rPr>
-          <w:instrText xml:space="preserve"> PAGEREF _Toc230763557 \h </w:instrText>
+          <w:instrText xml:space="preserve"> PAGEREF _Toc230796706 \h </w:instrText>
         </w:r>
         <w:r>
           <w:rPr>
@@ -4285,17 +3914,10 @@
           <w:tab w:val="right" w:leader="dot" w:pos="8948"/>
         </w:tabs>
         <w:rPr>
-          <w:rFonts w:asciiTheme="minorHAnsi" w:hAnsiTheme="minorHAnsi"/>
           <w:noProof/>
-          <w:color w:val="auto"/>
-          <w:kern w:val="2"/>
-          <w:sz w:val="24"/>
-          <w:szCs w:val="24"/>
-          <w:lang w:val="fr-FR" w:eastAsia="fr-FR"/>
-          <w14:ligatures w14:val="standardContextual"/>
-        </w:rPr>
-      </w:pPr>
-      <w:hyperlink w:anchor="_Toc230763558" w:history="1">
+        </w:rPr>
+      </w:pPr>
+      <w:hyperlink w:anchor="_Toc230796707" w:history="1">
         <w:r>
           <w:rPr>
             <w:rStyle w:val="Lienhypertexte"/>
@@ -4323,7 +3945,7 @@
             <w:noProof/>
             <w:webHidden/>
           </w:rPr>
-          <w:instrText xml:space="preserve"> PAGEREF _Toc230763558 \h </w:instrText>
+          <w:instrText xml:space="preserve"> PAGEREF _Toc230796707 \h </w:instrText>
         </w:r>
         <w:r>
           <w:rPr>
@@ -4361,17 +3983,10 @@
           <w:tab w:val="right" w:leader="dot" w:pos="8948"/>
         </w:tabs>
         <w:rPr>
-          <w:rFonts w:asciiTheme="minorHAnsi" w:hAnsiTheme="minorHAnsi"/>
           <w:noProof/>
-          <w:color w:val="auto"/>
-          <w:kern w:val="2"/>
-          <w:sz w:val="24"/>
-          <w:szCs w:val="24"/>
-          <w:lang w:val="fr-FR" w:eastAsia="fr-FR"/>
-          <w14:ligatures w14:val="standardContextual"/>
-        </w:rPr>
-      </w:pPr>
-      <w:hyperlink w:anchor="_Toc230763559" w:history="1">
+        </w:rPr>
+      </w:pPr>
+      <w:hyperlink w:anchor="_Toc230796708" w:history="1">
         <w:r>
           <w:rPr>
             <w:rStyle w:val="Lienhypertexte"/>
@@ -4399,7 +4014,7 @@
             <w:noProof/>
             <w:webHidden/>
           </w:rPr>
-          <w:instrText xml:space="preserve"> PAGEREF _Toc230763559 \h </w:instrText>
+          <w:instrText xml:space="preserve"> PAGEREF _Toc230796708 \h </w:instrText>
         </w:r>
         <w:r>
           <w:rPr>
@@ -4437,17 +4052,10 @@
           <w:tab w:val="right" w:leader="dot" w:pos="8948"/>
         </w:tabs>
         <w:rPr>
-          <w:rFonts w:asciiTheme="minorHAnsi" w:hAnsiTheme="minorHAnsi"/>
           <w:noProof/>
-          <w:color w:val="auto"/>
-          <w:kern w:val="2"/>
-          <w:sz w:val="24"/>
-          <w:szCs w:val="24"/>
-          <w:lang w:val="fr-FR" w:eastAsia="fr-FR"/>
-          <w14:ligatures w14:val="standardContextual"/>
-        </w:rPr>
-      </w:pPr>
-      <w:hyperlink w:anchor="_Toc230763560" w:history="1">
+        </w:rPr>
+      </w:pPr>
+      <w:hyperlink w:anchor="_Toc230796709" w:history="1">
         <w:r>
           <w:rPr>
             <w:rStyle w:val="Lienhypertexte"/>
@@ -4475,7 +4083,7 @@
             <w:noProof/>
             <w:webHidden/>
           </w:rPr>
-          <w:instrText xml:space="preserve"> PAGEREF _Toc230763560 \h </w:instrText>
+          <w:instrText xml:space="preserve"> PAGEREF _Toc230796709 \h </w:instrText>
         </w:r>
         <w:r>
           <w:rPr>
@@ -4513,17 +4121,10 @@
           <w:tab w:val="right" w:leader="dot" w:pos="8948"/>
         </w:tabs>
         <w:rPr>
-          <w:rFonts w:asciiTheme="minorHAnsi" w:hAnsiTheme="minorHAnsi"/>
           <w:noProof/>
-          <w:color w:val="auto"/>
-          <w:kern w:val="2"/>
-          <w:sz w:val="24"/>
-          <w:szCs w:val="24"/>
-          <w:lang w:val="fr-FR" w:eastAsia="fr-FR"/>
-          <w14:ligatures w14:val="standardContextual"/>
-        </w:rPr>
-      </w:pPr>
-      <w:hyperlink w:anchor="_Toc230763561" w:history="1">
+        </w:rPr>
+      </w:pPr>
+      <w:hyperlink w:anchor="_Toc230796710" w:history="1">
         <w:r>
           <w:rPr>
             <w:rStyle w:val="Lienhypertexte"/>
@@ -4551,7 +4152,7 @@
             <w:noProof/>
             <w:webHidden/>
           </w:rPr>
-          <w:instrText xml:space="preserve"> PAGEREF _Toc230763561 \h </w:instrText>
+          <w:instrText xml:space="preserve"> PAGEREF _Toc230796710 \h </w:instrText>
         </w:r>
         <w:r>
           <w:rPr>
@@ -4589,17 +4190,10 @@
           <w:tab w:val="right" w:leader="dot" w:pos="8948"/>
         </w:tabs>
         <w:rPr>
-          <w:rFonts w:asciiTheme="minorHAnsi" w:hAnsiTheme="minorHAnsi"/>
           <w:noProof/>
-          <w:color w:val="auto"/>
-          <w:kern w:val="2"/>
-          <w:sz w:val="24"/>
-          <w:szCs w:val="24"/>
-          <w:lang w:val="fr-FR" w:eastAsia="fr-FR"/>
-          <w14:ligatures w14:val="standardContextual"/>
-        </w:rPr>
-      </w:pPr>
-      <w:hyperlink w:anchor="_Toc230763562" w:history="1">
+        </w:rPr>
+      </w:pPr>
+      <w:hyperlink w:anchor="_Toc230796711" w:history="1">
         <w:r>
           <w:rPr>
             <w:rStyle w:val="Lienhypertexte"/>
@@ -4627,7 +4221,7 @@
             <w:noProof/>
             <w:webHidden/>
           </w:rPr>
-          <w:instrText xml:space="preserve"> PAGEREF _Toc230763562 \h </w:instrText>
+          <w:instrText xml:space="preserve"> PAGEREF _Toc230796711 \h </w:instrText>
         </w:r>
         <w:r>
           <w:rPr>
@@ -4665,17 +4259,10 @@
           <w:tab w:val="right" w:leader="dot" w:pos="8948"/>
         </w:tabs>
         <w:rPr>
-          <w:rFonts w:asciiTheme="minorHAnsi" w:hAnsiTheme="minorHAnsi"/>
           <w:noProof/>
-          <w:color w:val="auto"/>
-          <w:kern w:val="2"/>
-          <w:sz w:val="24"/>
-          <w:szCs w:val="24"/>
-          <w:lang w:val="fr-FR" w:eastAsia="fr-FR"/>
-          <w14:ligatures w14:val="standardContextual"/>
-        </w:rPr>
-      </w:pPr>
-      <w:hyperlink w:anchor="_Toc230763563" w:history="1">
+        </w:rPr>
+      </w:pPr>
+      <w:hyperlink w:anchor="_Toc230796712" w:history="1">
         <w:r>
           <w:rPr>
             <w:rStyle w:val="Lienhypertexte"/>
@@ -4703,7 +4290,7 @@
             <w:noProof/>
             <w:webHidden/>
           </w:rPr>
-          <w:instrText xml:space="preserve"> PAGEREF _Toc230763563 \h </w:instrText>
+          <w:instrText xml:space="preserve"> PAGEREF _Toc230796712 \h </w:instrText>
         </w:r>
         <w:r>
           <w:rPr>
@@ -4741,17 +4328,10 @@
           <w:tab w:val="right" w:leader="dot" w:pos="8948"/>
         </w:tabs>
         <w:rPr>
-          <w:rFonts w:asciiTheme="minorHAnsi" w:hAnsiTheme="minorHAnsi"/>
           <w:noProof/>
-          <w:color w:val="auto"/>
-          <w:kern w:val="2"/>
-          <w:sz w:val="24"/>
-          <w:szCs w:val="24"/>
-          <w:lang w:val="fr-FR" w:eastAsia="fr-FR"/>
-          <w14:ligatures w14:val="standardContextual"/>
-        </w:rPr>
-      </w:pPr>
-      <w:hyperlink w:anchor="_Toc230763564" w:history="1">
+        </w:rPr>
+      </w:pPr>
+      <w:hyperlink w:anchor="_Toc230796713" w:history="1">
         <w:r>
           <w:rPr>
             <w:rStyle w:val="Lienhypertexte"/>
@@ -4779,7 +4359,7 @@
             <w:noProof/>
             <w:webHidden/>
           </w:rPr>
-          <w:instrText xml:space="preserve"> PAGEREF _Toc230763564 \h </w:instrText>
+          <w:instrText xml:space="preserve"> PAGEREF _Toc230796713 \h </w:instrText>
         </w:r>
         <w:r>
           <w:rPr>
@@ -4817,17 +4397,10 @@
           <w:tab w:val="right" w:leader="dot" w:pos="8948"/>
         </w:tabs>
         <w:rPr>
-          <w:rFonts w:asciiTheme="minorHAnsi" w:hAnsiTheme="minorHAnsi"/>
           <w:noProof/>
-          <w:color w:val="auto"/>
-          <w:kern w:val="2"/>
-          <w:sz w:val="24"/>
-          <w:szCs w:val="24"/>
-          <w:lang w:val="fr-FR" w:eastAsia="fr-FR"/>
-          <w14:ligatures w14:val="standardContextual"/>
-        </w:rPr>
-      </w:pPr>
-      <w:hyperlink w:anchor="_Toc230763565" w:history="1">
+        </w:rPr>
+      </w:pPr>
+      <w:hyperlink w:anchor="_Toc230796714" w:history="1">
         <w:r>
           <w:rPr>
             <w:rStyle w:val="Lienhypertexte"/>
@@ -4855,7 +4428,7 @@
             <w:noProof/>
             <w:webHidden/>
           </w:rPr>
-          <w:instrText xml:space="preserve"> PAGEREF _Toc230763565 \h </w:instrText>
+          <w:instrText xml:space="preserve"> PAGEREF _Toc230796714 \h </w:instrText>
         </w:r>
         <w:r>
           <w:rPr>
@@ -4893,17 +4466,10 @@
           <w:tab w:val="right" w:leader="dot" w:pos="8948"/>
         </w:tabs>
         <w:rPr>
-          <w:rFonts w:asciiTheme="minorHAnsi" w:hAnsiTheme="minorHAnsi"/>
           <w:noProof/>
-          <w:color w:val="auto"/>
-          <w:kern w:val="2"/>
-          <w:sz w:val="24"/>
-          <w:szCs w:val="24"/>
-          <w:lang w:val="fr-FR" w:eastAsia="fr-FR"/>
-          <w14:ligatures w14:val="standardContextual"/>
-        </w:rPr>
-      </w:pPr>
-      <w:hyperlink w:anchor="_Toc230763566" w:history="1">
+        </w:rPr>
+      </w:pPr>
+      <w:hyperlink w:anchor="_Toc230796715" w:history="1">
         <w:r>
           <w:rPr>
             <w:rStyle w:val="Lienhypertexte"/>
@@ -4931,7 +4497,7 @@
             <w:noProof/>
             <w:webHidden/>
           </w:rPr>
-          <w:instrText xml:space="preserve"> PAGEREF _Toc230763566 \h </w:instrText>
+          <w:instrText xml:space="preserve"> PAGEREF _Toc230796715 \h </w:instrText>
         </w:r>
         <w:r>
           <w:rPr>
@@ -4969,17 +4535,10 @@
           <w:tab w:val="right" w:leader="dot" w:pos="8948"/>
         </w:tabs>
         <w:rPr>
-          <w:rFonts w:asciiTheme="minorHAnsi" w:hAnsiTheme="minorHAnsi"/>
           <w:noProof/>
-          <w:color w:val="auto"/>
-          <w:kern w:val="2"/>
-          <w:sz w:val="24"/>
-          <w:szCs w:val="24"/>
-          <w:lang w:val="fr-FR" w:eastAsia="fr-FR"/>
-          <w14:ligatures w14:val="standardContextual"/>
-        </w:rPr>
-      </w:pPr>
-      <w:hyperlink w:anchor="_Toc230763567" w:history="1">
+        </w:rPr>
+      </w:pPr>
+      <w:hyperlink w:anchor="_Toc230796716" w:history="1">
         <w:r>
           <w:rPr>
             <w:rStyle w:val="Lienhypertexte"/>
@@ -5007,7 +4566,7 @@
             <w:noProof/>
             <w:webHidden/>
           </w:rPr>
-          <w:instrText xml:space="preserve"> PAGEREF _Toc230763567 \h </w:instrText>
+          <w:instrText xml:space="preserve"> PAGEREF _Toc230796716 \h </w:instrText>
         </w:r>
         <w:r>
           <w:rPr>
@@ -5045,17 +4604,10 @@
           <w:tab w:val="right" w:leader="dot" w:pos="8948"/>
         </w:tabs>
         <w:rPr>
-          <w:rFonts w:asciiTheme="minorHAnsi" w:hAnsiTheme="minorHAnsi"/>
           <w:noProof/>
-          <w:color w:val="auto"/>
-          <w:kern w:val="2"/>
-          <w:sz w:val="24"/>
-          <w:szCs w:val="24"/>
-          <w:lang w:val="fr-FR" w:eastAsia="fr-FR"/>
-          <w14:ligatures w14:val="standardContextual"/>
-        </w:rPr>
-      </w:pPr>
-      <w:hyperlink w:anchor="_Toc230763568" w:history="1">
+        </w:rPr>
+      </w:pPr>
+      <w:hyperlink w:anchor="_Toc230796717" w:history="1">
         <w:r>
           <w:rPr>
             <w:rStyle w:val="Lienhypertexte"/>
@@ -5083,7 +4635,7 @@
             <w:noProof/>
             <w:webHidden/>
           </w:rPr>
-          <w:instrText xml:space="preserve"> PAGEREF _Toc230763568 \h </w:instrText>
+          <w:instrText xml:space="preserve"> PAGEREF _Toc230796717 \h </w:instrText>
         </w:r>
         <w:r>
           <w:rPr>
@@ -5121,17 +4673,10 @@
           <w:tab w:val="right" w:leader="dot" w:pos="8948"/>
         </w:tabs>
         <w:rPr>
-          <w:rFonts w:asciiTheme="minorHAnsi" w:hAnsiTheme="minorHAnsi"/>
           <w:noProof/>
-          <w:color w:val="auto"/>
-          <w:kern w:val="2"/>
-          <w:sz w:val="24"/>
-          <w:szCs w:val="24"/>
-          <w:lang w:val="fr-FR" w:eastAsia="fr-FR"/>
-          <w14:ligatures w14:val="standardContextual"/>
-        </w:rPr>
-      </w:pPr>
-      <w:hyperlink w:anchor="_Toc230763569" w:history="1">
+        </w:rPr>
+      </w:pPr>
+      <w:hyperlink w:anchor="_Toc230796718" w:history="1">
         <w:r>
           <w:rPr>
             <w:rStyle w:val="Lienhypertexte"/>
@@ -5159,7 +4704,7 @@
             <w:noProof/>
             <w:webHidden/>
           </w:rPr>
-          <w:instrText xml:space="preserve"> PAGEREF _Toc230763569 \h </w:instrText>
+          <w:instrText xml:space="preserve"> PAGEREF _Toc230796718 \h </w:instrText>
         </w:r>
         <w:r>
           <w:rPr>
@@ -5197,17 +4742,10 @@
           <w:tab w:val="right" w:leader="dot" w:pos="8948"/>
         </w:tabs>
         <w:rPr>
-          <w:rFonts w:asciiTheme="minorHAnsi" w:hAnsiTheme="minorHAnsi"/>
           <w:noProof/>
-          <w:color w:val="auto"/>
-          <w:kern w:val="2"/>
-          <w:sz w:val="24"/>
-          <w:szCs w:val="24"/>
-          <w:lang w:val="fr-FR" w:eastAsia="fr-FR"/>
-          <w14:ligatures w14:val="standardContextual"/>
-        </w:rPr>
-      </w:pPr>
-      <w:hyperlink w:anchor="_Toc230763570" w:history="1">
+        </w:rPr>
+      </w:pPr>
+      <w:hyperlink w:anchor="_Toc230796719" w:history="1">
         <w:r>
           <w:rPr>
             <w:rStyle w:val="Lienhypertexte"/>
@@ -5235,7 +4773,7 @@
             <w:noProof/>
             <w:webHidden/>
           </w:rPr>
-          <w:instrText xml:space="preserve"> PAGEREF _Toc230763570 \h </w:instrText>
+          <w:instrText xml:space="preserve"> PAGEREF _Toc230796719 \h </w:instrText>
         </w:r>
         <w:r>
           <w:rPr>
@@ -5273,17 +4811,10 @@
           <w:tab w:val="right" w:leader="dot" w:pos="8948"/>
         </w:tabs>
         <w:rPr>
-          <w:rFonts w:asciiTheme="minorHAnsi" w:hAnsiTheme="minorHAnsi"/>
           <w:noProof/>
-          <w:color w:val="auto"/>
-          <w:kern w:val="2"/>
-          <w:sz w:val="24"/>
-          <w:szCs w:val="24"/>
-          <w:lang w:val="fr-FR" w:eastAsia="fr-FR"/>
-          <w14:ligatures w14:val="standardContextual"/>
-        </w:rPr>
-      </w:pPr>
-      <w:hyperlink w:anchor="_Toc230763571" w:history="1">
+        </w:rPr>
+      </w:pPr>
+      <w:hyperlink w:anchor="_Toc230796720" w:history="1">
         <w:r>
           <w:rPr>
             <w:rStyle w:val="Lienhypertexte"/>
@@ -5311,7 +4842,7 @@
             <w:noProof/>
             <w:webHidden/>
           </w:rPr>
-          <w:instrText xml:space="preserve"> PAGEREF _Toc230763571 \h </w:instrText>
+          <w:instrText xml:space="preserve"> PAGEREF _Toc230796720 \h </w:instrText>
         </w:r>
         <w:r>
           <w:rPr>
@@ -5349,17 +4880,10 @@
           <w:tab w:val="right" w:leader="dot" w:pos="8948"/>
         </w:tabs>
         <w:rPr>
-          <w:rFonts w:asciiTheme="minorHAnsi" w:hAnsiTheme="minorHAnsi"/>
           <w:noProof/>
-          <w:color w:val="auto"/>
-          <w:kern w:val="2"/>
-          <w:sz w:val="24"/>
-          <w:szCs w:val="24"/>
-          <w:lang w:val="fr-FR" w:eastAsia="fr-FR"/>
-          <w14:ligatures w14:val="standardContextual"/>
-        </w:rPr>
-      </w:pPr>
-      <w:hyperlink w:anchor="_Toc230763572" w:history="1">
+        </w:rPr>
+      </w:pPr>
+      <w:hyperlink w:anchor="_Toc230796721" w:history="1">
         <w:r>
           <w:rPr>
             <w:rStyle w:val="Lienhypertexte"/>
@@ -5387,7 +4911,7 @@
             <w:noProof/>
             <w:webHidden/>
           </w:rPr>
-          <w:instrText xml:space="preserve"> PAGEREF _Toc230763572 \h </w:instrText>
+          <w:instrText xml:space="preserve"> PAGEREF _Toc230796721 \h </w:instrText>
         </w:r>
         <w:r>
           <w:rPr>
@@ -5425,17 +4949,10 @@
           <w:tab w:val="right" w:leader="dot" w:pos="8948"/>
         </w:tabs>
         <w:rPr>
-          <w:rFonts w:asciiTheme="minorHAnsi" w:hAnsiTheme="minorHAnsi"/>
           <w:noProof/>
-          <w:color w:val="auto"/>
-          <w:kern w:val="2"/>
-          <w:sz w:val="24"/>
-          <w:szCs w:val="24"/>
-          <w:lang w:val="fr-FR" w:eastAsia="fr-FR"/>
-          <w14:ligatures w14:val="standardContextual"/>
-        </w:rPr>
-      </w:pPr>
-      <w:hyperlink w:anchor="_Toc230763573" w:history="1">
+        </w:rPr>
+      </w:pPr>
+      <w:hyperlink w:anchor="_Toc230796722" w:history="1">
         <w:r>
           <w:rPr>
             <w:rStyle w:val="Lienhypertexte"/>
@@ -5463,7 +4980,7 @@
             <w:noProof/>
             <w:webHidden/>
           </w:rPr>
-          <w:instrText xml:space="preserve"> PAGEREF _Toc230763573 \h </w:instrText>
+          <w:instrText xml:space="preserve"> PAGEREF _Toc230796722 \h </w:instrText>
         </w:r>
         <w:r>
           <w:rPr>
@@ -5501,17 +5018,10 @@
           <w:tab w:val="right" w:leader="dot" w:pos="8948"/>
         </w:tabs>
         <w:rPr>
-          <w:rFonts w:asciiTheme="minorHAnsi" w:hAnsiTheme="minorHAnsi"/>
           <w:noProof/>
-          <w:color w:val="auto"/>
-          <w:kern w:val="2"/>
-          <w:sz w:val="24"/>
-          <w:szCs w:val="24"/>
-          <w:lang w:val="fr-FR" w:eastAsia="fr-FR"/>
-          <w14:ligatures w14:val="standardContextual"/>
-        </w:rPr>
-      </w:pPr>
-      <w:hyperlink w:anchor="_Toc230763574" w:history="1">
+        </w:rPr>
+      </w:pPr>
+      <w:hyperlink w:anchor="_Toc230796723" w:history="1">
         <w:r>
           <w:rPr>
             <w:rStyle w:val="Lienhypertexte"/>
@@ -5539,7 +5049,7 @@
             <w:noProof/>
             <w:webHidden/>
           </w:rPr>
-          <w:instrText xml:space="preserve"> PAGEREF _Toc230763574 \h </w:instrText>
+          <w:instrText xml:space="preserve"> PAGEREF _Toc230796723 \h </w:instrText>
         </w:r>
         <w:r>
           <w:rPr>
@@ -5577,17 +5087,10 @@
           <w:tab w:val="right" w:leader="dot" w:pos="8948"/>
         </w:tabs>
         <w:rPr>
-          <w:rFonts w:asciiTheme="minorHAnsi" w:hAnsiTheme="minorHAnsi"/>
           <w:noProof/>
-          <w:color w:val="auto"/>
-          <w:kern w:val="2"/>
-          <w:sz w:val="24"/>
-          <w:szCs w:val="24"/>
-          <w:lang w:val="fr-FR" w:eastAsia="fr-FR"/>
-          <w14:ligatures w14:val="standardContextual"/>
-        </w:rPr>
-      </w:pPr>
-      <w:hyperlink w:anchor="_Toc230763575" w:history="1">
+        </w:rPr>
+      </w:pPr>
+      <w:hyperlink w:anchor="_Toc230796724" w:history="1">
         <w:r>
           <w:rPr>
             <w:rStyle w:val="Lienhypertexte"/>
@@ -5614,7 +5117,7 @@
             <w:noProof/>
             <w:webHidden/>
           </w:rPr>
-          <w:instrText xml:space="preserve"> PAGEREF _Toc230763575 \h </w:instrText>
+          <w:instrText xml:space="preserve"> PAGEREF _Toc230796724 \h </w:instrText>
         </w:r>
         <w:r>
           <w:rPr>
@@ -5652,17 +5155,10 @@
           <w:tab w:val="right" w:leader="dot" w:pos="8948"/>
         </w:tabs>
         <w:rPr>
-          <w:rFonts w:asciiTheme="minorHAnsi" w:hAnsiTheme="minorHAnsi"/>
           <w:noProof/>
-          <w:color w:val="auto"/>
-          <w:kern w:val="2"/>
-          <w:sz w:val="24"/>
-          <w:szCs w:val="24"/>
-          <w:lang w:val="fr-FR" w:eastAsia="fr-FR"/>
-          <w14:ligatures w14:val="standardContextual"/>
-        </w:rPr>
-      </w:pPr>
-      <w:hyperlink w:anchor="_Toc230763576" w:history="1">
+        </w:rPr>
+      </w:pPr>
+      <w:hyperlink w:anchor="_Toc230796725" w:history="1">
         <w:r>
           <w:rPr>
             <w:rStyle w:val="Lienhypertexte"/>
@@ -5690,7 +5186,7 @@
             <w:noProof/>
             <w:webHidden/>
           </w:rPr>
-          <w:instrText xml:space="preserve"> PAGEREF _Toc230763576 \h </w:instrText>
+          <w:instrText xml:space="preserve"> PAGEREF _Toc230796725 \h </w:instrText>
         </w:r>
         <w:r>
           <w:rPr>
@@ -5728,17 +5224,10 @@
           <w:tab w:val="right" w:leader="dot" w:pos="8948"/>
         </w:tabs>
         <w:rPr>
-          <w:rFonts w:asciiTheme="minorHAnsi" w:hAnsiTheme="minorHAnsi"/>
           <w:noProof/>
-          <w:color w:val="auto"/>
-          <w:kern w:val="2"/>
-          <w:sz w:val="24"/>
-          <w:szCs w:val="24"/>
-          <w:lang w:val="fr-FR" w:eastAsia="fr-FR"/>
-          <w14:ligatures w14:val="standardContextual"/>
-        </w:rPr>
-      </w:pPr>
-      <w:hyperlink w:anchor="_Toc230763577" w:history="1">
+        </w:rPr>
+      </w:pPr>
+      <w:hyperlink w:anchor="_Toc230796726" w:history="1">
         <w:r>
           <w:rPr>
             <w:rStyle w:val="Lienhypertexte"/>
@@ -5765,7 +5254,7 @@
             <w:noProof/>
             <w:webHidden/>
           </w:rPr>
-          <w:instrText xml:space="preserve"> PAGEREF _Toc230763577 \h </w:instrText>
+          <w:instrText xml:space="preserve"> PAGEREF _Toc230796726 \h </w:instrText>
         </w:r>
         <w:r>
           <w:rPr>
@@ -5803,22 +5292,83 @@
           <w:tab w:val="right" w:leader="dot" w:pos="8948"/>
         </w:tabs>
         <w:rPr>
-          <w:rFonts w:asciiTheme="minorHAnsi" w:hAnsiTheme="minorHAnsi"/>
           <w:noProof/>
-          <w:color w:val="auto"/>
-          <w:kern w:val="2"/>
-          <w:sz w:val="24"/>
-          <w:szCs w:val="24"/>
-          <w:lang w:val="fr-FR" w:eastAsia="fr-FR"/>
-          <w14:ligatures w14:val="standardContextual"/>
-        </w:rPr>
-      </w:pPr>
-      <w:hyperlink w:anchor="_Toc230763578" w:history="1">
+        </w:rPr>
+      </w:pPr>
+      <w:hyperlink w:anchor="_Toc230796727" w:history="1">
         <w:r>
           <w:rPr>
             <w:rStyle w:val="Lienhypertexte"/>
             <w:noProof/>
           </w:rPr>
+          <w:t>Fill-capable primitive surface</w:t>
+        </w:r>
+        <w:r>
+          <w:rPr>
+            <w:noProof/>
+            <w:webHidden/>
+          </w:rPr>
+          <w:tab/>
+        </w:r>
+        <w:r>
+          <w:rPr>
+            <w:noProof/>
+            <w:webHidden/>
+          </w:rPr>
+          <w:fldChar w:fldCharType="begin"/>
+        </w:r>
+        <w:r>
+          <w:rPr>
+            <w:noProof/>
+            <w:webHidden/>
+          </w:rPr>
+          <w:instrText xml:space="preserve"> PAGEREF _Toc230796727 \h </w:instrText>
+        </w:r>
+        <w:r>
+          <w:rPr>
+            <w:noProof/>
+            <w:webHidden/>
+          </w:rPr>
+        </w:r>
+        <w:r>
+          <w:rPr>
+            <w:noProof/>
+            <w:webHidden/>
+          </w:rPr>
+          <w:fldChar w:fldCharType="separate"/>
+        </w:r>
+        <w:r>
+          <w:rPr>
+            <w:noProof/>
+            <w:webHidden/>
+          </w:rPr>
+          <w:t>45</w:t>
+        </w:r>
+        <w:r>
+          <w:rPr>
+            <w:noProof/>
+            <w:webHidden/>
+          </w:rPr>
+          <w:fldChar w:fldCharType="end"/>
+        </w:r>
+      </w:hyperlink>
+    </w:p>
+    <w:p>
+      <w:pPr>
+        <w:pStyle w:val="TM3"/>
+        <w:tabs>
+          <w:tab w:val="right" w:leader="dot" w:pos="8948"/>
+        </w:tabs>
+        <w:rPr>
+          <w:noProof/>
+        </w:rPr>
+      </w:pPr>
+      <w:hyperlink w:anchor="_Toc230796728" w:history="1">
+        <w:r>
+          <w:rPr>
+            <w:rStyle w:val="Lienhypertexte"/>
+            <w:noProof/>
+          </w:rPr>
           <w:t>Specialized surfaces</w:t>
         </w:r>
         <w:r>
@@ -5840,7 +5390,7 @@
             <w:noProof/>
             <w:webHidden/>
           </w:rPr>
-          <w:instrText xml:space="preserve"> PAGEREF _Toc230763578 \h </w:instrText>
+          <w:instrText xml:space="preserve"> PAGEREF _Toc230796728 \h </w:instrText>
         </w:r>
         <w:r>
           <w:rPr>
@@ -5878,17 +5428,10 @@
           <w:tab w:val="right" w:leader="dot" w:pos="8948"/>
         </w:tabs>
         <w:rPr>
-          <w:rFonts w:asciiTheme="minorHAnsi" w:hAnsiTheme="minorHAnsi"/>
           <w:noProof/>
-          <w:color w:val="auto"/>
-          <w:kern w:val="2"/>
-          <w:sz w:val="24"/>
-          <w:szCs w:val="24"/>
-          <w:lang w:val="fr-FR" w:eastAsia="fr-FR"/>
-          <w14:ligatures w14:val="standardContextual"/>
-        </w:rPr>
-      </w:pPr>
-      <w:hyperlink w:anchor="_Toc230763579" w:history="1">
+        </w:rPr>
+      </w:pPr>
+      <w:hyperlink w:anchor="_Toc230796729" w:history="1">
         <w:r>
           <w:rPr>
             <w:rStyle w:val="Lienhypertexte"/>
@@ -5916,7 +5459,7 @@
             <w:noProof/>
             <w:webHidden/>
           </w:rPr>
-          <w:instrText xml:space="preserve"> PAGEREF _Toc230763579 \h </w:instrText>
+          <w:instrText xml:space="preserve"> PAGEREF _Toc230796729 \h </w:instrText>
         </w:r>
         <w:r>
           <w:rPr>
@@ -5936,7 +5479,7 @@
             <w:noProof/>
             <w:webHidden/>
           </w:rPr>
-          <w:t>45</w:t>
+          <w:t>46</w:t>
         </w:r>
         <w:r>
           <w:rPr>
@@ -5954,17 +5497,10 @@
           <w:tab w:val="right" w:leader="dot" w:pos="8948"/>
         </w:tabs>
         <w:rPr>
-          <w:rFonts w:asciiTheme="minorHAnsi" w:hAnsiTheme="minorHAnsi"/>
           <w:noProof/>
-          <w:color w:val="auto"/>
-          <w:kern w:val="2"/>
-          <w:sz w:val="24"/>
-          <w:szCs w:val="24"/>
-          <w:lang w:val="fr-FR" w:eastAsia="fr-FR"/>
-          <w14:ligatures w14:val="standardContextual"/>
-        </w:rPr>
-      </w:pPr>
-      <w:hyperlink w:anchor="_Toc230763580" w:history="1">
+        </w:rPr>
+      </w:pPr>
+      <w:hyperlink w:anchor="_Toc230796730" w:history="1">
         <w:r>
           <w:rPr>
             <w:rStyle w:val="Lienhypertexte"/>
@@ -5992,7 +5528,7 @@
             <w:noProof/>
             <w:webHidden/>
           </w:rPr>
-          <w:instrText xml:space="preserve"> PAGEREF _Toc230763580 \h </w:instrText>
+          <w:instrText xml:space="preserve"> PAGEREF _Toc230796730 \h </w:instrText>
         </w:r>
         <w:r>
           <w:rPr>
@@ -6030,17 +5566,10 @@
           <w:tab w:val="right" w:leader="dot" w:pos="8948"/>
         </w:tabs>
         <w:rPr>
-          <w:rFonts w:asciiTheme="minorHAnsi" w:hAnsiTheme="minorHAnsi"/>
           <w:noProof/>
-          <w:color w:val="auto"/>
-          <w:kern w:val="2"/>
-          <w:sz w:val="24"/>
-          <w:szCs w:val="24"/>
-          <w:lang w:val="fr-FR" w:eastAsia="fr-FR"/>
-          <w14:ligatures w14:val="standardContextual"/>
-        </w:rPr>
-      </w:pPr>
-      <w:hyperlink w:anchor="_Toc230763581" w:history="1">
+        </w:rPr>
+      </w:pPr>
+      <w:hyperlink w:anchor="_Toc230796731" w:history="1">
         <w:r>
           <w:rPr>
             <w:rStyle w:val="Lienhypertexte"/>
@@ -6068,7 +5597,7 @@
             <w:noProof/>
             <w:webHidden/>
           </w:rPr>
-          <w:instrText xml:space="preserve"> PAGEREF _Toc230763581 \h </w:instrText>
+          <w:instrText xml:space="preserve"> PAGEREF _Toc230796731 \h </w:instrText>
         </w:r>
         <w:r>
           <w:rPr>
@@ -6106,17 +5635,10 @@
           <w:tab w:val="right" w:leader="dot" w:pos="8948"/>
         </w:tabs>
         <w:rPr>
-          <w:rFonts w:asciiTheme="minorHAnsi" w:hAnsiTheme="minorHAnsi"/>
           <w:noProof/>
-          <w:color w:val="auto"/>
-          <w:kern w:val="2"/>
-          <w:sz w:val="24"/>
-          <w:szCs w:val="24"/>
-          <w:lang w:val="fr-FR" w:eastAsia="fr-FR"/>
-          <w14:ligatures w14:val="standardContextual"/>
-        </w:rPr>
-      </w:pPr>
-      <w:hyperlink w:anchor="_Toc230763582" w:history="1">
+        </w:rPr>
+      </w:pPr>
+      <w:hyperlink w:anchor="_Toc230796732" w:history="1">
         <w:r>
           <w:rPr>
             <w:rStyle w:val="Lienhypertexte"/>
@@ -6144,7 +5666,7 @@
             <w:noProof/>
             <w:webHidden/>
           </w:rPr>
-          <w:instrText xml:space="preserve"> PAGEREF _Toc230763582 \h </w:instrText>
+          <w:instrText xml:space="preserve"> PAGEREF _Toc230796732 \h </w:instrText>
         </w:r>
         <w:r>
           <w:rPr>
@@ -6182,17 +5704,10 @@
           <w:tab w:val="right" w:leader="dot" w:pos="8948"/>
         </w:tabs>
         <w:rPr>
-          <w:rFonts w:asciiTheme="minorHAnsi" w:hAnsiTheme="minorHAnsi"/>
           <w:noProof/>
-          <w:color w:val="auto"/>
-          <w:kern w:val="2"/>
-          <w:sz w:val="24"/>
-          <w:szCs w:val="24"/>
-          <w:lang w:val="fr-FR" w:eastAsia="fr-FR"/>
-          <w14:ligatures w14:val="standardContextual"/>
-        </w:rPr>
-      </w:pPr>
-      <w:hyperlink w:anchor="_Toc230763583" w:history="1">
+        </w:rPr>
+      </w:pPr>
+      <w:hyperlink w:anchor="_Toc230796733" w:history="1">
         <w:r>
           <w:rPr>
             <w:rStyle w:val="Lienhypertexte"/>
@@ -6220,7 +5735,7 @@
             <w:noProof/>
             <w:webHidden/>
           </w:rPr>
-          <w:instrText xml:space="preserve"> PAGEREF _Toc230763583 \h </w:instrText>
+          <w:instrText xml:space="preserve"> PAGEREF _Toc230796733 \h </w:instrText>
         </w:r>
         <w:r>
           <w:rPr>
@@ -6258,17 +5773,10 @@
           <w:tab w:val="right" w:leader="dot" w:pos="8948"/>
         </w:tabs>
         <w:rPr>
-          <w:rFonts w:asciiTheme="minorHAnsi" w:hAnsiTheme="minorHAnsi"/>
           <w:noProof/>
-          <w:color w:val="auto"/>
-          <w:kern w:val="2"/>
-          <w:sz w:val="24"/>
-          <w:szCs w:val="24"/>
-          <w:lang w:val="fr-FR" w:eastAsia="fr-FR"/>
-          <w14:ligatures w14:val="standardContextual"/>
-        </w:rPr>
-      </w:pPr>
-      <w:hyperlink w:anchor="_Toc230763584" w:history="1">
+        </w:rPr>
+      </w:pPr>
+      <w:hyperlink w:anchor="_Toc230796734" w:history="1">
         <w:r>
           <w:rPr>
             <w:rStyle w:val="Lienhypertexte"/>
@@ -6296,7 +5804,7 @@
             <w:noProof/>
             <w:webHidden/>
           </w:rPr>
-          <w:instrText xml:space="preserve"> PAGEREF _Toc230763584 \h </w:instrText>
+          <w:instrText xml:space="preserve"> PAGEREF _Toc230796734 \h </w:instrText>
         </w:r>
         <w:r>
           <w:rPr>
@@ -6334,17 +5842,10 @@
           <w:tab w:val="right" w:leader="dot" w:pos="8948"/>
         </w:tabs>
         <w:rPr>
-          <w:rFonts w:asciiTheme="minorHAnsi" w:hAnsiTheme="minorHAnsi"/>
           <w:noProof/>
-          <w:color w:val="auto"/>
-          <w:kern w:val="2"/>
-          <w:sz w:val="24"/>
-          <w:szCs w:val="24"/>
-          <w:lang w:val="fr-FR" w:eastAsia="fr-FR"/>
-          <w14:ligatures w14:val="standardContextual"/>
-        </w:rPr>
-      </w:pPr>
-      <w:hyperlink w:anchor="_Toc230763585" w:history="1">
+        </w:rPr>
+      </w:pPr>
+      <w:hyperlink w:anchor="_Toc230796735" w:history="1">
         <w:r>
           <w:rPr>
             <w:rStyle w:val="Lienhypertexte"/>
@@ -6372,7 +5873,7 @@
             <w:noProof/>
             <w:webHidden/>
           </w:rPr>
-          <w:instrText xml:space="preserve"> PAGEREF _Toc230763585 \h </w:instrText>
+          <w:instrText xml:space="preserve"> PAGEREF _Toc230796735 \h </w:instrText>
         </w:r>
         <w:r>
           <w:rPr>
@@ -6392,7 +5893,7 @@
             <w:noProof/>
             <w:webHidden/>
           </w:rPr>
-          <w:t>49</w:t>
+          <w:t>50</w:t>
         </w:r>
         <w:r>
           <w:rPr>
@@ -6410,17 +5911,10 @@
           <w:tab w:val="right" w:leader="dot" w:pos="8948"/>
         </w:tabs>
         <w:rPr>
-          <w:rFonts w:asciiTheme="minorHAnsi" w:hAnsiTheme="minorHAnsi"/>
           <w:noProof/>
-          <w:color w:val="auto"/>
-          <w:kern w:val="2"/>
-          <w:sz w:val="24"/>
-          <w:szCs w:val="24"/>
-          <w:lang w:val="fr-FR" w:eastAsia="fr-FR"/>
-          <w14:ligatures w14:val="standardContextual"/>
-        </w:rPr>
-      </w:pPr>
-      <w:hyperlink w:anchor="_Toc230763586" w:history="1">
+        </w:rPr>
+      </w:pPr>
+      <w:hyperlink w:anchor="_Toc230796736" w:history="1">
         <w:r>
           <w:rPr>
             <w:rStyle w:val="Lienhypertexte"/>
@@ -6448,7 +5942,7 @@
             <w:noProof/>
             <w:webHidden/>
           </w:rPr>
-          <w:instrText xml:space="preserve"> PAGEREF _Toc230763586 \h </w:instrText>
+          <w:instrText xml:space="preserve"> PAGEREF _Toc230796736 \h </w:instrText>
         </w:r>
         <w:r>
           <w:rPr>
@@ -6486,17 +5980,10 @@
           <w:tab w:val="right" w:leader="dot" w:pos="8948"/>
         </w:tabs>
         <w:rPr>
-          <w:rFonts w:asciiTheme="minorHAnsi" w:hAnsiTheme="minorHAnsi"/>
           <w:noProof/>
-          <w:color w:val="auto"/>
-          <w:kern w:val="2"/>
-          <w:sz w:val="24"/>
-          <w:szCs w:val="24"/>
-          <w:lang w:val="fr-FR" w:eastAsia="fr-FR"/>
-          <w14:ligatures w14:val="standardContextual"/>
-        </w:rPr>
-      </w:pPr>
-      <w:hyperlink w:anchor="_Toc230763587" w:history="1">
+        </w:rPr>
+      </w:pPr>
+      <w:hyperlink w:anchor="_Toc230796737" w:history="1">
         <w:r>
           <w:rPr>
             <w:rStyle w:val="Lienhypertexte"/>
@@ -6523,7 +6010,7 @@
             <w:noProof/>
             <w:webHidden/>
           </w:rPr>
-          <w:instrText xml:space="preserve"> PAGEREF _Toc230763587 \h </w:instrText>
+          <w:instrText xml:space="preserve"> PAGEREF _Toc230796737 \h </w:instrText>
         </w:r>
         <w:r>
           <w:rPr>
@@ -6561,17 +6048,10 @@
           <w:tab w:val="right" w:leader="dot" w:pos="8948"/>
         </w:tabs>
         <w:rPr>
-          <w:rFonts w:asciiTheme="minorHAnsi" w:hAnsiTheme="minorHAnsi"/>
           <w:noProof/>
-          <w:color w:val="auto"/>
-          <w:kern w:val="2"/>
-          <w:sz w:val="24"/>
-          <w:szCs w:val="24"/>
-          <w:lang w:val="fr-FR" w:eastAsia="fr-FR"/>
-          <w14:ligatures w14:val="standardContextual"/>
-        </w:rPr>
-      </w:pPr>
-      <w:hyperlink w:anchor="_Toc230763588" w:history="1">
+        </w:rPr>
+      </w:pPr>
+      <w:hyperlink w:anchor="_Toc230796738" w:history="1">
         <w:r>
           <w:rPr>
             <w:rStyle w:val="Lienhypertexte"/>
@@ -6598,7 +6078,7 @@
             <w:noProof/>
             <w:webHidden/>
           </w:rPr>
-          <w:instrText xml:space="preserve"> PAGEREF _Toc230763588 \h </w:instrText>
+          <w:instrText xml:space="preserve"> PAGEREF _Toc230796738 \h </w:instrText>
         </w:r>
         <w:r>
           <w:rPr>
@@ -6636,17 +6116,10 @@
           <w:tab w:val="right" w:leader="dot" w:pos="8948"/>
         </w:tabs>
         <w:rPr>
-          <w:rFonts w:asciiTheme="minorHAnsi" w:hAnsiTheme="minorHAnsi"/>
           <w:noProof/>
-          <w:color w:val="auto"/>
-          <w:kern w:val="2"/>
-          <w:sz w:val="24"/>
-          <w:szCs w:val="24"/>
-          <w:lang w:val="fr-FR" w:eastAsia="fr-FR"/>
-          <w14:ligatures w14:val="standardContextual"/>
-        </w:rPr>
-      </w:pPr>
-      <w:hyperlink w:anchor="_Toc230763589" w:history="1">
+        </w:rPr>
+      </w:pPr>
+      <w:hyperlink w:anchor="_Toc230796739" w:history="1">
         <w:r>
           <w:rPr>
             <w:rStyle w:val="Lienhypertexte"/>
@@ -6673,7 +6146,7 @@
             <w:noProof/>
             <w:webHidden/>
           </w:rPr>
-          <w:instrText xml:space="preserve"> PAGEREF _Toc230763589 \h </w:instrText>
+          <w:instrText xml:space="preserve"> PAGEREF _Toc230796739 \h </w:instrText>
         </w:r>
         <w:r>
           <w:rPr>
@@ -6711,17 +6184,10 @@
           <w:tab w:val="right" w:leader="dot" w:pos="8948"/>
         </w:tabs>
         <w:rPr>
-          <w:rFonts w:asciiTheme="minorHAnsi" w:hAnsiTheme="minorHAnsi"/>
           <w:noProof/>
-          <w:color w:val="auto"/>
-          <w:kern w:val="2"/>
-          <w:sz w:val="24"/>
-          <w:szCs w:val="24"/>
-          <w:lang w:val="fr-FR" w:eastAsia="fr-FR"/>
-          <w14:ligatures w14:val="standardContextual"/>
-        </w:rPr>
-      </w:pPr>
-      <w:hyperlink w:anchor="_Toc230763590" w:history="1">
+        </w:rPr>
+      </w:pPr>
+      <w:hyperlink w:anchor="_Toc230796740" w:history="1">
         <w:r>
           <w:rPr>
             <w:rStyle w:val="Lienhypertexte"/>
@@ -6748,7 +6214,7 @@
             <w:noProof/>
             <w:webHidden/>
           </w:rPr>
-          <w:instrText xml:space="preserve"> PAGEREF _Toc230763590 \h </w:instrText>
+          <w:instrText xml:space="preserve"> PAGEREF _Toc230796740 \h </w:instrText>
         </w:r>
         <w:r>
           <w:rPr>
@@ -6786,17 +6252,10 @@
           <w:tab w:val="right" w:leader="dot" w:pos="8948"/>
         </w:tabs>
         <w:rPr>
-          <w:rFonts w:asciiTheme="minorHAnsi" w:hAnsiTheme="minorHAnsi"/>
           <w:noProof/>
-          <w:color w:val="auto"/>
-          <w:kern w:val="2"/>
-          <w:sz w:val="24"/>
-          <w:szCs w:val="24"/>
-          <w:lang w:val="fr-FR" w:eastAsia="fr-FR"/>
-          <w14:ligatures w14:val="standardContextual"/>
-        </w:rPr>
-      </w:pPr>
-      <w:hyperlink w:anchor="_Toc230763591" w:history="1">
+        </w:rPr>
+      </w:pPr>
+      <w:hyperlink w:anchor="_Toc230796741" w:history="1">
         <w:r>
           <w:rPr>
             <w:rStyle w:val="Lienhypertexte"/>
@@ -6823,7 +6282,7 @@
             <w:noProof/>
             <w:webHidden/>
           </w:rPr>
-          <w:instrText xml:space="preserve"> PAGEREF _Toc230763591 \h </w:instrText>
+          <w:instrText xml:space="preserve"> PAGEREF _Toc230796741 \h </w:instrText>
         </w:r>
         <w:r>
           <w:rPr>
@@ -6861,17 +6320,10 @@
           <w:tab w:val="right" w:leader="dot" w:pos="8948"/>
         </w:tabs>
         <w:rPr>
-          <w:rFonts w:asciiTheme="minorHAnsi" w:hAnsiTheme="minorHAnsi"/>
           <w:noProof/>
-          <w:color w:val="auto"/>
-          <w:kern w:val="2"/>
-          <w:sz w:val="24"/>
-          <w:szCs w:val="24"/>
-          <w:lang w:val="fr-FR" w:eastAsia="fr-FR"/>
-          <w14:ligatures w14:val="standardContextual"/>
-        </w:rPr>
-      </w:pPr>
-      <w:hyperlink w:anchor="_Toc230763592" w:history="1">
+        </w:rPr>
+      </w:pPr>
+      <w:hyperlink w:anchor="_Toc230796742" w:history="1">
         <w:r>
           <w:rPr>
             <w:rStyle w:val="Lienhypertexte"/>
@@ -6899,7 +6351,7 @@
             <w:noProof/>
             <w:webHidden/>
           </w:rPr>
-          <w:instrText xml:space="preserve"> PAGEREF _Toc230763592 \h </w:instrText>
+          <w:instrText xml:space="preserve"> PAGEREF _Toc230796742 \h </w:instrText>
         </w:r>
         <w:r>
           <w:rPr>
@@ -6919,7 +6371,7 @@
             <w:noProof/>
             <w:webHidden/>
           </w:rPr>
-          <w:t>54</w:t>
+          <w:t>55</w:t>
         </w:r>
         <w:r>
           <w:rPr>
@@ -6937,17 +6389,10 @@
           <w:tab w:val="right" w:leader="dot" w:pos="8948"/>
         </w:tabs>
         <w:rPr>
-          <w:rFonts w:asciiTheme="minorHAnsi" w:hAnsiTheme="minorHAnsi"/>
           <w:noProof/>
-          <w:color w:val="auto"/>
-          <w:kern w:val="2"/>
-          <w:sz w:val="24"/>
-          <w:szCs w:val="24"/>
-          <w:lang w:val="fr-FR" w:eastAsia="fr-FR"/>
-          <w14:ligatures w14:val="standardContextual"/>
-        </w:rPr>
-      </w:pPr>
-      <w:hyperlink w:anchor="_Toc230763593" w:history="1">
+        </w:rPr>
+      </w:pPr>
+      <w:hyperlink w:anchor="_Toc230796743" w:history="1">
         <w:r>
           <w:rPr>
             <w:rStyle w:val="Lienhypertexte"/>
@@ -6975,7 +6420,7 @@
             <w:noProof/>
             <w:webHidden/>
           </w:rPr>
-          <w:instrText xml:space="preserve"> PAGEREF _Toc230763593 \h </w:instrText>
+          <w:instrText xml:space="preserve"> PAGEREF _Toc230796743 \h </w:instrText>
         </w:r>
         <w:r>
           <w:rPr>
@@ -7013,17 +6458,10 @@
           <w:tab w:val="right" w:leader="dot" w:pos="8948"/>
         </w:tabs>
         <w:rPr>
-          <w:rFonts w:asciiTheme="minorHAnsi" w:hAnsiTheme="minorHAnsi"/>
           <w:noProof/>
-          <w:color w:val="auto"/>
-          <w:kern w:val="2"/>
-          <w:sz w:val="24"/>
-          <w:szCs w:val="24"/>
-          <w:lang w:val="fr-FR" w:eastAsia="fr-FR"/>
-          <w14:ligatures w14:val="standardContextual"/>
-        </w:rPr>
-      </w:pPr>
-      <w:hyperlink w:anchor="_Toc230763594" w:history="1">
+        </w:rPr>
+      </w:pPr>
+      <w:hyperlink w:anchor="_Toc230796744" w:history="1">
         <w:r>
           <w:rPr>
             <w:rStyle w:val="Lienhypertexte"/>
@@ -7051,7 +6489,7 @@
             <w:noProof/>
             <w:webHidden/>
           </w:rPr>
-          <w:instrText xml:space="preserve"> PAGEREF _Toc230763594 \h </w:instrText>
+          <w:instrText xml:space="preserve"> PAGEREF _Toc230796744 \h </w:instrText>
         </w:r>
         <w:r>
           <w:rPr>
@@ -7089,17 +6527,10 @@
           <w:tab w:val="right" w:leader="dot" w:pos="8948"/>
         </w:tabs>
         <w:rPr>
-          <w:rFonts w:asciiTheme="minorHAnsi" w:hAnsiTheme="minorHAnsi"/>
           <w:noProof/>
-          <w:color w:val="auto"/>
-          <w:kern w:val="2"/>
-          <w:sz w:val="24"/>
-          <w:szCs w:val="24"/>
-          <w:lang w:val="fr-FR" w:eastAsia="fr-FR"/>
-          <w14:ligatures w14:val="standardContextual"/>
-        </w:rPr>
-      </w:pPr>
-      <w:hyperlink w:anchor="_Toc230763595" w:history="1">
+        </w:rPr>
+      </w:pPr>
+      <w:hyperlink w:anchor="_Toc230796745" w:history="1">
         <w:r>
           <w:rPr>
             <w:rStyle w:val="Lienhypertexte"/>
@@ -7127,7 +6558,7 @@
             <w:noProof/>
             <w:webHidden/>
           </w:rPr>
-          <w:instrText xml:space="preserve"> PAGEREF _Toc230763595 \h </w:instrText>
+          <w:instrText xml:space="preserve"> PAGEREF _Toc230796745 \h </w:instrText>
         </w:r>
         <w:r>
           <w:rPr>
@@ -7165,17 +6596,10 @@
           <w:tab w:val="right" w:leader="dot" w:pos="8948"/>
         </w:tabs>
         <w:rPr>
-          <w:rFonts w:asciiTheme="minorHAnsi" w:hAnsiTheme="minorHAnsi"/>
           <w:noProof/>
-          <w:color w:val="auto"/>
-          <w:kern w:val="2"/>
-          <w:sz w:val="24"/>
-          <w:szCs w:val="24"/>
-          <w:lang w:val="fr-FR" w:eastAsia="fr-FR"/>
-          <w14:ligatures w14:val="standardContextual"/>
-        </w:rPr>
-      </w:pPr>
-      <w:hyperlink w:anchor="_Toc230763596" w:history="1">
+        </w:rPr>
+      </w:pPr>
+      <w:hyperlink w:anchor="_Toc230796746" w:history="1">
         <w:r>
           <w:rPr>
             <w:rStyle w:val="Lienhypertexte"/>
@@ -7203,7 +6627,7 @@
             <w:noProof/>
             <w:webHidden/>
           </w:rPr>
-          <w:instrText xml:space="preserve"> PAGEREF _Toc230763596 \h </w:instrText>
+          <w:instrText xml:space="preserve"> PAGEREF _Toc230796746 \h </w:instrText>
         </w:r>
         <w:r>
           <w:rPr>
@@ -7241,17 +6665,10 @@
           <w:tab w:val="right" w:leader="dot" w:pos="8948"/>
         </w:tabs>
         <w:rPr>
-          <w:rFonts w:asciiTheme="minorHAnsi" w:hAnsiTheme="minorHAnsi"/>
           <w:noProof/>
-          <w:color w:val="auto"/>
-          <w:kern w:val="2"/>
-          <w:sz w:val="24"/>
-          <w:szCs w:val="24"/>
-          <w:lang w:val="fr-FR" w:eastAsia="fr-FR"/>
-          <w14:ligatures w14:val="standardContextual"/>
-        </w:rPr>
-      </w:pPr>
-      <w:hyperlink w:anchor="_Toc230763597" w:history="1">
+        </w:rPr>
+      </w:pPr>
+      <w:hyperlink w:anchor="_Toc230796747" w:history="1">
         <w:r>
           <w:rPr>
             <w:rStyle w:val="Lienhypertexte"/>
@@ -7279,7 +6696,7 @@
             <w:noProof/>
             <w:webHidden/>
           </w:rPr>
-          <w:instrText xml:space="preserve"> PAGEREF _Toc230763597 \h </w:instrText>
+          <w:instrText xml:space="preserve"> PAGEREF _Toc230796747 \h </w:instrText>
         </w:r>
         <w:r>
           <w:rPr>
@@ -7317,17 +6734,10 @@
           <w:tab w:val="right" w:leader="dot" w:pos="8948"/>
         </w:tabs>
         <w:rPr>
-          <w:rFonts w:asciiTheme="minorHAnsi" w:hAnsiTheme="minorHAnsi"/>
           <w:noProof/>
-          <w:color w:val="auto"/>
-          <w:kern w:val="2"/>
-          <w:sz w:val="24"/>
-          <w:szCs w:val="24"/>
-          <w:lang w:val="fr-FR" w:eastAsia="fr-FR"/>
-          <w14:ligatures w14:val="standardContextual"/>
-        </w:rPr>
-      </w:pPr>
-      <w:hyperlink w:anchor="_Toc230763598" w:history="1">
+        </w:rPr>
+      </w:pPr>
+      <w:hyperlink w:anchor="_Toc230796748" w:history="1">
         <w:r>
           <w:rPr>
             <w:rStyle w:val="Lienhypertexte"/>
@@ -7355,7 +6765,7 @@
             <w:noProof/>
             <w:webHidden/>
           </w:rPr>
-          <w:instrText xml:space="preserve"> PAGEREF _Toc230763598 \h </w:instrText>
+          <w:instrText xml:space="preserve"> PAGEREF _Toc230796748 \h </w:instrText>
         </w:r>
         <w:r>
           <w:rPr>
@@ -7393,17 +6803,10 @@
           <w:tab w:val="right" w:leader="dot" w:pos="8948"/>
         </w:tabs>
         <w:rPr>
-          <w:rFonts w:asciiTheme="minorHAnsi" w:hAnsiTheme="minorHAnsi"/>
           <w:noProof/>
-          <w:color w:val="auto"/>
-          <w:kern w:val="2"/>
-          <w:sz w:val="24"/>
-          <w:szCs w:val="24"/>
-          <w:lang w:val="fr-FR" w:eastAsia="fr-FR"/>
-          <w14:ligatures w14:val="standardContextual"/>
-        </w:rPr>
-      </w:pPr>
-      <w:hyperlink w:anchor="_Toc230763599" w:history="1">
+        </w:rPr>
+      </w:pPr>
+      <w:hyperlink w:anchor="_Toc230796749" w:history="1">
         <w:r>
           <w:rPr>
             <w:rStyle w:val="Lienhypertexte"/>
@@ -7431,7 +6834,7 @@
             <w:noProof/>
             <w:webHidden/>
           </w:rPr>
-          <w:instrText xml:space="preserve"> PAGEREF _Toc230763599 \h </w:instrText>
+          <w:instrText xml:space="preserve"> PAGEREF _Toc230796749 \h </w:instrText>
         </w:r>
         <w:r>
           <w:rPr>
@@ -7469,17 +6872,10 @@
           <w:tab w:val="right" w:leader="dot" w:pos="8948"/>
         </w:tabs>
         <w:rPr>
-          <w:rFonts w:asciiTheme="minorHAnsi" w:hAnsiTheme="minorHAnsi"/>
           <w:noProof/>
-          <w:color w:val="auto"/>
-          <w:kern w:val="2"/>
-          <w:sz w:val="24"/>
-          <w:szCs w:val="24"/>
-          <w:lang w:val="fr-FR" w:eastAsia="fr-FR"/>
-          <w14:ligatures w14:val="standardContextual"/>
-        </w:rPr>
-      </w:pPr>
-      <w:hyperlink w:anchor="_Toc230763600" w:history="1">
+        </w:rPr>
+      </w:pPr>
+      <w:hyperlink w:anchor="_Toc230796750" w:history="1">
         <w:r>
           <w:rPr>
             <w:rStyle w:val="Lienhypertexte"/>
@@ -7507,7 +6903,7 @@
             <w:noProof/>
             <w:webHidden/>
           </w:rPr>
-          <w:instrText xml:space="preserve"> PAGEREF _Toc230763600 \h </w:instrText>
+          <w:instrText xml:space="preserve"> PAGEREF _Toc230796750 \h </w:instrText>
         </w:r>
         <w:r>
           <w:rPr>
@@ -7545,17 +6941,10 @@
           <w:tab w:val="right" w:leader="dot" w:pos="8948"/>
         </w:tabs>
         <w:rPr>
-          <w:rFonts w:asciiTheme="minorHAnsi" w:hAnsiTheme="minorHAnsi"/>
           <w:noProof/>
-          <w:color w:val="auto"/>
-          <w:kern w:val="2"/>
-          <w:sz w:val="24"/>
-          <w:szCs w:val="24"/>
-          <w:lang w:val="fr-FR" w:eastAsia="fr-FR"/>
-          <w14:ligatures w14:val="standardContextual"/>
-        </w:rPr>
-      </w:pPr>
-      <w:hyperlink w:anchor="_Toc230763601" w:history="1">
+        </w:rPr>
+      </w:pPr>
+      <w:hyperlink w:anchor="_Toc230796751" w:history="1">
         <w:r>
           <w:rPr>
             <w:rStyle w:val="Lienhypertexte"/>
@@ -7583,7 +6972,7 @@
             <w:noProof/>
             <w:webHidden/>
           </w:rPr>
-          <w:instrText xml:space="preserve"> PAGEREF _Toc230763601 \h </w:instrText>
+          <w:instrText xml:space="preserve"> PAGEREF _Toc230796751 \h </w:instrText>
         </w:r>
         <w:r>
           <w:rPr>
@@ -7621,17 +7010,10 @@
           <w:tab w:val="right" w:leader="dot" w:pos="8948"/>
         </w:tabs>
         <w:rPr>
-          <w:rFonts w:asciiTheme="minorHAnsi" w:hAnsiTheme="minorHAnsi"/>
           <w:noProof/>
-          <w:color w:val="auto"/>
-          <w:kern w:val="2"/>
-          <w:sz w:val="24"/>
-          <w:szCs w:val="24"/>
-          <w:lang w:val="fr-FR" w:eastAsia="fr-FR"/>
-          <w14:ligatures w14:val="standardContextual"/>
-        </w:rPr>
-      </w:pPr>
-      <w:hyperlink w:anchor="_Toc230763602" w:history="1">
+        </w:rPr>
+      </w:pPr>
+      <w:hyperlink w:anchor="_Toc230796752" w:history="1">
         <w:r>
           <w:rPr>
             <w:rStyle w:val="Lienhypertexte"/>
@@ -7659,7 +7041,7 @@
             <w:noProof/>
             <w:webHidden/>
           </w:rPr>
-          <w:instrText xml:space="preserve"> PAGEREF _Toc230763602 \h </w:instrText>
+          <w:instrText xml:space="preserve"> PAGEREF _Toc230796752 \h </w:instrText>
         </w:r>
         <w:r>
           <w:rPr>
@@ -7697,17 +7079,10 @@
           <w:tab w:val="right" w:leader="dot" w:pos="8948"/>
         </w:tabs>
         <w:rPr>
-          <w:rFonts w:asciiTheme="minorHAnsi" w:hAnsiTheme="minorHAnsi"/>
           <w:noProof/>
-          <w:color w:val="auto"/>
-          <w:kern w:val="2"/>
-          <w:sz w:val="24"/>
-          <w:szCs w:val="24"/>
-          <w:lang w:val="fr-FR" w:eastAsia="fr-FR"/>
-          <w14:ligatures w14:val="standardContextual"/>
-        </w:rPr>
-      </w:pPr>
-      <w:hyperlink w:anchor="_Toc230763603" w:history="1">
+        </w:rPr>
+      </w:pPr>
+      <w:hyperlink w:anchor="_Toc230796753" w:history="1">
         <w:r>
           <w:rPr>
             <w:rStyle w:val="Lienhypertexte"/>
@@ -7735,7 +7110,7 @@
             <w:noProof/>
             <w:webHidden/>
           </w:rPr>
-          <w:instrText xml:space="preserve"> PAGEREF _Toc230763603 \h </w:instrText>
+          <w:instrText xml:space="preserve"> PAGEREF _Toc230796753 \h </w:instrText>
         </w:r>
         <w:r>
           <w:rPr>
@@ -7773,17 +7148,10 @@
           <w:tab w:val="right" w:leader="dot" w:pos="8948"/>
         </w:tabs>
         <w:rPr>
-          <w:rFonts w:asciiTheme="minorHAnsi" w:hAnsiTheme="minorHAnsi"/>
           <w:noProof/>
-          <w:color w:val="auto"/>
-          <w:kern w:val="2"/>
-          <w:sz w:val="24"/>
-          <w:szCs w:val="24"/>
-          <w:lang w:val="fr-FR" w:eastAsia="fr-FR"/>
-          <w14:ligatures w14:val="standardContextual"/>
-        </w:rPr>
-      </w:pPr>
-      <w:hyperlink w:anchor="_Toc230763604" w:history="1">
+        </w:rPr>
+      </w:pPr>
+      <w:hyperlink w:anchor="_Toc230796754" w:history="1">
         <w:r>
           <w:rPr>
             <w:rStyle w:val="Lienhypertexte"/>
@@ -7811,7 +7179,7 @@
             <w:noProof/>
             <w:webHidden/>
           </w:rPr>
-          <w:instrText xml:space="preserve"> PAGEREF _Toc230763604 \h </w:instrText>
+          <w:instrText xml:space="preserve"> PAGEREF _Toc230796754 \h </w:instrText>
         </w:r>
         <w:r>
           <w:rPr>
@@ -7849,17 +7217,10 @@
           <w:tab w:val="right" w:leader="dot" w:pos="8948"/>
         </w:tabs>
         <w:rPr>
-          <w:rFonts w:asciiTheme="minorHAnsi" w:hAnsiTheme="minorHAnsi"/>
           <w:noProof/>
-          <w:color w:val="auto"/>
-          <w:kern w:val="2"/>
-          <w:sz w:val="24"/>
-          <w:szCs w:val="24"/>
-          <w:lang w:val="fr-FR" w:eastAsia="fr-FR"/>
-          <w14:ligatures w14:val="standardContextual"/>
-        </w:rPr>
-      </w:pPr>
-      <w:hyperlink w:anchor="_Toc230763605" w:history="1">
+        </w:rPr>
+      </w:pPr>
+      <w:hyperlink w:anchor="_Toc230796755" w:history="1">
         <w:r>
           <w:rPr>
             <w:rStyle w:val="Lienhypertexte"/>
@@ -7887,7 +7248,7 @@
             <w:noProof/>
             <w:webHidden/>
           </w:rPr>
-          <w:instrText xml:space="preserve"> PAGEREF _Toc230763605 \h </w:instrText>
+          <w:instrText xml:space="preserve"> PAGEREF _Toc230796755 \h </w:instrText>
         </w:r>
         <w:r>
           <w:rPr>
@@ -7925,17 +7286,10 @@
           <w:tab w:val="right" w:leader="dot" w:pos="8948"/>
         </w:tabs>
         <w:rPr>
-          <w:rFonts w:asciiTheme="minorHAnsi" w:hAnsiTheme="minorHAnsi"/>
           <w:noProof/>
-          <w:color w:val="auto"/>
-          <w:kern w:val="2"/>
-          <w:sz w:val="24"/>
-          <w:szCs w:val="24"/>
-          <w:lang w:val="fr-FR" w:eastAsia="fr-FR"/>
-          <w14:ligatures w14:val="standardContextual"/>
-        </w:rPr>
-      </w:pPr>
-      <w:hyperlink w:anchor="_Toc230763606" w:history="1">
+        </w:rPr>
+      </w:pPr>
+      <w:hyperlink w:anchor="_Toc230796756" w:history="1">
         <w:r>
           <w:rPr>
             <w:rStyle w:val="Lienhypertexte"/>
@@ -7963,7 +7317,7 @@
             <w:noProof/>
             <w:webHidden/>
           </w:rPr>
-          <w:instrText xml:space="preserve"> PAGEREF _Toc230763606 \h </w:instrText>
+          <w:instrText xml:space="preserve"> PAGEREF _Toc230796756 \h </w:instrText>
         </w:r>
         <w:r>
           <w:rPr>
@@ -8001,17 +7355,10 @@
           <w:tab w:val="right" w:leader="dot" w:pos="8948"/>
         </w:tabs>
         <w:rPr>
-          <w:rFonts w:asciiTheme="minorHAnsi" w:hAnsiTheme="minorHAnsi"/>
           <w:noProof/>
-          <w:color w:val="auto"/>
-          <w:kern w:val="2"/>
-          <w:sz w:val="24"/>
-          <w:szCs w:val="24"/>
-          <w:lang w:val="fr-FR" w:eastAsia="fr-FR"/>
-          <w14:ligatures w14:val="standardContextual"/>
-        </w:rPr>
-      </w:pPr>
-      <w:hyperlink w:anchor="_Toc230763607" w:history="1">
+        </w:rPr>
+      </w:pPr>
+      <w:hyperlink w:anchor="_Toc230796757" w:history="1">
         <w:r>
           <w:rPr>
             <w:rStyle w:val="Lienhypertexte"/>
@@ -8039,7 +7386,7 @@
             <w:noProof/>
             <w:webHidden/>
           </w:rPr>
-          <w:instrText xml:space="preserve"> PAGEREF _Toc230763607 \h </w:instrText>
+          <w:instrText xml:space="preserve"> PAGEREF _Toc230796757 \h </w:instrText>
         </w:r>
         <w:r>
           <w:rPr>
@@ -8077,17 +7424,10 @@
           <w:tab w:val="right" w:leader="dot" w:pos="8948"/>
         </w:tabs>
         <w:rPr>
-          <w:rFonts w:asciiTheme="minorHAnsi" w:hAnsiTheme="minorHAnsi"/>
           <w:noProof/>
-          <w:color w:val="auto"/>
-          <w:kern w:val="2"/>
-          <w:sz w:val="24"/>
-          <w:szCs w:val="24"/>
-          <w:lang w:val="fr-FR" w:eastAsia="fr-FR"/>
-          <w14:ligatures w14:val="standardContextual"/>
-        </w:rPr>
-      </w:pPr>
-      <w:hyperlink w:anchor="_Toc230763608" w:history="1">
+        </w:rPr>
+      </w:pPr>
+      <w:hyperlink w:anchor="_Toc230796758" w:history="1">
         <w:r>
           <w:rPr>
             <w:rStyle w:val="Lienhypertexte"/>
@@ -8115,7 +7455,7 @@
             <w:noProof/>
             <w:webHidden/>
           </w:rPr>
-          <w:instrText xml:space="preserve"> PAGEREF _Toc230763608 \h </w:instrText>
+          <w:instrText xml:space="preserve"> PAGEREF _Toc230796758 \h </w:instrText>
         </w:r>
         <w:r>
           <w:rPr>
@@ -8153,17 +7493,10 @@
           <w:tab w:val="right" w:leader="dot" w:pos="8948"/>
         </w:tabs>
         <w:rPr>
-          <w:rFonts w:asciiTheme="minorHAnsi" w:hAnsiTheme="minorHAnsi"/>
           <w:noProof/>
-          <w:color w:val="auto"/>
-          <w:kern w:val="2"/>
-          <w:sz w:val="24"/>
-          <w:szCs w:val="24"/>
-          <w:lang w:val="fr-FR" w:eastAsia="fr-FR"/>
-          <w14:ligatures w14:val="standardContextual"/>
-        </w:rPr>
-      </w:pPr>
-      <w:hyperlink w:anchor="_Toc230763609" w:history="1">
+        </w:rPr>
+      </w:pPr>
+      <w:hyperlink w:anchor="_Toc230796759" w:history="1">
         <w:r>
           <w:rPr>
             <w:rStyle w:val="Lienhypertexte"/>
@@ -8191,7 +7524,7 @@
             <w:noProof/>
             <w:webHidden/>
           </w:rPr>
-          <w:instrText xml:space="preserve"> PAGEREF _Toc230763609 \h </w:instrText>
+          <w:instrText xml:space="preserve"> PAGEREF _Toc230796759 \h </w:instrText>
         </w:r>
         <w:r>
           <w:rPr>
@@ -8229,17 +7562,10 @@
           <w:tab w:val="right" w:leader="dot" w:pos="8948"/>
         </w:tabs>
         <w:rPr>
-          <w:rFonts w:asciiTheme="minorHAnsi" w:hAnsiTheme="minorHAnsi"/>
           <w:noProof/>
-          <w:color w:val="auto"/>
-          <w:kern w:val="2"/>
-          <w:sz w:val="24"/>
-          <w:szCs w:val="24"/>
-          <w:lang w:val="fr-FR" w:eastAsia="fr-FR"/>
-          <w14:ligatures w14:val="standardContextual"/>
-        </w:rPr>
-      </w:pPr>
-      <w:hyperlink w:anchor="_Toc230763610" w:history="1">
+        </w:rPr>
+      </w:pPr>
+      <w:hyperlink w:anchor="_Toc230796760" w:history="1">
         <w:r>
           <w:rPr>
             <w:rStyle w:val="Lienhypertexte"/>
@@ -8267,7 +7593,7 @@
             <w:noProof/>
             <w:webHidden/>
           </w:rPr>
-          <w:instrText xml:space="preserve"> PAGEREF _Toc230763610 \h </w:instrText>
+          <w:instrText xml:space="preserve"> PAGEREF _Toc230796760 \h </w:instrText>
         </w:r>
         <w:r>
           <w:rPr>
@@ -8305,17 +7631,10 @@
           <w:tab w:val="right" w:leader="dot" w:pos="8948"/>
         </w:tabs>
         <w:rPr>
-          <w:rFonts w:asciiTheme="minorHAnsi" w:hAnsiTheme="minorHAnsi"/>
           <w:noProof/>
-          <w:color w:val="auto"/>
-          <w:kern w:val="2"/>
-          <w:sz w:val="24"/>
-          <w:szCs w:val="24"/>
-          <w:lang w:val="fr-FR" w:eastAsia="fr-FR"/>
-          <w14:ligatures w14:val="standardContextual"/>
-        </w:rPr>
-      </w:pPr>
-      <w:hyperlink w:anchor="_Toc230763611" w:history="1">
+        </w:rPr>
+      </w:pPr>
+      <w:hyperlink w:anchor="_Toc230796761" w:history="1">
         <w:r>
           <w:rPr>
             <w:rStyle w:val="Lienhypertexte"/>
@@ -8343,7 +7662,7 @@
             <w:noProof/>
             <w:webHidden/>
           </w:rPr>
-          <w:instrText xml:space="preserve"> PAGEREF _Toc230763611 \h </w:instrText>
+          <w:instrText xml:space="preserve"> PAGEREF _Toc230796761 \h </w:instrText>
         </w:r>
         <w:r>
           <w:rPr>
@@ -8381,17 +7700,10 @@
           <w:tab w:val="right" w:leader="dot" w:pos="8948"/>
         </w:tabs>
         <w:rPr>
-          <w:rFonts w:asciiTheme="minorHAnsi" w:hAnsiTheme="minorHAnsi"/>
           <w:noProof/>
-          <w:color w:val="auto"/>
-          <w:kern w:val="2"/>
-          <w:sz w:val="24"/>
-          <w:szCs w:val="24"/>
-          <w:lang w:val="fr-FR" w:eastAsia="fr-FR"/>
-          <w14:ligatures w14:val="standardContextual"/>
-        </w:rPr>
-      </w:pPr>
-      <w:hyperlink w:anchor="_Toc230763612" w:history="1">
+        </w:rPr>
+      </w:pPr>
+      <w:hyperlink w:anchor="_Toc230796762" w:history="1">
         <w:r>
           <w:rPr>
             <w:rStyle w:val="Lienhypertexte"/>
@@ -8419,7 +7731,7 @@
             <w:noProof/>
             <w:webHidden/>
           </w:rPr>
-          <w:instrText xml:space="preserve"> PAGEREF _Toc230763612 \h </w:instrText>
+          <w:instrText xml:space="preserve"> PAGEREF _Toc230796762 \h </w:instrText>
         </w:r>
         <w:r>
           <w:rPr>
@@ -8457,17 +7769,10 @@
           <w:tab w:val="right" w:leader="dot" w:pos="8948"/>
         </w:tabs>
         <w:rPr>
-          <w:rFonts w:asciiTheme="minorHAnsi" w:hAnsiTheme="minorHAnsi"/>
           <w:noProof/>
-          <w:color w:val="auto"/>
-          <w:kern w:val="2"/>
-          <w:sz w:val="24"/>
-          <w:szCs w:val="24"/>
-          <w:lang w:val="fr-FR" w:eastAsia="fr-FR"/>
-          <w14:ligatures w14:val="standardContextual"/>
-        </w:rPr>
-      </w:pPr>
-      <w:hyperlink w:anchor="_Toc230763613" w:history="1">
+        </w:rPr>
+      </w:pPr>
+      <w:hyperlink w:anchor="_Toc230796763" w:history="1">
         <w:r>
           <w:rPr>
             <w:rStyle w:val="Lienhypertexte"/>
@@ -8495,7 +7800,7 @@
             <w:noProof/>
             <w:webHidden/>
           </w:rPr>
-          <w:instrText xml:space="preserve"> PAGEREF _Toc230763613 \h </w:instrText>
+          <w:instrText xml:space="preserve"> PAGEREF _Toc230796763 \h </w:instrText>
         </w:r>
         <w:r>
           <w:rPr>
@@ -8533,17 +7838,10 @@
           <w:tab w:val="right" w:leader="dot" w:pos="8948"/>
         </w:tabs>
         <w:rPr>
-          <w:rFonts w:asciiTheme="minorHAnsi" w:hAnsiTheme="minorHAnsi"/>
           <w:noProof/>
-          <w:color w:val="auto"/>
-          <w:kern w:val="2"/>
-          <w:sz w:val="24"/>
-          <w:szCs w:val="24"/>
-          <w:lang w:val="fr-FR" w:eastAsia="fr-FR"/>
-          <w14:ligatures w14:val="standardContextual"/>
-        </w:rPr>
-      </w:pPr>
-      <w:hyperlink w:anchor="_Toc230763614" w:history="1">
+        </w:rPr>
+      </w:pPr>
+      <w:hyperlink w:anchor="_Toc230796764" w:history="1">
         <w:r>
           <w:rPr>
             <w:rStyle w:val="Lienhypertexte"/>
@@ -8571,7 +7869,7 @@
             <w:noProof/>
             <w:webHidden/>
           </w:rPr>
-          <w:instrText xml:space="preserve"> PAGEREF _Toc230763614 \h </w:instrText>
+          <w:instrText xml:space="preserve"> PAGEREF _Toc230796764 \h </w:instrText>
         </w:r>
         <w:r>
           <w:rPr>
@@ -8609,17 +7907,10 @@
           <w:tab w:val="right" w:leader="dot" w:pos="8948"/>
         </w:tabs>
         <w:rPr>
-          <w:rFonts w:asciiTheme="minorHAnsi" w:hAnsiTheme="minorHAnsi"/>
           <w:noProof/>
-          <w:color w:val="auto"/>
-          <w:kern w:val="2"/>
-          <w:sz w:val="24"/>
-          <w:szCs w:val="24"/>
-          <w:lang w:val="fr-FR" w:eastAsia="fr-FR"/>
-          <w14:ligatures w14:val="standardContextual"/>
-        </w:rPr>
-      </w:pPr>
-      <w:hyperlink w:anchor="_Toc230763615" w:history="1">
+        </w:rPr>
+      </w:pPr>
+      <w:hyperlink w:anchor="_Toc230796765" w:history="1">
         <w:r>
           <w:rPr>
             <w:rStyle w:val="Lienhypertexte"/>
@@ -8647,7 +7938,7 @@
             <w:noProof/>
             <w:webHidden/>
           </w:rPr>
-          <w:instrText xml:space="preserve"> PAGEREF _Toc230763615 \h </w:instrText>
+          <w:instrText xml:space="preserve"> PAGEREF _Toc230796765 \h </w:instrText>
         </w:r>
         <w:r>
           <w:rPr>
@@ -8685,17 +7976,10 @@
           <w:tab w:val="right" w:leader="dot" w:pos="8948"/>
         </w:tabs>
         <w:rPr>
-          <w:rFonts w:asciiTheme="minorHAnsi" w:hAnsiTheme="minorHAnsi"/>
           <w:noProof/>
-          <w:color w:val="auto"/>
-          <w:kern w:val="2"/>
-          <w:sz w:val="24"/>
-          <w:szCs w:val="24"/>
-          <w:lang w:val="fr-FR" w:eastAsia="fr-FR"/>
-          <w14:ligatures w14:val="standardContextual"/>
-        </w:rPr>
-      </w:pPr>
-      <w:hyperlink w:anchor="_Toc230763616" w:history="1">
+        </w:rPr>
+      </w:pPr>
+      <w:hyperlink w:anchor="_Toc230796766" w:history="1">
         <w:r>
           <w:rPr>
             <w:rStyle w:val="Lienhypertexte"/>
@@ -8723,7 +8007,7 @@
             <w:noProof/>
             <w:webHidden/>
           </w:rPr>
-          <w:instrText xml:space="preserve"> PAGEREF _Toc230763616 \h </w:instrText>
+          <w:instrText xml:space="preserve"> PAGEREF _Toc230796766 \h </w:instrText>
         </w:r>
         <w:r>
           <w:rPr>
@@ -8761,17 +8045,10 @@
           <w:tab w:val="right" w:leader="dot" w:pos="8948"/>
         </w:tabs>
         <w:rPr>
-          <w:rFonts w:asciiTheme="minorHAnsi" w:hAnsiTheme="minorHAnsi"/>
           <w:noProof/>
-          <w:color w:val="auto"/>
-          <w:kern w:val="2"/>
-          <w:sz w:val="24"/>
-          <w:szCs w:val="24"/>
-          <w:lang w:val="fr-FR" w:eastAsia="fr-FR"/>
-          <w14:ligatures w14:val="standardContextual"/>
-        </w:rPr>
-      </w:pPr>
-      <w:hyperlink w:anchor="_Toc230763617" w:history="1">
+        </w:rPr>
+      </w:pPr>
+      <w:hyperlink w:anchor="_Toc230796767" w:history="1">
         <w:r>
           <w:rPr>
             <w:rStyle w:val="Lienhypertexte"/>
@@ -8799,7 +8076,7 @@
             <w:noProof/>
             <w:webHidden/>
           </w:rPr>
-          <w:instrText xml:space="preserve"> PAGEREF _Toc230763617 \h </w:instrText>
+          <w:instrText xml:space="preserve"> PAGEREF _Toc230796767 \h </w:instrText>
         </w:r>
         <w:r>
           <w:rPr>
@@ -8837,17 +8114,10 @@
           <w:tab w:val="right" w:leader="dot" w:pos="8948"/>
         </w:tabs>
         <w:rPr>
-          <w:rFonts w:asciiTheme="minorHAnsi" w:hAnsiTheme="minorHAnsi"/>
           <w:noProof/>
-          <w:color w:val="auto"/>
-          <w:kern w:val="2"/>
-          <w:sz w:val="24"/>
-          <w:szCs w:val="24"/>
-          <w:lang w:val="fr-FR" w:eastAsia="fr-FR"/>
-          <w14:ligatures w14:val="standardContextual"/>
-        </w:rPr>
-      </w:pPr>
-      <w:hyperlink w:anchor="_Toc230763618" w:history="1">
+        </w:rPr>
+      </w:pPr>
+      <w:hyperlink w:anchor="_Toc230796768" w:history="1">
         <w:r>
           <w:rPr>
             <w:rStyle w:val="Lienhypertexte"/>
@@ -8875,7 +8145,7 @@
             <w:noProof/>
             <w:webHidden/>
           </w:rPr>
-          <w:instrText xml:space="preserve"> PAGEREF _Toc230763618 \h </w:instrText>
+          <w:instrText xml:space="preserve"> PAGEREF _Toc230796768 \h </w:instrText>
         </w:r>
         <w:r>
           <w:rPr>
@@ -8913,17 +8183,10 @@
           <w:tab w:val="right" w:leader="dot" w:pos="8948"/>
         </w:tabs>
         <w:rPr>
-          <w:rFonts w:asciiTheme="minorHAnsi" w:hAnsiTheme="minorHAnsi"/>
           <w:noProof/>
-          <w:color w:val="auto"/>
-          <w:kern w:val="2"/>
-          <w:sz w:val="24"/>
-          <w:szCs w:val="24"/>
-          <w:lang w:val="fr-FR" w:eastAsia="fr-FR"/>
-          <w14:ligatures w14:val="standardContextual"/>
-        </w:rPr>
-      </w:pPr>
-      <w:hyperlink w:anchor="_Toc230763619" w:history="1">
+        </w:rPr>
+      </w:pPr>
+      <w:hyperlink w:anchor="_Toc230796769" w:history="1">
         <w:r>
           <w:rPr>
             <w:rStyle w:val="Lienhypertexte"/>
@@ -8951,7 +8214,7 @@
             <w:noProof/>
             <w:webHidden/>
           </w:rPr>
-          <w:instrText xml:space="preserve"> PAGEREF _Toc230763619 \h </w:instrText>
+          <w:instrText xml:space="preserve"> PAGEREF _Toc230796769 \h </w:instrText>
         </w:r>
         <w:r>
           <w:rPr>
@@ -8989,17 +8252,10 @@
           <w:tab w:val="right" w:leader="dot" w:pos="8948"/>
         </w:tabs>
         <w:rPr>
-          <w:rFonts w:asciiTheme="minorHAnsi" w:hAnsiTheme="minorHAnsi"/>
           <w:noProof/>
-          <w:color w:val="auto"/>
-          <w:kern w:val="2"/>
-          <w:sz w:val="24"/>
-          <w:szCs w:val="24"/>
-          <w:lang w:val="fr-FR" w:eastAsia="fr-FR"/>
-          <w14:ligatures w14:val="standardContextual"/>
-        </w:rPr>
-      </w:pPr>
-      <w:hyperlink w:anchor="_Toc230763620" w:history="1">
+        </w:rPr>
+      </w:pPr>
+      <w:hyperlink w:anchor="_Toc230796770" w:history="1">
         <w:r>
           <w:rPr>
             <w:rStyle w:val="Lienhypertexte"/>
@@ -9027,7 +8283,7 @@
             <w:noProof/>
             <w:webHidden/>
           </w:rPr>
-          <w:instrText xml:space="preserve"> PAGEREF _Toc230763620 \h </w:instrText>
+          <w:instrText xml:space="preserve"> PAGEREF _Toc230796770 \h </w:instrText>
         </w:r>
         <w:r>
           <w:rPr>
@@ -9065,17 +8321,10 @@
           <w:tab w:val="right" w:leader="dot" w:pos="8948"/>
         </w:tabs>
         <w:rPr>
-          <w:rFonts w:asciiTheme="minorHAnsi" w:hAnsiTheme="minorHAnsi"/>
           <w:noProof/>
-          <w:color w:val="auto"/>
-          <w:kern w:val="2"/>
-          <w:sz w:val="24"/>
-          <w:szCs w:val="24"/>
-          <w:lang w:val="fr-FR" w:eastAsia="fr-FR"/>
-          <w14:ligatures w14:val="standardContextual"/>
-        </w:rPr>
-      </w:pPr>
-      <w:hyperlink w:anchor="_Toc230763621" w:history="1">
+        </w:rPr>
+      </w:pPr>
+      <w:hyperlink w:anchor="_Toc230796771" w:history="1">
         <w:r>
           <w:rPr>
             <w:rStyle w:val="Lienhypertexte"/>
@@ -9103,7 +8352,7 @@
             <w:noProof/>
             <w:webHidden/>
           </w:rPr>
-          <w:instrText xml:space="preserve"> PAGEREF _Toc230763621 \h </w:instrText>
+          <w:instrText xml:space="preserve"> PAGEREF _Toc230796771 \h </w:instrText>
         </w:r>
         <w:r>
           <w:rPr>
@@ -9141,17 +8390,10 @@
           <w:tab w:val="right" w:leader="dot" w:pos="8948"/>
         </w:tabs>
         <w:rPr>
-          <w:rFonts w:asciiTheme="minorHAnsi" w:hAnsiTheme="minorHAnsi"/>
           <w:noProof/>
-          <w:color w:val="auto"/>
-          <w:kern w:val="2"/>
-          <w:sz w:val="24"/>
-          <w:szCs w:val="24"/>
-          <w:lang w:val="fr-FR" w:eastAsia="fr-FR"/>
-          <w14:ligatures w14:val="standardContextual"/>
-        </w:rPr>
-      </w:pPr>
-      <w:hyperlink w:anchor="_Toc230763622" w:history="1">
+        </w:rPr>
+      </w:pPr>
+      <w:hyperlink w:anchor="_Toc230796772" w:history="1">
         <w:r>
           <w:rPr>
             <w:rStyle w:val="Lienhypertexte"/>
@@ -9179,7 +8421,7 @@
             <w:noProof/>
             <w:webHidden/>
           </w:rPr>
-          <w:instrText xml:space="preserve"> PAGEREF _Toc230763622 \h </w:instrText>
+          <w:instrText xml:space="preserve"> PAGEREF _Toc230796772 \h </w:instrText>
         </w:r>
         <w:r>
           <w:rPr>
@@ -9217,17 +8459,10 @@
           <w:tab w:val="right" w:leader="dot" w:pos="8948"/>
         </w:tabs>
         <w:rPr>
-          <w:rFonts w:asciiTheme="minorHAnsi" w:hAnsiTheme="minorHAnsi"/>
           <w:noProof/>
-          <w:color w:val="auto"/>
-          <w:kern w:val="2"/>
-          <w:sz w:val="24"/>
-          <w:szCs w:val="24"/>
-          <w:lang w:val="fr-FR" w:eastAsia="fr-FR"/>
-          <w14:ligatures w14:val="standardContextual"/>
-        </w:rPr>
-      </w:pPr>
-      <w:hyperlink w:anchor="_Toc230763623" w:history="1">
+        </w:rPr>
+      </w:pPr>
+      <w:hyperlink w:anchor="_Toc230796773" w:history="1">
         <w:r>
           <w:rPr>
             <w:rStyle w:val="Lienhypertexte"/>
@@ -9255,7 +8490,7 @@
             <w:noProof/>
             <w:webHidden/>
           </w:rPr>
-          <w:instrText xml:space="preserve"> PAGEREF _Toc230763623 \h </w:instrText>
+          <w:instrText xml:space="preserve"> PAGEREF _Toc230796773 \h </w:instrText>
         </w:r>
         <w:r>
           <w:rPr>
@@ -9293,17 +8528,10 @@
           <w:tab w:val="right" w:leader="dot" w:pos="8948"/>
         </w:tabs>
         <w:rPr>
-          <w:rFonts w:asciiTheme="minorHAnsi" w:hAnsiTheme="minorHAnsi"/>
           <w:noProof/>
-          <w:color w:val="auto"/>
-          <w:kern w:val="2"/>
-          <w:sz w:val="24"/>
-          <w:szCs w:val="24"/>
-          <w:lang w:val="fr-FR" w:eastAsia="fr-FR"/>
-          <w14:ligatures w14:val="standardContextual"/>
-        </w:rPr>
-      </w:pPr>
-      <w:hyperlink w:anchor="_Toc230763624" w:history="1">
+        </w:rPr>
+      </w:pPr>
+      <w:hyperlink w:anchor="_Toc230796774" w:history="1">
         <w:r>
           <w:rPr>
             <w:rStyle w:val="Lienhypertexte"/>
@@ -9331,7 +8559,7 @@
             <w:noProof/>
             <w:webHidden/>
           </w:rPr>
-          <w:instrText xml:space="preserve"> PAGEREF _Toc230763624 \h </w:instrText>
+          <w:instrText xml:space="preserve"> PAGEREF _Toc230796774 \h </w:instrText>
         </w:r>
         <w:r>
           <w:rPr>
@@ -9387,7 +8615,7 @@
         </w:pBdr>
         <w:spacing w:before="80" w:after="200"/>
       </w:pPr>
-      <w:bookmarkStart w:id="1" w:name="_Toc230763506"/>
+      <w:bookmarkStart w:id="1" w:name="_Toc230796655"/>
       <w:r>
         <w:rPr>
           <w:rFonts w:ascii="Aptos Display" w:hAnsi="Aptos Display"/>
@@ -9412,7 +8640,7 @@
           <w:noProof/>
         </w:rPr>
         <w:drawing>
-          <wp:inline distT="0" distB="0" distL="0" distR="0" wp14:anchorId="555B2ED2" wp14:editId="26200D73">
+          <wp:inline distT="0" distB="0" distL="0" distR="0" wp14:anchorId="02F41DC5" wp14:editId="6A26C2A4">
             <wp:extent cx="5486400" cy="3320928"/>
             <wp:effectExtent l="0" t="0" r="0" b="0"/>
             <wp:docPr id="1" name="Picture 1"/>
@@ -9479,7 +8707,7 @@
           <w:noProof/>
         </w:rPr>
         <w:drawing>
-          <wp:inline distT="0" distB="0" distL="0" distR="0" wp14:anchorId="36B0C27B" wp14:editId="3621AA06">
+          <wp:inline distT="0" distB="0" distL="0" distR="0" wp14:anchorId="6C05F0A2" wp14:editId="3AED6CA4">
             <wp:extent cx="5486400" cy="3792371"/>
             <wp:effectExtent l="0" t="0" r="0" b="0"/>
             <wp:docPr id="2" name="Picture 2"/>
@@ -9655,13 +8883,20 @@
         <w:pStyle w:val="Titre2"/>
         <w:spacing w:before="460" w:after="220"/>
       </w:pPr>
-      <w:bookmarkStart w:id="2" w:name="_Toc230763507"/>
+      <w:bookmarkStart w:id="2" w:name="_Toc230796656"/>
       <w:r>
         <w:rPr>
           <w:rFonts w:ascii="Aptos Display" w:hAnsi="Aptos Display"/>
           <w:color w:val="1E88E5"/>
         </w:rPr>
-        <w:t xml:space="preserve">▪ </w:t>
+        <w:t>▪</w:t>
+      </w:r>
+      <w:r>
+        <w:rPr>
+          <w:rFonts w:ascii="Aptos Display" w:hAnsi="Aptos Display"/>
+          <w:color w:val="1E88E5"/>
+        </w:rPr>
+        <w:t xml:space="preserve"> </w:t>
       </w:r>
       <w:r>
         <w:rPr>
@@ -10062,14 +9297,21 @@
         <w:pStyle w:val="Titre2"/>
         <w:spacing w:before="460" w:after="220"/>
       </w:pPr>
-      <w:bookmarkStart w:id="3" w:name="_Toc230763508"/>
+      <w:bookmarkStart w:id="3" w:name="_Toc230796657"/>
       <w:r>
         <w:rPr>
           <w:rFonts w:ascii="Aptos Display" w:hAnsi="Aptos Display"/>
           <w:color w:val="1E88E5"/>
         </w:rPr>
         <w:lastRenderedPageBreak/>
-        <w:t xml:space="preserve">▪ </w:t>
+        <w:t>▪</w:t>
+      </w:r>
+      <w:r>
+        <w:rPr>
+          <w:rFonts w:ascii="Aptos Display" w:hAnsi="Aptos Display"/>
+          <w:color w:val="1E88E5"/>
+        </w:rPr>
+        <w:t xml:space="preserve"> </w:t>
       </w:r>
       <w:r>
         <w:rPr>
@@ -10094,7 +9336,7 @@
           <w:noProof/>
         </w:rPr>
         <w:drawing>
-          <wp:inline distT="0" distB="0" distL="0" distR="0" wp14:anchorId="44846AA4" wp14:editId="26FBF3D7">
+          <wp:inline distT="0" distB="0" distL="0" distR="0" wp14:anchorId="416D97BC" wp14:editId="2462DE11">
             <wp:extent cx="4153187" cy="7498079"/>
             <wp:effectExtent l="0" t="0" r="0" b="0"/>
             <wp:docPr id="3" name="Picture 3"/>
@@ -10162,7 +9404,7 @@
         </w:rPr>
         <w:lastRenderedPageBreak/>
         <w:drawing>
-          <wp:inline distT="0" distB="0" distL="0" distR="0" wp14:anchorId="2AC645EA" wp14:editId="1374EE70">
+          <wp:inline distT="0" distB="0" distL="0" distR="0" wp14:anchorId="7FEDF2AF" wp14:editId="668432D6">
             <wp:extent cx="4070687" cy="7498079"/>
             <wp:effectExtent l="0" t="0" r="0" b="0"/>
             <wp:docPr id="4" name="Picture 4"/>
@@ -10365,13 +9607,20 @@
         <w:pStyle w:val="Titre2"/>
         <w:spacing w:before="460" w:after="220"/>
       </w:pPr>
-      <w:bookmarkStart w:id="4" w:name="_Toc230763509"/>
+      <w:bookmarkStart w:id="4" w:name="_Toc230796658"/>
       <w:r>
         <w:rPr>
           <w:rFonts w:ascii="Aptos Display" w:hAnsi="Aptos Display"/>
           <w:color w:val="1E88E5"/>
         </w:rPr>
-        <w:t xml:space="preserve">▪ </w:t>
+        <w:t>▪</w:t>
+      </w:r>
+      <w:r>
+        <w:rPr>
+          <w:rFonts w:ascii="Aptos Display" w:hAnsi="Aptos Display"/>
+          <w:color w:val="1E88E5"/>
+        </w:rPr>
+        <w:t xml:space="preserve"> </w:t>
       </w:r>
       <w:r>
         <w:rPr>
@@ -10452,13 +9701,20 @@
         <w:pStyle w:val="Titre2"/>
         <w:spacing w:before="460" w:after="220"/>
       </w:pPr>
-      <w:bookmarkStart w:id="5" w:name="_Toc230763510"/>
+      <w:bookmarkStart w:id="5" w:name="_Toc230796659"/>
       <w:r>
         <w:rPr>
           <w:rFonts w:ascii="Aptos Display" w:hAnsi="Aptos Display"/>
           <w:color w:val="1E88E5"/>
         </w:rPr>
-        <w:t xml:space="preserve">▪ </w:t>
+        <w:t>▪</w:t>
+      </w:r>
+      <w:r>
+        <w:rPr>
+          <w:rFonts w:ascii="Aptos Display" w:hAnsi="Aptos Display"/>
+          <w:color w:val="1E88E5"/>
+        </w:rPr>
+        <w:t xml:space="preserve"> </w:t>
       </w:r>
       <w:r>
         <w:rPr>
@@ -10557,7 +9813,15 @@
                 <w:color w:val="EF6C00"/>
                 <w:sz w:val="15"/>
               </w:rPr>
-              <w:t>⚠ WARNING</w:t>
+              <w:t>⚠</w:t>
+            </w:r>
+            <w:r>
+              <w:rPr>
+                <w:b/>
+                <w:color w:val="EF6C00"/>
+                <w:sz w:val="15"/>
+              </w:rPr>
+              <w:t xml:space="preserve"> WARNING</w:t>
             </w:r>
           </w:p>
         </w:tc>
@@ -10598,7 +9862,7 @@
         </w:pBdr>
         <w:spacing w:before="80" w:after="200"/>
       </w:pPr>
-      <w:bookmarkStart w:id="6" w:name="_Toc230763511"/>
+      <w:bookmarkStart w:id="6" w:name="_Toc230796660"/>
       <w:r>
         <w:rPr>
           <w:rFonts w:ascii="Aptos Display" w:hAnsi="Aptos Display"/>
@@ -10623,7 +9887,7 @@
           <w:noProof/>
         </w:rPr>
         <w:drawing>
-          <wp:inline distT="0" distB="0" distL="0" distR="0" wp14:anchorId="07EBFCA8" wp14:editId="034874D4">
+          <wp:inline distT="0" distB="0" distL="0" distR="0" wp14:anchorId="789F20F8" wp14:editId="0BC0B326">
             <wp:extent cx="3757243" cy="7498079"/>
             <wp:effectExtent l="0" t="0" r="0" b="0"/>
             <wp:docPr id="5" name="Picture 5"/>
@@ -10691,14 +9955,21 @@
         <w:pStyle w:val="Titre2"/>
         <w:spacing w:before="460" w:after="220"/>
       </w:pPr>
-      <w:bookmarkStart w:id="7" w:name="_Toc230763512"/>
+      <w:bookmarkStart w:id="7" w:name="_Toc230796661"/>
       <w:r>
         <w:rPr>
           <w:rFonts w:ascii="Aptos Display" w:hAnsi="Aptos Display"/>
           <w:color w:val="1E88E5"/>
         </w:rPr>
         <w:lastRenderedPageBreak/>
-        <w:t xml:space="preserve">▪ </w:t>
+        <w:t>▪</w:t>
+      </w:r>
+      <w:r>
+        <w:rPr>
+          <w:rFonts w:ascii="Aptos Display" w:hAnsi="Aptos Display"/>
+          <w:color w:val="1E88E5"/>
+        </w:rPr>
+        <w:t xml:space="preserve"> </w:t>
       </w:r>
       <w:r>
         <w:rPr>
@@ -10723,7 +9994,7 @@
           <w:noProof/>
         </w:rPr>
         <w:drawing>
-          <wp:inline distT="0" distB="0" distL="0" distR="0" wp14:anchorId="0DB69A8C" wp14:editId="3153A2D0">
+          <wp:inline distT="0" distB="0" distL="0" distR="0" wp14:anchorId="7AA55F64" wp14:editId="35496E13">
             <wp:extent cx="4908245" cy="7498079"/>
             <wp:effectExtent l="0" t="0" r="0" b="0"/>
             <wp:docPr id="6" name="Picture 6"/>
@@ -11273,13 +10544,20 @@
         <w:pStyle w:val="Titre2"/>
         <w:spacing w:before="460" w:after="220"/>
       </w:pPr>
-      <w:bookmarkStart w:id="8" w:name="_Toc230763513"/>
+      <w:bookmarkStart w:id="8" w:name="_Toc230796662"/>
       <w:r>
         <w:rPr>
           <w:rFonts w:ascii="Aptos Display" w:hAnsi="Aptos Display"/>
           <w:color w:val="1E88E5"/>
         </w:rPr>
-        <w:t xml:space="preserve">▪ </w:t>
+        <w:t>▪</w:t>
+      </w:r>
+      <w:r>
+        <w:rPr>
+          <w:rFonts w:ascii="Aptos Display" w:hAnsi="Aptos Display"/>
+          <w:color w:val="1E88E5"/>
+        </w:rPr>
+        <w:t xml:space="preserve"> </w:t>
       </w:r>
       <w:r>
         <w:rPr>
@@ -11634,13 +10912,20 @@
         <w:pStyle w:val="Titre2"/>
         <w:spacing w:before="460" w:after="220"/>
       </w:pPr>
-      <w:bookmarkStart w:id="9" w:name="_Toc230763514"/>
+      <w:bookmarkStart w:id="9" w:name="_Toc230796663"/>
       <w:r>
         <w:rPr>
           <w:rFonts w:ascii="Aptos Display" w:hAnsi="Aptos Display"/>
           <w:color w:val="1E88E5"/>
         </w:rPr>
-        <w:t xml:space="preserve">▪ </w:t>
+        <w:t>▪</w:t>
+      </w:r>
+      <w:r>
+        <w:rPr>
+          <w:rFonts w:ascii="Aptos Display" w:hAnsi="Aptos Display"/>
+          <w:color w:val="1E88E5"/>
+        </w:rPr>
+        <w:t xml:space="preserve"> </w:t>
       </w:r>
       <w:r>
         <w:rPr>
@@ -11829,13 +11114,20 @@
         <w:pStyle w:val="Titre2"/>
         <w:spacing w:before="460" w:after="220"/>
       </w:pPr>
-      <w:bookmarkStart w:id="10" w:name="_Toc230763515"/>
+      <w:bookmarkStart w:id="10" w:name="_Toc230796664"/>
       <w:r>
         <w:rPr>
           <w:rFonts w:ascii="Aptos Display" w:hAnsi="Aptos Display"/>
           <w:color w:val="1E88E5"/>
         </w:rPr>
-        <w:t xml:space="preserve">▪ </w:t>
+        <w:t>▪</w:t>
+      </w:r>
+      <w:r>
+        <w:rPr>
+          <w:rFonts w:ascii="Aptos Display" w:hAnsi="Aptos Display"/>
+          <w:color w:val="1E88E5"/>
+        </w:rPr>
+        <w:t xml:space="preserve"> </w:t>
       </w:r>
       <w:r>
         <w:rPr>
@@ -11860,7 +11152,7 @@
           <w:noProof/>
         </w:rPr>
         <w:drawing>
-          <wp:inline distT="0" distB="0" distL="0" distR="0" wp14:anchorId="7099C7A6" wp14:editId="568D0D16">
+          <wp:inline distT="0" distB="0" distL="0" distR="0" wp14:anchorId="5D10945C" wp14:editId="601875DF">
             <wp:extent cx="5486400" cy="3358849"/>
             <wp:effectExtent l="0" t="0" r="0" b="0"/>
             <wp:docPr id="7" name="Picture 7"/>
@@ -12027,13 +11319,20 @@
         <w:pStyle w:val="Titre2"/>
         <w:spacing w:before="460" w:after="220"/>
       </w:pPr>
-      <w:bookmarkStart w:id="11" w:name="_Toc230763516"/>
+      <w:bookmarkStart w:id="11" w:name="_Toc230796665"/>
       <w:r>
         <w:rPr>
           <w:rFonts w:ascii="Aptos Display" w:hAnsi="Aptos Display"/>
           <w:color w:val="1E88E5"/>
         </w:rPr>
-        <w:t xml:space="preserve">▪ </w:t>
+        <w:t>▪</w:t>
+      </w:r>
+      <w:r>
+        <w:rPr>
+          <w:rFonts w:ascii="Aptos Display" w:hAnsi="Aptos Display"/>
+          <w:color w:val="1E88E5"/>
+        </w:rPr>
+        <w:t xml:space="preserve"> </w:t>
       </w:r>
       <w:r>
         <w:rPr>
@@ -12233,14 +11532,21 @@
         <w:pStyle w:val="Titre2"/>
         <w:spacing w:before="460" w:after="220"/>
       </w:pPr>
-      <w:bookmarkStart w:id="12" w:name="_Toc230763517"/>
+      <w:bookmarkStart w:id="12" w:name="_Toc230796666"/>
       <w:r>
         <w:rPr>
           <w:rFonts w:ascii="Aptos Display" w:hAnsi="Aptos Display"/>
           <w:color w:val="1E88E5"/>
         </w:rPr>
         <w:lastRenderedPageBreak/>
-        <w:t xml:space="preserve">▪ </w:t>
+        <w:t>▪</w:t>
+      </w:r>
+      <w:r>
+        <w:rPr>
+          <w:rFonts w:ascii="Aptos Display" w:hAnsi="Aptos Display"/>
+          <w:color w:val="1E88E5"/>
+        </w:rPr>
+        <w:t xml:space="preserve"> </w:t>
       </w:r>
       <w:r>
         <w:rPr>
@@ -12337,7 +11643,7 @@
         </w:pBdr>
         <w:spacing w:before="80" w:after="200"/>
       </w:pPr>
-      <w:bookmarkStart w:id="13" w:name="_Toc230763518"/>
+      <w:bookmarkStart w:id="13" w:name="_Toc230796667"/>
       <w:r>
         <w:rPr>
           <w:rFonts w:ascii="Aptos Display" w:hAnsi="Aptos Display"/>
@@ -12353,13 +11659,20 @@
         <w:pStyle w:val="Titre2"/>
         <w:spacing w:before="460" w:after="220"/>
       </w:pPr>
-      <w:bookmarkStart w:id="14" w:name="_Toc230763519"/>
+      <w:bookmarkStart w:id="14" w:name="_Toc230796668"/>
       <w:r>
         <w:rPr>
           <w:rFonts w:ascii="Aptos Display" w:hAnsi="Aptos Display"/>
           <w:color w:val="1E88E5"/>
         </w:rPr>
-        <w:t xml:space="preserve">▪ </w:t>
+        <w:t>▪</w:t>
+      </w:r>
+      <w:r>
+        <w:rPr>
+          <w:rFonts w:ascii="Aptos Display" w:hAnsi="Aptos Display"/>
+          <w:color w:val="1E88E5"/>
+        </w:rPr>
+        <w:t xml:space="preserve"> </w:t>
       </w:r>
       <w:r>
         <w:rPr>
@@ -12429,13 +11742,20 @@
         <w:pStyle w:val="Titre2"/>
         <w:spacing w:before="460" w:after="220"/>
       </w:pPr>
-      <w:bookmarkStart w:id="15" w:name="_Toc230763520"/>
+      <w:bookmarkStart w:id="15" w:name="_Toc230796669"/>
       <w:r>
         <w:rPr>
           <w:rFonts w:ascii="Aptos Display" w:hAnsi="Aptos Display"/>
           <w:color w:val="1E88E5"/>
         </w:rPr>
-        <w:t xml:space="preserve">▪ </w:t>
+        <w:t>▪</w:t>
+      </w:r>
+      <w:r>
+        <w:rPr>
+          <w:rFonts w:ascii="Aptos Display" w:hAnsi="Aptos Display"/>
+          <w:color w:val="1E88E5"/>
+        </w:rPr>
+        <w:t xml:space="preserve"> </w:t>
       </w:r>
       <w:r>
         <w:rPr>
@@ -12513,13 +11833,20 @@
         <w:pStyle w:val="Titre2"/>
         <w:spacing w:before="460" w:after="220"/>
       </w:pPr>
-      <w:bookmarkStart w:id="16" w:name="_Toc230763521"/>
+      <w:bookmarkStart w:id="16" w:name="_Toc230796670"/>
       <w:r>
         <w:rPr>
           <w:rFonts w:ascii="Aptos Display" w:hAnsi="Aptos Display"/>
           <w:color w:val="1E88E5"/>
         </w:rPr>
-        <w:t xml:space="preserve">▪ </w:t>
+        <w:t>▪</w:t>
+      </w:r>
+      <w:r>
+        <w:rPr>
+          <w:rFonts w:ascii="Aptos Display" w:hAnsi="Aptos Display"/>
+          <w:color w:val="1E88E5"/>
+        </w:rPr>
+        <w:t xml:space="preserve"> </w:t>
       </w:r>
       <w:r>
         <w:rPr>
@@ -12632,13 +11959,20 @@
         <w:pStyle w:val="Titre2"/>
         <w:spacing w:before="460" w:after="220"/>
       </w:pPr>
-      <w:bookmarkStart w:id="17" w:name="_Toc230763522"/>
+      <w:bookmarkStart w:id="17" w:name="_Toc230796671"/>
       <w:r>
         <w:rPr>
           <w:rFonts w:ascii="Aptos Display" w:hAnsi="Aptos Display"/>
           <w:color w:val="1E88E5"/>
         </w:rPr>
-        <w:t xml:space="preserve">▪ </w:t>
+        <w:t>▪</w:t>
+      </w:r>
+      <w:r>
+        <w:rPr>
+          <w:rFonts w:ascii="Aptos Display" w:hAnsi="Aptos Display"/>
+          <w:color w:val="1E88E5"/>
+        </w:rPr>
+        <w:t xml:space="preserve"> </w:t>
       </w:r>
       <w:r>
         <w:rPr>
@@ -13122,7 +12456,15 @@
                 <w:sz w:val="15"/>
               </w:rPr>
               <w:lastRenderedPageBreak/>
-              <w:t>✦ TIP</w:t>
+              <w:t>✦</w:t>
+            </w:r>
+            <w:r>
+              <w:rPr>
+                <w:b/>
+                <w:color w:val="00838F"/>
+                <w:sz w:val="15"/>
+              </w:rPr>
+              <w:t xml:space="preserve"> TIP</w:t>
             </w:r>
           </w:p>
         </w:tc>
@@ -13208,7 +12550,7 @@
         </w:pBdr>
         <w:spacing w:before="80" w:after="200"/>
       </w:pPr>
-      <w:bookmarkStart w:id="18" w:name="_Toc230763523"/>
+      <w:bookmarkStart w:id="18" w:name="_Toc230796672"/>
       <w:r>
         <w:rPr>
           <w:rFonts w:ascii="Aptos Display" w:hAnsi="Aptos Display"/>
@@ -13233,7 +12575,7 @@
           <w:noProof/>
         </w:rPr>
         <w:drawing>
-          <wp:inline distT="0" distB="0" distL="0" distR="0" wp14:anchorId="7C3BE07A" wp14:editId="201FA035">
+          <wp:inline distT="0" distB="0" distL="0" distR="0" wp14:anchorId="256ECDCC" wp14:editId="26D9C029">
             <wp:extent cx="5486400" cy="3244475"/>
             <wp:effectExtent l="0" t="0" r="0" b="0"/>
             <wp:docPr id="8" name="Picture 8"/>
@@ -13300,7 +12642,7 @@
           <w:noProof/>
         </w:rPr>
         <w:drawing>
-          <wp:inline distT="0" distB="0" distL="0" distR="0" wp14:anchorId="7851DCB4" wp14:editId="778CE238">
+          <wp:inline distT="0" distB="0" distL="0" distR="0" wp14:anchorId="0AADAF74" wp14:editId="44309E5A">
             <wp:extent cx="5486400" cy="4068566"/>
             <wp:effectExtent l="0" t="0" r="0" b="0"/>
             <wp:docPr id="9" name="Picture 9"/>
@@ -13380,14 +12722,21 @@
         <w:pStyle w:val="Titre2"/>
         <w:spacing w:before="460" w:after="220"/>
       </w:pPr>
-      <w:bookmarkStart w:id="19" w:name="_Toc230763524"/>
+      <w:bookmarkStart w:id="19" w:name="_Toc230796673"/>
       <w:r>
         <w:rPr>
           <w:rFonts w:ascii="Aptos Display" w:hAnsi="Aptos Display"/>
           <w:color w:val="1E88E5"/>
         </w:rPr>
         <w:lastRenderedPageBreak/>
-        <w:t xml:space="preserve">▪ </w:t>
+        <w:t>▪</w:t>
+      </w:r>
+      <w:r>
+        <w:rPr>
+          <w:rFonts w:ascii="Aptos Display" w:hAnsi="Aptos Display"/>
+          <w:color w:val="1E88E5"/>
+        </w:rPr>
+        <w:t xml:space="preserve"> </w:t>
       </w:r>
       <w:r>
         <w:rPr>
@@ -13542,13 +12891,20 @@
         <w:pStyle w:val="Titre2"/>
         <w:spacing w:before="460" w:after="220"/>
       </w:pPr>
-      <w:bookmarkStart w:id="20" w:name="_Toc230763525"/>
+      <w:bookmarkStart w:id="20" w:name="_Toc230796674"/>
       <w:r>
         <w:rPr>
           <w:rFonts w:ascii="Aptos Display" w:hAnsi="Aptos Display"/>
           <w:color w:val="1E88E5"/>
         </w:rPr>
-        <w:t xml:space="preserve">▪ </w:t>
+        <w:t>▪</w:t>
+      </w:r>
+      <w:r>
+        <w:rPr>
+          <w:rFonts w:ascii="Aptos Display" w:hAnsi="Aptos Display"/>
+          <w:color w:val="1E88E5"/>
+        </w:rPr>
+        <w:t xml:space="preserve"> </w:t>
       </w:r>
       <w:r>
         <w:rPr>
@@ -13863,13 +13219,20 @@
         <w:pStyle w:val="Titre2"/>
         <w:spacing w:before="460" w:after="220"/>
       </w:pPr>
-      <w:bookmarkStart w:id="21" w:name="_Toc230763526"/>
+      <w:bookmarkStart w:id="21" w:name="_Toc230796675"/>
       <w:r>
         <w:rPr>
           <w:rFonts w:ascii="Aptos Display" w:hAnsi="Aptos Display"/>
           <w:color w:val="1E88E5"/>
         </w:rPr>
-        <w:t xml:space="preserve">▪ </w:t>
+        <w:t>▪</w:t>
+      </w:r>
+      <w:r>
+        <w:rPr>
+          <w:rFonts w:ascii="Aptos Display" w:hAnsi="Aptos Display"/>
+          <w:color w:val="1E88E5"/>
+        </w:rPr>
+        <w:t xml:space="preserve"> </w:t>
       </w:r>
       <w:r>
         <w:rPr>
@@ -14328,13 +13691,20 @@
         <w:pStyle w:val="Titre2"/>
         <w:spacing w:before="460" w:after="220"/>
       </w:pPr>
-      <w:bookmarkStart w:id="22" w:name="_Toc230763527"/>
+      <w:bookmarkStart w:id="22" w:name="_Toc230796676"/>
       <w:r>
         <w:rPr>
           <w:rFonts w:ascii="Aptos Display" w:hAnsi="Aptos Display"/>
           <w:color w:val="1E88E5"/>
         </w:rPr>
-        <w:t xml:space="preserve">▪ </w:t>
+        <w:t>▪</w:t>
+      </w:r>
+      <w:r>
+        <w:rPr>
+          <w:rFonts w:ascii="Aptos Display" w:hAnsi="Aptos Display"/>
+          <w:color w:val="1E88E5"/>
+        </w:rPr>
+        <w:t xml:space="preserve"> </w:t>
       </w:r>
       <w:r>
         <w:rPr>
@@ -14360,7 +13730,7 @@
         <w:pStyle w:val="Titre3"/>
         <w:spacing w:before="60" w:after="80"/>
       </w:pPr>
-      <w:bookmarkStart w:id="23" w:name="_Toc230763528"/>
+      <w:bookmarkStart w:id="23" w:name="_Toc230796677"/>
       <w:r>
         <w:rPr>
           <w:rFonts w:ascii="Aptos" w:hAnsi="Aptos"/>
@@ -14655,7 +14025,7 @@
         <w:pStyle w:val="Titre3"/>
         <w:spacing w:before="60" w:after="80"/>
       </w:pPr>
-      <w:bookmarkStart w:id="24" w:name="_Toc230763529"/>
+      <w:bookmarkStart w:id="24" w:name="_Toc230796678"/>
       <w:r>
         <w:rPr>
           <w:rFonts w:ascii="Aptos" w:hAnsi="Aptos"/>
@@ -14972,13 +14342,20 @@
         <w:pStyle w:val="Titre2"/>
         <w:spacing w:before="460" w:after="220"/>
       </w:pPr>
-      <w:bookmarkStart w:id="25" w:name="_Toc230763530"/>
+      <w:bookmarkStart w:id="25" w:name="_Toc230796679"/>
       <w:r>
         <w:rPr>
           <w:rFonts w:ascii="Aptos Display" w:hAnsi="Aptos Display"/>
           <w:color w:val="1E88E5"/>
         </w:rPr>
-        <w:t xml:space="preserve">▪ </w:t>
+        <w:t>▪</w:t>
+      </w:r>
+      <w:r>
+        <w:rPr>
+          <w:rFonts w:ascii="Aptos Display" w:hAnsi="Aptos Display"/>
+          <w:color w:val="1E88E5"/>
+        </w:rPr>
+        <w:t xml:space="preserve"> </w:t>
       </w:r>
       <w:r>
         <w:rPr>
@@ -15318,13 +14695,20 @@
         <w:pStyle w:val="Titre2"/>
         <w:spacing w:before="460" w:after="220"/>
       </w:pPr>
-      <w:bookmarkStart w:id="26" w:name="_Toc230763531"/>
+      <w:bookmarkStart w:id="26" w:name="_Toc230796680"/>
       <w:r>
         <w:rPr>
           <w:rFonts w:ascii="Aptos Display" w:hAnsi="Aptos Display"/>
           <w:color w:val="1E88E5"/>
         </w:rPr>
-        <w:t xml:space="preserve">▪ </w:t>
+        <w:t>▪</w:t>
+      </w:r>
+      <w:r>
+        <w:rPr>
+          <w:rFonts w:ascii="Aptos Display" w:hAnsi="Aptos Display"/>
+          <w:color w:val="1E88E5"/>
+        </w:rPr>
+        <w:t xml:space="preserve"> </w:t>
       </w:r>
       <w:r>
         <w:rPr>
@@ -15410,13 +14794,20 @@
         <w:pStyle w:val="Titre2"/>
         <w:spacing w:before="460" w:after="220"/>
       </w:pPr>
-      <w:bookmarkStart w:id="27" w:name="_Toc230763532"/>
+      <w:bookmarkStart w:id="27" w:name="_Toc230796681"/>
       <w:r>
         <w:rPr>
           <w:rFonts w:ascii="Aptos Display" w:hAnsi="Aptos Display"/>
           <w:color w:val="1E88E5"/>
         </w:rPr>
-        <w:t xml:space="preserve">▪ </w:t>
+        <w:t>▪</w:t>
+      </w:r>
+      <w:r>
+        <w:rPr>
+          <w:rFonts w:ascii="Aptos Display" w:hAnsi="Aptos Display"/>
+          <w:color w:val="1E88E5"/>
+        </w:rPr>
+        <w:t xml:space="preserve"> </w:t>
       </w:r>
       <w:r>
         <w:rPr>
@@ -15503,13 +14894,20 @@
         <w:pStyle w:val="Titre2"/>
         <w:spacing w:before="460" w:after="220"/>
       </w:pPr>
-      <w:bookmarkStart w:id="28" w:name="_Toc230763533"/>
+      <w:bookmarkStart w:id="28" w:name="_Toc230796682"/>
       <w:r>
         <w:rPr>
           <w:rFonts w:ascii="Aptos Display" w:hAnsi="Aptos Display"/>
           <w:color w:val="1E88E5"/>
         </w:rPr>
-        <w:t xml:space="preserve">▪ </w:t>
+        <w:t>▪</w:t>
+      </w:r>
+      <w:r>
+        <w:rPr>
+          <w:rFonts w:ascii="Aptos Display" w:hAnsi="Aptos Display"/>
+          <w:color w:val="1E88E5"/>
+        </w:rPr>
+        <w:t xml:space="preserve"> </w:t>
       </w:r>
       <w:r>
         <w:rPr>
@@ -15525,7 +14923,7 @@
         <w:pStyle w:val="Titre3"/>
         <w:spacing w:before="60" w:after="80"/>
       </w:pPr>
-      <w:bookmarkStart w:id="29" w:name="_Toc230763534"/>
+      <w:bookmarkStart w:id="29" w:name="_Toc230796683"/>
       <w:r>
         <w:rPr>
           <w:rFonts w:ascii="Aptos" w:hAnsi="Aptos"/>
@@ -15718,7 +15116,7 @@
         <w:pStyle w:val="Titre3"/>
         <w:spacing w:before="60" w:after="80"/>
       </w:pPr>
-      <w:bookmarkStart w:id="30" w:name="_Toc230763535"/>
+      <w:bookmarkStart w:id="30" w:name="_Toc230796684"/>
       <w:r>
         <w:rPr>
           <w:rFonts w:ascii="Aptos" w:hAnsi="Aptos"/>
@@ -15756,7 +15154,7 @@
         <w:pStyle w:val="Titre3"/>
         <w:spacing w:before="60" w:after="80"/>
       </w:pPr>
-      <w:bookmarkStart w:id="31" w:name="_Toc230763536"/>
+      <w:bookmarkStart w:id="31" w:name="_Toc230796685"/>
       <w:r>
         <w:rPr>
           <w:rFonts w:ascii="Aptos" w:hAnsi="Aptos"/>
@@ -15839,7 +15237,7 @@
         <w:pStyle w:val="Titre3"/>
         <w:spacing w:before="60" w:after="80"/>
       </w:pPr>
-      <w:bookmarkStart w:id="32" w:name="_Toc230763537"/>
+      <w:bookmarkStart w:id="32" w:name="_Toc230796686"/>
       <w:r>
         <w:rPr>
           <w:rFonts w:ascii="Aptos" w:hAnsi="Aptos"/>
@@ -15947,7 +15345,7 @@
         <w:pStyle w:val="Titre3"/>
         <w:spacing w:before="60" w:after="80"/>
       </w:pPr>
-      <w:bookmarkStart w:id="33" w:name="_Toc230763538"/>
+      <w:bookmarkStart w:id="33" w:name="_Toc230796687"/>
       <w:r>
         <w:rPr>
           <w:rFonts w:ascii="Aptos" w:hAnsi="Aptos"/>
@@ -16083,13 +15481,20 @@
         <w:pStyle w:val="Titre2"/>
         <w:spacing w:before="460" w:after="220"/>
       </w:pPr>
-      <w:bookmarkStart w:id="34" w:name="_Toc230763539"/>
+      <w:bookmarkStart w:id="34" w:name="_Toc230796688"/>
       <w:r>
         <w:rPr>
           <w:rFonts w:ascii="Aptos Display" w:hAnsi="Aptos Display"/>
           <w:color w:val="1E88E5"/>
         </w:rPr>
-        <w:t xml:space="preserve">▪ </w:t>
+        <w:t>▪</w:t>
+      </w:r>
+      <w:r>
+        <w:rPr>
+          <w:rFonts w:ascii="Aptos Display" w:hAnsi="Aptos Display"/>
+          <w:color w:val="1E88E5"/>
+        </w:rPr>
+        <w:t xml:space="preserve"> </w:t>
       </w:r>
       <w:r>
         <w:rPr>
@@ -16872,13 +16277,20 @@
         <w:pStyle w:val="Titre2"/>
         <w:spacing w:before="460" w:after="220"/>
       </w:pPr>
-      <w:bookmarkStart w:id="35" w:name="_Toc230763540"/>
+      <w:bookmarkStart w:id="35" w:name="_Toc230796689"/>
       <w:r>
         <w:rPr>
           <w:rFonts w:ascii="Aptos Display" w:hAnsi="Aptos Display"/>
           <w:color w:val="1E88E5"/>
         </w:rPr>
-        <w:t xml:space="preserve">▪ </w:t>
+        <w:t>▪</w:t>
+      </w:r>
+      <w:r>
+        <w:rPr>
+          <w:rFonts w:ascii="Aptos Display" w:hAnsi="Aptos Display"/>
+          <w:color w:val="1E88E5"/>
+        </w:rPr>
+        <w:t xml:space="preserve"> </w:t>
       </w:r>
       <w:r>
         <w:rPr>
@@ -18283,6 +17695,9 @@
         </w:rPr>
         <w:t>filled</w:t>
       </w:r>
+      <w:r>
+        <w:t xml:space="preserve"> for fill-capable primitives</w:t>
+      </w:r>
     </w:p>
     <w:p>
       <w:pPr>
@@ -18299,6 +17714,79 @@
           <w:shd w:val="clear" w:color="auto" w:fill="F5F5F5"/>
         </w:rPr>
         <w:t>fill</w:t>
+      </w:r>
+      <w:r>
+        <w:t xml:space="preserve"> for fill-capable primitives</w:t>
+      </w:r>
+    </w:p>
+    <w:p>
+      <w:pPr>
+        <w:rPr>
+          <w:rFonts w:hint="eastAsia"/>
+        </w:rPr>
+      </w:pPr>
+      <w:r>
+        <w:t xml:space="preserve">Fill-capable means circles, rings, rectangles, ellipses, squares, diamonds, triangles, arcs, and polylines when </w:t>
+      </w:r>
+      <w:r>
+        <w:rPr>
+          <w:rFonts w:ascii="Consolas" w:hAnsi="Consolas"/>
+          <w:color w:val="374151"/>
+          <w:sz w:val="17"/>
+          <w:shd w:val="clear" w:color="auto" w:fill="F5F5F5"/>
+        </w:rPr>
+        <w:t>closed</w:t>
+      </w:r>
+      <w:r>
+        <w:t xml:space="preserve"> is </w:t>
+      </w:r>
+      <w:r>
+        <w:rPr>
+          <w:rFonts w:ascii="Consolas" w:hAnsi="Consolas"/>
+          <w:color w:val="374151"/>
+          <w:sz w:val="17"/>
+          <w:shd w:val="clear" w:color="auto" w:fill="F5F5F5"/>
+        </w:rPr>
+        <w:t>true</w:t>
+      </w:r>
+      <w:r>
+        <w:t xml:space="preserve">. The editor persists </w:t>
+      </w:r>
+      <w:r>
+        <w:rPr>
+          <w:rFonts w:ascii="Consolas" w:hAnsi="Consolas"/>
+          <w:color w:val="374151"/>
+          <w:sz w:val="17"/>
+          <w:shd w:val="clear" w:color="auto" w:fill="F5F5F5"/>
+        </w:rPr>
+        <w:t>filled</w:t>
+      </w:r>
+      <w:r>
+        <w:t xml:space="preserve"> explicitly as </w:t>
+      </w:r>
+      <w:r>
+        <w:rPr>
+          <w:rFonts w:ascii="Consolas" w:hAnsi="Consolas"/>
+          <w:color w:val="374151"/>
+          <w:sz w:val="17"/>
+          <w:shd w:val="clear" w:color="auto" w:fill="F5F5F5"/>
+        </w:rPr>
+        <w:t>true</w:t>
+      </w:r>
+      <w:r>
+        <w:t xml:space="preserve"> or </w:t>
+      </w:r>
+      <w:r>
+        <w:rPr>
+          <w:rFonts w:ascii="Consolas" w:hAnsi="Consolas"/>
+          <w:color w:val="374151"/>
+          <w:sz w:val="17"/>
+          <w:shd w:val="clear" w:color="auto" w:fill="F5F5F5"/>
+        </w:rPr>
+        <w:t>false</w:t>
+      </w:r>
+      <w:r>
+        <w:t xml:space="preserve"> for those cases and omits it for non-fillable primitives.</w:t>
       </w:r>
     </w:p>
     <w:p>
@@ -18349,13 +17837,20 @@
         <w:pStyle w:val="Titre2"/>
         <w:spacing w:before="460" w:after="220"/>
       </w:pPr>
-      <w:bookmarkStart w:id="36" w:name="_Toc230763541"/>
+      <w:bookmarkStart w:id="36" w:name="_Toc230796690"/>
       <w:r>
         <w:rPr>
           <w:rFonts w:ascii="Aptos Display" w:hAnsi="Aptos Display"/>
           <w:color w:val="1E88E5"/>
         </w:rPr>
-        <w:t xml:space="preserve">▪ </w:t>
+        <w:t>▪</w:t>
+      </w:r>
+      <w:r>
+        <w:rPr>
+          <w:rFonts w:ascii="Aptos Display" w:hAnsi="Aptos Display"/>
+          <w:color w:val="1E88E5"/>
+        </w:rPr>
+        <w:t xml:space="preserve"> </w:t>
       </w:r>
       <w:r>
         <w:rPr>
@@ -18670,13 +18165,20 @@
         <w:pStyle w:val="Titre2"/>
         <w:spacing w:before="460" w:after="220"/>
       </w:pPr>
-      <w:bookmarkStart w:id="37" w:name="_Toc230763542"/>
+      <w:bookmarkStart w:id="37" w:name="_Toc230796691"/>
       <w:r>
         <w:rPr>
           <w:rFonts w:ascii="Aptos Display" w:hAnsi="Aptos Display"/>
           <w:color w:val="1E88E5"/>
         </w:rPr>
-        <w:t xml:space="preserve">▪ </w:t>
+        <w:t>▪</w:t>
+      </w:r>
+      <w:r>
+        <w:rPr>
+          <w:rFonts w:ascii="Aptos Display" w:hAnsi="Aptos Display"/>
+          <w:color w:val="1E88E5"/>
+        </w:rPr>
+        <w:t xml:space="preserve"> </w:t>
       </w:r>
       <w:r>
         <w:rPr>
@@ -18839,6 +18341,7 @@
                 <w:b/>
                 <w:sz w:val="19"/>
               </w:rPr>
+              <w:lastRenderedPageBreak/>
               <w:t>Minimap</w:t>
             </w:r>
           </w:p>
@@ -18892,7 +18395,6 @@
                 <w:b/>
                 <w:sz w:val="19"/>
               </w:rPr>
-              <w:lastRenderedPageBreak/>
               <w:t>Problems</w:t>
             </w:r>
           </w:p>
@@ -19151,7 +18653,7 @@
         <w:pStyle w:val="Titre3"/>
         <w:spacing w:before="60" w:after="80"/>
       </w:pPr>
-      <w:bookmarkStart w:id="38" w:name="_Toc230763543"/>
+      <w:bookmarkStart w:id="38" w:name="_Toc230796692"/>
       <w:r>
         <w:rPr>
           <w:rFonts w:ascii="Aptos" w:hAnsi="Aptos"/>
@@ -19246,13 +18748,20 @@
         <w:pStyle w:val="Titre2"/>
         <w:spacing w:before="460" w:after="220"/>
       </w:pPr>
-      <w:bookmarkStart w:id="39" w:name="_Toc230763544"/>
+      <w:bookmarkStart w:id="39" w:name="_Toc230796693"/>
       <w:r>
         <w:rPr>
           <w:rFonts w:ascii="Aptos Display" w:hAnsi="Aptos Display"/>
           <w:color w:val="1E88E5"/>
         </w:rPr>
-        <w:t xml:space="preserve">▪ </w:t>
+        <w:t>▪</w:t>
+      </w:r>
+      <w:r>
+        <w:rPr>
+          <w:rFonts w:ascii="Aptos Display" w:hAnsi="Aptos Display"/>
+          <w:color w:val="1E88E5"/>
+        </w:rPr>
+        <w:t xml:space="preserve"> </w:t>
       </w:r>
       <w:r>
         <w:rPr>
@@ -19353,14 +18862,21 @@
         <w:pStyle w:val="Titre2"/>
         <w:spacing w:before="460" w:after="220"/>
       </w:pPr>
-      <w:bookmarkStart w:id="40" w:name="_Toc230763545"/>
+      <w:bookmarkStart w:id="40" w:name="_Toc230796694"/>
       <w:r>
         <w:rPr>
           <w:rFonts w:ascii="Aptos Display" w:hAnsi="Aptos Display"/>
           <w:color w:val="1E88E5"/>
         </w:rPr>
         <w:lastRenderedPageBreak/>
-        <w:t xml:space="preserve">▪ </w:t>
+        <w:t>▪</w:t>
+      </w:r>
+      <w:r>
+        <w:rPr>
+          <w:rFonts w:ascii="Aptos Display" w:hAnsi="Aptos Display"/>
+          <w:color w:val="1E88E5"/>
+        </w:rPr>
+        <w:t xml:space="preserve"> </w:t>
       </w:r>
       <w:r>
         <w:rPr>
@@ -19385,7 +18901,7 @@
           <w:noProof/>
         </w:rPr>
         <w:drawing>
-          <wp:inline distT="0" distB="0" distL="0" distR="0" wp14:anchorId="72CF6FDB" wp14:editId="1B032BF5">
+          <wp:inline distT="0" distB="0" distL="0" distR="0" wp14:anchorId="1837B8CA" wp14:editId="2CB8EBE9">
             <wp:extent cx="5486400" cy="3177747"/>
             <wp:effectExtent l="0" t="0" r="0" b="0"/>
             <wp:docPr id="10" name="Picture 10"/>
@@ -19589,13 +19105,20 @@
         <w:pStyle w:val="Titre2"/>
         <w:spacing w:before="460" w:after="220"/>
       </w:pPr>
-      <w:bookmarkStart w:id="41" w:name="_Toc230763546"/>
+      <w:bookmarkStart w:id="41" w:name="_Toc230796695"/>
       <w:r>
         <w:rPr>
           <w:rFonts w:ascii="Aptos Display" w:hAnsi="Aptos Display"/>
           <w:color w:val="1E88E5"/>
         </w:rPr>
-        <w:t xml:space="preserve">▪ </w:t>
+        <w:t>▪</w:t>
+      </w:r>
+      <w:r>
+        <w:rPr>
+          <w:rFonts w:ascii="Aptos Display" w:hAnsi="Aptos Display"/>
+          <w:color w:val="1E88E5"/>
+        </w:rPr>
+        <w:t xml:space="preserve"> </w:t>
       </w:r>
       <w:r>
         <w:rPr>
@@ -19850,13 +19373,20 @@
         <w:pStyle w:val="Titre2"/>
         <w:spacing w:before="460" w:after="220"/>
       </w:pPr>
-      <w:bookmarkStart w:id="42" w:name="_Toc230763547"/>
+      <w:bookmarkStart w:id="42" w:name="_Toc230796696"/>
       <w:r>
         <w:rPr>
           <w:rFonts w:ascii="Aptos Display" w:hAnsi="Aptos Display"/>
           <w:color w:val="1E88E5"/>
         </w:rPr>
-        <w:t xml:space="preserve">▪ </w:t>
+        <w:t>▪</w:t>
+      </w:r>
+      <w:r>
+        <w:rPr>
+          <w:rFonts w:ascii="Aptos Display" w:hAnsi="Aptos Display"/>
+          <w:color w:val="1E88E5"/>
+        </w:rPr>
+        <w:t xml:space="preserve"> </w:t>
       </w:r>
       <w:r>
         <w:rPr>
@@ -19881,7 +19411,7 @@
           <w:noProof/>
         </w:rPr>
         <w:drawing>
-          <wp:inline distT="0" distB="0" distL="0" distR="0" wp14:anchorId="63BA122B" wp14:editId="7457F65A">
+          <wp:inline distT="0" distB="0" distL="0" distR="0" wp14:anchorId="4D3F0AE8" wp14:editId="06924824">
             <wp:extent cx="5486400" cy="6647911"/>
             <wp:effectExtent l="0" t="0" r="0" b="0"/>
             <wp:docPr id="11" name="Picture 11"/>
@@ -20099,13 +19629,20 @@
         <w:pStyle w:val="Titre2"/>
         <w:spacing w:before="460" w:after="220"/>
       </w:pPr>
-      <w:bookmarkStart w:id="43" w:name="_Toc230763548"/>
+      <w:bookmarkStart w:id="43" w:name="_Toc230796697"/>
       <w:r>
         <w:rPr>
           <w:rFonts w:ascii="Aptos Display" w:hAnsi="Aptos Display"/>
           <w:color w:val="1E88E5"/>
         </w:rPr>
-        <w:t xml:space="preserve">▪ </w:t>
+        <w:t>▪</w:t>
+      </w:r>
+      <w:r>
+        <w:rPr>
+          <w:rFonts w:ascii="Aptos Display" w:hAnsi="Aptos Display"/>
+          <w:color w:val="1E88E5"/>
+        </w:rPr>
+        <w:t xml:space="preserve"> </w:t>
       </w:r>
       <w:r>
         <w:rPr>
@@ -20297,13 +19834,20 @@
         <w:pStyle w:val="Titre2"/>
         <w:spacing w:before="460" w:after="220"/>
       </w:pPr>
-      <w:bookmarkStart w:id="44" w:name="_Toc230763549"/>
+      <w:bookmarkStart w:id="44" w:name="_Toc230796698"/>
       <w:r>
         <w:rPr>
           <w:rFonts w:ascii="Aptos Display" w:hAnsi="Aptos Display"/>
           <w:color w:val="1E88E5"/>
         </w:rPr>
-        <w:t xml:space="preserve">▪ </w:t>
+        <w:t>▪</w:t>
+      </w:r>
+      <w:r>
+        <w:rPr>
+          <w:rFonts w:ascii="Aptos Display" w:hAnsi="Aptos Display"/>
+          <w:color w:val="1E88E5"/>
+        </w:rPr>
+        <w:t xml:space="preserve"> </w:t>
       </w:r>
       <w:r>
         <w:rPr>
@@ -20393,13 +19937,20 @@
         <w:pStyle w:val="Titre2"/>
         <w:spacing w:before="460" w:after="220"/>
       </w:pPr>
-      <w:bookmarkStart w:id="45" w:name="_Toc230763550"/>
+      <w:bookmarkStart w:id="45" w:name="_Toc230796699"/>
       <w:r>
         <w:rPr>
           <w:rFonts w:ascii="Aptos Display" w:hAnsi="Aptos Display"/>
           <w:color w:val="1E88E5"/>
         </w:rPr>
-        <w:t xml:space="preserve">▪ </w:t>
+        <w:t>▪</w:t>
+      </w:r>
+      <w:r>
+        <w:rPr>
+          <w:rFonts w:ascii="Aptos Display" w:hAnsi="Aptos Display"/>
+          <w:color w:val="1E88E5"/>
+        </w:rPr>
+        <w:t xml:space="preserve"> </w:t>
       </w:r>
       <w:r>
         <w:rPr>
@@ -20872,13 +20423,20 @@
         <w:pStyle w:val="Titre2"/>
         <w:spacing w:before="460" w:after="220"/>
       </w:pPr>
-      <w:bookmarkStart w:id="46" w:name="_Toc230763551"/>
+      <w:bookmarkStart w:id="46" w:name="_Toc230796700"/>
       <w:r>
         <w:rPr>
           <w:rFonts w:ascii="Aptos Display" w:hAnsi="Aptos Display"/>
           <w:color w:val="1E88E5"/>
         </w:rPr>
-        <w:t xml:space="preserve">▪ </w:t>
+        <w:t>▪</w:t>
+      </w:r>
+      <w:r>
+        <w:rPr>
+          <w:rFonts w:ascii="Aptos Display" w:hAnsi="Aptos Display"/>
+          <w:color w:val="1E88E5"/>
+        </w:rPr>
+        <w:t xml:space="preserve"> </w:t>
       </w:r>
       <w:r>
         <w:rPr>
@@ -21084,7 +20642,7 @@
         </w:pBdr>
         <w:spacing w:before="80" w:after="200"/>
       </w:pPr>
-      <w:bookmarkStart w:id="47" w:name="_Toc230763552"/>
+      <w:bookmarkStart w:id="47" w:name="_Toc230796701"/>
       <w:r>
         <w:rPr>
           <w:rFonts w:ascii="Aptos Display" w:hAnsi="Aptos Display"/>
@@ -21120,13 +20678,20 @@
         <w:pStyle w:val="Titre2"/>
         <w:spacing w:before="460" w:after="220"/>
       </w:pPr>
-      <w:bookmarkStart w:id="48" w:name="_Toc230763553"/>
+      <w:bookmarkStart w:id="48" w:name="_Toc230796702"/>
       <w:r>
         <w:rPr>
           <w:rFonts w:ascii="Aptos Display" w:hAnsi="Aptos Display"/>
           <w:color w:val="6A1B9A"/>
         </w:rPr>
-        <w:t xml:space="preserve">▪ </w:t>
+        <w:t>▪</w:t>
+      </w:r>
+      <w:r>
+        <w:rPr>
+          <w:rFonts w:ascii="Aptos Display" w:hAnsi="Aptos Display"/>
+          <w:color w:val="6A1B9A"/>
+        </w:rPr>
+        <w:t xml:space="preserve"> </w:t>
       </w:r>
       <w:r>
         <w:rPr>
@@ -21274,13 +20839,20 @@
         <w:pStyle w:val="Titre2"/>
         <w:spacing w:before="460" w:after="220"/>
       </w:pPr>
-      <w:bookmarkStart w:id="49" w:name="_Toc230763554"/>
+      <w:bookmarkStart w:id="49" w:name="_Toc230796703"/>
       <w:r>
         <w:rPr>
           <w:rFonts w:ascii="Aptos Display" w:hAnsi="Aptos Display"/>
           <w:color w:val="6A1B9A"/>
         </w:rPr>
-        <w:t xml:space="preserve">▪ </w:t>
+        <w:t>▪</w:t>
+      </w:r>
+      <w:r>
+        <w:rPr>
+          <w:rFonts w:ascii="Aptos Display" w:hAnsi="Aptos Display"/>
+          <w:color w:val="6A1B9A"/>
+        </w:rPr>
+        <w:t xml:space="preserve"> </w:t>
       </w:r>
       <w:r>
         <w:rPr>
@@ -21425,13 +20997,20 @@
         <w:pStyle w:val="Titre2"/>
         <w:spacing w:before="460" w:after="220"/>
       </w:pPr>
-      <w:bookmarkStart w:id="50" w:name="_Toc230763555"/>
+      <w:bookmarkStart w:id="50" w:name="_Toc230796704"/>
       <w:r>
         <w:rPr>
           <w:rFonts w:ascii="Aptos Display" w:hAnsi="Aptos Display"/>
           <w:color w:val="6A1B9A"/>
         </w:rPr>
-        <w:t xml:space="preserve">▪ </w:t>
+        <w:t>▪</w:t>
+      </w:r>
+      <w:r>
+        <w:rPr>
+          <w:rFonts w:ascii="Aptos Display" w:hAnsi="Aptos Display"/>
+          <w:color w:val="6A1B9A"/>
+        </w:rPr>
+        <w:t xml:space="preserve"> </w:t>
       </w:r>
       <w:r>
         <w:rPr>
@@ -22345,13 +21924,20 @@
         <w:pStyle w:val="Titre2"/>
         <w:spacing w:before="460" w:after="220"/>
       </w:pPr>
-      <w:bookmarkStart w:id="51" w:name="_Toc230763556"/>
+      <w:bookmarkStart w:id="51" w:name="_Toc230796705"/>
       <w:r>
         <w:rPr>
           <w:rFonts w:ascii="Aptos Display" w:hAnsi="Aptos Display"/>
           <w:color w:val="6A1B9A"/>
         </w:rPr>
-        <w:t xml:space="preserve">▪ </w:t>
+        <w:t>▪</w:t>
+      </w:r>
+      <w:r>
+        <w:rPr>
+          <w:rFonts w:ascii="Aptos Display" w:hAnsi="Aptos Display"/>
+          <w:color w:val="6A1B9A"/>
+        </w:rPr>
+        <w:t xml:space="preserve"> </w:t>
       </w:r>
       <w:r>
         <w:rPr>
@@ -22376,7 +21962,7 @@
           <w:noProof/>
         </w:rPr>
         <w:drawing>
-          <wp:inline distT="0" distB="0" distL="0" distR="0" wp14:anchorId="6D92C8C3" wp14:editId="332CDA99">
+          <wp:inline distT="0" distB="0" distL="0" distR="0" wp14:anchorId="34E64919" wp14:editId="018F0A85">
             <wp:extent cx="5486400" cy="2991852"/>
             <wp:effectExtent l="0" t="0" r="0" b="0"/>
             <wp:docPr id="12" name="Picture 12"/>
@@ -22559,7 +22145,7 @@
           <w:noProof/>
         </w:rPr>
         <w:drawing>
-          <wp:inline distT="0" distB="0" distL="0" distR="0" wp14:anchorId="5ACAFFDD" wp14:editId="38C6AAC9">
+          <wp:inline distT="0" distB="0" distL="0" distR="0" wp14:anchorId="679339E6" wp14:editId="1621257E">
             <wp:extent cx="4064553" cy="7498079"/>
             <wp:effectExtent l="0" t="0" r="0" b="0"/>
             <wp:docPr id="13" name="Picture 13"/>
@@ -22617,14 +22203,21 @@
         <w:pStyle w:val="Titre2"/>
         <w:spacing w:before="460" w:after="220"/>
       </w:pPr>
-      <w:bookmarkStart w:id="52" w:name="_Toc230763557"/>
+      <w:bookmarkStart w:id="52" w:name="_Toc230796706"/>
       <w:r>
         <w:rPr>
           <w:rFonts w:ascii="Aptos Display" w:hAnsi="Aptos Display"/>
           <w:color w:val="6A1B9A"/>
         </w:rPr>
         <w:lastRenderedPageBreak/>
-        <w:t xml:space="preserve">▪ </w:t>
+        <w:t>▪</w:t>
+      </w:r>
+      <w:r>
+        <w:rPr>
+          <w:rFonts w:ascii="Aptos Display" w:hAnsi="Aptos Display"/>
+          <w:color w:val="6A1B9A"/>
+        </w:rPr>
+        <w:t xml:space="preserve"> </w:t>
       </w:r>
       <w:r>
         <w:rPr>
@@ -22848,7 +22441,15 @@
                 <w:color w:val="6A1B9A"/>
                 <w:sz w:val="15"/>
               </w:rPr>
-              <w:t>⬡ API</w:t>
+              <w:t>⬡</w:t>
+            </w:r>
+            <w:r>
+              <w:rPr>
+                <w:b/>
+                <w:color w:val="6A1B9A"/>
+                <w:sz w:val="15"/>
+              </w:rPr>
+              <w:t xml:space="preserve"> API</w:t>
             </w:r>
           </w:p>
         </w:tc>
@@ -22894,13 +22495,20 @@
         <w:pStyle w:val="Titre2"/>
         <w:spacing w:before="460" w:after="220"/>
       </w:pPr>
-      <w:bookmarkStart w:id="53" w:name="_Toc230763558"/>
+      <w:bookmarkStart w:id="53" w:name="_Toc230796707"/>
       <w:r>
         <w:rPr>
           <w:rFonts w:ascii="Aptos Display" w:hAnsi="Aptos Display"/>
           <w:color w:val="6A1B9A"/>
         </w:rPr>
-        <w:t xml:space="preserve">▪ </w:t>
+        <w:t>▪</w:t>
+      </w:r>
+      <w:r>
+        <w:rPr>
+          <w:rFonts w:ascii="Aptos Display" w:hAnsi="Aptos Display"/>
+          <w:color w:val="6A1B9A"/>
+        </w:rPr>
+        <w:t xml:space="preserve"> </w:t>
       </w:r>
       <w:r>
         <w:rPr>
@@ -23503,13 +23111,20 @@
         <w:pStyle w:val="Titre2"/>
         <w:spacing w:before="460" w:after="220"/>
       </w:pPr>
-      <w:bookmarkStart w:id="54" w:name="_Toc230763559"/>
+      <w:bookmarkStart w:id="54" w:name="_Toc230796708"/>
       <w:r>
         <w:rPr>
           <w:rFonts w:ascii="Aptos Display" w:hAnsi="Aptos Display"/>
           <w:color w:val="6A1B9A"/>
         </w:rPr>
-        <w:t xml:space="preserve">▪ </w:t>
+        <w:t>▪</w:t>
+      </w:r>
+      <w:r>
+        <w:rPr>
+          <w:rFonts w:ascii="Aptos Display" w:hAnsi="Aptos Display"/>
+          <w:color w:val="6A1B9A"/>
+        </w:rPr>
+        <w:t xml:space="preserve"> </w:t>
       </w:r>
       <w:r>
         <w:rPr>
@@ -23631,13 +23246,20 @@
         <w:pStyle w:val="Titre2"/>
         <w:spacing w:before="460" w:after="220"/>
       </w:pPr>
-      <w:bookmarkStart w:id="55" w:name="_Toc230763560"/>
+      <w:bookmarkStart w:id="55" w:name="_Toc230796709"/>
       <w:r>
         <w:rPr>
           <w:rFonts w:ascii="Aptos Display" w:hAnsi="Aptos Display"/>
           <w:color w:val="6A1B9A"/>
         </w:rPr>
-        <w:t xml:space="preserve">▪ </w:t>
+        <w:t>▪</w:t>
+      </w:r>
+      <w:r>
+        <w:rPr>
+          <w:rFonts w:ascii="Aptos Display" w:hAnsi="Aptos Display"/>
+          <w:color w:val="6A1B9A"/>
+        </w:rPr>
+        <w:t xml:space="preserve"> </w:t>
       </w:r>
       <w:r>
         <w:rPr>
@@ -23838,13 +23460,20 @@
         <w:pStyle w:val="Titre2"/>
         <w:spacing w:before="460" w:after="220"/>
       </w:pPr>
-      <w:bookmarkStart w:id="56" w:name="_Toc230763561"/>
+      <w:bookmarkStart w:id="56" w:name="_Toc230796710"/>
       <w:r>
         <w:rPr>
           <w:rFonts w:ascii="Aptos Display" w:hAnsi="Aptos Display"/>
           <w:color w:val="6A1B9A"/>
         </w:rPr>
-        <w:t xml:space="preserve">▪ </w:t>
+        <w:t>▪</w:t>
+      </w:r>
+      <w:r>
+        <w:rPr>
+          <w:rFonts w:ascii="Aptos Display" w:hAnsi="Aptos Display"/>
+          <w:color w:val="6A1B9A"/>
+        </w:rPr>
+        <w:t xml:space="preserve"> </w:t>
       </w:r>
       <w:r>
         <w:rPr>
@@ -24342,13 +23971,20 @@
         <w:pStyle w:val="Titre2"/>
         <w:spacing w:before="460" w:after="220"/>
       </w:pPr>
-      <w:bookmarkStart w:id="57" w:name="_Toc230763562"/>
+      <w:bookmarkStart w:id="57" w:name="_Toc230796711"/>
       <w:r>
         <w:rPr>
           <w:rFonts w:ascii="Aptos Display" w:hAnsi="Aptos Display"/>
           <w:color w:val="6A1B9A"/>
         </w:rPr>
-        <w:t xml:space="preserve">▪ </w:t>
+        <w:t>▪</w:t>
+      </w:r>
+      <w:r>
+        <w:rPr>
+          <w:rFonts w:ascii="Aptos Display" w:hAnsi="Aptos Display"/>
+          <w:color w:val="6A1B9A"/>
+        </w:rPr>
+        <w:t xml:space="preserve"> </w:t>
       </w:r>
       <w:r>
         <w:rPr>
@@ -24523,7 +24159,15 @@
           <w:shd w:val="clear" w:color="auto" w:fill="F1F5F9"/>
         </w:rPr>
         <w:br/>
-        <w:t xml:space="preserve">        ${CMAKE_CURRENT_SOURCE_DIR}/generated)</w:t>
+        <w:t xml:space="preserve">       </w:t>
+      </w:r>
+      <w:r>
+        <w:rPr>
+          <w:rFonts w:ascii="Consolas" w:hAnsi="Consolas"/>
+          <w:sz w:val="17"/>
+          <w:shd w:val="clear" w:color="auto" w:fill="F1F5F9"/>
+        </w:rPr>
+        <w:t xml:space="preserve"> ${CMAKE_CURRENT_SOURCE_DIR}/generated)</w:t>
       </w:r>
       <w:r>
         <w:rPr>
@@ -24767,13 +24411,20 @@
         <w:pStyle w:val="Titre2"/>
         <w:spacing w:before="460" w:after="220"/>
       </w:pPr>
-      <w:bookmarkStart w:id="58" w:name="_Toc230763563"/>
+      <w:bookmarkStart w:id="58" w:name="_Toc230796712"/>
       <w:r>
         <w:rPr>
           <w:rFonts w:ascii="Aptos Display" w:hAnsi="Aptos Display"/>
           <w:color w:val="6A1B9A"/>
         </w:rPr>
-        <w:t xml:space="preserve">▪ </w:t>
+        <w:t>▪</w:t>
+      </w:r>
+      <w:r>
+        <w:rPr>
+          <w:rFonts w:ascii="Aptos Display" w:hAnsi="Aptos Display"/>
+          <w:color w:val="6A1B9A"/>
+        </w:rPr>
+        <w:t xml:space="preserve"> </w:t>
       </w:r>
       <w:r>
         <w:rPr>
@@ -24935,7 +24586,15 @@
           <w:shd w:val="clear" w:color="auto" w:fill="F1F5F9"/>
         </w:rPr>
         <w:br/>
-        <w:t xml:space="preserve">    HEADER_INCLUDE "PackageTestUi.h")</w:t>
+        <w:t xml:space="preserve">    </w:t>
+      </w:r>
+      <w:r>
+        <w:rPr>
+          <w:rFonts w:ascii="Consolas" w:hAnsi="Consolas"/>
+          <w:sz w:val="17"/>
+          <w:shd w:val="clear" w:color="auto" w:fill="F1F5F9"/>
+        </w:rPr>
+        <w:t>HEADER_INCLUDE "PackageTestUi.h")</w:t>
       </w:r>
       <w:r>
         <w:rPr>
@@ -25153,14 +24812,21 @@
         <w:pStyle w:val="Titre2"/>
         <w:spacing w:before="460" w:after="220"/>
       </w:pPr>
-      <w:bookmarkStart w:id="59" w:name="_Toc230763564"/>
+      <w:bookmarkStart w:id="59" w:name="_Toc230796713"/>
       <w:r>
         <w:rPr>
           <w:rFonts w:ascii="Aptos Display" w:hAnsi="Aptos Display"/>
           <w:color w:val="6A1B9A"/>
         </w:rPr>
         <w:lastRenderedPageBreak/>
-        <w:t xml:space="preserve">▪ </w:t>
+        <w:t>▪</w:t>
+      </w:r>
+      <w:r>
+        <w:rPr>
+          <w:rFonts w:ascii="Aptos Display" w:hAnsi="Aptos Display"/>
+          <w:color w:val="6A1B9A"/>
+        </w:rPr>
+        <w:t xml:space="preserve"> </w:t>
       </w:r>
       <w:r>
         <w:rPr>
@@ -25326,13 +24992,20 @@
         <w:pStyle w:val="Titre2"/>
         <w:spacing w:before="460" w:after="220"/>
       </w:pPr>
-      <w:bookmarkStart w:id="60" w:name="_Toc230763565"/>
+      <w:bookmarkStart w:id="60" w:name="_Toc230796714"/>
       <w:r>
         <w:rPr>
           <w:rFonts w:ascii="Aptos Display" w:hAnsi="Aptos Display"/>
           <w:color w:val="6A1B9A"/>
         </w:rPr>
-        <w:t xml:space="preserve">▪ </w:t>
+        <w:t>▪</w:t>
+      </w:r>
+      <w:r>
+        <w:rPr>
+          <w:rFonts w:ascii="Aptos Display" w:hAnsi="Aptos Display"/>
+          <w:color w:val="6A1B9A"/>
+        </w:rPr>
+        <w:t xml:space="preserve"> </w:t>
       </w:r>
       <w:r>
         <w:rPr>
@@ -25940,7 +25613,15 @@
                 <w:color w:val="EF6C00"/>
                 <w:sz w:val="15"/>
               </w:rPr>
-              <w:t>⚠ WARNING</w:t>
+              <w:t>⚠</w:t>
+            </w:r>
+            <w:r>
+              <w:rPr>
+                <w:b/>
+                <w:color w:val="EF6C00"/>
+                <w:sz w:val="15"/>
+              </w:rPr>
+              <w:t xml:space="preserve"> WARNING</w:t>
             </w:r>
           </w:p>
         </w:tc>
@@ -25981,7 +25662,7 @@
         </w:pBdr>
         <w:spacing w:before="80" w:after="200"/>
       </w:pPr>
-      <w:bookmarkStart w:id="61" w:name="_Toc230763566"/>
+      <w:bookmarkStart w:id="61" w:name="_Toc230796715"/>
       <w:r>
         <w:rPr>
           <w:rFonts w:ascii="Aptos Display" w:hAnsi="Aptos Display"/>
@@ -26006,7 +25687,7 @@
           <w:noProof/>
         </w:rPr>
         <w:drawing>
-          <wp:inline distT="0" distB="0" distL="0" distR="0" wp14:anchorId="3892B145" wp14:editId="6EA76C25">
+          <wp:inline distT="0" distB="0" distL="0" distR="0" wp14:anchorId="10A81829" wp14:editId="1BB39804">
             <wp:extent cx="5486400" cy="3347633"/>
             <wp:effectExtent l="0" t="0" r="0" b="0"/>
             <wp:docPr id="14" name="Picture 14"/>
@@ -26074,13 +25755,20 @@
         <w:pStyle w:val="Titre2"/>
         <w:spacing w:before="460" w:after="220"/>
       </w:pPr>
-      <w:bookmarkStart w:id="62" w:name="_Toc230763567"/>
+      <w:bookmarkStart w:id="62" w:name="_Toc230796716"/>
       <w:r>
         <w:rPr>
           <w:rFonts w:ascii="Aptos Display" w:hAnsi="Aptos Display"/>
           <w:color w:val="6A1B9A"/>
         </w:rPr>
-        <w:t xml:space="preserve">▪ </w:t>
+        <w:t>▪</w:t>
+      </w:r>
+      <w:r>
+        <w:rPr>
+          <w:rFonts w:ascii="Aptos Display" w:hAnsi="Aptos Display"/>
+          <w:color w:val="6A1B9A"/>
+        </w:rPr>
+        <w:t xml:space="preserve"> </w:t>
       </w:r>
       <w:r>
         <w:rPr>
@@ -26105,7 +25793,7 @@
           <w:noProof/>
         </w:rPr>
         <w:drawing>
-          <wp:inline distT="0" distB="0" distL="0" distR="0" wp14:anchorId="27ECBD9B" wp14:editId="4032A805">
+          <wp:inline distT="0" distB="0" distL="0" distR="0" wp14:anchorId="53DB90FE" wp14:editId="29563B50">
             <wp:extent cx="5486400" cy="2901532"/>
             <wp:effectExtent l="0" t="0" r="0" b="0"/>
             <wp:docPr id="15" name="Picture 15"/>
@@ -26345,7 +26033,15 @@
                 <w:color w:val="EF6C00"/>
                 <w:sz w:val="15"/>
               </w:rPr>
-              <w:t>⚠ WARNING</w:t>
+              <w:t>⚠</w:t>
+            </w:r>
+            <w:r>
+              <w:rPr>
+                <w:b/>
+                <w:color w:val="EF6C00"/>
+                <w:sz w:val="15"/>
+              </w:rPr>
+              <w:t xml:space="preserve"> WARNING</w:t>
             </w:r>
           </w:p>
         </w:tc>
@@ -26451,13 +26147,20 @@
         <w:pStyle w:val="Titre2"/>
         <w:spacing w:before="460" w:after="220"/>
       </w:pPr>
-      <w:bookmarkStart w:id="63" w:name="_Toc230763568"/>
+      <w:bookmarkStart w:id="63" w:name="_Toc230796717"/>
       <w:r>
         <w:rPr>
           <w:rFonts w:ascii="Aptos Display" w:hAnsi="Aptos Display"/>
           <w:color w:val="6A1B9A"/>
         </w:rPr>
-        <w:t xml:space="preserve">▪ </w:t>
+        <w:t>▪</w:t>
+      </w:r>
+      <w:r>
+        <w:rPr>
+          <w:rFonts w:ascii="Aptos Display" w:hAnsi="Aptos Display"/>
+          <w:color w:val="6A1B9A"/>
+        </w:rPr>
+        <w:t xml:space="preserve"> </w:t>
       </w:r>
       <w:r>
         <w:rPr>
@@ -26659,7 +26362,15 @@
           <w:shd w:val="clear" w:color="auto" w:fill="F1F5F9"/>
         </w:rPr>
         <w:br/>
-        <w:t>std::unique_ptr&lt;mfd::IExchangeChannel&gt; feedbackChannel;</w:t>
+        <w:t>std</w:t>
+      </w:r>
+      <w:r>
+        <w:rPr>
+          <w:rFonts w:ascii="Consolas" w:hAnsi="Consolas"/>
+          <w:sz w:val="17"/>
+          <w:shd w:val="clear" w:color="auto" w:fill="F1F5F9"/>
+        </w:rPr>
+        <w:t>::unique_ptr&lt;mfd::IExchangeChannel&gt; feedbackChannel;</w:t>
       </w:r>
       <w:r>
         <w:rPr>
@@ -26744,14 +26455,21 @@
         <w:pStyle w:val="Titre2"/>
         <w:spacing w:before="460" w:after="220"/>
       </w:pPr>
-      <w:bookmarkStart w:id="64" w:name="_Toc230763569"/>
+      <w:bookmarkStart w:id="64" w:name="_Toc230796718"/>
       <w:r>
         <w:rPr>
           <w:rFonts w:ascii="Aptos Display" w:hAnsi="Aptos Display"/>
           <w:color w:val="6A1B9A"/>
         </w:rPr>
         <w:lastRenderedPageBreak/>
-        <w:t xml:space="preserve">▪ </w:t>
+        <w:t>▪</w:t>
+      </w:r>
+      <w:r>
+        <w:rPr>
+          <w:rFonts w:ascii="Aptos Display" w:hAnsi="Aptos Display"/>
+          <w:color w:val="6A1B9A"/>
+        </w:rPr>
+        <w:t xml:space="preserve"> </w:t>
       </w:r>
       <w:r>
         <w:rPr>
@@ -26946,13 +26664,20 @@
         <w:pStyle w:val="Titre2"/>
         <w:spacing w:before="460" w:after="220"/>
       </w:pPr>
-      <w:bookmarkStart w:id="65" w:name="_Toc230763570"/>
+      <w:bookmarkStart w:id="65" w:name="_Toc230796719"/>
       <w:r>
         <w:rPr>
           <w:rFonts w:ascii="Aptos Display" w:hAnsi="Aptos Display"/>
           <w:color w:val="6A1B9A"/>
         </w:rPr>
-        <w:t xml:space="preserve">▪ </w:t>
+        <w:t>▪</w:t>
+      </w:r>
+      <w:r>
+        <w:rPr>
+          <w:rFonts w:ascii="Aptos Display" w:hAnsi="Aptos Display"/>
+          <w:color w:val="6A1B9A"/>
+        </w:rPr>
+        <w:t xml:space="preserve"> </w:t>
       </w:r>
       <w:r>
         <w:rPr>
@@ -27149,7 +26874,15 @@
                 <w:color w:val="EF6C00"/>
                 <w:sz w:val="15"/>
               </w:rPr>
-              <w:t>⚠ WARNING</w:t>
+              <w:t>⚠</w:t>
+            </w:r>
+            <w:r>
+              <w:rPr>
+                <w:b/>
+                <w:color w:val="EF6C00"/>
+                <w:sz w:val="15"/>
+              </w:rPr>
+              <w:t xml:space="preserve"> WARNING</w:t>
             </w:r>
           </w:p>
         </w:tc>
@@ -27195,14 +26928,21 @@
         <w:pStyle w:val="Titre2"/>
         <w:spacing w:before="460" w:after="220"/>
       </w:pPr>
-      <w:bookmarkStart w:id="66" w:name="_Toc230763571"/>
+      <w:bookmarkStart w:id="66" w:name="_Toc230796720"/>
       <w:r>
         <w:rPr>
           <w:rFonts w:ascii="Aptos Display" w:hAnsi="Aptos Display"/>
           <w:color w:val="6A1B9A"/>
         </w:rPr>
         <w:lastRenderedPageBreak/>
-        <w:t xml:space="preserve">▪ </w:t>
+        <w:t>▪</w:t>
+      </w:r>
+      <w:r>
+        <w:rPr>
+          <w:rFonts w:ascii="Aptos Display" w:hAnsi="Aptos Display"/>
+          <w:color w:val="6A1B9A"/>
+        </w:rPr>
+        <w:t xml:space="preserve"> </w:t>
       </w:r>
       <w:r>
         <w:rPr>
@@ -27227,7 +26967,7 @@
           <w:noProof/>
         </w:rPr>
         <w:drawing>
-          <wp:inline distT="0" distB="0" distL="0" distR="0" wp14:anchorId="726490F2" wp14:editId="1719788C">
+          <wp:inline distT="0" distB="0" distL="0" distR="0" wp14:anchorId="6C2E3A23" wp14:editId="447934E5">
             <wp:extent cx="5486400" cy="4277857"/>
             <wp:effectExtent l="0" t="0" r="0" b="0"/>
             <wp:docPr id="16" name="Picture 16"/>
@@ -27508,7 +27248,15 @@
           <w:shd w:val="clear" w:color="auto" w:fill="F1F5F9"/>
         </w:rPr>
         <w:br/>
-        <w:t xml:space="preserve">    PopulateRadar(ui.Cockpit(), sample.radarTracks);                // t = 1.8 ms</w:t>
+        <w:t xml:space="preserve">    Popu</w:t>
+      </w:r>
+      <w:r>
+        <w:rPr>
+          <w:rFonts w:ascii="Consolas" w:hAnsi="Consolas"/>
+          <w:sz w:val="17"/>
+          <w:shd w:val="clear" w:color="auto" w:fill="F1F5F9"/>
+        </w:rPr>
+        <w:t>lateRadar(ui.Cockpit(), sample.radarTracks);                // t = 1.8 ms</w:t>
       </w:r>
       <w:r>
         <w:rPr>
@@ -27621,7 +27369,15 @@
           <w:shd w:val="clear" w:color="auto" w:fill="F1F5F9"/>
         </w:rPr>
         <w:br/>
-        <w:t xml:space="preserve">    if (const auto now = clock::now(); now &lt; nextTick)</w:t>
+        <w:t xml:space="preserve">    if (const auto now = clock::now(); now &lt; nextTi</w:t>
+      </w:r>
+      <w:r>
+        <w:rPr>
+          <w:rFonts w:ascii="Consolas" w:hAnsi="Consolas"/>
+          <w:sz w:val="17"/>
+          <w:shd w:val="clear" w:color="auto" w:fill="F1F5F9"/>
+        </w:rPr>
+        <w:t>ck)</w:t>
       </w:r>
       <w:r>
         <w:rPr>
@@ -27740,7 +27496,15 @@
                 <w:color w:val="EF6C00"/>
                 <w:sz w:val="15"/>
               </w:rPr>
-              <w:t>⚠ WARNING</w:t>
+              <w:t>⚠</w:t>
+            </w:r>
+            <w:r>
+              <w:rPr>
+                <w:b/>
+                <w:color w:val="EF6C00"/>
+                <w:sz w:val="15"/>
+              </w:rPr>
+              <w:t xml:space="preserve"> WARNING</w:t>
             </w:r>
           </w:p>
         </w:tc>
@@ -27816,13 +27580,20 @@
         <w:pStyle w:val="Titre2"/>
         <w:spacing w:before="460" w:after="220"/>
       </w:pPr>
-      <w:bookmarkStart w:id="67" w:name="_Toc230763572"/>
+      <w:bookmarkStart w:id="67" w:name="_Toc230796721"/>
       <w:r>
         <w:rPr>
           <w:rFonts w:ascii="Aptos Display" w:hAnsi="Aptos Display"/>
           <w:color w:val="6A1B9A"/>
         </w:rPr>
-        <w:t xml:space="preserve">▪ </w:t>
+        <w:t>▪</w:t>
+      </w:r>
+      <w:r>
+        <w:rPr>
+          <w:rFonts w:ascii="Aptos Display" w:hAnsi="Aptos Display"/>
+          <w:color w:val="6A1B9A"/>
+        </w:rPr>
+        <w:t xml:space="preserve"> </w:t>
       </w:r>
       <w:r>
         <w:rPr>
@@ -27957,13 +27728,20 @@
         <w:pStyle w:val="Titre2"/>
         <w:spacing w:before="460" w:after="220"/>
       </w:pPr>
-      <w:bookmarkStart w:id="68" w:name="_Toc230763573"/>
+      <w:bookmarkStart w:id="68" w:name="_Toc230796722"/>
       <w:r>
         <w:rPr>
           <w:rFonts w:ascii="Aptos Display" w:hAnsi="Aptos Display"/>
           <w:color w:val="6A1B9A"/>
         </w:rPr>
-        <w:t xml:space="preserve">▪ </w:t>
+        <w:t>▪</w:t>
+      </w:r>
+      <w:r>
+        <w:rPr>
+          <w:rFonts w:ascii="Aptos Display" w:hAnsi="Aptos Display"/>
+          <w:color w:val="6A1B9A"/>
+        </w:rPr>
+        <w:t xml:space="preserve"> </w:t>
       </w:r>
       <w:r>
         <w:rPr>
@@ -28124,13 +27902,20 @@
         <w:pStyle w:val="Titre2"/>
         <w:spacing w:before="460" w:after="220"/>
       </w:pPr>
-      <w:bookmarkStart w:id="69" w:name="_Toc230763574"/>
+      <w:bookmarkStart w:id="69" w:name="_Toc230796723"/>
       <w:r>
         <w:rPr>
           <w:rFonts w:ascii="Aptos Display" w:hAnsi="Aptos Display"/>
           <w:color w:val="6A1B9A"/>
         </w:rPr>
-        <w:t xml:space="preserve">▪ </w:t>
+        <w:t>▪</w:t>
+      </w:r>
+      <w:r>
+        <w:rPr>
+          <w:rFonts w:ascii="Aptos Display" w:hAnsi="Aptos Display"/>
+          <w:color w:val="6A1B9A"/>
+        </w:rPr>
+        <w:t xml:space="preserve"> </w:t>
       </w:r>
       <w:r>
         <w:rPr>
@@ -28398,7 +28183,15 @@
                 <w:color w:val="EF6C00"/>
                 <w:sz w:val="15"/>
               </w:rPr>
-              <w:t>⚠ WARNING</w:t>
+              <w:t>⚠</w:t>
+            </w:r>
+            <w:r>
+              <w:rPr>
+                <w:b/>
+                <w:color w:val="EF6C00"/>
+                <w:sz w:val="15"/>
+              </w:rPr>
+              <w:t xml:space="preserve"> WARNING</w:t>
             </w:r>
           </w:p>
         </w:tc>
@@ -28444,7 +28237,7 @@
         <w:pStyle w:val="Titre3"/>
         <w:spacing w:before="60" w:after="80"/>
       </w:pPr>
-      <w:bookmarkStart w:id="70" w:name="_Toc230763575"/>
+      <w:bookmarkStart w:id="70" w:name="_Toc230796724"/>
       <w:r>
         <w:rPr>
           <w:rFonts w:ascii="Aptos" w:hAnsi="Aptos"/>
@@ -28952,13 +28745,20 @@
         <w:pStyle w:val="Titre2"/>
         <w:spacing w:before="460" w:after="220"/>
       </w:pPr>
-      <w:bookmarkStart w:id="71" w:name="_Toc230763576"/>
+      <w:bookmarkStart w:id="71" w:name="_Toc230796725"/>
       <w:r>
         <w:rPr>
           <w:rFonts w:ascii="Aptos Display" w:hAnsi="Aptos Display"/>
           <w:color w:val="6A1B9A"/>
         </w:rPr>
-        <w:t xml:space="preserve">▪ </w:t>
+        <w:t>▪</w:t>
+      </w:r>
+      <w:r>
+        <w:rPr>
+          <w:rFonts w:ascii="Aptos Display" w:hAnsi="Aptos Display"/>
+          <w:color w:val="6A1B9A"/>
+        </w:rPr>
+        <w:t xml:space="preserve"> </w:t>
       </w:r>
       <w:r>
         <w:rPr>
@@ -29185,7 +28985,7 @@
         <w:pStyle w:val="Titre3"/>
         <w:spacing w:before="60" w:after="80"/>
       </w:pPr>
-      <w:bookmarkStart w:id="72" w:name="_Toc230763577"/>
+      <w:bookmarkStart w:id="72" w:name="_Toc230796726"/>
       <w:r>
         <w:rPr>
           <w:rFonts w:ascii="Aptos" w:hAnsi="Aptos"/>
@@ -29550,7 +29350,7 @@
                 <w:b/>
                 <w:sz w:val="19"/>
               </w:rPr>
-              <w:t>SetFillColor(ColorRgba)</w:t>
+              <w:t>SetThickness(float)</w:t>
             </w:r>
           </w:p>
         </w:tc>
@@ -29575,7 +29375,7 @@
               <w:rPr>
                 <w:sz w:val="19"/>
               </w:rPr>
-              <w:t>fill color</w:t>
+              <w:t>line thickness</w:t>
             </w:r>
           </w:p>
         </w:tc>
@@ -29604,7 +29404,7 @@
                 <w:sz w:val="19"/>
               </w:rPr>
               <w:lastRenderedPageBreak/>
-              <w:t>SetFilled(bool)</w:t>
+              <w:t>SetLineStyle(LineStyle)</w:t>
             </w:r>
           </w:p>
         </w:tc>
@@ -29629,7 +29429,153 @@
               <w:rPr>
                 <w:sz w:val="19"/>
               </w:rPr>
-              <w:t>fill toggle</w:t>
+              <w:t>line style override</w:t>
+            </w:r>
+          </w:p>
+        </w:tc>
+      </w:tr>
+    </w:tbl>
+    <w:p>
+      <w:pPr>
+        <w:pStyle w:val="Titre3"/>
+        <w:spacing w:before="60" w:after="80"/>
+      </w:pPr>
+      <w:bookmarkStart w:id="73" w:name="_Toc230796727"/>
+      <w:r>
+        <w:rPr>
+          <w:rFonts w:ascii="Aptos" w:hAnsi="Aptos"/>
+          <w:color w:val="424242"/>
+          <w:sz w:val="18"/>
+        </w:rPr>
+        <w:t>Fill-capable primitive surface</w:t>
+      </w:r>
+      <w:bookmarkEnd w:id="73"/>
+    </w:p>
+    <w:p>
+      <w:pPr>
+        <w:rPr>
+          <w:rFonts w:hint="eastAsia"/>
+        </w:rPr>
+      </w:pPr>
+      <w:r>
+        <w:t>Only fill-capable generated handles additionally expose:</w:t>
+      </w:r>
+    </w:p>
+    <w:tbl>
+      <w:tblPr>
+        <w:tblStyle w:val="Grilledutableau"/>
+        <w:tblW w:w="0" w:type="auto"/>
+        <w:tblLook w:val="04A0" w:firstRow="1" w:lastRow="0" w:firstColumn="1" w:lastColumn="0" w:noHBand="0" w:noVBand="1"/>
+      </w:tblPr>
+      <w:tblGrid>
+        <w:gridCol w:w="4479"/>
+        <w:gridCol w:w="4479"/>
+      </w:tblGrid>
+      <w:tr>
+        <w:tc>
+          <w:tcPr>
+            <w:tcW w:w="4479" w:type="dxa"/>
+            <w:shd w:val="clear" w:color="auto" w:fill="1565C0"/>
+            <w:tcMar>
+              <w:top w:w="80" w:type="dxa"/>
+              <w:left w:w="120" w:type="dxa"/>
+              <w:bottom w:w="80" w:type="dxa"/>
+              <w:right w:w="120" w:type="dxa"/>
+            </w:tcMar>
+          </w:tcPr>
+          <w:p>
+            <w:pPr>
+              <w:rPr>
+                <w:rFonts w:hint="eastAsia"/>
+              </w:rPr>
+            </w:pPr>
+            <w:r>
+              <w:rPr>
+                <w:b/>
+                <w:color w:val="FFFFFF"/>
+                <w:sz w:val="17"/>
+              </w:rPr>
+              <w:t>Method</w:t>
+            </w:r>
+          </w:p>
+        </w:tc>
+        <w:tc>
+          <w:tcPr>
+            <w:tcW w:w="4479" w:type="dxa"/>
+            <w:shd w:val="clear" w:color="auto" w:fill="1E88E5"/>
+            <w:tcMar>
+              <w:top w:w="80" w:type="dxa"/>
+              <w:left w:w="120" w:type="dxa"/>
+              <w:bottom w:w="80" w:type="dxa"/>
+              <w:right w:w="120" w:type="dxa"/>
+            </w:tcMar>
+          </w:tcPr>
+          <w:p>
+            <w:pPr>
+              <w:rPr>
+                <w:rFonts w:hint="eastAsia"/>
+              </w:rPr>
+            </w:pPr>
+            <w:r>
+              <w:rPr>
+                <w:b/>
+                <w:color w:val="FFFFFF"/>
+                <w:sz w:val="17"/>
+              </w:rPr>
+              <w:t>Use</w:t>
+            </w:r>
+          </w:p>
+        </w:tc>
+      </w:tr>
+      <w:tr>
+        <w:tc>
+          <w:tcPr>
+            <w:tcW w:w="4479" w:type="dxa"/>
+            <w:shd w:val="clear" w:color="auto" w:fill="FFFFFF"/>
+            <w:tcMar>
+              <w:top w:w="80" w:type="dxa"/>
+              <w:left w:w="120" w:type="dxa"/>
+              <w:bottom w:w="80" w:type="dxa"/>
+              <w:right w:w="120" w:type="dxa"/>
+            </w:tcMar>
+          </w:tcPr>
+          <w:p>
+            <w:pPr>
+              <w:rPr>
+                <w:rFonts w:hint="eastAsia"/>
+              </w:rPr>
+            </w:pPr>
+            <w:r>
+              <w:rPr>
+                <w:b/>
+                <w:sz w:val="19"/>
+              </w:rPr>
+              <w:t>SetFillColor(ColorRgba)</w:t>
+            </w:r>
+          </w:p>
+        </w:tc>
+        <w:tc>
+          <w:tcPr>
+            <w:tcW w:w="4479" w:type="dxa"/>
+            <w:shd w:val="clear" w:color="auto" w:fill="FFFFFF"/>
+            <w:tcMar>
+              <w:top w:w="80" w:type="dxa"/>
+              <w:left w:w="120" w:type="dxa"/>
+              <w:bottom w:w="80" w:type="dxa"/>
+              <w:right w:w="120" w:type="dxa"/>
+            </w:tcMar>
+          </w:tcPr>
+          <w:p>
+            <w:pPr>
+              <w:rPr>
+                <w:rFonts w:hint="eastAsia"/>
+              </w:rPr>
+            </w:pPr>
+            <w:r>
+              <w:rPr>
+                <w:sz w:val="19"/>
+              </w:rPr>
+              <w:t>fill color</w:t>
             </w:r>
           </w:p>
         </w:tc>
@@ -29657,7 +29603,7 @@
                 <w:b/>
                 <w:sz w:val="19"/>
               </w:rPr>
-              <w:t>SetThickness(float)</w:t>
+              <w:t>SetFilled(bool)</w:t>
             </w:r>
           </w:p>
         </w:tc>
@@ -29682,60 +29628,7 @@
               <w:rPr>
                 <w:sz w:val="19"/>
               </w:rPr>
-              <w:t>line thickness</w:t>
-            </w:r>
-          </w:p>
-        </w:tc>
-      </w:tr>
-      <w:tr>
-        <w:tc>
-          <w:tcPr>
-            <w:tcW w:w="4479" w:type="dxa"/>
-            <w:shd w:val="clear" w:color="auto" w:fill="FFFFFF"/>
-            <w:tcMar>
-              <w:top w:w="80" w:type="dxa"/>
-              <w:left w:w="120" w:type="dxa"/>
-              <w:bottom w:w="80" w:type="dxa"/>
-              <w:right w:w="120" w:type="dxa"/>
-            </w:tcMar>
-          </w:tcPr>
-          <w:p>
-            <w:pPr>
-              <w:rPr>
-                <w:rFonts w:hint="eastAsia"/>
-              </w:rPr>
-            </w:pPr>
-            <w:r>
-              <w:rPr>
-                <w:b/>
-                <w:sz w:val="19"/>
-              </w:rPr>
-              <w:t>SetLineStyle(LineStyle)</w:t>
-            </w:r>
-          </w:p>
-        </w:tc>
-        <w:tc>
-          <w:tcPr>
-            <w:tcW w:w="4479" w:type="dxa"/>
-            <w:shd w:val="clear" w:color="auto" w:fill="FFFFFF"/>
-            <w:tcMar>
-              <w:top w:w="80" w:type="dxa"/>
-              <w:left w:w="120" w:type="dxa"/>
-              <w:bottom w:w="80" w:type="dxa"/>
-              <w:right w:w="120" w:type="dxa"/>
-            </w:tcMar>
-          </w:tcPr>
-          <w:p>
-            <w:pPr>
-              <w:rPr>
-                <w:rFonts w:hint="eastAsia"/>
-              </w:rPr>
-            </w:pPr>
-            <w:r>
-              <w:rPr>
-                <w:sz w:val="19"/>
-              </w:rPr>
-              <w:t>line style override</w:t>
+              <w:t>fill toggle</w:t>
             </w:r>
           </w:p>
         </w:tc>
@@ -29743,10 +29636,200 @@
     </w:tbl>
     <w:p>
       <w:pPr>
+        <w:rPr>
+          <w:rFonts w:hint="eastAsia"/>
+        </w:rPr>
+      </w:pPr>
+      <w:r>
+        <w:t xml:space="preserve">These mutators exist on </w:t>
+      </w:r>
+      <w:r>
+        <w:rPr>
+          <w:rFonts w:ascii="Consolas" w:hAnsi="Consolas"/>
+          <w:color w:val="374151"/>
+          <w:sz w:val="17"/>
+          <w:shd w:val="clear" w:color="auto" w:fill="F5F5F5"/>
+        </w:rPr>
+        <w:t>CircleHandle</w:t>
+      </w:r>
+      <w:r>
+        <w:t xml:space="preserve">, </w:t>
+      </w:r>
+      <w:r>
+        <w:rPr>
+          <w:rFonts w:ascii="Consolas" w:hAnsi="Consolas"/>
+          <w:color w:val="374151"/>
+          <w:sz w:val="17"/>
+          <w:shd w:val="clear" w:color="auto" w:fill="F5F5F5"/>
+        </w:rPr>
+        <w:t>RingHandle</w:t>
+      </w:r>
+      <w:r>
+        <w:t xml:space="preserve">, </w:t>
+      </w:r>
+      <w:r>
+        <w:rPr>
+          <w:rFonts w:ascii="Consolas" w:hAnsi="Consolas"/>
+          <w:color w:val="374151"/>
+          <w:sz w:val="17"/>
+          <w:shd w:val="clear" w:color="auto" w:fill="F5F5F5"/>
+        </w:rPr>
+        <w:t>RectangleHandle</w:t>
+      </w:r>
+      <w:r>
+        <w:t xml:space="preserve">, </w:t>
+      </w:r>
+      <w:r>
+        <w:rPr>
+          <w:rFonts w:ascii="Consolas" w:hAnsi="Consolas"/>
+          <w:color w:val="374151"/>
+          <w:sz w:val="17"/>
+          <w:shd w:val="clear" w:color="auto" w:fill="F5F5F5"/>
+        </w:rPr>
+        <w:t>EllipseHandle</w:t>
+      </w:r>
+      <w:r>
+        <w:t xml:space="preserve">, </w:t>
+      </w:r>
+      <w:r>
+        <w:rPr>
+          <w:rFonts w:ascii="Consolas" w:hAnsi="Consolas"/>
+          <w:color w:val="374151"/>
+          <w:sz w:val="17"/>
+          <w:shd w:val="clear" w:color="auto" w:fill="F5F5F5"/>
+        </w:rPr>
+        <w:t>SquareHandle</w:t>
+      </w:r>
+      <w:r>
+        <w:t xml:space="preserve">, </w:t>
+      </w:r>
+      <w:r>
+        <w:rPr>
+          <w:rFonts w:ascii="Consolas" w:hAnsi="Consolas"/>
+          <w:color w:val="374151"/>
+          <w:sz w:val="17"/>
+          <w:shd w:val="clear" w:color="auto" w:fill="F5F5F5"/>
+        </w:rPr>
+        <w:t>DiamondHandle</w:t>
+      </w:r>
+      <w:r>
+        <w:t xml:space="preserve">, </w:t>
+      </w:r>
+      <w:r>
+        <w:rPr>
+          <w:rFonts w:ascii="Consolas" w:hAnsi="Consolas"/>
+          <w:color w:val="374151"/>
+          <w:sz w:val="17"/>
+          <w:shd w:val="clear" w:color="auto" w:fill="F5F5F5"/>
+        </w:rPr>
+        <w:t>TriangleHandle</w:t>
+      </w:r>
+      <w:r>
+        <w:t xml:space="preserve">, </w:t>
+      </w:r>
+      <w:r>
+        <w:rPr>
+          <w:rFonts w:ascii="Consolas" w:hAnsi="Consolas"/>
+          <w:color w:val="374151"/>
+          <w:sz w:val="17"/>
+          <w:shd w:val="clear" w:color="auto" w:fill="F5F5F5"/>
+        </w:rPr>
+        <w:t>PolylineHandle</w:t>
+      </w:r>
+      <w:r>
+        <w:t xml:space="preserve">, and </w:t>
+      </w:r>
+      <w:r>
+        <w:rPr>
+          <w:rFonts w:ascii="Consolas" w:hAnsi="Consolas"/>
+          <w:color w:val="374151"/>
+          <w:sz w:val="17"/>
+          <w:shd w:val="clear" w:color="auto" w:fill="F5F5F5"/>
+        </w:rPr>
+        <w:t>ArcHandle</w:t>
+      </w:r>
+      <w:r>
+        <w:t xml:space="preserve">. They do not exist on </w:t>
+      </w:r>
+      <w:r>
+        <w:rPr>
+          <w:rFonts w:ascii="Consolas" w:hAnsi="Consolas"/>
+          <w:color w:val="374151"/>
+          <w:sz w:val="17"/>
+          <w:shd w:val="clear" w:color="auto" w:fill="F5F5F5"/>
+        </w:rPr>
+        <w:t>TextHandle</w:t>
+      </w:r>
+      <w:r>
+        <w:t xml:space="preserve">, </w:t>
+      </w:r>
+      <w:r>
+        <w:rPr>
+          <w:rFonts w:ascii="Consolas" w:hAnsi="Consolas"/>
+          <w:color w:val="374151"/>
+          <w:sz w:val="17"/>
+          <w:shd w:val="clear" w:color="auto" w:fill="F5F5F5"/>
+        </w:rPr>
+        <w:t>TimeHandle</w:t>
+      </w:r>
+      <w:r>
+        <w:t xml:space="preserve">, </w:t>
+      </w:r>
+      <w:r>
+        <w:rPr>
+          <w:rFonts w:ascii="Consolas" w:hAnsi="Consolas"/>
+          <w:color w:val="374151"/>
+          <w:sz w:val="17"/>
+          <w:shd w:val="clear" w:color="auto" w:fill="F5F5F5"/>
+        </w:rPr>
+        <w:t>LineHandle</w:t>
+      </w:r>
+      <w:r>
+        <w:t xml:space="preserve">, </w:t>
+      </w:r>
+      <w:r>
+        <w:rPr>
+          <w:rFonts w:ascii="Consolas" w:hAnsi="Consolas"/>
+          <w:color w:val="374151"/>
+          <w:sz w:val="17"/>
+          <w:shd w:val="clear" w:color="auto" w:fill="F5F5F5"/>
+        </w:rPr>
+        <w:t>BezierHandle</w:t>
+      </w:r>
+      <w:r>
+        <w:t xml:space="preserve">, or </w:t>
+      </w:r>
+      <w:r>
+        <w:rPr>
+          <w:rFonts w:ascii="Consolas" w:hAnsi="Consolas"/>
+          <w:color w:val="374151"/>
+          <w:sz w:val="17"/>
+          <w:shd w:val="clear" w:color="auto" w:fill="F5F5F5"/>
+        </w:rPr>
+        <w:t>ImageHandle</w:t>
+      </w:r>
+      <w:r>
+        <w:t xml:space="preserve">. For polylines, fill is meaningful only when </w:t>
+      </w:r>
+      <w:r>
+        <w:rPr>
+          <w:rFonts w:ascii="Consolas" w:hAnsi="Consolas"/>
+          <w:color w:val="374151"/>
+          <w:sz w:val="17"/>
+          <w:shd w:val="clear" w:color="auto" w:fill="F5F5F5"/>
+        </w:rPr>
+        <w:t>SetClosed(true)</w:t>
+      </w:r>
+      <w:r>
+        <w:t xml:space="preserve"> is also active.</w:t>
+      </w:r>
+    </w:p>
+    <w:p>
+      <w:pPr>
         <w:pStyle w:val="Titre3"/>
         <w:spacing w:before="60" w:after="80"/>
       </w:pPr>
-      <w:bookmarkStart w:id="73" w:name="_Toc230763578"/>
+      <w:bookmarkStart w:id="74" w:name="_Toc230796728"/>
       <w:r>
         <w:rPr>
           <w:rFonts w:ascii="Aptos" w:hAnsi="Aptos"/>
@@ -29755,7 +29838,7 @@
         </w:rPr>
         <w:t>Specialized surfaces</w:t>
       </w:r>
-      <w:bookmarkEnd w:id="73"/>
+      <w:bookmarkEnd w:id="74"/>
     </w:p>
     <w:tbl>
       <w:tblPr>
@@ -30600,7 +30683,16 @@
                 <w:color w:val="EF6C00"/>
                 <w:sz w:val="15"/>
               </w:rPr>
-              <w:t>⚠ WARNING</w:t>
+              <w:lastRenderedPageBreak/>
+              <w:t>⚠</w:t>
+            </w:r>
+            <w:r>
+              <w:rPr>
+                <w:b/>
+                <w:color w:val="EF6C00"/>
+                <w:sz w:val="15"/>
+              </w:rPr>
+              <w:t xml:space="preserve"> WARNING</w:t>
             </w:r>
           </w:p>
         </w:tc>
@@ -30646,13 +30738,20 @@
         <w:pStyle w:val="Titre2"/>
         <w:spacing w:before="460" w:after="220"/>
       </w:pPr>
-      <w:bookmarkStart w:id="74" w:name="_Toc230763579"/>
+      <w:bookmarkStart w:id="75" w:name="_Toc230796729"/>
       <w:r>
         <w:rPr>
           <w:rFonts w:ascii="Aptos Display" w:hAnsi="Aptos Display"/>
           <w:color w:val="6A1B9A"/>
         </w:rPr>
-        <w:t xml:space="preserve">▪ </w:t>
+        <w:t>▪</w:t>
+      </w:r>
+      <w:r>
+        <w:rPr>
+          <w:rFonts w:ascii="Aptos Display" w:hAnsi="Aptos Display"/>
+          <w:color w:val="6A1B9A"/>
+        </w:rPr>
+        <w:t xml:space="preserve"> </w:t>
       </w:r>
       <w:r>
         <w:rPr>
@@ -30661,7 +30760,7 @@
         </w:rPr>
         <w:t>6.10 Dynamic reticles for radar tracks, threats, and steering cues</w:t>
       </w:r>
-      <w:bookmarkEnd w:id="74"/>
+      <w:bookmarkEnd w:id="75"/>
     </w:p>
     <w:p>
       <w:pPr>
@@ -30704,7 +30803,6 @@
           <w:sz w:val="17"/>
           <w:shd w:val="clear" w:color="auto" w:fill="F1F5F9"/>
         </w:rPr>
-        <w:lastRenderedPageBreak/>
         <w:t>// Scenario: publish two live radar contacts and one threat cue on the cockpit page.</w:t>
       </w:r>
       <w:r>
@@ -30856,7 +30954,15 @@
           <w:shd w:val="clear" w:color="auto" w:fill="F1F5F9"/>
         </w:rPr>
         <w:br/>
-        <w:t>threat.Blink = cockpit.threat;</w:t>
+        <w:t>threa</w:t>
+      </w:r>
+      <w:r>
+        <w:rPr>
+          <w:rFonts w:ascii="Consolas" w:hAnsi="Consolas"/>
+          <w:sz w:val="17"/>
+          <w:shd w:val="clear" w:color="auto" w:fill="F1F5F9"/>
+        </w:rPr>
+        <w:t>t.Blink = cockpit.threat;</w:t>
       </w:r>
       <w:r>
         <w:rPr>
@@ -31027,7 +31133,15 @@
                 <w:color w:val="EF6C00"/>
                 <w:sz w:val="15"/>
               </w:rPr>
-              <w:t>⚠ WARNING</w:t>
+              <w:t>⚠</w:t>
+            </w:r>
+            <w:r>
+              <w:rPr>
+                <w:b/>
+                <w:color w:val="EF6C00"/>
+                <w:sz w:val="15"/>
+              </w:rPr>
+              <w:t xml:space="preserve"> WARNING</w:t>
             </w:r>
           </w:p>
         </w:tc>
@@ -31103,13 +31217,20 @@
         <w:pStyle w:val="Titre2"/>
         <w:spacing w:before="460" w:after="220"/>
       </w:pPr>
-      <w:bookmarkStart w:id="75" w:name="_Toc230763580"/>
+      <w:bookmarkStart w:id="76" w:name="_Toc230796730"/>
       <w:r>
         <w:rPr>
           <w:rFonts w:ascii="Aptos Display" w:hAnsi="Aptos Display"/>
           <w:color w:val="6A1B9A"/>
         </w:rPr>
-        <w:t xml:space="preserve">▪ </w:t>
+        <w:t>▪</w:t>
+      </w:r>
+      <w:r>
+        <w:rPr>
+          <w:rFonts w:ascii="Aptos Display" w:hAnsi="Aptos Display"/>
+          <w:color w:val="6A1B9A"/>
+        </w:rPr>
+        <w:t xml:space="preserve"> </w:t>
       </w:r>
       <w:r>
         <w:rPr>
@@ -31118,7 +31239,7 @@
         </w:rPr>
         <w:t>6.11 Build one coherent batch per frame</w:t>
       </w:r>
-      <w:bookmarkEnd w:id="75"/>
+      <w:bookmarkEnd w:id="76"/>
     </w:p>
     <w:p>
       <w:pPr>
@@ -31144,6 +31265,7 @@
           <w:sz w:val="17"/>
           <w:shd w:val="clear" w:color="auto" w:fill="F5F5F5"/>
         </w:rPr>
+        <w:lastRenderedPageBreak/>
         <w:t>BuildBatch()</w:t>
       </w:r>
       <w:r>
@@ -31308,7 +31430,6 @@
         </w:rPr>
       </w:pPr>
       <w:r>
-        <w:lastRenderedPageBreak/>
         <w:t xml:space="preserve">Use </w:t>
       </w:r>
       <w:r>
@@ -31353,13 +31474,20 @@
         <w:pStyle w:val="Titre2"/>
         <w:spacing w:before="460" w:after="220"/>
       </w:pPr>
-      <w:bookmarkStart w:id="76" w:name="_Toc230763581"/>
+      <w:bookmarkStart w:id="77" w:name="_Toc230796731"/>
       <w:r>
         <w:rPr>
           <w:rFonts w:ascii="Aptos Display" w:hAnsi="Aptos Display"/>
           <w:color w:val="6A1B9A"/>
         </w:rPr>
-        <w:t xml:space="preserve">▪ </w:t>
+        <w:t>▪</w:t>
+      </w:r>
+      <w:r>
+        <w:rPr>
+          <w:rFonts w:ascii="Aptos Display" w:hAnsi="Aptos Display"/>
+          <w:color w:val="6A1B9A"/>
+        </w:rPr>
+        <w:t xml:space="preserve"> </w:t>
       </w:r>
       <w:r>
         <w:rPr>
@@ -31368,7 +31496,7 @@
         </w:rPr>
         <w:t>6.12 When to prefer LatestBatchPublisher</w:t>
       </w:r>
-      <w:bookmarkEnd w:id="76"/>
+      <w:bookmarkEnd w:id="77"/>
     </w:p>
     <w:p>
       <w:pPr>
@@ -31772,7 +31900,16 @@
                 <w:color w:val="EF6C00"/>
                 <w:sz w:val="15"/>
               </w:rPr>
-              <w:t>⚠ WARNING</w:t>
+              <w:lastRenderedPageBreak/>
+              <w:t>⚠</w:t>
+            </w:r>
+            <w:r>
+              <w:rPr>
+                <w:b/>
+                <w:color w:val="EF6C00"/>
+                <w:sz w:val="15"/>
+              </w:rPr>
+              <w:t xml:space="preserve"> WARNING</w:t>
             </w:r>
           </w:p>
         </w:tc>
@@ -31848,14 +31985,20 @@
         <w:pStyle w:val="Titre2"/>
         <w:spacing w:before="460" w:after="220"/>
       </w:pPr>
-      <w:bookmarkStart w:id="77" w:name="_Toc230763582"/>
+      <w:bookmarkStart w:id="78" w:name="_Toc230796732"/>
       <w:r>
         <w:rPr>
           <w:rFonts w:ascii="Aptos Display" w:hAnsi="Aptos Display"/>
           <w:color w:val="6A1B9A"/>
         </w:rPr>
-        <w:lastRenderedPageBreak/>
-        <w:t xml:space="preserve">▪ </w:t>
+        <w:t>▪</w:t>
+      </w:r>
+      <w:r>
+        <w:rPr>
+          <w:rFonts w:ascii="Aptos Display" w:hAnsi="Aptos Display"/>
+          <w:color w:val="6A1B9A"/>
+        </w:rPr>
+        <w:t xml:space="preserve"> </w:t>
       </w:r>
       <w:r>
         <w:rPr>
@@ -31864,7 +32007,7 @@
         </w:rPr>
         <w:t>6.13 Feedback-driven state machine</w:t>
       </w:r>
-      <w:bookmarkEnd w:id="77"/>
+      <w:bookmarkEnd w:id="78"/>
     </w:p>
     <w:p>
       <w:pPr>
@@ -31880,7 +32023,7 @@
           <w:noProof/>
         </w:rPr>
         <w:drawing>
-          <wp:inline distT="0" distB="0" distL="0" distR="0" wp14:anchorId="4732443D" wp14:editId="6E70A688">
+          <wp:inline distT="0" distB="0" distL="0" distR="0" wp14:anchorId="78EF097C" wp14:editId="054BC127">
             <wp:extent cx="5486400" cy="3597906"/>
             <wp:effectExtent l="0" t="0" r="0" b="0"/>
             <wp:docPr id="17" name="Picture 17"/>
@@ -32181,6 +32324,14 @@
           <w:shd w:val="clear" w:color="auto" w:fill="F1F5F9"/>
         </w:rPr>
         <w:br/>
+      </w:r>
+      <w:r>
+        <w:rPr>
+          <w:rFonts w:ascii="Consolas" w:hAnsi="Consolas"/>
+          <w:sz w:val="17"/>
+          <w:shd w:val="clear" w:color="auto" w:fill="F1F5F9"/>
+        </w:rPr>
+        <w:lastRenderedPageBreak/>
         <w:t>{</w:t>
       </w:r>
       <w:r>
@@ -32268,7 +32419,6 @@
         </w:rPr>
       </w:pPr>
       <w:r>
-        <w:lastRenderedPageBreak/>
         <w:t>as the captured target on the currently active page strobe</w:t>
       </w:r>
     </w:p>
@@ -32306,7 +32456,15 @@
                 <w:color w:val="EF6C00"/>
                 <w:sz w:val="15"/>
               </w:rPr>
-              <w:t>⚠ WARNING</w:t>
+              <w:t>⚠</w:t>
+            </w:r>
+            <w:r>
+              <w:rPr>
+                <w:b/>
+                <w:color w:val="EF6C00"/>
+                <w:sz w:val="15"/>
+              </w:rPr>
+              <w:t xml:space="preserve"> WARNING</w:t>
             </w:r>
           </w:p>
         </w:tc>
@@ -32352,13 +32510,20 @@
         <w:pStyle w:val="Titre2"/>
         <w:spacing w:before="460" w:after="220"/>
       </w:pPr>
-      <w:bookmarkStart w:id="78" w:name="_Toc230763583"/>
+      <w:bookmarkStart w:id="79" w:name="_Toc230796733"/>
       <w:r>
         <w:rPr>
           <w:rFonts w:ascii="Aptos Display" w:hAnsi="Aptos Display"/>
           <w:color w:val="6A1B9A"/>
         </w:rPr>
-        <w:t xml:space="preserve">▪ </w:t>
+        <w:t>▪</w:t>
+      </w:r>
+      <w:r>
+        <w:rPr>
+          <w:rFonts w:ascii="Aptos Display" w:hAnsi="Aptos Display"/>
+          <w:color w:val="6A1B9A"/>
+        </w:rPr>
+        <w:t xml:space="preserve"> </w:t>
       </w:r>
       <w:r>
         <w:rPr>
@@ -32367,7 +32532,7 @@
         </w:rPr>
         <w:t>6.14 What feedback guarantees</w:t>
       </w:r>
-      <w:bookmarkEnd w:id="78"/>
+      <w:bookmarkEnd w:id="79"/>
     </w:p>
     <w:p>
       <w:pPr>
@@ -32508,13 +32673,20 @@
         <w:pStyle w:val="Titre2"/>
         <w:spacing w:before="460" w:after="220"/>
       </w:pPr>
-      <w:bookmarkStart w:id="79" w:name="_Toc230763584"/>
+      <w:bookmarkStart w:id="80" w:name="_Toc230796734"/>
       <w:r>
         <w:rPr>
           <w:rFonts w:ascii="Aptos Display" w:hAnsi="Aptos Display"/>
           <w:color w:val="6A1B9A"/>
         </w:rPr>
-        <w:t xml:space="preserve">▪ </w:t>
+        <w:t>▪</w:t>
+      </w:r>
+      <w:r>
+        <w:rPr>
+          <w:rFonts w:ascii="Aptos Display" w:hAnsi="Aptos Display"/>
+          <w:color w:val="6A1B9A"/>
+        </w:rPr>
+        <w:t xml:space="preserve"> </w:t>
       </w:r>
       <w:r>
         <w:rPr>
@@ -32523,7 +32695,7 @@
         </w:rPr>
         <w:t>6.15 Client sanitization and hygiene</w:t>
       </w:r>
-      <w:bookmarkEnd w:id="79"/>
+      <w:bookmarkEnd w:id="80"/>
     </w:p>
     <w:p>
       <w:pPr>
@@ -32683,13 +32855,21 @@
         <w:pStyle w:val="Titre2"/>
         <w:spacing w:before="460" w:after="220"/>
       </w:pPr>
-      <w:bookmarkStart w:id="80" w:name="_Toc230763585"/>
+      <w:bookmarkStart w:id="81" w:name="_Toc230796735"/>
       <w:r>
         <w:rPr>
           <w:rFonts w:ascii="Aptos Display" w:hAnsi="Aptos Display"/>
           <w:color w:val="6A1B9A"/>
         </w:rPr>
-        <w:t xml:space="preserve">▪ </w:t>
+        <w:lastRenderedPageBreak/>
+        <w:t>▪</w:t>
+      </w:r>
+      <w:r>
+        <w:rPr>
+          <w:rFonts w:ascii="Aptos Display" w:hAnsi="Aptos Display"/>
+          <w:color w:val="6A1B9A"/>
+        </w:rPr>
+        <w:t xml:space="preserve"> </w:t>
       </w:r>
       <w:r>
         <w:rPr>
@@ -32698,7 +32878,7 @@
         </w:rPr>
         <w:t>6.16 When the raw API is still appropriate</w:t>
       </w:r>
-      <w:bookmarkEnd w:id="80"/>
+      <w:bookmarkEnd w:id="81"/>
     </w:p>
     <w:p>
       <w:pPr>
@@ -32804,14 +32984,6 @@
           <w:shd w:val="clear" w:color="auto" w:fill="F1F5F9"/>
         </w:rPr>
         <w:br/>
-      </w:r>
-      <w:r>
-        <w:rPr>
-          <w:rFonts w:ascii="Consolas" w:hAnsi="Consolas"/>
-          <w:sz w:val="17"/>
-          <w:shd w:val="clear" w:color="auto" w:fill="F1F5F9"/>
-        </w:rPr>
-        <w:lastRenderedPageBreak/>
         <w:t>patch.visible = true;</w:t>
       </w:r>
       <w:r>
@@ -32892,13 +33064,20 @@
         <w:pStyle w:val="Titre2"/>
         <w:spacing w:before="460" w:after="220"/>
       </w:pPr>
-      <w:bookmarkStart w:id="81" w:name="_Toc230763586"/>
+      <w:bookmarkStart w:id="82" w:name="_Toc230796736"/>
       <w:r>
         <w:rPr>
           <w:rFonts w:ascii="Aptos Display" w:hAnsi="Aptos Display"/>
           <w:color w:val="6A1B9A"/>
         </w:rPr>
-        <w:t xml:space="preserve">▪ </w:t>
+        <w:t>▪</w:t>
+      </w:r>
+      <w:r>
+        <w:rPr>
+          <w:rFonts w:ascii="Aptos Display" w:hAnsi="Aptos Display"/>
+          <w:color w:val="6A1B9A"/>
+        </w:rPr>
+        <w:t xml:space="preserve"> </w:t>
       </w:r>
       <w:r>
         <w:rPr>
@@ -32907,7 +33086,7 @@
         </w:rPr>
         <w:t>6.17 When and how to use UserSpaceProjector</w:t>
       </w:r>
-      <w:bookmarkEnd w:id="81"/>
+      <w:bookmarkEnd w:id="82"/>
     </w:p>
     <w:p>
       <w:pPr>
@@ -33355,7 +33534,15 @@
                 <w:b/>
                 <w:sz w:val="19"/>
               </w:rPr>
-              <w:t>one static decoration always stays at one fixed authored position</w:t>
+              <w:t xml:space="preserve">one static decoration always </w:t>
+            </w:r>
+            <w:r>
+              <w:rPr>
+                <w:b/>
+                <w:sz w:val="19"/>
+              </w:rPr>
+              <w:lastRenderedPageBreak/>
+              <w:t>stays at one fixed authored position</w:t>
             </w:r>
           </w:p>
         </w:tc>
@@ -33380,6 +33567,7 @@
               <w:rPr>
                 <w:sz w:val="19"/>
               </w:rPr>
+              <w:lastRenderedPageBreak/>
               <w:t>no</w:t>
             </w:r>
           </w:p>
@@ -33405,7 +33593,14 @@
               <w:rPr>
                 <w:sz w:val="19"/>
               </w:rPr>
-              <w:t>author it directly in JSON and leave it static</w:t>
+              <w:t xml:space="preserve">author it directly in JSON and </w:t>
+            </w:r>
+            <w:r>
+              <w:rPr>
+                <w:sz w:val="19"/>
+              </w:rPr>
+              <w:lastRenderedPageBreak/>
+              <w:t>leave it static</w:t>
             </w:r>
           </w:p>
         </w:tc>
@@ -33445,7 +33640,16 @@
                 <w:color w:val="6A1B9A"/>
                 <w:sz w:val="15"/>
               </w:rPr>
-              <w:t>⬡ API</w:t>
+              <w:lastRenderedPageBreak/>
+              <w:t>⬡</w:t>
+            </w:r>
+            <w:r>
+              <w:rPr>
+                <w:b/>
+                <w:color w:val="6A1B9A"/>
+                <w:sz w:val="15"/>
+              </w:rPr>
+              <w:t xml:space="preserve"> API</w:t>
             </w:r>
           </w:p>
         </w:tc>
@@ -33506,17 +33710,16 @@
         <w:pStyle w:val="Titre3"/>
         <w:spacing w:before="60" w:after="80"/>
       </w:pPr>
-      <w:bookmarkStart w:id="82" w:name="_Toc230763587"/>
+      <w:bookmarkStart w:id="83" w:name="_Toc230796737"/>
       <w:r>
         <w:rPr>
           <w:rFonts w:ascii="Aptos" w:hAnsi="Aptos"/>
           <w:color w:val="424242"/>
           <w:sz w:val="18"/>
         </w:rPr>
-        <w:lastRenderedPageBreak/>
         <w:t>6.17.1 Build the projector from the page contract and the business frame</w:t>
       </w:r>
-      <w:bookmarkEnd w:id="82"/>
+      <w:bookmarkEnd w:id="83"/>
     </w:p>
     <w:p>
       <w:pPr>
@@ -33532,7 +33735,7 @@
           <w:noProof/>
         </w:rPr>
         <w:drawing>
-          <wp:inline distT="0" distB="0" distL="0" distR="0" wp14:anchorId="72B1AF75" wp14:editId="25A505AE">
+          <wp:inline distT="0" distB="0" distL="0" distR="0" wp14:anchorId="463DA63F" wp14:editId="461F97C0">
             <wp:extent cx="5486400" cy="1587795"/>
             <wp:effectExtent l="0" t="0" r="0" b="0"/>
             <wp:docPr id="18" name="Picture 18"/>
@@ -34252,6 +34455,7 @@
                 <w:b/>
                 <w:sz w:val="19"/>
               </w:rPr>
+              <w:lastRenderedPageBreak/>
               <w:t>userXAxisInPage</w:t>
             </w:r>
           </w:p>
@@ -34391,17 +34595,16 @@
         <w:pStyle w:val="Titre3"/>
         <w:spacing w:before="60" w:after="80"/>
       </w:pPr>
-      <w:bookmarkStart w:id="83" w:name="_Toc230763588"/>
+      <w:bookmarkStart w:id="84" w:name="_Toc230796738"/>
       <w:r>
         <w:rPr>
           <w:rFonts w:ascii="Aptos" w:hAnsi="Aptos"/>
           <w:color w:val="424242"/>
           <w:sz w:val="18"/>
         </w:rPr>
-        <w:lastRenderedPageBreak/>
         <w:t>6.17.2 The exact Page1 frame used by client_tutorial</w:t>
       </w:r>
-      <w:bookmarkEnd w:id="83"/>
+      <w:bookmarkEnd w:id="84"/>
     </w:p>
     <w:p>
       <w:pPr>
@@ -34417,7 +34620,7 @@
           <w:noProof/>
         </w:rPr>
         <w:drawing>
-          <wp:inline distT="0" distB="0" distL="0" distR="0" wp14:anchorId="46D7A686" wp14:editId="5A1C3300">
+          <wp:inline distT="0" distB="0" distL="0" distR="0" wp14:anchorId="450D8AEC" wp14:editId="33976856">
             <wp:extent cx="5486400" cy="3501413"/>
             <wp:effectExtent l="0" t="0" r="0" b="0"/>
             <wp:docPr id="19" name="Picture 19"/>
@@ -34794,6 +34997,7 @@
           <w:sz w:val="17"/>
           <w:shd w:val="clear" w:color="auto" w:fill="F1F5F9"/>
         </w:rPr>
+        <w:lastRenderedPageBreak/>
         <w:t>forward visible page span = 0.9 - (-0.7) = 1.6 page units</w:t>
       </w:r>
       <w:r>
@@ -34812,6 +35016,13 @@
           <w:shd w:val="clear" w:color="auto" w:fill="F1F5F9"/>
         </w:rPr>
         <w:br/>
+      </w:r>
+      <w:r>
+        <w:rPr>
+          <w:rFonts w:ascii="Consolas" w:hAnsi="Consolas"/>
+          <w:sz w:val="17"/>
+          <w:shd w:val="clear" w:color="auto" w:fill="F1F5F9"/>
+        </w:rPr>
         <w:t>pageUnitsPerUserUnit       = 1.6 / 40 = 0.04</w:t>
       </w:r>
     </w:p>
@@ -34903,7 +35114,6 @@
           <w:sz w:val="17"/>
           <w:shd w:val="clear" w:color="auto" w:fill="F5F5F5"/>
         </w:rPr>
-        <w:lastRenderedPageBreak/>
         <w:t>20 NM</w:t>
       </w:r>
       <w:r>
@@ -34927,7 +35137,7 @@
         <w:pStyle w:val="Titre3"/>
         <w:spacing w:before="60" w:after="80"/>
       </w:pPr>
-      <w:bookmarkStart w:id="84" w:name="_Toc230763589"/>
+      <w:bookmarkStart w:id="85" w:name="_Toc230796739"/>
       <w:r>
         <w:rPr>
           <w:rFonts w:ascii="Aptos" w:hAnsi="Aptos"/>
@@ -34936,7 +35146,7 @@
         </w:rPr>
         <w:t>6.17.3 Detailed worked example with range and azimuth around the aircraft</w:t>
       </w:r>
-      <w:bookmarkEnd w:id="84"/>
+      <w:bookmarkEnd w:id="85"/>
     </w:p>
     <w:p>
       <w:pPr>
@@ -34952,7 +35162,7 @@
           <w:noProof/>
         </w:rPr>
         <w:drawing>
-          <wp:inline distT="0" distB="0" distL="0" distR="0" wp14:anchorId="06DD7C6B" wp14:editId="79FABA2F">
+          <wp:inline distT="0" distB="0" distL="0" distR="0" wp14:anchorId="528A7499" wp14:editId="24A7E4C1">
             <wp:extent cx="5486400" cy="684772"/>
             <wp:effectExtent l="0" t="0" r="0" b="0"/>
             <wp:docPr id="20" name="Picture 20"/>
@@ -35405,6 +35615,13 @@
           <w:shd w:val="clear" w:color="auto" w:fill="F1F5F9"/>
         </w:rPr>
         <w:br/>
+      </w:r>
+      <w:r>
+        <w:rPr>
+          <w:rFonts w:ascii="Consolas" w:hAnsi="Consolas"/>
+          <w:sz w:val="17"/>
+          <w:shd w:val="clear" w:color="auto" w:fill="F1F5F9"/>
+        </w:rPr>
         <w:t xml:space="preserve">           = { 7.79, 18.42 } * 0.04</w:t>
       </w:r>
       <w:r>
@@ -35508,6 +35725,7 @@
         </w:rPr>
       </w:pPr>
       <w:r>
+        <w:lastRenderedPageBreak/>
         <w:t>above the aircraft anchor</w:t>
       </w:r>
     </w:p>
@@ -35593,14 +35811,6 @@
           <w:shd w:val="clear" w:color="auto" w:fill="F1F5F9"/>
         </w:rPr>
         <w:br/>
-      </w:r>
-      <w:r>
-        <w:rPr>
-          <w:rFonts w:ascii="Consolas" w:hAnsi="Consolas"/>
-          <w:sz w:val="17"/>
-          <w:shd w:val="clear" w:color="auto" w:fill="F1F5F9"/>
-        </w:rPr>
-        <w:lastRenderedPageBreak/>
         <w:t>const mfd::Vec2 worldPositionNm =</w:t>
       </w:r>
       <w:r>
@@ -35716,7 +35926,7 @@
         <w:pStyle w:val="Titre3"/>
         <w:spacing w:before="60" w:after="80"/>
       </w:pPr>
-      <w:bookmarkStart w:id="85" w:name="_Toc230763590"/>
+      <w:bookmarkStart w:id="86" w:name="_Toc230796740"/>
       <w:r>
         <w:rPr>
           <w:rFonts w:ascii="Aptos" w:hAnsi="Aptos"/>
@@ -35725,7 +35935,7 @@
         </w:rPr>
         <w:t>6.17.4 Update rule for a live loop</w:t>
       </w:r>
-      <w:bookmarkEnd w:id="85"/>
+      <w:bookmarkEnd w:id="86"/>
     </w:p>
     <w:p>
       <w:pPr>
@@ -35885,7 +36095,15 @@
                 <w:color w:val="EF6C00"/>
                 <w:sz w:val="15"/>
               </w:rPr>
-              <w:t>⚠ WARNING</w:t>
+              <w:t>⚠</w:t>
+            </w:r>
+            <w:r>
+              <w:rPr>
+                <w:b/>
+                <w:color w:val="EF6C00"/>
+                <w:sz w:val="15"/>
+              </w:rPr>
+              <w:t xml:space="preserve"> WARNING</w:t>
             </w:r>
           </w:p>
         </w:tc>
@@ -35937,7 +36155,7 @@
         <w:pStyle w:val="Titre3"/>
         <w:spacing w:before="60" w:after="80"/>
       </w:pPr>
-      <w:bookmarkStart w:id="86" w:name="_Toc230763591"/>
+      <w:bookmarkStart w:id="87" w:name="_Toc230796741"/>
       <w:r>
         <w:rPr>
           <w:rFonts w:ascii="Aptos" w:hAnsi="Aptos"/>
@@ -35946,7 +36164,7 @@
         </w:rPr>
         <w:t>6.17.5 When not to use UserSpaceProjector</w:t>
       </w:r>
-      <w:bookmarkEnd w:id="86"/>
+      <w:bookmarkEnd w:id="87"/>
     </w:p>
     <w:p>
       <w:pPr>
@@ -36026,13 +36244,21 @@
         <w:pStyle w:val="Titre2"/>
         <w:spacing w:before="460" w:after="220"/>
       </w:pPr>
-      <w:bookmarkStart w:id="87" w:name="_Toc230763592"/>
+      <w:bookmarkStart w:id="88" w:name="_Toc230796742"/>
       <w:r>
         <w:rPr>
           <w:rFonts w:ascii="Aptos Display" w:hAnsi="Aptos Display"/>
           <w:color w:val="6A1B9A"/>
         </w:rPr>
-        <w:t xml:space="preserve">▪ </w:t>
+        <w:lastRenderedPageBreak/>
+        <w:t>▪</w:t>
+      </w:r>
+      <w:r>
+        <w:rPr>
+          <w:rFonts w:ascii="Aptos Display" w:hAnsi="Aptos Display"/>
+          <w:color w:val="6A1B9A"/>
+        </w:rPr>
+        <w:t xml:space="preserve"> </w:t>
       </w:r>
       <w:r>
         <w:rPr>
@@ -36041,7 +36267,7 @@
         </w:rPr>
         <w:t>6.18 Minimal end-to-end example</w:t>
       </w:r>
-      <w:bookmarkEnd w:id="87"/>
+      <w:bookmarkEnd w:id="88"/>
     </w:p>
     <w:p>
       <w:pPr>
@@ -36127,14 +36353,6 @@
           <w:shd w:val="clear" w:color="auto" w:fill="F1F5F9"/>
         </w:rPr>
         <w:br/>
-      </w:r>
-      <w:r>
-        <w:rPr>
-          <w:rFonts w:ascii="Consolas" w:hAnsi="Consolas"/>
-          <w:sz w:val="17"/>
-          <w:shd w:val="clear" w:color="auto" w:fill="F1F5F9"/>
-        </w:rPr>
-        <w:lastRenderedPageBreak/>
         <w:t xml:space="preserve">    mfd::JsonLoader loader;</w:t>
       </w:r>
       <w:r>
@@ -36250,7 +36468,15 @@
           <w:shd w:val="clear" w:color="auto" w:fill="F1F5F9"/>
         </w:rPr>
         <w:br/>
-        <w:t xml:space="preserve">    if (!client.IsReady())</w:t>
+        <w:t xml:space="preserve">    if (!</w:t>
+      </w:r>
+      <w:r>
+        <w:rPr>
+          <w:rFonts w:ascii="Consolas" w:hAnsi="Consolas"/>
+          <w:sz w:val="17"/>
+          <w:shd w:val="clear" w:color="auto" w:fill="F1F5F9"/>
+        </w:rPr>
+        <w:t>client.IsReady())</w:t>
       </w:r>
       <w:r>
         <w:rPr>
@@ -36429,7 +36655,7 @@
         </w:pBdr>
         <w:spacing w:before="80" w:after="200"/>
       </w:pPr>
-      <w:bookmarkStart w:id="88" w:name="_Toc230763593"/>
+      <w:bookmarkStart w:id="89" w:name="_Toc230796743"/>
       <w:r>
         <w:rPr>
           <w:rFonts w:ascii="Aptos Display" w:hAnsi="Aptos Display"/>
@@ -36438,7 +36664,7 @@
         <w:lastRenderedPageBreak/>
         <w:t>7. Write a framebuffer capture DLL plugin</w:t>
       </w:r>
-      <w:bookmarkEnd w:id="88"/>
+      <w:bookmarkEnd w:id="89"/>
     </w:p>
     <w:p>
       <w:pPr>
@@ -36454,7 +36680,7 @@
           <w:noProof/>
         </w:rPr>
         <w:drawing>
-          <wp:inline distT="0" distB="0" distL="0" distR="0" wp14:anchorId="22C58873" wp14:editId="0F10627F">
+          <wp:inline distT="0" distB="0" distL="0" distR="0" wp14:anchorId="57FF8B6A" wp14:editId="01945068">
             <wp:extent cx="4010830" cy="7498079"/>
             <wp:effectExtent l="0" t="0" r="0" b="0"/>
             <wp:docPr id="21" name="Picture 21"/>
@@ -36618,7 +36844,7 @@
           <w:noProof/>
         </w:rPr>
         <w:drawing>
-          <wp:inline distT="0" distB="0" distL="0" distR="0" wp14:anchorId="029F56E4" wp14:editId="35D51782">
+          <wp:inline distT="0" distB="0" distL="0" distR="0" wp14:anchorId="31DD52AA" wp14:editId="12B91609">
             <wp:extent cx="5230368" cy="7498079"/>
             <wp:effectExtent l="0" t="0" r="0" b="0"/>
             <wp:docPr id="22" name="Picture 22"/>
@@ -36676,14 +36902,21 @@
         <w:pStyle w:val="Titre2"/>
         <w:spacing w:before="460" w:after="220"/>
       </w:pPr>
-      <w:bookmarkStart w:id="89" w:name="_Toc230763594"/>
+      <w:bookmarkStart w:id="90" w:name="_Toc230796744"/>
       <w:r>
         <w:rPr>
           <w:rFonts w:ascii="Aptos Display" w:hAnsi="Aptos Display"/>
           <w:color w:val="E65100"/>
         </w:rPr>
         <w:lastRenderedPageBreak/>
-        <w:t xml:space="preserve">▪ </w:t>
+        <w:t>▪</w:t>
+      </w:r>
+      <w:r>
+        <w:rPr>
+          <w:rFonts w:ascii="Aptos Display" w:hAnsi="Aptos Display"/>
+          <w:color w:val="E65100"/>
+        </w:rPr>
+        <w:t xml:space="preserve"> </w:t>
       </w:r>
       <w:r>
         <w:rPr>
@@ -36692,7 +36925,7 @@
         </w:rPr>
         <w:t>7.1 Why the framebuffer plugin ABI is C-only</w:t>
       </w:r>
-      <w:bookmarkEnd w:id="89"/>
+      <w:bookmarkEnd w:id="90"/>
     </w:p>
     <w:p>
       <w:pPr>
@@ -36818,13 +37051,20 @@
         <w:pStyle w:val="Titre2"/>
         <w:spacing w:before="460" w:after="220"/>
       </w:pPr>
-      <w:bookmarkStart w:id="90" w:name="_Toc230763595"/>
+      <w:bookmarkStart w:id="91" w:name="_Toc230796745"/>
       <w:r>
         <w:rPr>
           <w:rFonts w:ascii="Aptos Display" w:hAnsi="Aptos Display"/>
           <w:color w:val="E65100"/>
         </w:rPr>
-        <w:t xml:space="preserve">▪ </w:t>
+        <w:t>▪</w:t>
+      </w:r>
+      <w:r>
+        <w:rPr>
+          <w:rFonts w:ascii="Aptos Display" w:hAnsi="Aptos Display"/>
+          <w:color w:val="E65100"/>
+        </w:rPr>
+        <w:t xml:space="preserve"> </w:t>
       </w:r>
       <w:r>
         <w:rPr>
@@ -36833,7 +37073,7 @@
         </w:rPr>
         <w:t>7.2 Step 1: scaffold the plugin and export the entry point</w:t>
       </w:r>
-      <w:bookmarkEnd w:id="90"/>
+      <w:bookmarkEnd w:id="91"/>
     </w:p>
     <w:p>
       <w:pPr>
@@ -36950,13 +37190,20 @@
         <w:pStyle w:val="Titre2"/>
         <w:spacing w:before="460" w:after="220"/>
       </w:pPr>
-      <w:bookmarkStart w:id="91" w:name="_Toc230763596"/>
+      <w:bookmarkStart w:id="92" w:name="_Toc230796746"/>
       <w:r>
         <w:rPr>
           <w:rFonts w:ascii="Aptos Display" w:hAnsi="Aptos Display"/>
           <w:color w:val="E65100"/>
         </w:rPr>
-        <w:t xml:space="preserve">▪ </w:t>
+        <w:t>▪</w:t>
+      </w:r>
+      <w:r>
+        <w:rPr>
+          <w:rFonts w:ascii="Aptos Display" w:hAnsi="Aptos Display"/>
+          <w:color w:val="E65100"/>
+        </w:rPr>
+        <w:t xml:space="preserve"> </w:t>
       </w:r>
       <w:r>
         <w:rPr>
@@ -36965,7 +37212,7 @@
         </w:rPr>
         <w:t>7.3 Step 2: validate ABI and host contract during startup</w:t>
       </w:r>
-      <w:bookmarkEnd w:id="91"/>
+      <w:bookmarkEnd w:id="92"/>
     </w:p>
     <w:p>
       <w:pPr>
@@ -37882,13 +38129,20 @@
         <w:pStyle w:val="Titre2"/>
         <w:spacing w:before="460" w:after="220"/>
       </w:pPr>
-      <w:bookmarkStart w:id="92" w:name="_Toc230763597"/>
+      <w:bookmarkStart w:id="93" w:name="_Toc230796747"/>
       <w:r>
         <w:rPr>
           <w:rFonts w:ascii="Aptos Display" w:hAnsi="Aptos Display"/>
           <w:color w:val="E65100"/>
         </w:rPr>
-        <w:t xml:space="preserve">▪ </w:t>
+        <w:t>▪</w:t>
+      </w:r>
+      <w:r>
+        <w:rPr>
+          <w:rFonts w:ascii="Aptos Display" w:hAnsi="Aptos Display"/>
+          <w:color w:val="E65100"/>
+        </w:rPr>
+        <w:t xml:space="preserve"> </w:t>
       </w:r>
       <w:r>
         <w:rPr>
@@ -37897,7 +38151,7 @@
         </w:rPr>
         <w:t>7.4 Step 3: understand the frame descriptor you receive</w:t>
       </w:r>
-      <w:bookmarkEnd w:id="92"/>
+      <w:bookmarkEnd w:id="93"/>
     </w:p>
     <w:p>
       <w:pPr>
@@ -38439,13 +38693,20 @@
         <w:pStyle w:val="Titre2"/>
         <w:spacing w:before="460" w:after="220"/>
       </w:pPr>
-      <w:bookmarkStart w:id="93" w:name="_Toc230763598"/>
+      <w:bookmarkStart w:id="94" w:name="_Toc230796748"/>
       <w:r>
         <w:rPr>
           <w:rFonts w:ascii="Aptos Display" w:hAnsi="Aptos Display"/>
           <w:color w:val="E65100"/>
         </w:rPr>
-        <w:t xml:space="preserve">▪ </w:t>
+        <w:t>▪</w:t>
+      </w:r>
+      <w:r>
+        <w:rPr>
+          <w:rFonts w:ascii="Aptos Display" w:hAnsi="Aptos Display"/>
+          <w:color w:val="E65100"/>
+        </w:rPr>
+        <w:t xml:space="preserve"> </w:t>
       </w:r>
       <w:r>
         <w:rPr>
@@ -38454,7 +38715,7 @@
         </w:rPr>
         <w:t>7.5 Step 4: validate every frame descriptor defensively</w:t>
       </w:r>
-      <w:bookmarkEnd w:id="93"/>
+      <w:bookmarkEnd w:id="94"/>
     </w:p>
     <w:p>
       <w:pPr>
@@ -38994,7 +39255,15 @@
           <w:shd w:val="clear" w:color="auto" w:fill="F1F5F9"/>
         </w:rPr>
         <w:br/>
-        <w:t xml:space="preserve">    return MfdWindowFramebufferPluginResultCode_Success;</w:t>
+        <w:t xml:space="preserve">    return MfdWindowFramebufferPluginResultCode</w:t>
+      </w:r>
+      <w:r>
+        <w:rPr>
+          <w:rFonts w:ascii="Consolas" w:hAnsi="Consolas"/>
+          <w:sz w:val="17"/>
+          <w:shd w:val="clear" w:color="auto" w:fill="F1F5F9"/>
+        </w:rPr>
+        <w:t>_Success;</w:t>
       </w:r>
       <w:r>
         <w:rPr>
@@ -39021,14 +39290,21 @@
         <w:pStyle w:val="Titre2"/>
         <w:spacing w:before="460" w:after="220"/>
       </w:pPr>
-      <w:bookmarkStart w:id="94" w:name="_Toc230763599"/>
+      <w:bookmarkStart w:id="95" w:name="_Toc230796749"/>
       <w:r>
         <w:rPr>
           <w:rFonts w:ascii="Aptos Display" w:hAnsi="Aptos Display"/>
           <w:color w:val="E65100"/>
         </w:rPr>
         <w:lastRenderedPageBreak/>
-        <w:t xml:space="preserve">▪ </w:t>
+        <w:t>▪</w:t>
+      </w:r>
+      <w:r>
+        <w:rPr>
+          <w:rFonts w:ascii="Aptos Display" w:hAnsi="Aptos Display"/>
+          <w:color w:val="E65100"/>
+        </w:rPr>
+        <w:t xml:space="preserve"> </w:t>
       </w:r>
       <w:r>
         <w:rPr>
@@ -39037,7 +39313,7 @@
         </w:rPr>
         <w:t>7.6 Step 5: know the lifecycle before you attach real logic</w:t>
       </w:r>
-      <w:bookmarkEnd w:id="94"/>
+      <w:bookmarkEnd w:id="95"/>
     </w:p>
     <w:p>
       <w:pPr>
@@ -39053,7 +39329,7 @@
           <w:noProof/>
         </w:rPr>
         <w:drawing>
-          <wp:inline distT="0" distB="0" distL="0" distR="0" wp14:anchorId="4AF3B649" wp14:editId="02A4FA1F">
+          <wp:inline distT="0" distB="0" distL="0" distR="0" wp14:anchorId="618F00D1" wp14:editId="461F3432">
             <wp:extent cx="5486400" cy="4205331"/>
             <wp:effectExtent l="0" t="0" r="0" b="0"/>
             <wp:docPr id="23" name="Picture 23"/>
@@ -39328,13 +39604,20 @@
         <w:pStyle w:val="Titre2"/>
         <w:spacing w:before="460" w:after="220"/>
       </w:pPr>
-      <w:bookmarkStart w:id="95" w:name="_Toc230763600"/>
+      <w:bookmarkStart w:id="96" w:name="_Toc230796750"/>
       <w:r>
         <w:rPr>
           <w:rFonts w:ascii="Aptos Display" w:hAnsi="Aptos Display"/>
           <w:color w:val="E65100"/>
         </w:rPr>
-        <w:t xml:space="preserve">▪ </w:t>
+        <w:t>▪</w:t>
+      </w:r>
+      <w:r>
+        <w:rPr>
+          <w:rFonts w:ascii="Aptos Display" w:hAnsi="Aptos Display"/>
+          <w:color w:val="E65100"/>
+        </w:rPr>
+        <w:t xml:space="preserve"> </w:t>
       </w:r>
       <w:r>
         <w:rPr>
@@ -39343,7 +39626,7 @@
         </w:rPr>
         <w:t>7.7 Minimal plugin scaffold</w:t>
       </w:r>
-      <w:bookmarkEnd w:id="95"/>
+      <w:bookmarkEnd w:id="96"/>
     </w:p>
     <w:p>
       <w:pPr>
@@ -39535,7 +39818,15 @@
           <w:shd w:val="clear" w:color="auto" w:fill="F1F5F9"/>
         </w:rPr>
         <w:br/>
-        <w:t xml:space="preserve">        return MfdWindowFramebufferPluginResultCode_InvalidArgument;</w:t>
+        <w:t xml:space="preserve">     </w:t>
+      </w:r>
+      <w:r>
+        <w:rPr>
+          <w:rFonts w:ascii="Consolas" w:hAnsi="Consolas"/>
+          <w:sz w:val="17"/>
+          <w:shd w:val="clear" w:color="auto" w:fill="F1F5F9"/>
+        </w:rPr>
+        <w:t xml:space="preserve">   return MfdWindowFramebufferPluginResultCode_InvalidArgument;</w:t>
       </w:r>
       <w:r>
         <w:rPr>
@@ -39684,7 +39975,15 @@
           <w:shd w:val="clear" w:color="auto" w:fill="F1F5F9"/>
         </w:rPr>
         <w:br/>
-        <w:t>extern "C" __declspec(dllexport) MfdWindowFramebufferPluginResultCode MFD_WINDOW_PLUGIN_CALL</w:t>
+        <w:t>extern "C" __declspec(dllexport) MfdWindowFramebufferPluginResultCode MFD_WINDOW_</w:t>
+      </w:r>
+      <w:r>
+        <w:rPr>
+          <w:rFonts w:ascii="Consolas" w:hAnsi="Consolas"/>
+          <w:sz w:val="17"/>
+          <w:shd w:val="clear" w:color="auto" w:fill="F1F5F9"/>
+        </w:rPr>
+        <w:t>PLUGIN_CALL</w:t>
       </w:r>
       <w:r>
         <w:rPr>
@@ -39835,6 +40134,13 @@
           <w:shd w:val="clear" w:color="auto" w:fill="F1F5F9"/>
         </w:rPr>
         <w:br/>
+      </w:r>
+      <w:r>
+        <w:rPr>
+          <w:rFonts w:ascii="Consolas" w:hAnsi="Consolas"/>
+          <w:sz w:val="17"/>
+          <w:shd w:val="clear" w:color="auto" w:fill="F1F5F9"/>
+        </w:rPr>
         <w:t xml:space="preserve">    outApi-&gt;info.abi_version = MFD_WINDOW_FRAMEBUFFER_PLUGIN_ABI_VERSION;</w:t>
       </w:r>
       <w:r>
@@ -39937,13 +40243,20 @@
         <w:pStyle w:val="Titre2"/>
         <w:spacing w:before="460" w:after="220"/>
       </w:pPr>
-      <w:bookmarkStart w:id="96" w:name="_Toc230763601"/>
+      <w:bookmarkStart w:id="97" w:name="_Toc230796751"/>
       <w:r>
         <w:rPr>
           <w:rFonts w:ascii="Aptos Display" w:hAnsi="Aptos Display"/>
           <w:color w:val="E65100"/>
         </w:rPr>
-        <w:t xml:space="preserve">▪ </w:t>
+        <w:t>▪</w:t>
+      </w:r>
+      <w:r>
+        <w:rPr>
+          <w:rFonts w:ascii="Aptos Display" w:hAnsi="Aptos Display"/>
+          <w:color w:val="E65100"/>
+        </w:rPr>
+        <w:t xml:space="preserve"> </w:t>
       </w:r>
       <w:r>
         <w:rPr>
@@ -39952,7 +40265,7 @@
         </w:rPr>
         <w:t>7.8 Copy pixels safely inside submit_frame</w:t>
       </w:r>
-      <w:bookmarkEnd w:id="96"/>
+      <w:bookmarkEnd w:id="97"/>
     </w:p>
     <w:p>
       <w:pPr>
@@ -40169,7 +40482,15 @@
           <w:shd w:val="clear" w:color="auto" w:fill="F1F5F9"/>
         </w:rPr>
         <w:br/>
-        <w:t xml:space="preserve">        return MfdWindowFramebufferPluginResultCode_InvalidArgument;</w:t>
+        <w:t xml:space="preserve">        return MfdWindowFramebuffer</w:t>
+      </w:r>
+      <w:r>
+        <w:rPr>
+          <w:rFonts w:ascii="Consolas" w:hAnsi="Consolas"/>
+          <w:sz w:val="17"/>
+          <w:shd w:val="clear" w:color="auto" w:fill="F1F5F9"/>
+        </w:rPr>
+        <w:t>PluginResultCode_InvalidArgument;</w:t>
       </w:r>
       <w:r>
         <w:rPr>
@@ -40304,7 +40625,15 @@
                 <w:color w:val="C62828"/>
                 <w:sz w:val="15"/>
               </w:rPr>
-              <w:t>✖ DANGER</w:t>
+              <w:t>✖</w:t>
+            </w:r>
+            <w:r>
+              <w:rPr>
+                <w:b/>
+                <w:color w:val="C62828"/>
+                <w:sz w:val="15"/>
+              </w:rPr>
+              <w:t xml:space="preserve"> DANGER</w:t>
             </w:r>
           </w:p>
         </w:tc>
@@ -40371,13 +40700,20 @@
         <w:pStyle w:val="Titre2"/>
         <w:spacing w:before="460" w:after="220"/>
       </w:pPr>
-      <w:bookmarkStart w:id="97" w:name="_Toc230763602"/>
+      <w:bookmarkStart w:id="98" w:name="_Toc230796752"/>
       <w:r>
         <w:rPr>
           <w:rFonts w:ascii="Aptos Display" w:hAnsi="Aptos Display"/>
           <w:color w:val="E65100"/>
         </w:rPr>
-        <w:t xml:space="preserve">▪ </w:t>
+        <w:t>▪</w:t>
+      </w:r>
+      <w:r>
+        <w:rPr>
+          <w:rFonts w:ascii="Aptos Display" w:hAnsi="Aptos Display"/>
+          <w:color w:val="E65100"/>
+        </w:rPr>
+        <w:t xml:space="preserve"> </w:t>
       </w:r>
       <w:r>
         <w:rPr>
@@ -40386,7 +40722,7 @@
         </w:rPr>
         <w:t>7.9 Connect an async encoder or IPC path without blocking submit_frame</w:t>
       </w:r>
-      <w:bookmarkEnd w:id="97"/>
+      <w:bookmarkEnd w:id="98"/>
     </w:p>
     <w:p>
       <w:pPr>
@@ -40615,7 +40951,15 @@
           <w:shd w:val="clear" w:color="auto" w:fill="F1F5F9"/>
         </w:rPr>
         <w:br/>
-        <w:t xml:space="preserve">    if (slot.ready.load(std::memory_order_acquire))</w:t>
+        <w:t xml:space="preserve">    if (slot.ready.load(std::memory</w:t>
+      </w:r>
+      <w:r>
+        <w:rPr>
+          <w:rFonts w:ascii="Consolas" w:hAnsi="Consolas"/>
+          <w:sz w:val="17"/>
+          <w:shd w:val="clear" w:color="auto" w:fill="F1F5F9"/>
+        </w:rPr>
+        <w:t>_order_acquire))</w:t>
       </w:r>
       <w:r>
         <w:rPr>
@@ -40722,7 +41066,15 @@
           <w:shd w:val="clear" w:color="auto" w:fill="F1F5F9"/>
         </w:rPr>
         <w:br/>
-        <w:t xml:space="preserve">    return MfdWindowFramebufferPluginResultCode_Success;</w:t>
+        <w:t xml:space="preserve">    return MfdWindowFramebufferPluginRes</w:t>
+      </w:r>
+      <w:r>
+        <w:rPr>
+          <w:rFonts w:ascii="Consolas" w:hAnsi="Consolas"/>
+          <w:sz w:val="17"/>
+          <w:shd w:val="clear" w:color="auto" w:fill="F1F5F9"/>
+        </w:rPr>
+        <w:t>ultCode_Success;</w:t>
       </w:r>
       <w:r>
         <w:rPr>
@@ -40957,13 +41309,20 @@
         <w:pStyle w:val="Titre2"/>
         <w:spacing w:before="460" w:after="220"/>
       </w:pPr>
-      <w:bookmarkStart w:id="98" w:name="_Toc230763603"/>
+      <w:bookmarkStart w:id="99" w:name="_Toc230796753"/>
       <w:r>
         <w:rPr>
           <w:rFonts w:ascii="Aptos Display" w:hAnsi="Aptos Display"/>
           <w:color w:val="E65100"/>
         </w:rPr>
-        <w:t xml:space="preserve">▪ </w:t>
+        <w:t>▪</w:t>
+      </w:r>
+      <w:r>
+        <w:rPr>
+          <w:rFonts w:ascii="Aptos Display" w:hAnsi="Aptos Display"/>
+          <w:color w:val="E65100"/>
+        </w:rPr>
+        <w:t xml:space="preserve"> </w:t>
       </w:r>
       <w:r>
         <w:rPr>
@@ -40972,7 +41331,7 @@
         </w:rPr>
         <w:t>7.10 What not to do</w:t>
       </w:r>
-      <w:bookmarkEnd w:id="98"/>
+      <w:bookmarkEnd w:id="99"/>
     </w:p>
     <w:p>
       <w:pPr>
@@ -41075,14 +41434,21 @@
         <w:pStyle w:val="Titre2"/>
         <w:spacing w:before="460" w:after="220"/>
       </w:pPr>
-      <w:bookmarkStart w:id="99" w:name="_Toc230763604"/>
+      <w:bookmarkStart w:id="100" w:name="_Toc230796754"/>
       <w:r>
         <w:rPr>
           <w:rFonts w:ascii="Aptos Display" w:hAnsi="Aptos Display"/>
           <w:color w:val="E65100"/>
         </w:rPr>
         <w:lastRenderedPageBreak/>
-        <w:t xml:space="preserve">▪ </w:t>
+        <w:t>▪</w:t>
+      </w:r>
+      <w:r>
+        <w:rPr>
+          <w:rFonts w:ascii="Aptos Display" w:hAnsi="Aptos Display"/>
+          <w:color w:val="E65100"/>
+        </w:rPr>
+        <w:t xml:space="preserve"> </w:t>
       </w:r>
       <w:r>
         <w:rPr>
@@ -41091,7 +41457,7 @@
         </w:rPr>
         <w:t>7.11 Test the plugin without the full runtime</w:t>
       </w:r>
-      <w:bookmarkEnd w:id="99"/>
+      <w:bookmarkEnd w:id="100"/>
     </w:p>
     <w:p>
       <w:pPr>
@@ -41305,7 +41671,15 @@
           <w:shd w:val="clear" w:color="auto" w:fill="F1F5F9"/>
         </w:rPr>
         <w:br/>
-        <w:t xml:space="preserve">    MfdWindowFramebufferPluginResultCode_Success);</w:t>
+        <w:t xml:space="preserve">    MfdWindowFramebufferPluginResultCo</w:t>
+      </w:r>
+      <w:r>
+        <w:rPr>
+          <w:rFonts w:ascii="Consolas" w:hAnsi="Consolas"/>
+          <w:sz w:val="17"/>
+          <w:shd w:val="clear" w:color="auto" w:fill="F1F5F9"/>
+        </w:rPr>
+        <w:t>de_Success);</w:t>
       </w:r>
       <w:r>
         <w:rPr>
@@ -41376,13 +41750,20 @@
         <w:pStyle w:val="Titre2"/>
         <w:spacing w:before="460" w:after="220"/>
       </w:pPr>
-      <w:bookmarkStart w:id="100" w:name="_Toc230763605"/>
+      <w:bookmarkStart w:id="101" w:name="_Toc230796755"/>
       <w:r>
         <w:rPr>
           <w:rFonts w:ascii="Aptos Display" w:hAnsi="Aptos Display"/>
           <w:color w:val="E65100"/>
         </w:rPr>
-        <w:t xml:space="preserve">▪ </w:t>
+        <w:t>▪</w:t>
+      </w:r>
+      <w:r>
+        <w:rPr>
+          <w:rFonts w:ascii="Aptos Display" w:hAnsi="Aptos Display"/>
+          <w:color w:val="E65100"/>
+        </w:rPr>
+        <w:t xml:space="preserve"> </w:t>
       </w:r>
       <w:r>
         <w:rPr>
@@ -41391,7 +41772,7 @@
         </w:rPr>
         <w:t>7.12 Repository reference plugin</w:t>
       </w:r>
-      <w:bookmarkEnd w:id="100"/>
+      <w:bookmarkEnd w:id="101"/>
     </w:p>
     <w:p>
       <w:pPr>
@@ -41517,13 +41898,20 @@
         <w:pStyle w:val="Titre2"/>
         <w:spacing w:before="460" w:after="220"/>
       </w:pPr>
-      <w:bookmarkStart w:id="101" w:name="_Toc230763606"/>
+      <w:bookmarkStart w:id="102" w:name="_Toc230796756"/>
       <w:r>
         <w:rPr>
           <w:rFonts w:ascii="Aptos Display" w:hAnsi="Aptos Display"/>
           <w:color w:val="E65100"/>
         </w:rPr>
-        <w:t xml:space="preserve">▪ </w:t>
+        <w:t>▪</w:t>
+      </w:r>
+      <w:r>
+        <w:rPr>
+          <w:rFonts w:ascii="Aptos Display" w:hAnsi="Aptos Display"/>
+          <w:color w:val="E65100"/>
+        </w:rPr>
+        <w:t xml:space="preserve"> </w:t>
       </w:r>
       <w:r>
         <w:rPr>
@@ -41532,7 +41920,7 @@
         </w:rPr>
         <w:t>7.13 CMake and build notes</w:t>
       </w:r>
-      <w:bookmarkEnd w:id="101"/>
+      <w:bookmarkEnd w:id="102"/>
     </w:p>
     <w:p>
       <w:pPr>
@@ -41651,13 +42039,20 @@
         <w:pStyle w:val="Titre2"/>
         <w:spacing w:before="460" w:after="220"/>
       </w:pPr>
-      <w:bookmarkStart w:id="102" w:name="_Toc230763607"/>
+      <w:bookmarkStart w:id="103" w:name="_Toc230796757"/>
       <w:r>
         <w:rPr>
           <w:rFonts w:ascii="Aptos Display" w:hAnsi="Aptos Display"/>
           <w:color w:val="E65100"/>
         </w:rPr>
-        <w:t xml:space="preserve">▪ </w:t>
+        <w:t>▪</w:t>
+      </w:r>
+      <w:r>
+        <w:rPr>
+          <w:rFonts w:ascii="Aptos Display" w:hAnsi="Aptos Display"/>
+          <w:color w:val="E65100"/>
+        </w:rPr>
+        <w:t xml:space="preserve"> </w:t>
       </w:r>
       <w:r>
         <w:rPr>
@@ -41666,7 +42061,7 @@
         </w:rPr>
         <w:t>7.14 Final integration checklist</w:t>
       </w:r>
-      <w:bookmarkEnd w:id="102"/>
+      <w:bookmarkEnd w:id="103"/>
     </w:p>
     <w:p>
       <w:pPr>
@@ -41877,7 +42272,7 @@
         </w:pBdr>
         <w:spacing w:before="80" w:after="200"/>
       </w:pPr>
-      <w:bookmarkStart w:id="103" w:name="_Toc230763608"/>
+      <w:bookmarkStart w:id="104" w:name="_Toc230796758"/>
       <w:r>
         <w:rPr>
           <w:rFonts w:ascii="Aptos Display" w:hAnsi="Aptos Display"/>
@@ -41886,7 +42281,7 @@
         <w:lastRenderedPageBreak/>
         <w:t>8. Launch a window with a script and a framebuffer plugin</w:t>
       </w:r>
-      <w:bookmarkEnd w:id="103"/>
+      <w:bookmarkEnd w:id="104"/>
     </w:p>
     <w:p>
       <w:pPr>
@@ -41902,7 +42297,7 @@
           <w:noProof/>
         </w:rPr>
         <w:drawing>
-          <wp:inline distT="0" distB="0" distL="0" distR="0" wp14:anchorId="0E1C2472" wp14:editId="68AEF132">
+          <wp:inline distT="0" distB="0" distL="0" distR="0" wp14:anchorId="3622314A" wp14:editId="58C9B687">
             <wp:extent cx="4640977" cy="7498079"/>
             <wp:effectExtent l="0" t="0" r="0" b="0"/>
             <wp:docPr id="24" name="Picture 24"/>
@@ -42004,14 +42399,21 @@
         <w:pStyle w:val="Titre2"/>
         <w:spacing w:before="460" w:after="220"/>
       </w:pPr>
-      <w:bookmarkStart w:id="104" w:name="_Toc230763609"/>
+      <w:bookmarkStart w:id="105" w:name="_Toc230796759"/>
       <w:r>
         <w:rPr>
           <w:rFonts w:ascii="Aptos Display" w:hAnsi="Aptos Display"/>
           <w:color w:val="00838F"/>
         </w:rPr>
         <w:lastRenderedPageBreak/>
-        <w:t xml:space="preserve">▪ </w:t>
+        <w:t>▪</w:t>
+      </w:r>
+      <w:r>
+        <w:rPr>
+          <w:rFonts w:ascii="Aptos Display" w:hAnsi="Aptos Display"/>
+          <w:color w:val="00838F"/>
+        </w:rPr>
+        <w:t xml:space="preserve"> </w:t>
       </w:r>
       <w:r>
         <w:rPr>
@@ -42020,7 +42422,7 @@
         </w:rPr>
         <w:t>8.1 Use the launcher as the stable runtime entry point</w:t>
       </w:r>
-      <w:bookmarkEnd w:id="104"/>
+      <w:bookmarkEnd w:id="105"/>
     </w:p>
     <w:p>
       <w:pPr>
@@ -42125,13 +42527,20 @@
         <w:pStyle w:val="Titre2"/>
         <w:spacing w:before="460" w:after="220"/>
       </w:pPr>
-      <w:bookmarkStart w:id="105" w:name="_Toc230763610"/>
+      <w:bookmarkStart w:id="106" w:name="_Toc230796760"/>
       <w:r>
         <w:rPr>
           <w:rFonts w:ascii="Aptos Display" w:hAnsi="Aptos Display"/>
           <w:color w:val="00838F"/>
         </w:rPr>
-        <w:t xml:space="preserve">▪ </w:t>
+        <w:t>▪</w:t>
+      </w:r>
+      <w:r>
+        <w:rPr>
+          <w:rFonts w:ascii="Aptos Display" w:hAnsi="Aptos Display"/>
+          <w:color w:val="00838F"/>
+        </w:rPr>
+        <w:t xml:space="preserve"> </w:t>
       </w:r>
       <w:r>
         <w:rPr>
@@ -42140,7 +42549,7 @@
         </w:rPr>
         <w:t>8.2 Supported arguments</w:t>
       </w:r>
-      <w:bookmarkEnd w:id="105"/>
+      <w:bookmarkEnd w:id="106"/>
     </w:p>
     <w:tbl>
       <w:tblPr>
@@ -42479,13 +42888,20 @@
         <w:pStyle w:val="Titre2"/>
         <w:spacing w:before="460" w:after="220"/>
       </w:pPr>
-      <w:bookmarkStart w:id="106" w:name="_Toc230763611"/>
+      <w:bookmarkStart w:id="107" w:name="_Toc230796761"/>
       <w:r>
         <w:rPr>
           <w:rFonts w:ascii="Aptos Display" w:hAnsi="Aptos Display"/>
           <w:color w:val="00838F"/>
         </w:rPr>
-        <w:t xml:space="preserve">▪ </w:t>
+        <w:t>▪</w:t>
+      </w:r>
+      <w:r>
+        <w:rPr>
+          <w:rFonts w:ascii="Aptos Display" w:hAnsi="Aptos Display"/>
+          <w:color w:val="00838F"/>
+        </w:rPr>
+        <w:t xml:space="preserve"> </w:t>
       </w:r>
       <w:r>
         <w:rPr>
@@ -42494,7 +42910,7 @@
         </w:rPr>
         <w:t>8.3 How the script resolves mfd_window.exe</w:t>
       </w:r>
-      <w:bookmarkEnd w:id="106"/>
+      <w:bookmarkEnd w:id="107"/>
     </w:p>
     <w:p>
       <w:pPr>
@@ -42604,13 +43020,20 @@
         <w:pStyle w:val="Titre2"/>
         <w:spacing w:before="460" w:after="220"/>
       </w:pPr>
-      <w:bookmarkStart w:id="107" w:name="_Toc230763612"/>
+      <w:bookmarkStart w:id="108" w:name="_Toc230796762"/>
       <w:r>
         <w:rPr>
           <w:rFonts w:ascii="Aptos Display" w:hAnsi="Aptos Display"/>
           <w:color w:val="00838F"/>
         </w:rPr>
-        <w:t xml:space="preserve">▪ </w:t>
+        <w:t>▪</w:t>
+      </w:r>
+      <w:r>
+        <w:rPr>
+          <w:rFonts w:ascii="Aptos Display" w:hAnsi="Aptos Display"/>
+          <w:color w:val="00838F"/>
+        </w:rPr>
+        <w:t xml:space="preserve"> </w:t>
       </w:r>
       <w:r>
         <w:rPr>
@@ -42619,7 +43042,7 @@
         </w:rPr>
         <w:t>8.4 How plugin resolution works</w:t>
       </w:r>
-      <w:bookmarkEnd w:id="107"/>
+      <w:bookmarkEnd w:id="108"/>
     </w:p>
     <w:p>
       <w:pPr>
@@ -42736,13 +43159,20 @@
         <w:pStyle w:val="Titre2"/>
         <w:spacing w:before="460" w:after="220"/>
       </w:pPr>
-      <w:bookmarkStart w:id="108" w:name="_Toc230763613"/>
+      <w:bookmarkStart w:id="109" w:name="_Toc230796763"/>
       <w:r>
         <w:rPr>
           <w:rFonts w:ascii="Aptos Display" w:hAnsi="Aptos Display"/>
           <w:color w:val="00838F"/>
         </w:rPr>
-        <w:t xml:space="preserve">▪ </w:t>
+        <w:t>▪</w:t>
+      </w:r>
+      <w:r>
+        <w:rPr>
+          <w:rFonts w:ascii="Aptos Display" w:hAnsi="Aptos Display"/>
+          <w:color w:val="00838F"/>
+        </w:rPr>
+        <w:t xml:space="preserve"> </w:t>
       </w:r>
       <w:r>
         <w:rPr>
@@ -42751,7 +43181,7 @@
         </w:rPr>
         <w:t>8.5 Example of a preconfigured project launcher</w:t>
       </w:r>
-      <w:bookmarkEnd w:id="108"/>
+      <w:bookmarkEnd w:id="109"/>
     </w:p>
     <w:p>
       <w:pPr>
@@ -42821,6 +43251,13 @@
           <w:shd w:val="clear" w:color="auto" w:fill="F1F5F9"/>
         </w:rPr>
         <w:br/>
+      </w:r>
+      <w:r>
+        <w:rPr>
+          <w:rFonts w:ascii="Consolas" w:hAnsi="Consolas"/>
+          <w:sz w:val="17"/>
+          <w:shd w:val="clear" w:color="auto" w:fill="F1F5F9"/>
+        </w:rPr>
         <w:t>set "MFD_DEFAULT_FRAMEBUFFER_PLUGIN=mfd_framebuffer_stdout_plugin.dll"</w:t>
       </w:r>
       <w:r>
@@ -42900,13 +43337,20 @@
         <w:pStyle w:val="Titre2"/>
         <w:spacing w:before="460" w:after="220"/>
       </w:pPr>
-      <w:bookmarkStart w:id="109" w:name="_Toc230763614"/>
+      <w:bookmarkStart w:id="110" w:name="_Toc230796764"/>
       <w:r>
         <w:rPr>
           <w:rFonts w:ascii="Aptos Display" w:hAnsi="Aptos Display"/>
           <w:color w:val="00838F"/>
         </w:rPr>
-        <w:t xml:space="preserve">▪ </w:t>
+        <w:t>▪</w:t>
+      </w:r>
+      <w:r>
+        <w:rPr>
+          <w:rFonts w:ascii="Aptos Display" w:hAnsi="Aptos Display"/>
+          <w:color w:val="00838F"/>
+        </w:rPr>
+        <w:t xml:space="preserve"> </w:t>
       </w:r>
       <w:r>
         <w:rPr>
@@ -42915,7 +43359,7 @@
         </w:rPr>
         <w:t>8.6 Example with an explicit custom plugin</w:t>
       </w:r>
-      <w:bookmarkEnd w:id="109"/>
+      <w:bookmarkEnd w:id="110"/>
     </w:p>
     <w:p>
       <w:pPr>
@@ -43027,13 +43471,20 @@
         <w:pStyle w:val="Titre2"/>
         <w:spacing w:before="460" w:after="220"/>
       </w:pPr>
-      <w:bookmarkStart w:id="110" w:name="_Toc230763615"/>
+      <w:bookmarkStart w:id="111" w:name="_Toc230796765"/>
       <w:r>
         <w:rPr>
           <w:rFonts w:ascii="Aptos Display" w:hAnsi="Aptos Display"/>
           <w:color w:val="00838F"/>
         </w:rPr>
-        <w:t xml:space="preserve">▪ </w:t>
+        <w:t>▪</w:t>
+      </w:r>
+      <w:r>
+        <w:rPr>
+          <w:rFonts w:ascii="Aptos Display" w:hAnsi="Aptos Display"/>
+          <w:color w:val="00838F"/>
+        </w:rPr>
+        <w:t xml:space="preserve"> </w:t>
       </w:r>
       <w:r>
         <w:rPr>
@@ -43042,7 +43493,7 @@
         </w:rPr>
         <w:t>8.7 Why the script is still useful when the CLI exists</w:t>
       </w:r>
-      <w:bookmarkEnd w:id="110"/>
+      <w:bookmarkEnd w:id="111"/>
     </w:p>
     <w:p>
       <w:pPr>
@@ -43114,13 +43565,20 @@
         <w:pStyle w:val="Titre2"/>
         <w:spacing w:before="460" w:after="220"/>
       </w:pPr>
-      <w:bookmarkStart w:id="111" w:name="_Toc230763616"/>
+      <w:bookmarkStart w:id="112" w:name="_Toc230796766"/>
       <w:r>
         <w:rPr>
           <w:rFonts w:ascii="Aptos Display" w:hAnsi="Aptos Display"/>
           <w:color w:val="00838F"/>
         </w:rPr>
-        <w:t xml:space="preserve">▪ </w:t>
+        <w:t>▪</w:t>
+      </w:r>
+      <w:r>
+        <w:rPr>
+          <w:rFonts w:ascii="Aptos Display" w:hAnsi="Aptos Display"/>
+          <w:color w:val="00838F"/>
+        </w:rPr>
+        <w:t xml:space="preserve"> </w:t>
       </w:r>
       <w:r>
         <w:rPr>
@@ -43129,7 +43587,7 @@
         </w:rPr>
         <w:t>8.8 Write your own project launcher</w:t>
       </w:r>
-      <w:bookmarkEnd w:id="111"/>
+      <w:bookmarkEnd w:id="112"/>
     </w:p>
     <w:p>
       <w:pPr>
@@ -43216,14 +43674,21 @@
         <w:pStyle w:val="Titre2"/>
         <w:spacing w:before="460" w:after="220"/>
       </w:pPr>
-      <w:bookmarkStart w:id="112" w:name="_Toc230763617"/>
+      <w:bookmarkStart w:id="113" w:name="_Toc230796767"/>
       <w:r>
         <w:rPr>
           <w:rFonts w:ascii="Aptos Display" w:hAnsi="Aptos Display"/>
           <w:color w:val="00838F"/>
         </w:rPr>
         <w:lastRenderedPageBreak/>
-        <w:t xml:space="preserve">▪ </w:t>
+        <w:t>▪</w:t>
+      </w:r>
+      <w:r>
+        <w:rPr>
+          <w:rFonts w:ascii="Aptos Display" w:hAnsi="Aptos Display"/>
+          <w:color w:val="00838F"/>
+        </w:rPr>
+        <w:t xml:space="preserve"> </w:t>
       </w:r>
       <w:r>
         <w:rPr>
@@ -43232,7 +43697,7 @@
         </w:rPr>
         <w:t>8.9 Launch checklist with a framebuffer plugin</w:t>
       </w:r>
-      <w:bookmarkEnd w:id="112"/>
+      <w:bookmarkEnd w:id="113"/>
     </w:p>
     <w:p>
       <w:pPr>
@@ -43322,13 +43787,20 @@
         <w:pStyle w:val="Titre2"/>
         <w:spacing w:before="460" w:after="220"/>
       </w:pPr>
-      <w:bookmarkStart w:id="113" w:name="_Toc230763618"/>
+      <w:bookmarkStart w:id="114" w:name="_Toc230796768"/>
       <w:r>
         <w:rPr>
           <w:rFonts w:ascii="Aptos Display" w:hAnsi="Aptos Display"/>
           <w:color w:val="00838F"/>
         </w:rPr>
-        <w:t xml:space="preserve">▪ </w:t>
+        <w:t>▪</w:t>
+      </w:r>
+      <w:r>
+        <w:rPr>
+          <w:rFonts w:ascii="Aptos Display" w:hAnsi="Aptos Display"/>
+          <w:color w:val="00838F"/>
+        </w:rPr>
+        <w:t xml:space="preserve"> </w:t>
       </w:r>
       <w:r>
         <w:rPr>
@@ -43337,7 +43809,7 @@
         </w:rPr>
         <w:t>8.10 If the plugin does not load</w:t>
       </w:r>
-      <w:bookmarkEnd w:id="113"/>
+      <w:bookmarkEnd w:id="114"/>
     </w:p>
     <w:p>
       <w:pPr>
@@ -43454,7 +43926,7 @@
         </w:pBdr>
         <w:spacing w:before="80" w:after="200"/>
       </w:pPr>
-      <w:bookmarkStart w:id="114" w:name="_Toc230763619"/>
+      <w:bookmarkStart w:id="115" w:name="_Toc230796769"/>
       <w:r>
         <w:rPr>
           <w:rFonts w:ascii="Aptos Display" w:hAnsi="Aptos Display"/>
@@ -43463,20 +43935,27 @@
         <w:lastRenderedPageBreak/>
         <w:t>9. Overall recommended checklist</w:t>
       </w:r>
-      <w:bookmarkEnd w:id="114"/>
+      <w:bookmarkEnd w:id="115"/>
     </w:p>
     <w:p>
       <w:pPr>
         <w:pStyle w:val="Titre2"/>
         <w:spacing w:before="460" w:after="220"/>
       </w:pPr>
-      <w:bookmarkStart w:id="115" w:name="_Toc230763620"/>
+      <w:bookmarkStart w:id="116" w:name="_Toc230796770"/>
       <w:r>
         <w:rPr>
           <w:rFonts w:ascii="Aptos Display" w:hAnsi="Aptos Display"/>
           <w:color w:val="00838F"/>
         </w:rPr>
-        <w:t xml:space="preserve">▪ </w:t>
+        <w:t>▪</w:t>
+      </w:r>
+      <w:r>
+        <w:rPr>
+          <w:rFonts w:ascii="Aptos Display" w:hAnsi="Aptos Display"/>
+          <w:color w:val="00838F"/>
+        </w:rPr>
+        <w:t xml:space="preserve"> </w:t>
       </w:r>
       <w:r>
         <w:rPr>
@@ -43485,7 +43964,7 @@
         </w:rPr>
         <w:t>9.1 End-to-end project workflow</w:t>
       </w:r>
-      <w:bookmarkEnd w:id="115"/>
+      <w:bookmarkEnd w:id="116"/>
     </w:p>
     <w:p>
       <w:pPr>
@@ -43692,13 +44171,20 @@
         <w:pStyle w:val="Titre2"/>
         <w:spacing w:before="460" w:after="220"/>
       </w:pPr>
-      <w:bookmarkStart w:id="116" w:name="_Toc230763621"/>
+      <w:bookmarkStart w:id="117" w:name="_Toc230796771"/>
       <w:r>
         <w:rPr>
           <w:rFonts w:ascii="Aptos Display" w:hAnsi="Aptos Display"/>
           <w:color w:val="00838F"/>
         </w:rPr>
-        <w:t xml:space="preserve">▪ </w:t>
+        <w:t>▪</w:t>
+      </w:r>
+      <w:r>
+        <w:rPr>
+          <w:rFonts w:ascii="Aptos Display" w:hAnsi="Aptos Display"/>
+          <w:color w:val="00838F"/>
+        </w:rPr>
+        <w:t xml:space="preserve"> </w:t>
       </w:r>
       <w:r>
         <w:rPr>
@@ -43707,7 +44193,7 @@
         </w:rPr>
         <w:t>9.2 Design errors to avoid</w:t>
       </w:r>
-      <w:bookmarkEnd w:id="116"/>
+      <w:bookmarkEnd w:id="117"/>
     </w:p>
     <w:p>
       <w:pPr>
@@ -43813,13 +44299,20 @@
         <w:pStyle w:val="Titre2"/>
         <w:spacing w:before="460" w:after="220"/>
       </w:pPr>
-      <w:bookmarkStart w:id="117" w:name="_Toc230763622"/>
+      <w:bookmarkStart w:id="118" w:name="_Toc230796772"/>
       <w:r>
         <w:rPr>
           <w:rFonts w:ascii="Aptos Display" w:hAnsi="Aptos Display"/>
           <w:color w:val="00838F"/>
         </w:rPr>
-        <w:t xml:space="preserve">▪ </w:t>
+        <w:t>▪</w:t>
+      </w:r>
+      <w:r>
+        <w:rPr>
+          <w:rFonts w:ascii="Aptos Display" w:hAnsi="Aptos Display"/>
+          <w:color w:val="00838F"/>
+        </w:rPr>
+        <w:t xml:space="preserve"> </w:t>
       </w:r>
       <w:r>
         <w:rPr>
@@ -43828,7 +44321,7 @@
         </w:rPr>
         <w:t>9.3 Files every integrator should know</w:t>
       </w:r>
-      <w:bookmarkEnd w:id="117"/>
+      <w:bookmarkEnd w:id="118"/>
     </w:p>
     <w:tbl>
       <w:tblPr>
@@ -44759,13 +45252,20 @@
         <w:pStyle w:val="Titre2"/>
         <w:spacing w:before="460" w:after="220"/>
       </w:pPr>
-      <w:bookmarkStart w:id="118" w:name="_Toc230763623"/>
+      <w:bookmarkStart w:id="119" w:name="_Toc230796773"/>
       <w:r>
         <w:rPr>
           <w:rFonts w:ascii="Aptos Display" w:hAnsi="Aptos Display"/>
           <w:color w:val="00838F"/>
         </w:rPr>
-        <w:t xml:space="preserve">▪ </w:t>
+        <w:t>▪</w:t>
+      </w:r>
+      <w:r>
+        <w:rPr>
+          <w:rFonts w:ascii="Aptos Display" w:hAnsi="Aptos Display"/>
+          <w:color w:val="00838F"/>
+        </w:rPr>
+        <w:t xml:space="preserve"> </w:t>
       </w:r>
       <w:r>
         <w:rPr>
@@ -44774,7 +45274,7 @@
         </w:rPr>
         <w:t>9.4 Final takeaway</w:t>
       </w:r>
-      <w:bookmarkEnd w:id="118"/>
+      <w:bookmarkEnd w:id="119"/>
     </w:p>
     <w:p>
       <w:pPr>
@@ -44860,7 +45360,7 @@
         </w:pBdr>
         <w:spacing w:before="80" w:after="200"/>
       </w:pPr>
-      <w:bookmarkStart w:id="119" w:name="_Toc230763624"/>
+      <w:bookmarkStart w:id="120" w:name="_Toc230796774"/>
       <w:r>
         <w:rPr>
           <w:rFonts w:ascii="Aptos Display" w:hAnsi="Aptos Display"/>
@@ -44869,7 +45369,7 @@
         <w:lastRenderedPageBreak/>
         <w:t>Appendix A. Quick Reference</w:t>
       </w:r>
-      <w:bookmarkEnd w:id="119"/>
+      <w:bookmarkEnd w:id="120"/>
     </w:p>
     <w:p>
       <w:pPr>
@@ -46062,31 +46562,31 @@
       </w:rPr>
     </w:lvl>
   </w:abstractNum>
-  <w:num w:numId="1" w16cid:durableId="1978609487">
+  <w:num w:numId="1" w16cid:durableId="678657069">
     <w:abstractNumId w:val="8"/>
   </w:num>
-  <w:num w:numId="2" w16cid:durableId="1252668208">
+  <w:num w:numId="2" w16cid:durableId="1598057520">
     <w:abstractNumId w:val="6"/>
   </w:num>
-  <w:num w:numId="3" w16cid:durableId="405541795">
+  <w:num w:numId="3" w16cid:durableId="1721781367">
     <w:abstractNumId w:val="5"/>
   </w:num>
-  <w:num w:numId="4" w16cid:durableId="396709193">
+  <w:num w:numId="4" w16cid:durableId="636378492">
     <w:abstractNumId w:val="4"/>
   </w:num>
-  <w:num w:numId="5" w16cid:durableId="1516647592">
+  <w:num w:numId="5" w16cid:durableId="1039628318">
     <w:abstractNumId w:val="7"/>
   </w:num>
-  <w:num w:numId="6" w16cid:durableId="601962539">
+  <w:num w:numId="6" w16cid:durableId="1198158899">
     <w:abstractNumId w:val="3"/>
   </w:num>
-  <w:num w:numId="7" w16cid:durableId="970592847">
+  <w:num w:numId="7" w16cid:durableId="1707096028">
     <w:abstractNumId w:val="2"/>
   </w:num>
-  <w:num w:numId="8" w16cid:durableId="1110779593">
+  <w:num w:numId="8" w16cid:durableId="88039894">
     <w:abstractNumId w:val="1"/>
   </w:num>
-  <w:num w:numId="9" w16cid:durableId="1692142390">
+  <w:num w:numId="9" w16cid:durableId="1162042299">
     <w:abstractNumId w:val="0"/>
   </w:num>
 </w:numbering>
@@ -57477,7 +57977,7 @@
     <w:autoRedefine/>
     <w:uiPriority w:val="39"/>
     <w:unhideWhenUsed/>
-    <w:rsid w:val="00B749D3"/>
+    <w:rsid w:val="00685C27"/>
     <w:pPr>
       <w:spacing w:after="100"/>
     </w:pPr>
@@ -57489,7 +57989,7 @@
     <w:autoRedefine/>
     <w:uiPriority w:val="39"/>
     <w:unhideWhenUsed/>
-    <w:rsid w:val="00B749D3"/>
+    <w:rsid w:val="00685C27"/>
     <w:pPr>
       <w:spacing w:after="100"/>
       <w:ind w:left="200"/>
@@ -57502,7 +58002,7 @@
     <w:autoRedefine/>
     <w:uiPriority w:val="39"/>
     <w:unhideWhenUsed/>
-    <w:rsid w:val="00B749D3"/>
+    <w:rsid w:val="00685C27"/>
     <w:pPr>
       <w:spacing w:after="100"/>
       <w:ind w:left="400"/>
@@ -57515,7 +58015,7 @@
     <w:autoRedefine/>
     <w:uiPriority w:val="39"/>
     <w:unhideWhenUsed/>
-    <w:rsid w:val="00B749D3"/>
+    <w:rsid w:val="00685C27"/>
     <w:pPr>
       <w:spacing w:after="100" w:line="278" w:lineRule="auto"/>
       <w:ind w:left="720"/>
@@ -57537,7 +58037,7 @@
     <w:autoRedefine/>
     <w:uiPriority w:val="39"/>
     <w:unhideWhenUsed/>
-    <w:rsid w:val="00B749D3"/>
+    <w:rsid w:val="00685C27"/>
     <w:pPr>
       <w:spacing w:after="100" w:line="278" w:lineRule="auto"/>
       <w:ind w:left="960"/>
@@ -57559,7 +58059,7 @@
     <w:autoRedefine/>
     <w:uiPriority w:val="39"/>
     <w:unhideWhenUsed/>
-    <w:rsid w:val="00B749D3"/>
+    <w:rsid w:val="00685C27"/>
     <w:pPr>
       <w:spacing w:after="100" w:line="278" w:lineRule="auto"/>
       <w:ind w:left="1200"/>
@@ -57581,7 +58081,7 @@
     <w:autoRedefine/>
     <w:uiPriority w:val="39"/>
     <w:unhideWhenUsed/>
-    <w:rsid w:val="00B749D3"/>
+    <w:rsid w:val="00685C27"/>
     <w:pPr>
       <w:spacing w:after="100" w:line="278" w:lineRule="auto"/>
       <w:ind w:left="1440"/>
@@ -57603,7 +58103,7 @@
     <w:autoRedefine/>
     <w:uiPriority w:val="39"/>
     <w:unhideWhenUsed/>
-    <w:rsid w:val="00B749D3"/>
+    <w:rsid w:val="00685C27"/>
     <w:pPr>
       <w:spacing w:after="100" w:line="278" w:lineRule="auto"/>
       <w:ind w:left="1680"/>
@@ -57625,7 +58125,7 @@
     <w:autoRedefine/>
     <w:uiPriority w:val="39"/>
     <w:unhideWhenUsed/>
-    <w:rsid w:val="00B749D3"/>
+    <w:rsid w:val="00685C27"/>
     <w:pPr>
       <w:spacing w:after="100" w:line="278" w:lineRule="auto"/>
       <w:ind w:left="1920"/>
@@ -57645,7 +58145,7 @@
     <w:basedOn w:val="Policepardfaut"/>
     <w:uiPriority w:val="99"/>
     <w:unhideWhenUsed/>
-    <w:rsid w:val="00B749D3"/>
+    <w:rsid w:val="00685C27"/>
     <w:rPr>
       <w:color w:val="0000FF" w:themeColor="hyperlink"/>
       <w:u w:val="single"/>
@@ -57657,7 +58157,7 @@
     <w:uiPriority w:val="99"/>
     <w:semiHidden/>
     <w:unhideWhenUsed/>
-    <w:rsid w:val="00B749D3"/>
+    <w:rsid w:val="00685C27"/>
     <w:rPr>
       <w:color w:val="605E5C"/>
       <w:shd w:val="clear" w:color="auto" w:fill="E1DFDD"/>

--- a/docs/user_guide/MFDStudio_End_To_End_User_Guide.docx
+++ b/docs/user_guide/MFDStudio_End_To_End_User_Guide.docx
@@ -70,7 +70,7 @@
               <w:t xml:space="preserve">Document generated on </w:t>
             </w:r>
             <w:r>
-              <w:t>2026-05-27 17:50</w:t>
+              <w:t>2026-05-30 10:34</w:t>
             </w:r>
             <w:r>
               <w:rPr>
@@ -241,7 +241,7 @@
       <w:pPr>
         <w:pStyle w:val="Titre1"/>
       </w:pPr>
-      <w:bookmarkStart w:id="0" w:name="_Toc230796654"/>
+      <w:bookmarkStart w:id="0" w:name="_Toc231029694"/>
       <w:r>
         <w:t>Table of Contents</w:t>
       </w:r>
@@ -269,7 +269,7 @@
         </w:rPr>
         <w:fldChar w:fldCharType="separate"/>
       </w:r>
-      <w:hyperlink w:anchor="_Toc230796654" w:history="1">
+      <w:hyperlink w:anchor="_Toc231029694" w:history="1">
         <w:r>
           <w:rPr>
             <w:rStyle w:val="Lienhypertexte"/>
@@ -296,7 +296,7 @@
             <w:noProof/>
             <w:webHidden/>
           </w:rPr>
-          <w:instrText xml:space="preserve"> PAGEREF _Toc230796654 \h </w:instrText>
+          <w:instrText xml:space="preserve"> PAGEREF _Toc231029694 \h </w:instrText>
         </w:r>
         <w:r>
           <w:rPr>
@@ -337,7 +337,7 @@
           <w:noProof/>
         </w:rPr>
       </w:pPr>
-      <w:hyperlink w:anchor="_Toc230796655" w:history="1">
+      <w:hyperlink w:anchor="_Toc231029695" w:history="1">
         <w:r>
           <w:rPr>
             <w:rStyle w:val="Lienhypertexte"/>
@@ -365,7 +365,7 @@
             <w:noProof/>
             <w:webHidden/>
           </w:rPr>
-          <w:instrText xml:space="preserve"> PAGEREF _Toc230796655 \h </w:instrText>
+          <w:instrText xml:space="preserve"> PAGEREF _Toc231029695 \h </w:instrText>
         </w:r>
         <w:r>
           <w:rPr>
@@ -406,7 +406,7 @@
           <w:noProof/>
         </w:rPr>
       </w:pPr>
-      <w:hyperlink w:anchor="_Toc230796656" w:history="1">
+      <w:hyperlink w:anchor="_Toc231029696" w:history="1">
         <w:r>
           <w:rPr>
             <w:rStyle w:val="Lienhypertexte"/>
@@ -434,7 +434,7 @@
             <w:noProof/>
             <w:webHidden/>
           </w:rPr>
-          <w:instrText xml:space="preserve"> PAGEREF _Toc230796656 \h </w:instrText>
+          <w:instrText xml:space="preserve"> PAGEREF _Toc231029696 \h </w:instrText>
         </w:r>
         <w:r>
           <w:rPr>
@@ -475,7 +475,7 @@
           <w:noProof/>
         </w:rPr>
       </w:pPr>
-      <w:hyperlink w:anchor="_Toc230796657" w:history="1">
+      <w:hyperlink w:anchor="_Toc231029697" w:history="1">
         <w:r>
           <w:rPr>
             <w:rStyle w:val="Lienhypertexte"/>
@@ -503,7 +503,7 @@
             <w:noProof/>
             <w:webHidden/>
           </w:rPr>
-          <w:instrText xml:space="preserve"> PAGEREF _Toc230796657 \h </w:instrText>
+          <w:instrText xml:space="preserve"> PAGEREF _Toc231029697 \h </w:instrText>
         </w:r>
         <w:r>
           <w:rPr>
@@ -544,7 +544,7 @@
           <w:noProof/>
         </w:rPr>
       </w:pPr>
-      <w:hyperlink w:anchor="_Toc230796658" w:history="1">
+      <w:hyperlink w:anchor="_Toc231029698" w:history="1">
         <w:r>
           <w:rPr>
             <w:rStyle w:val="Lienhypertexte"/>
@@ -572,7 +572,7 @@
             <w:noProof/>
             <w:webHidden/>
           </w:rPr>
-          <w:instrText xml:space="preserve"> PAGEREF _Toc230796658 \h </w:instrText>
+          <w:instrText xml:space="preserve"> PAGEREF _Toc231029698 \h </w:instrText>
         </w:r>
         <w:r>
           <w:rPr>
@@ -613,7 +613,7 @@
           <w:noProof/>
         </w:rPr>
       </w:pPr>
-      <w:hyperlink w:anchor="_Toc230796659" w:history="1">
+      <w:hyperlink w:anchor="_Toc231029699" w:history="1">
         <w:r>
           <w:rPr>
             <w:rStyle w:val="Lienhypertexte"/>
@@ -641,7 +641,7 @@
             <w:noProof/>
             <w:webHidden/>
           </w:rPr>
-          <w:instrText xml:space="preserve"> PAGEREF _Toc230796659 \h </w:instrText>
+          <w:instrText xml:space="preserve"> PAGEREF _Toc231029699 \h </w:instrText>
         </w:r>
         <w:r>
           <w:rPr>
@@ -682,7 +682,7 @@
           <w:noProof/>
         </w:rPr>
       </w:pPr>
-      <w:hyperlink w:anchor="_Toc230796660" w:history="1">
+      <w:hyperlink w:anchor="_Toc231029700" w:history="1">
         <w:r>
           <w:rPr>
             <w:rStyle w:val="Lienhypertexte"/>
@@ -710,7 +710,7 @@
             <w:noProof/>
             <w:webHidden/>
           </w:rPr>
-          <w:instrText xml:space="preserve"> PAGEREF _Toc230796660 \h </w:instrText>
+          <w:instrText xml:space="preserve"> PAGEREF _Toc231029700 \h </w:instrText>
         </w:r>
         <w:r>
           <w:rPr>
@@ -751,7 +751,7 @@
           <w:noProof/>
         </w:rPr>
       </w:pPr>
-      <w:hyperlink w:anchor="_Toc230796661" w:history="1">
+      <w:hyperlink w:anchor="_Toc231029701" w:history="1">
         <w:r>
           <w:rPr>
             <w:rStyle w:val="Lienhypertexte"/>
@@ -779,7 +779,7 @@
             <w:noProof/>
             <w:webHidden/>
           </w:rPr>
-          <w:instrText xml:space="preserve"> PAGEREF _Toc230796661 \h </w:instrText>
+          <w:instrText xml:space="preserve"> PAGEREF _Toc231029701 \h </w:instrText>
         </w:r>
         <w:r>
           <w:rPr>
@@ -820,7 +820,7 @@
           <w:noProof/>
         </w:rPr>
       </w:pPr>
-      <w:hyperlink w:anchor="_Toc230796662" w:history="1">
+      <w:hyperlink w:anchor="_Toc231029702" w:history="1">
         <w:r>
           <w:rPr>
             <w:rStyle w:val="Lienhypertexte"/>
@@ -848,7 +848,7 @@
             <w:noProof/>
             <w:webHidden/>
           </w:rPr>
-          <w:instrText xml:space="preserve"> PAGEREF _Toc230796662 \h </w:instrText>
+          <w:instrText xml:space="preserve"> PAGEREF _Toc231029702 \h </w:instrText>
         </w:r>
         <w:r>
           <w:rPr>
@@ -889,7 +889,7 @@
           <w:noProof/>
         </w:rPr>
       </w:pPr>
-      <w:hyperlink w:anchor="_Toc230796663" w:history="1">
+      <w:hyperlink w:anchor="_Toc231029703" w:history="1">
         <w:r>
           <w:rPr>
             <w:rStyle w:val="Lienhypertexte"/>
@@ -917,7 +917,7 @@
             <w:noProof/>
             <w:webHidden/>
           </w:rPr>
-          <w:instrText xml:space="preserve"> PAGEREF _Toc230796663 \h </w:instrText>
+          <w:instrText xml:space="preserve"> PAGEREF _Toc231029703 \h </w:instrText>
         </w:r>
         <w:r>
           <w:rPr>
@@ -958,7 +958,7 @@
           <w:noProof/>
         </w:rPr>
       </w:pPr>
-      <w:hyperlink w:anchor="_Toc230796664" w:history="1">
+      <w:hyperlink w:anchor="_Toc231029704" w:history="1">
         <w:r>
           <w:rPr>
             <w:rStyle w:val="Lienhypertexte"/>
@@ -986,7 +986,7 @@
             <w:noProof/>
             <w:webHidden/>
           </w:rPr>
-          <w:instrText xml:space="preserve"> PAGEREF _Toc230796664 \h </w:instrText>
+          <w:instrText xml:space="preserve"> PAGEREF _Toc231029704 \h </w:instrText>
         </w:r>
         <w:r>
           <w:rPr>
@@ -1027,7 +1027,7 @@
           <w:noProof/>
         </w:rPr>
       </w:pPr>
-      <w:hyperlink w:anchor="_Toc230796665" w:history="1">
+      <w:hyperlink w:anchor="_Toc231029705" w:history="1">
         <w:r>
           <w:rPr>
             <w:rStyle w:val="Lienhypertexte"/>
@@ -1055,7 +1055,7 @@
             <w:noProof/>
             <w:webHidden/>
           </w:rPr>
-          <w:instrText xml:space="preserve"> PAGEREF _Toc230796665 \h </w:instrText>
+          <w:instrText xml:space="preserve"> PAGEREF _Toc231029705 \h </w:instrText>
         </w:r>
         <w:r>
           <w:rPr>
@@ -1096,7 +1096,7 @@
           <w:noProof/>
         </w:rPr>
       </w:pPr>
-      <w:hyperlink w:anchor="_Toc230796666" w:history="1">
+      <w:hyperlink w:anchor="_Toc231029706" w:history="1">
         <w:r>
           <w:rPr>
             <w:rStyle w:val="Lienhypertexte"/>
@@ -1124,7 +1124,7 @@
             <w:noProof/>
             <w:webHidden/>
           </w:rPr>
-          <w:instrText xml:space="preserve"> PAGEREF _Toc230796666 \h </w:instrText>
+          <w:instrText xml:space="preserve"> PAGEREF _Toc231029706 \h </w:instrText>
         </w:r>
         <w:r>
           <w:rPr>
@@ -1165,7 +1165,7 @@
           <w:noProof/>
         </w:rPr>
       </w:pPr>
-      <w:hyperlink w:anchor="_Toc230796667" w:history="1">
+      <w:hyperlink w:anchor="_Toc231029707" w:history="1">
         <w:r>
           <w:rPr>
             <w:rStyle w:val="Lienhypertexte"/>
@@ -1193,7 +1193,7 @@
             <w:noProof/>
             <w:webHidden/>
           </w:rPr>
-          <w:instrText xml:space="preserve"> PAGEREF _Toc230796667 \h </w:instrText>
+          <w:instrText xml:space="preserve"> PAGEREF _Toc231029707 \h </w:instrText>
         </w:r>
         <w:r>
           <w:rPr>
@@ -1234,7 +1234,7 @@
           <w:noProof/>
         </w:rPr>
       </w:pPr>
-      <w:hyperlink w:anchor="_Toc230796668" w:history="1">
+      <w:hyperlink w:anchor="_Toc231029708" w:history="1">
         <w:r>
           <w:rPr>
             <w:rStyle w:val="Lienhypertexte"/>
@@ -1262,7 +1262,7 @@
             <w:noProof/>
             <w:webHidden/>
           </w:rPr>
-          <w:instrText xml:space="preserve"> PAGEREF _Toc230796668 \h </w:instrText>
+          <w:instrText xml:space="preserve"> PAGEREF _Toc231029708 \h </w:instrText>
         </w:r>
         <w:r>
           <w:rPr>
@@ -1303,7 +1303,7 @@
           <w:noProof/>
         </w:rPr>
       </w:pPr>
-      <w:hyperlink w:anchor="_Toc230796669" w:history="1">
+      <w:hyperlink w:anchor="_Toc231029709" w:history="1">
         <w:r>
           <w:rPr>
             <w:rStyle w:val="Lienhypertexte"/>
@@ -1331,7 +1331,7 @@
             <w:noProof/>
             <w:webHidden/>
           </w:rPr>
-          <w:instrText xml:space="preserve"> PAGEREF _Toc230796669 \h </w:instrText>
+          <w:instrText xml:space="preserve"> PAGEREF _Toc231029709 \h </w:instrText>
         </w:r>
         <w:r>
           <w:rPr>
@@ -1372,7 +1372,7 @@
           <w:noProof/>
         </w:rPr>
       </w:pPr>
-      <w:hyperlink w:anchor="_Toc230796670" w:history="1">
+      <w:hyperlink w:anchor="_Toc231029710" w:history="1">
         <w:r>
           <w:rPr>
             <w:rStyle w:val="Lienhypertexte"/>
@@ -1400,7 +1400,7 @@
             <w:noProof/>
             <w:webHidden/>
           </w:rPr>
-          <w:instrText xml:space="preserve"> PAGEREF _Toc230796670 \h </w:instrText>
+          <w:instrText xml:space="preserve"> PAGEREF _Toc231029710 \h </w:instrText>
         </w:r>
         <w:r>
           <w:rPr>
@@ -1441,7 +1441,7 @@
           <w:noProof/>
         </w:rPr>
       </w:pPr>
-      <w:hyperlink w:anchor="_Toc230796671" w:history="1">
+      <w:hyperlink w:anchor="_Toc231029711" w:history="1">
         <w:r>
           <w:rPr>
             <w:rStyle w:val="Lienhypertexte"/>
@@ -1469,7 +1469,7 @@
             <w:noProof/>
             <w:webHidden/>
           </w:rPr>
-          <w:instrText xml:space="preserve"> PAGEREF _Toc230796671 \h </w:instrText>
+          <w:instrText xml:space="preserve"> PAGEREF _Toc231029711 \h </w:instrText>
         </w:r>
         <w:r>
           <w:rPr>
@@ -1510,7 +1510,7 @@
           <w:noProof/>
         </w:rPr>
       </w:pPr>
-      <w:hyperlink w:anchor="_Toc230796672" w:history="1">
+      <w:hyperlink w:anchor="_Toc231029712" w:history="1">
         <w:r>
           <w:rPr>
             <w:rStyle w:val="Lienhypertexte"/>
@@ -1538,7 +1538,7 @@
             <w:noProof/>
             <w:webHidden/>
           </w:rPr>
-          <w:instrText xml:space="preserve"> PAGEREF _Toc230796672 \h </w:instrText>
+          <w:instrText xml:space="preserve"> PAGEREF _Toc231029712 \h </w:instrText>
         </w:r>
         <w:r>
           <w:rPr>
@@ -1579,7 +1579,7 @@
           <w:noProof/>
         </w:rPr>
       </w:pPr>
-      <w:hyperlink w:anchor="_Toc230796673" w:history="1">
+      <w:hyperlink w:anchor="_Toc231029713" w:history="1">
         <w:r>
           <w:rPr>
             <w:rStyle w:val="Lienhypertexte"/>
@@ -1607,7 +1607,7 @@
             <w:noProof/>
             <w:webHidden/>
           </w:rPr>
-          <w:instrText xml:space="preserve"> PAGEREF _Toc230796673 \h </w:instrText>
+          <w:instrText xml:space="preserve"> PAGEREF _Toc231029713 \h </w:instrText>
         </w:r>
         <w:r>
           <w:rPr>
@@ -1648,7 +1648,7 @@
           <w:noProof/>
         </w:rPr>
       </w:pPr>
-      <w:hyperlink w:anchor="_Toc230796674" w:history="1">
+      <w:hyperlink w:anchor="_Toc231029714" w:history="1">
         <w:r>
           <w:rPr>
             <w:rStyle w:val="Lienhypertexte"/>
@@ -1676,7 +1676,7 @@
             <w:noProof/>
             <w:webHidden/>
           </w:rPr>
-          <w:instrText xml:space="preserve"> PAGEREF _Toc230796674 \h </w:instrText>
+          <w:instrText xml:space="preserve"> PAGEREF _Toc231029714 \h </w:instrText>
         </w:r>
         <w:r>
           <w:rPr>
@@ -1717,7 +1717,7 @@
           <w:noProof/>
         </w:rPr>
       </w:pPr>
-      <w:hyperlink w:anchor="_Toc230796675" w:history="1">
+      <w:hyperlink w:anchor="_Toc231029715" w:history="1">
         <w:r>
           <w:rPr>
             <w:rStyle w:val="Lienhypertexte"/>
@@ -1745,7 +1745,7 @@
             <w:noProof/>
             <w:webHidden/>
           </w:rPr>
-          <w:instrText xml:space="preserve"> PAGEREF _Toc230796675 \h </w:instrText>
+          <w:instrText xml:space="preserve"> PAGEREF _Toc231029715 \h </w:instrText>
         </w:r>
         <w:r>
           <w:rPr>
@@ -1786,7 +1786,7 @@
           <w:noProof/>
         </w:rPr>
       </w:pPr>
-      <w:hyperlink w:anchor="_Toc230796676" w:history="1">
+      <w:hyperlink w:anchor="_Toc231029716" w:history="1">
         <w:r>
           <w:rPr>
             <w:rStyle w:val="Lienhypertexte"/>
@@ -1814,7 +1814,7 @@
             <w:noProof/>
             <w:webHidden/>
           </w:rPr>
-          <w:instrText xml:space="preserve"> PAGEREF _Toc230796676 \h </w:instrText>
+          <w:instrText xml:space="preserve"> PAGEREF _Toc231029716 \h </w:instrText>
         </w:r>
         <w:r>
           <w:rPr>
@@ -1855,7 +1855,7 @@
           <w:noProof/>
         </w:rPr>
       </w:pPr>
-      <w:hyperlink w:anchor="_Toc230796677" w:history="1">
+      <w:hyperlink w:anchor="_Toc231029717" w:history="1">
         <w:r>
           <w:rPr>
             <w:rStyle w:val="Lienhypertexte"/>
@@ -1882,7 +1882,7 @@
             <w:noProof/>
             <w:webHidden/>
           </w:rPr>
-          <w:instrText xml:space="preserve"> PAGEREF _Toc230796677 \h </w:instrText>
+          <w:instrText xml:space="preserve"> PAGEREF _Toc231029717 \h </w:instrText>
         </w:r>
         <w:r>
           <w:rPr>
@@ -1923,7 +1923,7 @@
           <w:noProof/>
         </w:rPr>
       </w:pPr>
-      <w:hyperlink w:anchor="_Toc230796678" w:history="1">
+      <w:hyperlink w:anchor="_Toc231029718" w:history="1">
         <w:r>
           <w:rPr>
             <w:rStyle w:val="Lienhypertexte"/>
@@ -1950,7 +1950,7 @@
             <w:noProof/>
             <w:webHidden/>
           </w:rPr>
-          <w:instrText xml:space="preserve"> PAGEREF _Toc230796678 \h </w:instrText>
+          <w:instrText xml:space="preserve"> PAGEREF _Toc231029718 \h </w:instrText>
         </w:r>
         <w:r>
           <w:rPr>
@@ -1991,7 +1991,7 @@
           <w:noProof/>
         </w:rPr>
       </w:pPr>
-      <w:hyperlink w:anchor="_Toc230796679" w:history="1">
+      <w:hyperlink w:anchor="_Toc231029719" w:history="1">
         <w:r>
           <w:rPr>
             <w:rStyle w:val="Lienhypertexte"/>
@@ -2019,7 +2019,7 @@
             <w:noProof/>
             <w:webHidden/>
           </w:rPr>
-          <w:instrText xml:space="preserve"> PAGEREF _Toc230796679 \h </w:instrText>
+          <w:instrText xml:space="preserve"> PAGEREF _Toc231029719 \h </w:instrText>
         </w:r>
         <w:r>
           <w:rPr>
@@ -2060,7 +2060,7 @@
           <w:noProof/>
         </w:rPr>
       </w:pPr>
-      <w:hyperlink w:anchor="_Toc230796680" w:history="1">
+      <w:hyperlink w:anchor="_Toc231029720" w:history="1">
         <w:r>
           <w:rPr>
             <w:rStyle w:val="Lienhypertexte"/>
@@ -2088,7 +2088,7 @@
             <w:noProof/>
             <w:webHidden/>
           </w:rPr>
-          <w:instrText xml:space="preserve"> PAGEREF _Toc230796680 \h </w:instrText>
+          <w:instrText xml:space="preserve"> PAGEREF _Toc231029720 \h </w:instrText>
         </w:r>
         <w:r>
           <w:rPr>
@@ -2129,7 +2129,7 @@
           <w:noProof/>
         </w:rPr>
       </w:pPr>
-      <w:hyperlink w:anchor="_Toc230796681" w:history="1">
+      <w:hyperlink w:anchor="_Toc231029721" w:history="1">
         <w:r>
           <w:rPr>
             <w:rStyle w:val="Lienhypertexte"/>
@@ -2157,7 +2157,7 @@
             <w:noProof/>
             <w:webHidden/>
           </w:rPr>
-          <w:instrText xml:space="preserve"> PAGEREF _Toc230796681 \h </w:instrText>
+          <w:instrText xml:space="preserve"> PAGEREF _Toc231029721 \h </w:instrText>
         </w:r>
         <w:r>
           <w:rPr>
@@ -2198,7 +2198,7 @@
           <w:noProof/>
         </w:rPr>
       </w:pPr>
-      <w:hyperlink w:anchor="_Toc230796682" w:history="1">
+      <w:hyperlink w:anchor="_Toc231029722" w:history="1">
         <w:r>
           <w:rPr>
             <w:rStyle w:val="Lienhypertexte"/>
@@ -2226,7 +2226,7 @@
             <w:noProof/>
             <w:webHidden/>
           </w:rPr>
-          <w:instrText xml:space="preserve"> PAGEREF _Toc230796682 \h </w:instrText>
+          <w:instrText xml:space="preserve"> PAGEREF _Toc231029722 \h </w:instrText>
         </w:r>
         <w:r>
           <w:rPr>
@@ -2267,7 +2267,7 @@
           <w:noProof/>
         </w:rPr>
       </w:pPr>
-      <w:hyperlink w:anchor="_Toc230796683" w:history="1">
+      <w:hyperlink w:anchor="_Toc231029723" w:history="1">
         <w:r>
           <w:rPr>
             <w:rStyle w:val="Lienhypertexte"/>
@@ -2294,7 +2294,7 @@
             <w:noProof/>
             <w:webHidden/>
           </w:rPr>
-          <w:instrText xml:space="preserve"> PAGEREF _Toc230796683 \h </w:instrText>
+          <w:instrText xml:space="preserve"> PAGEREF _Toc231029723 \h </w:instrText>
         </w:r>
         <w:r>
           <w:rPr>
@@ -2335,7 +2335,7 @@
           <w:noProof/>
         </w:rPr>
       </w:pPr>
-      <w:hyperlink w:anchor="_Toc230796684" w:history="1">
+      <w:hyperlink w:anchor="_Toc231029724" w:history="1">
         <w:r>
           <w:rPr>
             <w:rStyle w:val="Lienhypertexte"/>
@@ -2362,7 +2362,7 @@
             <w:noProof/>
             <w:webHidden/>
           </w:rPr>
-          <w:instrText xml:space="preserve"> PAGEREF _Toc230796684 \h </w:instrText>
+          <w:instrText xml:space="preserve"> PAGEREF _Toc231029724 \h </w:instrText>
         </w:r>
         <w:r>
           <w:rPr>
@@ -2403,7 +2403,7 @@
           <w:noProof/>
         </w:rPr>
       </w:pPr>
-      <w:hyperlink w:anchor="_Toc230796685" w:history="1">
+      <w:hyperlink w:anchor="_Toc231029725" w:history="1">
         <w:r>
           <w:rPr>
             <w:rStyle w:val="Lienhypertexte"/>
@@ -2430,7 +2430,7 @@
             <w:noProof/>
             <w:webHidden/>
           </w:rPr>
-          <w:instrText xml:space="preserve"> PAGEREF _Toc230796685 \h </w:instrText>
+          <w:instrText xml:space="preserve"> PAGEREF _Toc231029725 \h </w:instrText>
         </w:r>
         <w:r>
           <w:rPr>
@@ -2471,7 +2471,7 @@
           <w:noProof/>
         </w:rPr>
       </w:pPr>
-      <w:hyperlink w:anchor="_Toc230796686" w:history="1">
+      <w:hyperlink w:anchor="_Toc231029726" w:history="1">
         <w:r>
           <w:rPr>
             <w:rStyle w:val="Lienhypertexte"/>
@@ -2498,7 +2498,7 @@
             <w:noProof/>
             <w:webHidden/>
           </w:rPr>
-          <w:instrText xml:space="preserve"> PAGEREF _Toc230796686 \h </w:instrText>
+          <w:instrText xml:space="preserve"> PAGEREF _Toc231029726 \h </w:instrText>
         </w:r>
         <w:r>
           <w:rPr>
@@ -2539,7 +2539,7 @@
           <w:noProof/>
         </w:rPr>
       </w:pPr>
-      <w:hyperlink w:anchor="_Toc230796687" w:history="1">
+      <w:hyperlink w:anchor="_Toc231029727" w:history="1">
         <w:r>
           <w:rPr>
             <w:rStyle w:val="Lienhypertexte"/>
@@ -2566,7 +2566,7 @@
             <w:noProof/>
             <w:webHidden/>
           </w:rPr>
-          <w:instrText xml:space="preserve"> PAGEREF _Toc230796687 \h </w:instrText>
+          <w:instrText xml:space="preserve"> PAGEREF _Toc231029727 \h </w:instrText>
         </w:r>
         <w:r>
           <w:rPr>
@@ -2607,7 +2607,7 @@
           <w:noProof/>
         </w:rPr>
       </w:pPr>
-      <w:hyperlink w:anchor="_Toc230796688" w:history="1">
+      <w:hyperlink w:anchor="_Toc231029728" w:history="1">
         <w:r>
           <w:rPr>
             <w:rStyle w:val="Lienhypertexte"/>
@@ -2635,7 +2635,7 @@
             <w:noProof/>
             <w:webHidden/>
           </w:rPr>
-          <w:instrText xml:space="preserve"> PAGEREF _Toc230796688 \h </w:instrText>
+          <w:instrText xml:space="preserve"> PAGEREF _Toc231029728 \h </w:instrText>
         </w:r>
         <w:r>
           <w:rPr>
@@ -2676,7 +2676,7 @@
           <w:noProof/>
         </w:rPr>
       </w:pPr>
-      <w:hyperlink w:anchor="_Toc230796689" w:history="1">
+      <w:hyperlink w:anchor="_Toc231029729" w:history="1">
         <w:r>
           <w:rPr>
             <w:rStyle w:val="Lienhypertexte"/>
@@ -2704,7 +2704,7 @@
             <w:noProof/>
             <w:webHidden/>
           </w:rPr>
-          <w:instrText xml:space="preserve"> PAGEREF _Toc230796689 \h </w:instrText>
+          <w:instrText xml:space="preserve"> PAGEREF _Toc231029729 \h </w:instrText>
         </w:r>
         <w:r>
           <w:rPr>
@@ -2745,7 +2745,7 @@
           <w:noProof/>
         </w:rPr>
       </w:pPr>
-      <w:hyperlink w:anchor="_Toc230796690" w:history="1">
+      <w:hyperlink w:anchor="_Toc231029730" w:history="1">
         <w:r>
           <w:rPr>
             <w:rStyle w:val="Lienhypertexte"/>
@@ -2773,7 +2773,7 @@
             <w:noProof/>
             <w:webHidden/>
           </w:rPr>
-          <w:instrText xml:space="preserve"> PAGEREF _Toc230796690 \h </w:instrText>
+          <w:instrText xml:space="preserve"> PAGEREF _Toc231029730 \h </w:instrText>
         </w:r>
         <w:r>
           <w:rPr>
@@ -2814,7 +2814,7 @@
           <w:noProof/>
         </w:rPr>
       </w:pPr>
-      <w:hyperlink w:anchor="_Toc230796691" w:history="1">
+      <w:hyperlink w:anchor="_Toc231029731" w:history="1">
         <w:r>
           <w:rPr>
             <w:rStyle w:val="Lienhypertexte"/>
@@ -2842,7 +2842,7 @@
             <w:noProof/>
             <w:webHidden/>
           </w:rPr>
-          <w:instrText xml:space="preserve"> PAGEREF _Toc230796691 \h </w:instrText>
+          <w:instrText xml:space="preserve"> PAGEREF _Toc231029731 \h </w:instrText>
         </w:r>
         <w:r>
           <w:rPr>
@@ -2883,7 +2883,7 @@
           <w:noProof/>
         </w:rPr>
       </w:pPr>
-      <w:hyperlink w:anchor="_Toc230796692" w:history="1">
+      <w:hyperlink w:anchor="_Toc231029732" w:history="1">
         <w:r>
           <w:rPr>
             <w:rStyle w:val="Lienhypertexte"/>
@@ -2910,7 +2910,7 @@
             <w:noProof/>
             <w:webHidden/>
           </w:rPr>
-          <w:instrText xml:space="preserve"> PAGEREF _Toc230796692 \h </w:instrText>
+          <w:instrText xml:space="preserve"> PAGEREF _Toc231029732 \h </w:instrText>
         </w:r>
         <w:r>
           <w:rPr>
@@ -2951,7 +2951,7 @@
           <w:noProof/>
         </w:rPr>
       </w:pPr>
-      <w:hyperlink w:anchor="_Toc230796693" w:history="1">
+      <w:hyperlink w:anchor="_Toc231029733" w:history="1">
         <w:r>
           <w:rPr>
             <w:rStyle w:val="Lienhypertexte"/>
@@ -2979,7 +2979,7 @@
             <w:noProof/>
             <w:webHidden/>
           </w:rPr>
-          <w:instrText xml:space="preserve"> PAGEREF _Toc230796693 \h </w:instrText>
+          <w:instrText xml:space="preserve"> PAGEREF _Toc231029733 \h </w:instrText>
         </w:r>
         <w:r>
           <w:rPr>
@@ -3020,7 +3020,7 @@
           <w:noProof/>
         </w:rPr>
       </w:pPr>
-      <w:hyperlink w:anchor="_Toc230796694" w:history="1">
+      <w:hyperlink w:anchor="_Toc231029734" w:history="1">
         <w:r>
           <w:rPr>
             <w:rStyle w:val="Lienhypertexte"/>
@@ -3048,7 +3048,7 @@
             <w:noProof/>
             <w:webHidden/>
           </w:rPr>
-          <w:instrText xml:space="preserve"> PAGEREF _Toc230796694 \h </w:instrText>
+          <w:instrText xml:space="preserve"> PAGEREF _Toc231029734 \h </w:instrText>
         </w:r>
         <w:r>
           <w:rPr>
@@ -3089,7 +3089,7 @@
           <w:noProof/>
         </w:rPr>
       </w:pPr>
-      <w:hyperlink w:anchor="_Toc230796695" w:history="1">
+      <w:hyperlink w:anchor="_Toc231029735" w:history="1">
         <w:r>
           <w:rPr>
             <w:rStyle w:val="Lienhypertexte"/>
@@ -3117,7 +3117,7 @@
             <w:noProof/>
             <w:webHidden/>
           </w:rPr>
-          <w:instrText xml:space="preserve"> PAGEREF _Toc230796695 \h </w:instrText>
+          <w:instrText xml:space="preserve"> PAGEREF _Toc231029735 \h </w:instrText>
         </w:r>
         <w:r>
           <w:rPr>
@@ -3158,7 +3158,7 @@
           <w:noProof/>
         </w:rPr>
       </w:pPr>
-      <w:hyperlink w:anchor="_Toc230796696" w:history="1">
+      <w:hyperlink w:anchor="_Toc231029736" w:history="1">
         <w:r>
           <w:rPr>
             <w:rStyle w:val="Lienhypertexte"/>
@@ -3186,7 +3186,7 @@
             <w:noProof/>
             <w:webHidden/>
           </w:rPr>
-          <w:instrText xml:space="preserve"> PAGEREF _Toc230796696 \h </w:instrText>
+          <w:instrText xml:space="preserve"> PAGEREF _Toc231029736 \h </w:instrText>
         </w:r>
         <w:r>
           <w:rPr>
@@ -3227,7 +3227,7 @@
           <w:noProof/>
         </w:rPr>
       </w:pPr>
-      <w:hyperlink w:anchor="_Toc230796697" w:history="1">
+      <w:hyperlink w:anchor="_Toc231029737" w:history="1">
         <w:r>
           <w:rPr>
             <w:rStyle w:val="Lienhypertexte"/>
@@ -3255,7 +3255,7 @@
             <w:noProof/>
             <w:webHidden/>
           </w:rPr>
-          <w:instrText xml:space="preserve"> PAGEREF _Toc230796697 \h </w:instrText>
+          <w:instrText xml:space="preserve"> PAGEREF _Toc231029737 \h </w:instrText>
         </w:r>
         <w:r>
           <w:rPr>
@@ -3296,7 +3296,7 @@
           <w:noProof/>
         </w:rPr>
       </w:pPr>
-      <w:hyperlink w:anchor="_Toc230796698" w:history="1">
+      <w:hyperlink w:anchor="_Toc231029738" w:history="1">
         <w:r>
           <w:rPr>
             <w:rStyle w:val="Lienhypertexte"/>
@@ -3324,7 +3324,7 @@
             <w:noProof/>
             <w:webHidden/>
           </w:rPr>
-          <w:instrText xml:space="preserve"> PAGEREF _Toc230796698 \h </w:instrText>
+          <w:instrText xml:space="preserve"> PAGEREF _Toc231029738 \h </w:instrText>
         </w:r>
         <w:r>
           <w:rPr>
@@ -3365,7 +3365,7 @@
           <w:noProof/>
         </w:rPr>
       </w:pPr>
-      <w:hyperlink w:anchor="_Toc230796699" w:history="1">
+      <w:hyperlink w:anchor="_Toc231029739" w:history="1">
         <w:r>
           <w:rPr>
             <w:rStyle w:val="Lienhypertexte"/>
@@ -3393,7 +3393,7 @@
             <w:noProof/>
             <w:webHidden/>
           </w:rPr>
-          <w:instrText xml:space="preserve"> PAGEREF _Toc230796699 \h </w:instrText>
+          <w:instrText xml:space="preserve"> PAGEREF _Toc231029739 \h </w:instrText>
         </w:r>
         <w:r>
           <w:rPr>
@@ -3434,7 +3434,7 @@
           <w:noProof/>
         </w:rPr>
       </w:pPr>
-      <w:hyperlink w:anchor="_Toc230796700" w:history="1">
+      <w:hyperlink w:anchor="_Toc231029740" w:history="1">
         <w:r>
           <w:rPr>
             <w:rStyle w:val="Lienhypertexte"/>
@@ -3462,7 +3462,7 @@
             <w:noProof/>
             <w:webHidden/>
           </w:rPr>
-          <w:instrText xml:space="preserve"> PAGEREF _Toc230796700 \h </w:instrText>
+          <w:instrText xml:space="preserve"> PAGEREF _Toc231029740 \h </w:instrText>
         </w:r>
         <w:r>
           <w:rPr>
@@ -3503,7 +3503,7 @@
           <w:noProof/>
         </w:rPr>
       </w:pPr>
-      <w:hyperlink w:anchor="_Toc230796701" w:history="1">
+      <w:hyperlink w:anchor="_Toc231029741" w:history="1">
         <w:r>
           <w:rPr>
             <w:rStyle w:val="Lienhypertexte"/>
@@ -3531,7 +3531,7 @@
             <w:noProof/>
             <w:webHidden/>
           </w:rPr>
-          <w:instrText xml:space="preserve"> PAGEREF _Toc230796701 \h </w:instrText>
+          <w:instrText xml:space="preserve"> PAGEREF _Toc231029741 \h </w:instrText>
         </w:r>
         <w:r>
           <w:rPr>
@@ -3572,7 +3572,7 @@
           <w:noProof/>
         </w:rPr>
       </w:pPr>
-      <w:hyperlink w:anchor="_Toc230796702" w:history="1">
+      <w:hyperlink w:anchor="_Toc231029742" w:history="1">
         <w:r>
           <w:rPr>
             <w:rStyle w:val="Lienhypertexte"/>
@@ -3600,7 +3600,7 @@
             <w:noProof/>
             <w:webHidden/>
           </w:rPr>
-          <w:instrText xml:space="preserve"> PAGEREF _Toc230796702 \h </w:instrText>
+          <w:instrText xml:space="preserve"> PAGEREF _Toc231029742 \h </w:instrText>
         </w:r>
         <w:r>
           <w:rPr>
@@ -3641,7 +3641,7 @@
           <w:noProof/>
         </w:rPr>
       </w:pPr>
-      <w:hyperlink w:anchor="_Toc230796703" w:history="1">
+      <w:hyperlink w:anchor="_Toc231029743" w:history="1">
         <w:r>
           <w:rPr>
             <w:rStyle w:val="Lienhypertexte"/>
@@ -3669,7 +3669,7 @@
             <w:noProof/>
             <w:webHidden/>
           </w:rPr>
-          <w:instrText xml:space="preserve"> PAGEREF _Toc230796703 \h </w:instrText>
+          <w:instrText xml:space="preserve"> PAGEREF _Toc231029743 \h </w:instrText>
         </w:r>
         <w:r>
           <w:rPr>
@@ -3710,7 +3710,7 @@
           <w:noProof/>
         </w:rPr>
       </w:pPr>
-      <w:hyperlink w:anchor="_Toc230796704" w:history="1">
+      <w:hyperlink w:anchor="_Toc231029744" w:history="1">
         <w:r>
           <w:rPr>
             <w:rStyle w:val="Lienhypertexte"/>
@@ -3738,7 +3738,7 @@
             <w:noProof/>
             <w:webHidden/>
           </w:rPr>
-          <w:instrText xml:space="preserve"> PAGEREF _Toc230796704 \h </w:instrText>
+          <w:instrText xml:space="preserve"> PAGEREF _Toc231029744 \h </w:instrText>
         </w:r>
         <w:r>
           <w:rPr>
@@ -3779,7 +3779,7 @@
           <w:noProof/>
         </w:rPr>
       </w:pPr>
-      <w:hyperlink w:anchor="_Toc230796705" w:history="1">
+      <w:hyperlink w:anchor="_Toc231029745" w:history="1">
         <w:r>
           <w:rPr>
             <w:rStyle w:val="Lienhypertexte"/>
@@ -3807,7 +3807,7 @@
             <w:noProof/>
             <w:webHidden/>
           </w:rPr>
-          <w:instrText xml:space="preserve"> PAGEREF _Toc230796705 \h </w:instrText>
+          <w:instrText xml:space="preserve"> PAGEREF _Toc231029745 \h </w:instrText>
         </w:r>
         <w:r>
           <w:rPr>
@@ -3848,7 +3848,7 @@
           <w:noProof/>
         </w:rPr>
       </w:pPr>
-      <w:hyperlink w:anchor="_Toc230796706" w:history="1">
+      <w:hyperlink w:anchor="_Toc231029746" w:history="1">
         <w:r>
           <w:rPr>
             <w:rStyle w:val="Lienhypertexte"/>
@@ -3876,7 +3876,7 @@
             <w:noProof/>
             <w:webHidden/>
           </w:rPr>
-          <w:instrText xml:space="preserve"> PAGEREF _Toc230796706 \h </w:instrText>
+          <w:instrText xml:space="preserve"> PAGEREF _Toc231029746 \h </w:instrText>
         </w:r>
         <w:r>
           <w:rPr>
@@ -3917,7 +3917,7 @@
           <w:noProof/>
         </w:rPr>
       </w:pPr>
-      <w:hyperlink w:anchor="_Toc230796707" w:history="1">
+      <w:hyperlink w:anchor="_Toc231029747" w:history="1">
         <w:r>
           <w:rPr>
             <w:rStyle w:val="Lienhypertexte"/>
@@ -3945,7 +3945,7 @@
             <w:noProof/>
             <w:webHidden/>
           </w:rPr>
-          <w:instrText xml:space="preserve"> PAGEREF _Toc230796707 \h </w:instrText>
+          <w:instrText xml:space="preserve"> PAGEREF _Toc231029747 \h </w:instrText>
         </w:r>
         <w:r>
           <w:rPr>
@@ -3986,7 +3986,7 @@
           <w:noProof/>
         </w:rPr>
       </w:pPr>
-      <w:hyperlink w:anchor="_Toc230796708" w:history="1">
+      <w:hyperlink w:anchor="_Toc231029748" w:history="1">
         <w:r>
           <w:rPr>
             <w:rStyle w:val="Lienhypertexte"/>
@@ -4014,7 +4014,7 @@
             <w:noProof/>
             <w:webHidden/>
           </w:rPr>
-          <w:instrText xml:space="preserve"> PAGEREF _Toc230796708 \h </w:instrText>
+          <w:instrText xml:space="preserve"> PAGEREF _Toc231029748 \h </w:instrText>
         </w:r>
         <w:r>
           <w:rPr>
@@ -4055,7 +4055,7 @@
           <w:noProof/>
         </w:rPr>
       </w:pPr>
-      <w:hyperlink w:anchor="_Toc230796709" w:history="1">
+      <w:hyperlink w:anchor="_Toc231029749" w:history="1">
         <w:r>
           <w:rPr>
             <w:rStyle w:val="Lienhypertexte"/>
@@ -4083,7 +4083,7 @@
             <w:noProof/>
             <w:webHidden/>
           </w:rPr>
-          <w:instrText xml:space="preserve"> PAGEREF _Toc230796709 \h </w:instrText>
+          <w:instrText xml:space="preserve"> PAGEREF _Toc231029749 \h </w:instrText>
         </w:r>
         <w:r>
           <w:rPr>
@@ -4124,7 +4124,7 @@
           <w:noProof/>
         </w:rPr>
       </w:pPr>
-      <w:hyperlink w:anchor="_Toc230796710" w:history="1">
+      <w:hyperlink w:anchor="_Toc231029750" w:history="1">
         <w:r>
           <w:rPr>
             <w:rStyle w:val="Lienhypertexte"/>
@@ -4152,7 +4152,7 @@
             <w:noProof/>
             <w:webHidden/>
           </w:rPr>
-          <w:instrText xml:space="preserve"> PAGEREF _Toc230796710 \h </w:instrText>
+          <w:instrText xml:space="preserve"> PAGEREF _Toc231029750 \h </w:instrText>
         </w:r>
         <w:r>
           <w:rPr>
@@ -4193,7 +4193,7 @@
           <w:noProof/>
         </w:rPr>
       </w:pPr>
-      <w:hyperlink w:anchor="_Toc230796711" w:history="1">
+      <w:hyperlink w:anchor="_Toc231029751" w:history="1">
         <w:r>
           <w:rPr>
             <w:rStyle w:val="Lienhypertexte"/>
@@ -4221,7 +4221,7 @@
             <w:noProof/>
             <w:webHidden/>
           </w:rPr>
-          <w:instrText xml:space="preserve"> PAGEREF _Toc230796711 \h </w:instrText>
+          <w:instrText xml:space="preserve"> PAGEREF _Toc231029751 \h </w:instrText>
         </w:r>
         <w:r>
           <w:rPr>
@@ -4262,7 +4262,7 @@
           <w:noProof/>
         </w:rPr>
       </w:pPr>
-      <w:hyperlink w:anchor="_Toc230796712" w:history="1">
+      <w:hyperlink w:anchor="_Toc231029752" w:history="1">
         <w:r>
           <w:rPr>
             <w:rStyle w:val="Lienhypertexte"/>
@@ -4290,7 +4290,7 @@
             <w:noProof/>
             <w:webHidden/>
           </w:rPr>
-          <w:instrText xml:space="preserve"> PAGEREF _Toc230796712 \h </w:instrText>
+          <w:instrText xml:space="preserve"> PAGEREF _Toc231029752 \h </w:instrText>
         </w:r>
         <w:r>
           <w:rPr>
@@ -4331,7 +4331,7 @@
           <w:noProof/>
         </w:rPr>
       </w:pPr>
-      <w:hyperlink w:anchor="_Toc230796713" w:history="1">
+      <w:hyperlink w:anchor="_Toc231029753" w:history="1">
         <w:r>
           <w:rPr>
             <w:rStyle w:val="Lienhypertexte"/>
@@ -4359,7 +4359,7 @@
             <w:noProof/>
             <w:webHidden/>
           </w:rPr>
-          <w:instrText xml:space="preserve"> PAGEREF _Toc230796713 \h </w:instrText>
+          <w:instrText xml:space="preserve"> PAGEREF _Toc231029753 \h </w:instrText>
         </w:r>
         <w:r>
           <w:rPr>
@@ -4400,7 +4400,7 @@
           <w:noProof/>
         </w:rPr>
       </w:pPr>
-      <w:hyperlink w:anchor="_Toc230796714" w:history="1">
+      <w:hyperlink w:anchor="_Toc231029754" w:history="1">
         <w:r>
           <w:rPr>
             <w:rStyle w:val="Lienhypertexte"/>
@@ -4428,7 +4428,7 @@
             <w:noProof/>
             <w:webHidden/>
           </w:rPr>
-          <w:instrText xml:space="preserve"> PAGEREF _Toc230796714 \h </w:instrText>
+          <w:instrText xml:space="preserve"> PAGEREF _Toc231029754 \h </w:instrText>
         </w:r>
         <w:r>
           <w:rPr>
@@ -4469,7 +4469,7 @@
           <w:noProof/>
         </w:rPr>
       </w:pPr>
-      <w:hyperlink w:anchor="_Toc230796715" w:history="1">
+      <w:hyperlink w:anchor="_Toc231029755" w:history="1">
         <w:r>
           <w:rPr>
             <w:rStyle w:val="Lienhypertexte"/>
@@ -4497,7 +4497,7 @@
             <w:noProof/>
             <w:webHidden/>
           </w:rPr>
-          <w:instrText xml:space="preserve"> PAGEREF _Toc230796715 \h </w:instrText>
+          <w:instrText xml:space="preserve"> PAGEREF _Toc231029755 \h </w:instrText>
         </w:r>
         <w:r>
           <w:rPr>
@@ -4538,7 +4538,7 @@
           <w:noProof/>
         </w:rPr>
       </w:pPr>
-      <w:hyperlink w:anchor="_Toc230796716" w:history="1">
+      <w:hyperlink w:anchor="_Toc231029756" w:history="1">
         <w:r>
           <w:rPr>
             <w:rStyle w:val="Lienhypertexte"/>
@@ -4566,7 +4566,7 @@
             <w:noProof/>
             <w:webHidden/>
           </w:rPr>
-          <w:instrText xml:space="preserve"> PAGEREF _Toc230796716 \h </w:instrText>
+          <w:instrText xml:space="preserve"> PAGEREF _Toc231029756 \h </w:instrText>
         </w:r>
         <w:r>
           <w:rPr>
@@ -4607,7 +4607,7 @@
           <w:noProof/>
         </w:rPr>
       </w:pPr>
-      <w:hyperlink w:anchor="_Toc230796717" w:history="1">
+      <w:hyperlink w:anchor="_Toc231029757" w:history="1">
         <w:r>
           <w:rPr>
             <w:rStyle w:val="Lienhypertexte"/>
@@ -4635,7 +4635,7 @@
             <w:noProof/>
             <w:webHidden/>
           </w:rPr>
-          <w:instrText xml:space="preserve"> PAGEREF _Toc230796717 \h </w:instrText>
+          <w:instrText xml:space="preserve"> PAGEREF _Toc231029757 \h </w:instrText>
         </w:r>
         <w:r>
           <w:rPr>
@@ -4676,7 +4676,7 @@
           <w:noProof/>
         </w:rPr>
       </w:pPr>
-      <w:hyperlink w:anchor="_Toc230796718" w:history="1">
+      <w:hyperlink w:anchor="_Toc231029758" w:history="1">
         <w:r>
           <w:rPr>
             <w:rStyle w:val="Lienhypertexte"/>
@@ -4704,7 +4704,7 @@
             <w:noProof/>
             <w:webHidden/>
           </w:rPr>
-          <w:instrText xml:space="preserve"> PAGEREF _Toc230796718 \h </w:instrText>
+          <w:instrText xml:space="preserve"> PAGEREF _Toc231029758 \h </w:instrText>
         </w:r>
         <w:r>
           <w:rPr>
@@ -4745,7 +4745,7 @@
           <w:noProof/>
         </w:rPr>
       </w:pPr>
-      <w:hyperlink w:anchor="_Toc230796719" w:history="1">
+      <w:hyperlink w:anchor="_Toc231029759" w:history="1">
         <w:r>
           <w:rPr>
             <w:rStyle w:val="Lienhypertexte"/>
@@ -4773,7 +4773,7 @@
             <w:noProof/>
             <w:webHidden/>
           </w:rPr>
-          <w:instrText xml:space="preserve"> PAGEREF _Toc230796719 \h </w:instrText>
+          <w:instrText xml:space="preserve"> PAGEREF _Toc231029759 \h </w:instrText>
         </w:r>
         <w:r>
           <w:rPr>
@@ -4814,7 +4814,7 @@
           <w:noProof/>
         </w:rPr>
       </w:pPr>
-      <w:hyperlink w:anchor="_Toc230796720" w:history="1">
+      <w:hyperlink w:anchor="_Toc231029760" w:history="1">
         <w:r>
           <w:rPr>
             <w:rStyle w:val="Lienhypertexte"/>
@@ -4842,7 +4842,7 @@
             <w:noProof/>
             <w:webHidden/>
           </w:rPr>
-          <w:instrText xml:space="preserve"> PAGEREF _Toc230796720 \h </w:instrText>
+          <w:instrText xml:space="preserve"> PAGEREF _Toc231029760 \h </w:instrText>
         </w:r>
         <w:r>
           <w:rPr>
@@ -4863,6 +4863,74 @@
             <w:webHidden/>
           </w:rPr>
           <w:t>41</w:t>
+        </w:r>
+        <w:r>
+          <w:rPr>
+            <w:noProof/>
+            <w:webHidden/>
+          </w:rPr>
+          <w:fldChar w:fldCharType="end"/>
+        </w:r>
+      </w:hyperlink>
+    </w:p>
+    <w:p>
+      <w:pPr>
+        <w:pStyle w:val="TM3"/>
+        <w:tabs>
+          <w:tab w:val="right" w:leader="dot" w:pos="8948"/>
+        </w:tabs>
+        <w:rPr>
+          <w:noProof/>
+        </w:rPr>
+      </w:pPr>
+      <w:hyperlink w:anchor="_Toc231029761" w:history="1">
+        <w:r>
+          <w:rPr>
+            <w:rStyle w:val="Lienhypertexte"/>
+            <w:noProof/>
+          </w:rPr>
+          <w:t>Generated reset back to the authored state</w:t>
+        </w:r>
+        <w:r>
+          <w:rPr>
+            <w:noProof/>
+            <w:webHidden/>
+          </w:rPr>
+          <w:tab/>
+        </w:r>
+        <w:r>
+          <w:rPr>
+            <w:noProof/>
+            <w:webHidden/>
+          </w:rPr>
+          <w:fldChar w:fldCharType="begin"/>
+        </w:r>
+        <w:r>
+          <w:rPr>
+            <w:noProof/>
+            <w:webHidden/>
+          </w:rPr>
+          <w:instrText xml:space="preserve"> PAGEREF _Toc231029761 \h </w:instrText>
+        </w:r>
+        <w:r>
+          <w:rPr>
+            <w:noProof/>
+            <w:webHidden/>
+          </w:rPr>
+        </w:r>
+        <w:r>
+          <w:rPr>
+            <w:noProof/>
+            <w:webHidden/>
+          </w:rPr>
+          <w:fldChar w:fldCharType="separate"/>
+        </w:r>
+        <w:r>
+          <w:rPr>
+            <w:noProof/>
+            <w:webHidden/>
+          </w:rPr>
+          <w:t>42</w:t>
         </w:r>
         <w:r>
           <w:rPr>
@@ -4883,7 +4951,7 @@
           <w:noProof/>
         </w:rPr>
       </w:pPr>
-      <w:hyperlink w:anchor="_Toc230796721" w:history="1">
+      <w:hyperlink w:anchor="_Toc231029762" w:history="1">
         <w:r>
           <w:rPr>
             <w:rStyle w:val="Lienhypertexte"/>
@@ -4911,7 +4979,7 @@
             <w:noProof/>
             <w:webHidden/>
           </w:rPr>
-          <w:instrText xml:space="preserve"> PAGEREF _Toc230796721 \h </w:instrText>
+          <w:instrText xml:space="preserve"> PAGEREF _Toc231029762 \h </w:instrText>
         </w:r>
         <w:r>
           <w:rPr>
@@ -4931,7 +4999,7 @@
             <w:noProof/>
             <w:webHidden/>
           </w:rPr>
-          <w:t>42</w:t>
+          <w:t>43</w:t>
         </w:r>
         <w:r>
           <w:rPr>
@@ -4952,7 +5020,7 @@
           <w:noProof/>
         </w:rPr>
       </w:pPr>
-      <w:hyperlink w:anchor="_Toc230796722" w:history="1">
+      <w:hyperlink w:anchor="_Toc231029763" w:history="1">
         <w:r>
           <w:rPr>
             <w:rStyle w:val="Lienhypertexte"/>
@@ -4980,7 +5048,7 @@
             <w:noProof/>
             <w:webHidden/>
           </w:rPr>
-          <w:instrText xml:space="preserve"> PAGEREF _Toc230796722 \h </w:instrText>
+          <w:instrText xml:space="preserve"> PAGEREF _Toc231029763 \h </w:instrText>
         </w:r>
         <w:r>
           <w:rPr>
@@ -5000,7 +5068,7 @@
             <w:noProof/>
             <w:webHidden/>
           </w:rPr>
-          <w:t>42</w:t>
+          <w:t>43</w:t>
         </w:r>
         <w:r>
           <w:rPr>
@@ -5021,7 +5089,7 @@
           <w:noProof/>
         </w:rPr>
       </w:pPr>
-      <w:hyperlink w:anchor="_Toc230796723" w:history="1">
+      <w:hyperlink w:anchor="_Toc231029764" w:history="1">
         <w:r>
           <w:rPr>
             <w:rStyle w:val="Lienhypertexte"/>
@@ -5049,7 +5117,7 @@
             <w:noProof/>
             <w:webHidden/>
           </w:rPr>
-          <w:instrText xml:space="preserve"> PAGEREF _Toc230796723 \h </w:instrText>
+          <w:instrText xml:space="preserve"> PAGEREF _Toc231029764 \h </w:instrText>
         </w:r>
         <w:r>
           <w:rPr>
@@ -5090,7 +5158,7 @@
           <w:noProof/>
         </w:rPr>
       </w:pPr>
-      <w:hyperlink w:anchor="_Toc230796724" w:history="1">
+      <w:hyperlink w:anchor="_Toc231029765" w:history="1">
         <w:r>
           <w:rPr>
             <w:rStyle w:val="Lienhypertexte"/>
@@ -5117,7 +5185,7 @@
             <w:noProof/>
             <w:webHidden/>
           </w:rPr>
-          <w:instrText xml:space="preserve"> PAGEREF _Toc230796724 \h </w:instrText>
+          <w:instrText xml:space="preserve"> PAGEREF _Toc231029765 \h </w:instrText>
         </w:r>
         <w:r>
           <w:rPr>
@@ -5137,7 +5205,7 @@
             <w:noProof/>
             <w:webHidden/>
           </w:rPr>
-          <w:t>43</w:t>
+          <w:t>44</w:t>
         </w:r>
         <w:r>
           <w:rPr>
@@ -5158,7 +5226,7 @@
           <w:noProof/>
         </w:rPr>
       </w:pPr>
-      <w:hyperlink w:anchor="_Toc230796725" w:history="1">
+      <w:hyperlink w:anchor="_Toc231029766" w:history="1">
         <w:r>
           <w:rPr>
             <w:rStyle w:val="Lienhypertexte"/>
@@ -5186,7 +5254,7 @@
             <w:noProof/>
             <w:webHidden/>
           </w:rPr>
-          <w:instrText xml:space="preserve"> PAGEREF _Toc230796725 \h </w:instrText>
+          <w:instrText xml:space="preserve"> PAGEREF _Toc231029766 \h </w:instrText>
         </w:r>
         <w:r>
           <w:rPr>
@@ -5227,7 +5295,7 @@
           <w:noProof/>
         </w:rPr>
       </w:pPr>
-      <w:hyperlink w:anchor="_Toc230796726" w:history="1">
+      <w:hyperlink w:anchor="_Toc231029767" w:history="1">
         <w:r>
           <w:rPr>
             <w:rStyle w:val="Lienhypertexte"/>
@@ -5254,7 +5322,7 @@
             <w:noProof/>
             <w:webHidden/>
           </w:rPr>
-          <w:instrText xml:space="preserve"> PAGEREF _Toc230796726 \h </w:instrText>
+          <w:instrText xml:space="preserve"> PAGEREF _Toc231029767 \h </w:instrText>
         </w:r>
         <w:r>
           <w:rPr>
@@ -5274,7 +5342,7 @@
             <w:noProof/>
             <w:webHidden/>
           </w:rPr>
-          <w:t>44</w:t>
+          <w:t>45</w:t>
         </w:r>
         <w:r>
           <w:rPr>
@@ -5295,7 +5363,7 @@
           <w:noProof/>
         </w:rPr>
       </w:pPr>
-      <w:hyperlink w:anchor="_Toc230796727" w:history="1">
+      <w:hyperlink w:anchor="_Toc231029768" w:history="1">
         <w:r>
           <w:rPr>
             <w:rStyle w:val="Lienhypertexte"/>
@@ -5322,7 +5390,7 @@
             <w:noProof/>
             <w:webHidden/>
           </w:rPr>
-          <w:instrText xml:space="preserve"> PAGEREF _Toc230796727 \h </w:instrText>
+          <w:instrText xml:space="preserve"> PAGEREF _Toc231029768 \h </w:instrText>
         </w:r>
         <w:r>
           <w:rPr>
@@ -5363,7 +5431,7 @@
           <w:noProof/>
         </w:rPr>
       </w:pPr>
-      <w:hyperlink w:anchor="_Toc230796728" w:history="1">
+      <w:hyperlink w:anchor="_Toc231029769" w:history="1">
         <w:r>
           <w:rPr>
             <w:rStyle w:val="Lienhypertexte"/>
@@ -5390,7 +5458,7 @@
             <w:noProof/>
             <w:webHidden/>
           </w:rPr>
-          <w:instrText xml:space="preserve"> PAGEREF _Toc230796728 \h </w:instrText>
+          <w:instrText xml:space="preserve"> PAGEREF _Toc231029769 \h </w:instrText>
         </w:r>
         <w:r>
           <w:rPr>
@@ -5431,7 +5499,7 @@
           <w:noProof/>
         </w:rPr>
       </w:pPr>
-      <w:hyperlink w:anchor="_Toc230796729" w:history="1">
+      <w:hyperlink w:anchor="_Toc231029770" w:history="1">
         <w:r>
           <w:rPr>
             <w:rStyle w:val="Lienhypertexte"/>
@@ -5459,7 +5527,7 @@
             <w:noProof/>
             <w:webHidden/>
           </w:rPr>
-          <w:instrText xml:space="preserve"> PAGEREF _Toc230796729 \h </w:instrText>
+          <w:instrText xml:space="preserve"> PAGEREF _Toc231029770 \h </w:instrText>
         </w:r>
         <w:r>
           <w:rPr>
@@ -5500,7 +5568,7 @@
           <w:noProof/>
         </w:rPr>
       </w:pPr>
-      <w:hyperlink w:anchor="_Toc230796730" w:history="1">
+      <w:hyperlink w:anchor="_Toc231029771" w:history="1">
         <w:r>
           <w:rPr>
             <w:rStyle w:val="Lienhypertexte"/>
@@ -5528,7 +5596,7 @@
             <w:noProof/>
             <w:webHidden/>
           </w:rPr>
-          <w:instrText xml:space="preserve"> PAGEREF _Toc230796730 \h </w:instrText>
+          <w:instrText xml:space="preserve"> PAGEREF _Toc231029771 \h </w:instrText>
         </w:r>
         <w:r>
           <w:rPr>
@@ -5548,7 +5616,7 @@
             <w:noProof/>
             <w:webHidden/>
           </w:rPr>
-          <w:t>46</w:t>
+          <w:t>47</w:t>
         </w:r>
         <w:r>
           <w:rPr>
@@ -5569,7 +5637,7 @@
           <w:noProof/>
         </w:rPr>
       </w:pPr>
-      <w:hyperlink w:anchor="_Toc230796731" w:history="1">
+      <w:hyperlink w:anchor="_Toc231029772" w:history="1">
         <w:r>
           <w:rPr>
             <w:rStyle w:val="Lienhypertexte"/>
@@ -5597,7 +5665,7 @@
             <w:noProof/>
             <w:webHidden/>
           </w:rPr>
-          <w:instrText xml:space="preserve"> PAGEREF _Toc230796731 \h </w:instrText>
+          <w:instrText xml:space="preserve"> PAGEREF _Toc231029772 \h </w:instrText>
         </w:r>
         <w:r>
           <w:rPr>
@@ -5638,7 +5706,7 @@
           <w:noProof/>
         </w:rPr>
       </w:pPr>
-      <w:hyperlink w:anchor="_Toc230796732" w:history="1">
+      <w:hyperlink w:anchor="_Toc231029773" w:history="1">
         <w:r>
           <w:rPr>
             <w:rStyle w:val="Lienhypertexte"/>
@@ -5666,7 +5734,7 @@
             <w:noProof/>
             <w:webHidden/>
           </w:rPr>
-          <w:instrText xml:space="preserve"> PAGEREF _Toc230796732 \h </w:instrText>
+          <w:instrText xml:space="preserve"> PAGEREF _Toc231029773 \h </w:instrText>
         </w:r>
         <w:r>
           <w:rPr>
@@ -5686,7 +5754,7 @@
             <w:noProof/>
             <w:webHidden/>
           </w:rPr>
-          <w:t>48</w:t>
+          <w:t>49</w:t>
         </w:r>
         <w:r>
           <w:rPr>
@@ -5707,7 +5775,7 @@
           <w:noProof/>
         </w:rPr>
       </w:pPr>
-      <w:hyperlink w:anchor="_Toc230796733" w:history="1">
+      <w:hyperlink w:anchor="_Toc231029774" w:history="1">
         <w:r>
           <w:rPr>
             <w:rStyle w:val="Lienhypertexte"/>
@@ -5735,7 +5803,7 @@
             <w:noProof/>
             <w:webHidden/>
           </w:rPr>
-          <w:instrText xml:space="preserve"> PAGEREF _Toc230796733 \h </w:instrText>
+          <w:instrText xml:space="preserve"> PAGEREF _Toc231029774 \h </w:instrText>
         </w:r>
         <w:r>
           <w:rPr>
@@ -5755,7 +5823,7 @@
             <w:noProof/>
             <w:webHidden/>
           </w:rPr>
-          <w:t>49</w:t>
+          <w:t>50</w:t>
         </w:r>
         <w:r>
           <w:rPr>
@@ -5776,7 +5844,7 @@
           <w:noProof/>
         </w:rPr>
       </w:pPr>
-      <w:hyperlink w:anchor="_Toc230796734" w:history="1">
+      <w:hyperlink w:anchor="_Toc231029775" w:history="1">
         <w:r>
           <w:rPr>
             <w:rStyle w:val="Lienhypertexte"/>
@@ -5804,7 +5872,7 @@
             <w:noProof/>
             <w:webHidden/>
           </w:rPr>
-          <w:instrText xml:space="preserve"> PAGEREF _Toc230796734 \h </w:instrText>
+          <w:instrText xml:space="preserve"> PAGEREF _Toc231029775 \h </w:instrText>
         </w:r>
         <w:r>
           <w:rPr>
@@ -5824,7 +5892,7 @@
             <w:noProof/>
             <w:webHidden/>
           </w:rPr>
-          <w:t>49</w:t>
+          <w:t>50</w:t>
         </w:r>
         <w:r>
           <w:rPr>
@@ -5845,7 +5913,7 @@
           <w:noProof/>
         </w:rPr>
       </w:pPr>
-      <w:hyperlink w:anchor="_Toc230796735" w:history="1">
+      <w:hyperlink w:anchor="_Toc231029776" w:history="1">
         <w:r>
           <w:rPr>
             <w:rStyle w:val="Lienhypertexte"/>
@@ -5873,7 +5941,7 @@
             <w:noProof/>
             <w:webHidden/>
           </w:rPr>
-          <w:instrText xml:space="preserve"> PAGEREF _Toc230796735 \h </w:instrText>
+          <w:instrText xml:space="preserve"> PAGEREF _Toc231029776 \h </w:instrText>
         </w:r>
         <w:r>
           <w:rPr>
@@ -5914,7 +5982,7 @@
           <w:noProof/>
         </w:rPr>
       </w:pPr>
-      <w:hyperlink w:anchor="_Toc230796736" w:history="1">
+      <w:hyperlink w:anchor="_Toc231029777" w:history="1">
         <w:r>
           <w:rPr>
             <w:rStyle w:val="Lienhypertexte"/>
@@ -5942,7 +6010,7 @@
             <w:noProof/>
             <w:webHidden/>
           </w:rPr>
-          <w:instrText xml:space="preserve"> PAGEREF _Toc230796736 \h </w:instrText>
+          <w:instrText xml:space="preserve"> PAGEREF _Toc231029777 \h </w:instrText>
         </w:r>
         <w:r>
           <w:rPr>
@@ -5962,7 +6030,7 @@
             <w:noProof/>
             <w:webHidden/>
           </w:rPr>
-          <w:t>50</w:t>
+          <w:t>51</w:t>
         </w:r>
         <w:r>
           <w:rPr>
@@ -5983,7 +6051,7 @@
           <w:noProof/>
         </w:rPr>
       </w:pPr>
-      <w:hyperlink w:anchor="_Toc230796737" w:history="1">
+      <w:hyperlink w:anchor="_Toc231029778" w:history="1">
         <w:r>
           <w:rPr>
             <w:rStyle w:val="Lienhypertexte"/>
@@ -6010,7 +6078,7 @@
             <w:noProof/>
             <w:webHidden/>
           </w:rPr>
-          <w:instrText xml:space="preserve"> PAGEREF _Toc230796737 \h </w:instrText>
+          <w:instrText xml:space="preserve"> PAGEREF _Toc231029778 \h </w:instrText>
         </w:r>
         <w:r>
           <w:rPr>
@@ -6030,7 +6098,7 @@
             <w:noProof/>
             <w:webHidden/>
           </w:rPr>
-          <w:t>51</w:t>
+          <w:t>52</w:t>
         </w:r>
         <w:r>
           <w:rPr>
@@ -6051,7 +6119,7 @@
           <w:noProof/>
         </w:rPr>
       </w:pPr>
-      <w:hyperlink w:anchor="_Toc230796738" w:history="1">
+      <w:hyperlink w:anchor="_Toc231029779" w:history="1">
         <w:r>
           <w:rPr>
             <w:rStyle w:val="Lienhypertexte"/>
@@ -6078,7 +6146,7 @@
             <w:noProof/>
             <w:webHidden/>
           </w:rPr>
-          <w:instrText xml:space="preserve"> PAGEREF _Toc230796738 \h </w:instrText>
+          <w:instrText xml:space="preserve"> PAGEREF _Toc231029779 \h </w:instrText>
         </w:r>
         <w:r>
           <w:rPr>
@@ -6098,7 +6166,7 @@
             <w:noProof/>
             <w:webHidden/>
           </w:rPr>
-          <w:t>52</w:t>
+          <w:t>53</w:t>
         </w:r>
         <w:r>
           <w:rPr>
@@ -6119,7 +6187,7 @@
           <w:noProof/>
         </w:rPr>
       </w:pPr>
-      <w:hyperlink w:anchor="_Toc230796739" w:history="1">
+      <w:hyperlink w:anchor="_Toc231029780" w:history="1">
         <w:r>
           <w:rPr>
             <w:rStyle w:val="Lienhypertexte"/>
@@ -6146,7 +6214,7 @@
             <w:noProof/>
             <w:webHidden/>
           </w:rPr>
-          <w:instrText xml:space="preserve"> PAGEREF _Toc230796739 \h </w:instrText>
+          <w:instrText xml:space="preserve"> PAGEREF _Toc231029780 \h </w:instrText>
         </w:r>
         <w:r>
           <w:rPr>
@@ -6166,7 +6234,7 @@
             <w:noProof/>
             <w:webHidden/>
           </w:rPr>
-          <w:t>53</w:t>
+          <w:t>54</w:t>
         </w:r>
         <w:r>
           <w:rPr>
@@ -6187,7 +6255,7 @@
           <w:noProof/>
         </w:rPr>
       </w:pPr>
-      <w:hyperlink w:anchor="_Toc230796740" w:history="1">
+      <w:hyperlink w:anchor="_Toc231029781" w:history="1">
         <w:r>
           <w:rPr>
             <w:rStyle w:val="Lienhypertexte"/>
@@ -6214,7 +6282,7 @@
             <w:noProof/>
             <w:webHidden/>
           </w:rPr>
-          <w:instrText xml:space="preserve"> PAGEREF _Toc230796740 \h </w:instrText>
+          <w:instrText xml:space="preserve"> PAGEREF _Toc231029781 \h </w:instrText>
         </w:r>
         <w:r>
           <w:rPr>
@@ -6234,7 +6302,7 @@
             <w:noProof/>
             <w:webHidden/>
           </w:rPr>
-          <w:t>54</w:t>
+          <w:t>55</w:t>
         </w:r>
         <w:r>
           <w:rPr>
@@ -6255,7 +6323,7 @@
           <w:noProof/>
         </w:rPr>
       </w:pPr>
-      <w:hyperlink w:anchor="_Toc230796741" w:history="1">
+      <w:hyperlink w:anchor="_Toc231029782" w:history="1">
         <w:r>
           <w:rPr>
             <w:rStyle w:val="Lienhypertexte"/>
@@ -6282,7 +6350,7 @@
             <w:noProof/>
             <w:webHidden/>
           </w:rPr>
-          <w:instrText xml:space="preserve"> PAGEREF _Toc230796741 \h </w:instrText>
+          <w:instrText xml:space="preserve"> PAGEREF _Toc231029782 \h </w:instrText>
         </w:r>
         <w:r>
           <w:rPr>
@@ -6302,7 +6370,7 @@
             <w:noProof/>
             <w:webHidden/>
           </w:rPr>
-          <w:t>54</w:t>
+          <w:t>55</w:t>
         </w:r>
         <w:r>
           <w:rPr>
@@ -6323,7 +6391,7 @@
           <w:noProof/>
         </w:rPr>
       </w:pPr>
-      <w:hyperlink w:anchor="_Toc230796742" w:history="1">
+      <w:hyperlink w:anchor="_Toc231029783" w:history="1">
         <w:r>
           <w:rPr>
             <w:rStyle w:val="Lienhypertexte"/>
@@ -6351,7 +6419,7 @@
             <w:noProof/>
             <w:webHidden/>
           </w:rPr>
-          <w:instrText xml:space="preserve"> PAGEREF _Toc230796742 \h </w:instrText>
+          <w:instrText xml:space="preserve"> PAGEREF _Toc231029783 \h </w:instrText>
         </w:r>
         <w:r>
           <w:rPr>
@@ -6392,7 +6460,7 @@
           <w:noProof/>
         </w:rPr>
       </w:pPr>
-      <w:hyperlink w:anchor="_Toc230796743" w:history="1">
+      <w:hyperlink w:anchor="_Toc231029784" w:history="1">
         <w:r>
           <w:rPr>
             <w:rStyle w:val="Lienhypertexte"/>
@@ -6420,7 +6488,7 @@
             <w:noProof/>
             <w:webHidden/>
           </w:rPr>
-          <w:instrText xml:space="preserve"> PAGEREF _Toc230796743 \h </w:instrText>
+          <w:instrText xml:space="preserve"> PAGEREF _Toc231029784 \h </w:instrText>
         </w:r>
         <w:r>
           <w:rPr>
@@ -6440,7 +6508,7 @@
             <w:noProof/>
             <w:webHidden/>
           </w:rPr>
-          <w:t>56</w:t>
+          <w:t>57</w:t>
         </w:r>
         <w:r>
           <w:rPr>
@@ -6461,7 +6529,7 @@
           <w:noProof/>
         </w:rPr>
       </w:pPr>
-      <w:hyperlink w:anchor="_Toc230796744" w:history="1">
+      <w:hyperlink w:anchor="_Toc231029785" w:history="1">
         <w:r>
           <w:rPr>
             <w:rStyle w:val="Lienhypertexte"/>
@@ -6489,7 +6557,7 @@
             <w:noProof/>
             <w:webHidden/>
           </w:rPr>
-          <w:instrText xml:space="preserve"> PAGEREF _Toc230796744 \h </w:instrText>
+          <w:instrText xml:space="preserve"> PAGEREF _Toc231029785 \h </w:instrText>
         </w:r>
         <w:r>
           <w:rPr>
@@ -6509,7 +6577,7 @@
             <w:noProof/>
             <w:webHidden/>
           </w:rPr>
-          <w:t>58</w:t>
+          <w:t>59</w:t>
         </w:r>
         <w:r>
           <w:rPr>
@@ -6530,7 +6598,7 @@
           <w:noProof/>
         </w:rPr>
       </w:pPr>
-      <w:hyperlink w:anchor="_Toc230796745" w:history="1">
+      <w:hyperlink w:anchor="_Toc231029786" w:history="1">
         <w:r>
           <w:rPr>
             <w:rStyle w:val="Lienhypertexte"/>
@@ -6558,7 +6626,7 @@
             <w:noProof/>
             <w:webHidden/>
           </w:rPr>
-          <w:instrText xml:space="preserve"> PAGEREF _Toc230796745 \h </w:instrText>
+          <w:instrText xml:space="preserve"> PAGEREF _Toc231029786 \h </w:instrText>
         </w:r>
         <w:r>
           <w:rPr>
@@ -6578,7 +6646,7 @@
             <w:noProof/>
             <w:webHidden/>
           </w:rPr>
-          <w:t>58</w:t>
+          <w:t>59</w:t>
         </w:r>
         <w:r>
           <w:rPr>
@@ -6599,7 +6667,7 @@
           <w:noProof/>
         </w:rPr>
       </w:pPr>
-      <w:hyperlink w:anchor="_Toc230796746" w:history="1">
+      <w:hyperlink w:anchor="_Toc231029787" w:history="1">
         <w:r>
           <w:rPr>
             <w:rStyle w:val="Lienhypertexte"/>
@@ -6627,7 +6695,7 @@
             <w:noProof/>
             <w:webHidden/>
           </w:rPr>
-          <w:instrText xml:space="preserve"> PAGEREF _Toc230796746 \h </w:instrText>
+          <w:instrText xml:space="preserve"> PAGEREF _Toc231029787 \h </w:instrText>
         </w:r>
         <w:r>
           <w:rPr>
@@ -6647,7 +6715,7 @@
             <w:noProof/>
             <w:webHidden/>
           </w:rPr>
-          <w:t>58</w:t>
+          <w:t>59</w:t>
         </w:r>
         <w:r>
           <w:rPr>
@@ -6668,7 +6736,7 @@
           <w:noProof/>
         </w:rPr>
       </w:pPr>
-      <w:hyperlink w:anchor="_Toc230796747" w:history="1">
+      <w:hyperlink w:anchor="_Toc231029788" w:history="1">
         <w:r>
           <w:rPr>
             <w:rStyle w:val="Lienhypertexte"/>
@@ -6696,7 +6764,7 @@
             <w:noProof/>
             <w:webHidden/>
           </w:rPr>
-          <w:instrText xml:space="preserve"> PAGEREF _Toc230796747 \h </w:instrText>
+          <w:instrText xml:space="preserve"> PAGEREF _Toc231029788 \h </w:instrText>
         </w:r>
         <w:r>
           <w:rPr>
@@ -6716,7 +6784,7 @@
             <w:noProof/>
             <w:webHidden/>
           </w:rPr>
-          <w:t>59</w:t>
+          <w:t>60</w:t>
         </w:r>
         <w:r>
           <w:rPr>
@@ -6737,7 +6805,7 @@
           <w:noProof/>
         </w:rPr>
       </w:pPr>
-      <w:hyperlink w:anchor="_Toc230796748" w:history="1">
+      <w:hyperlink w:anchor="_Toc231029789" w:history="1">
         <w:r>
           <w:rPr>
             <w:rStyle w:val="Lienhypertexte"/>
@@ -6765,7 +6833,7 @@
             <w:noProof/>
             <w:webHidden/>
           </w:rPr>
-          <w:instrText xml:space="preserve"> PAGEREF _Toc230796748 \h </w:instrText>
+          <w:instrText xml:space="preserve"> PAGEREF _Toc231029789 \h </w:instrText>
         </w:r>
         <w:r>
           <w:rPr>
@@ -6785,7 +6853,7 @@
             <w:noProof/>
             <w:webHidden/>
           </w:rPr>
-          <w:t>59</w:t>
+          <w:t>60</w:t>
         </w:r>
         <w:r>
           <w:rPr>
@@ -6806,7 +6874,7 @@
           <w:noProof/>
         </w:rPr>
       </w:pPr>
-      <w:hyperlink w:anchor="_Toc230796749" w:history="1">
+      <w:hyperlink w:anchor="_Toc231029790" w:history="1">
         <w:r>
           <w:rPr>
             <w:rStyle w:val="Lienhypertexte"/>
@@ -6834,7 +6902,7 @@
             <w:noProof/>
             <w:webHidden/>
           </w:rPr>
-          <w:instrText xml:space="preserve"> PAGEREF _Toc230796749 \h </w:instrText>
+          <w:instrText xml:space="preserve"> PAGEREF _Toc231029790 \h </w:instrText>
         </w:r>
         <w:r>
           <w:rPr>
@@ -6854,7 +6922,7 @@
             <w:noProof/>
             <w:webHidden/>
           </w:rPr>
-          <w:t>61</w:t>
+          <w:t>62</w:t>
         </w:r>
         <w:r>
           <w:rPr>
@@ -6875,7 +6943,7 @@
           <w:noProof/>
         </w:rPr>
       </w:pPr>
-      <w:hyperlink w:anchor="_Toc230796750" w:history="1">
+      <w:hyperlink w:anchor="_Toc231029791" w:history="1">
         <w:r>
           <w:rPr>
             <w:rStyle w:val="Lienhypertexte"/>
@@ -6903,7 +6971,7 @@
             <w:noProof/>
             <w:webHidden/>
           </w:rPr>
-          <w:instrText xml:space="preserve"> PAGEREF _Toc230796750 \h </w:instrText>
+          <w:instrText xml:space="preserve"> PAGEREF _Toc231029791 \h </w:instrText>
         </w:r>
         <w:r>
           <w:rPr>
@@ -6923,7 +6991,7 @@
             <w:noProof/>
             <w:webHidden/>
           </w:rPr>
-          <w:t>61</w:t>
+          <w:t>62</w:t>
         </w:r>
         <w:r>
           <w:rPr>
@@ -6944,7 +7012,7 @@
           <w:noProof/>
         </w:rPr>
       </w:pPr>
-      <w:hyperlink w:anchor="_Toc230796751" w:history="1">
+      <w:hyperlink w:anchor="_Toc231029792" w:history="1">
         <w:r>
           <w:rPr>
             <w:rStyle w:val="Lienhypertexte"/>
@@ -6972,7 +7040,7 @@
             <w:noProof/>
             <w:webHidden/>
           </w:rPr>
-          <w:instrText xml:space="preserve"> PAGEREF _Toc230796751 \h </w:instrText>
+          <w:instrText xml:space="preserve"> PAGEREF _Toc231029792 \h </w:instrText>
         </w:r>
         <w:r>
           <w:rPr>
@@ -6992,7 +7060,7 @@
             <w:noProof/>
             <w:webHidden/>
           </w:rPr>
-          <w:t>62</w:t>
+          <w:t>63</w:t>
         </w:r>
         <w:r>
           <w:rPr>
@@ -7013,7 +7081,7 @@
           <w:noProof/>
         </w:rPr>
       </w:pPr>
-      <w:hyperlink w:anchor="_Toc230796752" w:history="1">
+      <w:hyperlink w:anchor="_Toc231029793" w:history="1">
         <w:r>
           <w:rPr>
             <w:rStyle w:val="Lienhypertexte"/>
@@ -7041,7 +7109,7 @@
             <w:noProof/>
             <w:webHidden/>
           </w:rPr>
-          <w:instrText xml:space="preserve"> PAGEREF _Toc230796752 \h </w:instrText>
+          <w:instrText xml:space="preserve"> PAGEREF _Toc231029793 \h </w:instrText>
         </w:r>
         <w:r>
           <w:rPr>
@@ -7061,7 +7129,7 @@
             <w:noProof/>
             <w:webHidden/>
           </w:rPr>
-          <w:t>63</w:t>
+          <w:t>64</w:t>
         </w:r>
         <w:r>
           <w:rPr>
@@ -7082,7 +7150,7 @@
           <w:noProof/>
         </w:rPr>
       </w:pPr>
-      <w:hyperlink w:anchor="_Toc230796753" w:history="1">
+      <w:hyperlink w:anchor="_Toc231029794" w:history="1">
         <w:r>
           <w:rPr>
             <w:rStyle w:val="Lienhypertexte"/>
@@ -7110,7 +7178,7 @@
             <w:noProof/>
             <w:webHidden/>
           </w:rPr>
-          <w:instrText xml:space="preserve"> PAGEREF _Toc230796753 \h </w:instrText>
+          <w:instrText xml:space="preserve"> PAGEREF _Toc231029794 \h </w:instrText>
         </w:r>
         <w:r>
           <w:rPr>
@@ -7130,7 +7198,7 @@
             <w:noProof/>
             <w:webHidden/>
           </w:rPr>
-          <w:t>64</w:t>
+          <w:t>65</w:t>
         </w:r>
         <w:r>
           <w:rPr>
@@ -7151,7 +7219,7 @@
           <w:noProof/>
         </w:rPr>
       </w:pPr>
-      <w:hyperlink w:anchor="_Toc230796754" w:history="1">
+      <w:hyperlink w:anchor="_Toc231029795" w:history="1">
         <w:r>
           <w:rPr>
             <w:rStyle w:val="Lienhypertexte"/>
@@ -7179,7 +7247,7 @@
             <w:noProof/>
             <w:webHidden/>
           </w:rPr>
-          <w:instrText xml:space="preserve"> PAGEREF _Toc230796754 \h </w:instrText>
+          <w:instrText xml:space="preserve"> PAGEREF _Toc231029795 \h </w:instrText>
         </w:r>
         <w:r>
           <w:rPr>
@@ -7199,7 +7267,7 @@
             <w:noProof/>
             <w:webHidden/>
           </w:rPr>
-          <w:t>65</w:t>
+          <w:t>66</w:t>
         </w:r>
         <w:r>
           <w:rPr>
@@ -7220,7 +7288,7 @@
           <w:noProof/>
         </w:rPr>
       </w:pPr>
-      <w:hyperlink w:anchor="_Toc230796755" w:history="1">
+      <w:hyperlink w:anchor="_Toc231029796" w:history="1">
         <w:r>
           <w:rPr>
             <w:rStyle w:val="Lienhypertexte"/>
@@ -7248,7 +7316,7 @@
             <w:noProof/>
             <w:webHidden/>
           </w:rPr>
-          <w:instrText xml:space="preserve"> PAGEREF _Toc230796755 \h </w:instrText>
+          <w:instrText xml:space="preserve"> PAGEREF _Toc231029796 \h </w:instrText>
         </w:r>
         <w:r>
           <w:rPr>
@@ -7268,7 +7336,7 @@
             <w:noProof/>
             <w:webHidden/>
           </w:rPr>
-          <w:t>65</w:t>
+          <w:t>66</w:t>
         </w:r>
         <w:r>
           <w:rPr>
@@ -7289,7 +7357,7 @@
           <w:noProof/>
         </w:rPr>
       </w:pPr>
-      <w:hyperlink w:anchor="_Toc230796756" w:history="1">
+      <w:hyperlink w:anchor="_Toc231029797" w:history="1">
         <w:r>
           <w:rPr>
             <w:rStyle w:val="Lienhypertexte"/>
@@ -7317,7 +7385,7 @@
             <w:noProof/>
             <w:webHidden/>
           </w:rPr>
-          <w:instrText xml:space="preserve"> PAGEREF _Toc230796756 \h </w:instrText>
+          <w:instrText xml:space="preserve"> PAGEREF _Toc231029797 \h </w:instrText>
         </w:r>
         <w:r>
           <w:rPr>
@@ -7337,7 +7405,7 @@
             <w:noProof/>
             <w:webHidden/>
           </w:rPr>
-          <w:t>65</w:t>
+          <w:t>66</w:t>
         </w:r>
         <w:r>
           <w:rPr>
@@ -7358,7 +7426,7 @@
           <w:noProof/>
         </w:rPr>
       </w:pPr>
-      <w:hyperlink w:anchor="_Toc230796757" w:history="1">
+      <w:hyperlink w:anchor="_Toc231029798" w:history="1">
         <w:r>
           <w:rPr>
             <w:rStyle w:val="Lienhypertexte"/>
@@ -7386,7 +7454,7 @@
             <w:noProof/>
             <w:webHidden/>
           </w:rPr>
-          <w:instrText xml:space="preserve"> PAGEREF _Toc230796757 \h </w:instrText>
+          <w:instrText xml:space="preserve"> PAGEREF _Toc231029798 \h </w:instrText>
         </w:r>
         <w:r>
           <w:rPr>
@@ -7406,7 +7474,7 @@
             <w:noProof/>
             <w:webHidden/>
           </w:rPr>
-          <w:t>66</w:t>
+          <w:t>67</w:t>
         </w:r>
         <w:r>
           <w:rPr>
@@ -7427,7 +7495,7 @@
           <w:noProof/>
         </w:rPr>
       </w:pPr>
-      <w:hyperlink w:anchor="_Toc230796758" w:history="1">
+      <w:hyperlink w:anchor="_Toc231029799" w:history="1">
         <w:r>
           <w:rPr>
             <w:rStyle w:val="Lienhypertexte"/>
@@ -7455,7 +7523,7 @@
             <w:noProof/>
             <w:webHidden/>
           </w:rPr>
-          <w:instrText xml:space="preserve"> PAGEREF _Toc230796758 \h </w:instrText>
+          <w:instrText xml:space="preserve"> PAGEREF _Toc231029799 \h </w:instrText>
         </w:r>
         <w:r>
           <w:rPr>
@@ -7475,7 +7543,7 @@
             <w:noProof/>
             <w:webHidden/>
           </w:rPr>
-          <w:t>67</w:t>
+          <w:t>68</w:t>
         </w:r>
         <w:r>
           <w:rPr>
@@ -7496,7 +7564,7 @@
           <w:noProof/>
         </w:rPr>
       </w:pPr>
-      <w:hyperlink w:anchor="_Toc230796759" w:history="1">
+      <w:hyperlink w:anchor="_Toc231029800" w:history="1">
         <w:r>
           <w:rPr>
             <w:rStyle w:val="Lienhypertexte"/>
@@ -7524,7 +7592,7 @@
             <w:noProof/>
             <w:webHidden/>
           </w:rPr>
-          <w:instrText xml:space="preserve"> PAGEREF _Toc230796759 \h </w:instrText>
+          <w:instrText xml:space="preserve"> PAGEREF _Toc231029800 \h </w:instrText>
         </w:r>
         <w:r>
           <w:rPr>
@@ -7544,7 +7612,7 @@
             <w:noProof/>
             <w:webHidden/>
           </w:rPr>
-          <w:t>68</w:t>
+          <w:t>69</w:t>
         </w:r>
         <w:r>
           <w:rPr>
@@ -7565,7 +7633,7 @@
           <w:noProof/>
         </w:rPr>
       </w:pPr>
-      <w:hyperlink w:anchor="_Toc230796760" w:history="1">
+      <w:hyperlink w:anchor="_Toc231029801" w:history="1">
         <w:r>
           <w:rPr>
             <w:rStyle w:val="Lienhypertexte"/>
@@ -7593,7 +7661,7 @@
             <w:noProof/>
             <w:webHidden/>
           </w:rPr>
-          <w:instrText xml:space="preserve"> PAGEREF _Toc230796760 \h </w:instrText>
+          <w:instrText xml:space="preserve"> PAGEREF _Toc231029801 \h </w:instrText>
         </w:r>
         <w:r>
           <w:rPr>
@@ -7613,7 +7681,7 @@
             <w:noProof/>
             <w:webHidden/>
           </w:rPr>
-          <w:t>68</w:t>
+          <w:t>69</w:t>
         </w:r>
         <w:r>
           <w:rPr>
@@ -7634,7 +7702,7 @@
           <w:noProof/>
         </w:rPr>
       </w:pPr>
-      <w:hyperlink w:anchor="_Toc230796761" w:history="1">
+      <w:hyperlink w:anchor="_Toc231029802" w:history="1">
         <w:r>
           <w:rPr>
             <w:rStyle w:val="Lienhypertexte"/>
@@ -7662,7 +7730,7 @@
             <w:noProof/>
             <w:webHidden/>
           </w:rPr>
-          <w:instrText xml:space="preserve"> PAGEREF _Toc230796761 \h </w:instrText>
+          <w:instrText xml:space="preserve"> PAGEREF _Toc231029802 \h </w:instrText>
         </w:r>
         <w:r>
           <w:rPr>
@@ -7682,7 +7750,7 @@
             <w:noProof/>
             <w:webHidden/>
           </w:rPr>
-          <w:t>68</w:t>
+          <w:t>69</w:t>
         </w:r>
         <w:r>
           <w:rPr>
@@ -7703,7 +7771,7 @@
           <w:noProof/>
         </w:rPr>
       </w:pPr>
-      <w:hyperlink w:anchor="_Toc230796762" w:history="1">
+      <w:hyperlink w:anchor="_Toc231029803" w:history="1">
         <w:r>
           <w:rPr>
             <w:rStyle w:val="Lienhypertexte"/>
@@ -7731,7 +7799,7 @@
             <w:noProof/>
             <w:webHidden/>
           </w:rPr>
-          <w:instrText xml:space="preserve"> PAGEREF _Toc230796762 \h </w:instrText>
+          <w:instrText xml:space="preserve"> PAGEREF _Toc231029803 \h </w:instrText>
         </w:r>
         <w:r>
           <w:rPr>
@@ -7751,7 +7819,7 @@
             <w:noProof/>
             <w:webHidden/>
           </w:rPr>
-          <w:t>68</w:t>
+          <w:t>69</w:t>
         </w:r>
         <w:r>
           <w:rPr>
@@ -7772,7 +7840,7 @@
           <w:noProof/>
         </w:rPr>
       </w:pPr>
-      <w:hyperlink w:anchor="_Toc230796763" w:history="1">
+      <w:hyperlink w:anchor="_Toc231029804" w:history="1">
         <w:r>
           <w:rPr>
             <w:rStyle w:val="Lienhypertexte"/>
@@ -7800,7 +7868,7 @@
             <w:noProof/>
             <w:webHidden/>
           </w:rPr>
-          <w:instrText xml:space="preserve"> PAGEREF _Toc230796763 \h </w:instrText>
+          <w:instrText xml:space="preserve"> PAGEREF _Toc231029804 \h </w:instrText>
         </w:r>
         <w:r>
           <w:rPr>
@@ -7820,7 +7888,7 @@
             <w:noProof/>
             <w:webHidden/>
           </w:rPr>
-          <w:t>69</w:t>
+          <w:t>70</w:t>
         </w:r>
         <w:r>
           <w:rPr>
@@ -7841,7 +7909,7 @@
           <w:noProof/>
         </w:rPr>
       </w:pPr>
-      <w:hyperlink w:anchor="_Toc230796764" w:history="1">
+      <w:hyperlink w:anchor="_Toc231029805" w:history="1">
         <w:r>
           <w:rPr>
             <w:rStyle w:val="Lienhypertexte"/>
@@ -7869,7 +7937,7 @@
             <w:noProof/>
             <w:webHidden/>
           </w:rPr>
-          <w:instrText xml:space="preserve"> PAGEREF _Toc230796764 \h </w:instrText>
+          <w:instrText xml:space="preserve"> PAGEREF _Toc231029805 \h </w:instrText>
         </w:r>
         <w:r>
           <w:rPr>
@@ -7889,7 +7957,7 @@
             <w:noProof/>
             <w:webHidden/>
           </w:rPr>
-          <w:t>69</w:t>
+          <w:t>70</w:t>
         </w:r>
         <w:r>
           <w:rPr>
@@ -7910,7 +7978,7 @@
           <w:noProof/>
         </w:rPr>
       </w:pPr>
-      <w:hyperlink w:anchor="_Toc230796765" w:history="1">
+      <w:hyperlink w:anchor="_Toc231029806" w:history="1">
         <w:r>
           <w:rPr>
             <w:rStyle w:val="Lienhypertexte"/>
@@ -7938,7 +8006,7 @@
             <w:noProof/>
             <w:webHidden/>
           </w:rPr>
-          <w:instrText xml:space="preserve"> PAGEREF _Toc230796765 \h </w:instrText>
+          <w:instrText xml:space="preserve"> PAGEREF _Toc231029806 \h </w:instrText>
         </w:r>
         <w:r>
           <w:rPr>
@@ -7958,7 +8026,7 @@
             <w:noProof/>
             <w:webHidden/>
           </w:rPr>
-          <w:t>69</w:t>
+          <w:t>70</w:t>
         </w:r>
         <w:r>
           <w:rPr>
@@ -7979,7 +8047,7 @@
           <w:noProof/>
         </w:rPr>
       </w:pPr>
-      <w:hyperlink w:anchor="_Toc230796766" w:history="1">
+      <w:hyperlink w:anchor="_Toc231029807" w:history="1">
         <w:r>
           <w:rPr>
             <w:rStyle w:val="Lienhypertexte"/>
@@ -8007,7 +8075,7 @@
             <w:noProof/>
             <w:webHidden/>
           </w:rPr>
-          <w:instrText xml:space="preserve"> PAGEREF _Toc230796766 \h </w:instrText>
+          <w:instrText xml:space="preserve"> PAGEREF _Toc231029807 \h </w:instrText>
         </w:r>
         <w:r>
           <w:rPr>
@@ -8027,7 +8095,7 @@
             <w:noProof/>
             <w:webHidden/>
           </w:rPr>
-          <w:t>69</w:t>
+          <w:t>70</w:t>
         </w:r>
         <w:r>
           <w:rPr>
@@ -8048,7 +8116,7 @@
           <w:noProof/>
         </w:rPr>
       </w:pPr>
-      <w:hyperlink w:anchor="_Toc230796767" w:history="1">
+      <w:hyperlink w:anchor="_Toc231029808" w:history="1">
         <w:r>
           <w:rPr>
             <w:rStyle w:val="Lienhypertexte"/>
@@ -8076,7 +8144,7 @@
             <w:noProof/>
             <w:webHidden/>
           </w:rPr>
-          <w:instrText xml:space="preserve"> PAGEREF _Toc230796767 \h </w:instrText>
+          <w:instrText xml:space="preserve"> PAGEREF _Toc231029808 \h </w:instrText>
         </w:r>
         <w:r>
           <w:rPr>
@@ -8096,7 +8164,7 @@
             <w:noProof/>
             <w:webHidden/>
           </w:rPr>
-          <w:t>70</w:t>
+          <w:t>71</w:t>
         </w:r>
         <w:r>
           <w:rPr>
@@ -8117,7 +8185,7 @@
           <w:noProof/>
         </w:rPr>
       </w:pPr>
-      <w:hyperlink w:anchor="_Toc230796768" w:history="1">
+      <w:hyperlink w:anchor="_Toc231029809" w:history="1">
         <w:r>
           <w:rPr>
             <w:rStyle w:val="Lienhypertexte"/>
@@ -8145,7 +8213,7 @@
             <w:noProof/>
             <w:webHidden/>
           </w:rPr>
-          <w:instrText xml:space="preserve"> PAGEREF _Toc230796768 \h </w:instrText>
+          <w:instrText xml:space="preserve"> PAGEREF _Toc231029809 \h </w:instrText>
         </w:r>
         <w:r>
           <w:rPr>
@@ -8165,7 +8233,7 @@
             <w:noProof/>
             <w:webHidden/>
           </w:rPr>
-          <w:t>70</w:t>
+          <w:t>71</w:t>
         </w:r>
         <w:r>
           <w:rPr>
@@ -8186,7 +8254,7 @@
           <w:noProof/>
         </w:rPr>
       </w:pPr>
-      <w:hyperlink w:anchor="_Toc230796769" w:history="1">
+      <w:hyperlink w:anchor="_Toc231029810" w:history="1">
         <w:r>
           <w:rPr>
             <w:rStyle w:val="Lienhypertexte"/>
@@ -8214,7 +8282,7 @@
             <w:noProof/>
             <w:webHidden/>
           </w:rPr>
-          <w:instrText xml:space="preserve"> PAGEREF _Toc230796769 \h </w:instrText>
+          <w:instrText xml:space="preserve"> PAGEREF _Toc231029810 \h </w:instrText>
         </w:r>
         <w:r>
           <w:rPr>
@@ -8234,7 +8302,7 @@
             <w:noProof/>
             <w:webHidden/>
           </w:rPr>
-          <w:t>71</w:t>
+          <w:t>72</w:t>
         </w:r>
         <w:r>
           <w:rPr>
@@ -8255,7 +8323,7 @@
           <w:noProof/>
         </w:rPr>
       </w:pPr>
-      <w:hyperlink w:anchor="_Toc230796770" w:history="1">
+      <w:hyperlink w:anchor="_Toc231029811" w:history="1">
         <w:r>
           <w:rPr>
             <w:rStyle w:val="Lienhypertexte"/>
@@ -8283,7 +8351,7 @@
             <w:noProof/>
             <w:webHidden/>
           </w:rPr>
-          <w:instrText xml:space="preserve"> PAGEREF _Toc230796770 \h </w:instrText>
+          <w:instrText xml:space="preserve"> PAGEREF _Toc231029811 \h </w:instrText>
         </w:r>
         <w:r>
           <w:rPr>
@@ -8303,7 +8371,7 @@
             <w:noProof/>
             <w:webHidden/>
           </w:rPr>
-          <w:t>71</w:t>
+          <w:t>72</w:t>
         </w:r>
         <w:r>
           <w:rPr>
@@ -8324,7 +8392,7 @@
           <w:noProof/>
         </w:rPr>
       </w:pPr>
-      <w:hyperlink w:anchor="_Toc230796771" w:history="1">
+      <w:hyperlink w:anchor="_Toc231029812" w:history="1">
         <w:r>
           <w:rPr>
             <w:rStyle w:val="Lienhypertexte"/>
@@ -8352,7 +8420,7 @@
             <w:noProof/>
             <w:webHidden/>
           </w:rPr>
-          <w:instrText xml:space="preserve"> PAGEREF _Toc230796771 \h </w:instrText>
+          <w:instrText xml:space="preserve"> PAGEREF _Toc231029812 \h </w:instrText>
         </w:r>
         <w:r>
           <w:rPr>
@@ -8372,7 +8440,7 @@
             <w:noProof/>
             <w:webHidden/>
           </w:rPr>
-          <w:t>71</w:t>
+          <w:t>72</w:t>
         </w:r>
         <w:r>
           <w:rPr>
@@ -8393,7 +8461,7 @@
           <w:noProof/>
         </w:rPr>
       </w:pPr>
-      <w:hyperlink w:anchor="_Toc230796772" w:history="1">
+      <w:hyperlink w:anchor="_Toc231029813" w:history="1">
         <w:r>
           <w:rPr>
             <w:rStyle w:val="Lienhypertexte"/>
@@ -8421,7 +8489,7 @@
             <w:noProof/>
             <w:webHidden/>
           </w:rPr>
-          <w:instrText xml:space="preserve"> PAGEREF _Toc230796772 \h </w:instrText>
+          <w:instrText xml:space="preserve"> PAGEREF _Toc231029813 \h </w:instrText>
         </w:r>
         <w:r>
           <w:rPr>
@@ -8441,7 +8509,7 @@
             <w:noProof/>
             <w:webHidden/>
           </w:rPr>
-          <w:t>71</w:t>
+          <w:t>72</w:t>
         </w:r>
         <w:r>
           <w:rPr>
@@ -8462,7 +8530,7 @@
           <w:noProof/>
         </w:rPr>
       </w:pPr>
-      <w:hyperlink w:anchor="_Toc230796773" w:history="1">
+      <w:hyperlink w:anchor="_Toc231029814" w:history="1">
         <w:r>
           <w:rPr>
             <w:rStyle w:val="Lienhypertexte"/>
@@ -8490,7 +8558,7 @@
             <w:noProof/>
             <w:webHidden/>
           </w:rPr>
-          <w:instrText xml:space="preserve"> PAGEREF _Toc230796773 \h </w:instrText>
+          <w:instrText xml:space="preserve"> PAGEREF _Toc231029814 \h </w:instrText>
         </w:r>
         <w:r>
           <w:rPr>
@@ -8510,7 +8578,7 @@
             <w:noProof/>
             <w:webHidden/>
           </w:rPr>
-          <w:t>73</w:t>
+          <w:t>74</w:t>
         </w:r>
         <w:r>
           <w:rPr>
@@ -8531,7 +8599,7 @@
           <w:noProof/>
         </w:rPr>
       </w:pPr>
-      <w:hyperlink w:anchor="_Toc230796774" w:history="1">
+      <w:hyperlink w:anchor="_Toc231029815" w:history="1">
         <w:r>
           <w:rPr>
             <w:rStyle w:val="Lienhypertexte"/>
@@ -8559,7 +8627,7 @@
             <w:noProof/>
             <w:webHidden/>
           </w:rPr>
-          <w:instrText xml:space="preserve"> PAGEREF _Toc230796774 \h </w:instrText>
+          <w:instrText xml:space="preserve"> PAGEREF _Toc231029815 \h </w:instrText>
         </w:r>
         <w:r>
           <w:rPr>
@@ -8579,7 +8647,7 @@
             <w:noProof/>
             <w:webHidden/>
           </w:rPr>
-          <w:t>74</w:t>
+          <w:t>75</w:t>
         </w:r>
         <w:r>
           <w:rPr>
@@ -8615,7 +8683,7 @@
         </w:pBdr>
         <w:spacing w:before="80" w:after="200"/>
       </w:pPr>
-      <w:bookmarkStart w:id="1" w:name="_Toc230796655"/>
+      <w:bookmarkStart w:id="1" w:name="_Toc231029695"/>
       <w:r>
         <w:rPr>
           <w:rFonts w:ascii="Aptos Display" w:hAnsi="Aptos Display"/>
@@ -8640,7 +8708,7 @@
           <w:noProof/>
         </w:rPr>
         <w:drawing>
-          <wp:inline distT="0" distB="0" distL="0" distR="0" wp14:anchorId="02F41DC5" wp14:editId="6A26C2A4">
+          <wp:inline distT="0" distB="0" distL="0" distR="0" wp14:anchorId="78ACBD3C" wp14:editId="15E48D60">
             <wp:extent cx="5486400" cy="3320928"/>
             <wp:effectExtent l="0" t="0" r="0" b="0"/>
             <wp:docPr id="1" name="Picture 1"/>
@@ -8707,7 +8775,7 @@
           <w:noProof/>
         </w:rPr>
         <w:drawing>
-          <wp:inline distT="0" distB="0" distL="0" distR="0" wp14:anchorId="6C05F0A2" wp14:editId="3AED6CA4">
+          <wp:inline distT="0" distB="0" distL="0" distR="0" wp14:anchorId="7C1068F9" wp14:editId="1C981524">
             <wp:extent cx="5486400" cy="3792371"/>
             <wp:effectExtent l="0" t="0" r="0" b="0"/>
             <wp:docPr id="2" name="Picture 2"/>
@@ -8883,7 +8951,7 @@
         <w:pStyle w:val="Titre2"/>
         <w:spacing w:before="460" w:after="220"/>
       </w:pPr>
-      <w:bookmarkStart w:id="2" w:name="_Toc230796656"/>
+      <w:bookmarkStart w:id="2" w:name="_Toc231029696"/>
       <w:r>
         <w:rPr>
           <w:rFonts w:ascii="Aptos Display" w:hAnsi="Aptos Display"/>
@@ -9297,7 +9365,7 @@
         <w:pStyle w:val="Titre2"/>
         <w:spacing w:before="460" w:after="220"/>
       </w:pPr>
-      <w:bookmarkStart w:id="3" w:name="_Toc230796657"/>
+      <w:bookmarkStart w:id="3" w:name="_Toc231029697"/>
       <w:r>
         <w:rPr>
           <w:rFonts w:ascii="Aptos Display" w:hAnsi="Aptos Display"/>
@@ -9336,7 +9404,7 @@
           <w:noProof/>
         </w:rPr>
         <w:drawing>
-          <wp:inline distT="0" distB="0" distL="0" distR="0" wp14:anchorId="416D97BC" wp14:editId="2462DE11">
+          <wp:inline distT="0" distB="0" distL="0" distR="0" wp14:anchorId="116FC326" wp14:editId="079E3DB5">
             <wp:extent cx="4153187" cy="7498079"/>
             <wp:effectExtent l="0" t="0" r="0" b="0"/>
             <wp:docPr id="3" name="Picture 3"/>
@@ -9404,7 +9472,7 @@
         </w:rPr>
         <w:lastRenderedPageBreak/>
         <w:drawing>
-          <wp:inline distT="0" distB="0" distL="0" distR="0" wp14:anchorId="7FEDF2AF" wp14:editId="668432D6">
+          <wp:inline distT="0" distB="0" distL="0" distR="0" wp14:anchorId="5CB2055F" wp14:editId="3484E554">
             <wp:extent cx="4070687" cy="7498079"/>
             <wp:effectExtent l="0" t="0" r="0" b="0"/>
             <wp:docPr id="4" name="Picture 4"/>
@@ -9607,7 +9675,7 @@
         <w:pStyle w:val="Titre2"/>
         <w:spacing w:before="460" w:after="220"/>
       </w:pPr>
-      <w:bookmarkStart w:id="4" w:name="_Toc230796658"/>
+      <w:bookmarkStart w:id="4" w:name="_Toc231029698"/>
       <w:r>
         <w:rPr>
           <w:rFonts w:ascii="Aptos Display" w:hAnsi="Aptos Display"/>
@@ -9701,7 +9769,7 @@
         <w:pStyle w:val="Titre2"/>
         <w:spacing w:before="460" w:after="220"/>
       </w:pPr>
-      <w:bookmarkStart w:id="5" w:name="_Toc230796659"/>
+      <w:bookmarkStart w:id="5" w:name="_Toc231029699"/>
       <w:r>
         <w:rPr>
           <w:rFonts w:ascii="Aptos Display" w:hAnsi="Aptos Display"/>
@@ -9862,7 +9930,7 @@
         </w:pBdr>
         <w:spacing w:before="80" w:after="200"/>
       </w:pPr>
-      <w:bookmarkStart w:id="6" w:name="_Toc230796660"/>
+      <w:bookmarkStart w:id="6" w:name="_Toc231029700"/>
       <w:r>
         <w:rPr>
           <w:rFonts w:ascii="Aptos Display" w:hAnsi="Aptos Display"/>
@@ -9887,7 +9955,7 @@
           <w:noProof/>
         </w:rPr>
         <w:drawing>
-          <wp:inline distT="0" distB="0" distL="0" distR="0" wp14:anchorId="789F20F8" wp14:editId="0BC0B326">
+          <wp:inline distT="0" distB="0" distL="0" distR="0" wp14:anchorId="695E9CDB" wp14:editId="6DB4797D">
             <wp:extent cx="3757243" cy="7498079"/>
             <wp:effectExtent l="0" t="0" r="0" b="0"/>
             <wp:docPr id="5" name="Picture 5"/>
@@ -9955,7 +10023,7 @@
         <w:pStyle w:val="Titre2"/>
         <w:spacing w:before="460" w:after="220"/>
       </w:pPr>
-      <w:bookmarkStart w:id="7" w:name="_Toc230796661"/>
+      <w:bookmarkStart w:id="7" w:name="_Toc231029701"/>
       <w:r>
         <w:rPr>
           <w:rFonts w:ascii="Aptos Display" w:hAnsi="Aptos Display"/>
@@ -9994,7 +10062,7 @@
           <w:noProof/>
         </w:rPr>
         <w:drawing>
-          <wp:inline distT="0" distB="0" distL="0" distR="0" wp14:anchorId="7AA55F64" wp14:editId="35496E13">
+          <wp:inline distT="0" distB="0" distL="0" distR="0" wp14:anchorId="3FA59AE2" wp14:editId="4F33AE49">
             <wp:extent cx="4908245" cy="7498079"/>
             <wp:effectExtent l="0" t="0" r="0" b="0"/>
             <wp:docPr id="6" name="Picture 6"/>
@@ -10544,7 +10612,7 @@
         <w:pStyle w:val="Titre2"/>
         <w:spacing w:before="460" w:after="220"/>
       </w:pPr>
-      <w:bookmarkStart w:id="8" w:name="_Toc230796662"/>
+      <w:bookmarkStart w:id="8" w:name="_Toc231029702"/>
       <w:r>
         <w:rPr>
           <w:rFonts w:ascii="Aptos Display" w:hAnsi="Aptos Display"/>
@@ -10912,7 +10980,7 @@
         <w:pStyle w:val="Titre2"/>
         <w:spacing w:before="460" w:after="220"/>
       </w:pPr>
-      <w:bookmarkStart w:id="9" w:name="_Toc230796663"/>
+      <w:bookmarkStart w:id="9" w:name="_Toc231029703"/>
       <w:r>
         <w:rPr>
           <w:rFonts w:ascii="Aptos Display" w:hAnsi="Aptos Display"/>
@@ -10950,7 +11018,7 @@
         </w:rPr>
       </w:pPr>
       <w:r>
-        <w:t>The generator emits two coherent artifacts:</w:t>
+        <w:t>The generator emits three coherent artifacts:</w:t>
       </w:r>
     </w:p>
     <w:p>
@@ -10961,7 +11029,18 @@
         </w:rPr>
       </w:pPr>
       <w:r>
-        <w:t>a C++ header/source generated for the client</w:t>
+        <w:t>a generated C++ header</w:t>
+      </w:r>
+    </w:p>
+    <w:p>
+      <w:pPr>
+        <w:pStyle w:val="Listepuces"/>
+        <w:rPr>
+          <w:rFonts w:hint="eastAsia"/>
+        </w:rPr>
+      </w:pPr>
+      <w:r>
+        <w:t>a generated C++ source</w:t>
       </w:r>
     </w:p>
     <w:p>
@@ -11111,10 +11190,56 @@
     </w:p>
     <w:p>
       <w:pPr>
+        <w:rPr>
+          <w:rFonts w:hint="eastAsia"/>
+        </w:rPr>
+      </w:pPr>
+      <w:r>
+        <w:t xml:space="preserve">Treat these three outputs as one integration contract. The generated C++ bakes transport ids and </w:t>
+      </w:r>
+      <w:r>
+        <w:rPr>
+          <w:rFonts w:ascii="Consolas" w:hAnsi="Consolas"/>
+          <w:color w:val="374151"/>
+          <w:sz w:val="17"/>
+          <w:shd w:val="clear" w:color="auto" w:fill="F5F5F5"/>
+        </w:rPr>
+        <w:t>mappingHash</w:t>
+      </w:r>
+      <w:r>
+        <w:t xml:space="preserve"> into typed wrappers, while the </w:t>
+      </w:r>
+      <w:r>
+        <w:rPr>
+          <w:rFonts w:ascii="Consolas" w:hAnsi="Consolas"/>
+          <w:color w:val="374151"/>
+          <w:sz w:val="17"/>
+          <w:shd w:val="clear" w:color="auto" w:fill="F5F5F5"/>
+        </w:rPr>
+        <w:t>.generated.map</w:t>
+      </w:r>
+      <w:r>
+        <w:t xml:space="preserve"> must be loaded by both tooling and </w:t>
+      </w:r>
+      <w:r>
+        <w:rPr>
+          <w:rFonts w:ascii="Consolas" w:hAnsi="Consolas"/>
+          <w:color w:val="374151"/>
+          <w:sz w:val="17"/>
+          <w:shd w:val="clear" w:color="auto" w:fill="F5F5F5"/>
+        </w:rPr>
+        <w:t>mfd_window</w:t>
+      </w:r>
+      <w:r>
+        <w:t xml:space="preserve"> when generated id-based batches are used.</w:t>
+      </w:r>
+    </w:p>
+    <w:p>
+      <w:pPr>
         <w:pStyle w:val="Titre2"/>
         <w:spacing w:before="460" w:after="220"/>
       </w:pPr>
-      <w:bookmarkStart w:id="10" w:name="_Toc230796664"/>
+      <w:bookmarkStart w:id="10" w:name="_Toc231029704"/>
       <w:r>
         <w:rPr>
           <w:rFonts w:ascii="Aptos Display" w:hAnsi="Aptos Display"/>
@@ -11152,7 +11277,7 @@
           <w:noProof/>
         </w:rPr>
         <w:drawing>
-          <wp:inline distT="0" distB="0" distL="0" distR="0" wp14:anchorId="5D10945C" wp14:editId="601875DF">
+          <wp:inline distT="0" distB="0" distL="0" distR="0" wp14:anchorId="0CB20CBA" wp14:editId="259EE5C2">
             <wp:extent cx="5486400" cy="3358849"/>
             <wp:effectExtent l="0" t="0" r="0" b="0"/>
             <wp:docPr id="7" name="Picture 7"/>
@@ -11319,7 +11444,7 @@
         <w:pStyle w:val="Titre2"/>
         <w:spacing w:before="460" w:after="220"/>
       </w:pPr>
-      <w:bookmarkStart w:id="11" w:name="_Toc230796665"/>
+      <w:bookmarkStart w:id="11" w:name="_Toc231029705"/>
       <w:r>
         <w:rPr>
           <w:rFonts w:ascii="Aptos Display" w:hAnsi="Aptos Display"/>
@@ -11490,6 +11615,7 @@
         </w:rPr>
       </w:pPr>
       <w:r>
+        <w:lastRenderedPageBreak/>
         <w:t xml:space="preserve">of the </w:t>
       </w:r>
       <w:r>
@@ -11532,13 +11658,12 @@
         <w:pStyle w:val="Titre2"/>
         <w:spacing w:before="460" w:after="220"/>
       </w:pPr>
-      <w:bookmarkStart w:id="12" w:name="_Toc230796666"/>
+      <w:bookmarkStart w:id="12" w:name="_Toc231029706"/>
       <w:r>
         <w:rPr>
           <w:rFonts w:ascii="Aptos Display" w:hAnsi="Aptos Display"/>
           <w:color w:val="1E88E5"/>
         </w:rPr>
-        <w:lastRenderedPageBreak/>
         <w:t>▪</w:t>
       </w:r>
       <w:r>
@@ -11643,7 +11768,7 @@
         </w:pBdr>
         <w:spacing w:before="80" w:after="200"/>
       </w:pPr>
-      <w:bookmarkStart w:id="13" w:name="_Toc230796667"/>
+      <w:bookmarkStart w:id="13" w:name="_Toc231029707"/>
       <w:r>
         <w:rPr>
           <w:rFonts w:ascii="Aptos Display" w:hAnsi="Aptos Display"/>
@@ -11659,7 +11784,7 @@
         <w:pStyle w:val="Titre2"/>
         <w:spacing w:before="460" w:after="220"/>
       </w:pPr>
-      <w:bookmarkStart w:id="14" w:name="_Toc230796668"/>
+      <w:bookmarkStart w:id="14" w:name="_Toc231029708"/>
       <w:r>
         <w:rPr>
           <w:rFonts w:ascii="Aptos Display" w:hAnsi="Aptos Display"/>
@@ -11742,7 +11867,7 @@
         <w:pStyle w:val="Titre2"/>
         <w:spacing w:before="460" w:after="220"/>
       </w:pPr>
-      <w:bookmarkStart w:id="15" w:name="_Toc230796669"/>
+      <w:bookmarkStart w:id="15" w:name="_Toc231029709"/>
       <w:r>
         <w:rPr>
           <w:rFonts w:ascii="Aptos Display" w:hAnsi="Aptos Display"/>
@@ -11833,7 +11958,7 @@
         <w:pStyle w:val="Titre2"/>
         <w:spacing w:before="460" w:after="220"/>
       </w:pPr>
-      <w:bookmarkStart w:id="16" w:name="_Toc230796670"/>
+      <w:bookmarkStart w:id="16" w:name="_Toc231029710"/>
       <w:r>
         <w:rPr>
           <w:rFonts w:ascii="Aptos Display" w:hAnsi="Aptos Display"/>
@@ -11959,7 +12084,7 @@
         <w:pStyle w:val="Titre2"/>
         <w:spacing w:before="460" w:after="220"/>
       </w:pPr>
-      <w:bookmarkStart w:id="17" w:name="_Toc230796671"/>
+      <w:bookmarkStart w:id="17" w:name="_Toc231029711"/>
       <w:r>
         <w:rPr>
           <w:rFonts w:ascii="Aptos Display" w:hAnsi="Aptos Display"/>
@@ -12550,7 +12675,7 @@
         </w:pBdr>
         <w:spacing w:before="80" w:after="200"/>
       </w:pPr>
-      <w:bookmarkStart w:id="18" w:name="_Toc230796672"/>
+      <w:bookmarkStart w:id="18" w:name="_Toc231029712"/>
       <w:r>
         <w:rPr>
           <w:rFonts w:ascii="Aptos Display" w:hAnsi="Aptos Display"/>
@@ -12575,7 +12700,7 @@
           <w:noProof/>
         </w:rPr>
         <w:drawing>
-          <wp:inline distT="0" distB="0" distL="0" distR="0" wp14:anchorId="256ECDCC" wp14:editId="26D9C029">
+          <wp:inline distT="0" distB="0" distL="0" distR="0" wp14:anchorId="5BE10111" wp14:editId="61F2CEDA">
             <wp:extent cx="5486400" cy="3244475"/>
             <wp:effectExtent l="0" t="0" r="0" b="0"/>
             <wp:docPr id="8" name="Picture 8"/>
@@ -12642,7 +12767,7 @@
           <w:noProof/>
         </w:rPr>
         <w:drawing>
-          <wp:inline distT="0" distB="0" distL="0" distR="0" wp14:anchorId="0AADAF74" wp14:editId="44309E5A">
+          <wp:inline distT="0" distB="0" distL="0" distR="0" wp14:anchorId="3AF66DB1" wp14:editId="1ADAF9BE">
             <wp:extent cx="5486400" cy="4068566"/>
             <wp:effectExtent l="0" t="0" r="0" b="0"/>
             <wp:docPr id="9" name="Picture 9"/>
@@ -12722,7 +12847,7 @@
         <w:pStyle w:val="Titre2"/>
         <w:spacing w:before="460" w:after="220"/>
       </w:pPr>
-      <w:bookmarkStart w:id="19" w:name="_Toc230796673"/>
+      <w:bookmarkStart w:id="19" w:name="_Toc231029713"/>
       <w:r>
         <w:rPr>
           <w:rFonts w:ascii="Aptos Display" w:hAnsi="Aptos Display"/>
@@ -12891,7 +13016,7 @@
         <w:pStyle w:val="Titre2"/>
         <w:spacing w:before="460" w:after="220"/>
       </w:pPr>
-      <w:bookmarkStart w:id="20" w:name="_Toc230796674"/>
+      <w:bookmarkStart w:id="20" w:name="_Toc231029714"/>
       <w:r>
         <w:rPr>
           <w:rFonts w:ascii="Aptos Display" w:hAnsi="Aptos Display"/>
@@ -13219,7 +13344,7 @@
         <w:pStyle w:val="Titre2"/>
         <w:spacing w:before="460" w:after="220"/>
       </w:pPr>
-      <w:bookmarkStart w:id="21" w:name="_Toc230796675"/>
+      <w:bookmarkStart w:id="21" w:name="_Toc231029715"/>
       <w:r>
         <w:rPr>
           <w:rFonts w:ascii="Aptos Display" w:hAnsi="Aptos Display"/>
@@ -13691,7 +13816,7 @@
         <w:pStyle w:val="Titre2"/>
         <w:spacing w:before="460" w:after="220"/>
       </w:pPr>
-      <w:bookmarkStart w:id="22" w:name="_Toc230796676"/>
+      <w:bookmarkStart w:id="22" w:name="_Toc231029716"/>
       <w:r>
         <w:rPr>
           <w:rFonts w:ascii="Aptos Display" w:hAnsi="Aptos Display"/>
@@ -13730,7 +13855,7 @@
         <w:pStyle w:val="Titre3"/>
         <w:spacing w:before="60" w:after="80"/>
       </w:pPr>
-      <w:bookmarkStart w:id="23" w:name="_Toc230796677"/>
+      <w:bookmarkStart w:id="23" w:name="_Toc231029717"/>
       <w:r>
         <w:rPr>
           <w:rFonts w:ascii="Aptos" w:hAnsi="Aptos"/>
@@ -14025,7 +14150,7 @@
         <w:pStyle w:val="Titre3"/>
         <w:spacing w:before="60" w:after="80"/>
       </w:pPr>
-      <w:bookmarkStart w:id="24" w:name="_Toc230796678"/>
+      <w:bookmarkStart w:id="24" w:name="_Toc231029718"/>
       <w:r>
         <w:rPr>
           <w:rFonts w:ascii="Aptos" w:hAnsi="Aptos"/>
@@ -14342,7 +14467,7 @@
         <w:pStyle w:val="Titre2"/>
         <w:spacing w:before="460" w:after="220"/>
       </w:pPr>
-      <w:bookmarkStart w:id="25" w:name="_Toc230796679"/>
+      <w:bookmarkStart w:id="25" w:name="_Toc231029719"/>
       <w:r>
         <w:rPr>
           <w:rFonts w:ascii="Aptos Display" w:hAnsi="Aptos Display"/>
@@ -14695,7 +14820,7 @@
         <w:pStyle w:val="Titre2"/>
         <w:spacing w:before="460" w:after="220"/>
       </w:pPr>
-      <w:bookmarkStart w:id="26" w:name="_Toc230796680"/>
+      <w:bookmarkStart w:id="26" w:name="_Toc231029720"/>
       <w:r>
         <w:rPr>
           <w:rFonts w:ascii="Aptos Display" w:hAnsi="Aptos Display"/>
@@ -14794,7 +14919,7 @@
         <w:pStyle w:val="Titre2"/>
         <w:spacing w:before="460" w:after="220"/>
       </w:pPr>
-      <w:bookmarkStart w:id="27" w:name="_Toc230796681"/>
+      <w:bookmarkStart w:id="27" w:name="_Toc231029721"/>
       <w:r>
         <w:rPr>
           <w:rFonts w:ascii="Aptos Display" w:hAnsi="Aptos Display"/>
@@ -14894,7 +15019,7 @@
         <w:pStyle w:val="Titre2"/>
         <w:spacing w:before="460" w:after="220"/>
       </w:pPr>
-      <w:bookmarkStart w:id="28" w:name="_Toc230796682"/>
+      <w:bookmarkStart w:id="28" w:name="_Toc231029722"/>
       <w:r>
         <w:rPr>
           <w:rFonts w:ascii="Aptos Display" w:hAnsi="Aptos Display"/>
@@ -14923,7 +15048,7 @@
         <w:pStyle w:val="Titre3"/>
         <w:spacing w:before="60" w:after="80"/>
       </w:pPr>
-      <w:bookmarkStart w:id="29" w:name="_Toc230796683"/>
+      <w:bookmarkStart w:id="29" w:name="_Toc231029723"/>
       <w:r>
         <w:rPr>
           <w:rFonts w:ascii="Aptos" w:hAnsi="Aptos"/>
@@ -15116,7 +15241,7 @@
         <w:pStyle w:val="Titre3"/>
         <w:spacing w:before="60" w:after="80"/>
       </w:pPr>
-      <w:bookmarkStart w:id="30" w:name="_Toc230796684"/>
+      <w:bookmarkStart w:id="30" w:name="_Toc231029724"/>
       <w:r>
         <w:rPr>
           <w:rFonts w:ascii="Aptos" w:hAnsi="Aptos"/>
@@ -15154,7 +15279,7 @@
         <w:pStyle w:val="Titre3"/>
         <w:spacing w:before="60" w:after="80"/>
       </w:pPr>
-      <w:bookmarkStart w:id="31" w:name="_Toc230796685"/>
+      <w:bookmarkStart w:id="31" w:name="_Toc231029725"/>
       <w:r>
         <w:rPr>
           <w:rFonts w:ascii="Aptos" w:hAnsi="Aptos"/>
@@ -15237,7 +15362,7 @@
         <w:pStyle w:val="Titre3"/>
         <w:spacing w:before="60" w:after="80"/>
       </w:pPr>
-      <w:bookmarkStart w:id="32" w:name="_Toc230796686"/>
+      <w:bookmarkStart w:id="32" w:name="_Toc231029726"/>
       <w:r>
         <w:rPr>
           <w:rFonts w:ascii="Aptos" w:hAnsi="Aptos"/>
@@ -15345,7 +15470,7 @@
         <w:pStyle w:val="Titre3"/>
         <w:spacing w:before="60" w:after="80"/>
       </w:pPr>
-      <w:bookmarkStart w:id="33" w:name="_Toc230796687"/>
+      <w:bookmarkStart w:id="33" w:name="_Toc231029727"/>
       <w:r>
         <w:rPr>
           <w:rFonts w:ascii="Aptos" w:hAnsi="Aptos"/>
@@ -15481,7 +15606,7 @@
         <w:pStyle w:val="Titre2"/>
         <w:spacing w:before="460" w:after="220"/>
       </w:pPr>
-      <w:bookmarkStart w:id="34" w:name="_Toc230796688"/>
+      <w:bookmarkStart w:id="34" w:name="_Toc231029728"/>
       <w:r>
         <w:rPr>
           <w:rFonts w:ascii="Aptos Display" w:hAnsi="Aptos Display"/>
@@ -16277,7 +16402,7 @@
         <w:pStyle w:val="Titre2"/>
         <w:spacing w:before="460" w:after="220"/>
       </w:pPr>
-      <w:bookmarkStart w:id="35" w:name="_Toc230796689"/>
+      <w:bookmarkStart w:id="35" w:name="_Toc231029729"/>
       <w:r>
         <w:rPr>
           <w:rFonts w:ascii="Aptos Display" w:hAnsi="Aptos Display"/>
@@ -17837,7 +17962,7 @@
         <w:pStyle w:val="Titre2"/>
         <w:spacing w:before="460" w:after="220"/>
       </w:pPr>
-      <w:bookmarkStart w:id="36" w:name="_Toc230796690"/>
+      <w:bookmarkStart w:id="36" w:name="_Toc231029730"/>
       <w:r>
         <w:rPr>
           <w:rFonts w:ascii="Aptos Display" w:hAnsi="Aptos Display"/>
@@ -18165,7 +18290,7 @@
         <w:pStyle w:val="Titre2"/>
         <w:spacing w:before="460" w:after="220"/>
       </w:pPr>
-      <w:bookmarkStart w:id="37" w:name="_Toc230796691"/>
+      <w:bookmarkStart w:id="37" w:name="_Toc231029731"/>
       <w:r>
         <w:rPr>
           <w:rFonts w:ascii="Aptos Display" w:hAnsi="Aptos Display"/>
@@ -18653,7 +18778,7 @@
         <w:pStyle w:val="Titre3"/>
         <w:spacing w:before="60" w:after="80"/>
       </w:pPr>
-      <w:bookmarkStart w:id="38" w:name="_Toc230796692"/>
+      <w:bookmarkStart w:id="38" w:name="_Toc231029732"/>
       <w:r>
         <w:rPr>
           <w:rFonts w:ascii="Aptos" w:hAnsi="Aptos"/>
@@ -18748,7 +18873,7 @@
         <w:pStyle w:val="Titre2"/>
         <w:spacing w:before="460" w:after="220"/>
       </w:pPr>
-      <w:bookmarkStart w:id="39" w:name="_Toc230796693"/>
+      <w:bookmarkStart w:id="39" w:name="_Toc231029733"/>
       <w:r>
         <w:rPr>
           <w:rFonts w:ascii="Aptos Display" w:hAnsi="Aptos Display"/>
@@ -18862,7 +18987,7 @@
         <w:pStyle w:val="Titre2"/>
         <w:spacing w:before="460" w:after="220"/>
       </w:pPr>
-      <w:bookmarkStart w:id="40" w:name="_Toc230796694"/>
+      <w:bookmarkStart w:id="40" w:name="_Toc231029734"/>
       <w:r>
         <w:rPr>
           <w:rFonts w:ascii="Aptos Display" w:hAnsi="Aptos Display"/>
@@ -18901,7 +19026,7 @@
           <w:noProof/>
         </w:rPr>
         <w:drawing>
-          <wp:inline distT="0" distB="0" distL="0" distR="0" wp14:anchorId="1837B8CA" wp14:editId="2CB8EBE9">
+          <wp:inline distT="0" distB="0" distL="0" distR="0" wp14:anchorId="5DABAAB7" wp14:editId="1DC10D44">
             <wp:extent cx="5486400" cy="3177747"/>
             <wp:effectExtent l="0" t="0" r="0" b="0"/>
             <wp:docPr id="10" name="Picture 10"/>
@@ -19105,7 +19230,7 @@
         <w:pStyle w:val="Titre2"/>
         <w:spacing w:before="460" w:after="220"/>
       </w:pPr>
-      <w:bookmarkStart w:id="41" w:name="_Toc230796695"/>
+      <w:bookmarkStart w:id="41" w:name="_Toc231029735"/>
       <w:r>
         <w:rPr>
           <w:rFonts w:ascii="Aptos Display" w:hAnsi="Aptos Display"/>
@@ -19373,7 +19498,7 @@
         <w:pStyle w:val="Titre2"/>
         <w:spacing w:before="460" w:after="220"/>
       </w:pPr>
-      <w:bookmarkStart w:id="42" w:name="_Toc230796696"/>
+      <w:bookmarkStart w:id="42" w:name="_Toc231029736"/>
       <w:r>
         <w:rPr>
           <w:rFonts w:ascii="Aptos Display" w:hAnsi="Aptos Display"/>
@@ -19411,7 +19536,7 @@
           <w:noProof/>
         </w:rPr>
         <w:drawing>
-          <wp:inline distT="0" distB="0" distL="0" distR="0" wp14:anchorId="4D3F0AE8" wp14:editId="06924824">
+          <wp:inline distT="0" distB="0" distL="0" distR="0" wp14:anchorId="1226BAEE" wp14:editId="72DDEC0A">
             <wp:extent cx="5486400" cy="6647911"/>
             <wp:effectExtent l="0" t="0" r="0" b="0"/>
             <wp:docPr id="11" name="Picture 11"/>
@@ -19629,7 +19754,7 @@
         <w:pStyle w:val="Titre2"/>
         <w:spacing w:before="460" w:after="220"/>
       </w:pPr>
-      <w:bookmarkStart w:id="43" w:name="_Toc230796697"/>
+      <w:bookmarkStart w:id="43" w:name="_Toc231029737"/>
       <w:r>
         <w:rPr>
           <w:rFonts w:ascii="Aptos Display" w:hAnsi="Aptos Display"/>
@@ -19834,7 +19959,7 @@
         <w:pStyle w:val="Titre2"/>
         <w:spacing w:before="460" w:after="220"/>
       </w:pPr>
-      <w:bookmarkStart w:id="44" w:name="_Toc230796698"/>
+      <w:bookmarkStart w:id="44" w:name="_Toc231029738"/>
       <w:r>
         <w:rPr>
           <w:rFonts w:ascii="Aptos Display" w:hAnsi="Aptos Display"/>
@@ -19937,7 +20062,7 @@
         <w:pStyle w:val="Titre2"/>
         <w:spacing w:before="460" w:after="220"/>
       </w:pPr>
-      <w:bookmarkStart w:id="45" w:name="_Toc230796699"/>
+      <w:bookmarkStart w:id="45" w:name="_Toc231029739"/>
       <w:r>
         <w:rPr>
           <w:rFonts w:ascii="Aptos Display" w:hAnsi="Aptos Display"/>
@@ -20423,7 +20548,7 @@
         <w:pStyle w:val="Titre2"/>
         <w:spacing w:before="460" w:after="220"/>
       </w:pPr>
-      <w:bookmarkStart w:id="46" w:name="_Toc230796700"/>
+      <w:bookmarkStart w:id="46" w:name="_Toc231029740"/>
       <w:r>
         <w:rPr>
           <w:rFonts w:ascii="Aptos Display" w:hAnsi="Aptos Display"/>
@@ -20642,7 +20767,7 @@
         </w:pBdr>
         <w:spacing w:before="80" w:after="200"/>
       </w:pPr>
-      <w:bookmarkStart w:id="47" w:name="_Toc230796701"/>
+      <w:bookmarkStart w:id="47" w:name="_Toc231029741"/>
       <w:r>
         <w:rPr>
           <w:rFonts w:ascii="Aptos Display" w:hAnsi="Aptos Display"/>
@@ -20678,7 +20803,7 @@
         <w:pStyle w:val="Titre2"/>
         <w:spacing w:before="460" w:after="220"/>
       </w:pPr>
-      <w:bookmarkStart w:id="48" w:name="_Toc230796702"/>
+      <w:bookmarkStart w:id="48" w:name="_Toc231029742"/>
       <w:r>
         <w:rPr>
           <w:rFonts w:ascii="Aptos Display" w:hAnsi="Aptos Display"/>
@@ -20839,7 +20964,7 @@
         <w:pStyle w:val="Titre2"/>
         <w:spacing w:before="460" w:after="220"/>
       </w:pPr>
-      <w:bookmarkStart w:id="49" w:name="_Toc230796703"/>
+      <w:bookmarkStart w:id="49" w:name="_Toc231029743"/>
       <w:r>
         <w:rPr>
           <w:rFonts w:ascii="Aptos Display" w:hAnsi="Aptos Display"/>
@@ -20997,7 +21122,7 @@
         <w:pStyle w:val="Titre2"/>
         <w:spacing w:before="460" w:after="220"/>
       </w:pPr>
-      <w:bookmarkStart w:id="50" w:name="_Toc230796704"/>
+      <w:bookmarkStart w:id="50" w:name="_Toc231029744"/>
       <w:r>
         <w:rPr>
           <w:rFonts w:ascii="Aptos Display" w:hAnsi="Aptos Display"/>
@@ -21398,7 +21523,7 @@
               <w:rPr>
                 <w:sz w:val="19"/>
               </w:rPr>
-              <w:t>recommended</w:t>
+              <w:t>yes</w:t>
             </w:r>
           </w:p>
         </w:tc>
@@ -21423,7 +21548,7 @@
               <w:rPr>
                 <w:sz w:val="19"/>
               </w:rPr>
-              <w:t>generated transport sidecar used by runtime and raw helpers</w:t>
+              <w:t>generated transport sidecar required by the generated client/runtime contract</w:t>
             </w:r>
           </w:p>
         </w:tc>
@@ -21924,7 +22049,7 @@
         <w:pStyle w:val="Titre2"/>
         <w:spacing w:before="460" w:after="220"/>
       </w:pPr>
-      <w:bookmarkStart w:id="51" w:name="_Toc230796705"/>
+      <w:bookmarkStart w:id="51" w:name="_Toc231029745"/>
       <w:r>
         <w:rPr>
           <w:rFonts w:ascii="Aptos Display" w:hAnsi="Aptos Display"/>
@@ -21962,8 +22087,8 @@
           <w:noProof/>
         </w:rPr>
         <w:drawing>
-          <wp:inline distT="0" distB="0" distL="0" distR="0" wp14:anchorId="34E64919" wp14:editId="018F0A85">
-            <wp:extent cx="5486400" cy="2991852"/>
+          <wp:inline distT="0" distB="0" distL="0" distR="0" wp14:anchorId="46B52296" wp14:editId="2DFC9E26">
+            <wp:extent cx="5486400" cy="2891207"/>
             <wp:effectExtent l="0" t="0" r="0" b="0"/>
             <wp:docPr id="12" name="Picture 12"/>
             <wp:cNvGraphicFramePr>
@@ -21985,7 +22110,7 @@
                   <pic:spPr>
                     <a:xfrm>
                       <a:off x="0" y="0"/>
-                      <a:ext cx="5486400" cy="2991852"/>
+                      <a:ext cx="5486400" cy="2891207"/>
                     </a:xfrm>
                     <a:prstGeom prst="rect">
                       <a:avLst/>
@@ -22145,7 +22270,7 @@
           <w:noProof/>
         </w:rPr>
         <w:drawing>
-          <wp:inline distT="0" distB="0" distL="0" distR="0" wp14:anchorId="679339E6" wp14:editId="1621257E">
+          <wp:inline distT="0" distB="0" distL="0" distR="0" wp14:anchorId="4F4BE07C" wp14:editId="2CEFD63B">
             <wp:extent cx="4064553" cy="7498079"/>
             <wp:effectExtent l="0" t="0" r="0" b="0"/>
             <wp:docPr id="13" name="Picture 13"/>
@@ -22203,7 +22328,7 @@
         <w:pStyle w:val="Titre2"/>
         <w:spacing w:before="460" w:after="220"/>
       </w:pPr>
-      <w:bookmarkStart w:id="52" w:name="_Toc230796706"/>
+      <w:bookmarkStart w:id="52" w:name="_Toc231029746"/>
       <w:r>
         <w:rPr>
           <w:rFonts w:ascii="Aptos Display" w:hAnsi="Aptos Display"/>
@@ -22495,7 +22620,7 @@
         <w:pStyle w:val="Titre2"/>
         <w:spacing w:before="460" w:after="220"/>
       </w:pPr>
-      <w:bookmarkStart w:id="53" w:name="_Toc230796707"/>
+      <w:bookmarkStart w:id="53" w:name="_Toc231029747"/>
       <w:r>
         <w:rPr>
           <w:rFonts w:ascii="Aptos Display" w:hAnsi="Aptos Display"/>
@@ -23111,7 +23236,7 @@
         <w:pStyle w:val="Titre2"/>
         <w:spacing w:before="460" w:after="220"/>
       </w:pPr>
-      <w:bookmarkStart w:id="54" w:name="_Toc230796708"/>
+      <w:bookmarkStart w:id="54" w:name="_Toc231029748"/>
       <w:r>
         <w:rPr>
           <w:rFonts w:ascii="Aptos Display" w:hAnsi="Aptos Display"/>
@@ -23246,7 +23371,7 @@
         <w:pStyle w:val="Titre2"/>
         <w:spacing w:before="460" w:after="220"/>
       </w:pPr>
-      <w:bookmarkStart w:id="55" w:name="_Toc230796709"/>
+      <w:bookmarkStart w:id="55" w:name="_Toc231029749"/>
       <w:r>
         <w:rPr>
           <w:rFonts w:ascii="Aptos Display" w:hAnsi="Aptos Display"/>
@@ -23460,7 +23585,7 @@
         <w:pStyle w:val="Titre2"/>
         <w:spacing w:before="460" w:after="220"/>
       </w:pPr>
-      <w:bookmarkStart w:id="56" w:name="_Toc230796710"/>
+      <w:bookmarkStart w:id="56" w:name="_Toc231029750"/>
       <w:r>
         <w:rPr>
           <w:rFonts w:ascii="Aptos Display" w:hAnsi="Aptos Display"/>
@@ -23971,7 +24096,7 @@
         <w:pStyle w:val="Titre2"/>
         <w:spacing w:before="460" w:after="220"/>
       </w:pPr>
-      <w:bookmarkStart w:id="57" w:name="_Toc230796711"/>
+      <w:bookmarkStart w:id="57" w:name="_Toc231029751"/>
       <w:r>
         <w:rPr>
           <w:rFonts w:ascii="Aptos Display" w:hAnsi="Aptos Display"/>
@@ -24411,7 +24536,7 @@
         <w:pStyle w:val="Titre2"/>
         <w:spacing w:before="460" w:after="220"/>
       </w:pPr>
-      <w:bookmarkStart w:id="58" w:name="_Toc230796712"/>
+      <w:bookmarkStart w:id="58" w:name="_Toc231029752"/>
       <w:r>
         <w:rPr>
           <w:rFonts w:ascii="Aptos Display" w:hAnsi="Aptos Display"/>
@@ -24812,7 +24937,7 @@
         <w:pStyle w:val="Titre2"/>
         <w:spacing w:before="460" w:after="220"/>
       </w:pPr>
-      <w:bookmarkStart w:id="59" w:name="_Toc230796713"/>
+      <w:bookmarkStart w:id="59" w:name="_Toc231029753"/>
       <w:r>
         <w:rPr>
           <w:rFonts w:ascii="Aptos Display" w:hAnsi="Aptos Display"/>
@@ -24992,7 +25117,7 @@
         <w:pStyle w:val="Titre2"/>
         <w:spacing w:before="460" w:after="220"/>
       </w:pPr>
-      <w:bookmarkStart w:id="60" w:name="_Toc230796714"/>
+      <w:bookmarkStart w:id="60" w:name="_Toc231029754"/>
       <w:r>
         <w:rPr>
           <w:rFonts w:ascii="Aptos Display" w:hAnsi="Aptos Display"/>
@@ -25662,7 +25787,7 @@
         </w:pBdr>
         <w:spacing w:before="80" w:after="200"/>
       </w:pPr>
-      <w:bookmarkStart w:id="61" w:name="_Toc230796715"/>
+      <w:bookmarkStart w:id="61" w:name="_Toc231029755"/>
       <w:r>
         <w:rPr>
           <w:rFonts w:ascii="Aptos Display" w:hAnsi="Aptos Display"/>
@@ -25687,7 +25812,7 @@
           <w:noProof/>
         </w:rPr>
         <w:drawing>
-          <wp:inline distT="0" distB="0" distL="0" distR="0" wp14:anchorId="10A81829" wp14:editId="1BB39804">
+          <wp:inline distT="0" distB="0" distL="0" distR="0" wp14:anchorId="07FA5F77" wp14:editId="2B2D1D64">
             <wp:extent cx="5486400" cy="3347633"/>
             <wp:effectExtent l="0" t="0" r="0" b="0"/>
             <wp:docPr id="14" name="Picture 14"/>
@@ -25755,7 +25880,7 @@
         <w:pStyle w:val="Titre2"/>
         <w:spacing w:before="460" w:after="220"/>
       </w:pPr>
-      <w:bookmarkStart w:id="62" w:name="_Toc230796716"/>
+      <w:bookmarkStart w:id="62" w:name="_Toc231029756"/>
       <w:r>
         <w:rPr>
           <w:rFonts w:ascii="Aptos Display" w:hAnsi="Aptos Display"/>
@@ -25793,8 +25918,8 @@
           <w:noProof/>
         </w:rPr>
         <w:drawing>
-          <wp:inline distT="0" distB="0" distL="0" distR="0" wp14:anchorId="53DB90FE" wp14:editId="29563B50">
-            <wp:extent cx="5486400" cy="2901532"/>
+          <wp:inline distT="0" distB="0" distL="0" distR="0" wp14:anchorId="7CCD51E7" wp14:editId="6BCBFD2E">
+            <wp:extent cx="5486400" cy="2967811"/>
             <wp:effectExtent l="0" t="0" r="0" b="0"/>
             <wp:docPr id="15" name="Picture 15"/>
             <wp:cNvGraphicFramePr>
@@ -25816,7 +25941,7 @@
                   <pic:spPr>
                     <a:xfrm>
                       <a:off x="0" y="0"/>
-                      <a:ext cx="5486400" cy="2901532"/>
+                      <a:ext cx="5486400" cy="2967811"/>
                     </a:xfrm>
                     <a:prstGeom prst="rect">
                       <a:avLst/>
@@ -26147,7 +26272,7 @@
         <w:pStyle w:val="Titre2"/>
         <w:spacing w:before="460" w:after="220"/>
       </w:pPr>
-      <w:bookmarkStart w:id="63" w:name="_Toc230796717"/>
+      <w:bookmarkStart w:id="63" w:name="_Toc231029757"/>
       <w:r>
         <w:rPr>
           <w:rFonts w:ascii="Aptos Display" w:hAnsi="Aptos Display"/>
@@ -26447,7 +26572,40 @@
         </w:rPr>
       </w:pPr>
       <w:r>
-        <w:t>If the generated map is missing, the generated path loses one of its main safety rails. You can still compile code that includes the generated header, but you can no longer prove transport compatibility through the map sidecar.</w:t>
+        <w:rPr>
+          <w:rFonts w:ascii="Consolas" w:hAnsi="Consolas"/>
+          <w:color w:val="374151"/>
+          <w:sz w:val="17"/>
+          <w:shd w:val="clear" w:color="auto" w:fill="F5F5F5"/>
+        </w:rPr>
+        <w:t>OUTPUT_MAP</w:t>
+      </w:r>
+      <w:r>
+        <w:t xml:space="preserve"> is part of the required generated contract. At runtime, </w:t>
+      </w:r>
+      <w:r>
+        <w:rPr>
+          <w:rFonts w:ascii="Consolas" w:hAnsi="Consolas"/>
+          <w:color w:val="374151"/>
+          <w:sz w:val="17"/>
+          <w:shd w:val="clear" w:color="auto" w:fill="F5F5F5"/>
+        </w:rPr>
+        <w:t>mfd_window</w:t>
+      </w:r>
+      <w:r>
+        <w:t xml:space="preserve"> must also load the matching sidecar next to the window JSON. If that matching map is absent, generated id-based batches are rejected because the runtime cannot validate the embedded </w:t>
+      </w:r>
+      <w:r>
+        <w:rPr>
+          <w:rFonts w:ascii="Consolas" w:hAnsi="Consolas"/>
+          <w:color w:val="374151"/>
+          <w:sz w:val="17"/>
+          <w:shd w:val="clear" w:color="auto" w:fill="F5F5F5"/>
+        </w:rPr>
+        <w:t>mappingHash</w:t>
+      </w:r>
+      <w:r>
+        <w:t xml:space="preserve"> and generated transport ids.</w:t>
       </w:r>
     </w:p>
     <w:p>
@@ -26455,7 +26613,7 @@
         <w:pStyle w:val="Titre2"/>
         <w:spacing w:before="460" w:after="220"/>
       </w:pPr>
-      <w:bookmarkStart w:id="64" w:name="_Toc230796718"/>
+      <w:bookmarkStart w:id="64" w:name="_Toc231029758"/>
       <w:r>
         <w:rPr>
           <w:rFonts w:ascii="Aptos Display" w:hAnsi="Aptos Display"/>
@@ -26664,7 +26822,7 @@
         <w:pStyle w:val="Titre2"/>
         <w:spacing w:before="460" w:after="220"/>
       </w:pPr>
-      <w:bookmarkStart w:id="65" w:name="_Toc230796719"/>
+      <w:bookmarkStart w:id="65" w:name="_Toc231029759"/>
       <w:r>
         <w:rPr>
           <w:rFonts w:ascii="Aptos Display" w:hAnsi="Aptos Display"/>
@@ -26928,7 +27086,7 @@
         <w:pStyle w:val="Titre2"/>
         <w:spacing w:before="460" w:after="220"/>
       </w:pPr>
-      <w:bookmarkStart w:id="66" w:name="_Toc230796720"/>
+      <w:bookmarkStart w:id="66" w:name="_Toc231029760"/>
       <w:r>
         <w:rPr>
           <w:rFonts w:ascii="Aptos Display" w:hAnsi="Aptos Display"/>
@@ -26967,8 +27125,8 @@
           <w:noProof/>
         </w:rPr>
         <w:drawing>
-          <wp:inline distT="0" distB="0" distL="0" distR="0" wp14:anchorId="6C2E3A23" wp14:editId="447934E5">
-            <wp:extent cx="5486400" cy="4277857"/>
+          <wp:inline distT="0" distB="0" distL="0" distR="0" wp14:anchorId="0BBCCE11" wp14:editId="653A1B7E">
+            <wp:extent cx="5486400" cy="4232905"/>
             <wp:effectExtent l="0" t="0" r="0" b="0"/>
             <wp:docPr id="16" name="Picture 16"/>
             <wp:cNvGraphicFramePr>
@@ -26990,7 +27148,7 @@
                   <pic:spPr>
                     <a:xfrm>
                       <a:off x="0" y="0"/>
-                      <a:ext cx="5486400" cy="4277857"/>
+                      <a:ext cx="5486400" cy="4232905"/>
                     </a:xfrm>
                     <a:prstGeom prst="rect">
                       <a:avLst/>
@@ -27230,7 +27388,7 @@
           <w:shd w:val="clear" w:color="auto" w:fill="F1F5F9"/>
         </w:rPr>
         <w:br/>
-        <w:t xml:space="preserve">    ui.Reset();                                                     // t = 0.3 ms</w:t>
+        <w:t xml:space="preserve">    PopulateHud(ui.Cockpit(), sample.hud);                          // t = 0.9 ms</w:t>
       </w:r>
       <w:r>
         <w:rPr>
@@ -27239,7 +27397,7 @@
           <w:shd w:val="clear" w:color="auto" w:fill="F1F5F9"/>
         </w:rPr>
         <w:br/>
-        <w:t xml:space="preserve">    PopulateHud(ui.Cockpit(), sample.hud);                          // t = 0.9 ms</w:t>
+        <w:t xml:space="preserve">    PopulateRadar(ui.Cockpit(), sample.radarTracks);                // t = 1.8 ms</w:t>
       </w:r>
       <w:r>
         <w:rPr>
@@ -27248,7 +27406,7 @@
           <w:shd w:val="clear" w:color="auto" w:fill="F1F5F9"/>
         </w:rPr>
         <w:br/>
-        <w:t xml:space="preserve">    Popu</w:t>
+        <w:t xml:space="preserve">    ui.C</w:t>
       </w:r>
       <w:r>
         <w:rPr>
@@ -27256,16 +27414,7 @@
           <w:sz w:val="17"/>
           <w:shd w:val="clear" w:color="auto" w:fill="F1F5F9"/>
         </w:rPr>
-        <w:t>lateRadar(ui.Cockpit(), sample.radarTracks);                // t = 1.8 ms</w:t>
-      </w:r>
-      <w:r>
-        <w:rPr>
-          <w:rFonts w:ascii="Consolas" w:hAnsi="Consolas"/>
-          <w:sz w:val="17"/>
-          <w:shd w:val="clear" w:color="auto" w:fill="F1F5F9"/>
-        </w:rPr>
-        <w:br/>
-        <w:t xml:space="preserve">    ui.Cockpit().SetStatusCaption("WP-03 PUSH | THREAT SA-10");     // t = 2.0 ms</w:t>
+        <w:t>ockpit().SetStatusCaption("WP-03 PUSH | THREAT SA-10");     // t = 2.0 ms</w:t>
       </w:r>
       <w:r>
         <w:rPr>
@@ -27300,14 +27449,6 @@
           <w:shd w:val="clear" w:color="auto" w:fill="F1F5F9"/>
         </w:rPr>
         <w:br/>
-      </w:r>
-      <w:r>
-        <w:rPr>
-          <w:rFonts w:ascii="Consolas" w:hAnsi="Consolas"/>
-          <w:sz w:val="17"/>
-          <w:shd w:val="clear" w:color="auto" w:fill="F1F5F9"/>
-        </w:rPr>
-        <w:lastRenderedPageBreak/>
         <w:t xml:space="preserve">    {</w:t>
       </w:r>
       <w:r>
@@ -27326,6 +27467,14 @@
           <w:shd w:val="clear" w:color="auto" w:fill="F1F5F9"/>
         </w:rPr>
         <w:br/>
+      </w:r>
+      <w:r>
+        <w:rPr>
+          <w:rFonts w:ascii="Consolas" w:hAnsi="Consolas"/>
+          <w:sz w:val="17"/>
+          <w:shd w:val="clear" w:color="auto" w:fill="F1F5F9"/>
+        </w:rPr>
+        <w:lastRenderedPageBreak/>
         <w:t xml:space="preserve">    }</w:t>
       </w:r>
       <w:r>
@@ -27369,15 +27518,7 @@
           <w:shd w:val="clear" w:color="auto" w:fill="F1F5F9"/>
         </w:rPr>
         <w:br/>
-        <w:t xml:space="preserve">    if (const auto now = clock::now(); now &lt; nextTi</w:t>
-      </w:r>
-      <w:r>
-        <w:rPr>
-          <w:rFonts w:ascii="Consolas" w:hAnsi="Consolas"/>
-          <w:sz w:val="17"/>
-          <w:shd w:val="clear" w:color="auto" w:fill="F1F5F9"/>
-        </w:rPr>
-        <w:t>ck)</w:t>
+        <w:t xml:space="preserve">    if (const auto now = clock::now(); now &lt; nextTick)</w:t>
       </w:r>
       <w:r>
         <w:rPr>
@@ -27395,7 +27536,15 @@
           <w:shd w:val="clear" w:color="auto" w:fill="F1F5F9"/>
         </w:rPr>
         <w:br/>
-        <w:t xml:space="preserve">        std::this_thread::sleep_until(nextTick);                    // t = 16.6 ms target</w:t>
+        <w:t xml:space="preserve">        std::this_thread::sleep_until(nextTick);                    // t</w:t>
+      </w:r>
+      <w:r>
+        <w:rPr>
+          <w:rFonts w:ascii="Consolas" w:hAnsi="Consolas"/>
+          <w:sz w:val="17"/>
+          <w:shd w:val="clear" w:color="auto" w:fill="F1F5F9"/>
+        </w:rPr>
+        <w:t xml:space="preserve"> = 16.6 ms target</w:t>
       </w:r>
       <w:r>
         <w:rPr>
@@ -27577,30 +27726,17 @@
     </w:tbl>
     <w:p>
       <w:pPr>
-        <w:pStyle w:val="Titre2"/>
-        <w:spacing w:before="460" w:after="220"/>
-      </w:pPr>
-      <w:bookmarkStart w:id="67" w:name="_Toc230796721"/>
-      <w:r>
-        <w:rPr>
-          <w:rFonts w:ascii="Aptos Display" w:hAnsi="Aptos Display"/>
-          <w:color w:val="6A1B9A"/>
-        </w:rPr>
-        <w:t>▪</w:t>
-      </w:r>
-      <w:r>
-        <w:rPr>
-          <w:rFonts w:ascii="Aptos Display" w:hAnsi="Aptos Display"/>
-          <w:color w:val="6A1B9A"/>
-        </w:rPr>
-        <w:t xml:space="preserve"> </w:t>
-      </w:r>
-      <w:r>
-        <w:rPr>
-          <w:rFonts w:ascii="Aptos Display" w:hAnsi="Aptos Display"/>
-          <w:color w:val="283548"/>
-        </w:rPr>
-        <w:t>6.6 Page wrappers and authoritative active-page feedback</w:t>
+        <w:pStyle w:val="Titre3"/>
+        <w:spacing w:before="60" w:after="80"/>
+      </w:pPr>
+      <w:bookmarkStart w:id="67" w:name="_Toc231029761"/>
+      <w:r>
+        <w:rPr>
+          <w:rFonts w:ascii="Aptos" w:hAnsi="Aptos"/>
+          <w:color w:val="424242"/>
+          <w:sz w:val="18"/>
+        </w:rPr>
+        <w:t>Generated reset back to the authored state</w:t>
       </w:r>
       <w:bookmarkEnd w:id="67"/>
     </w:p>
@@ -27611,16 +27747,8 @@
         </w:rPr>
       </w:pPr>
       <w:r>
-        <w:t>Each generated page wrapper exposes authored identity and authoritative active-page feedback:</w:t>
-      </w:r>
-    </w:p>
-    <w:p>
-      <w:pPr>
-        <w:pStyle w:val="Listepuces"/>
-        <w:rPr>
-          <w:rFonts w:hint="eastAsia"/>
-        </w:rPr>
-      </w:pPr>
+        <w:t xml:space="preserve">Generated-root </w:t>
+      </w:r>
       <w:r>
         <w:rPr>
           <w:rFonts w:ascii="Consolas" w:hAnsi="Consolas"/>
@@ -27628,150 +27756,10 @@
           <w:sz w:val="17"/>
           <w:shd w:val="clear" w:color="auto" w:fill="F5F5F5"/>
         </w:rPr>
-        <w:t>Name()</w:t>
-      </w:r>
-    </w:p>
-    <w:p>
-      <w:pPr>
-        <w:pStyle w:val="Listepuces"/>
-        <w:rPr>
-          <w:rFonts w:hint="eastAsia"/>
-        </w:rPr>
-      </w:pPr>
-      <w:r>
-        <w:rPr>
-          <w:rFonts w:ascii="Consolas" w:hAnsi="Consolas"/>
-          <w:color w:val="374151"/>
-          <w:sz w:val="17"/>
-          <w:shd w:val="clear" w:color="auto" w:fill="F5F5F5"/>
-        </w:rPr>
-        <w:t>GeneratedId()</w:t>
-      </w:r>
-    </w:p>
-    <w:p>
-      <w:pPr>
-        <w:pStyle w:val="Listepuces"/>
-        <w:rPr>
-          <w:rFonts w:hint="eastAsia"/>
-        </w:rPr>
-      </w:pPr>
-      <w:r>
-        <w:rPr>
-          <w:rFonts w:ascii="Consolas" w:hAnsi="Consolas"/>
-          <w:color w:val="374151"/>
-          <w:sz w:val="17"/>
-          <w:shd w:val="clear" w:color="auto" w:fill="F5F5F5"/>
-        </w:rPr>
-        <w:t>MappingHash()</w:t>
-      </w:r>
-    </w:p>
-    <w:p>
-      <w:pPr>
-        <w:pStyle w:val="Listepuces"/>
-        <w:rPr>
-          <w:rFonts w:hint="eastAsia"/>
-        </w:rPr>
-      </w:pPr>
-      <w:r>
-        <w:rPr>
-          <w:rFonts w:ascii="Consolas" w:hAnsi="Consolas"/>
-          <w:color w:val="374151"/>
-          <w:sz w:val="17"/>
-          <w:shd w:val="clear" w:color="auto" w:fill="F5F5F5"/>
-        </w:rPr>
-        <w:t>IsActive()</w:t>
-      </w:r>
-    </w:p>
-    <w:p>
-      <w:pPr>
-        <w:rPr>
-          <w:rFonts w:hint="eastAsia"/>
-        </w:rPr>
-      </w:pPr>
-      <w:r>
-        <w:rPr>
-          <w:rFonts w:ascii="Consolas" w:hAnsi="Consolas"/>
-          <w:color w:val="374151"/>
-          <w:sz w:val="17"/>
-          <w:shd w:val="clear" w:color="auto" w:fill="F5F5F5"/>
-        </w:rPr>
-        <w:t>IsActive()</w:t>
-      </w:r>
-      <w:r>
-        <w:t xml:space="preserve"> is intentionally feedback-driven. It becomes true only when the runtime reports that the page is currently rendered as active. It does not become true merely because your client requested page activation.</w:t>
-      </w:r>
-    </w:p>
-    <w:p>
-      <w:pPr>
-        <w:rPr>
-          <w:rFonts w:hint="eastAsia"/>
-        </w:rPr>
-      </w:pPr>
-      <w:r>
-        <w:t xml:space="preserve">This distinction matters for gating client logic. If your application should only publish page-specific overlays when the page is actually being rendered, gate that behavior on </w:t>
-      </w:r>
-      <w:r>
-        <w:rPr>
-          <w:rFonts w:ascii="Consolas" w:hAnsi="Consolas"/>
-          <w:color w:val="374151"/>
-          <w:sz w:val="17"/>
-          <w:shd w:val="clear" w:color="auto" w:fill="F5F5F5"/>
-        </w:rPr>
-        <w:t>IsActive()</w:t>
-      </w:r>
-      <w:r>
-        <w:t xml:space="preserve"> rather than on your own last requested page variable.</w:t>
-      </w:r>
-    </w:p>
-    <w:p>
-      <w:pPr>
-        <w:pStyle w:val="Titre2"/>
-        <w:spacing w:before="460" w:after="220"/>
-      </w:pPr>
-      <w:bookmarkStart w:id="68" w:name="_Toc230796722"/>
-      <w:r>
-        <w:rPr>
-          <w:rFonts w:ascii="Aptos Display" w:hAnsi="Aptos Display"/>
-          <w:color w:val="6A1B9A"/>
-        </w:rPr>
-        <w:t>▪</w:t>
-      </w:r>
-      <w:r>
-        <w:rPr>
-          <w:rFonts w:ascii="Aptos Display" w:hAnsi="Aptos Display"/>
-          <w:color w:val="6A1B9A"/>
-        </w:rPr>
-        <w:t xml:space="preserve"> </w:t>
-      </w:r>
-      <w:r>
-        <w:rPr>
-          <w:rFonts w:ascii="Aptos Display" w:hAnsi="Aptos Display"/>
-          <w:color w:val="283548"/>
-        </w:rPr>
-        <w:t>6.7 Window-level display controls</w:t>
-      </w:r>
-      <w:bookmarkEnd w:id="68"/>
-    </w:p>
-    <w:p>
-      <w:pPr>
-        <w:rPr>
-          <w:rFonts w:hint="eastAsia"/>
-        </w:rPr>
-      </w:pPr>
-      <w:r>
-        <w:t xml:space="preserve">The UI root exposes </w:t>
-      </w:r>
-      <w:r>
-        <w:rPr>
-          <w:rFonts w:ascii="Consolas" w:hAnsi="Consolas"/>
-          <w:color w:val="374151"/>
-          <w:sz w:val="17"/>
-          <w:shd w:val="clear" w:color="auto" w:fill="F5F5F5"/>
-        </w:rPr>
-        <w:t>Window()</w:t>
-      </w:r>
-      <w:r>
-        <w:t xml:space="preserve"> for whole-window state that is not tied to one page:</w:t>
+        <w:t>Initialize()</w:t>
+      </w:r>
+      <w:r>
+        <w:t xml:space="preserve"> is a deliberate user facility for "go back to the authored initial state". It is not the old per-cycle helper.</w:t>
       </w:r>
     </w:p>
     <w:p>
@@ -27805,7 +27793,7 @@
           <w:sz w:val="17"/>
           <w:shd w:val="clear" w:color="auto" w:fill="F1F5F9"/>
         </w:rPr>
-        <w:t>// Scenario: dim the entire window for a night attack profile.</w:t>
+        <w:t>// Scenario: return the runtime window to its authored baseline, then rebuild</w:t>
       </w:r>
       <w:r>
         <w:rPr>
@@ -27814,7 +27802,7 @@
           <w:shd w:val="clear" w:color="auto" w:fill="F1F5F9"/>
         </w:rPr>
         <w:br/>
-        <w:t>ui.Window().SetColorInverted(false);</w:t>
+        <w:t>// one fresh dynamic scene.</w:t>
       </w:r>
       <w:r>
         <w:rPr>
@@ -27823,7 +27811,7 @@
           <w:shd w:val="clear" w:color="auto" w:fill="F1F5F9"/>
         </w:rPr>
         <w:br/>
-        <w:t>ui.Window().SetBrightness(0.42f);</w:t>
+        <w:t>auto&amp; staleTrack = ui.Cockpit().DynamicCockpitRadarContact().Create();</w:t>
       </w:r>
       <w:r>
         <w:rPr>
@@ -27832,7 +27820,7 @@
           <w:shd w:val="clear" w:color="auto" w:fill="F1F5F9"/>
         </w:rPr>
         <w:br/>
-        <w:t>ui.Window().SetDisabled(false);</w:t>
+        <w:t>staleTrack.ContactLabel().SetText("OLD");</w:t>
       </w:r>
       <w:r>
         <w:rPr>
@@ -27841,6 +27829,7 @@
           <w:shd w:val="clear" w:color="auto" w:fill="F1F5F9"/>
         </w:rPr>
         <w:br/>
+        <w:t>client.SendBatch(ui.BuildCommandBatch(10U));</w:t>
       </w:r>
       <w:r>
         <w:rPr>
@@ -27849,7 +27838,93 @@
           <w:shd w:val="clear" w:color="auto" w:fill="F1F5F9"/>
         </w:rPr>
         <w:br/>
-        <w:t>if (!client.SendBatch(ui.BuildCommandBatch(104U)))</w:t>
+      </w:r>
+      <w:r>
+        <w:rPr>
+          <w:rFonts w:ascii="Consolas" w:hAnsi="Consolas"/>
+          <w:sz w:val="17"/>
+          <w:shd w:val="clear" w:color="auto" w:fill="F1F5F9"/>
+        </w:rPr>
+        <w:br/>
+        <w:t>ui.Initialize();</w:t>
+      </w:r>
+      <w:r>
+        <w:rPr>
+          <w:rFonts w:ascii="Consolas" w:hAnsi="Consolas"/>
+          <w:sz w:val="17"/>
+          <w:shd w:val="clear" w:color="auto" w:fill="F1F5F9"/>
+        </w:rPr>
+        <w:br/>
+        <w:t>const bool staleHandleStillAlive = staleTrack.IsAlive(); // false</w:t>
+      </w:r>
+      <w:r>
+        <w:rPr>
+          <w:rFonts w:ascii="Consolas" w:hAnsi="Consolas"/>
+          <w:sz w:val="17"/>
+          <w:shd w:val="clear" w:color="auto" w:fill="F1F5F9"/>
+        </w:rPr>
+        <w:br/>
+      </w:r>
+      <w:r>
+        <w:rPr>
+          <w:rFonts w:ascii="Consolas" w:hAnsi="Consolas"/>
+          <w:sz w:val="17"/>
+          <w:shd w:val="clear" w:color="auto" w:fill="F1F5F9"/>
+        </w:rPr>
+        <w:br/>
+        <w:t>ui.Window().SetDisabled(true);</w:t>
+      </w:r>
+      <w:r>
+        <w:rPr>
+          <w:rFonts w:ascii="Consolas" w:hAnsi="Consolas"/>
+          <w:sz w:val="17"/>
+          <w:shd w:val="clear" w:color="auto" w:fill="F1F5F9"/>
+        </w:rPr>
+        <w:br/>
+        <w:t>ui.Cockpit().SetStatusCaption("AUTHORED RESET");</w:t>
+      </w:r>
+      <w:r>
+        <w:rPr>
+          <w:rFonts w:ascii="Consolas" w:hAnsi="Consolas"/>
+          <w:sz w:val="17"/>
+          <w:shd w:val="clear" w:color="auto" w:fill="F1F5F9"/>
+        </w:rPr>
+        <w:br/>
+        <w:t>auto&amp; replacementTrack = ui.Cockpit().DynamicCockpitRadarContact().Create();</w:t>
+      </w:r>
+      <w:r>
+        <w:rPr>
+          <w:rFonts w:ascii="Consolas" w:hAnsi="Consolas"/>
+          <w:sz w:val="17"/>
+          <w:shd w:val="clear" w:color="auto" w:fill="F1F5F9"/>
+        </w:rPr>
+        <w:br/>
+        <w:t>replacementTrack.ContactLabel().SetText("NEW");</w:t>
+      </w:r>
+      <w:r>
+        <w:rPr>
+          <w:rFonts w:ascii="Consolas" w:hAnsi="Consolas"/>
+          <w:sz w:val="17"/>
+          <w:shd w:val="clear" w:color="auto" w:fill="F1F5F9"/>
+        </w:rPr>
+        <w:br/>
+      </w:r>
+      <w:r>
+        <w:rPr>
+          <w:rFonts w:ascii="Consolas" w:hAnsi="Consolas"/>
+          <w:sz w:val="17"/>
+          <w:shd w:val="clear" w:color="auto" w:fill="F1F5F9"/>
+        </w:rPr>
+        <w:br/>
+        <w:t>if (!client.SendBatch(ui.BuildRese</w:t>
+      </w:r>
+      <w:r>
+        <w:rPr>
+          <w:rFonts w:ascii="Consolas" w:hAnsi="Consolas"/>
+          <w:sz w:val="17"/>
+          <w:shd w:val="clear" w:color="auto" w:fill="F1F5F9"/>
+        </w:rPr>
+        <w:t>tCommandBatch(11U)))</w:t>
       </w:r>
       <w:r>
         <w:rPr>
@@ -27867,14 +27942,6 @@
           <w:shd w:val="clear" w:color="auto" w:fill="F1F5F9"/>
         </w:rPr>
         <w:br/>
-      </w:r>
-      <w:r>
-        <w:rPr>
-          <w:rFonts w:ascii="Consolas" w:hAnsi="Consolas"/>
-          <w:sz w:val="17"/>
-          <w:shd w:val="clear" w:color="auto" w:fill="F1F5F9"/>
-        </w:rPr>
-        <w:lastRenderedPageBreak/>
         <w:t xml:space="preserve">    throw std::runtime_error(client.LastError());</w:t>
       </w:r>
       <w:r>
@@ -27894,7 +27961,119 @@
         </w:rPr>
       </w:pPr>
       <w:r>
-        <w:t>Use this layer for whole-window presentation state such as brightness, inversion, or blackout. Do not overload reticle-level color changes when the real operational intent is a window-wide display mode change.</w:t>
+        <w:t>Behavior to rely on:</w:t>
+      </w:r>
+    </w:p>
+    <w:p>
+      <w:pPr>
+        <w:pStyle w:val="Listepuces"/>
+        <w:rPr>
+          <w:rFonts w:hint="eastAsia"/>
+        </w:rPr>
+      </w:pPr>
+      <w:r>
+        <w:rPr>
+          <w:rFonts w:ascii="Consolas" w:hAnsi="Consolas"/>
+          <w:color w:val="374151"/>
+          <w:sz w:val="17"/>
+          <w:shd w:val="clear" w:color="auto" w:fill="F5F5F5"/>
+        </w:rPr>
+        <w:t>Initialize()</w:t>
+      </w:r>
+      <w:r>
+        <w:t xml:space="preserve"> realigns the generated window, pages, static reticles, and strobes</w:t>
+      </w:r>
+    </w:p>
+    <w:p>
+      <w:pPr>
+        <w:rPr>
+          <w:rFonts w:hint="eastAsia"/>
+        </w:rPr>
+      </w:pPr>
+      <w:r>
+        <w:t>to the authored baseline</w:t>
+      </w:r>
+    </w:p>
+    <w:p>
+      <w:pPr>
+        <w:pStyle w:val="Listepuces"/>
+        <w:rPr>
+          <w:rFonts w:hint="eastAsia"/>
+        </w:rPr>
+      </w:pPr>
+      <w:r>
+        <w:t xml:space="preserve">the next batch prepends one runtime </w:t>
+      </w:r>
+      <w:r>
+        <w:rPr>
+          <w:rFonts w:ascii="Consolas" w:hAnsi="Consolas"/>
+          <w:color w:val="374151"/>
+          <w:sz w:val="17"/>
+          <w:shd w:val="clear" w:color="auto" w:fill="F5F5F5"/>
+        </w:rPr>
+        <w:t>ResetWindowCommand</w:t>
+      </w:r>
+    </w:p>
+    <w:p>
+      <w:pPr>
+        <w:pStyle w:val="Listepuces"/>
+        <w:rPr>
+          <w:rFonts w:hint="eastAsia"/>
+        </w:rPr>
+      </w:pPr>
+      <w:r>
+        <w:t>generated dynamic handles created before the reset become invalid and must be</w:t>
+      </w:r>
+    </w:p>
+    <w:p>
+      <w:pPr>
+        <w:rPr>
+          <w:rFonts w:hint="eastAsia"/>
+        </w:rPr>
+      </w:pPr>
+      <w:r>
+        <w:t>recreated</w:t>
+      </w:r>
+    </w:p>
+    <w:p>
+      <w:pPr>
+        <w:pStyle w:val="Listepuces"/>
+        <w:rPr>
+          <w:rFonts w:hint="eastAsia"/>
+        </w:rPr>
+      </w:pPr>
+      <w:r>
+        <w:rPr>
+          <w:rFonts w:ascii="Consolas" w:hAnsi="Consolas"/>
+          <w:color w:val="374151"/>
+          <w:sz w:val="17"/>
+          <w:shd w:val="clear" w:color="auto" w:fill="F5F5F5"/>
+        </w:rPr>
+        <w:t>IsAlive()</w:t>
+      </w:r>
+      <w:r>
+        <w:t xml:space="preserve"> lets client code detect those stale dynamic handles explicitly</w:t>
+      </w:r>
+    </w:p>
+    <w:p>
+      <w:pPr>
+        <w:pStyle w:val="Listepuces"/>
+        <w:rPr>
+          <w:rFonts w:hint="eastAsia"/>
+        </w:rPr>
+      </w:pPr>
+      <w:r>
+        <w:rPr>
+          <w:rFonts w:ascii="Consolas" w:hAnsi="Consolas"/>
+          <w:color w:val="374151"/>
+          <w:sz w:val="17"/>
+          <w:shd w:val="clear" w:color="auto" w:fill="F5F5F5"/>
+        </w:rPr>
+        <w:lastRenderedPageBreak/>
+        <w:t>Run()</w:t>
+      </w:r>
+      <w:r>
+        <w:t xml:space="preserve"> is the local per-cycle helper when no runtime reset is desired</w:t>
       </w:r>
     </w:p>
     <w:p>
@@ -27902,7 +28081,7 @@
         <w:pStyle w:val="Titre2"/>
         <w:spacing w:before="460" w:after="220"/>
       </w:pPr>
-      <w:bookmarkStart w:id="69" w:name="_Toc230796723"/>
+      <w:bookmarkStart w:id="68" w:name="_Toc231029762"/>
       <w:r>
         <w:rPr>
           <w:rFonts w:ascii="Aptos Display" w:hAnsi="Aptos Display"/>
@@ -27922,7 +28101,155 @@
           <w:rFonts w:ascii="Aptos Display" w:hAnsi="Aptos Display"/>
           <w:color w:val="283548"/>
         </w:rPr>
-        <w:t>6.8 Static reticle wrappers for persistent avionics values</w:t>
+        <w:t>6.6 Page wrappers and authoritative active-page feedback</w:t>
+      </w:r>
+      <w:bookmarkEnd w:id="68"/>
+    </w:p>
+    <w:p>
+      <w:pPr>
+        <w:rPr>
+          <w:rFonts w:hint="eastAsia"/>
+        </w:rPr>
+      </w:pPr>
+      <w:r>
+        <w:t>Each generated page wrapper exposes authored identity and authoritative active-page feedback:</w:t>
+      </w:r>
+    </w:p>
+    <w:p>
+      <w:pPr>
+        <w:pStyle w:val="Listepuces"/>
+        <w:rPr>
+          <w:rFonts w:hint="eastAsia"/>
+        </w:rPr>
+      </w:pPr>
+      <w:r>
+        <w:rPr>
+          <w:rFonts w:ascii="Consolas" w:hAnsi="Consolas"/>
+          <w:color w:val="374151"/>
+          <w:sz w:val="17"/>
+          <w:shd w:val="clear" w:color="auto" w:fill="F5F5F5"/>
+        </w:rPr>
+        <w:t>Name()</w:t>
+      </w:r>
+    </w:p>
+    <w:p>
+      <w:pPr>
+        <w:pStyle w:val="Listepuces"/>
+        <w:rPr>
+          <w:rFonts w:hint="eastAsia"/>
+        </w:rPr>
+      </w:pPr>
+      <w:r>
+        <w:rPr>
+          <w:rFonts w:ascii="Consolas" w:hAnsi="Consolas"/>
+          <w:color w:val="374151"/>
+          <w:sz w:val="17"/>
+          <w:shd w:val="clear" w:color="auto" w:fill="F5F5F5"/>
+        </w:rPr>
+        <w:t>GeneratedId()</w:t>
+      </w:r>
+    </w:p>
+    <w:p>
+      <w:pPr>
+        <w:pStyle w:val="Listepuces"/>
+        <w:rPr>
+          <w:rFonts w:hint="eastAsia"/>
+        </w:rPr>
+      </w:pPr>
+      <w:r>
+        <w:rPr>
+          <w:rFonts w:ascii="Consolas" w:hAnsi="Consolas"/>
+          <w:color w:val="374151"/>
+          <w:sz w:val="17"/>
+          <w:shd w:val="clear" w:color="auto" w:fill="F5F5F5"/>
+        </w:rPr>
+        <w:t>MappingHash()</w:t>
+      </w:r>
+    </w:p>
+    <w:p>
+      <w:pPr>
+        <w:pStyle w:val="Listepuces"/>
+        <w:rPr>
+          <w:rFonts w:hint="eastAsia"/>
+        </w:rPr>
+      </w:pPr>
+      <w:r>
+        <w:rPr>
+          <w:rFonts w:ascii="Consolas" w:hAnsi="Consolas"/>
+          <w:color w:val="374151"/>
+          <w:sz w:val="17"/>
+          <w:shd w:val="clear" w:color="auto" w:fill="F5F5F5"/>
+        </w:rPr>
+        <w:t>IsActive()</w:t>
+      </w:r>
+    </w:p>
+    <w:p>
+      <w:pPr>
+        <w:rPr>
+          <w:rFonts w:hint="eastAsia"/>
+        </w:rPr>
+      </w:pPr>
+      <w:r>
+        <w:rPr>
+          <w:rFonts w:ascii="Consolas" w:hAnsi="Consolas"/>
+          <w:color w:val="374151"/>
+          <w:sz w:val="17"/>
+          <w:shd w:val="clear" w:color="auto" w:fill="F5F5F5"/>
+        </w:rPr>
+        <w:t>IsActive()</w:t>
+      </w:r>
+      <w:r>
+        <w:t xml:space="preserve"> is intentionally feedback-driven. It becomes true only when the runtime reports that the page is currently rendered as active. It does not become true merely because your client requested page activation.</w:t>
+      </w:r>
+    </w:p>
+    <w:p>
+      <w:pPr>
+        <w:rPr>
+          <w:rFonts w:hint="eastAsia"/>
+        </w:rPr>
+      </w:pPr>
+      <w:r>
+        <w:t xml:space="preserve">This distinction matters for gating client logic. If your application should only publish page-specific overlays when the page is actually being rendered, gate that behavior on </w:t>
+      </w:r>
+      <w:r>
+        <w:rPr>
+          <w:rFonts w:ascii="Consolas" w:hAnsi="Consolas"/>
+          <w:color w:val="374151"/>
+          <w:sz w:val="17"/>
+          <w:shd w:val="clear" w:color="auto" w:fill="F5F5F5"/>
+        </w:rPr>
+        <w:t>IsActive()</w:t>
+      </w:r>
+      <w:r>
+        <w:t xml:space="preserve"> rather than on your own last requested page variable.</w:t>
+      </w:r>
+    </w:p>
+    <w:p>
+      <w:pPr>
+        <w:pStyle w:val="Titre2"/>
+        <w:spacing w:before="460" w:after="220"/>
+      </w:pPr>
+      <w:bookmarkStart w:id="69" w:name="_Toc231029763"/>
+      <w:r>
+        <w:rPr>
+          <w:rFonts w:ascii="Aptos Display" w:hAnsi="Aptos Display"/>
+          <w:color w:val="6A1B9A"/>
+        </w:rPr>
+        <w:t>▪</w:t>
+      </w:r>
+      <w:r>
+        <w:rPr>
+          <w:rFonts w:ascii="Aptos Display" w:hAnsi="Aptos Display"/>
+          <w:color w:val="6A1B9A"/>
+        </w:rPr>
+        <w:t xml:space="preserve"> </w:t>
+      </w:r>
+      <w:r>
+        <w:rPr>
+          <w:rFonts w:ascii="Aptos Display" w:hAnsi="Aptos Display"/>
+          <w:color w:val="283548"/>
+        </w:rPr>
+        <w:t>6.7 Window-level display controls</w:t>
       </w:r>
       <w:bookmarkEnd w:id="69"/>
     </w:p>
@@ -27933,7 +28260,19 @@
         </w:rPr>
       </w:pPr>
       <w:r>
-        <w:t>Static reticle wrappers are the right surface for authored elements that always exist on the page and only need live value updates.</w:t>
+        <w:t xml:space="preserve">The UI root exposes </w:t>
+      </w:r>
+      <w:r>
+        <w:rPr>
+          <w:rFonts w:ascii="Consolas" w:hAnsi="Consolas"/>
+          <w:color w:val="374151"/>
+          <w:sz w:val="17"/>
+          <w:shd w:val="clear" w:color="auto" w:fill="F5F5F5"/>
+        </w:rPr>
+        <w:t>Window()</w:t>
+      </w:r>
+      <w:r>
+        <w:t xml:space="preserve"> for whole-window state that is not tied to one page:</w:t>
       </w:r>
     </w:p>
     <w:p>
@@ -27967,6 +28306,167 @@
           <w:sz w:val="17"/>
           <w:shd w:val="clear" w:color="auto" w:fill="F1F5F9"/>
         </w:rPr>
+        <w:t>// Scenario: dim the entire window for a night attack profile.</w:t>
+      </w:r>
+      <w:r>
+        <w:rPr>
+          <w:rFonts w:ascii="Consolas" w:hAnsi="Consolas"/>
+          <w:sz w:val="17"/>
+          <w:shd w:val="clear" w:color="auto" w:fill="F1F5F9"/>
+        </w:rPr>
+        <w:br/>
+        <w:t>ui.Window().SetColorInverted(false);</w:t>
+      </w:r>
+      <w:r>
+        <w:rPr>
+          <w:rFonts w:ascii="Consolas" w:hAnsi="Consolas"/>
+          <w:sz w:val="17"/>
+          <w:shd w:val="clear" w:color="auto" w:fill="F1F5F9"/>
+        </w:rPr>
+        <w:br/>
+        <w:t>ui.Window().SetBrightness(0.42f);</w:t>
+      </w:r>
+      <w:r>
+        <w:rPr>
+          <w:rFonts w:ascii="Consolas" w:hAnsi="Consolas"/>
+          <w:sz w:val="17"/>
+          <w:shd w:val="clear" w:color="auto" w:fill="F1F5F9"/>
+        </w:rPr>
+        <w:br/>
+      </w:r>
+      <w:r>
+        <w:rPr>
+          <w:rFonts w:ascii="Consolas" w:hAnsi="Consolas"/>
+          <w:sz w:val="17"/>
+          <w:shd w:val="clear" w:color="auto" w:fill="F1F5F9"/>
+        </w:rPr>
+        <w:t>ui.Window().SetDisabled(false);</w:t>
+      </w:r>
+      <w:r>
+        <w:rPr>
+          <w:rFonts w:ascii="Consolas" w:hAnsi="Consolas"/>
+          <w:sz w:val="17"/>
+          <w:shd w:val="clear" w:color="auto" w:fill="F1F5F9"/>
+        </w:rPr>
+        <w:br/>
+      </w:r>
+      <w:r>
+        <w:rPr>
+          <w:rFonts w:ascii="Consolas" w:hAnsi="Consolas"/>
+          <w:sz w:val="17"/>
+          <w:shd w:val="clear" w:color="auto" w:fill="F1F5F9"/>
+        </w:rPr>
+        <w:br/>
+        <w:t>if (!client.SendBatch(ui.BuildCommandBatch(104U)))</w:t>
+      </w:r>
+      <w:r>
+        <w:rPr>
+          <w:rFonts w:ascii="Consolas" w:hAnsi="Consolas"/>
+          <w:sz w:val="17"/>
+          <w:shd w:val="clear" w:color="auto" w:fill="F1F5F9"/>
+        </w:rPr>
+        <w:br/>
+        <w:t>{</w:t>
+      </w:r>
+      <w:r>
+        <w:rPr>
+          <w:rFonts w:ascii="Consolas" w:hAnsi="Consolas"/>
+          <w:sz w:val="17"/>
+          <w:shd w:val="clear" w:color="auto" w:fill="F1F5F9"/>
+        </w:rPr>
+        <w:br/>
+        <w:t xml:space="preserve">    throw std::runtime_error(client.LastError());</w:t>
+      </w:r>
+      <w:r>
+        <w:rPr>
+          <w:rFonts w:ascii="Consolas" w:hAnsi="Consolas"/>
+          <w:sz w:val="17"/>
+          <w:shd w:val="clear" w:color="auto" w:fill="F1F5F9"/>
+        </w:rPr>
+        <w:br/>
+        <w:t>}</w:t>
+      </w:r>
+    </w:p>
+    <w:p>
+      <w:pPr>
+        <w:rPr>
+          <w:rFonts w:hint="eastAsia"/>
+        </w:rPr>
+      </w:pPr>
+      <w:r>
+        <w:t>Use this layer for whole-window presentation state such as brightness, inversion, or blackout. Do not overload reticle-level color changes when the real operational intent is a window-wide display mode change.</w:t>
+      </w:r>
+    </w:p>
+    <w:p>
+      <w:pPr>
+        <w:pStyle w:val="Titre2"/>
+        <w:spacing w:before="460" w:after="220"/>
+      </w:pPr>
+      <w:bookmarkStart w:id="70" w:name="_Toc231029764"/>
+      <w:r>
+        <w:rPr>
+          <w:rFonts w:ascii="Aptos Display" w:hAnsi="Aptos Display"/>
+          <w:color w:val="6A1B9A"/>
+        </w:rPr>
+        <w:t>▪</w:t>
+      </w:r>
+      <w:r>
+        <w:rPr>
+          <w:rFonts w:ascii="Aptos Display" w:hAnsi="Aptos Display"/>
+          <w:color w:val="6A1B9A"/>
+        </w:rPr>
+        <w:t xml:space="preserve"> </w:t>
+      </w:r>
+      <w:r>
+        <w:rPr>
+          <w:rFonts w:ascii="Aptos Display" w:hAnsi="Aptos Display"/>
+          <w:color w:val="283548"/>
+        </w:rPr>
+        <w:t>6.8 Static reticle wrappers for persistent avionics values</w:t>
+      </w:r>
+      <w:bookmarkEnd w:id="70"/>
+    </w:p>
+    <w:p>
+      <w:pPr>
+        <w:rPr>
+          <w:rFonts w:hint="eastAsia"/>
+        </w:rPr>
+      </w:pPr>
+      <w:r>
+        <w:t>Static reticle wrappers are the right surface for authored elements that always exist on the page and only need live value updates.</w:t>
+      </w:r>
+    </w:p>
+    <w:p>
+      <w:pPr>
+        <w:spacing w:after="0" w:line="240" w:lineRule="auto"/>
+        <w:rPr>
+          <w:rFonts w:hint="eastAsia"/>
+        </w:rPr>
+      </w:pPr>
+      <w:r>
+        <w:rPr>
+          <w:b/>
+          <w:color w:val="355070"/>
+          <w:sz w:val="15"/>
+          <w:shd w:val="clear" w:color="auto" w:fill="DCE6F2"/>
+        </w:rPr>
+        <w:t>CODE    CPP</w:t>
+      </w:r>
+    </w:p>
+    <w:p>
+      <w:pPr>
+        <w:spacing w:after="160" w:line="240" w:lineRule="atLeast"/>
+        <w:ind w:left="170" w:right="170"/>
+        <w:rPr>
+          <w:rFonts w:hint="eastAsia"/>
+        </w:rPr>
+      </w:pPr>
+      <w:r>
+        <w:rPr>
+          <w:rFonts w:ascii="Consolas" w:hAnsi="Consolas"/>
+          <w:sz w:val="17"/>
+          <w:shd w:val="clear" w:color="auto" w:fill="F1F5F9"/>
+        </w:rPr>
         <w:t>// Scenario: update persistent HUD boxes with real mission values.</w:t>
       </w:r>
       <w:r>
@@ -28073,6 +28573,14 @@
           <w:shd w:val="clear" w:color="auto" w:fill="F1F5F9"/>
         </w:rPr>
         <w:br/>
+      </w:r>
+      <w:r>
+        <w:rPr>
+          <w:rFonts w:ascii="Consolas" w:hAnsi="Consolas"/>
+          <w:sz w:val="17"/>
+          <w:shd w:val="clear" w:color="auto" w:fill="F1F5F9"/>
+        </w:rPr>
+        <w:lastRenderedPageBreak/>
         <w:t xml:space="preserve">    cockpit.hudSpeedBox.Blink = cockpit.overspeed;</w:t>
       </w:r>
       <w:r>
@@ -28237,7 +28745,7 @@
         <w:pStyle w:val="Titre3"/>
         <w:spacing w:before="60" w:after="80"/>
       </w:pPr>
-      <w:bookmarkStart w:id="70" w:name="_Toc230796724"/>
+      <w:bookmarkStart w:id="71" w:name="_Toc231029765"/>
       <w:r>
         <w:rPr>
           <w:rFonts w:ascii="Aptos" w:hAnsi="Aptos"/>
@@ -28246,7 +28754,7 @@
         </w:rPr>
         <w:t>Common reticle surface</w:t>
       </w:r>
-      <w:bookmarkEnd w:id="70"/>
+      <w:bookmarkEnd w:id="71"/>
     </w:p>
     <w:tbl>
       <w:tblPr>
@@ -28549,7 +29057,6 @@
                 <w:b/>
                 <w:sz w:val="19"/>
               </w:rPr>
-              <w:lastRenderedPageBreak/>
               <w:t>SetPosition(Vec2)</w:t>
             </w:r>
           </w:p>
@@ -28745,7 +29252,7 @@
         <w:pStyle w:val="Titre2"/>
         <w:spacing w:before="460" w:after="220"/>
       </w:pPr>
-      <w:bookmarkStart w:id="71" w:name="_Toc230796725"/>
+      <w:bookmarkStart w:id="72" w:name="_Toc231029766"/>
       <w:r>
         <w:rPr>
           <w:rFonts w:ascii="Aptos Display" w:hAnsi="Aptos Display"/>
@@ -28767,7 +29274,7 @@
         </w:rPr>
         <w:t>6.9 Primitive handles for exposed geometry and text</w:t>
       </w:r>
-      <w:bookmarkEnd w:id="71"/>
+      <w:bookmarkEnd w:id="72"/>
     </w:p>
     <w:p>
       <w:pPr>
@@ -28929,6 +29436,7 @@
           <w:sz w:val="17"/>
           <w:shd w:val="clear" w:color="auto" w:fill="F1F5F9"/>
         </w:rPr>
+        <w:lastRenderedPageBreak/>
         <w:br/>
         <w:t>cockpit.adiHeadingCommandBug.CommandBug().SetRotationDegrees(+27.0f);</w:t>
       </w:r>
@@ -28985,7 +29493,7 @@
         <w:pStyle w:val="Titre3"/>
         <w:spacing w:before="60" w:after="80"/>
       </w:pPr>
-      <w:bookmarkStart w:id="72" w:name="_Toc230796726"/>
+      <w:bookmarkStart w:id="73" w:name="_Toc231029767"/>
       <w:r>
         <w:rPr>
           <w:rFonts w:ascii="Aptos" w:hAnsi="Aptos"/>
@@ -28994,7 +29502,7 @@
         </w:rPr>
         <w:t>Common primitive surface</w:t>
       </w:r>
-      <w:bookmarkEnd w:id="72"/>
+      <w:bookmarkEnd w:id="73"/>
     </w:p>
     <w:tbl>
       <w:tblPr>
@@ -29403,7 +29911,6 @@
                 <w:b/>
                 <w:sz w:val="19"/>
               </w:rPr>
-              <w:lastRenderedPageBreak/>
               <w:t>SetLineStyle(LineStyle)</w:t>
             </w:r>
           </w:p>
@@ -29440,7 +29947,7 @@
         <w:pStyle w:val="Titre3"/>
         <w:spacing w:before="60" w:after="80"/>
       </w:pPr>
-      <w:bookmarkStart w:id="73" w:name="_Toc230796727"/>
+      <w:bookmarkStart w:id="74" w:name="_Toc231029768"/>
       <w:r>
         <w:rPr>
           <w:rFonts w:ascii="Aptos" w:hAnsi="Aptos"/>
@@ -29449,7 +29956,7 @@
         </w:rPr>
         <w:t>Fill-capable primitive surface</w:t>
       </w:r>
-      <w:bookmarkEnd w:id="73"/>
+      <w:bookmarkEnd w:id="74"/>
     </w:p>
     <w:p>
       <w:pPr>
@@ -29829,7 +30336,7 @@
         <w:pStyle w:val="Titre3"/>
         <w:spacing w:before="60" w:after="80"/>
       </w:pPr>
-      <w:bookmarkStart w:id="74" w:name="_Toc230796728"/>
+      <w:bookmarkStart w:id="75" w:name="_Toc231029769"/>
       <w:r>
         <w:rPr>
           <w:rFonts w:ascii="Aptos" w:hAnsi="Aptos"/>
@@ -29838,7 +30345,7 @@
         </w:rPr>
         <w:t>Specialized surfaces</w:t>
       </w:r>
-      <w:bookmarkEnd w:id="74"/>
+      <w:bookmarkEnd w:id="75"/>
     </w:p>
     <w:tbl>
       <w:tblPr>
@@ -30035,6 +30542,7 @@
                 <w:b/>
                 <w:sz w:val="19"/>
               </w:rPr>
+              <w:lastRenderedPageBreak/>
               <w:t>LineHandle</w:t>
             </w:r>
           </w:p>
@@ -30683,7 +31191,6 @@
                 <w:color w:val="EF6C00"/>
                 <w:sz w:val="15"/>
               </w:rPr>
-              <w:lastRenderedPageBreak/>
               <w:t>⚠</w:t>
             </w:r>
             <w:r>
@@ -30738,7 +31245,7 @@
         <w:pStyle w:val="Titre2"/>
         <w:spacing w:before="460" w:after="220"/>
       </w:pPr>
-      <w:bookmarkStart w:id="75" w:name="_Toc230796729"/>
+      <w:bookmarkStart w:id="76" w:name="_Toc231029770"/>
       <w:r>
         <w:rPr>
           <w:rFonts w:ascii="Aptos Display" w:hAnsi="Aptos Display"/>
@@ -30760,7 +31267,7 @@
         </w:rPr>
         <w:t>6.10 Dynamic reticles for radar tracks, threats, and steering cues</w:t>
       </w:r>
-      <w:bookmarkEnd w:id="75"/>
+      <w:bookmarkEnd w:id="76"/>
     </w:p>
     <w:p>
       <w:pPr>
@@ -30945,6 +31452,14 @@
           <w:shd w:val="clear" w:color="auto" w:fill="F1F5F9"/>
         </w:rPr>
         <w:br/>
+      </w:r>
+      <w:r>
+        <w:rPr>
+          <w:rFonts w:ascii="Consolas" w:hAnsi="Consolas"/>
+          <w:sz w:val="17"/>
+          <w:shd w:val="clear" w:color="auto" w:fill="F1F5F9"/>
+        </w:rPr>
+        <w:lastRenderedPageBreak/>
         <w:t>threat.ContactLabel().SetText("THREAT SA-10");</w:t>
       </w:r>
       <w:r>
@@ -31217,7 +31732,7 @@
         <w:pStyle w:val="Titre2"/>
         <w:spacing w:before="460" w:after="220"/>
       </w:pPr>
-      <w:bookmarkStart w:id="76" w:name="_Toc230796730"/>
+      <w:bookmarkStart w:id="77" w:name="_Toc231029771"/>
       <w:r>
         <w:rPr>
           <w:rFonts w:ascii="Aptos Display" w:hAnsi="Aptos Display"/>
@@ -31239,7 +31754,7 @@
         </w:rPr>
         <w:t>6.11 Build one coherent batch per frame</w:t>
       </w:r>
-      <w:bookmarkEnd w:id="76"/>
+      <w:bookmarkEnd w:id="77"/>
     </w:p>
     <w:p>
       <w:pPr>
@@ -31265,7 +31780,6 @@
           <w:sz w:val="17"/>
           <w:shd w:val="clear" w:color="auto" w:fill="F5F5F5"/>
         </w:rPr>
-        <w:lastRenderedPageBreak/>
         <w:t>BuildBatch()</w:t>
       </w:r>
       <w:r>
@@ -31295,6 +31809,26 @@
           <w:sz w:val="17"/>
           <w:shd w:val="clear" w:color="auto" w:fill="F5F5F5"/>
         </w:rPr>
+        <w:t>BuildResetBatch()</w:t>
+      </w:r>
+      <w:r>
+        <w:t xml:space="preserve"> returns a runtime reset batch on the same generated surface</w:t>
+      </w:r>
+    </w:p>
+    <w:p>
+      <w:pPr>
+        <w:pStyle w:val="Listepuces"/>
+        <w:rPr>
+          <w:rFonts w:hint="eastAsia"/>
+        </w:rPr>
+      </w:pPr>
+      <w:r>
+        <w:rPr>
+          <w:rFonts w:ascii="Consolas" w:hAnsi="Consolas"/>
+          <w:color w:val="374151"/>
+          <w:sz w:val="17"/>
+          <w:shd w:val="clear" w:color="auto" w:fill="F5F5F5"/>
+        </w:rPr>
         <w:t>BuildCommandBatch(sequence)</w:t>
       </w:r>
       <w:r>
@@ -31332,6 +31866,26 @@
           <w:shd w:val="clear" w:color="auto" w:fill="F5F5F5"/>
         </w:rPr>
         <w:t>mappingHash</w:t>
+      </w:r>
+    </w:p>
+    <w:p>
+      <w:pPr>
+        <w:pStyle w:val="Listepuces"/>
+        <w:rPr>
+          <w:rFonts w:hint="eastAsia"/>
+        </w:rPr>
+      </w:pPr>
+      <w:r>
+        <w:rPr>
+          <w:rFonts w:ascii="Consolas" w:hAnsi="Consolas"/>
+          <w:color w:val="374151"/>
+          <w:sz w:val="17"/>
+          <w:shd w:val="clear" w:color="auto" w:fill="F5F5F5"/>
+        </w:rPr>
+        <w:t>BuildResetCommandBatch(sequence)</w:t>
+      </w:r>
+      <w:r>
+        <w:t xml:space="preserve"> does the same for a reset-oriented transaction</w:t>
       </w:r>
     </w:p>
     <w:p>
@@ -31474,7 +32028,7 @@
         <w:pStyle w:val="Titre2"/>
         <w:spacing w:before="460" w:after="220"/>
       </w:pPr>
-      <w:bookmarkStart w:id="77" w:name="_Toc230796731"/>
+      <w:bookmarkStart w:id="78" w:name="_Toc231029772"/>
       <w:r>
         <w:rPr>
           <w:rFonts w:ascii="Aptos Display" w:hAnsi="Aptos Display"/>
@@ -31496,7 +32050,7 @@
         </w:rPr>
         <w:t>6.12 When to prefer LatestBatchPublisher</w:t>
       </w:r>
-      <w:bookmarkEnd w:id="77"/>
+      <w:bookmarkEnd w:id="78"/>
     </w:p>
     <w:p>
       <w:pPr>
@@ -31571,6 +32125,7 @@
         </w:rPr>
       </w:pPr>
       <w:r>
+        <w:lastRenderedPageBreak/>
         <w:t>continuously refreshed flight-symbology clients</w:t>
       </w:r>
     </w:p>
@@ -31802,6 +32357,40 @@
       </w:r>
       <w:r>
         <w:t xml:space="preserve"> stays the same</w:t>
+      </w:r>
+    </w:p>
+    <w:p>
+      <w:pPr>
+        <w:pStyle w:val="Listepuces"/>
+        <w:rPr>
+          <w:rFonts w:hint="eastAsia"/>
+        </w:rPr>
+      </w:pPr>
+      <w:r>
+        <w:t xml:space="preserve">a pending </w:t>
+      </w:r>
+      <w:r>
+        <w:rPr>
+          <w:rFonts w:ascii="Consolas" w:hAnsi="Consolas"/>
+          <w:color w:val="374151"/>
+          <w:sz w:val="17"/>
+          <w:shd w:val="clear" w:color="auto" w:fill="F5F5F5"/>
+        </w:rPr>
+        <w:t>ResetWindowCommand</w:t>
+      </w:r>
+      <w:r>
+        <w:t xml:space="preserve"> is preserved when a newer same-hash batch replaces an older unsent batch</w:t>
+      </w:r>
+    </w:p>
+    <w:p>
+      <w:pPr>
+        <w:pStyle w:val="Listepuces"/>
+        <w:rPr>
+          <w:rFonts w:hint="eastAsia"/>
+        </w:rPr>
+      </w:pPr>
+      <w:r>
+        <w:t>a newer reset drops older pending dynamic lifecycle commands because the runtime reset already supersedes that state</w:t>
       </w:r>
     </w:p>
     <w:p>
@@ -31900,7 +32489,6 @@
                 <w:color w:val="EF6C00"/>
                 <w:sz w:val="15"/>
               </w:rPr>
-              <w:lastRenderedPageBreak/>
               <w:t>⚠</w:t>
             </w:r>
             <w:r>
@@ -31985,12 +32573,13 @@
         <w:pStyle w:val="Titre2"/>
         <w:spacing w:before="460" w:after="220"/>
       </w:pPr>
-      <w:bookmarkStart w:id="78" w:name="_Toc230796732"/>
+      <w:bookmarkStart w:id="79" w:name="_Toc231029773"/>
       <w:r>
         <w:rPr>
           <w:rFonts w:ascii="Aptos Display" w:hAnsi="Aptos Display"/>
           <w:color w:val="6A1B9A"/>
         </w:rPr>
+        <w:lastRenderedPageBreak/>
         <w:t>▪</w:t>
       </w:r>
       <w:r>
@@ -32007,7 +32596,7 @@
         </w:rPr>
         <w:t>6.13 Feedback-driven state machine</w:t>
       </w:r>
-      <w:bookmarkEnd w:id="78"/>
+      <w:bookmarkEnd w:id="79"/>
     </w:p>
     <w:p>
       <w:pPr>
@@ -32023,7 +32612,7 @@
           <w:noProof/>
         </w:rPr>
         <w:drawing>
-          <wp:inline distT="0" distB="0" distL="0" distR="0" wp14:anchorId="78EF097C" wp14:editId="054BC127">
+          <wp:inline distT="0" distB="0" distL="0" distR="0" wp14:anchorId="013DAF42" wp14:editId="36791B78">
             <wp:extent cx="5486400" cy="3597906"/>
             <wp:effectExtent l="0" t="0" r="0" b="0"/>
             <wp:docPr id="17" name="Picture 17"/>
@@ -32324,14 +32913,6 @@
           <w:shd w:val="clear" w:color="auto" w:fill="F1F5F9"/>
         </w:rPr>
         <w:br/>
-      </w:r>
-      <w:r>
-        <w:rPr>
-          <w:rFonts w:ascii="Consolas" w:hAnsi="Consolas"/>
-          <w:sz w:val="17"/>
-          <w:shd w:val="clear" w:color="auto" w:fill="F1F5F9"/>
-        </w:rPr>
-        <w:lastRenderedPageBreak/>
         <w:t>{</w:t>
       </w:r>
       <w:r>
@@ -32419,6 +33000,7 @@
         </w:rPr>
       </w:pPr>
       <w:r>
+        <w:lastRenderedPageBreak/>
         <w:t>as the captured target on the currently active page strobe</w:t>
       </w:r>
     </w:p>
@@ -32510,7 +33092,7 @@
         <w:pStyle w:val="Titre2"/>
         <w:spacing w:before="460" w:after="220"/>
       </w:pPr>
-      <w:bookmarkStart w:id="79" w:name="_Toc230796733"/>
+      <w:bookmarkStart w:id="80" w:name="_Toc231029774"/>
       <w:r>
         <w:rPr>
           <w:rFonts w:ascii="Aptos Display" w:hAnsi="Aptos Display"/>
@@ -32532,7 +33114,7 @@
         </w:rPr>
         <w:t>6.14 What feedback guarantees</w:t>
       </w:r>
-      <w:bookmarkEnd w:id="79"/>
+      <w:bookmarkEnd w:id="80"/>
     </w:p>
     <w:p>
       <w:pPr>
@@ -32673,7 +33255,7 @@
         <w:pStyle w:val="Titre2"/>
         <w:spacing w:before="460" w:after="220"/>
       </w:pPr>
-      <w:bookmarkStart w:id="80" w:name="_Toc230796734"/>
+      <w:bookmarkStart w:id="81" w:name="_Toc231029775"/>
       <w:r>
         <w:rPr>
           <w:rFonts w:ascii="Aptos Display" w:hAnsi="Aptos Display"/>
@@ -32695,7 +33277,7 @@
         </w:rPr>
         <w:t>6.15 Client sanitization and hygiene</w:t>
       </w:r>
-      <w:bookmarkEnd w:id="80"/>
+      <w:bookmarkEnd w:id="81"/>
     </w:p>
     <w:p>
       <w:pPr>
@@ -32855,13 +33437,12 @@
         <w:pStyle w:val="Titre2"/>
         <w:spacing w:before="460" w:after="220"/>
       </w:pPr>
-      <w:bookmarkStart w:id="81" w:name="_Toc230796735"/>
+      <w:bookmarkStart w:id="82" w:name="_Toc231029776"/>
       <w:r>
         <w:rPr>
           <w:rFonts w:ascii="Aptos Display" w:hAnsi="Aptos Display"/>
           <w:color w:val="6A1B9A"/>
         </w:rPr>
-        <w:lastRenderedPageBreak/>
         <w:t>▪</w:t>
       </w:r>
       <w:r>
@@ -32878,7 +33459,7 @@
         </w:rPr>
         <w:t>6.16 When the raw API is still appropriate</w:t>
       </w:r>
-      <w:bookmarkEnd w:id="81"/>
+      <w:bookmarkEnd w:id="82"/>
     </w:p>
     <w:p>
       <w:pPr>
@@ -32984,6 +33565,14 @@
           <w:shd w:val="clear" w:color="auto" w:fill="F1F5F9"/>
         </w:rPr>
         <w:br/>
+      </w:r>
+      <w:r>
+        <w:rPr>
+          <w:rFonts w:ascii="Consolas" w:hAnsi="Consolas"/>
+          <w:sz w:val="17"/>
+          <w:shd w:val="clear" w:color="auto" w:fill="F1F5F9"/>
+        </w:rPr>
+        <w:lastRenderedPageBreak/>
         <w:t>patch.visible = true;</w:t>
       </w:r>
       <w:r>
@@ -33064,7 +33653,7 @@
         <w:pStyle w:val="Titre2"/>
         <w:spacing w:before="460" w:after="220"/>
       </w:pPr>
-      <w:bookmarkStart w:id="82" w:name="_Toc230796736"/>
+      <w:bookmarkStart w:id="83" w:name="_Toc231029777"/>
       <w:r>
         <w:rPr>
           <w:rFonts w:ascii="Aptos Display" w:hAnsi="Aptos Display"/>
@@ -33086,7 +33675,7 @@
         </w:rPr>
         <w:t>6.17 When and how to use UserSpaceProjector</w:t>
       </w:r>
-      <w:bookmarkEnd w:id="82"/>
+      <w:bookmarkEnd w:id="83"/>
     </w:p>
     <w:p>
       <w:pPr>
@@ -33534,15 +34123,7 @@
                 <w:b/>
                 <w:sz w:val="19"/>
               </w:rPr>
-              <w:t xml:space="preserve">one static decoration always </w:t>
-            </w:r>
-            <w:r>
-              <w:rPr>
-                <w:b/>
-                <w:sz w:val="19"/>
-              </w:rPr>
-              <w:lastRenderedPageBreak/>
-              <w:t>stays at one fixed authored position</w:t>
+              <w:t>one static decoration always stays at one fixed authored position</w:t>
             </w:r>
           </w:p>
         </w:tc>
@@ -33567,7 +34148,6 @@
               <w:rPr>
                 <w:sz w:val="19"/>
               </w:rPr>
-              <w:lastRenderedPageBreak/>
               <w:t>no</w:t>
             </w:r>
           </w:p>
@@ -33593,14 +34173,7 @@
               <w:rPr>
                 <w:sz w:val="19"/>
               </w:rPr>
-              <w:t xml:space="preserve">author it directly in JSON and </w:t>
-            </w:r>
-            <w:r>
-              <w:rPr>
-                <w:sz w:val="19"/>
-              </w:rPr>
-              <w:lastRenderedPageBreak/>
-              <w:t>leave it static</w:t>
+              <w:t>author it directly in JSON and leave it static</w:t>
             </w:r>
           </w:p>
         </w:tc>
@@ -33640,7 +34213,6 @@
                 <w:color w:val="6A1B9A"/>
                 <w:sz w:val="15"/>
               </w:rPr>
-              <w:lastRenderedPageBreak/>
               <w:t>⬡</w:t>
             </w:r>
             <w:r>
@@ -33710,16 +34282,17 @@
         <w:pStyle w:val="Titre3"/>
         <w:spacing w:before="60" w:after="80"/>
       </w:pPr>
-      <w:bookmarkStart w:id="83" w:name="_Toc230796737"/>
+      <w:bookmarkStart w:id="84" w:name="_Toc231029778"/>
       <w:r>
         <w:rPr>
           <w:rFonts w:ascii="Aptos" w:hAnsi="Aptos"/>
           <w:color w:val="424242"/>
           <w:sz w:val="18"/>
         </w:rPr>
+        <w:lastRenderedPageBreak/>
         <w:t>6.17.1 Build the projector from the page contract and the business frame</w:t>
       </w:r>
-      <w:bookmarkEnd w:id="83"/>
+      <w:bookmarkEnd w:id="84"/>
     </w:p>
     <w:p>
       <w:pPr>
@@ -33735,7 +34308,7 @@
           <w:noProof/>
         </w:rPr>
         <w:drawing>
-          <wp:inline distT="0" distB="0" distL="0" distR="0" wp14:anchorId="463DA63F" wp14:editId="461F97C0">
+          <wp:inline distT="0" distB="0" distL="0" distR="0" wp14:anchorId="5F1F8FAD" wp14:editId="58D7D748">
             <wp:extent cx="5486400" cy="1587795"/>
             <wp:effectExtent l="0" t="0" r="0" b="0"/>
             <wp:docPr id="18" name="Picture 18"/>
@@ -34455,7 +35028,6 @@
                 <w:b/>
                 <w:sz w:val="19"/>
               </w:rPr>
-              <w:lastRenderedPageBreak/>
               <w:t>userXAxisInPage</w:t>
             </w:r>
           </w:p>
@@ -34595,16 +35167,17 @@
         <w:pStyle w:val="Titre3"/>
         <w:spacing w:before="60" w:after="80"/>
       </w:pPr>
-      <w:bookmarkStart w:id="84" w:name="_Toc230796738"/>
+      <w:bookmarkStart w:id="85" w:name="_Toc231029779"/>
       <w:r>
         <w:rPr>
           <w:rFonts w:ascii="Aptos" w:hAnsi="Aptos"/>
           <w:color w:val="424242"/>
           <w:sz w:val="18"/>
         </w:rPr>
+        <w:lastRenderedPageBreak/>
         <w:t>6.17.2 The exact Page1 frame used by client_tutorial</w:t>
       </w:r>
-      <w:bookmarkEnd w:id="84"/>
+      <w:bookmarkEnd w:id="85"/>
     </w:p>
     <w:p>
       <w:pPr>
@@ -34620,7 +35193,7 @@
           <w:noProof/>
         </w:rPr>
         <w:drawing>
-          <wp:inline distT="0" distB="0" distL="0" distR="0" wp14:anchorId="450D8AEC" wp14:editId="33976856">
+          <wp:inline distT="0" distB="0" distL="0" distR="0" wp14:anchorId="6B6AD386" wp14:editId="7C41AADF">
             <wp:extent cx="5486400" cy="3501413"/>
             <wp:effectExtent l="0" t="0" r="0" b="0"/>
             <wp:docPr id="19" name="Picture 19"/>
@@ -34997,7 +35570,6 @@
           <w:sz w:val="17"/>
           <w:shd w:val="clear" w:color="auto" w:fill="F1F5F9"/>
         </w:rPr>
-        <w:lastRenderedPageBreak/>
         <w:t>forward visible page span = 0.9 - (-0.7) = 1.6 page units</w:t>
       </w:r>
       <w:r>
@@ -35016,13 +35588,6 @@
           <w:shd w:val="clear" w:color="auto" w:fill="F1F5F9"/>
         </w:rPr>
         <w:br/>
-      </w:r>
-      <w:r>
-        <w:rPr>
-          <w:rFonts w:ascii="Consolas" w:hAnsi="Consolas"/>
-          <w:sz w:val="17"/>
-          <w:shd w:val="clear" w:color="auto" w:fill="F1F5F9"/>
-        </w:rPr>
         <w:t>pageUnitsPerUserUnit       = 1.6 / 40 = 0.04</w:t>
       </w:r>
     </w:p>
@@ -35114,6 +35679,7 @@
           <w:sz w:val="17"/>
           <w:shd w:val="clear" w:color="auto" w:fill="F5F5F5"/>
         </w:rPr>
+        <w:lastRenderedPageBreak/>
         <w:t>20 NM</w:t>
       </w:r>
       <w:r>
@@ -35137,7 +35703,7 @@
         <w:pStyle w:val="Titre3"/>
         <w:spacing w:before="60" w:after="80"/>
       </w:pPr>
-      <w:bookmarkStart w:id="85" w:name="_Toc230796739"/>
+      <w:bookmarkStart w:id="86" w:name="_Toc231029780"/>
       <w:r>
         <w:rPr>
           <w:rFonts w:ascii="Aptos" w:hAnsi="Aptos"/>
@@ -35146,7 +35712,7 @@
         </w:rPr>
         <w:t>6.17.3 Detailed worked example with range and azimuth around the aircraft</w:t>
       </w:r>
-      <w:bookmarkEnd w:id="85"/>
+      <w:bookmarkEnd w:id="86"/>
     </w:p>
     <w:p>
       <w:pPr>
@@ -35162,7 +35728,7 @@
           <w:noProof/>
         </w:rPr>
         <w:drawing>
-          <wp:inline distT="0" distB="0" distL="0" distR="0" wp14:anchorId="528A7499" wp14:editId="24A7E4C1">
+          <wp:inline distT="0" distB="0" distL="0" distR="0" wp14:anchorId="7E451C20" wp14:editId="3C550637">
             <wp:extent cx="5486400" cy="684772"/>
             <wp:effectExtent l="0" t="0" r="0" b="0"/>
             <wp:docPr id="20" name="Picture 20"/>
@@ -35725,7 +36291,6 @@
         </w:rPr>
       </w:pPr>
       <w:r>
-        <w:lastRenderedPageBreak/>
         <w:t>above the aircraft anchor</w:t>
       </w:r>
     </w:p>
@@ -35811,6 +36376,14 @@
           <w:shd w:val="clear" w:color="auto" w:fill="F1F5F9"/>
         </w:rPr>
         <w:br/>
+      </w:r>
+      <w:r>
+        <w:rPr>
+          <w:rFonts w:ascii="Consolas" w:hAnsi="Consolas"/>
+          <w:sz w:val="17"/>
+          <w:shd w:val="clear" w:color="auto" w:fill="F1F5F9"/>
+        </w:rPr>
+        <w:lastRenderedPageBreak/>
         <w:t>const mfd::Vec2 worldPositionNm =</w:t>
       </w:r>
       <w:r>
@@ -35926,7 +36499,7 @@
         <w:pStyle w:val="Titre3"/>
         <w:spacing w:before="60" w:after="80"/>
       </w:pPr>
-      <w:bookmarkStart w:id="86" w:name="_Toc230796740"/>
+      <w:bookmarkStart w:id="87" w:name="_Toc231029781"/>
       <w:r>
         <w:rPr>
           <w:rFonts w:ascii="Aptos" w:hAnsi="Aptos"/>
@@ -35935,7 +36508,7 @@
         </w:rPr>
         <w:t>6.17.4 Update rule for a live loop</w:t>
       </w:r>
-      <w:bookmarkEnd w:id="86"/>
+      <w:bookmarkEnd w:id="87"/>
     </w:p>
     <w:p>
       <w:pPr>
@@ -36155,7 +36728,7 @@
         <w:pStyle w:val="Titre3"/>
         <w:spacing w:before="60" w:after="80"/>
       </w:pPr>
-      <w:bookmarkStart w:id="87" w:name="_Toc230796741"/>
+      <w:bookmarkStart w:id="88" w:name="_Toc231029782"/>
       <w:r>
         <w:rPr>
           <w:rFonts w:ascii="Aptos" w:hAnsi="Aptos"/>
@@ -36164,7 +36737,7 @@
         </w:rPr>
         <w:t>6.17.5 When not to use UserSpaceProjector</w:t>
       </w:r>
-      <w:bookmarkEnd w:id="87"/>
+      <w:bookmarkEnd w:id="88"/>
     </w:p>
     <w:p>
       <w:pPr>
@@ -36244,13 +36817,12 @@
         <w:pStyle w:val="Titre2"/>
         <w:spacing w:before="460" w:after="220"/>
       </w:pPr>
-      <w:bookmarkStart w:id="88" w:name="_Toc230796742"/>
+      <w:bookmarkStart w:id="89" w:name="_Toc231029783"/>
       <w:r>
         <w:rPr>
           <w:rFonts w:ascii="Aptos Display" w:hAnsi="Aptos Display"/>
           <w:color w:val="6A1B9A"/>
         </w:rPr>
-        <w:lastRenderedPageBreak/>
         <w:t>▪</w:t>
       </w:r>
       <w:r>
@@ -36267,7 +36839,7 @@
         </w:rPr>
         <w:t>6.18 Minimal end-to-end example</w:t>
       </w:r>
-      <w:bookmarkEnd w:id="88"/>
+      <w:bookmarkEnd w:id="89"/>
     </w:p>
     <w:p>
       <w:pPr>
@@ -36353,6 +36925,14 @@
           <w:shd w:val="clear" w:color="auto" w:fill="F1F5F9"/>
         </w:rPr>
         <w:br/>
+      </w:r>
+      <w:r>
+        <w:rPr>
+          <w:rFonts w:ascii="Consolas" w:hAnsi="Consolas"/>
+          <w:sz w:val="17"/>
+          <w:shd w:val="clear" w:color="auto" w:fill="F1F5F9"/>
+        </w:rPr>
+        <w:lastRenderedPageBreak/>
         <w:t xml:space="preserve">    mfd::JsonLoader loader;</w:t>
       </w:r>
       <w:r>
@@ -36655,7 +37235,7 @@
         </w:pBdr>
         <w:spacing w:before="80" w:after="200"/>
       </w:pPr>
-      <w:bookmarkStart w:id="89" w:name="_Toc230796743"/>
+      <w:bookmarkStart w:id="90" w:name="_Toc231029784"/>
       <w:r>
         <w:rPr>
           <w:rFonts w:ascii="Aptos Display" w:hAnsi="Aptos Display"/>
@@ -36664,7 +37244,7 @@
         <w:lastRenderedPageBreak/>
         <w:t>7. Write a framebuffer capture DLL plugin</w:t>
       </w:r>
-      <w:bookmarkEnd w:id="89"/>
+      <w:bookmarkEnd w:id="90"/>
     </w:p>
     <w:p>
       <w:pPr>
@@ -36680,7 +37260,7 @@
           <w:noProof/>
         </w:rPr>
         <w:drawing>
-          <wp:inline distT="0" distB="0" distL="0" distR="0" wp14:anchorId="57FF8B6A" wp14:editId="01945068">
+          <wp:inline distT="0" distB="0" distL="0" distR="0" wp14:anchorId="24DC38EF" wp14:editId="2F80F135">
             <wp:extent cx="4010830" cy="7498079"/>
             <wp:effectExtent l="0" t="0" r="0" b="0"/>
             <wp:docPr id="21" name="Picture 21"/>
@@ -36844,7 +37424,7 @@
           <w:noProof/>
         </w:rPr>
         <w:drawing>
-          <wp:inline distT="0" distB="0" distL="0" distR="0" wp14:anchorId="31DD52AA" wp14:editId="12B91609">
+          <wp:inline distT="0" distB="0" distL="0" distR="0" wp14:anchorId="00B24391" wp14:editId="51D6C5D3">
             <wp:extent cx="5230368" cy="7498079"/>
             <wp:effectExtent l="0" t="0" r="0" b="0"/>
             <wp:docPr id="22" name="Picture 22"/>
@@ -36902,7 +37482,7 @@
         <w:pStyle w:val="Titre2"/>
         <w:spacing w:before="460" w:after="220"/>
       </w:pPr>
-      <w:bookmarkStart w:id="90" w:name="_Toc230796744"/>
+      <w:bookmarkStart w:id="91" w:name="_Toc231029785"/>
       <w:r>
         <w:rPr>
           <w:rFonts w:ascii="Aptos Display" w:hAnsi="Aptos Display"/>
@@ -36925,7 +37505,7 @@
         </w:rPr>
         <w:t>7.1 Why the framebuffer plugin ABI is C-only</w:t>
       </w:r>
-      <w:bookmarkEnd w:id="90"/>
+      <w:bookmarkEnd w:id="91"/>
     </w:p>
     <w:p>
       <w:pPr>
@@ -37051,7 +37631,7 @@
         <w:pStyle w:val="Titre2"/>
         <w:spacing w:before="460" w:after="220"/>
       </w:pPr>
-      <w:bookmarkStart w:id="91" w:name="_Toc230796745"/>
+      <w:bookmarkStart w:id="92" w:name="_Toc231029786"/>
       <w:r>
         <w:rPr>
           <w:rFonts w:ascii="Aptos Display" w:hAnsi="Aptos Display"/>
@@ -37073,7 +37653,7 @@
         </w:rPr>
         <w:t>7.2 Step 1: scaffold the plugin and export the entry point</w:t>
       </w:r>
-      <w:bookmarkEnd w:id="91"/>
+      <w:bookmarkEnd w:id="92"/>
     </w:p>
     <w:p>
       <w:pPr>
@@ -37190,7 +37770,7 @@
         <w:pStyle w:val="Titre2"/>
         <w:spacing w:before="460" w:after="220"/>
       </w:pPr>
-      <w:bookmarkStart w:id="92" w:name="_Toc230796746"/>
+      <w:bookmarkStart w:id="93" w:name="_Toc231029787"/>
       <w:r>
         <w:rPr>
           <w:rFonts w:ascii="Aptos Display" w:hAnsi="Aptos Display"/>
@@ -37212,7 +37792,7 @@
         </w:rPr>
         <w:t>7.3 Step 2: validate ABI and host contract during startup</w:t>
       </w:r>
-      <w:bookmarkEnd w:id="92"/>
+      <w:bookmarkEnd w:id="93"/>
     </w:p>
     <w:p>
       <w:pPr>
@@ -38129,7 +38709,7 @@
         <w:pStyle w:val="Titre2"/>
         <w:spacing w:before="460" w:after="220"/>
       </w:pPr>
-      <w:bookmarkStart w:id="93" w:name="_Toc230796747"/>
+      <w:bookmarkStart w:id="94" w:name="_Toc231029788"/>
       <w:r>
         <w:rPr>
           <w:rFonts w:ascii="Aptos Display" w:hAnsi="Aptos Display"/>
@@ -38151,7 +38731,7 @@
         </w:rPr>
         <w:t>7.4 Step 3: understand the frame descriptor you receive</w:t>
       </w:r>
-      <w:bookmarkEnd w:id="93"/>
+      <w:bookmarkEnd w:id="94"/>
     </w:p>
     <w:p>
       <w:pPr>
@@ -38693,7 +39273,7 @@
         <w:pStyle w:val="Titre2"/>
         <w:spacing w:before="460" w:after="220"/>
       </w:pPr>
-      <w:bookmarkStart w:id="94" w:name="_Toc230796748"/>
+      <w:bookmarkStart w:id="95" w:name="_Toc231029789"/>
       <w:r>
         <w:rPr>
           <w:rFonts w:ascii="Aptos Display" w:hAnsi="Aptos Display"/>
@@ -38715,7 +39295,7 @@
         </w:rPr>
         <w:t>7.5 Step 4: validate every frame descriptor defensively</w:t>
       </w:r>
-      <w:bookmarkEnd w:id="94"/>
+      <w:bookmarkEnd w:id="95"/>
     </w:p>
     <w:p>
       <w:pPr>
@@ -39290,7 +39870,7 @@
         <w:pStyle w:val="Titre2"/>
         <w:spacing w:before="460" w:after="220"/>
       </w:pPr>
-      <w:bookmarkStart w:id="95" w:name="_Toc230796749"/>
+      <w:bookmarkStart w:id="96" w:name="_Toc231029790"/>
       <w:r>
         <w:rPr>
           <w:rFonts w:ascii="Aptos Display" w:hAnsi="Aptos Display"/>
@@ -39313,7 +39893,7 @@
         </w:rPr>
         <w:t>7.6 Step 5: know the lifecycle before you attach real logic</w:t>
       </w:r>
-      <w:bookmarkEnd w:id="95"/>
+      <w:bookmarkEnd w:id="96"/>
     </w:p>
     <w:p>
       <w:pPr>
@@ -39329,7 +39909,7 @@
           <w:noProof/>
         </w:rPr>
         <w:drawing>
-          <wp:inline distT="0" distB="0" distL="0" distR="0" wp14:anchorId="618F00D1" wp14:editId="461F3432">
+          <wp:inline distT="0" distB="0" distL="0" distR="0" wp14:anchorId="377019AE" wp14:editId="6295E7F9">
             <wp:extent cx="5486400" cy="4205331"/>
             <wp:effectExtent l="0" t="0" r="0" b="0"/>
             <wp:docPr id="23" name="Picture 23"/>
@@ -39604,7 +40184,7 @@
         <w:pStyle w:val="Titre2"/>
         <w:spacing w:before="460" w:after="220"/>
       </w:pPr>
-      <w:bookmarkStart w:id="96" w:name="_Toc230796750"/>
+      <w:bookmarkStart w:id="97" w:name="_Toc231029791"/>
       <w:r>
         <w:rPr>
           <w:rFonts w:ascii="Aptos Display" w:hAnsi="Aptos Display"/>
@@ -39626,7 +40206,7 @@
         </w:rPr>
         <w:t>7.7 Minimal plugin scaffold</w:t>
       </w:r>
-      <w:bookmarkEnd w:id="96"/>
+      <w:bookmarkEnd w:id="97"/>
     </w:p>
     <w:p>
       <w:pPr>
@@ -40243,7 +40823,7 @@
         <w:pStyle w:val="Titre2"/>
         <w:spacing w:before="460" w:after="220"/>
       </w:pPr>
-      <w:bookmarkStart w:id="97" w:name="_Toc230796751"/>
+      <w:bookmarkStart w:id="98" w:name="_Toc231029792"/>
       <w:r>
         <w:rPr>
           <w:rFonts w:ascii="Aptos Display" w:hAnsi="Aptos Display"/>
@@ -40265,7 +40845,7 @@
         </w:rPr>
         <w:t>7.8 Copy pixels safely inside submit_frame</w:t>
       </w:r>
-      <w:bookmarkEnd w:id="97"/>
+      <w:bookmarkEnd w:id="98"/>
     </w:p>
     <w:p>
       <w:pPr>
@@ -40700,7 +41280,7 @@
         <w:pStyle w:val="Titre2"/>
         <w:spacing w:before="460" w:after="220"/>
       </w:pPr>
-      <w:bookmarkStart w:id="98" w:name="_Toc230796752"/>
+      <w:bookmarkStart w:id="99" w:name="_Toc231029793"/>
       <w:r>
         <w:rPr>
           <w:rFonts w:ascii="Aptos Display" w:hAnsi="Aptos Display"/>
@@ -40722,7 +41302,7 @@
         </w:rPr>
         <w:t>7.9 Connect an async encoder or IPC path without blocking submit_frame</w:t>
       </w:r>
-      <w:bookmarkEnd w:id="98"/>
+      <w:bookmarkEnd w:id="99"/>
     </w:p>
     <w:p>
       <w:pPr>
@@ -41309,7 +41889,7 @@
         <w:pStyle w:val="Titre2"/>
         <w:spacing w:before="460" w:after="220"/>
       </w:pPr>
-      <w:bookmarkStart w:id="99" w:name="_Toc230796753"/>
+      <w:bookmarkStart w:id="100" w:name="_Toc231029794"/>
       <w:r>
         <w:rPr>
           <w:rFonts w:ascii="Aptos Display" w:hAnsi="Aptos Display"/>
@@ -41331,7 +41911,7 @@
         </w:rPr>
         <w:t>7.10 What not to do</w:t>
       </w:r>
-      <w:bookmarkEnd w:id="99"/>
+      <w:bookmarkEnd w:id="100"/>
     </w:p>
     <w:p>
       <w:pPr>
@@ -41434,7 +42014,7 @@
         <w:pStyle w:val="Titre2"/>
         <w:spacing w:before="460" w:after="220"/>
       </w:pPr>
-      <w:bookmarkStart w:id="100" w:name="_Toc230796754"/>
+      <w:bookmarkStart w:id="101" w:name="_Toc231029795"/>
       <w:r>
         <w:rPr>
           <w:rFonts w:ascii="Aptos Display" w:hAnsi="Aptos Display"/>
@@ -41457,7 +42037,7 @@
         </w:rPr>
         <w:t>7.11 Test the plugin without the full runtime</w:t>
       </w:r>
-      <w:bookmarkEnd w:id="100"/>
+      <w:bookmarkEnd w:id="101"/>
     </w:p>
     <w:p>
       <w:pPr>
@@ -41750,7 +42330,7 @@
         <w:pStyle w:val="Titre2"/>
         <w:spacing w:before="460" w:after="220"/>
       </w:pPr>
-      <w:bookmarkStart w:id="101" w:name="_Toc230796755"/>
+      <w:bookmarkStart w:id="102" w:name="_Toc231029796"/>
       <w:r>
         <w:rPr>
           <w:rFonts w:ascii="Aptos Display" w:hAnsi="Aptos Display"/>
@@ -41772,7 +42352,7 @@
         </w:rPr>
         <w:t>7.12 Repository reference plugin</w:t>
       </w:r>
-      <w:bookmarkEnd w:id="101"/>
+      <w:bookmarkEnd w:id="102"/>
     </w:p>
     <w:p>
       <w:pPr>
@@ -41898,7 +42478,7 @@
         <w:pStyle w:val="Titre2"/>
         <w:spacing w:before="460" w:after="220"/>
       </w:pPr>
-      <w:bookmarkStart w:id="102" w:name="_Toc230796756"/>
+      <w:bookmarkStart w:id="103" w:name="_Toc231029797"/>
       <w:r>
         <w:rPr>
           <w:rFonts w:ascii="Aptos Display" w:hAnsi="Aptos Display"/>
@@ -41920,7 +42500,7 @@
         </w:rPr>
         <w:t>7.13 CMake and build notes</w:t>
       </w:r>
-      <w:bookmarkEnd w:id="102"/>
+      <w:bookmarkEnd w:id="103"/>
     </w:p>
     <w:p>
       <w:pPr>
@@ -42039,7 +42619,7 @@
         <w:pStyle w:val="Titre2"/>
         <w:spacing w:before="460" w:after="220"/>
       </w:pPr>
-      <w:bookmarkStart w:id="103" w:name="_Toc230796757"/>
+      <w:bookmarkStart w:id="104" w:name="_Toc231029798"/>
       <w:r>
         <w:rPr>
           <w:rFonts w:ascii="Aptos Display" w:hAnsi="Aptos Display"/>
@@ -42061,7 +42641,7 @@
         </w:rPr>
         <w:t>7.14 Final integration checklist</w:t>
       </w:r>
-      <w:bookmarkEnd w:id="103"/>
+      <w:bookmarkEnd w:id="104"/>
     </w:p>
     <w:p>
       <w:pPr>
@@ -42272,7 +42852,7 @@
         </w:pBdr>
         <w:spacing w:before="80" w:after="200"/>
       </w:pPr>
-      <w:bookmarkStart w:id="104" w:name="_Toc230796758"/>
+      <w:bookmarkStart w:id="105" w:name="_Toc231029799"/>
       <w:r>
         <w:rPr>
           <w:rFonts w:ascii="Aptos Display" w:hAnsi="Aptos Display"/>
@@ -42281,7 +42861,7 @@
         <w:lastRenderedPageBreak/>
         <w:t>8. Launch a window with a script and a framebuffer plugin</w:t>
       </w:r>
-      <w:bookmarkEnd w:id="104"/>
+      <w:bookmarkEnd w:id="105"/>
     </w:p>
     <w:p>
       <w:pPr>
@@ -42297,7 +42877,7 @@
           <w:noProof/>
         </w:rPr>
         <w:drawing>
-          <wp:inline distT="0" distB="0" distL="0" distR="0" wp14:anchorId="3622314A" wp14:editId="58C9B687">
+          <wp:inline distT="0" distB="0" distL="0" distR="0" wp14:anchorId="2BF12B67" wp14:editId="5E1AD021">
             <wp:extent cx="4640977" cy="7498079"/>
             <wp:effectExtent l="0" t="0" r="0" b="0"/>
             <wp:docPr id="24" name="Picture 24"/>
@@ -42399,7 +42979,7 @@
         <w:pStyle w:val="Titre2"/>
         <w:spacing w:before="460" w:after="220"/>
       </w:pPr>
-      <w:bookmarkStart w:id="105" w:name="_Toc230796759"/>
+      <w:bookmarkStart w:id="106" w:name="_Toc231029800"/>
       <w:r>
         <w:rPr>
           <w:rFonts w:ascii="Aptos Display" w:hAnsi="Aptos Display"/>
@@ -42422,7 +43002,7 @@
         </w:rPr>
         <w:t>8.1 Use the launcher as the stable runtime entry point</w:t>
       </w:r>
-      <w:bookmarkEnd w:id="105"/>
+      <w:bookmarkEnd w:id="106"/>
     </w:p>
     <w:p>
       <w:pPr>
@@ -42527,7 +43107,7 @@
         <w:pStyle w:val="Titre2"/>
         <w:spacing w:before="460" w:after="220"/>
       </w:pPr>
-      <w:bookmarkStart w:id="106" w:name="_Toc230796760"/>
+      <w:bookmarkStart w:id="107" w:name="_Toc231029801"/>
       <w:r>
         <w:rPr>
           <w:rFonts w:ascii="Aptos Display" w:hAnsi="Aptos Display"/>
@@ -42549,7 +43129,7 @@
         </w:rPr>
         <w:t>8.2 Supported arguments</w:t>
       </w:r>
-      <w:bookmarkEnd w:id="106"/>
+      <w:bookmarkEnd w:id="107"/>
     </w:p>
     <w:tbl>
       <w:tblPr>
@@ -42888,7 +43468,7 @@
         <w:pStyle w:val="Titre2"/>
         <w:spacing w:before="460" w:after="220"/>
       </w:pPr>
-      <w:bookmarkStart w:id="107" w:name="_Toc230796761"/>
+      <w:bookmarkStart w:id="108" w:name="_Toc231029802"/>
       <w:r>
         <w:rPr>
           <w:rFonts w:ascii="Aptos Display" w:hAnsi="Aptos Display"/>
@@ -42910,7 +43490,7 @@
         </w:rPr>
         <w:t>8.3 How the script resolves mfd_window.exe</w:t>
       </w:r>
-      <w:bookmarkEnd w:id="107"/>
+      <w:bookmarkEnd w:id="108"/>
     </w:p>
     <w:p>
       <w:pPr>
@@ -43020,7 +43600,7 @@
         <w:pStyle w:val="Titre2"/>
         <w:spacing w:before="460" w:after="220"/>
       </w:pPr>
-      <w:bookmarkStart w:id="108" w:name="_Toc230796762"/>
+      <w:bookmarkStart w:id="109" w:name="_Toc231029803"/>
       <w:r>
         <w:rPr>
           <w:rFonts w:ascii="Aptos Display" w:hAnsi="Aptos Display"/>
@@ -43042,7 +43622,7 @@
         </w:rPr>
         <w:t>8.4 How plugin resolution works</w:t>
       </w:r>
-      <w:bookmarkEnd w:id="108"/>
+      <w:bookmarkEnd w:id="109"/>
     </w:p>
     <w:p>
       <w:pPr>
@@ -43159,7 +43739,7 @@
         <w:pStyle w:val="Titre2"/>
         <w:spacing w:before="460" w:after="220"/>
       </w:pPr>
-      <w:bookmarkStart w:id="109" w:name="_Toc230796763"/>
+      <w:bookmarkStart w:id="110" w:name="_Toc231029804"/>
       <w:r>
         <w:rPr>
           <w:rFonts w:ascii="Aptos Display" w:hAnsi="Aptos Display"/>
@@ -43181,7 +43761,7 @@
         </w:rPr>
         <w:t>8.5 Example of a preconfigured project launcher</w:t>
       </w:r>
-      <w:bookmarkEnd w:id="109"/>
+      <w:bookmarkEnd w:id="110"/>
     </w:p>
     <w:p>
       <w:pPr>
@@ -43337,7 +43917,7 @@
         <w:pStyle w:val="Titre2"/>
         <w:spacing w:before="460" w:after="220"/>
       </w:pPr>
-      <w:bookmarkStart w:id="110" w:name="_Toc230796764"/>
+      <w:bookmarkStart w:id="111" w:name="_Toc231029805"/>
       <w:r>
         <w:rPr>
           <w:rFonts w:ascii="Aptos Display" w:hAnsi="Aptos Display"/>
@@ -43359,7 +43939,7 @@
         </w:rPr>
         <w:t>8.6 Example with an explicit custom plugin</w:t>
       </w:r>
-      <w:bookmarkEnd w:id="110"/>
+      <w:bookmarkEnd w:id="111"/>
     </w:p>
     <w:p>
       <w:pPr>
@@ -43471,7 +44051,7 @@
         <w:pStyle w:val="Titre2"/>
         <w:spacing w:before="460" w:after="220"/>
       </w:pPr>
-      <w:bookmarkStart w:id="111" w:name="_Toc230796765"/>
+      <w:bookmarkStart w:id="112" w:name="_Toc231029806"/>
       <w:r>
         <w:rPr>
           <w:rFonts w:ascii="Aptos Display" w:hAnsi="Aptos Display"/>
@@ -43493,7 +44073,7 @@
         </w:rPr>
         <w:t>8.7 Why the script is still useful when the CLI exists</w:t>
       </w:r>
-      <w:bookmarkEnd w:id="111"/>
+      <w:bookmarkEnd w:id="112"/>
     </w:p>
     <w:p>
       <w:pPr>
@@ -43565,7 +44145,7 @@
         <w:pStyle w:val="Titre2"/>
         <w:spacing w:before="460" w:after="220"/>
       </w:pPr>
-      <w:bookmarkStart w:id="112" w:name="_Toc230796766"/>
+      <w:bookmarkStart w:id="113" w:name="_Toc231029807"/>
       <w:r>
         <w:rPr>
           <w:rFonts w:ascii="Aptos Display" w:hAnsi="Aptos Display"/>
@@ -43587,7 +44167,7 @@
         </w:rPr>
         <w:t>8.8 Write your own project launcher</w:t>
       </w:r>
-      <w:bookmarkEnd w:id="112"/>
+      <w:bookmarkEnd w:id="113"/>
     </w:p>
     <w:p>
       <w:pPr>
@@ -43674,7 +44254,7 @@
         <w:pStyle w:val="Titre2"/>
         <w:spacing w:before="460" w:after="220"/>
       </w:pPr>
-      <w:bookmarkStart w:id="113" w:name="_Toc230796767"/>
+      <w:bookmarkStart w:id="114" w:name="_Toc231029808"/>
       <w:r>
         <w:rPr>
           <w:rFonts w:ascii="Aptos Display" w:hAnsi="Aptos Display"/>
@@ -43697,7 +44277,7 @@
         </w:rPr>
         <w:t>8.9 Launch checklist with a framebuffer plugin</w:t>
       </w:r>
-      <w:bookmarkEnd w:id="113"/>
+      <w:bookmarkEnd w:id="114"/>
     </w:p>
     <w:p>
       <w:pPr>
@@ -43787,7 +44367,7 @@
         <w:pStyle w:val="Titre2"/>
         <w:spacing w:before="460" w:after="220"/>
       </w:pPr>
-      <w:bookmarkStart w:id="114" w:name="_Toc230796768"/>
+      <w:bookmarkStart w:id="115" w:name="_Toc231029809"/>
       <w:r>
         <w:rPr>
           <w:rFonts w:ascii="Aptos Display" w:hAnsi="Aptos Display"/>
@@ -43809,7 +44389,7 @@
         </w:rPr>
         <w:t>8.10 If the plugin does not load</w:t>
       </w:r>
-      <w:bookmarkEnd w:id="114"/>
+      <w:bookmarkEnd w:id="115"/>
     </w:p>
     <w:p>
       <w:pPr>
@@ -43926,7 +44506,7 @@
         </w:pBdr>
         <w:spacing w:before="80" w:after="200"/>
       </w:pPr>
-      <w:bookmarkStart w:id="115" w:name="_Toc230796769"/>
+      <w:bookmarkStart w:id="116" w:name="_Toc231029810"/>
       <w:r>
         <w:rPr>
           <w:rFonts w:ascii="Aptos Display" w:hAnsi="Aptos Display"/>
@@ -43935,14 +44515,14 @@
         <w:lastRenderedPageBreak/>
         <w:t>9. Overall recommended checklist</w:t>
       </w:r>
-      <w:bookmarkEnd w:id="115"/>
+      <w:bookmarkEnd w:id="116"/>
     </w:p>
     <w:p>
       <w:pPr>
         <w:pStyle w:val="Titre2"/>
         <w:spacing w:before="460" w:after="220"/>
       </w:pPr>
-      <w:bookmarkStart w:id="116" w:name="_Toc230796770"/>
+      <w:bookmarkStart w:id="117" w:name="_Toc231029811"/>
       <w:r>
         <w:rPr>
           <w:rFonts w:ascii="Aptos Display" w:hAnsi="Aptos Display"/>
@@ -43964,7 +44544,7 @@
         </w:rPr>
         <w:t>9.1 End-to-end project workflow</w:t>
       </w:r>
-      <w:bookmarkEnd w:id="116"/>
+      <w:bookmarkEnd w:id="117"/>
     </w:p>
     <w:p>
       <w:pPr>
@@ -44171,7 +44751,7 @@
         <w:pStyle w:val="Titre2"/>
         <w:spacing w:before="460" w:after="220"/>
       </w:pPr>
-      <w:bookmarkStart w:id="117" w:name="_Toc230796771"/>
+      <w:bookmarkStart w:id="118" w:name="_Toc231029812"/>
       <w:r>
         <w:rPr>
           <w:rFonts w:ascii="Aptos Display" w:hAnsi="Aptos Display"/>
@@ -44193,7 +44773,7 @@
         </w:rPr>
         <w:t>9.2 Design errors to avoid</w:t>
       </w:r>
-      <w:bookmarkEnd w:id="117"/>
+      <w:bookmarkEnd w:id="118"/>
     </w:p>
     <w:p>
       <w:pPr>
@@ -44299,7 +44879,7 @@
         <w:pStyle w:val="Titre2"/>
         <w:spacing w:before="460" w:after="220"/>
       </w:pPr>
-      <w:bookmarkStart w:id="118" w:name="_Toc230796772"/>
+      <w:bookmarkStart w:id="119" w:name="_Toc231029813"/>
       <w:r>
         <w:rPr>
           <w:rFonts w:ascii="Aptos Display" w:hAnsi="Aptos Display"/>
@@ -44321,7 +44901,7 @@
         </w:rPr>
         <w:t>9.3 Files every integrator should know</w:t>
       </w:r>
-      <w:bookmarkEnd w:id="118"/>
+      <w:bookmarkEnd w:id="119"/>
     </w:p>
     <w:tbl>
       <w:tblPr>
@@ -45252,7 +45832,7 @@
         <w:pStyle w:val="Titre2"/>
         <w:spacing w:before="460" w:after="220"/>
       </w:pPr>
-      <w:bookmarkStart w:id="119" w:name="_Toc230796773"/>
+      <w:bookmarkStart w:id="120" w:name="_Toc231029814"/>
       <w:r>
         <w:rPr>
           <w:rFonts w:ascii="Aptos Display" w:hAnsi="Aptos Display"/>
@@ -45274,7 +45854,7 @@
         </w:rPr>
         <w:t>9.4 Final takeaway</w:t>
       </w:r>
-      <w:bookmarkEnd w:id="119"/>
+      <w:bookmarkEnd w:id="120"/>
     </w:p>
     <w:p>
       <w:pPr>
@@ -45360,7 +45940,7 @@
         </w:pBdr>
         <w:spacing w:before="80" w:after="200"/>
       </w:pPr>
-      <w:bookmarkStart w:id="120" w:name="_Toc230796774"/>
+      <w:bookmarkStart w:id="121" w:name="_Toc231029815"/>
       <w:r>
         <w:rPr>
           <w:rFonts w:ascii="Aptos Display" w:hAnsi="Aptos Display"/>
@@ -45369,7 +45949,7 @@
         <w:lastRenderedPageBreak/>
         <w:t>Appendix A. Quick Reference</w:t>
       </w:r>
-      <w:bookmarkEnd w:id="120"/>
+      <w:bookmarkEnd w:id="121"/>
     </w:p>
     <w:p>
       <w:pPr>
@@ -45388,9 +45968,9 @@
         <w:tblLook w:val="04A0" w:firstRow="1" w:lastRow="0" w:firstColumn="1" w:lastColumn="0" w:noHBand="0" w:noVBand="1"/>
       </w:tblPr>
       <w:tblGrid>
-        <w:gridCol w:w="2928"/>
-        <w:gridCol w:w="3343"/>
-        <w:gridCol w:w="2927"/>
+        <w:gridCol w:w="2811"/>
+        <w:gridCol w:w="3580"/>
+        <w:gridCol w:w="2807"/>
       </w:tblGrid>
       <w:tr>
         <w:tc>
@@ -45732,7 +46312,7 @@
                 <w:b/>
                 <w:sz w:val="19"/>
               </w:rPr>
-              <w:t>collect dirty commands</w:t>
+              <w:t>start local cycle</w:t>
             </w:r>
           </w:p>
         </w:tc>
@@ -45757,7 +46337,7 @@
               <w:rPr>
                 <w:sz w:val="19"/>
               </w:rPr>
-              <w:t>std::vector&lt;mfd::UserCommand&gt; BuildBatch()</w:t>
+              <w:t>void Run() noexcept</w:t>
             </w:r>
           </w:p>
         </w:tc>
@@ -45782,7 +46362,7 @@
               <w:rPr>
                 <w:sz w:val="19"/>
               </w:rPr>
-              <w:t>gather dirty commands</w:t>
+              <w:t>drop staged dirt without consuming a pending initialize</w:t>
             </w:r>
           </w:p>
         </w:tc>
@@ -45810,7 +46390,7 @@
                 <w:b/>
                 <w:sz w:val="19"/>
               </w:rPr>
-              <w:t>build tracked batch</w:t>
+              <w:t>authored reset</w:t>
             </w:r>
           </w:p>
         </w:tc>
@@ -45835,7 +46415,7 @@
               <w:rPr>
                 <w:sz w:val="19"/>
               </w:rPr>
-              <w:t>mfd::CommandBatch BuildCommandBatch(std::uint32_t sequence = 0)</w:t>
+              <w:t>void Initialize() noexcept</w:t>
             </w:r>
           </w:p>
         </w:tc>
@@ -45860,7 +46440,7 @@
               <w:rPr>
                 <w:sz w:val="19"/>
               </w:rPr>
-              <w:t>attach hash sequence</w:t>
+              <w:t>authored runtime reset</w:t>
             </w:r>
           </w:p>
         </w:tc>
@@ -45888,7 +46468,7 @@
                 <w:b/>
                 <w:sz w:val="19"/>
               </w:rPr>
-              <w:t>send one frame</w:t>
+              <w:t>collect dirty commands</w:t>
             </w:r>
           </w:p>
         </w:tc>
@@ -45913,7 +46493,7 @@
               <w:rPr>
                 <w:sz w:val="19"/>
               </w:rPr>
-              <w:t>bool SendBatch(const mfd::CommandBatch&amp; batch)</w:t>
+              <w:t>std::vector&lt;mfd::UserCommand&gt; BuildBatch()</w:t>
             </w:r>
           </w:p>
         </w:tc>
@@ -45938,7 +46518,7 @@
               <w:rPr>
                 <w:sz w:val="19"/>
               </w:rPr>
-              <w:t>publish current frame</w:t>
+              <w:t>gather dirty commands</w:t>
             </w:r>
           </w:p>
         </w:tc>
@@ -45966,7 +46546,7 @@
                 <w:b/>
                 <w:sz w:val="19"/>
               </w:rPr>
-              <w:t>queue freshest frame</w:t>
+              <w:t>build reset commands</w:t>
             </w:r>
           </w:p>
         </w:tc>
@@ -45991,7 +46571,7 @@
               <w:rPr>
                 <w:sz w:val="19"/>
               </w:rPr>
-              <w:t>bool SubmitLatest(LatestBatchPublisher&amp;, std::uint32_t sequence = 0)</w:t>
+              <w:t>std::vector&lt;mfd::UserCommand&gt; BuildResetBatch()</w:t>
             </w:r>
           </w:p>
         </w:tc>
@@ -46016,7 +46596,7 @@
               <w:rPr>
                 <w:sz w:val="19"/>
               </w:rPr>
-              <w:t>stream latest state</w:t>
+              <w:t>standalone reset batch</w:t>
             </w:r>
           </w:p>
         </w:tc>
@@ -46044,7 +46624,7 @@
                 <w:b/>
                 <w:sz w:val="19"/>
               </w:rPr>
-              <w:t>poll runtime feedback</w:t>
+              <w:t>build tracked batch</w:t>
             </w:r>
           </w:p>
         </w:tc>
@@ -46069,7 +46649,7 @@
               <w:rPr>
                 <w:sz w:val="19"/>
               </w:rPr>
-              <w:t>std::size_t PollFeedback(IExchangeChannel&amp;, std::size_t maxMessages = 64, std::string* error = nullptr)</w:t>
+              <w:t>mfd::CommandBatch BuildCommandBatch(std::uint32_t sequence = 0)</w:t>
             </w:r>
           </w:p>
         </w:tc>
@@ -46094,7 +46674,7 @@
               <w:rPr>
                 <w:sz w:val="19"/>
               </w:rPr>
-              <w:t>drain feedback packets</w:t>
+              <w:t>attach hash sequence</w:t>
             </w:r>
           </w:p>
         </w:tc>
@@ -46122,7 +46702,7 @@
                 <w:b/>
                 <w:sz w:val="19"/>
               </w:rPr>
-              <w:t>check page activity</w:t>
+              <w:t>build tracked reset</w:t>
             </w:r>
           </w:p>
         </w:tc>
@@ -46147,7 +46727,7 @@
               <w:rPr>
                 <w:sz w:val="19"/>
               </w:rPr>
-              <w:t>bool IsActive() const noexcept</w:t>
+              <w:t>mfd::CommandBatch BuildResetCommandBatch(std::uint32_t sequence = 0)</w:t>
             </w:r>
           </w:p>
         </w:tc>
@@ -46172,7 +46752,483 @@
               <w:rPr>
                 <w:sz w:val="19"/>
               </w:rPr>
+              <w:t>tracked reset batch</w:t>
+            </w:r>
+          </w:p>
+        </w:tc>
+      </w:tr>
+      <w:tr>
+        <w:tc>
+          <w:tcPr>
+            <w:tcW w:w="2986" w:type="dxa"/>
+            <w:shd w:val="clear" w:color="auto" w:fill="F8FAFF"/>
+            <w:tcMar>
+              <w:top w:w="80" w:type="dxa"/>
+              <w:left w:w="120" w:type="dxa"/>
+              <w:bottom w:w="80" w:type="dxa"/>
+              <w:right w:w="120" w:type="dxa"/>
+            </w:tcMar>
+          </w:tcPr>
+          <w:p>
+            <w:pPr>
+              <w:rPr>
+                <w:rFonts w:hint="eastAsia"/>
+              </w:rPr>
+            </w:pPr>
+            <w:r>
+              <w:rPr>
+                <w:b/>
+                <w:sz w:val="19"/>
+              </w:rPr>
+              <w:t>send one frame</w:t>
+            </w:r>
+          </w:p>
+        </w:tc>
+        <w:tc>
+          <w:tcPr>
+            <w:tcW w:w="2986" w:type="dxa"/>
+            <w:shd w:val="clear" w:color="auto" w:fill="F8FAFF"/>
+            <w:tcMar>
+              <w:top w:w="80" w:type="dxa"/>
+              <w:left w:w="120" w:type="dxa"/>
+              <w:bottom w:w="80" w:type="dxa"/>
+              <w:right w:w="120" w:type="dxa"/>
+            </w:tcMar>
+          </w:tcPr>
+          <w:p>
+            <w:pPr>
+              <w:rPr>
+                <w:rFonts w:hint="eastAsia"/>
+              </w:rPr>
+            </w:pPr>
+            <w:r>
+              <w:rPr>
+                <w:sz w:val="19"/>
+              </w:rPr>
+              <w:t>bool SendBatch(const mfd::CommandBatch&amp; batch)</w:t>
+            </w:r>
+          </w:p>
+        </w:tc>
+        <w:tc>
+          <w:tcPr>
+            <w:tcW w:w="2986" w:type="dxa"/>
+            <w:shd w:val="clear" w:color="auto" w:fill="F8FAFF"/>
+            <w:tcMar>
+              <w:top w:w="80" w:type="dxa"/>
+              <w:left w:w="120" w:type="dxa"/>
+              <w:bottom w:w="80" w:type="dxa"/>
+              <w:right w:w="120" w:type="dxa"/>
+            </w:tcMar>
+          </w:tcPr>
+          <w:p>
+            <w:pPr>
+              <w:rPr>
+                <w:rFonts w:hint="eastAsia"/>
+              </w:rPr>
+            </w:pPr>
+            <w:r>
+              <w:rPr>
+                <w:sz w:val="19"/>
+              </w:rPr>
+              <w:t>publish current frame</w:t>
+            </w:r>
+          </w:p>
+        </w:tc>
+      </w:tr>
+      <w:tr>
+        <w:tc>
+          <w:tcPr>
+            <w:tcW w:w="2986" w:type="dxa"/>
+            <w:shd w:val="clear" w:color="auto" w:fill="FFFFFF"/>
+            <w:tcMar>
+              <w:top w:w="80" w:type="dxa"/>
+              <w:left w:w="120" w:type="dxa"/>
+              <w:bottom w:w="80" w:type="dxa"/>
+              <w:right w:w="120" w:type="dxa"/>
+            </w:tcMar>
+          </w:tcPr>
+          <w:p>
+            <w:pPr>
+              <w:rPr>
+                <w:rFonts w:hint="eastAsia"/>
+              </w:rPr>
+            </w:pPr>
+            <w:r>
+              <w:rPr>
+                <w:b/>
+                <w:sz w:val="19"/>
+              </w:rPr>
+              <w:t>queue freshest frame</w:t>
+            </w:r>
+          </w:p>
+        </w:tc>
+        <w:tc>
+          <w:tcPr>
+            <w:tcW w:w="2986" w:type="dxa"/>
+            <w:shd w:val="clear" w:color="auto" w:fill="FFFFFF"/>
+            <w:tcMar>
+              <w:top w:w="80" w:type="dxa"/>
+              <w:left w:w="120" w:type="dxa"/>
+              <w:bottom w:w="80" w:type="dxa"/>
+              <w:right w:w="120" w:type="dxa"/>
+            </w:tcMar>
+          </w:tcPr>
+          <w:p>
+            <w:pPr>
+              <w:rPr>
+                <w:rFonts w:hint="eastAsia"/>
+              </w:rPr>
+            </w:pPr>
+            <w:r>
+              <w:rPr>
+                <w:sz w:val="19"/>
+              </w:rPr>
+              <w:t>bool SubmitLatest(LatestBatchPublisher&amp;, std::uint32_t sequence = 0)</w:t>
+            </w:r>
+          </w:p>
+        </w:tc>
+        <w:tc>
+          <w:tcPr>
+            <w:tcW w:w="2986" w:type="dxa"/>
+            <w:shd w:val="clear" w:color="auto" w:fill="FFFFFF"/>
+            <w:tcMar>
+              <w:top w:w="80" w:type="dxa"/>
+              <w:left w:w="120" w:type="dxa"/>
+              <w:bottom w:w="80" w:type="dxa"/>
+              <w:right w:w="120" w:type="dxa"/>
+            </w:tcMar>
+          </w:tcPr>
+          <w:p>
+            <w:pPr>
+              <w:rPr>
+                <w:rFonts w:hint="eastAsia"/>
+              </w:rPr>
+            </w:pPr>
+            <w:r>
+              <w:rPr>
+                <w:sz w:val="19"/>
+              </w:rPr>
+              <w:t>stream latest state</w:t>
+            </w:r>
+          </w:p>
+        </w:tc>
+      </w:tr>
+      <w:tr>
+        <w:tc>
+          <w:tcPr>
+            <w:tcW w:w="2986" w:type="dxa"/>
+            <w:shd w:val="clear" w:color="auto" w:fill="F8FAFF"/>
+            <w:tcMar>
+              <w:top w:w="80" w:type="dxa"/>
+              <w:left w:w="120" w:type="dxa"/>
+              <w:bottom w:w="80" w:type="dxa"/>
+              <w:right w:w="120" w:type="dxa"/>
+            </w:tcMar>
+          </w:tcPr>
+          <w:p>
+            <w:pPr>
+              <w:rPr>
+                <w:rFonts w:hint="eastAsia"/>
+              </w:rPr>
+            </w:pPr>
+            <w:r>
+              <w:rPr>
+                <w:b/>
+                <w:sz w:val="19"/>
+              </w:rPr>
+              <w:t>queue reset batch</w:t>
+            </w:r>
+          </w:p>
+        </w:tc>
+        <w:tc>
+          <w:tcPr>
+            <w:tcW w:w="2986" w:type="dxa"/>
+            <w:shd w:val="clear" w:color="auto" w:fill="F8FAFF"/>
+            <w:tcMar>
+              <w:top w:w="80" w:type="dxa"/>
+              <w:left w:w="120" w:type="dxa"/>
+              <w:bottom w:w="80" w:type="dxa"/>
+              <w:right w:w="120" w:type="dxa"/>
+            </w:tcMar>
+          </w:tcPr>
+          <w:p>
+            <w:pPr>
+              <w:rPr>
+                <w:rFonts w:hint="eastAsia"/>
+              </w:rPr>
+            </w:pPr>
+            <w:r>
+              <w:rPr>
+                <w:sz w:val="19"/>
+              </w:rPr>
+              <w:t>bool SubmitReset(LatestBatchPublisher&amp;, std::uint32_t sequence = 0)</w:t>
+            </w:r>
+          </w:p>
+        </w:tc>
+        <w:tc>
+          <w:tcPr>
+            <w:tcW w:w="2986" w:type="dxa"/>
+            <w:shd w:val="clear" w:color="auto" w:fill="F8FAFF"/>
+            <w:tcMar>
+              <w:top w:w="80" w:type="dxa"/>
+              <w:left w:w="120" w:type="dxa"/>
+              <w:bottom w:w="80" w:type="dxa"/>
+              <w:right w:w="120" w:type="dxa"/>
+            </w:tcMar>
+          </w:tcPr>
+          <w:p>
+            <w:pPr>
+              <w:rPr>
+                <w:rFonts w:hint="eastAsia"/>
+              </w:rPr>
+            </w:pPr>
+            <w:r>
+              <w:rPr>
+                <w:sz w:val="19"/>
+              </w:rPr>
+              <w:t>stream authored reset</w:t>
+            </w:r>
+          </w:p>
+        </w:tc>
+      </w:tr>
+      <w:tr>
+        <w:tc>
+          <w:tcPr>
+            <w:tcW w:w="2986" w:type="dxa"/>
+            <w:shd w:val="clear" w:color="auto" w:fill="FFFFFF"/>
+            <w:tcMar>
+              <w:top w:w="80" w:type="dxa"/>
+              <w:left w:w="120" w:type="dxa"/>
+              <w:bottom w:w="80" w:type="dxa"/>
+              <w:right w:w="120" w:type="dxa"/>
+            </w:tcMar>
+          </w:tcPr>
+          <w:p>
+            <w:pPr>
+              <w:rPr>
+                <w:rFonts w:hint="eastAsia"/>
+              </w:rPr>
+            </w:pPr>
+            <w:r>
+              <w:rPr>
+                <w:b/>
+                <w:sz w:val="19"/>
+              </w:rPr>
+              <w:t>poll runtime feedback</w:t>
+            </w:r>
+          </w:p>
+        </w:tc>
+        <w:tc>
+          <w:tcPr>
+            <w:tcW w:w="2986" w:type="dxa"/>
+            <w:shd w:val="clear" w:color="auto" w:fill="FFFFFF"/>
+            <w:tcMar>
+              <w:top w:w="80" w:type="dxa"/>
+              <w:left w:w="120" w:type="dxa"/>
+              <w:bottom w:w="80" w:type="dxa"/>
+              <w:right w:w="120" w:type="dxa"/>
+            </w:tcMar>
+          </w:tcPr>
+          <w:p>
+            <w:pPr>
+              <w:rPr>
+                <w:rFonts w:hint="eastAsia"/>
+              </w:rPr>
+            </w:pPr>
+            <w:r>
+              <w:rPr>
+                <w:sz w:val="19"/>
+              </w:rPr>
+              <w:t xml:space="preserve">std::size_t PollFeedback(IExchangeChannel&amp;, std::size_t maxMessages = 64, </w:t>
+            </w:r>
+            <w:r>
+              <w:rPr>
+                <w:sz w:val="19"/>
+              </w:rPr>
+              <w:lastRenderedPageBreak/>
+              <w:t>std::string* error = nullptr)</w:t>
+            </w:r>
+          </w:p>
+        </w:tc>
+        <w:tc>
+          <w:tcPr>
+            <w:tcW w:w="2986" w:type="dxa"/>
+            <w:shd w:val="clear" w:color="auto" w:fill="FFFFFF"/>
+            <w:tcMar>
+              <w:top w:w="80" w:type="dxa"/>
+              <w:left w:w="120" w:type="dxa"/>
+              <w:bottom w:w="80" w:type="dxa"/>
+              <w:right w:w="120" w:type="dxa"/>
+            </w:tcMar>
+          </w:tcPr>
+          <w:p>
+            <w:pPr>
+              <w:rPr>
+                <w:rFonts w:hint="eastAsia"/>
+              </w:rPr>
+            </w:pPr>
+            <w:r>
+              <w:rPr>
+                <w:sz w:val="19"/>
+              </w:rPr>
+              <w:lastRenderedPageBreak/>
+              <w:t>drain feedback packets</w:t>
+            </w:r>
+          </w:p>
+        </w:tc>
+      </w:tr>
+      <w:tr>
+        <w:tc>
+          <w:tcPr>
+            <w:tcW w:w="2986" w:type="dxa"/>
+            <w:shd w:val="clear" w:color="auto" w:fill="F8FAFF"/>
+            <w:tcMar>
+              <w:top w:w="80" w:type="dxa"/>
+              <w:left w:w="120" w:type="dxa"/>
+              <w:bottom w:w="80" w:type="dxa"/>
+              <w:right w:w="120" w:type="dxa"/>
+            </w:tcMar>
+          </w:tcPr>
+          <w:p>
+            <w:pPr>
+              <w:rPr>
+                <w:rFonts w:hint="eastAsia"/>
+              </w:rPr>
+            </w:pPr>
+            <w:r>
+              <w:rPr>
+                <w:b/>
+                <w:sz w:val="19"/>
+              </w:rPr>
+              <w:t>check page activity</w:t>
+            </w:r>
+          </w:p>
+        </w:tc>
+        <w:tc>
+          <w:tcPr>
+            <w:tcW w:w="2986" w:type="dxa"/>
+            <w:shd w:val="clear" w:color="auto" w:fill="F8FAFF"/>
+            <w:tcMar>
+              <w:top w:w="80" w:type="dxa"/>
+              <w:left w:w="120" w:type="dxa"/>
+              <w:bottom w:w="80" w:type="dxa"/>
+              <w:right w:w="120" w:type="dxa"/>
+            </w:tcMar>
+          </w:tcPr>
+          <w:p>
+            <w:pPr>
+              <w:rPr>
+                <w:rFonts w:hint="eastAsia"/>
+              </w:rPr>
+            </w:pPr>
+            <w:r>
+              <w:rPr>
+                <w:sz w:val="19"/>
+              </w:rPr>
+              <w:t>bool IsActive() const noexcept</w:t>
+            </w:r>
+          </w:p>
+        </w:tc>
+        <w:tc>
+          <w:tcPr>
+            <w:tcW w:w="2986" w:type="dxa"/>
+            <w:shd w:val="clear" w:color="auto" w:fill="F8FAFF"/>
+            <w:tcMar>
+              <w:top w:w="80" w:type="dxa"/>
+              <w:left w:w="120" w:type="dxa"/>
+              <w:bottom w:w="80" w:type="dxa"/>
+              <w:right w:w="120" w:type="dxa"/>
+            </w:tcMar>
+          </w:tcPr>
+          <w:p>
+            <w:pPr>
+              <w:rPr>
+                <w:rFonts w:hint="eastAsia"/>
+              </w:rPr>
+            </w:pPr>
+            <w:r>
+              <w:rPr>
+                <w:sz w:val="19"/>
+              </w:rPr>
               <w:t>runtime page active</w:t>
+            </w:r>
+          </w:p>
+        </w:tc>
+      </w:tr>
+      <w:tr>
+        <w:tc>
+          <w:tcPr>
+            <w:tcW w:w="2986" w:type="dxa"/>
+            <w:shd w:val="clear" w:color="auto" w:fill="FFFFFF"/>
+            <w:tcMar>
+              <w:top w:w="80" w:type="dxa"/>
+              <w:left w:w="120" w:type="dxa"/>
+              <w:bottom w:w="80" w:type="dxa"/>
+              <w:right w:w="120" w:type="dxa"/>
+            </w:tcMar>
+          </w:tcPr>
+          <w:p>
+            <w:pPr>
+              <w:rPr>
+                <w:rFonts w:hint="eastAsia"/>
+              </w:rPr>
+            </w:pPr>
+            <w:r>
+              <w:rPr>
+                <w:b/>
+                <w:sz w:val="19"/>
+              </w:rPr>
+              <w:t>check dynamic validity</w:t>
+            </w:r>
+          </w:p>
+        </w:tc>
+        <w:tc>
+          <w:tcPr>
+            <w:tcW w:w="2986" w:type="dxa"/>
+            <w:shd w:val="clear" w:color="auto" w:fill="FFFFFF"/>
+            <w:tcMar>
+              <w:top w:w="80" w:type="dxa"/>
+              <w:left w:w="120" w:type="dxa"/>
+              <w:bottom w:w="80" w:type="dxa"/>
+              <w:right w:w="120" w:type="dxa"/>
+            </w:tcMar>
+          </w:tcPr>
+          <w:p>
+            <w:pPr>
+              <w:rPr>
+                <w:rFonts w:hint="eastAsia"/>
+              </w:rPr>
+            </w:pPr>
+            <w:r>
+              <w:rPr>
+                <w:sz w:val="19"/>
+              </w:rPr>
+              <w:t>bool IsAlive() const noexcept</w:t>
+            </w:r>
+          </w:p>
+        </w:tc>
+        <w:tc>
+          <w:tcPr>
+            <w:tcW w:w="2986" w:type="dxa"/>
+            <w:shd w:val="clear" w:color="auto" w:fill="FFFFFF"/>
+            <w:tcMar>
+              <w:top w:w="80" w:type="dxa"/>
+              <w:left w:w="120" w:type="dxa"/>
+              <w:bottom w:w="80" w:type="dxa"/>
+              <w:right w:w="120" w:type="dxa"/>
+            </w:tcMar>
+          </w:tcPr>
+          <w:p>
+            <w:pPr>
+              <w:rPr>
+                <w:rFonts w:hint="eastAsia"/>
+              </w:rPr>
+            </w:pPr>
+            <w:r>
+              <w:rPr>
+                <w:sz w:val="19"/>
+              </w:rPr>
+              <w:t>stale handle guard</w:t>
             </w:r>
           </w:p>
         </w:tc>
@@ -46562,31 +47618,31 @@
       </w:rPr>
     </w:lvl>
   </w:abstractNum>
-  <w:num w:numId="1" w16cid:durableId="678657069">
+  <w:num w:numId="1" w16cid:durableId="952513106">
     <w:abstractNumId w:val="8"/>
   </w:num>
-  <w:num w:numId="2" w16cid:durableId="1598057520">
+  <w:num w:numId="2" w16cid:durableId="1686977922">
     <w:abstractNumId w:val="6"/>
   </w:num>
-  <w:num w:numId="3" w16cid:durableId="1721781367">
+  <w:num w:numId="3" w16cid:durableId="997075056">
     <w:abstractNumId w:val="5"/>
   </w:num>
-  <w:num w:numId="4" w16cid:durableId="636378492">
+  <w:num w:numId="4" w16cid:durableId="1106734378">
     <w:abstractNumId w:val="4"/>
   </w:num>
-  <w:num w:numId="5" w16cid:durableId="1039628318">
+  <w:num w:numId="5" w16cid:durableId="753280265">
     <w:abstractNumId w:val="7"/>
   </w:num>
-  <w:num w:numId="6" w16cid:durableId="1198158899">
+  <w:num w:numId="6" w16cid:durableId="1845515031">
     <w:abstractNumId w:val="3"/>
   </w:num>
-  <w:num w:numId="7" w16cid:durableId="1707096028">
+  <w:num w:numId="7" w16cid:durableId="1819879912">
     <w:abstractNumId w:val="2"/>
   </w:num>
-  <w:num w:numId="8" w16cid:durableId="88039894">
+  <w:num w:numId="8" w16cid:durableId="680740357">
     <w:abstractNumId w:val="1"/>
   </w:num>
-  <w:num w:numId="9" w16cid:durableId="1162042299">
+  <w:num w:numId="9" w16cid:durableId="2141529172">
     <w:abstractNumId w:val="0"/>
   </w:num>
 </w:numbering>
@@ -57977,7 +59033,7 @@
     <w:autoRedefine/>
     <w:uiPriority w:val="39"/>
     <w:unhideWhenUsed/>
-    <w:rsid w:val="00685C27"/>
+    <w:rsid w:val="00F44B83"/>
     <w:pPr>
       <w:spacing w:after="100"/>
     </w:pPr>
@@ -57989,7 +59045,7 @@
     <w:autoRedefine/>
     <w:uiPriority w:val="39"/>
     <w:unhideWhenUsed/>
-    <w:rsid w:val="00685C27"/>
+    <w:rsid w:val="00F44B83"/>
     <w:pPr>
       <w:spacing w:after="100"/>
       <w:ind w:left="200"/>
@@ -58002,7 +59058,7 @@
     <w:autoRedefine/>
     <w:uiPriority w:val="39"/>
     <w:unhideWhenUsed/>
-    <w:rsid w:val="00685C27"/>
+    <w:rsid w:val="00F44B83"/>
     <w:pPr>
       <w:spacing w:after="100"/>
       <w:ind w:left="400"/>
@@ -58015,7 +59071,7 @@
     <w:autoRedefine/>
     <w:uiPriority w:val="39"/>
     <w:unhideWhenUsed/>
-    <w:rsid w:val="00685C27"/>
+    <w:rsid w:val="00F44B83"/>
     <w:pPr>
       <w:spacing w:after="100" w:line="278" w:lineRule="auto"/>
       <w:ind w:left="720"/>
@@ -58037,7 +59093,7 @@
     <w:autoRedefine/>
     <w:uiPriority w:val="39"/>
     <w:unhideWhenUsed/>
-    <w:rsid w:val="00685C27"/>
+    <w:rsid w:val="00F44B83"/>
     <w:pPr>
       <w:spacing w:after="100" w:line="278" w:lineRule="auto"/>
       <w:ind w:left="960"/>
@@ -58059,7 +59115,7 @@
     <w:autoRedefine/>
     <w:uiPriority w:val="39"/>
     <w:unhideWhenUsed/>
-    <w:rsid w:val="00685C27"/>
+    <w:rsid w:val="00F44B83"/>
     <w:pPr>
       <w:spacing w:after="100" w:line="278" w:lineRule="auto"/>
       <w:ind w:left="1200"/>
@@ -58081,7 +59137,7 @@
     <w:autoRedefine/>
     <w:uiPriority w:val="39"/>
     <w:unhideWhenUsed/>
-    <w:rsid w:val="00685C27"/>
+    <w:rsid w:val="00F44B83"/>
     <w:pPr>
       <w:spacing w:after="100" w:line="278" w:lineRule="auto"/>
       <w:ind w:left="1440"/>
@@ -58103,7 +59159,7 @@
     <w:autoRedefine/>
     <w:uiPriority w:val="39"/>
     <w:unhideWhenUsed/>
-    <w:rsid w:val="00685C27"/>
+    <w:rsid w:val="00F44B83"/>
     <w:pPr>
       <w:spacing w:after="100" w:line="278" w:lineRule="auto"/>
       <w:ind w:left="1680"/>
@@ -58125,7 +59181,7 @@
     <w:autoRedefine/>
     <w:uiPriority w:val="39"/>
     <w:unhideWhenUsed/>
-    <w:rsid w:val="00685C27"/>
+    <w:rsid w:val="00F44B83"/>
     <w:pPr>
       <w:spacing w:after="100" w:line="278" w:lineRule="auto"/>
       <w:ind w:left="1920"/>
@@ -58145,7 +59201,7 @@
     <w:basedOn w:val="Policepardfaut"/>
     <w:uiPriority w:val="99"/>
     <w:unhideWhenUsed/>
-    <w:rsid w:val="00685C27"/>
+    <w:rsid w:val="00F44B83"/>
     <w:rPr>
       <w:color w:val="0000FF" w:themeColor="hyperlink"/>
       <w:u w:val="single"/>
@@ -58157,7 +59213,7 @@
     <w:uiPriority w:val="99"/>
     <w:semiHidden/>
     <w:unhideWhenUsed/>
-    <w:rsid w:val="00685C27"/>
+    <w:rsid w:val="00F44B83"/>
     <w:rPr>
       <w:color w:val="605E5C"/>
       <w:shd w:val="clear" w:color="auto" w:fill="E1DFDD"/>

--- a/docs/user_guide/MFDStudio_End_To_End_User_Guide.docx
+++ b/docs/user_guide/MFDStudio_End_To_End_User_Guide.docx
@@ -26,7 +26,7 @@
           <w:color w:val="555555"/>
           <w:sz w:val="24"/>
         </w:rPr>
-        <w:t>design in `mfd_editor`, C++17 API generation, live client integration, framebuffer plugin, and launch scripts</w:t>
+        <w:t>design in `mfd_editor`, C++17 API generation, live client integration, offscreen runtime embedding, framebuffer plugin, and launch scripts</w:t>
       </w:r>
     </w:p>
     <w:tbl>
@@ -70,7 +70,7 @@
               <w:t xml:space="preserve">Document generated on </w:t>
             </w:r>
             <w:r>
-              <w:t>2026-06-05 07:42</w:t>
+              <w:t>2026-06-13 10:23</w:t>
             </w:r>
             <w:r>
               <w:rPr>
@@ -80,7 +80,7 @@
               <w:t xml:space="preserve">Scope: </w:t>
             </w:r>
             <w:r>
-              <w:t>editor, architecture, generator, client API, framebuffer plugin, launch scripts</w:t>
+              <w:t>editor, architecture, generator, client API, offscreen runtime embedding, framebuffer plugin, launch scripts</w:t>
             </w:r>
             <w:r>
               <w:rPr>
@@ -90,7 +90,7 @@
               <w:t xml:space="preserve">Target audience: </w:t>
             </w:r>
             <w:r>
-              <w:t>MFD authors, C++ integrators, and runtime teams</w:t>
+              <w:t>MFD authors, C++ integrators, embedding application teams, and runtime teams</w:t>
             </w:r>
           </w:p>
         </w:tc>
@@ -234,6 +234,17 @@
         </w:rPr>
       </w:pPr>
       <w:r>
+        <w:t>teams who must embed the runtime offscreen inside their own application</w:t>
+      </w:r>
+    </w:p>
+    <w:p>
+      <w:pPr>
+        <w:pStyle w:val="Listepuces"/>
+        <w:rPr>
+          <w:rFonts w:hint="eastAsia"/>
+        </w:rPr>
+      </w:pPr>
+      <w:r>
         <w:t>teams who want to capture the framebuffer via a DLL plugin</w:t>
       </w:r>
     </w:p>
@@ -241,7 +252,7 @@
       <w:pPr>
         <w:pStyle w:val="Titre1"/>
       </w:pPr>
-      <w:bookmarkStart w:id="0" w:name="_Toc231537749"/>
+      <w:bookmarkStart w:id="0" w:name="_Toc232238605"/>
       <w:r>
         <w:t>Table of Contents</w:t>
       </w:r>
@@ -269,7 +280,7 @@
         </w:rPr>
         <w:fldChar w:fldCharType="separate"/>
       </w:r>
-      <w:hyperlink w:anchor="_Toc231537749" w:history="1">
+      <w:hyperlink w:anchor="_Toc232238605" w:history="1">
         <w:r>
           <w:rPr>
             <w:rStyle w:val="Lienhypertexte"/>
@@ -296,7 +307,7 @@
             <w:noProof/>
             <w:webHidden/>
           </w:rPr>
-          <w:instrText xml:space="preserve"> PAGEREF _Toc231537749 \h </w:instrText>
+          <w:instrText xml:space="preserve"> PAGEREF _Toc232238605 \h </w:instrText>
         </w:r>
         <w:r>
           <w:rPr>
@@ -337,7 +348,7 @@
           <w:noProof/>
         </w:rPr>
       </w:pPr>
-      <w:hyperlink w:anchor="_Toc231537750" w:history="1">
+      <w:hyperlink w:anchor="_Toc232238606" w:history="1">
         <w:r>
           <w:rPr>
             <w:rStyle w:val="Lienhypertexte"/>
@@ -365,7 +376,7 @@
             <w:noProof/>
             <w:webHidden/>
           </w:rPr>
-          <w:instrText xml:space="preserve"> PAGEREF _Toc231537750 \h </w:instrText>
+          <w:instrText xml:space="preserve"> PAGEREF _Toc232238606 \h </w:instrText>
         </w:r>
         <w:r>
           <w:rPr>
@@ -406,7 +417,7 @@
           <w:noProof/>
         </w:rPr>
       </w:pPr>
-      <w:hyperlink w:anchor="_Toc231537751" w:history="1">
+      <w:hyperlink w:anchor="_Toc232238607" w:history="1">
         <w:r>
           <w:rPr>
             <w:rStyle w:val="Lienhypertexte"/>
@@ -434,7 +445,7 @@
             <w:noProof/>
             <w:webHidden/>
           </w:rPr>
-          <w:instrText xml:space="preserve"> PAGEREF _Toc231537751 \h </w:instrText>
+          <w:instrText xml:space="preserve"> PAGEREF _Toc232238607 \h </w:instrText>
         </w:r>
         <w:r>
           <w:rPr>
@@ -475,7 +486,7 @@
           <w:noProof/>
         </w:rPr>
       </w:pPr>
-      <w:hyperlink w:anchor="_Toc231537752" w:history="1">
+      <w:hyperlink w:anchor="_Toc232238608" w:history="1">
         <w:r>
           <w:rPr>
             <w:rStyle w:val="Lienhypertexte"/>
@@ -503,7 +514,7 @@
             <w:noProof/>
             <w:webHidden/>
           </w:rPr>
-          <w:instrText xml:space="preserve"> PAGEREF _Toc231537752 \h </w:instrText>
+          <w:instrText xml:space="preserve"> PAGEREF _Toc232238608 \h </w:instrText>
         </w:r>
         <w:r>
           <w:rPr>
@@ -544,7 +555,7 @@
           <w:noProof/>
         </w:rPr>
       </w:pPr>
-      <w:hyperlink w:anchor="_Toc231537753" w:history="1">
+      <w:hyperlink w:anchor="_Toc232238609" w:history="1">
         <w:r>
           <w:rPr>
             <w:rStyle w:val="Lienhypertexte"/>
@@ -572,7 +583,7 @@
             <w:noProof/>
             <w:webHidden/>
           </w:rPr>
-          <w:instrText xml:space="preserve"> PAGEREF _Toc231537753 \h </w:instrText>
+          <w:instrText xml:space="preserve"> PAGEREF _Toc232238609 \h </w:instrText>
         </w:r>
         <w:r>
           <w:rPr>
@@ -613,7 +624,7 @@
           <w:noProof/>
         </w:rPr>
       </w:pPr>
-      <w:hyperlink w:anchor="_Toc231537754" w:history="1">
+      <w:hyperlink w:anchor="_Toc232238610" w:history="1">
         <w:r>
           <w:rPr>
             <w:rStyle w:val="Lienhypertexte"/>
@@ -641,7 +652,7 @@
             <w:noProof/>
             <w:webHidden/>
           </w:rPr>
-          <w:instrText xml:space="preserve"> PAGEREF _Toc231537754 \h </w:instrText>
+          <w:instrText xml:space="preserve"> PAGEREF _Toc232238610 \h </w:instrText>
         </w:r>
         <w:r>
           <w:rPr>
@@ -682,7 +693,7 @@
           <w:noProof/>
         </w:rPr>
       </w:pPr>
-      <w:hyperlink w:anchor="_Toc231537755" w:history="1">
+      <w:hyperlink w:anchor="_Toc232238611" w:history="1">
         <w:r>
           <w:rPr>
             <w:rStyle w:val="Lienhypertexte"/>
@@ -710,7 +721,7 @@
             <w:noProof/>
             <w:webHidden/>
           </w:rPr>
-          <w:instrText xml:space="preserve"> PAGEREF _Toc231537755 \h </w:instrText>
+          <w:instrText xml:space="preserve"> PAGEREF _Toc232238611 \h </w:instrText>
         </w:r>
         <w:r>
           <w:rPr>
@@ -751,7 +762,7 @@
           <w:noProof/>
         </w:rPr>
       </w:pPr>
-      <w:hyperlink w:anchor="_Toc231537756" w:history="1">
+      <w:hyperlink w:anchor="_Toc232238612" w:history="1">
         <w:r>
           <w:rPr>
             <w:rStyle w:val="Lienhypertexte"/>
@@ -779,7 +790,7 @@
             <w:noProof/>
             <w:webHidden/>
           </w:rPr>
-          <w:instrText xml:space="preserve"> PAGEREF _Toc231537756 \h </w:instrText>
+          <w:instrText xml:space="preserve"> PAGEREF _Toc232238612 \h </w:instrText>
         </w:r>
         <w:r>
           <w:rPr>
@@ -820,7 +831,7 @@
           <w:noProof/>
         </w:rPr>
       </w:pPr>
-      <w:hyperlink w:anchor="_Toc231537757" w:history="1">
+      <w:hyperlink w:anchor="_Toc232238613" w:history="1">
         <w:r>
           <w:rPr>
             <w:rStyle w:val="Lienhypertexte"/>
@@ -848,7 +859,7 @@
             <w:noProof/>
             <w:webHidden/>
           </w:rPr>
-          <w:instrText xml:space="preserve"> PAGEREF _Toc231537757 \h </w:instrText>
+          <w:instrText xml:space="preserve"> PAGEREF _Toc232238613 \h </w:instrText>
         </w:r>
         <w:r>
           <w:rPr>
@@ -889,7 +900,7 @@
           <w:noProof/>
         </w:rPr>
       </w:pPr>
-      <w:hyperlink w:anchor="_Toc231537758" w:history="1">
+      <w:hyperlink w:anchor="_Toc232238614" w:history="1">
         <w:r>
           <w:rPr>
             <w:rStyle w:val="Lienhypertexte"/>
@@ -917,7 +928,7 @@
             <w:noProof/>
             <w:webHidden/>
           </w:rPr>
-          <w:instrText xml:space="preserve"> PAGEREF _Toc231537758 \h </w:instrText>
+          <w:instrText xml:space="preserve"> PAGEREF _Toc232238614 \h </w:instrText>
         </w:r>
         <w:r>
           <w:rPr>
@@ -958,7 +969,7 @@
           <w:noProof/>
         </w:rPr>
       </w:pPr>
-      <w:hyperlink w:anchor="_Toc231537759" w:history="1">
+      <w:hyperlink w:anchor="_Toc232238615" w:history="1">
         <w:r>
           <w:rPr>
             <w:rStyle w:val="Lienhypertexte"/>
@@ -986,7 +997,7 @@
             <w:noProof/>
             <w:webHidden/>
           </w:rPr>
-          <w:instrText xml:space="preserve"> PAGEREF _Toc231537759 \h </w:instrText>
+          <w:instrText xml:space="preserve"> PAGEREF _Toc232238615 \h </w:instrText>
         </w:r>
         <w:r>
           <w:rPr>
@@ -1027,7 +1038,7 @@
           <w:noProof/>
         </w:rPr>
       </w:pPr>
-      <w:hyperlink w:anchor="_Toc231537760" w:history="1">
+      <w:hyperlink w:anchor="_Toc232238616" w:history="1">
         <w:r>
           <w:rPr>
             <w:rStyle w:val="Lienhypertexte"/>
@@ -1055,7 +1066,7 @@
             <w:noProof/>
             <w:webHidden/>
           </w:rPr>
-          <w:instrText xml:space="preserve"> PAGEREF _Toc231537760 \h </w:instrText>
+          <w:instrText xml:space="preserve"> PAGEREF _Toc232238616 \h </w:instrText>
         </w:r>
         <w:r>
           <w:rPr>
@@ -1096,7 +1107,7 @@
           <w:noProof/>
         </w:rPr>
       </w:pPr>
-      <w:hyperlink w:anchor="_Toc231537761" w:history="1">
+      <w:hyperlink w:anchor="_Toc232238617" w:history="1">
         <w:r>
           <w:rPr>
             <w:rStyle w:val="Lienhypertexte"/>
@@ -1124,7 +1135,7 @@
             <w:noProof/>
             <w:webHidden/>
           </w:rPr>
-          <w:instrText xml:space="preserve"> PAGEREF _Toc231537761 \h </w:instrText>
+          <w:instrText xml:space="preserve"> PAGEREF _Toc232238617 \h </w:instrText>
         </w:r>
         <w:r>
           <w:rPr>
@@ -1165,7 +1176,7 @@
           <w:noProof/>
         </w:rPr>
       </w:pPr>
-      <w:hyperlink w:anchor="_Toc231537762" w:history="1">
+      <w:hyperlink w:anchor="_Toc232238618" w:history="1">
         <w:r>
           <w:rPr>
             <w:rStyle w:val="Lienhypertexte"/>
@@ -1193,7 +1204,7 @@
             <w:noProof/>
             <w:webHidden/>
           </w:rPr>
-          <w:instrText xml:space="preserve"> PAGEREF _Toc231537762 \h </w:instrText>
+          <w:instrText xml:space="preserve"> PAGEREF _Toc232238618 \h </w:instrText>
         </w:r>
         <w:r>
           <w:rPr>
@@ -1234,7 +1245,7 @@
           <w:noProof/>
         </w:rPr>
       </w:pPr>
-      <w:hyperlink w:anchor="_Toc231537763" w:history="1">
+      <w:hyperlink w:anchor="_Toc232238619" w:history="1">
         <w:r>
           <w:rPr>
             <w:rStyle w:val="Lienhypertexte"/>
@@ -1262,7 +1273,7 @@
             <w:noProof/>
             <w:webHidden/>
           </w:rPr>
-          <w:instrText xml:space="preserve"> PAGEREF _Toc231537763 \h </w:instrText>
+          <w:instrText xml:space="preserve"> PAGEREF _Toc232238619 \h </w:instrText>
         </w:r>
         <w:r>
           <w:rPr>
@@ -1303,7 +1314,7 @@
           <w:noProof/>
         </w:rPr>
       </w:pPr>
-      <w:hyperlink w:anchor="_Toc231537764" w:history="1">
+      <w:hyperlink w:anchor="_Toc232238620" w:history="1">
         <w:r>
           <w:rPr>
             <w:rStyle w:val="Lienhypertexte"/>
@@ -1331,7 +1342,7 @@
             <w:noProof/>
             <w:webHidden/>
           </w:rPr>
-          <w:instrText xml:space="preserve"> PAGEREF _Toc231537764 \h </w:instrText>
+          <w:instrText xml:space="preserve"> PAGEREF _Toc232238620 \h </w:instrText>
         </w:r>
         <w:r>
           <w:rPr>
@@ -1372,7 +1383,7 @@
           <w:noProof/>
         </w:rPr>
       </w:pPr>
-      <w:hyperlink w:anchor="_Toc231537765" w:history="1">
+      <w:hyperlink w:anchor="_Toc232238621" w:history="1">
         <w:r>
           <w:rPr>
             <w:rStyle w:val="Lienhypertexte"/>
@@ -1400,7 +1411,7 @@
             <w:noProof/>
             <w:webHidden/>
           </w:rPr>
-          <w:instrText xml:space="preserve"> PAGEREF _Toc231537765 \h </w:instrText>
+          <w:instrText xml:space="preserve"> PAGEREF _Toc232238621 \h </w:instrText>
         </w:r>
         <w:r>
           <w:rPr>
@@ -1441,7 +1452,7 @@
           <w:noProof/>
         </w:rPr>
       </w:pPr>
-      <w:hyperlink w:anchor="_Toc231537766" w:history="1">
+      <w:hyperlink w:anchor="_Toc232238622" w:history="1">
         <w:r>
           <w:rPr>
             <w:rStyle w:val="Lienhypertexte"/>
@@ -1469,7 +1480,7 @@
             <w:noProof/>
             <w:webHidden/>
           </w:rPr>
-          <w:instrText xml:space="preserve"> PAGEREF _Toc231537766 \h </w:instrText>
+          <w:instrText xml:space="preserve"> PAGEREF _Toc232238622 \h </w:instrText>
         </w:r>
         <w:r>
           <w:rPr>
@@ -1510,7 +1521,7 @@
           <w:noProof/>
         </w:rPr>
       </w:pPr>
-      <w:hyperlink w:anchor="_Toc231537767" w:history="1">
+      <w:hyperlink w:anchor="_Toc232238623" w:history="1">
         <w:r>
           <w:rPr>
             <w:rStyle w:val="Lienhypertexte"/>
@@ -1538,7 +1549,7 @@
             <w:noProof/>
             <w:webHidden/>
           </w:rPr>
-          <w:instrText xml:space="preserve"> PAGEREF _Toc231537767 \h </w:instrText>
+          <w:instrText xml:space="preserve"> PAGEREF _Toc232238623 \h </w:instrText>
         </w:r>
         <w:r>
           <w:rPr>
@@ -1579,7 +1590,7 @@
           <w:noProof/>
         </w:rPr>
       </w:pPr>
-      <w:hyperlink w:anchor="_Toc231537768" w:history="1">
+      <w:hyperlink w:anchor="_Toc232238624" w:history="1">
         <w:r>
           <w:rPr>
             <w:rStyle w:val="Lienhypertexte"/>
@@ -1607,7 +1618,7 @@
             <w:noProof/>
             <w:webHidden/>
           </w:rPr>
-          <w:instrText xml:space="preserve"> PAGEREF _Toc231537768 \h </w:instrText>
+          <w:instrText xml:space="preserve"> PAGEREF _Toc232238624 \h </w:instrText>
         </w:r>
         <w:r>
           <w:rPr>
@@ -1648,7 +1659,7 @@
           <w:noProof/>
         </w:rPr>
       </w:pPr>
-      <w:hyperlink w:anchor="_Toc231537769" w:history="1">
+      <w:hyperlink w:anchor="_Toc232238625" w:history="1">
         <w:r>
           <w:rPr>
             <w:rStyle w:val="Lienhypertexte"/>
@@ -1676,7 +1687,7 @@
             <w:noProof/>
             <w:webHidden/>
           </w:rPr>
-          <w:instrText xml:space="preserve"> PAGEREF _Toc231537769 \h </w:instrText>
+          <w:instrText xml:space="preserve"> PAGEREF _Toc232238625 \h </w:instrText>
         </w:r>
         <w:r>
           <w:rPr>
@@ -1717,7 +1728,7 @@
           <w:noProof/>
         </w:rPr>
       </w:pPr>
-      <w:hyperlink w:anchor="_Toc231537770" w:history="1">
+      <w:hyperlink w:anchor="_Toc232238626" w:history="1">
         <w:r>
           <w:rPr>
             <w:rStyle w:val="Lienhypertexte"/>
@@ -1745,7 +1756,7 @@
             <w:noProof/>
             <w:webHidden/>
           </w:rPr>
-          <w:instrText xml:space="preserve"> PAGEREF _Toc231537770 \h </w:instrText>
+          <w:instrText xml:space="preserve"> PAGEREF _Toc232238626 \h </w:instrText>
         </w:r>
         <w:r>
           <w:rPr>
@@ -1786,7 +1797,7 @@
           <w:noProof/>
         </w:rPr>
       </w:pPr>
-      <w:hyperlink w:anchor="_Toc231537771" w:history="1">
+      <w:hyperlink w:anchor="_Toc232238627" w:history="1">
         <w:r>
           <w:rPr>
             <w:rStyle w:val="Lienhypertexte"/>
@@ -1814,7 +1825,7 @@
             <w:noProof/>
             <w:webHidden/>
           </w:rPr>
-          <w:instrText xml:space="preserve"> PAGEREF _Toc231537771 \h </w:instrText>
+          <w:instrText xml:space="preserve"> PAGEREF _Toc232238627 \h </w:instrText>
         </w:r>
         <w:r>
           <w:rPr>
@@ -1855,7 +1866,7 @@
           <w:noProof/>
         </w:rPr>
       </w:pPr>
-      <w:hyperlink w:anchor="_Toc231537772" w:history="1">
+      <w:hyperlink w:anchor="_Toc232238628" w:history="1">
         <w:r>
           <w:rPr>
             <w:rStyle w:val="Lienhypertexte"/>
@@ -1882,7 +1893,7 @@
             <w:noProof/>
             <w:webHidden/>
           </w:rPr>
-          <w:instrText xml:space="preserve"> PAGEREF _Toc231537772 \h </w:instrText>
+          <w:instrText xml:space="preserve"> PAGEREF _Toc232238628 \h </w:instrText>
         </w:r>
         <w:r>
           <w:rPr>
@@ -1923,7 +1934,7 @@
           <w:noProof/>
         </w:rPr>
       </w:pPr>
-      <w:hyperlink w:anchor="_Toc231537773" w:history="1">
+      <w:hyperlink w:anchor="_Toc232238629" w:history="1">
         <w:r>
           <w:rPr>
             <w:rStyle w:val="Lienhypertexte"/>
@@ -1950,7 +1961,7 @@
             <w:noProof/>
             <w:webHidden/>
           </w:rPr>
-          <w:instrText xml:space="preserve"> PAGEREF _Toc231537773 \h </w:instrText>
+          <w:instrText xml:space="preserve"> PAGEREF _Toc232238629 \h </w:instrText>
         </w:r>
         <w:r>
           <w:rPr>
@@ -1991,7 +2002,7 @@
           <w:noProof/>
         </w:rPr>
       </w:pPr>
-      <w:hyperlink w:anchor="_Toc231537774" w:history="1">
+      <w:hyperlink w:anchor="_Toc232238630" w:history="1">
         <w:r>
           <w:rPr>
             <w:rStyle w:val="Lienhypertexte"/>
@@ -2019,7 +2030,7 @@
             <w:noProof/>
             <w:webHidden/>
           </w:rPr>
-          <w:instrText xml:space="preserve"> PAGEREF _Toc231537774 \h </w:instrText>
+          <w:instrText xml:space="preserve"> PAGEREF _Toc232238630 \h </w:instrText>
         </w:r>
         <w:r>
           <w:rPr>
@@ -2060,7 +2071,7 @@
           <w:noProof/>
         </w:rPr>
       </w:pPr>
-      <w:hyperlink w:anchor="_Toc231537775" w:history="1">
+      <w:hyperlink w:anchor="_Toc232238631" w:history="1">
         <w:r>
           <w:rPr>
             <w:rStyle w:val="Lienhypertexte"/>
@@ -2088,7 +2099,7 @@
             <w:noProof/>
             <w:webHidden/>
           </w:rPr>
-          <w:instrText xml:space="preserve"> PAGEREF _Toc231537775 \h </w:instrText>
+          <w:instrText xml:space="preserve"> PAGEREF _Toc232238631 \h </w:instrText>
         </w:r>
         <w:r>
           <w:rPr>
@@ -2129,7 +2140,7 @@
           <w:noProof/>
         </w:rPr>
       </w:pPr>
-      <w:hyperlink w:anchor="_Toc231537776" w:history="1">
+      <w:hyperlink w:anchor="_Toc232238632" w:history="1">
         <w:r>
           <w:rPr>
             <w:rStyle w:val="Lienhypertexte"/>
@@ -2157,7 +2168,7 @@
             <w:noProof/>
             <w:webHidden/>
           </w:rPr>
-          <w:instrText xml:space="preserve"> PAGEREF _Toc231537776 \h </w:instrText>
+          <w:instrText xml:space="preserve"> PAGEREF _Toc232238632 \h </w:instrText>
         </w:r>
         <w:r>
           <w:rPr>
@@ -2198,7 +2209,7 @@
           <w:noProof/>
         </w:rPr>
       </w:pPr>
-      <w:hyperlink w:anchor="_Toc231537777" w:history="1">
+      <w:hyperlink w:anchor="_Toc232238633" w:history="1">
         <w:r>
           <w:rPr>
             <w:rStyle w:val="Lienhypertexte"/>
@@ -2226,7 +2237,7 @@
             <w:noProof/>
             <w:webHidden/>
           </w:rPr>
-          <w:instrText xml:space="preserve"> PAGEREF _Toc231537777 \h </w:instrText>
+          <w:instrText xml:space="preserve"> PAGEREF _Toc232238633 \h </w:instrText>
         </w:r>
         <w:r>
           <w:rPr>
@@ -2267,7 +2278,7 @@
           <w:noProof/>
         </w:rPr>
       </w:pPr>
-      <w:hyperlink w:anchor="_Toc231537778" w:history="1">
+      <w:hyperlink w:anchor="_Toc232238634" w:history="1">
         <w:r>
           <w:rPr>
             <w:rStyle w:val="Lienhypertexte"/>
@@ -2294,7 +2305,7 @@
             <w:noProof/>
             <w:webHidden/>
           </w:rPr>
-          <w:instrText xml:space="preserve"> PAGEREF _Toc231537778 \h </w:instrText>
+          <w:instrText xml:space="preserve"> PAGEREF _Toc232238634 \h </w:instrText>
         </w:r>
         <w:r>
           <w:rPr>
@@ -2335,7 +2346,7 @@
           <w:noProof/>
         </w:rPr>
       </w:pPr>
-      <w:hyperlink w:anchor="_Toc231537779" w:history="1">
+      <w:hyperlink w:anchor="_Toc232238635" w:history="1">
         <w:r>
           <w:rPr>
             <w:rStyle w:val="Lienhypertexte"/>
@@ -2362,7 +2373,7 @@
             <w:noProof/>
             <w:webHidden/>
           </w:rPr>
-          <w:instrText xml:space="preserve"> PAGEREF _Toc231537779 \h </w:instrText>
+          <w:instrText xml:space="preserve"> PAGEREF _Toc232238635 \h </w:instrText>
         </w:r>
         <w:r>
           <w:rPr>
@@ -2403,7 +2414,7 @@
           <w:noProof/>
         </w:rPr>
       </w:pPr>
-      <w:hyperlink w:anchor="_Toc231537780" w:history="1">
+      <w:hyperlink w:anchor="_Toc232238636" w:history="1">
         <w:r>
           <w:rPr>
             <w:rStyle w:val="Lienhypertexte"/>
@@ -2430,7 +2441,7 @@
             <w:noProof/>
             <w:webHidden/>
           </w:rPr>
-          <w:instrText xml:space="preserve"> PAGEREF _Toc231537780 \h </w:instrText>
+          <w:instrText xml:space="preserve"> PAGEREF _Toc232238636 \h </w:instrText>
         </w:r>
         <w:r>
           <w:rPr>
@@ -2471,7 +2482,7 @@
           <w:noProof/>
         </w:rPr>
       </w:pPr>
-      <w:hyperlink w:anchor="_Toc231537781" w:history="1">
+      <w:hyperlink w:anchor="_Toc232238637" w:history="1">
         <w:r>
           <w:rPr>
             <w:rStyle w:val="Lienhypertexte"/>
@@ -2498,7 +2509,7 @@
             <w:noProof/>
             <w:webHidden/>
           </w:rPr>
-          <w:instrText xml:space="preserve"> PAGEREF _Toc231537781 \h </w:instrText>
+          <w:instrText xml:space="preserve"> PAGEREF _Toc232238637 \h </w:instrText>
         </w:r>
         <w:r>
           <w:rPr>
@@ -2539,7 +2550,7 @@
           <w:noProof/>
         </w:rPr>
       </w:pPr>
-      <w:hyperlink w:anchor="_Toc231537782" w:history="1">
+      <w:hyperlink w:anchor="_Toc232238638" w:history="1">
         <w:r>
           <w:rPr>
             <w:rStyle w:val="Lienhypertexte"/>
@@ -2566,7 +2577,7 @@
             <w:noProof/>
             <w:webHidden/>
           </w:rPr>
-          <w:instrText xml:space="preserve"> PAGEREF _Toc231537782 \h </w:instrText>
+          <w:instrText xml:space="preserve"> PAGEREF _Toc232238638 \h </w:instrText>
         </w:r>
         <w:r>
           <w:rPr>
@@ -2607,7 +2618,7 @@
           <w:noProof/>
         </w:rPr>
       </w:pPr>
-      <w:hyperlink w:anchor="_Toc231537783" w:history="1">
+      <w:hyperlink w:anchor="_Toc232238639" w:history="1">
         <w:r>
           <w:rPr>
             <w:rStyle w:val="Lienhypertexte"/>
@@ -2635,7 +2646,7 @@
             <w:noProof/>
             <w:webHidden/>
           </w:rPr>
-          <w:instrText xml:space="preserve"> PAGEREF _Toc231537783 \h </w:instrText>
+          <w:instrText xml:space="preserve"> PAGEREF _Toc232238639 \h </w:instrText>
         </w:r>
         <w:r>
           <w:rPr>
@@ -2676,7 +2687,7 @@
           <w:noProof/>
         </w:rPr>
       </w:pPr>
-      <w:hyperlink w:anchor="_Toc231537784" w:history="1">
+      <w:hyperlink w:anchor="_Toc232238640" w:history="1">
         <w:r>
           <w:rPr>
             <w:rStyle w:val="Lienhypertexte"/>
@@ -2704,7 +2715,7 @@
             <w:noProof/>
             <w:webHidden/>
           </w:rPr>
-          <w:instrText xml:space="preserve"> PAGEREF _Toc231537784 \h </w:instrText>
+          <w:instrText xml:space="preserve"> PAGEREF _Toc232238640 \h </w:instrText>
         </w:r>
         <w:r>
           <w:rPr>
@@ -2745,7 +2756,7 @@
           <w:noProof/>
         </w:rPr>
       </w:pPr>
-      <w:hyperlink w:anchor="_Toc231537785" w:history="1">
+      <w:hyperlink w:anchor="_Toc232238641" w:history="1">
         <w:r>
           <w:rPr>
             <w:rStyle w:val="Lienhypertexte"/>
@@ -2773,7 +2784,7 @@
             <w:noProof/>
             <w:webHidden/>
           </w:rPr>
-          <w:instrText xml:space="preserve"> PAGEREF _Toc231537785 \h </w:instrText>
+          <w:instrText xml:space="preserve"> PAGEREF _Toc232238641 \h </w:instrText>
         </w:r>
         <w:r>
           <w:rPr>
@@ -2814,7 +2825,7 @@
           <w:noProof/>
         </w:rPr>
       </w:pPr>
-      <w:hyperlink w:anchor="_Toc231537786" w:history="1">
+      <w:hyperlink w:anchor="_Toc232238642" w:history="1">
         <w:r>
           <w:rPr>
             <w:rStyle w:val="Lienhypertexte"/>
@@ -2842,7 +2853,7 @@
             <w:noProof/>
             <w:webHidden/>
           </w:rPr>
-          <w:instrText xml:space="preserve"> PAGEREF _Toc231537786 \h </w:instrText>
+          <w:instrText xml:space="preserve"> PAGEREF _Toc232238642 \h </w:instrText>
         </w:r>
         <w:r>
           <w:rPr>
@@ -2883,7 +2894,7 @@
           <w:noProof/>
         </w:rPr>
       </w:pPr>
-      <w:hyperlink w:anchor="_Toc231537787" w:history="1">
+      <w:hyperlink w:anchor="_Toc232238643" w:history="1">
         <w:r>
           <w:rPr>
             <w:rStyle w:val="Lienhypertexte"/>
@@ -2910,7 +2921,7 @@
             <w:noProof/>
             <w:webHidden/>
           </w:rPr>
-          <w:instrText xml:space="preserve"> PAGEREF _Toc231537787 \h </w:instrText>
+          <w:instrText xml:space="preserve"> PAGEREF _Toc232238643 \h </w:instrText>
         </w:r>
         <w:r>
           <w:rPr>
@@ -2951,7 +2962,7 @@
           <w:noProof/>
         </w:rPr>
       </w:pPr>
-      <w:hyperlink w:anchor="_Toc231537788" w:history="1">
+      <w:hyperlink w:anchor="_Toc232238644" w:history="1">
         <w:r>
           <w:rPr>
             <w:rStyle w:val="Lienhypertexte"/>
@@ -2979,7 +2990,7 @@
             <w:noProof/>
             <w:webHidden/>
           </w:rPr>
-          <w:instrText xml:space="preserve"> PAGEREF _Toc231537788 \h </w:instrText>
+          <w:instrText xml:space="preserve"> PAGEREF _Toc232238644 \h </w:instrText>
         </w:r>
         <w:r>
           <w:rPr>
@@ -3020,7 +3031,7 @@
           <w:noProof/>
         </w:rPr>
       </w:pPr>
-      <w:hyperlink w:anchor="_Toc231537789" w:history="1">
+      <w:hyperlink w:anchor="_Toc232238645" w:history="1">
         <w:r>
           <w:rPr>
             <w:rStyle w:val="Lienhypertexte"/>
@@ -3048,7 +3059,7 @@
             <w:noProof/>
             <w:webHidden/>
           </w:rPr>
-          <w:instrText xml:space="preserve"> PAGEREF _Toc231537789 \h </w:instrText>
+          <w:instrText xml:space="preserve"> PAGEREF _Toc232238645 \h </w:instrText>
         </w:r>
         <w:r>
           <w:rPr>
@@ -3089,7 +3100,7 @@
           <w:noProof/>
         </w:rPr>
       </w:pPr>
-      <w:hyperlink w:anchor="_Toc231537790" w:history="1">
+      <w:hyperlink w:anchor="_Toc232238646" w:history="1">
         <w:r>
           <w:rPr>
             <w:rStyle w:val="Lienhypertexte"/>
@@ -3117,7 +3128,7 @@
             <w:noProof/>
             <w:webHidden/>
           </w:rPr>
-          <w:instrText xml:space="preserve"> PAGEREF _Toc231537790 \h </w:instrText>
+          <w:instrText xml:space="preserve"> PAGEREF _Toc232238646 \h </w:instrText>
         </w:r>
         <w:r>
           <w:rPr>
@@ -3158,7 +3169,7 @@
           <w:noProof/>
         </w:rPr>
       </w:pPr>
-      <w:hyperlink w:anchor="_Toc231537791" w:history="1">
+      <w:hyperlink w:anchor="_Toc232238647" w:history="1">
         <w:r>
           <w:rPr>
             <w:rStyle w:val="Lienhypertexte"/>
@@ -3186,7 +3197,7 @@
             <w:noProof/>
             <w:webHidden/>
           </w:rPr>
-          <w:instrText xml:space="preserve"> PAGEREF _Toc231537791 \h </w:instrText>
+          <w:instrText xml:space="preserve"> PAGEREF _Toc232238647 \h </w:instrText>
         </w:r>
         <w:r>
           <w:rPr>
@@ -3227,7 +3238,7 @@
           <w:noProof/>
         </w:rPr>
       </w:pPr>
-      <w:hyperlink w:anchor="_Toc231537792" w:history="1">
+      <w:hyperlink w:anchor="_Toc232238648" w:history="1">
         <w:r>
           <w:rPr>
             <w:rStyle w:val="Lienhypertexte"/>
@@ -3255,7 +3266,7 @@
             <w:noProof/>
             <w:webHidden/>
           </w:rPr>
-          <w:instrText xml:space="preserve"> PAGEREF _Toc231537792 \h </w:instrText>
+          <w:instrText xml:space="preserve"> PAGEREF _Toc232238648 \h </w:instrText>
         </w:r>
         <w:r>
           <w:rPr>
@@ -3296,7 +3307,7 @@
           <w:noProof/>
         </w:rPr>
       </w:pPr>
-      <w:hyperlink w:anchor="_Toc231537793" w:history="1">
+      <w:hyperlink w:anchor="_Toc232238649" w:history="1">
         <w:r>
           <w:rPr>
             <w:rStyle w:val="Lienhypertexte"/>
@@ -3324,7 +3335,7 @@
             <w:noProof/>
             <w:webHidden/>
           </w:rPr>
-          <w:instrText xml:space="preserve"> PAGEREF _Toc231537793 \h </w:instrText>
+          <w:instrText xml:space="preserve"> PAGEREF _Toc232238649 \h </w:instrText>
         </w:r>
         <w:r>
           <w:rPr>
@@ -3365,7 +3376,7 @@
           <w:noProof/>
         </w:rPr>
       </w:pPr>
-      <w:hyperlink w:anchor="_Toc231537794" w:history="1">
+      <w:hyperlink w:anchor="_Toc232238650" w:history="1">
         <w:r>
           <w:rPr>
             <w:rStyle w:val="Lienhypertexte"/>
@@ -3393,7 +3404,7 @@
             <w:noProof/>
             <w:webHidden/>
           </w:rPr>
-          <w:instrText xml:space="preserve"> PAGEREF _Toc231537794 \h </w:instrText>
+          <w:instrText xml:space="preserve"> PAGEREF _Toc232238650 \h </w:instrText>
         </w:r>
         <w:r>
           <w:rPr>
@@ -3434,7 +3445,7 @@
           <w:noProof/>
         </w:rPr>
       </w:pPr>
-      <w:hyperlink w:anchor="_Toc231537795" w:history="1">
+      <w:hyperlink w:anchor="_Toc232238651" w:history="1">
         <w:r>
           <w:rPr>
             <w:rStyle w:val="Lienhypertexte"/>
@@ -3462,7 +3473,7 @@
             <w:noProof/>
             <w:webHidden/>
           </w:rPr>
-          <w:instrText xml:space="preserve"> PAGEREF _Toc231537795 \h </w:instrText>
+          <w:instrText xml:space="preserve"> PAGEREF _Toc232238651 \h </w:instrText>
         </w:r>
         <w:r>
           <w:rPr>
@@ -3503,7 +3514,7 @@
           <w:noProof/>
         </w:rPr>
       </w:pPr>
-      <w:hyperlink w:anchor="_Toc231537796" w:history="1">
+      <w:hyperlink w:anchor="_Toc232238652" w:history="1">
         <w:r>
           <w:rPr>
             <w:rStyle w:val="Lienhypertexte"/>
@@ -3531,7 +3542,7 @@
             <w:noProof/>
             <w:webHidden/>
           </w:rPr>
-          <w:instrText xml:space="preserve"> PAGEREF _Toc231537796 \h </w:instrText>
+          <w:instrText xml:space="preserve"> PAGEREF _Toc232238652 \h </w:instrText>
         </w:r>
         <w:r>
           <w:rPr>
@@ -3572,7 +3583,7 @@
           <w:noProof/>
         </w:rPr>
       </w:pPr>
-      <w:hyperlink w:anchor="_Toc231537797" w:history="1">
+      <w:hyperlink w:anchor="_Toc232238653" w:history="1">
         <w:r>
           <w:rPr>
             <w:rStyle w:val="Lienhypertexte"/>
@@ -3600,7 +3611,7 @@
             <w:noProof/>
             <w:webHidden/>
           </w:rPr>
-          <w:instrText xml:space="preserve"> PAGEREF _Toc231537797 \h </w:instrText>
+          <w:instrText xml:space="preserve"> PAGEREF _Toc232238653 \h </w:instrText>
         </w:r>
         <w:r>
           <w:rPr>
@@ -3641,7 +3652,7 @@
           <w:noProof/>
         </w:rPr>
       </w:pPr>
-      <w:hyperlink w:anchor="_Toc231537798" w:history="1">
+      <w:hyperlink w:anchor="_Toc232238654" w:history="1">
         <w:r>
           <w:rPr>
             <w:rStyle w:val="Lienhypertexte"/>
@@ -3669,7 +3680,7 @@
             <w:noProof/>
             <w:webHidden/>
           </w:rPr>
-          <w:instrText xml:space="preserve"> PAGEREF _Toc231537798 \h </w:instrText>
+          <w:instrText xml:space="preserve"> PAGEREF _Toc232238654 \h </w:instrText>
         </w:r>
         <w:r>
           <w:rPr>
@@ -3710,7 +3721,7 @@
           <w:noProof/>
         </w:rPr>
       </w:pPr>
-      <w:hyperlink w:anchor="_Toc231537799" w:history="1">
+      <w:hyperlink w:anchor="_Toc232238655" w:history="1">
         <w:r>
           <w:rPr>
             <w:rStyle w:val="Lienhypertexte"/>
@@ -3738,7 +3749,7 @@
             <w:noProof/>
             <w:webHidden/>
           </w:rPr>
-          <w:instrText xml:space="preserve"> PAGEREF _Toc231537799 \h </w:instrText>
+          <w:instrText xml:space="preserve"> PAGEREF _Toc232238655 \h </w:instrText>
         </w:r>
         <w:r>
           <w:rPr>
@@ -3779,7 +3790,7 @@
           <w:noProof/>
         </w:rPr>
       </w:pPr>
-      <w:hyperlink w:anchor="_Toc231537800" w:history="1">
+      <w:hyperlink w:anchor="_Toc232238656" w:history="1">
         <w:r>
           <w:rPr>
             <w:rStyle w:val="Lienhypertexte"/>
@@ -3807,7 +3818,7 @@
             <w:noProof/>
             <w:webHidden/>
           </w:rPr>
-          <w:instrText xml:space="preserve"> PAGEREF _Toc231537800 \h </w:instrText>
+          <w:instrText xml:space="preserve"> PAGEREF _Toc232238656 \h </w:instrText>
         </w:r>
         <w:r>
           <w:rPr>
@@ -3848,7 +3859,7 @@
           <w:noProof/>
         </w:rPr>
       </w:pPr>
-      <w:hyperlink w:anchor="_Toc231537801" w:history="1">
+      <w:hyperlink w:anchor="_Toc232238657" w:history="1">
         <w:r>
           <w:rPr>
             <w:rStyle w:val="Lienhypertexte"/>
@@ -3876,7 +3887,7 @@
             <w:noProof/>
             <w:webHidden/>
           </w:rPr>
-          <w:instrText xml:space="preserve"> PAGEREF _Toc231537801 \h </w:instrText>
+          <w:instrText xml:space="preserve"> PAGEREF _Toc232238657 \h </w:instrText>
         </w:r>
         <w:r>
           <w:rPr>
@@ -3917,7 +3928,7 @@
           <w:noProof/>
         </w:rPr>
       </w:pPr>
-      <w:hyperlink w:anchor="_Toc231537802" w:history="1">
+      <w:hyperlink w:anchor="_Toc232238658" w:history="1">
         <w:r>
           <w:rPr>
             <w:rStyle w:val="Lienhypertexte"/>
@@ -3945,7 +3956,7 @@
             <w:noProof/>
             <w:webHidden/>
           </w:rPr>
-          <w:instrText xml:space="preserve"> PAGEREF _Toc231537802 \h </w:instrText>
+          <w:instrText xml:space="preserve"> PAGEREF _Toc232238658 \h </w:instrText>
         </w:r>
         <w:r>
           <w:rPr>
@@ -3986,7 +3997,7 @@
           <w:noProof/>
         </w:rPr>
       </w:pPr>
-      <w:hyperlink w:anchor="_Toc231537803" w:history="1">
+      <w:hyperlink w:anchor="_Toc232238659" w:history="1">
         <w:r>
           <w:rPr>
             <w:rStyle w:val="Lienhypertexte"/>
@@ -4014,7 +4025,7 @@
             <w:noProof/>
             <w:webHidden/>
           </w:rPr>
-          <w:instrText xml:space="preserve"> PAGEREF _Toc231537803 \h </w:instrText>
+          <w:instrText xml:space="preserve"> PAGEREF _Toc232238659 \h </w:instrText>
         </w:r>
         <w:r>
           <w:rPr>
@@ -4055,7 +4066,7 @@
           <w:noProof/>
         </w:rPr>
       </w:pPr>
-      <w:hyperlink w:anchor="_Toc231537804" w:history="1">
+      <w:hyperlink w:anchor="_Toc232238660" w:history="1">
         <w:r>
           <w:rPr>
             <w:rStyle w:val="Lienhypertexte"/>
@@ -4083,7 +4094,7 @@
             <w:noProof/>
             <w:webHidden/>
           </w:rPr>
-          <w:instrText xml:space="preserve"> PAGEREF _Toc231537804 \h </w:instrText>
+          <w:instrText xml:space="preserve"> PAGEREF _Toc232238660 \h </w:instrText>
         </w:r>
         <w:r>
           <w:rPr>
@@ -4124,7 +4135,7 @@
           <w:noProof/>
         </w:rPr>
       </w:pPr>
-      <w:hyperlink w:anchor="_Toc231537805" w:history="1">
+      <w:hyperlink w:anchor="_Toc232238661" w:history="1">
         <w:r>
           <w:rPr>
             <w:rStyle w:val="Lienhypertexte"/>
@@ -4152,7 +4163,7 @@
             <w:noProof/>
             <w:webHidden/>
           </w:rPr>
-          <w:instrText xml:space="preserve"> PAGEREF _Toc231537805 \h </w:instrText>
+          <w:instrText xml:space="preserve"> PAGEREF _Toc232238661 \h </w:instrText>
         </w:r>
         <w:r>
           <w:rPr>
@@ -4193,7 +4204,7 @@
           <w:noProof/>
         </w:rPr>
       </w:pPr>
-      <w:hyperlink w:anchor="_Toc231537806" w:history="1">
+      <w:hyperlink w:anchor="_Toc232238662" w:history="1">
         <w:r>
           <w:rPr>
             <w:rStyle w:val="Lienhypertexte"/>
@@ -4221,7 +4232,7 @@
             <w:noProof/>
             <w:webHidden/>
           </w:rPr>
-          <w:instrText xml:space="preserve"> PAGEREF _Toc231537806 \h </w:instrText>
+          <w:instrText xml:space="preserve"> PAGEREF _Toc232238662 \h </w:instrText>
         </w:r>
         <w:r>
           <w:rPr>
@@ -4262,7 +4273,7 @@
           <w:noProof/>
         </w:rPr>
       </w:pPr>
-      <w:hyperlink w:anchor="_Toc231537807" w:history="1">
+      <w:hyperlink w:anchor="_Toc232238663" w:history="1">
         <w:r>
           <w:rPr>
             <w:rStyle w:val="Lienhypertexte"/>
@@ -4290,7 +4301,7 @@
             <w:noProof/>
             <w:webHidden/>
           </w:rPr>
-          <w:instrText xml:space="preserve"> PAGEREF _Toc231537807 \h </w:instrText>
+          <w:instrText xml:space="preserve"> PAGEREF _Toc232238663 \h </w:instrText>
         </w:r>
         <w:r>
           <w:rPr>
@@ -4331,7 +4342,7 @@
           <w:noProof/>
         </w:rPr>
       </w:pPr>
-      <w:hyperlink w:anchor="_Toc231537808" w:history="1">
+      <w:hyperlink w:anchor="_Toc232238664" w:history="1">
         <w:r>
           <w:rPr>
             <w:rStyle w:val="Lienhypertexte"/>
@@ -4359,7 +4370,7 @@
             <w:noProof/>
             <w:webHidden/>
           </w:rPr>
-          <w:instrText xml:space="preserve"> PAGEREF _Toc231537808 \h </w:instrText>
+          <w:instrText xml:space="preserve"> PAGEREF _Toc232238664 \h </w:instrText>
         </w:r>
         <w:r>
           <w:rPr>
@@ -4400,7 +4411,7 @@
           <w:noProof/>
         </w:rPr>
       </w:pPr>
-      <w:hyperlink w:anchor="_Toc231537809" w:history="1">
+      <w:hyperlink w:anchor="_Toc232238665" w:history="1">
         <w:r>
           <w:rPr>
             <w:rStyle w:val="Lienhypertexte"/>
@@ -4428,7 +4439,7 @@
             <w:noProof/>
             <w:webHidden/>
           </w:rPr>
-          <w:instrText xml:space="preserve"> PAGEREF _Toc231537809 \h </w:instrText>
+          <w:instrText xml:space="preserve"> PAGEREF _Toc232238665 \h </w:instrText>
         </w:r>
         <w:r>
           <w:rPr>
@@ -4469,7 +4480,7 @@
           <w:noProof/>
         </w:rPr>
       </w:pPr>
-      <w:hyperlink w:anchor="_Toc231537810" w:history="1">
+      <w:hyperlink w:anchor="_Toc232238666" w:history="1">
         <w:r>
           <w:rPr>
             <w:rStyle w:val="Lienhypertexte"/>
@@ -4497,7 +4508,7 @@
             <w:noProof/>
             <w:webHidden/>
           </w:rPr>
-          <w:instrText xml:space="preserve"> PAGEREF _Toc231537810 \h </w:instrText>
+          <w:instrText xml:space="preserve"> PAGEREF _Toc232238666 \h </w:instrText>
         </w:r>
         <w:r>
           <w:rPr>
@@ -4538,7 +4549,7 @@
           <w:noProof/>
         </w:rPr>
       </w:pPr>
-      <w:hyperlink w:anchor="_Toc231537811" w:history="1">
+      <w:hyperlink w:anchor="_Toc232238667" w:history="1">
         <w:r>
           <w:rPr>
             <w:rStyle w:val="Lienhypertexte"/>
@@ -4566,7 +4577,7 @@
             <w:noProof/>
             <w:webHidden/>
           </w:rPr>
-          <w:instrText xml:space="preserve"> PAGEREF _Toc231537811 \h </w:instrText>
+          <w:instrText xml:space="preserve"> PAGEREF _Toc232238667 \h </w:instrText>
         </w:r>
         <w:r>
           <w:rPr>
@@ -4607,7 +4618,7 @@
           <w:noProof/>
         </w:rPr>
       </w:pPr>
-      <w:hyperlink w:anchor="_Toc231537812" w:history="1">
+      <w:hyperlink w:anchor="_Toc232238668" w:history="1">
         <w:r>
           <w:rPr>
             <w:rStyle w:val="Lienhypertexte"/>
@@ -4635,7 +4646,7 @@
             <w:noProof/>
             <w:webHidden/>
           </w:rPr>
-          <w:instrText xml:space="preserve"> PAGEREF _Toc231537812 \h </w:instrText>
+          <w:instrText xml:space="preserve"> PAGEREF _Toc232238668 \h </w:instrText>
         </w:r>
         <w:r>
           <w:rPr>
@@ -4676,7 +4687,7 @@
           <w:noProof/>
         </w:rPr>
       </w:pPr>
-      <w:hyperlink w:anchor="_Toc231537813" w:history="1">
+      <w:hyperlink w:anchor="_Toc232238669" w:history="1">
         <w:r>
           <w:rPr>
             <w:rStyle w:val="Lienhypertexte"/>
@@ -4704,7 +4715,7 @@
             <w:noProof/>
             <w:webHidden/>
           </w:rPr>
-          <w:instrText xml:space="preserve"> PAGEREF _Toc231537813 \h </w:instrText>
+          <w:instrText xml:space="preserve"> PAGEREF _Toc232238669 \h </w:instrText>
         </w:r>
         <w:r>
           <w:rPr>
@@ -4745,7 +4756,7 @@
           <w:noProof/>
         </w:rPr>
       </w:pPr>
-      <w:hyperlink w:anchor="_Toc231537814" w:history="1">
+      <w:hyperlink w:anchor="_Toc232238670" w:history="1">
         <w:r>
           <w:rPr>
             <w:rStyle w:val="Lienhypertexte"/>
@@ -4773,7 +4784,7 @@
             <w:noProof/>
             <w:webHidden/>
           </w:rPr>
-          <w:instrText xml:space="preserve"> PAGEREF _Toc231537814 \h </w:instrText>
+          <w:instrText xml:space="preserve"> PAGEREF _Toc232238670 \h </w:instrText>
         </w:r>
         <w:r>
           <w:rPr>
@@ -4814,7 +4825,7 @@
           <w:noProof/>
         </w:rPr>
       </w:pPr>
-      <w:hyperlink w:anchor="_Toc231537815" w:history="1">
+      <w:hyperlink w:anchor="_Toc232238671" w:history="1">
         <w:r>
           <w:rPr>
             <w:rStyle w:val="Lienhypertexte"/>
@@ -4842,7 +4853,7 @@
             <w:noProof/>
             <w:webHidden/>
           </w:rPr>
-          <w:instrText xml:space="preserve"> PAGEREF _Toc231537815 \h </w:instrText>
+          <w:instrText xml:space="preserve"> PAGEREF _Toc232238671 \h </w:instrText>
         </w:r>
         <w:r>
           <w:rPr>
@@ -4883,7 +4894,7 @@
           <w:noProof/>
         </w:rPr>
       </w:pPr>
-      <w:hyperlink w:anchor="_Toc231537816" w:history="1">
+      <w:hyperlink w:anchor="_Toc232238672" w:history="1">
         <w:r>
           <w:rPr>
             <w:rStyle w:val="Lienhypertexte"/>
@@ -4910,7 +4921,7 @@
             <w:noProof/>
             <w:webHidden/>
           </w:rPr>
-          <w:instrText xml:space="preserve"> PAGEREF _Toc231537816 \h </w:instrText>
+          <w:instrText xml:space="preserve"> PAGEREF _Toc232238672 \h </w:instrText>
         </w:r>
         <w:r>
           <w:rPr>
@@ -4951,7 +4962,7 @@
           <w:noProof/>
         </w:rPr>
       </w:pPr>
-      <w:hyperlink w:anchor="_Toc231537817" w:history="1">
+      <w:hyperlink w:anchor="_Toc232238673" w:history="1">
         <w:r>
           <w:rPr>
             <w:rStyle w:val="Lienhypertexte"/>
@@ -4979,7 +4990,7 @@
             <w:noProof/>
             <w:webHidden/>
           </w:rPr>
-          <w:instrText xml:space="preserve"> PAGEREF _Toc231537817 \h </w:instrText>
+          <w:instrText xml:space="preserve"> PAGEREF _Toc232238673 \h </w:instrText>
         </w:r>
         <w:r>
           <w:rPr>
@@ -5020,7 +5031,7 @@
           <w:noProof/>
         </w:rPr>
       </w:pPr>
-      <w:hyperlink w:anchor="_Toc231537818" w:history="1">
+      <w:hyperlink w:anchor="_Toc232238674" w:history="1">
         <w:r>
           <w:rPr>
             <w:rStyle w:val="Lienhypertexte"/>
@@ -5048,7 +5059,7 @@
             <w:noProof/>
             <w:webHidden/>
           </w:rPr>
-          <w:instrText xml:space="preserve"> PAGEREF _Toc231537818 \h </w:instrText>
+          <w:instrText xml:space="preserve"> PAGEREF _Toc232238674 \h </w:instrText>
         </w:r>
         <w:r>
           <w:rPr>
@@ -5089,7 +5100,7 @@
           <w:noProof/>
         </w:rPr>
       </w:pPr>
-      <w:hyperlink w:anchor="_Toc231537819" w:history="1">
+      <w:hyperlink w:anchor="_Toc232238675" w:history="1">
         <w:r>
           <w:rPr>
             <w:rStyle w:val="Lienhypertexte"/>
@@ -5117,7 +5128,7 @@
             <w:noProof/>
             <w:webHidden/>
           </w:rPr>
-          <w:instrText xml:space="preserve"> PAGEREF _Toc231537819 \h </w:instrText>
+          <w:instrText xml:space="preserve"> PAGEREF _Toc232238675 \h </w:instrText>
         </w:r>
         <w:r>
           <w:rPr>
@@ -5158,7 +5169,7 @@
           <w:noProof/>
         </w:rPr>
       </w:pPr>
-      <w:hyperlink w:anchor="_Toc231537820" w:history="1">
+      <w:hyperlink w:anchor="_Toc232238676" w:history="1">
         <w:r>
           <w:rPr>
             <w:rStyle w:val="Lienhypertexte"/>
@@ -5185,7 +5196,7 @@
             <w:noProof/>
             <w:webHidden/>
           </w:rPr>
-          <w:instrText xml:space="preserve"> PAGEREF _Toc231537820 \h </w:instrText>
+          <w:instrText xml:space="preserve"> PAGEREF _Toc232238676 \h </w:instrText>
         </w:r>
         <w:r>
           <w:rPr>
@@ -5226,7 +5237,7 @@
           <w:noProof/>
         </w:rPr>
       </w:pPr>
-      <w:hyperlink w:anchor="_Toc231537821" w:history="1">
+      <w:hyperlink w:anchor="_Toc232238677" w:history="1">
         <w:r>
           <w:rPr>
             <w:rStyle w:val="Lienhypertexte"/>
@@ -5254,7 +5265,7 @@
             <w:noProof/>
             <w:webHidden/>
           </w:rPr>
-          <w:instrText xml:space="preserve"> PAGEREF _Toc231537821 \h </w:instrText>
+          <w:instrText xml:space="preserve"> PAGEREF _Toc232238677 \h </w:instrText>
         </w:r>
         <w:r>
           <w:rPr>
@@ -5295,7 +5306,7 @@
           <w:noProof/>
         </w:rPr>
       </w:pPr>
-      <w:hyperlink w:anchor="_Toc231537822" w:history="1">
+      <w:hyperlink w:anchor="_Toc232238678" w:history="1">
         <w:r>
           <w:rPr>
             <w:rStyle w:val="Lienhypertexte"/>
@@ -5322,7 +5333,7 @@
             <w:noProof/>
             <w:webHidden/>
           </w:rPr>
-          <w:instrText xml:space="preserve"> PAGEREF _Toc231537822 \h </w:instrText>
+          <w:instrText xml:space="preserve"> PAGEREF _Toc232238678 \h </w:instrText>
         </w:r>
         <w:r>
           <w:rPr>
@@ -5363,7 +5374,7 @@
           <w:noProof/>
         </w:rPr>
       </w:pPr>
-      <w:hyperlink w:anchor="_Toc231537823" w:history="1">
+      <w:hyperlink w:anchor="_Toc232238679" w:history="1">
         <w:r>
           <w:rPr>
             <w:rStyle w:val="Lienhypertexte"/>
@@ -5390,7 +5401,7 @@
             <w:noProof/>
             <w:webHidden/>
           </w:rPr>
-          <w:instrText xml:space="preserve"> PAGEREF _Toc231537823 \h </w:instrText>
+          <w:instrText xml:space="preserve"> PAGEREF _Toc232238679 \h </w:instrText>
         </w:r>
         <w:r>
           <w:rPr>
@@ -5431,7 +5442,7 @@
           <w:noProof/>
         </w:rPr>
       </w:pPr>
-      <w:hyperlink w:anchor="_Toc231537824" w:history="1">
+      <w:hyperlink w:anchor="_Toc232238680" w:history="1">
         <w:r>
           <w:rPr>
             <w:rStyle w:val="Lienhypertexte"/>
@@ -5458,7 +5469,7 @@
             <w:noProof/>
             <w:webHidden/>
           </w:rPr>
-          <w:instrText xml:space="preserve"> PAGEREF _Toc231537824 \h </w:instrText>
+          <w:instrText xml:space="preserve"> PAGEREF _Toc232238680 \h </w:instrText>
         </w:r>
         <w:r>
           <w:rPr>
@@ -5499,7 +5510,7 @@
           <w:noProof/>
         </w:rPr>
       </w:pPr>
-      <w:hyperlink w:anchor="_Toc231537825" w:history="1">
+      <w:hyperlink w:anchor="_Toc232238681" w:history="1">
         <w:r>
           <w:rPr>
             <w:rStyle w:val="Lienhypertexte"/>
@@ -5527,7 +5538,7 @@
             <w:noProof/>
             <w:webHidden/>
           </w:rPr>
-          <w:instrText xml:space="preserve"> PAGEREF _Toc231537825 \h </w:instrText>
+          <w:instrText xml:space="preserve"> PAGEREF _Toc232238681 \h </w:instrText>
         </w:r>
         <w:r>
           <w:rPr>
@@ -5568,7 +5579,7 @@
           <w:noProof/>
         </w:rPr>
       </w:pPr>
-      <w:hyperlink w:anchor="_Toc231537826" w:history="1">
+      <w:hyperlink w:anchor="_Toc232238682" w:history="1">
         <w:r>
           <w:rPr>
             <w:rStyle w:val="Lienhypertexte"/>
@@ -5596,7 +5607,7 @@
             <w:noProof/>
             <w:webHidden/>
           </w:rPr>
-          <w:instrText xml:space="preserve"> PAGEREF _Toc231537826 \h </w:instrText>
+          <w:instrText xml:space="preserve"> PAGEREF _Toc232238682 \h </w:instrText>
         </w:r>
         <w:r>
           <w:rPr>
@@ -5637,7 +5648,7 @@
           <w:noProof/>
         </w:rPr>
       </w:pPr>
-      <w:hyperlink w:anchor="_Toc231537827" w:history="1">
+      <w:hyperlink w:anchor="_Toc232238683" w:history="1">
         <w:r>
           <w:rPr>
             <w:rStyle w:val="Lienhypertexte"/>
@@ -5665,7 +5676,7 @@
             <w:noProof/>
             <w:webHidden/>
           </w:rPr>
-          <w:instrText xml:space="preserve"> PAGEREF _Toc231537827 \h </w:instrText>
+          <w:instrText xml:space="preserve"> PAGEREF _Toc232238683 \h </w:instrText>
         </w:r>
         <w:r>
           <w:rPr>
@@ -5706,7 +5717,7 @@
           <w:noProof/>
         </w:rPr>
       </w:pPr>
-      <w:hyperlink w:anchor="_Toc231537828" w:history="1">
+      <w:hyperlink w:anchor="_Toc232238684" w:history="1">
         <w:r>
           <w:rPr>
             <w:rStyle w:val="Lienhypertexte"/>
@@ -5734,7 +5745,7 @@
             <w:noProof/>
             <w:webHidden/>
           </w:rPr>
-          <w:instrText xml:space="preserve"> PAGEREF _Toc231537828 \h </w:instrText>
+          <w:instrText xml:space="preserve"> PAGEREF _Toc232238684 \h </w:instrText>
         </w:r>
         <w:r>
           <w:rPr>
@@ -5775,7 +5786,7 @@
           <w:noProof/>
         </w:rPr>
       </w:pPr>
-      <w:hyperlink w:anchor="_Toc231537829" w:history="1">
+      <w:hyperlink w:anchor="_Toc232238685" w:history="1">
         <w:r>
           <w:rPr>
             <w:rStyle w:val="Lienhypertexte"/>
@@ -5803,7 +5814,7 @@
             <w:noProof/>
             <w:webHidden/>
           </w:rPr>
-          <w:instrText xml:space="preserve"> PAGEREF _Toc231537829 \h </w:instrText>
+          <w:instrText xml:space="preserve"> PAGEREF _Toc232238685 \h </w:instrText>
         </w:r>
         <w:r>
           <w:rPr>
@@ -5844,7 +5855,7 @@
           <w:noProof/>
         </w:rPr>
       </w:pPr>
-      <w:hyperlink w:anchor="_Toc231537830" w:history="1">
+      <w:hyperlink w:anchor="_Toc232238686" w:history="1">
         <w:r>
           <w:rPr>
             <w:rStyle w:val="Lienhypertexte"/>
@@ -5872,7 +5883,7 @@
             <w:noProof/>
             <w:webHidden/>
           </w:rPr>
-          <w:instrText xml:space="preserve"> PAGEREF _Toc231537830 \h </w:instrText>
+          <w:instrText xml:space="preserve"> PAGEREF _Toc232238686 \h </w:instrText>
         </w:r>
         <w:r>
           <w:rPr>
@@ -5913,7 +5924,7 @@
           <w:noProof/>
         </w:rPr>
       </w:pPr>
-      <w:hyperlink w:anchor="_Toc231537831" w:history="1">
+      <w:hyperlink w:anchor="_Toc232238687" w:history="1">
         <w:r>
           <w:rPr>
             <w:rStyle w:val="Lienhypertexte"/>
@@ -5941,7 +5952,7 @@
             <w:noProof/>
             <w:webHidden/>
           </w:rPr>
-          <w:instrText xml:space="preserve"> PAGEREF _Toc231537831 \h </w:instrText>
+          <w:instrText xml:space="preserve"> PAGEREF _Toc232238687 \h </w:instrText>
         </w:r>
         <w:r>
           <w:rPr>
@@ -5982,7 +5993,7 @@
           <w:noProof/>
         </w:rPr>
       </w:pPr>
-      <w:hyperlink w:anchor="_Toc231537832" w:history="1">
+      <w:hyperlink w:anchor="_Toc232238688" w:history="1">
         <w:r>
           <w:rPr>
             <w:rStyle w:val="Lienhypertexte"/>
@@ -6010,7 +6021,7 @@
             <w:noProof/>
             <w:webHidden/>
           </w:rPr>
-          <w:instrText xml:space="preserve"> PAGEREF _Toc231537832 \h </w:instrText>
+          <w:instrText xml:space="preserve"> PAGEREF _Toc232238688 \h </w:instrText>
         </w:r>
         <w:r>
           <w:rPr>
@@ -6051,7 +6062,7 @@
           <w:noProof/>
         </w:rPr>
       </w:pPr>
-      <w:hyperlink w:anchor="_Toc231537833" w:history="1">
+      <w:hyperlink w:anchor="_Toc232238689" w:history="1">
         <w:r>
           <w:rPr>
             <w:rStyle w:val="Lienhypertexte"/>
@@ -6078,7 +6089,7 @@
             <w:noProof/>
             <w:webHidden/>
           </w:rPr>
-          <w:instrText xml:space="preserve"> PAGEREF _Toc231537833 \h </w:instrText>
+          <w:instrText xml:space="preserve"> PAGEREF _Toc232238689 \h </w:instrText>
         </w:r>
         <w:r>
           <w:rPr>
@@ -6119,7 +6130,7 @@
           <w:noProof/>
         </w:rPr>
       </w:pPr>
-      <w:hyperlink w:anchor="_Toc231537834" w:history="1">
+      <w:hyperlink w:anchor="_Toc232238690" w:history="1">
         <w:r>
           <w:rPr>
             <w:rStyle w:val="Lienhypertexte"/>
@@ -6146,7 +6157,7 @@
             <w:noProof/>
             <w:webHidden/>
           </w:rPr>
-          <w:instrText xml:space="preserve"> PAGEREF _Toc231537834 \h </w:instrText>
+          <w:instrText xml:space="preserve"> PAGEREF _Toc232238690 \h </w:instrText>
         </w:r>
         <w:r>
           <w:rPr>
@@ -6187,7 +6198,7 @@
           <w:noProof/>
         </w:rPr>
       </w:pPr>
-      <w:hyperlink w:anchor="_Toc231537835" w:history="1">
+      <w:hyperlink w:anchor="_Toc232238691" w:history="1">
         <w:r>
           <w:rPr>
             <w:rStyle w:val="Lienhypertexte"/>
@@ -6214,7 +6225,7 @@
             <w:noProof/>
             <w:webHidden/>
           </w:rPr>
-          <w:instrText xml:space="preserve"> PAGEREF _Toc231537835 \h </w:instrText>
+          <w:instrText xml:space="preserve"> PAGEREF _Toc232238691 \h </w:instrText>
         </w:r>
         <w:r>
           <w:rPr>
@@ -6255,7 +6266,7 @@
           <w:noProof/>
         </w:rPr>
       </w:pPr>
-      <w:hyperlink w:anchor="_Toc231537836" w:history="1">
+      <w:hyperlink w:anchor="_Toc232238692" w:history="1">
         <w:r>
           <w:rPr>
             <w:rStyle w:val="Lienhypertexte"/>
@@ -6282,7 +6293,7 @@
             <w:noProof/>
             <w:webHidden/>
           </w:rPr>
-          <w:instrText xml:space="preserve"> PAGEREF _Toc231537836 \h </w:instrText>
+          <w:instrText xml:space="preserve"> PAGEREF _Toc232238692 \h </w:instrText>
         </w:r>
         <w:r>
           <w:rPr>
@@ -6323,7 +6334,7 @@
           <w:noProof/>
         </w:rPr>
       </w:pPr>
-      <w:hyperlink w:anchor="_Toc231537837" w:history="1">
+      <w:hyperlink w:anchor="_Toc232238693" w:history="1">
         <w:r>
           <w:rPr>
             <w:rStyle w:val="Lienhypertexte"/>
@@ -6350,7 +6361,7 @@
             <w:noProof/>
             <w:webHidden/>
           </w:rPr>
-          <w:instrText xml:space="preserve"> PAGEREF _Toc231537837 \h </w:instrText>
+          <w:instrText xml:space="preserve"> PAGEREF _Toc232238693 \h </w:instrText>
         </w:r>
         <w:r>
           <w:rPr>
@@ -6391,7 +6402,7 @@
           <w:noProof/>
         </w:rPr>
       </w:pPr>
-      <w:hyperlink w:anchor="_Toc231537838" w:history="1">
+      <w:hyperlink w:anchor="_Toc232238694" w:history="1">
         <w:r>
           <w:rPr>
             <w:rStyle w:val="Lienhypertexte"/>
@@ -6419,7 +6430,7 @@
             <w:noProof/>
             <w:webHidden/>
           </w:rPr>
-          <w:instrText xml:space="preserve"> PAGEREF _Toc231537838 \h </w:instrText>
+          <w:instrText xml:space="preserve"> PAGEREF _Toc232238694 \h </w:instrText>
         </w:r>
         <w:r>
           <w:rPr>
@@ -6440,6 +6451,415 @@
             <w:webHidden/>
           </w:rPr>
           <w:t>56</w:t>
+        </w:r>
+        <w:r>
+          <w:rPr>
+            <w:noProof/>
+            <w:webHidden/>
+          </w:rPr>
+          <w:fldChar w:fldCharType="end"/>
+        </w:r>
+      </w:hyperlink>
+    </w:p>
+    <w:p>
+      <w:pPr>
+        <w:pStyle w:val="TM2"/>
+        <w:tabs>
+          <w:tab w:val="right" w:leader="dot" w:pos="8948"/>
+        </w:tabs>
+        <w:rPr>
+          <w:noProof/>
+        </w:rPr>
+      </w:pPr>
+      <w:hyperlink w:anchor="_Toc232238695" w:history="1">
+        <w:r>
+          <w:rPr>
+            <w:rStyle w:val="Lienhypertexte"/>
+            <w:rFonts w:ascii="Aptos Display" w:hAnsi="Aptos Display"/>
+            <w:noProof/>
+          </w:rPr>
+          <w:t>▪ 6.19 Render a window offscreen with mfd_runtime_api</w:t>
+        </w:r>
+        <w:r>
+          <w:rPr>
+            <w:noProof/>
+            <w:webHidden/>
+          </w:rPr>
+          <w:tab/>
+        </w:r>
+        <w:r>
+          <w:rPr>
+            <w:noProof/>
+            <w:webHidden/>
+          </w:rPr>
+          <w:fldChar w:fldCharType="begin"/>
+        </w:r>
+        <w:r>
+          <w:rPr>
+            <w:noProof/>
+            <w:webHidden/>
+          </w:rPr>
+          <w:instrText xml:space="preserve"> PAGEREF _Toc232238695 \h </w:instrText>
+        </w:r>
+        <w:r>
+          <w:rPr>
+            <w:noProof/>
+            <w:webHidden/>
+          </w:rPr>
+        </w:r>
+        <w:r>
+          <w:rPr>
+            <w:noProof/>
+            <w:webHidden/>
+          </w:rPr>
+          <w:fldChar w:fldCharType="separate"/>
+        </w:r>
+        <w:r>
+          <w:rPr>
+            <w:noProof/>
+            <w:webHidden/>
+          </w:rPr>
+          <w:t>57</w:t>
+        </w:r>
+        <w:r>
+          <w:rPr>
+            <w:noProof/>
+            <w:webHidden/>
+          </w:rPr>
+          <w:fldChar w:fldCharType="end"/>
+        </w:r>
+      </w:hyperlink>
+    </w:p>
+    <w:p>
+      <w:pPr>
+        <w:pStyle w:val="TM3"/>
+        <w:tabs>
+          <w:tab w:val="right" w:leader="dot" w:pos="8948"/>
+        </w:tabs>
+        <w:rPr>
+          <w:noProof/>
+        </w:rPr>
+      </w:pPr>
+      <w:hyperlink w:anchor="_Toc232238696" w:history="1">
+        <w:r>
+          <w:rPr>
+            <w:rStyle w:val="Lienhypertexte"/>
+            <w:noProof/>
+          </w:rPr>
+          <w:t>6.19.1 Consumption contract</w:t>
+        </w:r>
+        <w:r>
+          <w:rPr>
+            <w:noProof/>
+            <w:webHidden/>
+          </w:rPr>
+          <w:tab/>
+        </w:r>
+        <w:r>
+          <w:rPr>
+            <w:noProof/>
+            <w:webHidden/>
+          </w:rPr>
+          <w:fldChar w:fldCharType="begin"/>
+        </w:r>
+        <w:r>
+          <w:rPr>
+            <w:noProof/>
+            <w:webHidden/>
+          </w:rPr>
+          <w:instrText xml:space="preserve"> PAGEREF _Toc232238696 \h </w:instrText>
+        </w:r>
+        <w:r>
+          <w:rPr>
+            <w:noProof/>
+            <w:webHidden/>
+          </w:rPr>
+        </w:r>
+        <w:r>
+          <w:rPr>
+            <w:noProof/>
+            <w:webHidden/>
+          </w:rPr>
+          <w:fldChar w:fldCharType="separate"/>
+        </w:r>
+        <w:r>
+          <w:rPr>
+            <w:noProof/>
+            <w:webHidden/>
+          </w:rPr>
+          <w:t>57</w:t>
+        </w:r>
+        <w:r>
+          <w:rPr>
+            <w:noProof/>
+            <w:webHidden/>
+          </w:rPr>
+          <w:fldChar w:fldCharType="end"/>
+        </w:r>
+      </w:hyperlink>
+    </w:p>
+    <w:p>
+      <w:pPr>
+        <w:pStyle w:val="TM3"/>
+        <w:tabs>
+          <w:tab w:val="right" w:leader="dot" w:pos="8948"/>
+        </w:tabs>
+        <w:rPr>
+          <w:noProof/>
+        </w:rPr>
+      </w:pPr>
+      <w:hyperlink w:anchor="_Toc232238697" w:history="1">
+        <w:r>
+          <w:rPr>
+            <w:rStyle w:val="Lienhypertexte"/>
+            <w:noProof/>
+          </w:rPr>
+          <w:t>6.19.2 Runtime objects and responsibilities</w:t>
+        </w:r>
+        <w:r>
+          <w:rPr>
+            <w:noProof/>
+            <w:webHidden/>
+          </w:rPr>
+          <w:tab/>
+        </w:r>
+        <w:r>
+          <w:rPr>
+            <w:noProof/>
+            <w:webHidden/>
+          </w:rPr>
+          <w:fldChar w:fldCharType="begin"/>
+        </w:r>
+        <w:r>
+          <w:rPr>
+            <w:noProof/>
+            <w:webHidden/>
+          </w:rPr>
+          <w:instrText xml:space="preserve"> PAGEREF _Toc232238697 \h </w:instrText>
+        </w:r>
+        <w:r>
+          <w:rPr>
+            <w:noProof/>
+            <w:webHidden/>
+          </w:rPr>
+        </w:r>
+        <w:r>
+          <w:rPr>
+            <w:noProof/>
+            <w:webHidden/>
+          </w:rPr>
+          <w:fldChar w:fldCharType="separate"/>
+        </w:r>
+        <w:r>
+          <w:rPr>
+            <w:noProof/>
+            <w:webHidden/>
+          </w:rPr>
+          <w:t>57</w:t>
+        </w:r>
+        <w:r>
+          <w:rPr>
+            <w:noProof/>
+            <w:webHidden/>
+          </w:rPr>
+          <w:fldChar w:fldCharType="end"/>
+        </w:r>
+      </w:hyperlink>
+    </w:p>
+    <w:p>
+      <w:pPr>
+        <w:pStyle w:val="TM3"/>
+        <w:tabs>
+          <w:tab w:val="right" w:leader="dot" w:pos="8948"/>
+        </w:tabs>
+        <w:rPr>
+          <w:noProof/>
+        </w:rPr>
+      </w:pPr>
+      <w:hyperlink w:anchor="_Toc232238698" w:history="1">
+        <w:r>
+          <w:rPr>
+            <w:rStyle w:val="Lienhypertexte"/>
+            <w:noProof/>
+          </w:rPr>
+          <w:t>6.19.3 Clipping and resizing guarantees</w:t>
+        </w:r>
+        <w:r>
+          <w:rPr>
+            <w:noProof/>
+            <w:webHidden/>
+          </w:rPr>
+          <w:tab/>
+        </w:r>
+        <w:r>
+          <w:rPr>
+            <w:noProof/>
+            <w:webHidden/>
+          </w:rPr>
+          <w:fldChar w:fldCharType="begin"/>
+        </w:r>
+        <w:r>
+          <w:rPr>
+            <w:noProof/>
+            <w:webHidden/>
+          </w:rPr>
+          <w:instrText xml:space="preserve"> PAGEREF _Toc232238698 \h </w:instrText>
+        </w:r>
+        <w:r>
+          <w:rPr>
+            <w:noProof/>
+            <w:webHidden/>
+          </w:rPr>
+        </w:r>
+        <w:r>
+          <w:rPr>
+            <w:noProof/>
+            <w:webHidden/>
+          </w:rPr>
+          <w:fldChar w:fldCharType="separate"/>
+        </w:r>
+        <w:r>
+          <w:rPr>
+            <w:noProof/>
+            <w:webHidden/>
+          </w:rPr>
+          <w:t>57</w:t>
+        </w:r>
+        <w:r>
+          <w:rPr>
+            <w:noProof/>
+            <w:webHidden/>
+          </w:rPr>
+          <w:fldChar w:fldCharType="end"/>
+        </w:r>
+      </w:hyperlink>
+    </w:p>
+    <w:p>
+      <w:pPr>
+        <w:pStyle w:val="TM3"/>
+        <w:tabs>
+          <w:tab w:val="right" w:leader="dot" w:pos="8948"/>
+        </w:tabs>
+        <w:rPr>
+          <w:noProof/>
+        </w:rPr>
+      </w:pPr>
+      <w:hyperlink w:anchor="_Toc232238699" w:history="1">
+        <w:r>
+          <w:rPr>
+            <w:rStyle w:val="Lienhypertexte"/>
+            <w:noProof/>
+          </w:rPr>
+          <w:t>6.19.4 Minimal host loop</w:t>
+        </w:r>
+        <w:r>
+          <w:rPr>
+            <w:noProof/>
+            <w:webHidden/>
+          </w:rPr>
+          <w:tab/>
+        </w:r>
+        <w:r>
+          <w:rPr>
+            <w:noProof/>
+            <w:webHidden/>
+          </w:rPr>
+          <w:fldChar w:fldCharType="begin"/>
+        </w:r>
+        <w:r>
+          <w:rPr>
+            <w:noProof/>
+            <w:webHidden/>
+          </w:rPr>
+          <w:instrText xml:space="preserve"> PAGEREF _Toc232238699 \h </w:instrText>
+        </w:r>
+        <w:r>
+          <w:rPr>
+            <w:noProof/>
+            <w:webHidden/>
+          </w:rPr>
+        </w:r>
+        <w:r>
+          <w:rPr>
+            <w:noProof/>
+            <w:webHidden/>
+          </w:rPr>
+          <w:fldChar w:fldCharType="separate"/>
+        </w:r>
+        <w:r>
+          <w:rPr>
+            <w:noProof/>
+            <w:webHidden/>
+          </w:rPr>
+          <w:t>57</w:t>
+        </w:r>
+        <w:r>
+          <w:rPr>
+            <w:noProof/>
+            <w:webHidden/>
+          </w:rPr>
+          <w:fldChar w:fldCharType="end"/>
+        </w:r>
+      </w:hyperlink>
+    </w:p>
+    <w:p>
+      <w:pPr>
+        <w:pStyle w:val="TM3"/>
+        <w:tabs>
+          <w:tab w:val="right" w:leader="dot" w:pos="8948"/>
+        </w:tabs>
+        <w:rPr>
+          <w:noProof/>
+        </w:rPr>
+      </w:pPr>
+      <w:hyperlink w:anchor="_Toc232238700" w:history="1">
+        <w:r>
+          <w:rPr>
+            <w:rStyle w:val="Lienhypertexte"/>
+            <w:noProof/>
+          </w:rPr>
+          <w:t>6.19.5 Reference example</w:t>
+        </w:r>
+        <w:r>
+          <w:rPr>
+            <w:noProof/>
+            <w:webHidden/>
+          </w:rPr>
+          <w:tab/>
+        </w:r>
+        <w:r>
+          <w:rPr>
+            <w:noProof/>
+            <w:webHidden/>
+          </w:rPr>
+          <w:fldChar w:fldCharType="begin"/>
+        </w:r>
+        <w:r>
+          <w:rPr>
+            <w:noProof/>
+            <w:webHidden/>
+          </w:rPr>
+          <w:instrText xml:space="preserve"> PAGEREF _Toc232238700 \h </w:instrText>
+        </w:r>
+        <w:r>
+          <w:rPr>
+            <w:noProof/>
+            <w:webHidden/>
+          </w:rPr>
+        </w:r>
+        <w:r>
+          <w:rPr>
+            <w:noProof/>
+            <w:webHidden/>
+          </w:rPr>
+          <w:fldChar w:fldCharType="separate"/>
+        </w:r>
+        <w:r>
+          <w:rPr>
+            <w:noProof/>
+            <w:webHidden/>
+          </w:rPr>
+          <w:t>58</w:t>
         </w:r>
         <w:r>
           <w:rPr>
@@ -6460,7 +6880,7 @@
           <w:noProof/>
         </w:rPr>
       </w:pPr>
-      <w:hyperlink w:anchor="_Toc231537839" w:history="1">
+      <w:hyperlink w:anchor="_Toc232238701" w:history="1">
         <w:r>
           <w:rPr>
             <w:rStyle w:val="Lienhypertexte"/>
@@ -6488,7 +6908,7 @@
             <w:noProof/>
             <w:webHidden/>
           </w:rPr>
-          <w:instrText xml:space="preserve"> PAGEREF _Toc231537839 \h </w:instrText>
+          <w:instrText xml:space="preserve"> PAGEREF _Toc232238701 \h </w:instrText>
         </w:r>
         <w:r>
           <w:rPr>
@@ -6508,7 +6928,7 @@
             <w:noProof/>
             <w:webHidden/>
           </w:rPr>
-          <w:t>57</w:t>
+          <w:t>59</w:t>
         </w:r>
         <w:r>
           <w:rPr>
@@ -6529,7 +6949,7 @@
           <w:noProof/>
         </w:rPr>
       </w:pPr>
-      <w:hyperlink w:anchor="_Toc231537840" w:history="1">
+      <w:hyperlink w:anchor="_Toc232238702" w:history="1">
         <w:r>
           <w:rPr>
             <w:rStyle w:val="Lienhypertexte"/>
@@ -6557,7 +6977,7 @@
             <w:noProof/>
             <w:webHidden/>
           </w:rPr>
-          <w:instrText xml:space="preserve"> PAGEREF _Toc231537840 \h </w:instrText>
+          <w:instrText xml:space="preserve"> PAGEREF _Toc232238702 \h </w:instrText>
         </w:r>
         <w:r>
           <w:rPr>
@@ -6577,7 +6997,7 @@
             <w:noProof/>
             <w:webHidden/>
           </w:rPr>
-          <w:t>59</w:t>
+          <w:t>61</w:t>
         </w:r>
         <w:r>
           <w:rPr>
@@ -6598,7 +7018,7 @@
           <w:noProof/>
         </w:rPr>
       </w:pPr>
-      <w:hyperlink w:anchor="_Toc231537841" w:history="1">
+      <w:hyperlink w:anchor="_Toc232238703" w:history="1">
         <w:r>
           <w:rPr>
             <w:rStyle w:val="Lienhypertexte"/>
@@ -6626,7 +7046,7 @@
             <w:noProof/>
             <w:webHidden/>
           </w:rPr>
-          <w:instrText xml:space="preserve"> PAGEREF _Toc231537841 \h </w:instrText>
+          <w:instrText xml:space="preserve"> PAGEREF _Toc232238703 \h </w:instrText>
         </w:r>
         <w:r>
           <w:rPr>
@@ -6646,7 +7066,7 @@
             <w:noProof/>
             <w:webHidden/>
           </w:rPr>
-          <w:t>59</w:t>
+          <w:t>61</w:t>
         </w:r>
         <w:r>
           <w:rPr>
@@ -6667,7 +7087,7 @@
           <w:noProof/>
         </w:rPr>
       </w:pPr>
-      <w:hyperlink w:anchor="_Toc231537842" w:history="1">
+      <w:hyperlink w:anchor="_Toc232238704" w:history="1">
         <w:r>
           <w:rPr>
             <w:rStyle w:val="Lienhypertexte"/>
@@ -6695,7 +7115,7 @@
             <w:noProof/>
             <w:webHidden/>
           </w:rPr>
-          <w:instrText xml:space="preserve"> PAGEREF _Toc231537842 \h </w:instrText>
+          <w:instrText xml:space="preserve"> PAGEREF _Toc232238704 \h </w:instrText>
         </w:r>
         <w:r>
           <w:rPr>
@@ -6715,7 +7135,7 @@
             <w:noProof/>
             <w:webHidden/>
           </w:rPr>
-          <w:t>59</w:t>
+          <w:t>61</w:t>
         </w:r>
         <w:r>
           <w:rPr>
@@ -6736,7 +7156,7 @@
           <w:noProof/>
         </w:rPr>
       </w:pPr>
-      <w:hyperlink w:anchor="_Toc231537843" w:history="1">
+      <w:hyperlink w:anchor="_Toc232238705" w:history="1">
         <w:r>
           <w:rPr>
             <w:rStyle w:val="Lienhypertexte"/>
@@ -6764,7 +7184,7 @@
             <w:noProof/>
             <w:webHidden/>
           </w:rPr>
-          <w:instrText xml:space="preserve"> PAGEREF _Toc231537843 \h </w:instrText>
+          <w:instrText xml:space="preserve"> PAGEREF _Toc232238705 \h </w:instrText>
         </w:r>
         <w:r>
           <w:rPr>
@@ -6784,7 +7204,7 @@
             <w:noProof/>
             <w:webHidden/>
           </w:rPr>
-          <w:t>60</w:t>
+          <w:t>62</w:t>
         </w:r>
         <w:r>
           <w:rPr>
@@ -6805,7 +7225,7 @@
           <w:noProof/>
         </w:rPr>
       </w:pPr>
-      <w:hyperlink w:anchor="_Toc231537844" w:history="1">
+      <w:hyperlink w:anchor="_Toc232238706" w:history="1">
         <w:r>
           <w:rPr>
             <w:rStyle w:val="Lienhypertexte"/>
@@ -6833,7 +7253,7 @@
             <w:noProof/>
             <w:webHidden/>
           </w:rPr>
-          <w:instrText xml:space="preserve"> PAGEREF _Toc231537844 \h </w:instrText>
+          <w:instrText xml:space="preserve"> PAGEREF _Toc232238706 \h </w:instrText>
         </w:r>
         <w:r>
           <w:rPr>
@@ -6853,7 +7273,7 @@
             <w:noProof/>
             <w:webHidden/>
           </w:rPr>
-          <w:t>60</w:t>
+          <w:t>62</w:t>
         </w:r>
         <w:r>
           <w:rPr>
@@ -6874,7 +7294,7 @@
           <w:noProof/>
         </w:rPr>
       </w:pPr>
-      <w:hyperlink w:anchor="_Toc231537845" w:history="1">
+      <w:hyperlink w:anchor="_Toc232238707" w:history="1">
         <w:r>
           <w:rPr>
             <w:rStyle w:val="Lienhypertexte"/>
@@ -6902,7 +7322,7 @@
             <w:noProof/>
             <w:webHidden/>
           </w:rPr>
-          <w:instrText xml:space="preserve"> PAGEREF _Toc231537845 \h </w:instrText>
+          <w:instrText xml:space="preserve"> PAGEREF _Toc232238707 \h </w:instrText>
         </w:r>
         <w:r>
           <w:rPr>
@@ -6922,7 +7342,7 @@
             <w:noProof/>
             <w:webHidden/>
           </w:rPr>
-          <w:t>62</w:t>
+          <w:t>64</w:t>
         </w:r>
         <w:r>
           <w:rPr>
@@ -6943,7 +7363,7 @@
           <w:noProof/>
         </w:rPr>
       </w:pPr>
-      <w:hyperlink w:anchor="_Toc231537846" w:history="1">
+      <w:hyperlink w:anchor="_Toc232238708" w:history="1">
         <w:r>
           <w:rPr>
             <w:rStyle w:val="Lienhypertexte"/>
@@ -6971,7 +7391,7 @@
             <w:noProof/>
             <w:webHidden/>
           </w:rPr>
-          <w:instrText xml:space="preserve"> PAGEREF _Toc231537846 \h </w:instrText>
+          <w:instrText xml:space="preserve"> PAGEREF _Toc232238708 \h </w:instrText>
         </w:r>
         <w:r>
           <w:rPr>
@@ -6991,7 +7411,7 @@
             <w:noProof/>
             <w:webHidden/>
           </w:rPr>
-          <w:t>62</w:t>
+          <w:t>64</w:t>
         </w:r>
         <w:r>
           <w:rPr>
@@ -7012,7 +7432,7 @@
           <w:noProof/>
         </w:rPr>
       </w:pPr>
-      <w:hyperlink w:anchor="_Toc231537847" w:history="1">
+      <w:hyperlink w:anchor="_Toc232238709" w:history="1">
         <w:r>
           <w:rPr>
             <w:rStyle w:val="Lienhypertexte"/>
@@ -7040,7 +7460,7 @@
             <w:noProof/>
             <w:webHidden/>
           </w:rPr>
-          <w:instrText xml:space="preserve"> PAGEREF _Toc231537847 \h </w:instrText>
+          <w:instrText xml:space="preserve"> PAGEREF _Toc232238709 \h </w:instrText>
         </w:r>
         <w:r>
           <w:rPr>
@@ -7060,7 +7480,7 @@
             <w:noProof/>
             <w:webHidden/>
           </w:rPr>
-          <w:t>63</w:t>
+          <w:t>65</w:t>
         </w:r>
         <w:r>
           <w:rPr>
@@ -7081,7 +7501,7 @@
           <w:noProof/>
         </w:rPr>
       </w:pPr>
-      <w:hyperlink w:anchor="_Toc231537848" w:history="1">
+      <w:hyperlink w:anchor="_Toc232238710" w:history="1">
         <w:r>
           <w:rPr>
             <w:rStyle w:val="Lienhypertexte"/>
@@ -7109,7 +7529,7 @@
             <w:noProof/>
             <w:webHidden/>
           </w:rPr>
-          <w:instrText xml:space="preserve"> PAGEREF _Toc231537848 \h </w:instrText>
+          <w:instrText xml:space="preserve"> PAGEREF _Toc232238710 \h </w:instrText>
         </w:r>
         <w:r>
           <w:rPr>
@@ -7129,7 +7549,7 @@
             <w:noProof/>
             <w:webHidden/>
           </w:rPr>
-          <w:t>64</w:t>
+          <w:t>66</w:t>
         </w:r>
         <w:r>
           <w:rPr>
@@ -7150,7 +7570,7 @@
           <w:noProof/>
         </w:rPr>
       </w:pPr>
-      <w:hyperlink w:anchor="_Toc231537849" w:history="1">
+      <w:hyperlink w:anchor="_Toc232238711" w:history="1">
         <w:r>
           <w:rPr>
             <w:rStyle w:val="Lienhypertexte"/>
@@ -7178,7 +7598,7 @@
             <w:noProof/>
             <w:webHidden/>
           </w:rPr>
-          <w:instrText xml:space="preserve"> PAGEREF _Toc231537849 \h </w:instrText>
+          <w:instrText xml:space="preserve"> PAGEREF _Toc232238711 \h </w:instrText>
         </w:r>
         <w:r>
           <w:rPr>
@@ -7198,7 +7618,7 @@
             <w:noProof/>
             <w:webHidden/>
           </w:rPr>
-          <w:t>65</w:t>
+          <w:t>67</w:t>
         </w:r>
         <w:r>
           <w:rPr>
@@ -7219,7 +7639,7 @@
           <w:noProof/>
         </w:rPr>
       </w:pPr>
-      <w:hyperlink w:anchor="_Toc231537850" w:history="1">
+      <w:hyperlink w:anchor="_Toc232238712" w:history="1">
         <w:r>
           <w:rPr>
             <w:rStyle w:val="Lienhypertexte"/>
@@ -7247,7 +7667,7 @@
             <w:noProof/>
             <w:webHidden/>
           </w:rPr>
-          <w:instrText xml:space="preserve"> PAGEREF _Toc231537850 \h </w:instrText>
+          <w:instrText xml:space="preserve"> PAGEREF _Toc232238712 \h </w:instrText>
         </w:r>
         <w:r>
           <w:rPr>
@@ -7267,7 +7687,7 @@
             <w:noProof/>
             <w:webHidden/>
           </w:rPr>
-          <w:t>66</w:t>
+          <w:t>68</w:t>
         </w:r>
         <w:r>
           <w:rPr>
@@ -7288,7 +7708,7 @@
           <w:noProof/>
         </w:rPr>
       </w:pPr>
-      <w:hyperlink w:anchor="_Toc231537851" w:history="1">
+      <w:hyperlink w:anchor="_Toc232238713" w:history="1">
         <w:r>
           <w:rPr>
             <w:rStyle w:val="Lienhypertexte"/>
@@ -7316,7 +7736,7 @@
             <w:noProof/>
             <w:webHidden/>
           </w:rPr>
-          <w:instrText xml:space="preserve"> PAGEREF _Toc231537851 \h </w:instrText>
+          <w:instrText xml:space="preserve"> PAGEREF _Toc232238713 \h </w:instrText>
         </w:r>
         <w:r>
           <w:rPr>
@@ -7336,7 +7756,7 @@
             <w:noProof/>
             <w:webHidden/>
           </w:rPr>
-          <w:t>66</w:t>
+          <w:t>68</w:t>
         </w:r>
         <w:r>
           <w:rPr>
@@ -7357,7 +7777,7 @@
           <w:noProof/>
         </w:rPr>
       </w:pPr>
-      <w:hyperlink w:anchor="_Toc231537852" w:history="1">
+      <w:hyperlink w:anchor="_Toc232238714" w:history="1">
         <w:r>
           <w:rPr>
             <w:rStyle w:val="Lienhypertexte"/>
@@ -7385,7 +7805,7 @@
             <w:noProof/>
             <w:webHidden/>
           </w:rPr>
-          <w:instrText xml:space="preserve"> PAGEREF _Toc231537852 \h </w:instrText>
+          <w:instrText xml:space="preserve"> PAGEREF _Toc232238714 \h </w:instrText>
         </w:r>
         <w:r>
           <w:rPr>
@@ -7405,7 +7825,7 @@
             <w:noProof/>
             <w:webHidden/>
           </w:rPr>
-          <w:t>66</w:t>
+          <w:t>68</w:t>
         </w:r>
         <w:r>
           <w:rPr>
@@ -7426,7 +7846,7 @@
           <w:noProof/>
         </w:rPr>
       </w:pPr>
-      <w:hyperlink w:anchor="_Toc231537853" w:history="1">
+      <w:hyperlink w:anchor="_Toc232238715" w:history="1">
         <w:r>
           <w:rPr>
             <w:rStyle w:val="Lienhypertexte"/>
@@ -7454,7 +7874,7 @@
             <w:noProof/>
             <w:webHidden/>
           </w:rPr>
-          <w:instrText xml:space="preserve"> PAGEREF _Toc231537853 \h </w:instrText>
+          <w:instrText xml:space="preserve"> PAGEREF _Toc232238715 \h </w:instrText>
         </w:r>
         <w:r>
           <w:rPr>
@@ -7474,7 +7894,7 @@
             <w:noProof/>
             <w:webHidden/>
           </w:rPr>
-          <w:t>67</w:t>
+          <w:t>69</w:t>
         </w:r>
         <w:r>
           <w:rPr>
@@ -7495,7 +7915,7 @@
           <w:noProof/>
         </w:rPr>
       </w:pPr>
-      <w:hyperlink w:anchor="_Toc231537854" w:history="1">
+      <w:hyperlink w:anchor="_Toc232238716" w:history="1">
         <w:r>
           <w:rPr>
             <w:rStyle w:val="Lienhypertexte"/>
@@ -7523,7 +7943,7 @@
             <w:noProof/>
             <w:webHidden/>
           </w:rPr>
-          <w:instrText xml:space="preserve"> PAGEREF _Toc231537854 \h </w:instrText>
+          <w:instrText xml:space="preserve"> PAGEREF _Toc232238716 \h </w:instrText>
         </w:r>
         <w:r>
           <w:rPr>
@@ -7543,7 +7963,7 @@
             <w:noProof/>
             <w:webHidden/>
           </w:rPr>
-          <w:t>68</w:t>
+          <w:t>70</w:t>
         </w:r>
         <w:r>
           <w:rPr>
@@ -7564,7 +7984,7 @@
           <w:noProof/>
         </w:rPr>
       </w:pPr>
-      <w:hyperlink w:anchor="_Toc231537855" w:history="1">
+      <w:hyperlink w:anchor="_Toc232238717" w:history="1">
         <w:r>
           <w:rPr>
             <w:rStyle w:val="Lienhypertexte"/>
@@ -7592,7 +8012,7 @@
             <w:noProof/>
             <w:webHidden/>
           </w:rPr>
-          <w:instrText xml:space="preserve"> PAGEREF _Toc231537855 \h </w:instrText>
+          <w:instrText xml:space="preserve"> PAGEREF _Toc232238717 \h </w:instrText>
         </w:r>
         <w:r>
           <w:rPr>
@@ -7612,7 +8032,7 @@
             <w:noProof/>
             <w:webHidden/>
           </w:rPr>
-          <w:t>69</w:t>
+          <w:t>71</w:t>
         </w:r>
         <w:r>
           <w:rPr>
@@ -7633,7 +8053,7 @@
           <w:noProof/>
         </w:rPr>
       </w:pPr>
-      <w:hyperlink w:anchor="_Toc231537856" w:history="1">
+      <w:hyperlink w:anchor="_Toc232238718" w:history="1">
         <w:r>
           <w:rPr>
             <w:rStyle w:val="Lienhypertexte"/>
@@ -7661,7 +8081,7 @@
             <w:noProof/>
             <w:webHidden/>
           </w:rPr>
-          <w:instrText xml:space="preserve"> PAGEREF _Toc231537856 \h </w:instrText>
+          <w:instrText xml:space="preserve"> PAGEREF _Toc232238718 \h </w:instrText>
         </w:r>
         <w:r>
           <w:rPr>
@@ -7681,7 +8101,7 @@
             <w:noProof/>
             <w:webHidden/>
           </w:rPr>
-          <w:t>69</w:t>
+          <w:t>71</w:t>
         </w:r>
         <w:r>
           <w:rPr>
@@ -7702,7 +8122,7 @@
           <w:noProof/>
         </w:rPr>
       </w:pPr>
-      <w:hyperlink w:anchor="_Toc231537857" w:history="1">
+      <w:hyperlink w:anchor="_Toc232238719" w:history="1">
         <w:r>
           <w:rPr>
             <w:rStyle w:val="Lienhypertexte"/>
@@ -7730,7 +8150,7 @@
             <w:noProof/>
             <w:webHidden/>
           </w:rPr>
-          <w:instrText xml:space="preserve"> PAGEREF _Toc231537857 \h </w:instrText>
+          <w:instrText xml:space="preserve"> PAGEREF _Toc232238719 \h </w:instrText>
         </w:r>
         <w:r>
           <w:rPr>
@@ -7750,7 +8170,7 @@
             <w:noProof/>
             <w:webHidden/>
           </w:rPr>
-          <w:t>69</w:t>
+          <w:t>71</w:t>
         </w:r>
         <w:r>
           <w:rPr>
@@ -7771,7 +8191,7 @@
           <w:noProof/>
         </w:rPr>
       </w:pPr>
-      <w:hyperlink w:anchor="_Toc231537858" w:history="1">
+      <w:hyperlink w:anchor="_Toc232238720" w:history="1">
         <w:r>
           <w:rPr>
             <w:rStyle w:val="Lienhypertexte"/>
@@ -7799,7 +8219,7 @@
             <w:noProof/>
             <w:webHidden/>
           </w:rPr>
-          <w:instrText xml:space="preserve"> PAGEREF _Toc231537858 \h </w:instrText>
+          <w:instrText xml:space="preserve"> PAGEREF _Toc232238720 \h </w:instrText>
         </w:r>
         <w:r>
           <w:rPr>
@@ -7819,7 +8239,7 @@
             <w:noProof/>
             <w:webHidden/>
           </w:rPr>
-          <w:t>69</w:t>
+          <w:t>71</w:t>
         </w:r>
         <w:r>
           <w:rPr>
@@ -7840,7 +8260,7 @@
           <w:noProof/>
         </w:rPr>
       </w:pPr>
-      <w:hyperlink w:anchor="_Toc231537859" w:history="1">
+      <w:hyperlink w:anchor="_Toc232238721" w:history="1">
         <w:r>
           <w:rPr>
             <w:rStyle w:val="Lienhypertexte"/>
@@ -7868,7 +8288,7 @@
             <w:noProof/>
             <w:webHidden/>
           </w:rPr>
-          <w:instrText xml:space="preserve"> PAGEREF _Toc231537859 \h </w:instrText>
+          <w:instrText xml:space="preserve"> PAGEREF _Toc232238721 \h </w:instrText>
         </w:r>
         <w:r>
           <w:rPr>
@@ -7888,7 +8308,7 @@
             <w:noProof/>
             <w:webHidden/>
           </w:rPr>
-          <w:t>70</w:t>
+          <w:t>72</w:t>
         </w:r>
         <w:r>
           <w:rPr>
@@ -7909,7 +8329,7 @@
           <w:noProof/>
         </w:rPr>
       </w:pPr>
-      <w:hyperlink w:anchor="_Toc231537860" w:history="1">
+      <w:hyperlink w:anchor="_Toc232238722" w:history="1">
         <w:r>
           <w:rPr>
             <w:rStyle w:val="Lienhypertexte"/>
@@ -7937,7 +8357,7 @@
             <w:noProof/>
             <w:webHidden/>
           </w:rPr>
-          <w:instrText xml:space="preserve"> PAGEREF _Toc231537860 \h </w:instrText>
+          <w:instrText xml:space="preserve"> PAGEREF _Toc232238722 \h </w:instrText>
         </w:r>
         <w:r>
           <w:rPr>
@@ -7957,7 +8377,7 @@
             <w:noProof/>
             <w:webHidden/>
           </w:rPr>
-          <w:t>70</w:t>
+          <w:t>72</w:t>
         </w:r>
         <w:r>
           <w:rPr>
@@ -7978,7 +8398,7 @@
           <w:noProof/>
         </w:rPr>
       </w:pPr>
-      <w:hyperlink w:anchor="_Toc231537861" w:history="1">
+      <w:hyperlink w:anchor="_Toc232238723" w:history="1">
         <w:r>
           <w:rPr>
             <w:rStyle w:val="Lienhypertexte"/>
@@ -8006,7 +8426,7 @@
             <w:noProof/>
             <w:webHidden/>
           </w:rPr>
-          <w:instrText xml:space="preserve"> PAGEREF _Toc231537861 \h </w:instrText>
+          <w:instrText xml:space="preserve"> PAGEREF _Toc232238723 \h </w:instrText>
         </w:r>
         <w:r>
           <w:rPr>
@@ -8026,7 +8446,7 @@
             <w:noProof/>
             <w:webHidden/>
           </w:rPr>
-          <w:t>70</w:t>
+          <w:t>72</w:t>
         </w:r>
         <w:r>
           <w:rPr>
@@ -8047,7 +8467,7 @@
           <w:noProof/>
         </w:rPr>
       </w:pPr>
-      <w:hyperlink w:anchor="_Toc231537862" w:history="1">
+      <w:hyperlink w:anchor="_Toc232238724" w:history="1">
         <w:r>
           <w:rPr>
             <w:rStyle w:val="Lienhypertexte"/>
@@ -8075,7 +8495,7 @@
             <w:noProof/>
             <w:webHidden/>
           </w:rPr>
-          <w:instrText xml:space="preserve"> PAGEREF _Toc231537862 \h </w:instrText>
+          <w:instrText xml:space="preserve"> PAGEREF _Toc232238724 \h </w:instrText>
         </w:r>
         <w:r>
           <w:rPr>
@@ -8095,7 +8515,7 @@
             <w:noProof/>
             <w:webHidden/>
           </w:rPr>
-          <w:t>70</w:t>
+          <w:t>72</w:t>
         </w:r>
         <w:r>
           <w:rPr>
@@ -8116,7 +8536,7 @@
           <w:noProof/>
         </w:rPr>
       </w:pPr>
-      <w:hyperlink w:anchor="_Toc231537863" w:history="1">
+      <w:hyperlink w:anchor="_Toc232238725" w:history="1">
         <w:r>
           <w:rPr>
             <w:rStyle w:val="Lienhypertexte"/>
@@ -8144,7 +8564,7 @@
             <w:noProof/>
             <w:webHidden/>
           </w:rPr>
-          <w:instrText xml:space="preserve"> PAGEREF _Toc231537863 \h </w:instrText>
+          <w:instrText xml:space="preserve"> PAGEREF _Toc232238725 \h </w:instrText>
         </w:r>
         <w:r>
           <w:rPr>
@@ -8164,7 +8584,7 @@
             <w:noProof/>
             <w:webHidden/>
           </w:rPr>
-          <w:t>71</w:t>
+          <w:t>73</w:t>
         </w:r>
         <w:r>
           <w:rPr>
@@ -8185,7 +8605,7 @@
           <w:noProof/>
         </w:rPr>
       </w:pPr>
-      <w:hyperlink w:anchor="_Toc231537864" w:history="1">
+      <w:hyperlink w:anchor="_Toc232238726" w:history="1">
         <w:r>
           <w:rPr>
             <w:rStyle w:val="Lienhypertexte"/>
@@ -8213,7 +8633,7 @@
             <w:noProof/>
             <w:webHidden/>
           </w:rPr>
-          <w:instrText xml:space="preserve"> PAGEREF _Toc231537864 \h </w:instrText>
+          <w:instrText xml:space="preserve"> PAGEREF _Toc232238726 \h </w:instrText>
         </w:r>
         <w:r>
           <w:rPr>
@@ -8233,7 +8653,7 @@
             <w:noProof/>
             <w:webHidden/>
           </w:rPr>
-          <w:t>71</w:t>
+          <w:t>73</w:t>
         </w:r>
         <w:r>
           <w:rPr>
@@ -8254,7 +8674,7 @@
           <w:noProof/>
         </w:rPr>
       </w:pPr>
-      <w:hyperlink w:anchor="_Toc231537865" w:history="1">
+      <w:hyperlink w:anchor="_Toc232238727" w:history="1">
         <w:r>
           <w:rPr>
             <w:rStyle w:val="Lienhypertexte"/>
@@ -8282,7 +8702,7 @@
             <w:noProof/>
             <w:webHidden/>
           </w:rPr>
-          <w:instrText xml:space="preserve"> PAGEREF _Toc231537865 \h </w:instrText>
+          <w:instrText xml:space="preserve"> PAGEREF _Toc232238727 \h </w:instrText>
         </w:r>
         <w:r>
           <w:rPr>
@@ -8302,7 +8722,7 @@
             <w:noProof/>
             <w:webHidden/>
           </w:rPr>
-          <w:t>72</w:t>
+          <w:t>74</w:t>
         </w:r>
         <w:r>
           <w:rPr>
@@ -8323,7 +8743,7 @@
           <w:noProof/>
         </w:rPr>
       </w:pPr>
-      <w:hyperlink w:anchor="_Toc231537866" w:history="1">
+      <w:hyperlink w:anchor="_Toc232238728" w:history="1">
         <w:r>
           <w:rPr>
             <w:rStyle w:val="Lienhypertexte"/>
@@ -8351,7 +8771,7 @@
             <w:noProof/>
             <w:webHidden/>
           </w:rPr>
-          <w:instrText xml:space="preserve"> PAGEREF _Toc231537866 \h </w:instrText>
+          <w:instrText xml:space="preserve"> PAGEREF _Toc232238728 \h </w:instrText>
         </w:r>
         <w:r>
           <w:rPr>
@@ -8371,7 +8791,7 @@
             <w:noProof/>
             <w:webHidden/>
           </w:rPr>
-          <w:t>72</w:t>
+          <w:t>74</w:t>
         </w:r>
         <w:r>
           <w:rPr>
@@ -8392,7 +8812,7 @@
           <w:noProof/>
         </w:rPr>
       </w:pPr>
-      <w:hyperlink w:anchor="_Toc231537867" w:history="1">
+      <w:hyperlink w:anchor="_Toc232238729" w:history="1">
         <w:r>
           <w:rPr>
             <w:rStyle w:val="Lienhypertexte"/>
@@ -8420,7 +8840,7 @@
             <w:noProof/>
             <w:webHidden/>
           </w:rPr>
-          <w:instrText xml:space="preserve"> PAGEREF _Toc231537867 \h </w:instrText>
+          <w:instrText xml:space="preserve"> PAGEREF _Toc232238729 \h </w:instrText>
         </w:r>
         <w:r>
           <w:rPr>
@@ -8440,7 +8860,7 @@
             <w:noProof/>
             <w:webHidden/>
           </w:rPr>
-          <w:t>72</w:t>
+          <w:t>74</w:t>
         </w:r>
         <w:r>
           <w:rPr>
@@ -8461,7 +8881,7 @@
           <w:noProof/>
         </w:rPr>
       </w:pPr>
-      <w:hyperlink w:anchor="_Toc231537868" w:history="1">
+      <w:hyperlink w:anchor="_Toc232238730" w:history="1">
         <w:r>
           <w:rPr>
             <w:rStyle w:val="Lienhypertexte"/>
@@ -8489,7 +8909,7 @@
             <w:noProof/>
             <w:webHidden/>
           </w:rPr>
-          <w:instrText xml:space="preserve"> PAGEREF _Toc231537868 \h </w:instrText>
+          <w:instrText xml:space="preserve"> PAGEREF _Toc232238730 \h </w:instrText>
         </w:r>
         <w:r>
           <w:rPr>
@@ -8509,7 +8929,7 @@
             <w:noProof/>
             <w:webHidden/>
           </w:rPr>
-          <w:t>72</w:t>
+          <w:t>74</w:t>
         </w:r>
         <w:r>
           <w:rPr>
@@ -8530,7 +8950,7 @@
           <w:noProof/>
         </w:rPr>
       </w:pPr>
-      <w:hyperlink w:anchor="_Toc231537869" w:history="1">
+      <w:hyperlink w:anchor="_Toc232238731" w:history="1">
         <w:r>
           <w:rPr>
             <w:rStyle w:val="Lienhypertexte"/>
@@ -8558,7 +8978,7 @@
             <w:noProof/>
             <w:webHidden/>
           </w:rPr>
-          <w:instrText xml:space="preserve"> PAGEREF _Toc231537869 \h </w:instrText>
+          <w:instrText xml:space="preserve"> PAGEREF _Toc232238731 \h </w:instrText>
         </w:r>
         <w:r>
           <w:rPr>
@@ -8578,7 +8998,7 @@
             <w:noProof/>
             <w:webHidden/>
           </w:rPr>
-          <w:t>74</w:t>
+          <w:t>76</w:t>
         </w:r>
         <w:r>
           <w:rPr>
@@ -8599,7 +9019,7 @@
           <w:noProof/>
         </w:rPr>
       </w:pPr>
-      <w:hyperlink w:anchor="_Toc231537870" w:history="1">
+      <w:hyperlink w:anchor="_Toc232238732" w:history="1">
         <w:r>
           <w:rPr>
             <w:rStyle w:val="Lienhypertexte"/>
@@ -8627,7 +9047,7 @@
             <w:noProof/>
             <w:webHidden/>
           </w:rPr>
-          <w:instrText xml:space="preserve"> PAGEREF _Toc231537870 \h </w:instrText>
+          <w:instrText xml:space="preserve"> PAGEREF _Toc232238732 \h </w:instrText>
         </w:r>
         <w:r>
           <w:rPr>
@@ -8647,7 +9067,7 @@
             <w:noProof/>
             <w:webHidden/>
           </w:rPr>
-          <w:t>75</w:t>
+          <w:t>77</w:t>
         </w:r>
         <w:r>
           <w:rPr>
@@ -8683,7 +9103,7 @@
         </w:pBdr>
         <w:spacing w:before="80" w:after="200"/>
       </w:pPr>
-      <w:bookmarkStart w:id="1" w:name="_Toc231537750"/>
+      <w:bookmarkStart w:id="1" w:name="_Toc232238606"/>
       <w:r>
         <w:rPr>
           <w:rFonts w:ascii="Aptos Display" w:hAnsi="Aptos Display"/>
@@ -8708,7 +9128,7 @@
           <w:noProof/>
         </w:rPr>
         <w:drawing>
-          <wp:inline distT="0" distB="0" distL="0" distR="0" wp14:anchorId="0E55398C" wp14:editId="768D64E8">
+          <wp:inline distT="0" distB="0" distL="0" distR="0" wp14:anchorId="68F0EB6E" wp14:editId="7D84DB03">
             <wp:extent cx="5486400" cy="3320928"/>
             <wp:effectExtent l="0" t="0" r="0" b="0"/>
             <wp:docPr id="1" name="Picture 1"/>
@@ -8775,7 +9195,7 @@
           <w:noProof/>
         </w:rPr>
         <w:drawing>
-          <wp:inline distT="0" distB="0" distL="0" distR="0" wp14:anchorId="29650933" wp14:editId="241EB92E">
+          <wp:inline distT="0" distB="0" distL="0" distR="0" wp14:anchorId="6CD2EC30" wp14:editId="72BBCF11">
             <wp:extent cx="5486400" cy="3792371"/>
             <wp:effectExtent l="0" t="0" r="0" b="0"/>
             <wp:docPr id="2" name="Picture 2"/>
@@ -8951,7 +9371,7 @@
         <w:pStyle w:val="Titre2"/>
         <w:spacing w:before="460" w:after="220"/>
       </w:pPr>
-      <w:bookmarkStart w:id="2" w:name="_Toc231537751"/>
+      <w:bookmarkStart w:id="2" w:name="_Toc232238607"/>
       <w:r>
         <w:rPr>
           <w:rFonts w:ascii="Aptos Display" w:hAnsi="Aptos Display"/>
@@ -9223,7 +9643,7 @@
                 <w:b/>
                 <w:sz w:val="19"/>
               </w:rPr>
-              <w:t>mfd_window</w:t>
+              <w:t>mfd_runtime_api</w:t>
             </w:r>
           </w:p>
         </w:tc>
@@ -9248,7 +9668,7 @@
               <w:rPr>
                 <w:sz w:val="19"/>
               </w:rPr>
-              <w:t>runtime host that opens a JSON window, renders the active page, and accepts live commands</w:t>
+              <w:t>dedicated public package for offscreen runtime embedding without exposing mfd_api</w:t>
             </w:r>
           </w:p>
         </w:tc>
@@ -9276,7 +9696,7 @@
                 <w:b/>
                 <w:sz w:val="19"/>
               </w:rPr>
-              <w:t>client_mockup</w:t>
+              <w:t>mfd_window</w:t>
             </w:r>
           </w:p>
         </w:tc>
@@ -9301,7 +9721,7 @@
               <w:rPr>
                 <w:sz w:val="19"/>
               </w:rPr>
-              <w:t>reference client that shows how to use the public API</w:t>
+              <w:t>runtime host that opens a JSON window, renders the active page, and accepts live commands</w:t>
             </w:r>
           </w:p>
         </w:tc>
@@ -9329,7 +9749,7 @@
                 <w:b/>
                 <w:sz w:val="19"/>
               </w:rPr>
-              <w:t>mfd_window_plugin_api</w:t>
+              <w:t>client_mockup</w:t>
             </w:r>
           </w:p>
         </w:tc>
@@ -9354,6 +9774,59 @@
               <w:rPr>
                 <w:sz w:val="19"/>
               </w:rPr>
+              <w:t>reference client that shows how to use the public API</w:t>
+            </w:r>
+          </w:p>
+        </w:tc>
+      </w:tr>
+      <w:tr>
+        <w:tc>
+          <w:tcPr>
+            <w:tcW w:w="4479" w:type="dxa"/>
+            <w:shd w:val="clear" w:color="auto" w:fill="FFFFFF"/>
+            <w:tcMar>
+              <w:top w:w="80" w:type="dxa"/>
+              <w:left w:w="120" w:type="dxa"/>
+              <w:bottom w:w="80" w:type="dxa"/>
+              <w:right w:w="120" w:type="dxa"/>
+            </w:tcMar>
+          </w:tcPr>
+          <w:p>
+            <w:pPr>
+              <w:rPr>
+                <w:rFonts w:hint="eastAsia"/>
+              </w:rPr>
+            </w:pPr>
+            <w:r>
+              <w:rPr>
+                <w:b/>
+                <w:sz w:val="19"/>
+              </w:rPr>
+              <w:t>mfd_window_plugin_api</w:t>
+            </w:r>
+          </w:p>
+        </w:tc>
+        <w:tc>
+          <w:tcPr>
+            <w:tcW w:w="4479" w:type="dxa"/>
+            <w:shd w:val="clear" w:color="auto" w:fill="FFFFFF"/>
+            <w:tcMar>
+              <w:top w:w="80" w:type="dxa"/>
+              <w:left w:w="120" w:type="dxa"/>
+              <w:bottom w:w="80" w:type="dxa"/>
+              <w:right w:w="120" w:type="dxa"/>
+            </w:tcMar>
+          </w:tcPr>
+          <w:p>
+            <w:pPr>
+              <w:rPr>
+                <w:rFonts w:hint="eastAsia"/>
+              </w:rPr>
+            </w:pPr>
+            <w:r>
+              <w:rPr>
+                <w:sz w:val="19"/>
+              </w:rPr>
               <w:t>stable C ABI for framebuffer capture DLL plugins</w:t>
             </w:r>
           </w:p>
@@ -9365,7 +9838,7 @@
         <w:pStyle w:val="Titre2"/>
         <w:spacing w:before="460" w:after="220"/>
       </w:pPr>
-      <w:bookmarkStart w:id="3" w:name="_Toc231537752"/>
+      <w:bookmarkStart w:id="3" w:name="_Toc232238608"/>
       <w:r>
         <w:rPr>
           <w:rFonts w:ascii="Aptos Display" w:hAnsi="Aptos Display"/>
@@ -9404,7 +9877,7 @@
           <w:noProof/>
         </w:rPr>
         <w:drawing>
-          <wp:inline distT="0" distB="0" distL="0" distR="0" wp14:anchorId="49B2D069" wp14:editId="6BF2168C">
+          <wp:inline distT="0" distB="0" distL="0" distR="0" wp14:anchorId="2A03B317" wp14:editId="6AFA5331">
             <wp:extent cx="4153187" cy="7498079"/>
             <wp:effectExtent l="0" t="0" r="0" b="0"/>
             <wp:docPr id="3" name="Picture 3"/>
@@ -9472,7 +9945,7 @@
         </w:rPr>
         <w:lastRenderedPageBreak/>
         <w:drawing>
-          <wp:inline distT="0" distB="0" distL="0" distR="0" wp14:anchorId="4157E0DC" wp14:editId="635A3641">
+          <wp:inline distT="0" distB="0" distL="0" distR="0" wp14:anchorId="205676D7" wp14:editId="3019C948">
             <wp:extent cx="4070687" cy="7498079"/>
             <wp:effectExtent l="0" t="0" r="0" b="0"/>
             <wp:docPr id="4" name="Picture 4"/>
@@ -9672,10 +10145,32 @@
     </w:p>
     <w:p>
       <w:pPr>
+        <w:rPr>
+          <w:rFonts w:hint="eastAsia"/>
+        </w:rPr>
+      </w:pPr>
+      <w:r>
+        <w:t xml:space="preserve">For an embedded host application, steps 4 to 7 can also be replaced by one direct </w:t>
+      </w:r>
+      <w:r>
+        <w:rPr>
+          <w:rFonts w:ascii="Consolas" w:hAnsi="Consolas"/>
+          <w:color w:val="374151"/>
+          <w:sz w:val="17"/>
+          <w:shd w:val="clear" w:color="auto" w:fill="F5F5F5"/>
+        </w:rPr>
+        <w:t>mfd_runtime_api</w:t>
+      </w:r>
+      <w:r>
+        <w:t xml:space="preserve"> integration which loads the same authored window, keeps the same UDP in/out contract, and renders into one caller-owned offscreen surface.</w:t>
+      </w:r>
+    </w:p>
+    <w:p>
+      <w:pPr>
         <w:pStyle w:val="Titre2"/>
         <w:spacing w:before="460" w:after="220"/>
       </w:pPr>
-      <w:bookmarkStart w:id="4" w:name="_Toc231537753"/>
+      <w:bookmarkStart w:id="4" w:name="_Toc232238609"/>
       <w:r>
         <w:rPr>
           <w:rFonts w:ascii="Aptos Display" w:hAnsi="Aptos Display"/>
@@ -9761,6 +10256,17 @@
         </w:rPr>
       </w:pPr>
       <w:r>
+        <w:t>embed the runtime offscreen inside a dedicated host application without exposing low-level render dependencies to that application</w:t>
+      </w:r>
+    </w:p>
+    <w:p>
+      <w:pPr>
+        <w:pStyle w:val="Listepuces"/>
+        <w:rPr>
+          <w:rFonts w:hint="eastAsia"/>
+        </w:rPr>
+      </w:pPr>
+      <w:r>
         <w:t>plug a framebuffer capture pipeline into a stable DLL ABI</w:t>
       </w:r>
     </w:p>
@@ -9769,7 +10275,7 @@
         <w:pStyle w:val="Titre2"/>
         <w:spacing w:before="460" w:after="220"/>
       </w:pPr>
-      <w:bookmarkStart w:id="5" w:name="_Toc231537754"/>
+      <w:bookmarkStart w:id="5" w:name="_Toc232238610"/>
       <w:r>
         <w:rPr>
           <w:rFonts w:ascii="Aptos Display" w:hAnsi="Aptos Display"/>
@@ -9930,7 +10436,7 @@
         </w:pBdr>
         <w:spacing w:before="80" w:after="200"/>
       </w:pPr>
-      <w:bookmarkStart w:id="6" w:name="_Toc231537755"/>
+      <w:bookmarkStart w:id="6" w:name="_Toc232238611"/>
       <w:r>
         <w:rPr>
           <w:rFonts w:ascii="Aptos Display" w:hAnsi="Aptos Display"/>
@@ -9955,7 +10461,7 @@
           <w:noProof/>
         </w:rPr>
         <w:drawing>
-          <wp:inline distT="0" distB="0" distL="0" distR="0" wp14:anchorId="16E04FC1" wp14:editId="3660676C">
+          <wp:inline distT="0" distB="0" distL="0" distR="0" wp14:anchorId="684BAB51" wp14:editId="39F82C4D">
             <wp:extent cx="3757243" cy="7498079"/>
             <wp:effectExtent l="0" t="0" r="0" b="0"/>
             <wp:docPr id="5" name="Picture 5"/>
@@ -10023,7 +10529,7 @@
         <w:pStyle w:val="Titre2"/>
         <w:spacing w:before="460" w:after="220"/>
       </w:pPr>
-      <w:bookmarkStart w:id="7" w:name="_Toc231537756"/>
+      <w:bookmarkStart w:id="7" w:name="_Toc232238612"/>
       <w:r>
         <w:rPr>
           <w:rFonts w:ascii="Aptos Display" w:hAnsi="Aptos Display"/>
@@ -10062,7 +10568,7 @@
           <w:noProof/>
         </w:rPr>
         <w:drawing>
-          <wp:inline distT="0" distB="0" distL="0" distR="0" wp14:anchorId="2B6C5894" wp14:editId="768EDE09">
+          <wp:inline distT="0" distB="0" distL="0" distR="0" wp14:anchorId="00C852B4" wp14:editId="201976DE">
             <wp:extent cx="4908245" cy="7498079"/>
             <wp:effectExtent l="0" t="0" r="0" b="0"/>
             <wp:docPr id="6" name="Picture 6"/>
@@ -10417,7 +10923,7 @@
                 <w:b/>
                 <w:sz w:val="19"/>
               </w:rPr>
-              <w:t>mfd_editor</w:t>
+              <w:t>mfd_runtime_api</w:t>
             </w:r>
           </w:p>
         </w:tc>
@@ -10442,7 +10948,7 @@
               <w:rPr>
                 <w:sz w:val="19"/>
               </w:rPr>
-              <w:t>visual authoring and protected workflows on assets</w:t>
+              <w:t>dedicated offscreen runtime package exporting RuntimeSession and OffscreenSurface</w:t>
             </w:r>
           </w:p>
         </w:tc>
@@ -10470,7 +10976,7 @@
                 <w:b/>
                 <w:sz w:val="19"/>
               </w:rPr>
-              <w:t>mfd_window</w:t>
+              <w:t>mfd_editor</w:t>
             </w:r>
           </w:p>
         </w:tc>
@@ -10495,7 +11001,7 @@
               <w:rPr>
                 <w:sz w:val="19"/>
               </w:rPr>
-              <w:t>generic runtime launcher and debug overlay</w:t>
+              <w:t>visual authoring and protected workflows on assets</w:t>
             </w:r>
           </w:p>
         </w:tc>
@@ -10523,7 +11029,7 @@
                 <w:b/>
                 <w:sz w:val="19"/>
               </w:rPr>
-              <w:t>mfd_window_plugin_api</w:t>
+              <w:t>mfd_window</w:t>
             </w:r>
           </w:p>
         </w:tc>
@@ -10548,7 +11054,7 @@
               <w:rPr>
                 <w:sz w:val="19"/>
               </w:rPr>
-              <w:t>Stable C contract for framebuffer capture plugins</w:t>
+              <w:t>generic runtime launcher and debug overlay</w:t>
             </w:r>
           </w:p>
         </w:tc>
@@ -10576,7 +11082,7 @@
                 <w:b/>
                 <w:sz w:val="19"/>
               </w:rPr>
-              <w:t xml:space="preserve"> examples/</w:t>
+              <w:t>mfd_window_plugin_api</w:t>
             </w:r>
           </w:p>
         </w:tc>
@@ -10601,6 +11107,59 @@
               <w:rPr>
                 <w:sz w:val="19"/>
               </w:rPr>
+              <w:t>Stable C contract for framebuffer capture plugins</w:t>
+            </w:r>
+          </w:p>
+        </w:tc>
+      </w:tr>
+      <w:tr>
+        <w:tc>
+          <w:tcPr>
+            <w:tcW w:w="4479" w:type="dxa"/>
+            <w:shd w:val="clear" w:color="auto" w:fill="FFFFFF"/>
+            <w:tcMar>
+              <w:top w:w="80" w:type="dxa"/>
+              <w:left w:w="120" w:type="dxa"/>
+              <w:bottom w:w="80" w:type="dxa"/>
+              <w:right w:w="120" w:type="dxa"/>
+            </w:tcMar>
+          </w:tcPr>
+          <w:p>
+            <w:pPr>
+              <w:rPr>
+                <w:rFonts w:hint="eastAsia"/>
+              </w:rPr>
+            </w:pPr>
+            <w:r>
+              <w:rPr>
+                <w:b/>
+                <w:sz w:val="19"/>
+              </w:rPr>
+              <w:t xml:space="preserve"> examples/</w:t>
+            </w:r>
+          </w:p>
+        </w:tc>
+        <w:tc>
+          <w:tcPr>
+            <w:tcW w:w="4479" w:type="dxa"/>
+            <w:shd w:val="clear" w:color="auto" w:fill="FFFFFF"/>
+            <w:tcMar>
+              <w:top w:w="80" w:type="dxa"/>
+              <w:left w:w="120" w:type="dxa"/>
+              <w:bottom w:w="80" w:type="dxa"/>
+              <w:right w:w="120" w:type="dxa"/>
+            </w:tcMar>
+          </w:tcPr>
+          <w:p>
+            <w:pPr>
+              <w:rPr>
+                <w:rFonts w:hint="eastAsia"/>
+              </w:rPr>
+            </w:pPr>
+            <w:r>
+              <w:rPr>
+                <w:sz w:val="19"/>
+              </w:rPr>
               <w:t>reference clients and plugins</w:t>
             </w:r>
           </w:p>
@@ -10612,7 +11171,7 @@
         <w:pStyle w:val="Titre2"/>
         <w:spacing w:before="460" w:after="220"/>
       </w:pPr>
-      <w:bookmarkStart w:id="8" w:name="_Toc231537757"/>
+      <w:bookmarkStart w:id="8" w:name="_Toc232238613"/>
       <w:r>
         <w:rPr>
           <w:rFonts w:ascii="Aptos Display" w:hAnsi="Aptos Display"/>
@@ -10980,7 +11539,7 @@
         <w:pStyle w:val="Titre2"/>
         <w:spacing w:before="460" w:after="220"/>
       </w:pPr>
-      <w:bookmarkStart w:id="9" w:name="_Toc231537758"/>
+      <w:bookmarkStart w:id="9" w:name="_Toc232238614"/>
       <w:r>
         <w:rPr>
           <w:rFonts w:ascii="Aptos Display" w:hAnsi="Aptos Display"/>
@@ -11140,6 +11699,7 @@
         </w:rPr>
       </w:pPr>
       <w:r>
+        <w:lastRenderedPageBreak/>
         <w:t>dynamic templates</w:t>
       </w:r>
     </w:p>
@@ -11172,7 +11732,6 @@
         </w:rPr>
       </w:pPr>
       <w:r>
-        <w:lastRenderedPageBreak/>
         <w:t xml:space="preserve">It also contains a </w:t>
       </w:r>
       <w:r>
@@ -11239,7 +11798,7 @@
         <w:pStyle w:val="Titre2"/>
         <w:spacing w:before="460" w:after="220"/>
       </w:pPr>
-      <w:bookmarkStart w:id="10" w:name="_Toc231537759"/>
+      <w:bookmarkStart w:id="10" w:name="_Toc232238615"/>
       <w:r>
         <w:rPr>
           <w:rFonts w:ascii="Aptos Display" w:hAnsi="Aptos Display"/>
@@ -11277,7 +11836,7 @@
           <w:noProof/>
         </w:rPr>
         <w:drawing>
-          <wp:inline distT="0" distB="0" distL="0" distR="0" wp14:anchorId="61E8E8EB" wp14:editId="3F3C5DB5">
+          <wp:inline distT="0" distB="0" distL="0" distR="0" wp14:anchorId="0BF1F453" wp14:editId="5C36D2AE">
             <wp:extent cx="5486400" cy="3358849"/>
             <wp:effectExtent l="0" t="0" r="0" b="0"/>
             <wp:docPr id="7" name="Picture 7"/>
@@ -11444,7 +12003,7 @@
         <w:pStyle w:val="Titre2"/>
         <w:spacing w:before="460" w:after="220"/>
       </w:pPr>
-      <w:bookmarkStart w:id="11" w:name="_Toc231537760"/>
+      <w:bookmarkStart w:id="11" w:name="_Toc232238616"/>
       <w:r>
         <w:rPr>
           <w:rFonts w:ascii="Aptos Display" w:hAnsi="Aptos Display"/>
@@ -11526,95 +12085,6 @@
         </w:rPr>
       </w:pPr>
       <w:r>
-        <w:t xml:space="preserve">of the </w:t>
-      </w:r>
-      <w:r>
-        <w:rPr>
-          <w:rFonts w:ascii="Consolas" w:hAnsi="Consolas"/>
-          <w:color w:val="374151"/>
-          <w:sz w:val="17"/>
-          <w:shd w:val="clear" w:color="auto" w:fill="F5F5F5"/>
-        </w:rPr>
-        <w:t>staticReticles</w:t>
-      </w:r>
-      <w:r>
-        <w:t xml:space="preserve"> instances on each page</w:t>
-      </w:r>
-    </w:p>
-    <w:p>
-      <w:pPr>
-        <w:pStyle w:val="Listepuces"/>
-        <w:rPr>
-          <w:rFonts w:hint="eastAsia"/>
-        </w:rPr>
-      </w:pPr>
-      <w:r>
-        <w:t>a folder of reusable reticle templates</w:t>
-      </w:r>
-    </w:p>
-    <w:p>
-      <w:pPr>
-        <w:pStyle w:val="Listepuces"/>
-        <w:rPr>
-          <w:rFonts w:hint="eastAsia"/>
-        </w:rPr>
-      </w:pPr>
-      <w:r>
-        <w:t xml:space="preserve">of the </w:t>
-      </w:r>
-      <w:r>
-        <w:rPr>
-          <w:rFonts w:ascii="Consolas" w:hAnsi="Consolas"/>
-          <w:color w:val="374151"/>
-          <w:sz w:val="17"/>
-          <w:shd w:val="clear" w:color="auto" w:fill="F5F5F5"/>
-        </w:rPr>
-        <w:t>dynamicReticleBindings</w:t>
-      </w:r>
-      <w:r>
-        <w:t xml:space="preserve"> on the pages</w:t>
-      </w:r>
-    </w:p>
-    <w:p>
-      <w:pPr>
-        <w:pStyle w:val="Listepuces"/>
-        <w:rPr>
-          <w:rFonts w:hint="eastAsia"/>
-        </w:rPr>
-      </w:pPr>
-      <w:r>
-        <w:t xml:space="preserve">one optional </w:t>
-      </w:r>
-      <w:r>
-        <w:rPr>
-          <w:rFonts w:ascii="Consolas" w:hAnsi="Consolas"/>
-          <w:color w:val="374151"/>
-          <w:sz w:val="17"/>
-          <w:shd w:val="clear" w:color="auto" w:fill="F5F5F5"/>
-        </w:rPr>
-        <w:t>strobes</w:t>
-      </w:r>
-      <w:r>
-        <w:t xml:space="preserve"> catalog per page plus one optional </w:t>
-      </w:r>
-      <w:r>
-        <w:rPr>
-          <w:rFonts w:ascii="Consolas" w:hAnsi="Consolas"/>
-          <w:color w:val="374151"/>
-          <w:sz w:val="17"/>
-          <w:shd w:val="clear" w:color="auto" w:fill="F5F5F5"/>
-        </w:rPr>
-        <w:t>activeStrobe</w:t>
-      </w:r>
-    </w:p>
-    <w:p>
-      <w:pPr>
-        <w:pStyle w:val="Listepuces"/>
-        <w:rPr>
-          <w:rFonts w:hint="eastAsia"/>
-        </w:rPr>
-      </w:pPr>
-      <w:r>
         <w:lastRenderedPageBreak/>
         <w:t xml:space="preserve">of the </w:t>
       </w:r>
@@ -11625,6 +12095,95 @@
           <w:sz w:val="17"/>
           <w:shd w:val="clear" w:color="auto" w:fill="F5F5F5"/>
         </w:rPr>
+        <w:t>staticReticles</w:t>
+      </w:r>
+      <w:r>
+        <w:t xml:space="preserve"> instances on each page</w:t>
+      </w:r>
+    </w:p>
+    <w:p>
+      <w:pPr>
+        <w:pStyle w:val="Listepuces"/>
+        <w:rPr>
+          <w:rFonts w:hint="eastAsia"/>
+        </w:rPr>
+      </w:pPr>
+      <w:r>
+        <w:t>a folder of reusable reticle templates</w:t>
+      </w:r>
+    </w:p>
+    <w:p>
+      <w:pPr>
+        <w:pStyle w:val="Listepuces"/>
+        <w:rPr>
+          <w:rFonts w:hint="eastAsia"/>
+        </w:rPr>
+      </w:pPr>
+      <w:r>
+        <w:t xml:space="preserve">of the </w:t>
+      </w:r>
+      <w:r>
+        <w:rPr>
+          <w:rFonts w:ascii="Consolas" w:hAnsi="Consolas"/>
+          <w:color w:val="374151"/>
+          <w:sz w:val="17"/>
+          <w:shd w:val="clear" w:color="auto" w:fill="F5F5F5"/>
+        </w:rPr>
+        <w:t>dynamicReticleBindings</w:t>
+      </w:r>
+      <w:r>
+        <w:t xml:space="preserve"> on the pages</w:t>
+      </w:r>
+    </w:p>
+    <w:p>
+      <w:pPr>
+        <w:pStyle w:val="Listepuces"/>
+        <w:rPr>
+          <w:rFonts w:hint="eastAsia"/>
+        </w:rPr>
+      </w:pPr>
+      <w:r>
+        <w:t xml:space="preserve">one optional </w:t>
+      </w:r>
+      <w:r>
+        <w:rPr>
+          <w:rFonts w:ascii="Consolas" w:hAnsi="Consolas"/>
+          <w:color w:val="374151"/>
+          <w:sz w:val="17"/>
+          <w:shd w:val="clear" w:color="auto" w:fill="F5F5F5"/>
+        </w:rPr>
+        <w:t>strobes</w:t>
+      </w:r>
+      <w:r>
+        <w:t xml:space="preserve"> catalog per page plus one optional </w:t>
+      </w:r>
+      <w:r>
+        <w:rPr>
+          <w:rFonts w:ascii="Consolas" w:hAnsi="Consolas"/>
+          <w:color w:val="374151"/>
+          <w:sz w:val="17"/>
+          <w:shd w:val="clear" w:color="auto" w:fill="F5F5F5"/>
+        </w:rPr>
+        <w:t>activeStrobe</w:t>
+      </w:r>
+    </w:p>
+    <w:p>
+      <w:pPr>
+        <w:pStyle w:val="Listepuces"/>
+        <w:rPr>
+          <w:rFonts w:hint="eastAsia"/>
+        </w:rPr>
+      </w:pPr>
+      <w:r>
+        <w:t xml:space="preserve">of the </w:t>
+      </w:r>
+      <w:r>
+        <w:rPr>
+          <w:rFonts w:ascii="Consolas" w:hAnsi="Consolas"/>
+          <w:color w:val="374151"/>
+          <w:sz w:val="17"/>
+          <w:shd w:val="clear" w:color="auto" w:fill="F5F5F5"/>
+        </w:rPr>
         <w:t>blinkTypes</w:t>
       </w:r>
       <w:r>
@@ -11658,7 +12217,7 @@
         <w:pStyle w:val="Titre2"/>
         <w:spacing w:before="460" w:after="220"/>
       </w:pPr>
-      <w:bookmarkStart w:id="12" w:name="_Toc231537761"/>
+      <w:bookmarkStart w:id="12" w:name="_Toc232238617"/>
       <w:r>
         <w:rPr>
           <w:rFonts w:ascii="Aptos Display" w:hAnsi="Aptos Display"/>
@@ -11723,6 +12282,41 @@
       </w:pPr>
       <w:r>
         <w:t>use the generated API rather than text names everywhere</w:t>
+      </w:r>
+    </w:p>
+    <w:p>
+      <w:pPr>
+        <w:pStyle w:val="Listepuces"/>
+        <w:rPr>
+          <w:rFonts w:hint="eastAsia"/>
+        </w:rPr>
+      </w:pPr>
+      <w:r>
+        <w:t xml:space="preserve">use </w:t>
+      </w:r>
+      <w:r>
+        <w:rPr>
+          <w:rFonts w:ascii="Consolas" w:hAnsi="Consolas"/>
+          <w:color w:val="374151"/>
+          <w:sz w:val="17"/>
+          <w:shd w:val="clear" w:color="auto" w:fill="F5F5F5"/>
+        </w:rPr>
+        <w:t>mfd_runtime_api</w:t>
+      </w:r>
+      <w:r>
+        <w:t xml:space="preserve"> rather than exposing </w:t>
+      </w:r>
+      <w:r>
+        <w:rPr>
+          <w:rFonts w:ascii="Consolas" w:hAnsi="Consolas"/>
+          <w:color w:val="374151"/>
+          <w:sz w:val="17"/>
+          <w:shd w:val="clear" w:color="auto" w:fill="F5F5F5"/>
+        </w:rPr>
+        <w:t>mfd_api</w:t>
+      </w:r>
+      <w:r>
+        <w:t xml:space="preserve"> directly when one external application must embed the runtime offscreen</w:t>
       </w:r>
     </w:p>
     <w:p>
@@ -11768,7 +12362,7 @@
         </w:pBdr>
         <w:spacing w:before="80" w:after="200"/>
       </w:pPr>
-      <w:bookmarkStart w:id="13" w:name="_Toc231537762"/>
+      <w:bookmarkStart w:id="13" w:name="_Toc232238618"/>
       <w:r>
         <w:rPr>
           <w:rFonts w:ascii="Aptos Display" w:hAnsi="Aptos Display"/>
@@ -11784,7 +12378,7 @@
         <w:pStyle w:val="Titre2"/>
         <w:spacing w:before="460" w:after="220"/>
       </w:pPr>
-      <w:bookmarkStart w:id="14" w:name="_Toc231537763"/>
+      <w:bookmarkStart w:id="14" w:name="_Toc232238619"/>
       <w:r>
         <w:rPr>
           <w:rFonts w:ascii="Aptos Display" w:hAnsi="Aptos Display"/>
@@ -11867,7 +12461,7 @@
         <w:pStyle w:val="Titre2"/>
         <w:spacing w:before="460" w:after="220"/>
       </w:pPr>
-      <w:bookmarkStart w:id="15" w:name="_Toc231537764"/>
+      <w:bookmarkStart w:id="15" w:name="_Toc232238620"/>
       <w:r>
         <w:rPr>
           <w:rFonts w:ascii="Aptos Display" w:hAnsi="Aptos Display"/>
@@ -11958,7 +12552,7 @@
         <w:pStyle w:val="Titre2"/>
         <w:spacing w:before="460" w:after="220"/>
       </w:pPr>
-      <w:bookmarkStart w:id="16" w:name="_Toc231537765"/>
+      <w:bookmarkStart w:id="16" w:name="_Toc232238621"/>
       <w:r>
         <w:rPr>
           <w:rFonts w:ascii="Aptos Display" w:hAnsi="Aptos Display"/>
@@ -12032,6 +12626,13 @@
           <w:shd w:val="clear" w:color="auto" w:fill="F1F5F9"/>
         </w:rPr>
         <w:br/>
+      </w:r>
+      <w:r>
+        <w:rPr>
+          <w:rFonts w:ascii="Consolas" w:hAnsi="Consolas"/>
+          <w:sz w:val="17"/>
+          <w:shd w:val="clear" w:color="auto" w:fill="F1F5F9"/>
+        </w:rPr>
         <w:t>cmake --build --preset debug-win32 --target mfd_window mfd_framebuffer_stdout_plugin client_mockup mfd_editor</w:t>
       </w:r>
     </w:p>
@@ -12081,10 +12682,54 @@
     </w:p>
     <w:p>
       <w:pPr>
+        <w:rPr>
+          <w:rFonts w:hint="eastAsia"/>
+        </w:rPr>
+      </w:pPr>
+      <w:r>
+        <w:t>For the dedicated offscreen embedding path:</w:t>
+      </w:r>
+    </w:p>
+    <w:p>
+      <w:pPr>
+        <w:spacing w:after="0" w:line="240" w:lineRule="auto"/>
+        <w:rPr>
+          <w:rFonts w:hint="eastAsia"/>
+        </w:rPr>
+      </w:pPr>
+      <w:r>
+        <w:rPr>
+          <w:b/>
+          <w:color w:val="355070"/>
+          <w:sz w:val="15"/>
+          <w:shd w:val="clear" w:color="auto" w:fill="DCE6F2"/>
+        </w:rPr>
+        <w:t>CODE    POWERSHELL</w:t>
+      </w:r>
+    </w:p>
+    <w:p>
+      <w:pPr>
+        <w:spacing w:after="160" w:line="240" w:lineRule="atLeast"/>
+        <w:ind w:left="170" w:right="170"/>
+        <w:rPr>
+          <w:rFonts w:hint="eastAsia"/>
+        </w:rPr>
+      </w:pPr>
+      <w:r>
+        <w:rPr>
+          <w:rFonts w:ascii="Consolas" w:hAnsi="Consolas"/>
+          <w:sz w:val="17"/>
+          <w:shd w:val="clear" w:color="auto" w:fill="F1F5F9"/>
+        </w:rPr>
+        <w:t>cmake --build --preset debug-win32 --target offscreen_viewer</w:t>
+      </w:r>
+    </w:p>
+    <w:p>
+      <w:pPr>
         <w:pStyle w:val="Titre2"/>
         <w:spacing w:before="460" w:after="220"/>
       </w:pPr>
-      <w:bookmarkStart w:id="17" w:name="_Toc231537766"/>
+      <w:bookmarkStart w:id="17" w:name="_Toc232238622"/>
       <w:r>
         <w:rPr>
           <w:rFonts w:ascii="Aptos Display" w:hAnsi="Aptos Display"/>
@@ -12462,6 +13107,7 @@
                 <w:b/>
                 <w:sz w:val="19"/>
               </w:rPr>
+              <w:lastRenderedPageBreak/>
               <w:t>Scripts</w:t>
             </w:r>
           </w:p>
@@ -12580,7 +13226,6 @@
                 <w:color w:val="00838F"/>
                 <w:sz w:val="15"/>
               </w:rPr>
-              <w:lastRenderedPageBreak/>
               <w:t>✦</w:t>
             </w:r>
             <w:r>
@@ -12675,7 +13320,7 @@
         </w:pBdr>
         <w:spacing w:before="80" w:after="200"/>
       </w:pPr>
-      <w:bookmarkStart w:id="18" w:name="_Toc231537767"/>
+      <w:bookmarkStart w:id="18" w:name="_Toc232238623"/>
       <w:r>
         <w:rPr>
           <w:rFonts w:ascii="Aptos Display" w:hAnsi="Aptos Display"/>
@@ -12700,7 +13345,7 @@
           <w:noProof/>
         </w:rPr>
         <w:drawing>
-          <wp:inline distT="0" distB="0" distL="0" distR="0" wp14:anchorId="09E3B688" wp14:editId="7FDE47B5">
+          <wp:inline distT="0" distB="0" distL="0" distR="0" wp14:anchorId="3E3D3A16" wp14:editId="4DEA2A1E">
             <wp:extent cx="5486400" cy="3244475"/>
             <wp:effectExtent l="0" t="0" r="0" b="0"/>
             <wp:docPr id="8" name="Picture 8"/>
@@ -12767,7 +13412,7 @@
           <w:noProof/>
         </w:rPr>
         <w:drawing>
-          <wp:inline distT="0" distB="0" distL="0" distR="0" wp14:anchorId="0D71F5D3" wp14:editId="67F057EC">
+          <wp:inline distT="0" distB="0" distL="0" distR="0" wp14:anchorId="2B5EAFB8" wp14:editId="6A87F21E">
             <wp:extent cx="5486400" cy="4068566"/>
             <wp:effectExtent l="0" t="0" r="0" b="0"/>
             <wp:docPr id="9" name="Picture 9"/>
@@ -12847,7 +13492,7 @@
         <w:pStyle w:val="Titre2"/>
         <w:spacing w:before="460" w:after="220"/>
       </w:pPr>
-      <w:bookmarkStart w:id="19" w:name="_Toc231537768"/>
+      <w:bookmarkStart w:id="19" w:name="_Toc232238624"/>
       <w:r>
         <w:rPr>
           <w:rFonts w:ascii="Aptos Display" w:hAnsi="Aptos Display"/>
@@ -13016,7 +13661,7 @@
         <w:pStyle w:val="Titre2"/>
         <w:spacing w:before="460" w:after="220"/>
       </w:pPr>
-      <w:bookmarkStart w:id="20" w:name="_Toc231537769"/>
+      <w:bookmarkStart w:id="20" w:name="_Toc232238625"/>
       <w:r>
         <w:rPr>
           <w:rFonts w:ascii="Aptos Display" w:hAnsi="Aptos Display"/>
@@ -13344,7 +13989,7 @@
         <w:pStyle w:val="Titre2"/>
         <w:spacing w:before="460" w:after="220"/>
       </w:pPr>
-      <w:bookmarkStart w:id="21" w:name="_Toc231537770"/>
+      <w:bookmarkStart w:id="21" w:name="_Toc232238626"/>
       <w:r>
         <w:rPr>
           <w:rFonts w:ascii="Aptos Display" w:hAnsi="Aptos Display"/>
@@ -13816,7 +14461,7 @@
         <w:pStyle w:val="Titre2"/>
         <w:spacing w:before="460" w:after="220"/>
       </w:pPr>
-      <w:bookmarkStart w:id="22" w:name="_Toc231537771"/>
+      <w:bookmarkStart w:id="22" w:name="_Toc232238627"/>
       <w:r>
         <w:rPr>
           <w:rFonts w:ascii="Aptos Display" w:hAnsi="Aptos Display"/>
@@ -13855,7 +14500,7 @@
         <w:pStyle w:val="Titre3"/>
         <w:spacing w:before="60" w:after="80"/>
       </w:pPr>
-      <w:bookmarkStart w:id="23" w:name="_Toc231537772"/>
+      <w:bookmarkStart w:id="23" w:name="_Toc232238628"/>
       <w:r>
         <w:rPr>
           <w:rFonts w:ascii="Aptos" w:hAnsi="Aptos"/>
@@ -14150,7 +14795,7 @@
         <w:pStyle w:val="Titre3"/>
         <w:spacing w:before="60" w:after="80"/>
       </w:pPr>
-      <w:bookmarkStart w:id="24" w:name="_Toc231537773"/>
+      <w:bookmarkStart w:id="24" w:name="_Toc232238629"/>
       <w:r>
         <w:rPr>
           <w:rFonts w:ascii="Aptos" w:hAnsi="Aptos"/>
@@ -14467,7 +15112,7 @@
         <w:pStyle w:val="Titre2"/>
         <w:spacing w:before="460" w:after="220"/>
       </w:pPr>
-      <w:bookmarkStart w:id="25" w:name="_Toc231537774"/>
+      <w:bookmarkStart w:id="25" w:name="_Toc232238630"/>
       <w:r>
         <w:rPr>
           <w:rFonts w:ascii="Aptos Display" w:hAnsi="Aptos Display"/>
@@ -14820,7 +15465,7 @@
         <w:pStyle w:val="Titre2"/>
         <w:spacing w:before="460" w:after="220"/>
       </w:pPr>
-      <w:bookmarkStart w:id="26" w:name="_Toc231537775"/>
+      <w:bookmarkStart w:id="26" w:name="_Toc232238631"/>
       <w:r>
         <w:rPr>
           <w:rFonts w:ascii="Aptos Display" w:hAnsi="Aptos Display"/>
@@ -14919,7 +15564,7 @@
         <w:pStyle w:val="Titre2"/>
         <w:spacing w:before="460" w:after="220"/>
       </w:pPr>
-      <w:bookmarkStart w:id="27" w:name="_Toc231537776"/>
+      <w:bookmarkStart w:id="27" w:name="_Toc232238632"/>
       <w:r>
         <w:rPr>
           <w:rFonts w:ascii="Aptos Display" w:hAnsi="Aptos Display"/>
@@ -15019,7 +15664,7 @@
         <w:pStyle w:val="Titre2"/>
         <w:spacing w:before="460" w:after="220"/>
       </w:pPr>
-      <w:bookmarkStart w:id="28" w:name="_Toc231537777"/>
+      <w:bookmarkStart w:id="28" w:name="_Toc232238633"/>
       <w:r>
         <w:rPr>
           <w:rFonts w:ascii="Aptos Display" w:hAnsi="Aptos Display"/>
@@ -15048,7 +15693,7 @@
         <w:pStyle w:val="Titre3"/>
         <w:spacing w:before="60" w:after="80"/>
       </w:pPr>
-      <w:bookmarkStart w:id="29" w:name="_Toc231537778"/>
+      <w:bookmarkStart w:id="29" w:name="_Toc232238634"/>
       <w:r>
         <w:rPr>
           <w:rFonts w:ascii="Aptos" w:hAnsi="Aptos"/>
@@ -15241,7 +15886,7 @@
         <w:pStyle w:val="Titre3"/>
         <w:spacing w:before="60" w:after="80"/>
       </w:pPr>
-      <w:bookmarkStart w:id="30" w:name="_Toc231537779"/>
+      <w:bookmarkStart w:id="30" w:name="_Toc232238635"/>
       <w:r>
         <w:rPr>
           <w:rFonts w:ascii="Aptos" w:hAnsi="Aptos"/>
@@ -15279,7 +15924,7 @@
         <w:pStyle w:val="Titre3"/>
         <w:spacing w:before="60" w:after="80"/>
       </w:pPr>
-      <w:bookmarkStart w:id="31" w:name="_Toc231537780"/>
+      <w:bookmarkStart w:id="31" w:name="_Toc232238636"/>
       <w:r>
         <w:rPr>
           <w:rFonts w:ascii="Aptos" w:hAnsi="Aptos"/>
@@ -15362,7 +16007,7 @@
         <w:pStyle w:val="Titre3"/>
         <w:spacing w:before="60" w:after="80"/>
       </w:pPr>
-      <w:bookmarkStart w:id="32" w:name="_Toc231537781"/>
+      <w:bookmarkStart w:id="32" w:name="_Toc232238637"/>
       <w:r>
         <w:rPr>
           <w:rFonts w:ascii="Aptos" w:hAnsi="Aptos"/>
@@ -15470,7 +16115,7 @@
         <w:pStyle w:val="Titre3"/>
         <w:spacing w:before="60" w:after="80"/>
       </w:pPr>
-      <w:bookmarkStart w:id="33" w:name="_Toc231537782"/>
+      <w:bookmarkStart w:id="33" w:name="_Toc232238638"/>
       <w:r>
         <w:rPr>
           <w:rFonts w:ascii="Aptos" w:hAnsi="Aptos"/>
@@ -15606,7 +16251,7 @@
         <w:pStyle w:val="Titre2"/>
         <w:spacing w:before="460" w:after="220"/>
       </w:pPr>
-      <w:bookmarkStart w:id="34" w:name="_Toc231537783"/>
+      <w:bookmarkStart w:id="34" w:name="_Toc232238639"/>
       <w:r>
         <w:rPr>
           <w:rFonts w:ascii="Aptos Display" w:hAnsi="Aptos Display"/>
@@ -16402,7 +17047,7 @@
         <w:pStyle w:val="Titre2"/>
         <w:spacing w:before="460" w:after="220"/>
       </w:pPr>
-      <w:bookmarkStart w:id="35" w:name="_Toc231537784"/>
+      <w:bookmarkStart w:id="35" w:name="_Toc232238640"/>
       <w:r>
         <w:rPr>
           <w:rFonts w:ascii="Aptos Display" w:hAnsi="Aptos Display"/>
@@ -18053,7 +18698,7 @@
         <w:pStyle w:val="Titre2"/>
         <w:spacing w:before="460" w:after="220"/>
       </w:pPr>
-      <w:bookmarkStart w:id="36" w:name="_Toc231537785"/>
+      <w:bookmarkStart w:id="36" w:name="_Toc232238641"/>
       <w:r>
         <w:rPr>
           <w:rFonts w:ascii="Aptos Display" w:hAnsi="Aptos Display"/>
@@ -18381,7 +19026,7 @@
         <w:pStyle w:val="Titre2"/>
         <w:spacing w:before="460" w:after="220"/>
       </w:pPr>
-      <w:bookmarkStart w:id="37" w:name="_Toc231537786"/>
+      <w:bookmarkStart w:id="37" w:name="_Toc232238642"/>
       <w:r>
         <w:rPr>
           <w:rFonts w:ascii="Aptos Display" w:hAnsi="Aptos Display"/>
@@ -18869,7 +19514,7 @@
         <w:pStyle w:val="Titre3"/>
         <w:spacing w:before="60" w:after="80"/>
       </w:pPr>
-      <w:bookmarkStart w:id="38" w:name="_Toc231537787"/>
+      <w:bookmarkStart w:id="38" w:name="_Toc232238643"/>
       <w:r>
         <w:rPr>
           <w:rFonts w:ascii="Aptos" w:hAnsi="Aptos"/>
@@ -18964,7 +19609,7 @@
         <w:pStyle w:val="Titre2"/>
         <w:spacing w:before="460" w:after="220"/>
       </w:pPr>
-      <w:bookmarkStart w:id="39" w:name="_Toc231537788"/>
+      <w:bookmarkStart w:id="39" w:name="_Toc232238644"/>
       <w:r>
         <w:rPr>
           <w:rFonts w:ascii="Aptos Display" w:hAnsi="Aptos Display"/>
@@ -19078,7 +19723,7 @@
         <w:pStyle w:val="Titre2"/>
         <w:spacing w:before="460" w:after="220"/>
       </w:pPr>
-      <w:bookmarkStart w:id="40" w:name="_Toc231537789"/>
+      <w:bookmarkStart w:id="40" w:name="_Toc232238645"/>
       <w:r>
         <w:rPr>
           <w:rFonts w:ascii="Aptos Display" w:hAnsi="Aptos Display"/>
@@ -19117,7 +19762,7 @@
           <w:noProof/>
         </w:rPr>
         <w:drawing>
-          <wp:inline distT="0" distB="0" distL="0" distR="0" wp14:anchorId="0A69E263" wp14:editId="1B1EA7CA">
+          <wp:inline distT="0" distB="0" distL="0" distR="0" wp14:anchorId="7C6065A7" wp14:editId="1928A212">
             <wp:extent cx="5486400" cy="3177747"/>
             <wp:effectExtent l="0" t="0" r="0" b="0"/>
             <wp:docPr id="10" name="Picture 10"/>
@@ -19321,7 +19966,7 @@
         <w:pStyle w:val="Titre2"/>
         <w:spacing w:before="460" w:after="220"/>
       </w:pPr>
-      <w:bookmarkStart w:id="41" w:name="_Toc231537790"/>
+      <w:bookmarkStart w:id="41" w:name="_Toc232238646"/>
       <w:r>
         <w:rPr>
           <w:rFonts w:ascii="Aptos Display" w:hAnsi="Aptos Display"/>
@@ -19589,7 +20234,7 @@
         <w:pStyle w:val="Titre2"/>
         <w:spacing w:before="460" w:after="220"/>
       </w:pPr>
-      <w:bookmarkStart w:id="42" w:name="_Toc231537791"/>
+      <w:bookmarkStart w:id="42" w:name="_Toc232238647"/>
       <w:r>
         <w:rPr>
           <w:rFonts w:ascii="Aptos Display" w:hAnsi="Aptos Display"/>
@@ -19627,7 +20272,7 @@
           <w:noProof/>
         </w:rPr>
         <w:drawing>
-          <wp:inline distT="0" distB="0" distL="0" distR="0" wp14:anchorId="0217B03A" wp14:editId="61D04B41">
+          <wp:inline distT="0" distB="0" distL="0" distR="0" wp14:anchorId="46DE3D51" wp14:editId="56E32FC8">
             <wp:extent cx="5486400" cy="6647911"/>
             <wp:effectExtent l="0" t="0" r="0" b="0"/>
             <wp:docPr id="11" name="Picture 11"/>
@@ -19845,7 +20490,7 @@
         <w:pStyle w:val="Titre2"/>
         <w:spacing w:before="460" w:after="220"/>
       </w:pPr>
-      <w:bookmarkStart w:id="43" w:name="_Toc231537792"/>
+      <w:bookmarkStart w:id="43" w:name="_Toc232238648"/>
       <w:r>
         <w:rPr>
           <w:rFonts w:ascii="Aptos Display" w:hAnsi="Aptos Display"/>
@@ -20050,7 +20695,7 @@
         <w:pStyle w:val="Titre2"/>
         <w:spacing w:before="460" w:after="220"/>
       </w:pPr>
-      <w:bookmarkStart w:id="44" w:name="_Toc231537793"/>
+      <w:bookmarkStart w:id="44" w:name="_Toc232238649"/>
       <w:r>
         <w:rPr>
           <w:rFonts w:ascii="Aptos Display" w:hAnsi="Aptos Display"/>
@@ -20153,7 +20798,7 @@
         <w:pStyle w:val="Titre2"/>
         <w:spacing w:before="460" w:after="220"/>
       </w:pPr>
-      <w:bookmarkStart w:id="45" w:name="_Toc231537794"/>
+      <w:bookmarkStart w:id="45" w:name="_Toc232238650"/>
       <w:r>
         <w:rPr>
           <w:rFonts w:ascii="Aptos Display" w:hAnsi="Aptos Display"/>
@@ -20639,7 +21284,7 @@
         <w:pStyle w:val="Titre2"/>
         <w:spacing w:before="460" w:after="220"/>
       </w:pPr>
-      <w:bookmarkStart w:id="46" w:name="_Toc231537795"/>
+      <w:bookmarkStart w:id="46" w:name="_Toc232238651"/>
       <w:r>
         <w:rPr>
           <w:rFonts w:ascii="Aptos Display" w:hAnsi="Aptos Display"/>
@@ -20858,7 +21503,7 @@
         </w:pBdr>
         <w:spacing w:before="80" w:after="200"/>
       </w:pPr>
-      <w:bookmarkStart w:id="47" w:name="_Toc231537796"/>
+      <w:bookmarkStart w:id="47" w:name="_Toc232238652"/>
       <w:r>
         <w:rPr>
           <w:rFonts w:ascii="Aptos Display" w:hAnsi="Aptos Display"/>
@@ -20894,7 +21539,7 @@
         <w:pStyle w:val="Titre2"/>
         <w:spacing w:before="460" w:after="220"/>
       </w:pPr>
-      <w:bookmarkStart w:id="48" w:name="_Toc231537797"/>
+      <w:bookmarkStart w:id="48" w:name="_Toc232238653"/>
       <w:r>
         <w:rPr>
           <w:rFonts w:ascii="Aptos Display" w:hAnsi="Aptos Display"/>
@@ -21055,7 +21700,7 @@
         <w:pStyle w:val="Titre2"/>
         <w:spacing w:before="460" w:after="220"/>
       </w:pPr>
-      <w:bookmarkStart w:id="49" w:name="_Toc231537798"/>
+      <w:bookmarkStart w:id="49" w:name="_Toc232238654"/>
       <w:r>
         <w:rPr>
           <w:rFonts w:ascii="Aptos Display" w:hAnsi="Aptos Display"/>
@@ -21141,13 +21786,6 @@
           <w:shd w:val="clear" w:color="auto" w:fill="F1F5F9"/>
         </w:rPr>
         <w:br/>
-      </w:r>
-      <w:r>
-        <w:rPr>
-          <w:rFonts w:ascii="Consolas" w:hAnsi="Consolas"/>
-          <w:sz w:val="17"/>
-          <w:shd w:val="clear" w:color="auto" w:fill="F1F5F9"/>
-        </w:rPr>
         <w:t xml:space="preserve">    WINDOW_JSON "assets/windows/demo_pages_cockpit.json"</w:t>
       </w:r>
       <w:r>
@@ -21220,7 +21858,7 @@
         <w:pStyle w:val="Titre2"/>
         <w:spacing w:before="460" w:after="220"/>
       </w:pPr>
-      <w:bookmarkStart w:id="50" w:name="_Toc231537799"/>
+      <w:bookmarkStart w:id="50" w:name="_Toc232238655"/>
       <w:r>
         <w:rPr>
           <w:rFonts w:ascii="Aptos Display" w:hAnsi="Aptos Display"/>
@@ -22147,7 +22785,7 @@
         <w:pStyle w:val="Titre2"/>
         <w:spacing w:before="460" w:after="220"/>
       </w:pPr>
-      <w:bookmarkStart w:id="51" w:name="_Toc231537800"/>
+      <w:bookmarkStart w:id="51" w:name="_Toc232238656"/>
       <w:r>
         <w:rPr>
           <w:rFonts w:ascii="Aptos Display" w:hAnsi="Aptos Display"/>
@@ -22185,7 +22823,7 @@
           <w:noProof/>
         </w:rPr>
         <w:drawing>
-          <wp:inline distT="0" distB="0" distL="0" distR="0" wp14:anchorId="0EE3E093" wp14:editId="572B175B">
+          <wp:inline distT="0" distB="0" distL="0" distR="0" wp14:anchorId="64ACDFF3" wp14:editId="57185461">
             <wp:extent cx="5486400" cy="2891207"/>
             <wp:effectExtent l="0" t="0" r="0" b="0"/>
             <wp:docPr id="12" name="Picture 12"/>
@@ -22368,7 +23006,7 @@
           <w:noProof/>
         </w:rPr>
         <w:drawing>
-          <wp:inline distT="0" distB="0" distL="0" distR="0" wp14:anchorId="2B2BE17D" wp14:editId="4D7653AC">
+          <wp:inline distT="0" distB="0" distL="0" distR="0" wp14:anchorId="5B69E4AE" wp14:editId="0876C014">
             <wp:extent cx="4064553" cy="7498079"/>
             <wp:effectExtent l="0" t="0" r="0" b="0"/>
             <wp:docPr id="13" name="Picture 13"/>
@@ -22426,7 +23064,7 @@
         <w:pStyle w:val="Titre2"/>
         <w:spacing w:before="460" w:after="220"/>
       </w:pPr>
-      <w:bookmarkStart w:id="52" w:name="_Toc231537801"/>
+      <w:bookmarkStart w:id="52" w:name="_Toc232238657"/>
       <w:r>
         <w:rPr>
           <w:rFonts w:ascii="Aptos Display" w:hAnsi="Aptos Display"/>
@@ -22718,7 +23356,7 @@
         <w:pStyle w:val="Titre2"/>
         <w:spacing w:before="460" w:after="220"/>
       </w:pPr>
-      <w:bookmarkStart w:id="53" w:name="_Toc231537802"/>
+      <w:bookmarkStart w:id="53" w:name="_Toc232238658"/>
       <w:r>
         <w:rPr>
           <w:rFonts w:ascii="Aptos Display" w:hAnsi="Aptos Display"/>
@@ -23334,7 +23972,7 @@
         <w:pStyle w:val="Titre2"/>
         <w:spacing w:before="460" w:after="220"/>
       </w:pPr>
-      <w:bookmarkStart w:id="54" w:name="_Toc231537803"/>
+      <w:bookmarkStart w:id="54" w:name="_Toc232238659"/>
       <w:r>
         <w:rPr>
           <w:rFonts w:ascii="Aptos Display" w:hAnsi="Aptos Display"/>
@@ -23469,7 +24107,7 @@
         <w:pStyle w:val="Titre2"/>
         <w:spacing w:before="460" w:after="220"/>
       </w:pPr>
-      <w:bookmarkStart w:id="55" w:name="_Toc231537804"/>
+      <w:bookmarkStart w:id="55" w:name="_Toc232238660"/>
       <w:r>
         <w:rPr>
           <w:rFonts w:ascii="Aptos Display" w:hAnsi="Aptos Display"/>
@@ -23683,7 +24321,7 @@
         <w:pStyle w:val="Titre2"/>
         <w:spacing w:before="460" w:after="220"/>
       </w:pPr>
-      <w:bookmarkStart w:id="56" w:name="_Toc231537805"/>
+      <w:bookmarkStart w:id="56" w:name="_Toc232238661"/>
       <w:r>
         <w:rPr>
           <w:rFonts w:ascii="Aptos Display" w:hAnsi="Aptos Display"/>
@@ -24194,7 +24832,7 @@
         <w:pStyle w:val="Titre2"/>
         <w:spacing w:before="460" w:after="220"/>
       </w:pPr>
-      <w:bookmarkStart w:id="57" w:name="_Toc231537806"/>
+      <w:bookmarkStart w:id="57" w:name="_Toc232238662"/>
       <w:r>
         <w:rPr>
           <w:rFonts w:ascii="Aptos Display" w:hAnsi="Aptos Display"/>
@@ -24634,7 +25272,7 @@
         <w:pStyle w:val="Titre2"/>
         <w:spacing w:before="460" w:after="220"/>
       </w:pPr>
-      <w:bookmarkStart w:id="58" w:name="_Toc231537807"/>
+      <w:bookmarkStart w:id="58" w:name="_Toc232238663"/>
       <w:r>
         <w:rPr>
           <w:rFonts w:ascii="Aptos Display" w:hAnsi="Aptos Display"/>
@@ -25035,7 +25673,7 @@
         <w:pStyle w:val="Titre2"/>
         <w:spacing w:before="460" w:after="220"/>
       </w:pPr>
-      <w:bookmarkStart w:id="59" w:name="_Toc231537808"/>
+      <w:bookmarkStart w:id="59" w:name="_Toc232238664"/>
       <w:r>
         <w:rPr>
           <w:rFonts w:ascii="Aptos Display" w:hAnsi="Aptos Display"/>
@@ -25215,7 +25853,7 @@
         <w:pStyle w:val="Titre2"/>
         <w:spacing w:before="460" w:after="220"/>
       </w:pPr>
-      <w:bookmarkStart w:id="60" w:name="_Toc231537809"/>
+      <w:bookmarkStart w:id="60" w:name="_Toc232238665"/>
       <w:r>
         <w:rPr>
           <w:rFonts w:ascii="Aptos Display" w:hAnsi="Aptos Display"/>
@@ -25885,7 +26523,7 @@
         </w:pBdr>
         <w:spacing w:before="80" w:after="200"/>
       </w:pPr>
-      <w:bookmarkStart w:id="61" w:name="_Toc231537810"/>
+      <w:bookmarkStart w:id="61" w:name="_Toc232238666"/>
       <w:r>
         <w:rPr>
           <w:rFonts w:ascii="Aptos Display" w:hAnsi="Aptos Display"/>
@@ -25910,7 +26548,7 @@
           <w:noProof/>
         </w:rPr>
         <w:drawing>
-          <wp:inline distT="0" distB="0" distL="0" distR="0" wp14:anchorId="4F74D077" wp14:editId="4F6E3D0C">
+          <wp:inline distT="0" distB="0" distL="0" distR="0" wp14:anchorId="4EB38313" wp14:editId="57B85880">
             <wp:extent cx="5486400" cy="3347633"/>
             <wp:effectExtent l="0" t="0" r="0" b="0"/>
             <wp:docPr id="14" name="Picture 14"/>
@@ -25978,7 +26616,7 @@
         <w:pStyle w:val="Titre2"/>
         <w:spacing w:before="460" w:after="220"/>
       </w:pPr>
-      <w:bookmarkStart w:id="62" w:name="_Toc231537811"/>
+      <w:bookmarkStart w:id="62" w:name="_Toc232238667"/>
       <w:r>
         <w:rPr>
           <w:rFonts w:ascii="Aptos Display" w:hAnsi="Aptos Display"/>
@@ -26016,7 +26654,7 @@
           <w:noProof/>
         </w:rPr>
         <w:drawing>
-          <wp:inline distT="0" distB="0" distL="0" distR="0" wp14:anchorId="5328CAB4" wp14:editId="5EF530F5">
+          <wp:inline distT="0" distB="0" distL="0" distR="0" wp14:anchorId="56281638" wp14:editId="5AE93583">
             <wp:extent cx="5486400" cy="2967811"/>
             <wp:effectExtent l="0" t="0" r="0" b="0"/>
             <wp:docPr id="15" name="Picture 15"/>
@@ -26370,7 +27008,7 @@
         <w:pStyle w:val="Titre2"/>
         <w:spacing w:before="460" w:after="220"/>
       </w:pPr>
-      <w:bookmarkStart w:id="63" w:name="_Toc231537812"/>
+      <w:bookmarkStart w:id="63" w:name="_Toc232238668"/>
       <w:r>
         <w:rPr>
           <w:rFonts w:ascii="Aptos Display" w:hAnsi="Aptos Display"/>
@@ -26711,7 +27349,7 @@
         <w:pStyle w:val="Titre2"/>
         <w:spacing w:before="460" w:after="220"/>
       </w:pPr>
-      <w:bookmarkStart w:id="64" w:name="_Toc231537813"/>
+      <w:bookmarkStart w:id="64" w:name="_Toc232238669"/>
       <w:r>
         <w:rPr>
           <w:rFonts w:ascii="Aptos Display" w:hAnsi="Aptos Display"/>
@@ -26920,7 +27558,7 @@
         <w:pStyle w:val="Titre2"/>
         <w:spacing w:before="460" w:after="220"/>
       </w:pPr>
-      <w:bookmarkStart w:id="65" w:name="_Toc231537814"/>
+      <w:bookmarkStart w:id="65" w:name="_Toc232238670"/>
       <w:r>
         <w:rPr>
           <w:rFonts w:ascii="Aptos Display" w:hAnsi="Aptos Display"/>
@@ -27184,7 +27822,7 @@
         <w:pStyle w:val="Titre2"/>
         <w:spacing w:before="460" w:after="220"/>
       </w:pPr>
-      <w:bookmarkStart w:id="66" w:name="_Toc231537815"/>
+      <w:bookmarkStart w:id="66" w:name="_Toc232238671"/>
       <w:r>
         <w:rPr>
           <w:rFonts w:ascii="Aptos Display" w:hAnsi="Aptos Display"/>
@@ -27223,7 +27861,7 @@
           <w:noProof/>
         </w:rPr>
         <w:drawing>
-          <wp:inline distT="0" distB="0" distL="0" distR="0" wp14:anchorId="7F641179" wp14:editId="3CFF536E">
+          <wp:inline distT="0" distB="0" distL="0" distR="0" wp14:anchorId="3FB6D442" wp14:editId="63F9B081">
             <wp:extent cx="5486400" cy="4232905"/>
             <wp:effectExtent l="0" t="0" r="0" b="0"/>
             <wp:docPr id="16" name="Picture 16"/>
@@ -27827,7 +28465,7 @@
         <w:pStyle w:val="Titre3"/>
         <w:spacing w:before="60" w:after="80"/>
       </w:pPr>
-      <w:bookmarkStart w:id="67" w:name="_Toc231537816"/>
+      <w:bookmarkStart w:id="67" w:name="_Toc232238672"/>
       <w:r>
         <w:rPr>
           <w:rFonts w:ascii="Aptos" w:hAnsi="Aptos"/>
@@ -28179,7 +28817,7 @@
         <w:pStyle w:val="Titre2"/>
         <w:spacing w:before="460" w:after="220"/>
       </w:pPr>
-      <w:bookmarkStart w:id="68" w:name="_Toc231537817"/>
+      <w:bookmarkStart w:id="68" w:name="_Toc232238673"/>
       <w:r>
         <w:rPr>
           <w:rFonts w:ascii="Aptos Display" w:hAnsi="Aptos Display"/>
@@ -28327,7 +28965,7 @@
         <w:pStyle w:val="Titre2"/>
         <w:spacing w:before="460" w:after="220"/>
       </w:pPr>
-      <w:bookmarkStart w:id="69" w:name="_Toc231537818"/>
+      <w:bookmarkStart w:id="69" w:name="_Toc232238674"/>
       <w:r>
         <w:rPr>
           <w:rFonts w:ascii="Aptos Display" w:hAnsi="Aptos Display"/>
@@ -28500,7 +29138,7 @@
         <w:pStyle w:val="Titre2"/>
         <w:spacing w:before="460" w:after="220"/>
       </w:pPr>
-      <w:bookmarkStart w:id="70" w:name="_Toc231537819"/>
+      <w:bookmarkStart w:id="70" w:name="_Toc232238675"/>
       <w:r>
         <w:rPr>
           <w:rFonts w:ascii="Aptos Display" w:hAnsi="Aptos Display"/>
@@ -28843,7 +29481,7 @@
         <w:pStyle w:val="Titre3"/>
         <w:spacing w:before="60" w:after="80"/>
       </w:pPr>
-      <w:bookmarkStart w:id="71" w:name="_Toc231537820"/>
+      <w:bookmarkStart w:id="71" w:name="_Toc232238676"/>
       <w:r>
         <w:rPr>
           <w:rFonts w:ascii="Aptos" w:hAnsi="Aptos"/>
@@ -29350,7 +29988,7 @@
         <w:pStyle w:val="Titre2"/>
         <w:spacing w:before="460" w:after="220"/>
       </w:pPr>
-      <w:bookmarkStart w:id="72" w:name="_Toc231537821"/>
+      <w:bookmarkStart w:id="72" w:name="_Toc232238677"/>
       <w:r>
         <w:rPr>
           <w:rFonts w:ascii="Aptos Display" w:hAnsi="Aptos Display"/>
@@ -29591,7 +30229,7 @@
         <w:pStyle w:val="Titre3"/>
         <w:spacing w:before="60" w:after="80"/>
       </w:pPr>
-      <w:bookmarkStart w:id="73" w:name="_Toc231537822"/>
+      <w:bookmarkStart w:id="73" w:name="_Toc232238678"/>
       <w:r>
         <w:rPr>
           <w:rFonts w:ascii="Aptos" w:hAnsi="Aptos"/>
@@ -30045,7 +30683,7 @@
         <w:pStyle w:val="Titre3"/>
         <w:spacing w:before="60" w:after="80"/>
       </w:pPr>
-      <w:bookmarkStart w:id="74" w:name="_Toc231537823"/>
+      <w:bookmarkStart w:id="74" w:name="_Toc232238679"/>
       <w:r>
         <w:rPr>
           <w:rFonts w:ascii="Aptos" w:hAnsi="Aptos"/>
@@ -30434,7 +31072,7 @@
         <w:pStyle w:val="Titre3"/>
         <w:spacing w:before="60" w:after="80"/>
       </w:pPr>
-      <w:bookmarkStart w:id="75" w:name="_Toc231537824"/>
+      <w:bookmarkStart w:id="75" w:name="_Toc232238680"/>
       <w:r>
         <w:rPr>
           <w:rFonts w:ascii="Aptos" w:hAnsi="Aptos"/>
@@ -31410,7 +32048,7 @@
         <w:pStyle w:val="Titre2"/>
         <w:spacing w:before="460" w:after="220"/>
       </w:pPr>
-      <w:bookmarkStart w:id="76" w:name="_Toc231537825"/>
+      <w:bookmarkStart w:id="76" w:name="_Toc232238681"/>
       <w:r>
         <w:rPr>
           <w:rFonts w:ascii="Aptos Display" w:hAnsi="Aptos Display"/>
@@ -31897,7 +32535,7 @@
         <w:pStyle w:val="Titre2"/>
         <w:spacing w:before="460" w:after="220"/>
       </w:pPr>
-      <w:bookmarkStart w:id="77" w:name="_Toc231537826"/>
+      <w:bookmarkStart w:id="77" w:name="_Toc232238682"/>
       <w:r>
         <w:rPr>
           <w:rFonts w:ascii="Aptos Display" w:hAnsi="Aptos Display"/>
@@ -32193,7 +32831,7 @@
         <w:pStyle w:val="Titre2"/>
         <w:spacing w:before="460" w:after="220"/>
       </w:pPr>
-      <w:bookmarkStart w:id="78" w:name="_Toc231537827"/>
+      <w:bookmarkStart w:id="78" w:name="_Toc232238683"/>
       <w:r>
         <w:rPr>
           <w:rFonts w:ascii="Aptos Display" w:hAnsi="Aptos Display"/>
@@ -32738,7 +33376,7 @@
         <w:pStyle w:val="Titre2"/>
         <w:spacing w:before="460" w:after="220"/>
       </w:pPr>
-      <w:bookmarkStart w:id="79" w:name="_Toc231537828"/>
+      <w:bookmarkStart w:id="79" w:name="_Toc232238684"/>
       <w:r>
         <w:rPr>
           <w:rFonts w:ascii="Aptos Display" w:hAnsi="Aptos Display"/>
@@ -32777,7 +33415,7 @@
           <w:noProof/>
         </w:rPr>
         <w:drawing>
-          <wp:inline distT="0" distB="0" distL="0" distR="0" wp14:anchorId="2A308232" wp14:editId="21FF8CD6">
+          <wp:inline distT="0" distB="0" distL="0" distR="0" wp14:anchorId="7CF53E78" wp14:editId="676A7A3A">
             <wp:extent cx="5486400" cy="3597906"/>
             <wp:effectExtent l="0" t="0" r="0" b="0"/>
             <wp:docPr id="17" name="Picture 17"/>
@@ -33287,7 +33925,7 @@
         <w:pStyle w:val="Titre2"/>
         <w:spacing w:before="460" w:after="220"/>
       </w:pPr>
-      <w:bookmarkStart w:id="80" w:name="_Toc231537829"/>
+      <w:bookmarkStart w:id="80" w:name="_Toc232238685"/>
       <w:r>
         <w:rPr>
           <w:rFonts w:ascii="Aptos Display" w:hAnsi="Aptos Display"/>
@@ -33480,7 +34118,7 @@
         <w:pStyle w:val="Titre2"/>
         <w:spacing w:before="460" w:after="220"/>
       </w:pPr>
-      <w:bookmarkStart w:id="81" w:name="_Toc231537830"/>
+      <w:bookmarkStart w:id="81" w:name="_Toc232238686"/>
       <w:r>
         <w:rPr>
           <w:rFonts w:ascii="Aptos Display" w:hAnsi="Aptos Display"/>
@@ -33662,7 +34300,7 @@
         <w:pStyle w:val="Titre2"/>
         <w:spacing w:before="460" w:after="220"/>
       </w:pPr>
-      <w:bookmarkStart w:id="82" w:name="_Toc231537831"/>
+      <w:bookmarkStart w:id="82" w:name="_Toc232238687"/>
       <w:r>
         <w:rPr>
           <w:rFonts w:ascii="Aptos Display" w:hAnsi="Aptos Display"/>
@@ -33871,7 +34509,7 @@
         <w:pStyle w:val="Titre2"/>
         <w:spacing w:before="460" w:after="220"/>
       </w:pPr>
-      <w:bookmarkStart w:id="83" w:name="_Toc231537832"/>
+      <w:bookmarkStart w:id="83" w:name="_Toc232238688"/>
       <w:r>
         <w:rPr>
           <w:rFonts w:ascii="Aptos Display" w:hAnsi="Aptos Display"/>
@@ -34517,7 +35155,7 @@
         <w:pStyle w:val="Titre3"/>
         <w:spacing w:before="60" w:after="80"/>
       </w:pPr>
-      <w:bookmarkStart w:id="84" w:name="_Toc231537833"/>
+      <w:bookmarkStart w:id="84" w:name="_Toc232238689"/>
       <w:r>
         <w:rPr>
           <w:rFonts w:ascii="Aptos" w:hAnsi="Aptos"/>
@@ -34542,7 +35180,7 @@
           <w:noProof/>
         </w:rPr>
         <w:drawing>
-          <wp:inline distT="0" distB="0" distL="0" distR="0" wp14:anchorId="63CAAAF5" wp14:editId="710D6233">
+          <wp:inline distT="0" distB="0" distL="0" distR="0" wp14:anchorId="7ADFEDFD" wp14:editId="7BBA0AD4">
             <wp:extent cx="5486400" cy="1587795"/>
             <wp:effectExtent l="0" t="0" r="0" b="0"/>
             <wp:docPr id="18" name="Picture 18"/>
@@ -35402,7 +36040,7 @@
         <w:pStyle w:val="Titre3"/>
         <w:spacing w:before="60" w:after="80"/>
       </w:pPr>
-      <w:bookmarkStart w:id="85" w:name="_Toc231537834"/>
+      <w:bookmarkStart w:id="85" w:name="_Toc232238690"/>
       <w:r>
         <w:rPr>
           <w:rFonts w:ascii="Aptos" w:hAnsi="Aptos"/>
@@ -35427,7 +36065,7 @@
           <w:noProof/>
         </w:rPr>
         <w:drawing>
-          <wp:inline distT="0" distB="0" distL="0" distR="0" wp14:anchorId="297D3FA1" wp14:editId="44FEDC21">
+          <wp:inline distT="0" distB="0" distL="0" distR="0" wp14:anchorId="2B3E540A" wp14:editId="112AC233">
             <wp:extent cx="5486400" cy="3501413"/>
             <wp:effectExtent l="0" t="0" r="0" b="0"/>
             <wp:docPr id="19" name="Picture 19"/>
@@ -35944,7 +36582,7 @@
         <w:pStyle w:val="Titre3"/>
         <w:spacing w:before="60" w:after="80"/>
       </w:pPr>
-      <w:bookmarkStart w:id="86" w:name="_Toc231537835"/>
+      <w:bookmarkStart w:id="86" w:name="_Toc232238691"/>
       <w:r>
         <w:rPr>
           <w:rFonts w:ascii="Aptos" w:hAnsi="Aptos"/>
@@ -35969,7 +36607,7 @@
           <w:noProof/>
         </w:rPr>
         <w:drawing>
-          <wp:inline distT="0" distB="0" distL="0" distR="0" wp14:anchorId="004FB343" wp14:editId="0C9CB994">
+          <wp:inline distT="0" distB="0" distL="0" distR="0" wp14:anchorId="3068EBB4" wp14:editId="442735AD">
             <wp:extent cx="5486400" cy="684772"/>
             <wp:effectExtent l="0" t="0" r="0" b="0"/>
             <wp:docPr id="20" name="Picture 20"/>
@@ -36726,7 +37364,7 @@
         <w:pStyle w:val="Titre3"/>
         <w:spacing w:before="60" w:after="80"/>
       </w:pPr>
-      <w:bookmarkStart w:id="87" w:name="_Toc231537836"/>
+      <w:bookmarkStart w:id="87" w:name="_Toc232238692"/>
       <w:r>
         <w:rPr>
           <w:rFonts w:ascii="Aptos" w:hAnsi="Aptos"/>
@@ -36955,7 +37593,7 @@
         <w:pStyle w:val="Titre3"/>
         <w:spacing w:before="60" w:after="80"/>
       </w:pPr>
-      <w:bookmarkStart w:id="88" w:name="_Toc231537837"/>
+      <w:bookmarkStart w:id="88" w:name="_Toc232238693"/>
       <w:r>
         <w:rPr>
           <w:rFonts w:ascii="Aptos" w:hAnsi="Aptos"/>
@@ -37044,7 +37682,7 @@
         <w:pStyle w:val="Titre2"/>
         <w:spacing w:before="460" w:after="220"/>
       </w:pPr>
-      <w:bookmarkStart w:id="89" w:name="_Toc231537838"/>
+      <w:bookmarkStart w:id="89" w:name="_Toc232238694"/>
       <w:r>
         <w:rPr>
           <w:rFonts w:ascii="Aptos Display" w:hAnsi="Aptos Display"/>
@@ -37444,6 +38082,1053 @@
         </w:rPr>
         <w:br/>
         <w:t>}</w:t>
+      </w:r>
+    </w:p>
+    <w:p>
+      <w:pPr>
+        <w:pStyle w:val="Titre2"/>
+        <w:pageBreakBefore/>
+        <w:spacing w:before="460" w:after="220"/>
+      </w:pPr>
+      <w:bookmarkStart w:id="90" w:name="_Toc232238695"/>
+      <w:r>
+        <w:rPr>
+          <w:rFonts w:ascii="Aptos Display" w:hAnsi="Aptos Display"/>
+          <w:color w:val="6A1B9A"/>
+        </w:rPr>
+        <w:lastRenderedPageBreak/>
+        <w:t>▪</w:t>
+      </w:r>
+      <w:r>
+        <w:rPr>
+          <w:rFonts w:ascii="Aptos Display" w:hAnsi="Aptos Display"/>
+          <w:color w:val="6A1B9A"/>
+        </w:rPr>
+        <w:t xml:space="preserve"> </w:t>
+      </w:r>
+      <w:r>
+        <w:rPr>
+          <w:rFonts w:ascii="Aptos Display" w:hAnsi="Aptos Display"/>
+          <w:color w:val="283548"/>
+        </w:rPr>
+        <w:t>6.19 Render a window offscreen with mfd_runtime_api</w:t>
+      </w:r>
+      <w:bookmarkEnd w:id="90"/>
+    </w:p>
+    <w:p>
+      <w:pPr>
+        <w:rPr>
+          <w:rFonts w:hint="eastAsia"/>
+        </w:rPr>
+      </w:pPr>
+      <w:r>
+        <w:t xml:space="preserve">Use </w:t>
+      </w:r>
+      <w:r>
+        <w:rPr>
+          <w:rFonts w:ascii="Consolas" w:hAnsi="Consolas"/>
+          <w:color w:val="374151"/>
+          <w:sz w:val="17"/>
+          <w:shd w:val="clear" w:color="auto" w:fill="F5F5F5"/>
+        </w:rPr>
+        <w:t>mfd_runtime_api</w:t>
+      </w:r>
+      <w:r>
+        <w:t xml:space="preserve"> when your application must load one authored window, keep the authored UDP in/out contract, and render the runtime into one application-owned image without launching </w:t>
+      </w:r>
+      <w:r>
+        <w:rPr>
+          <w:rFonts w:ascii="Consolas" w:hAnsi="Consolas"/>
+          <w:color w:val="374151"/>
+          <w:sz w:val="17"/>
+          <w:shd w:val="clear" w:color="auto" w:fill="F5F5F5"/>
+        </w:rPr>
+        <w:t>mfd_window</w:t>
+      </w:r>
+      <w:r>
+        <w:t>.</w:t>
+      </w:r>
+    </w:p>
+    <w:p>
+      <w:pPr>
+        <w:rPr>
+          <w:rFonts w:hint="eastAsia"/>
+        </w:rPr>
+      </w:pPr>
+      <w:r>
+        <w:t>This package is the dedicated public surface for that use case:</w:t>
+      </w:r>
+    </w:p>
+    <w:p>
+      <w:pPr>
+        <w:pStyle w:val="Listepuces"/>
+        <w:rPr>
+          <w:rFonts w:hint="eastAsia"/>
+        </w:rPr>
+      </w:pPr>
+      <w:r>
+        <w:t xml:space="preserve">it exposes </w:t>
+      </w:r>
+      <w:r>
+        <w:rPr>
+          <w:rFonts w:ascii="Consolas" w:hAnsi="Consolas"/>
+          <w:color w:val="374151"/>
+          <w:sz w:val="17"/>
+          <w:shd w:val="clear" w:color="auto" w:fill="F5F5F5"/>
+        </w:rPr>
+        <w:t>RuntimeSession</w:t>
+      </w:r>
+      <w:r>
+        <w:t xml:space="preserve"> and </w:t>
+      </w:r>
+      <w:r>
+        <w:rPr>
+          <w:rFonts w:ascii="Consolas" w:hAnsi="Consolas"/>
+          <w:color w:val="374151"/>
+          <w:sz w:val="17"/>
+          <w:shd w:val="clear" w:color="auto" w:fill="F5F5F5"/>
+        </w:rPr>
+        <w:t>OffscreenSurface</w:t>
+      </w:r>
+    </w:p>
+    <w:p>
+      <w:pPr>
+        <w:pStyle w:val="Listepuces"/>
+        <w:rPr>
+          <w:rFonts w:hint="eastAsia"/>
+        </w:rPr>
+      </w:pPr>
+      <w:r>
+        <w:t xml:space="preserve">it keeps </w:t>
+      </w:r>
+      <w:r>
+        <w:rPr>
+          <w:rFonts w:ascii="Consolas" w:hAnsi="Consolas"/>
+          <w:color w:val="374151"/>
+          <w:sz w:val="17"/>
+          <w:shd w:val="clear" w:color="auto" w:fill="F5F5F5"/>
+        </w:rPr>
+        <w:t>mfd_api</w:t>
+      </w:r>
+      <w:r>
+        <w:t xml:space="preserve"> hidden from the consumer-facing API</w:t>
+      </w:r>
+    </w:p>
+    <w:p>
+      <w:pPr>
+        <w:pStyle w:val="Listepuces"/>
+        <w:rPr>
+          <w:rFonts w:hint="eastAsia"/>
+        </w:rPr>
+      </w:pPr>
+      <w:r>
+        <w:t>it keeps low-level render dependencies private at the package boundary</w:t>
+      </w:r>
+    </w:p>
+    <w:p>
+      <w:pPr>
+        <w:pStyle w:val="Listepuces"/>
+        <w:rPr>
+          <w:rFonts w:hint="eastAsia"/>
+        </w:rPr>
+      </w:pPr>
+      <w:r>
+        <w:t>it lets the host application decide how to present the produced pixels</w:t>
+      </w:r>
+    </w:p>
+    <w:p>
+      <w:pPr>
+        <w:rPr>
+          <w:rFonts w:hint="eastAsia"/>
+        </w:rPr>
+      </w:pPr>
+      <w:r>
+        <w:t>The intended separation is simple:</w:t>
+      </w:r>
+    </w:p>
+    <w:p>
+      <w:pPr>
+        <w:pStyle w:val="Listepuces"/>
+        <w:rPr>
+          <w:rFonts w:hint="eastAsia"/>
+        </w:rPr>
+      </w:pPr>
+      <w:r>
+        <w:rPr>
+          <w:rFonts w:ascii="Consolas" w:hAnsi="Consolas"/>
+          <w:color w:val="374151"/>
+          <w:sz w:val="17"/>
+          <w:shd w:val="clear" w:color="auto" w:fill="F5F5F5"/>
+        </w:rPr>
+        <w:t>mfd_window</w:t>
+      </w:r>
+      <w:r>
+        <w:t xml:space="preserve"> + framebuffer plugin: when you want the generic runtime host and one DLL capture hook</w:t>
+      </w:r>
+    </w:p>
+    <w:p>
+      <w:pPr>
+        <w:pStyle w:val="Listepuces"/>
+        <w:rPr>
+          <w:rFonts w:hint="eastAsia"/>
+        </w:rPr>
+      </w:pPr>
+      <w:r>
+        <w:rPr>
+          <w:rFonts w:ascii="Consolas" w:hAnsi="Consolas"/>
+          <w:color w:val="374151"/>
+          <w:sz w:val="17"/>
+          <w:shd w:val="clear" w:color="auto" w:fill="F5F5F5"/>
+        </w:rPr>
+        <w:t>mfd_runtime_api</w:t>
+      </w:r>
+      <w:r>
+        <w:t>: when you want to embed the runtime directly inside your own application</w:t>
+      </w:r>
+    </w:p>
+    <w:p>
+      <w:pPr>
+        <w:pStyle w:val="Titre3"/>
+        <w:spacing w:before="60" w:after="80"/>
+      </w:pPr>
+      <w:bookmarkStart w:id="91" w:name="_Toc232238696"/>
+      <w:r>
+        <w:rPr>
+          <w:rFonts w:ascii="Aptos" w:hAnsi="Aptos"/>
+          <w:color w:val="424242"/>
+          <w:sz w:val="18"/>
+        </w:rPr>
+        <w:t>6.19.1 Consumption contract</w:t>
+      </w:r>
+      <w:bookmarkEnd w:id="91"/>
+    </w:p>
+    <w:p>
+      <w:pPr>
+        <w:rPr>
+          <w:rFonts w:hint="eastAsia"/>
+        </w:rPr>
+      </w:pPr>
+      <w:r>
+        <w:t>From an external CMake project, consume the package directly:</w:t>
+      </w:r>
+    </w:p>
+    <w:p>
+      <w:pPr>
+        <w:spacing w:after="0" w:line="240" w:lineRule="auto"/>
+        <w:rPr>
+          <w:rFonts w:hint="eastAsia"/>
+        </w:rPr>
+      </w:pPr>
+      <w:r>
+        <w:rPr>
+          <w:b/>
+          <w:color w:val="355070"/>
+          <w:sz w:val="15"/>
+          <w:shd w:val="clear" w:color="auto" w:fill="DCE6F2"/>
+        </w:rPr>
+        <w:t>CODE    CMAKE</w:t>
+      </w:r>
+    </w:p>
+    <w:p>
+      <w:pPr>
+        <w:spacing w:after="160" w:line="240" w:lineRule="atLeast"/>
+        <w:ind w:left="170" w:right="170"/>
+        <w:rPr>
+          <w:rFonts w:hint="eastAsia"/>
+        </w:rPr>
+      </w:pPr>
+      <w:r>
+        <w:rPr>
+          <w:rFonts w:ascii="Consolas" w:hAnsi="Consolas"/>
+          <w:sz w:val="17"/>
+          <w:shd w:val="clear" w:color="auto" w:fill="F1F5F9"/>
+        </w:rPr>
+        <w:t>find_package(MFDStudioRuntimeApi CONFIG REQUIRED)</w:t>
+      </w:r>
+      <w:r>
+        <w:rPr>
+          <w:rFonts w:ascii="Consolas" w:hAnsi="Consolas"/>
+          <w:sz w:val="17"/>
+          <w:shd w:val="clear" w:color="auto" w:fill="F1F5F9"/>
+        </w:rPr>
+        <w:br/>
+        <w:t>target_link_libraries(my_host_app PRIVATE MFDStudio::RuntimeApi)</w:t>
+      </w:r>
+    </w:p>
+    <w:p>
+      <w:pPr>
+        <w:rPr>
+          <w:rFonts w:hint="eastAsia"/>
+        </w:rPr>
+      </w:pPr>
+      <w:r>
+        <w:t xml:space="preserve">The host application may use any presentation layer it wants for the final image. If it needs a GUI or a GPU upload path, that dependency stays the host application's choice rather than part of the </w:t>
+      </w:r>
+      <w:r>
+        <w:rPr>
+          <w:rFonts w:ascii="Consolas" w:hAnsi="Consolas"/>
+          <w:color w:val="374151"/>
+          <w:sz w:val="17"/>
+          <w:shd w:val="clear" w:color="auto" w:fill="F5F5F5"/>
+        </w:rPr>
+        <w:t>mfd_runtime_api</w:t>
+      </w:r>
+      <w:r>
+        <w:t xml:space="preserve"> public contract.</w:t>
+      </w:r>
+    </w:p>
+    <w:p>
+      <w:pPr>
+        <w:pStyle w:val="Titre3"/>
+        <w:spacing w:before="60" w:after="80"/>
+      </w:pPr>
+      <w:bookmarkStart w:id="92" w:name="_Toc232238697"/>
+      <w:r>
+        <w:rPr>
+          <w:rFonts w:ascii="Aptos" w:hAnsi="Aptos"/>
+          <w:color w:val="424242"/>
+          <w:sz w:val="18"/>
+        </w:rPr>
+        <w:t>6.19.2 Runtime objects and responsibilities</w:t>
+      </w:r>
+      <w:bookmarkEnd w:id="92"/>
+    </w:p>
+    <w:p>
+      <w:pPr>
+        <w:rPr>
+          <w:rFonts w:hint="eastAsia"/>
+        </w:rPr>
+      </w:pPr>
+      <w:r>
+        <w:rPr>
+          <w:rFonts w:ascii="Consolas" w:hAnsi="Consolas"/>
+          <w:color w:val="374151"/>
+          <w:sz w:val="17"/>
+          <w:shd w:val="clear" w:color="auto" w:fill="F5F5F5"/>
+        </w:rPr>
+        <w:t>RuntimeSession</w:t>
+      </w:r>
+      <w:r>
+        <w:t xml:space="preserve"> owns the authored runtime state:</w:t>
+      </w:r>
+    </w:p>
+    <w:p>
+      <w:pPr>
+        <w:pStyle w:val="Listepuces"/>
+        <w:rPr>
+          <w:rFonts w:hint="eastAsia"/>
+        </w:rPr>
+      </w:pPr>
+      <w:r>
+        <w:t>load one window JSON</w:t>
+      </w:r>
+    </w:p>
+    <w:p>
+      <w:pPr>
+        <w:pStyle w:val="Listepuces"/>
+        <w:rPr>
+          <w:rFonts w:hint="eastAsia"/>
+        </w:rPr>
+      </w:pPr>
+      <w:r>
+        <w:t>keep the authored UDP command and feedback configuration</w:t>
+      </w:r>
+    </w:p>
+    <w:p>
+      <w:pPr>
+        <w:pStyle w:val="Listepuces"/>
+        <w:rPr>
+          <w:rFonts w:hint="eastAsia"/>
+        </w:rPr>
+      </w:pPr>
+      <w:r>
+        <w:t>advance the runtime frame</w:t>
+      </w:r>
+    </w:p>
+    <w:p>
+      <w:pPr>
+        <w:pStyle w:val="Listepuces"/>
+        <w:rPr>
+          <w:rFonts w:hint="eastAsia"/>
+        </w:rPr>
+      </w:pPr>
+      <w:r>
+        <w:t>switch pages and inspect lightweight status</w:t>
+      </w:r>
+    </w:p>
+    <w:p>
+      <w:pPr>
+        <w:rPr>
+          <w:rFonts w:hint="eastAsia"/>
+        </w:rPr>
+      </w:pPr>
+      <w:r>
+        <w:rPr>
+          <w:rFonts w:ascii="Consolas" w:hAnsi="Consolas"/>
+          <w:color w:val="374151"/>
+          <w:sz w:val="17"/>
+          <w:shd w:val="clear" w:color="auto" w:fill="F5F5F5"/>
+        </w:rPr>
+        <w:t>OffscreenSurface</w:t>
+      </w:r>
+      <w:r>
+        <w:t xml:space="preserve"> owns one independent offscreen output:</w:t>
+      </w:r>
+    </w:p>
+    <w:p>
+      <w:pPr>
+        <w:pStyle w:val="Listepuces"/>
+        <w:rPr>
+          <w:rFonts w:hint="eastAsia"/>
+        </w:rPr>
+      </w:pPr>
+      <w:r>
+        <w:t xml:space="preserve">explicit </w:t>
+      </w:r>
+      <w:r>
+        <w:rPr>
+          <w:rFonts w:ascii="Consolas" w:hAnsi="Consolas"/>
+          <w:color w:val="374151"/>
+          <w:sz w:val="17"/>
+          <w:shd w:val="clear" w:color="auto" w:fill="F5F5F5"/>
+        </w:rPr>
+        <w:t>Resize(width, height)</w:t>
+      </w:r>
+      <w:r>
+        <w:t xml:space="preserve"> controlled by the host application</w:t>
+      </w:r>
+    </w:p>
+    <w:p>
+      <w:pPr>
+        <w:pStyle w:val="Listepuces"/>
+        <w:rPr>
+          <w:rFonts w:hint="eastAsia"/>
+        </w:rPr>
+      </w:pPr>
+      <w:r>
+        <w:t>one private render target per surface</w:t>
+      </w:r>
+    </w:p>
+    <w:p>
+      <w:pPr>
+        <w:pStyle w:val="Listepuces"/>
+        <w:rPr>
+          <w:rFonts w:hint="eastAsia"/>
+        </w:rPr>
+      </w:pPr>
+      <w:r>
+        <w:t>one private CPU readback buffer per surface</w:t>
+      </w:r>
+    </w:p>
+    <w:p>
+      <w:pPr>
+        <w:pStyle w:val="Listepuces"/>
+        <w:rPr>
+          <w:rFonts w:hint="eastAsia"/>
+        </w:rPr>
+      </w:pPr>
+      <w:r>
+        <w:t xml:space="preserve">one </w:t>
+      </w:r>
+      <w:r>
+        <w:rPr>
+          <w:rFonts w:ascii="Consolas" w:hAnsi="Consolas"/>
+          <w:color w:val="374151"/>
+          <w:sz w:val="17"/>
+          <w:shd w:val="clear" w:color="auto" w:fill="F5F5F5"/>
+        </w:rPr>
+        <w:t>FrameView()</w:t>
+      </w:r>
+      <w:r>
+        <w:t xml:space="preserve"> for the latest rendered image</w:t>
+      </w:r>
+    </w:p>
+    <w:p>
+      <w:pPr>
+        <w:rPr>
+          <w:rFonts w:hint="eastAsia"/>
+        </w:rPr>
+      </w:pPr>
+      <w:r>
+        <w:t>Because each surface owns its own target and CPU buffer, multiple windows or multiple views can be rendered in the same host frame without texture collisions.</w:t>
+      </w:r>
+    </w:p>
+    <w:p>
+      <w:pPr>
+        <w:pStyle w:val="Titre3"/>
+        <w:spacing w:before="60" w:after="80"/>
+      </w:pPr>
+      <w:bookmarkStart w:id="93" w:name="_Toc232238698"/>
+      <w:r>
+        <w:rPr>
+          <w:rFonts w:ascii="Aptos" w:hAnsi="Aptos"/>
+          <w:color w:val="424242"/>
+          <w:sz w:val="18"/>
+        </w:rPr>
+        <w:t>6.19.3 Clipping and resizing guarantees</w:t>
+      </w:r>
+      <w:bookmarkEnd w:id="93"/>
+    </w:p>
+    <w:p>
+      <w:pPr>
+        <w:rPr>
+          <w:rFonts w:hint="eastAsia"/>
+        </w:rPr>
+      </w:pPr>
+      <w:r>
+        <w:t xml:space="preserve">The offscreen path preserves the same clipping semantics as the window path. Each </w:t>
+      </w:r>
+      <w:r>
+        <w:rPr>
+          <w:rFonts w:ascii="Consolas" w:hAnsi="Consolas"/>
+          <w:color w:val="374151"/>
+          <w:sz w:val="17"/>
+          <w:shd w:val="clear" w:color="auto" w:fill="F5F5F5"/>
+        </w:rPr>
+        <w:t>OffscreenSurface</w:t>
+      </w:r>
+      <w:r>
+        <w:t xml:space="preserve"> uses its own stencil-capable target, so reticle clipping remains valid after resize and does not leak from one surface to another.</w:t>
+      </w:r>
+    </w:p>
+    <w:p>
+      <w:pPr>
+        <w:rPr>
+          <w:rFonts w:hint="eastAsia"/>
+        </w:rPr>
+      </w:pPr>
+      <w:r>
+        <w:t xml:space="preserve">The host application is responsible for calling </w:t>
+      </w:r>
+      <w:r>
+        <w:rPr>
+          <w:rFonts w:ascii="Consolas" w:hAnsi="Consolas"/>
+          <w:color w:val="374151"/>
+          <w:sz w:val="17"/>
+          <w:shd w:val="clear" w:color="auto" w:fill="F5F5F5"/>
+        </w:rPr>
+        <w:t>Resize(...)</w:t>
+      </w:r>
+      <w:r>
+        <w:t xml:space="preserve"> whenever its own presentation area changes size. This keeps the offscreen output aligned with the exact dimensions requested by the application instead of an implicit window size.</w:t>
+      </w:r>
+    </w:p>
+    <w:p>
+      <w:pPr>
+        <w:pStyle w:val="Titre3"/>
+        <w:spacing w:before="60" w:after="80"/>
+      </w:pPr>
+      <w:bookmarkStart w:id="94" w:name="_Toc232238699"/>
+      <w:r>
+        <w:rPr>
+          <w:rFonts w:ascii="Aptos" w:hAnsi="Aptos"/>
+          <w:color w:val="424242"/>
+          <w:sz w:val="18"/>
+        </w:rPr>
+        <w:t>6.19.4 Minimal host loop</w:t>
+      </w:r>
+      <w:bookmarkEnd w:id="94"/>
+    </w:p>
+    <w:p>
+      <w:pPr>
+        <w:spacing w:after="0" w:line="240" w:lineRule="auto"/>
+        <w:rPr>
+          <w:rFonts w:hint="eastAsia"/>
+        </w:rPr>
+      </w:pPr>
+      <w:r>
+        <w:rPr>
+          <w:b/>
+          <w:color w:val="355070"/>
+          <w:sz w:val="15"/>
+          <w:shd w:val="clear" w:color="auto" w:fill="DCE6F2"/>
+        </w:rPr>
+        <w:t>CODE    CPP</w:t>
+      </w:r>
+    </w:p>
+    <w:p>
+      <w:pPr>
+        <w:spacing w:after="160" w:line="240" w:lineRule="atLeast"/>
+        <w:ind w:left="170" w:right="170"/>
+        <w:rPr>
+          <w:rFonts w:hint="eastAsia"/>
+        </w:rPr>
+      </w:pPr>
+      <w:r>
+        <w:rPr>
+          <w:rFonts w:ascii="Consolas" w:hAnsi="Consolas"/>
+          <w:sz w:val="17"/>
+          <w:shd w:val="clear" w:color="auto" w:fill="F1F5F9"/>
+        </w:rPr>
+        <w:lastRenderedPageBreak/>
+        <w:t>// Scenario: host one authored window offscreen and upload the latest image elsewhere.</w:t>
+      </w:r>
+      <w:r>
+        <w:rPr>
+          <w:rFonts w:ascii="Consolas" w:hAnsi="Consolas"/>
+          <w:sz w:val="17"/>
+          <w:shd w:val="clear" w:color="auto" w:fill="F1F5F9"/>
+        </w:rPr>
+        <w:br/>
+        <w:t>#include "mfd/runtime_api/OffscreenSurface.h"</w:t>
+      </w:r>
+      <w:r>
+        <w:rPr>
+          <w:rFonts w:ascii="Consolas" w:hAnsi="Consolas"/>
+          <w:sz w:val="17"/>
+          <w:shd w:val="clear" w:color="auto" w:fill="F1F5F9"/>
+        </w:rPr>
+        <w:br/>
+        <w:t>#include "mfd/runtime_api/RuntimeSession.h"</w:t>
+      </w:r>
+      <w:r>
+        <w:rPr>
+          <w:rFonts w:ascii="Consolas" w:hAnsi="Consolas"/>
+          <w:sz w:val="17"/>
+          <w:shd w:val="clear" w:color="auto" w:fill="F1F5F9"/>
+        </w:rPr>
+        <w:br/>
+      </w:r>
+      <w:r>
+        <w:rPr>
+          <w:rFonts w:ascii="Consolas" w:hAnsi="Consolas"/>
+          <w:sz w:val="17"/>
+          <w:shd w:val="clear" w:color="auto" w:fill="F1F5F9"/>
+        </w:rPr>
+        <w:br/>
+        <w:t>mfd::runtime_api::RuntimeSession runtimeSession;</w:t>
+      </w:r>
+      <w:r>
+        <w:rPr>
+          <w:rFonts w:ascii="Consolas" w:hAnsi="Consolas"/>
+          <w:sz w:val="17"/>
+          <w:shd w:val="clear" w:color="auto" w:fill="F1F5F9"/>
+        </w:rPr>
+        <w:br/>
+        <w:t>std::string error;</w:t>
+      </w:r>
+      <w:r>
+        <w:rPr>
+          <w:rFonts w:ascii="Consolas" w:hAnsi="Consolas"/>
+          <w:sz w:val="17"/>
+          <w:shd w:val="clear" w:color="auto" w:fill="F1F5F9"/>
+        </w:rPr>
+        <w:br/>
+      </w:r>
+      <w:r>
+        <w:rPr>
+          <w:rFonts w:ascii="Consolas" w:hAnsi="Consolas"/>
+          <w:sz w:val="17"/>
+          <w:shd w:val="clear" w:color="auto" w:fill="F1F5F9"/>
+        </w:rPr>
+        <w:br/>
+        <w:t>if (!runtimeSession.LoadWindowFile("assets/windows/demo_pages_minimal.json", error))</w:t>
+      </w:r>
+      <w:r>
+        <w:rPr>
+          <w:rFonts w:ascii="Consolas" w:hAnsi="Consolas"/>
+          <w:sz w:val="17"/>
+          <w:shd w:val="clear" w:color="auto" w:fill="F1F5F9"/>
+        </w:rPr>
+        <w:br/>
+        <w:t>{</w:t>
+      </w:r>
+      <w:r>
+        <w:rPr>
+          <w:rFonts w:ascii="Consolas" w:hAnsi="Consolas"/>
+          <w:sz w:val="17"/>
+          <w:shd w:val="clear" w:color="auto" w:fill="F1F5F9"/>
+        </w:rPr>
+        <w:br/>
+        <w:t xml:space="preserve">    return 1;</w:t>
+      </w:r>
+      <w:r>
+        <w:rPr>
+          <w:rFonts w:ascii="Consolas" w:hAnsi="Consolas"/>
+          <w:sz w:val="17"/>
+          <w:shd w:val="clear" w:color="auto" w:fill="F1F5F9"/>
+        </w:rPr>
+        <w:br/>
+        <w:t>}</w:t>
+      </w:r>
+      <w:r>
+        <w:rPr>
+          <w:rFonts w:ascii="Consolas" w:hAnsi="Consolas"/>
+          <w:sz w:val="17"/>
+          <w:shd w:val="clear" w:color="auto" w:fill="F1F5F9"/>
+        </w:rPr>
+        <w:br/>
+      </w:r>
+      <w:r>
+        <w:rPr>
+          <w:rFonts w:ascii="Consolas" w:hAnsi="Consolas"/>
+          <w:sz w:val="17"/>
+          <w:shd w:val="clear" w:color="auto" w:fill="F1F5F9"/>
+        </w:rPr>
+        <w:br/>
+        <w:t>mfd::runtime_api::OffscreenSurface surface(800, 600);</w:t>
+      </w:r>
+      <w:r>
+        <w:rPr>
+          <w:rFonts w:ascii="Consolas" w:hAnsi="Consolas"/>
+          <w:sz w:val="17"/>
+          <w:shd w:val="clear" w:color="auto" w:fill="F1F5F9"/>
+        </w:rPr>
+        <w:br/>
+      </w:r>
+      <w:r>
+        <w:rPr>
+          <w:rFonts w:ascii="Consolas" w:hAnsi="Consolas"/>
+          <w:sz w:val="17"/>
+          <w:shd w:val="clear" w:color="auto" w:fill="F1F5F9"/>
+        </w:rPr>
+        <w:br/>
+        <w:t>for (;;)</w:t>
+      </w:r>
+      <w:r>
+        <w:rPr>
+          <w:rFonts w:ascii="Consolas" w:hAnsi="Consolas"/>
+          <w:sz w:val="17"/>
+          <w:shd w:val="clear" w:color="auto" w:fill="F1F5F9"/>
+        </w:rPr>
+        <w:br/>
+        <w:t>{</w:t>
+      </w:r>
+      <w:r>
+        <w:rPr>
+          <w:rFonts w:ascii="Consolas" w:hAnsi="Consolas"/>
+          <w:sz w:val="17"/>
+          <w:shd w:val="clear" w:color="auto" w:fill="F1F5F9"/>
+        </w:rPr>
+        <w:br/>
+        <w:t xml:space="preserve">    runtimeSession.Advance(dtSeconds);</w:t>
+      </w:r>
+      <w:r>
+        <w:rPr>
+          <w:rFonts w:ascii="Consolas" w:hAnsi="Consolas"/>
+          <w:sz w:val="17"/>
+          <w:shd w:val="clear" w:color="auto" w:fill="F1F5F9"/>
+        </w:rPr>
+        <w:br/>
+        <w:t xml:space="preserve">    surface.Resize(currentWidth, currentHeight);</w:t>
+      </w:r>
+      <w:r>
+        <w:rPr>
+          <w:rFonts w:ascii="Consolas" w:hAnsi="Consolas"/>
+          <w:sz w:val="17"/>
+          <w:shd w:val="clear" w:color="auto" w:fill="F1F5F9"/>
+        </w:rPr>
+        <w:br/>
+        <w:t xml:space="preserve">    surface.Render(runtimeSession);</w:t>
+      </w:r>
+      <w:r>
+        <w:rPr>
+          <w:rFonts w:ascii="Consolas" w:hAnsi="Consolas"/>
+          <w:sz w:val="17"/>
+          <w:shd w:val="clear" w:color="auto" w:fill="F1F5F9"/>
+        </w:rPr>
+        <w:br/>
+      </w:r>
+      <w:r>
+        <w:rPr>
+          <w:rFonts w:ascii="Consolas" w:hAnsi="Consolas"/>
+          <w:sz w:val="17"/>
+          <w:shd w:val="clear" w:color="auto" w:fill="F1F5F9"/>
+        </w:rPr>
+        <w:br/>
+        <w:t xml:space="preserve">    const mfd::runtime_api::OffscreenFrameView frame = s</w:t>
+      </w:r>
+      <w:r>
+        <w:rPr>
+          <w:rFonts w:ascii="Consolas" w:hAnsi="Consolas"/>
+          <w:sz w:val="17"/>
+          <w:shd w:val="clear" w:color="auto" w:fill="F1F5F9"/>
+        </w:rPr>
+        <w:t>urface.FrameView();</w:t>
+      </w:r>
+      <w:r>
+        <w:rPr>
+          <w:rFonts w:ascii="Consolas" w:hAnsi="Consolas"/>
+          <w:sz w:val="17"/>
+          <w:shd w:val="clear" w:color="auto" w:fill="F1F5F9"/>
+        </w:rPr>
+        <w:br/>
+        <w:t xml:space="preserve">    UploadFrameToMyUi(frame.pixels, frame.width, frame.height, frame.rowStrideBytes);</w:t>
+      </w:r>
+      <w:r>
+        <w:rPr>
+          <w:rFonts w:ascii="Consolas" w:hAnsi="Consolas"/>
+          <w:sz w:val="17"/>
+          <w:shd w:val="clear" w:color="auto" w:fill="F1F5F9"/>
+        </w:rPr>
+        <w:br/>
+        <w:t>}</w:t>
+      </w:r>
+    </w:p>
+    <w:p>
+      <w:pPr>
+        <w:rPr>
+          <w:rFonts w:hint="eastAsia"/>
+        </w:rPr>
+      </w:pPr>
+      <w:r>
+        <w:t>The host loop stays intentionally small:</w:t>
+      </w:r>
+    </w:p>
+    <w:p>
+      <w:pPr>
+        <w:pStyle w:val="Listenumros"/>
+        <w:rPr>
+          <w:rFonts w:hint="eastAsia"/>
+        </w:rPr>
+      </w:pPr>
+      <w:r>
+        <w:t>1. advance the runtime</w:t>
+      </w:r>
+    </w:p>
+    <w:p>
+      <w:pPr>
+        <w:pStyle w:val="Listenumros"/>
+        <w:rPr>
+          <w:rFonts w:hint="eastAsia"/>
+        </w:rPr>
+      </w:pPr>
+      <w:r>
+        <w:t>2. resize the offscreen surface if the host view changed</w:t>
+      </w:r>
+    </w:p>
+    <w:p>
+      <w:pPr>
+        <w:pStyle w:val="Listenumros"/>
+        <w:rPr>
+          <w:rFonts w:hint="eastAsia"/>
+        </w:rPr>
+      </w:pPr>
+      <w:r>
+        <w:t>3. render the runtime</w:t>
+      </w:r>
+    </w:p>
+    <w:p>
+      <w:pPr>
+        <w:pStyle w:val="Listenumros"/>
+        <w:rPr>
+          <w:rFonts w:hint="eastAsia"/>
+        </w:rPr>
+      </w:pPr>
+      <w:r>
+        <w:t>4. upload or copy the returned frame into the host application's own UI layer</w:t>
+      </w:r>
+    </w:p>
+    <w:p>
+      <w:pPr>
+        <w:pStyle w:val="Titre3"/>
+        <w:spacing w:before="60" w:after="80"/>
+      </w:pPr>
+      <w:bookmarkStart w:id="95" w:name="_Toc232238700"/>
+      <w:r>
+        <w:rPr>
+          <w:rFonts w:ascii="Aptos" w:hAnsi="Aptos"/>
+          <w:color w:val="424242"/>
+          <w:sz w:val="18"/>
+        </w:rPr>
+        <w:t>6.19.5 Reference example</w:t>
+      </w:r>
+      <w:bookmarkEnd w:id="95"/>
+    </w:p>
+    <w:p>
+      <w:pPr>
+        <w:rPr>
+          <w:rFonts w:hint="eastAsia"/>
+        </w:rPr>
+      </w:pPr>
+      <w:r>
+        <w:t>The repository ships one complete example:</w:t>
+      </w:r>
+    </w:p>
+    <w:p>
+      <w:pPr>
+        <w:spacing w:after="0" w:line="240" w:lineRule="auto"/>
+        <w:rPr>
+          <w:rFonts w:hint="eastAsia"/>
+        </w:rPr>
+      </w:pPr>
+      <w:r>
+        <w:rPr>
+          <w:b/>
+          <w:color w:val="355070"/>
+          <w:sz w:val="15"/>
+          <w:shd w:val="clear" w:color="auto" w:fill="DCE6F2"/>
+        </w:rPr>
+        <w:t>CODE    TEXT</w:t>
+      </w:r>
+    </w:p>
+    <w:p>
+      <w:pPr>
+        <w:spacing w:after="160" w:line="240" w:lineRule="atLeast"/>
+        <w:ind w:left="170" w:right="170"/>
+        <w:rPr>
+          <w:rFonts w:hint="eastAsia"/>
+        </w:rPr>
+      </w:pPr>
+      <w:r>
+        <w:rPr>
+          <w:rFonts w:ascii="Consolas" w:hAnsi="Consolas"/>
+          <w:sz w:val="17"/>
+          <w:shd w:val="clear" w:color="auto" w:fill="F1F5F9"/>
+        </w:rPr>
+        <w:t>examples/offscreen_viewer/src/main.cpp</w:t>
+      </w:r>
+    </w:p>
+    <w:p>
+      <w:pPr>
+        <w:rPr>
+          <w:rFonts w:hint="eastAsia"/>
+        </w:rPr>
+      </w:pPr>
+      <w:r>
+        <w:t>That example:</w:t>
+      </w:r>
+    </w:p>
+    <w:p>
+      <w:pPr>
+        <w:pStyle w:val="Listepuces"/>
+        <w:rPr>
+          <w:rFonts w:hint="eastAsia"/>
+        </w:rPr>
+      </w:pPr>
+      <w:r>
+        <w:t xml:space="preserve">does not use </w:t>
+      </w:r>
+      <w:r>
+        <w:rPr>
+          <w:rFonts w:ascii="Consolas" w:hAnsi="Consolas"/>
+          <w:color w:val="374151"/>
+          <w:sz w:val="17"/>
+          <w:shd w:val="clear" w:color="auto" w:fill="F5F5F5"/>
+        </w:rPr>
+        <w:t>WindowLauncher</w:t>
+      </w:r>
+      <w:r>
+        <w:t xml:space="preserve"> scripts</w:t>
+      </w:r>
+    </w:p>
+    <w:p>
+      <w:pPr>
+        <w:pStyle w:val="Listepuces"/>
+        <w:rPr>
+          <w:rFonts w:hint="eastAsia"/>
+        </w:rPr>
+      </w:pPr>
+      <w:r>
+        <w:t xml:space="preserve">loads the runtime through </w:t>
+      </w:r>
+      <w:r>
+        <w:rPr>
+          <w:rFonts w:ascii="Consolas" w:hAnsi="Consolas"/>
+          <w:color w:val="374151"/>
+          <w:sz w:val="17"/>
+          <w:shd w:val="clear" w:color="auto" w:fill="F5F5F5"/>
+        </w:rPr>
+        <w:t>mfd_runtime_api</w:t>
+      </w:r>
+    </w:p>
+    <w:p>
+      <w:pPr>
+        <w:pStyle w:val="Listepuces"/>
+        <w:rPr>
+          <w:rFonts w:hint="eastAsia"/>
+        </w:rPr>
+      </w:pPr>
+      <w:r>
+        <w:t>keeps UDP in/out active from the authored window</w:t>
+      </w:r>
+    </w:p>
+    <w:p>
+      <w:pPr>
+        <w:pStyle w:val="Listepuces"/>
+        <w:rPr>
+          <w:rFonts w:hint="eastAsia"/>
+        </w:rPr>
+      </w:pPr>
+      <w:r>
+        <w:t>renders two independent offscreen surfaces</w:t>
+      </w:r>
+    </w:p>
+    <w:p>
+      <w:pPr>
+        <w:pStyle w:val="Listepuces"/>
+        <w:rPr>
+          <w:rFonts w:hint="eastAsia"/>
+        </w:rPr>
+      </w:pPr>
+      <w:r>
+        <w:t>displays both uploaded images in a resizable host window</w:t>
+      </w:r>
+    </w:p>
+    <w:p>
+      <w:pPr>
+        <w:rPr>
+          <w:rFonts w:hint="eastAsia"/>
+        </w:rPr>
+      </w:pPr>
+      <w:r>
+        <w:t>Build it with:</w:t>
+      </w:r>
+    </w:p>
+    <w:p>
+      <w:pPr>
+        <w:spacing w:after="0" w:line="240" w:lineRule="auto"/>
+        <w:rPr>
+          <w:rFonts w:hint="eastAsia"/>
+        </w:rPr>
+      </w:pPr>
+      <w:r>
+        <w:rPr>
+          <w:b/>
+          <w:color w:val="355070"/>
+          <w:sz w:val="15"/>
+          <w:shd w:val="clear" w:color="auto" w:fill="DCE6F2"/>
+        </w:rPr>
+        <w:t>CODE    POWERSHELL</w:t>
+      </w:r>
+    </w:p>
+    <w:p>
+      <w:pPr>
+        <w:spacing w:after="160" w:line="240" w:lineRule="atLeast"/>
+        <w:ind w:left="170" w:right="170"/>
+        <w:rPr>
+          <w:rFonts w:hint="eastAsia"/>
+        </w:rPr>
+      </w:pPr>
+      <w:r>
+        <w:rPr>
+          <w:rFonts w:ascii="Consolas" w:hAnsi="Consolas"/>
+          <w:sz w:val="17"/>
+          <w:shd w:val="clear" w:color="auto" w:fill="F1F5F9"/>
+        </w:rPr>
+        <w:t>cmake --build --preset debug-win32 --target offscreen_viewer</w:t>
+      </w:r>
+    </w:p>
+    <w:p>
+      <w:pPr>
+        <w:rPr>
+          <w:rFonts w:hint="eastAsia"/>
+        </w:rPr>
+      </w:pPr>
+      <w:r>
+        <w:t xml:space="preserve">Use this path when your goal is embedding. Keep the framebuffer plugin ABI for the </w:t>
+      </w:r>
+      <w:r>
+        <w:rPr>
+          <w:rFonts w:ascii="Consolas" w:hAnsi="Consolas"/>
+          <w:color w:val="374151"/>
+          <w:sz w:val="17"/>
+          <w:shd w:val="clear" w:color="auto" w:fill="F5F5F5"/>
+        </w:rPr>
+        <w:t>mfd_window</w:t>
+      </w:r>
+      <w:r>
+        <w:t xml:space="preserve"> host path only.</w:t>
       </w:r>
     </w:p>
     <w:p>
@@ -37455,7 +39140,7 @@
         </w:pBdr>
         <w:spacing w:before="80" w:after="200"/>
       </w:pPr>
-      <w:bookmarkStart w:id="90" w:name="_Toc231537839"/>
+      <w:bookmarkStart w:id="96" w:name="_Toc232238701"/>
       <w:r>
         <w:rPr>
           <w:rFonts w:ascii="Aptos Display" w:hAnsi="Aptos Display"/>
@@ -37464,7 +39149,7 @@
         <w:lastRenderedPageBreak/>
         <w:t>7. Write a framebuffer capture DLL plugin</w:t>
       </w:r>
-      <w:bookmarkEnd w:id="90"/>
+      <w:bookmarkEnd w:id="96"/>
     </w:p>
     <w:p>
       <w:pPr>
@@ -37480,7 +39165,7 @@
           <w:noProof/>
         </w:rPr>
         <w:drawing>
-          <wp:inline distT="0" distB="0" distL="0" distR="0" wp14:anchorId="73882AFF" wp14:editId="49E664C0">
+          <wp:inline distT="0" distB="0" distL="0" distR="0" wp14:anchorId="2F430D28" wp14:editId="3A5C932B">
             <wp:extent cx="4010830" cy="7498079"/>
             <wp:effectExtent l="0" t="0" r="0" b="0"/>
             <wp:docPr id="21" name="Picture 21"/>
@@ -37644,7 +39329,7 @@
           <w:noProof/>
         </w:rPr>
         <w:drawing>
-          <wp:inline distT="0" distB="0" distL="0" distR="0" wp14:anchorId="26B3E880" wp14:editId="5EEB4CAA">
+          <wp:inline distT="0" distB="0" distL="0" distR="0" wp14:anchorId="0C86B815" wp14:editId="2750C0D7">
             <wp:extent cx="5230368" cy="7498079"/>
             <wp:effectExtent l="0" t="0" r="0" b="0"/>
             <wp:docPr id="22" name="Picture 22"/>
@@ -37702,7 +39387,7 @@
         <w:pStyle w:val="Titre2"/>
         <w:spacing w:before="460" w:after="220"/>
       </w:pPr>
-      <w:bookmarkStart w:id="91" w:name="_Toc231537840"/>
+      <w:bookmarkStart w:id="97" w:name="_Toc232238702"/>
       <w:r>
         <w:rPr>
           <w:rFonts w:ascii="Aptos Display" w:hAnsi="Aptos Display"/>
@@ -37725,7 +39410,7 @@
         </w:rPr>
         <w:t>7.1 Why the framebuffer plugin ABI is C-only</w:t>
       </w:r>
-      <w:bookmarkEnd w:id="91"/>
+      <w:bookmarkEnd w:id="97"/>
     </w:p>
     <w:p>
       <w:pPr>
@@ -37851,7 +39536,7 @@
         <w:pStyle w:val="Titre2"/>
         <w:spacing w:before="460" w:after="220"/>
       </w:pPr>
-      <w:bookmarkStart w:id="92" w:name="_Toc231537841"/>
+      <w:bookmarkStart w:id="98" w:name="_Toc232238703"/>
       <w:r>
         <w:rPr>
           <w:rFonts w:ascii="Aptos Display" w:hAnsi="Aptos Display"/>
@@ -37873,7 +39558,7 @@
         </w:rPr>
         <w:t>7.2 Step 1: scaffold the plugin and export the entry point</w:t>
       </w:r>
-      <w:bookmarkEnd w:id="92"/>
+      <w:bookmarkEnd w:id="98"/>
     </w:p>
     <w:p>
       <w:pPr>
@@ -37990,7 +39675,7 @@
         <w:pStyle w:val="Titre2"/>
         <w:spacing w:before="460" w:after="220"/>
       </w:pPr>
-      <w:bookmarkStart w:id="93" w:name="_Toc231537842"/>
+      <w:bookmarkStart w:id="99" w:name="_Toc232238704"/>
       <w:r>
         <w:rPr>
           <w:rFonts w:ascii="Aptos Display" w:hAnsi="Aptos Display"/>
@@ -38012,7 +39697,7 @@
         </w:rPr>
         <w:t>7.3 Step 2: validate ABI and host contract during startup</w:t>
       </w:r>
-      <w:bookmarkEnd w:id="93"/>
+      <w:bookmarkEnd w:id="99"/>
     </w:p>
     <w:p>
       <w:pPr>
@@ -38929,7 +40614,7 @@
         <w:pStyle w:val="Titre2"/>
         <w:spacing w:before="460" w:after="220"/>
       </w:pPr>
-      <w:bookmarkStart w:id="94" w:name="_Toc231537843"/>
+      <w:bookmarkStart w:id="100" w:name="_Toc232238705"/>
       <w:r>
         <w:rPr>
           <w:rFonts w:ascii="Aptos Display" w:hAnsi="Aptos Display"/>
@@ -38951,7 +40636,7 @@
         </w:rPr>
         <w:t>7.4 Step 3: understand the frame descriptor you receive</w:t>
       </w:r>
-      <w:bookmarkEnd w:id="94"/>
+      <w:bookmarkEnd w:id="100"/>
     </w:p>
     <w:p>
       <w:pPr>
@@ -39493,7 +41178,7 @@
         <w:pStyle w:val="Titre2"/>
         <w:spacing w:before="460" w:after="220"/>
       </w:pPr>
-      <w:bookmarkStart w:id="95" w:name="_Toc231537844"/>
+      <w:bookmarkStart w:id="101" w:name="_Toc232238706"/>
       <w:r>
         <w:rPr>
           <w:rFonts w:ascii="Aptos Display" w:hAnsi="Aptos Display"/>
@@ -39515,7 +41200,7 @@
         </w:rPr>
         <w:t>7.5 Step 4: validate every frame descriptor defensively</w:t>
       </w:r>
-      <w:bookmarkEnd w:id="95"/>
+      <w:bookmarkEnd w:id="101"/>
     </w:p>
     <w:p>
       <w:pPr>
@@ -40090,7 +41775,7 @@
         <w:pStyle w:val="Titre2"/>
         <w:spacing w:before="460" w:after="220"/>
       </w:pPr>
-      <w:bookmarkStart w:id="96" w:name="_Toc231537845"/>
+      <w:bookmarkStart w:id="102" w:name="_Toc232238707"/>
       <w:r>
         <w:rPr>
           <w:rFonts w:ascii="Aptos Display" w:hAnsi="Aptos Display"/>
@@ -40113,7 +41798,7 @@
         </w:rPr>
         <w:t>7.6 Step 5: know the lifecycle before you attach real logic</w:t>
       </w:r>
-      <w:bookmarkEnd w:id="96"/>
+      <w:bookmarkEnd w:id="102"/>
     </w:p>
     <w:p>
       <w:pPr>
@@ -40129,7 +41814,7 @@
           <w:noProof/>
         </w:rPr>
         <w:drawing>
-          <wp:inline distT="0" distB="0" distL="0" distR="0" wp14:anchorId="03E9119E" wp14:editId="1F55978B">
+          <wp:inline distT="0" distB="0" distL="0" distR="0" wp14:anchorId="6002CF52" wp14:editId="66D8671C">
             <wp:extent cx="5486400" cy="4205331"/>
             <wp:effectExtent l="0" t="0" r="0" b="0"/>
             <wp:docPr id="23" name="Picture 23"/>
@@ -40404,7 +42089,7 @@
         <w:pStyle w:val="Titre2"/>
         <w:spacing w:before="460" w:after="220"/>
       </w:pPr>
-      <w:bookmarkStart w:id="97" w:name="_Toc231537846"/>
+      <w:bookmarkStart w:id="103" w:name="_Toc232238708"/>
       <w:r>
         <w:rPr>
           <w:rFonts w:ascii="Aptos Display" w:hAnsi="Aptos Display"/>
@@ -40426,7 +42111,7 @@
         </w:rPr>
         <w:t>7.7 Minimal plugin scaffold</w:t>
       </w:r>
-      <w:bookmarkEnd w:id="97"/>
+      <w:bookmarkEnd w:id="103"/>
     </w:p>
     <w:p>
       <w:pPr>
@@ -41043,7 +42728,7 @@
         <w:pStyle w:val="Titre2"/>
         <w:spacing w:before="460" w:after="220"/>
       </w:pPr>
-      <w:bookmarkStart w:id="98" w:name="_Toc231537847"/>
+      <w:bookmarkStart w:id="104" w:name="_Toc232238709"/>
       <w:r>
         <w:rPr>
           <w:rFonts w:ascii="Aptos Display" w:hAnsi="Aptos Display"/>
@@ -41065,7 +42750,7 @@
         </w:rPr>
         <w:t>7.8 Copy pixels safely inside submit_frame</w:t>
       </w:r>
-      <w:bookmarkEnd w:id="98"/>
+      <w:bookmarkEnd w:id="104"/>
     </w:p>
     <w:p>
       <w:pPr>
@@ -41500,7 +43185,7 @@
         <w:pStyle w:val="Titre2"/>
         <w:spacing w:before="460" w:after="220"/>
       </w:pPr>
-      <w:bookmarkStart w:id="99" w:name="_Toc231537848"/>
+      <w:bookmarkStart w:id="105" w:name="_Toc232238710"/>
       <w:r>
         <w:rPr>
           <w:rFonts w:ascii="Aptos Display" w:hAnsi="Aptos Display"/>
@@ -41522,7 +43207,7 @@
         </w:rPr>
         <w:t>7.9 Connect an async encoder or IPC path without blocking submit_frame</w:t>
       </w:r>
-      <w:bookmarkEnd w:id="99"/>
+      <w:bookmarkEnd w:id="105"/>
     </w:p>
     <w:p>
       <w:pPr>
@@ -42109,7 +43794,7 @@
         <w:pStyle w:val="Titre2"/>
         <w:spacing w:before="460" w:after="220"/>
       </w:pPr>
-      <w:bookmarkStart w:id="100" w:name="_Toc231537849"/>
+      <w:bookmarkStart w:id="106" w:name="_Toc232238711"/>
       <w:r>
         <w:rPr>
           <w:rFonts w:ascii="Aptos Display" w:hAnsi="Aptos Display"/>
@@ -42131,7 +43816,7 @@
         </w:rPr>
         <w:t>7.10 What not to do</w:t>
       </w:r>
-      <w:bookmarkEnd w:id="100"/>
+      <w:bookmarkEnd w:id="106"/>
     </w:p>
     <w:p>
       <w:pPr>
@@ -42234,7 +43919,7 @@
         <w:pStyle w:val="Titre2"/>
         <w:spacing w:before="460" w:after="220"/>
       </w:pPr>
-      <w:bookmarkStart w:id="101" w:name="_Toc231537850"/>
+      <w:bookmarkStart w:id="107" w:name="_Toc232238712"/>
       <w:r>
         <w:rPr>
           <w:rFonts w:ascii="Aptos Display" w:hAnsi="Aptos Display"/>
@@ -42257,7 +43942,7 @@
         </w:rPr>
         <w:t>7.11 Test the plugin without the full runtime</w:t>
       </w:r>
-      <w:bookmarkEnd w:id="101"/>
+      <w:bookmarkEnd w:id="107"/>
     </w:p>
     <w:p>
       <w:pPr>
@@ -42550,7 +44235,7 @@
         <w:pStyle w:val="Titre2"/>
         <w:spacing w:before="460" w:after="220"/>
       </w:pPr>
-      <w:bookmarkStart w:id="102" w:name="_Toc231537851"/>
+      <w:bookmarkStart w:id="108" w:name="_Toc232238713"/>
       <w:r>
         <w:rPr>
           <w:rFonts w:ascii="Aptos Display" w:hAnsi="Aptos Display"/>
@@ -42572,7 +44257,7 @@
         </w:rPr>
         <w:t>7.12 Repository reference plugin</w:t>
       </w:r>
-      <w:bookmarkEnd w:id="102"/>
+      <w:bookmarkEnd w:id="108"/>
     </w:p>
     <w:p>
       <w:pPr>
@@ -42698,7 +44383,7 @@
         <w:pStyle w:val="Titre2"/>
         <w:spacing w:before="460" w:after="220"/>
       </w:pPr>
-      <w:bookmarkStart w:id="103" w:name="_Toc231537852"/>
+      <w:bookmarkStart w:id="109" w:name="_Toc232238714"/>
       <w:r>
         <w:rPr>
           <w:rFonts w:ascii="Aptos Display" w:hAnsi="Aptos Display"/>
@@ -42720,7 +44405,7 @@
         </w:rPr>
         <w:t>7.13 CMake and build notes</w:t>
       </w:r>
-      <w:bookmarkEnd w:id="103"/>
+      <w:bookmarkEnd w:id="109"/>
     </w:p>
     <w:p>
       <w:pPr>
@@ -42839,7 +44524,7 @@
         <w:pStyle w:val="Titre2"/>
         <w:spacing w:before="460" w:after="220"/>
       </w:pPr>
-      <w:bookmarkStart w:id="104" w:name="_Toc231537853"/>
+      <w:bookmarkStart w:id="110" w:name="_Toc232238715"/>
       <w:r>
         <w:rPr>
           <w:rFonts w:ascii="Aptos Display" w:hAnsi="Aptos Display"/>
@@ -42861,7 +44546,7 @@
         </w:rPr>
         <w:t>7.14 Final integration checklist</w:t>
       </w:r>
-      <w:bookmarkEnd w:id="104"/>
+      <w:bookmarkEnd w:id="110"/>
     </w:p>
     <w:p>
       <w:pPr>
@@ -43072,7 +44757,7 @@
         </w:pBdr>
         <w:spacing w:before="80" w:after="200"/>
       </w:pPr>
-      <w:bookmarkStart w:id="105" w:name="_Toc231537854"/>
+      <w:bookmarkStart w:id="111" w:name="_Toc232238716"/>
       <w:r>
         <w:rPr>
           <w:rFonts w:ascii="Aptos Display" w:hAnsi="Aptos Display"/>
@@ -43081,7 +44766,7 @@
         <w:lastRenderedPageBreak/>
         <w:t>8. Launch a window with a script and a framebuffer plugin</w:t>
       </w:r>
-      <w:bookmarkEnd w:id="105"/>
+      <w:bookmarkEnd w:id="111"/>
     </w:p>
     <w:p>
       <w:pPr>
@@ -43097,7 +44782,7 @@
           <w:noProof/>
         </w:rPr>
         <w:drawing>
-          <wp:inline distT="0" distB="0" distL="0" distR="0" wp14:anchorId="31A36B5D" wp14:editId="655AADA4">
+          <wp:inline distT="0" distB="0" distL="0" distR="0" wp14:anchorId="16F893B6" wp14:editId="59476E3B">
             <wp:extent cx="4640977" cy="7498079"/>
             <wp:effectExtent l="0" t="0" r="0" b="0"/>
             <wp:docPr id="24" name="Picture 24"/>
@@ -43199,7 +44884,7 @@
         <w:pStyle w:val="Titre2"/>
         <w:spacing w:before="460" w:after="220"/>
       </w:pPr>
-      <w:bookmarkStart w:id="106" w:name="_Toc231537855"/>
+      <w:bookmarkStart w:id="112" w:name="_Toc232238717"/>
       <w:r>
         <w:rPr>
           <w:rFonts w:ascii="Aptos Display" w:hAnsi="Aptos Display"/>
@@ -43222,7 +44907,7 @@
         </w:rPr>
         <w:t>8.1 Use the launcher as the stable runtime entry point</w:t>
       </w:r>
-      <w:bookmarkEnd w:id="106"/>
+      <w:bookmarkEnd w:id="112"/>
     </w:p>
     <w:p>
       <w:pPr>
@@ -43327,7 +45012,7 @@
         <w:pStyle w:val="Titre2"/>
         <w:spacing w:before="460" w:after="220"/>
       </w:pPr>
-      <w:bookmarkStart w:id="107" w:name="_Toc231537856"/>
+      <w:bookmarkStart w:id="113" w:name="_Toc232238718"/>
       <w:r>
         <w:rPr>
           <w:rFonts w:ascii="Aptos Display" w:hAnsi="Aptos Display"/>
@@ -43349,7 +45034,7 @@
         </w:rPr>
         <w:t>8.2 Supported arguments</w:t>
       </w:r>
-      <w:bookmarkEnd w:id="107"/>
+      <w:bookmarkEnd w:id="113"/>
     </w:p>
     <w:tbl>
       <w:tblPr>
@@ -43688,7 +45373,7 @@
         <w:pStyle w:val="Titre2"/>
         <w:spacing w:before="460" w:after="220"/>
       </w:pPr>
-      <w:bookmarkStart w:id="108" w:name="_Toc231537857"/>
+      <w:bookmarkStart w:id="114" w:name="_Toc232238719"/>
       <w:r>
         <w:rPr>
           <w:rFonts w:ascii="Aptos Display" w:hAnsi="Aptos Display"/>
@@ -43710,7 +45395,7 @@
         </w:rPr>
         <w:t>8.3 How the script resolves mfd_window.exe</w:t>
       </w:r>
-      <w:bookmarkEnd w:id="108"/>
+      <w:bookmarkEnd w:id="114"/>
     </w:p>
     <w:p>
       <w:pPr>
@@ -43820,7 +45505,7 @@
         <w:pStyle w:val="Titre2"/>
         <w:spacing w:before="460" w:after="220"/>
       </w:pPr>
-      <w:bookmarkStart w:id="109" w:name="_Toc231537858"/>
+      <w:bookmarkStart w:id="115" w:name="_Toc232238720"/>
       <w:r>
         <w:rPr>
           <w:rFonts w:ascii="Aptos Display" w:hAnsi="Aptos Display"/>
@@ -43842,7 +45527,7 @@
         </w:rPr>
         <w:t>8.4 How plugin resolution works</w:t>
       </w:r>
-      <w:bookmarkEnd w:id="109"/>
+      <w:bookmarkEnd w:id="115"/>
     </w:p>
     <w:p>
       <w:pPr>
@@ -43959,7 +45644,7 @@
         <w:pStyle w:val="Titre2"/>
         <w:spacing w:before="460" w:after="220"/>
       </w:pPr>
-      <w:bookmarkStart w:id="110" w:name="_Toc231537859"/>
+      <w:bookmarkStart w:id="116" w:name="_Toc232238721"/>
       <w:r>
         <w:rPr>
           <w:rFonts w:ascii="Aptos Display" w:hAnsi="Aptos Display"/>
@@ -43981,7 +45666,7 @@
         </w:rPr>
         <w:t>8.5 Example of a preconfigured project launcher</w:t>
       </w:r>
-      <w:bookmarkEnd w:id="110"/>
+      <w:bookmarkEnd w:id="116"/>
     </w:p>
     <w:p>
       <w:pPr>
@@ -44130,7 +45815,7 @@
         <w:pStyle w:val="Titre2"/>
         <w:spacing w:before="460" w:after="220"/>
       </w:pPr>
-      <w:bookmarkStart w:id="111" w:name="_Toc231537860"/>
+      <w:bookmarkStart w:id="117" w:name="_Toc232238722"/>
       <w:r>
         <w:rPr>
           <w:rFonts w:ascii="Aptos Display" w:hAnsi="Aptos Display"/>
@@ -44152,7 +45837,7 @@
         </w:rPr>
         <w:t>8.6 Example with an explicit custom plugin</w:t>
       </w:r>
-      <w:bookmarkEnd w:id="111"/>
+      <w:bookmarkEnd w:id="117"/>
     </w:p>
     <w:p>
       <w:pPr>
@@ -44264,7 +45949,7 @@
         <w:pStyle w:val="Titre2"/>
         <w:spacing w:before="460" w:after="220"/>
       </w:pPr>
-      <w:bookmarkStart w:id="112" w:name="_Toc231537861"/>
+      <w:bookmarkStart w:id="118" w:name="_Toc232238723"/>
       <w:r>
         <w:rPr>
           <w:rFonts w:ascii="Aptos Display" w:hAnsi="Aptos Display"/>
@@ -44286,7 +45971,7 @@
         </w:rPr>
         <w:t>8.7 Why the script is still useful when the CLI exists</w:t>
       </w:r>
-      <w:bookmarkEnd w:id="112"/>
+      <w:bookmarkEnd w:id="118"/>
     </w:p>
     <w:p>
       <w:pPr>
@@ -44358,7 +46043,7 @@
         <w:pStyle w:val="Titre2"/>
         <w:spacing w:before="460" w:after="220"/>
       </w:pPr>
-      <w:bookmarkStart w:id="113" w:name="_Toc231537862"/>
+      <w:bookmarkStart w:id="119" w:name="_Toc232238724"/>
       <w:r>
         <w:rPr>
           <w:rFonts w:ascii="Aptos Display" w:hAnsi="Aptos Display"/>
@@ -44380,7 +46065,7 @@
         </w:rPr>
         <w:t>8.8 Write your own project launcher</w:t>
       </w:r>
-      <w:bookmarkEnd w:id="113"/>
+      <w:bookmarkEnd w:id="119"/>
     </w:p>
     <w:p>
       <w:pPr>
@@ -44467,7 +46152,7 @@
         <w:pStyle w:val="Titre2"/>
         <w:spacing w:before="460" w:after="220"/>
       </w:pPr>
-      <w:bookmarkStart w:id="114" w:name="_Toc231537863"/>
+      <w:bookmarkStart w:id="120" w:name="_Toc232238725"/>
       <w:r>
         <w:rPr>
           <w:rFonts w:ascii="Aptos Display" w:hAnsi="Aptos Display"/>
@@ -44490,7 +46175,7 @@
         </w:rPr>
         <w:t>8.9 Launch checklist with a framebuffer plugin</w:t>
       </w:r>
-      <w:bookmarkEnd w:id="114"/>
+      <w:bookmarkEnd w:id="120"/>
     </w:p>
     <w:p>
       <w:pPr>
@@ -44580,7 +46265,7 @@
         <w:pStyle w:val="Titre2"/>
         <w:spacing w:before="460" w:after="220"/>
       </w:pPr>
-      <w:bookmarkStart w:id="115" w:name="_Toc231537864"/>
+      <w:bookmarkStart w:id="121" w:name="_Toc232238726"/>
       <w:r>
         <w:rPr>
           <w:rFonts w:ascii="Aptos Display" w:hAnsi="Aptos Display"/>
@@ -44602,7 +46287,7 @@
         </w:rPr>
         <w:t>8.10 If the plugin does not load</w:t>
       </w:r>
-      <w:bookmarkEnd w:id="115"/>
+      <w:bookmarkEnd w:id="121"/>
     </w:p>
     <w:p>
       <w:pPr>
@@ -44719,7 +46404,7 @@
         </w:pBdr>
         <w:spacing w:before="80" w:after="200"/>
       </w:pPr>
-      <w:bookmarkStart w:id="116" w:name="_Toc231537865"/>
+      <w:bookmarkStart w:id="122" w:name="_Toc232238727"/>
       <w:r>
         <w:rPr>
           <w:rFonts w:ascii="Aptos Display" w:hAnsi="Aptos Display"/>
@@ -44728,14 +46413,14 @@
         <w:lastRenderedPageBreak/>
         <w:t>9. Overall recommended checklist</w:t>
       </w:r>
-      <w:bookmarkEnd w:id="116"/>
+      <w:bookmarkEnd w:id="122"/>
     </w:p>
     <w:p>
       <w:pPr>
         <w:pStyle w:val="Titre2"/>
         <w:spacing w:before="460" w:after="220"/>
       </w:pPr>
-      <w:bookmarkStart w:id="117" w:name="_Toc231537866"/>
+      <w:bookmarkStart w:id="123" w:name="_Toc232238728"/>
       <w:r>
         <w:rPr>
           <w:rFonts w:ascii="Aptos Display" w:hAnsi="Aptos Display"/>
@@ -44757,7 +46442,7 @@
         </w:rPr>
         <w:t>9.1 End-to-end project workflow</w:t>
       </w:r>
-      <w:bookmarkEnd w:id="117"/>
+      <w:bookmarkEnd w:id="123"/>
     </w:p>
     <w:p>
       <w:pPr>
@@ -44893,7 +46578,7 @@
         </w:rPr>
       </w:pPr>
       <w:r>
-        <w:t xml:space="preserve">7. launch </w:t>
+        <w:t xml:space="preserve">7. choose the runtime host path: </w:t>
       </w:r>
       <w:r>
         <w:rPr>
@@ -44904,6 +46589,18 @@
         </w:rPr>
         <w:t>mfd_window</w:t>
       </w:r>
+      <w:r>
+        <w:t xml:space="preserve"> or one application embedding </w:t>
+      </w:r>
+      <w:r>
+        <w:rPr>
+          <w:rFonts w:ascii="Consolas" w:hAnsi="Consolas"/>
+          <w:color w:val="374151"/>
+          <w:sz w:val="17"/>
+          <w:shd w:val="clear" w:color="auto" w:fill="F5F5F5"/>
+        </w:rPr>
+        <w:t>mfd_runtime_api</w:t>
+      </w:r>
     </w:p>
     <w:p>
       <w:pPr>
@@ -44956,7 +46653,19 @@
         </w:rPr>
       </w:pPr>
       <w:r>
-        <w:t>10. attach a framebuffer plugin when the rendered image must leave the runtime</w:t>
+        <w:t xml:space="preserve">10. attach a framebuffer plugin only when the </w:t>
+      </w:r>
+      <w:r>
+        <w:rPr>
+          <w:rFonts w:ascii="Consolas" w:hAnsi="Consolas"/>
+          <w:color w:val="374151"/>
+          <w:sz w:val="17"/>
+          <w:shd w:val="clear" w:color="auto" w:fill="F5F5F5"/>
+        </w:rPr>
+        <w:t>mfd_window</w:t>
+      </w:r>
+      <w:r>
+        <w:t xml:space="preserve"> host must export the rendered image</w:t>
       </w:r>
     </w:p>
     <w:p>
@@ -44964,7 +46673,7 @@
         <w:pStyle w:val="Titre2"/>
         <w:spacing w:before="460" w:after="220"/>
       </w:pPr>
-      <w:bookmarkStart w:id="118" w:name="_Toc231537867"/>
+      <w:bookmarkStart w:id="124" w:name="_Toc232238729"/>
       <w:r>
         <w:rPr>
           <w:rFonts w:ascii="Aptos Display" w:hAnsi="Aptos Display"/>
@@ -44986,7 +46695,7 @@
         </w:rPr>
         <w:t>9.2 Design errors to avoid</w:t>
       </w:r>
-      <w:bookmarkEnd w:id="118"/>
+      <w:bookmarkEnd w:id="124"/>
     </w:p>
     <w:p>
       <w:pPr>
@@ -45062,6 +46771,41 @@
       </w:pPr>
       <w:r>
         <w:t>bypass runtime feedback when logic depends on authoritative page or capture state</w:t>
+      </w:r>
+    </w:p>
+    <w:p>
+      <w:pPr>
+        <w:pStyle w:val="Listepuces"/>
+        <w:rPr>
+          <w:rFonts w:hint="eastAsia"/>
+        </w:rPr>
+      </w:pPr>
+      <w:r>
+        <w:t xml:space="preserve">expose </w:t>
+      </w:r>
+      <w:r>
+        <w:rPr>
+          <w:rFonts w:ascii="Consolas" w:hAnsi="Consolas"/>
+          <w:color w:val="374151"/>
+          <w:sz w:val="17"/>
+          <w:shd w:val="clear" w:color="auto" w:fill="F5F5F5"/>
+        </w:rPr>
+        <w:t>mfd_api</w:t>
+      </w:r>
+      <w:r>
+        <w:t xml:space="preserve"> directly to one embedding application when </w:t>
+      </w:r>
+      <w:r>
+        <w:rPr>
+          <w:rFonts w:ascii="Consolas" w:hAnsi="Consolas"/>
+          <w:color w:val="374151"/>
+          <w:sz w:val="17"/>
+          <w:shd w:val="clear" w:color="auto" w:fill="F5F5F5"/>
+        </w:rPr>
+        <w:t>mfd_runtime_api</w:t>
+      </w:r>
+      <w:r>
+        <w:t xml:space="preserve"> is the intended public boundary</w:t>
       </w:r>
     </w:p>
     <w:p>
@@ -45092,7 +46836,7 @@
         <w:pStyle w:val="Titre2"/>
         <w:spacing w:before="460" w:after="220"/>
       </w:pPr>
-      <w:bookmarkStart w:id="119" w:name="_Toc231537868"/>
+      <w:bookmarkStart w:id="125" w:name="_Toc232238730"/>
       <w:r>
         <w:rPr>
           <w:rFonts w:ascii="Aptos Display" w:hAnsi="Aptos Display"/>
@@ -45114,7 +46858,7 @@
         </w:rPr>
         <w:t>9.3 Files every integrator should know</w:t>
       </w:r>
-      <w:bookmarkEnd w:id="119"/>
+      <w:bookmarkEnd w:id="125"/>
     </w:p>
     <w:tbl>
       <w:tblPr>
@@ -45470,6 +47214,7 @@
                 <w:b/>
                 <w:sz w:val="19"/>
               </w:rPr>
+              <w:lastRenderedPageBreak/>
               <w:t>mfd_client_api/include/mfd/client/GeneratedUiSupport.h</w:t>
             </w:r>
           </w:p>
@@ -45495,14 +47240,7 @@
               <w:rPr>
                 <w:sz w:val="19"/>
               </w:rPr>
-              <w:t xml:space="preserve">single generated-code </w:t>
-            </w:r>
-            <w:r>
-              <w:rPr>
-                <w:sz w:val="19"/>
-              </w:rPr>
-              <w:lastRenderedPageBreak/>
-              <w:t>include bridging typed UI code to the packaged client SDK</w:t>
+              <w:t>single generated-code include bridging typed UI code to the packaged client SDK</w:t>
             </w:r>
           </w:p>
         </w:tc>
@@ -45530,7 +47268,6 @@
                 <w:b/>
                 <w:sz w:val="19"/>
               </w:rPr>
-              <w:lastRenderedPageBreak/>
               <w:t>mfd_common_api/include/mfd/control/CommandClient.h</w:t>
             </w:r>
           </w:p>
@@ -45743,7 +47480,7 @@
                 <w:b/>
                 <w:sz w:val="19"/>
               </w:rPr>
-              <w:t>mfd_window_plugin_api/include/mfd/window/WindowLauncherPlugin.h</w:t>
+              <w:t>mfd_runtime_api/include/mfd/runtime_api/RuntimeSession.h</w:t>
             </w:r>
           </w:p>
         </w:tc>
@@ -45768,7 +47505,7 @@
               <w:rPr>
                 <w:sz w:val="19"/>
               </w:rPr>
-              <w:t>stable framebuffer-plugin ABI</w:t>
+              <w:t>public offscreen runtime session entry point</w:t>
             </w:r>
           </w:p>
         </w:tc>
@@ -45796,7 +47533,7 @@
                 <w:b/>
                 <w:sz w:val="19"/>
               </w:rPr>
-              <w:t>Scripts/Start-MfdWindow.bat</w:t>
+              <w:t>mfd_runtime_api/include/mfd/runtime_api/OffscreenSurface.h</w:t>
             </w:r>
           </w:p>
         </w:tc>
@@ -45821,7 +47558,7 @@
               <w:rPr>
                 <w:sz w:val="19"/>
               </w:rPr>
-              <w:t>runtime and plugin launch path</w:t>
+              <w:t>public resizable offscreen output surface</w:t>
             </w:r>
           </w:p>
         </w:tc>
@@ -45849,7 +47586,7 @@
                 <w:b/>
                 <w:sz w:val="19"/>
               </w:rPr>
-              <w:t>Scripts/Start-MfdPackageTest.bat</w:t>
+              <w:t>mfd_window_plugin_api/include/mfd/window/WindowLauncherPlugin.h</w:t>
             </w:r>
           </w:p>
         </w:tc>
@@ -45874,7 +47611,7 @@
               <w:rPr>
                 <w:sz w:val="19"/>
               </w:rPr>
-              <w:t>lightweight launcher for the package-consumer validation window</w:t>
+              <w:t>stable framebuffer-plugin ABI</w:t>
             </w:r>
           </w:p>
         </w:tc>
@@ -45902,7 +47639,7 @@
                 <w:b/>
                 <w:sz w:val="19"/>
               </w:rPr>
-              <w:t>examples/client_test_package/CMakeLists.txt</w:t>
+              <w:t>Scripts/Start-MfdWindow.bat</w:t>
             </w:r>
           </w:p>
         </w:tc>
@@ -45927,7 +47664,7 @@
               <w:rPr>
                 <w:sz w:val="19"/>
               </w:rPr>
-              <w:t>reference find_package(MFDStudioClientApi) consumer using the staged delivery</w:t>
+              <w:t>runtime and plugin launch path</w:t>
             </w:r>
           </w:p>
         </w:tc>
@@ -45955,8 +47692,7 @@
                 <w:b/>
                 <w:sz w:val="19"/>
               </w:rPr>
-              <w:lastRenderedPageBreak/>
-              <w:t>_Deliveries/packages_windows/MFDStudioClientApi/build/native/cmake/MFDStudioClientApiConfig.cmake</w:t>
+              <w:t>Scripts/Start-MfdPackageTest.bat</w:t>
             </w:r>
           </w:p>
         </w:tc>
@@ -45981,7 +47717,14 @@
               <w:rPr>
                 <w:sz w:val="19"/>
               </w:rPr>
-              <w:t>packaged development SDK entry point exported for external CMake clients</w:t>
+              <w:t>lightweight launcher for the package-</w:t>
+            </w:r>
+            <w:r>
+              <w:rPr>
+                <w:sz w:val="19"/>
+              </w:rPr>
+              <w:lastRenderedPageBreak/>
+              <w:t>consumer validation window</w:t>
             </w:r>
           </w:p>
         </w:tc>
@@ -46009,7 +47752,8 @@
                 <w:b/>
                 <w:sz w:val="19"/>
               </w:rPr>
-              <w:t>_Deliveries/packages_bin_windows/MFDStudioClientApi.Install/_Exec/&lt;toolset&gt;/&lt;platform&gt;/&lt;config&gt;/mfd_client_api.dll</w:t>
+              <w:lastRenderedPageBreak/>
+              <w:t>examples/offscreen_viewer/src/main.cpp</w:t>
             </w:r>
           </w:p>
         </w:tc>
@@ -46034,6 +47778,218 @@
               <w:rPr>
                 <w:sz w:val="19"/>
               </w:rPr>
+              <w:t>reference embedding example for the offscreen runtime package</w:t>
+            </w:r>
+          </w:p>
+        </w:tc>
+      </w:tr>
+      <w:tr>
+        <w:tc>
+          <w:tcPr>
+            <w:tcW w:w="4479" w:type="dxa"/>
+            <w:shd w:val="clear" w:color="auto" w:fill="FFFFFF"/>
+            <w:tcMar>
+              <w:top w:w="80" w:type="dxa"/>
+              <w:left w:w="120" w:type="dxa"/>
+              <w:bottom w:w="80" w:type="dxa"/>
+              <w:right w:w="120" w:type="dxa"/>
+            </w:tcMar>
+          </w:tcPr>
+          <w:p>
+            <w:pPr>
+              <w:rPr>
+                <w:rFonts w:hint="eastAsia"/>
+              </w:rPr>
+            </w:pPr>
+            <w:r>
+              <w:rPr>
+                <w:b/>
+                <w:sz w:val="19"/>
+              </w:rPr>
+              <w:t>examples/client_test_package/CMakeLists.txt</w:t>
+            </w:r>
+          </w:p>
+        </w:tc>
+        <w:tc>
+          <w:tcPr>
+            <w:tcW w:w="4479" w:type="dxa"/>
+            <w:shd w:val="clear" w:color="auto" w:fill="FFFFFF"/>
+            <w:tcMar>
+              <w:top w:w="80" w:type="dxa"/>
+              <w:left w:w="120" w:type="dxa"/>
+              <w:bottom w:w="80" w:type="dxa"/>
+              <w:right w:w="120" w:type="dxa"/>
+            </w:tcMar>
+          </w:tcPr>
+          <w:p>
+            <w:pPr>
+              <w:rPr>
+                <w:rFonts w:hint="eastAsia"/>
+              </w:rPr>
+            </w:pPr>
+            <w:r>
+              <w:rPr>
+                <w:sz w:val="19"/>
+              </w:rPr>
+              <w:t>reference find_package(MFDStudioClientApi) consumer using the staged delivery</w:t>
+            </w:r>
+          </w:p>
+        </w:tc>
+      </w:tr>
+      <w:tr>
+        <w:tc>
+          <w:tcPr>
+            <w:tcW w:w="4479" w:type="dxa"/>
+            <w:shd w:val="clear" w:color="auto" w:fill="F8FAFF"/>
+            <w:tcMar>
+              <w:top w:w="80" w:type="dxa"/>
+              <w:left w:w="120" w:type="dxa"/>
+              <w:bottom w:w="80" w:type="dxa"/>
+              <w:right w:w="120" w:type="dxa"/>
+            </w:tcMar>
+          </w:tcPr>
+          <w:p>
+            <w:pPr>
+              <w:rPr>
+                <w:rFonts w:hint="eastAsia"/>
+              </w:rPr>
+            </w:pPr>
+            <w:r>
+              <w:rPr>
+                <w:b/>
+                <w:sz w:val="19"/>
+              </w:rPr>
+              <w:t>_Deliveries/packages_windows/MFDStudioRuntimeApi/build/native/cmake/MFDStudioRuntimeApiConfig.cmake</w:t>
+            </w:r>
+          </w:p>
+        </w:tc>
+        <w:tc>
+          <w:tcPr>
+            <w:tcW w:w="4479" w:type="dxa"/>
+            <w:shd w:val="clear" w:color="auto" w:fill="F8FAFF"/>
+            <w:tcMar>
+              <w:top w:w="80" w:type="dxa"/>
+              <w:left w:w="120" w:type="dxa"/>
+              <w:bottom w:w="80" w:type="dxa"/>
+              <w:right w:w="120" w:type="dxa"/>
+            </w:tcMar>
+          </w:tcPr>
+          <w:p>
+            <w:pPr>
+              <w:rPr>
+                <w:rFonts w:hint="eastAsia"/>
+              </w:rPr>
+            </w:pPr>
+            <w:r>
+              <w:rPr>
+                <w:sz w:val="19"/>
+              </w:rPr>
+              <w:t>packaged development SDK entry point for offscreen embedding</w:t>
+            </w:r>
+          </w:p>
+        </w:tc>
+      </w:tr>
+      <w:tr>
+        <w:tc>
+          <w:tcPr>
+            <w:tcW w:w="4479" w:type="dxa"/>
+            <w:shd w:val="clear" w:color="auto" w:fill="FFFFFF"/>
+            <w:tcMar>
+              <w:top w:w="80" w:type="dxa"/>
+              <w:left w:w="120" w:type="dxa"/>
+              <w:bottom w:w="80" w:type="dxa"/>
+              <w:right w:w="120" w:type="dxa"/>
+            </w:tcMar>
+          </w:tcPr>
+          <w:p>
+            <w:pPr>
+              <w:rPr>
+                <w:rFonts w:hint="eastAsia"/>
+              </w:rPr>
+            </w:pPr>
+            <w:r>
+              <w:rPr>
+                <w:b/>
+                <w:sz w:val="19"/>
+              </w:rPr>
+              <w:t>_Deliveries/packages_windows/MFDStudioClientApi/build/native/cmake/MFDStudioClientApiConfig.cmake</w:t>
+            </w:r>
+          </w:p>
+        </w:tc>
+        <w:tc>
+          <w:tcPr>
+            <w:tcW w:w="4479" w:type="dxa"/>
+            <w:shd w:val="clear" w:color="auto" w:fill="FFFFFF"/>
+            <w:tcMar>
+              <w:top w:w="80" w:type="dxa"/>
+              <w:left w:w="120" w:type="dxa"/>
+              <w:bottom w:w="80" w:type="dxa"/>
+              <w:right w:w="120" w:type="dxa"/>
+            </w:tcMar>
+          </w:tcPr>
+          <w:p>
+            <w:pPr>
+              <w:rPr>
+                <w:rFonts w:hint="eastAsia"/>
+              </w:rPr>
+            </w:pPr>
+            <w:r>
+              <w:rPr>
+                <w:sz w:val="19"/>
+              </w:rPr>
+              <w:t>packaged development SDK entry point exported for external CMake clients</w:t>
+            </w:r>
+          </w:p>
+        </w:tc>
+      </w:tr>
+      <w:tr>
+        <w:tc>
+          <w:tcPr>
+            <w:tcW w:w="4479" w:type="dxa"/>
+            <w:shd w:val="clear" w:color="auto" w:fill="F8FAFF"/>
+            <w:tcMar>
+              <w:top w:w="80" w:type="dxa"/>
+              <w:left w:w="120" w:type="dxa"/>
+              <w:bottom w:w="80" w:type="dxa"/>
+              <w:right w:w="120" w:type="dxa"/>
+            </w:tcMar>
+          </w:tcPr>
+          <w:p>
+            <w:pPr>
+              <w:rPr>
+                <w:rFonts w:hint="eastAsia"/>
+              </w:rPr>
+            </w:pPr>
+            <w:r>
+              <w:rPr>
+                <w:b/>
+                <w:sz w:val="19"/>
+              </w:rPr>
+              <w:t>_Deliveries/packages_bin_windows/MFDStudioClientApi.Install/_Exec/&lt;toolset&gt;/&lt;platform&gt;/&lt;config&gt;/mfd_client_api.dll</w:t>
+            </w:r>
+          </w:p>
+        </w:tc>
+        <w:tc>
+          <w:tcPr>
+            <w:tcW w:w="4479" w:type="dxa"/>
+            <w:shd w:val="clear" w:color="auto" w:fill="F8FAFF"/>
+            <w:tcMar>
+              <w:top w:w="80" w:type="dxa"/>
+              <w:left w:w="120" w:type="dxa"/>
+              <w:bottom w:w="80" w:type="dxa"/>
+              <w:right w:w="120" w:type="dxa"/>
+            </w:tcMar>
+          </w:tcPr>
+          <w:p>
+            <w:pPr>
+              <w:rPr>
+                <w:rFonts w:hint="eastAsia"/>
+              </w:rPr>
+            </w:pPr>
+            <w:r>
+              <w:rPr>
+                <w:sz w:val="19"/>
+              </w:rPr>
               <w:t>standalone runtime payload required by packaged generated clients</w:t>
             </w:r>
           </w:p>
@@ -46045,7 +48001,7 @@
         <w:pStyle w:val="Titre2"/>
         <w:spacing w:before="460" w:after="220"/>
       </w:pPr>
-      <w:bookmarkStart w:id="120" w:name="_Toc231537869"/>
+      <w:bookmarkStart w:id="126" w:name="_Toc232238731"/>
       <w:r>
         <w:rPr>
           <w:rFonts w:ascii="Aptos Display" w:hAnsi="Aptos Display"/>
@@ -46067,7 +48023,7 @@
         </w:rPr>
         <w:t>9.4 Final takeaway</w:t>
       </w:r>
-      <w:bookmarkEnd w:id="120"/>
+      <w:bookmarkEnd w:id="126"/>
     </w:p>
     <w:p>
       <w:pPr>
@@ -46131,7 +48087,42 @@
         </w:rPr>
       </w:pPr>
       <w:r>
-        <w:t>copy framebuffer pixels safely before crossing into async plugin logic</w:t>
+        <w:t xml:space="preserve">choose </w:t>
+      </w:r>
+      <w:r>
+        <w:rPr>
+          <w:rFonts w:ascii="Consolas" w:hAnsi="Consolas"/>
+          <w:color w:val="374151"/>
+          <w:sz w:val="17"/>
+          <w:shd w:val="clear" w:color="auto" w:fill="F5F5F5"/>
+        </w:rPr>
+        <w:t>mfd_runtime_api</w:t>
+      </w:r>
+      <w:r>
+        <w:t xml:space="preserve"> for direct embedding and keep framebuffer plugins for the </w:t>
+      </w:r>
+      <w:r>
+        <w:rPr>
+          <w:rFonts w:ascii="Consolas" w:hAnsi="Consolas"/>
+          <w:color w:val="374151"/>
+          <w:sz w:val="17"/>
+          <w:shd w:val="clear" w:color="auto" w:fill="F5F5F5"/>
+        </w:rPr>
+        <w:t>mfd_window</w:t>
+      </w:r>
+      <w:r>
+        <w:t xml:space="preserve"> path</w:t>
+      </w:r>
+    </w:p>
+    <w:p>
+      <w:pPr>
+        <w:pStyle w:val="Listepuces"/>
+        <w:rPr>
+          <w:rFonts w:hint="eastAsia"/>
+        </w:rPr>
+      </w:pPr>
+      <w:r>
+        <w:t>copy framebuffer pixels safely before crossing into async plugin logic when a plugin is involved</w:t>
       </w:r>
     </w:p>
     <w:p>
@@ -46153,7 +48144,7 @@
         </w:pBdr>
         <w:spacing w:before="80" w:after="200"/>
       </w:pPr>
-      <w:bookmarkStart w:id="121" w:name="_Toc231537870"/>
+      <w:bookmarkStart w:id="127" w:name="_Toc232238732"/>
       <w:r>
         <w:rPr>
           <w:rFonts w:ascii="Aptos Display" w:hAnsi="Aptos Display"/>
@@ -46162,7 +48153,7 @@
         <w:lastRenderedPageBreak/>
         <w:t>Appendix A. Quick Reference</w:t>
       </w:r>
-      <w:bookmarkEnd w:id="121"/>
+      <w:bookmarkEnd w:id="127"/>
     </w:p>
     <w:p>
       <w:pPr>
@@ -47909,31 +49900,31 @@
       </w:rPr>
     </w:lvl>
   </w:abstractNum>
-  <w:num w:numId="1" w16cid:durableId="982612483">
+  <w:num w:numId="1" w16cid:durableId="167527439">
     <w:abstractNumId w:val="8"/>
   </w:num>
-  <w:num w:numId="2" w16cid:durableId="512572862">
+  <w:num w:numId="2" w16cid:durableId="1619025254">
     <w:abstractNumId w:val="6"/>
   </w:num>
-  <w:num w:numId="3" w16cid:durableId="729378290">
+  <w:num w:numId="3" w16cid:durableId="1196042187">
     <w:abstractNumId w:val="5"/>
   </w:num>
-  <w:num w:numId="4" w16cid:durableId="19817010">
+  <w:num w:numId="4" w16cid:durableId="731126562">
     <w:abstractNumId w:val="4"/>
   </w:num>
-  <w:num w:numId="5" w16cid:durableId="1930843403">
+  <w:num w:numId="5" w16cid:durableId="1536192735">
     <w:abstractNumId w:val="7"/>
   </w:num>
-  <w:num w:numId="6" w16cid:durableId="303507862">
+  <w:num w:numId="6" w16cid:durableId="1212231886">
     <w:abstractNumId w:val="3"/>
   </w:num>
-  <w:num w:numId="7" w16cid:durableId="267933374">
+  <w:num w:numId="7" w16cid:durableId="200047709">
     <w:abstractNumId w:val="2"/>
   </w:num>
-  <w:num w:numId="8" w16cid:durableId="1541430896">
+  <w:num w:numId="8" w16cid:durableId="1368992486">
     <w:abstractNumId w:val="1"/>
   </w:num>
-  <w:num w:numId="9" w16cid:durableId="65537348">
+  <w:num w:numId="9" w16cid:durableId="769856695">
     <w:abstractNumId w:val="0"/>
   </w:num>
 </w:numbering>
@@ -59324,7 +61315,7 @@
     <w:autoRedefine/>
     <w:uiPriority w:val="39"/>
     <w:unhideWhenUsed/>
-    <w:rsid w:val="001B7D3C"/>
+    <w:rsid w:val="00C356B3"/>
     <w:pPr>
       <w:spacing w:after="100"/>
     </w:pPr>
@@ -59336,7 +61327,7 @@
     <w:autoRedefine/>
     <w:uiPriority w:val="39"/>
     <w:unhideWhenUsed/>
-    <w:rsid w:val="001B7D3C"/>
+    <w:rsid w:val="00C356B3"/>
     <w:pPr>
       <w:spacing w:after="100"/>
       <w:ind w:left="200"/>
@@ -59349,7 +61340,7 @@
     <w:autoRedefine/>
     <w:uiPriority w:val="39"/>
     <w:unhideWhenUsed/>
-    <w:rsid w:val="001B7D3C"/>
+    <w:rsid w:val="00C356B3"/>
     <w:pPr>
       <w:spacing w:after="100"/>
       <w:ind w:left="400"/>
@@ -59362,7 +61353,7 @@
     <w:autoRedefine/>
     <w:uiPriority w:val="39"/>
     <w:unhideWhenUsed/>
-    <w:rsid w:val="001B7D3C"/>
+    <w:rsid w:val="00C356B3"/>
     <w:pPr>
       <w:spacing w:after="100" w:line="278" w:lineRule="auto"/>
       <w:ind w:left="720"/>
@@ -59384,7 +61375,7 @@
     <w:autoRedefine/>
     <w:uiPriority w:val="39"/>
     <w:unhideWhenUsed/>
-    <w:rsid w:val="001B7D3C"/>
+    <w:rsid w:val="00C356B3"/>
     <w:pPr>
       <w:spacing w:after="100" w:line="278" w:lineRule="auto"/>
       <w:ind w:left="960"/>
@@ -59406,7 +61397,7 @@
     <w:autoRedefine/>
     <w:uiPriority w:val="39"/>
     <w:unhideWhenUsed/>
-    <w:rsid w:val="001B7D3C"/>
+    <w:rsid w:val="00C356B3"/>
     <w:pPr>
       <w:spacing w:after="100" w:line="278" w:lineRule="auto"/>
       <w:ind w:left="1200"/>
@@ -59428,7 +61419,7 @@
     <w:autoRedefine/>
     <w:uiPriority w:val="39"/>
     <w:unhideWhenUsed/>
-    <w:rsid w:val="001B7D3C"/>
+    <w:rsid w:val="00C356B3"/>
     <w:pPr>
       <w:spacing w:after="100" w:line="278" w:lineRule="auto"/>
       <w:ind w:left="1440"/>
@@ -59450,7 +61441,7 @@
     <w:autoRedefine/>
     <w:uiPriority w:val="39"/>
     <w:unhideWhenUsed/>
-    <w:rsid w:val="001B7D3C"/>
+    <w:rsid w:val="00C356B3"/>
     <w:pPr>
       <w:spacing w:after="100" w:line="278" w:lineRule="auto"/>
       <w:ind w:left="1680"/>
@@ -59472,7 +61463,7 @@
     <w:autoRedefine/>
     <w:uiPriority w:val="39"/>
     <w:unhideWhenUsed/>
-    <w:rsid w:val="001B7D3C"/>
+    <w:rsid w:val="00C356B3"/>
     <w:pPr>
       <w:spacing w:after="100" w:line="278" w:lineRule="auto"/>
       <w:ind w:left="1920"/>
@@ -59492,7 +61483,7 @@
     <w:basedOn w:val="Policepardfaut"/>
     <w:uiPriority w:val="99"/>
     <w:unhideWhenUsed/>
-    <w:rsid w:val="001B7D3C"/>
+    <w:rsid w:val="00C356B3"/>
     <w:rPr>
       <w:color w:val="0000FF" w:themeColor="hyperlink"/>
       <w:u w:val="single"/>
@@ -59504,7 +61495,7 @@
     <w:uiPriority w:val="99"/>
     <w:semiHidden/>
     <w:unhideWhenUsed/>
-    <w:rsid w:val="001B7D3C"/>
+    <w:rsid w:val="00C356B3"/>
     <w:rPr>
       <w:color w:val="605E5C"/>
       <w:shd w:val="clear" w:color="auto" w:fill="E1DFDD"/>

--- a/docs/user_guide/MFDStudio_End_To_End_User_Guide.docx
+++ b/docs/user_guide/MFDStudio_End_To_End_User_Guide.docx
@@ -211,7 +211,7 @@
       <w:pPr>
         <w:pStyle w:val="Titre1"/>
       </w:pPr>
-      <w:bookmarkStart w:id="0" w:name="_Toc232340018"/>
+      <w:bookmarkStart w:id="0" w:name="_Toc232620262"/>
       <w:r>
         <w:t>Table of Contents</w:t>
       </w:r>
@@ -243,7 +243,7 @@
       <w:r>
         <w:fldChar w:fldCharType="separate"/>
       </w:r>
-      <w:hyperlink w:anchor="_Toc232340018" w:history="1">
+      <w:hyperlink w:anchor="_Toc232620262" w:history="1">
         <w:r>
           <w:rPr>
             <w:rStyle w:val="Lienhypertexte"/>
@@ -270,7 +270,7 @@
             <w:noProof/>
             <w:webHidden/>
           </w:rPr>
-          <w:instrText xml:space="preserve"> PAGEREF _Toc232340018 \h </w:instrText>
+          <w:instrText xml:space="preserve"> PAGEREF _Toc232620262 \h </w:instrText>
         </w:r>
         <w:r>
           <w:rPr>
@@ -318,7 +318,7 @@
           <w14:ligatures w14:val="standardContextual"/>
         </w:rPr>
       </w:pPr>
-      <w:hyperlink w:anchor="_Toc232340019" w:history="1">
+      <w:hyperlink w:anchor="_Toc232620263" w:history="1">
         <w:r>
           <w:rPr>
             <w:rStyle w:val="Lienhypertexte"/>
@@ -346,7 +346,7 @@
             <w:noProof/>
             <w:webHidden/>
           </w:rPr>
-          <w:instrText xml:space="preserve"> PAGEREF _Toc232340019 \h </w:instrText>
+          <w:instrText xml:space="preserve"> PAGEREF _Toc232620263 \h </w:instrText>
         </w:r>
         <w:r>
           <w:rPr>
@@ -394,7 +394,7 @@
           <w14:ligatures w14:val="standardContextual"/>
         </w:rPr>
       </w:pPr>
-      <w:hyperlink w:anchor="_Toc232340020" w:history="1">
+      <w:hyperlink w:anchor="_Toc232620264" w:history="1">
         <w:r>
           <w:rPr>
             <w:rStyle w:val="Lienhypertexte"/>
@@ -422,7 +422,7 @@
             <w:noProof/>
             <w:webHidden/>
           </w:rPr>
-          <w:instrText xml:space="preserve"> PAGEREF _Toc232340020 \h </w:instrText>
+          <w:instrText xml:space="preserve"> PAGEREF _Toc232620264 \h </w:instrText>
         </w:r>
         <w:r>
           <w:rPr>
@@ -470,7 +470,7 @@
           <w14:ligatures w14:val="standardContextual"/>
         </w:rPr>
       </w:pPr>
-      <w:hyperlink w:anchor="_Toc232340021" w:history="1">
+      <w:hyperlink w:anchor="_Toc232620265" w:history="1">
         <w:r>
           <w:rPr>
             <w:rStyle w:val="Lienhypertexte"/>
@@ -498,7 +498,7 @@
             <w:noProof/>
             <w:webHidden/>
           </w:rPr>
-          <w:instrText xml:space="preserve"> PAGEREF _Toc232340021 \h </w:instrText>
+          <w:instrText xml:space="preserve"> PAGEREF _Toc232620265 \h </w:instrText>
         </w:r>
         <w:r>
           <w:rPr>
@@ -546,7 +546,7 @@
           <w14:ligatures w14:val="standardContextual"/>
         </w:rPr>
       </w:pPr>
-      <w:hyperlink w:anchor="_Toc232340022" w:history="1">
+      <w:hyperlink w:anchor="_Toc232620266" w:history="1">
         <w:r>
           <w:rPr>
             <w:rStyle w:val="Lienhypertexte"/>
@@ -574,7 +574,7 @@
             <w:noProof/>
             <w:webHidden/>
           </w:rPr>
-          <w:instrText xml:space="preserve"> PAGEREF _Toc232340022 \h </w:instrText>
+          <w:instrText xml:space="preserve"> PAGEREF _Toc232620266 \h </w:instrText>
         </w:r>
         <w:r>
           <w:rPr>
@@ -622,7 +622,7 @@
           <w14:ligatures w14:val="standardContextual"/>
         </w:rPr>
       </w:pPr>
-      <w:hyperlink w:anchor="_Toc232340023" w:history="1">
+      <w:hyperlink w:anchor="_Toc232620267" w:history="1">
         <w:r>
           <w:rPr>
             <w:rStyle w:val="Lienhypertexte"/>
@@ -650,7 +650,7 @@
             <w:noProof/>
             <w:webHidden/>
           </w:rPr>
-          <w:instrText xml:space="preserve"> PAGEREF _Toc232340023 \h </w:instrText>
+          <w:instrText xml:space="preserve"> PAGEREF _Toc232620267 \h </w:instrText>
         </w:r>
         <w:r>
           <w:rPr>
@@ -698,7 +698,7 @@
           <w14:ligatures w14:val="standardContextual"/>
         </w:rPr>
       </w:pPr>
-      <w:hyperlink w:anchor="_Toc232340024" w:history="1">
+      <w:hyperlink w:anchor="_Toc232620268" w:history="1">
         <w:r>
           <w:rPr>
             <w:rStyle w:val="Lienhypertexte"/>
@@ -726,7 +726,7 @@
             <w:noProof/>
             <w:webHidden/>
           </w:rPr>
-          <w:instrText xml:space="preserve"> PAGEREF _Toc232340024 \h </w:instrText>
+          <w:instrText xml:space="preserve"> PAGEREF _Toc232620268 \h </w:instrText>
         </w:r>
         <w:r>
           <w:rPr>
@@ -774,7 +774,7 @@
           <w14:ligatures w14:val="standardContextual"/>
         </w:rPr>
       </w:pPr>
-      <w:hyperlink w:anchor="_Toc232340025" w:history="1">
+      <w:hyperlink w:anchor="_Toc232620269" w:history="1">
         <w:r>
           <w:rPr>
             <w:rStyle w:val="Lienhypertexte"/>
@@ -802,7 +802,7 @@
             <w:noProof/>
             <w:webHidden/>
           </w:rPr>
-          <w:instrText xml:space="preserve"> PAGEREF _Toc232340025 \h </w:instrText>
+          <w:instrText xml:space="preserve"> PAGEREF _Toc232620269 \h </w:instrText>
         </w:r>
         <w:r>
           <w:rPr>
@@ -850,7 +850,7 @@
           <w14:ligatures w14:val="standardContextual"/>
         </w:rPr>
       </w:pPr>
-      <w:hyperlink w:anchor="_Toc232340026" w:history="1">
+      <w:hyperlink w:anchor="_Toc232620270" w:history="1">
         <w:r>
           <w:rPr>
             <w:rStyle w:val="Lienhypertexte"/>
@@ -878,7 +878,7 @@
             <w:noProof/>
             <w:webHidden/>
           </w:rPr>
-          <w:instrText xml:space="preserve"> PAGEREF _Toc232340026 \h </w:instrText>
+          <w:instrText xml:space="preserve"> PAGEREF _Toc232620270 \h </w:instrText>
         </w:r>
         <w:r>
           <w:rPr>
@@ -926,7 +926,7 @@
           <w14:ligatures w14:val="standardContextual"/>
         </w:rPr>
       </w:pPr>
-      <w:hyperlink w:anchor="_Toc232340027" w:history="1">
+      <w:hyperlink w:anchor="_Toc232620271" w:history="1">
         <w:r>
           <w:rPr>
             <w:rStyle w:val="Lienhypertexte"/>
@@ -954,7 +954,7 @@
             <w:noProof/>
             <w:webHidden/>
           </w:rPr>
-          <w:instrText xml:space="preserve"> PAGEREF _Toc232340027 \h </w:instrText>
+          <w:instrText xml:space="preserve"> PAGEREF _Toc232620271 \h </w:instrText>
         </w:r>
         <w:r>
           <w:rPr>
@@ -1002,7 +1002,7 @@
           <w14:ligatures w14:val="standardContextual"/>
         </w:rPr>
       </w:pPr>
-      <w:hyperlink w:anchor="_Toc232340028" w:history="1">
+      <w:hyperlink w:anchor="_Toc232620272" w:history="1">
         <w:r>
           <w:rPr>
             <w:rStyle w:val="Lienhypertexte"/>
@@ -1030,7 +1030,7 @@
             <w:noProof/>
             <w:webHidden/>
           </w:rPr>
-          <w:instrText xml:space="preserve"> PAGEREF _Toc232340028 \h </w:instrText>
+          <w:instrText xml:space="preserve"> PAGEREF _Toc232620272 \h </w:instrText>
         </w:r>
         <w:r>
           <w:rPr>
@@ -1078,7 +1078,7 @@
           <w14:ligatures w14:val="standardContextual"/>
         </w:rPr>
       </w:pPr>
-      <w:hyperlink w:anchor="_Toc232340029" w:history="1">
+      <w:hyperlink w:anchor="_Toc232620273" w:history="1">
         <w:r>
           <w:rPr>
             <w:rStyle w:val="Lienhypertexte"/>
@@ -1106,7 +1106,7 @@
             <w:noProof/>
             <w:webHidden/>
           </w:rPr>
-          <w:instrText xml:space="preserve"> PAGEREF _Toc232340029 \h </w:instrText>
+          <w:instrText xml:space="preserve"> PAGEREF _Toc232620273 \h </w:instrText>
         </w:r>
         <w:r>
           <w:rPr>
@@ -1154,7 +1154,7 @@
           <w14:ligatures w14:val="standardContextual"/>
         </w:rPr>
       </w:pPr>
-      <w:hyperlink w:anchor="_Toc232340030" w:history="1">
+      <w:hyperlink w:anchor="_Toc232620274" w:history="1">
         <w:r>
           <w:rPr>
             <w:rStyle w:val="Lienhypertexte"/>
@@ -1182,7 +1182,7 @@
             <w:noProof/>
             <w:webHidden/>
           </w:rPr>
-          <w:instrText xml:space="preserve"> PAGEREF _Toc232340030 \h </w:instrText>
+          <w:instrText xml:space="preserve"> PAGEREF _Toc232620274 \h </w:instrText>
         </w:r>
         <w:r>
           <w:rPr>
@@ -1230,7 +1230,7 @@
           <w14:ligatures w14:val="standardContextual"/>
         </w:rPr>
       </w:pPr>
-      <w:hyperlink w:anchor="_Toc232340031" w:history="1">
+      <w:hyperlink w:anchor="_Toc232620275" w:history="1">
         <w:r>
           <w:rPr>
             <w:rStyle w:val="Lienhypertexte"/>
@@ -1258,7 +1258,7 @@
             <w:noProof/>
             <w:webHidden/>
           </w:rPr>
-          <w:instrText xml:space="preserve"> PAGEREF _Toc232340031 \h </w:instrText>
+          <w:instrText xml:space="preserve"> PAGEREF _Toc232620275 \h </w:instrText>
         </w:r>
         <w:r>
           <w:rPr>
@@ -1306,7 +1306,7 @@
           <w14:ligatures w14:val="standardContextual"/>
         </w:rPr>
       </w:pPr>
-      <w:hyperlink w:anchor="_Toc232340032" w:history="1">
+      <w:hyperlink w:anchor="_Toc232620276" w:history="1">
         <w:r>
           <w:rPr>
             <w:rStyle w:val="Lienhypertexte"/>
@@ -1334,7 +1334,7 @@
             <w:noProof/>
             <w:webHidden/>
           </w:rPr>
-          <w:instrText xml:space="preserve"> PAGEREF _Toc232340032 \h </w:instrText>
+          <w:instrText xml:space="preserve"> PAGEREF _Toc232620276 \h </w:instrText>
         </w:r>
         <w:r>
           <w:rPr>
@@ -1382,7 +1382,7 @@
           <w14:ligatures w14:val="standardContextual"/>
         </w:rPr>
       </w:pPr>
-      <w:hyperlink w:anchor="_Toc232340033" w:history="1">
+      <w:hyperlink w:anchor="_Toc232620277" w:history="1">
         <w:r>
           <w:rPr>
             <w:rStyle w:val="Lienhypertexte"/>
@@ -1410,7 +1410,7 @@
             <w:noProof/>
             <w:webHidden/>
           </w:rPr>
-          <w:instrText xml:space="preserve"> PAGEREF _Toc232340033 \h </w:instrText>
+          <w:instrText xml:space="preserve"> PAGEREF _Toc232620277 \h </w:instrText>
         </w:r>
         <w:r>
           <w:rPr>
@@ -1458,7 +1458,7 @@
           <w14:ligatures w14:val="standardContextual"/>
         </w:rPr>
       </w:pPr>
-      <w:hyperlink w:anchor="_Toc232340034" w:history="1">
+      <w:hyperlink w:anchor="_Toc232620278" w:history="1">
         <w:r>
           <w:rPr>
             <w:rStyle w:val="Lienhypertexte"/>
@@ -1486,7 +1486,7 @@
             <w:noProof/>
             <w:webHidden/>
           </w:rPr>
-          <w:instrText xml:space="preserve"> PAGEREF _Toc232340034 \h </w:instrText>
+          <w:instrText xml:space="preserve"> PAGEREF _Toc232620278 \h </w:instrText>
         </w:r>
         <w:r>
           <w:rPr>
@@ -1534,7 +1534,7 @@
           <w14:ligatures w14:val="standardContextual"/>
         </w:rPr>
       </w:pPr>
-      <w:hyperlink w:anchor="_Toc232340035" w:history="1">
+      <w:hyperlink w:anchor="_Toc232620279" w:history="1">
         <w:r>
           <w:rPr>
             <w:rStyle w:val="Lienhypertexte"/>
@@ -1562,7 +1562,7 @@
             <w:noProof/>
             <w:webHidden/>
           </w:rPr>
-          <w:instrText xml:space="preserve"> PAGEREF _Toc232340035 \h </w:instrText>
+          <w:instrText xml:space="preserve"> PAGEREF _Toc232620279 \h </w:instrText>
         </w:r>
         <w:r>
           <w:rPr>
@@ -1610,7 +1610,7 @@
           <w14:ligatures w14:val="standardContextual"/>
         </w:rPr>
       </w:pPr>
-      <w:hyperlink w:anchor="_Toc232340036" w:history="1">
+      <w:hyperlink w:anchor="_Toc232620280" w:history="1">
         <w:r>
           <w:rPr>
             <w:rStyle w:val="Lienhypertexte"/>
@@ -1638,7 +1638,7 @@
             <w:noProof/>
             <w:webHidden/>
           </w:rPr>
-          <w:instrText xml:space="preserve"> PAGEREF _Toc232340036 \h </w:instrText>
+          <w:instrText xml:space="preserve"> PAGEREF _Toc232620280 \h </w:instrText>
         </w:r>
         <w:r>
           <w:rPr>
@@ -1686,7 +1686,7 @@
           <w14:ligatures w14:val="standardContextual"/>
         </w:rPr>
       </w:pPr>
-      <w:hyperlink w:anchor="_Toc232340037" w:history="1">
+      <w:hyperlink w:anchor="_Toc232620281" w:history="1">
         <w:r>
           <w:rPr>
             <w:rStyle w:val="Lienhypertexte"/>
@@ -1714,7 +1714,7 @@
             <w:noProof/>
             <w:webHidden/>
           </w:rPr>
-          <w:instrText xml:space="preserve"> PAGEREF _Toc232340037 \h </w:instrText>
+          <w:instrText xml:space="preserve"> PAGEREF _Toc232620281 \h </w:instrText>
         </w:r>
         <w:r>
           <w:rPr>
@@ -1762,7 +1762,7 @@
           <w14:ligatures w14:val="standardContextual"/>
         </w:rPr>
       </w:pPr>
-      <w:hyperlink w:anchor="_Toc232340038" w:history="1">
+      <w:hyperlink w:anchor="_Toc232620282" w:history="1">
         <w:r>
           <w:rPr>
             <w:rStyle w:val="Lienhypertexte"/>
@@ -1790,7 +1790,7 @@
             <w:noProof/>
             <w:webHidden/>
           </w:rPr>
-          <w:instrText xml:space="preserve"> PAGEREF _Toc232340038 \h </w:instrText>
+          <w:instrText xml:space="preserve"> PAGEREF _Toc232620282 \h </w:instrText>
         </w:r>
         <w:r>
           <w:rPr>
@@ -1838,7 +1838,7 @@
           <w14:ligatures w14:val="standardContextual"/>
         </w:rPr>
       </w:pPr>
-      <w:hyperlink w:anchor="_Toc232340039" w:history="1">
+      <w:hyperlink w:anchor="_Toc232620283" w:history="1">
         <w:r>
           <w:rPr>
             <w:rStyle w:val="Lienhypertexte"/>
@@ -1866,7 +1866,7 @@
             <w:noProof/>
             <w:webHidden/>
           </w:rPr>
-          <w:instrText xml:space="preserve"> PAGEREF _Toc232340039 \h </w:instrText>
+          <w:instrText xml:space="preserve"> PAGEREF _Toc232620283 \h </w:instrText>
         </w:r>
         <w:r>
           <w:rPr>
@@ -1914,7 +1914,7 @@
           <w14:ligatures w14:val="standardContextual"/>
         </w:rPr>
       </w:pPr>
-      <w:hyperlink w:anchor="_Toc232340040" w:history="1">
+      <w:hyperlink w:anchor="_Toc232620284" w:history="1">
         <w:r>
           <w:rPr>
             <w:rStyle w:val="Lienhypertexte"/>
@@ -1942,7 +1942,7 @@
             <w:noProof/>
             <w:webHidden/>
           </w:rPr>
-          <w:instrText xml:space="preserve"> PAGEREF _Toc232340040 \h </w:instrText>
+          <w:instrText xml:space="preserve"> PAGEREF _Toc232620284 \h </w:instrText>
         </w:r>
         <w:r>
           <w:rPr>
@@ -1990,7 +1990,7 @@
           <w14:ligatures w14:val="standardContextual"/>
         </w:rPr>
       </w:pPr>
-      <w:hyperlink w:anchor="_Toc232340041" w:history="1">
+      <w:hyperlink w:anchor="_Toc232620285" w:history="1">
         <w:r>
           <w:rPr>
             <w:rStyle w:val="Lienhypertexte"/>
@@ -2017,7 +2017,7 @@
             <w:noProof/>
             <w:webHidden/>
           </w:rPr>
-          <w:instrText xml:space="preserve"> PAGEREF _Toc232340041 \h </w:instrText>
+          <w:instrText xml:space="preserve"> PAGEREF _Toc232620285 \h </w:instrText>
         </w:r>
         <w:r>
           <w:rPr>
@@ -2065,7 +2065,7 @@
           <w14:ligatures w14:val="standardContextual"/>
         </w:rPr>
       </w:pPr>
-      <w:hyperlink w:anchor="_Toc232340042" w:history="1">
+      <w:hyperlink w:anchor="_Toc232620286" w:history="1">
         <w:r>
           <w:rPr>
             <w:rStyle w:val="Lienhypertexte"/>
@@ -2092,7 +2092,7 @@
             <w:noProof/>
             <w:webHidden/>
           </w:rPr>
-          <w:instrText xml:space="preserve"> PAGEREF _Toc232340042 \h </w:instrText>
+          <w:instrText xml:space="preserve"> PAGEREF _Toc232620286 \h </w:instrText>
         </w:r>
         <w:r>
           <w:rPr>
@@ -2140,7 +2140,7 @@
           <w14:ligatures w14:val="standardContextual"/>
         </w:rPr>
       </w:pPr>
-      <w:hyperlink w:anchor="_Toc232340043" w:history="1">
+      <w:hyperlink w:anchor="_Toc232620287" w:history="1">
         <w:r>
           <w:rPr>
             <w:rStyle w:val="Lienhypertexte"/>
@@ -2168,7 +2168,7 @@
             <w:noProof/>
             <w:webHidden/>
           </w:rPr>
-          <w:instrText xml:space="preserve"> PAGEREF _Toc232340043 \h </w:instrText>
+          <w:instrText xml:space="preserve"> PAGEREF _Toc232620287 \h </w:instrText>
         </w:r>
         <w:r>
           <w:rPr>
@@ -2216,7 +2216,7 @@
           <w14:ligatures w14:val="standardContextual"/>
         </w:rPr>
       </w:pPr>
-      <w:hyperlink w:anchor="_Toc232340044" w:history="1">
+      <w:hyperlink w:anchor="_Toc232620288" w:history="1">
         <w:r>
           <w:rPr>
             <w:rStyle w:val="Lienhypertexte"/>
@@ -2244,7 +2244,7 @@
             <w:noProof/>
             <w:webHidden/>
           </w:rPr>
-          <w:instrText xml:space="preserve"> PAGEREF _Toc232340044 \h </w:instrText>
+          <w:instrText xml:space="preserve"> PAGEREF _Toc232620288 \h </w:instrText>
         </w:r>
         <w:r>
           <w:rPr>
@@ -2292,7 +2292,7 @@
           <w14:ligatures w14:val="standardContextual"/>
         </w:rPr>
       </w:pPr>
-      <w:hyperlink w:anchor="_Toc232340045" w:history="1">
+      <w:hyperlink w:anchor="_Toc232620289" w:history="1">
         <w:r>
           <w:rPr>
             <w:rStyle w:val="Lienhypertexte"/>
@@ -2320,7 +2320,7 @@
             <w:noProof/>
             <w:webHidden/>
           </w:rPr>
-          <w:instrText xml:space="preserve"> PAGEREF _Toc232340045 \h </w:instrText>
+          <w:instrText xml:space="preserve"> PAGEREF _Toc232620289 \h </w:instrText>
         </w:r>
         <w:r>
           <w:rPr>
@@ -2368,7 +2368,7 @@
           <w14:ligatures w14:val="standardContextual"/>
         </w:rPr>
       </w:pPr>
-      <w:hyperlink w:anchor="_Toc232340046" w:history="1">
+      <w:hyperlink w:anchor="_Toc232620290" w:history="1">
         <w:r>
           <w:rPr>
             <w:rStyle w:val="Lienhypertexte"/>
@@ -2396,7 +2396,7 @@
             <w:noProof/>
             <w:webHidden/>
           </w:rPr>
-          <w:instrText xml:space="preserve"> PAGEREF _Toc232340046 \h </w:instrText>
+          <w:instrText xml:space="preserve"> PAGEREF _Toc232620290 \h </w:instrText>
         </w:r>
         <w:r>
           <w:rPr>
@@ -2444,7 +2444,7 @@
           <w14:ligatures w14:val="standardContextual"/>
         </w:rPr>
       </w:pPr>
-      <w:hyperlink w:anchor="_Toc232340047" w:history="1">
+      <w:hyperlink w:anchor="_Toc232620291" w:history="1">
         <w:r>
           <w:rPr>
             <w:rStyle w:val="Lienhypertexte"/>
@@ -2471,7 +2471,7 @@
             <w:noProof/>
             <w:webHidden/>
           </w:rPr>
-          <w:instrText xml:space="preserve"> PAGEREF _Toc232340047 \h </w:instrText>
+          <w:instrText xml:space="preserve"> PAGEREF _Toc232620291 \h </w:instrText>
         </w:r>
         <w:r>
           <w:rPr>
@@ -2519,7 +2519,7 @@
           <w14:ligatures w14:val="standardContextual"/>
         </w:rPr>
       </w:pPr>
-      <w:hyperlink w:anchor="_Toc232340048" w:history="1">
+      <w:hyperlink w:anchor="_Toc232620292" w:history="1">
         <w:r>
           <w:rPr>
             <w:rStyle w:val="Lienhypertexte"/>
@@ -2546,7 +2546,7 @@
             <w:noProof/>
             <w:webHidden/>
           </w:rPr>
-          <w:instrText xml:space="preserve"> PAGEREF _Toc232340048 \h </w:instrText>
+          <w:instrText xml:space="preserve"> PAGEREF _Toc232620292 \h </w:instrText>
         </w:r>
         <w:r>
           <w:rPr>
@@ -2594,7 +2594,7 @@
           <w14:ligatures w14:val="standardContextual"/>
         </w:rPr>
       </w:pPr>
-      <w:hyperlink w:anchor="_Toc232340049" w:history="1">
+      <w:hyperlink w:anchor="_Toc232620293" w:history="1">
         <w:r>
           <w:rPr>
             <w:rStyle w:val="Lienhypertexte"/>
@@ -2621,7 +2621,7 @@
             <w:noProof/>
             <w:webHidden/>
           </w:rPr>
-          <w:instrText xml:space="preserve"> PAGEREF _Toc232340049 \h </w:instrText>
+          <w:instrText xml:space="preserve"> PAGEREF _Toc232620293 \h </w:instrText>
         </w:r>
         <w:r>
           <w:rPr>
@@ -2669,7 +2669,7 @@
           <w14:ligatures w14:val="standardContextual"/>
         </w:rPr>
       </w:pPr>
-      <w:hyperlink w:anchor="_Toc232340050" w:history="1">
+      <w:hyperlink w:anchor="_Toc232620294" w:history="1">
         <w:r>
           <w:rPr>
             <w:rStyle w:val="Lienhypertexte"/>
@@ -2696,7 +2696,7 @@
             <w:noProof/>
             <w:webHidden/>
           </w:rPr>
-          <w:instrText xml:space="preserve"> PAGEREF _Toc232340050 \h </w:instrText>
+          <w:instrText xml:space="preserve"> PAGEREF _Toc232620294 \h </w:instrText>
         </w:r>
         <w:r>
           <w:rPr>
@@ -2744,7 +2744,7 @@
           <w14:ligatures w14:val="standardContextual"/>
         </w:rPr>
       </w:pPr>
-      <w:hyperlink w:anchor="_Toc232340051" w:history="1">
+      <w:hyperlink w:anchor="_Toc232620295" w:history="1">
         <w:r>
           <w:rPr>
             <w:rStyle w:val="Lienhypertexte"/>
@@ -2771,7 +2771,7 @@
             <w:noProof/>
             <w:webHidden/>
           </w:rPr>
-          <w:instrText xml:space="preserve"> PAGEREF _Toc232340051 \h </w:instrText>
+          <w:instrText xml:space="preserve"> PAGEREF _Toc232620295 \h </w:instrText>
         </w:r>
         <w:r>
           <w:rPr>
@@ -2819,7 +2819,7 @@
           <w14:ligatures w14:val="standardContextual"/>
         </w:rPr>
       </w:pPr>
-      <w:hyperlink w:anchor="_Toc232340052" w:history="1">
+      <w:hyperlink w:anchor="_Toc232620296" w:history="1">
         <w:r>
           <w:rPr>
             <w:rStyle w:val="Lienhypertexte"/>
@@ -2847,7 +2847,7 @@
             <w:noProof/>
             <w:webHidden/>
           </w:rPr>
-          <w:instrText xml:space="preserve"> PAGEREF _Toc232340052 \h </w:instrText>
+          <w:instrText xml:space="preserve"> PAGEREF _Toc232620296 \h </w:instrText>
         </w:r>
         <w:r>
           <w:rPr>
@@ -2895,7 +2895,7 @@
           <w14:ligatures w14:val="standardContextual"/>
         </w:rPr>
       </w:pPr>
-      <w:hyperlink w:anchor="_Toc232340053" w:history="1">
+      <w:hyperlink w:anchor="_Toc232620297" w:history="1">
         <w:r>
           <w:rPr>
             <w:rStyle w:val="Lienhypertexte"/>
@@ -2923,7 +2923,7 @@
             <w:noProof/>
             <w:webHidden/>
           </w:rPr>
-          <w:instrText xml:space="preserve"> PAGEREF _Toc232340053 \h </w:instrText>
+          <w:instrText xml:space="preserve"> PAGEREF _Toc232620297 \h </w:instrText>
         </w:r>
         <w:r>
           <w:rPr>
@@ -2971,7 +2971,7 @@
           <w14:ligatures w14:val="standardContextual"/>
         </w:rPr>
       </w:pPr>
-      <w:hyperlink w:anchor="_Toc232340054" w:history="1">
+      <w:hyperlink w:anchor="_Toc232620298" w:history="1">
         <w:r>
           <w:rPr>
             <w:rStyle w:val="Lienhypertexte"/>
@@ -2999,7 +2999,7 @@
             <w:noProof/>
             <w:webHidden/>
           </w:rPr>
-          <w:instrText xml:space="preserve"> PAGEREF _Toc232340054 \h </w:instrText>
+          <w:instrText xml:space="preserve"> PAGEREF _Toc232620298 \h </w:instrText>
         </w:r>
         <w:r>
           <w:rPr>
@@ -3047,7 +3047,7 @@
           <w14:ligatures w14:val="standardContextual"/>
         </w:rPr>
       </w:pPr>
-      <w:hyperlink w:anchor="_Toc232340055" w:history="1">
+      <w:hyperlink w:anchor="_Toc232620299" w:history="1">
         <w:r>
           <w:rPr>
             <w:rStyle w:val="Lienhypertexte"/>
@@ -3075,7 +3075,7 @@
             <w:noProof/>
             <w:webHidden/>
           </w:rPr>
-          <w:instrText xml:space="preserve"> PAGEREF _Toc232340055 \h </w:instrText>
+          <w:instrText xml:space="preserve"> PAGEREF _Toc232620299 \h </w:instrText>
         </w:r>
         <w:r>
           <w:rPr>
@@ -3123,7 +3123,7 @@
           <w14:ligatures w14:val="standardContextual"/>
         </w:rPr>
       </w:pPr>
-      <w:hyperlink w:anchor="_Toc232340056" w:history="1">
+      <w:hyperlink w:anchor="_Toc232620300" w:history="1">
         <w:r>
           <w:rPr>
             <w:rStyle w:val="Lienhypertexte"/>
@@ -3150,7 +3150,7 @@
             <w:noProof/>
             <w:webHidden/>
           </w:rPr>
-          <w:instrText xml:space="preserve"> PAGEREF _Toc232340056 \h </w:instrText>
+          <w:instrText xml:space="preserve"> PAGEREF _Toc232620300 \h </w:instrText>
         </w:r>
         <w:r>
           <w:rPr>
@@ -3198,7 +3198,7 @@
           <w14:ligatures w14:val="standardContextual"/>
         </w:rPr>
       </w:pPr>
-      <w:hyperlink w:anchor="_Toc232340057" w:history="1">
+      <w:hyperlink w:anchor="_Toc232620301" w:history="1">
         <w:r>
           <w:rPr>
             <w:rStyle w:val="Lienhypertexte"/>
@@ -3226,7 +3226,7 @@
             <w:noProof/>
             <w:webHidden/>
           </w:rPr>
-          <w:instrText xml:space="preserve"> PAGEREF _Toc232340057 \h </w:instrText>
+          <w:instrText xml:space="preserve"> PAGEREF _Toc232620301 \h </w:instrText>
         </w:r>
         <w:r>
           <w:rPr>
@@ -3274,7 +3274,7 @@
           <w14:ligatures w14:val="standardContextual"/>
         </w:rPr>
       </w:pPr>
-      <w:hyperlink w:anchor="_Toc232340058" w:history="1">
+      <w:hyperlink w:anchor="_Toc232620302" w:history="1">
         <w:r>
           <w:rPr>
             <w:rStyle w:val="Lienhypertexte"/>
@@ -3302,7 +3302,7 @@
             <w:noProof/>
             <w:webHidden/>
           </w:rPr>
-          <w:instrText xml:space="preserve"> PAGEREF _Toc232340058 \h </w:instrText>
+          <w:instrText xml:space="preserve"> PAGEREF _Toc232620302 \h </w:instrText>
         </w:r>
         <w:r>
           <w:rPr>
@@ -3350,7 +3350,7 @@
           <w14:ligatures w14:val="standardContextual"/>
         </w:rPr>
       </w:pPr>
-      <w:hyperlink w:anchor="_Toc232340059" w:history="1">
+      <w:hyperlink w:anchor="_Toc232620303" w:history="1">
         <w:r>
           <w:rPr>
             <w:rStyle w:val="Lienhypertexte"/>
@@ -3378,7 +3378,7 @@
             <w:noProof/>
             <w:webHidden/>
           </w:rPr>
-          <w:instrText xml:space="preserve"> PAGEREF _Toc232340059 \h </w:instrText>
+          <w:instrText xml:space="preserve"> PAGEREF _Toc232620303 \h </w:instrText>
         </w:r>
         <w:r>
           <w:rPr>
@@ -3426,7 +3426,7 @@
           <w14:ligatures w14:val="standardContextual"/>
         </w:rPr>
       </w:pPr>
-      <w:hyperlink w:anchor="_Toc232340060" w:history="1">
+      <w:hyperlink w:anchor="_Toc232620304" w:history="1">
         <w:r>
           <w:rPr>
             <w:rStyle w:val="Lienhypertexte"/>
@@ -3454,7 +3454,7 @@
             <w:noProof/>
             <w:webHidden/>
           </w:rPr>
-          <w:instrText xml:space="preserve"> PAGEREF _Toc232340060 \h </w:instrText>
+          <w:instrText xml:space="preserve"> PAGEREF _Toc232620304 \h </w:instrText>
         </w:r>
         <w:r>
           <w:rPr>
@@ -3502,7 +3502,7 @@
           <w14:ligatures w14:val="standardContextual"/>
         </w:rPr>
       </w:pPr>
-      <w:hyperlink w:anchor="_Toc232340061" w:history="1">
+      <w:hyperlink w:anchor="_Toc232620305" w:history="1">
         <w:r>
           <w:rPr>
             <w:rStyle w:val="Lienhypertexte"/>
@@ -3530,7 +3530,7 @@
             <w:noProof/>
             <w:webHidden/>
           </w:rPr>
-          <w:instrText xml:space="preserve"> PAGEREF _Toc232340061 \h </w:instrText>
+          <w:instrText xml:space="preserve"> PAGEREF _Toc232620305 \h </w:instrText>
         </w:r>
         <w:r>
           <w:rPr>
@@ -3578,7 +3578,7 @@
           <w14:ligatures w14:val="standardContextual"/>
         </w:rPr>
       </w:pPr>
-      <w:hyperlink w:anchor="_Toc232340062" w:history="1">
+      <w:hyperlink w:anchor="_Toc232620306" w:history="1">
         <w:r>
           <w:rPr>
             <w:rStyle w:val="Lienhypertexte"/>
@@ -3606,7 +3606,7 @@
             <w:noProof/>
             <w:webHidden/>
           </w:rPr>
-          <w:instrText xml:space="preserve"> PAGEREF _Toc232340062 \h </w:instrText>
+          <w:instrText xml:space="preserve"> PAGEREF _Toc232620306 \h </w:instrText>
         </w:r>
         <w:r>
           <w:rPr>
@@ -3654,7 +3654,7 @@
           <w14:ligatures w14:val="standardContextual"/>
         </w:rPr>
       </w:pPr>
-      <w:hyperlink w:anchor="_Toc232340063" w:history="1">
+      <w:hyperlink w:anchor="_Toc232620307" w:history="1">
         <w:r>
           <w:rPr>
             <w:rStyle w:val="Lienhypertexte"/>
@@ -3682,7 +3682,7 @@
             <w:noProof/>
             <w:webHidden/>
           </w:rPr>
-          <w:instrText xml:space="preserve"> PAGEREF _Toc232340063 \h </w:instrText>
+          <w:instrText xml:space="preserve"> PAGEREF _Toc232620307 \h </w:instrText>
         </w:r>
         <w:r>
           <w:rPr>
@@ -3730,7 +3730,7 @@
           <w14:ligatures w14:val="standardContextual"/>
         </w:rPr>
       </w:pPr>
-      <w:hyperlink w:anchor="_Toc232340064" w:history="1">
+      <w:hyperlink w:anchor="_Toc232620308" w:history="1">
         <w:r>
           <w:rPr>
             <w:rStyle w:val="Lienhypertexte"/>
@@ -3758,7 +3758,7 @@
             <w:noProof/>
             <w:webHidden/>
           </w:rPr>
-          <w:instrText xml:space="preserve"> PAGEREF _Toc232340064 \h </w:instrText>
+          <w:instrText xml:space="preserve"> PAGEREF _Toc232620308 \h </w:instrText>
         </w:r>
         <w:r>
           <w:rPr>
@@ -3806,7 +3806,7 @@
           <w14:ligatures w14:val="standardContextual"/>
         </w:rPr>
       </w:pPr>
-      <w:hyperlink w:anchor="_Toc232340065" w:history="1">
+      <w:hyperlink w:anchor="_Toc232620309" w:history="1">
         <w:r>
           <w:rPr>
             <w:rStyle w:val="Lienhypertexte"/>
@@ -3834,7 +3834,7 @@
             <w:noProof/>
             <w:webHidden/>
           </w:rPr>
-          <w:instrText xml:space="preserve"> PAGEREF _Toc232340065 \h </w:instrText>
+          <w:instrText xml:space="preserve"> PAGEREF _Toc232620309 \h </w:instrText>
         </w:r>
         <w:r>
           <w:rPr>
@@ -3882,7 +3882,7 @@
           <w14:ligatures w14:val="standardContextual"/>
         </w:rPr>
       </w:pPr>
-      <w:hyperlink w:anchor="_Toc232340066" w:history="1">
+      <w:hyperlink w:anchor="_Toc232620310" w:history="1">
         <w:r>
           <w:rPr>
             <w:rStyle w:val="Lienhypertexte"/>
@@ -3910,7 +3910,7 @@
             <w:noProof/>
             <w:webHidden/>
           </w:rPr>
-          <w:instrText xml:space="preserve"> PAGEREF _Toc232340066 \h </w:instrText>
+          <w:instrText xml:space="preserve"> PAGEREF _Toc232620310 \h </w:instrText>
         </w:r>
         <w:r>
           <w:rPr>
@@ -3958,7 +3958,7 @@
           <w14:ligatures w14:val="standardContextual"/>
         </w:rPr>
       </w:pPr>
-      <w:hyperlink w:anchor="_Toc232340067" w:history="1">
+      <w:hyperlink w:anchor="_Toc232620311" w:history="1">
         <w:r>
           <w:rPr>
             <w:rStyle w:val="Lienhypertexte"/>
@@ -3986,7 +3986,7 @@
             <w:noProof/>
             <w:webHidden/>
           </w:rPr>
-          <w:instrText xml:space="preserve"> PAGEREF _Toc232340067 \h </w:instrText>
+          <w:instrText xml:space="preserve"> PAGEREF _Toc232620311 \h </w:instrText>
         </w:r>
         <w:r>
           <w:rPr>
@@ -4034,7 +4034,7 @@
           <w14:ligatures w14:val="standardContextual"/>
         </w:rPr>
       </w:pPr>
-      <w:hyperlink w:anchor="_Toc232340068" w:history="1">
+      <w:hyperlink w:anchor="_Toc232620312" w:history="1">
         <w:r>
           <w:rPr>
             <w:rStyle w:val="Lienhypertexte"/>
@@ -4062,7 +4062,7 @@
             <w:noProof/>
             <w:webHidden/>
           </w:rPr>
-          <w:instrText xml:space="preserve"> PAGEREF _Toc232340068 \h </w:instrText>
+          <w:instrText xml:space="preserve"> PAGEREF _Toc232620312 \h </w:instrText>
         </w:r>
         <w:r>
           <w:rPr>
@@ -4110,7 +4110,7 @@
           <w14:ligatures w14:val="standardContextual"/>
         </w:rPr>
       </w:pPr>
-      <w:hyperlink w:anchor="_Toc232340069" w:history="1">
+      <w:hyperlink w:anchor="_Toc232620313" w:history="1">
         <w:r>
           <w:rPr>
             <w:rStyle w:val="Lienhypertexte"/>
@@ -4138,7 +4138,7 @@
             <w:noProof/>
             <w:webHidden/>
           </w:rPr>
-          <w:instrText xml:space="preserve"> PAGEREF _Toc232340069 \h </w:instrText>
+          <w:instrText xml:space="preserve"> PAGEREF _Toc232620313 \h </w:instrText>
         </w:r>
         <w:r>
           <w:rPr>
@@ -4186,7 +4186,7 @@
           <w14:ligatures w14:val="standardContextual"/>
         </w:rPr>
       </w:pPr>
-      <w:hyperlink w:anchor="_Toc232340070" w:history="1">
+      <w:hyperlink w:anchor="_Toc232620314" w:history="1">
         <w:r>
           <w:rPr>
             <w:rStyle w:val="Lienhypertexte"/>
@@ -4214,7 +4214,7 @@
             <w:noProof/>
             <w:webHidden/>
           </w:rPr>
-          <w:instrText xml:space="preserve"> PAGEREF _Toc232340070 \h </w:instrText>
+          <w:instrText xml:space="preserve"> PAGEREF _Toc232620314 \h </w:instrText>
         </w:r>
         <w:r>
           <w:rPr>
@@ -4262,7 +4262,7 @@
           <w14:ligatures w14:val="standardContextual"/>
         </w:rPr>
       </w:pPr>
-      <w:hyperlink w:anchor="_Toc232340071" w:history="1">
+      <w:hyperlink w:anchor="_Toc232620315" w:history="1">
         <w:r>
           <w:rPr>
             <w:rStyle w:val="Lienhypertexte"/>
@@ -4290,7 +4290,7 @@
             <w:noProof/>
             <w:webHidden/>
           </w:rPr>
-          <w:instrText xml:space="preserve"> PAGEREF _Toc232340071 \h </w:instrText>
+          <w:instrText xml:space="preserve"> PAGEREF _Toc232620315 \h </w:instrText>
         </w:r>
         <w:r>
           <w:rPr>
@@ -4338,7 +4338,7 @@
           <w14:ligatures w14:val="standardContextual"/>
         </w:rPr>
       </w:pPr>
-      <w:hyperlink w:anchor="_Toc232340072" w:history="1">
+      <w:hyperlink w:anchor="_Toc232620316" w:history="1">
         <w:r>
           <w:rPr>
             <w:rStyle w:val="Lienhypertexte"/>
@@ -4366,7 +4366,7 @@
             <w:noProof/>
             <w:webHidden/>
           </w:rPr>
-          <w:instrText xml:space="preserve"> PAGEREF _Toc232340072 \h </w:instrText>
+          <w:instrText xml:space="preserve"> PAGEREF _Toc232620316 \h </w:instrText>
         </w:r>
         <w:r>
           <w:rPr>
@@ -4414,7 +4414,7 @@
           <w14:ligatures w14:val="standardContextual"/>
         </w:rPr>
       </w:pPr>
-      <w:hyperlink w:anchor="_Toc232340073" w:history="1">
+      <w:hyperlink w:anchor="_Toc232620317" w:history="1">
         <w:r>
           <w:rPr>
             <w:rStyle w:val="Lienhypertexte"/>
@@ -4442,7 +4442,7 @@
             <w:noProof/>
             <w:webHidden/>
           </w:rPr>
-          <w:instrText xml:space="preserve"> PAGEREF _Toc232340073 \h </w:instrText>
+          <w:instrText xml:space="preserve"> PAGEREF _Toc232620317 \h </w:instrText>
         </w:r>
         <w:r>
           <w:rPr>
@@ -4490,7 +4490,7 @@
           <w14:ligatures w14:val="standardContextual"/>
         </w:rPr>
       </w:pPr>
-      <w:hyperlink w:anchor="_Toc232340074" w:history="1">
+      <w:hyperlink w:anchor="_Toc232620318" w:history="1">
         <w:r>
           <w:rPr>
             <w:rStyle w:val="Lienhypertexte"/>
@@ -4518,7 +4518,7 @@
             <w:noProof/>
             <w:webHidden/>
           </w:rPr>
-          <w:instrText xml:space="preserve"> PAGEREF _Toc232340074 \h </w:instrText>
+          <w:instrText xml:space="preserve"> PAGEREF _Toc232620318 \h </w:instrText>
         </w:r>
         <w:r>
           <w:rPr>
@@ -4566,7 +4566,7 @@
           <w14:ligatures w14:val="standardContextual"/>
         </w:rPr>
       </w:pPr>
-      <w:hyperlink w:anchor="_Toc232340075" w:history="1">
+      <w:hyperlink w:anchor="_Toc232620319" w:history="1">
         <w:r>
           <w:rPr>
             <w:rStyle w:val="Lienhypertexte"/>
@@ -4594,7 +4594,7 @@
             <w:noProof/>
             <w:webHidden/>
           </w:rPr>
-          <w:instrText xml:space="preserve"> PAGEREF _Toc232340075 \h </w:instrText>
+          <w:instrText xml:space="preserve"> PAGEREF _Toc232620319 \h </w:instrText>
         </w:r>
         <w:r>
           <w:rPr>
@@ -4642,7 +4642,7 @@
           <w14:ligatures w14:val="standardContextual"/>
         </w:rPr>
       </w:pPr>
-      <w:hyperlink w:anchor="_Toc232340076" w:history="1">
+      <w:hyperlink w:anchor="_Toc232620320" w:history="1">
         <w:r>
           <w:rPr>
             <w:rStyle w:val="Lienhypertexte"/>
@@ -4670,7 +4670,7 @@
             <w:noProof/>
             <w:webHidden/>
           </w:rPr>
-          <w:instrText xml:space="preserve"> PAGEREF _Toc232340076 \h </w:instrText>
+          <w:instrText xml:space="preserve"> PAGEREF _Toc232620320 \h </w:instrText>
         </w:r>
         <w:r>
           <w:rPr>
@@ -4718,7 +4718,7 @@
           <w14:ligatures w14:val="standardContextual"/>
         </w:rPr>
       </w:pPr>
-      <w:hyperlink w:anchor="_Toc232340077" w:history="1">
+      <w:hyperlink w:anchor="_Toc232620321" w:history="1">
         <w:r>
           <w:rPr>
             <w:rStyle w:val="Lienhypertexte"/>
@@ -4746,7 +4746,7 @@
             <w:noProof/>
             <w:webHidden/>
           </w:rPr>
-          <w:instrText xml:space="preserve"> PAGEREF _Toc232340077 \h </w:instrText>
+          <w:instrText xml:space="preserve"> PAGEREF _Toc232620321 \h </w:instrText>
         </w:r>
         <w:r>
           <w:rPr>
@@ -4794,7 +4794,7 @@
           <w14:ligatures w14:val="standardContextual"/>
         </w:rPr>
       </w:pPr>
-      <w:hyperlink w:anchor="_Toc232340078" w:history="1">
+      <w:hyperlink w:anchor="_Toc232620322" w:history="1">
         <w:r>
           <w:rPr>
             <w:rStyle w:val="Lienhypertexte"/>
@@ -4822,7 +4822,7 @@
             <w:noProof/>
             <w:webHidden/>
           </w:rPr>
-          <w:instrText xml:space="preserve"> PAGEREF _Toc232340078 \h </w:instrText>
+          <w:instrText xml:space="preserve"> PAGEREF _Toc232620322 \h </w:instrText>
         </w:r>
         <w:r>
           <w:rPr>
@@ -4870,7 +4870,7 @@
           <w14:ligatures w14:val="standardContextual"/>
         </w:rPr>
       </w:pPr>
-      <w:hyperlink w:anchor="_Toc232340079" w:history="1">
+      <w:hyperlink w:anchor="_Toc232620323" w:history="1">
         <w:r>
           <w:rPr>
             <w:rStyle w:val="Lienhypertexte"/>
@@ -4898,7 +4898,7 @@
             <w:noProof/>
             <w:webHidden/>
           </w:rPr>
-          <w:instrText xml:space="preserve"> PAGEREF _Toc232340079 \h </w:instrText>
+          <w:instrText xml:space="preserve"> PAGEREF _Toc232620323 \h </w:instrText>
         </w:r>
         <w:r>
           <w:rPr>
@@ -4946,7 +4946,7 @@
           <w14:ligatures w14:val="standardContextual"/>
         </w:rPr>
       </w:pPr>
-      <w:hyperlink w:anchor="_Toc232340080" w:history="1">
+      <w:hyperlink w:anchor="_Toc232620324" w:history="1">
         <w:r>
           <w:rPr>
             <w:rStyle w:val="Lienhypertexte"/>
@@ -4974,7 +4974,7 @@
             <w:noProof/>
             <w:webHidden/>
           </w:rPr>
-          <w:instrText xml:space="preserve"> PAGEREF _Toc232340080 \h </w:instrText>
+          <w:instrText xml:space="preserve"> PAGEREF _Toc232620324 \h </w:instrText>
         </w:r>
         <w:r>
           <w:rPr>
@@ -5022,7 +5022,7 @@
           <w14:ligatures w14:val="standardContextual"/>
         </w:rPr>
       </w:pPr>
-      <w:hyperlink w:anchor="_Toc232340081" w:history="1">
+      <w:hyperlink w:anchor="_Toc232620325" w:history="1">
         <w:r>
           <w:rPr>
             <w:rStyle w:val="Lienhypertexte"/>
@@ -5050,7 +5050,7 @@
             <w:noProof/>
             <w:webHidden/>
           </w:rPr>
-          <w:instrText xml:space="preserve"> PAGEREF _Toc232340081 \h </w:instrText>
+          <w:instrText xml:space="preserve"> PAGEREF _Toc232620325 \h </w:instrText>
         </w:r>
         <w:r>
           <w:rPr>
@@ -5098,7 +5098,7 @@
           <w14:ligatures w14:val="standardContextual"/>
         </w:rPr>
       </w:pPr>
-      <w:hyperlink w:anchor="_Toc232340082" w:history="1">
+      <w:hyperlink w:anchor="_Toc232620326" w:history="1">
         <w:r>
           <w:rPr>
             <w:rStyle w:val="Lienhypertexte"/>
@@ -5126,7 +5126,7 @@
             <w:noProof/>
             <w:webHidden/>
           </w:rPr>
-          <w:instrText xml:space="preserve"> PAGEREF _Toc232340082 \h </w:instrText>
+          <w:instrText xml:space="preserve"> PAGEREF _Toc232620326 \h </w:instrText>
         </w:r>
         <w:r>
           <w:rPr>
@@ -5174,7 +5174,7 @@
           <w14:ligatures w14:val="standardContextual"/>
         </w:rPr>
       </w:pPr>
-      <w:hyperlink w:anchor="_Toc232340083" w:history="1">
+      <w:hyperlink w:anchor="_Toc232620327" w:history="1">
         <w:r>
           <w:rPr>
             <w:rStyle w:val="Lienhypertexte"/>
@@ -5202,7 +5202,7 @@
             <w:noProof/>
             <w:webHidden/>
           </w:rPr>
-          <w:instrText xml:space="preserve"> PAGEREF _Toc232340083 \h </w:instrText>
+          <w:instrText xml:space="preserve"> PAGEREF _Toc232620327 \h </w:instrText>
         </w:r>
         <w:r>
           <w:rPr>
@@ -5250,7 +5250,7 @@
           <w14:ligatures w14:val="standardContextual"/>
         </w:rPr>
       </w:pPr>
-      <w:hyperlink w:anchor="_Toc232340084" w:history="1">
+      <w:hyperlink w:anchor="_Toc232620328" w:history="1">
         <w:r>
           <w:rPr>
             <w:rStyle w:val="Lienhypertexte"/>
@@ -5278,7 +5278,7 @@
             <w:noProof/>
             <w:webHidden/>
           </w:rPr>
-          <w:instrText xml:space="preserve"> PAGEREF _Toc232340084 \h </w:instrText>
+          <w:instrText xml:space="preserve"> PAGEREF _Toc232620328 \h </w:instrText>
         </w:r>
         <w:r>
           <w:rPr>
@@ -5326,7 +5326,7 @@
           <w14:ligatures w14:val="standardContextual"/>
         </w:rPr>
       </w:pPr>
-      <w:hyperlink w:anchor="_Toc232340085" w:history="1">
+      <w:hyperlink w:anchor="_Toc232620329" w:history="1">
         <w:r>
           <w:rPr>
             <w:rStyle w:val="Lienhypertexte"/>
@@ -5353,7 +5353,7 @@
             <w:noProof/>
             <w:webHidden/>
           </w:rPr>
-          <w:instrText xml:space="preserve"> PAGEREF _Toc232340085 \h </w:instrText>
+          <w:instrText xml:space="preserve"> PAGEREF _Toc232620329 \h </w:instrText>
         </w:r>
         <w:r>
           <w:rPr>
@@ -5401,7 +5401,7 @@
           <w14:ligatures w14:val="standardContextual"/>
         </w:rPr>
       </w:pPr>
-      <w:hyperlink w:anchor="_Toc232340086" w:history="1">
+      <w:hyperlink w:anchor="_Toc232620330" w:history="1">
         <w:r>
           <w:rPr>
             <w:rStyle w:val="Lienhypertexte"/>
@@ -5429,7 +5429,7 @@
             <w:noProof/>
             <w:webHidden/>
           </w:rPr>
-          <w:instrText xml:space="preserve"> PAGEREF _Toc232340086 \h </w:instrText>
+          <w:instrText xml:space="preserve"> PAGEREF _Toc232620330 \h </w:instrText>
         </w:r>
         <w:r>
           <w:rPr>
@@ -5477,7 +5477,7 @@
           <w14:ligatures w14:val="standardContextual"/>
         </w:rPr>
       </w:pPr>
-      <w:hyperlink w:anchor="_Toc232340087" w:history="1">
+      <w:hyperlink w:anchor="_Toc232620331" w:history="1">
         <w:r>
           <w:rPr>
             <w:rStyle w:val="Lienhypertexte"/>
@@ -5505,7 +5505,7 @@
             <w:noProof/>
             <w:webHidden/>
           </w:rPr>
-          <w:instrText xml:space="preserve"> PAGEREF _Toc232340087 \h </w:instrText>
+          <w:instrText xml:space="preserve"> PAGEREF _Toc232620331 \h </w:instrText>
         </w:r>
         <w:r>
           <w:rPr>
@@ -5553,7 +5553,7 @@
           <w14:ligatures w14:val="standardContextual"/>
         </w:rPr>
       </w:pPr>
-      <w:hyperlink w:anchor="_Toc232340088" w:history="1">
+      <w:hyperlink w:anchor="_Toc232620332" w:history="1">
         <w:r>
           <w:rPr>
             <w:rStyle w:val="Lienhypertexte"/>
@@ -5581,7 +5581,7 @@
             <w:noProof/>
             <w:webHidden/>
           </w:rPr>
-          <w:instrText xml:space="preserve"> PAGEREF _Toc232340088 \h </w:instrText>
+          <w:instrText xml:space="preserve"> PAGEREF _Toc232620332 \h </w:instrText>
         </w:r>
         <w:r>
           <w:rPr>
@@ -5629,7 +5629,7 @@
           <w14:ligatures w14:val="standardContextual"/>
         </w:rPr>
       </w:pPr>
-      <w:hyperlink w:anchor="_Toc232340089" w:history="1">
+      <w:hyperlink w:anchor="_Toc232620333" w:history="1">
         <w:r>
           <w:rPr>
             <w:rStyle w:val="Lienhypertexte"/>
@@ -5656,7 +5656,7 @@
             <w:noProof/>
             <w:webHidden/>
           </w:rPr>
-          <w:instrText xml:space="preserve"> PAGEREF _Toc232340089 \h </w:instrText>
+          <w:instrText xml:space="preserve"> PAGEREF _Toc232620333 \h </w:instrText>
         </w:r>
         <w:r>
           <w:rPr>
@@ -5704,7 +5704,7 @@
           <w14:ligatures w14:val="standardContextual"/>
         </w:rPr>
       </w:pPr>
-      <w:hyperlink w:anchor="_Toc232340090" w:history="1">
+      <w:hyperlink w:anchor="_Toc232620334" w:history="1">
         <w:r>
           <w:rPr>
             <w:rStyle w:val="Lienhypertexte"/>
@@ -5732,7 +5732,7 @@
             <w:noProof/>
             <w:webHidden/>
           </w:rPr>
-          <w:instrText xml:space="preserve"> PAGEREF _Toc232340090 \h </w:instrText>
+          <w:instrText xml:space="preserve"> PAGEREF _Toc232620334 \h </w:instrText>
         </w:r>
         <w:r>
           <w:rPr>
@@ -5780,7 +5780,7 @@
           <w14:ligatures w14:val="standardContextual"/>
         </w:rPr>
       </w:pPr>
-      <w:hyperlink w:anchor="_Toc232340091" w:history="1">
+      <w:hyperlink w:anchor="_Toc232620335" w:history="1">
         <w:r>
           <w:rPr>
             <w:rStyle w:val="Lienhypertexte"/>
@@ -5807,7 +5807,7 @@
             <w:noProof/>
             <w:webHidden/>
           </w:rPr>
-          <w:instrText xml:space="preserve"> PAGEREF _Toc232340091 \h </w:instrText>
+          <w:instrText xml:space="preserve"> PAGEREF _Toc232620335 \h </w:instrText>
         </w:r>
         <w:r>
           <w:rPr>
@@ -5855,7 +5855,7 @@
           <w14:ligatures w14:val="standardContextual"/>
         </w:rPr>
       </w:pPr>
-      <w:hyperlink w:anchor="_Toc232340092" w:history="1">
+      <w:hyperlink w:anchor="_Toc232620336" w:history="1">
         <w:r>
           <w:rPr>
             <w:rStyle w:val="Lienhypertexte"/>
@@ -5882,7 +5882,7 @@
             <w:noProof/>
             <w:webHidden/>
           </w:rPr>
-          <w:instrText xml:space="preserve"> PAGEREF _Toc232340092 \h </w:instrText>
+          <w:instrText xml:space="preserve"> PAGEREF _Toc232620336 \h </w:instrText>
         </w:r>
         <w:r>
           <w:rPr>
@@ -5930,7 +5930,7 @@
           <w14:ligatures w14:val="standardContextual"/>
         </w:rPr>
       </w:pPr>
-      <w:hyperlink w:anchor="_Toc232340093" w:history="1">
+      <w:hyperlink w:anchor="_Toc232620337" w:history="1">
         <w:r>
           <w:rPr>
             <w:rStyle w:val="Lienhypertexte"/>
@@ -5957,7 +5957,7 @@
             <w:noProof/>
             <w:webHidden/>
           </w:rPr>
-          <w:instrText xml:space="preserve"> PAGEREF _Toc232340093 \h </w:instrText>
+          <w:instrText xml:space="preserve"> PAGEREF _Toc232620337 \h </w:instrText>
         </w:r>
         <w:r>
           <w:rPr>
@@ -6005,7 +6005,7 @@
           <w14:ligatures w14:val="standardContextual"/>
         </w:rPr>
       </w:pPr>
-      <w:hyperlink w:anchor="_Toc232340094" w:history="1">
+      <w:hyperlink w:anchor="_Toc232620338" w:history="1">
         <w:r>
           <w:rPr>
             <w:rStyle w:val="Lienhypertexte"/>
@@ -6033,7 +6033,7 @@
             <w:noProof/>
             <w:webHidden/>
           </w:rPr>
-          <w:instrText xml:space="preserve"> PAGEREF _Toc232340094 \h </w:instrText>
+          <w:instrText xml:space="preserve"> PAGEREF _Toc232620338 \h </w:instrText>
         </w:r>
         <w:r>
           <w:rPr>
@@ -6081,7 +6081,7 @@
           <w14:ligatures w14:val="standardContextual"/>
         </w:rPr>
       </w:pPr>
-      <w:hyperlink w:anchor="_Toc232340095" w:history="1">
+      <w:hyperlink w:anchor="_Toc232620339" w:history="1">
         <w:r>
           <w:rPr>
             <w:rStyle w:val="Lienhypertexte"/>
@@ -6109,7 +6109,7 @@
             <w:noProof/>
             <w:webHidden/>
           </w:rPr>
-          <w:instrText xml:space="preserve"> PAGEREF _Toc232340095 \h </w:instrText>
+          <w:instrText xml:space="preserve"> PAGEREF _Toc232620339 \h </w:instrText>
         </w:r>
         <w:r>
           <w:rPr>
@@ -6157,7 +6157,7 @@
           <w14:ligatures w14:val="standardContextual"/>
         </w:rPr>
       </w:pPr>
-      <w:hyperlink w:anchor="_Toc232340096" w:history="1">
+      <w:hyperlink w:anchor="_Toc232620340" w:history="1">
         <w:r>
           <w:rPr>
             <w:rStyle w:val="Lienhypertexte"/>
@@ -6185,7 +6185,7 @@
             <w:noProof/>
             <w:webHidden/>
           </w:rPr>
-          <w:instrText xml:space="preserve"> PAGEREF _Toc232340096 \h </w:instrText>
+          <w:instrText xml:space="preserve"> PAGEREF _Toc232620340 \h </w:instrText>
         </w:r>
         <w:r>
           <w:rPr>
@@ -6233,7 +6233,7 @@
           <w14:ligatures w14:val="standardContextual"/>
         </w:rPr>
       </w:pPr>
-      <w:hyperlink w:anchor="_Toc232340097" w:history="1">
+      <w:hyperlink w:anchor="_Toc232620341" w:history="1">
         <w:r>
           <w:rPr>
             <w:rStyle w:val="Lienhypertexte"/>
@@ -6261,7 +6261,7 @@
             <w:noProof/>
             <w:webHidden/>
           </w:rPr>
-          <w:instrText xml:space="preserve"> PAGEREF _Toc232340097 \h </w:instrText>
+          <w:instrText xml:space="preserve"> PAGEREF _Toc232620341 \h </w:instrText>
         </w:r>
         <w:r>
           <w:rPr>
@@ -6309,7 +6309,7 @@
           <w14:ligatures w14:val="standardContextual"/>
         </w:rPr>
       </w:pPr>
-      <w:hyperlink w:anchor="_Toc232340098" w:history="1">
+      <w:hyperlink w:anchor="_Toc232620342" w:history="1">
         <w:r>
           <w:rPr>
             <w:rStyle w:val="Lienhypertexte"/>
@@ -6337,7 +6337,7 @@
             <w:noProof/>
             <w:webHidden/>
           </w:rPr>
-          <w:instrText xml:space="preserve"> PAGEREF _Toc232340098 \h </w:instrText>
+          <w:instrText xml:space="preserve"> PAGEREF _Toc232620342 \h </w:instrText>
         </w:r>
         <w:r>
           <w:rPr>
@@ -6385,7 +6385,7 @@
           <w14:ligatures w14:val="standardContextual"/>
         </w:rPr>
       </w:pPr>
-      <w:hyperlink w:anchor="_Toc232340099" w:history="1">
+      <w:hyperlink w:anchor="_Toc232620343" w:history="1">
         <w:r>
           <w:rPr>
             <w:rStyle w:val="Lienhypertexte"/>
@@ -6413,7 +6413,7 @@
             <w:noProof/>
             <w:webHidden/>
           </w:rPr>
-          <w:instrText xml:space="preserve"> PAGEREF _Toc232340099 \h </w:instrText>
+          <w:instrText xml:space="preserve"> PAGEREF _Toc232620343 \h </w:instrText>
         </w:r>
         <w:r>
           <w:rPr>
@@ -6461,7 +6461,7 @@
           <w14:ligatures w14:val="standardContextual"/>
         </w:rPr>
       </w:pPr>
-      <w:hyperlink w:anchor="_Toc232340100" w:history="1">
+      <w:hyperlink w:anchor="_Toc232620344" w:history="1">
         <w:r>
           <w:rPr>
             <w:rStyle w:val="Lienhypertexte"/>
@@ -6489,7 +6489,7 @@
             <w:noProof/>
             <w:webHidden/>
           </w:rPr>
-          <w:instrText xml:space="preserve"> PAGEREF _Toc232340100 \h </w:instrText>
+          <w:instrText xml:space="preserve"> PAGEREF _Toc232620344 \h </w:instrText>
         </w:r>
         <w:r>
           <w:rPr>
@@ -6537,7 +6537,7 @@
           <w14:ligatures w14:val="standardContextual"/>
         </w:rPr>
       </w:pPr>
-      <w:hyperlink w:anchor="_Toc232340101" w:history="1">
+      <w:hyperlink w:anchor="_Toc232620345" w:history="1">
         <w:r>
           <w:rPr>
             <w:rStyle w:val="Lienhypertexte"/>
@@ -6565,7 +6565,7 @@
             <w:noProof/>
             <w:webHidden/>
           </w:rPr>
-          <w:instrText xml:space="preserve"> PAGEREF _Toc232340101 \h </w:instrText>
+          <w:instrText xml:space="preserve"> PAGEREF _Toc232620345 \h </w:instrText>
         </w:r>
         <w:r>
           <w:rPr>
@@ -6613,7 +6613,7 @@
           <w14:ligatures w14:val="standardContextual"/>
         </w:rPr>
       </w:pPr>
-      <w:hyperlink w:anchor="_Toc232340102" w:history="1">
+      <w:hyperlink w:anchor="_Toc232620346" w:history="1">
         <w:r>
           <w:rPr>
             <w:rStyle w:val="Lienhypertexte"/>
@@ -6640,7 +6640,7 @@
             <w:noProof/>
             <w:webHidden/>
           </w:rPr>
-          <w:instrText xml:space="preserve"> PAGEREF _Toc232340102 \h </w:instrText>
+          <w:instrText xml:space="preserve"> PAGEREF _Toc232620346 \h </w:instrText>
         </w:r>
         <w:r>
           <w:rPr>
@@ -6688,7 +6688,7 @@
           <w14:ligatures w14:val="standardContextual"/>
         </w:rPr>
       </w:pPr>
-      <w:hyperlink w:anchor="_Toc232340103" w:history="1">
+      <w:hyperlink w:anchor="_Toc232620347" w:history="1">
         <w:r>
           <w:rPr>
             <w:rStyle w:val="Lienhypertexte"/>
@@ -6715,7 +6715,7 @@
             <w:noProof/>
             <w:webHidden/>
           </w:rPr>
-          <w:instrText xml:space="preserve"> PAGEREF _Toc232340103 \h </w:instrText>
+          <w:instrText xml:space="preserve"> PAGEREF _Toc232620347 \h </w:instrText>
         </w:r>
         <w:r>
           <w:rPr>
@@ -6763,7 +6763,7 @@
           <w14:ligatures w14:val="standardContextual"/>
         </w:rPr>
       </w:pPr>
-      <w:hyperlink w:anchor="_Toc232340104" w:history="1">
+      <w:hyperlink w:anchor="_Toc232620348" w:history="1">
         <w:r>
           <w:rPr>
             <w:rStyle w:val="Lienhypertexte"/>
@@ -6790,7 +6790,7 @@
             <w:noProof/>
             <w:webHidden/>
           </w:rPr>
-          <w:instrText xml:space="preserve"> PAGEREF _Toc232340104 \h </w:instrText>
+          <w:instrText xml:space="preserve"> PAGEREF _Toc232620348 \h </w:instrText>
         </w:r>
         <w:r>
           <w:rPr>
@@ -6838,7 +6838,7 @@
           <w14:ligatures w14:val="standardContextual"/>
         </w:rPr>
       </w:pPr>
-      <w:hyperlink w:anchor="_Toc232340105" w:history="1">
+      <w:hyperlink w:anchor="_Toc232620349" w:history="1">
         <w:r>
           <w:rPr>
             <w:rStyle w:val="Lienhypertexte"/>
@@ -6865,7 +6865,7 @@
             <w:noProof/>
             <w:webHidden/>
           </w:rPr>
-          <w:instrText xml:space="preserve"> PAGEREF _Toc232340105 \h </w:instrText>
+          <w:instrText xml:space="preserve"> PAGEREF _Toc232620349 \h </w:instrText>
         </w:r>
         <w:r>
           <w:rPr>
@@ -6913,7 +6913,7 @@
           <w14:ligatures w14:val="standardContextual"/>
         </w:rPr>
       </w:pPr>
-      <w:hyperlink w:anchor="_Toc232340106" w:history="1">
+      <w:hyperlink w:anchor="_Toc232620350" w:history="1">
         <w:r>
           <w:rPr>
             <w:rStyle w:val="Lienhypertexte"/>
@@ -6940,7 +6940,7 @@
             <w:noProof/>
             <w:webHidden/>
           </w:rPr>
-          <w:instrText xml:space="preserve"> PAGEREF _Toc232340106 \h </w:instrText>
+          <w:instrText xml:space="preserve"> PAGEREF _Toc232620350 \h </w:instrText>
         </w:r>
         <w:r>
           <w:rPr>
@@ -6988,7 +6988,7 @@
           <w14:ligatures w14:val="standardContextual"/>
         </w:rPr>
       </w:pPr>
-      <w:hyperlink w:anchor="_Toc232340107" w:history="1">
+      <w:hyperlink w:anchor="_Toc232620351" w:history="1">
         <w:r>
           <w:rPr>
             <w:rStyle w:val="Lienhypertexte"/>
@@ -7016,7 +7016,7 @@
             <w:noProof/>
             <w:webHidden/>
           </w:rPr>
-          <w:instrText xml:space="preserve"> PAGEREF _Toc232340107 \h </w:instrText>
+          <w:instrText xml:space="preserve"> PAGEREF _Toc232620351 \h </w:instrText>
         </w:r>
         <w:r>
           <w:rPr>
@@ -7064,7 +7064,7 @@
           <w14:ligatures w14:val="standardContextual"/>
         </w:rPr>
       </w:pPr>
-      <w:hyperlink w:anchor="_Toc232340108" w:history="1">
+      <w:hyperlink w:anchor="_Toc232620352" w:history="1">
         <w:r>
           <w:rPr>
             <w:rStyle w:val="Lienhypertexte"/>
@@ -7092,7 +7092,7 @@
             <w:noProof/>
             <w:webHidden/>
           </w:rPr>
-          <w:instrText xml:space="preserve"> PAGEREF _Toc232340108 \h </w:instrText>
+          <w:instrText xml:space="preserve"> PAGEREF _Toc232620352 \h </w:instrText>
         </w:r>
         <w:r>
           <w:rPr>
@@ -7140,7 +7140,7 @@
           <w14:ligatures w14:val="standardContextual"/>
         </w:rPr>
       </w:pPr>
-      <w:hyperlink w:anchor="_Toc232340109" w:history="1">
+      <w:hyperlink w:anchor="_Toc232620353" w:history="1">
         <w:r>
           <w:rPr>
             <w:rStyle w:val="Lienhypertexte"/>
@@ -7167,7 +7167,7 @@
             <w:noProof/>
             <w:webHidden/>
           </w:rPr>
-          <w:instrText xml:space="preserve"> PAGEREF _Toc232340109 \h </w:instrText>
+          <w:instrText xml:space="preserve"> PAGEREF _Toc232620353 \h </w:instrText>
         </w:r>
         <w:r>
           <w:rPr>
@@ -7215,7 +7215,7 @@
           <w14:ligatures w14:val="standardContextual"/>
         </w:rPr>
       </w:pPr>
-      <w:hyperlink w:anchor="_Toc232340110" w:history="1">
+      <w:hyperlink w:anchor="_Toc232620354" w:history="1">
         <w:r>
           <w:rPr>
             <w:rStyle w:val="Lienhypertexte"/>
@@ -7242,7 +7242,7 @@
             <w:noProof/>
             <w:webHidden/>
           </w:rPr>
-          <w:instrText xml:space="preserve"> PAGEREF _Toc232340110 \h </w:instrText>
+          <w:instrText xml:space="preserve"> PAGEREF _Toc232620354 \h </w:instrText>
         </w:r>
         <w:r>
           <w:rPr>
@@ -7290,7 +7290,7 @@
           <w14:ligatures w14:val="standardContextual"/>
         </w:rPr>
       </w:pPr>
-      <w:hyperlink w:anchor="_Toc232340111" w:history="1">
+      <w:hyperlink w:anchor="_Toc232620355" w:history="1">
         <w:r>
           <w:rPr>
             <w:rStyle w:val="Lienhypertexte"/>
@@ -7317,7 +7317,7 @@
             <w:noProof/>
             <w:webHidden/>
           </w:rPr>
-          <w:instrText xml:space="preserve"> PAGEREF _Toc232340111 \h </w:instrText>
+          <w:instrText xml:space="preserve"> PAGEREF _Toc232620355 \h </w:instrText>
         </w:r>
         <w:r>
           <w:rPr>
@@ -7365,7 +7365,7 @@
           <w14:ligatures w14:val="standardContextual"/>
         </w:rPr>
       </w:pPr>
-      <w:hyperlink w:anchor="_Toc232340112" w:history="1">
+      <w:hyperlink w:anchor="_Toc232620356" w:history="1">
         <w:r>
           <w:rPr>
             <w:rStyle w:val="Lienhypertexte"/>
@@ -7392,7 +7392,7 @@
             <w:noProof/>
             <w:webHidden/>
           </w:rPr>
-          <w:instrText xml:space="preserve"> PAGEREF _Toc232340112 \h </w:instrText>
+          <w:instrText xml:space="preserve"> PAGEREF _Toc232620356 \h </w:instrText>
         </w:r>
         <w:r>
           <w:rPr>
@@ -7440,7 +7440,7 @@
           <w14:ligatures w14:val="standardContextual"/>
         </w:rPr>
       </w:pPr>
-      <w:hyperlink w:anchor="_Toc232340113" w:history="1">
+      <w:hyperlink w:anchor="_Toc232620357" w:history="1">
         <w:r>
           <w:rPr>
             <w:rStyle w:val="Lienhypertexte"/>
@@ -7467,7 +7467,7 @@
             <w:noProof/>
             <w:webHidden/>
           </w:rPr>
-          <w:instrText xml:space="preserve"> PAGEREF _Toc232340113 \h </w:instrText>
+          <w:instrText xml:space="preserve"> PAGEREF _Toc232620357 \h </w:instrText>
         </w:r>
         <w:r>
           <w:rPr>
@@ -7515,7 +7515,7 @@
           <w14:ligatures w14:val="standardContextual"/>
         </w:rPr>
       </w:pPr>
-      <w:hyperlink w:anchor="_Toc232340114" w:history="1">
+      <w:hyperlink w:anchor="_Toc232620358" w:history="1">
         <w:r>
           <w:rPr>
             <w:rStyle w:val="Lienhypertexte"/>
@@ -7543,7 +7543,7 @@
             <w:noProof/>
             <w:webHidden/>
           </w:rPr>
-          <w:instrText xml:space="preserve"> PAGEREF _Toc232340114 \h </w:instrText>
+          <w:instrText xml:space="preserve"> PAGEREF _Toc232620358 \h </w:instrText>
         </w:r>
         <w:r>
           <w:rPr>
@@ -7591,7 +7591,7 @@
           <w14:ligatures w14:val="standardContextual"/>
         </w:rPr>
       </w:pPr>
-      <w:hyperlink w:anchor="_Toc232340115" w:history="1">
+      <w:hyperlink w:anchor="_Toc232620359" w:history="1">
         <w:r>
           <w:rPr>
             <w:rStyle w:val="Lienhypertexte"/>
@@ -7619,7 +7619,7 @@
             <w:noProof/>
             <w:webHidden/>
           </w:rPr>
-          <w:instrText xml:space="preserve"> PAGEREF _Toc232340115 \h </w:instrText>
+          <w:instrText xml:space="preserve"> PAGEREF _Toc232620359 \h </w:instrText>
         </w:r>
         <w:r>
           <w:rPr>
@@ -7667,7 +7667,7 @@
           <w14:ligatures w14:val="standardContextual"/>
         </w:rPr>
       </w:pPr>
-      <w:hyperlink w:anchor="_Toc232340116" w:history="1">
+      <w:hyperlink w:anchor="_Toc232620360" w:history="1">
         <w:r>
           <w:rPr>
             <w:rStyle w:val="Lienhypertexte"/>
@@ -7695,7 +7695,7 @@
             <w:noProof/>
             <w:webHidden/>
           </w:rPr>
-          <w:instrText xml:space="preserve"> PAGEREF _Toc232340116 \h </w:instrText>
+          <w:instrText xml:space="preserve"> PAGEREF _Toc232620360 \h </w:instrText>
         </w:r>
         <w:r>
           <w:rPr>
@@ -7743,7 +7743,7 @@
           <w14:ligatures w14:val="standardContextual"/>
         </w:rPr>
       </w:pPr>
-      <w:hyperlink w:anchor="_Toc232340117" w:history="1">
+      <w:hyperlink w:anchor="_Toc232620361" w:history="1">
         <w:r>
           <w:rPr>
             <w:rStyle w:val="Lienhypertexte"/>
@@ -7771,7 +7771,7 @@
             <w:noProof/>
             <w:webHidden/>
           </w:rPr>
-          <w:instrText xml:space="preserve"> PAGEREF _Toc232340117 \h </w:instrText>
+          <w:instrText xml:space="preserve"> PAGEREF _Toc232620361 \h </w:instrText>
         </w:r>
         <w:r>
           <w:rPr>
@@ -7819,7 +7819,7 @@
           <w14:ligatures w14:val="standardContextual"/>
         </w:rPr>
       </w:pPr>
-      <w:hyperlink w:anchor="_Toc232340118" w:history="1">
+      <w:hyperlink w:anchor="_Toc232620362" w:history="1">
         <w:r>
           <w:rPr>
             <w:rStyle w:val="Lienhypertexte"/>
@@ -7847,7 +7847,7 @@
             <w:noProof/>
             <w:webHidden/>
           </w:rPr>
-          <w:instrText xml:space="preserve"> PAGEREF _Toc232340118 \h </w:instrText>
+          <w:instrText xml:space="preserve"> PAGEREF _Toc232620362 \h </w:instrText>
         </w:r>
         <w:r>
           <w:rPr>
@@ -7895,7 +7895,7 @@
           <w14:ligatures w14:val="standardContextual"/>
         </w:rPr>
       </w:pPr>
-      <w:hyperlink w:anchor="_Toc232340119" w:history="1">
+      <w:hyperlink w:anchor="_Toc232620363" w:history="1">
         <w:r>
           <w:rPr>
             <w:rStyle w:val="Lienhypertexte"/>
@@ -7923,7 +7923,7 @@
             <w:noProof/>
             <w:webHidden/>
           </w:rPr>
-          <w:instrText xml:space="preserve"> PAGEREF _Toc232340119 \h </w:instrText>
+          <w:instrText xml:space="preserve"> PAGEREF _Toc232620363 \h </w:instrText>
         </w:r>
         <w:r>
           <w:rPr>
@@ -7971,7 +7971,7 @@
           <w14:ligatures w14:val="standardContextual"/>
         </w:rPr>
       </w:pPr>
-      <w:hyperlink w:anchor="_Toc232340120" w:history="1">
+      <w:hyperlink w:anchor="_Toc232620364" w:history="1">
         <w:r>
           <w:rPr>
             <w:rStyle w:val="Lienhypertexte"/>
@@ -7999,7 +7999,7 @@
             <w:noProof/>
             <w:webHidden/>
           </w:rPr>
-          <w:instrText xml:space="preserve"> PAGEREF _Toc232340120 \h </w:instrText>
+          <w:instrText xml:space="preserve"> PAGEREF _Toc232620364 \h </w:instrText>
         </w:r>
         <w:r>
           <w:rPr>
@@ -8047,7 +8047,7 @@
           <w14:ligatures w14:val="standardContextual"/>
         </w:rPr>
       </w:pPr>
-      <w:hyperlink w:anchor="_Toc232340121" w:history="1">
+      <w:hyperlink w:anchor="_Toc232620365" w:history="1">
         <w:r>
           <w:rPr>
             <w:rStyle w:val="Lienhypertexte"/>
@@ -8075,7 +8075,7 @@
             <w:noProof/>
             <w:webHidden/>
           </w:rPr>
-          <w:instrText xml:space="preserve"> PAGEREF _Toc232340121 \h </w:instrText>
+          <w:instrText xml:space="preserve"> PAGEREF _Toc232620365 \h </w:instrText>
         </w:r>
         <w:r>
           <w:rPr>
@@ -8123,7 +8123,7 @@
           <w14:ligatures w14:val="standardContextual"/>
         </w:rPr>
       </w:pPr>
-      <w:hyperlink w:anchor="_Toc232340122" w:history="1">
+      <w:hyperlink w:anchor="_Toc232620366" w:history="1">
         <w:r>
           <w:rPr>
             <w:rStyle w:val="Lienhypertexte"/>
@@ -8151,7 +8151,7 @@
             <w:noProof/>
             <w:webHidden/>
           </w:rPr>
-          <w:instrText xml:space="preserve"> PAGEREF _Toc232340122 \h </w:instrText>
+          <w:instrText xml:space="preserve"> PAGEREF _Toc232620366 \h </w:instrText>
         </w:r>
         <w:r>
           <w:rPr>
@@ -8199,7 +8199,7 @@
           <w14:ligatures w14:val="standardContextual"/>
         </w:rPr>
       </w:pPr>
-      <w:hyperlink w:anchor="_Toc232340123" w:history="1">
+      <w:hyperlink w:anchor="_Toc232620367" w:history="1">
         <w:r>
           <w:rPr>
             <w:rStyle w:val="Lienhypertexte"/>
@@ -8227,7 +8227,7 @@
             <w:noProof/>
             <w:webHidden/>
           </w:rPr>
-          <w:instrText xml:space="preserve"> PAGEREF _Toc232340123 \h </w:instrText>
+          <w:instrText xml:space="preserve"> PAGEREF _Toc232620367 \h </w:instrText>
         </w:r>
         <w:r>
           <w:rPr>
@@ -8275,7 +8275,7 @@
           <w14:ligatures w14:val="standardContextual"/>
         </w:rPr>
       </w:pPr>
-      <w:hyperlink w:anchor="_Toc232340124" w:history="1">
+      <w:hyperlink w:anchor="_Toc232620368" w:history="1">
         <w:r>
           <w:rPr>
             <w:rStyle w:val="Lienhypertexte"/>
@@ -8303,7 +8303,7 @@
             <w:noProof/>
             <w:webHidden/>
           </w:rPr>
-          <w:instrText xml:space="preserve"> PAGEREF _Toc232340124 \h </w:instrText>
+          <w:instrText xml:space="preserve"> PAGEREF _Toc232620368 \h </w:instrText>
         </w:r>
         <w:r>
           <w:rPr>
@@ -8351,7 +8351,7 @@
           <w14:ligatures w14:val="standardContextual"/>
         </w:rPr>
       </w:pPr>
-      <w:hyperlink w:anchor="_Toc232340125" w:history="1">
+      <w:hyperlink w:anchor="_Toc232620369" w:history="1">
         <w:r>
           <w:rPr>
             <w:rStyle w:val="Lienhypertexte"/>
@@ -8379,7 +8379,7 @@
             <w:noProof/>
             <w:webHidden/>
           </w:rPr>
-          <w:instrText xml:space="preserve"> PAGEREF _Toc232340125 \h </w:instrText>
+          <w:instrText xml:space="preserve"> PAGEREF _Toc232620369 \h </w:instrText>
         </w:r>
         <w:r>
           <w:rPr>
@@ -8427,7 +8427,7 @@
           <w14:ligatures w14:val="standardContextual"/>
         </w:rPr>
       </w:pPr>
-      <w:hyperlink w:anchor="_Toc232340126" w:history="1">
+      <w:hyperlink w:anchor="_Toc232620370" w:history="1">
         <w:r>
           <w:rPr>
             <w:rStyle w:val="Lienhypertexte"/>
@@ -8455,7 +8455,7 @@
             <w:noProof/>
             <w:webHidden/>
           </w:rPr>
-          <w:instrText xml:space="preserve"> PAGEREF _Toc232340126 \h </w:instrText>
+          <w:instrText xml:space="preserve"> PAGEREF _Toc232620370 \h </w:instrText>
         </w:r>
         <w:r>
           <w:rPr>
@@ -8503,7 +8503,7 @@
           <w14:ligatures w14:val="standardContextual"/>
         </w:rPr>
       </w:pPr>
-      <w:hyperlink w:anchor="_Toc232340127" w:history="1">
+      <w:hyperlink w:anchor="_Toc232620371" w:history="1">
         <w:r>
           <w:rPr>
             <w:rStyle w:val="Lienhypertexte"/>
@@ -8531,7 +8531,7 @@
             <w:noProof/>
             <w:webHidden/>
           </w:rPr>
-          <w:instrText xml:space="preserve"> PAGEREF _Toc232340127 \h </w:instrText>
+          <w:instrText xml:space="preserve"> PAGEREF _Toc232620371 \h </w:instrText>
         </w:r>
         <w:r>
           <w:rPr>
@@ -8579,7 +8579,7 @@
           <w14:ligatures w14:val="standardContextual"/>
         </w:rPr>
       </w:pPr>
-      <w:hyperlink w:anchor="_Toc232340128" w:history="1">
+      <w:hyperlink w:anchor="_Toc232620372" w:history="1">
         <w:r>
           <w:rPr>
             <w:rStyle w:val="Lienhypertexte"/>
@@ -8607,7 +8607,7 @@
             <w:noProof/>
             <w:webHidden/>
           </w:rPr>
-          <w:instrText xml:space="preserve"> PAGEREF _Toc232340128 \h </w:instrText>
+          <w:instrText xml:space="preserve"> PAGEREF _Toc232620372 \h </w:instrText>
         </w:r>
         <w:r>
           <w:rPr>
@@ -8655,7 +8655,7 @@
           <w14:ligatures w14:val="standardContextual"/>
         </w:rPr>
       </w:pPr>
-      <w:hyperlink w:anchor="_Toc232340129" w:history="1">
+      <w:hyperlink w:anchor="_Toc232620373" w:history="1">
         <w:r>
           <w:rPr>
             <w:rStyle w:val="Lienhypertexte"/>
@@ -8683,7 +8683,7 @@
             <w:noProof/>
             <w:webHidden/>
           </w:rPr>
-          <w:instrText xml:space="preserve"> PAGEREF _Toc232340129 \h </w:instrText>
+          <w:instrText xml:space="preserve"> PAGEREF _Toc232620373 \h </w:instrText>
         </w:r>
         <w:r>
           <w:rPr>
@@ -8731,7 +8731,7 @@
           <w14:ligatures w14:val="standardContextual"/>
         </w:rPr>
       </w:pPr>
-      <w:hyperlink w:anchor="_Toc232340130" w:history="1">
+      <w:hyperlink w:anchor="_Toc232620374" w:history="1">
         <w:r>
           <w:rPr>
             <w:rStyle w:val="Lienhypertexte"/>
@@ -8759,7 +8759,7 @@
             <w:noProof/>
             <w:webHidden/>
           </w:rPr>
-          <w:instrText xml:space="preserve"> PAGEREF _Toc232340130 \h </w:instrText>
+          <w:instrText xml:space="preserve"> PAGEREF _Toc232620374 \h </w:instrText>
         </w:r>
         <w:r>
           <w:rPr>
@@ -8807,7 +8807,7 @@
           <w14:ligatures w14:val="standardContextual"/>
         </w:rPr>
       </w:pPr>
-      <w:hyperlink w:anchor="_Toc232340131" w:history="1">
+      <w:hyperlink w:anchor="_Toc232620375" w:history="1">
         <w:r>
           <w:rPr>
             <w:rStyle w:val="Lienhypertexte"/>
@@ -8835,7 +8835,7 @@
             <w:noProof/>
             <w:webHidden/>
           </w:rPr>
-          <w:instrText xml:space="preserve"> PAGEREF _Toc232340131 \h </w:instrText>
+          <w:instrText xml:space="preserve"> PAGEREF _Toc232620375 \h </w:instrText>
         </w:r>
         <w:r>
           <w:rPr>
@@ -8883,7 +8883,7 @@
           <w14:ligatures w14:val="standardContextual"/>
         </w:rPr>
       </w:pPr>
-      <w:hyperlink w:anchor="_Toc232340132" w:history="1">
+      <w:hyperlink w:anchor="_Toc232620376" w:history="1">
         <w:r>
           <w:rPr>
             <w:rStyle w:val="Lienhypertexte"/>
@@ -8911,7 +8911,7 @@
             <w:noProof/>
             <w:webHidden/>
           </w:rPr>
-          <w:instrText xml:space="preserve"> PAGEREF _Toc232340132 \h </w:instrText>
+          <w:instrText xml:space="preserve"> PAGEREF _Toc232620376 \h </w:instrText>
         </w:r>
         <w:r>
           <w:rPr>
@@ -8959,7 +8959,7 @@
           <w14:ligatures w14:val="standardContextual"/>
         </w:rPr>
       </w:pPr>
-      <w:hyperlink w:anchor="_Toc232340133" w:history="1">
+      <w:hyperlink w:anchor="_Toc232620377" w:history="1">
         <w:r>
           <w:rPr>
             <w:rStyle w:val="Lienhypertexte"/>
@@ -8987,7 +8987,7 @@
             <w:noProof/>
             <w:webHidden/>
           </w:rPr>
-          <w:instrText xml:space="preserve"> PAGEREF _Toc232340133 \h </w:instrText>
+          <w:instrText xml:space="preserve"> PAGEREF _Toc232620377 \h </w:instrText>
         </w:r>
         <w:r>
           <w:rPr>
@@ -9035,7 +9035,7 @@
           <w14:ligatures w14:val="standardContextual"/>
         </w:rPr>
       </w:pPr>
-      <w:hyperlink w:anchor="_Toc232340134" w:history="1">
+      <w:hyperlink w:anchor="_Toc232620378" w:history="1">
         <w:r>
           <w:rPr>
             <w:rStyle w:val="Lienhypertexte"/>
@@ -9063,7 +9063,7 @@
             <w:noProof/>
             <w:webHidden/>
           </w:rPr>
-          <w:instrText xml:space="preserve"> PAGEREF _Toc232340134 \h </w:instrText>
+          <w:instrText xml:space="preserve"> PAGEREF _Toc232620378 \h </w:instrText>
         </w:r>
         <w:r>
           <w:rPr>
@@ -9111,7 +9111,7 @@
           <w14:ligatures w14:val="standardContextual"/>
         </w:rPr>
       </w:pPr>
-      <w:hyperlink w:anchor="_Toc232340135" w:history="1">
+      <w:hyperlink w:anchor="_Toc232620379" w:history="1">
         <w:r>
           <w:rPr>
             <w:rStyle w:val="Lienhypertexte"/>
@@ -9139,7 +9139,7 @@
             <w:noProof/>
             <w:webHidden/>
           </w:rPr>
-          <w:instrText xml:space="preserve"> PAGEREF _Toc232340135 \h </w:instrText>
+          <w:instrText xml:space="preserve"> PAGEREF _Toc232620379 \h </w:instrText>
         </w:r>
         <w:r>
           <w:rPr>
@@ -9187,7 +9187,7 @@
           <w14:ligatures w14:val="standardContextual"/>
         </w:rPr>
       </w:pPr>
-      <w:hyperlink w:anchor="_Toc232340136" w:history="1">
+      <w:hyperlink w:anchor="_Toc232620380" w:history="1">
         <w:r>
           <w:rPr>
             <w:rStyle w:val="Lienhypertexte"/>
@@ -9215,7 +9215,7 @@
             <w:noProof/>
             <w:webHidden/>
           </w:rPr>
-          <w:instrText xml:space="preserve"> PAGEREF _Toc232340136 \h </w:instrText>
+          <w:instrText xml:space="preserve"> PAGEREF _Toc232620380 \h </w:instrText>
         </w:r>
         <w:r>
           <w:rPr>
@@ -9263,7 +9263,7 @@
           <w14:ligatures w14:val="standardContextual"/>
         </w:rPr>
       </w:pPr>
-      <w:hyperlink w:anchor="_Toc232340137" w:history="1">
+      <w:hyperlink w:anchor="_Toc232620381" w:history="1">
         <w:r>
           <w:rPr>
             <w:rStyle w:val="Lienhypertexte"/>
@@ -9291,7 +9291,7 @@
             <w:noProof/>
             <w:webHidden/>
           </w:rPr>
-          <w:instrText xml:space="preserve"> PAGEREF _Toc232340137 \h </w:instrText>
+          <w:instrText xml:space="preserve"> PAGEREF _Toc232620381 \h </w:instrText>
         </w:r>
         <w:r>
           <w:rPr>
@@ -9339,7 +9339,7 @@
           <w14:ligatures w14:val="standardContextual"/>
         </w:rPr>
       </w:pPr>
-      <w:hyperlink w:anchor="_Toc232340138" w:history="1">
+      <w:hyperlink w:anchor="_Toc232620382" w:history="1">
         <w:r>
           <w:rPr>
             <w:rStyle w:val="Lienhypertexte"/>
@@ -9367,7 +9367,7 @@
             <w:noProof/>
             <w:webHidden/>
           </w:rPr>
-          <w:instrText xml:space="preserve"> PAGEREF _Toc232340138 \h </w:instrText>
+          <w:instrText xml:space="preserve"> PAGEREF _Toc232620382 \h </w:instrText>
         </w:r>
         <w:r>
           <w:rPr>
@@ -9415,7 +9415,7 @@
           <w14:ligatures w14:val="standardContextual"/>
         </w:rPr>
       </w:pPr>
-      <w:hyperlink w:anchor="_Toc232340139" w:history="1">
+      <w:hyperlink w:anchor="_Toc232620383" w:history="1">
         <w:r>
           <w:rPr>
             <w:rStyle w:val="Lienhypertexte"/>
@@ -9443,7 +9443,7 @@
             <w:noProof/>
             <w:webHidden/>
           </w:rPr>
-          <w:instrText xml:space="preserve"> PAGEREF _Toc232340139 \h </w:instrText>
+          <w:instrText xml:space="preserve"> PAGEREF _Toc232620383 \h </w:instrText>
         </w:r>
         <w:r>
           <w:rPr>
@@ -9491,7 +9491,7 @@
           <w14:ligatures w14:val="standardContextual"/>
         </w:rPr>
       </w:pPr>
-      <w:hyperlink w:anchor="_Toc232340140" w:history="1">
+      <w:hyperlink w:anchor="_Toc232620384" w:history="1">
         <w:r>
           <w:rPr>
             <w:rStyle w:val="Lienhypertexte"/>
@@ -9519,7 +9519,7 @@
             <w:noProof/>
             <w:webHidden/>
           </w:rPr>
-          <w:instrText xml:space="preserve"> PAGEREF _Toc232340140 \h </w:instrText>
+          <w:instrText xml:space="preserve"> PAGEREF _Toc232620384 \h </w:instrText>
         </w:r>
         <w:r>
           <w:rPr>
@@ -9567,7 +9567,7 @@
           <w14:ligatures w14:val="standardContextual"/>
         </w:rPr>
       </w:pPr>
-      <w:hyperlink w:anchor="_Toc232340141" w:history="1">
+      <w:hyperlink w:anchor="_Toc232620385" w:history="1">
         <w:r>
           <w:rPr>
             <w:rStyle w:val="Lienhypertexte"/>
@@ -9595,7 +9595,7 @@
             <w:noProof/>
             <w:webHidden/>
           </w:rPr>
-          <w:instrText xml:space="preserve"> PAGEREF _Toc232340141 \h </w:instrText>
+          <w:instrText xml:space="preserve"> PAGEREF _Toc232620385 \h </w:instrText>
         </w:r>
         <w:r>
           <w:rPr>
@@ -9643,7 +9643,7 @@
           <w14:ligatures w14:val="standardContextual"/>
         </w:rPr>
       </w:pPr>
-      <w:hyperlink w:anchor="_Toc232340142" w:history="1">
+      <w:hyperlink w:anchor="_Toc232620386" w:history="1">
         <w:r>
           <w:rPr>
             <w:rStyle w:val="Lienhypertexte"/>
@@ -9671,7 +9671,7 @@
             <w:noProof/>
             <w:webHidden/>
           </w:rPr>
-          <w:instrText xml:space="preserve"> PAGEREF _Toc232340142 \h </w:instrText>
+          <w:instrText xml:space="preserve"> PAGEREF _Toc232620386 \h </w:instrText>
         </w:r>
         <w:r>
           <w:rPr>
@@ -9719,7 +9719,7 @@
           <w14:ligatures w14:val="standardContextual"/>
         </w:rPr>
       </w:pPr>
-      <w:hyperlink w:anchor="_Toc232340143" w:history="1">
+      <w:hyperlink w:anchor="_Toc232620387" w:history="1">
         <w:r>
           <w:rPr>
             <w:rStyle w:val="Lienhypertexte"/>
@@ -9747,7 +9747,7 @@
             <w:noProof/>
             <w:webHidden/>
           </w:rPr>
-          <w:instrText xml:space="preserve"> PAGEREF _Toc232340143 \h </w:instrText>
+          <w:instrText xml:space="preserve"> PAGEREF _Toc232620387 \h </w:instrText>
         </w:r>
         <w:r>
           <w:rPr>
@@ -9795,7 +9795,7 @@
           <w14:ligatures w14:val="standardContextual"/>
         </w:rPr>
       </w:pPr>
-      <w:hyperlink w:anchor="_Toc232340144" w:history="1">
+      <w:hyperlink w:anchor="_Toc232620388" w:history="1">
         <w:r>
           <w:rPr>
             <w:rStyle w:val="Lienhypertexte"/>
@@ -9823,7 +9823,7 @@
             <w:noProof/>
             <w:webHidden/>
           </w:rPr>
-          <w:instrText xml:space="preserve"> PAGEREF _Toc232340144 \h </w:instrText>
+          <w:instrText xml:space="preserve"> PAGEREF _Toc232620388 \h </w:instrText>
         </w:r>
         <w:r>
           <w:rPr>
@@ -9871,7 +9871,7 @@
           <w14:ligatures w14:val="standardContextual"/>
         </w:rPr>
       </w:pPr>
-      <w:hyperlink w:anchor="_Toc232340145" w:history="1">
+      <w:hyperlink w:anchor="_Toc232620389" w:history="1">
         <w:r>
           <w:rPr>
             <w:rStyle w:val="Lienhypertexte"/>
@@ -9899,7 +9899,7 @@
             <w:noProof/>
             <w:webHidden/>
           </w:rPr>
-          <w:instrText xml:space="preserve"> PAGEREF _Toc232340145 \h </w:instrText>
+          <w:instrText xml:space="preserve"> PAGEREF _Toc232620389 \h </w:instrText>
         </w:r>
         <w:r>
           <w:rPr>
@@ -9950,7 +9950,7 @@
         </w:pBdr>
         <w:spacing w:before="80" w:after="200"/>
       </w:pPr>
-      <w:bookmarkStart w:id="1" w:name="_Toc232340019"/>
+      <w:bookmarkStart w:id="1" w:name="_Toc232620263"/>
       <w:r>
         <w:rPr>
           <w:rFonts w:ascii="Aptos Display" w:hAnsi="Aptos Display"/>
@@ -10181,7 +10181,7 @@
         <w:pStyle w:val="Titre2"/>
         <w:spacing w:before="460" w:after="220"/>
       </w:pPr>
-      <w:bookmarkStart w:id="2" w:name="_Toc232340020"/>
+      <w:bookmarkStart w:id="2" w:name="_Toc232620264"/>
       <w:r>
         <w:rPr>
           <w:rFonts w:ascii="Aptos Display" w:hAnsi="Aptos Display"/>
@@ -10561,7 +10561,7 @@
         <w:pStyle w:val="Titre2"/>
         <w:spacing w:before="460" w:after="220"/>
       </w:pPr>
-      <w:bookmarkStart w:id="3" w:name="_Toc232340021"/>
+      <w:bookmarkStart w:id="3" w:name="_Toc232620265"/>
       <w:r>
         <w:rPr>
           <w:rFonts w:ascii="Aptos Display" w:hAnsi="Aptos Display"/>
@@ -10843,7 +10843,7 @@
         <w:pStyle w:val="Titre2"/>
         <w:spacing w:before="460" w:after="220"/>
       </w:pPr>
-      <w:bookmarkStart w:id="4" w:name="_Toc232340022"/>
+      <w:bookmarkStart w:id="4" w:name="_Toc232620266"/>
       <w:r>
         <w:rPr>
           <w:rFonts w:ascii="Aptos Display" w:hAnsi="Aptos Display"/>
@@ -10918,7 +10918,7 @@
         <w:pStyle w:val="Titre2"/>
         <w:spacing w:before="460" w:after="220"/>
       </w:pPr>
-      <w:bookmarkStart w:id="5" w:name="_Toc232340023"/>
+      <w:bookmarkStart w:id="5" w:name="_Toc232620267"/>
       <w:r>
         <w:rPr>
           <w:rFonts w:ascii="Aptos Display" w:hAnsi="Aptos Display"/>
@@ -11041,7 +11041,7 @@
         </w:pBdr>
         <w:spacing w:before="80" w:after="200"/>
       </w:pPr>
-      <w:bookmarkStart w:id="6" w:name="_Toc232340024"/>
+      <w:bookmarkStart w:id="6" w:name="_Toc232620268"/>
       <w:r>
         <w:rPr>
           <w:rFonts w:ascii="Aptos Display" w:hAnsi="Aptos Display"/>
@@ -11123,7 +11123,7 @@
         <w:pStyle w:val="Titre2"/>
         <w:spacing w:before="460" w:after="220"/>
       </w:pPr>
-      <w:bookmarkStart w:id="7" w:name="_Toc232340025"/>
+      <w:bookmarkStart w:id="7" w:name="_Toc232620269"/>
       <w:r>
         <w:rPr>
           <w:rFonts w:ascii="Aptos Display" w:hAnsi="Aptos Display"/>
@@ -11652,7 +11652,7 @@
         <w:pStyle w:val="Titre2"/>
         <w:spacing w:before="460" w:after="220"/>
       </w:pPr>
-      <w:bookmarkStart w:id="8" w:name="_Toc232340026"/>
+      <w:bookmarkStart w:id="8" w:name="_Toc232620270"/>
       <w:r>
         <w:rPr>
           <w:rFonts w:ascii="Aptos Display" w:hAnsi="Aptos Display"/>
@@ -11948,7 +11948,7 @@
         <w:pStyle w:val="Titre2"/>
         <w:spacing w:before="460" w:after="220"/>
       </w:pPr>
-      <w:bookmarkStart w:id="9" w:name="_Toc232340027"/>
+      <w:bookmarkStart w:id="9" w:name="_Toc232620271"/>
       <w:r>
         <w:rPr>
           <w:rFonts w:ascii="Aptos Display" w:hAnsi="Aptos Display"/>
@@ -12150,7 +12150,7 @@
         <w:pStyle w:val="Titre2"/>
         <w:spacing w:before="460" w:after="220"/>
       </w:pPr>
-      <w:bookmarkStart w:id="10" w:name="_Toc232340028"/>
+      <w:bookmarkStart w:id="10" w:name="_Toc232620272"/>
       <w:r>
         <w:rPr>
           <w:rFonts w:ascii="Aptos Display" w:hAnsi="Aptos Display"/>
@@ -12311,7 +12311,7 @@
         <w:pStyle w:val="Titre2"/>
         <w:spacing w:before="460" w:after="220"/>
       </w:pPr>
-      <w:bookmarkStart w:id="11" w:name="_Toc232340029"/>
+      <w:bookmarkStart w:id="11" w:name="_Toc232620273"/>
       <w:r>
         <w:rPr>
           <w:rFonts w:ascii="Aptos Display" w:hAnsi="Aptos Display"/>
@@ -12487,7 +12487,7 @@
         <w:pStyle w:val="Titre2"/>
         <w:spacing w:before="460" w:after="220"/>
       </w:pPr>
-      <w:bookmarkStart w:id="12" w:name="_Toc232340030"/>
+      <w:bookmarkStart w:id="12" w:name="_Toc232620274"/>
       <w:r>
         <w:rPr>
           <w:rFonts w:ascii="Aptos Display" w:hAnsi="Aptos Display"/>
@@ -12602,7 +12602,7 @@
         </w:pBdr>
         <w:spacing w:before="80" w:after="200"/>
       </w:pPr>
-      <w:bookmarkStart w:id="13" w:name="_Toc232340031"/>
+      <w:bookmarkStart w:id="13" w:name="_Toc232620275"/>
       <w:r>
         <w:rPr>
           <w:rFonts w:ascii="Aptos Display" w:hAnsi="Aptos Display"/>
@@ -12618,7 +12618,7 @@
         <w:pStyle w:val="Titre2"/>
         <w:spacing w:before="460" w:after="220"/>
       </w:pPr>
-      <w:bookmarkStart w:id="14" w:name="_Toc232340032"/>
+      <w:bookmarkStart w:id="14" w:name="_Toc232620276"/>
       <w:r>
         <w:rPr>
           <w:rFonts w:ascii="Aptos Display" w:hAnsi="Aptos Display"/>
@@ -12677,7 +12677,7 @@
         <w:pStyle w:val="Titre2"/>
         <w:spacing w:before="460" w:after="220"/>
       </w:pPr>
-      <w:bookmarkStart w:id="15" w:name="_Toc232340033"/>
+      <w:bookmarkStart w:id="15" w:name="_Toc232620277"/>
       <w:r>
         <w:rPr>
           <w:rFonts w:ascii="Aptos Display" w:hAnsi="Aptos Display"/>
@@ -12750,7 +12750,7 @@
         <w:pStyle w:val="Titre2"/>
         <w:spacing w:before="460" w:after="220"/>
       </w:pPr>
-      <w:bookmarkStart w:id="16" w:name="_Toc232340034"/>
+      <w:bookmarkStart w:id="16" w:name="_Toc232620278"/>
       <w:r>
         <w:rPr>
           <w:rFonts w:ascii="Aptos Display" w:hAnsi="Aptos Display"/>
@@ -12880,7 +12880,7 @@
         <w:pStyle w:val="Titre2"/>
         <w:spacing w:before="460" w:after="220"/>
       </w:pPr>
-      <w:bookmarkStart w:id="17" w:name="_Toc232340035"/>
+      <w:bookmarkStart w:id="17" w:name="_Toc232620279"/>
       <w:r>
         <w:rPr>
           <w:rFonts w:ascii="Aptos Display" w:hAnsi="Aptos Display"/>
@@ -13370,7 +13370,7 @@
         </w:pBdr>
         <w:spacing w:before="80" w:after="200"/>
       </w:pPr>
-      <w:bookmarkStart w:id="18" w:name="_Toc232340036"/>
+      <w:bookmarkStart w:id="18" w:name="_Toc232620280"/>
       <w:r>
         <w:rPr>
           <w:rFonts w:ascii="Aptos Display" w:hAnsi="Aptos Display"/>
@@ -13525,7 +13525,7 @@
         <w:pStyle w:val="Titre2"/>
         <w:spacing w:before="460" w:after="220"/>
       </w:pPr>
-      <w:bookmarkStart w:id="19" w:name="_Toc232340037"/>
+      <w:bookmarkStart w:id="19" w:name="_Toc232620281"/>
       <w:r>
         <w:rPr>
           <w:rFonts w:ascii="Aptos Display" w:hAnsi="Aptos Display"/>
@@ -13657,7 +13657,7 @@
         <w:pStyle w:val="Titre2"/>
         <w:spacing w:before="460" w:after="220"/>
       </w:pPr>
-      <w:bookmarkStart w:id="20" w:name="_Toc232340038"/>
+      <w:bookmarkStart w:id="20" w:name="_Toc232620282"/>
       <w:r>
         <w:rPr>
           <w:rFonts w:ascii="Aptos Display" w:hAnsi="Aptos Display"/>
@@ -13918,7 +13918,7 @@
         <w:pStyle w:val="Titre2"/>
         <w:spacing w:before="460" w:after="220"/>
       </w:pPr>
-      <w:bookmarkStart w:id="21" w:name="_Toc232340039"/>
+      <w:bookmarkStart w:id="21" w:name="_Toc232620283"/>
       <w:r>
         <w:rPr>
           <w:rFonts w:ascii="Aptos Display" w:hAnsi="Aptos Display"/>
@@ -14290,7 +14290,7 @@
         <w:pStyle w:val="Titre2"/>
         <w:spacing w:before="460" w:after="220"/>
       </w:pPr>
-      <w:bookmarkStart w:id="22" w:name="_Toc232340040"/>
+      <w:bookmarkStart w:id="22" w:name="_Toc232620284"/>
       <w:r>
         <w:rPr>
           <w:rFonts w:ascii="Aptos Display" w:hAnsi="Aptos Display"/>
@@ -14317,7 +14317,7 @@
         <w:pStyle w:val="Titre3"/>
         <w:spacing w:before="60" w:after="80"/>
       </w:pPr>
-      <w:bookmarkStart w:id="23" w:name="_Toc232340041"/>
+      <w:bookmarkStart w:id="23" w:name="_Toc232620285"/>
       <w:r>
         <w:rPr>
           <w:rFonts w:ascii="Aptos" w:hAnsi="Aptos"/>
@@ -14562,7 +14562,7 @@
         <w:pStyle w:val="Titre3"/>
         <w:spacing w:before="60" w:after="80"/>
       </w:pPr>
-      <w:bookmarkStart w:id="24" w:name="_Toc232340042"/>
+      <w:bookmarkStart w:id="24" w:name="_Toc232620286"/>
       <w:r>
         <w:rPr>
           <w:rFonts w:ascii="Aptos" w:hAnsi="Aptos"/>
@@ -14824,7 +14824,7 @@
         <w:pStyle w:val="Titre2"/>
         <w:spacing w:before="460" w:after="220"/>
       </w:pPr>
-      <w:bookmarkStart w:id="25" w:name="_Toc232340043"/>
+      <w:bookmarkStart w:id="25" w:name="_Toc232620287"/>
       <w:r>
         <w:rPr>
           <w:rFonts w:ascii="Aptos Display" w:hAnsi="Aptos Display"/>
@@ -15110,7 +15110,7 @@
         <w:pStyle w:val="Titre2"/>
         <w:spacing w:before="460" w:after="220"/>
       </w:pPr>
-      <w:bookmarkStart w:id="26" w:name="_Toc232340044"/>
+      <w:bookmarkStart w:id="26" w:name="_Toc232620288"/>
       <w:r>
         <w:rPr>
           <w:rFonts w:ascii="Aptos Display" w:hAnsi="Aptos Display"/>
@@ -15180,7 +15180,7 @@
         <w:pStyle w:val="Titre2"/>
         <w:spacing w:before="460" w:after="220"/>
       </w:pPr>
-      <w:bookmarkStart w:id="27" w:name="_Toc232340045"/>
+      <w:bookmarkStart w:id="27" w:name="_Toc232620289"/>
       <w:r>
         <w:rPr>
           <w:rFonts w:ascii="Aptos Display" w:hAnsi="Aptos Display"/>
@@ -15254,7 +15254,7 @@
         <w:pStyle w:val="Titre2"/>
         <w:spacing w:before="460" w:after="220"/>
       </w:pPr>
-      <w:bookmarkStart w:id="28" w:name="_Toc232340046"/>
+      <w:bookmarkStart w:id="28" w:name="_Toc232620290"/>
       <w:r>
         <w:rPr>
           <w:rFonts w:ascii="Aptos Display" w:hAnsi="Aptos Display"/>
@@ -15276,7 +15276,7 @@
         <w:pStyle w:val="Titre3"/>
         <w:spacing w:before="60" w:after="80"/>
       </w:pPr>
-      <w:bookmarkStart w:id="29" w:name="_Toc232340047"/>
+      <w:bookmarkStart w:id="29" w:name="_Toc232620291"/>
       <w:r>
         <w:rPr>
           <w:rFonts w:ascii="Aptos" w:hAnsi="Aptos"/>
@@ -15436,7 +15436,7 @@
         <w:pStyle w:val="Titre3"/>
         <w:spacing w:before="60" w:after="80"/>
       </w:pPr>
-      <w:bookmarkStart w:id="30" w:name="_Toc232340048"/>
+      <w:bookmarkStart w:id="30" w:name="_Toc232620292"/>
       <w:r>
         <w:rPr>
           <w:rFonts w:ascii="Aptos" w:hAnsi="Aptos"/>
@@ -15469,7 +15469,7 @@
         <w:pStyle w:val="Titre3"/>
         <w:spacing w:before="60" w:after="80"/>
       </w:pPr>
-      <w:bookmarkStart w:id="31" w:name="_Toc232340049"/>
+      <w:bookmarkStart w:id="31" w:name="_Toc232620293"/>
       <w:r>
         <w:rPr>
           <w:rFonts w:ascii="Aptos" w:hAnsi="Aptos"/>
@@ -15536,7 +15536,7 @@
         <w:pStyle w:val="Titre3"/>
         <w:spacing w:before="60" w:after="80"/>
       </w:pPr>
-      <w:bookmarkStart w:id="32" w:name="_Toc232340050"/>
+      <w:bookmarkStart w:id="32" w:name="_Toc232620294"/>
       <w:r>
         <w:rPr>
           <w:rFonts w:ascii="Aptos" w:hAnsi="Aptos"/>
@@ -15625,7 +15625,7 @@
         <w:pStyle w:val="Titre3"/>
         <w:spacing w:before="60" w:after="80"/>
       </w:pPr>
-      <w:bookmarkStart w:id="33" w:name="_Toc232340051"/>
+      <w:bookmarkStart w:id="33" w:name="_Toc232620295"/>
       <w:r>
         <w:rPr>
           <w:rFonts w:ascii="Aptos" w:hAnsi="Aptos"/>
@@ -15728,7 +15728,7 @@
         <w:pStyle w:val="Titre2"/>
         <w:spacing w:before="460" w:after="220"/>
       </w:pPr>
-      <w:bookmarkStart w:id="34" w:name="_Toc232340052"/>
+      <w:bookmarkStart w:id="34" w:name="_Toc232620296"/>
       <w:r>
         <w:rPr>
           <w:rFonts w:ascii="Aptos Display" w:hAnsi="Aptos Display"/>
@@ -16372,7 +16372,7 @@
         <w:pStyle w:val="Titre2"/>
         <w:spacing w:before="460" w:after="220"/>
       </w:pPr>
-      <w:bookmarkStart w:id="35" w:name="_Toc232340053"/>
+      <w:bookmarkStart w:id="35" w:name="_Toc232620297"/>
       <w:r>
         <w:rPr>
           <w:rFonts w:ascii="Aptos Display" w:hAnsi="Aptos Display"/>
@@ -17730,7 +17730,7 @@
         <w:pStyle w:val="Titre2"/>
         <w:spacing w:before="460" w:after="220"/>
       </w:pPr>
-      <w:bookmarkStart w:id="36" w:name="_Toc232340054"/>
+      <w:bookmarkStart w:id="36" w:name="_Toc232620298"/>
       <w:r>
         <w:rPr>
           <w:rFonts w:ascii="Aptos Display" w:hAnsi="Aptos Display"/>
@@ -17997,7 +17997,7 @@
         <w:pStyle w:val="Titre2"/>
         <w:spacing w:before="460" w:after="220"/>
       </w:pPr>
-      <w:bookmarkStart w:id="37" w:name="_Toc232340055"/>
+      <w:bookmarkStart w:id="37" w:name="_Toc232620299"/>
       <w:r>
         <w:rPr>
           <w:rFonts w:ascii="Aptos Display" w:hAnsi="Aptos Display"/>
@@ -18388,7 +18388,7 @@
         <w:pStyle w:val="Titre3"/>
         <w:spacing w:before="60" w:after="80"/>
       </w:pPr>
-      <w:bookmarkStart w:id="38" w:name="_Toc232340056"/>
+      <w:bookmarkStart w:id="38" w:name="_Toc232620300"/>
       <w:r>
         <w:rPr>
           <w:rFonts w:ascii="Aptos" w:hAnsi="Aptos"/>
@@ -18469,7 +18469,7 @@
         <w:pStyle w:val="Titre2"/>
         <w:spacing w:before="460" w:after="220"/>
       </w:pPr>
-      <w:bookmarkStart w:id="39" w:name="_Toc232340057"/>
+      <w:bookmarkStart w:id="39" w:name="_Toc232620301"/>
       <w:r>
         <w:rPr>
           <w:rFonts w:ascii="Aptos Display" w:hAnsi="Aptos Display"/>
@@ -18554,7 +18554,7 @@
         <w:pStyle w:val="Titre2"/>
         <w:spacing w:before="460" w:after="220"/>
       </w:pPr>
-      <w:bookmarkStart w:id="40" w:name="_Toc232340058"/>
+      <w:bookmarkStart w:id="40" w:name="_Toc232620302"/>
       <w:r>
         <w:rPr>
           <w:rFonts w:ascii="Aptos Display" w:hAnsi="Aptos Display"/>
@@ -18739,7 +18739,7 @@
         <w:pStyle w:val="Titre2"/>
         <w:spacing w:before="460" w:after="220"/>
       </w:pPr>
-      <w:bookmarkStart w:id="41" w:name="_Toc232340059"/>
+      <w:bookmarkStart w:id="41" w:name="_Toc232620303"/>
       <w:r>
         <w:rPr>
           <w:rFonts w:ascii="Aptos Display" w:hAnsi="Aptos Display"/>
@@ -18951,7 +18951,7 @@
         <w:pStyle w:val="Titre2"/>
         <w:spacing w:before="460" w:after="220"/>
       </w:pPr>
-      <w:bookmarkStart w:id="42" w:name="_Toc232340060"/>
+      <w:bookmarkStart w:id="42" w:name="_Toc232620304"/>
       <w:r>
         <w:rPr>
           <w:rFonts w:ascii="Aptos Display" w:hAnsi="Aptos Display"/>
@@ -19160,7 +19160,7 @@
         <w:pStyle w:val="Titre2"/>
         <w:spacing w:before="460" w:after="220"/>
       </w:pPr>
-      <w:bookmarkStart w:id="43" w:name="_Toc232340061"/>
+      <w:bookmarkStart w:id="43" w:name="_Toc232620305"/>
       <w:r>
         <w:rPr>
           <w:rFonts w:ascii="Aptos Display" w:hAnsi="Aptos Display"/>
@@ -19321,7 +19321,7 @@
         <w:pStyle w:val="Titre2"/>
         <w:spacing w:before="460" w:after="220"/>
       </w:pPr>
-      <w:bookmarkStart w:id="44" w:name="_Toc232340062"/>
+      <w:bookmarkStart w:id="44" w:name="_Toc232620306"/>
       <w:r>
         <w:rPr>
           <w:rFonts w:ascii="Aptos Display" w:hAnsi="Aptos Display"/>
@@ -19397,7 +19397,7 @@
         <w:pStyle w:val="Titre2"/>
         <w:spacing w:before="460" w:after="220"/>
       </w:pPr>
-      <w:bookmarkStart w:id="45" w:name="_Toc232340063"/>
+      <w:bookmarkStart w:id="45" w:name="_Toc232620307"/>
       <w:r>
         <w:rPr>
           <w:rFonts w:ascii="Aptos Display" w:hAnsi="Aptos Display"/>
@@ -19777,7 +19777,7 @@
         <w:pStyle w:val="Titre2"/>
         <w:spacing w:before="460" w:after="220"/>
       </w:pPr>
-      <w:bookmarkStart w:id="46" w:name="_Toc232340064"/>
+      <w:bookmarkStart w:id="46" w:name="_Toc232620308"/>
       <w:r>
         <w:rPr>
           <w:rFonts w:ascii="Aptos Display" w:hAnsi="Aptos Display"/>
@@ -19962,7 +19962,7 @@
         </w:pBdr>
         <w:spacing w:before="80" w:after="200"/>
       </w:pPr>
-      <w:bookmarkStart w:id="47" w:name="_Toc232340065"/>
+      <w:bookmarkStart w:id="47" w:name="_Toc232620309"/>
       <w:r>
         <w:rPr>
           <w:rFonts w:ascii="Aptos Display" w:hAnsi="Aptos Display"/>
@@ -19988,7 +19988,7 @@
         <w:pStyle w:val="Titre2"/>
         <w:spacing w:before="460" w:after="220"/>
       </w:pPr>
-      <w:bookmarkStart w:id="48" w:name="_Toc232340066"/>
+      <w:bookmarkStart w:id="48" w:name="_Toc232620310"/>
       <w:r>
         <w:rPr>
           <w:rFonts w:ascii="Aptos Display" w:hAnsi="Aptos Display"/>
@@ -20109,7 +20109,7 @@
         <w:pStyle w:val="Titre2"/>
         <w:spacing w:before="460" w:after="220"/>
       </w:pPr>
-      <w:bookmarkStart w:id="49" w:name="_Toc232340067"/>
+      <w:bookmarkStart w:id="49" w:name="_Toc232620311"/>
       <w:r>
         <w:rPr>
           <w:rFonts w:ascii="Aptos Display" w:hAnsi="Aptos Display"/>
@@ -20244,7 +20244,7 @@
         <w:pStyle w:val="Titre2"/>
         <w:spacing w:before="460" w:after="220"/>
       </w:pPr>
-      <w:bookmarkStart w:id="50" w:name="_Toc232340068"/>
+      <w:bookmarkStart w:id="50" w:name="_Toc232620312"/>
       <w:r>
         <w:rPr>
           <w:rFonts w:ascii="Aptos Display" w:hAnsi="Aptos Display"/>
@@ -20994,7 +20994,7 @@
         <w:pStyle w:val="Titre2"/>
         <w:spacing w:before="460" w:after="220"/>
       </w:pPr>
-      <w:bookmarkStart w:id="51" w:name="_Toc232340069"/>
+      <w:bookmarkStart w:id="51" w:name="_Toc232620313"/>
       <w:r>
         <w:rPr>
           <w:rFonts w:ascii="Aptos Display" w:hAnsi="Aptos Display"/>
@@ -21224,7 +21224,7 @@
         <w:pStyle w:val="Titre2"/>
         <w:spacing w:before="460" w:after="220"/>
       </w:pPr>
-      <w:bookmarkStart w:id="52" w:name="_Toc232340070"/>
+      <w:bookmarkStart w:id="52" w:name="_Toc232620314"/>
       <w:r>
         <w:rPr>
           <w:rFonts w:ascii="Aptos Display" w:hAnsi="Aptos Display"/>
@@ -21460,7 +21460,7 @@
         <w:pStyle w:val="Titre2"/>
         <w:spacing w:before="460" w:after="220"/>
       </w:pPr>
-      <w:bookmarkStart w:id="53" w:name="_Toc232340071"/>
+      <w:bookmarkStart w:id="53" w:name="_Toc232620315"/>
       <w:r>
         <w:rPr>
           <w:rFonts w:ascii="Aptos Display" w:hAnsi="Aptos Display"/>
@@ -21957,7 +21957,7 @@
         <w:pStyle w:val="Titre2"/>
         <w:spacing w:before="460" w:after="220"/>
       </w:pPr>
-      <w:bookmarkStart w:id="54" w:name="_Toc232340072"/>
+      <w:bookmarkStart w:id="54" w:name="_Toc232620316"/>
       <w:r>
         <w:rPr>
           <w:rFonts w:ascii="Aptos Display" w:hAnsi="Aptos Display"/>
@@ -22047,7 +22047,7 @@
         <w:pStyle w:val="Titre2"/>
         <w:spacing w:before="460" w:after="220"/>
       </w:pPr>
-      <w:bookmarkStart w:id="55" w:name="_Toc232340073"/>
+      <w:bookmarkStart w:id="55" w:name="_Toc232620317"/>
       <w:r>
         <w:rPr>
           <w:rFonts w:ascii="Aptos Display" w:hAnsi="Aptos Display"/>
@@ -22215,7 +22215,7 @@
         <w:pStyle w:val="Titre2"/>
         <w:spacing w:before="460" w:after="220"/>
       </w:pPr>
-      <w:bookmarkStart w:id="56" w:name="_Toc232340074"/>
+      <w:bookmarkStart w:id="56" w:name="_Toc232620318"/>
       <w:r>
         <w:rPr>
           <w:rFonts w:ascii="Aptos Display" w:hAnsi="Aptos Display"/>
@@ -22629,7 +22629,7 @@
         <w:pStyle w:val="Titre2"/>
         <w:spacing w:before="460" w:after="220"/>
       </w:pPr>
-      <w:bookmarkStart w:id="57" w:name="_Toc232340075"/>
+      <w:bookmarkStart w:id="57" w:name="_Toc232620319"/>
       <w:r>
         <w:rPr>
           <w:rFonts w:ascii="Aptos Display" w:hAnsi="Aptos Display"/>
@@ -23028,7 +23028,7 @@
         <w:pStyle w:val="Titre2"/>
         <w:spacing w:before="460" w:after="220"/>
       </w:pPr>
-      <w:bookmarkStart w:id="58" w:name="_Toc232340076"/>
+      <w:bookmarkStart w:id="58" w:name="_Toc232620320"/>
       <w:r>
         <w:rPr>
           <w:rFonts w:ascii="Aptos Display" w:hAnsi="Aptos Display"/>
@@ -23373,7 +23373,7 @@
         <w:pStyle w:val="Titre2"/>
         <w:spacing w:before="460" w:after="220"/>
       </w:pPr>
-      <w:bookmarkStart w:id="59" w:name="_Toc232340077"/>
+      <w:bookmarkStart w:id="59" w:name="_Toc232620321"/>
       <w:r>
         <w:rPr>
           <w:rFonts w:ascii="Aptos Display" w:hAnsi="Aptos Display"/>
@@ -23496,7 +23496,7 @@
         <w:pStyle w:val="Titre2"/>
         <w:spacing w:before="460" w:after="220"/>
       </w:pPr>
-      <w:bookmarkStart w:id="60" w:name="_Toc232340078"/>
+      <w:bookmarkStart w:id="60" w:name="_Toc232620322"/>
       <w:r>
         <w:rPr>
           <w:rFonts w:ascii="Aptos Display" w:hAnsi="Aptos Display"/>
@@ -24040,7 +24040,7 @@
         </w:pBdr>
         <w:spacing w:before="80" w:after="200"/>
       </w:pPr>
-      <w:bookmarkStart w:id="61" w:name="_Toc232340079"/>
+      <w:bookmarkStart w:id="61" w:name="_Toc232620323"/>
       <w:r>
         <w:rPr>
           <w:rFonts w:ascii="Aptos Display" w:hAnsi="Aptos Display"/>
@@ -24122,7 +24122,7 @@
         <w:pStyle w:val="Titre2"/>
         <w:spacing w:before="460" w:after="220"/>
       </w:pPr>
-      <w:bookmarkStart w:id="62" w:name="_Toc232340080"/>
+      <w:bookmarkStart w:id="62" w:name="_Toc232620324"/>
       <w:r>
         <w:rPr>
           <w:rFonts w:ascii="Aptos Display" w:hAnsi="Aptos Display"/>
@@ -24459,7 +24459,7 @@
         <w:pStyle w:val="Titre2"/>
         <w:spacing w:before="460" w:after="220"/>
       </w:pPr>
-      <w:bookmarkStart w:id="63" w:name="_Toc232340081"/>
+      <w:bookmarkStart w:id="63" w:name="_Toc232620325"/>
       <w:r>
         <w:rPr>
           <w:rFonts w:ascii="Aptos Display" w:hAnsi="Aptos Display"/>
@@ -24764,7 +24764,7 @@
         <w:pStyle w:val="Titre2"/>
         <w:spacing w:before="460" w:after="220"/>
       </w:pPr>
-      <w:bookmarkStart w:id="64" w:name="_Toc232340082"/>
+      <w:bookmarkStart w:id="64" w:name="_Toc232620326"/>
       <w:r>
         <w:rPr>
           <w:rFonts w:ascii="Aptos Display" w:hAnsi="Aptos Display"/>
@@ -24940,7 +24940,7 @@
         <w:pStyle w:val="Titre2"/>
         <w:spacing w:before="460" w:after="220"/>
       </w:pPr>
-      <w:bookmarkStart w:id="65" w:name="_Toc232340083"/>
+      <w:bookmarkStart w:id="65" w:name="_Toc232620327"/>
       <w:r>
         <w:rPr>
           <w:rFonts w:ascii="Aptos Display" w:hAnsi="Aptos Display"/>
@@ -25167,7 +25167,7 @@
         <w:pStyle w:val="Titre2"/>
         <w:spacing w:before="460" w:after="220"/>
       </w:pPr>
-      <w:bookmarkStart w:id="66" w:name="_Toc232340084"/>
+      <w:bookmarkStart w:id="66" w:name="_Toc232620328"/>
       <w:r>
         <w:rPr>
           <w:rFonts w:ascii="Aptos Display" w:hAnsi="Aptos Display"/>
@@ -25736,7 +25736,7 @@
         <w:pStyle w:val="Titre3"/>
         <w:spacing w:before="60" w:after="80"/>
       </w:pPr>
-      <w:bookmarkStart w:id="67" w:name="_Toc232340085"/>
+      <w:bookmarkStart w:id="67" w:name="_Toc232620329"/>
       <w:r>
         <w:rPr>
           <w:rFonts w:ascii="Aptos" w:hAnsi="Aptos"/>
@@ -26039,7 +26039,7 @@
         <w:pStyle w:val="Titre2"/>
         <w:spacing w:before="460" w:after="220"/>
       </w:pPr>
-      <w:bookmarkStart w:id="68" w:name="_Toc232340086"/>
+      <w:bookmarkStart w:id="68" w:name="_Toc232620330"/>
       <w:r>
         <w:rPr>
           <w:rFonts w:ascii="Aptos Display" w:hAnsi="Aptos Display"/>
@@ -26153,7 +26153,7 @@
         <w:pStyle w:val="Titre2"/>
         <w:spacing w:before="460" w:after="220"/>
       </w:pPr>
-      <w:bookmarkStart w:id="69" w:name="_Toc232340087"/>
+      <w:bookmarkStart w:id="69" w:name="_Toc232620331"/>
       <w:r>
         <w:rPr>
           <w:rFonts w:ascii="Aptos Display" w:hAnsi="Aptos Display"/>
@@ -26296,7 +26296,7 @@
         <w:pStyle w:val="Titre2"/>
         <w:spacing w:before="460" w:after="220"/>
       </w:pPr>
-      <w:bookmarkStart w:id="70" w:name="_Toc232340088"/>
+      <w:bookmarkStart w:id="70" w:name="_Toc232620332"/>
       <w:r>
         <w:rPr>
           <w:rFonts w:ascii="Aptos Display" w:hAnsi="Aptos Display"/>
@@ -26602,7 +26602,7 @@
         <w:pStyle w:val="Titre3"/>
         <w:spacing w:before="60" w:after="80"/>
       </w:pPr>
-      <w:bookmarkStart w:id="71" w:name="_Toc232340089"/>
+      <w:bookmarkStart w:id="71" w:name="_Toc232620333"/>
       <w:r>
         <w:rPr>
           <w:rFonts w:ascii="Aptos" w:hAnsi="Aptos"/>
@@ -27019,7 +27019,7 @@
         <w:pStyle w:val="Titre2"/>
         <w:spacing w:before="460" w:after="220"/>
       </w:pPr>
-      <w:bookmarkStart w:id="72" w:name="_Toc232340090"/>
+      <w:bookmarkStart w:id="72" w:name="_Toc232620334"/>
       <w:r>
         <w:rPr>
           <w:rFonts w:ascii="Aptos Display" w:hAnsi="Aptos Display"/>
@@ -27211,7 +27211,7 @@
         <w:pStyle w:val="Titre3"/>
         <w:spacing w:before="60" w:after="80"/>
       </w:pPr>
-      <w:bookmarkStart w:id="73" w:name="_Toc232340091"/>
+      <w:bookmarkStart w:id="73" w:name="_Toc232620335"/>
       <w:r>
         <w:rPr>
           <w:rFonts w:ascii="Aptos" w:hAnsi="Aptos"/>
@@ -27585,7 +27585,7 @@
         <w:pStyle w:val="Titre3"/>
         <w:spacing w:before="60" w:after="80"/>
       </w:pPr>
-      <w:bookmarkStart w:id="74" w:name="_Toc232340092"/>
+      <w:bookmarkStart w:id="74" w:name="_Toc232620336"/>
       <w:r>
         <w:rPr>
           <w:rFonts w:ascii="Aptos" w:hAnsi="Aptos"/>
@@ -27934,7 +27934,7 @@
         <w:pStyle w:val="Titre3"/>
         <w:spacing w:before="60" w:after="80"/>
       </w:pPr>
-      <w:bookmarkStart w:id="75" w:name="_Toc232340093"/>
+      <w:bookmarkStart w:id="75" w:name="_Toc232620337"/>
       <w:r>
         <w:rPr>
           <w:rFonts w:ascii="Aptos" w:hAnsi="Aptos"/>
@@ -28741,7 +28741,7 @@
         <w:pStyle w:val="Titre2"/>
         <w:spacing w:before="460" w:after="220"/>
       </w:pPr>
-      <w:bookmarkStart w:id="76" w:name="_Toc232340094"/>
+      <w:bookmarkStart w:id="76" w:name="_Toc232620338"/>
       <w:r>
         <w:rPr>
           <w:rFonts w:ascii="Aptos Display" w:hAnsi="Aptos Display"/>
@@ -29163,7 +29163,7 @@
         <w:pStyle w:val="Titre2"/>
         <w:spacing w:before="460" w:after="220"/>
       </w:pPr>
-      <w:bookmarkStart w:id="77" w:name="_Toc232340095"/>
+      <w:bookmarkStart w:id="77" w:name="_Toc232620339"/>
       <w:r>
         <w:rPr>
           <w:rFonts w:ascii="Aptos Display" w:hAnsi="Aptos Display"/>
@@ -29419,7 +29419,7 @@
         <w:pStyle w:val="Titre2"/>
         <w:spacing w:before="460" w:after="220"/>
       </w:pPr>
-      <w:bookmarkStart w:id="78" w:name="_Toc232340096"/>
+      <w:bookmarkStart w:id="78" w:name="_Toc232620340"/>
       <w:r>
         <w:rPr>
           <w:rFonts w:ascii="Aptos Display" w:hAnsi="Aptos Display"/>
@@ -29870,7 +29870,7 @@
         <w:pStyle w:val="Titre2"/>
         <w:spacing w:before="460" w:after="220"/>
       </w:pPr>
-      <w:bookmarkStart w:id="79" w:name="_Toc232340097"/>
+      <w:bookmarkStart w:id="79" w:name="_Toc232620341"/>
       <w:r>
         <w:rPr>
           <w:rFonts w:ascii="Aptos Display" w:hAnsi="Aptos Display"/>
@@ -30357,7 +30357,7 @@
         <w:pStyle w:val="Titre2"/>
         <w:spacing w:before="460" w:after="220"/>
       </w:pPr>
-      <w:bookmarkStart w:id="80" w:name="_Toc232340098"/>
+      <w:bookmarkStart w:id="80" w:name="_Toc232620342"/>
       <w:r>
         <w:rPr>
           <w:rFonts w:ascii="Aptos Display" w:hAnsi="Aptos Display"/>
@@ -30500,7 +30500,7 @@
         <w:pStyle w:val="Titre2"/>
         <w:spacing w:before="460" w:after="220"/>
       </w:pPr>
-      <w:bookmarkStart w:id="81" w:name="_Toc232340099"/>
+      <w:bookmarkStart w:id="81" w:name="_Toc232620343"/>
       <w:r>
         <w:rPr>
           <w:rFonts w:ascii="Aptos Display" w:hAnsi="Aptos Display"/>
@@ -30642,7 +30642,7 @@
         <w:pStyle w:val="Titre2"/>
         <w:spacing w:before="460" w:after="220"/>
       </w:pPr>
-      <w:bookmarkStart w:id="82" w:name="_Toc232340100"/>
+      <w:bookmarkStart w:id="82" w:name="_Toc232620344"/>
       <w:r>
         <w:rPr>
           <w:rFonts w:ascii="Aptos Display" w:hAnsi="Aptos Display"/>
@@ -30819,7 +30819,7 @@
         <w:pStyle w:val="Titre2"/>
         <w:spacing w:before="460" w:after="220"/>
       </w:pPr>
-      <w:bookmarkStart w:id="83" w:name="_Toc232340101"/>
+      <w:bookmarkStart w:id="83" w:name="_Toc232620345"/>
       <w:r>
         <w:rPr>
           <w:rFonts w:ascii="Aptos Display" w:hAnsi="Aptos Display"/>
@@ -31342,7 +31342,7 @@
         <w:pStyle w:val="Titre3"/>
         <w:spacing w:before="60" w:after="80"/>
       </w:pPr>
-      <w:bookmarkStart w:id="84" w:name="_Toc232340102"/>
+      <w:bookmarkStart w:id="84" w:name="_Toc232620346"/>
       <w:r>
         <w:rPr>
           <w:rFonts w:ascii="Aptos" w:hAnsi="Aptos"/>
@@ -32069,7 +32069,7 @@
         <w:pStyle w:val="Titre3"/>
         <w:spacing w:before="60" w:after="80"/>
       </w:pPr>
-      <w:bookmarkStart w:id="85" w:name="_Toc232340103"/>
+      <w:bookmarkStart w:id="85" w:name="_Toc232620347"/>
       <w:r>
         <w:rPr>
           <w:rFonts w:ascii="Aptos" w:hAnsi="Aptos"/>
@@ -32542,7 +32542,7 @@
         <w:pStyle w:val="Titre3"/>
         <w:spacing w:before="60" w:after="80"/>
       </w:pPr>
-      <w:bookmarkStart w:id="86" w:name="_Toc232340104"/>
+      <w:bookmarkStart w:id="86" w:name="_Toc232620348"/>
       <w:r>
         <w:rPr>
           <w:rFonts w:ascii="Aptos" w:hAnsi="Aptos"/>
@@ -33202,7 +33202,7 @@
         <w:pStyle w:val="Titre3"/>
         <w:spacing w:before="60" w:after="80"/>
       </w:pPr>
-      <w:bookmarkStart w:id="87" w:name="_Toc232340105"/>
+      <w:bookmarkStart w:id="87" w:name="_Toc232620349"/>
       <w:r>
         <w:rPr>
           <w:rFonts w:ascii="Aptos" w:hAnsi="Aptos"/>
@@ -33387,7 +33387,7 @@
         <w:pStyle w:val="Titre3"/>
         <w:spacing w:before="60" w:after="80"/>
       </w:pPr>
-      <w:bookmarkStart w:id="88" w:name="_Toc232340106"/>
+      <w:bookmarkStart w:id="88" w:name="_Toc232620350"/>
       <w:r>
         <w:rPr>
           <w:rFonts w:ascii="Aptos" w:hAnsi="Aptos"/>
@@ -33454,7 +33454,7 @@
         <w:pStyle w:val="Titre2"/>
         <w:spacing w:before="460" w:after="220"/>
       </w:pPr>
-      <w:bookmarkStart w:id="89" w:name="_Toc232340107"/>
+      <w:bookmarkStart w:id="89" w:name="_Toc232620351"/>
       <w:r>
         <w:rPr>
           <w:rFonts w:ascii="Aptos Display" w:hAnsi="Aptos Display"/>
@@ -33841,7 +33841,7 @@
         <w:pageBreakBefore/>
         <w:spacing w:before="460" w:after="220"/>
       </w:pPr>
-      <w:bookmarkStart w:id="90" w:name="_Toc232340108"/>
+      <w:bookmarkStart w:id="90" w:name="_Toc232620352"/>
       <w:r>
         <w:rPr>
           <w:rFonts w:ascii="Aptos Display" w:hAnsi="Aptos Display"/>
@@ -34002,7 +34002,7 @@
         <w:pStyle w:val="Titre3"/>
         <w:spacing w:before="60" w:after="80"/>
       </w:pPr>
-      <w:bookmarkStart w:id="91" w:name="_Toc232340109"/>
+      <w:bookmarkStart w:id="91" w:name="_Toc232620353"/>
       <w:r>
         <w:rPr>
           <w:rFonts w:ascii="Aptos" w:hAnsi="Aptos"/>
@@ -34077,7 +34077,7 @@
         <w:pStyle w:val="Titre3"/>
         <w:spacing w:before="60" w:after="80"/>
       </w:pPr>
-      <w:bookmarkStart w:id="92" w:name="_Toc232340110"/>
+      <w:bookmarkStart w:id="92" w:name="_Toc232620354"/>
       <w:r>
         <w:rPr>
           <w:rFonts w:ascii="Aptos" w:hAnsi="Aptos"/>
@@ -34214,7 +34214,7 @@
         <w:pStyle w:val="Titre3"/>
         <w:spacing w:before="60" w:after="80"/>
       </w:pPr>
-      <w:bookmarkStart w:id="93" w:name="_Toc232340111"/>
+      <w:bookmarkStart w:id="93" w:name="_Toc232620355"/>
       <w:r>
         <w:rPr>
           <w:rFonts w:ascii="Aptos" w:hAnsi="Aptos"/>
@@ -34264,7 +34264,7 @@
         <w:pStyle w:val="Titre3"/>
         <w:spacing w:before="60" w:after="80"/>
       </w:pPr>
-      <w:bookmarkStart w:id="94" w:name="_Toc232340112"/>
+      <w:bookmarkStart w:id="94" w:name="_Toc232620356"/>
       <w:r>
         <w:rPr>
           <w:rFonts w:ascii="Aptos" w:hAnsi="Aptos"/>
@@ -34539,7 +34539,7 @@
         <w:pStyle w:val="Titre3"/>
         <w:spacing w:before="60" w:after="80"/>
       </w:pPr>
-      <w:bookmarkStart w:id="95" w:name="_Toc232340113"/>
+      <w:bookmarkStart w:id="95" w:name="_Toc232620357"/>
       <w:r>
         <w:rPr>
           <w:rFonts w:ascii="Aptos" w:hAnsi="Aptos"/>
@@ -34708,7 +34708,7 @@
         </w:pBdr>
         <w:spacing w:before="80" w:after="200"/>
       </w:pPr>
-      <w:bookmarkStart w:id="96" w:name="_Toc232340114"/>
+      <w:bookmarkStart w:id="96" w:name="_Toc232620358"/>
       <w:r>
         <w:rPr>
           <w:rFonts w:ascii="Aptos Display" w:hAnsi="Aptos Display"/>
@@ -34918,7 +34918,7 @@
         <w:pStyle w:val="Titre2"/>
         <w:spacing w:before="460" w:after="220"/>
       </w:pPr>
-      <w:bookmarkStart w:id="97" w:name="_Toc232340115"/>
+      <w:bookmarkStart w:id="97" w:name="_Toc232620359"/>
       <w:r>
         <w:rPr>
           <w:rFonts w:ascii="Aptos Display" w:hAnsi="Aptos Display"/>
@@ -35024,7 +35024,7 @@
         <w:pStyle w:val="Titre2"/>
         <w:spacing w:before="460" w:after="220"/>
       </w:pPr>
-      <w:bookmarkStart w:id="98" w:name="_Toc232340116"/>
+      <w:bookmarkStart w:id="98" w:name="_Toc232620360"/>
       <w:r>
         <w:rPr>
           <w:rFonts w:ascii="Aptos Display" w:hAnsi="Aptos Display"/>
@@ -35129,7 +35129,7 @@
         <w:pStyle w:val="Titre2"/>
         <w:spacing w:before="460" w:after="220"/>
       </w:pPr>
-      <w:bookmarkStart w:id="99" w:name="_Toc232340117"/>
+      <w:bookmarkStart w:id="99" w:name="_Toc232620361"/>
       <w:r>
         <w:rPr>
           <w:rFonts w:ascii="Aptos Display" w:hAnsi="Aptos Display"/>
@@ -35891,7 +35891,7 @@
         <w:pStyle w:val="Titre2"/>
         <w:spacing w:before="460" w:after="220"/>
       </w:pPr>
-      <w:bookmarkStart w:id="100" w:name="_Toc232340118"/>
+      <w:bookmarkStart w:id="100" w:name="_Toc232620362"/>
       <w:r>
         <w:rPr>
           <w:rFonts w:ascii="Aptos Display" w:hAnsi="Aptos Display"/>
@@ -36347,7 +36347,7 @@
         <w:pStyle w:val="Titre2"/>
         <w:spacing w:before="460" w:after="220"/>
       </w:pPr>
-      <w:bookmarkStart w:id="101" w:name="_Toc232340119"/>
+      <w:bookmarkStart w:id="101" w:name="_Toc232620363"/>
       <w:r>
         <w:rPr>
           <w:rFonts w:ascii="Aptos Display" w:hAnsi="Aptos Display"/>
@@ -36848,7 +36848,7 @@
         <w:pStyle w:val="Titre2"/>
         <w:spacing w:before="460" w:after="220"/>
       </w:pPr>
-      <w:bookmarkStart w:id="102" w:name="_Toc232340120"/>
+      <w:bookmarkStart w:id="102" w:name="_Toc232620364"/>
       <w:r>
         <w:rPr>
           <w:rFonts w:ascii="Aptos Display" w:hAnsi="Aptos Display"/>
@@ -37118,7 +37118,7 @@
         <w:pStyle w:val="Titre2"/>
         <w:spacing w:before="460" w:after="220"/>
       </w:pPr>
-      <w:bookmarkStart w:id="103" w:name="_Toc232340121"/>
+      <w:bookmarkStart w:id="103" w:name="_Toc232620365"/>
       <w:r>
         <w:rPr>
           <w:rFonts w:ascii="Aptos Display" w:hAnsi="Aptos Display"/>
@@ -37716,7 +37716,7 @@
         <w:pStyle w:val="Titre2"/>
         <w:spacing w:before="460" w:after="220"/>
       </w:pPr>
-      <w:bookmarkStart w:id="104" w:name="_Toc232340122"/>
+      <w:bookmarkStart w:id="104" w:name="_Toc232620366"/>
       <w:r>
         <w:rPr>
           <w:rFonts w:ascii="Aptos Display" w:hAnsi="Aptos Display"/>
@@ -38133,7 +38133,7 @@
         <w:pStyle w:val="Titre2"/>
         <w:spacing w:before="460" w:after="220"/>
       </w:pPr>
-      <w:bookmarkStart w:id="105" w:name="_Toc232340123"/>
+      <w:bookmarkStart w:id="105" w:name="_Toc232620367"/>
       <w:r>
         <w:rPr>
           <w:rFonts w:ascii="Aptos Display" w:hAnsi="Aptos Display"/>
@@ -38686,7 +38686,7 @@
         <w:pStyle w:val="Titre2"/>
         <w:spacing w:before="460" w:after="220"/>
       </w:pPr>
-      <w:bookmarkStart w:id="106" w:name="_Toc232340124"/>
+      <w:bookmarkStart w:id="106" w:name="_Toc232620368"/>
       <w:r>
         <w:rPr>
           <w:rFonts w:ascii="Aptos Display" w:hAnsi="Aptos Display"/>
@@ -38779,7 +38779,7 @@
         <w:pStyle w:val="Titre2"/>
         <w:spacing w:before="460" w:after="220"/>
       </w:pPr>
-      <w:bookmarkStart w:id="107" w:name="_Toc232340125"/>
+      <w:bookmarkStart w:id="107" w:name="_Toc232620369"/>
       <w:r>
         <w:rPr>
           <w:rFonts w:ascii="Aptos Display" w:hAnsi="Aptos Display"/>
@@ -39052,7 +39052,7 @@
         <w:pStyle w:val="Titre2"/>
         <w:spacing w:before="460" w:after="220"/>
       </w:pPr>
-      <w:bookmarkStart w:id="108" w:name="_Toc232340126"/>
+      <w:bookmarkStart w:id="108" w:name="_Toc232620370"/>
       <w:r>
         <w:rPr>
           <w:rFonts w:ascii="Aptos Display" w:hAnsi="Aptos Display"/>
@@ -39157,7 +39157,7 @@
         <w:pStyle w:val="Titre2"/>
         <w:spacing w:before="460" w:after="220"/>
       </w:pPr>
-      <w:bookmarkStart w:id="109" w:name="_Toc232340127"/>
+      <w:bookmarkStart w:id="109" w:name="_Toc232620371"/>
       <w:r>
         <w:rPr>
           <w:rFonts w:ascii="Aptos Display" w:hAnsi="Aptos Display"/>
@@ -39266,7 +39266,7 @@
         <w:pStyle w:val="Titre2"/>
         <w:spacing w:before="460" w:after="220"/>
       </w:pPr>
-      <w:bookmarkStart w:id="110" w:name="_Toc232340128"/>
+      <w:bookmarkStart w:id="110" w:name="_Toc232620372"/>
       <w:r>
         <w:rPr>
           <w:rFonts w:ascii="Aptos Display" w:hAnsi="Aptos Display"/>
@@ -39463,7 +39463,7 @@
         </w:pBdr>
         <w:spacing w:before="80" w:after="200"/>
       </w:pPr>
-      <w:bookmarkStart w:id="111" w:name="_Toc232340129"/>
+      <w:bookmarkStart w:id="111" w:name="_Toc232620373"/>
       <w:r>
         <w:rPr>
           <w:rFonts w:ascii="Aptos Display" w:hAnsi="Aptos Display"/>
@@ -39573,7 +39573,7 @@
         <w:pStyle w:val="Titre2"/>
         <w:spacing w:before="460" w:after="220"/>
       </w:pPr>
-      <w:bookmarkStart w:id="112" w:name="_Toc232340130"/>
+      <w:bookmarkStart w:id="112" w:name="_Toc232620374"/>
       <w:r>
         <w:rPr>
           <w:rFonts w:ascii="Aptos Display" w:hAnsi="Aptos Display"/>
@@ -39667,7 +39667,7 @@
         <w:pStyle w:val="Titre2"/>
         <w:spacing w:before="460" w:after="220"/>
       </w:pPr>
-      <w:bookmarkStart w:id="113" w:name="_Toc232340131"/>
+      <w:bookmarkStart w:id="113" w:name="_Toc232620375"/>
       <w:r>
         <w:rPr>
           <w:rFonts w:ascii="Aptos Display" w:hAnsi="Aptos Display"/>
@@ -39961,7 +39961,7 @@
         <w:pStyle w:val="Titre2"/>
         <w:spacing w:before="460" w:after="220"/>
       </w:pPr>
-      <w:bookmarkStart w:id="114" w:name="_Toc232340132"/>
+      <w:bookmarkStart w:id="114" w:name="_Toc232620376"/>
       <w:r>
         <w:rPr>
           <w:rFonts w:ascii="Aptos Display" w:hAnsi="Aptos Display"/>
@@ -40064,7 +40064,7 @@
         <w:pStyle w:val="Titre2"/>
         <w:spacing w:before="460" w:after="220"/>
       </w:pPr>
-      <w:bookmarkStart w:id="115" w:name="_Toc232340133"/>
+      <w:bookmarkStart w:id="115" w:name="_Toc232620377"/>
       <w:r>
         <w:rPr>
           <w:rFonts w:ascii="Aptos Display" w:hAnsi="Aptos Display"/>
@@ -40165,7 +40165,7 @@
         <w:pStyle w:val="Titre2"/>
         <w:spacing w:before="460" w:after="220"/>
       </w:pPr>
-      <w:bookmarkStart w:id="116" w:name="_Toc232340134"/>
+      <w:bookmarkStart w:id="116" w:name="_Toc232620378"/>
       <w:r>
         <w:rPr>
           <w:rFonts w:ascii="Aptos Display" w:hAnsi="Aptos Display"/>
@@ -40308,7 +40308,7 @@
         <w:pStyle w:val="Titre2"/>
         <w:spacing w:before="460" w:after="220"/>
       </w:pPr>
-      <w:bookmarkStart w:id="117" w:name="_Toc232340135"/>
+      <w:bookmarkStart w:id="117" w:name="_Toc232620379"/>
       <w:r>
         <w:rPr>
           <w:rFonts w:ascii="Aptos Display" w:hAnsi="Aptos Display"/>
@@ -40418,7 +40418,7 @@
         <w:pStyle w:val="Titre2"/>
         <w:spacing w:before="460" w:after="220"/>
       </w:pPr>
-      <w:bookmarkStart w:id="118" w:name="_Toc232340136"/>
+      <w:bookmarkStart w:id="118" w:name="_Toc232620380"/>
       <w:r>
         <w:rPr>
           <w:rFonts w:ascii="Aptos Display" w:hAnsi="Aptos Display"/>
@@ -40486,7 +40486,7 @@
         <w:pStyle w:val="Titre2"/>
         <w:spacing w:before="460" w:after="220"/>
       </w:pPr>
-      <w:bookmarkStart w:id="119" w:name="_Toc232340137"/>
+      <w:bookmarkStart w:id="119" w:name="_Toc232620381"/>
       <w:r>
         <w:rPr>
           <w:rFonts w:ascii="Aptos Display" w:hAnsi="Aptos Display"/>
@@ -40577,7 +40577,7 @@
         <w:pStyle w:val="Titre2"/>
         <w:spacing w:before="460" w:after="220"/>
       </w:pPr>
-      <w:bookmarkStart w:id="120" w:name="_Toc232340138"/>
+      <w:bookmarkStart w:id="120" w:name="_Toc232620382"/>
       <w:r>
         <w:rPr>
           <w:rFonts w:ascii="Aptos Display" w:hAnsi="Aptos Display"/>
@@ -40663,7 +40663,7 @@
         <w:pStyle w:val="Titre2"/>
         <w:spacing w:before="460" w:after="220"/>
       </w:pPr>
-      <w:bookmarkStart w:id="121" w:name="_Toc232340139"/>
+      <w:bookmarkStart w:id="121" w:name="_Toc232620383"/>
       <w:r>
         <w:rPr>
           <w:rFonts w:ascii="Aptos Display" w:hAnsi="Aptos Display"/>
@@ -40772,7 +40772,7 @@
         </w:pBdr>
         <w:spacing w:before="80" w:after="200"/>
       </w:pPr>
-      <w:bookmarkStart w:id="122" w:name="_Toc232340140"/>
+      <w:bookmarkStart w:id="122" w:name="_Toc232620384"/>
       <w:r>
         <w:rPr>
           <w:rFonts w:ascii="Aptos Display" w:hAnsi="Aptos Display"/>
@@ -40788,7 +40788,7 @@
         <w:pStyle w:val="Titre2"/>
         <w:spacing w:before="460" w:after="220"/>
       </w:pPr>
-      <w:bookmarkStart w:id="123" w:name="_Toc232340141"/>
+      <w:bookmarkStart w:id="123" w:name="_Toc232620385"/>
       <w:r>
         <w:rPr>
           <w:rFonts w:ascii="Aptos Display" w:hAnsi="Aptos Display"/>
@@ -41004,7 +41004,7 @@
         <w:pStyle w:val="Titre2"/>
         <w:spacing w:before="460" w:after="220"/>
       </w:pPr>
-      <w:bookmarkStart w:id="124" w:name="_Toc232340142"/>
+      <w:bookmarkStart w:id="124" w:name="_Toc232620386"/>
       <w:r>
         <w:rPr>
           <w:rFonts w:ascii="Aptos Display" w:hAnsi="Aptos Display"/>
@@ -41139,7 +41139,7 @@
         <w:pStyle w:val="Titre2"/>
         <w:spacing w:before="460" w:after="220"/>
       </w:pPr>
-      <w:bookmarkStart w:id="125" w:name="_Toc232340143"/>
+      <w:bookmarkStart w:id="125" w:name="_Toc232620387"/>
       <w:r>
         <w:rPr>
           <w:rFonts w:ascii="Aptos Display" w:hAnsi="Aptos Display"/>
@@ -42087,7 +42087,7 @@
         <w:pStyle w:val="Titre2"/>
         <w:spacing w:before="460" w:after="220"/>
       </w:pPr>
-      <w:bookmarkStart w:id="126" w:name="_Toc232340144"/>
+      <w:bookmarkStart w:id="126" w:name="_Toc232620388"/>
       <w:r>
         <w:rPr>
           <w:rFonts w:ascii="Aptos Display" w:hAnsi="Aptos Display"/>
@@ -42195,7 +42195,7 @@
         </w:pBdr>
         <w:spacing w:before="80" w:after="200"/>
       </w:pPr>
-      <w:bookmarkStart w:id="127" w:name="_Toc232340145"/>
+      <w:bookmarkStart w:id="127" w:name="_Toc232620389"/>
       <w:r>
         <w:rPr>
           <w:rFonts w:ascii="Aptos Display" w:hAnsi="Aptos Display"/>

--- a/docs/user_guide/MFDStudio_End_To_End_User_Guide.docx
+++ b/docs/user_guide/MFDStudio_End_To_End_User_Guide.docx
@@ -211,7 +211,7 @@
       <w:pPr>
         <w:pStyle w:val="Titre1"/>
       </w:pPr>
-      <w:bookmarkStart w:id="0" w:name="_Toc232620262"/>
+      <w:bookmarkStart w:id="0" w:name="_Toc232748212"/>
       <w:r>
         <w:t>Table of Contents</w:t>
       </w:r>
@@ -243,7 +243,7 @@
       <w:r>
         <w:fldChar w:fldCharType="separate"/>
       </w:r>
-      <w:hyperlink w:anchor="_Toc232620262" w:history="1">
+      <w:hyperlink w:anchor="_Toc232748212" w:history="1">
         <w:r>
           <w:rPr>
             <w:rStyle w:val="Lienhypertexte"/>
@@ -270,7 +270,7 @@
             <w:noProof/>
             <w:webHidden/>
           </w:rPr>
-          <w:instrText xml:space="preserve"> PAGEREF _Toc232620262 \h </w:instrText>
+          <w:instrText xml:space="preserve"> PAGEREF _Toc232748212 \h </w:instrText>
         </w:r>
         <w:r>
           <w:rPr>
@@ -318,7 +318,7 @@
           <w14:ligatures w14:val="standardContextual"/>
         </w:rPr>
       </w:pPr>
-      <w:hyperlink w:anchor="_Toc232620263" w:history="1">
+      <w:hyperlink w:anchor="_Toc232748213" w:history="1">
         <w:r>
           <w:rPr>
             <w:rStyle w:val="Lienhypertexte"/>
@@ -346,7 +346,7 @@
             <w:noProof/>
             <w:webHidden/>
           </w:rPr>
-          <w:instrText xml:space="preserve"> PAGEREF _Toc232620263 \h </w:instrText>
+          <w:instrText xml:space="preserve"> PAGEREF _Toc232748213 \h </w:instrText>
         </w:r>
         <w:r>
           <w:rPr>
@@ -394,7 +394,7 @@
           <w14:ligatures w14:val="standardContextual"/>
         </w:rPr>
       </w:pPr>
-      <w:hyperlink w:anchor="_Toc232620264" w:history="1">
+      <w:hyperlink w:anchor="_Toc232748214" w:history="1">
         <w:r>
           <w:rPr>
             <w:rStyle w:val="Lienhypertexte"/>
@@ -422,7 +422,7 @@
             <w:noProof/>
             <w:webHidden/>
           </w:rPr>
-          <w:instrText xml:space="preserve"> PAGEREF _Toc232620264 \h </w:instrText>
+          <w:instrText xml:space="preserve"> PAGEREF _Toc232748214 \h </w:instrText>
         </w:r>
         <w:r>
           <w:rPr>
@@ -470,7 +470,7 @@
           <w14:ligatures w14:val="standardContextual"/>
         </w:rPr>
       </w:pPr>
-      <w:hyperlink w:anchor="_Toc232620265" w:history="1">
+      <w:hyperlink w:anchor="_Toc232748215" w:history="1">
         <w:r>
           <w:rPr>
             <w:rStyle w:val="Lienhypertexte"/>
@@ -498,7 +498,7 @@
             <w:noProof/>
             <w:webHidden/>
           </w:rPr>
-          <w:instrText xml:space="preserve"> PAGEREF _Toc232620265 \h </w:instrText>
+          <w:instrText xml:space="preserve"> PAGEREF _Toc232748215 \h </w:instrText>
         </w:r>
         <w:r>
           <w:rPr>
@@ -546,7 +546,7 @@
           <w14:ligatures w14:val="standardContextual"/>
         </w:rPr>
       </w:pPr>
-      <w:hyperlink w:anchor="_Toc232620266" w:history="1">
+      <w:hyperlink w:anchor="_Toc232748216" w:history="1">
         <w:r>
           <w:rPr>
             <w:rStyle w:val="Lienhypertexte"/>
@@ -574,7 +574,7 @@
             <w:noProof/>
             <w:webHidden/>
           </w:rPr>
-          <w:instrText xml:space="preserve"> PAGEREF _Toc232620266 \h </w:instrText>
+          <w:instrText xml:space="preserve"> PAGEREF _Toc232748216 \h </w:instrText>
         </w:r>
         <w:r>
           <w:rPr>
@@ -622,7 +622,7 @@
           <w14:ligatures w14:val="standardContextual"/>
         </w:rPr>
       </w:pPr>
-      <w:hyperlink w:anchor="_Toc232620267" w:history="1">
+      <w:hyperlink w:anchor="_Toc232748217" w:history="1">
         <w:r>
           <w:rPr>
             <w:rStyle w:val="Lienhypertexte"/>
@@ -650,7 +650,7 @@
             <w:noProof/>
             <w:webHidden/>
           </w:rPr>
-          <w:instrText xml:space="preserve"> PAGEREF _Toc232620267 \h </w:instrText>
+          <w:instrText xml:space="preserve"> PAGEREF _Toc232748217 \h </w:instrText>
         </w:r>
         <w:r>
           <w:rPr>
@@ -698,7 +698,7 @@
           <w14:ligatures w14:val="standardContextual"/>
         </w:rPr>
       </w:pPr>
-      <w:hyperlink w:anchor="_Toc232620268" w:history="1">
+      <w:hyperlink w:anchor="_Toc232748218" w:history="1">
         <w:r>
           <w:rPr>
             <w:rStyle w:val="Lienhypertexte"/>
@@ -726,7 +726,7 @@
             <w:noProof/>
             <w:webHidden/>
           </w:rPr>
-          <w:instrText xml:space="preserve"> PAGEREF _Toc232620268 \h </w:instrText>
+          <w:instrText xml:space="preserve"> PAGEREF _Toc232748218 \h </w:instrText>
         </w:r>
         <w:r>
           <w:rPr>
@@ -774,7 +774,7 @@
           <w14:ligatures w14:val="standardContextual"/>
         </w:rPr>
       </w:pPr>
-      <w:hyperlink w:anchor="_Toc232620269" w:history="1">
+      <w:hyperlink w:anchor="_Toc232748219" w:history="1">
         <w:r>
           <w:rPr>
             <w:rStyle w:val="Lienhypertexte"/>
@@ -802,7 +802,7 @@
             <w:noProof/>
             <w:webHidden/>
           </w:rPr>
-          <w:instrText xml:space="preserve"> PAGEREF _Toc232620269 \h </w:instrText>
+          <w:instrText xml:space="preserve"> PAGEREF _Toc232748219 \h </w:instrText>
         </w:r>
         <w:r>
           <w:rPr>
@@ -850,7 +850,7 @@
           <w14:ligatures w14:val="standardContextual"/>
         </w:rPr>
       </w:pPr>
-      <w:hyperlink w:anchor="_Toc232620270" w:history="1">
+      <w:hyperlink w:anchor="_Toc232748220" w:history="1">
         <w:r>
           <w:rPr>
             <w:rStyle w:val="Lienhypertexte"/>
@@ -878,7 +878,7 @@
             <w:noProof/>
             <w:webHidden/>
           </w:rPr>
-          <w:instrText xml:space="preserve"> PAGEREF _Toc232620270 \h </w:instrText>
+          <w:instrText xml:space="preserve"> PAGEREF _Toc232748220 \h </w:instrText>
         </w:r>
         <w:r>
           <w:rPr>
@@ -926,7 +926,7 @@
           <w14:ligatures w14:val="standardContextual"/>
         </w:rPr>
       </w:pPr>
-      <w:hyperlink w:anchor="_Toc232620271" w:history="1">
+      <w:hyperlink w:anchor="_Toc232748221" w:history="1">
         <w:r>
           <w:rPr>
             <w:rStyle w:val="Lienhypertexte"/>
@@ -954,7 +954,7 @@
             <w:noProof/>
             <w:webHidden/>
           </w:rPr>
-          <w:instrText xml:space="preserve"> PAGEREF _Toc232620271 \h </w:instrText>
+          <w:instrText xml:space="preserve"> PAGEREF _Toc232748221 \h </w:instrText>
         </w:r>
         <w:r>
           <w:rPr>
@@ -1002,7 +1002,7 @@
           <w14:ligatures w14:val="standardContextual"/>
         </w:rPr>
       </w:pPr>
-      <w:hyperlink w:anchor="_Toc232620272" w:history="1">
+      <w:hyperlink w:anchor="_Toc232748222" w:history="1">
         <w:r>
           <w:rPr>
             <w:rStyle w:val="Lienhypertexte"/>
@@ -1030,7 +1030,7 @@
             <w:noProof/>
             <w:webHidden/>
           </w:rPr>
-          <w:instrText xml:space="preserve"> PAGEREF _Toc232620272 \h </w:instrText>
+          <w:instrText xml:space="preserve"> PAGEREF _Toc232748222 \h </w:instrText>
         </w:r>
         <w:r>
           <w:rPr>
@@ -1078,7 +1078,7 @@
           <w14:ligatures w14:val="standardContextual"/>
         </w:rPr>
       </w:pPr>
-      <w:hyperlink w:anchor="_Toc232620273" w:history="1">
+      <w:hyperlink w:anchor="_Toc232748223" w:history="1">
         <w:r>
           <w:rPr>
             <w:rStyle w:val="Lienhypertexte"/>
@@ -1106,7 +1106,7 @@
             <w:noProof/>
             <w:webHidden/>
           </w:rPr>
-          <w:instrText xml:space="preserve"> PAGEREF _Toc232620273 \h </w:instrText>
+          <w:instrText xml:space="preserve"> PAGEREF _Toc232748223 \h </w:instrText>
         </w:r>
         <w:r>
           <w:rPr>
@@ -1154,7 +1154,7 @@
           <w14:ligatures w14:val="standardContextual"/>
         </w:rPr>
       </w:pPr>
-      <w:hyperlink w:anchor="_Toc232620274" w:history="1">
+      <w:hyperlink w:anchor="_Toc232748224" w:history="1">
         <w:r>
           <w:rPr>
             <w:rStyle w:val="Lienhypertexte"/>
@@ -1182,7 +1182,7 @@
             <w:noProof/>
             <w:webHidden/>
           </w:rPr>
-          <w:instrText xml:space="preserve"> PAGEREF _Toc232620274 \h </w:instrText>
+          <w:instrText xml:space="preserve"> PAGEREF _Toc232748224 \h </w:instrText>
         </w:r>
         <w:r>
           <w:rPr>
@@ -1230,7 +1230,7 @@
           <w14:ligatures w14:val="standardContextual"/>
         </w:rPr>
       </w:pPr>
-      <w:hyperlink w:anchor="_Toc232620275" w:history="1">
+      <w:hyperlink w:anchor="_Toc232748225" w:history="1">
         <w:r>
           <w:rPr>
             <w:rStyle w:val="Lienhypertexte"/>
@@ -1258,7 +1258,7 @@
             <w:noProof/>
             <w:webHidden/>
           </w:rPr>
-          <w:instrText xml:space="preserve"> PAGEREF _Toc232620275 \h </w:instrText>
+          <w:instrText xml:space="preserve"> PAGEREF _Toc232748225 \h </w:instrText>
         </w:r>
         <w:r>
           <w:rPr>
@@ -1306,7 +1306,7 @@
           <w14:ligatures w14:val="standardContextual"/>
         </w:rPr>
       </w:pPr>
-      <w:hyperlink w:anchor="_Toc232620276" w:history="1">
+      <w:hyperlink w:anchor="_Toc232748226" w:history="1">
         <w:r>
           <w:rPr>
             <w:rStyle w:val="Lienhypertexte"/>
@@ -1334,7 +1334,7 @@
             <w:noProof/>
             <w:webHidden/>
           </w:rPr>
-          <w:instrText xml:space="preserve"> PAGEREF _Toc232620276 \h </w:instrText>
+          <w:instrText xml:space="preserve"> PAGEREF _Toc232748226 \h </w:instrText>
         </w:r>
         <w:r>
           <w:rPr>
@@ -1382,7 +1382,7 @@
           <w14:ligatures w14:val="standardContextual"/>
         </w:rPr>
       </w:pPr>
-      <w:hyperlink w:anchor="_Toc232620277" w:history="1">
+      <w:hyperlink w:anchor="_Toc232748227" w:history="1">
         <w:r>
           <w:rPr>
             <w:rStyle w:val="Lienhypertexte"/>
@@ -1410,7 +1410,7 @@
             <w:noProof/>
             <w:webHidden/>
           </w:rPr>
-          <w:instrText xml:space="preserve"> PAGEREF _Toc232620277 \h </w:instrText>
+          <w:instrText xml:space="preserve"> PAGEREF _Toc232748227 \h </w:instrText>
         </w:r>
         <w:r>
           <w:rPr>
@@ -1458,7 +1458,7 @@
           <w14:ligatures w14:val="standardContextual"/>
         </w:rPr>
       </w:pPr>
-      <w:hyperlink w:anchor="_Toc232620278" w:history="1">
+      <w:hyperlink w:anchor="_Toc232748228" w:history="1">
         <w:r>
           <w:rPr>
             <w:rStyle w:val="Lienhypertexte"/>
@@ -1486,7 +1486,7 @@
             <w:noProof/>
             <w:webHidden/>
           </w:rPr>
-          <w:instrText xml:space="preserve"> PAGEREF _Toc232620278 \h </w:instrText>
+          <w:instrText xml:space="preserve"> PAGEREF _Toc232748228 \h </w:instrText>
         </w:r>
         <w:r>
           <w:rPr>
@@ -1534,7 +1534,7 @@
           <w14:ligatures w14:val="standardContextual"/>
         </w:rPr>
       </w:pPr>
-      <w:hyperlink w:anchor="_Toc232620279" w:history="1">
+      <w:hyperlink w:anchor="_Toc232748229" w:history="1">
         <w:r>
           <w:rPr>
             <w:rStyle w:val="Lienhypertexte"/>
@@ -1562,7 +1562,7 @@
             <w:noProof/>
             <w:webHidden/>
           </w:rPr>
-          <w:instrText xml:space="preserve"> PAGEREF _Toc232620279 \h </w:instrText>
+          <w:instrText xml:space="preserve"> PAGEREF _Toc232748229 \h </w:instrText>
         </w:r>
         <w:r>
           <w:rPr>
@@ -1610,7 +1610,7 @@
           <w14:ligatures w14:val="standardContextual"/>
         </w:rPr>
       </w:pPr>
-      <w:hyperlink w:anchor="_Toc232620280" w:history="1">
+      <w:hyperlink w:anchor="_Toc232748230" w:history="1">
         <w:r>
           <w:rPr>
             <w:rStyle w:val="Lienhypertexte"/>
@@ -1638,7 +1638,7 @@
             <w:noProof/>
             <w:webHidden/>
           </w:rPr>
-          <w:instrText xml:space="preserve"> PAGEREF _Toc232620280 \h </w:instrText>
+          <w:instrText xml:space="preserve"> PAGEREF _Toc232748230 \h </w:instrText>
         </w:r>
         <w:r>
           <w:rPr>
@@ -1686,7 +1686,7 @@
           <w14:ligatures w14:val="standardContextual"/>
         </w:rPr>
       </w:pPr>
-      <w:hyperlink w:anchor="_Toc232620281" w:history="1">
+      <w:hyperlink w:anchor="_Toc232748231" w:history="1">
         <w:r>
           <w:rPr>
             <w:rStyle w:val="Lienhypertexte"/>
@@ -1714,7 +1714,7 @@
             <w:noProof/>
             <w:webHidden/>
           </w:rPr>
-          <w:instrText xml:space="preserve"> PAGEREF _Toc232620281 \h </w:instrText>
+          <w:instrText xml:space="preserve"> PAGEREF _Toc232748231 \h </w:instrText>
         </w:r>
         <w:r>
           <w:rPr>
@@ -1762,7 +1762,7 @@
           <w14:ligatures w14:val="standardContextual"/>
         </w:rPr>
       </w:pPr>
-      <w:hyperlink w:anchor="_Toc232620282" w:history="1">
+      <w:hyperlink w:anchor="_Toc232748232" w:history="1">
         <w:r>
           <w:rPr>
             <w:rStyle w:val="Lienhypertexte"/>
@@ -1790,7 +1790,7 @@
             <w:noProof/>
             <w:webHidden/>
           </w:rPr>
-          <w:instrText xml:space="preserve"> PAGEREF _Toc232620282 \h </w:instrText>
+          <w:instrText xml:space="preserve"> PAGEREF _Toc232748232 \h </w:instrText>
         </w:r>
         <w:r>
           <w:rPr>
@@ -1838,7 +1838,7 @@
           <w14:ligatures w14:val="standardContextual"/>
         </w:rPr>
       </w:pPr>
-      <w:hyperlink w:anchor="_Toc232620283" w:history="1">
+      <w:hyperlink w:anchor="_Toc232748233" w:history="1">
         <w:r>
           <w:rPr>
             <w:rStyle w:val="Lienhypertexte"/>
@@ -1866,7 +1866,7 @@
             <w:noProof/>
             <w:webHidden/>
           </w:rPr>
-          <w:instrText xml:space="preserve"> PAGEREF _Toc232620283 \h </w:instrText>
+          <w:instrText xml:space="preserve"> PAGEREF _Toc232748233 \h </w:instrText>
         </w:r>
         <w:r>
           <w:rPr>
@@ -1914,7 +1914,7 @@
           <w14:ligatures w14:val="standardContextual"/>
         </w:rPr>
       </w:pPr>
-      <w:hyperlink w:anchor="_Toc232620284" w:history="1">
+      <w:hyperlink w:anchor="_Toc232748234" w:history="1">
         <w:r>
           <w:rPr>
             <w:rStyle w:val="Lienhypertexte"/>
@@ -1942,7 +1942,7 @@
             <w:noProof/>
             <w:webHidden/>
           </w:rPr>
-          <w:instrText xml:space="preserve"> PAGEREF _Toc232620284 \h </w:instrText>
+          <w:instrText xml:space="preserve"> PAGEREF _Toc232748234 \h </w:instrText>
         </w:r>
         <w:r>
           <w:rPr>
@@ -1990,7 +1990,7 @@
           <w14:ligatures w14:val="standardContextual"/>
         </w:rPr>
       </w:pPr>
-      <w:hyperlink w:anchor="_Toc232620285" w:history="1">
+      <w:hyperlink w:anchor="_Toc232748235" w:history="1">
         <w:r>
           <w:rPr>
             <w:rStyle w:val="Lienhypertexte"/>
@@ -2017,7 +2017,7 @@
             <w:noProof/>
             <w:webHidden/>
           </w:rPr>
-          <w:instrText xml:space="preserve"> PAGEREF _Toc232620285 \h </w:instrText>
+          <w:instrText xml:space="preserve"> PAGEREF _Toc232748235 \h </w:instrText>
         </w:r>
         <w:r>
           <w:rPr>
@@ -2065,7 +2065,7 @@
           <w14:ligatures w14:val="standardContextual"/>
         </w:rPr>
       </w:pPr>
-      <w:hyperlink w:anchor="_Toc232620286" w:history="1">
+      <w:hyperlink w:anchor="_Toc232748236" w:history="1">
         <w:r>
           <w:rPr>
             <w:rStyle w:val="Lienhypertexte"/>
@@ -2092,7 +2092,7 @@
             <w:noProof/>
             <w:webHidden/>
           </w:rPr>
-          <w:instrText xml:space="preserve"> PAGEREF _Toc232620286 \h </w:instrText>
+          <w:instrText xml:space="preserve"> PAGEREF _Toc232748236 \h </w:instrText>
         </w:r>
         <w:r>
           <w:rPr>
@@ -2140,7 +2140,7 @@
           <w14:ligatures w14:val="standardContextual"/>
         </w:rPr>
       </w:pPr>
-      <w:hyperlink w:anchor="_Toc232620287" w:history="1">
+      <w:hyperlink w:anchor="_Toc232748237" w:history="1">
         <w:r>
           <w:rPr>
             <w:rStyle w:val="Lienhypertexte"/>
@@ -2168,7 +2168,7 @@
             <w:noProof/>
             <w:webHidden/>
           </w:rPr>
-          <w:instrText xml:space="preserve"> PAGEREF _Toc232620287 \h </w:instrText>
+          <w:instrText xml:space="preserve"> PAGEREF _Toc232748237 \h </w:instrText>
         </w:r>
         <w:r>
           <w:rPr>
@@ -2216,7 +2216,7 @@
           <w14:ligatures w14:val="standardContextual"/>
         </w:rPr>
       </w:pPr>
-      <w:hyperlink w:anchor="_Toc232620288" w:history="1">
+      <w:hyperlink w:anchor="_Toc232748238" w:history="1">
         <w:r>
           <w:rPr>
             <w:rStyle w:val="Lienhypertexte"/>
@@ -2244,7 +2244,7 @@
             <w:noProof/>
             <w:webHidden/>
           </w:rPr>
-          <w:instrText xml:space="preserve"> PAGEREF _Toc232620288 \h </w:instrText>
+          <w:instrText xml:space="preserve"> PAGEREF _Toc232748238 \h </w:instrText>
         </w:r>
         <w:r>
           <w:rPr>
@@ -2292,7 +2292,7 @@
           <w14:ligatures w14:val="standardContextual"/>
         </w:rPr>
       </w:pPr>
-      <w:hyperlink w:anchor="_Toc232620289" w:history="1">
+      <w:hyperlink w:anchor="_Toc232748239" w:history="1">
         <w:r>
           <w:rPr>
             <w:rStyle w:val="Lienhypertexte"/>
@@ -2320,7 +2320,7 @@
             <w:noProof/>
             <w:webHidden/>
           </w:rPr>
-          <w:instrText xml:space="preserve"> PAGEREF _Toc232620289 \h </w:instrText>
+          <w:instrText xml:space="preserve"> PAGEREF _Toc232748239 \h </w:instrText>
         </w:r>
         <w:r>
           <w:rPr>
@@ -2368,7 +2368,7 @@
           <w14:ligatures w14:val="standardContextual"/>
         </w:rPr>
       </w:pPr>
-      <w:hyperlink w:anchor="_Toc232620290" w:history="1">
+      <w:hyperlink w:anchor="_Toc232748240" w:history="1">
         <w:r>
           <w:rPr>
             <w:rStyle w:val="Lienhypertexte"/>
@@ -2396,7 +2396,7 @@
             <w:noProof/>
             <w:webHidden/>
           </w:rPr>
-          <w:instrText xml:space="preserve"> PAGEREF _Toc232620290 \h </w:instrText>
+          <w:instrText xml:space="preserve"> PAGEREF _Toc232748240 \h </w:instrText>
         </w:r>
         <w:r>
           <w:rPr>
@@ -2444,7 +2444,7 @@
           <w14:ligatures w14:val="standardContextual"/>
         </w:rPr>
       </w:pPr>
-      <w:hyperlink w:anchor="_Toc232620291" w:history="1">
+      <w:hyperlink w:anchor="_Toc232748241" w:history="1">
         <w:r>
           <w:rPr>
             <w:rStyle w:val="Lienhypertexte"/>
@@ -2471,7 +2471,7 @@
             <w:noProof/>
             <w:webHidden/>
           </w:rPr>
-          <w:instrText xml:space="preserve"> PAGEREF _Toc232620291 \h </w:instrText>
+          <w:instrText xml:space="preserve"> PAGEREF _Toc232748241 \h </w:instrText>
         </w:r>
         <w:r>
           <w:rPr>
@@ -2519,7 +2519,7 @@
           <w14:ligatures w14:val="standardContextual"/>
         </w:rPr>
       </w:pPr>
-      <w:hyperlink w:anchor="_Toc232620292" w:history="1">
+      <w:hyperlink w:anchor="_Toc232748242" w:history="1">
         <w:r>
           <w:rPr>
             <w:rStyle w:val="Lienhypertexte"/>
@@ -2546,7 +2546,7 @@
             <w:noProof/>
             <w:webHidden/>
           </w:rPr>
-          <w:instrText xml:space="preserve"> PAGEREF _Toc232620292 \h </w:instrText>
+          <w:instrText xml:space="preserve"> PAGEREF _Toc232748242 \h </w:instrText>
         </w:r>
         <w:r>
           <w:rPr>
@@ -2594,7 +2594,7 @@
           <w14:ligatures w14:val="standardContextual"/>
         </w:rPr>
       </w:pPr>
-      <w:hyperlink w:anchor="_Toc232620293" w:history="1">
+      <w:hyperlink w:anchor="_Toc232748243" w:history="1">
         <w:r>
           <w:rPr>
             <w:rStyle w:val="Lienhypertexte"/>
@@ -2621,7 +2621,7 @@
             <w:noProof/>
             <w:webHidden/>
           </w:rPr>
-          <w:instrText xml:space="preserve"> PAGEREF _Toc232620293 \h </w:instrText>
+          <w:instrText xml:space="preserve"> PAGEREF _Toc232748243 \h </w:instrText>
         </w:r>
         <w:r>
           <w:rPr>
@@ -2669,7 +2669,7 @@
           <w14:ligatures w14:val="standardContextual"/>
         </w:rPr>
       </w:pPr>
-      <w:hyperlink w:anchor="_Toc232620294" w:history="1">
+      <w:hyperlink w:anchor="_Toc232748244" w:history="1">
         <w:r>
           <w:rPr>
             <w:rStyle w:val="Lienhypertexte"/>
@@ -2696,7 +2696,7 @@
             <w:noProof/>
             <w:webHidden/>
           </w:rPr>
-          <w:instrText xml:space="preserve"> PAGEREF _Toc232620294 \h </w:instrText>
+          <w:instrText xml:space="preserve"> PAGEREF _Toc232748244 \h </w:instrText>
         </w:r>
         <w:r>
           <w:rPr>
@@ -2744,7 +2744,7 @@
           <w14:ligatures w14:val="standardContextual"/>
         </w:rPr>
       </w:pPr>
-      <w:hyperlink w:anchor="_Toc232620295" w:history="1">
+      <w:hyperlink w:anchor="_Toc232748245" w:history="1">
         <w:r>
           <w:rPr>
             <w:rStyle w:val="Lienhypertexte"/>
@@ -2771,7 +2771,7 @@
             <w:noProof/>
             <w:webHidden/>
           </w:rPr>
-          <w:instrText xml:space="preserve"> PAGEREF _Toc232620295 \h </w:instrText>
+          <w:instrText xml:space="preserve"> PAGEREF _Toc232748245 \h </w:instrText>
         </w:r>
         <w:r>
           <w:rPr>
@@ -2819,7 +2819,7 @@
           <w14:ligatures w14:val="standardContextual"/>
         </w:rPr>
       </w:pPr>
-      <w:hyperlink w:anchor="_Toc232620296" w:history="1">
+      <w:hyperlink w:anchor="_Toc232748246" w:history="1">
         <w:r>
           <w:rPr>
             <w:rStyle w:val="Lienhypertexte"/>
@@ -2847,7 +2847,7 @@
             <w:noProof/>
             <w:webHidden/>
           </w:rPr>
-          <w:instrText xml:space="preserve"> PAGEREF _Toc232620296 \h </w:instrText>
+          <w:instrText xml:space="preserve"> PAGEREF _Toc232748246 \h </w:instrText>
         </w:r>
         <w:r>
           <w:rPr>
@@ -2895,7 +2895,7 @@
           <w14:ligatures w14:val="standardContextual"/>
         </w:rPr>
       </w:pPr>
-      <w:hyperlink w:anchor="_Toc232620297" w:history="1">
+      <w:hyperlink w:anchor="_Toc232748247" w:history="1">
         <w:r>
           <w:rPr>
             <w:rStyle w:val="Lienhypertexte"/>
@@ -2923,7 +2923,7 @@
             <w:noProof/>
             <w:webHidden/>
           </w:rPr>
-          <w:instrText xml:space="preserve"> PAGEREF _Toc232620297 \h </w:instrText>
+          <w:instrText xml:space="preserve"> PAGEREF _Toc232748247 \h </w:instrText>
         </w:r>
         <w:r>
           <w:rPr>
@@ -2971,7 +2971,7 @@
           <w14:ligatures w14:val="standardContextual"/>
         </w:rPr>
       </w:pPr>
-      <w:hyperlink w:anchor="_Toc232620298" w:history="1">
+      <w:hyperlink w:anchor="_Toc232748248" w:history="1">
         <w:r>
           <w:rPr>
             <w:rStyle w:val="Lienhypertexte"/>
@@ -2999,7 +2999,7 @@
             <w:noProof/>
             <w:webHidden/>
           </w:rPr>
-          <w:instrText xml:space="preserve"> PAGEREF _Toc232620298 \h </w:instrText>
+          <w:instrText xml:space="preserve"> PAGEREF _Toc232748248 \h </w:instrText>
         </w:r>
         <w:r>
           <w:rPr>
@@ -3047,7 +3047,7 @@
           <w14:ligatures w14:val="standardContextual"/>
         </w:rPr>
       </w:pPr>
-      <w:hyperlink w:anchor="_Toc232620299" w:history="1">
+      <w:hyperlink w:anchor="_Toc232748249" w:history="1">
         <w:r>
           <w:rPr>
             <w:rStyle w:val="Lienhypertexte"/>
@@ -3075,7 +3075,7 @@
             <w:noProof/>
             <w:webHidden/>
           </w:rPr>
-          <w:instrText xml:space="preserve"> PAGEREF _Toc232620299 \h </w:instrText>
+          <w:instrText xml:space="preserve"> PAGEREF _Toc232748249 \h </w:instrText>
         </w:r>
         <w:r>
           <w:rPr>
@@ -3123,7 +3123,7 @@
           <w14:ligatures w14:val="standardContextual"/>
         </w:rPr>
       </w:pPr>
-      <w:hyperlink w:anchor="_Toc232620300" w:history="1">
+      <w:hyperlink w:anchor="_Toc232748250" w:history="1">
         <w:r>
           <w:rPr>
             <w:rStyle w:val="Lienhypertexte"/>
@@ -3150,7 +3150,7 @@
             <w:noProof/>
             <w:webHidden/>
           </w:rPr>
-          <w:instrText xml:space="preserve"> PAGEREF _Toc232620300 \h </w:instrText>
+          <w:instrText xml:space="preserve"> PAGEREF _Toc232748250 \h </w:instrText>
         </w:r>
         <w:r>
           <w:rPr>
@@ -3198,7 +3198,7 @@
           <w14:ligatures w14:val="standardContextual"/>
         </w:rPr>
       </w:pPr>
-      <w:hyperlink w:anchor="_Toc232620301" w:history="1">
+      <w:hyperlink w:anchor="_Toc232748251" w:history="1">
         <w:r>
           <w:rPr>
             <w:rStyle w:val="Lienhypertexte"/>
@@ -3226,7 +3226,7 @@
             <w:noProof/>
             <w:webHidden/>
           </w:rPr>
-          <w:instrText xml:space="preserve"> PAGEREF _Toc232620301 \h </w:instrText>
+          <w:instrText xml:space="preserve"> PAGEREF _Toc232748251 \h </w:instrText>
         </w:r>
         <w:r>
           <w:rPr>
@@ -3274,7 +3274,7 @@
           <w14:ligatures w14:val="standardContextual"/>
         </w:rPr>
       </w:pPr>
-      <w:hyperlink w:anchor="_Toc232620302" w:history="1">
+      <w:hyperlink w:anchor="_Toc232748252" w:history="1">
         <w:r>
           <w:rPr>
             <w:rStyle w:val="Lienhypertexte"/>
@@ -3302,7 +3302,7 @@
             <w:noProof/>
             <w:webHidden/>
           </w:rPr>
-          <w:instrText xml:space="preserve"> PAGEREF _Toc232620302 \h </w:instrText>
+          <w:instrText xml:space="preserve"> PAGEREF _Toc232748252 \h </w:instrText>
         </w:r>
         <w:r>
           <w:rPr>
@@ -3350,7 +3350,7 @@
           <w14:ligatures w14:val="standardContextual"/>
         </w:rPr>
       </w:pPr>
-      <w:hyperlink w:anchor="_Toc232620303" w:history="1">
+      <w:hyperlink w:anchor="_Toc232748253" w:history="1">
         <w:r>
           <w:rPr>
             <w:rStyle w:val="Lienhypertexte"/>
@@ -3378,7 +3378,7 @@
             <w:noProof/>
             <w:webHidden/>
           </w:rPr>
-          <w:instrText xml:space="preserve"> PAGEREF _Toc232620303 \h </w:instrText>
+          <w:instrText xml:space="preserve"> PAGEREF _Toc232748253 \h </w:instrText>
         </w:r>
         <w:r>
           <w:rPr>
@@ -3426,7 +3426,7 @@
           <w14:ligatures w14:val="standardContextual"/>
         </w:rPr>
       </w:pPr>
-      <w:hyperlink w:anchor="_Toc232620304" w:history="1">
+      <w:hyperlink w:anchor="_Toc232748254" w:history="1">
         <w:r>
           <w:rPr>
             <w:rStyle w:val="Lienhypertexte"/>
@@ -3454,7 +3454,7 @@
             <w:noProof/>
             <w:webHidden/>
           </w:rPr>
-          <w:instrText xml:space="preserve"> PAGEREF _Toc232620304 \h </w:instrText>
+          <w:instrText xml:space="preserve"> PAGEREF _Toc232748254 \h </w:instrText>
         </w:r>
         <w:r>
           <w:rPr>
@@ -3502,7 +3502,7 @@
           <w14:ligatures w14:val="standardContextual"/>
         </w:rPr>
       </w:pPr>
-      <w:hyperlink w:anchor="_Toc232620305" w:history="1">
+      <w:hyperlink w:anchor="_Toc232748255" w:history="1">
         <w:r>
           <w:rPr>
             <w:rStyle w:val="Lienhypertexte"/>
@@ -3530,7 +3530,7 @@
             <w:noProof/>
             <w:webHidden/>
           </w:rPr>
-          <w:instrText xml:space="preserve"> PAGEREF _Toc232620305 \h </w:instrText>
+          <w:instrText xml:space="preserve"> PAGEREF _Toc232748255 \h </w:instrText>
         </w:r>
         <w:r>
           <w:rPr>
@@ -3578,7 +3578,7 @@
           <w14:ligatures w14:val="standardContextual"/>
         </w:rPr>
       </w:pPr>
-      <w:hyperlink w:anchor="_Toc232620306" w:history="1">
+      <w:hyperlink w:anchor="_Toc232748256" w:history="1">
         <w:r>
           <w:rPr>
             <w:rStyle w:val="Lienhypertexte"/>
@@ -3606,7 +3606,7 @@
             <w:noProof/>
             <w:webHidden/>
           </w:rPr>
-          <w:instrText xml:space="preserve"> PAGEREF _Toc232620306 \h </w:instrText>
+          <w:instrText xml:space="preserve"> PAGEREF _Toc232748256 \h </w:instrText>
         </w:r>
         <w:r>
           <w:rPr>
@@ -3654,7 +3654,7 @@
           <w14:ligatures w14:val="standardContextual"/>
         </w:rPr>
       </w:pPr>
-      <w:hyperlink w:anchor="_Toc232620307" w:history="1">
+      <w:hyperlink w:anchor="_Toc232748257" w:history="1">
         <w:r>
           <w:rPr>
             <w:rStyle w:val="Lienhypertexte"/>
@@ -3682,7 +3682,7 @@
             <w:noProof/>
             <w:webHidden/>
           </w:rPr>
-          <w:instrText xml:space="preserve"> PAGEREF _Toc232620307 \h </w:instrText>
+          <w:instrText xml:space="preserve"> PAGEREF _Toc232748257 \h </w:instrText>
         </w:r>
         <w:r>
           <w:rPr>
@@ -3730,7 +3730,7 @@
           <w14:ligatures w14:val="standardContextual"/>
         </w:rPr>
       </w:pPr>
-      <w:hyperlink w:anchor="_Toc232620308" w:history="1">
+      <w:hyperlink w:anchor="_Toc232748258" w:history="1">
         <w:r>
           <w:rPr>
             <w:rStyle w:val="Lienhypertexte"/>
@@ -3758,7 +3758,7 @@
             <w:noProof/>
             <w:webHidden/>
           </w:rPr>
-          <w:instrText xml:space="preserve"> PAGEREF _Toc232620308 \h </w:instrText>
+          <w:instrText xml:space="preserve"> PAGEREF _Toc232748258 \h </w:instrText>
         </w:r>
         <w:r>
           <w:rPr>
@@ -3806,7 +3806,7 @@
           <w14:ligatures w14:val="standardContextual"/>
         </w:rPr>
       </w:pPr>
-      <w:hyperlink w:anchor="_Toc232620309" w:history="1">
+      <w:hyperlink w:anchor="_Toc232748259" w:history="1">
         <w:r>
           <w:rPr>
             <w:rStyle w:val="Lienhypertexte"/>
@@ -3834,7 +3834,7 @@
             <w:noProof/>
             <w:webHidden/>
           </w:rPr>
-          <w:instrText xml:space="preserve"> PAGEREF _Toc232620309 \h </w:instrText>
+          <w:instrText xml:space="preserve"> PAGEREF _Toc232748259 \h </w:instrText>
         </w:r>
         <w:r>
           <w:rPr>
@@ -3882,7 +3882,7 @@
           <w14:ligatures w14:val="standardContextual"/>
         </w:rPr>
       </w:pPr>
-      <w:hyperlink w:anchor="_Toc232620310" w:history="1">
+      <w:hyperlink w:anchor="_Toc232748260" w:history="1">
         <w:r>
           <w:rPr>
             <w:rStyle w:val="Lienhypertexte"/>
@@ -3910,7 +3910,7 @@
             <w:noProof/>
             <w:webHidden/>
           </w:rPr>
-          <w:instrText xml:space="preserve"> PAGEREF _Toc232620310 \h </w:instrText>
+          <w:instrText xml:space="preserve"> PAGEREF _Toc232748260 \h </w:instrText>
         </w:r>
         <w:r>
           <w:rPr>
@@ -3958,7 +3958,7 @@
           <w14:ligatures w14:val="standardContextual"/>
         </w:rPr>
       </w:pPr>
-      <w:hyperlink w:anchor="_Toc232620311" w:history="1">
+      <w:hyperlink w:anchor="_Toc232748261" w:history="1">
         <w:r>
           <w:rPr>
             <w:rStyle w:val="Lienhypertexte"/>
@@ -3986,7 +3986,7 @@
             <w:noProof/>
             <w:webHidden/>
           </w:rPr>
-          <w:instrText xml:space="preserve"> PAGEREF _Toc232620311 \h </w:instrText>
+          <w:instrText xml:space="preserve"> PAGEREF _Toc232748261 \h </w:instrText>
         </w:r>
         <w:r>
           <w:rPr>
@@ -4034,7 +4034,7 @@
           <w14:ligatures w14:val="standardContextual"/>
         </w:rPr>
       </w:pPr>
-      <w:hyperlink w:anchor="_Toc232620312" w:history="1">
+      <w:hyperlink w:anchor="_Toc232748262" w:history="1">
         <w:r>
           <w:rPr>
             <w:rStyle w:val="Lienhypertexte"/>
@@ -4062,7 +4062,7 @@
             <w:noProof/>
             <w:webHidden/>
           </w:rPr>
-          <w:instrText xml:space="preserve"> PAGEREF _Toc232620312 \h </w:instrText>
+          <w:instrText xml:space="preserve"> PAGEREF _Toc232748262 \h </w:instrText>
         </w:r>
         <w:r>
           <w:rPr>
@@ -4110,7 +4110,7 @@
           <w14:ligatures w14:val="standardContextual"/>
         </w:rPr>
       </w:pPr>
-      <w:hyperlink w:anchor="_Toc232620313" w:history="1">
+      <w:hyperlink w:anchor="_Toc232748263" w:history="1">
         <w:r>
           <w:rPr>
             <w:rStyle w:val="Lienhypertexte"/>
@@ -4138,7 +4138,7 @@
             <w:noProof/>
             <w:webHidden/>
           </w:rPr>
-          <w:instrText xml:space="preserve"> PAGEREF _Toc232620313 \h </w:instrText>
+          <w:instrText xml:space="preserve"> PAGEREF _Toc232748263 \h </w:instrText>
         </w:r>
         <w:r>
           <w:rPr>
@@ -4186,7 +4186,7 @@
           <w14:ligatures w14:val="standardContextual"/>
         </w:rPr>
       </w:pPr>
-      <w:hyperlink w:anchor="_Toc232620314" w:history="1">
+      <w:hyperlink w:anchor="_Toc232748264" w:history="1">
         <w:r>
           <w:rPr>
             <w:rStyle w:val="Lienhypertexte"/>
@@ -4214,7 +4214,7 @@
             <w:noProof/>
             <w:webHidden/>
           </w:rPr>
-          <w:instrText xml:space="preserve"> PAGEREF _Toc232620314 \h </w:instrText>
+          <w:instrText xml:space="preserve"> PAGEREF _Toc232748264 \h </w:instrText>
         </w:r>
         <w:r>
           <w:rPr>
@@ -4262,7 +4262,7 @@
           <w14:ligatures w14:val="standardContextual"/>
         </w:rPr>
       </w:pPr>
-      <w:hyperlink w:anchor="_Toc232620315" w:history="1">
+      <w:hyperlink w:anchor="_Toc232748265" w:history="1">
         <w:r>
           <w:rPr>
             <w:rStyle w:val="Lienhypertexte"/>
@@ -4290,7 +4290,7 @@
             <w:noProof/>
             <w:webHidden/>
           </w:rPr>
-          <w:instrText xml:space="preserve"> PAGEREF _Toc232620315 \h </w:instrText>
+          <w:instrText xml:space="preserve"> PAGEREF _Toc232748265 \h </w:instrText>
         </w:r>
         <w:r>
           <w:rPr>
@@ -4338,7 +4338,7 @@
           <w14:ligatures w14:val="standardContextual"/>
         </w:rPr>
       </w:pPr>
-      <w:hyperlink w:anchor="_Toc232620316" w:history="1">
+      <w:hyperlink w:anchor="_Toc232748266" w:history="1">
         <w:r>
           <w:rPr>
             <w:rStyle w:val="Lienhypertexte"/>
@@ -4366,7 +4366,7 @@
             <w:noProof/>
             <w:webHidden/>
           </w:rPr>
-          <w:instrText xml:space="preserve"> PAGEREF _Toc232620316 \h </w:instrText>
+          <w:instrText xml:space="preserve"> PAGEREF _Toc232748266 \h </w:instrText>
         </w:r>
         <w:r>
           <w:rPr>
@@ -4414,7 +4414,7 @@
           <w14:ligatures w14:val="standardContextual"/>
         </w:rPr>
       </w:pPr>
-      <w:hyperlink w:anchor="_Toc232620317" w:history="1">
+      <w:hyperlink w:anchor="_Toc232748267" w:history="1">
         <w:r>
           <w:rPr>
             <w:rStyle w:val="Lienhypertexte"/>
@@ -4442,7 +4442,7 @@
             <w:noProof/>
             <w:webHidden/>
           </w:rPr>
-          <w:instrText xml:space="preserve"> PAGEREF _Toc232620317 \h </w:instrText>
+          <w:instrText xml:space="preserve"> PAGEREF _Toc232748267 \h </w:instrText>
         </w:r>
         <w:r>
           <w:rPr>
@@ -4490,7 +4490,7 @@
           <w14:ligatures w14:val="standardContextual"/>
         </w:rPr>
       </w:pPr>
-      <w:hyperlink w:anchor="_Toc232620318" w:history="1">
+      <w:hyperlink w:anchor="_Toc232748268" w:history="1">
         <w:r>
           <w:rPr>
             <w:rStyle w:val="Lienhypertexte"/>
@@ -4518,7 +4518,7 @@
             <w:noProof/>
             <w:webHidden/>
           </w:rPr>
-          <w:instrText xml:space="preserve"> PAGEREF _Toc232620318 \h </w:instrText>
+          <w:instrText xml:space="preserve"> PAGEREF _Toc232748268 \h </w:instrText>
         </w:r>
         <w:r>
           <w:rPr>
@@ -4566,7 +4566,7 @@
           <w14:ligatures w14:val="standardContextual"/>
         </w:rPr>
       </w:pPr>
-      <w:hyperlink w:anchor="_Toc232620319" w:history="1">
+      <w:hyperlink w:anchor="_Toc232748269" w:history="1">
         <w:r>
           <w:rPr>
             <w:rStyle w:val="Lienhypertexte"/>
@@ -4594,7 +4594,7 @@
             <w:noProof/>
             <w:webHidden/>
           </w:rPr>
-          <w:instrText xml:space="preserve"> PAGEREF _Toc232620319 \h </w:instrText>
+          <w:instrText xml:space="preserve"> PAGEREF _Toc232748269 \h </w:instrText>
         </w:r>
         <w:r>
           <w:rPr>
@@ -4642,7 +4642,7 @@
           <w14:ligatures w14:val="standardContextual"/>
         </w:rPr>
       </w:pPr>
-      <w:hyperlink w:anchor="_Toc232620320" w:history="1">
+      <w:hyperlink w:anchor="_Toc232748270" w:history="1">
         <w:r>
           <w:rPr>
             <w:rStyle w:val="Lienhypertexte"/>
@@ -4670,7 +4670,7 @@
             <w:noProof/>
             <w:webHidden/>
           </w:rPr>
-          <w:instrText xml:space="preserve"> PAGEREF _Toc232620320 \h </w:instrText>
+          <w:instrText xml:space="preserve"> PAGEREF _Toc232748270 \h </w:instrText>
         </w:r>
         <w:r>
           <w:rPr>
@@ -4718,7 +4718,7 @@
           <w14:ligatures w14:val="standardContextual"/>
         </w:rPr>
       </w:pPr>
-      <w:hyperlink w:anchor="_Toc232620321" w:history="1">
+      <w:hyperlink w:anchor="_Toc232748271" w:history="1">
         <w:r>
           <w:rPr>
             <w:rStyle w:val="Lienhypertexte"/>
@@ -4746,7 +4746,7 @@
             <w:noProof/>
             <w:webHidden/>
           </w:rPr>
-          <w:instrText xml:space="preserve"> PAGEREF _Toc232620321 \h </w:instrText>
+          <w:instrText xml:space="preserve"> PAGEREF _Toc232748271 \h </w:instrText>
         </w:r>
         <w:r>
           <w:rPr>
@@ -4794,7 +4794,7 @@
           <w14:ligatures w14:val="standardContextual"/>
         </w:rPr>
       </w:pPr>
-      <w:hyperlink w:anchor="_Toc232620322" w:history="1">
+      <w:hyperlink w:anchor="_Toc232748272" w:history="1">
         <w:r>
           <w:rPr>
             <w:rStyle w:val="Lienhypertexte"/>
@@ -4822,7 +4822,7 @@
             <w:noProof/>
             <w:webHidden/>
           </w:rPr>
-          <w:instrText xml:space="preserve"> PAGEREF _Toc232620322 \h </w:instrText>
+          <w:instrText xml:space="preserve"> PAGEREF _Toc232748272 \h </w:instrText>
         </w:r>
         <w:r>
           <w:rPr>
@@ -4870,7 +4870,7 @@
           <w14:ligatures w14:val="standardContextual"/>
         </w:rPr>
       </w:pPr>
-      <w:hyperlink w:anchor="_Toc232620323" w:history="1">
+      <w:hyperlink w:anchor="_Toc232748273" w:history="1">
         <w:r>
           <w:rPr>
             <w:rStyle w:val="Lienhypertexte"/>
@@ -4898,7 +4898,7 @@
             <w:noProof/>
             <w:webHidden/>
           </w:rPr>
-          <w:instrText xml:space="preserve"> PAGEREF _Toc232620323 \h </w:instrText>
+          <w:instrText xml:space="preserve"> PAGEREF _Toc232748273 \h </w:instrText>
         </w:r>
         <w:r>
           <w:rPr>
@@ -4946,7 +4946,7 @@
           <w14:ligatures w14:val="standardContextual"/>
         </w:rPr>
       </w:pPr>
-      <w:hyperlink w:anchor="_Toc232620324" w:history="1">
+      <w:hyperlink w:anchor="_Toc232748274" w:history="1">
         <w:r>
           <w:rPr>
             <w:rStyle w:val="Lienhypertexte"/>
@@ -4974,7 +4974,7 @@
             <w:noProof/>
             <w:webHidden/>
           </w:rPr>
-          <w:instrText xml:space="preserve"> PAGEREF _Toc232620324 \h </w:instrText>
+          <w:instrText xml:space="preserve"> PAGEREF _Toc232748274 \h </w:instrText>
         </w:r>
         <w:r>
           <w:rPr>
@@ -5022,7 +5022,7 @@
           <w14:ligatures w14:val="standardContextual"/>
         </w:rPr>
       </w:pPr>
-      <w:hyperlink w:anchor="_Toc232620325" w:history="1">
+      <w:hyperlink w:anchor="_Toc232748275" w:history="1">
         <w:r>
           <w:rPr>
             <w:rStyle w:val="Lienhypertexte"/>
@@ -5050,7 +5050,7 @@
             <w:noProof/>
             <w:webHidden/>
           </w:rPr>
-          <w:instrText xml:space="preserve"> PAGEREF _Toc232620325 \h </w:instrText>
+          <w:instrText xml:space="preserve"> PAGEREF _Toc232748275 \h </w:instrText>
         </w:r>
         <w:r>
           <w:rPr>
@@ -5098,7 +5098,7 @@
           <w14:ligatures w14:val="standardContextual"/>
         </w:rPr>
       </w:pPr>
-      <w:hyperlink w:anchor="_Toc232620326" w:history="1">
+      <w:hyperlink w:anchor="_Toc232748276" w:history="1">
         <w:r>
           <w:rPr>
             <w:rStyle w:val="Lienhypertexte"/>
@@ -5126,7 +5126,7 @@
             <w:noProof/>
             <w:webHidden/>
           </w:rPr>
-          <w:instrText xml:space="preserve"> PAGEREF _Toc232620326 \h </w:instrText>
+          <w:instrText xml:space="preserve"> PAGEREF _Toc232748276 \h </w:instrText>
         </w:r>
         <w:r>
           <w:rPr>
@@ -5174,7 +5174,7 @@
           <w14:ligatures w14:val="standardContextual"/>
         </w:rPr>
       </w:pPr>
-      <w:hyperlink w:anchor="_Toc232620327" w:history="1">
+      <w:hyperlink w:anchor="_Toc232748277" w:history="1">
         <w:r>
           <w:rPr>
             <w:rStyle w:val="Lienhypertexte"/>
@@ -5202,7 +5202,7 @@
             <w:noProof/>
             <w:webHidden/>
           </w:rPr>
-          <w:instrText xml:space="preserve"> PAGEREF _Toc232620327 \h </w:instrText>
+          <w:instrText xml:space="preserve"> PAGEREF _Toc232748277 \h </w:instrText>
         </w:r>
         <w:r>
           <w:rPr>
@@ -5250,7 +5250,7 @@
           <w14:ligatures w14:val="standardContextual"/>
         </w:rPr>
       </w:pPr>
-      <w:hyperlink w:anchor="_Toc232620328" w:history="1">
+      <w:hyperlink w:anchor="_Toc232748278" w:history="1">
         <w:r>
           <w:rPr>
             <w:rStyle w:val="Lienhypertexte"/>
@@ -5278,7 +5278,7 @@
             <w:noProof/>
             <w:webHidden/>
           </w:rPr>
-          <w:instrText xml:space="preserve"> PAGEREF _Toc232620328 \h </w:instrText>
+          <w:instrText xml:space="preserve"> PAGEREF _Toc232748278 \h </w:instrText>
         </w:r>
         <w:r>
           <w:rPr>
@@ -5326,7 +5326,7 @@
           <w14:ligatures w14:val="standardContextual"/>
         </w:rPr>
       </w:pPr>
-      <w:hyperlink w:anchor="_Toc232620329" w:history="1">
+      <w:hyperlink w:anchor="_Toc232748279" w:history="1">
         <w:r>
           <w:rPr>
             <w:rStyle w:val="Lienhypertexte"/>
@@ -5353,7 +5353,7 @@
             <w:noProof/>
             <w:webHidden/>
           </w:rPr>
-          <w:instrText xml:space="preserve"> PAGEREF _Toc232620329 \h </w:instrText>
+          <w:instrText xml:space="preserve"> PAGEREF _Toc232748279 \h </w:instrText>
         </w:r>
         <w:r>
           <w:rPr>
@@ -5401,7 +5401,7 @@
           <w14:ligatures w14:val="standardContextual"/>
         </w:rPr>
       </w:pPr>
-      <w:hyperlink w:anchor="_Toc232620330" w:history="1">
+      <w:hyperlink w:anchor="_Toc232748280" w:history="1">
         <w:r>
           <w:rPr>
             <w:rStyle w:val="Lienhypertexte"/>
@@ -5429,7 +5429,7 @@
             <w:noProof/>
             <w:webHidden/>
           </w:rPr>
-          <w:instrText xml:space="preserve"> PAGEREF _Toc232620330 \h </w:instrText>
+          <w:instrText xml:space="preserve"> PAGEREF _Toc232748280 \h </w:instrText>
         </w:r>
         <w:r>
           <w:rPr>
@@ -5477,7 +5477,7 @@
           <w14:ligatures w14:val="standardContextual"/>
         </w:rPr>
       </w:pPr>
-      <w:hyperlink w:anchor="_Toc232620331" w:history="1">
+      <w:hyperlink w:anchor="_Toc232748281" w:history="1">
         <w:r>
           <w:rPr>
             <w:rStyle w:val="Lienhypertexte"/>
@@ -5505,7 +5505,7 @@
             <w:noProof/>
             <w:webHidden/>
           </w:rPr>
-          <w:instrText xml:space="preserve"> PAGEREF _Toc232620331 \h </w:instrText>
+          <w:instrText xml:space="preserve"> PAGEREF _Toc232748281 \h </w:instrText>
         </w:r>
         <w:r>
           <w:rPr>
@@ -5553,7 +5553,7 @@
           <w14:ligatures w14:val="standardContextual"/>
         </w:rPr>
       </w:pPr>
-      <w:hyperlink w:anchor="_Toc232620332" w:history="1">
+      <w:hyperlink w:anchor="_Toc232748282" w:history="1">
         <w:r>
           <w:rPr>
             <w:rStyle w:val="Lienhypertexte"/>
@@ -5581,7 +5581,7 @@
             <w:noProof/>
             <w:webHidden/>
           </w:rPr>
-          <w:instrText xml:space="preserve"> PAGEREF _Toc232620332 \h </w:instrText>
+          <w:instrText xml:space="preserve"> PAGEREF _Toc232748282 \h </w:instrText>
         </w:r>
         <w:r>
           <w:rPr>
@@ -5629,7 +5629,7 @@
           <w14:ligatures w14:val="standardContextual"/>
         </w:rPr>
       </w:pPr>
-      <w:hyperlink w:anchor="_Toc232620333" w:history="1">
+      <w:hyperlink w:anchor="_Toc232748283" w:history="1">
         <w:r>
           <w:rPr>
             <w:rStyle w:val="Lienhypertexte"/>
@@ -5656,7 +5656,7 @@
             <w:noProof/>
             <w:webHidden/>
           </w:rPr>
-          <w:instrText xml:space="preserve"> PAGEREF _Toc232620333 \h </w:instrText>
+          <w:instrText xml:space="preserve"> PAGEREF _Toc232748283 \h </w:instrText>
         </w:r>
         <w:r>
           <w:rPr>
@@ -5704,7 +5704,7 @@
           <w14:ligatures w14:val="standardContextual"/>
         </w:rPr>
       </w:pPr>
-      <w:hyperlink w:anchor="_Toc232620334" w:history="1">
+      <w:hyperlink w:anchor="_Toc232748284" w:history="1">
         <w:r>
           <w:rPr>
             <w:rStyle w:val="Lienhypertexte"/>
@@ -5732,7 +5732,7 @@
             <w:noProof/>
             <w:webHidden/>
           </w:rPr>
-          <w:instrText xml:space="preserve"> PAGEREF _Toc232620334 \h </w:instrText>
+          <w:instrText xml:space="preserve"> PAGEREF _Toc232748284 \h </w:instrText>
         </w:r>
         <w:r>
           <w:rPr>
@@ -5780,7 +5780,7 @@
           <w14:ligatures w14:val="standardContextual"/>
         </w:rPr>
       </w:pPr>
-      <w:hyperlink w:anchor="_Toc232620335" w:history="1">
+      <w:hyperlink w:anchor="_Toc232748285" w:history="1">
         <w:r>
           <w:rPr>
             <w:rStyle w:val="Lienhypertexte"/>
@@ -5807,7 +5807,7 @@
             <w:noProof/>
             <w:webHidden/>
           </w:rPr>
-          <w:instrText xml:space="preserve"> PAGEREF _Toc232620335 \h </w:instrText>
+          <w:instrText xml:space="preserve"> PAGEREF _Toc232748285 \h </w:instrText>
         </w:r>
         <w:r>
           <w:rPr>
@@ -5855,7 +5855,7 @@
           <w14:ligatures w14:val="standardContextual"/>
         </w:rPr>
       </w:pPr>
-      <w:hyperlink w:anchor="_Toc232620336" w:history="1">
+      <w:hyperlink w:anchor="_Toc232748286" w:history="1">
         <w:r>
           <w:rPr>
             <w:rStyle w:val="Lienhypertexte"/>
@@ -5882,7 +5882,7 @@
             <w:noProof/>
             <w:webHidden/>
           </w:rPr>
-          <w:instrText xml:space="preserve"> PAGEREF _Toc232620336 \h </w:instrText>
+          <w:instrText xml:space="preserve"> PAGEREF _Toc232748286 \h </w:instrText>
         </w:r>
         <w:r>
           <w:rPr>
@@ -5930,7 +5930,7 @@
           <w14:ligatures w14:val="standardContextual"/>
         </w:rPr>
       </w:pPr>
-      <w:hyperlink w:anchor="_Toc232620337" w:history="1">
+      <w:hyperlink w:anchor="_Toc232748287" w:history="1">
         <w:r>
           <w:rPr>
             <w:rStyle w:val="Lienhypertexte"/>
@@ -5957,7 +5957,7 @@
             <w:noProof/>
             <w:webHidden/>
           </w:rPr>
-          <w:instrText xml:space="preserve"> PAGEREF _Toc232620337 \h </w:instrText>
+          <w:instrText xml:space="preserve"> PAGEREF _Toc232748287 \h </w:instrText>
         </w:r>
         <w:r>
           <w:rPr>
@@ -6005,7 +6005,7 @@
           <w14:ligatures w14:val="standardContextual"/>
         </w:rPr>
       </w:pPr>
-      <w:hyperlink w:anchor="_Toc232620338" w:history="1">
+      <w:hyperlink w:anchor="_Toc232748288" w:history="1">
         <w:r>
           <w:rPr>
             <w:rStyle w:val="Lienhypertexte"/>
@@ -6033,7 +6033,7 @@
             <w:noProof/>
             <w:webHidden/>
           </w:rPr>
-          <w:instrText xml:space="preserve"> PAGEREF _Toc232620338 \h </w:instrText>
+          <w:instrText xml:space="preserve"> PAGEREF _Toc232748288 \h </w:instrText>
         </w:r>
         <w:r>
           <w:rPr>
@@ -6081,7 +6081,7 @@
           <w14:ligatures w14:val="standardContextual"/>
         </w:rPr>
       </w:pPr>
-      <w:hyperlink w:anchor="_Toc232620339" w:history="1">
+      <w:hyperlink w:anchor="_Toc232748289" w:history="1">
         <w:r>
           <w:rPr>
             <w:rStyle w:val="Lienhypertexte"/>
@@ -6109,7 +6109,7 @@
             <w:noProof/>
             <w:webHidden/>
           </w:rPr>
-          <w:instrText xml:space="preserve"> PAGEREF _Toc232620339 \h </w:instrText>
+          <w:instrText xml:space="preserve"> PAGEREF _Toc232748289 \h </w:instrText>
         </w:r>
         <w:r>
           <w:rPr>
@@ -6157,7 +6157,7 @@
           <w14:ligatures w14:val="standardContextual"/>
         </w:rPr>
       </w:pPr>
-      <w:hyperlink w:anchor="_Toc232620340" w:history="1">
+      <w:hyperlink w:anchor="_Toc232748290" w:history="1">
         <w:r>
           <w:rPr>
             <w:rStyle w:val="Lienhypertexte"/>
@@ -6185,7 +6185,7 @@
             <w:noProof/>
             <w:webHidden/>
           </w:rPr>
-          <w:instrText xml:space="preserve"> PAGEREF _Toc232620340 \h </w:instrText>
+          <w:instrText xml:space="preserve"> PAGEREF _Toc232748290 \h </w:instrText>
         </w:r>
         <w:r>
           <w:rPr>
@@ -6233,7 +6233,7 @@
           <w14:ligatures w14:val="standardContextual"/>
         </w:rPr>
       </w:pPr>
-      <w:hyperlink w:anchor="_Toc232620341" w:history="1">
+      <w:hyperlink w:anchor="_Toc232748291" w:history="1">
         <w:r>
           <w:rPr>
             <w:rStyle w:val="Lienhypertexte"/>
@@ -6261,7 +6261,7 @@
             <w:noProof/>
             <w:webHidden/>
           </w:rPr>
-          <w:instrText xml:space="preserve"> PAGEREF _Toc232620341 \h </w:instrText>
+          <w:instrText xml:space="preserve"> PAGEREF _Toc232748291 \h </w:instrText>
         </w:r>
         <w:r>
           <w:rPr>
@@ -6309,7 +6309,7 @@
           <w14:ligatures w14:val="standardContextual"/>
         </w:rPr>
       </w:pPr>
-      <w:hyperlink w:anchor="_Toc232620342" w:history="1">
+      <w:hyperlink w:anchor="_Toc232748292" w:history="1">
         <w:r>
           <w:rPr>
             <w:rStyle w:val="Lienhypertexte"/>
@@ -6337,7 +6337,7 @@
             <w:noProof/>
             <w:webHidden/>
           </w:rPr>
-          <w:instrText xml:space="preserve"> PAGEREF _Toc232620342 \h </w:instrText>
+          <w:instrText xml:space="preserve"> PAGEREF _Toc232748292 \h </w:instrText>
         </w:r>
         <w:r>
           <w:rPr>
@@ -6385,7 +6385,7 @@
           <w14:ligatures w14:val="standardContextual"/>
         </w:rPr>
       </w:pPr>
-      <w:hyperlink w:anchor="_Toc232620343" w:history="1">
+      <w:hyperlink w:anchor="_Toc232748293" w:history="1">
         <w:r>
           <w:rPr>
             <w:rStyle w:val="Lienhypertexte"/>
@@ -6413,7 +6413,7 @@
             <w:noProof/>
             <w:webHidden/>
           </w:rPr>
-          <w:instrText xml:space="preserve"> PAGEREF _Toc232620343 \h </w:instrText>
+          <w:instrText xml:space="preserve"> PAGEREF _Toc232748293 \h </w:instrText>
         </w:r>
         <w:r>
           <w:rPr>
@@ -6461,7 +6461,7 @@
           <w14:ligatures w14:val="standardContextual"/>
         </w:rPr>
       </w:pPr>
-      <w:hyperlink w:anchor="_Toc232620344" w:history="1">
+      <w:hyperlink w:anchor="_Toc232748294" w:history="1">
         <w:r>
           <w:rPr>
             <w:rStyle w:val="Lienhypertexte"/>
@@ -6489,7 +6489,7 @@
             <w:noProof/>
             <w:webHidden/>
           </w:rPr>
-          <w:instrText xml:space="preserve"> PAGEREF _Toc232620344 \h </w:instrText>
+          <w:instrText xml:space="preserve"> PAGEREF _Toc232748294 \h </w:instrText>
         </w:r>
         <w:r>
           <w:rPr>
@@ -6537,7 +6537,7 @@
           <w14:ligatures w14:val="standardContextual"/>
         </w:rPr>
       </w:pPr>
-      <w:hyperlink w:anchor="_Toc232620345" w:history="1">
+      <w:hyperlink w:anchor="_Toc232748295" w:history="1">
         <w:r>
           <w:rPr>
             <w:rStyle w:val="Lienhypertexte"/>
@@ -6565,7 +6565,7 @@
             <w:noProof/>
             <w:webHidden/>
           </w:rPr>
-          <w:instrText xml:space="preserve"> PAGEREF _Toc232620345 \h </w:instrText>
+          <w:instrText xml:space="preserve"> PAGEREF _Toc232748295 \h </w:instrText>
         </w:r>
         <w:r>
           <w:rPr>
@@ -6613,7 +6613,7 @@
           <w14:ligatures w14:val="standardContextual"/>
         </w:rPr>
       </w:pPr>
-      <w:hyperlink w:anchor="_Toc232620346" w:history="1">
+      <w:hyperlink w:anchor="_Toc232748296" w:history="1">
         <w:r>
           <w:rPr>
             <w:rStyle w:val="Lienhypertexte"/>
@@ -6640,7 +6640,7 @@
             <w:noProof/>
             <w:webHidden/>
           </w:rPr>
-          <w:instrText xml:space="preserve"> PAGEREF _Toc232620346 \h </w:instrText>
+          <w:instrText xml:space="preserve"> PAGEREF _Toc232748296 \h </w:instrText>
         </w:r>
         <w:r>
           <w:rPr>
@@ -6688,7 +6688,7 @@
           <w14:ligatures w14:val="standardContextual"/>
         </w:rPr>
       </w:pPr>
-      <w:hyperlink w:anchor="_Toc232620347" w:history="1">
+      <w:hyperlink w:anchor="_Toc232748297" w:history="1">
         <w:r>
           <w:rPr>
             <w:rStyle w:val="Lienhypertexte"/>
@@ -6715,7 +6715,7 @@
             <w:noProof/>
             <w:webHidden/>
           </w:rPr>
-          <w:instrText xml:space="preserve"> PAGEREF _Toc232620347 \h </w:instrText>
+          <w:instrText xml:space="preserve"> PAGEREF _Toc232748297 \h </w:instrText>
         </w:r>
         <w:r>
           <w:rPr>
@@ -6763,7 +6763,7 @@
           <w14:ligatures w14:val="standardContextual"/>
         </w:rPr>
       </w:pPr>
-      <w:hyperlink w:anchor="_Toc232620348" w:history="1">
+      <w:hyperlink w:anchor="_Toc232748298" w:history="1">
         <w:r>
           <w:rPr>
             <w:rStyle w:val="Lienhypertexte"/>
@@ -6790,7 +6790,7 @@
             <w:noProof/>
             <w:webHidden/>
           </w:rPr>
-          <w:instrText xml:space="preserve"> PAGEREF _Toc232620348 \h </w:instrText>
+          <w:instrText xml:space="preserve"> PAGEREF _Toc232748298 \h </w:instrText>
         </w:r>
         <w:r>
           <w:rPr>
@@ -6838,7 +6838,7 @@
           <w14:ligatures w14:val="standardContextual"/>
         </w:rPr>
       </w:pPr>
-      <w:hyperlink w:anchor="_Toc232620349" w:history="1">
+      <w:hyperlink w:anchor="_Toc232748299" w:history="1">
         <w:r>
           <w:rPr>
             <w:rStyle w:val="Lienhypertexte"/>
@@ -6865,7 +6865,7 @@
             <w:noProof/>
             <w:webHidden/>
           </w:rPr>
-          <w:instrText xml:space="preserve"> PAGEREF _Toc232620349 \h </w:instrText>
+          <w:instrText xml:space="preserve"> PAGEREF _Toc232748299 \h </w:instrText>
         </w:r>
         <w:r>
           <w:rPr>
@@ -6913,7 +6913,7 @@
           <w14:ligatures w14:val="standardContextual"/>
         </w:rPr>
       </w:pPr>
-      <w:hyperlink w:anchor="_Toc232620350" w:history="1">
+      <w:hyperlink w:anchor="_Toc232748300" w:history="1">
         <w:r>
           <w:rPr>
             <w:rStyle w:val="Lienhypertexte"/>
@@ -6940,7 +6940,7 @@
             <w:noProof/>
             <w:webHidden/>
           </w:rPr>
-          <w:instrText xml:space="preserve"> PAGEREF _Toc232620350 \h </w:instrText>
+          <w:instrText xml:space="preserve"> PAGEREF _Toc232748300 \h </w:instrText>
         </w:r>
         <w:r>
           <w:rPr>
@@ -6988,7 +6988,7 @@
           <w14:ligatures w14:val="standardContextual"/>
         </w:rPr>
       </w:pPr>
-      <w:hyperlink w:anchor="_Toc232620351" w:history="1">
+      <w:hyperlink w:anchor="_Toc232748301" w:history="1">
         <w:r>
           <w:rPr>
             <w:rStyle w:val="Lienhypertexte"/>
@@ -7016,7 +7016,7 @@
             <w:noProof/>
             <w:webHidden/>
           </w:rPr>
-          <w:instrText xml:space="preserve"> PAGEREF _Toc232620351 \h </w:instrText>
+          <w:instrText xml:space="preserve"> PAGEREF _Toc232748301 \h </w:instrText>
         </w:r>
         <w:r>
           <w:rPr>
@@ -7064,7 +7064,7 @@
           <w14:ligatures w14:val="standardContextual"/>
         </w:rPr>
       </w:pPr>
-      <w:hyperlink w:anchor="_Toc232620352" w:history="1">
+      <w:hyperlink w:anchor="_Toc232748302" w:history="1">
         <w:r>
           <w:rPr>
             <w:rStyle w:val="Lienhypertexte"/>
@@ -7092,7 +7092,7 @@
             <w:noProof/>
             <w:webHidden/>
           </w:rPr>
-          <w:instrText xml:space="preserve"> PAGEREF _Toc232620352 \h </w:instrText>
+          <w:instrText xml:space="preserve"> PAGEREF _Toc232748302 \h </w:instrText>
         </w:r>
         <w:r>
           <w:rPr>
@@ -7140,7 +7140,7 @@
           <w14:ligatures w14:val="standardContextual"/>
         </w:rPr>
       </w:pPr>
-      <w:hyperlink w:anchor="_Toc232620353" w:history="1">
+      <w:hyperlink w:anchor="_Toc232748303" w:history="1">
         <w:r>
           <w:rPr>
             <w:rStyle w:val="Lienhypertexte"/>
@@ -7167,7 +7167,7 @@
             <w:noProof/>
             <w:webHidden/>
           </w:rPr>
-          <w:instrText xml:space="preserve"> PAGEREF _Toc232620353 \h </w:instrText>
+          <w:instrText xml:space="preserve"> PAGEREF _Toc232748303 \h </w:instrText>
         </w:r>
         <w:r>
           <w:rPr>
@@ -7215,7 +7215,7 @@
           <w14:ligatures w14:val="standardContextual"/>
         </w:rPr>
       </w:pPr>
-      <w:hyperlink w:anchor="_Toc232620354" w:history="1">
+      <w:hyperlink w:anchor="_Toc232748304" w:history="1">
         <w:r>
           <w:rPr>
             <w:rStyle w:val="Lienhypertexte"/>
@@ -7242,7 +7242,7 @@
             <w:noProof/>
             <w:webHidden/>
           </w:rPr>
-          <w:instrText xml:space="preserve"> PAGEREF _Toc232620354 \h </w:instrText>
+          <w:instrText xml:space="preserve"> PAGEREF _Toc232748304 \h </w:instrText>
         </w:r>
         <w:r>
           <w:rPr>
@@ -7290,7 +7290,7 @@
           <w14:ligatures w14:val="standardContextual"/>
         </w:rPr>
       </w:pPr>
-      <w:hyperlink w:anchor="_Toc232620355" w:history="1">
+      <w:hyperlink w:anchor="_Toc232748305" w:history="1">
         <w:r>
           <w:rPr>
             <w:rStyle w:val="Lienhypertexte"/>
@@ -7317,7 +7317,7 @@
             <w:noProof/>
             <w:webHidden/>
           </w:rPr>
-          <w:instrText xml:space="preserve"> PAGEREF _Toc232620355 \h </w:instrText>
+          <w:instrText xml:space="preserve"> PAGEREF _Toc232748305 \h </w:instrText>
         </w:r>
         <w:r>
           <w:rPr>
@@ -7365,7 +7365,7 @@
           <w14:ligatures w14:val="standardContextual"/>
         </w:rPr>
       </w:pPr>
-      <w:hyperlink w:anchor="_Toc232620356" w:history="1">
+      <w:hyperlink w:anchor="_Toc232748306" w:history="1">
         <w:r>
           <w:rPr>
             <w:rStyle w:val="Lienhypertexte"/>
@@ -7392,7 +7392,7 @@
             <w:noProof/>
             <w:webHidden/>
           </w:rPr>
-          <w:instrText xml:space="preserve"> PAGEREF _Toc232620356 \h </w:instrText>
+          <w:instrText xml:space="preserve"> PAGEREF _Toc232748306 \h </w:instrText>
         </w:r>
         <w:r>
           <w:rPr>
@@ -7440,7 +7440,7 @@
           <w14:ligatures w14:val="standardContextual"/>
         </w:rPr>
       </w:pPr>
-      <w:hyperlink w:anchor="_Toc232620357" w:history="1">
+      <w:hyperlink w:anchor="_Toc232748307" w:history="1">
         <w:r>
           <w:rPr>
             <w:rStyle w:val="Lienhypertexte"/>
@@ -7467,7 +7467,7 @@
             <w:noProof/>
             <w:webHidden/>
           </w:rPr>
-          <w:instrText xml:space="preserve"> PAGEREF _Toc232620357 \h </w:instrText>
+          <w:instrText xml:space="preserve"> PAGEREF _Toc232748307 \h </w:instrText>
         </w:r>
         <w:r>
           <w:rPr>
@@ -7515,7 +7515,7 @@
           <w14:ligatures w14:val="standardContextual"/>
         </w:rPr>
       </w:pPr>
-      <w:hyperlink w:anchor="_Toc232620358" w:history="1">
+      <w:hyperlink w:anchor="_Toc232748308" w:history="1">
         <w:r>
           <w:rPr>
             <w:rStyle w:val="Lienhypertexte"/>
@@ -7543,7 +7543,7 @@
             <w:noProof/>
             <w:webHidden/>
           </w:rPr>
-          <w:instrText xml:space="preserve"> PAGEREF _Toc232620358 \h </w:instrText>
+          <w:instrText xml:space="preserve"> PAGEREF _Toc232748308 \h </w:instrText>
         </w:r>
         <w:r>
           <w:rPr>
@@ -7591,7 +7591,7 @@
           <w14:ligatures w14:val="standardContextual"/>
         </w:rPr>
       </w:pPr>
-      <w:hyperlink w:anchor="_Toc232620359" w:history="1">
+      <w:hyperlink w:anchor="_Toc232748309" w:history="1">
         <w:r>
           <w:rPr>
             <w:rStyle w:val="Lienhypertexte"/>
@@ -7619,7 +7619,7 @@
             <w:noProof/>
             <w:webHidden/>
           </w:rPr>
-          <w:instrText xml:space="preserve"> PAGEREF _Toc232620359 \h </w:instrText>
+          <w:instrText xml:space="preserve"> PAGEREF _Toc232748309 \h </w:instrText>
         </w:r>
         <w:r>
           <w:rPr>
@@ -7667,7 +7667,7 @@
           <w14:ligatures w14:val="standardContextual"/>
         </w:rPr>
       </w:pPr>
-      <w:hyperlink w:anchor="_Toc232620360" w:history="1">
+      <w:hyperlink w:anchor="_Toc232748310" w:history="1">
         <w:r>
           <w:rPr>
             <w:rStyle w:val="Lienhypertexte"/>
@@ -7695,7 +7695,7 @@
             <w:noProof/>
             <w:webHidden/>
           </w:rPr>
-          <w:instrText xml:space="preserve"> PAGEREF _Toc232620360 \h </w:instrText>
+          <w:instrText xml:space="preserve"> PAGEREF _Toc232748310 \h </w:instrText>
         </w:r>
         <w:r>
           <w:rPr>
@@ -7743,7 +7743,7 @@
           <w14:ligatures w14:val="standardContextual"/>
         </w:rPr>
       </w:pPr>
-      <w:hyperlink w:anchor="_Toc232620361" w:history="1">
+      <w:hyperlink w:anchor="_Toc232748311" w:history="1">
         <w:r>
           <w:rPr>
             <w:rStyle w:val="Lienhypertexte"/>
@@ -7771,7 +7771,7 @@
             <w:noProof/>
             <w:webHidden/>
           </w:rPr>
-          <w:instrText xml:space="preserve"> PAGEREF _Toc232620361 \h </w:instrText>
+          <w:instrText xml:space="preserve"> PAGEREF _Toc232748311 \h </w:instrText>
         </w:r>
         <w:r>
           <w:rPr>
@@ -7819,7 +7819,7 @@
           <w14:ligatures w14:val="standardContextual"/>
         </w:rPr>
       </w:pPr>
-      <w:hyperlink w:anchor="_Toc232620362" w:history="1">
+      <w:hyperlink w:anchor="_Toc232748312" w:history="1">
         <w:r>
           <w:rPr>
             <w:rStyle w:val="Lienhypertexte"/>
@@ -7847,7 +7847,7 @@
             <w:noProof/>
             <w:webHidden/>
           </w:rPr>
-          <w:instrText xml:space="preserve"> PAGEREF _Toc232620362 \h </w:instrText>
+          <w:instrText xml:space="preserve"> PAGEREF _Toc232748312 \h </w:instrText>
         </w:r>
         <w:r>
           <w:rPr>
@@ -7895,7 +7895,7 @@
           <w14:ligatures w14:val="standardContextual"/>
         </w:rPr>
       </w:pPr>
-      <w:hyperlink w:anchor="_Toc232620363" w:history="1">
+      <w:hyperlink w:anchor="_Toc232748313" w:history="1">
         <w:r>
           <w:rPr>
             <w:rStyle w:val="Lienhypertexte"/>
@@ -7923,7 +7923,7 @@
             <w:noProof/>
             <w:webHidden/>
           </w:rPr>
-          <w:instrText xml:space="preserve"> PAGEREF _Toc232620363 \h </w:instrText>
+          <w:instrText xml:space="preserve"> PAGEREF _Toc232748313 \h </w:instrText>
         </w:r>
         <w:r>
           <w:rPr>
@@ -7971,7 +7971,7 @@
           <w14:ligatures w14:val="standardContextual"/>
         </w:rPr>
       </w:pPr>
-      <w:hyperlink w:anchor="_Toc232620364" w:history="1">
+      <w:hyperlink w:anchor="_Toc232748314" w:history="1">
         <w:r>
           <w:rPr>
             <w:rStyle w:val="Lienhypertexte"/>
@@ -7999,7 +7999,7 @@
             <w:noProof/>
             <w:webHidden/>
           </w:rPr>
-          <w:instrText xml:space="preserve"> PAGEREF _Toc232620364 \h </w:instrText>
+          <w:instrText xml:space="preserve"> PAGEREF _Toc232748314 \h </w:instrText>
         </w:r>
         <w:r>
           <w:rPr>
@@ -8047,7 +8047,7 @@
           <w14:ligatures w14:val="standardContextual"/>
         </w:rPr>
       </w:pPr>
-      <w:hyperlink w:anchor="_Toc232620365" w:history="1">
+      <w:hyperlink w:anchor="_Toc232748315" w:history="1">
         <w:r>
           <w:rPr>
             <w:rStyle w:val="Lienhypertexte"/>
@@ -8075,7 +8075,7 @@
             <w:noProof/>
             <w:webHidden/>
           </w:rPr>
-          <w:instrText xml:space="preserve"> PAGEREF _Toc232620365 \h </w:instrText>
+          <w:instrText xml:space="preserve"> PAGEREF _Toc232748315 \h </w:instrText>
         </w:r>
         <w:r>
           <w:rPr>
@@ -8123,7 +8123,7 @@
           <w14:ligatures w14:val="standardContextual"/>
         </w:rPr>
       </w:pPr>
-      <w:hyperlink w:anchor="_Toc232620366" w:history="1">
+      <w:hyperlink w:anchor="_Toc232748316" w:history="1">
         <w:r>
           <w:rPr>
             <w:rStyle w:val="Lienhypertexte"/>
@@ -8151,7 +8151,7 @@
             <w:noProof/>
             <w:webHidden/>
           </w:rPr>
-          <w:instrText xml:space="preserve"> PAGEREF _Toc232620366 \h </w:instrText>
+          <w:instrText xml:space="preserve"> PAGEREF _Toc232748316 \h </w:instrText>
         </w:r>
         <w:r>
           <w:rPr>
@@ -8199,7 +8199,7 @@
           <w14:ligatures w14:val="standardContextual"/>
         </w:rPr>
       </w:pPr>
-      <w:hyperlink w:anchor="_Toc232620367" w:history="1">
+      <w:hyperlink w:anchor="_Toc232748317" w:history="1">
         <w:r>
           <w:rPr>
             <w:rStyle w:val="Lienhypertexte"/>
@@ -8227,7 +8227,7 @@
             <w:noProof/>
             <w:webHidden/>
           </w:rPr>
-          <w:instrText xml:space="preserve"> PAGEREF _Toc232620367 \h </w:instrText>
+          <w:instrText xml:space="preserve"> PAGEREF _Toc232748317 \h </w:instrText>
         </w:r>
         <w:r>
           <w:rPr>
@@ -8275,7 +8275,7 @@
           <w14:ligatures w14:val="standardContextual"/>
         </w:rPr>
       </w:pPr>
-      <w:hyperlink w:anchor="_Toc232620368" w:history="1">
+      <w:hyperlink w:anchor="_Toc232748318" w:history="1">
         <w:r>
           <w:rPr>
             <w:rStyle w:val="Lienhypertexte"/>
@@ -8303,7 +8303,7 @@
             <w:noProof/>
             <w:webHidden/>
           </w:rPr>
-          <w:instrText xml:space="preserve"> PAGEREF _Toc232620368 \h </w:instrText>
+          <w:instrText xml:space="preserve"> PAGEREF _Toc232748318 \h </w:instrText>
         </w:r>
         <w:r>
           <w:rPr>
@@ -8351,7 +8351,7 @@
           <w14:ligatures w14:val="standardContextual"/>
         </w:rPr>
       </w:pPr>
-      <w:hyperlink w:anchor="_Toc232620369" w:history="1">
+      <w:hyperlink w:anchor="_Toc232748319" w:history="1">
         <w:r>
           <w:rPr>
             <w:rStyle w:val="Lienhypertexte"/>
@@ -8379,7 +8379,7 @@
             <w:noProof/>
             <w:webHidden/>
           </w:rPr>
-          <w:instrText xml:space="preserve"> PAGEREF _Toc232620369 \h </w:instrText>
+          <w:instrText xml:space="preserve"> PAGEREF _Toc232748319 \h </w:instrText>
         </w:r>
         <w:r>
           <w:rPr>
@@ -8427,7 +8427,7 @@
           <w14:ligatures w14:val="standardContextual"/>
         </w:rPr>
       </w:pPr>
-      <w:hyperlink w:anchor="_Toc232620370" w:history="1">
+      <w:hyperlink w:anchor="_Toc232748320" w:history="1">
         <w:r>
           <w:rPr>
             <w:rStyle w:val="Lienhypertexte"/>
@@ -8455,7 +8455,7 @@
             <w:noProof/>
             <w:webHidden/>
           </w:rPr>
-          <w:instrText xml:space="preserve"> PAGEREF _Toc232620370 \h </w:instrText>
+          <w:instrText xml:space="preserve"> PAGEREF _Toc232748320 \h </w:instrText>
         </w:r>
         <w:r>
           <w:rPr>
@@ -8503,7 +8503,7 @@
           <w14:ligatures w14:val="standardContextual"/>
         </w:rPr>
       </w:pPr>
-      <w:hyperlink w:anchor="_Toc232620371" w:history="1">
+      <w:hyperlink w:anchor="_Toc232748321" w:history="1">
         <w:r>
           <w:rPr>
             <w:rStyle w:val="Lienhypertexte"/>
@@ -8531,7 +8531,7 @@
             <w:noProof/>
             <w:webHidden/>
           </w:rPr>
-          <w:instrText xml:space="preserve"> PAGEREF _Toc232620371 \h </w:instrText>
+          <w:instrText xml:space="preserve"> PAGEREF _Toc232748321 \h </w:instrText>
         </w:r>
         <w:r>
           <w:rPr>
@@ -8579,7 +8579,7 @@
           <w14:ligatures w14:val="standardContextual"/>
         </w:rPr>
       </w:pPr>
-      <w:hyperlink w:anchor="_Toc232620372" w:history="1">
+      <w:hyperlink w:anchor="_Toc232748322" w:history="1">
         <w:r>
           <w:rPr>
             <w:rStyle w:val="Lienhypertexte"/>
@@ -8607,7 +8607,7 @@
             <w:noProof/>
             <w:webHidden/>
           </w:rPr>
-          <w:instrText xml:space="preserve"> PAGEREF _Toc232620372 \h </w:instrText>
+          <w:instrText xml:space="preserve"> PAGEREF _Toc232748322 \h </w:instrText>
         </w:r>
         <w:r>
           <w:rPr>
@@ -8655,7 +8655,7 @@
           <w14:ligatures w14:val="standardContextual"/>
         </w:rPr>
       </w:pPr>
-      <w:hyperlink w:anchor="_Toc232620373" w:history="1">
+      <w:hyperlink w:anchor="_Toc232748323" w:history="1">
         <w:r>
           <w:rPr>
             <w:rStyle w:val="Lienhypertexte"/>
@@ -8683,7 +8683,7 @@
             <w:noProof/>
             <w:webHidden/>
           </w:rPr>
-          <w:instrText xml:space="preserve"> PAGEREF _Toc232620373 \h </w:instrText>
+          <w:instrText xml:space="preserve"> PAGEREF _Toc232748323 \h </w:instrText>
         </w:r>
         <w:r>
           <w:rPr>
@@ -8731,7 +8731,7 @@
           <w14:ligatures w14:val="standardContextual"/>
         </w:rPr>
       </w:pPr>
-      <w:hyperlink w:anchor="_Toc232620374" w:history="1">
+      <w:hyperlink w:anchor="_Toc232748324" w:history="1">
         <w:r>
           <w:rPr>
             <w:rStyle w:val="Lienhypertexte"/>
@@ -8759,7 +8759,7 @@
             <w:noProof/>
             <w:webHidden/>
           </w:rPr>
-          <w:instrText xml:space="preserve"> PAGEREF _Toc232620374 \h </w:instrText>
+          <w:instrText xml:space="preserve"> PAGEREF _Toc232748324 \h </w:instrText>
         </w:r>
         <w:r>
           <w:rPr>
@@ -8807,7 +8807,7 @@
           <w14:ligatures w14:val="standardContextual"/>
         </w:rPr>
       </w:pPr>
-      <w:hyperlink w:anchor="_Toc232620375" w:history="1">
+      <w:hyperlink w:anchor="_Toc232748325" w:history="1">
         <w:r>
           <w:rPr>
             <w:rStyle w:val="Lienhypertexte"/>
@@ -8835,7 +8835,7 @@
             <w:noProof/>
             <w:webHidden/>
           </w:rPr>
-          <w:instrText xml:space="preserve"> PAGEREF _Toc232620375 \h </w:instrText>
+          <w:instrText xml:space="preserve"> PAGEREF _Toc232748325 \h </w:instrText>
         </w:r>
         <w:r>
           <w:rPr>
@@ -8883,7 +8883,7 @@
           <w14:ligatures w14:val="standardContextual"/>
         </w:rPr>
       </w:pPr>
-      <w:hyperlink w:anchor="_Toc232620376" w:history="1">
+      <w:hyperlink w:anchor="_Toc232748326" w:history="1">
         <w:r>
           <w:rPr>
             <w:rStyle w:val="Lienhypertexte"/>
@@ -8911,7 +8911,7 @@
             <w:noProof/>
             <w:webHidden/>
           </w:rPr>
-          <w:instrText xml:space="preserve"> PAGEREF _Toc232620376 \h </w:instrText>
+          <w:instrText xml:space="preserve"> PAGEREF _Toc232748326 \h </w:instrText>
         </w:r>
         <w:r>
           <w:rPr>
@@ -8959,7 +8959,7 @@
           <w14:ligatures w14:val="standardContextual"/>
         </w:rPr>
       </w:pPr>
-      <w:hyperlink w:anchor="_Toc232620377" w:history="1">
+      <w:hyperlink w:anchor="_Toc232748327" w:history="1">
         <w:r>
           <w:rPr>
             <w:rStyle w:val="Lienhypertexte"/>
@@ -8987,7 +8987,7 @@
             <w:noProof/>
             <w:webHidden/>
           </w:rPr>
-          <w:instrText xml:space="preserve"> PAGEREF _Toc232620377 \h </w:instrText>
+          <w:instrText xml:space="preserve"> PAGEREF _Toc232748327 \h </w:instrText>
         </w:r>
         <w:r>
           <w:rPr>
@@ -9035,7 +9035,7 @@
           <w14:ligatures w14:val="standardContextual"/>
         </w:rPr>
       </w:pPr>
-      <w:hyperlink w:anchor="_Toc232620378" w:history="1">
+      <w:hyperlink w:anchor="_Toc232748328" w:history="1">
         <w:r>
           <w:rPr>
             <w:rStyle w:val="Lienhypertexte"/>
@@ -9063,7 +9063,7 @@
             <w:noProof/>
             <w:webHidden/>
           </w:rPr>
-          <w:instrText xml:space="preserve"> PAGEREF _Toc232620378 \h </w:instrText>
+          <w:instrText xml:space="preserve"> PAGEREF _Toc232748328 \h </w:instrText>
         </w:r>
         <w:r>
           <w:rPr>
@@ -9111,7 +9111,7 @@
           <w14:ligatures w14:val="standardContextual"/>
         </w:rPr>
       </w:pPr>
-      <w:hyperlink w:anchor="_Toc232620379" w:history="1">
+      <w:hyperlink w:anchor="_Toc232748329" w:history="1">
         <w:r>
           <w:rPr>
             <w:rStyle w:val="Lienhypertexte"/>
@@ -9139,7 +9139,7 @@
             <w:noProof/>
             <w:webHidden/>
           </w:rPr>
-          <w:instrText xml:space="preserve"> PAGEREF _Toc232620379 \h </w:instrText>
+          <w:instrText xml:space="preserve"> PAGEREF _Toc232748329 \h </w:instrText>
         </w:r>
         <w:r>
           <w:rPr>
@@ -9187,7 +9187,7 @@
           <w14:ligatures w14:val="standardContextual"/>
         </w:rPr>
       </w:pPr>
-      <w:hyperlink w:anchor="_Toc232620380" w:history="1">
+      <w:hyperlink w:anchor="_Toc232748330" w:history="1">
         <w:r>
           <w:rPr>
             <w:rStyle w:val="Lienhypertexte"/>
@@ -9215,7 +9215,7 @@
             <w:noProof/>
             <w:webHidden/>
           </w:rPr>
-          <w:instrText xml:space="preserve"> PAGEREF _Toc232620380 \h </w:instrText>
+          <w:instrText xml:space="preserve"> PAGEREF _Toc232748330 \h </w:instrText>
         </w:r>
         <w:r>
           <w:rPr>
@@ -9263,7 +9263,7 @@
           <w14:ligatures w14:val="standardContextual"/>
         </w:rPr>
       </w:pPr>
-      <w:hyperlink w:anchor="_Toc232620381" w:history="1">
+      <w:hyperlink w:anchor="_Toc232748331" w:history="1">
         <w:r>
           <w:rPr>
             <w:rStyle w:val="Lienhypertexte"/>
@@ -9291,7 +9291,7 @@
             <w:noProof/>
             <w:webHidden/>
           </w:rPr>
-          <w:instrText xml:space="preserve"> PAGEREF _Toc232620381 \h </w:instrText>
+          <w:instrText xml:space="preserve"> PAGEREF _Toc232748331 \h </w:instrText>
         </w:r>
         <w:r>
           <w:rPr>
@@ -9339,7 +9339,7 @@
           <w14:ligatures w14:val="standardContextual"/>
         </w:rPr>
       </w:pPr>
-      <w:hyperlink w:anchor="_Toc232620382" w:history="1">
+      <w:hyperlink w:anchor="_Toc232748332" w:history="1">
         <w:r>
           <w:rPr>
             <w:rStyle w:val="Lienhypertexte"/>
@@ -9367,7 +9367,7 @@
             <w:noProof/>
             <w:webHidden/>
           </w:rPr>
-          <w:instrText xml:space="preserve"> PAGEREF _Toc232620382 \h </w:instrText>
+          <w:instrText xml:space="preserve"> PAGEREF _Toc232748332 \h </w:instrText>
         </w:r>
         <w:r>
           <w:rPr>
@@ -9415,7 +9415,7 @@
           <w14:ligatures w14:val="standardContextual"/>
         </w:rPr>
       </w:pPr>
-      <w:hyperlink w:anchor="_Toc232620383" w:history="1">
+      <w:hyperlink w:anchor="_Toc232748333" w:history="1">
         <w:r>
           <w:rPr>
             <w:rStyle w:val="Lienhypertexte"/>
@@ -9443,7 +9443,7 @@
             <w:noProof/>
             <w:webHidden/>
           </w:rPr>
-          <w:instrText xml:space="preserve"> PAGEREF _Toc232620383 \h </w:instrText>
+          <w:instrText xml:space="preserve"> PAGEREF _Toc232748333 \h </w:instrText>
         </w:r>
         <w:r>
           <w:rPr>
@@ -9491,7 +9491,7 @@
           <w14:ligatures w14:val="standardContextual"/>
         </w:rPr>
       </w:pPr>
-      <w:hyperlink w:anchor="_Toc232620384" w:history="1">
+      <w:hyperlink w:anchor="_Toc232748334" w:history="1">
         <w:r>
           <w:rPr>
             <w:rStyle w:val="Lienhypertexte"/>
@@ -9519,7 +9519,7 @@
             <w:noProof/>
             <w:webHidden/>
           </w:rPr>
-          <w:instrText xml:space="preserve"> PAGEREF _Toc232620384 \h </w:instrText>
+          <w:instrText xml:space="preserve"> PAGEREF _Toc232748334 \h </w:instrText>
         </w:r>
         <w:r>
           <w:rPr>
@@ -9567,7 +9567,7 @@
           <w14:ligatures w14:val="standardContextual"/>
         </w:rPr>
       </w:pPr>
-      <w:hyperlink w:anchor="_Toc232620385" w:history="1">
+      <w:hyperlink w:anchor="_Toc232748335" w:history="1">
         <w:r>
           <w:rPr>
             <w:rStyle w:val="Lienhypertexte"/>
@@ -9595,7 +9595,7 @@
             <w:noProof/>
             <w:webHidden/>
           </w:rPr>
-          <w:instrText xml:space="preserve"> PAGEREF _Toc232620385 \h </w:instrText>
+          <w:instrText xml:space="preserve"> PAGEREF _Toc232748335 \h </w:instrText>
         </w:r>
         <w:r>
           <w:rPr>
@@ -9643,7 +9643,7 @@
           <w14:ligatures w14:val="standardContextual"/>
         </w:rPr>
       </w:pPr>
-      <w:hyperlink w:anchor="_Toc232620386" w:history="1">
+      <w:hyperlink w:anchor="_Toc232748336" w:history="1">
         <w:r>
           <w:rPr>
             <w:rStyle w:val="Lienhypertexte"/>
@@ -9671,7 +9671,7 @@
             <w:noProof/>
             <w:webHidden/>
           </w:rPr>
-          <w:instrText xml:space="preserve"> PAGEREF _Toc232620386 \h </w:instrText>
+          <w:instrText xml:space="preserve"> PAGEREF _Toc232748336 \h </w:instrText>
         </w:r>
         <w:r>
           <w:rPr>
@@ -9719,7 +9719,7 @@
           <w14:ligatures w14:val="standardContextual"/>
         </w:rPr>
       </w:pPr>
-      <w:hyperlink w:anchor="_Toc232620387" w:history="1">
+      <w:hyperlink w:anchor="_Toc232748337" w:history="1">
         <w:r>
           <w:rPr>
             <w:rStyle w:val="Lienhypertexte"/>
@@ -9747,7 +9747,7 @@
             <w:noProof/>
             <w:webHidden/>
           </w:rPr>
-          <w:instrText xml:space="preserve"> PAGEREF _Toc232620387 \h </w:instrText>
+          <w:instrText xml:space="preserve"> PAGEREF _Toc232748337 \h </w:instrText>
         </w:r>
         <w:r>
           <w:rPr>
@@ -9795,7 +9795,7 @@
           <w14:ligatures w14:val="standardContextual"/>
         </w:rPr>
       </w:pPr>
-      <w:hyperlink w:anchor="_Toc232620388" w:history="1">
+      <w:hyperlink w:anchor="_Toc232748338" w:history="1">
         <w:r>
           <w:rPr>
             <w:rStyle w:val="Lienhypertexte"/>
@@ -9823,7 +9823,7 @@
             <w:noProof/>
             <w:webHidden/>
           </w:rPr>
-          <w:instrText xml:space="preserve"> PAGEREF _Toc232620388 \h </w:instrText>
+          <w:instrText xml:space="preserve"> PAGEREF _Toc232748338 \h </w:instrText>
         </w:r>
         <w:r>
           <w:rPr>
@@ -9871,7 +9871,7 @@
           <w14:ligatures w14:val="standardContextual"/>
         </w:rPr>
       </w:pPr>
-      <w:hyperlink w:anchor="_Toc232620389" w:history="1">
+      <w:hyperlink w:anchor="_Toc232748339" w:history="1">
         <w:r>
           <w:rPr>
             <w:rStyle w:val="Lienhypertexte"/>
@@ -9899,7 +9899,7 @@
             <w:noProof/>
             <w:webHidden/>
           </w:rPr>
-          <w:instrText xml:space="preserve"> PAGEREF _Toc232620389 \h </w:instrText>
+          <w:instrText xml:space="preserve"> PAGEREF _Toc232748339 \h </w:instrText>
         </w:r>
         <w:r>
           <w:rPr>
@@ -9950,7 +9950,7 @@
         </w:pBdr>
         <w:spacing w:before="80" w:after="200"/>
       </w:pPr>
-      <w:bookmarkStart w:id="1" w:name="_Toc232620263"/>
+      <w:bookmarkStart w:id="1" w:name="_Toc232748213"/>
       <w:r>
         <w:rPr>
           <w:rFonts w:ascii="Aptos Display" w:hAnsi="Aptos Display"/>
@@ -10181,7 +10181,7 @@
         <w:pStyle w:val="Titre2"/>
         <w:spacing w:before="460" w:after="220"/>
       </w:pPr>
-      <w:bookmarkStart w:id="2" w:name="_Toc232620264"/>
+      <w:bookmarkStart w:id="2" w:name="_Toc232748214"/>
       <w:r>
         <w:rPr>
           <w:rFonts w:ascii="Aptos Display" w:hAnsi="Aptos Display"/>
@@ -10561,7 +10561,7 @@
         <w:pStyle w:val="Titre2"/>
         <w:spacing w:before="460" w:after="220"/>
       </w:pPr>
-      <w:bookmarkStart w:id="3" w:name="_Toc232620265"/>
+      <w:bookmarkStart w:id="3" w:name="_Toc232748215"/>
       <w:r>
         <w:rPr>
           <w:rFonts w:ascii="Aptos Display" w:hAnsi="Aptos Display"/>
@@ -10843,7 +10843,7 @@
         <w:pStyle w:val="Titre2"/>
         <w:spacing w:before="460" w:after="220"/>
       </w:pPr>
-      <w:bookmarkStart w:id="4" w:name="_Toc232620266"/>
+      <w:bookmarkStart w:id="4" w:name="_Toc232748216"/>
       <w:r>
         <w:rPr>
           <w:rFonts w:ascii="Aptos Display" w:hAnsi="Aptos Display"/>
@@ -10918,7 +10918,7 @@
         <w:pStyle w:val="Titre2"/>
         <w:spacing w:before="460" w:after="220"/>
       </w:pPr>
-      <w:bookmarkStart w:id="5" w:name="_Toc232620267"/>
+      <w:bookmarkStart w:id="5" w:name="_Toc232748217"/>
       <w:r>
         <w:rPr>
           <w:rFonts w:ascii="Aptos Display" w:hAnsi="Aptos Display"/>
@@ -11041,7 +11041,7 @@
         </w:pBdr>
         <w:spacing w:before="80" w:after="200"/>
       </w:pPr>
-      <w:bookmarkStart w:id="6" w:name="_Toc232620268"/>
+      <w:bookmarkStart w:id="6" w:name="_Toc232748218"/>
       <w:r>
         <w:rPr>
           <w:rFonts w:ascii="Aptos Display" w:hAnsi="Aptos Display"/>
@@ -11123,7 +11123,7 @@
         <w:pStyle w:val="Titre2"/>
         <w:spacing w:before="460" w:after="220"/>
       </w:pPr>
-      <w:bookmarkStart w:id="7" w:name="_Toc232620269"/>
+      <w:bookmarkStart w:id="7" w:name="_Toc232748219"/>
       <w:r>
         <w:rPr>
           <w:rFonts w:ascii="Aptos Display" w:hAnsi="Aptos Display"/>
@@ -11652,7 +11652,7 @@
         <w:pStyle w:val="Titre2"/>
         <w:spacing w:before="460" w:after="220"/>
       </w:pPr>
-      <w:bookmarkStart w:id="8" w:name="_Toc232620270"/>
+      <w:bookmarkStart w:id="8" w:name="_Toc232748220"/>
       <w:r>
         <w:rPr>
           <w:rFonts w:ascii="Aptos Display" w:hAnsi="Aptos Display"/>
@@ -11948,7 +11948,7 @@
         <w:pStyle w:val="Titre2"/>
         <w:spacing w:before="460" w:after="220"/>
       </w:pPr>
-      <w:bookmarkStart w:id="9" w:name="_Toc232620271"/>
+      <w:bookmarkStart w:id="9" w:name="_Toc232748221"/>
       <w:r>
         <w:rPr>
           <w:rFonts w:ascii="Aptos Display" w:hAnsi="Aptos Display"/>
@@ -12150,7 +12150,7 @@
         <w:pStyle w:val="Titre2"/>
         <w:spacing w:before="460" w:after="220"/>
       </w:pPr>
-      <w:bookmarkStart w:id="10" w:name="_Toc232620272"/>
+      <w:bookmarkStart w:id="10" w:name="_Toc232748222"/>
       <w:r>
         <w:rPr>
           <w:rFonts w:ascii="Aptos Display" w:hAnsi="Aptos Display"/>
@@ -12311,7 +12311,7 @@
         <w:pStyle w:val="Titre2"/>
         <w:spacing w:before="460" w:after="220"/>
       </w:pPr>
-      <w:bookmarkStart w:id="11" w:name="_Toc232620273"/>
+      <w:bookmarkStart w:id="11" w:name="_Toc232748223"/>
       <w:r>
         <w:rPr>
           <w:rFonts w:ascii="Aptos Display" w:hAnsi="Aptos Display"/>
@@ -12487,7 +12487,7 @@
         <w:pStyle w:val="Titre2"/>
         <w:spacing w:before="460" w:after="220"/>
       </w:pPr>
-      <w:bookmarkStart w:id="12" w:name="_Toc232620274"/>
+      <w:bookmarkStart w:id="12" w:name="_Toc232748224"/>
       <w:r>
         <w:rPr>
           <w:rFonts w:ascii="Aptos Display" w:hAnsi="Aptos Display"/>
@@ -12602,7 +12602,7 @@
         </w:pBdr>
         <w:spacing w:before="80" w:after="200"/>
       </w:pPr>
-      <w:bookmarkStart w:id="13" w:name="_Toc232620275"/>
+      <w:bookmarkStart w:id="13" w:name="_Toc232748225"/>
       <w:r>
         <w:rPr>
           <w:rFonts w:ascii="Aptos Display" w:hAnsi="Aptos Display"/>
@@ -12618,7 +12618,7 @@
         <w:pStyle w:val="Titre2"/>
         <w:spacing w:before="460" w:after="220"/>
       </w:pPr>
-      <w:bookmarkStart w:id="14" w:name="_Toc232620276"/>
+      <w:bookmarkStart w:id="14" w:name="_Toc232748226"/>
       <w:r>
         <w:rPr>
           <w:rFonts w:ascii="Aptos Display" w:hAnsi="Aptos Display"/>
@@ -12677,7 +12677,7 @@
         <w:pStyle w:val="Titre2"/>
         <w:spacing w:before="460" w:after="220"/>
       </w:pPr>
-      <w:bookmarkStart w:id="15" w:name="_Toc232620277"/>
+      <w:bookmarkStart w:id="15" w:name="_Toc232748227"/>
       <w:r>
         <w:rPr>
           <w:rFonts w:ascii="Aptos Display" w:hAnsi="Aptos Display"/>
@@ -12750,7 +12750,7 @@
         <w:pStyle w:val="Titre2"/>
         <w:spacing w:before="460" w:after="220"/>
       </w:pPr>
-      <w:bookmarkStart w:id="16" w:name="_Toc232620278"/>
+      <w:bookmarkStart w:id="16" w:name="_Toc232748228"/>
       <w:r>
         <w:rPr>
           <w:rFonts w:ascii="Aptos Display" w:hAnsi="Aptos Display"/>
@@ -12880,7 +12880,7 @@
         <w:pStyle w:val="Titre2"/>
         <w:spacing w:before="460" w:after="220"/>
       </w:pPr>
-      <w:bookmarkStart w:id="17" w:name="_Toc232620279"/>
+      <w:bookmarkStart w:id="17" w:name="_Toc232748229"/>
       <w:r>
         <w:rPr>
           <w:rFonts w:ascii="Aptos Display" w:hAnsi="Aptos Display"/>
@@ -13370,7 +13370,7 @@
         </w:pBdr>
         <w:spacing w:before="80" w:after="200"/>
       </w:pPr>
-      <w:bookmarkStart w:id="18" w:name="_Toc232620280"/>
+      <w:bookmarkStart w:id="18" w:name="_Toc232748230"/>
       <w:r>
         <w:rPr>
           <w:rFonts w:ascii="Aptos Display" w:hAnsi="Aptos Display"/>
@@ -13525,7 +13525,7 @@
         <w:pStyle w:val="Titre2"/>
         <w:spacing w:before="460" w:after="220"/>
       </w:pPr>
-      <w:bookmarkStart w:id="19" w:name="_Toc232620281"/>
+      <w:bookmarkStart w:id="19" w:name="_Toc232748231"/>
       <w:r>
         <w:rPr>
           <w:rFonts w:ascii="Aptos Display" w:hAnsi="Aptos Display"/>
@@ -13657,7 +13657,7 @@
         <w:pStyle w:val="Titre2"/>
         <w:spacing w:before="460" w:after="220"/>
       </w:pPr>
-      <w:bookmarkStart w:id="20" w:name="_Toc232620282"/>
+      <w:bookmarkStart w:id="20" w:name="_Toc232748232"/>
       <w:r>
         <w:rPr>
           <w:rFonts w:ascii="Aptos Display" w:hAnsi="Aptos Display"/>
@@ -13918,7 +13918,7 @@
         <w:pStyle w:val="Titre2"/>
         <w:spacing w:before="460" w:after="220"/>
       </w:pPr>
-      <w:bookmarkStart w:id="21" w:name="_Toc232620283"/>
+      <w:bookmarkStart w:id="21" w:name="_Toc232748233"/>
       <w:r>
         <w:rPr>
           <w:rFonts w:ascii="Aptos Display" w:hAnsi="Aptos Display"/>
@@ -14290,7 +14290,7 @@
         <w:pStyle w:val="Titre2"/>
         <w:spacing w:before="460" w:after="220"/>
       </w:pPr>
-      <w:bookmarkStart w:id="22" w:name="_Toc232620284"/>
+      <w:bookmarkStart w:id="22" w:name="_Toc232748234"/>
       <w:r>
         <w:rPr>
           <w:rFonts w:ascii="Aptos Display" w:hAnsi="Aptos Display"/>
@@ -14317,7 +14317,7 @@
         <w:pStyle w:val="Titre3"/>
         <w:spacing w:before="60" w:after="80"/>
       </w:pPr>
-      <w:bookmarkStart w:id="23" w:name="_Toc232620285"/>
+      <w:bookmarkStart w:id="23" w:name="_Toc232748235"/>
       <w:r>
         <w:rPr>
           <w:rFonts w:ascii="Aptos" w:hAnsi="Aptos"/>
@@ -14562,7 +14562,7 @@
         <w:pStyle w:val="Titre3"/>
         <w:spacing w:before="60" w:after="80"/>
       </w:pPr>
-      <w:bookmarkStart w:id="24" w:name="_Toc232620286"/>
+      <w:bookmarkStart w:id="24" w:name="_Toc232748236"/>
       <w:r>
         <w:rPr>
           <w:rFonts w:ascii="Aptos" w:hAnsi="Aptos"/>
@@ -14824,7 +14824,7 @@
         <w:pStyle w:val="Titre2"/>
         <w:spacing w:before="460" w:after="220"/>
       </w:pPr>
-      <w:bookmarkStart w:id="25" w:name="_Toc232620287"/>
+      <w:bookmarkStart w:id="25" w:name="_Toc232748237"/>
       <w:r>
         <w:rPr>
           <w:rFonts w:ascii="Aptos Display" w:hAnsi="Aptos Display"/>
@@ -15110,7 +15110,7 @@
         <w:pStyle w:val="Titre2"/>
         <w:spacing w:before="460" w:after="220"/>
       </w:pPr>
-      <w:bookmarkStart w:id="26" w:name="_Toc232620288"/>
+      <w:bookmarkStart w:id="26" w:name="_Toc232748238"/>
       <w:r>
         <w:rPr>
           <w:rFonts w:ascii="Aptos Display" w:hAnsi="Aptos Display"/>
@@ -15180,7 +15180,7 @@
         <w:pStyle w:val="Titre2"/>
         <w:spacing w:before="460" w:after="220"/>
       </w:pPr>
-      <w:bookmarkStart w:id="27" w:name="_Toc232620289"/>
+      <w:bookmarkStart w:id="27" w:name="_Toc232748239"/>
       <w:r>
         <w:rPr>
           <w:rFonts w:ascii="Aptos Display" w:hAnsi="Aptos Display"/>
@@ -15254,7 +15254,7 @@
         <w:pStyle w:val="Titre2"/>
         <w:spacing w:before="460" w:after="220"/>
       </w:pPr>
-      <w:bookmarkStart w:id="28" w:name="_Toc232620290"/>
+      <w:bookmarkStart w:id="28" w:name="_Toc232748240"/>
       <w:r>
         <w:rPr>
           <w:rFonts w:ascii="Aptos Display" w:hAnsi="Aptos Display"/>
@@ -15276,7 +15276,7 @@
         <w:pStyle w:val="Titre3"/>
         <w:spacing w:before="60" w:after="80"/>
       </w:pPr>
-      <w:bookmarkStart w:id="29" w:name="_Toc232620291"/>
+      <w:bookmarkStart w:id="29" w:name="_Toc232748241"/>
       <w:r>
         <w:rPr>
           <w:rFonts w:ascii="Aptos" w:hAnsi="Aptos"/>
@@ -15436,7 +15436,7 @@
         <w:pStyle w:val="Titre3"/>
         <w:spacing w:before="60" w:after="80"/>
       </w:pPr>
-      <w:bookmarkStart w:id="30" w:name="_Toc232620292"/>
+      <w:bookmarkStart w:id="30" w:name="_Toc232748242"/>
       <w:r>
         <w:rPr>
           <w:rFonts w:ascii="Aptos" w:hAnsi="Aptos"/>
@@ -15469,7 +15469,7 @@
         <w:pStyle w:val="Titre3"/>
         <w:spacing w:before="60" w:after="80"/>
       </w:pPr>
-      <w:bookmarkStart w:id="31" w:name="_Toc232620293"/>
+      <w:bookmarkStart w:id="31" w:name="_Toc232748243"/>
       <w:r>
         <w:rPr>
           <w:rFonts w:ascii="Aptos" w:hAnsi="Aptos"/>
@@ -15536,7 +15536,7 @@
         <w:pStyle w:val="Titre3"/>
         <w:spacing w:before="60" w:after="80"/>
       </w:pPr>
-      <w:bookmarkStart w:id="32" w:name="_Toc232620294"/>
+      <w:bookmarkStart w:id="32" w:name="_Toc232748244"/>
       <w:r>
         <w:rPr>
           <w:rFonts w:ascii="Aptos" w:hAnsi="Aptos"/>
@@ -15625,7 +15625,7 @@
         <w:pStyle w:val="Titre3"/>
         <w:spacing w:before="60" w:after="80"/>
       </w:pPr>
-      <w:bookmarkStart w:id="33" w:name="_Toc232620295"/>
+      <w:bookmarkStart w:id="33" w:name="_Toc232748245"/>
       <w:r>
         <w:rPr>
           <w:rFonts w:ascii="Aptos" w:hAnsi="Aptos"/>
@@ -15728,7 +15728,7 @@
         <w:pStyle w:val="Titre2"/>
         <w:spacing w:before="460" w:after="220"/>
       </w:pPr>
-      <w:bookmarkStart w:id="34" w:name="_Toc232620296"/>
+      <w:bookmarkStart w:id="34" w:name="_Toc232748246"/>
       <w:r>
         <w:rPr>
           <w:rFonts w:ascii="Aptos Display" w:hAnsi="Aptos Display"/>
@@ -16372,7 +16372,7 @@
         <w:pStyle w:val="Titre2"/>
         <w:spacing w:before="460" w:after="220"/>
       </w:pPr>
-      <w:bookmarkStart w:id="35" w:name="_Toc232620297"/>
+      <w:bookmarkStart w:id="35" w:name="_Toc232748247"/>
       <w:r>
         <w:rPr>
           <w:rFonts w:ascii="Aptos Display" w:hAnsi="Aptos Display"/>
@@ -17730,7 +17730,7 @@
         <w:pStyle w:val="Titre2"/>
         <w:spacing w:before="460" w:after="220"/>
       </w:pPr>
-      <w:bookmarkStart w:id="36" w:name="_Toc232620298"/>
+      <w:bookmarkStart w:id="36" w:name="_Toc232748248"/>
       <w:r>
         <w:rPr>
           <w:rFonts w:ascii="Aptos Display" w:hAnsi="Aptos Display"/>
@@ -17997,7 +17997,7 @@
         <w:pStyle w:val="Titre2"/>
         <w:spacing w:before="460" w:after="220"/>
       </w:pPr>
-      <w:bookmarkStart w:id="37" w:name="_Toc232620299"/>
+      <w:bookmarkStart w:id="37" w:name="_Toc232748249"/>
       <w:r>
         <w:rPr>
           <w:rFonts w:ascii="Aptos Display" w:hAnsi="Aptos Display"/>
@@ -18388,7 +18388,7 @@
         <w:pStyle w:val="Titre3"/>
         <w:spacing w:before="60" w:after="80"/>
       </w:pPr>
-      <w:bookmarkStart w:id="38" w:name="_Toc232620300"/>
+      <w:bookmarkStart w:id="38" w:name="_Toc232748250"/>
       <w:r>
         <w:rPr>
           <w:rFonts w:ascii="Aptos" w:hAnsi="Aptos"/>
@@ -18469,7 +18469,7 @@
         <w:pStyle w:val="Titre2"/>
         <w:spacing w:before="460" w:after="220"/>
       </w:pPr>
-      <w:bookmarkStart w:id="39" w:name="_Toc232620301"/>
+      <w:bookmarkStart w:id="39" w:name="_Toc232748251"/>
       <w:r>
         <w:rPr>
           <w:rFonts w:ascii="Aptos Display" w:hAnsi="Aptos Display"/>
@@ -18554,7 +18554,7 @@
         <w:pStyle w:val="Titre2"/>
         <w:spacing w:before="460" w:after="220"/>
       </w:pPr>
-      <w:bookmarkStart w:id="40" w:name="_Toc232620302"/>
+      <w:bookmarkStart w:id="40" w:name="_Toc232748252"/>
       <w:r>
         <w:rPr>
           <w:rFonts w:ascii="Aptos Display" w:hAnsi="Aptos Display"/>
@@ -18739,7 +18739,7 @@
         <w:pStyle w:val="Titre2"/>
         <w:spacing w:before="460" w:after="220"/>
       </w:pPr>
-      <w:bookmarkStart w:id="41" w:name="_Toc232620303"/>
+      <w:bookmarkStart w:id="41" w:name="_Toc232748253"/>
       <w:r>
         <w:rPr>
           <w:rFonts w:ascii="Aptos Display" w:hAnsi="Aptos Display"/>
@@ -18951,7 +18951,7 @@
         <w:pStyle w:val="Titre2"/>
         <w:spacing w:before="460" w:after="220"/>
       </w:pPr>
-      <w:bookmarkStart w:id="42" w:name="_Toc232620304"/>
+      <w:bookmarkStart w:id="42" w:name="_Toc232748254"/>
       <w:r>
         <w:rPr>
           <w:rFonts w:ascii="Aptos Display" w:hAnsi="Aptos Display"/>
@@ -19160,7 +19160,7 @@
         <w:pStyle w:val="Titre2"/>
         <w:spacing w:before="460" w:after="220"/>
       </w:pPr>
-      <w:bookmarkStart w:id="43" w:name="_Toc232620305"/>
+      <w:bookmarkStart w:id="43" w:name="_Toc232748255"/>
       <w:r>
         <w:rPr>
           <w:rFonts w:ascii="Aptos Display" w:hAnsi="Aptos Display"/>
@@ -19321,7 +19321,7 @@
         <w:pStyle w:val="Titre2"/>
         <w:spacing w:before="460" w:after="220"/>
       </w:pPr>
-      <w:bookmarkStart w:id="44" w:name="_Toc232620306"/>
+      <w:bookmarkStart w:id="44" w:name="_Toc232748256"/>
       <w:r>
         <w:rPr>
           <w:rFonts w:ascii="Aptos Display" w:hAnsi="Aptos Display"/>
@@ -19397,7 +19397,7 @@
         <w:pStyle w:val="Titre2"/>
         <w:spacing w:before="460" w:after="220"/>
       </w:pPr>
-      <w:bookmarkStart w:id="45" w:name="_Toc232620307"/>
+      <w:bookmarkStart w:id="45" w:name="_Toc232748257"/>
       <w:r>
         <w:rPr>
           <w:rFonts w:ascii="Aptos Display" w:hAnsi="Aptos Display"/>
@@ -19777,7 +19777,7 @@
         <w:pStyle w:val="Titre2"/>
         <w:spacing w:before="460" w:after="220"/>
       </w:pPr>
-      <w:bookmarkStart w:id="46" w:name="_Toc232620308"/>
+      <w:bookmarkStart w:id="46" w:name="_Toc232748258"/>
       <w:r>
         <w:rPr>
           <w:rFonts w:ascii="Aptos Display" w:hAnsi="Aptos Display"/>
@@ -19962,7 +19962,7 @@
         </w:pBdr>
         <w:spacing w:before="80" w:after="200"/>
       </w:pPr>
-      <w:bookmarkStart w:id="47" w:name="_Toc232620309"/>
+      <w:bookmarkStart w:id="47" w:name="_Toc232748259"/>
       <w:r>
         <w:rPr>
           <w:rFonts w:ascii="Aptos Display" w:hAnsi="Aptos Display"/>
@@ -19988,7 +19988,7 @@
         <w:pStyle w:val="Titre2"/>
         <w:spacing w:before="460" w:after="220"/>
       </w:pPr>
-      <w:bookmarkStart w:id="48" w:name="_Toc232620310"/>
+      <w:bookmarkStart w:id="48" w:name="_Toc232748260"/>
       <w:r>
         <w:rPr>
           <w:rFonts w:ascii="Aptos Display" w:hAnsi="Aptos Display"/>
@@ -20109,7 +20109,7 @@
         <w:pStyle w:val="Titre2"/>
         <w:spacing w:before="460" w:after="220"/>
       </w:pPr>
-      <w:bookmarkStart w:id="49" w:name="_Toc232620311"/>
+      <w:bookmarkStart w:id="49" w:name="_Toc232748261"/>
       <w:r>
         <w:rPr>
           <w:rFonts w:ascii="Aptos Display" w:hAnsi="Aptos Display"/>
@@ -20244,7 +20244,7 @@
         <w:pStyle w:val="Titre2"/>
         <w:spacing w:before="460" w:after="220"/>
       </w:pPr>
-      <w:bookmarkStart w:id="50" w:name="_Toc232620312"/>
+      <w:bookmarkStart w:id="50" w:name="_Toc232748262"/>
       <w:r>
         <w:rPr>
           <w:rFonts w:ascii="Aptos Display" w:hAnsi="Aptos Display"/>
@@ -20994,7 +20994,7 @@
         <w:pStyle w:val="Titre2"/>
         <w:spacing w:before="460" w:after="220"/>
       </w:pPr>
-      <w:bookmarkStart w:id="51" w:name="_Toc232620313"/>
+      <w:bookmarkStart w:id="51" w:name="_Toc232748263"/>
       <w:r>
         <w:rPr>
           <w:rFonts w:ascii="Aptos Display" w:hAnsi="Aptos Display"/>
@@ -21224,7 +21224,7 @@
         <w:pStyle w:val="Titre2"/>
         <w:spacing w:before="460" w:after="220"/>
       </w:pPr>
-      <w:bookmarkStart w:id="52" w:name="_Toc232620314"/>
+      <w:bookmarkStart w:id="52" w:name="_Toc232748264"/>
       <w:r>
         <w:rPr>
           <w:rFonts w:ascii="Aptos Display" w:hAnsi="Aptos Display"/>
@@ -21460,7 +21460,7 @@
         <w:pStyle w:val="Titre2"/>
         <w:spacing w:before="460" w:after="220"/>
       </w:pPr>
-      <w:bookmarkStart w:id="53" w:name="_Toc232620315"/>
+      <w:bookmarkStart w:id="53" w:name="_Toc232748265"/>
       <w:r>
         <w:rPr>
           <w:rFonts w:ascii="Aptos Display" w:hAnsi="Aptos Display"/>
@@ -21957,7 +21957,7 @@
         <w:pStyle w:val="Titre2"/>
         <w:spacing w:before="460" w:after="220"/>
       </w:pPr>
-      <w:bookmarkStart w:id="54" w:name="_Toc232620316"/>
+      <w:bookmarkStart w:id="54" w:name="_Toc232748266"/>
       <w:r>
         <w:rPr>
           <w:rFonts w:ascii="Aptos Display" w:hAnsi="Aptos Display"/>
@@ -22047,7 +22047,7 @@
         <w:pStyle w:val="Titre2"/>
         <w:spacing w:before="460" w:after="220"/>
       </w:pPr>
-      <w:bookmarkStart w:id="55" w:name="_Toc232620317"/>
+      <w:bookmarkStart w:id="55" w:name="_Toc232748267"/>
       <w:r>
         <w:rPr>
           <w:rFonts w:ascii="Aptos Display" w:hAnsi="Aptos Display"/>
@@ -22215,7 +22215,7 @@
         <w:pStyle w:val="Titre2"/>
         <w:spacing w:before="460" w:after="220"/>
       </w:pPr>
-      <w:bookmarkStart w:id="56" w:name="_Toc232620318"/>
+      <w:bookmarkStart w:id="56" w:name="_Toc232748268"/>
       <w:r>
         <w:rPr>
           <w:rFonts w:ascii="Aptos Display" w:hAnsi="Aptos Display"/>
@@ -22629,7 +22629,7 @@
         <w:pStyle w:val="Titre2"/>
         <w:spacing w:before="460" w:after="220"/>
       </w:pPr>
-      <w:bookmarkStart w:id="57" w:name="_Toc232620319"/>
+      <w:bookmarkStart w:id="57" w:name="_Toc232748269"/>
       <w:r>
         <w:rPr>
           <w:rFonts w:ascii="Aptos Display" w:hAnsi="Aptos Display"/>
@@ -23028,7 +23028,7 @@
         <w:pStyle w:val="Titre2"/>
         <w:spacing w:before="460" w:after="220"/>
       </w:pPr>
-      <w:bookmarkStart w:id="58" w:name="_Toc232620320"/>
+      <w:bookmarkStart w:id="58" w:name="_Toc232748270"/>
       <w:r>
         <w:rPr>
           <w:rFonts w:ascii="Aptos Display" w:hAnsi="Aptos Display"/>
@@ -23373,7 +23373,7 @@
         <w:pStyle w:val="Titre2"/>
         <w:spacing w:before="460" w:after="220"/>
       </w:pPr>
-      <w:bookmarkStart w:id="59" w:name="_Toc232620321"/>
+      <w:bookmarkStart w:id="59" w:name="_Toc232748271"/>
       <w:r>
         <w:rPr>
           <w:rFonts w:ascii="Aptos Display" w:hAnsi="Aptos Display"/>
@@ -23496,7 +23496,7 @@
         <w:pStyle w:val="Titre2"/>
         <w:spacing w:before="460" w:after="220"/>
       </w:pPr>
-      <w:bookmarkStart w:id="60" w:name="_Toc232620322"/>
+      <w:bookmarkStart w:id="60" w:name="_Toc232748272"/>
       <w:r>
         <w:rPr>
           <w:rFonts w:ascii="Aptos Display" w:hAnsi="Aptos Display"/>
@@ -24040,7 +24040,7 @@
         </w:pBdr>
         <w:spacing w:before="80" w:after="200"/>
       </w:pPr>
-      <w:bookmarkStart w:id="61" w:name="_Toc232620323"/>
+      <w:bookmarkStart w:id="61" w:name="_Toc232748273"/>
       <w:r>
         <w:rPr>
           <w:rFonts w:ascii="Aptos Display" w:hAnsi="Aptos Display"/>
@@ -24122,7 +24122,7 @@
         <w:pStyle w:val="Titre2"/>
         <w:spacing w:before="460" w:after="220"/>
       </w:pPr>
-      <w:bookmarkStart w:id="62" w:name="_Toc232620324"/>
+      <w:bookmarkStart w:id="62" w:name="_Toc232748274"/>
       <w:r>
         <w:rPr>
           <w:rFonts w:ascii="Aptos Display" w:hAnsi="Aptos Display"/>
@@ -24459,7 +24459,7 @@
         <w:pStyle w:val="Titre2"/>
         <w:spacing w:before="460" w:after="220"/>
       </w:pPr>
-      <w:bookmarkStart w:id="63" w:name="_Toc232620325"/>
+      <w:bookmarkStart w:id="63" w:name="_Toc232748275"/>
       <w:r>
         <w:rPr>
           <w:rFonts w:ascii="Aptos Display" w:hAnsi="Aptos Display"/>
@@ -24764,7 +24764,7 @@
         <w:pStyle w:val="Titre2"/>
         <w:spacing w:before="460" w:after="220"/>
       </w:pPr>
-      <w:bookmarkStart w:id="64" w:name="_Toc232620326"/>
+      <w:bookmarkStart w:id="64" w:name="_Toc232748276"/>
       <w:r>
         <w:rPr>
           <w:rFonts w:ascii="Aptos Display" w:hAnsi="Aptos Display"/>
@@ -24940,7 +24940,7 @@
         <w:pStyle w:val="Titre2"/>
         <w:spacing w:before="460" w:after="220"/>
       </w:pPr>
-      <w:bookmarkStart w:id="65" w:name="_Toc232620327"/>
+      <w:bookmarkStart w:id="65" w:name="_Toc232748277"/>
       <w:r>
         <w:rPr>
           <w:rFonts w:ascii="Aptos Display" w:hAnsi="Aptos Display"/>
@@ -25167,7 +25167,7 @@
         <w:pStyle w:val="Titre2"/>
         <w:spacing w:before="460" w:after="220"/>
       </w:pPr>
-      <w:bookmarkStart w:id="66" w:name="_Toc232620328"/>
+      <w:bookmarkStart w:id="66" w:name="_Toc232748278"/>
       <w:r>
         <w:rPr>
           <w:rFonts w:ascii="Aptos Display" w:hAnsi="Aptos Display"/>
@@ -25736,7 +25736,7 @@
         <w:pStyle w:val="Titre3"/>
         <w:spacing w:before="60" w:after="80"/>
       </w:pPr>
-      <w:bookmarkStart w:id="67" w:name="_Toc232620329"/>
+      <w:bookmarkStart w:id="67" w:name="_Toc232748279"/>
       <w:r>
         <w:rPr>
           <w:rFonts w:ascii="Aptos" w:hAnsi="Aptos"/>
@@ -26039,7 +26039,7 @@
         <w:pStyle w:val="Titre2"/>
         <w:spacing w:before="460" w:after="220"/>
       </w:pPr>
-      <w:bookmarkStart w:id="68" w:name="_Toc232620330"/>
+      <w:bookmarkStart w:id="68" w:name="_Toc232748280"/>
       <w:r>
         <w:rPr>
           <w:rFonts w:ascii="Aptos Display" w:hAnsi="Aptos Display"/>
@@ -26153,7 +26153,7 @@
         <w:pStyle w:val="Titre2"/>
         <w:spacing w:before="460" w:after="220"/>
       </w:pPr>
-      <w:bookmarkStart w:id="69" w:name="_Toc232620331"/>
+      <w:bookmarkStart w:id="69" w:name="_Toc232748281"/>
       <w:r>
         <w:rPr>
           <w:rFonts w:ascii="Aptos Display" w:hAnsi="Aptos Display"/>
@@ -26296,7 +26296,7 @@
         <w:pStyle w:val="Titre2"/>
         <w:spacing w:before="460" w:after="220"/>
       </w:pPr>
-      <w:bookmarkStart w:id="70" w:name="_Toc232620332"/>
+      <w:bookmarkStart w:id="70" w:name="_Toc232748282"/>
       <w:r>
         <w:rPr>
           <w:rFonts w:ascii="Aptos Display" w:hAnsi="Aptos Display"/>
@@ -26602,7 +26602,7 @@
         <w:pStyle w:val="Titre3"/>
         <w:spacing w:before="60" w:after="80"/>
       </w:pPr>
-      <w:bookmarkStart w:id="71" w:name="_Toc232620333"/>
+      <w:bookmarkStart w:id="71" w:name="_Toc232748283"/>
       <w:r>
         <w:rPr>
           <w:rFonts w:ascii="Aptos" w:hAnsi="Aptos"/>
@@ -27019,7 +27019,7 @@
         <w:pStyle w:val="Titre2"/>
         <w:spacing w:before="460" w:after="220"/>
       </w:pPr>
-      <w:bookmarkStart w:id="72" w:name="_Toc232620334"/>
+      <w:bookmarkStart w:id="72" w:name="_Toc232748284"/>
       <w:r>
         <w:rPr>
           <w:rFonts w:ascii="Aptos Display" w:hAnsi="Aptos Display"/>
@@ -27211,7 +27211,7 @@
         <w:pStyle w:val="Titre3"/>
         <w:spacing w:before="60" w:after="80"/>
       </w:pPr>
-      <w:bookmarkStart w:id="73" w:name="_Toc232620335"/>
+      <w:bookmarkStart w:id="73" w:name="_Toc232748285"/>
       <w:r>
         <w:rPr>
           <w:rFonts w:ascii="Aptos" w:hAnsi="Aptos"/>
@@ -27585,7 +27585,7 @@
         <w:pStyle w:val="Titre3"/>
         <w:spacing w:before="60" w:after="80"/>
       </w:pPr>
-      <w:bookmarkStart w:id="74" w:name="_Toc232620336"/>
+      <w:bookmarkStart w:id="74" w:name="_Toc232748286"/>
       <w:r>
         <w:rPr>
           <w:rFonts w:ascii="Aptos" w:hAnsi="Aptos"/>
@@ -27934,7 +27934,7 @@
         <w:pStyle w:val="Titre3"/>
         <w:spacing w:before="60" w:after="80"/>
       </w:pPr>
-      <w:bookmarkStart w:id="75" w:name="_Toc232620337"/>
+      <w:bookmarkStart w:id="75" w:name="_Toc232748287"/>
       <w:r>
         <w:rPr>
           <w:rFonts w:ascii="Aptos" w:hAnsi="Aptos"/>
@@ -28741,7 +28741,7 @@
         <w:pStyle w:val="Titre2"/>
         <w:spacing w:before="460" w:after="220"/>
       </w:pPr>
-      <w:bookmarkStart w:id="76" w:name="_Toc232620338"/>
+      <w:bookmarkStart w:id="76" w:name="_Toc232748288"/>
       <w:r>
         <w:rPr>
           <w:rFonts w:ascii="Aptos Display" w:hAnsi="Aptos Display"/>
@@ -29163,7 +29163,7 @@
         <w:pStyle w:val="Titre2"/>
         <w:spacing w:before="460" w:after="220"/>
       </w:pPr>
-      <w:bookmarkStart w:id="77" w:name="_Toc232620339"/>
+      <w:bookmarkStart w:id="77" w:name="_Toc232748289"/>
       <w:r>
         <w:rPr>
           <w:rFonts w:ascii="Aptos Display" w:hAnsi="Aptos Display"/>
@@ -29419,7 +29419,7 @@
         <w:pStyle w:val="Titre2"/>
         <w:spacing w:before="460" w:after="220"/>
       </w:pPr>
-      <w:bookmarkStart w:id="78" w:name="_Toc232620340"/>
+      <w:bookmarkStart w:id="78" w:name="_Toc232748290"/>
       <w:r>
         <w:rPr>
           <w:rFonts w:ascii="Aptos Display" w:hAnsi="Aptos Display"/>
@@ -29870,7 +29870,7 @@
         <w:pStyle w:val="Titre2"/>
         <w:spacing w:before="460" w:after="220"/>
       </w:pPr>
-      <w:bookmarkStart w:id="79" w:name="_Toc232620341"/>
+      <w:bookmarkStart w:id="79" w:name="_Toc232748291"/>
       <w:r>
         <w:rPr>
           <w:rFonts w:ascii="Aptos Display" w:hAnsi="Aptos Display"/>
@@ -30357,7 +30357,7 @@
         <w:pStyle w:val="Titre2"/>
         <w:spacing w:before="460" w:after="220"/>
       </w:pPr>
-      <w:bookmarkStart w:id="80" w:name="_Toc232620342"/>
+      <w:bookmarkStart w:id="80" w:name="_Toc232748292"/>
       <w:r>
         <w:rPr>
           <w:rFonts w:ascii="Aptos Display" w:hAnsi="Aptos Display"/>
@@ -30500,7 +30500,7 @@
         <w:pStyle w:val="Titre2"/>
         <w:spacing w:before="460" w:after="220"/>
       </w:pPr>
-      <w:bookmarkStart w:id="81" w:name="_Toc232620343"/>
+      <w:bookmarkStart w:id="81" w:name="_Toc232748293"/>
       <w:r>
         <w:rPr>
           <w:rFonts w:ascii="Aptos Display" w:hAnsi="Aptos Display"/>
@@ -30642,7 +30642,7 @@
         <w:pStyle w:val="Titre2"/>
         <w:spacing w:before="460" w:after="220"/>
       </w:pPr>
-      <w:bookmarkStart w:id="82" w:name="_Toc232620344"/>
+      <w:bookmarkStart w:id="82" w:name="_Toc232748294"/>
       <w:r>
         <w:rPr>
           <w:rFonts w:ascii="Aptos Display" w:hAnsi="Aptos Display"/>
@@ -30819,7 +30819,7 @@
         <w:pStyle w:val="Titre2"/>
         <w:spacing w:before="460" w:after="220"/>
       </w:pPr>
-      <w:bookmarkStart w:id="83" w:name="_Toc232620345"/>
+      <w:bookmarkStart w:id="83" w:name="_Toc232748295"/>
       <w:r>
         <w:rPr>
           <w:rFonts w:ascii="Aptos Display" w:hAnsi="Aptos Display"/>
@@ -31342,7 +31342,7 @@
         <w:pStyle w:val="Titre3"/>
         <w:spacing w:before="60" w:after="80"/>
       </w:pPr>
-      <w:bookmarkStart w:id="84" w:name="_Toc232620346"/>
+      <w:bookmarkStart w:id="84" w:name="_Toc232748296"/>
       <w:r>
         <w:rPr>
           <w:rFonts w:ascii="Aptos" w:hAnsi="Aptos"/>
@@ -32069,7 +32069,7 @@
         <w:pStyle w:val="Titre3"/>
         <w:spacing w:before="60" w:after="80"/>
       </w:pPr>
-      <w:bookmarkStart w:id="85" w:name="_Toc232620347"/>
+      <w:bookmarkStart w:id="85" w:name="_Toc232748297"/>
       <w:r>
         <w:rPr>
           <w:rFonts w:ascii="Aptos" w:hAnsi="Aptos"/>
@@ -32542,7 +32542,7 @@
         <w:pStyle w:val="Titre3"/>
         <w:spacing w:before="60" w:after="80"/>
       </w:pPr>
-      <w:bookmarkStart w:id="86" w:name="_Toc232620348"/>
+      <w:bookmarkStart w:id="86" w:name="_Toc232748298"/>
       <w:r>
         <w:rPr>
           <w:rFonts w:ascii="Aptos" w:hAnsi="Aptos"/>
@@ -33202,7 +33202,7 @@
         <w:pStyle w:val="Titre3"/>
         <w:spacing w:before="60" w:after="80"/>
       </w:pPr>
-      <w:bookmarkStart w:id="87" w:name="_Toc232620349"/>
+      <w:bookmarkStart w:id="87" w:name="_Toc232748299"/>
       <w:r>
         <w:rPr>
           <w:rFonts w:ascii="Aptos" w:hAnsi="Aptos"/>
@@ -33387,7 +33387,7 @@
         <w:pStyle w:val="Titre3"/>
         <w:spacing w:before="60" w:after="80"/>
       </w:pPr>
-      <w:bookmarkStart w:id="88" w:name="_Toc232620350"/>
+      <w:bookmarkStart w:id="88" w:name="_Toc232748300"/>
       <w:r>
         <w:rPr>
           <w:rFonts w:ascii="Aptos" w:hAnsi="Aptos"/>
@@ -33454,7 +33454,7 @@
         <w:pStyle w:val="Titre2"/>
         <w:spacing w:before="460" w:after="220"/>
       </w:pPr>
-      <w:bookmarkStart w:id="89" w:name="_Toc232620351"/>
+      <w:bookmarkStart w:id="89" w:name="_Toc232748301"/>
       <w:r>
         <w:rPr>
           <w:rFonts w:ascii="Aptos Display" w:hAnsi="Aptos Display"/>
@@ -33841,7 +33841,7 @@
         <w:pageBreakBefore/>
         <w:spacing w:before="460" w:after="220"/>
       </w:pPr>
-      <w:bookmarkStart w:id="90" w:name="_Toc232620352"/>
+      <w:bookmarkStart w:id="90" w:name="_Toc232748302"/>
       <w:r>
         <w:rPr>
           <w:rFonts w:ascii="Aptos Display" w:hAnsi="Aptos Display"/>
@@ -34002,7 +34002,7 @@
         <w:pStyle w:val="Titre3"/>
         <w:spacing w:before="60" w:after="80"/>
       </w:pPr>
-      <w:bookmarkStart w:id="91" w:name="_Toc232620353"/>
+      <w:bookmarkStart w:id="91" w:name="_Toc232748303"/>
       <w:r>
         <w:rPr>
           <w:rFonts w:ascii="Aptos" w:hAnsi="Aptos"/>
@@ -34077,7 +34077,7 @@
         <w:pStyle w:val="Titre3"/>
         <w:spacing w:before="60" w:after="80"/>
       </w:pPr>
-      <w:bookmarkStart w:id="92" w:name="_Toc232620354"/>
+      <w:bookmarkStart w:id="92" w:name="_Toc232748304"/>
       <w:r>
         <w:rPr>
           <w:rFonts w:ascii="Aptos" w:hAnsi="Aptos"/>
@@ -34214,7 +34214,7 @@
         <w:pStyle w:val="Titre3"/>
         <w:spacing w:before="60" w:after="80"/>
       </w:pPr>
-      <w:bookmarkStart w:id="93" w:name="_Toc232620355"/>
+      <w:bookmarkStart w:id="93" w:name="_Toc232748305"/>
       <w:r>
         <w:rPr>
           <w:rFonts w:ascii="Aptos" w:hAnsi="Aptos"/>
@@ -34264,7 +34264,7 @@
         <w:pStyle w:val="Titre3"/>
         <w:spacing w:before="60" w:after="80"/>
       </w:pPr>
-      <w:bookmarkStart w:id="94" w:name="_Toc232620356"/>
+      <w:bookmarkStart w:id="94" w:name="_Toc232748306"/>
       <w:r>
         <w:rPr>
           <w:rFonts w:ascii="Aptos" w:hAnsi="Aptos"/>
@@ -34539,7 +34539,7 @@
         <w:pStyle w:val="Titre3"/>
         <w:spacing w:before="60" w:after="80"/>
       </w:pPr>
-      <w:bookmarkStart w:id="95" w:name="_Toc232620357"/>
+      <w:bookmarkStart w:id="95" w:name="_Toc232748307"/>
       <w:r>
         <w:rPr>
           <w:rFonts w:ascii="Aptos" w:hAnsi="Aptos"/>
@@ -34708,7 +34708,7 @@
         </w:pBdr>
         <w:spacing w:before="80" w:after="200"/>
       </w:pPr>
-      <w:bookmarkStart w:id="96" w:name="_Toc232620358"/>
+      <w:bookmarkStart w:id="96" w:name="_Toc232748308"/>
       <w:r>
         <w:rPr>
           <w:rFonts w:ascii="Aptos Display" w:hAnsi="Aptos Display"/>
@@ -34918,7 +34918,7 @@
         <w:pStyle w:val="Titre2"/>
         <w:spacing w:before="460" w:after="220"/>
       </w:pPr>
-      <w:bookmarkStart w:id="97" w:name="_Toc232620359"/>
+      <w:bookmarkStart w:id="97" w:name="_Toc232748309"/>
       <w:r>
         <w:rPr>
           <w:rFonts w:ascii="Aptos Display" w:hAnsi="Aptos Display"/>
@@ -35024,7 +35024,7 @@
         <w:pStyle w:val="Titre2"/>
         <w:spacing w:before="460" w:after="220"/>
       </w:pPr>
-      <w:bookmarkStart w:id="98" w:name="_Toc232620360"/>
+      <w:bookmarkStart w:id="98" w:name="_Toc232748310"/>
       <w:r>
         <w:rPr>
           <w:rFonts w:ascii="Aptos Display" w:hAnsi="Aptos Display"/>
@@ -35129,7 +35129,7 @@
         <w:pStyle w:val="Titre2"/>
         <w:spacing w:before="460" w:after="220"/>
       </w:pPr>
-      <w:bookmarkStart w:id="99" w:name="_Toc232620361"/>
+      <w:bookmarkStart w:id="99" w:name="_Toc232748311"/>
       <w:r>
         <w:rPr>
           <w:rFonts w:ascii="Aptos Display" w:hAnsi="Aptos Display"/>
@@ -35891,7 +35891,7 @@
         <w:pStyle w:val="Titre2"/>
         <w:spacing w:before="460" w:after="220"/>
       </w:pPr>
-      <w:bookmarkStart w:id="100" w:name="_Toc232620362"/>
+      <w:bookmarkStart w:id="100" w:name="_Toc232748312"/>
       <w:r>
         <w:rPr>
           <w:rFonts w:ascii="Aptos Display" w:hAnsi="Aptos Display"/>
@@ -36347,7 +36347,7 @@
         <w:pStyle w:val="Titre2"/>
         <w:spacing w:before="460" w:after="220"/>
       </w:pPr>
-      <w:bookmarkStart w:id="101" w:name="_Toc232620363"/>
+      <w:bookmarkStart w:id="101" w:name="_Toc232748313"/>
       <w:r>
         <w:rPr>
           <w:rFonts w:ascii="Aptos Display" w:hAnsi="Aptos Display"/>
@@ -36848,7 +36848,7 @@
         <w:pStyle w:val="Titre2"/>
         <w:spacing w:before="460" w:after="220"/>
       </w:pPr>
-      <w:bookmarkStart w:id="102" w:name="_Toc232620364"/>
+      <w:bookmarkStart w:id="102" w:name="_Toc232748314"/>
       <w:r>
         <w:rPr>
           <w:rFonts w:ascii="Aptos Display" w:hAnsi="Aptos Display"/>
@@ -37118,7 +37118,7 @@
         <w:pStyle w:val="Titre2"/>
         <w:spacing w:before="460" w:after="220"/>
       </w:pPr>
-      <w:bookmarkStart w:id="103" w:name="_Toc232620365"/>
+      <w:bookmarkStart w:id="103" w:name="_Toc232748315"/>
       <w:r>
         <w:rPr>
           <w:rFonts w:ascii="Aptos Display" w:hAnsi="Aptos Display"/>
@@ -37716,7 +37716,7 @@
         <w:pStyle w:val="Titre2"/>
         <w:spacing w:before="460" w:after="220"/>
       </w:pPr>
-      <w:bookmarkStart w:id="104" w:name="_Toc232620366"/>
+      <w:bookmarkStart w:id="104" w:name="_Toc232748316"/>
       <w:r>
         <w:rPr>
           <w:rFonts w:ascii="Aptos Display" w:hAnsi="Aptos Display"/>
@@ -38133,7 +38133,7 @@
         <w:pStyle w:val="Titre2"/>
         <w:spacing w:before="460" w:after="220"/>
       </w:pPr>
-      <w:bookmarkStart w:id="105" w:name="_Toc232620367"/>
+      <w:bookmarkStart w:id="105" w:name="_Toc232748317"/>
       <w:r>
         <w:rPr>
           <w:rFonts w:ascii="Aptos Display" w:hAnsi="Aptos Display"/>
@@ -38686,7 +38686,7 @@
         <w:pStyle w:val="Titre2"/>
         <w:spacing w:before="460" w:after="220"/>
       </w:pPr>
-      <w:bookmarkStart w:id="106" w:name="_Toc232620368"/>
+      <w:bookmarkStart w:id="106" w:name="_Toc232748318"/>
       <w:r>
         <w:rPr>
           <w:rFonts w:ascii="Aptos Display" w:hAnsi="Aptos Display"/>
@@ -38779,7 +38779,7 @@
         <w:pStyle w:val="Titre2"/>
         <w:spacing w:before="460" w:after="220"/>
       </w:pPr>
-      <w:bookmarkStart w:id="107" w:name="_Toc232620369"/>
+      <w:bookmarkStart w:id="107" w:name="_Toc232748319"/>
       <w:r>
         <w:rPr>
           <w:rFonts w:ascii="Aptos Display" w:hAnsi="Aptos Display"/>
@@ -39052,7 +39052,7 @@
         <w:pStyle w:val="Titre2"/>
         <w:spacing w:before="460" w:after="220"/>
       </w:pPr>
-      <w:bookmarkStart w:id="108" w:name="_Toc232620370"/>
+      <w:bookmarkStart w:id="108" w:name="_Toc232748320"/>
       <w:r>
         <w:rPr>
           <w:rFonts w:ascii="Aptos Display" w:hAnsi="Aptos Display"/>
@@ -39157,7 +39157,7 @@
         <w:pStyle w:val="Titre2"/>
         <w:spacing w:before="460" w:after="220"/>
       </w:pPr>
-      <w:bookmarkStart w:id="109" w:name="_Toc232620371"/>
+      <w:bookmarkStart w:id="109" w:name="_Toc232748321"/>
       <w:r>
         <w:rPr>
           <w:rFonts w:ascii="Aptos Display" w:hAnsi="Aptos Display"/>
@@ -39266,7 +39266,7 @@
         <w:pStyle w:val="Titre2"/>
         <w:spacing w:before="460" w:after="220"/>
       </w:pPr>
-      <w:bookmarkStart w:id="110" w:name="_Toc232620372"/>
+      <w:bookmarkStart w:id="110" w:name="_Toc232748322"/>
       <w:r>
         <w:rPr>
           <w:rFonts w:ascii="Aptos Display" w:hAnsi="Aptos Display"/>
@@ -39463,7 +39463,7 @@
         </w:pBdr>
         <w:spacing w:before="80" w:after="200"/>
       </w:pPr>
-      <w:bookmarkStart w:id="111" w:name="_Toc232620373"/>
+      <w:bookmarkStart w:id="111" w:name="_Toc232748323"/>
       <w:r>
         <w:rPr>
           <w:rFonts w:ascii="Aptos Display" w:hAnsi="Aptos Display"/>
@@ -39573,7 +39573,7 @@
         <w:pStyle w:val="Titre2"/>
         <w:spacing w:before="460" w:after="220"/>
       </w:pPr>
-      <w:bookmarkStart w:id="112" w:name="_Toc232620374"/>
+      <w:bookmarkStart w:id="112" w:name="_Toc232748324"/>
       <w:r>
         <w:rPr>
           <w:rFonts w:ascii="Aptos Display" w:hAnsi="Aptos Display"/>
@@ -39667,7 +39667,7 @@
         <w:pStyle w:val="Titre2"/>
         <w:spacing w:before="460" w:after="220"/>
       </w:pPr>
-      <w:bookmarkStart w:id="113" w:name="_Toc232620375"/>
+      <w:bookmarkStart w:id="113" w:name="_Toc232748325"/>
       <w:r>
         <w:rPr>
           <w:rFonts w:ascii="Aptos Display" w:hAnsi="Aptos Display"/>
@@ -39961,7 +39961,7 @@
         <w:pStyle w:val="Titre2"/>
         <w:spacing w:before="460" w:after="220"/>
       </w:pPr>
-      <w:bookmarkStart w:id="114" w:name="_Toc232620376"/>
+      <w:bookmarkStart w:id="114" w:name="_Toc232748326"/>
       <w:r>
         <w:rPr>
           <w:rFonts w:ascii="Aptos Display" w:hAnsi="Aptos Display"/>
@@ -40064,7 +40064,7 @@
         <w:pStyle w:val="Titre2"/>
         <w:spacing w:before="460" w:after="220"/>
       </w:pPr>
-      <w:bookmarkStart w:id="115" w:name="_Toc232620377"/>
+      <w:bookmarkStart w:id="115" w:name="_Toc232748327"/>
       <w:r>
         <w:rPr>
           <w:rFonts w:ascii="Aptos Display" w:hAnsi="Aptos Display"/>
@@ -40165,7 +40165,7 @@
         <w:pStyle w:val="Titre2"/>
         <w:spacing w:before="460" w:after="220"/>
       </w:pPr>
-      <w:bookmarkStart w:id="116" w:name="_Toc232620378"/>
+      <w:bookmarkStart w:id="116" w:name="_Toc232748328"/>
       <w:r>
         <w:rPr>
           <w:rFonts w:ascii="Aptos Display" w:hAnsi="Aptos Display"/>
@@ -40308,7 +40308,7 @@
         <w:pStyle w:val="Titre2"/>
         <w:spacing w:before="460" w:after="220"/>
       </w:pPr>
-      <w:bookmarkStart w:id="117" w:name="_Toc232620379"/>
+      <w:bookmarkStart w:id="117" w:name="_Toc232748329"/>
       <w:r>
         <w:rPr>
           <w:rFonts w:ascii="Aptos Display" w:hAnsi="Aptos Display"/>
@@ -40418,7 +40418,7 @@
         <w:pStyle w:val="Titre2"/>
         <w:spacing w:before="460" w:after="220"/>
       </w:pPr>
-      <w:bookmarkStart w:id="118" w:name="_Toc232620380"/>
+      <w:bookmarkStart w:id="118" w:name="_Toc232748330"/>
       <w:r>
         <w:rPr>
           <w:rFonts w:ascii="Aptos Display" w:hAnsi="Aptos Display"/>
@@ -40486,7 +40486,7 @@
         <w:pStyle w:val="Titre2"/>
         <w:spacing w:before="460" w:after="220"/>
       </w:pPr>
-      <w:bookmarkStart w:id="119" w:name="_Toc232620381"/>
+      <w:bookmarkStart w:id="119" w:name="_Toc232748331"/>
       <w:r>
         <w:rPr>
           <w:rFonts w:ascii="Aptos Display" w:hAnsi="Aptos Display"/>
@@ -40577,7 +40577,7 @@
         <w:pStyle w:val="Titre2"/>
         <w:spacing w:before="460" w:after="220"/>
       </w:pPr>
-      <w:bookmarkStart w:id="120" w:name="_Toc232620382"/>
+      <w:bookmarkStart w:id="120" w:name="_Toc232748332"/>
       <w:r>
         <w:rPr>
           <w:rFonts w:ascii="Aptos Display" w:hAnsi="Aptos Display"/>
@@ -40663,7 +40663,7 @@
         <w:pStyle w:val="Titre2"/>
         <w:spacing w:before="460" w:after="220"/>
       </w:pPr>
-      <w:bookmarkStart w:id="121" w:name="_Toc232620383"/>
+      <w:bookmarkStart w:id="121" w:name="_Toc232748333"/>
       <w:r>
         <w:rPr>
           <w:rFonts w:ascii="Aptos Display" w:hAnsi="Aptos Display"/>
@@ -40772,7 +40772,7 @@
         </w:pBdr>
         <w:spacing w:before="80" w:after="200"/>
       </w:pPr>
-      <w:bookmarkStart w:id="122" w:name="_Toc232620384"/>
+      <w:bookmarkStart w:id="122" w:name="_Toc232748334"/>
       <w:r>
         <w:rPr>
           <w:rFonts w:ascii="Aptos Display" w:hAnsi="Aptos Display"/>
@@ -40788,7 +40788,7 @@
         <w:pStyle w:val="Titre2"/>
         <w:spacing w:before="460" w:after="220"/>
       </w:pPr>
-      <w:bookmarkStart w:id="123" w:name="_Toc232620385"/>
+      <w:bookmarkStart w:id="123" w:name="_Toc232748335"/>
       <w:r>
         <w:rPr>
           <w:rFonts w:ascii="Aptos Display" w:hAnsi="Aptos Display"/>
@@ -41004,7 +41004,7 @@
         <w:pStyle w:val="Titre2"/>
         <w:spacing w:before="460" w:after="220"/>
       </w:pPr>
-      <w:bookmarkStart w:id="124" w:name="_Toc232620386"/>
+      <w:bookmarkStart w:id="124" w:name="_Toc232748336"/>
       <w:r>
         <w:rPr>
           <w:rFonts w:ascii="Aptos Display" w:hAnsi="Aptos Display"/>
@@ -41139,7 +41139,7 @@
         <w:pStyle w:val="Titre2"/>
         <w:spacing w:before="460" w:after="220"/>
       </w:pPr>
-      <w:bookmarkStart w:id="125" w:name="_Toc232620387"/>
+      <w:bookmarkStart w:id="125" w:name="_Toc232748337"/>
       <w:r>
         <w:rPr>
           <w:rFonts w:ascii="Aptos Display" w:hAnsi="Aptos Display"/>
@@ -42087,7 +42087,7 @@
         <w:pStyle w:val="Titre2"/>
         <w:spacing w:before="460" w:after="220"/>
       </w:pPr>
-      <w:bookmarkStart w:id="126" w:name="_Toc232620388"/>
+      <w:bookmarkStart w:id="126" w:name="_Toc232748338"/>
       <w:r>
         <w:rPr>
           <w:rFonts w:ascii="Aptos Display" w:hAnsi="Aptos Display"/>
@@ -42195,7 +42195,7 @@
         </w:pBdr>
         <w:spacing w:before="80" w:after="200"/>
       </w:pPr>
-      <w:bookmarkStart w:id="127" w:name="_Toc232620389"/>
+      <w:bookmarkStart w:id="127" w:name="_Toc232748339"/>
       <w:r>
         <w:rPr>
           <w:rFonts w:ascii="Aptos Display" w:hAnsi="Aptos Display"/>

--- a/docs/user_guide/MFDStudio_End_To_End_User_Guide.docx
+++ b/docs/user_guide/MFDStudio_End_To_End_User_Guide.docx
@@ -60,7 +60,7 @@
               <w:t xml:space="preserve">Document generated on </w:t>
             </w:r>
             <w:r>
-              <w:t>2026-06-13 10:23</w:t>
+              <w:t>2026-06-20 07:35</w:t>
             </w:r>
             <w:r>
               <w:rPr>
@@ -211,7 +211,7 @@
       <w:pPr>
         <w:pStyle w:val="Titre1"/>
       </w:pPr>
-      <w:bookmarkStart w:id="0" w:name="_Toc232748212"/>
+      <w:bookmarkStart w:id="0" w:name="_Toc232834467"/>
       <w:r>
         <w:t>Table of Contents</w:t>
       </w:r>
@@ -243,7 +243,7 @@
       <w:r>
         <w:fldChar w:fldCharType="separate"/>
       </w:r>
-      <w:hyperlink w:anchor="_Toc232748212" w:history="1">
+      <w:hyperlink w:anchor="_Toc232834467" w:history="1">
         <w:r>
           <w:rPr>
             <w:rStyle w:val="Lienhypertexte"/>
@@ -270,7 +270,7 @@
             <w:noProof/>
             <w:webHidden/>
           </w:rPr>
-          <w:instrText xml:space="preserve"> PAGEREF _Toc232748212 \h </w:instrText>
+          <w:instrText xml:space="preserve"> PAGEREF _Toc232834467 \h </w:instrText>
         </w:r>
         <w:r>
           <w:rPr>
@@ -318,7 +318,7 @@
           <w14:ligatures w14:val="standardContextual"/>
         </w:rPr>
       </w:pPr>
-      <w:hyperlink w:anchor="_Toc232748213" w:history="1">
+      <w:hyperlink w:anchor="_Toc232834468" w:history="1">
         <w:r>
           <w:rPr>
             <w:rStyle w:val="Lienhypertexte"/>
@@ -346,7 +346,7 @@
             <w:noProof/>
             <w:webHidden/>
           </w:rPr>
-          <w:instrText xml:space="preserve"> PAGEREF _Toc232748213 \h </w:instrText>
+          <w:instrText xml:space="preserve"> PAGEREF _Toc232834468 \h </w:instrText>
         </w:r>
         <w:r>
           <w:rPr>
@@ -394,7 +394,7 @@
           <w14:ligatures w14:val="standardContextual"/>
         </w:rPr>
       </w:pPr>
-      <w:hyperlink w:anchor="_Toc232748214" w:history="1">
+      <w:hyperlink w:anchor="_Toc232834469" w:history="1">
         <w:r>
           <w:rPr>
             <w:rStyle w:val="Lienhypertexte"/>
@@ -422,7 +422,7 @@
             <w:noProof/>
             <w:webHidden/>
           </w:rPr>
-          <w:instrText xml:space="preserve"> PAGEREF _Toc232748214 \h </w:instrText>
+          <w:instrText xml:space="preserve"> PAGEREF _Toc232834469 \h </w:instrText>
         </w:r>
         <w:r>
           <w:rPr>
@@ -470,7 +470,7 @@
           <w14:ligatures w14:val="standardContextual"/>
         </w:rPr>
       </w:pPr>
-      <w:hyperlink w:anchor="_Toc232748215" w:history="1">
+      <w:hyperlink w:anchor="_Toc232834470" w:history="1">
         <w:r>
           <w:rPr>
             <w:rStyle w:val="Lienhypertexte"/>
@@ -498,7 +498,7 @@
             <w:noProof/>
             <w:webHidden/>
           </w:rPr>
-          <w:instrText xml:space="preserve"> PAGEREF _Toc232748215 \h </w:instrText>
+          <w:instrText xml:space="preserve"> PAGEREF _Toc232834470 \h </w:instrText>
         </w:r>
         <w:r>
           <w:rPr>
@@ -546,7 +546,7 @@
           <w14:ligatures w14:val="standardContextual"/>
         </w:rPr>
       </w:pPr>
-      <w:hyperlink w:anchor="_Toc232748216" w:history="1">
+      <w:hyperlink w:anchor="_Toc232834471" w:history="1">
         <w:r>
           <w:rPr>
             <w:rStyle w:val="Lienhypertexte"/>
@@ -574,7 +574,7 @@
             <w:noProof/>
             <w:webHidden/>
           </w:rPr>
-          <w:instrText xml:space="preserve"> PAGEREF _Toc232748216 \h </w:instrText>
+          <w:instrText xml:space="preserve"> PAGEREF _Toc232834471 \h </w:instrText>
         </w:r>
         <w:r>
           <w:rPr>
@@ -622,7 +622,7 @@
           <w14:ligatures w14:val="standardContextual"/>
         </w:rPr>
       </w:pPr>
-      <w:hyperlink w:anchor="_Toc232748217" w:history="1">
+      <w:hyperlink w:anchor="_Toc232834472" w:history="1">
         <w:r>
           <w:rPr>
             <w:rStyle w:val="Lienhypertexte"/>
@@ -650,7 +650,7 @@
             <w:noProof/>
             <w:webHidden/>
           </w:rPr>
-          <w:instrText xml:space="preserve"> PAGEREF _Toc232748217 \h </w:instrText>
+          <w:instrText xml:space="preserve"> PAGEREF _Toc232834472 \h </w:instrText>
         </w:r>
         <w:r>
           <w:rPr>
@@ -698,7 +698,7 @@
           <w14:ligatures w14:val="standardContextual"/>
         </w:rPr>
       </w:pPr>
-      <w:hyperlink w:anchor="_Toc232748218" w:history="1">
+      <w:hyperlink w:anchor="_Toc232834473" w:history="1">
         <w:r>
           <w:rPr>
             <w:rStyle w:val="Lienhypertexte"/>
@@ -726,7 +726,7 @@
             <w:noProof/>
             <w:webHidden/>
           </w:rPr>
-          <w:instrText xml:space="preserve"> PAGEREF _Toc232748218 \h </w:instrText>
+          <w:instrText xml:space="preserve"> PAGEREF _Toc232834473 \h </w:instrText>
         </w:r>
         <w:r>
           <w:rPr>
@@ -774,7 +774,7 @@
           <w14:ligatures w14:val="standardContextual"/>
         </w:rPr>
       </w:pPr>
-      <w:hyperlink w:anchor="_Toc232748219" w:history="1">
+      <w:hyperlink w:anchor="_Toc232834474" w:history="1">
         <w:r>
           <w:rPr>
             <w:rStyle w:val="Lienhypertexte"/>
@@ -802,7 +802,7 @@
             <w:noProof/>
             <w:webHidden/>
           </w:rPr>
-          <w:instrText xml:space="preserve"> PAGEREF _Toc232748219 \h </w:instrText>
+          <w:instrText xml:space="preserve"> PAGEREF _Toc232834474 \h </w:instrText>
         </w:r>
         <w:r>
           <w:rPr>
@@ -850,7 +850,7 @@
           <w14:ligatures w14:val="standardContextual"/>
         </w:rPr>
       </w:pPr>
-      <w:hyperlink w:anchor="_Toc232748220" w:history="1">
+      <w:hyperlink w:anchor="_Toc232834475" w:history="1">
         <w:r>
           <w:rPr>
             <w:rStyle w:val="Lienhypertexte"/>
@@ -878,7 +878,7 @@
             <w:noProof/>
             <w:webHidden/>
           </w:rPr>
-          <w:instrText xml:space="preserve"> PAGEREF _Toc232748220 \h </w:instrText>
+          <w:instrText xml:space="preserve"> PAGEREF _Toc232834475 \h </w:instrText>
         </w:r>
         <w:r>
           <w:rPr>
@@ -926,7 +926,7 @@
           <w14:ligatures w14:val="standardContextual"/>
         </w:rPr>
       </w:pPr>
-      <w:hyperlink w:anchor="_Toc232748221" w:history="1">
+      <w:hyperlink w:anchor="_Toc232834476" w:history="1">
         <w:r>
           <w:rPr>
             <w:rStyle w:val="Lienhypertexte"/>
@@ -954,7 +954,7 @@
             <w:noProof/>
             <w:webHidden/>
           </w:rPr>
-          <w:instrText xml:space="preserve"> PAGEREF _Toc232748221 \h </w:instrText>
+          <w:instrText xml:space="preserve"> PAGEREF _Toc232834476 \h </w:instrText>
         </w:r>
         <w:r>
           <w:rPr>
@@ -1002,7 +1002,7 @@
           <w14:ligatures w14:val="standardContextual"/>
         </w:rPr>
       </w:pPr>
-      <w:hyperlink w:anchor="_Toc232748222" w:history="1">
+      <w:hyperlink w:anchor="_Toc232834477" w:history="1">
         <w:r>
           <w:rPr>
             <w:rStyle w:val="Lienhypertexte"/>
@@ -1030,7 +1030,7 @@
             <w:noProof/>
             <w:webHidden/>
           </w:rPr>
-          <w:instrText xml:space="preserve"> PAGEREF _Toc232748222 \h </w:instrText>
+          <w:instrText xml:space="preserve"> PAGEREF _Toc232834477 \h </w:instrText>
         </w:r>
         <w:r>
           <w:rPr>
@@ -1078,7 +1078,7 @@
           <w14:ligatures w14:val="standardContextual"/>
         </w:rPr>
       </w:pPr>
-      <w:hyperlink w:anchor="_Toc232748223" w:history="1">
+      <w:hyperlink w:anchor="_Toc232834478" w:history="1">
         <w:r>
           <w:rPr>
             <w:rStyle w:val="Lienhypertexte"/>
@@ -1106,7 +1106,7 @@
             <w:noProof/>
             <w:webHidden/>
           </w:rPr>
-          <w:instrText xml:space="preserve"> PAGEREF _Toc232748223 \h </w:instrText>
+          <w:instrText xml:space="preserve"> PAGEREF _Toc232834478 \h </w:instrText>
         </w:r>
         <w:r>
           <w:rPr>
@@ -1154,7 +1154,7 @@
           <w14:ligatures w14:val="standardContextual"/>
         </w:rPr>
       </w:pPr>
-      <w:hyperlink w:anchor="_Toc232748224" w:history="1">
+      <w:hyperlink w:anchor="_Toc232834479" w:history="1">
         <w:r>
           <w:rPr>
             <w:rStyle w:val="Lienhypertexte"/>
@@ -1182,7 +1182,7 @@
             <w:noProof/>
             <w:webHidden/>
           </w:rPr>
-          <w:instrText xml:space="preserve"> PAGEREF _Toc232748224 \h </w:instrText>
+          <w:instrText xml:space="preserve"> PAGEREF _Toc232834479 \h </w:instrText>
         </w:r>
         <w:r>
           <w:rPr>
@@ -1230,7 +1230,7 @@
           <w14:ligatures w14:val="standardContextual"/>
         </w:rPr>
       </w:pPr>
-      <w:hyperlink w:anchor="_Toc232748225" w:history="1">
+      <w:hyperlink w:anchor="_Toc232834480" w:history="1">
         <w:r>
           <w:rPr>
             <w:rStyle w:val="Lienhypertexte"/>
@@ -1258,7 +1258,7 @@
             <w:noProof/>
             <w:webHidden/>
           </w:rPr>
-          <w:instrText xml:space="preserve"> PAGEREF _Toc232748225 \h </w:instrText>
+          <w:instrText xml:space="preserve"> PAGEREF _Toc232834480 \h </w:instrText>
         </w:r>
         <w:r>
           <w:rPr>
@@ -1306,7 +1306,7 @@
           <w14:ligatures w14:val="standardContextual"/>
         </w:rPr>
       </w:pPr>
-      <w:hyperlink w:anchor="_Toc232748226" w:history="1">
+      <w:hyperlink w:anchor="_Toc232834481" w:history="1">
         <w:r>
           <w:rPr>
             <w:rStyle w:val="Lienhypertexte"/>
@@ -1334,7 +1334,7 @@
             <w:noProof/>
             <w:webHidden/>
           </w:rPr>
-          <w:instrText xml:space="preserve"> PAGEREF _Toc232748226 \h </w:instrText>
+          <w:instrText xml:space="preserve"> PAGEREF _Toc232834481 \h </w:instrText>
         </w:r>
         <w:r>
           <w:rPr>
@@ -1382,7 +1382,7 @@
           <w14:ligatures w14:val="standardContextual"/>
         </w:rPr>
       </w:pPr>
-      <w:hyperlink w:anchor="_Toc232748227" w:history="1">
+      <w:hyperlink w:anchor="_Toc232834482" w:history="1">
         <w:r>
           <w:rPr>
             <w:rStyle w:val="Lienhypertexte"/>
@@ -1410,7 +1410,7 @@
             <w:noProof/>
             <w:webHidden/>
           </w:rPr>
-          <w:instrText xml:space="preserve"> PAGEREF _Toc232748227 \h </w:instrText>
+          <w:instrText xml:space="preserve"> PAGEREF _Toc232834482 \h </w:instrText>
         </w:r>
         <w:r>
           <w:rPr>
@@ -1458,7 +1458,7 @@
           <w14:ligatures w14:val="standardContextual"/>
         </w:rPr>
       </w:pPr>
-      <w:hyperlink w:anchor="_Toc232748228" w:history="1">
+      <w:hyperlink w:anchor="_Toc232834483" w:history="1">
         <w:r>
           <w:rPr>
             <w:rStyle w:val="Lienhypertexte"/>
@@ -1486,7 +1486,7 @@
             <w:noProof/>
             <w:webHidden/>
           </w:rPr>
-          <w:instrText xml:space="preserve"> PAGEREF _Toc232748228 \h </w:instrText>
+          <w:instrText xml:space="preserve"> PAGEREF _Toc232834483 \h </w:instrText>
         </w:r>
         <w:r>
           <w:rPr>
@@ -1534,7 +1534,7 @@
           <w14:ligatures w14:val="standardContextual"/>
         </w:rPr>
       </w:pPr>
-      <w:hyperlink w:anchor="_Toc232748229" w:history="1">
+      <w:hyperlink w:anchor="_Toc232834484" w:history="1">
         <w:r>
           <w:rPr>
             <w:rStyle w:val="Lienhypertexte"/>
@@ -1562,7 +1562,7 @@
             <w:noProof/>
             <w:webHidden/>
           </w:rPr>
-          <w:instrText xml:space="preserve"> PAGEREF _Toc232748229 \h </w:instrText>
+          <w:instrText xml:space="preserve"> PAGEREF _Toc232834484 \h </w:instrText>
         </w:r>
         <w:r>
           <w:rPr>
@@ -1610,7 +1610,7 @@
           <w14:ligatures w14:val="standardContextual"/>
         </w:rPr>
       </w:pPr>
-      <w:hyperlink w:anchor="_Toc232748230" w:history="1">
+      <w:hyperlink w:anchor="_Toc232834485" w:history="1">
         <w:r>
           <w:rPr>
             <w:rStyle w:val="Lienhypertexte"/>
@@ -1638,7 +1638,7 @@
             <w:noProof/>
             <w:webHidden/>
           </w:rPr>
-          <w:instrText xml:space="preserve"> PAGEREF _Toc232748230 \h </w:instrText>
+          <w:instrText xml:space="preserve"> PAGEREF _Toc232834485 \h </w:instrText>
         </w:r>
         <w:r>
           <w:rPr>
@@ -1686,7 +1686,7 @@
           <w14:ligatures w14:val="standardContextual"/>
         </w:rPr>
       </w:pPr>
-      <w:hyperlink w:anchor="_Toc232748231" w:history="1">
+      <w:hyperlink w:anchor="_Toc232834486" w:history="1">
         <w:r>
           <w:rPr>
             <w:rStyle w:val="Lienhypertexte"/>
@@ -1714,7 +1714,7 @@
             <w:noProof/>
             <w:webHidden/>
           </w:rPr>
-          <w:instrText xml:space="preserve"> PAGEREF _Toc232748231 \h </w:instrText>
+          <w:instrText xml:space="preserve"> PAGEREF _Toc232834486 \h </w:instrText>
         </w:r>
         <w:r>
           <w:rPr>
@@ -1762,7 +1762,7 @@
           <w14:ligatures w14:val="standardContextual"/>
         </w:rPr>
       </w:pPr>
-      <w:hyperlink w:anchor="_Toc232748232" w:history="1">
+      <w:hyperlink w:anchor="_Toc232834487" w:history="1">
         <w:r>
           <w:rPr>
             <w:rStyle w:val="Lienhypertexte"/>
@@ -1790,7 +1790,7 @@
             <w:noProof/>
             <w:webHidden/>
           </w:rPr>
-          <w:instrText xml:space="preserve"> PAGEREF _Toc232748232 \h </w:instrText>
+          <w:instrText xml:space="preserve"> PAGEREF _Toc232834487 \h </w:instrText>
         </w:r>
         <w:r>
           <w:rPr>
@@ -1838,7 +1838,7 @@
           <w14:ligatures w14:val="standardContextual"/>
         </w:rPr>
       </w:pPr>
-      <w:hyperlink w:anchor="_Toc232748233" w:history="1">
+      <w:hyperlink w:anchor="_Toc232834488" w:history="1">
         <w:r>
           <w:rPr>
             <w:rStyle w:val="Lienhypertexte"/>
@@ -1866,7 +1866,7 @@
             <w:noProof/>
             <w:webHidden/>
           </w:rPr>
-          <w:instrText xml:space="preserve"> PAGEREF _Toc232748233 \h </w:instrText>
+          <w:instrText xml:space="preserve"> PAGEREF _Toc232834488 \h </w:instrText>
         </w:r>
         <w:r>
           <w:rPr>
@@ -1914,7 +1914,7 @@
           <w14:ligatures w14:val="standardContextual"/>
         </w:rPr>
       </w:pPr>
-      <w:hyperlink w:anchor="_Toc232748234" w:history="1">
+      <w:hyperlink w:anchor="_Toc232834489" w:history="1">
         <w:r>
           <w:rPr>
             <w:rStyle w:val="Lienhypertexte"/>
@@ -1942,7 +1942,7 @@
             <w:noProof/>
             <w:webHidden/>
           </w:rPr>
-          <w:instrText xml:space="preserve"> PAGEREF _Toc232748234 \h </w:instrText>
+          <w:instrText xml:space="preserve"> PAGEREF _Toc232834489 \h </w:instrText>
         </w:r>
         <w:r>
           <w:rPr>
@@ -1990,7 +1990,7 @@
           <w14:ligatures w14:val="standardContextual"/>
         </w:rPr>
       </w:pPr>
-      <w:hyperlink w:anchor="_Toc232748235" w:history="1">
+      <w:hyperlink w:anchor="_Toc232834490" w:history="1">
         <w:r>
           <w:rPr>
             <w:rStyle w:val="Lienhypertexte"/>
@@ -2017,7 +2017,7 @@
             <w:noProof/>
             <w:webHidden/>
           </w:rPr>
-          <w:instrText xml:space="preserve"> PAGEREF _Toc232748235 \h </w:instrText>
+          <w:instrText xml:space="preserve"> PAGEREF _Toc232834490 \h </w:instrText>
         </w:r>
         <w:r>
           <w:rPr>
@@ -2065,7 +2065,7 @@
           <w14:ligatures w14:val="standardContextual"/>
         </w:rPr>
       </w:pPr>
-      <w:hyperlink w:anchor="_Toc232748236" w:history="1">
+      <w:hyperlink w:anchor="_Toc232834491" w:history="1">
         <w:r>
           <w:rPr>
             <w:rStyle w:val="Lienhypertexte"/>
@@ -2092,7 +2092,7 @@
             <w:noProof/>
             <w:webHidden/>
           </w:rPr>
-          <w:instrText xml:space="preserve"> PAGEREF _Toc232748236 \h </w:instrText>
+          <w:instrText xml:space="preserve"> PAGEREF _Toc232834491 \h </w:instrText>
         </w:r>
         <w:r>
           <w:rPr>
@@ -2140,7 +2140,7 @@
           <w14:ligatures w14:val="standardContextual"/>
         </w:rPr>
       </w:pPr>
-      <w:hyperlink w:anchor="_Toc232748237" w:history="1">
+      <w:hyperlink w:anchor="_Toc232834492" w:history="1">
         <w:r>
           <w:rPr>
             <w:rStyle w:val="Lienhypertexte"/>
@@ -2168,7 +2168,7 @@
             <w:noProof/>
             <w:webHidden/>
           </w:rPr>
-          <w:instrText xml:space="preserve"> PAGEREF _Toc232748237 \h </w:instrText>
+          <w:instrText xml:space="preserve"> PAGEREF _Toc232834492 \h </w:instrText>
         </w:r>
         <w:r>
           <w:rPr>
@@ -2188,7 +2188,7 @@
             <w:noProof/>
             <w:webHidden/>
           </w:rPr>
-          <w:t>20</w:t>
+          <w:t>21</w:t>
         </w:r>
         <w:r>
           <w:rPr>
@@ -2216,7 +2216,7 @@
           <w14:ligatures w14:val="standardContextual"/>
         </w:rPr>
       </w:pPr>
-      <w:hyperlink w:anchor="_Toc232748238" w:history="1">
+      <w:hyperlink w:anchor="_Toc232834493" w:history="1">
         <w:r>
           <w:rPr>
             <w:rStyle w:val="Lienhypertexte"/>
@@ -2244,7 +2244,7 @@
             <w:noProof/>
             <w:webHidden/>
           </w:rPr>
-          <w:instrText xml:space="preserve"> PAGEREF _Toc232748238 \h </w:instrText>
+          <w:instrText xml:space="preserve"> PAGEREF _Toc232834493 \h </w:instrText>
         </w:r>
         <w:r>
           <w:rPr>
@@ -2292,7 +2292,7 @@
           <w14:ligatures w14:val="standardContextual"/>
         </w:rPr>
       </w:pPr>
-      <w:hyperlink w:anchor="_Toc232748239" w:history="1">
+      <w:hyperlink w:anchor="_Toc232834494" w:history="1">
         <w:r>
           <w:rPr>
             <w:rStyle w:val="Lienhypertexte"/>
@@ -2320,7 +2320,7 @@
             <w:noProof/>
             <w:webHidden/>
           </w:rPr>
-          <w:instrText xml:space="preserve"> PAGEREF _Toc232748239 \h </w:instrText>
+          <w:instrText xml:space="preserve"> PAGEREF _Toc232834494 \h </w:instrText>
         </w:r>
         <w:r>
           <w:rPr>
@@ -2368,7 +2368,7 @@
           <w14:ligatures w14:val="standardContextual"/>
         </w:rPr>
       </w:pPr>
-      <w:hyperlink w:anchor="_Toc232748240" w:history="1">
+      <w:hyperlink w:anchor="_Toc232834495" w:history="1">
         <w:r>
           <w:rPr>
             <w:rStyle w:val="Lienhypertexte"/>
@@ -2396,7 +2396,7 @@
             <w:noProof/>
             <w:webHidden/>
           </w:rPr>
-          <w:instrText xml:space="preserve"> PAGEREF _Toc232748240 \h </w:instrText>
+          <w:instrText xml:space="preserve"> PAGEREF _Toc232834495 \h </w:instrText>
         </w:r>
         <w:r>
           <w:rPr>
@@ -2444,7 +2444,7 @@
           <w14:ligatures w14:val="standardContextual"/>
         </w:rPr>
       </w:pPr>
-      <w:hyperlink w:anchor="_Toc232748241" w:history="1">
+      <w:hyperlink w:anchor="_Toc232834496" w:history="1">
         <w:r>
           <w:rPr>
             <w:rStyle w:val="Lienhypertexte"/>
@@ -2471,7 +2471,7 @@
             <w:noProof/>
             <w:webHidden/>
           </w:rPr>
-          <w:instrText xml:space="preserve"> PAGEREF _Toc232748241 \h </w:instrText>
+          <w:instrText xml:space="preserve"> PAGEREF _Toc232834496 \h </w:instrText>
         </w:r>
         <w:r>
           <w:rPr>
@@ -2519,7 +2519,7 @@
           <w14:ligatures w14:val="standardContextual"/>
         </w:rPr>
       </w:pPr>
-      <w:hyperlink w:anchor="_Toc232748242" w:history="1">
+      <w:hyperlink w:anchor="_Toc232834497" w:history="1">
         <w:r>
           <w:rPr>
             <w:rStyle w:val="Lienhypertexte"/>
@@ -2546,7 +2546,7 @@
             <w:noProof/>
             <w:webHidden/>
           </w:rPr>
-          <w:instrText xml:space="preserve"> PAGEREF _Toc232748242 \h </w:instrText>
+          <w:instrText xml:space="preserve"> PAGEREF _Toc232834497 \h </w:instrText>
         </w:r>
         <w:r>
           <w:rPr>
@@ -2566,7 +2566,7 @@
             <w:noProof/>
             <w:webHidden/>
           </w:rPr>
-          <w:t>21</w:t>
+          <w:t>22</w:t>
         </w:r>
         <w:r>
           <w:rPr>
@@ -2594,7 +2594,7 @@
           <w14:ligatures w14:val="standardContextual"/>
         </w:rPr>
       </w:pPr>
-      <w:hyperlink w:anchor="_Toc232748243" w:history="1">
+      <w:hyperlink w:anchor="_Toc232834498" w:history="1">
         <w:r>
           <w:rPr>
             <w:rStyle w:val="Lienhypertexte"/>
@@ -2621,7 +2621,7 @@
             <w:noProof/>
             <w:webHidden/>
           </w:rPr>
-          <w:instrText xml:space="preserve"> PAGEREF _Toc232748243 \h </w:instrText>
+          <w:instrText xml:space="preserve"> PAGEREF _Toc232834498 \h </w:instrText>
         </w:r>
         <w:r>
           <w:rPr>
@@ -2641,7 +2641,7 @@
             <w:noProof/>
             <w:webHidden/>
           </w:rPr>
-          <w:t>21</w:t>
+          <w:t>22</w:t>
         </w:r>
         <w:r>
           <w:rPr>
@@ -2669,7 +2669,7 @@
           <w14:ligatures w14:val="standardContextual"/>
         </w:rPr>
       </w:pPr>
-      <w:hyperlink w:anchor="_Toc232748244" w:history="1">
+      <w:hyperlink w:anchor="_Toc232834499" w:history="1">
         <w:r>
           <w:rPr>
             <w:rStyle w:val="Lienhypertexte"/>
@@ -2696,7 +2696,7 @@
             <w:noProof/>
             <w:webHidden/>
           </w:rPr>
-          <w:instrText xml:space="preserve"> PAGEREF _Toc232748244 \h </w:instrText>
+          <w:instrText xml:space="preserve"> PAGEREF _Toc232834499 \h </w:instrText>
         </w:r>
         <w:r>
           <w:rPr>
@@ -2744,7 +2744,7 @@
           <w14:ligatures w14:val="standardContextual"/>
         </w:rPr>
       </w:pPr>
-      <w:hyperlink w:anchor="_Toc232748245" w:history="1">
+      <w:hyperlink w:anchor="_Toc232834500" w:history="1">
         <w:r>
           <w:rPr>
             <w:rStyle w:val="Lienhypertexte"/>
@@ -2771,7 +2771,7 @@
             <w:noProof/>
             <w:webHidden/>
           </w:rPr>
-          <w:instrText xml:space="preserve"> PAGEREF _Toc232748245 \h </w:instrText>
+          <w:instrText xml:space="preserve"> PAGEREF _Toc232834500 \h </w:instrText>
         </w:r>
         <w:r>
           <w:rPr>
@@ -2819,7 +2819,7 @@
           <w14:ligatures w14:val="standardContextual"/>
         </w:rPr>
       </w:pPr>
-      <w:hyperlink w:anchor="_Toc232748246" w:history="1">
+      <w:hyperlink w:anchor="_Toc232834501" w:history="1">
         <w:r>
           <w:rPr>
             <w:rStyle w:val="Lienhypertexte"/>
@@ -2847,7 +2847,7 @@
             <w:noProof/>
             <w:webHidden/>
           </w:rPr>
-          <w:instrText xml:space="preserve"> PAGEREF _Toc232748246 \h </w:instrText>
+          <w:instrText xml:space="preserve"> PAGEREF _Toc232834501 \h </w:instrText>
         </w:r>
         <w:r>
           <w:rPr>
@@ -2895,7 +2895,7 @@
           <w14:ligatures w14:val="standardContextual"/>
         </w:rPr>
       </w:pPr>
-      <w:hyperlink w:anchor="_Toc232748247" w:history="1">
+      <w:hyperlink w:anchor="_Toc232834502" w:history="1">
         <w:r>
           <w:rPr>
             <w:rStyle w:val="Lienhypertexte"/>
@@ -2923,7 +2923,7 @@
             <w:noProof/>
             <w:webHidden/>
           </w:rPr>
-          <w:instrText xml:space="preserve"> PAGEREF _Toc232748247 \h </w:instrText>
+          <w:instrText xml:space="preserve"> PAGEREF _Toc232834502 \h </w:instrText>
         </w:r>
         <w:r>
           <w:rPr>
@@ -2971,7 +2971,7 @@
           <w14:ligatures w14:val="standardContextual"/>
         </w:rPr>
       </w:pPr>
-      <w:hyperlink w:anchor="_Toc232748248" w:history="1">
+      <w:hyperlink w:anchor="_Toc232834503" w:history="1">
         <w:r>
           <w:rPr>
             <w:rStyle w:val="Lienhypertexte"/>
@@ -2999,7 +2999,7 @@
             <w:noProof/>
             <w:webHidden/>
           </w:rPr>
-          <w:instrText xml:space="preserve"> PAGEREF _Toc232748248 \h </w:instrText>
+          <w:instrText xml:space="preserve"> PAGEREF _Toc232834503 \h </w:instrText>
         </w:r>
         <w:r>
           <w:rPr>
@@ -3047,14 +3047,14 @@
           <w14:ligatures w14:val="standardContextual"/>
         </w:rPr>
       </w:pPr>
-      <w:hyperlink w:anchor="_Toc232748249" w:history="1">
+      <w:hyperlink w:anchor="_Toc232834504" w:history="1">
         <w:r>
           <w:rPr>
             <w:rStyle w:val="Lienhypertexte"/>
             <w:rFonts w:ascii="Aptos Display" w:hAnsi="Aptos Display"/>
             <w:noProof/>
           </w:rPr>
-          <w:t>▪ 4.12 Menu View from the preview</w:t>
+          <w:t>▪ 4.12 The View menu</w:t>
         </w:r>
         <w:r>
           <w:rPr>
@@ -3075,7 +3075,7 @@
             <w:noProof/>
             <w:webHidden/>
           </w:rPr>
-          <w:instrText xml:space="preserve"> PAGEREF _Toc232748249 \h </w:instrText>
+          <w:instrText xml:space="preserve"> PAGEREF _Toc232834504 \h </w:instrText>
         </w:r>
         <w:r>
           <w:rPr>
@@ -3095,7 +3095,7 @@
             <w:noProof/>
             <w:webHidden/>
           </w:rPr>
-          <w:t>24</w:t>
+          <w:t>25</w:t>
         </w:r>
         <w:r>
           <w:rPr>
@@ -3123,7 +3123,7 @@
           <w14:ligatures w14:val="standardContextual"/>
         </w:rPr>
       </w:pPr>
-      <w:hyperlink w:anchor="_Toc232748250" w:history="1">
+      <w:hyperlink w:anchor="_Toc232834505" w:history="1">
         <w:r>
           <w:rPr>
             <w:rStyle w:val="Lienhypertexte"/>
@@ -3150,7 +3150,7 @@
             <w:noProof/>
             <w:webHidden/>
           </w:rPr>
-          <w:instrText xml:space="preserve"> PAGEREF _Toc232748250 \h </w:instrText>
+          <w:instrText xml:space="preserve"> PAGEREF _Toc232834505 \h </w:instrText>
         </w:r>
         <w:r>
           <w:rPr>
@@ -3198,7 +3198,7 @@
           <w14:ligatures w14:val="standardContextual"/>
         </w:rPr>
       </w:pPr>
-      <w:hyperlink w:anchor="_Toc232748251" w:history="1">
+      <w:hyperlink w:anchor="_Toc232834506" w:history="1">
         <w:r>
           <w:rPr>
             <w:rStyle w:val="Lienhypertexte"/>
@@ -3226,7 +3226,7 @@
             <w:noProof/>
             <w:webHidden/>
           </w:rPr>
-          <w:instrText xml:space="preserve"> PAGEREF _Toc232748251 \h </w:instrText>
+          <w:instrText xml:space="preserve"> PAGEREF _Toc232834506 \h </w:instrText>
         </w:r>
         <w:r>
           <w:rPr>
@@ -3246,7 +3246,7 @@
             <w:noProof/>
             <w:webHidden/>
           </w:rPr>
-          <w:t>25</w:t>
+          <w:t>26</w:t>
         </w:r>
         <w:r>
           <w:rPr>
@@ -3274,7 +3274,7 @@
           <w14:ligatures w14:val="standardContextual"/>
         </w:rPr>
       </w:pPr>
-      <w:hyperlink w:anchor="_Toc232748252" w:history="1">
+      <w:hyperlink w:anchor="_Toc232834507" w:history="1">
         <w:r>
           <w:rPr>
             <w:rStyle w:val="Lienhypertexte"/>
@@ -3302,7 +3302,7 @@
             <w:noProof/>
             <w:webHidden/>
           </w:rPr>
-          <w:instrText xml:space="preserve"> PAGEREF _Toc232748252 \h </w:instrText>
+          <w:instrText xml:space="preserve"> PAGEREF _Toc232834507 \h </w:instrText>
         </w:r>
         <w:r>
           <w:rPr>
@@ -3350,7 +3350,7 @@
           <w14:ligatures w14:val="standardContextual"/>
         </w:rPr>
       </w:pPr>
-      <w:hyperlink w:anchor="_Toc232748253" w:history="1">
+      <w:hyperlink w:anchor="_Toc232834508" w:history="1">
         <w:r>
           <w:rPr>
             <w:rStyle w:val="Lienhypertexte"/>
@@ -3378,7 +3378,7 @@
             <w:noProof/>
             <w:webHidden/>
           </w:rPr>
-          <w:instrText xml:space="preserve"> PAGEREF _Toc232748253 \h </w:instrText>
+          <w:instrText xml:space="preserve"> PAGEREF _Toc232834508 \h </w:instrText>
         </w:r>
         <w:r>
           <w:rPr>
@@ -3398,7 +3398,7 @@
             <w:noProof/>
             <w:webHidden/>
           </w:rPr>
-          <w:t>26</w:t>
+          <w:t>27</w:t>
         </w:r>
         <w:r>
           <w:rPr>
@@ -3426,7 +3426,7 @@
           <w14:ligatures w14:val="standardContextual"/>
         </w:rPr>
       </w:pPr>
-      <w:hyperlink w:anchor="_Toc232748254" w:history="1">
+      <w:hyperlink w:anchor="_Toc232834509" w:history="1">
         <w:r>
           <w:rPr>
             <w:rStyle w:val="Lienhypertexte"/>
@@ -3454,7 +3454,7 @@
             <w:noProof/>
             <w:webHidden/>
           </w:rPr>
-          <w:instrText xml:space="preserve"> PAGEREF _Toc232748254 \h </w:instrText>
+          <w:instrText xml:space="preserve"> PAGEREF _Toc232834509 \h </w:instrText>
         </w:r>
         <w:r>
           <w:rPr>
@@ -3474,7 +3474,7 @@
             <w:noProof/>
             <w:webHidden/>
           </w:rPr>
-          <w:t>27</w:t>
+          <w:t>28</w:t>
         </w:r>
         <w:r>
           <w:rPr>
@@ -3502,7 +3502,7 @@
           <w14:ligatures w14:val="standardContextual"/>
         </w:rPr>
       </w:pPr>
-      <w:hyperlink w:anchor="_Toc232748255" w:history="1">
+      <w:hyperlink w:anchor="_Toc232834510" w:history="1">
         <w:r>
           <w:rPr>
             <w:rStyle w:val="Lienhypertexte"/>
@@ -3530,7 +3530,7 @@
             <w:noProof/>
             <w:webHidden/>
           </w:rPr>
-          <w:instrText xml:space="preserve"> PAGEREF _Toc232748255 \h </w:instrText>
+          <w:instrText xml:space="preserve"> PAGEREF _Toc232834510 \h </w:instrText>
         </w:r>
         <w:r>
           <w:rPr>
@@ -3550,7 +3550,7 @@
             <w:noProof/>
             <w:webHidden/>
           </w:rPr>
-          <w:t>28</w:t>
+          <w:t>29</w:t>
         </w:r>
         <w:r>
           <w:rPr>
@@ -3578,7 +3578,7 @@
           <w14:ligatures w14:val="standardContextual"/>
         </w:rPr>
       </w:pPr>
-      <w:hyperlink w:anchor="_Toc232748256" w:history="1">
+      <w:hyperlink w:anchor="_Toc232834511" w:history="1">
         <w:r>
           <w:rPr>
             <w:rStyle w:val="Lienhypertexte"/>
@@ -3606,7 +3606,7 @@
             <w:noProof/>
             <w:webHidden/>
           </w:rPr>
-          <w:instrText xml:space="preserve"> PAGEREF _Toc232748256 \h </w:instrText>
+          <w:instrText xml:space="preserve"> PAGEREF _Toc232834511 \h </w:instrText>
         </w:r>
         <w:r>
           <w:rPr>
@@ -3626,7 +3626,7 @@
             <w:noProof/>
             <w:webHidden/>
           </w:rPr>
-          <w:t>28</w:t>
+          <w:t>29</w:t>
         </w:r>
         <w:r>
           <w:rPr>
@@ -3654,7 +3654,7 @@
           <w14:ligatures w14:val="standardContextual"/>
         </w:rPr>
       </w:pPr>
-      <w:hyperlink w:anchor="_Toc232748257" w:history="1">
+      <w:hyperlink w:anchor="_Toc232834512" w:history="1">
         <w:r>
           <w:rPr>
             <w:rStyle w:val="Lienhypertexte"/>
@@ -3682,7 +3682,7 @@
             <w:noProof/>
             <w:webHidden/>
           </w:rPr>
-          <w:instrText xml:space="preserve"> PAGEREF _Toc232748257 \h </w:instrText>
+          <w:instrText xml:space="preserve"> PAGEREF _Toc232834512 \h </w:instrText>
         </w:r>
         <w:r>
           <w:rPr>
@@ -3702,7 +3702,7 @@
             <w:noProof/>
             <w:webHidden/>
           </w:rPr>
-          <w:t>28</w:t>
+          <w:t>29</w:t>
         </w:r>
         <w:r>
           <w:rPr>
@@ -3730,7 +3730,7 @@
           <w14:ligatures w14:val="standardContextual"/>
         </w:rPr>
       </w:pPr>
-      <w:hyperlink w:anchor="_Toc232748258" w:history="1">
+      <w:hyperlink w:anchor="_Toc232834513" w:history="1">
         <w:r>
           <w:rPr>
             <w:rStyle w:val="Lienhypertexte"/>
@@ -3758,7 +3758,7 @@
             <w:noProof/>
             <w:webHidden/>
           </w:rPr>
-          <w:instrText xml:space="preserve"> PAGEREF _Toc232748258 \h </w:instrText>
+          <w:instrText xml:space="preserve"> PAGEREF _Toc232834513 \h </w:instrText>
         </w:r>
         <w:r>
           <w:rPr>
@@ -3778,7 +3778,7 @@
             <w:noProof/>
             <w:webHidden/>
           </w:rPr>
-          <w:t>29</w:t>
+          <w:t>30</w:t>
         </w:r>
         <w:r>
           <w:rPr>
@@ -3806,7 +3806,7 @@
           <w14:ligatures w14:val="standardContextual"/>
         </w:rPr>
       </w:pPr>
-      <w:hyperlink w:anchor="_Toc232748259" w:history="1">
+      <w:hyperlink w:anchor="_Toc232834514" w:history="1">
         <w:r>
           <w:rPr>
             <w:rStyle w:val="Lienhypertexte"/>
@@ -3834,7 +3834,7 @@
             <w:noProof/>
             <w:webHidden/>
           </w:rPr>
-          <w:instrText xml:space="preserve"> PAGEREF _Toc232748259 \h </w:instrText>
+          <w:instrText xml:space="preserve"> PAGEREF _Toc232834514 \h </w:instrText>
         </w:r>
         <w:r>
           <w:rPr>
@@ -3854,7 +3854,7 @@
             <w:noProof/>
             <w:webHidden/>
           </w:rPr>
-          <w:t>30</w:t>
+          <w:t>31</w:t>
         </w:r>
         <w:r>
           <w:rPr>
@@ -3882,7 +3882,7 @@
           <w14:ligatures w14:val="standardContextual"/>
         </w:rPr>
       </w:pPr>
-      <w:hyperlink w:anchor="_Toc232748260" w:history="1">
+      <w:hyperlink w:anchor="_Toc232834515" w:history="1">
         <w:r>
           <w:rPr>
             <w:rStyle w:val="Lienhypertexte"/>
@@ -3910,7 +3910,7 @@
             <w:noProof/>
             <w:webHidden/>
           </w:rPr>
-          <w:instrText xml:space="preserve"> PAGEREF _Toc232748260 \h </w:instrText>
+          <w:instrText xml:space="preserve"> PAGEREF _Toc232834515 \h </w:instrText>
         </w:r>
         <w:r>
           <w:rPr>
@@ -3930,7 +3930,7 @@
             <w:noProof/>
             <w:webHidden/>
           </w:rPr>
-          <w:t>30</w:t>
+          <w:t>31</w:t>
         </w:r>
         <w:r>
           <w:rPr>
@@ -3958,7 +3958,7 @@
           <w14:ligatures w14:val="standardContextual"/>
         </w:rPr>
       </w:pPr>
-      <w:hyperlink w:anchor="_Toc232748261" w:history="1">
+      <w:hyperlink w:anchor="_Toc232834516" w:history="1">
         <w:r>
           <w:rPr>
             <w:rStyle w:val="Lienhypertexte"/>
@@ -3986,7 +3986,7 @@
             <w:noProof/>
             <w:webHidden/>
           </w:rPr>
-          <w:instrText xml:space="preserve"> PAGEREF _Toc232748261 \h </w:instrText>
+          <w:instrText xml:space="preserve"> PAGEREF _Toc232834516 \h </w:instrText>
         </w:r>
         <w:r>
           <w:rPr>
@@ -4006,7 +4006,7 @@
             <w:noProof/>
             <w:webHidden/>
           </w:rPr>
-          <w:t>30</w:t>
+          <w:t>31</w:t>
         </w:r>
         <w:r>
           <w:rPr>
@@ -4034,7 +4034,7 @@
           <w14:ligatures w14:val="standardContextual"/>
         </w:rPr>
       </w:pPr>
-      <w:hyperlink w:anchor="_Toc232748262" w:history="1">
+      <w:hyperlink w:anchor="_Toc232834517" w:history="1">
         <w:r>
           <w:rPr>
             <w:rStyle w:val="Lienhypertexte"/>
@@ -4062,7 +4062,7 @@
             <w:noProof/>
             <w:webHidden/>
           </w:rPr>
-          <w:instrText xml:space="preserve"> PAGEREF _Toc232748262 \h </w:instrText>
+          <w:instrText xml:space="preserve"> PAGEREF _Toc232834517 \h </w:instrText>
         </w:r>
         <w:r>
           <w:rPr>
@@ -4082,7 +4082,7 @@
             <w:noProof/>
             <w:webHidden/>
           </w:rPr>
-          <w:t>30</w:t>
+          <w:t>31</w:t>
         </w:r>
         <w:r>
           <w:rPr>
@@ -4110,7 +4110,7 @@
           <w14:ligatures w14:val="standardContextual"/>
         </w:rPr>
       </w:pPr>
-      <w:hyperlink w:anchor="_Toc232748263" w:history="1">
+      <w:hyperlink w:anchor="_Toc232834518" w:history="1">
         <w:r>
           <w:rPr>
             <w:rStyle w:val="Lienhypertexte"/>
@@ -4138,7 +4138,7 @@
             <w:noProof/>
             <w:webHidden/>
           </w:rPr>
-          <w:instrText xml:space="preserve"> PAGEREF _Toc232748263 \h </w:instrText>
+          <w:instrText xml:space="preserve"> PAGEREF _Toc232834518 \h </w:instrText>
         </w:r>
         <w:r>
           <w:rPr>
@@ -4158,7 +4158,7 @@
             <w:noProof/>
             <w:webHidden/>
           </w:rPr>
-          <w:t>31</w:t>
+          <w:t>32</w:t>
         </w:r>
         <w:r>
           <w:rPr>
@@ -4186,7 +4186,7 @@
           <w14:ligatures w14:val="standardContextual"/>
         </w:rPr>
       </w:pPr>
-      <w:hyperlink w:anchor="_Toc232748264" w:history="1">
+      <w:hyperlink w:anchor="_Toc232834519" w:history="1">
         <w:r>
           <w:rPr>
             <w:rStyle w:val="Lienhypertexte"/>
@@ -4214,7 +4214,7 @@
             <w:noProof/>
             <w:webHidden/>
           </w:rPr>
-          <w:instrText xml:space="preserve"> PAGEREF _Toc232748264 \h </w:instrText>
+          <w:instrText xml:space="preserve"> PAGEREF _Toc232834519 \h </w:instrText>
         </w:r>
         <w:r>
           <w:rPr>
@@ -4234,7 +4234,7 @@
             <w:noProof/>
             <w:webHidden/>
           </w:rPr>
-          <w:t>33</w:t>
+          <w:t>34</w:t>
         </w:r>
         <w:r>
           <w:rPr>
@@ -4262,7 +4262,7 @@
           <w14:ligatures w14:val="standardContextual"/>
         </w:rPr>
       </w:pPr>
-      <w:hyperlink w:anchor="_Toc232748265" w:history="1">
+      <w:hyperlink w:anchor="_Toc232834520" w:history="1">
         <w:r>
           <w:rPr>
             <w:rStyle w:val="Lienhypertexte"/>
@@ -4290,7 +4290,7 @@
             <w:noProof/>
             <w:webHidden/>
           </w:rPr>
-          <w:instrText xml:space="preserve"> PAGEREF _Toc232748265 \h </w:instrText>
+          <w:instrText xml:space="preserve"> PAGEREF _Toc232834520 \h </w:instrText>
         </w:r>
         <w:r>
           <w:rPr>
@@ -4310,7 +4310,7 @@
             <w:noProof/>
             <w:webHidden/>
           </w:rPr>
-          <w:t>33</w:t>
+          <w:t>34</w:t>
         </w:r>
         <w:r>
           <w:rPr>
@@ -4338,7 +4338,7 @@
           <w14:ligatures w14:val="standardContextual"/>
         </w:rPr>
       </w:pPr>
-      <w:hyperlink w:anchor="_Toc232748266" w:history="1">
+      <w:hyperlink w:anchor="_Toc232834521" w:history="1">
         <w:r>
           <w:rPr>
             <w:rStyle w:val="Lienhypertexte"/>
@@ -4366,7 +4366,7 @@
             <w:noProof/>
             <w:webHidden/>
           </w:rPr>
-          <w:instrText xml:space="preserve"> PAGEREF _Toc232748266 \h </w:instrText>
+          <w:instrText xml:space="preserve"> PAGEREF _Toc232834521 \h </w:instrText>
         </w:r>
         <w:r>
           <w:rPr>
@@ -4386,7 +4386,7 @@
             <w:noProof/>
             <w:webHidden/>
           </w:rPr>
-          <w:t>34</w:t>
+          <w:t>35</w:t>
         </w:r>
         <w:r>
           <w:rPr>
@@ -4414,7 +4414,7 @@
           <w14:ligatures w14:val="standardContextual"/>
         </w:rPr>
       </w:pPr>
-      <w:hyperlink w:anchor="_Toc232748267" w:history="1">
+      <w:hyperlink w:anchor="_Toc232834522" w:history="1">
         <w:r>
           <w:rPr>
             <w:rStyle w:val="Lienhypertexte"/>
@@ -4442,7 +4442,7 @@
             <w:noProof/>
             <w:webHidden/>
           </w:rPr>
-          <w:instrText xml:space="preserve"> PAGEREF _Toc232748267 \h </w:instrText>
+          <w:instrText xml:space="preserve"> PAGEREF _Toc232834522 \h </w:instrText>
         </w:r>
         <w:r>
           <w:rPr>
@@ -4462,7 +4462,7 @@
             <w:noProof/>
             <w:webHidden/>
           </w:rPr>
-          <w:t>34</w:t>
+          <w:t>35</w:t>
         </w:r>
         <w:r>
           <w:rPr>
@@ -4490,7 +4490,7 @@
           <w14:ligatures w14:val="standardContextual"/>
         </w:rPr>
       </w:pPr>
-      <w:hyperlink w:anchor="_Toc232748268" w:history="1">
+      <w:hyperlink w:anchor="_Toc232834523" w:history="1">
         <w:r>
           <w:rPr>
             <w:rStyle w:val="Lienhypertexte"/>
@@ -4518,7 +4518,7 @@
             <w:noProof/>
             <w:webHidden/>
           </w:rPr>
-          <w:instrText xml:space="preserve"> PAGEREF _Toc232748268 \h </w:instrText>
+          <w:instrText xml:space="preserve"> PAGEREF _Toc232834523 \h </w:instrText>
         </w:r>
         <w:r>
           <w:rPr>
@@ -4538,7 +4538,7 @@
             <w:noProof/>
             <w:webHidden/>
           </w:rPr>
-          <w:t>35</w:t>
+          <w:t>36</w:t>
         </w:r>
         <w:r>
           <w:rPr>
@@ -4566,7 +4566,7 @@
           <w14:ligatures w14:val="standardContextual"/>
         </w:rPr>
       </w:pPr>
-      <w:hyperlink w:anchor="_Toc232748269" w:history="1">
+      <w:hyperlink w:anchor="_Toc232834524" w:history="1">
         <w:r>
           <w:rPr>
             <w:rStyle w:val="Lienhypertexte"/>
@@ -4594,7 +4594,7 @@
             <w:noProof/>
             <w:webHidden/>
           </w:rPr>
-          <w:instrText xml:space="preserve"> PAGEREF _Toc232748269 \h </w:instrText>
+          <w:instrText xml:space="preserve"> PAGEREF _Toc232834524 \h </w:instrText>
         </w:r>
         <w:r>
           <w:rPr>
@@ -4614,7 +4614,7 @@
             <w:noProof/>
             <w:webHidden/>
           </w:rPr>
-          <w:t>35</w:t>
+          <w:t>36</w:t>
         </w:r>
         <w:r>
           <w:rPr>
@@ -4642,7 +4642,7 @@
           <w14:ligatures w14:val="standardContextual"/>
         </w:rPr>
       </w:pPr>
-      <w:hyperlink w:anchor="_Toc232748270" w:history="1">
+      <w:hyperlink w:anchor="_Toc232834525" w:history="1">
         <w:r>
           <w:rPr>
             <w:rStyle w:val="Lienhypertexte"/>
@@ -4670,7 +4670,7 @@
             <w:noProof/>
             <w:webHidden/>
           </w:rPr>
-          <w:instrText xml:space="preserve"> PAGEREF _Toc232748270 \h </w:instrText>
+          <w:instrText xml:space="preserve"> PAGEREF _Toc232834525 \h </w:instrText>
         </w:r>
         <w:r>
           <w:rPr>
@@ -4690,7 +4690,7 @@
             <w:noProof/>
             <w:webHidden/>
           </w:rPr>
-          <w:t>36</w:t>
+          <w:t>37</w:t>
         </w:r>
         <w:r>
           <w:rPr>
@@ -4718,7 +4718,7 @@
           <w14:ligatures w14:val="standardContextual"/>
         </w:rPr>
       </w:pPr>
-      <w:hyperlink w:anchor="_Toc232748271" w:history="1">
+      <w:hyperlink w:anchor="_Toc232834526" w:history="1">
         <w:r>
           <w:rPr>
             <w:rStyle w:val="Lienhypertexte"/>
@@ -4746,7 +4746,7 @@
             <w:noProof/>
             <w:webHidden/>
           </w:rPr>
-          <w:instrText xml:space="preserve"> PAGEREF _Toc232748271 \h </w:instrText>
+          <w:instrText xml:space="preserve"> PAGEREF _Toc232834526 \h </w:instrText>
         </w:r>
         <w:r>
           <w:rPr>
@@ -4766,7 +4766,7 @@
             <w:noProof/>
             <w:webHidden/>
           </w:rPr>
-          <w:t>37</w:t>
+          <w:t>38</w:t>
         </w:r>
         <w:r>
           <w:rPr>
@@ -4794,7 +4794,7 @@
           <w14:ligatures w14:val="standardContextual"/>
         </w:rPr>
       </w:pPr>
-      <w:hyperlink w:anchor="_Toc232748272" w:history="1">
+      <w:hyperlink w:anchor="_Toc232834527" w:history="1">
         <w:r>
           <w:rPr>
             <w:rStyle w:val="Lienhypertexte"/>
@@ -4822,7 +4822,7 @@
             <w:noProof/>
             <w:webHidden/>
           </w:rPr>
-          <w:instrText xml:space="preserve"> PAGEREF _Toc232748272 \h </w:instrText>
+          <w:instrText xml:space="preserve"> PAGEREF _Toc232834527 \h </w:instrText>
         </w:r>
         <w:r>
           <w:rPr>
@@ -4842,7 +4842,7 @@
             <w:noProof/>
             <w:webHidden/>
           </w:rPr>
-          <w:t>37</w:t>
+          <w:t>38</w:t>
         </w:r>
         <w:r>
           <w:rPr>
@@ -4870,7 +4870,7 @@
           <w14:ligatures w14:val="standardContextual"/>
         </w:rPr>
       </w:pPr>
-      <w:hyperlink w:anchor="_Toc232748273" w:history="1">
+      <w:hyperlink w:anchor="_Toc232834528" w:history="1">
         <w:r>
           <w:rPr>
             <w:rStyle w:val="Lienhypertexte"/>
@@ -4898,7 +4898,7 @@
             <w:noProof/>
             <w:webHidden/>
           </w:rPr>
-          <w:instrText xml:space="preserve"> PAGEREF _Toc232748273 \h </w:instrText>
+          <w:instrText xml:space="preserve"> PAGEREF _Toc232834528 \h </w:instrText>
         </w:r>
         <w:r>
           <w:rPr>
@@ -4918,7 +4918,7 @@
             <w:noProof/>
             <w:webHidden/>
           </w:rPr>
-          <w:t>38</w:t>
+          <w:t>39</w:t>
         </w:r>
         <w:r>
           <w:rPr>
@@ -4946,7 +4946,7 @@
           <w14:ligatures w14:val="standardContextual"/>
         </w:rPr>
       </w:pPr>
-      <w:hyperlink w:anchor="_Toc232748274" w:history="1">
+      <w:hyperlink w:anchor="_Toc232834529" w:history="1">
         <w:r>
           <w:rPr>
             <w:rStyle w:val="Lienhypertexte"/>
@@ -4974,7 +4974,7 @@
             <w:noProof/>
             <w:webHidden/>
           </w:rPr>
-          <w:instrText xml:space="preserve"> PAGEREF _Toc232748274 \h </w:instrText>
+          <w:instrText xml:space="preserve"> PAGEREF _Toc232834529 \h </w:instrText>
         </w:r>
         <w:r>
           <w:rPr>
@@ -4994,7 +4994,7 @@
             <w:noProof/>
             <w:webHidden/>
           </w:rPr>
-          <w:t>38</w:t>
+          <w:t>39</w:t>
         </w:r>
         <w:r>
           <w:rPr>
@@ -5022,7 +5022,7 @@
           <w14:ligatures w14:val="standardContextual"/>
         </w:rPr>
       </w:pPr>
-      <w:hyperlink w:anchor="_Toc232748275" w:history="1">
+      <w:hyperlink w:anchor="_Toc232834530" w:history="1">
         <w:r>
           <w:rPr>
             <w:rStyle w:val="Lienhypertexte"/>
@@ -5050,7 +5050,7 @@
             <w:noProof/>
             <w:webHidden/>
           </w:rPr>
-          <w:instrText xml:space="preserve"> PAGEREF _Toc232748275 \h </w:instrText>
+          <w:instrText xml:space="preserve"> PAGEREF _Toc232834530 \h </w:instrText>
         </w:r>
         <w:r>
           <w:rPr>
@@ -5070,7 +5070,7 @@
             <w:noProof/>
             <w:webHidden/>
           </w:rPr>
-          <w:t>39</w:t>
+          <w:t>40</w:t>
         </w:r>
         <w:r>
           <w:rPr>
@@ -5098,7 +5098,7 @@
           <w14:ligatures w14:val="standardContextual"/>
         </w:rPr>
       </w:pPr>
-      <w:hyperlink w:anchor="_Toc232748276" w:history="1">
+      <w:hyperlink w:anchor="_Toc232834531" w:history="1">
         <w:r>
           <w:rPr>
             <w:rStyle w:val="Lienhypertexte"/>
@@ -5126,7 +5126,7 @@
             <w:noProof/>
             <w:webHidden/>
           </w:rPr>
-          <w:instrText xml:space="preserve"> PAGEREF _Toc232748276 \h </w:instrText>
+          <w:instrText xml:space="preserve"> PAGEREF _Toc232834531 \h </w:instrText>
         </w:r>
         <w:r>
           <w:rPr>
@@ -5146,7 +5146,7 @@
             <w:noProof/>
             <w:webHidden/>
           </w:rPr>
-          <w:t>40</w:t>
+          <w:t>41</w:t>
         </w:r>
         <w:r>
           <w:rPr>
@@ -5174,7 +5174,7 @@
           <w14:ligatures w14:val="standardContextual"/>
         </w:rPr>
       </w:pPr>
-      <w:hyperlink w:anchor="_Toc232748277" w:history="1">
+      <w:hyperlink w:anchor="_Toc232834532" w:history="1">
         <w:r>
           <w:rPr>
             <w:rStyle w:val="Lienhypertexte"/>
@@ -5202,7 +5202,7 @@
             <w:noProof/>
             <w:webHidden/>
           </w:rPr>
-          <w:instrText xml:space="preserve"> PAGEREF _Toc232748277 \h </w:instrText>
+          <w:instrText xml:space="preserve"> PAGEREF _Toc232834532 \h </w:instrText>
         </w:r>
         <w:r>
           <w:rPr>
@@ -5222,7 +5222,7 @@
             <w:noProof/>
             <w:webHidden/>
           </w:rPr>
-          <w:t>40</w:t>
+          <w:t>41</w:t>
         </w:r>
         <w:r>
           <w:rPr>
@@ -5250,7 +5250,7 @@
           <w14:ligatures w14:val="standardContextual"/>
         </w:rPr>
       </w:pPr>
-      <w:hyperlink w:anchor="_Toc232748278" w:history="1">
+      <w:hyperlink w:anchor="_Toc232834533" w:history="1">
         <w:r>
           <w:rPr>
             <w:rStyle w:val="Lienhypertexte"/>
@@ -5278,7 +5278,7 @@
             <w:noProof/>
             <w:webHidden/>
           </w:rPr>
-          <w:instrText xml:space="preserve"> PAGEREF _Toc232748278 \h </w:instrText>
+          <w:instrText xml:space="preserve"> PAGEREF _Toc232834533 \h </w:instrText>
         </w:r>
         <w:r>
           <w:rPr>
@@ -5298,7 +5298,7 @@
             <w:noProof/>
             <w:webHidden/>
           </w:rPr>
-          <w:t>41</w:t>
+          <w:t>42</w:t>
         </w:r>
         <w:r>
           <w:rPr>
@@ -5326,7 +5326,7 @@
           <w14:ligatures w14:val="standardContextual"/>
         </w:rPr>
       </w:pPr>
-      <w:hyperlink w:anchor="_Toc232748279" w:history="1">
+      <w:hyperlink w:anchor="_Toc232834534" w:history="1">
         <w:r>
           <w:rPr>
             <w:rStyle w:val="Lienhypertexte"/>
@@ -5353,7 +5353,7 @@
             <w:noProof/>
             <w:webHidden/>
           </w:rPr>
-          <w:instrText xml:space="preserve"> PAGEREF _Toc232748279 \h </w:instrText>
+          <w:instrText xml:space="preserve"> PAGEREF _Toc232834534 \h </w:instrText>
         </w:r>
         <w:r>
           <w:rPr>
@@ -5373,7 +5373,7 @@
             <w:noProof/>
             <w:webHidden/>
           </w:rPr>
-          <w:t>42</w:t>
+          <w:t>43</w:t>
         </w:r>
         <w:r>
           <w:rPr>
@@ -5401,7 +5401,7 @@
           <w14:ligatures w14:val="standardContextual"/>
         </w:rPr>
       </w:pPr>
-      <w:hyperlink w:anchor="_Toc232748280" w:history="1">
+      <w:hyperlink w:anchor="_Toc232834535" w:history="1">
         <w:r>
           <w:rPr>
             <w:rStyle w:val="Lienhypertexte"/>
@@ -5429,7 +5429,7 @@
             <w:noProof/>
             <w:webHidden/>
           </w:rPr>
-          <w:instrText xml:space="preserve"> PAGEREF _Toc232748280 \h </w:instrText>
+          <w:instrText xml:space="preserve"> PAGEREF _Toc232834535 \h </w:instrText>
         </w:r>
         <w:r>
           <w:rPr>
@@ -5449,7 +5449,7 @@
             <w:noProof/>
             <w:webHidden/>
           </w:rPr>
-          <w:t>43</w:t>
+          <w:t>44</w:t>
         </w:r>
         <w:r>
           <w:rPr>
@@ -5477,7 +5477,7 @@
           <w14:ligatures w14:val="standardContextual"/>
         </w:rPr>
       </w:pPr>
-      <w:hyperlink w:anchor="_Toc232748281" w:history="1">
+      <w:hyperlink w:anchor="_Toc232834536" w:history="1">
         <w:r>
           <w:rPr>
             <w:rStyle w:val="Lienhypertexte"/>
@@ -5505,7 +5505,7 @@
             <w:noProof/>
             <w:webHidden/>
           </w:rPr>
-          <w:instrText xml:space="preserve"> PAGEREF _Toc232748281 \h </w:instrText>
+          <w:instrText xml:space="preserve"> PAGEREF _Toc232834536 \h </w:instrText>
         </w:r>
         <w:r>
           <w:rPr>
@@ -5525,7 +5525,7 @@
             <w:noProof/>
             <w:webHidden/>
           </w:rPr>
-          <w:t>43</w:t>
+          <w:t>44</w:t>
         </w:r>
         <w:r>
           <w:rPr>
@@ -5553,7 +5553,7 @@
           <w14:ligatures w14:val="standardContextual"/>
         </w:rPr>
       </w:pPr>
-      <w:hyperlink w:anchor="_Toc232748282" w:history="1">
+      <w:hyperlink w:anchor="_Toc232834537" w:history="1">
         <w:r>
           <w:rPr>
             <w:rStyle w:val="Lienhypertexte"/>
@@ -5581,7 +5581,7 @@
             <w:noProof/>
             <w:webHidden/>
           </w:rPr>
-          <w:instrText xml:space="preserve"> PAGEREF _Toc232748282 \h </w:instrText>
+          <w:instrText xml:space="preserve"> PAGEREF _Toc232834537 \h </w:instrText>
         </w:r>
         <w:r>
           <w:rPr>
@@ -5601,7 +5601,7 @@
             <w:noProof/>
             <w:webHidden/>
           </w:rPr>
-          <w:t>43</w:t>
+          <w:t>44</w:t>
         </w:r>
         <w:r>
           <w:rPr>
@@ -5629,7 +5629,7 @@
           <w14:ligatures w14:val="standardContextual"/>
         </w:rPr>
       </w:pPr>
-      <w:hyperlink w:anchor="_Toc232748283" w:history="1">
+      <w:hyperlink w:anchor="_Toc232834538" w:history="1">
         <w:r>
           <w:rPr>
             <w:rStyle w:val="Lienhypertexte"/>
@@ -5656,7 +5656,7 @@
             <w:noProof/>
             <w:webHidden/>
           </w:rPr>
-          <w:instrText xml:space="preserve"> PAGEREF _Toc232748283 \h </w:instrText>
+          <w:instrText xml:space="preserve"> PAGEREF _Toc232834538 \h </w:instrText>
         </w:r>
         <w:r>
           <w:rPr>
@@ -5676,7 +5676,7 @@
             <w:noProof/>
             <w:webHidden/>
           </w:rPr>
-          <w:t>44</w:t>
+          <w:t>45</w:t>
         </w:r>
         <w:r>
           <w:rPr>
@@ -5704,7 +5704,7 @@
           <w14:ligatures w14:val="standardContextual"/>
         </w:rPr>
       </w:pPr>
-      <w:hyperlink w:anchor="_Toc232748284" w:history="1">
+      <w:hyperlink w:anchor="_Toc232834539" w:history="1">
         <w:r>
           <w:rPr>
             <w:rStyle w:val="Lienhypertexte"/>
@@ -5732,7 +5732,7 @@
             <w:noProof/>
             <w:webHidden/>
           </w:rPr>
-          <w:instrText xml:space="preserve"> PAGEREF _Toc232748284 \h </w:instrText>
+          <w:instrText xml:space="preserve"> PAGEREF _Toc232834539 \h </w:instrText>
         </w:r>
         <w:r>
           <w:rPr>
@@ -5752,7 +5752,7 @@
             <w:noProof/>
             <w:webHidden/>
           </w:rPr>
-          <w:t>44</w:t>
+          <w:t>45</w:t>
         </w:r>
         <w:r>
           <w:rPr>
@@ -5780,7 +5780,7 @@
           <w14:ligatures w14:val="standardContextual"/>
         </w:rPr>
       </w:pPr>
-      <w:hyperlink w:anchor="_Toc232748285" w:history="1">
+      <w:hyperlink w:anchor="_Toc232834540" w:history="1">
         <w:r>
           <w:rPr>
             <w:rStyle w:val="Lienhypertexte"/>
@@ -5807,7 +5807,7 @@
             <w:noProof/>
             <w:webHidden/>
           </w:rPr>
-          <w:instrText xml:space="preserve"> PAGEREF _Toc232748285 \h </w:instrText>
+          <w:instrText xml:space="preserve"> PAGEREF _Toc232834540 \h </w:instrText>
         </w:r>
         <w:r>
           <w:rPr>
@@ -5827,7 +5827,7 @@
             <w:noProof/>
             <w:webHidden/>
           </w:rPr>
-          <w:t>45</w:t>
+          <w:t>46</w:t>
         </w:r>
         <w:r>
           <w:rPr>
@@ -5855,7 +5855,7 @@
           <w14:ligatures w14:val="standardContextual"/>
         </w:rPr>
       </w:pPr>
-      <w:hyperlink w:anchor="_Toc232748286" w:history="1">
+      <w:hyperlink w:anchor="_Toc232834541" w:history="1">
         <w:r>
           <w:rPr>
             <w:rStyle w:val="Lienhypertexte"/>
@@ -5882,7 +5882,7 @@
             <w:noProof/>
             <w:webHidden/>
           </w:rPr>
-          <w:instrText xml:space="preserve"> PAGEREF _Toc232748286 \h </w:instrText>
+          <w:instrText xml:space="preserve"> PAGEREF _Toc232834541 \h </w:instrText>
         </w:r>
         <w:r>
           <w:rPr>
@@ -5902,7 +5902,7 @@
             <w:noProof/>
             <w:webHidden/>
           </w:rPr>
-          <w:t>45</w:t>
+          <w:t>46</w:t>
         </w:r>
         <w:r>
           <w:rPr>
@@ -5930,7 +5930,7 @@
           <w14:ligatures w14:val="standardContextual"/>
         </w:rPr>
       </w:pPr>
-      <w:hyperlink w:anchor="_Toc232748287" w:history="1">
+      <w:hyperlink w:anchor="_Toc232834542" w:history="1">
         <w:r>
           <w:rPr>
             <w:rStyle w:val="Lienhypertexte"/>
@@ -5957,7 +5957,7 @@
             <w:noProof/>
             <w:webHidden/>
           </w:rPr>
-          <w:instrText xml:space="preserve"> PAGEREF _Toc232748287 \h </w:instrText>
+          <w:instrText xml:space="preserve"> PAGEREF _Toc232834542 \h </w:instrText>
         </w:r>
         <w:r>
           <w:rPr>
@@ -5977,7 +5977,7 @@
             <w:noProof/>
             <w:webHidden/>
           </w:rPr>
-          <w:t>45</w:t>
+          <w:t>46</w:t>
         </w:r>
         <w:r>
           <w:rPr>
@@ -6005,7 +6005,7 @@
           <w14:ligatures w14:val="standardContextual"/>
         </w:rPr>
       </w:pPr>
-      <w:hyperlink w:anchor="_Toc232748288" w:history="1">
+      <w:hyperlink w:anchor="_Toc232834543" w:history="1">
         <w:r>
           <w:rPr>
             <w:rStyle w:val="Lienhypertexte"/>
@@ -6033,7 +6033,7 @@
             <w:noProof/>
             <w:webHidden/>
           </w:rPr>
-          <w:instrText xml:space="preserve"> PAGEREF _Toc232748288 \h </w:instrText>
+          <w:instrText xml:space="preserve"> PAGEREF _Toc232834543 \h </w:instrText>
         </w:r>
         <w:r>
           <w:rPr>
@@ -6053,7 +6053,7 @@
             <w:noProof/>
             <w:webHidden/>
           </w:rPr>
-          <w:t>46</w:t>
+          <w:t>47</w:t>
         </w:r>
         <w:r>
           <w:rPr>
@@ -6081,7 +6081,7 @@
           <w14:ligatures w14:val="standardContextual"/>
         </w:rPr>
       </w:pPr>
-      <w:hyperlink w:anchor="_Toc232748289" w:history="1">
+      <w:hyperlink w:anchor="_Toc232834544" w:history="1">
         <w:r>
           <w:rPr>
             <w:rStyle w:val="Lienhypertexte"/>
@@ -6109,7 +6109,7 @@
             <w:noProof/>
             <w:webHidden/>
           </w:rPr>
-          <w:instrText xml:space="preserve"> PAGEREF _Toc232748289 \h </w:instrText>
+          <w:instrText xml:space="preserve"> PAGEREF _Toc232834544 \h </w:instrText>
         </w:r>
         <w:r>
           <w:rPr>
@@ -6129,7 +6129,7 @@
             <w:noProof/>
             <w:webHidden/>
           </w:rPr>
-          <w:t>47</w:t>
+          <w:t>48</w:t>
         </w:r>
         <w:r>
           <w:rPr>
@@ -6157,7 +6157,7 @@
           <w14:ligatures w14:val="standardContextual"/>
         </w:rPr>
       </w:pPr>
-      <w:hyperlink w:anchor="_Toc232748290" w:history="1">
+      <w:hyperlink w:anchor="_Toc232834545" w:history="1">
         <w:r>
           <w:rPr>
             <w:rStyle w:val="Lienhypertexte"/>
@@ -6185,7 +6185,7 @@
             <w:noProof/>
             <w:webHidden/>
           </w:rPr>
-          <w:instrText xml:space="preserve"> PAGEREF _Toc232748290 \h </w:instrText>
+          <w:instrText xml:space="preserve"> PAGEREF _Toc232834545 \h </w:instrText>
         </w:r>
         <w:r>
           <w:rPr>
@@ -6205,7 +6205,7 @@
             <w:noProof/>
             <w:webHidden/>
           </w:rPr>
-          <w:t>47</w:t>
+          <w:t>48</w:t>
         </w:r>
         <w:r>
           <w:rPr>
@@ -6233,7 +6233,7 @@
           <w14:ligatures w14:val="standardContextual"/>
         </w:rPr>
       </w:pPr>
-      <w:hyperlink w:anchor="_Toc232748291" w:history="1">
+      <w:hyperlink w:anchor="_Toc232834546" w:history="1">
         <w:r>
           <w:rPr>
             <w:rStyle w:val="Lienhypertexte"/>
@@ -6261,7 +6261,7 @@
             <w:noProof/>
             <w:webHidden/>
           </w:rPr>
-          <w:instrText xml:space="preserve"> PAGEREF _Toc232748291 \h </w:instrText>
+          <w:instrText xml:space="preserve"> PAGEREF _Toc232834546 \h </w:instrText>
         </w:r>
         <w:r>
           <w:rPr>
@@ -6281,7 +6281,7 @@
             <w:noProof/>
             <w:webHidden/>
           </w:rPr>
-          <w:t>49</w:t>
+          <w:t>50</w:t>
         </w:r>
         <w:r>
           <w:rPr>
@@ -6309,7 +6309,7 @@
           <w14:ligatures w14:val="standardContextual"/>
         </w:rPr>
       </w:pPr>
-      <w:hyperlink w:anchor="_Toc232748292" w:history="1">
+      <w:hyperlink w:anchor="_Toc232834547" w:history="1">
         <w:r>
           <w:rPr>
             <w:rStyle w:val="Lienhypertexte"/>
@@ -6337,7 +6337,7 @@
             <w:noProof/>
             <w:webHidden/>
           </w:rPr>
-          <w:instrText xml:space="preserve"> PAGEREF _Toc232748292 \h </w:instrText>
+          <w:instrText xml:space="preserve"> PAGEREF _Toc232834547 \h </w:instrText>
         </w:r>
         <w:r>
           <w:rPr>
@@ -6357,7 +6357,7 @@
             <w:noProof/>
             <w:webHidden/>
           </w:rPr>
-          <w:t>50</w:t>
+          <w:t>51</w:t>
         </w:r>
         <w:r>
           <w:rPr>
@@ -6385,7 +6385,7 @@
           <w14:ligatures w14:val="standardContextual"/>
         </w:rPr>
       </w:pPr>
-      <w:hyperlink w:anchor="_Toc232748293" w:history="1">
+      <w:hyperlink w:anchor="_Toc232834548" w:history="1">
         <w:r>
           <w:rPr>
             <w:rStyle w:val="Lienhypertexte"/>
@@ -6413,7 +6413,7 @@
             <w:noProof/>
             <w:webHidden/>
           </w:rPr>
-          <w:instrText xml:space="preserve"> PAGEREF _Toc232748293 \h </w:instrText>
+          <w:instrText xml:space="preserve"> PAGEREF _Toc232834548 \h </w:instrText>
         </w:r>
         <w:r>
           <w:rPr>
@@ -6433,7 +6433,7 @@
             <w:noProof/>
             <w:webHidden/>
           </w:rPr>
-          <w:t>50</w:t>
+          <w:t>51</w:t>
         </w:r>
         <w:r>
           <w:rPr>
@@ -6461,7 +6461,7 @@
           <w14:ligatures w14:val="standardContextual"/>
         </w:rPr>
       </w:pPr>
-      <w:hyperlink w:anchor="_Toc232748294" w:history="1">
+      <w:hyperlink w:anchor="_Toc232834549" w:history="1">
         <w:r>
           <w:rPr>
             <w:rStyle w:val="Lienhypertexte"/>
@@ -6489,7 +6489,7 @@
             <w:noProof/>
             <w:webHidden/>
           </w:rPr>
-          <w:instrText xml:space="preserve"> PAGEREF _Toc232748294 \h </w:instrText>
+          <w:instrText xml:space="preserve"> PAGEREF _Toc232834549 \h </w:instrText>
         </w:r>
         <w:r>
           <w:rPr>
@@ -6509,7 +6509,7 @@
             <w:noProof/>
             <w:webHidden/>
           </w:rPr>
-          <w:t>51</w:t>
+          <w:t>52</w:t>
         </w:r>
         <w:r>
           <w:rPr>
@@ -6537,7 +6537,7 @@
           <w14:ligatures w14:val="standardContextual"/>
         </w:rPr>
       </w:pPr>
-      <w:hyperlink w:anchor="_Toc232748295" w:history="1">
+      <w:hyperlink w:anchor="_Toc232834550" w:history="1">
         <w:r>
           <w:rPr>
             <w:rStyle w:val="Lienhypertexte"/>
@@ -6565,7 +6565,7 @@
             <w:noProof/>
             <w:webHidden/>
           </w:rPr>
-          <w:instrText xml:space="preserve"> PAGEREF _Toc232748295 \h </w:instrText>
+          <w:instrText xml:space="preserve"> PAGEREF _Toc232834550 \h </w:instrText>
         </w:r>
         <w:r>
           <w:rPr>
@@ -6585,7 +6585,7 @@
             <w:noProof/>
             <w:webHidden/>
           </w:rPr>
-          <w:t>51</w:t>
+          <w:t>52</w:t>
         </w:r>
         <w:r>
           <w:rPr>
@@ -6613,7 +6613,7 @@
           <w14:ligatures w14:val="standardContextual"/>
         </w:rPr>
       </w:pPr>
-      <w:hyperlink w:anchor="_Toc232748296" w:history="1">
+      <w:hyperlink w:anchor="_Toc232834551" w:history="1">
         <w:r>
           <w:rPr>
             <w:rStyle w:val="Lienhypertexte"/>
@@ -6640,7 +6640,7 @@
             <w:noProof/>
             <w:webHidden/>
           </w:rPr>
-          <w:instrText xml:space="preserve"> PAGEREF _Toc232748296 \h </w:instrText>
+          <w:instrText xml:space="preserve"> PAGEREF _Toc232834551 \h </w:instrText>
         </w:r>
         <w:r>
           <w:rPr>
@@ -6660,7 +6660,7 @@
             <w:noProof/>
             <w:webHidden/>
           </w:rPr>
-          <w:t>52</w:t>
+          <w:t>53</w:t>
         </w:r>
         <w:r>
           <w:rPr>
@@ -6688,7 +6688,7 @@
           <w14:ligatures w14:val="standardContextual"/>
         </w:rPr>
       </w:pPr>
-      <w:hyperlink w:anchor="_Toc232748297" w:history="1">
+      <w:hyperlink w:anchor="_Toc232834552" w:history="1">
         <w:r>
           <w:rPr>
             <w:rStyle w:val="Lienhypertexte"/>
@@ -6715,7 +6715,7 @@
             <w:noProof/>
             <w:webHidden/>
           </w:rPr>
-          <w:instrText xml:space="preserve"> PAGEREF _Toc232748297 \h </w:instrText>
+          <w:instrText xml:space="preserve"> PAGEREF _Toc232834552 \h </w:instrText>
         </w:r>
         <w:r>
           <w:rPr>
@@ -6735,7 +6735,7 @@
             <w:noProof/>
             <w:webHidden/>
           </w:rPr>
-          <w:t>53</w:t>
+          <w:t>54</w:t>
         </w:r>
         <w:r>
           <w:rPr>
@@ -6763,7 +6763,7 @@
           <w14:ligatures w14:val="standardContextual"/>
         </w:rPr>
       </w:pPr>
-      <w:hyperlink w:anchor="_Toc232748298" w:history="1">
+      <w:hyperlink w:anchor="_Toc232834553" w:history="1">
         <w:r>
           <w:rPr>
             <w:rStyle w:val="Lienhypertexte"/>
@@ -6790,7 +6790,7 @@
             <w:noProof/>
             <w:webHidden/>
           </w:rPr>
-          <w:instrText xml:space="preserve"> PAGEREF _Toc232748298 \h </w:instrText>
+          <w:instrText xml:space="preserve"> PAGEREF _Toc232834553 \h </w:instrText>
         </w:r>
         <w:r>
           <w:rPr>
@@ -6810,7 +6810,7 @@
             <w:noProof/>
             <w:webHidden/>
           </w:rPr>
-          <w:t>54</w:t>
+          <w:t>55</w:t>
         </w:r>
         <w:r>
           <w:rPr>
@@ -6838,7 +6838,7 @@
           <w14:ligatures w14:val="standardContextual"/>
         </w:rPr>
       </w:pPr>
-      <w:hyperlink w:anchor="_Toc232748299" w:history="1">
+      <w:hyperlink w:anchor="_Toc232834554" w:history="1">
         <w:r>
           <w:rPr>
             <w:rStyle w:val="Lienhypertexte"/>
@@ -6865,7 +6865,7 @@
             <w:noProof/>
             <w:webHidden/>
           </w:rPr>
-          <w:instrText xml:space="preserve"> PAGEREF _Toc232748299 \h </w:instrText>
+          <w:instrText xml:space="preserve"> PAGEREF _Toc232834554 \h </w:instrText>
         </w:r>
         <w:r>
           <w:rPr>
@@ -6885,7 +6885,7 @@
             <w:noProof/>
             <w:webHidden/>
           </w:rPr>
-          <w:t>55</w:t>
+          <w:t>56</w:t>
         </w:r>
         <w:r>
           <w:rPr>
@@ -6913,7 +6913,7 @@
           <w14:ligatures w14:val="standardContextual"/>
         </w:rPr>
       </w:pPr>
-      <w:hyperlink w:anchor="_Toc232748300" w:history="1">
+      <w:hyperlink w:anchor="_Toc232834555" w:history="1">
         <w:r>
           <w:rPr>
             <w:rStyle w:val="Lienhypertexte"/>
@@ -6940,7 +6940,7 @@
             <w:noProof/>
             <w:webHidden/>
           </w:rPr>
-          <w:instrText xml:space="preserve"> PAGEREF _Toc232748300 \h </w:instrText>
+          <w:instrText xml:space="preserve"> PAGEREF _Toc232834555 \h </w:instrText>
         </w:r>
         <w:r>
           <w:rPr>
@@ -6960,7 +6960,7 @@
             <w:noProof/>
             <w:webHidden/>
           </w:rPr>
-          <w:t>55</w:t>
+          <w:t>56</w:t>
         </w:r>
         <w:r>
           <w:rPr>
@@ -6988,7 +6988,7 @@
           <w14:ligatures w14:val="standardContextual"/>
         </w:rPr>
       </w:pPr>
-      <w:hyperlink w:anchor="_Toc232748301" w:history="1">
+      <w:hyperlink w:anchor="_Toc232834556" w:history="1">
         <w:r>
           <w:rPr>
             <w:rStyle w:val="Lienhypertexte"/>
@@ -7016,7 +7016,7 @@
             <w:noProof/>
             <w:webHidden/>
           </w:rPr>
-          <w:instrText xml:space="preserve"> PAGEREF _Toc232748301 \h </w:instrText>
+          <w:instrText xml:space="preserve"> PAGEREF _Toc232834556 \h </w:instrText>
         </w:r>
         <w:r>
           <w:rPr>
@@ -7036,7 +7036,7 @@
             <w:noProof/>
             <w:webHidden/>
           </w:rPr>
-          <w:t>56</w:t>
+          <w:t>57</w:t>
         </w:r>
         <w:r>
           <w:rPr>
@@ -7064,7 +7064,7 @@
           <w14:ligatures w14:val="standardContextual"/>
         </w:rPr>
       </w:pPr>
-      <w:hyperlink w:anchor="_Toc232748302" w:history="1">
+      <w:hyperlink w:anchor="_Toc232834557" w:history="1">
         <w:r>
           <w:rPr>
             <w:rStyle w:val="Lienhypertexte"/>
@@ -7092,7 +7092,7 @@
             <w:noProof/>
             <w:webHidden/>
           </w:rPr>
-          <w:instrText xml:space="preserve"> PAGEREF _Toc232748302 \h </w:instrText>
+          <w:instrText xml:space="preserve"> PAGEREF _Toc232834557 \h </w:instrText>
         </w:r>
         <w:r>
           <w:rPr>
@@ -7112,7 +7112,7 @@
             <w:noProof/>
             <w:webHidden/>
           </w:rPr>
-          <w:t>57</w:t>
+          <w:t>58</w:t>
         </w:r>
         <w:r>
           <w:rPr>
@@ -7140,7 +7140,7 @@
           <w14:ligatures w14:val="standardContextual"/>
         </w:rPr>
       </w:pPr>
-      <w:hyperlink w:anchor="_Toc232748303" w:history="1">
+      <w:hyperlink w:anchor="_Toc232834558" w:history="1">
         <w:r>
           <w:rPr>
             <w:rStyle w:val="Lienhypertexte"/>
@@ -7167,7 +7167,7 @@
             <w:noProof/>
             <w:webHidden/>
           </w:rPr>
-          <w:instrText xml:space="preserve"> PAGEREF _Toc232748303 \h </w:instrText>
+          <w:instrText xml:space="preserve"> PAGEREF _Toc232834558 \h </w:instrText>
         </w:r>
         <w:r>
           <w:rPr>
@@ -7187,7 +7187,7 @@
             <w:noProof/>
             <w:webHidden/>
           </w:rPr>
-          <w:t>57</w:t>
+          <w:t>58</w:t>
         </w:r>
         <w:r>
           <w:rPr>
@@ -7215,7 +7215,7 @@
           <w14:ligatures w14:val="standardContextual"/>
         </w:rPr>
       </w:pPr>
-      <w:hyperlink w:anchor="_Toc232748304" w:history="1">
+      <w:hyperlink w:anchor="_Toc232834559" w:history="1">
         <w:r>
           <w:rPr>
             <w:rStyle w:val="Lienhypertexte"/>
@@ -7242,7 +7242,7 @@
             <w:noProof/>
             <w:webHidden/>
           </w:rPr>
-          <w:instrText xml:space="preserve"> PAGEREF _Toc232748304 \h </w:instrText>
+          <w:instrText xml:space="preserve"> PAGEREF _Toc232834559 \h </w:instrText>
         </w:r>
         <w:r>
           <w:rPr>
@@ -7262,7 +7262,7 @@
             <w:noProof/>
             <w:webHidden/>
           </w:rPr>
-          <w:t>57</w:t>
+          <w:t>58</w:t>
         </w:r>
         <w:r>
           <w:rPr>
@@ -7290,7 +7290,7 @@
           <w14:ligatures w14:val="standardContextual"/>
         </w:rPr>
       </w:pPr>
-      <w:hyperlink w:anchor="_Toc232748305" w:history="1">
+      <w:hyperlink w:anchor="_Toc232834560" w:history="1">
         <w:r>
           <w:rPr>
             <w:rStyle w:val="Lienhypertexte"/>
@@ -7317,7 +7317,7 @@
             <w:noProof/>
             <w:webHidden/>
           </w:rPr>
-          <w:instrText xml:space="preserve"> PAGEREF _Toc232748305 \h </w:instrText>
+          <w:instrText xml:space="preserve"> PAGEREF _Toc232834560 \h </w:instrText>
         </w:r>
         <w:r>
           <w:rPr>
@@ -7337,7 +7337,7 @@
             <w:noProof/>
             <w:webHidden/>
           </w:rPr>
-          <w:t>57</w:t>
+          <w:t>58</w:t>
         </w:r>
         <w:r>
           <w:rPr>
@@ -7365,7 +7365,7 @@
           <w14:ligatures w14:val="standardContextual"/>
         </w:rPr>
       </w:pPr>
-      <w:hyperlink w:anchor="_Toc232748306" w:history="1">
+      <w:hyperlink w:anchor="_Toc232834561" w:history="1">
         <w:r>
           <w:rPr>
             <w:rStyle w:val="Lienhypertexte"/>
@@ -7392,7 +7392,7 @@
             <w:noProof/>
             <w:webHidden/>
           </w:rPr>
-          <w:instrText xml:space="preserve"> PAGEREF _Toc232748306 \h </w:instrText>
+          <w:instrText xml:space="preserve"> PAGEREF _Toc232834561 \h </w:instrText>
         </w:r>
         <w:r>
           <w:rPr>
@@ -7412,7 +7412,7 @@
             <w:noProof/>
             <w:webHidden/>
           </w:rPr>
-          <w:t>57</w:t>
+          <w:t>58</w:t>
         </w:r>
         <w:r>
           <w:rPr>
@@ -7440,7 +7440,7 @@
           <w14:ligatures w14:val="standardContextual"/>
         </w:rPr>
       </w:pPr>
-      <w:hyperlink w:anchor="_Toc232748307" w:history="1">
+      <w:hyperlink w:anchor="_Toc232834562" w:history="1">
         <w:r>
           <w:rPr>
             <w:rStyle w:val="Lienhypertexte"/>
@@ -7467,7 +7467,7 @@
             <w:noProof/>
             <w:webHidden/>
           </w:rPr>
-          <w:instrText xml:space="preserve"> PAGEREF _Toc232748307 \h </w:instrText>
+          <w:instrText xml:space="preserve"> PAGEREF _Toc232834562 \h </w:instrText>
         </w:r>
         <w:r>
           <w:rPr>
@@ -7487,7 +7487,7 @@
             <w:noProof/>
             <w:webHidden/>
           </w:rPr>
-          <w:t>58</w:t>
+          <w:t>59</w:t>
         </w:r>
         <w:r>
           <w:rPr>
@@ -7500,7 +7500,7 @@
     </w:p>
     <w:p>
       <w:pPr>
-        <w:pStyle w:val="TM1"/>
+        <w:pStyle w:val="TM2"/>
         <w:tabs>
           <w:tab w:val="right" w:leader="dot" w:pos="8948"/>
         </w:tabs>
@@ -7515,14 +7515,14 @@
           <w14:ligatures w14:val="standardContextual"/>
         </w:rPr>
       </w:pPr>
-      <w:hyperlink w:anchor="_Toc232748308" w:history="1">
+      <w:hyperlink w:anchor="_Toc232834563" w:history="1">
         <w:r>
           <w:rPr>
             <w:rStyle w:val="Lienhypertexte"/>
             <w:rFonts w:ascii="Aptos Display" w:hAnsi="Aptos Display"/>
             <w:noProof/>
           </w:rPr>
-          <w:t>7. Write a framebuffer capture DLL plugin</w:t>
+          <w:t>▪ 6.20 Detect window shutdown and reset the client</w:t>
         </w:r>
         <w:r>
           <w:rPr>
@@ -7543,7 +7543,7 @@
             <w:noProof/>
             <w:webHidden/>
           </w:rPr>
-          <w:instrText xml:space="preserve"> PAGEREF _Toc232748308 \h </w:instrText>
+          <w:instrText xml:space="preserve"> PAGEREF _Toc232834563 \h </w:instrText>
         </w:r>
         <w:r>
           <w:rPr>
@@ -7563,7 +7563,7 @@
             <w:noProof/>
             <w:webHidden/>
           </w:rPr>
-          <w:t>59</w:t>
+          <w:t>60</w:t>
         </w:r>
         <w:r>
           <w:rPr>
@@ -7576,7 +7576,7 @@
     </w:p>
     <w:p>
       <w:pPr>
-        <w:pStyle w:val="TM2"/>
+        <w:pStyle w:val="TM1"/>
         <w:tabs>
           <w:tab w:val="right" w:leader="dot" w:pos="8948"/>
         </w:tabs>
@@ -7591,14 +7591,14 @@
           <w14:ligatures w14:val="standardContextual"/>
         </w:rPr>
       </w:pPr>
-      <w:hyperlink w:anchor="_Toc232748309" w:history="1">
+      <w:hyperlink w:anchor="_Toc232834564" w:history="1">
         <w:r>
           <w:rPr>
             <w:rStyle w:val="Lienhypertexte"/>
             <w:rFonts w:ascii="Aptos Display" w:hAnsi="Aptos Display"/>
             <w:noProof/>
           </w:rPr>
-          <w:t>▪ 7.1 Why the framebuffer plugin ABI is C-only</w:t>
+          <w:t>7. Write a framebuffer capture DLL plugin</w:t>
         </w:r>
         <w:r>
           <w:rPr>
@@ -7619,7 +7619,7 @@
             <w:noProof/>
             <w:webHidden/>
           </w:rPr>
-          <w:instrText xml:space="preserve"> PAGEREF _Toc232748309 \h </w:instrText>
+          <w:instrText xml:space="preserve"> PAGEREF _Toc232834564 \h </w:instrText>
         </w:r>
         <w:r>
           <w:rPr>
@@ -7667,14 +7667,14 @@
           <w14:ligatures w14:val="standardContextual"/>
         </w:rPr>
       </w:pPr>
-      <w:hyperlink w:anchor="_Toc232748310" w:history="1">
+      <w:hyperlink w:anchor="_Toc232834565" w:history="1">
         <w:r>
           <w:rPr>
             <w:rStyle w:val="Lienhypertexte"/>
             <w:rFonts w:ascii="Aptos Display" w:hAnsi="Aptos Display"/>
             <w:noProof/>
           </w:rPr>
-          <w:t>▪ 7.2 Step 1: scaffold the plugin and export the entry point</w:t>
+          <w:t>▪ 7.1 Why the framebuffer plugin ABI is C-only</w:t>
         </w:r>
         <w:r>
           <w:rPr>
@@ -7695,7 +7695,7 @@
             <w:noProof/>
             <w:webHidden/>
           </w:rPr>
-          <w:instrText xml:space="preserve"> PAGEREF _Toc232748310 \h </w:instrText>
+          <w:instrText xml:space="preserve"> PAGEREF _Toc232834565 \h </w:instrText>
         </w:r>
         <w:r>
           <w:rPr>
@@ -7715,7 +7715,7 @@
             <w:noProof/>
             <w:webHidden/>
           </w:rPr>
-          <w:t>61</w:t>
+          <w:t>63</w:t>
         </w:r>
         <w:r>
           <w:rPr>
@@ -7743,14 +7743,14 @@
           <w14:ligatures w14:val="standardContextual"/>
         </w:rPr>
       </w:pPr>
-      <w:hyperlink w:anchor="_Toc232748311" w:history="1">
+      <w:hyperlink w:anchor="_Toc232834566" w:history="1">
         <w:r>
           <w:rPr>
             <w:rStyle w:val="Lienhypertexte"/>
             <w:rFonts w:ascii="Aptos Display" w:hAnsi="Aptos Display"/>
             <w:noProof/>
           </w:rPr>
-          <w:t>▪ 7.3 Step 2: validate ABI and host contract during startup</w:t>
+          <w:t>▪ 7.2 Step 1: scaffold the plugin and export the entry point</w:t>
         </w:r>
         <w:r>
           <w:rPr>
@@ -7771,7 +7771,7 @@
             <w:noProof/>
             <w:webHidden/>
           </w:rPr>
-          <w:instrText xml:space="preserve"> PAGEREF _Toc232748311 \h </w:instrText>
+          <w:instrText xml:space="preserve"> PAGEREF _Toc232834566 \h </w:instrText>
         </w:r>
         <w:r>
           <w:rPr>
@@ -7791,7 +7791,7 @@
             <w:noProof/>
             <w:webHidden/>
           </w:rPr>
-          <w:t>61</w:t>
+          <w:t>63</w:t>
         </w:r>
         <w:r>
           <w:rPr>
@@ -7819,14 +7819,14 @@
           <w14:ligatures w14:val="standardContextual"/>
         </w:rPr>
       </w:pPr>
-      <w:hyperlink w:anchor="_Toc232748312" w:history="1">
+      <w:hyperlink w:anchor="_Toc232834567" w:history="1">
         <w:r>
           <w:rPr>
             <w:rStyle w:val="Lienhypertexte"/>
             <w:rFonts w:ascii="Aptos Display" w:hAnsi="Aptos Display"/>
             <w:noProof/>
           </w:rPr>
-          <w:t>▪ 7.4 Step 3: understand the frame descriptor you receive</w:t>
+          <w:t>▪ 7.3 Step 2: validate ABI and host contract during startup</w:t>
         </w:r>
         <w:r>
           <w:rPr>
@@ -7847,7 +7847,7 @@
             <w:noProof/>
             <w:webHidden/>
           </w:rPr>
-          <w:instrText xml:space="preserve"> PAGEREF _Toc232748312 \h </w:instrText>
+          <w:instrText xml:space="preserve"> PAGEREF _Toc232834567 \h </w:instrText>
         </w:r>
         <w:r>
           <w:rPr>
@@ -7867,7 +7867,7 @@
             <w:noProof/>
             <w:webHidden/>
           </w:rPr>
-          <w:t>62</w:t>
+          <w:t>63</w:t>
         </w:r>
         <w:r>
           <w:rPr>
@@ -7895,14 +7895,14 @@
           <w14:ligatures w14:val="standardContextual"/>
         </w:rPr>
       </w:pPr>
-      <w:hyperlink w:anchor="_Toc232748313" w:history="1">
+      <w:hyperlink w:anchor="_Toc232834568" w:history="1">
         <w:r>
           <w:rPr>
             <w:rStyle w:val="Lienhypertexte"/>
             <w:rFonts w:ascii="Aptos Display" w:hAnsi="Aptos Display"/>
             <w:noProof/>
           </w:rPr>
-          <w:t>▪ 7.5 Step 4: validate every frame descriptor defensively</w:t>
+          <w:t>▪ 7.4 Step 3: understand the frame descriptor you receive</w:t>
         </w:r>
         <w:r>
           <w:rPr>
@@ -7923,7 +7923,7 @@
             <w:noProof/>
             <w:webHidden/>
           </w:rPr>
-          <w:instrText xml:space="preserve"> PAGEREF _Toc232748313 \h </w:instrText>
+          <w:instrText xml:space="preserve"> PAGEREF _Toc232834568 \h </w:instrText>
         </w:r>
         <w:r>
           <w:rPr>
@@ -7943,7 +7943,7 @@
             <w:noProof/>
             <w:webHidden/>
           </w:rPr>
-          <w:t>62</w:t>
+          <w:t>64</w:t>
         </w:r>
         <w:r>
           <w:rPr>
@@ -7971,14 +7971,14 @@
           <w14:ligatures w14:val="standardContextual"/>
         </w:rPr>
       </w:pPr>
-      <w:hyperlink w:anchor="_Toc232748314" w:history="1">
+      <w:hyperlink w:anchor="_Toc232834569" w:history="1">
         <w:r>
           <w:rPr>
             <w:rStyle w:val="Lienhypertexte"/>
             <w:rFonts w:ascii="Aptos Display" w:hAnsi="Aptos Display"/>
             <w:noProof/>
           </w:rPr>
-          <w:t>▪ 7.6 Step 5: know the lifecycle before you attach real logic</w:t>
+          <w:t>▪ 7.5 Step 4: validate every frame descriptor defensively</w:t>
         </w:r>
         <w:r>
           <w:rPr>
@@ -7999,7 +7999,7 @@
             <w:noProof/>
             <w:webHidden/>
           </w:rPr>
-          <w:instrText xml:space="preserve"> PAGEREF _Toc232748314 \h </w:instrText>
+          <w:instrText xml:space="preserve"> PAGEREF _Toc232834569 \h </w:instrText>
         </w:r>
         <w:r>
           <w:rPr>
@@ -8047,14 +8047,14 @@
           <w14:ligatures w14:val="standardContextual"/>
         </w:rPr>
       </w:pPr>
-      <w:hyperlink w:anchor="_Toc232748315" w:history="1">
+      <w:hyperlink w:anchor="_Toc232834570" w:history="1">
         <w:r>
           <w:rPr>
             <w:rStyle w:val="Lienhypertexte"/>
             <w:rFonts w:ascii="Aptos Display" w:hAnsi="Aptos Display"/>
             <w:noProof/>
           </w:rPr>
-          <w:t>▪ 7.7 Minimal plugin scaffold</w:t>
+          <w:t>▪ 7.6 Step 5: know the lifecycle before you attach real logic</w:t>
         </w:r>
         <w:r>
           <w:rPr>
@@ -8075,7 +8075,7 @@
             <w:noProof/>
             <w:webHidden/>
           </w:rPr>
-          <w:instrText xml:space="preserve"> PAGEREF _Toc232748315 \h </w:instrText>
+          <w:instrText xml:space="preserve"> PAGEREF _Toc232834570 \h </w:instrText>
         </w:r>
         <w:r>
           <w:rPr>
@@ -8095,7 +8095,7 @@
             <w:noProof/>
             <w:webHidden/>
           </w:rPr>
-          <w:t>64</w:t>
+          <w:t>66</w:t>
         </w:r>
         <w:r>
           <w:rPr>
@@ -8123,14 +8123,14 @@
           <w14:ligatures w14:val="standardContextual"/>
         </w:rPr>
       </w:pPr>
-      <w:hyperlink w:anchor="_Toc232748316" w:history="1">
+      <w:hyperlink w:anchor="_Toc232834571" w:history="1">
         <w:r>
           <w:rPr>
             <w:rStyle w:val="Lienhypertexte"/>
             <w:rFonts w:ascii="Aptos Display" w:hAnsi="Aptos Display"/>
             <w:noProof/>
           </w:rPr>
-          <w:t>▪ 7.8 Copy pixels safely inside submit_frame</w:t>
+          <w:t>▪ 7.7 Minimal plugin scaffold</w:t>
         </w:r>
         <w:r>
           <w:rPr>
@@ -8151,7 +8151,7 @@
             <w:noProof/>
             <w:webHidden/>
           </w:rPr>
-          <w:instrText xml:space="preserve"> PAGEREF _Toc232748316 \h </w:instrText>
+          <w:instrText xml:space="preserve"> PAGEREF _Toc232834571 \h </w:instrText>
         </w:r>
         <w:r>
           <w:rPr>
@@ -8171,7 +8171,7 @@
             <w:noProof/>
             <w:webHidden/>
           </w:rPr>
-          <w:t>65</w:t>
+          <w:t>66</w:t>
         </w:r>
         <w:r>
           <w:rPr>
@@ -8199,14 +8199,14 @@
           <w14:ligatures w14:val="standardContextual"/>
         </w:rPr>
       </w:pPr>
-      <w:hyperlink w:anchor="_Toc232748317" w:history="1">
+      <w:hyperlink w:anchor="_Toc232834572" w:history="1">
         <w:r>
           <w:rPr>
             <w:rStyle w:val="Lienhypertexte"/>
             <w:rFonts w:ascii="Aptos Display" w:hAnsi="Aptos Display"/>
             <w:noProof/>
           </w:rPr>
-          <w:t>▪ 7.9 Connect an async encoder or IPC path without blocking submit_frame</w:t>
+          <w:t>▪ 7.8 Copy pixels safely inside submit_frame</w:t>
         </w:r>
         <w:r>
           <w:rPr>
@@ -8227,7 +8227,7 @@
             <w:noProof/>
             <w:webHidden/>
           </w:rPr>
-          <w:instrText xml:space="preserve"> PAGEREF _Toc232748317 \h </w:instrText>
+          <w:instrText xml:space="preserve"> PAGEREF _Toc232834572 \h </w:instrText>
         </w:r>
         <w:r>
           <w:rPr>
@@ -8247,7 +8247,7 @@
             <w:noProof/>
             <w:webHidden/>
           </w:rPr>
-          <w:t>66</w:t>
+          <w:t>67</w:t>
         </w:r>
         <w:r>
           <w:rPr>
@@ -8275,14 +8275,14 @@
           <w14:ligatures w14:val="standardContextual"/>
         </w:rPr>
       </w:pPr>
-      <w:hyperlink w:anchor="_Toc232748318" w:history="1">
+      <w:hyperlink w:anchor="_Toc232834573" w:history="1">
         <w:r>
           <w:rPr>
             <w:rStyle w:val="Lienhypertexte"/>
             <w:rFonts w:ascii="Aptos Display" w:hAnsi="Aptos Display"/>
             <w:noProof/>
           </w:rPr>
-          <w:t>▪ 7.10 What not to do</w:t>
+          <w:t>▪ 7.9 Connect an async encoder or IPC path without blocking submit_frame</w:t>
         </w:r>
         <w:r>
           <w:rPr>
@@ -8303,7 +8303,7 @@
             <w:noProof/>
             <w:webHidden/>
           </w:rPr>
-          <w:instrText xml:space="preserve"> PAGEREF _Toc232748318 \h </w:instrText>
+          <w:instrText xml:space="preserve"> PAGEREF _Toc232834573 \h </w:instrText>
         </w:r>
         <w:r>
           <w:rPr>
@@ -8323,7 +8323,7 @@
             <w:noProof/>
             <w:webHidden/>
           </w:rPr>
-          <w:t>67</w:t>
+          <w:t>68</w:t>
         </w:r>
         <w:r>
           <w:rPr>
@@ -8351,14 +8351,14 @@
           <w14:ligatures w14:val="standardContextual"/>
         </w:rPr>
       </w:pPr>
-      <w:hyperlink w:anchor="_Toc232748319" w:history="1">
+      <w:hyperlink w:anchor="_Toc232834574" w:history="1">
         <w:r>
           <w:rPr>
             <w:rStyle w:val="Lienhypertexte"/>
             <w:rFonts w:ascii="Aptos Display" w:hAnsi="Aptos Display"/>
             <w:noProof/>
           </w:rPr>
-          <w:t>▪ 7.11 Test the plugin without the full runtime</w:t>
+          <w:t>▪ 7.10 What not to do</w:t>
         </w:r>
         <w:r>
           <w:rPr>
@@ -8379,7 +8379,7 @@
             <w:noProof/>
             <w:webHidden/>
           </w:rPr>
-          <w:instrText xml:space="preserve"> PAGEREF _Toc232748319 \h </w:instrText>
+          <w:instrText xml:space="preserve"> PAGEREF _Toc232834574 \h </w:instrText>
         </w:r>
         <w:r>
           <w:rPr>
@@ -8399,7 +8399,7 @@
             <w:noProof/>
             <w:webHidden/>
           </w:rPr>
-          <w:t>68</w:t>
+          <w:t>69</w:t>
         </w:r>
         <w:r>
           <w:rPr>
@@ -8427,14 +8427,14 @@
           <w14:ligatures w14:val="standardContextual"/>
         </w:rPr>
       </w:pPr>
-      <w:hyperlink w:anchor="_Toc232748320" w:history="1">
+      <w:hyperlink w:anchor="_Toc232834575" w:history="1">
         <w:r>
           <w:rPr>
             <w:rStyle w:val="Lienhypertexte"/>
             <w:rFonts w:ascii="Aptos Display" w:hAnsi="Aptos Display"/>
             <w:noProof/>
           </w:rPr>
-          <w:t>▪ 7.12 Repository reference plugin</w:t>
+          <w:t>▪ 7.11 Test the plugin without the full runtime</w:t>
         </w:r>
         <w:r>
           <w:rPr>
@@ -8455,7 +8455,7 @@
             <w:noProof/>
             <w:webHidden/>
           </w:rPr>
-          <w:instrText xml:space="preserve"> PAGEREF _Toc232748320 \h </w:instrText>
+          <w:instrText xml:space="preserve"> PAGEREF _Toc232834575 \h </w:instrText>
         </w:r>
         <w:r>
           <w:rPr>
@@ -8475,7 +8475,7 @@
             <w:noProof/>
             <w:webHidden/>
           </w:rPr>
-          <w:t>68</w:t>
+          <w:t>70</w:t>
         </w:r>
         <w:r>
           <w:rPr>
@@ -8503,14 +8503,14 @@
           <w14:ligatures w14:val="standardContextual"/>
         </w:rPr>
       </w:pPr>
-      <w:hyperlink w:anchor="_Toc232748321" w:history="1">
+      <w:hyperlink w:anchor="_Toc232834576" w:history="1">
         <w:r>
           <w:rPr>
             <w:rStyle w:val="Lienhypertexte"/>
             <w:rFonts w:ascii="Aptos Display" w:hAnsi="Aptos Display"/>
             <w:noProof/>
           </w:rPr>
-          <w:t>▪ 7.13 CMake and build notes</w:t>
+          <w:t>▪ 7.12 Repository reference plugin</w:t>
         </w:r>
         <w:r>
           <w:rPr>
@@ -8531,7 +8531,7 @@
             <w:noProof/>
             <w:webHidden/>
           </w:rPr>
-          <w:instrText xml:space="preserve"> PAGEREF _Toc232748321 \h </w:instrText>
+          <w:instrText xml:space="preserve"> PAGEREF _Toc232834576 \h </w:instrText>
         </w:r>
         <w:r>
           <w:rPr>
@@ -8551,7 +8551,7 @@
             <w:noProof/>
             <w:webHidden/>
           </w:rPr>
-          <w:t>68</w:t>
+          <w:t>70</w:t>
         </w:r>
         <w:r>
           <w:rPr>
@@ -8579,14 +8579,14 @@
           <w14:ligatures w14:val="standardContextual"/>
         </w:rPr>
       </w:pPr>
-      <w:hyperlink w:anchor="_Toc232748322" w:history="1">
+      <w:hyperlink w:anchor="_Toc232834577" w:history="1">
         <w:r>
           <w:rPr>
             <w:rStyle w:val="Lienhypertexte"/>
             <w:rFonts w:ascii="Aptos Display" w:hAnsi="Aptos Display"/>
             <w:noProof/>
           </w:rPr>
-          <w:t>▪ 7.14 Final integration checklist</w:t>
+          <w:t>▪ 7.13 CMake and build notes</w:t>
         </w:r>
         <w:r>
           <w:rPr>
@@ -8607,7 +8607,7 @@
             <w:noProof/>
             <w:webHidden/>
           </w:rPr>
-          <w:instrText xml:space="preserve"> PAGEREF _Toc232748322 \h </w:instrText>
+          <w:instrText xml:space="preserve"> PAGEREF _Toc232834577 \h </w:instrText>
         </w:r>
         <w:r>
           <w:rPr>
@@ -8627,7 +8627,7 @@
             <w:noProof/>
             <w:webHidden/>
           </w:rPr>
-          <w:t>69</w:t>
+          <w:t>70</w:t>
         </w:r>
         <w:r>
           <w:rPr>
@@ -8640,7 +8640,7 @@
     </w:p>
     <w:p>
       <w:pPr>
-        <w:pStyle w:val="TM1"/>
+        <w:pStyle w:val="TM2"/>
         <w:tabs>
           <w:tab w:val="right" w:leader="dot" w:pos="8948"/>
         </w:tabs>
@@ -8655,14 +8655,14 @@
           <w14:ligatures w14:val="standardContextual"/>
         </w:rPr>
       </w:pPr>
-      <w:hyperlink w:anchor="_Toc232748323" w:history="1">
+      <w:hyperlink w:anchor="_Toc232834578" w:history="1">
         <w:r>
           <w:rPr>
             <w:rStyle w:val="Lienhypertexte"/>
             <w:rFonts w:ascii="Aptos Display" w:hAnsi="Aptos Display"/>
             <w:noProof/>
           </w:rPr>
-          <w:t>8. Launch a window with a script and a framebuffer plugin</w:t>
+          <w:t>▪ 7.14 Final integration checklist</w:t>
         </w:r>
         <w:r>
           <w:rPr>
@@ -8683,7 +8683,7 @@
             <w:noProof/>
             <w:webHidden/>
           </w:rPr>
-          <w:instrText xml:space="preserve"> PAGEREF _Toc232748323 \h </w:instrText>
+          <w:instrText xml:space="preserve"> PAGEREF _Toc232834578 \h </w:instrText>
         </w:r>
         <w:r>
           <w:rPr>
@@ -8703,7 +8703,7 @@
             <w:noProof/>
             <w:webHidden/>
           </w:rPr>
-          <w:t>70</w:t>
+          <w:t>71</w:t>
         </w:r>
         <w:r>
           <w:rPr>
@@ -8716,7 +8716,7 @@
     </w:p>
     <w:p>
       <w:pPr>
-        <w:pStyle w:val="TM2"/>
+        <w:pStyle w:val="TM1"/>
         <w:tabs>
           <w:tab w:val="right" w:leader="dot" w:pos="8948"/>
         </w:tabs>
@@ -8731,14 +8731,14 @@
           <w14:ligatures w14:val="standardContextual"/>
         </w:rPr>
       </w:pPr>
-      <w:hyperlink w:anchor="_Toc232748324" w:history="1">
+      <w:hyperlink w:anchor="_Toc232834579" w:history="1">
         <w:r>
           <w:rPr>
             <w:rStyle w:val="Lienhypertexte"/>
             <w:rFonts w:ascii="Aptos Display" w:hAnsi="Aptos Display"/>
             <w:noProof/>
           </w:rPr>
-          <w:t>▪ 8.1 Use the launcher as the stable runtime entry point</w:t>
+          <w:t>8. Launch a window with a script and a framebuffer plugin</w:t>
         </w:r>
         <w:r>
           <w:rPr>
@@ -8759,7 +8759,7 @@
             <w:noProof/>
             <w:webHidden/>
           </w:rPr>
-          <w:instrText xml:space="preserve"> PAGEREF _Toc232748324 \h </w:instrText>
+          <w:instrText xml:space="preserve"> PAGEREF _Toc232834579 \h </w:instrText>
         </w:r>
         <w:r>
           <w:rPr>
@@ -8779,7 +8779,7 @@
             <w:noProof/>
             <w:webHidden/>
           </w:rPr>
-          <w:t>71</w:t>
+          <w:t>72</w:t>
         </w:r>
         <w:r>
           <w:rPr>
@@ -8807,14 +8807,14 @@
           <w14:ligatures w14:val="standardContextual"/>
         </w:rPr>
       </w:pPr>
-      <w:hyperlink w:anchor="_Toc232748325" w:history="1">
+      <w:hyperlink w:anchor="_Toc232834580" w:history="1">
         <w:r>
           <w:rPr>
             <w:rStyle w:val="Lienhypertexte"/>
             <w:rFonts w:ascii="Aptos Display" w:hAnsi="Aptos Display"/>
             <w:noProof/>
           </w:rPr>
-          <w:t>▪ 8.2 Supported arguments</w:t>
+          <w:t>▪ 8.1 Use the launcher as the stable runtime entry point</w:t>
         </w:r>
         <w:r>
           <w:rPr>
@@ -8835,7 +8835,7 @@
             <w:noProof/>
             <w:webHidden/>
           </w:rPr>
-          <w:instrText xml:space="preserve"> PAGEREF _Toc232748325 \h </w:instrText>
+          <w:instrText xml:space="preserve"> PAGEREF _Toc232834580 \h </w:instrText>
         </w:r>
         <w:r>
           <w:rPr>
@@ -8855,7 +8855,7 @@
             <w:noProof/>
             <w:webHidden/>
           </w:rPr>
-          <w:t>71</w:t>
+          <w:t>73</w:t>
         </w:r>
         <w:r>
           <w:rPr>
@@ -8883,14 +8883,14 @@
           <w14:ligatures w14:val="standardContextual"/>
         </w:rPr>
       </w:pPr>
-      <w:hyperlink w:anchor="_Toc232748326" w:history="1">
+      <w:hyperlink w:anchor="_Toc232834581" w:history="1">
         <w:r>
           <w:rPr>
             <w:rStyle w:val="Lienhypertexte"/>
             <w:rFonts w:ascii="Aptos Display" w:hAnsi="Aptos Display"/>
             <w:noProof/>
           </w:rPr>
-          <w:t>▪ 8.3 How the script resolves mfd_window.exe</w:t>
+          <w:t>▪ 8.2 Supported arguments</w:t>
         </w:r>
         <w:r>
           <w:rPr>
@@ -8911,7 +8911,7 @@
             <w:noProof/>
             <w:webHidden/>
           </w:rPr>
-          <w:instrText xml:space="preserve"> PAGEREF _Toc232748326 \h </w:instrText>
+          <w:instrText xml:space="preserve"> PAGEREF _Toc232834581 \h </w:instrText>
         </w:r>
         <w:r>
           <w:rPr>
@@ -8931,7 +8931,7 @@
             <w:noProof/>
             <w:webHidden/>
           </w:rPr>
-          <w:t>71</w:t>
+          <w:t>73</w:t>
         </w:r>
         <w:r>
           <w:rPr>
@@ -8959,14 +8959,14 @@
           <w14:ligatures w14:val="standardContextual"/>
         </w:rPr>
       </w:pPr>
-      <w:hyperlink w:anchor="_Toc232748327" w:history="1">
+      <w:hyperlink w:anchor="_Toc232834582" w:history="1">
         <w:r>
           <w:rPr>
             <w:rStyle w:val="Lienhypertexte"/>
             <w:rFonts w:ascii="Aptos Display" w:hAnsi="Aptos Display"/>
             <w:noProof/>
           </w:rPr>
-          <w:t>▪ 8.4 How plugin resolution works</w:t>
+          <w:t>▪ 8.3 How the script resolves mfd_window.exe</w:t>
         </w:r>
         <w:r>
           <w:rPr>
@@ -8987,7 +8987,7 @@
             <w:noProof/>
             <w:webHidden/>
           </w:rPr>
-          <w:instrText xml:space="preserve"> PAGEREF _Toc232748327 \h </w:instrText>
+          <w:instrText xml:space="preserve"> PAGEREF _Toc232834582 \h </w:instrText>
         </w:r>
         <w:r>
           <w:rPr>
@@ -9007,7 +9007,7 @@
             <w:noProof/>
             <w:webHidden/>
           </w:rPr>
-          <w:t>71</w:t>
+          <w:t>73</w:t>
         </w:r>
         <w:r>
           <w:rPr>
@@ -9035,14 +9035,14 @@
           <w14:ligatures w14:val="standardContextual"/>
         </w:rPr>
       </w:pPr>
-      <w:hyperlink w:anchor="_Toc232748328" w:history="1">
+      <w:hyperlink w:anchor="_Toc232834583" w:history="1">
         <w:r>
           <w:rPr>
             <w:rStyle w:val="Lienhypertexte"/>
             <w:rFonts w:ascii="Aptos Display" w:hAnsi="Aptos Display"/>
             <w:noProof/>
           </w:rPr>
-          <w:t>▪ 8.5 Example of a preconfigured project launcher</w:t>
+          <w:t>▪ 8.4 How plugin resolution works</w:t>
         </w:r>
         <w:r>
           <w:rPr>
@@ -9063,7 +9063,7 @@
             <w:noProof/>
             <w:webHidden/>
           </w:rPr>
-          <w:instrText xml:space="preserve"> PAGEREF _Toc232748328 \h </w:instrText>
+          <w:instrText xml:space="preserve"> PAGEREF _Toc232834583 \h </w:instrText>
         </w:r>
         <w:r>
           <w:rPr>
@@ -9083,7 +9083,7 @@
             <w:noProof/>
             <w:webHidden/>
           </w:rPr>
-          <w:t>72</w:t>
+          <w:t>73</w:t>
         </w:r>
         <w:r>
           <w:rPr>
@@ -9111,14 +9111,14 @@
           <w14:ligatures w14:val="standardContextual"/>
         </w:rPr>
       </w:pPr>
-      <w:hyperlink w:anchor="_Toc232748329" w:history="1">
+      <w:hyperlink w:anchor="_Toc232834584" w:history="1">
         <w:r>
           <w:rPr>
             <w:rStyle w:val="Lienhypertexte"/>
             <w:rFonts w:ascii="Aptos Display" w:hAnsi="Aptos Display"/>
             <w:noProof/>
           </w:rPr>
-          <w:t>▪ 8.6 Example with an explicit custom plugin</w:t>
+          <w:t>▪ 8.5 Example of a preconfigured project launcher</w:t>
         </w:r>
         <w:r>
           <w:rPr>
@@ -9139,7 +9139,7 @@
             <w:noProof/>
             <w:webHidden/>
           </w:rPr>
-          <w:instrText xml:space="preserve"> PAGEREF _Toc232748329 \h </w:instrText>
+          <w:instrText xml:space="preserve"> PAGEREF _Toc232834584 \h </w:instrText>
         </w:r>
         <w:r>
           <w:rPr>
@@ -9159,7 +9159,7 @@
             <w:noProof/>
             <w:webHidden/>
           </w:rPr>
-          <w:t>72</w:t>
+          <w:t>74</w:t>
         </w:r>
         <w:r>
           <w:rPr>
@@ -9187,14 +9187,14 @@
           <w14:ligatures w14:val="standardContextual"/>
         </w:rPr>
       </w:pPr>
-      <w:hyperlink w:anchor="_Toc232748330" w:history="1">
+      <w:hyperlink w:anchor="_Toc232834585" w:history="1">
         <w:r>
           <w:rPr>
             <w:rStyle w:val="Lienhypertexte"/>
             <w:rFonts w:ascii="Aptos Display" w:hAnsi="Aptos Display"/>
             <w:noProof/>
           </w:rPr>
-          <w:t>▪ 8.7 Why the script is still useful when the CLI exists</w:t>
+          <w:t>▪ 8.6 Example with an explicit custom plugin</w:t>
         </w:r>
         <w:r>
           <w:rPr>
@@ -9215,7 +9215,7 @@
             <w:noProof/>
             <w:webHidden/>
           </w:rPr>
-          <w:instrText xml:space="preserve"> PAGEREF _Toc232748330 \h </w:instrText>
+          <w:instrText xml:space="preserve"> PAGEREF _Toc232834585 \h </w:instrText>
         </w:r>
         <w:r>
           <w:rPr>
@@ -9235,7 +9235,7 @@
             <w:noProof/>
             <w:webHidden/>
           </w:rPr>
-          <w:t>72</w:t>
+          <w:t>74</w:t>
         </w:r>
         <w:r>
           <w:rPr>
@@ -9263,14 +9263,14 @@
           <w14:ligatures w14:val="standardContextual"/>
         </w:rPr>
       </w:pPr>
-      <w:hyperlink w:anchor="_Toc232748331" w:history="1">
+      <w:hyperlink w:anchor="_Toc232834586" w:history="1">
         <w:r>
           <w:rPr>
             <w:rStyle w:val="Lienhypertexte"/>
             <w:rFonts w:ascii="Aptos Display" w:hAnsi="Aptos Display"/>
             <w:noProof/>
           </w:rPr>
-          <w:t>▪ 8.8 Write your own project launcher</w:t>
+          <w:t>▪ 8.7 Why the script is still useful when the CLI exists</w:t>
         </w:r>
         <w:r>
           <w:rPr>
@@ -9291,7 +9291,7 @@
             <w:noProof/>
             <w:webHidden/>
           </w:rPr>
-          <w:instrText xml:space="preserve"> PAGEREF _Toc232748331 \h </w:instrText>
+          <w:instrText xml:space="preserve"> PAGEREF _Toc232834586 \h </w:instrText>
         </w:r>
         <w:r>
           <w:rPr>
@@ -9311,7 +9311,7 @@
             <w:noProof/>
             <w:webHidden/>
           </w:rPr>
-          <w:t>72</w:t>
+          <w:t>74</w:t>
         </w:r>
         <w:r>
           <w:rPr>
@@ -9339,14 +9339,14 @@
           <w14:ligatures w14:val="standardContextual"/>
         </w:rPr>
       </w:pPr>
-      <w:hyperlink w:anchor="_Toc232748332" w:history="1">
+      <w:hyperlink w:anchor="_Toc232834587" w:history="1">
         <w:r>
           <w:rPr>
             <w:rStyle w:val="Lienhypertexte"/>
             <w:rFonts w:ascii="Aptos Display" w:hAnsi="Aptos Display"/>
             <w:noProof/>
           </w:rPr>
-          <w:t>▪ 8.9 Launch checklist with a framebuffer plugin</w:t>
+          <w:t>▪ 8.8 Write your own project launcher</w:t>
         </w:r>
         <w:r>
           <w:rPr>
@@ -9367,7 +9367,7 @@
             <w:noProof/>
             <w:webHidden/>
           </w:rPr>
-          <w:instrText xml:space="preserve"> PAGEREF _Toc232748332 \h </w:instrText>
+          <w:instrText xml:space="preserve"> PAGEREF _Toc232834587 \h </w:instrText>
         </w:r>
         <w:r>
           <w:rPr>
@@ -9387,7 +9387,7 @@
             <w:noProof/>
             <w:webHidden/>
           </w:rPr>
-          <w:t>73</w:t>
+          <w:t>74</w:t>
         </w:r>
         <w:r>
           <w:rPr>
@@ -9415,14 +9415,14 @@
           <w14:ligatures w14:val="standardContextual"/>
         </w:rPr>
       </w:pPr>
-      <w:hyperlink w:anchor="_Toc232748333" w:history="1">
+      <w:hyperlink w:anchor="_Toc232834588" w:history="1">
         <w:r>
           <w:rPr>
             <w:rStyle w:val="Lienhypertexte"/>
             <w:rFonts w:ascii="Aptos Display" w:hAnsi="Aptos Display"/>
             <w:noProof/>
           </w:rPr>
-          <w:t>▪ 8.10 If the plugin does not load</w:t>
+          <w:t>▪ 8.9 Launch checklist with a framebuffer plugin</w:t>
         </w:r>
         <w:r>
           <w:rPr>
@@ -9443,7 +9443,7 @@
             <w:noProof/>
             <w:webHidden/>
           </w:rPr>
-          <w:instrText xml:space="preserve"> PAGEREF _Toc232748333 \h </w:instrText>
+          <w:instrText xml:space="preserve"> PAGEREF _Toc232834588 \h </w:instrText>
         </w:r>
         <w:r>
           <w:rPr>
@@ -9463,7 +9463,7 @@
             <w:noProof/>
             <w:webHidden/>
           </w:rPr>
-          <w:t>73</w:t>
+          <w:t>75</w:t>
         </w:r>
         <w:r>
           <w:rPr>
@@ -9476,7 +9476,7 @@
     </w:p>
     <w:p>
       <w:pPr>
-        <w:pStyle w:val="TM1"/>
+        <w:pStyle w:val="TM2"/>
         <w:tabs>
           <w:tab w:val="right" w:leader="dot" w:pos="8948"/>
         </w:tabs>
@@ -9491,14 +9491,14 @@
           <w14:ligatures w14:val="standardContextual"/>
         </w:rPr>
       </w:pPr>
-      <w:hyperlink w:anchor="_Toc232748334" w:history="1">
+      <w:hyperlink w:anchor="_Toc232834589" w:history="1">
         <w:r>
           <w:rPr>
             <w:rStyle w:val="Lienhypertexte"/>
             <w:rFonts w:ascii="Aptos Display" w:hAnsi="Aptos Display"/>
             <w:noProof/>
           </w:rPr>
-          <w:t>9. Overall recommended checklist</w:t>
+          <w:t>▪ 8.10 If the plugin does not load</w:t>
         </w:r>
         <w:r>
           <w:rPr>
@@ -9519,7 +9519,7 @@
             <w:noProof/>
             <w:webHidden/>
           </w:rPr>
-          <w:instrText xml:space="preserve"> PAGEREF _Toc232748334 \h </w:instrText>
+          <w:instrText xml:space="preserve"> PAGEREF _Toc232834589 \h </w:instrText>
         </w:r>
         <w:r>
           <w:rPr>
@@ -9539,7 +9539,7 @@
             <w:noProof/>
             <w:webHidden/>
           </w:rPr>
-          <w:t>74</w:t>
+          <w:t>75</w:t>
         </w:r>
         <w:r>
           <w:rPr>
@@ -9552,7 +9552,7 @@
     </w:p>
     <w:p>
       <w:pPr>
-        <w:pStyle w:val="TM2"/>
+        <w:pStyle w:val="TM1"/>
         <w:tabs>
           <w:tab w:val="right" w:leader="dot" w:pos="8948"/>
         </w:tabs>
@@ -9567,14 +9567,14 @@
           <w14:ligatures w14:val="standardContextual"/>
         </w:rPr>
       </w:pPr>
-      <w:hyperlink w:anchor="_Toc232748335" w:history="1">
+      <w:hyperlink w:anchor="_Toc232834590" w:history="1">
         <w:r>
           <w:rPr>
             <w:rStyle w:val="Lienhypertexte"/>
             <w:rFonts w:ascii="Aptos Display" w:hAnsi="Aptos Display"/>
             <w:noProof/>
           </w:rPr>
-          <w:t>▪ 9.1 End-to-end project workflow</w:t>
+          <w:t>9. Overall recommended checklist</w:t>
         </w:r>
         <w:r>
           <w:rPr>
@@ -9595,7 +9595,7 @@
             <w:noProof/>
             <w:webHidden/>
           </w:rPr>
-          <w:instrText xml:space="preserve"> PAGEREF _Toc232748335 \h </w:instrText>
+          <w:instrText xml:space="preserve"> PAGEREF _Toc232834590 \h </w:instrText>
         </w:r>
         <w:r>
           <w:rPr>
@@ -9615,7 +9615,7 @@
             <w:noProof/>
             <w:webHidden/>
           </w:rPr>
-          <w:t>74</w:t>
+          <w:t>76</w:t>
         </w:r>
         <w:r>
           <w:rPr>
@@ -9643,14 +9643,14 @@
           <w14:ligatures w14:val="standardContextual"/>
         </w:rPr>
       </w:pPr>
-      <w:hyperlink w:anchor="_Toc232748336" w:history="1">
+      <w:hyperlink w:anchor="_Toc232834591" w:history="1">
         <w:r>
           <w:rPr>
             <w:rStyle w:val="Lienhypertexte"/>
             <w:rFonts w:ascii="Aptos Display" w:hAnsi="Aptos Display"/>
             <w:noProof/>
           </w:rPr>
-          <w:t>▪ 9.2 Design errors to avoid</w:t>
+          <w:t>▪ 9.1 End-to-end project workflow</w:t>
         </w:r>
         <w:r>
           <w:rPr>
@@ -9671,7 +9671,7 @@
             <w:noProof/>
             <w:webHidden/>
           </w:rPr>
-          <w:instrText xml:space="preserve"> PAGEREF _Toc232748336 \h </w:instrText>
+          <w:instrText xml:space="preserve"> PAGEREF _Toc232834591 \h </w:instrText>
         </w:r>
         <w:r>
           <w:rPr>
@@ -9691,7 +9691,7 @@
             <w:noProof/>
             <w:webHidden/>
           </w:rPr>
-          <w:t>74</w:t>
+          <w:t>76</w:t>
         </w:r>
         <w:r>
           <w:rPr>
@@ -9719,14 +9719,14 @@
           <w14:ligatures w14:val="standardContextual"/>
         </w:rPr>
       </w:pPr>
-      <w:hyperlink w:anchor="_Toc232748337" w:history="1">
+      <w:hyperlink w:anchor="_Toc232834592" w:history="1">
         <w:r>
           <w:rPr>
             <w:rStyle w:val="Lienhypertexte"/>
             <w:rFonts w:ascii="Aptos Display" w:hAnsi="Aptos Display"/>
             <w:noProof/>
           </w:rPr>
-          <w:t>▪ 9.3 Files every integrator should know</w:t>
+          <w:t>▪ 9.2 Design errors to avoid</w:t>
         </w:r>
         <w:r>
           <w:rPr>
@@ -9747,7 +9747,7 @@
             <w:noProof/>
             <w:webHidden/>
           </w:rPr>
-          <w:instrText xml:space="preserve"> PAGEREF _Toc232748337 \h </w:instrText>
+          <w:instrText xml:space="preserve"> PAGEREF _Toc232834592 \h </w:instrText>
         </w:r>
         <w:r>
           <w:rPr>
@@ -9767,7 +9767,7 @@
             <w:noProof/>
             <w:webHidden/>
           </w:rPr>
-          <w:t>74</w:t>
+          <w:t>76</w:t>
         </w:r>
         <w:r>
           <w:rPr>
@@ -9795,14 +9795,14 @@
           <w14:ligatures w14:val="standardContextual"/>
         </w:rPr>
       </w:pPr>
-      <w:hyperlink w:anchor="_Toc232748338" w:history="1">
+      <w:hyperlink w:anchor="_Toc232834593" w:history="1">
         <w:r>
           <w:rPr>
             <w:rStyle w:val="Lienhypertexte"/>
             <w:rFonts w:ascii="Aptos Display" w:hAnsi="Aptos Display"/>
             <w:noProof/>
           </w:rPr>
-          <w:t>▪ 9.4 Final takeaway</w:t>
+          <w:t>▪ 9.3 Files every integrator should know</w:t>
         </w:r>
         <w:r>
           <w:rPr>
@@ -9823,7 +9823,7 @@
             <w:noProof/>
             <w:webHidden/>
           </w:rPr>
-          <w:instrText xml:space="preserve"> PAGEREF _Toc232748338 \h </w:instrText>
+          <w:instrText xml:space="preserve"> PAGEREF _Toc232834593 \h </w:instrText>
         </w:r>
         <w:r>
           <w:rPr>
@@ -9856,7 +9856,7 @@
     </w:p>
     <w:p>
       <w:pPr>
-        <w:pStyle w:val="TM1"/>
+        <w:pStyle w:val="TM2"/>
         <w:tabs>
           <w:tab w:val="right" w:leader="dot" w:pos="8948"/>
         </w:tabs>
@@ -9871,13 +9871,89 @@
           <w14:ligatures w14:val="standardContextual"/>
         </w:rPr>
       </w:pPr>
-      <w:hyperlink w:anchor="_Toc232748339" w:history="1">
+      <w:hyperlink w:anchor="_Toc232834594" w:history="1">
         <w:r>
           <w:rPr>
             <w:rStyle w:val="Lienhypertexte"/>
             <w:rFonts w:ascii="Aptos Display" w:hAnsi="Aptos Display"/>
             <w:noProof/>
           </w:rPr>
+          <w:t>▪ 9.4 Final takeaway</w:t>
+        </w:r>
+        <w:r>
+          <w:rPr>
+            <w:noProof/>
+            <w:webHidden/>
+          </w:rPr>
+          <w:tab/>
+        </w:r>
+        <w:r>
+          <w:rPr>
+            <w:noProof/>
+            <w:webHidden/>
+          </w:rPr>
+          <w:fldChar w:fldCharType="begin"/>
+        </w:r>
+        <w:r>
+          <w:rPr>
+            <w:noProof/>
+            <w:webHidden/>
+          </w:rPr>
+          <w:instrText xml:space="preserve"> PAGEREF _Toc232834594 \h </w:instrText>
+        </w:r>
+        <w:r>
+          <w:rPr>
+            <w:noProof/>
+            <w:webHidden/>
+          </w:rPr>
+        </w:r>
+        <w:r>
+          <w:rPr>
+            <w:noProof/>
+            <w:webHidden/>
+          </w:rPr>
+          <w:fldChar w:fldCharType="separate"/>
+        </w:r>
+        <w:r>
+          <w:rPr>
+            <w:noProof/>
+            <w:webHidden/>
+          </w:rPr>
+          <w:t>78</w:t>
+        </w:r>
+        <w:r>
+          <w:rPr>
+            <w:noProof/>
+            <w:webHidden/>
+          </w:rPr>
+          <w:fldChar w:fldCharType="end"/>
+        </w:r>
+      </w:hyperlink>
+    </w:p>
+    <w:p>
+      <w:pPr>
+        <w:pStyle w:val="TM1"/>
+        <w:tabs>
+          <w:tab w:val="right" w:leader="dot" w:pos="8948"/>
+        </w:tabs>
+        <w:rPr>
+          <w:rFonts w:asciiTheme="minorHAnsi" w:hAnsiTheme="minorHAnsi"/>
+          <w:noProof/>
+          <w:color w:val="auto"/>
+          <w:kern w:val="2"/>
+          <w:sz w:val="24"/>
+          <w:szCs w:val="24"/>
+          <w:lang w:val="fr-FR" w:eastAsia="fr-FR"/>
+          <w14:ligatures w14:val="standardContextual"/>
+        </w:rPr>
+      </w:pPr>
+      <w:hyperlink w:anchor="_Toc232834595" w:history="1">
+        <w:r>
+          <w:rPr>
+            <w:rStyle w:val="Lienhypertexte"/>
+            <w:rFonts w:ascii="Aptos Display" w:hAnsi="Aptos Display"/>
+            <w:noProof/>
+          </w:rPr>
           <w:t>Appendix A. Quick Reference</w:t>
         </w:r>
         <w:r>
@@ -9899,7 +9975,7 @@
             <w:noProof/>
             <w:webHidden/>
           </w:rPr>
-          <w:instrText xml:space="preserve"> PAGEREF _Toc232748339 \h </w:instrText>
+          <w:instrText xml:space="preserve"> PAGEREF _Toc232834595 \h </w:instrText>
         </w:r>
         <w:r>
           <w:rPr>
@@ -9919,7 +9995,7 @@
             <w:noProof/>
             <w:webHidden/>
           </w:rPr>
-          <w:t>77</w:t>
+          <w:t>79</w:t>
         </w:r>
         <w:r>
           <w:rPr>
@@ -9950,7 +10026,7 @@
         </w:pBdr>
         <w:spacing w:before="80" w:after="200"/>
       </w:pPr>
-      <w:bookmarkStart w:id="1" w:name="_Toc232748213"/>
+      <w:bookmarkStart w:id="1" w:name="_Toc232834468"/>
       <w:r>
         <w:rPr>
           <w:rFonts w:ascii="Aptos Display" w:hAnsi="Aptos Display"/>
@@ -9972,7 +10048,7 @@
           <w:noProof/>
         </w:rPr>
         <w:drawing>
-          <wp:inline distT="0" distB="0" distL="0" distR="0" wp14:anchorId="68F0EB6E" wp14:editId="7D84DB03">
+          <wp:inline distT="0" distB="0" distL="0" distR="0" wp14:anchorId="233D2DD7" wp14:editId="7D14610D">
             <wp:extent cx="5486400" cy="3320928"/>
             <wp:effectExtent l="0" t="0" r="0" b="0"/>
             <wp:docPr id="1" name="Picture 1"/>
@@ -10033,7 +10109,7 @@
           <w:noProof/>
         </w:rPr>
         <w:drawing>
-          <wp:inline distT="0" distB="0" distL="0" distR="0" wp14:anchorId="6CD2EC30" wp14:editId="72BBCF11">
+          <wp:inline distT="0" distB="0" distL="0" distR="0" wp14:anchorId="11DC28A9" wp14:editId="46109577">
             <wp:extent cx="5486400" cy="3792371"/>
             <wp:effectExtent l="0" t="0" r="0" b="0"/>
             <wp:docPr id="2" name="Picture 2"/>
@@ -10181,7 +10257,7 @@
         <w:pStyle w:val="Titre2"/>
         <w:spacing w:before="460" w:after="220"/>
       </w:pPr>
-      <w:bookmarkStart w:id="2" w:name="_Toc232748214"/>
+      <w:bookmarkStart w:id="2" w:name="_Toc232834469"/>
       <w:r>
         <w:rPr>
           <w:rFonts w:ascii="Aptos Display" w:hAnsi="Aptos Display"/>
@@ -10561,7 +10637,7 @@
         <w:pStyle w:val="Titre2"/>
         <w:spacing w:before="460" w:after="220"/>
       </w:pPr>
-      <w:bookmarkStart w:id="3" w:name="_Toc232748215"/>
+      <w:bookmarkStart w:id="3" w:name="_Toc232834470"/>
       <w:r>
         <w:rPr>
           <w:rFonts w:ascii="Aptos Display" w:hAnsi="Aptos Display"/>
@@ -10590,7 +10666,7 @@
           <w:noProof/>
         </w:rPr>
         <w:drawing>
-          <wp:inline distT="0" distB="0" distL="0" distR="0" wp14:anchorId="2A03B317" wp14:editId="6AFA5331">
+          <wp:inline distT="0" distB="0" distL="0" distR="0" wp14:anchorId="0542C74F" wp14:editId="6DE4C357">
             <wp:extent cx="4153187" cy="7498079"/>
             <wp:effectExtent l="0" t="0" r="0" b="0"/>
             <wp:docPr id="3" name="Picture 3"/>
@@ -10652,7 +10728,7 @@
         </w:rPr>
         <w:lastRenderedPageBreak/>
         <w:drawing>
-          <wp:inline distT="0" distB="0" distL="0" distR="0" wp14:anchorId="205676D7" wp14:editId="3019C948">
+          <wp:inline distT="0" distB="0" distL="0" distR="0" wp14:anchorId="7C26CFCC" wp14:editId="77FEB43A">
             <wp:extent cx="4070687" cy="7498079"/>
             <wp:effectExtent l="0" t="0" r="0" b="0"/>
             <wp:docPr id="4" name="Picture 4"/>
@@ -10843,7 +10919,7 @@
         <w:pStyle w:val="Titre2"/>
         <w:spacing w:before="460" w:after="220"/>
       </w:pPr>
-      <w:bookmarkStart w:id="4" w:name="_Toc232748216"/>
+      <w:bookmarkStart w:id="4" w:name="_Toc232834471"/>
       <w:r>
         <w:rPr>
           <w:rFonts w:ascii="Aptos Display" w:hAnsi="Aptos Display"/>
@@ -10918,7 +10994,7 @@
         <w:pStyle w:val="Titre2"/>
         <w:spacing w:before="460" w:after="220"/>
       </w:pPr>
-      <w:bookmarkStart w:id="5" w:name="_Toc232748217"/>
+      <w:bookmarkStart w:id="5" w:name="_Toc232834472"/>
       <w:r>
         <w:rPr>
           <w:rFonts w:ascii="Aptos Display" w:hAnsi="Aptos Display"/>
@@ -11041,7 +11117,7 @@
         </w:pBdr>
         <w:spacing w:before="80" w:after="200"/>
       </w:pPr>
-      <w:bookmarkStart w:id="6" w:name="_Toc232748218"/>
+      <w:bookmarkStart w:id="6" w:name="_Toc232834473"/>
       <w:r>
         <w:rPr>
           <w:rFonts w:ascii="Aptos Display" w:hAnsi="Aptos Display"/>
@@ -11063,7 +11139,7 @@
           <w:noProof/>
         </w:rPr>
         <w:drawing>
-          <wp:inline distT="0" distB="0" distL="0" distR="0" wp14:anchorId="684BAB51" wp14:editId="39F82C4D">
+          <wp:inline distT="0" distB="0" distL="0" distR="0" wp14:anchorId="0154FD4D" wp14:editId="34861990">
             <wp:extent cx="3757243" cy="7498079"/>
             <wp:effectExtent l="0" t="0" r="0" b="0"/>
             <wp:docPr id="5" name="Picture 5"/>
@@ -11123,7 +11199,7 @@
         <w:pStyle w:val="Titre2"/>
         <w:spacing w:before="460" w:after="220"/>
       </w:pPr>
-      <w:bookmarkStart w:id="7" w:name="_Toc232748219"/>
+      <w:bookmarkStart w:id="7" w:name="_Toc232834474"/>
       <w:r>
         <w:rPr>
           <w:rFonts w:ascii="Aptos Display" w:hAnsi="Aptos Display"/>
@@ -11152,7 +11228,7 @@
           <w:noProof/>
         </w:rPr>
         <w:drawing>
-          <wp:inline distT="0" distB="0" distL="0" distR="0" wp14:anchorId="00C852B4" wp14:editId="201976DE">
+          <wp:inline distT="0" distB="0" distL="0" distR="0" wp14:anchorId="178F71B2" wp14:editId="75098A79">
             <wp:extent cx="4908245" cy="7498079"/>
             <wp:effectExtent l="0" t="0" r="0" b="0"/>
             <wp:docPr id="6" name="Picture 6"/>
@@ -11652,7 +11728,7 @@
         <w:pStyle w:val="Titre2"/>
         <w:spacing w:before="460" w:after="220"/>
       </w:pPr>
-      <w:bookmarkStart w:id="8" w:name="_Toc232748220"/>
+      <w:bookmarkStart w:id="8" w:name="_Toc232834475"/>
       <w:r>
         <w:rPr>
           <w:rFonts w:ascii="Aptos Display" w:hAnsi="Aptos Display"/>
@@ -11948,7 +12024,7 @@
         <w:pStyle w:val="Titre2"/>
         <w:spacing w:before="460" w:after="220"/>
       </w:pPr>
-      <w:bookmarkStart w:id="9" w:name="_Toc232748221"/>
+      <w:bookmarkStart w:id="9" w:name="_Toc232834476"/>
       <w:r>
         <w:rPr>
           <w:rFonts w:ascii="Aptos Display" w:hAnsi="Aptos Display"/>
@@ -12150,7 +12226,7 @@
         <w:pStyle w:val="Titre2"/>
         <w:spacing w:before="460" w:after="220"/>
       </w:pPr>
-      <w:bookmarkStart w:id="10" w:name="_Toc232748222"/>
+      <w:bookmarkStart w:id="10" w:name="_Toc232834477"/>
       <w:r>
         <w:rPr>
           <w:rFonts w:ascii="Aptos Display" w:hAnsi="Aptos Display"/>
@@ -12178,7 +12254,7 @@
           <w:noProof/>
         </w:rPr>
         <w:drawing>
-          <wp:inline distT="0" distB="0" distL="0" distR="0" wp14:anchorId="0BF1F453" wp14:editId="5C36D2AE">
+          <wp:inline distT="0" distB="0" distL="0" distR="0" wp14:anchorId="0A122D1F" wp14:editId="7659C25E">
             <wp:extent cx="5486400" cy="3358849"/>
             <wp:effectExtent l="0" t="0" r="0" b="0"/>
             <wp:docPr id="7" name="Picture 7"/>
@@ -12311,7 +12387,7 @@
         <w:pStyle w:val="Titre2"/>
         <w:spacing w:before="460" w:after="220"/>
       </w:pPr>
-      <w:bookmarkStart w:id="11" w:name="_Toc232748223"/>
+      <w:bookmarkStart w:id="11" w:name="_Toc232834478"/>
       <w:r>
         <w:rPr>
           <w:rFonts w:ascii="Aptos Display" w:hAnsi="Aptos Display"/>
@@ -12487,7 +12563,7 @@
         <w:pStyle w:val="Titre2"/>
         <w:spacing w:before="460" w:after="220"/>
       </w:pPr>
-      <w:bookmarkStart w:id="12" w:name="_Toc232748224"/>
+      <w:bookmarkStart w:id="12" w:name="_Toc232834479"/>
       <w:r>
         <w:rPr>
           <w:rFonts w:ascii="Aptos Display" w:hAnsi="Aptos Display"/>
@@ -12602,7 +12678,7 @@
         </w:pBdr>
         <w:spacing w:before="80" w:after="200"/>
       </w:pPr>
-      <w:bookmarkStart w:id="13" w:name="_Toc232748225"/>
+      <w:bookmarkStart w:id="13" w:name="_Toc232834480"/>
       <w:r>
         <w:rPr>
           <w:rFonts w:ascii="Aptos Display" w:hAnsi="Aptos Display"/>
@@ -12618,7 +12694,7 @@
         <w:pStyle w:val="Titre2"/>
         <w:spacing w:before="460" w:after="220"/>
       </w:pPr>
-      <w:bookmarkStart w:id="14" w:name="_Toc232748226"/>
+      <w:bookmarkStart w:id="14" w:name="_Toc232834481"/>
       <w:r>
         <w:rPr>
           <w:rFonts w:ascii="Aptos Display" w:hAnsi="Aptos Display"/>
@@ -12677,7 +12753,7 @@
         <w:pStyle w:val="Titre2"/>
         <w:spacing w:before="460" w:after="220"/>
       </w:pPr>
-      <w:bookmarkStart w:id="15" w:name="_Toc232748227"/>
+      <w:bookmarkStart w:id="15" w:name="_Toc232834482"/>
       <w:r>
         <w:rPr>
           <w:rFonts w:ascii="Aptos Display" w:hAnsi="Aptos Display"/>
@@ -12750,7 +12826,7 @@
         <w:pStyle w:val="Titre2"/>
         <w:spacing w:before="460" w:after="220"/>
       </w:pPr>
-      <w:bookmarkStart w:id="16" w:name="_Toc232748228"/>
+      <w:bookmarkStart w:id="16" w:name="_Toc232834483"/>
       <w:r>
         <w:rPr>
           <w:rFonts w:ascii="Aptos Display" w:hAnsi="Aptos Display"/>
@@ -12880,7 +12956,7 @@
         <w:pStyle w:val="Titre2"/>
         <w:spacing w:before="460" w:after="220"/>
       </w:pPr>
-      <w:bookmarkStart w:id="17" w:name="_Toc232748229"/>
+      <w:bookmarkStart w:id="17" w:name="_Toc232834484"/>
       <w:r>
         <w:rPr>
           <w:rFonts w:ascii="Aptos Display" w:hAnsi="Aptos Display"/>
@@ -13370,7 +13446,7 @@
         </w:pBdr>
         <w:spacing w:before="80" w:after="200"/>
       </w:pPr>
-      <w:bookmarkStart w:id="18" w:name="_Toc232748230"/>
+      <w:bookmarkStart w:id="18" w:name="_Toc232834485"/>
       <w:r>
         <w:rPr>
           <w:rFonts w:ascii="Aptos Display" w:hAnsi="Aptos Display"/>
@@ -13392,7 +13468,7 @@
           <w:noProof/>
         </w:rPr>
         <w:drawing>
-          <wp:inline distT="0" distB="0" distL="0" distR="0" wp14:anchorId="3E3D3A16" wp14:editId="4DEA2A1E">
+          <wp:inline distT="0" distB="0" distL="0" distR="0" wp14:anchorId="6C82949F" wp14:editId="688C76FE">
             <wp:extent cx="5486400" cy="3244475"/>
             <wp:effectExtent l="0" t="0" r="0" b="0"/>
             <wp:docPr id="8" name="Picture 8"/>
@@ -13453,7 +13529,7 @@
           <w:noProof/>
         </w:rPr>
         <w:drawing>
-          <wp:inline distT="0" distB="0" distL="0" distR="0" wp14:anchorId="2B5EAFB8" wp14:editId="6A87F21E">
+          <wp:inline distT="0" distB="0" distL="0" distR="0" wp14:anchorId="6FBDE961" wp14:editId="63AF18C9">
             <wp:extent cx="5486400" cy="4068566"/>
             <wp:effectExtent l="0" t="0" r="0" b="0"/>
             <wp:docPr id="9" name="Picture 9"/>
@@ -13525,7 +13601,7 @@
         <w:pStyle w:val="Titre2"/>
         <w:spacing w:before="460" w:after="220"/>
       </w:pPr>
-      <w:bookmarkStart w:id="19" w:name="_Toc232748231"/>
+      <w:bookmarkStart w:id="19" w:name="_Toc232834486"/>
       <w:r>
         <w:rPr>
           <w:rFonts w:ascii="Aptos Display" w:hAnsi="Aptos Display"/>
@@ -13654,10 +13730,95 @@
     </w:p>
     <w:p>
       <w:pPr>
+        <w:pStyle w:val="Listepuces"/>
+      </w:pPr>
+      <w:r>
+        <w:t>or reopen a recently authored window</w:t>
+      </w:r>
+    </w:p>
+    <w:p>
+      <w:r>
+        <w:t xml:space="preserve">The empty workspace acts as a resume hub: besides the </w:t>
+      </w:r>
+      <w:r>
+        <w:rPr>
+          <w:rFonts w:ascii="Consolas" w:hAnsi="Consolas"/>
+          <w:color w:val="374151"/>
+          <w:sz w:val="17"/>
+          <w:shd w:val="clear" w:color="auto" w:fill="F5F5F5"/>
+        </w:rPr>
+        <w:t>Open window</w:t>
+      </w:r>
+      <w:r>
+        <w:t xml:space="preserve">, </w:t>
+      </w:r>
+      <w:r>
+        <w:rPr>
+          <w:rFonts w:ascii="Consolas" w:hAnsi="Consolas"/>
+          <w:color w:val="374151"/>
+          <w:sz w:val="17"/>
+          <w:shd w:val="clear" w:color="auto" w:fill="F5F5F5"/>
+        </w:rPr>
+        <w:t>New window</w:t>
+      </w:r>
+      <w:r>
+        <w:t xml:space="preserve"> and </w:t>
+      </w:r>
+      <w:r>
+        <w:rPr>
+          <w:rFonts w:ascii="Consolas" w:hAnsi="Consolas"/>
+          <w:color w:val="374151"/>
+          <w:sz w:val="17"/>
+          <w:shd w:val="clear" w:color="auto" w:fill="F5F5F5"/>
+        </w:rPr>
+        <w:t>Tutorial</w:t>
+      </w:r>
+      <w:r>
+        <w:t xml:space="preserve"> actions, a </w:t>
+      </w:r>
+      <w:r>
+        <w:rPr>
+          <w:rFonts w:ascii="Consolas" w:hAnsi="Consolas"/>
+          <w:color w:val="374151"/>
+          <w:sz w:val="17"/>
+          <w:shd w:val="clear" w:color="auto" w:fill="F5F5F5"/>
+        </w:rPr>
+        <w:t>Recent</w:t>
+      </w:r>
+      <w:r>
+        <w:t xml:space="preserve"> action appears as soon as at least one previously opened window still exists on disk. The same list is also available under </w:t>
+      </w:r>
+      <w:r>
+        <w:rPr>
+          <w:rFonts w:ascii="Consolas" w:hAnsi="Consolas"/>
+          <w:color w:val="374151"/>
+          <w:sz w:val="17"/>
+          <w:shd w:val="clear" w:color="auto" w:fill="F5F5F5"/>
+        </w:rPr>
+        <w:t>File &gt; Open recent window</w:t>
+      </w:r>
+      <w:r>
+        <w:t xml:space="preserve">. The recent list is editor-local and stored next to the assets in </w:t>
+      </w:r>
+      <w:r>
+        <w:rPr>
+          <w:rFonts w:ascii="Consolas" w:hAnsi="Consolas"/>
+          <w:color w:val="374151"/>
+          <w:sz w:val="17"/>
+          <w:shd w:val="clear" w:color="auto" w:fill="F5F5F5"/>
+        </w:rPr>
+        <w:t>assets/.editor_recent_windows.json</w:t>
+      </w:r>
+      <w:r>
+        <w:t>.</w:t>
+      </w:r>
+    </w:p>
+    <w:p>
+      <w:pPr>
         <w:pStyle w:val="Titre2"/>
         <w:spacing w:before="460" w:after="220"/>
       </w:pPr>
-      <w:bookmarkStart w:id="20" w:name="_Toc232748232"/>
+      <w:bookmarkStart w:id="20" w:name="_Toc232834487"/>
       <w:r>
         <w:rPr>
           <w:rFonts w:ascii="Aptos Display" w:hAnsi="Aptos Display"/>
@@ -13918,7 +14079,7 @@
         <w:pStyle w:val="Titre2"/>
         <w:spacing w:before="460" w:after="220"/>
       </w:pPr>
-      <w:bookmarkStart w:id="21" w:name="_Toc232748233"/>
+      <w:bookmarkStart w:id="21" w:name="_Toc232834488"/>
       <w:r>
         <w:rPr>
           <w:rFonts w:ascii="Aptos Display" w:hAnsi="Aptos Display"/>
@@ -14119,6 +14280,7 @@
                 <w:b/>
                 <w:sz w:val="19"/>
               </w:rPr>
+              <w:lastRenderedPageBreak/>
               <w:t xml:space="preserve"> Size (px)</w:t>
             </w:r>
           </w:p>
@@ -14248,7 +14410,6 @@
                 <w:b/>
                 <w:sz w:val="19"/>
               </w:rPr>
-              <w:lastRenderedPageBreak/>
               <w:t>Reticle library folder</w:t>
             </w:r>
           </w:p>
@@ -14286,11 +14447,52 @@
       </w:r>
     </w:p>
     <w:p>
+      <w:r>
+        <w:t xml:space="preserve">Once the window is open, the right inspector mirrors those pickers for live editing through </w:t>
+      </w:r>
+      <w:r>
+        <w:rPr>
+          <w:rFonts w:ascii="Consolas" w:hAnsi="Consolas"/>
+          <w:color w:val="374151"/>
+          <w:sz w:val="17"/>
+          <w:shd w:val="clear" w:color="auto" w:fill="F5F5F5"/>
+        </w:rPr>
+        <w:t>Browse font file...</w:t>
+      </w:r>
+      <w:r>
+        <w:t xml:space="preserve">, </w:t>
+      </w:r>
+      <w:r>
+        <w:rPr>
+          <w:rFonts w:ascii="Consolas" w:hAnsi="Consolas"/>
+          <w:color w:val="374151"/>
+          <w:sz w:val="17"/>
+          <w:shd w:val="clear" w:color="auto" w:fill="F5F5F5"/>
+        </w:rPr>
+        <w:t>Browse reticle folder...</w:t>
+      </w:r>
+      <w:r>
+        <w:t xml:space="preserve">, and (for an image primitive) </w:t>
+      </w:r>
+      <w:r>
+        <w:rPr>
+          <w:rFonts w:ascii="Consolas" w:hAnsi="Consolas"/>
+          <w:color w:val="374151"/>
+          <w:sz w:val="17"/>
+          <w:shd w:val="clear" w:color="auto" w:fill="F5F5F5"/>
+        </w:rPr>
+        <w:t>Browse image file...</w:t>
+      </w:r>
+      <w:r>
+        <w:t>, so a path no longer has to be typed by hand.</w:t>
+      </w:r>
+    </w:p>
+    <w:p>
       <w:pPr>
         <w:pStyle w:val="Titre2"/>
         <w:spacing w:before="460" w:after="220"/>
       </w:pPr>
-      <w:bookmarkStart w:id="22" w:name="_Toc232748234"/>
+      <w:bookmarkStart w:id="22" w:name="_Toc232834489"/>
       <w:r>
         <w:rPr>
           <w:rFonts w:ascii="Aptos Display" w:hAnsi="Aptos Display"/>
@@ -14317,7 +14519,7 @@
         <w:pStyle w:val="Titre3"/>
         <w:spacing w:before="60" w:after="80"/>
       </w:pPr>
-      <w:bookmarkStart w:id="23" w:name="_Toc232748235"/>
+      <w:bookmarkStart w:id="23" w:name="_Toc232834490"/>
       <w:r>
         <w:rPr>
           <w:rFonts w:ascii="Aptos" w:hAnsi="Aptos"/>
@@ -14562,7 +14764,7 @@
         <w:pStyle w:val="Titre3"/>
         <w:spacing w:before="60" w:after="80"/>
       </w:pPr>
-      <w:bookmarkStart w:id="24" w:name="_Toc232748236"/>
+      <w:bookmarkStart w:id="24" w:name="_Toc232834491"/>
       <w:r>
         <w:rPr>
           <w:rFonts w:ascii="Aptos" w:hAnsi="Aptos"/>
@@ -14820,16 +15022,34 @@
       </w:r>
     </w:p>
     <w:p>
+      <w:r>
+        <w:t xml:space="preserve">When the feedback UDP flow is enabled, the window also emits a window lifecycle heartbeat and a final </w:t>
+      </w:r>
+      <w:r>
+        <w:rPr>
+          <w:rFonts w:ascii="Consolas" w:hAnsi="Consolas"/>
+          <w:color w:val="374151"/>
+          <w:sz w:val="17"/>
+          <w:shd w:val="clear" w:color="auto" w:fill="F5F5F5"/>
+        </w:rPr>
+        <w:t>Closing</w:t>
+      </w:r>
+      <w:r>
+        <w:t xml:space="preserve"> payload at shutdown. Clients use these to detect when the window is gone and reset their connections (see section 6.20).</w:t>
+      </w:r>
+    </w:p>
+    <w:p>
       <w:pPr>
         <w:pStyle w:val="Titre2"/>
         <w:spacing w:before="460" w:after="220"/>
       </w:pPr>
-      <w:bookmarkStart w:id="25" w:name="_Toc232748237"/>
+      <w:bookmarkStart w:id="25" w:name="_Toc232834492"/>
       <w:r>
         <w:rPr>
           <w:rFonts w:ascii="Aptos Display" w:hAnsi="Aptos Display"/>
           <w:color w:val="1E88E5"/>
         </w:rPr>
+        <w:lastRenderedPageBreak/>
         <w:t xml:space="preserve">▪ </w:t>
       </w:r>
       <w:r>
@@ -15061,7 +15281,6 @@
                 <w:b/>
                 <w:sz w:val="19"/>
               </w:rPr>
-              <w:lastRenderedPageBreak/>
               <w:t>First page background</w:t>
             </w:r>
           </w:p>
@@ -15110,7 +15329,7 @@
         <w:pStyle w:val="Titre2"/>
         <w:spacing w:before="460" w:after="220"/>
       </w:pPr>
-      <w:bookmarkStart w:id="26" w:name="_Toc232748238"/>
+      <w:bookmarkStart w:id="26" w:name="_Toc232834493"/>
       <w:r>
         <w:rPr>
           <w:rFonts w:ascii="Aptos Display" w:hAnsi="Aptos Display"/>
@@ -15180,7 +15399,7 @@
         <w:pStyle w:val="Titre2"/>
         <w:spacing w:before="460" w:after="220"/>
       </w:pPr>
-      <w:bookmarkStart w:id="27" w:name="_Toc232748239"/>
+      <w:bookmarkStart w:id="27" w:name="_Toc232834494"/>
       <w:r>
         <w:rPr>
           <w:rFonts w:ascii="Aptos Display" w:hAnsi="Aptos Display"/>
@@ -15254,7 +15473,7 @@
         <w:pStyle w:val="Titre2"/>
         <w:spacing w:before="460" w:after="220"/>
       </w:pPr>
-      <w:bookmarkStart w:id="28" w:name="_Toc232748240"/>
+      <w:bookmarkStart w:id="28" w:name="_Toc232834495"/>
       <w:r>
         <w:rPr>
           <w:rFonts w:ascii="Aptos Display" w:hAnsi="Aptos Display"/>
@@ -15276,7 +15495,7 @@
         <w:pStyle w:val="Titre3"/>
         <w:spacing w:before="60" w:after="80"/>
       </w:pPr>
-      <w:bookmarkStart w:id="29" w:name="_Toc232748241"/>
+      <w:bookmarkStart w:id="29" w:name="_Toc232834496"/>
       <w:r>
         <w:rPr>
           <w:rFonts w:ascii="Aptos" w:hAnsi="Aptos"/>
@@ -15399,6 +15618,7 @@
         <w:pStyle w:val="Listepuces"/>
       </w:pPr>
       <w:r>
+        <w:lastRenderedPageBreak/>
         <w:t>change the decoration line style and line width</w:t>
       </w:r>
     </w:p>
@@ -15436,7 +15656,7 @@
         <w:pStyle w:val="Titre3"/>
         <w:spacing w:before="60" w:after="80"/>
       </w:pPr>
-      <w:bookmarkStart w:id="30" w:name="_Toc232748242"/>
+      <w:bookmarkStart w:id="30" w:name="_Toc232834497"/>
       <w:r>
         <w:rPr>
           <w:rFonts w:ascii="Aptos" w:hAnsi="Aptos"/>
@@ -15469,7 +15689,7 @@
         <w:pStyle w:val="Titre3"/>
         <w:spacing w:before="60" w:after="80"/>
       </w:pPr>
-      <w:bookmarkStart w:id="31" w:name="_Toc232748243"/>
+      <w:bookmarkStart w:id="31" w:name="_Toc232834498"/>
       <w:r>
         <w:rPr>
           <w:rFonts w:ascii="Aptos" w:hAnsi="Aptos"/>
@@ -15510,7 +15730,6 @@
         <w:pStyle w:val="Listepuces"/>
       </w:pPr>
       <w:r>
-        <w:lastRenderedPageBreak/>
         <w:t>either reticles inline</w:t>
       </w:r>
     </w:p>
@@ -15536,7 +15755,7 @@
         <w:pStyle w:val="Titre3"/>
         <w:spacing w:before="60" w:after="80"/>
       </w:pPr>
-      <w:bookmarkStart w:id="32" w:name="_Toc232748244"/>
+      <w:bookmarkStart w:id="32" w:name="_Toc232834499"/>
       <w:r>
         <w:rPr>
           <w:rFonts w:ascii="Aptos" w:hAnsi="Aptos"/>
@@ -15625,7 +15844,7 @@
         <w:pStyle w:val="Titre3"/>
         <w:spacing w:before="60" w:after="80"/>
       </w:pPr>
-      <w:bookmarkStart w:id="33" w:name="_Toc232748245"/>
+      <w:bookmarkStart w:id="33" w:name="_Toc232834500"/>
       <w:r>
         <w:rPr>
           <w:rFonts w:ascii="Aptos" w:hAnsi="Aptos"/>
@@ -15728,7 +15947,7 @@
         <w:pStyle w:val="Titre2"/>
         <w:spacing w:before="460" w:after="220"/>
       </w:pPr>
-      <w:bookmarkStart w:id="34" w:name="_Toc232748246"/>
+      <w:bookmarkStart w:id="34" w:name="_Toc232834501"/>
       <w:r>
         <w:rPr>
           <w:rFonts w:ascii="Aptos Display" w:hAnsi="Aptos Display"/>
@@ -15930,7 +16149,14 @@
               <w:rPr>
                 <w:sz w:val="19"/>
               </w:rPr>
-              <w:t>authored visibility and styling of the generated title chrome</w:t>
+              <w:t xml:space="preserve">authored visibility and styling of the generated title </w:t>
+            </w:r>
+            <w:r>
+              <w:rPr>
+                <w:sz w:val="19"/>
+              </w:rPr>
+              <w:lastRenderedPageBreak/>
+              <w:t>chrome</w:t>
             </w:r>
           </w:p>
         </w:tc>
@@ -15953,6 +16179,7 @@
                 <w:b/>
                 <w:sz w:val="19"/>
               </w:rPr>
+              <w:lastRenderedPageBreak/>
               <w:t>backgroundColor</w:t>
             </w:r>
           </w:p>
@@ -16168,7 +16395,6 @@
                 <w:b/>
                 <w:sz w:val="19"/>
               </w:rPr>
-              <w:lastRenderedPageBreak/>
               <w:t>view.center</w:t>
             </w:r>
           </w:p>
@@ -16372,7 +16598,7 @@
         <w:pStyle w:val="Titre2"/>
         <w:spacing w:before="460" w:after="220"/>
       </w:pPr>
-      <w:bookmarkStart w:id="35" w:name="_Toc232748247"/>
+      <w:bookmarkStart w:id="35" w:name="_Toc232834502"/>
       <w:r>
         <w:rPr>
           <w:rFonts w:ascii="Aptos Display" w:hAnsi="Aptos Display"/>
@@ -17058,6 +17284,7 @@
                 <w:b/>
                 <w:sz w:val="19"/>
               </w:rPr>
+              <w:lastRenderedPageBreak/>
               <w:t>triangle</w:t>
             </w:r>
           </w:p>
@@ -17372,7 +17599,6 @@
           <w:sz w:val="17"/>
           <w:shd w:val="clear" w:color="auto" w:fill="F5F5F5"/>
         </w:rPr>
-        <w:lastRenderedPageBreak/>
         <w:t>position</w:t>
       </w:r>
     </w:p>
@@ -17730,7 +17956,7 @@
         <w:pStyle w:val="Titre2"/>
         <w:spacing w:before="460" w:after="220"/>
       </w:pPr>
-      <w:bookmarkStart w:id="36" w:name="_Toc232748248"/>
+      <w:bookmarkStart w:id="36" w:name="_Toc232834503"/>
       <w:r>
         <w:rPr>
           <w:rFonts w:ascii="Aptos Display" w:hAnsi="Aptos Display"/>
@@ -17882,6 +18108,7 @@
         <w:pStyle w:val="Listepuces"/>
       </w:pPr>
       <w:r>
+        <w:lastRenderedPageBreak/>
         <w:t>dragging gizmos to edit the selected primitive geometry</w:t>
       </w:r>
     </w:p>
@@ -17997,7 +18224,7 @@
         <w:pStyle w:val="Titre2"/>
         <w:spacing w:before="460" w:after="220"/>
       </w:pPr>
-      <w:bookmarkStart w:id="37" w:name="_Toc232748249"/>
+      <w:bookmarkStart w:id="37" w:name="_Toc232834504"/>
       <w:r>
         <w:rPr>
           <w:rFonts w:ascii="Aptos Display" w:hAnsi="Aptos Display"/>
@@ -18010,13 +18237,42 @@
           <w:rFonts w:ascii="Aptos Display" w:hAnsi="Aptos Display"/>
           <w:color w:val="283548"/>
         </w:rPr>
-        <w:t>4.12 Menu View from the preview</w:t>
+        <w:t>4.12 The View menu</w:t>
       </w:r>
       <w:bookmarkEnd w:id="37"/>
     </w:p>
     <w:p>
       <w:r>
-        <w:t>The available toggles are:</w:t>
+        <w:t xml:space="preserve">The </w:t>
+      </w:r>
+      <w:r>
+        <w:rPr>
+          <w:rFonts w:ascii="Consolas" w:hAnsi="Consolas"/>
+          <w:color w:val="374151"/>
+          <w:sz w:val="17"/>
+          <w:shd w:val="clear" w:color="auto" w:fill="F5F5F5"/>
+        </w:rPr>
+        <w:t>View</w:t>
+      </w:r>
+      <w:r>
+        <w:t xml:space="preserve"> menu lives in the top menu bar and stays available at all times. Its content adapts to the active workspace; even before a window is open it still exposes the </w:t>
+      </w:r>
+      <w:r>
+        <w:rPr>
+          <w:rFonts w:ascii="Consolas" w:hAnsi="Consolas"/>
+          <w:color w:val="374151"/>
+          <w:sz w:val="17"/>
+          <w:shd w:val="clear" w:color="auto" w:fill="F5F5F5"/>
+        </w:rPr>
+        <w:t>Panels</w:t>
+      </w:r>
+      <w:r>
+        <w:t xml:space="preserve"> sidebar and inspector toggles.</w:t>
+      </w:r>
+    </w:p>
+    <w:p>
+      <w:r>
+        <w:t>In the page-preview and fullscreen workspaces, the available toggles are:</w:t>
       </w:r>
     </w:p>
     <w:tbl>
@@ -18048,7 +18304,6 @@
                 <w:color w:val="FFFFFF"/>
                 <w:sz w:val="17"/>
               </w:rPr>
-              <w:lastRenderedPageBreak/>
               <w:t>Option View</w:t>
             </w:r>
           </w:p>
@@ -18094,7 +18349,7 @@
                 <w:b/>
                 <w:sz w:val="19"/>
               </w:rPr>
-              <w:t>Layer Inspector</w:t>
+              <w:t>Panels &gt; Sidebar</w:t>
             </w:r>
           </w:p>
         </w:tc>
@@ -18114,7 +18369,7 @@
               <w:rPr>
                 <w:sz w:val="19"/>
               </w:rPr>
-              <w:t>layer dock and focus by layer</w:t>
+              <w:t>shows or hides the left page and reticle selector (persisted)</w:t>
             </w:r>
           </w:p>
         </w:tc>
@@ -18137,7 +18392,7 @@
                 <w:b/>
                 <w:sz w:val="19"/>
               </w:rPr>
-              <w:t>Minimap</w:t>
+              <w:t>Panels &gt; Inspector</w:t>
             </w:r>
           </w:p>
         </w:tc>
@@ -18157,7 +18412,7 @@
               <w:rPr>
                 <w:sz w:val="19"/>
               </w:rPr>
-              <w:t>mini navigation view</w:t>
+              <w:t>shows or hides the right inspector (persisted)</w:t>
             </w:r>
           </w:p>
         </w:tc>
@@ -18180,7 +18435,7 @@
                 <w:b/>
                 <w:sz w:val="19"/>
               </w:rPr>
-              <w:t>Problems</w:t>
+              <w:t>Layer Inspector</w:t>
             </w:r>
           </w:p>
         </w:tc>
@@ -18200,7 +18455,7 @@
               <w:rPr>
                 <w:sz w:val="19"/>
               </w:rPr>
-              <w:t>dockes diagnostics</w:t>
+              <w:t>layer dock and focus by layer</w:t>
             </w:r>
           </w:p>
         </w:tc>
@@ -18223,7 +18478,7 @@
                 <w:b/>
                 <w:sz w:val="19"/>
               </w:rPr>
-              <w:t>Highlight reticle usages</w:t>
+              <w:t>Minimap</w:t>
             </w:r>
           </w:p>
         </w:tc>
@@ -18243,7 +18498,7 @@
               <w:rPr>
                 <w:sz w:val="19"/>
               </w:rPr>
-              <w:t>highlights the pages that reference the selected template</w:t>
+              <w:t>mini navigation view</w:t>
             </w:r>
           </w:p>
         </w:tc>
@@ -18266,7 +18521,7 @@
                 <w:b/>
                 <w:sz w:val="19"/>
               </w:rPr>
-              <w:t>Reticle names</w:t>
+              <w:t>Problems</w:t>
             </w:r>
           </w:p>
         </w:tc>
@@ -18286,7 +18541,7 @@
               <w:rPr>
                 <w:sz w:val="19"/>
               </w:rPr>
-              <w:t>displays names</w:t>
+              <w:t>dockes diagnostics</w:t>
             </w:r>
           </w:p>
         </w:tc>
@@ -18309,7 +18564,7 @@
                 <w:b/>
                 <w:sz w:val="19"/>
               </w:rPr>
-              <w:t>Gizmos</w:t>
+              <w:t>Highlight reticle usages</w:t>
             </w:r>
           </w:p>
         </w:tc>
@@ -18329,7 +18584,7 @@
               <w:rPr>
                 <w:sz w:val="19"/>
               </w:rPr>
-              <w:t>shows visual manipulations</w:t>
+              <w:t>highlights the pages that reference the selected template</w:t>
             </w:r>
           </w:p>
         </w:tc>
@@ -18352,7 +18607,7 @@
                 <w:b/>
                 <w:sz w:val="19"/>
               </w:rPr>
-              <w:t>Page context</w:t>
+              <w:t>Reticle names</w:t>
             </w:r>
           </w:p>
         </w:tc>
@@ -18372,7 +18627,93 @@
               <w:rPr>
                 <w:sz w:val="19"/>
               </w:rPr>
-              <w:t>preview context linked to the page</w:t>
+              <w:t>displays names</w:t>
+            </w:r>
+          </w:p>
+        </w:tc>
+      </w:tr>
+      <w:tr>
+        <w:tc>
+          <w:tcPr>
+            <w:tcW w:w="4479" w:type="dxa"/>
+            <w:shd w:val="clear" w:color="auto" w:fill="F8FAFF"/>
+            <w:tcMar>
+              <w:top w:w="80" w:type="dxa"/>
+              <w:left w:w="120" w:type="dxa"/>
+              <w:bottom w:w="80" w:type="dxa"/>
+              <w:right w:w="120" w:type="dxa"/>
+            </w:tcMar>
+          </w:tcPr>
+          <w:p>
+            <w:r>
+              <w:rPr>
+                <w:b/>
+                <w:sz w:val="19"/>
+              </w:rPr>
+              <w:t>Gizmos</w:t>
+            </w:r>
+          </w:p>
+        </w:tc>
+        <w:tc>
+          <w:tcPr>
+            <w:tcW w:w="4479" w:type="dxa"/>
+            <w:shd w:val="clear" w:color="auto" w:fill="F8FAFF"/>
+            <w:tcMar>
+              <w:top w:w="80" w:type="dxa"/>
+              <w:left w:w="120" w:type="dxa"/>
+              <w:bottom w:w="80" w:type="dxa"/>
+              <w:right w:w="120" w:type="dxa"/>
+            </w:tcMar>
+          </w:tcPr>
+          <w:p>
+            <w:r>
+              <w:rPr>
+                <w:sz w:val="19"/>
+              </w:rPr>
+              <w:t>shows visual manipulations</w:t>
+            </w:r>
+          </w:p>
+        </w:tc>
+      </w:tr>
+      <w:tr>
+        <w:tc>
+          <w:tcPr>
+            <w:tcW w:w="4479" w:type="dxa"/>
+            <w:shd w:val="clear" w:color="auto" w:fill="FFFFFF"/>
+            <w:tcMar>
+              <w:top w:w="80" w:type="dxa"/>
+              <w:left w:w="120" w:type="dxa"/>
+              <w:bottom w:w="80" w:type="dxa"/>
+              <w:right w:w="120" w:type="dxa"/>
+            </w:tcMar>
+          </w:tcPr>
+          <w:p>
+            <w:r>
+              <w:rPr>
+                <w:b/>
+                <w:sz w:val="19"/>
+              </w:rPr>
+              <w:t>Fullscreen preview</w:t>
+            </w:r>
+          </w:p>
+        </w:tc>
+        <w:tc>
+          <w:tcPr>
+            <w:tcW w:w="4479" w:type="dxa"/>
+            <w:shd w:val="clear" w:color="auto" w:fill="FFFFFF"/>
+            <w:tcMar>
+              <w:top w:w="80" w:type="dxa"/>
+              <w:left w:w="120" w:type="dxa"/>
+              <w:bottom w:w="80" w:type="dxa"/>
+              <w:right w:w="120" w:type="dxa"/>
+            </w:tcMar>
+          </w:tcPr>
+          <w:p>
+            <w:r>
+              <w:rPr>
+                <w:sz w:val="19"/>
+              </w:rPr>
+              <w:t>enters or leaves fullscreen preview (F11)</w:t>
             </w:r>
           </w:p>
         </w:tc>
@@ -18380,6 +18721,83 @@
     </w:tbl>
     <w:p>
       <w:r>
+        <w:t xml:space="preserve">While editing a library reticle, the same menu instead exposes </w:t>
+      </w:r>
+      <w:r>
+        <w:rPr>
+          <w:rFonts w:ascii="Consolas" w:hAnsi="Consolas"/>
+          <w:color w:val="374151"/>
+          <w:sz w:val="17"/>
+          <w:shd w:val="clear" w:color="auto" w:fill="F5F5F5"/>
+        </w:rPr>
+        <w:t>Show page context</w:t>
+      </w:r>
+      <w:r>
+        <w:t xml:space="preserve">, </w:t>
+      </w:r>
+      <w:r>
+        <w:rPr>
+          <w:rFonts w:ascii="Consolas" w:hAnsi="Consolas"/>
+          <w:color w:val="374151"/>
+          <w:sz w:val="17"/>
+          <w:shd w:val="clear" w:color="auto" w:fill="F5F5F5"/>
+        </w:rPr>
+        <w:t>Show primitive names</w:t>
+      </w:r>
+      <w:r>
+        <w:t xml:space="preserve">, </w:t>
+      </w:r>
+      <w:r>
+        <w:rPr>
+          <w:rFonts w:ascii="Consolas" w:hAnsi="Consolas"/>
+          <w:color w:val="374151"/>
+          <w:sz w:val="17"/>
+          <w:shd w:val="clear" w:color="auto" w:fill="F5F5F5"/>
+        </w:rPr>
+        <w:t>Show gizmos</w:t>
+      </w:r>
+      <w:r>
+        <w:t xml:space="preserve">, plus the shared </w:t>
+      </w:r>
+      <w:r>
+        <w:rPr>
+          <w:rFonts w:ascii="Consolas" w:hAnsi="Consolas"/>
+          <w:color w:val="374151"/>
+          <w:sz w:val="17"/>
+          <w:shd w:val="clear" w:color="auto" w:fill="F5F5F5"/>
+        </w:rPr>
+        <w:t>Grid</w:t>
+      </w:r>
+      <w:r>
+        <w:t xml:space="preserve">, </w:t>
+      </w:r>
+      <w:r>
+        <w:rPr>
+          <w:rFonts w:ascii="Consolas" w:hAnsi="Consolas"/>
+          <w:color w:val="374151"/>
+          <w:sz w:val="17"/>
+          <w:shd w:val="clear" w:color="auto" w:fill="F5F5F5"/>
+        </w:rPr>
+        <w:t>Snap to grid</w:t>
+      </w:r>
+      <w:r>
+        <w:t xml:space="preserve">, and </w:t>
+      </w:r>
+      <w:r>
+        <w:rPr>
+          <w:rFonts w:ascii="Consolas" w:hAnsi="Consolas"/>
+          <w:color w:val="374151"/>
+          <w:sz w:val="17"/>
+          <w:shd w:val="clear" w:color="auto" w:fill="F5F5F5"/>
+        </w:rPr>
+        <w:t>Grid step</w:t>
+      </w:r>
+      <w:r>
+        <w:t xml:space="preserve"> controls.</w:t>
+      </w:r>
+    </w:p>
+    <w:p>
+      <w:r>
         <w:t>These options are session preferences. They do not rewrite the author JSON.</w:t>
       </w:r>
     </w:p>
@@ -18388,7 +18806,7 @@
         <w:pStyle w:val="Titre3"/>
         <w:spacing w:before="60" w:after="80"/>
       </w:pPr>
-      <w:bookmarkStart w:id="38" w:name="_Toc232748250"/>
+      <w:bookmarkStart w:id="38" w:name="_Toc232834505"/>
       <w:r>
         <w:rPr>
           <w:rFonts w:ascii="Aptos" w:hAnsi="Aptos"/>
@@ -18401,7 +18819,7 @@
     </w:p>
     <w:p>
       <w:r>
-        <w:t xml:space="preserve">The button </w:t>
+        <w:t xml:space="preserve">The </w:t>
       </w:r>
       <w:r>
         <w:rPr>
@@ -18410,10 +18828,10 @@
           <w:sz w:val="17"/>
           <w:shd w:val="clear" w:color="auto" w:fill="F5F5F5"/>
         </w:rPr>
-        <w:t>[]</w:t>
-      </w:r>
-      <w:r>
-        <w:t xml:space="preserve">, </w:t>
+        <w:t>Fullscreen preview</w:t>
+      </w:r>
+      <w:r>
+        <w:t xml:space="preserve"> entry in the </w:t>
       </w:r>
       <w:r>
         <w:rPr>
@@ -18422,10 +18840,22 @@
           <w:sz w:val="17"/>
           <w:shd w:val="clear" w:color="auto" w:fill="F5F5F5"/>
         </w:rPr>
+        <w:t>View</w:t>
+      </w:r>
+      <w:r>
+        <w:t xml:space="preserve"> menu, the </w:t>
+      </w:r>
+      <w:r>
+        <w:rPr>
+          <w:rFonts w:ascii="Consolas" w:hAnsi="Consolas"/>
+          <w:color w:val="374151"/>
+          <w:sz w:val="17"/>
+          <w:shd w:val="clear" w:color="auto" w:fill="F5F5F5"/>
+        </w:rPr>
         <w:t>F11</w:t>
       </w:r>
       <w:r>
-        <w:t xml:space="preserve"> Or </w:t>
+        <w:t xml:space="preserve"> key, or </w:t>
       </w:r>
       <w:r>
         <w:rPr>
@@ -18462,6 +18892,12 @@
       </w:pPr>
       <w:r>
         <w:t>restore the previous state then</w:t>
+      </w:r>
+    </w:p>
+    <w:p>
+      <w:r>
+        <w:lastRenderedPageBreak/>
+        <w:t>It is a pure editor layout mode, available in every workspace and from the moment the editor opens, even before a window is loaded.</w:t>
       </w:r>
     </w:p>
     <w:p>
@@ -18469,7 +18905,7 @@
         <w:pStyle w:val="Titre2"/>
         <w:spacing w:before="460" w:after="220"/>
       </w:pPr>
-      <w:bookmarkStart w:id="39" w:name="_Toc232748251"/>
+      <w:bookmarkStart w:id="39" w:name="_Toc232834506"/>
       <w:r>
         <w:rPr>
           <w:rFonts w:ascii="Aptos Display" w:hAnsi="Aptos Display"/>
@@ -18554,13 +18990,12 @@
         <w:pStyle w:val="Titre2"/>
         <w:spacing w:before="460" w:after="220"/>
       </w:pPr>
-      <w:bookmarkStart w:id="40" w:name="_Toc232748252"/>
+      <w:bookmarkStart w:id="40" w:name="_Toc232834507"/>
       <w:r>
         <w:rPr>
           <w:rFonts w:ascii="Aptos Display" w:hAnsi="Aptos Display"/>
           <w:color w:val="1E88E5"/>
         </w:rPr>
-        <w:lastRenderedPageBreak/>
         <w:t xml:space="preserve">▪ </w:t>
       </w:r>
       <w:r>
@@ -18583,7 +19018,7 @@
           <w:noProof/>
         </w:rPr>
         <w:drawing>
-          <wp:inline distT="0" distB="0" distL="0" distR="0" wp14:anchorId="7C6065A7" wp14:editId="1928A212">
+          <wp:inline distT="0" distB="0" distL="0" distR="0" wp14:anchorId="4F56BC3F" wp14:editId="4D80A5F0">
             <wp:extent cx="5486400" cy="3177747"/>
             <wp:effectExtent l="0" t="0" r="0" b="0"/>
             <wp:docPr id="10" name="Picture 10"/>
@@ -18739,12 +19174,13 @@
         <w:pStyle w:val="Titre2"/>
         <w:spacing w:before="460" w:after="220"/>
       </w:pPr>
-      <w:bookmarkStart w:id="41" w:name="_Toc232748253"/>
+      <w:bookmarkStart w:id="41" w:name="_Toc232834508"/>
       <w:r>
         <w:rPr>
           <w:rFonts w:ascii="Aptos Display" w:hAnsi="Aptos Display"/>
           <w:color w:val="1E88E5"/>
         </w:rPr>
+        <w:lastRenderedPageBreak/>
         <w:t xml:space="preserve">▪ </w:t>
       </w:r>
       <w:r>
@@ -18914,7 +19350,6 @@
         <w:pStyle w:val="Listepuces"/>
       </w:pPr>
       <w:r>
-        <w:lastRenderedPageBreak/>
         <w:t>the window must keep at least one page</w:t>
       </w:r>
     </w:p>
@@ -18951,12 +19386,13 @@
         <w:pStyle w:val="Titre2"/>
         <w:spacing w:before="460" w:after="220"/>
       </w:pPr>
-      <w:bookmarkStart w:id="42" w:name="_Toc232748254"/>
+      <w:bookmarkStart w:id="42" w:name="_Toc232834509"/>
       <w:r>
         <w:rPr>
           <w:rFonts w:ascii="Aptos Display" w:hAnsi="Aptos Display"/>
           <w:color w:val="1E88E5"/>
         </w:rPr>
+        <w:lastRenderedPageBreak/>
         <w:t xml:space="preserve">▪ </w:t>
       </w:r>
       <w:r>
@@ -18979,7 +19415,7 @@
           <w:noProof/>
         </w:rPr>
         <w:drawing>
-          <wp:inline distT="0" distB="0" distL="0" distR="0" wp14:anchorId="46DE3D51" wp14:editId="56E32FC8">
+          <wp:inline distT="0" distB="0" distL="0" distR="0" wp14:anchorId="5B6AB4FD" wp14:editId="27AE2EB8">
             <wp:extent cx="5486400" cy="6647911"/>
             <wp:effectExtent l="0" t="0" r="0" b="0"/>
             <wp:docPr id="11" name="Picture 11"/>
@@ -19086,60 +19522,60 @@
         <w:pStyle w:val="Listepuces"/>
       </w:pPr>
       <w:r>
+        <w:t xml:space="preserve">rescan references </w:t>
+      </w:r>
+      <w:r>
+        <w:rPr>
+          <w:rFonts w:ascii="Consolas" w:hAnsi="Consolas"/>
+          <w:color w:val="374151"/>
+          <w:sz w:val="17"/>
+          <w:shd w:val="clear" w:color="auto" w:fill="F5F5F5"/>
+        </w:rPr>
+        <w:t>window -&gt; page</w:t>
+      </w:r>
+    </w:p>
+    <w:p>
+      <w:pPr>
+        <w:pStyle w:val="Listepuces"/>
+      </w:pPr>
+      <w:r>
+        <w:t>rewrites the page JSON</w:t>
+      </w:r>
+    </w:p>
+    <w:p>
+      <w:pPr>
+        <w:pStyle w:val="Listepuces"/>
+      </w:pPr>
+      <w:r>
+        <w:t xml:space="preserve">rewrite the </w:t>
+      </w:r>
+      <w:r>
+        <w:rPr>
+          <w:rFonts w:ascii="Consolas" w:hAnsi="Consolas"/>
+          <w:color w:val="374151"/>
+          <w:sz w:val="17"/>
+          <w:shd w:val="clear" w:color="auto" w:fill="F5F5F5"/>
+        </w:rPr>
+        <w:t>defaultPage</w:t>
+      </w:r>
+      <w:r>
+        <w:t xml:space="preserve"> impacts</w:t>
+      </w:r>
+    </w:p>
+    <w:p>
+      <w:pPr>
+        <w:pStyle w:val="Listepuces"/>
+      </w:pPr>
+      <w:r>
+        <w:t>blocks collisions before any mutation</w:t>
+      </w:r>
+    </w:p>
+    <w:p>
+      <w:pPr>
+        <w:pStyle w:val="Listepuces"/>
+      </w:pPr>
+      <w:r>
         <w:lastRenderedPageBreak/>
-        <w:t xml:space="preserve">rescan references </w:t>
-      </w:r>
-      <w:r>
-        <w:rPr>
-          <w:rFonts w:ascii="Consolas" w:hAnsi="Consolas"/>
-          <w:color w:val="374151"/>
-          <w:sz w:val="17"/>
-          <w:shd w:val="clear" w:color="auto" w:fill="F5F5F5"/>
-        </w:rPr>
-        <w:t>window -&gt; page</w:t>
-      </w:r>
-    </w:p>
-    <w:p>
-      <w:pPr>
-        <w:pStyle w:val="Listepuces"/>
-      </w:pPr>
-      <w:r>
-        <w:t>rewrites the page JSON</w:t>
-      </w:r>
-    </w:p>
-    <w:p>
-      <w:pPr>
-        <w:pStyle w:val="Listepuces"/>
-      </w:pPr>
-      <w:r>
-        <w:t xml:space="preserve">rewrite the </w:t>
-      </w:r>
-      <w:r>
-        <w:rPr>
-          <w:rFonts w:ascii="Consolas" w:hAnsi="Consolas"/>
-          <w:color w:val="374151"/>
-          <w:sz w:val="17"/>
-          <w:shd w:val="clear" w:color="auto" w:fill="F5F5F5"/>
-        </w:rPr>
-        <w:t>defaultPage</w:t>
-      </w:r>
-      <w:r>
-        <w:t xml:space="preserve"> impacts</w:t>
-      </w:r>
-    </w:p>
-    <w:p>
-      <w:pPr>
-        <w:pStyle w:val="Listepuces"/>
-      </w:pPr>
-      <w:r>
-        <w:t>blocks collisions before any mutation</w:t>
-      </w:r>
-    </w:p>
-    <w:p>
-      <w:pPr>
-        <w:pStyle w:val="Listepuces"/>
-      </w:pPr>
-      <w:r>
         <w:t xml:space="preserve">warns that the generated API and the </w:t>
       </w:r>
       <w:r>
@@ -19160,7 +19596,7 @@
         <w:pStyle w:val="Titre2"/>
         <w:spacing w:before="460" w:after="220"/>
       </w:pPr>
-      <w:bookmarkStart w:id="43" w:name="_Toc232748255"/>
+      <w:bookmarkStart w:id="43" w:name="_Toc232834510"/>
       <w:r>
         <w:rPr>
           <w:rFonts w:ascii="Aptos Display" w:hAnsi="Aptos Display"/>
@@ -19321,7 +19757,7 @@
         <w:pStyle w:val="Titre2"/>
         <w:spacing w:before="460" w:after="220"/>
       </w:pPr>
-      <w:bookmarkStart w:id="44" w:name="_Toc232748256"/>
+      <w:bookmarkStart w:id="44" w:name="_Toc232834511"/>
       <w:r>
         <w:rPr>
           <w:rFonts w:ascii="Aptos Display" w:hAnsi="Aptos Display"/>
@@ -19397,7 +19833,7 @@
         <w:pStyle w:val="Titre2"/>
         <w:spacing w:before="460" w:after="220"/>
       </w:pPr>
-      <w:bookmarkStart w:id="45" w:name="_Toc232748257"/>
+      <w:bookmarkStart w:id="45" w:name="_Toc232834512"/>
       <w:r>
         <w:rPr>
           <w:rFonts w:ascii="Aptos Display" w:hAnsi="Aptos Display"/>
@@ -19661,7 +20097,7 @@
               <w:rPr>
                 <w:sz w:val="19"/>
               </w:rPr>
-              <w:t>exploded views if rendering was successful</w:t>
+              <w:t>exploded views with reticle labels if rendering was successful</w:t>
             </w:r>
           </w:p>
         </w:tc>
@@ -19684,6 +20120,49 @@
                 <w:b/>
                 <w:sz w:val="19"/>
               </w:rPr>
+              <w:t>images/*_design_page.png</w:t>
+            </w:r>
+          </w:p>
+        </w:tc>
+        <w:tc>
+          <w:tcPr>
+            <w:tcW w:w="4479" w:type="dxa"/>
+            <w:shd w:val="clear" w:color="auto" w:fill="FFFFFF"/>
+            <w:tcMar>
+              <w:top w:w="80" w:type="dxa"/>
+              <w:left w:w="120" w:type="dxa"/>
+              <w:bottom w:w="80" w:type="dxa"/>
+              <w:right w:w="120" w:type="dxa"/>
+            </w:tcMar>
+          </w:tcPr>
+          <w:p>
+            <w:r>
+              <w:rPr>
+                <w:sz w:val="19"/>
+              </w:rPr>
+              <w:t>clean page views without reticle labels if rendering was successful</w:t>
+            </w:r>
+          </w:p>
+        </w:tc>
+      </w:tr>
+      <w:tr>
+        <w:tc>
+          <w:tcPr>
+            <w:tcW w:w="4479" w:type="dxa"/>
+            <w:shd w:val="clear" w:color="auto" w:fill="F8FAFF"/>
+            <w:tcMar>
+              <w:top w:w="80" w:type="dxa"/>
+              <w:left w:w="120" w:type="dxa"/>
+              <w:bottom w:w="80" w:type="dxa"/>
+              <w:right w:w="120" w:type="dxa"/>
+            </w:tcMar>
+          </w:tcPr>
+          <w:p>
+            <w:r>
+              <w:rPr>
+                <w:b/>
+                <w:sz w:val="19"/>
+              </w:rPr>
               <w:lastRenderedPageBreak/>
               <w:t>data/design_manifest.json</w:t>
             </w:r>
@@ -19692,7 +20171,7 @@
         <w:tc>
           <w:tcPr>
             <w:tcW w:w="4479" w:type="dxa"/>
-            <w:shd w:val="clear" w:color="auto" w:fill="FFFFFF"/>
+            <w:shd w:val="clear" w:color="auto" w:fill="F8FAFF"/>
             <w:tcMar>
               <w:top w:w="80" w:type="dxa"/>
               <w:left w:w="120" w:type="dxa"/>
@@ -19777,7 +20256,7 @@
         <w:pStyle w:val="Titre2"/>
         <w:spacing w:before="460" w:after="220"/>
       </w:pPr>
-      <w:bookmarkStart w:id="46" w:name="_Toc232748258"/>
+      <w:bookmarkStart w:id="46" w:name="_Toc232834513"/>
       <w:r>
         <w:rPr>
           <w:rFonts w:ascii="Aptos Display" w:hAnsi="Aptos Display"/>
@@ -19962,7 +20441,7 @@
         </w:pBdr>
         <w:spacing w:before="80" w:after="200"/>
       </w:pPr>
-      <w:bookmarkStart w:id="47" w:name="_Toc232748259"/>
+      <w:bookmarkStart w:id="47" w:name="_Toc232834514"/>
       <w:r>
         <w:rPr>
           <w:rFonts w:ascii="Aptos Display" w:hAnsi="Aptos Display"/>
@@ -19988,7 +20467,7 @@
         <w:pStyle w:val="Titre2"/>
         <w:spacing w:before="460" w:after="220"/>
       </w:pPr>
-      <w:bookmarkStart w:id="48" w:name="_Toc232748260"/>
+      <w:bookmarkStart w:id="48" w:name="_Toc232834515"/>
       <w:r>
         <w:rPr>
           <w:rFonts w:ascii="Aptos Display" w:hAnsi="Aptos Display"/>
@@ -20109,7 +20588,7 @@
         <w:pStyle w:val="Titre2"/>
         <w:spacing w:before="460" w:after="220"/>
       </w:pPr>
-      <w:bookmarkStart w:id="49" w:name="_Toc232748261"/>
+      <w:bookmarkStart w:id="49" w:name="_Toc232834516"/>
       <w:r>
         <w:rPr>
           <w:rFonts w:ascii="Aptos Display" w:hAnsi="Aptos Display"/>
@@ -20244,7 +20723,7 @@
         <w:pStyle w:val="Titre2"/>
         <w:spacing w:before="460" w:after="220"/>
       </w:pPr>
-      <w:bookmarkStart w:id="50" w:name="_Toc232748262"/>
+      <w:bookmarkStart w:id="50" w:name="_Toc232834517"/>
       <w:r>
         <w:rPr>
           <w:rFonts w:ascii="Aptos Display" w:hAnsi="Aptos Display"/>
@@ -20994,7 +21473,7 @@
         <w:pStyle w:val="Titre2"/>
         <w:spacing w:before="460" w:after="220"/>
       </w:pPr>
-      <w:bookmarkStart w:id="51" w:name="_Toc232748263"/>
+      <w:bookmarkStart w:id="51" w:name="_Toc232834518"/>
       <w:r>
         <w:rPr>
           <w:rFonts w:ascii="Aptos Display" w:hAnsi="Aptos Display"/>
@@ -21022,7 +21501,7 @@
           <w:noProof/>
         </w:rPr>
         <w:drawing>
-          <wp:inline distT="0" distB="0" distL="0" distR="0" wp14:anchorId="64ACDFF3" wp14:editId="57185461">
+          <wp:inline distT="0" distB="0" distL="0" distR="0" wp14:anchorId="60431665" wp14:editId="08BEFA76">
             <wp:extent cx="5486400" cy="2891207"/>
             <wp:effectExtent l="0" t="0" r="0" b="0"/>
             <wp:docPr id="12" name="Picture 12"/>
@@ -21169,7 +21648,7 @@
           <w:noProof/>
         </w:rPr>
         <w:drawing>
-          <wp:inline distT="0" distB="0" distL="0" distR="0" wp14:anchorId="5B69E4AE" wp14:editId="0876C014">
+          <wp:inline distT="0" distB="0" distL="0" distR="0" wp14:anchorId="219B2536" wp14:editId="57EF3FC3">
             <wp:extent cx="4064553" cy="7498079"/>
             <wp:effectExtent l="0" t="0" r="0" b="0"/>
             <wp:docPr id="13" name="Picture 13"/>
@@ -21224,7 +21703,7 @@
         <w:pStyle w:val="Titre2"/>
         <w:spacing w:before="460" w:after="220"/>
       </w:pPr>
-      <w:bookmarkStart w:id="52" w:name="_Toc232748264"/>
+      <w:bookmarkStart w:id="52" w:name="_Toc232834519"/>
       <w:r>
         <w:rPr>
           <w:rFonts w:ascii="Aptos Display" w:hAnsi="Aptos Display"/>
@@ -21460,7 +21939,7 @@
         <w:pStyle w:val="Titre2"/>
         <w:spacing w:before="460" w:after="220"/>
       </w:pPr>
-      <w:bookmarkStart w:id="53" w:name="_Toc232748265"/>
+      <w:bookmarkStart w:id="53" w:name="_Toc232834520"/>
       <w:r>
         <w:rPr>
           <w:rFonts w:ascii="Aptos Display" w:hAnsi="Aptos Display"/>
@@ -21957,7 +22436,7 @@
         <w:pStyle w:val="Titre2"/>
         <w:spacing w:before="460" w:after="220"/>
       </w:pPr>
-      <w:bookmarkStart w:id="54" w:name="_Toc232748266"/>
+      <w:bookmarkStart w:id="54" w:name="_Toc232834521"/>
       <w:r>
         <w:rPr>
           <w:rFonts w:ascii="Aptos Display" w:hAnsi="Aptos Display"/>
@@ -22047,7 +22526,7 @@
         <w:pStyle w:val="Titre2"/>
         <w:spacing w:before="460" w:after="220"/>
       </w:pPr>
-      <w:bookmarkStart w:id="55" w:name="_Toc232748267"/>
+      <w:bookmarkStart w:id="55" w:name="_Toc232834522"/>
       <w:r>
         <w:rPr>
           <w:rFonts w:ascii="Aptos Display" w:hAnsi="Aptos Display"/>
@@ -22215,7 +22694,7 @@
         <w:pStyle w:val="Titre2"/>
         <w:spacing w:before="460" w:after="220"/>
       </w:pPr>
-      <w:bookmarkStart w:id="56" w:name="_Toc232748268"/>
+      <w:bookmarkStart w:id="56" w:name="_Toc232834523"/>
       <w:r>
         <w:rPr>
           <w:rFonts w:ascii="Aptos Display" w:hAnsi="Aptos Display"/>
@@ -22629,7 +23108,7 @@
         <w:pStyle w:val="Titre2"/>
         <w:spacing w:before="460" w:after="220"/>
       </w:pPr>
-      <w:bookmarkStart w:id="57" w:name="_Toc232748269"/>
+      <w:bookmarkStart w:id="57" w:name="_Toc232834524"/>
       <w:r>
         <w:rPr>
           <w:rFonts w:ascii="Aptos Display" w:hAnsi="Aptos Display"/>
@@ -23028,7 +23507,7 @@
         <w:pStyle w:val="Titre2"/>
         <w:spacing w:before="460" w:after="220"/>
       </w:pPr>
-      <w:bookmarkStart w:id="58" w:name="_Toc232748270"/>
+      <w:bookmarkStart w:id="58" w:name="_Toc232834525"/>
       <w:r>
         <w:rPr>
           <w:rFonts w:ascii="Aptos Display" w:hAnsi="Aptos Display"/>
@@ -23373,7 +23852,7 @@
         <w:pStyle w:val="Titre2"/>
         <w:spacing w:before="460" w:after="220"/>
       </w:pPr>
-      <w:bookmarkStart w:id="59" w:name="_Toc232748271"/>
+      <w:bookmarkStart w:id="59" w:name="_Toc232834526"/>
       <w:r>
         <w:rPr>
           <w:rFonts w:ascii="Aptos Display" w:hAnsi="Aptos Display"/>
@@ -23496,7 +23975,7 @@
         <w:pStyle w:val="Titre2"/>
         <w:spacing w:before="460" w:after="220"/>
       </w:pPr>
-      <w:bookmarkStart w:id="60" w:name="_Toc232748272"/>
+      <w:bookmarkStart w:id="60" w:name="_Toc232834527"/>
       <w:r>
         <w:rPr>
           <w:rFonts w:ascii="Aptos Display" w:hAnsi="Aptos Display"/>
@@ -24040,7 +24519,7 @@
         </w:pBdr>
         <w:spacing w:before="80" w:after="200"/>
       </w:pPr>
-      <w:bookmarkStart w:id="61" w:name="_Toc232748273"/>
+      <w:bookmarkStart w:id="61" w:name="_Toc232834528"/>
       <w:r>
         <w:rPr>
           <w:rFonts w:ascii="Aptos Display" w:hAnsi="Aptos Display"/>
@@ -24062,7 +24541,7 @@
           <w:noProof/>
         </w:rPr>
         <w:drawing>
-          <wp:inline distT="0" distB="0" distL="0" distR="0" wp14:anchorId="4EB38313" wp14:editId="57B85880">
+          <wp:inline distT="0" distB="0" distL="0" distR="0" wp14:anchorId="106E100F" wp14:editId="696AB85C">
             <wp:extent cx="5486400" cy="3347633"/>
             <wp:effectExtent l="0" t="0" r="0" b="0"/>
             <wp:docPr id="14" name="Picture 14"/>
@@ -24122,7 +24601,7 @@
         <w:pStyle w:val="Titre2"/>
         <w:spacing w:before="460" w:after="220"/>
       </w:pPr>
-      <w:bookmarkStart w:id="62" w:name="_Toc232748274"/>
+      <w:bookmarkStart w:id="62" w:name="_Toc232834529"/>
       <w:r>
         <w:rPr>
           <w:rFonts w:ascii="Aptos Display" w:hAnsi="Aptos Display"/>
@@ -24150,7 +24629,7 @@
           <w:noProof/>
         </w:rPr>
         <w:drawing>
-          <wp:inline distT="0" distB="0" distL="0" distR="0" wp14:anchorId="56281638" wp14:editId="5AE93583">
+          <wp:inline distT="0" distB="0" distL="0" distR="0" wp14:anchorId="3E2F8201" wp14:editId="3F9B3F5F">
             <wp:extent cx="5486400" cy="2967811"/>
             <wp:effectExtent l="0" t="0" r="0" b="0"/>
             <wp:docPr id="15" name="Picture 15"/>
@@ -24459,7 +24938,7 @@
         <w:pStyle w:val="Titre2"/>
         <w:spacing w:before="460" w:after="220"/>
       </w:pPr>
-      <w:bookmarkStart w:id="63" w:name="_Toc232748275"/>
+      <w:bookmarkStart w:id="63" w:name="_Toc232834530"/>
       <w:r>
         <w:rPr>
           <w:rFonts w:ascii="Aptos Display" w:hAnsi="Aptos Display"/>
@@ -24764,7 +25243,7 @@
         <w:pStyle w:val="Titre2"/>
         <w:spacing w:before="460" w:after="220"/>
       </w:pPr>
-      <w:bookmarkStart w:id="64" w:name="_Toc232748276"/>
+      <w:bookmarkStart w:id="64" w:name="_Toc232834531"/>
       <w:r>
         <w:rPr>
           <w:rFonts w:ascii="Aptos Display" w:hAnsi="Aptos Display"/>
@@ -24940,7 +25419,7 @@
         <w:pStyle w:val="Titre2"/>
         <w:spacing w:before="460" w:after="220"/>
       </w:pPr>
-      <w:bookmarkStart w:id="65" w:name="_Toc232748277"/>
+      <w:bookmarkStart w:id="65" w:name="_Toc232834532"/>
       <w:r>
         <w:rPr>
           <w:rFonts w:ascii="Aptos Display" w:hAnsi="Aptos Display"/>
@@ -25167,7 +25646,7 @@
         <w:pStyle w:val="Titre2"/>
         <w:spacing w:before="460" w:after="220"/>
       </w:pPr>
-      <w:bookmarkStart w:id="66" w:name="_Toc232748278"/>
+      <w:bookmarkStart w:id="66" w:name="_Toc232834533"/>
       <w:r>
         <w:rPr>
           <w:rFonts w:ascii="Aptos Display" w:hAnsi="Aptos Display"/>
@@ -25196,7 +25675,7 @@
           <w:noProof/>
         </w:rPr>
         <w:drawing>
-          <wp:inline distT="0" distB="0" distL="0" distR="0" wp14:anchorId="3FB6D442" wp14:editId="63F9B081">
+          <wp:inline distT="0" distB="0" distL="0" distR="0" wp14:anchorId="41DB05A4" wp14:editId="0A742E29">
             <wp:extent cx="5486400" cy="4232905"/>
             <wp:effectExtent l="0" t="0" r="0" b="0"/>
             <wp:docPr id="16" name="Picture 16"/>
@@ -25736,7 +26215,7 @@
         <w:pStyle w:val="Titre3"/>
         <w:spacing w:before="60" w:after="80"/>
       </w:pPr>
-      <w:bookmarkStart w:id="67" w:name="_Toc232748279"/>
+      <w:bookmarkStart w:id="67" w:name="_Toc232834534"/>
       <w:r>
         <w:rPr>
           <w:rFonts w:ascii="Aptos" w:hAnsi="Aptos"/>
@@ -26039,7 +26518,7 @@
         <w:pStyle w:val="Titre2"/>
         <w:spacing w:before="460" w:after="220"/>
       </w:pPr>
-      <w:bookmarkStart w:id="68" w:name="_Toc232748280"/>
+      <w:bookmarkStart w:id="68" w:name="_Toc232834535"/>
       <w:r>
         <w:rPr>
           <w:rFonts w:ascii="Aptos Display" w:hAnsi="Aptos Display"/>
@@ -26153,7 +26632,7 @@
         <w:pStyle w:val="Titre2"/>
         <w:spacing w:before="460" w:after="220"/>
       </w:pPr>
-      <w:bookmarkStart w:id="69" w:name="_Toc232748281"/>
+      <w:bookmarkStart w:id="69" w:name="_Toc232834536"/>
       <w:r>
         <w:rPr>
           <w:rFonts w:ascii="Aptos Display" w:hAnsi="Aptos Display"/>
@@ -26296,7 +26775,7 @@
         <w:pStyle w:val="Titre2"/>
         <w:spacing w:before="460" w:after="220"/>
       </w:pPr>
-      <w:bookmarkStart w:id="70" w:name="_Toc232748282"/>
+      <w:bookmarkStart w:id="70" w:name="_Toc232834537"/>
       <w:r>
         <w:rPr>
           <w:rFonts w:ascii="Aptos Display" w:hAnsi="Aptos Display"/>
@@ -26602,7 +27081,7 @@
         <w:pStyle w:val="Titre3"/>
         <w:spacing w:before="60" w:after="80"/>
       </w:pPr>
-      <w:bookmarkStart w:id="71" w:name="_Toc232748283"/>
+      <w:bookmarkStart w:id="71" w:name="_Toc232834538"/>
       <w:r>
         <w:rPr>
           <w:rFonts w:ascii="Aptos" w:hAnsi="Aptos"/>
@@ -27019,7 +27498,7 @@
         <w:pStyle w:val="Titre2"/>
         <w:spacing w:before="460" w:after="220"/>
       </w:pPr>
-      <w:bookmarkStart w:id="72" w:name="_Toc232748284"/>
+      <w:bookmarkStart w:id="72" w:name="_Toc232834539"/>
       <w:r>
         <w:rPr>
           <w:rFonts w:ascii="Aptos Display" w:hAnsi="Aptos Display"/>
@@ -27211,7 +27690,7 @@
         <w:pStyle w:val="Titre3"/>
         <w:spacing w:before="60" w:after="80"/>
       </w:pPr>
-      <w:bookmarkStart w:id="73" w:name="_Toc232748285"/>
+      <w:bookmarkStart w:id="73" w:name="_Toc232834540"/>
       <w:r>
         <w:rPr>
           <w:rFonts w:ascii="Aptos" w:hAnsi="Aptos"/>
@@ -27585,7 +28064,7 @@
         <w:pStyle w:val="Titre3"/>
         <w:spacing w:before="60" w:after="80"/>
       </w:pPr>
-      <w:bookmarkStart w:id="74" w:name="_Toc232748286"/>
+      <w:bookmarkStart w:id="74" w:name="_Toc232834541"/>
       <w:r>
         <w:rPr>
           <w:rFonts w:ascii="Aptos" w:hAnsi="Aptos"/>
@@ -27934,7 +28413,7 @@
         <w:pStyle w:val="Titre3"/>
         <w:spacing w:before="60" w:after="80"/>
       </w:pPr>
-      <w:bookmarkStart w:id="75" w:name="_Toc232748287"/>
+      <w:bookmarkStart w:id="75" w:name="_Toc232834542"/>
       <w:r>
         <w:rPr>
           <w:rFonts w:ascii="Aptos" w:hAnsi="Aptos"/>
@@ -28741,7 +29220,7 @@
         <w:pStyle w:val="Titre2"/>
         <w:spacing w:before="460" w:after="220"/>
       </w:pPr>
-      <w:bookmarkStart w:id="76" w:name="_Toc232748288"/>
+      <w:bookmarkStart w:id="76" w:name="_Toc232834543"/>
       <w:r>
         <w:rPr>
           <w:rFonts w:ascii="Aptos Display" w:hAnsi="Aptos Display"/>
@@ -29163,7 +29642,7 @@
         <w:pStyle w:val="Titre2"/>
         <w:spacing w:before="460" w:after="220"/>
       </w:pPr>
-      <w:bookmarkStart w:id="77" w:name="_Toc232748289"/>
+      <w:bookmarkStart w:id="77" w:name="_Toc232834544"/>
       <w:r>
         <w:rPr>
           <w:rFonts w:ascii="Aptos Display" w:hAnsi="Aptos Display"/>
@@ -29419,7 +29898,7 @@
         <w:pStyle w:val="Titre2"/>
         <w:spacing w:before="460" w:after="220"/>
       </w:pPr>
-      <w:bookmarkStart w:id="78" w:name="_Toc232748290"/>
+      <w:bookmarkStart w:id="78" w:name="_Toc232834545"/>
       <w:r>
         <w:rPr>
           <w:rFonts w:ascii="Aptos Display" w:hAnsi="Aptos Display"/>
@@ -29870,7 +30349,7 @@
         <w:pStyle w:val="Titre2"/>
         <w:spacing w:before="460" w:after="220"/>
       </w:pPr>
-      <w:bookmarkStart w:id="79" w:name="_Toc232748291"/>
+      <w:bookmarkStart w:id="79" w:name="_Toc232834546"/>
       <w:r>
         <w:rPr>
           <w:rFonts w:ascii="Aptos Display" w:hAnsi="Aptos Display"/>
@@ -29899,7 +30378,7 @@
           <w:noProof/>
         </w:rPr>
         <w:drawing>
-          <wp:inline distT="0" distB="0" distL="0" distR="0" wp14:anchorId="7CF53E78" wp14:editId="676A7A3A">
+          <wp:inline distT="0" distB="0" distL="0" distR="0" wp14:anchorId="261B9C9C" wp14:editId="0C53CB9D">
             <wp:extent cx="5486400" cy="3597906"/>
             <wp:effectExtent l="0" t="0" r="0" b="0"/>
             <wp:docPr id="17" name="Picture 17"/>
@@ -30357,7 +30836,7 @@
         <w:pStyle w:val="Titre2"/>
         <w:spacing w:before="460" w:after="220"/>
       </w:pPr>
-      <w:bookmarkStart w:id="80" w:name="_Toc232748292"/>
+      <w:bookmarkStart w:id="80" w:name="_Toc232834547"/>
       <w:r>
         <w:rPr>
           <w:rFonts w:ascii="Aptos Display" w:hAnsi="Aptos Display"/>
@@ -30496,11 +30975,16 @@
       </w:r>
     </w:p>
     <w:p>
+      <w:r>
+        <w:t>Window shutdown detection is a separate, window-level feedback covered in section 6.20.</w:t>
+      </w:r>
+    </w:p>
+    <w:p>
       <w:pPr>
         <w:pStyle w:val="Titre2"/>
         <w:spacing w:before="460" w:after="220"/>
       </w:pPr>
-      <w:bookmarkStart w:id="81" w:name="_Toc232748293"/>
+      <w:bookmarkStart w:id="81" w:name="_Toc232834548"/>
       <w:r>
         <w:rPr>
           <w:rFonts w:ascii="Aptos Display" w:hAnsi="Aptos Display"/>
@@ -30642,7 +31126,7 @@
         <w:pStyle w:val="Titre2"/>
         <w:spacing w:before="460" w:after="220"/>
       </w:pPr>
-      <w:bookmarkStart w:id="82" w:name="_Toc232748294"/>
+      <w:bookmarkStart w:id="82" w:name="_Toc232834549"/>
       <w:r>
         <w:rPr>
           <w:rFonts w:ascii="Aptos Display" w:hAnsi="Aptos Display"/>
@@ -30819,7 +31303,7 @@
         <w:pStyle w:val="Titre2"/>
         <w:spacing w:before="460" w:after="220"/>
       </w:pPr>
-      <w:bookmarkStart w:id="83" w:name="_Toc232748295"/>
+      <w:bookmarkStart w:id="83" w:name="_Toc232834550"/>
       <w:r>
         <w:rPr>
           <w:rFonts w:ascii="Aptos Display" w:hAnsi="Aptos Display"/>
@@ -31342,7 +31826,7 @@
         <w:pStyle w:val="Titre3"/>
         <w:spacing w:before="60" w:after="80"/>
       </w:pPr>
-      <w:bookmarkStart w:id="84" w:name="_Toc232748296"/>
+      <w:bookmarkStart w:id="84" w:name="_Toc232834551"/>
       <w:r>
         <w:rPr>
           <w:rFonts w:ascii="Aptos" w:hAnsi="Aptos"/>
@@ -31364,7 +31848,7 @@
           <w:noProof/>
         </w:rPr>
         <w:drawing>
-          <wp:inline distT="0" distB="0" distL="0" distR="0" wp14:anchorId="7ADFEDFD" wp14:editId="7BBA0AD4">
+          <wp:inline distT="0" distB="0" distL="0" distR="0" wp14:anchorId="05B70FB2" wp14:editId="5AE1C1FB">
             <wp:extent cx="5486400" cy="1587795"/>
             <wp:effectExtent l="0" t="0" r="0" b="0"/>
             <wp:docPr id="18" name="Picture 18"/>
@@ -32069,7 +32553,7 @@
         <w:pStyle w:val="Titre3"/>
         <w:spacing w:before="60" w:after="80"/>
       </w:pPr>
-      <w:bookmarkStart w:id="85" w:name="_Toc232748297"/>
+      <w:bookmarkStart w:id="85" w:name="_Toc232834552"/>
       <w:r>
         <w:rPr>
           <w:rFonts w:ascii="Aptos" w:hAnsi="Aptos"/>
@@ -32091,7 +32575,7 @@
           <w:noProof/>
         </w:rPr>
         <w:drawing>
-          <wp:inline distT="0" distB="0" distL="0" distR="0" wp14:anchorId="2B3E540A" wp14:editId="112AC233">
+          <wp:inline distT="0" distB="0" distL="0" distR="0" wp14:anchorId="21DB9B5E" wp14:editId="00E42F2F">
             <wp:extent cx="5486400" cy="3501413"/>
             <wp:effectExtent l="0" t="0" r="0" b="0"/>
             <wp:docPr id="19" name="Picture 19"/>
@@ -32542,7 +33026,7 @@
         <w:pStyle w:val="Titre3"/>
         <w:spacing w:before="60" w:after="80"/>
       </w:pPr>
-      <w:bookmarkStart w:id="86" w:name="_Toc232748298"/>
+      <w:bookmarkStart w:id="86" w:name="_Toc232834553"/>
       <w:r>
         <w:rPr>
           <w:rFonts w:ascii="Aptos" w:hAnsi="Aptos"/>
@@ -32564,7 +33048,7 @@
           <w:noProof/>
         </w:rPr>
         <w:drawing>
-          <wp:inline distT="0" distB="0" distL="0" distR="0" wp14:anchorId="3068EBB4" wp14:editId="442735AD">
+          <wp:inline distT="0" distB="0" distL="0" distR="0" wp14:anchorId="4CF2BCDF" wp14:editId="17448398">
             <wp:extent cx="5486400" cy="684772"/>
             <wp:effectExtent l="0" t="0" r="0" b="0"/>
             <wp:docPr id="20" name="Picture 20"/>
@@ -33202,7 +33686,7 @@
         <w:pStyle w:val="Titre3"/>
         <w:spacing w:before="60" w:after="80"/>
       </w:pPr>
-      <w:bookmarkStart w:id="87" w:name="_Toc232748299"/>
+      <w:bookmarkStart w:id="87" w:name="_Toc232834554"/>
       <w:r>
         <w:rPr>
           <w:rFonts w:ascii="Aptos" w:hAnsi="Aptos"/>
@@ -33387,7 +33871,7 @@
         <w:pStyle w:val="Titre3"/>
         <w:spacing w:before="60" w:after="80"/>
       </w:pPr>
-      <w:bookmarkStart w:id="88" w:name="_Toc232748300"/>
+      <w:bookmarkStart w:id="88" w:name="_Toc232834555"/>
       <w:r>
         <w:rPr>
           <w:rFonts w:ascii="Aptos" w:hAnsi="Aptos"/>
@@ -33454,7 +33938,7 @@
         <w:pStyle w:val="Titre2"/>
         <w:spacing w:before="460" w:after="220"/>
       </w:pPr>
-      <w:bookmarkStart w:id="89" w:name="_Toc232748301"/>
+      <w:bookmarkStart w:id="89" w:name="_Toc232834556"/>
       <w:r>
         <w:rPr>
           <w:rFonts w:ascii="Aptos Display" w:hAnsi="Aptos Display"/>
@@ -33841,7 +34325,7 @@
         <w:pageBreakBefore/>
         <w:spacing w:before="460" w:after="220"/>
       </w:pPr>
-      <w:bookmarkStart w:id="90" w:name="_Toc232748302"/>
+      <w:bookmarkStart w:id="90" w:name="_Toc232834557"/>
       <w:r>
         <w:rPr>
           <w:rFonts w:ascii="Aptos Display" w:hAnsi="Aptos Display"/>
@@ -34002,7 +34486,7 @@
         <w:pStyle w:val="Titre3"/>
         <w:spacing w:before="60" w:after="80"/>
       </w:pPr>
-      <w:bookmarkStart w:id="91" w:name="_Toc232748303"/>
+      <w:bookmarkStart w:id="91" w:name="_Toc232834558"/>
       <w:r>
         <w:rPr>
           <w:rFonts w:ascii="Aptos" w:hAnsi="Aptos"/>
@@ -34077,7 +34561,7 @@
         <w:pStyle w:val="Titre3"/>
         <w:spacing w:before="60" w:after="80"/>
       </w:pPr>
-      <w:bookmarkStart w:id="92" w:name="_Toc232748304"/>
+      <w:bookmarkStart w:id="92" w:name="_Toc232834559"/>
       <w:r>
         <w:rPr>
           <w:rFonts w:ascii="Aptos" w:hAnsi="Aptos"/>
@@ -34214,7 +34698,7 @@
         <w:pStyle w:val="Titre3"/>
         <w:spacing w:before="60" w:after="80"/>
       </w:pPr>
-      <w:bookmarkStart w:id="93" w:name="_Toc232748305"/>
+      <w:bookmarkStart w:id="93" w:name="_Toc232834560"/>
       <w:r>
         <w:rPr>
           <w:rFonts w:ascii="Aptos" w:hAnsi="Aptos"/>
@@ -34264,7 +34748,7 @@
         <w:pStyle w:val="Titre3"/>
         <w:spacing w:before="60" w:after="80"/>
       </w:pPr>
-      <w:bookmarkStart w:id="94" w:name="_Toc232748306"/>
+      <w:bookmarkStart w:id="94" w:name="_Toc232834561"/>
       <w:r>
         <w:rPr>
           <w:rFonts w:ascii="Aptos" w:hAnsi="Aptos"/>
@@ -34539,7 +35023,7 @@
         <w:pStyle w:val="Titre3"/>
         <w:spacing w:before="60" w:after="80"/>
       </w:pPr>
-      <w:bookmarkStart w:id="95" w:name="_Toc232748307"/>
+      <w:bookmarkStart w:id="95" w:name="_Toc232834562"/>
       <w:r>
         <w:rPr>
           <w:rFonts w:ascii="Aptos" w:hAnsi="Aptos"/>
@@ -34697,6 +35181,395 @@
       </w:r>
       <w:r>
         <w:t xml:space="preserve"> host path only.</w:t>
+      </w:r>
+    </w:p>
+    <w:p>
+      <w:pPr>
+        <w:pStyle w:val="Titre2"/>
+        <w:pageBreakBefore/>
+        <w:spacing w:before="460" w:after="220"/>
+      </w:pPr>
+      <w:bookmarkStart w:id="96" w:name="_Toc232834563"/>
+      <w:r>
+        <w:rPr>
+          <w:rFonts w:ascii="Aptos Display" w:hAnsi="Aptos Display"/>
+          <w:color w:val="6A1B9A"/>
+        </w:rPr>
+        <w:lastRenderedPageBreak/>
+        <w:t xml:space="preserve">▪ </w:t>
+      </w:r>
+      <w:r>
+        <w:rPr>
+          <w:rFonts w:ascii="Aptos Display" w:hAnsi="Aptos Display"/>
+          <w:color w:val="283548"/>
+        </w:rPr>
+        <w:t>6.20 Detect window shutdown and reset the client</w:t>
+      </w:r>
+      <w:bookmarkEnd w:id="96"/>
+    </w:p>
+    <w:p>
+      <w:r>
+        <w:t>The command and feedback streams are connectionless UDP. A client cannot rely on a socket error to learn that the window vanished, so the runtime publishes a dedicated window lifecycle feedback. It is a window-level liveness signal, intentionally independent of any page or strobe:</w:t>
+      </w:r>
+    </w:p>
+    <w:p>
+      <w:pPr>
+        <w:pStyle w:val="Listepuces"/>
+      </w:pPr>
+      <w:r>
+        <w:t xml:space="preserve">the window emits a periodic </w:t>
+      </w:r>
+      <w:r>
+        <w:rPr>
+          <w:rFonts w:ascii="Consolas" w:hAnsi="Consolas"/>
+          <w:color w:val="374151"/>
+          <w:sz w:val="17"/>
+          <w:shd w:val="clear" w:color="auto" w:fill="F5F5F5"/>
+        </w:rPr>
+        <w:t>Alive</w:t>
+      </w:r>
+      <w:r>
+        <w:t xml:space="preserve"> heartbeat on the configured feedback</w:t>
+      </w:r>
+    </w:p>
+    <w:p>
+      <w:r>
+        <w:t>heartbeat cadence, even when no page or strobe is active</w:t>
+      </w:r>
+    </w:p>
+    <w:p>
+      <w:pPr>
+        <w:pStyle w:val="Listepuces"/>
+      </w:pPr>
+      <w:r>
+        <w:t xml:space="preserve">the window emits one final </w:t>
+      </w:r>
+      <w:r>
+        <w:rPr>
+          <w:rFonts w:ascii="Consolas" w:hAnsi="Consolas"/>
+          <w:color w:val="374151"/>
+          <w:sz w:val="17"/>
+          <w:shd w:val="clear" w:color="auto" w:fill="F5F5F5"/>
+        </w:rPr>
+        <w:t>Closing</w:t>
+      </w:r>
+      <w:r>
+        <w:t xml:space="preserve"> payload during a graceful shutdown, just</w:t>
+      </w:r>
+    </w:p>
+    <w:p>
+      <w:r>
+        <w:t>before it tears down its transports</w:t>
+      </w:r>
+    </w:p>
+    <w:p>
+      <w:r>
+        <w:t xml:space="preserve">On the client side, </w:t>
+      </w:r>
+      <w:r>
+        <w:rPr>
+          <w:rFonts w:ascii="Consolas" w:hAnsi="Consolas"/>
+          <w:color w:val="374151"/>
+          <w:sz w:val="17"/>
+          <w:shd w:val="clear" w:color="auto" w:fill="F5F5F5"/>
+        </w:rPr>
+        <w:t>mfd::client::WindowLivenessMonitor</w:t>
+      </w:r>
+      <w:r>
+        <w:t xml:space="preserve"> turns those two signals into a single connection state. It combines the explicit </w:t>
+      </w:r>
+      <w:r>
+        <w:rPr>
+          <w:rFonts w:ascii="Consolas" w:hAnsi="Consolas"/>
+          <w:color w:val="374151"/>
+          <w:sz w:val="17"/>
+          <w:shd w:val="clear" w:color="auto" w:fill="F5F5F5"/>
+        </w:rPr>
+        <w:t>Closing</w:t>
+      </w:r>
+      <w:r>
+        <w:t xml:space="preserve"> (immediate reaction) with an absence-of-heartbeat timeout (covers crash, kill, or network loss). The monitor keeps no internal clock: you pass a monotonic time in seconds, which keeps it deterministic and testable.</w:t>
+      </w:r>
+    </w:p>
+    <w:p>
+      <w:pPr>
+        <w:spacing w:after="0" w:line="240" w:lineRule="auto"/>
+      </w:pPr>
+      <w:r>
+        <w:rPr>
+          <w:b/>
+          <w:color w:val="355070"/>
+          <w:sz w:val="15"/>
+          <w:shd w:val="clear" w:color="auto" w:fill="DCE6F2"/>
+        </w:rPr>
+        <w:t>CODE    CPP</w:t>
+      </w:r>
+    </w:p>
+    <w:p>
+      <w:pPr>
+        <w:spacing w:after="160" w:line="240" w:lineRule="atLeast"/>
+        <w:ind w:left="170" w:right="170"/>
+      </w:pPr>
+      <w:r>
+        <w:rPr>
+          <w:rFonts w:ascii="Consolas" w:hAnsi="Consolas"/>
+          <w:sz w:val="17"/>
+          <w:shd w:val="clear" w:color="auto" w:fill="F1F5F9"/>
+        </w:rPr>
+        <w:t>mfd::client::WindowLivenessMonitor liveness(2.0); // timeout &gt; heartbeat interval</w:t>
+      </w:r>
+      <w:r>
+        <w:rPr>
+          <w:rFonts w:ascii="Consolas" w:hAnsi="Consolas"/>
+          <w:sz w:val="17"/>
+          <w:shd w:val="clear" w:color="auto" w:fill="F1F5F9"/>
+        </w:rPr>
+        <w:br/>
+      </w:r>
+      <w:r>
+        <w:rPr>
+          <w:rFonts w:ascii="Consolas" w:hAnsi="Consolas"/>
+          <w:sz w:val="17"/>
+          <w:shd w:val="clear" w:color="auto" w:fill="F1F5F9"/>
+        </w:rPr>
+        <w:br/>
+        <w:t>// Once per frame, after polling feedback through the generated UI:</w:t>
+      </w:r>
+      <w:r>
+        <w:rPr>
+          <w:rFonts w:ascii="Consolas" w:hAnsi="Consolas"/>
+          <w:sz w:val="17"/>
+          <w:shd w:val="clear" w:color="auto" w:fill="F1F5F9"/>
+        </w:rPr>
+        <w:br/>
+        <w:t>ui.PollFeedback(*feedbackChannel, 8U, &amp;feedbackError);</w:t>
+      </w:r>
+      <w:r>
+        <w:rPr>
+          <w:rFonts w:ascii="Consolas" w:hAnsi="Consolas"/>
+          <w:sz w:val="17"/>
+          <w:shd w:val="clear" w:color="auto" w:fill="F1F5F9"/>
+        </w:rPr>
+        <w:br/>
+        <w:t>liveness.Observe(ui.TotalDecodedFeedbackPackets(),</w:t>
+      </w:r>
+      <w:r>
+        <w:rPr>
+          <w:rFonts w:ascii="Consolas" w:hAnsi="Consolas"/>
+          <w:sz w:val="17"/>
+          <w:shd w:val="clear" w:color="auto" w:fill="F1F5F9"/>
+        </w:rPr>
+        <w:br/>
+        <w:t xml:space="preserve">                 ui.WindowReportedClosing(),</w:t>
+      </w:r>
+      <w:r>
+        <w:rPr>
+          <w:rFonts w:ascii="Consolas" w:hAnsi="Consolas"/>
+          <w:sz w:val="17"/>
+          <w:shd w:val="clear" w:color="auto" w:fill="F1F5F9"/>
+        </w:rPr>
+        <w:br/>
+        <w:t xml:space="preserve">                 nowSeconds);</w:t>
+      </w:r>
+      <w:r>
+        <w:rPr>
+          <w:rFonts w:ascii="Consolas" w:hAnsi="Consolas"/>
+          <w:sz w:val="17"/>
+          <w:shd w:val="clear" w:color="auto" w:fill="F1F5F9"/>
+        </w:rPr>
+        <w:br/>
+      </w:r>
+      <w:r>
+        <w:rPr>
+          <w:rFonts w:ascii="Consolas" w:hAnsi="Consolas"/>
+          <w:sz w:val="17"/>
+          <w:shd w:val="clear" w:color="auto" w:fill="F1F5F9"/>
+        </w:rPr>
+        <w:br/>
+        <w:t>if (liveness.ConsumeDisconnect())</w:t>
+      </w:r>
+      <w:r>
+        <w:rPr>
+          <w:rFonts w:ascii="Consolas" w:hAnsi="Consolas"/>
+          <w:sz w:val="17"/>
+          <w:shd w:val="clear" w:color="auto" w:fill="F1F5F9"/>
+        </w:rPr>
+        <w:br/>
+        <w:t>{</w:t>
+      </w:r>
+      <w:r>
+        <w:rPr>
+          <w:rFonts w:ascii="Consolas" w:hAnsi="Consolas"/>
+          <w:sz w:val="17"/>
+          <w:shd w:val="clear" w:color="auto" w:fill="F1F5F9"/>
+        </w:rPr>
+        <w:br/>
+        <w:t xml:space="preserve">    // The window closed or stopped answering: drop the stale transports and</w:t>
+      </w:r>
+      <w:r>
+        <w:rPr>
+          <w:rFonts w:ascii="Consolas" w:hAnsi="Consolas"/>
+          <w:sz w:val="17"/>
+          <w:shd w:val="clear" w:color="auto" w:fill="F1F5F9"/>
+        </w:rPr>
+        <w:br/>
+        <w:t xml:space="preserve">    // rebuild them so a relaunched window starts from a clean baseline.</w:t>
+      </w:r>
+      <w:r>
+        <w:rPr>
+          <w:rFonts w:ascii="Consolas" w:hAnsi="Consolas"/>
+          <w:sz w:val="17"/>
+          <w:shd w:val="clear" w:color="auto" w:fill="F1F5F9"/>
+        </w:rPr>
+        <w:br/>
+        <w:t xml:space="preserve">    client = mfd::CommandClient(*loaded.window.commandTransports.udp, loaded.generatedTransportMap);</w:t>
+      </w:r>
+      <w:r>
+        <w:rPr>
+          <w:rFonts w:ascii="Consolas" w:hAnsi="Consolas"/>
+          <w:sz w:val="17"/>
+          <w:shd w:val="clear" w:color="auto" w:fill="F1F5F9"/>
+        </w:rPr>
+        <w:br/>
+        <w:t xml:space="preserve">    feedbackChannel = mfd::CreateFeedbackReceiverChannel(*loaded.window.feedbackTransports.udp);</w:t>
+      </w:r>
+      <w:r>
+        <w:rPr>
+          <w:rFonts w:ascii="Consolas" w:hAnsi="Consolas"/>
+          <w:sz w:val="17"/>
+          <w:shd w:val="clear" w:color="auto" w:fill="F1F5F9"/>
+        </w:rPr>
+        <w:br/>
+        <w:t xml:space="preserve">    ui.Initialize();       // re-send the full authored state on the next batch</w:t>
+      </w:r>
+      <w:r>
+        <w:rPr>
+          <w:rFonts w:ascii="Consolas" w:hAnsi="Consolas"/>
+          <w:sz w:val="17"/>
+          <w:shd w:val="clear" w:color="auto" w:fill="F1F5F9"/>
+        </w:rPr>
+        <w:br/>
+        <w:t xml:space="preserve">    liveness.Reset();      // re-arm for the next connection</w:t>
+      </w:r>
+      <w:r>
+        <w:rPr>
+          <w:rFonts w:ascii="Consolas" w:hAnsi="Consolas"/>
+          <w:sz w:val="17"/>
+          <w:shd w:val="clear" w:color="auto" w:fill="F1F5F9"/>
+        </w:rPr>
+        <w:br/>
+        <w:t>}</w:t>
+      </w:r>
+    </w:p>
+    <w:p>
+      <w:r>
+        <w:t xml:space="preserve">Clients that decode the raw feedback channel themselves (instead of the generated </w:t>
+      </w:r>
+      <w:r>
+        <w:rPr>
+          <w:rFonts w:ascii="Consolas" w:hAnsi="Consolas"/>
+          <w:color w:val="374151"/>
+          <w:sz w:val="17"/>
+          <w:shd w:val="clear" w:color="auto" w:fill="F5F5F5"/>
+        </w:rPr>
+        <w:t>PollFeedback</w:t>
+      </w:r>
+      <w:r>
+        <w:t xml:space="preserve">) feed the monitor directly: </w:t>
+      </w:r>
+      <w:r>
+        <w:rPr>
+          <w:rFonts w:ascii="Consolas" w:hAnsi="Consolas"/>
+          <w:color w:val="374151"/>
+          <w:sz w:val="17"/>
+          <w:shd w:val="clear" w:color="auto" w:fill="F5F5F5"/>
+        </w:rPr>
+        <w:t>RecordActivity(nowSeconds)</w:t>
+      </w:r>
+      <w:r>
+        <w:t xml:space="preserve"> for every decoded packet, </w:t>
+      </w:r>
+      <w:r>
+        <w:rPr>
+          <w:rFonts w:ascii="Consolas" w:hAnsi="Consolas"/>
+          <w:color w:val="374151"/>
+          <w:sz w:val="17"/>
+          <w:shd w:val="clear" w:color="auto" w:fill="F5F5F5"/>
+        </w:rPr>
+        <w:t>RecordWindowClosing(nowSeconds)</w:t>
+      </w:r>
+      <w:r>
+        <w:t xml:space="preserve"> when a </w:t>
+      </w:r>
+      <w:r>
+        <w:rPr>
+          <w:rFonts w:ascii="Consolas" w:hAnsi="Consolas"/>
+          <w:color w:val="374151"/>
+          <w:sz w:val="17"/>
+          <w:shd w:val="clear" w:color="auto" w:fill="F5F5F5"/>
+        </w:rPr>
+        <w:t>Closing</w:t>
+      </w:r>
+      <w:r>
+        <w:t xml:space="preserve"> payload arrives, and </w:t>
+      </w:r>
+      <w:r>
+        <w:rPr>
+          <w:rFonts w:ascii="Consolas" w:hAnsi="Consolas"/>
+          <w:color w:val="374151"/>
+          <w:sz w:val="17"/>
+          <w:shd w:val="clear" w:color="auto" w:fill="F5F5F5"/>
+        </w:rPr>
+        <w:t>Update(nowSeconds)</w:t>
+      </w:r>
+      <w:r>
+        <w:t xml:space="preserve"> once per frame to apply the timeout.</w:t>
+      </w:r>
+    </w:p>
+    <w:p>
+      <w:r>
+        <w:t>Choose a timeout safely larger than the window feedback heartbeat interval so a single dropped UDP heartbeat does not raise a false disconnect. The detection only works against a window that exposes a feedback transport: a command-only window emits no heartbeat and cannot be monitored.</w:t>
+      </w:r>
+    </w:p>
+    <w:p>
+      <w:r>
+        <w:t xml:space="preserve">The shipped examples illustrate both ends of the pattern: </w:t>
+      </w:r>
+      <w:r>
+        <w:rPr>
+          <w:rFonts w:ascii="Consolas" w:hAnsi="Consolas"/>
+          <w:color w:val="374151"/>
+          <w:sz w:val="17"/>
+          <w:shd w:val="clear" w:color="auto" w:fill="F5F5F5"/>
+        </w:rPr>
+        <w:t>client_tutorial</w:t>
+      </w:r>
+      <w:r>
+        <w:t xml:space="preserve"> and </w:t>
+      </w:r>
+      <w:r>
+        <w:rPr>
+          <w:rFonts w:ascii="Consolas" w:hAnsi="Consolas"/>
+          <w:color w:val="374151"/>
+          <w:sz w:val="17"/>
+          <w:shd w:val="clear" w:color="auto" w:fill="F5F5F5"/>
+        </w:rPr>
+        <w:t>client_mockup</w:t>
+      </w:r>
+      <w:r>
+        <w:t xml:space="preserve"> rebuild their transports and reconnect, while </w:t>
+      </w:r>
+      <w:r>
+        <w:rPr>
+          <w:rFonts w:ascii="Consolas" w:hAnsi="Consolas"/>
+          <w:color w:val="374151"/>
+          <w:sz w:val="17"/>
+          <w:shd w:val="clear" w:color="auto" w:fill="F5F5F5"/>
+        </w:rPr>
+        <w:t>client_mockup_minimal</w:t>
+      </w:r>
+      <w:r>
+        <w:t xml:space="preserve"> detects the shutdown and stops cleanly.</w:t>
       </w:r>
     </w:p>
     <w:p>
@@ -34708,7 +35581,7 @@
         </w:pBdr>
         <w:spacing w:before="80" w:after="200"/>
       </w:pPr>
-      <w:bookmarkStart w:id="96" w:name="_Toc232748308"/>
+      <w:bookmarkStart w:id="97" w:name="_Toc232834564"/>
       <w:r>
         <w:rPr>
           <w:rFonts w:ascii="Aptos Display" w:hAnsi="Aptos Display"/>
@@ -34717,7 +35590,7 @@
         <w:lastRenderedPageBreak/>
         <w:t>7. Write a framebuffer capture DLL plugin</w:t>
       </w:r>
-      <w:bookmarkEnd w:id="96"/>
+      <w:bookmarkEnd w:id="97"/>
     </w:p>
     <w:p>
       <w:pPr>
@@ -34730,7 +35603,7 @@
           <w:noProof/>
         </w:rPr>
         <w:drawing>
-          <wp:inline distT="0" distB="0" distL="0" distR="0" wp14:anchorId="2F430D28" wp14:editId="3A5C932B">
+          <wp:inline distT="0" distB="0" distL="0" distR="0" wp14:anchorId="3A790F39" wp14:editId="5149CF9A">
             <wp:extent cx="4010830" cy="7498079"/>
             <wp:effectExtent l="0" t="0" r="0" b="0"/>
             <wp:docPr id="21" name="Picture 21"/>
@@ -34863,7 +35736,7 @@
           <w:noProof/>
         </w:rPr>
         <w:drawing>
-          <wp:inline distT="0" distB="0" distL="0" distR="0" wp14:anchorId="0C86B815" wp14:editId="2750C0D7">
+          <wp:inline distT="0" distB="0" distL="0" distR="0" wp14:anchorId="17AE353E" wp14:editId="113D4D63">
             <wp:extent cx="5230368" cy="7498079"/>
             <wp:effectExtent l="0" t="0" r="0" b="0"/>
             <wp:docPr id="22" name="Picture 22"/>
@@ -34918,7 +35791,7 @@
         <w:pStyle w:val="Titre2"/>
         <w:spacing w:before="460" w:after="220"/>
       </w:pPr>
-      <w:bookmarkStart w:id="97" w:name="_Toc232748309"/>
+      <w:bookmarkStart w:id="98" w:name="_Toc232834565"/>
       <w:r>
         <w:rPr>
           <w:rFonts w:ascii="Aptos Display" w:hAnsi="Aptos Display"/>
@@ -34934,7 +35807,7 @@
         </w:rPr>
         <w:t>7.1 Why the framebuffer plugin ABI is C-only</w:t>
       </w:r>
-      <w:bookmarkEnd w:id="97"/>
+      <w:bookmarkEnd w:id="98"/>
     </w:p>
     <w:p>
       <w:r>
@@ -35024,7 +35897,7 @@
         <w:pStyle w:val="Titre2"/>
         <w:spacing w:before="460" w:after="220"/>
       </w:pPr>
-      <w:bookmarkStart w:id="98" w:name="_Toc232748310"/>
+      <w:bookmarkStart w:id="99" w:name="_Toc232834566"/>
       <w:r>
         <w:rPr>
           <w:rFonts w:ascii="Aptos Display" w:hAnsi="Aptos Display"/>
@@ -35039,7 +35912,7 @@
         </w:rPr>
         <w:t>7.2 Step 1: scaffold the plugin and export the entry point</w:t>
       </w:r>
-      <w:bookmarkEnd w:id="98"/>
+      <w:bookmarkEnd w:id="99"/>
     </w:p>
     <w:p>
       <w:r>
@@ -35129,7 +36002,7 @@
         <w:pStyle w:val="Titre2"/>
         <w:spacing w:before="460" w:after="220"/>
       </w:pPr>
-      <w:bookmarkStart w:id="99" w:name="_Toc232748311"/>
+      <w:bookmarkStart w:id="100" w:name="_Toc232834567"/>
       <w:r>
         <w:rPr>
           <w:rFonts w:ascii="Aptos Display" w:hAnsi="Aptos Display"/>
@@ -35144,7 +36017,7 @@
         </w:rPr>
         <w:t>7.3 Step 2: validate ABI and host contract during startup</w:t>
       </w:r>
-      <w:bookmarkEnd w:id="99"/>
+      <w:bookmarkEnd w:id="100"/>
     </w:p>
     <w:p>
       <w:r>
@@ -35891,7 +36764,7 @@
         <w:pStyle w:val="Titre2"/>
         <w:spacing w:before="460" w:after="220"/>
       </w:pPr>
-      <w:bookmarkStart w:id="100" w:name="_Toc232748312"/>
+      <w:bookmarkStart w:id="101" w:name="_Toc232834568"/>
       <w:r>
         <w:rPr>
           <w:rFonts w:ascii="Aptos Display" w:hAnsi="Aptos Display"/>
@@ -35906,7 +36779,7 @@
         </w:rPr>
         <w:t>7.4 Step 3: understand the frame descriptor you receive</w:t>
       </w:r>
-      <w:bookmarkEnd w:id="100"/>
+      <w:bookmarkEnd w:id="101"/>
     </w:p>
     <w:p>
       <w:r>
@@ -36347,7 +37220,7 @@
         <w:pStyle w:val="Titre2"/>
         <w:spacing w:before="460" w:after="220"/>
       </w:pPr>
-      <w:bookmarkStart w:id="101" w:name="_Toc232748313"/>
+      <w:bookmarkStart w:id="102" w:name="_Toc232834569"/>
       <w:r>
         <w:rPr>
           <w:rFonts w:ascii="Aptos Display" w:hAnsi="Aptos Display"/>
@@ -36362,7 +37235,7 @@
         </w:rPr>
         <w:t>7.5 Step 4: validate every frame descriptor defensively</w:t>
       </w:r>
-      <w:bookmarkEnd w:id="101"/>
+      <w:bookmarkEnd w:id="102"/>
     </w:p>
     <w:p>
       <w:r>
@@ -36848,7 +37721,7 @@
         <w:pStyle w:val="Titre2"/>
         <w:spacing w:before="460" w:after="220"/>
       </w:pPr>
-      <w:bookmarkStart w:id="102" w:name="_Toc232748314"/>
+      <w:bookmarkStart w:id="103" w:name="_Toc232834570"/>
       <w:r>
         <w:rPr>
           <w:rFonts w:ascii="Aptos Display" w:hAnsi="Aptos Display"/>
@@ -36864,7 +37737,7 @@
         </w:rPr>
         <w:t>7.6 Step 5: know the lifecycle before you attach real logic</w:t>
       </w:r>
-      <w:bookmarkEnd w:id="102"/>
+      <w:bookmarkEnd w:id="103"/>
     </w:p>
     <w:p>
       <w:pPr>
@@ -36877,7 +37750,7 @@
           <w:noProof/>
         </w:rPr>
         <w:drawing>
-          <wp:inline distT="0" distB="0" distL="0" distR="0" wp14:anchorId="6002CF52" wp14:editId="66D8671C">
+          <wp:inline distT="0" distB="0" distL="0" distR="0" wp14:anchorId="77CE9BD7" wp14:editId="4C3D6EE1">
             <wp:extent cx="5486400" cy="4205331"/>
             <wp:effectExtent l="0" t="0" r="0" b="0"/>
             <wp:docPr id="23" name="Picture 23"/>
@@ -37118,7 +37991,7 @@
         <w:pStyle w:val="Titre2"/>
         <w:spacing w:before="460" w:after="220"/>
       </w:pPr>
-      <w:bookmarkStart w:id="103" w:name="_Toc232748315"/>
+      <w:bookmarkStart w:id="104" w:name="_Toc232834571"/>
       <w:r>
         <w:rPr>
           <w:rFonts w:ascii="Aptos Display" w:hAnsi="Aptos Display"/>
@@ -37133,7 +38006,7 @@
         </w:rPr>
         <w:t>7.7 Minimal plugin scaffold</w:t>
       </w:r>
-      <w:bookmarkEnd w:id="103"/>
+      <w:bookmarkEnd w:id="104"/>
     </w:p>
     <w:p>
       <w:pPr>
@@ -37716,7 +38589,7 @@
         <w:pStyle w:val="Titre2"/>
         <w:spacing w:before="460" w:after="220"/>
       </w:pPr>
-      <w:bookmarkStart w:id="104" w:name="_Toc232748316"/>
+      <w:bookmarkStart w:id="105" w:name="_Toc232834572"/>
       <w:r>
         <w:rPr>
           <w:rFonts w:ascii="Aptos Display" w:hAnsi="Aptos Display"/>
@@ -37731,7 +38604,7 @@
         </w:rPr>
         <w:t>7.8 Copy pixels safely inside submit_frame</w:t>
       </w:r>
-      <w:bookmarkEnd w:id="104"/>
+      <w:bookmarkEnd w:id="105"/>
     </w:p>
     <w:p>
       <w:r>
@@ -38133,7 +39006,7 @@
         <w:pStyle w:val="Titre2"/>
         <w:spacing w:before="460" w:after="220"/>
       </w:pPr>
-      <w:bookmarkStart w:id="105" w:name="_Toc232748317"/>
+      <w:bookmarkStart w:id="106" w:name="_Toc232834573"/>
       <w:r>
         <w:rPr>
           <w:rFonts w:ascii="Aptos Display" w:hAnsi="Aptos Display"/>
@@ -38148,7 +39021,7 @@
         </w:rPr>
         <w:t>7.9 Connect an async encoder or IPC path without blocking submit_frame</w:t>
       </w:r>
-      <w:bookmarkEnd w:id="105"/>
+      <w:bookmarkEnd w:id="106"/>
     </w:p>
     <w:p>
       <w:r>
@@ -38686,7 +39559,7 @@
         <w:pStyle w:val="Titre2"/>
         <w:spacing w:before="460" w:after="220"/>
       </w:pPr>
-      <w:bookmarkStart w:id="106" w:name="_Toc232748318"/>
+      <w:bookmarkStart w:id="107" w:name="_Toc232834574"/>
       <w:r>
         <w:rPr>
           <w:rFonts w:ascii="Aptos Display" w:hAnsi="Aptos Display"/>
@@ -38701,7 +39574,7 @@
         </w:rPr>
         <w:t>7.10 What not to do</w:t>
       </w:r>
-      <w:bookmarkEnd w:id="106"/>
+      <w:bookmarkEnd w:id="107"/>
     </w:p>
     <w:p>
       <w:r>
@@ -38779,7 +39652,7 @@
         <w:pStyle w:val="Titre2"/>
         <w:spacing w:before="460" w:after="220"/>
       </w:pPr>
-      <w:bookmarkStart w:id="107" w:name="_Toc232748319"/>
+      <w:bookmarkStart w:id="108" w:name="_Toc232834575"/>
       <w:r>
         <w:rPr>
           <w:rFonts w:ascii="Aptos Display" w:hAnsi="Aptos Display"/>
@@ -38795,7 +39668,7 @@
         </w:rPr>
         <w:t>7.11 Test the plugin without the full runtime</w:t>
       </w:r>
-      <w:bookmarkEnd w:id="107"/>
+      <w:bookmarkEnd w:id="108"/>
     </w:p>
     <w:p>
       <w:r>
@@ -39052,7 +39925,7 @@
         <w:pStyle w:val="Titre2"/>
         <w:spacing w:before="460" w:after="220"/>
       </w:pPr>
-      <w:bookmarkStart w:id="108" w:name="_Toc232748320"/>
+      <w:bookmarkStart w:id="109" w:name="_Toc232834576"/>
       <w:r>
         <w:rPr>
           <w:rFonts w:ascii="Aptos Display" w:hAnsi="Aptos Display"/>
@@ -39067,7 +39940,7 @@
         </w:rPr>
         <w:t>7.12 Repository reference plugin</w:t>
       </w:r>
-      <w:bookmarkEnd w:id="108"/>
+      <w:bookmarkEnd w:id="109"/>
     </w:p>
     <w:p>
       <w:r>
@@ -39157,7 +40030,7 @@
         <w:pStyle w:val="Titre2"/>
         <w:spacing w:before="460" w:after="220"/>
       </w:pPr>
-      <w:bookmarkStart w:id="109" w:name="_Toc232748321"/>
+      <w:bookmarkStart w:id="110" w:name="_Toc232834577"/>
       <w:r>
         <w:rPr>
           <w:rFonts w:ascii="Aptos Display" w:hAnsi="Aptos Display"/>
@@ -39172,7 +40045,7 @@
         </w:rPr>
         <w:t>7.13 CMake and build notes</w:t>
       </w:r>
-      <w:bookmarkEnd w:id="109"/>
+      <w:bookmarkEnd w:id="110"/>
     </w:p>
     <w:p>
       <w:r>
@@ -39266,7 +40139,7 @@
         <w:pStyle w:val="Titre2"/>
         <w:spacing w:before="460" w:after="220"/>
       </w:pPr>
-      <w:bookmarkStart w:id="110" w:name="_Toc232748322"/>
+      <w:bookmarkStart w:id="111" w:name="_Toc232834578"/>
       <w:r>
         <w:rPr>
           <w:rFonts w:ascii="Aptos Display" w:hAnsi="Aptos Display"/>
@@ -39281,7 +40154,7 @@
         </w:rPr>
         <w:t>7.14 Final integration checklist</w:t>
       </w:r>
-      <w:bookmarkEnd w:id="110"/>
+      <w:bookmarkEnd w:id="111"/>
     </w:p>
     <w:p>
       <w:r>
@@ -39463,7 +40336,7 @@
         </w:pBdr>
         <w:spacing w:before="80" w:after="200"/>
       </w:pPr>
-      <w:bookmarkStart w:id="111" w:name="_Toc232748323"/>
+      <w:bookmarkStart w:id="112" w:name="_Toc232834579"/>
       <w:r>
         <w:rPr>
           <w:rFonts w:ascii="Aptos Display" w:hAnsi="Aptos Display"/>
@@ -39472,7 +40345,7 @@
         <w:lastRenderedPageBreak/>
         <w:t>8. Launch a window with a script and a framebuffer plugin</w:t>
       </w:r>
-      <w:bookmarkEnd w:id="111"/>
+      <w:bookmarkEnd w:id="112"/>
     </w:p>
     <w:p>
       <w:pPr>
@@ -39485,7 +40358,7 @@
           <w:noProof/>
         </w:rPr>
         <w:drawing>
-          <wp:inline distT="0" distB="0" distL="0" distR="0" wp14:anchorId="16F893B6" wp14:editId="59476E3B">
+          <wp:inline distT="0" distB="0" distL="0" distR="0" wp14:anchorId="6BD39D9B" wp14:editId="3052246B">
             <wp:extent cx="4640977" cy="7498079"/>
             <wp:effectExtent l="0" t="0" r="0" b="0"/>
             <wp:docPr id="24" name="Picture 24"/>
@@ -39573,7 +40446,7 @@
         <w:pStyle w:val="Titre2"/>
         <w:spacing w:before="460" w:after="220"/>
       </w:pPr>
-      <w:bookmarkStart w:id="112" w:name="_Toc232748324"/>
+      <w:bookmarkStart w:id="113" w:name="_Toc232834580"/>
       <w:r>
         <w:rPr>
           <w:rFonts w:ascii="Aptos Display" w:hAnsi="Aptos Display"/>
@@ -39589,7 +40462,7 @@
         </w:rPr>
         <w:t>8.1 Use the launcher as the stable runtime entry point</w:t>
       </w:r>
-      <w:bookmarkEnd w:id="112"/>
+      <w:bookmarkEnd w:id="113"/>
     </w:p>
     <w:p>
       <w:r>
@@ -39667,7 +40540,7 @@
         <w:pStyle w:val="Titre2"/>
         <w:spacing w:before="460" w:after="220"/>
       </w:pPr>
-      <w:bookmarkStart w:id="113" w:name="_Toc232748325"/>
+      <w:bookmarkStart w:id="114" w:name="_Toc232834581"/>
       <w:r>
         <w:rPr>
           <w:rFonts w:ascii="Aptos Display" w:hAnsi="Aptos Display"/>
@@ -39682,7 +40555,7 @@
         </w:rPr>
         <w:t>8.2 Supported arguments</w:t>
       </w:r>
-      <w:bookmarkEnd w:id="113"/>
+      <w:bookmarkEnd w:id="114"/>
     </w:p>
     <w:tbl>
       <w:tblPr>
@@ -39961,7 +40834,7 @@
         <w:pStyle w:val="Titre2"/>
         <w:spacing w:before="460" w:after="220"/>
       </w:pPr>
-      <w:bookmarkStart w:id="114" w:name="_Toc232748326"/>
+      <w:bookmarkStart w:id="115" w:name="_Toc232834582"/>
       <w:r>
         <w:rPr>
           <w:rFonts w:ascii="Aptos Display" w:hAnsi="Aptos Display"/>
@@ -39976,7 +40849,7 @@
         </w:rPr>
         <w:t>8.3 How the script resolves mfd_window.exe</w:t>
       </w:r>
-      <w:bookmarkEnd w:id="114"/>
+      <w:bookmarkEnd w:id="115"/>
     </w:p>
     <w:p>
       <w:r>
@@ -40064,7 +40937,7 @@
         <w:pStyle w:val="Titre2"/>
         <w:spacing w:before="460" w:after="220"/>
       </w:pPr>
-      <w:bookmarkStart w:id="115" w:name="_Toc232748327"/>
+      <w:bookmarkStart w:id="116" w:name="_Toc232834583"/>
       <w:r>
         <w:rPr>
           <w:rFonts w:ascii="Aptos Display" w:hAnsi="Aptos Display"/>
@@ -40079,7 +40952,7 @@
         </w:rPr>
         <w:t>8.4 How plugin resolution works</w:t>
       </w:r>
-      <w:bookmarkEnd w:id="115"/>
+      <w:bookmarkEnd w:id="116"/>
     </w:p>
     <w:p>
       <w:r>
@@ -40165,7 +41038,7 @@
         <w:pStyle w:val="Titre2"/>
         <w:spacing w:before="460" w:after="220"/>
       </w:pPr>
-      <w:bookmarkStart w:id="116" w:name="_Toc232748328"/>
+      <w:bookmarkStart w:id="117" w:name="_Toc232834584"/>
       <w:r>
         <w:rPr>
           <w:rFonts w:ascii="Aptos Display" w:hAnsi="Aptos Display"/>
@@ -40180,7 +41053,7 @@
         </w:rPr>
         <w:t>8.5 Example of a preconfigured project launcher</w:t>
       </w:r>
-      <w:bookmarkEnd w:id="116"/>
+      <w:bookmarkEnd w:id="117"/>
     </w:p>
     <w:p>
       <w:r>
@@ -40308,7 +41181,7 @@
         <w:pStyle w:val="Titre2"/>
         <w:spacing w:before="460" w:after="220"/>
       </w:pPr>
-      <w:bookmarkStart w:id="117" w:name="_Toc232748329"/>
+      <w:bookmarkStart w:id="118" w:name="_Toc232834585"/>
       <w:r>
         <w:rPr>
           <w:rFonts w:ascii="Aptos Display" w:hAnsi="Aptos Display"/>
@@ -40323,7 +41196,7 @@
         </w:rPr>
         <w:t>8.6 Example with an explicit custom plugin</w:t>
       </w:r>
-      <w:bookmarkEnd w:id="117"/>
+      <w:bookmarkEnd w:id="118"/>
     </w:p>
     <w:p>
       <w:pPr>
@@ -40418,7 +41291,7 @@
         <w:pStyle w:val="Titre2"/>
         <w:spacing w:before="460" w:after="220"/>
       </w:pPr>
-      <w:bookmarkStart w:id="118" w:name="_Toc232748330"/>
+      <w:bookmarkStart w:id="119" w:name="_Toc232834586"/>
       <w:r>
         <w:rPr>
           <w:rFonts w:ascii="Aptos Display" w:hAnsi="Aptos Display"/>
@@ -40433,7 +41306,7 @@
         </w:rPr>
         <w:t>8.7 Why the script is still useful when the CLI exists</w:t>
       </w:r>
-      <w:bookmarkEnd w:id="118"/>
+      <w:bookmarkEnd w:id="119"/>
     </w:p>
     <w:p>
       <w:r>
@@ -40486,7 +41359,7 @@
         <w:pStyle w:val="Titre2"/>
         <w:spacing w:before="460" w:after="220"/>
       </w:pPr>
-      <w:bookmarkStart w:id="119" w:name="_Toc232748331"/>
+      <w:bookmarkStart w:id="120" w:name="_Toc232834587"/>
       <w:r>
         <w:rPr>
           <w:rFonts w:ascii="Aptos Display" w:hAnsi="Aptos Display"/>
@@ -40501,7 +41374,7 @@
         </w:rPr>
         <w:t>8.8 Write your own project launcher</w:t>
       </w:r>
-      <w:bookmarkEnd w:id="119"/>
+      <w:bookmarkEnd w:id="120"/>
     </w:p>
     <w:p>
       <w:pPr>
@@ -40577,7 +41450,7 @@
         <w:pStyle w:val="Titre2"/>
         <w:spacing w:before="460" w:after="220"/>
       </w:pPr>
-      <w:bookmarkStart w:id="120" w:name="_Toc232748332"/>
+      <w:bookmarkStart w:id="121" w:name="_Toc232834588"/>
       <w:r>
         <w:rPr>
           <w:rFonts w:ascii="Aptos Display" w:hAnsi="Aptos Display"/>
@@ -40593,7 +41466,7 @@
         </w:rPr>
         <w:t>8.9 Launch checklist with a framebuffer plugin</w:t>
       </w:r>
-      <w:bookmarkEnd w:id="120"/>
+      <w:bookmarkEnd w:id="121"/>
     </w:p>
     <w:p>
       <w:r>
@@ -40663,7 +41536,7 @@
         <w:pStyle w:val="Titre2"/>
         <w:spacing w:before="460" w:after="220"/>
       </w:pPr>
-      <w:bookmarkStart w:id="121" w:name="_Toc232748333"/>
+      <w:bookmarkStart w:id="122" w:name="_Toc232834589"/>
       <w:r>
         <w:rPr>
           <w:rFonts w:ascii="Aptos Display" w:hAnsi="Aptos Display"/>
@@ -40678,7 +41551,7 @@
         </w:rPr>
         <w:t>8.10 If the plugin does not load</w:t>
       </w:r>
-      <w:bookmarkEnd w:id="121"/>
+      <w:bookmarkEnd w:id="122"/>
     </w:p>
     <w:p>
       <w:r>
@@ -40772,7 +41645,7 @@
         </w:pBdr>
         <w:spacing w:before="80" w:after="200"/>
       </w:pPr>
-      <w:bookmarkStart w:id="122" w:name="_Toc232748334"/>
+      <w:bookmarkStart w:id="123" w:name="_Toc232834590"/>
       <w:r>
         <w:rPr>
           <w:rFonts w:ascii="Aptos Display" w:hAnsi="Aptos Display"/>
@@ -40781,14 +41654,14 @@
         <w:lastRenderedPageBreak/>
         <w:t>9. Overall recommended checklist</w:t>
       </w:r>
-      <w:bookmarkEnd w:id="122"/>
+      <w:bookmarkEnd w:id="123"/>
     </w:p>
     <w:p>
       <w:pPr>
         <w:pStyle w:val="Titre2"/>
         <w:spacing w:before="460" w:after="220"/>
       </w:pPr>
-      <w:bookmarkStart w:id="123" w:name="_Toc232748335"/>
+      <w:bookmarkStart w:id="124" w:name="_Toc232834591"/>
       <w:r>
         <w:rPr>
           <w:rFonts w:ascii="Aptos Display" w:hAnsi="Aptos Display"/>
@@ -40803,7 +41676,7 @@
         </w:rPr>
         <w:t>9.1 End-to-end project workflow</w:t>
       </w:r>
-      <w:bookmarkEnd w:id="123"/>
+      <w:bookmarkEnd w:id="124"/>
     </w:p>
     <w:p>
       <w:pPr>
@@ -41004,7 +41877,7 @@
         <w:pStyle w:val="Titre2"/>
         <w:spacing w:before="460" w:after="220"/>
       </w:pPr>
-      <w:bookmarkStart w:id="124" w:name="_Toc232748336"/>
+      <w:bookmarkStart w:id="125" w:name="_Toc232834592"/>
       <w:r>
         <w:rPr>
           <w:rFonts w:ascii="Aptos Display" w:hAnsi="Aptos Display"/>
@@ -41019,7 +41892,7 @@
         </w:rPr>
         <w:t>9.2 Design errors to avoid</w:t>
       </w:r>
-      <w:bookmarkEnd w:id="124"/>
+      <w:bookmarkEnd w:id="125"/>
     </w:p>
     <w:p>
       <w:pPr>
@@ -41139,7 +42012,7 @@
         <w:pStyle w:val="Titre2"/>
         <w:spacing w:before="460" w:after="220"/>
       </w:pPr>
-      <w:bookmarkStart w:id="125" w:name="_Toc232748337"/>
+      <w:bookmarkStart w:id="126" w:name="_Toc232834593"/>
       <w:r>
         <w:rPr>
           <w:rFonts w:ascii="Aptos Display" w:hAnsi="Aptos Display"/>
@@ -41154,7 +42027,7 @@
         </w:rPr>
         <w:t>9.3 Files every integrator should know</w:t>
       </w:r>
-      <w:bookmarkEnd w:id="125"/>
+      <w:bookmarkEnd w:id="126"/>
     </w:p>
     <w:tbl>
       <w:tblPr>
@@ -42087,7 +42960,7 @@
         <w:pStyle w:val="Titre2"/>
         <w:spacing w:before="460" w:after="220"/>
       </w:pPr>
-      <w:bookmarkStart w:id="126" w:name="_Toc232748338"/>
+      <w:bookmarkStart w:id="127" w:name="_Toc232834594"/>
       <w:r>
         <w:rPr>
           <w:rFonts w:ascii="Aptos Display" w:hAnsi="Aptos Display"/>
@@ -42102,7 +42975,7 @@
         </w:rPr>
         <w:t>9.4 Final takeaway</w:t>
       </w:r>
-      <w:bookmarkEnd w:id="126"/>
+      <w:bookmarkEnd w:id="127"/>
     </w:p>
     <w:p>
       <w:r>
@@ -42195,7 +43068,7 @@
         </w:pBdr>
         <w:spacing w:before="80" w:after="200"/>
       </w:pPr>
-      <w:bookmarkStart w:id="127" w:name="_Toc232748339"/>
+      <w:bookmarkStart w:id="128" w:name="_Toc232834595"/>
       <w:r>
         <w:rPr>
           <w:rFonts w:ascii="Aptos Display" w:hAnsi="Aptos Display"/>
@@ -42204,7 +43077,7 @@
         <w:lastRenderedPageBreak/>
         <w:t>Appendix A. Quick Reference</w:t>
       </w:r>
-      <w:bookmarkEnd w:id="127"/>
+      <w:bookmarkEnd w:id="128"/>
     </w:p>
     <w:p>
       <w:r>
@@ -43658,31 +44531,31 @@
       </w:rPr>
     </w:lvl>
   </w:abstractNum>
-  <w:num w:numId="1" w16cid:durableId="167527439">
+  <w:num w:numId="1" w16cid:durableId="441530664">
     <w:abstractNumId w:val="8"/>
   </w:num>
-  <w:num w:numId="2" w16cid:durableId="1619025254">
+  <w:num w:numId="2" w16cid:durableId="492456755">
     <w:abstractNumId w:val="6"/>
   </w:num>
-  <w:num w:numId="3" w16cid:durableId="1196042187">
+  <w:num w:numId="3" w16cid:durableId="1803111918">
     <w:abstractNumId w:val="5"/>
   </w:num>
-  <w:num w:numId="4" w16cid:durableId="731126562">
+  <w:num w:numId="4" w16cid:durableId="984506482">
     <w:abstractNumId w:val="4"/>
   </w:num>
-  <w:num w:numId="5" w16cid:durableId="1536192735">
+  <w:num w:numId="5" w16cid:durableId="448546125">
     <w:abstractNumId w:val="7"/>
   </w:num>
-  <w:num w:numId="6" w16cid:durableId="1212231886">
+  <w:num w:numId="6" w16cid:durableId="572544469">
     <w:abstractNumId w:val="3"/>
   </w:num>
-  <w:num w:numId="7" w16cid:durableId="200047709">
+  <w:num w:numId="7" w16cid:durableId="406266605">
     <w:abstractNumId w:val="2"/>
   </w:num>
-  <w:num w:numId="8" w16cid:durableId="1368992486">
+  <w:num w:numId="8" w16cid:durableId="1640301174">
     <w:abstractNumId w:val="1"/>
   </w:num>
-  <w:num w:numId="9" w16cid:durableId="769856695">
+  <w:num w:numId="9" w16cid:durableId="418261785">
     <w:abstractNumId w:val="0"/>
   </w:num>
 </w:numbering>
@@ -55073,7 +55946,7 @@
     <w:autoRedefine/>
     <w:uiPriority w:val="39"/>
     <w:unhideWhenUsed/>
-    <w:rsid w:val="00C356B3"/>
+    <w:rsid w:val="004A005A"/>
     <w:pPr>
       <w:spacing w:after="100"/>
     </w:pPr>
@@ -55085,7 +55958,7 @@
     <w:autoRedefine/>
     <w:uiPriority w:val="39"/>
     <w:unhideWhenUsed/>
-    <w:rsid w:val="00C356B3"/>
+    <w:rsid w:val="004A005A"/>
     <w:pPr>
       <w:spacing w:after="100"/>
       <w:ind w:left="200"/>
@@ -55098,7 +55971,7 @@
     <w:autoRedefine/>
     <w:uiPriority w:val="39"/>
     <w:unhideWhenUsed/>
-    <w:rsid w:val="00C356B3"/>
+    <w:rsid w:val="004A005A"/>
     <w:pPr>
       <w:spacing w:after="100"/>
       <w:ind w:left="400"/>
@@ -55111,7 +55984,7 @@
     <w:autoRedefine/>
     <w:uiPriority w:val="39"/>
     <w:unhideWhenUsed/>
-    <w:rsid w:val="00C356B3"/>
+    <w:rsid w:val="004A005A"/>
     <w:pPr>
       <w:spacing w:after="100" w:line="278" w:lineRule="auto"/>
       <w:ind w:left="720"/>
@@ -55133,7 +56006,7 @@
     <w:autoRedefine/>
     <w:uiPriority w:val="39"/>
     <w:unhideWhenUsed/>
-    <w:rsid w:val="00C356B3"/>
+    <w:rsid w:val="004A005A"/>
     <w:pPr>
       <w:spacing w:after="100" w:line="278" w:lineRule="auto"/>
       <w:ind w:left="960"/>
@@ -55155,7 +56028,7 @@
     <w:autoRedefine/>
     <w:uiPriority w:val="39"/>
     <w:unhideWhenUsed/>
-    <w:rsid w:val="00C356B3"/>
+    <w:rsid w:val="004A005A"/>
     <w:pPr>
       <w:spacing w:after="100" w:line="278" w:lineRule="auto"/>
       <w:ind w:left="1200"/>
@@ -55177,7 +56050,7 @@
     <w:autoRedefine/>
     <w:uiPriority w:val="39"/>
     <w:unhideWhenUsed/>
-    <w:rsid w:val="00C356B3"/>
+    <w:rsid w:val="004A005A"/>
     <w:pPr>
       <w:spacing w:after="100" w:line="278" w:lineRule="auto"/>
       <w:ind w:left="1440"/>
@@ -55199,7 +56072,7 @@
     <w:autoRedefine/>
     <w:uiPriority w:val="39"/>
     <w:unhideWhenUsed/>
-    <w:rsid w:val="00C356B3"/>
+    <w:rsid w:val="004A005A"/>
     <w:pPr>
       <w:spacing w:after="100" w:line="278" w:lineRule="auto"/>
       <w:ind w:left="1680"/>
@@ -55221,7 +56094,7 @@
     <w:autoRedefine/>
     <w:uiPriority w:val="39"/>
     <w:unhideWhenUsed/>
-    <w:rsid w:val="00C356B3"/>
+    <w:rsid w:val="004A005A"/>
     <w:pPr>
       <w:spacing w:after="100" w:line="278" w:lineRule="auto"/>
       <w:ind w:left="1920"/>
@@ -55241,7 +56114,7 @@
     <w:basedOn w:val="Policepardfaut"/>
     <w:uiPriority w:val="99"/>
     <w:unhideWhenUsed/>
-    <w:rsid w:val="00C356B3"/>
+    <w:rsid w:val="004A005A"/>
     <w:rPr>
       <w:color w:val="0000FF" w:themeColor="hyperlink"/>
       <w:u w:val="single"/>
@@ -55253,7 +56126,7 @@
     <w:uiPriority w:val="99"/>
     <w:semiHidden/>
     <w:unhideWhenUsed/>
-    <w:rsid w:val="00C356B3"/>
+    <w:rsid w:val="004A005A"/>
     <w:rPr>
       <w:color w:val="605E5C"/>
       <w:shd w:val="clear" w:color="auto" w:fill="E1DFDD"/>
